--- a/ko/paper/paper_en.docx
+++ b/ko/paper/paper_en.docx
@@ -26,7 +26,7 @@
           <w:sz w:val="24"/>
           <w:szCs w:val="24"/>
         </w:rPr>
-        <w:id w:val="-339624493"/>
+        <w:id w:val="-995797999"/>
         <w:docPartObj>
           <w:docPartGallery w:val="Table of Contents"/>
           <w:docPartUnique/>
@@ -66,7 +66,7 @@
           <w:r>
             <w:fldChar w:fldCharType="separate"/>
           </w:r>
-          <w:hyperlink w:anchor="_Toc229241862" w:history="1">
+          <w:hyperlink w:anchor="_Toc229332660" w:history="1">
             <w:r>
               <w:rPr>
                 <w:rStyle w:val="ac"/>
@@ -93,7 +93,7 @@
                 <w:noProof/>
                 <w:webHidden/>
               </w:rPr>
-              <w:instrText xml:space="preserve"> PAGEREF _Toc229241862 \h </w:instrText>
+              <w:instrText xml:space="preserve"> PAGEREF _Toc229332660 \h </w:instrText>
             </w:r>
             <w:r>
               <w:rPr>
@@ -134,7 +134,7 @@
               <w:noProof/>
             </w:rPr>
           </w:pPr>
-          <w:hyperlink w:anchor="_Toc229241863" w:history="1">
+          <w:hyperlink w:anchor="_Toc229332661" w:history="1">
             <w:r>
               <w:rPr>
                 <w:rStyle w:val="ac"/>
@@ -161,7 +161,7 @@
                 <w:noProof/>
                 <w:webHidden/>
               </w:rPr>
-              <w:instrText xml:space="preserve"> PAGEREF _Toc229241863 \h </w:instrText>
+              <w:instrText xml:space="preserve"> PAGEREF _Toc229332661 \h </w:instrText>
             </w:r>
             <w:r>
               <w:rPr>
@@ -203,7 +203,7 @@
               <w:noProof/>
             </w:rPr>
           </w:pPr>
-          <w:hyperlink w:anchor="_Toc229241864" w:history="1">
+          <w:hyperlink w:anchor="_Toc229332662" w:history="1">
             <w:r>
               <w:rPr>
                 <w:rStyle w:val="ac"/>
@@ -230,7 +230,7 @@
                 <w:noProof/>
                 <w:webHidden/>
               </w:rPr>
-              <w:instrText xml:space="preserve"> PAGEREF _Toc229241864 \h </w:instrText>
+              <w:instrText xml:space="preserve"> PAGEREF _Toc229332662 \h </w:instrText>
             </w:r>
             <w:r>
               <w:rPr>
@@ -272,7 +272,7 @@
               <w:noProof/>
             </w:rPr>
           </w:pPr>
-          <w:hyperlink w:anchor="_Toc229241865" w:history="1">
+          <w:hyperlink w:anchor="_Toc229332663" w:history="1">
             <w:r>
               <w:rPr>
                 <w:rStyle w:val="ac"/>
@@ -299,7 +299,7 @@
                 <w:noProof/>
                 <w:webHidden/>
               </w:rPr>
-              <w:instrText xml:space="preserve"> PAGEREF _Toc229241865 \h </w:instrText>
+              <w:instrText xml:space="preserve"> PAGEREF _Toc229332663 \h </w:instrText>
             </w:r>
             <w:r>
               <w:rPr>
@@ -341,7 +341,7 @@
               <w:noProof/>
             </w:rPr>
           </w:pPr>
-          <w:hyperlink w:anchor="_Toc229241866" w:history="1">
+          <w:hyperlink w:anchor="_Toc229332664" w:history="1">
             <w:r>
               <w:rPr>
                 <w:rStyle w:val="ac"/>
@@ -368,7 +368,7 @@
                 <w:noProof/>
                 <w:webHidden/>
               </w:rPr>
-              <w:instrText xml:space="preserve"> PAGEREF _Toc229241866 \h </w:instrText>
+              <w:instrText xml:space="preserve"> PAGEREF _Toc229332664 \h </w:instrText>
             </w:r>
             <w:r>
               <w:rPr>
@@ -409,7 +409,7 @@
               <w:noProof/>
             </w:rPr>
           </w:pPr>
-          <w:hyperlink w:anchor="_Toc229241867" w:history="1">
+          <w:hyperlink w:anchor="_Toc229332665" w:history="1">
             <w:r>
               <w:rPr>
                 <w:rStyle w:val="ac"/>
@@ -436,7 +436,7 @@
                 <w:noProof/>
                 <w:webHidden/>
               </w:rPr>
-              <w:instrText xml:space="preserve"> PAGEREF _Toc229241867 \h </w:instrText>
+              <w:instrText xml:space="preserve"> PAGEREF _Toc229332665 \h </w:instrText>
             </w:r>
             <w:r>
               <w:rPr>
@@ -478,7 +478,7 @@
               <w:noProof/>
             </w:rPr>
           </w:pPr>
-          <w:hyperlink w:anchor="_Toc229241868" w:history="1">
+          <w:hyperlink w:anchor="_Toc229332666" w:history="1">
             <w:r>
               <w:rPr>
                 <w:rStyle w:val="ac"/>
@@ -505,7 +505,7 @@
                 <w:noProof/>
                 <w:webHidden/>
               </w:rPr>
-              <w:instrText xml:space="preserve"> PAGEREF _Toc229241868 \h </w:instrText>
+              <w:instrText xml:space="preserve"> PAGEREF _Toc229332666 \h </w:instrText>
             </w:r>
             <w:r>
               <w:rPr>
@@ -547,7 +547,7 @@
               <w:noProof/>
             </w:rPr>
           </w:pPr>
-          <w:hyperlink w:anchor="_Toc229241869" w:history="1">
+          <w:hyperlink w:anchor="_Toc229332667" w:history="1">
             <w:r>
               <w:rPr>
                 <w:rStyle w:val="ac"/>
@@ -574,7 +574,7 @@
                 <w:noProof/>
                 <w:webHidden/>
               </w:rPr>
-              <w:instrText xml:space="preserve"> PAGEREF _Toc229241869 \h </w:instrText>
+              <w:instrText xml:space="preserve"> PAGEREF _Toc229332667 \h </w:instrText>
             </w:r>
             <w:r>
               <w:rPr>
@@ -616,7 +616,7 @@
               <w:noProof/>
             </w:rPr>
           </w:pPr>
-          <w:hyperlink w:anchor="_Toc229241870" w:history="1">
+          <w:hyperlink w:anchor="_Toc229332668" w:history="1">
             <w:r>
               <w:rPr>
                 <w:rStyle w:val="ac"/>
@@ -643,7 +643,7 @@
                 <w:noProof/>
                 <w:webHidden/>
               </w:rPr>
-              <w:instrText xml:space="preserve"> PAGEREF _Toc229241870 \h </w:instrText>
+              <w:instrText xml:space="preserve"> PAGEREF _Toc229332668 \h </w:instrText>
             </w:r>
             <w:r>
               <w:rPr>
@@ -685,7 +685,7 @@
               <w:noProof/>
             </w:rPr>
           </w:pPr>
-          <w:hyperlink w:anchor="_Toc229241871" w:history="1">
+          <w:hyperlink w:anchor="_Toc229332669" w:history="1">
             <w:r>
               <w:rPr>
                 <w:rStyle w:val="ac"/>
@@ -712,7 +712,7 @@
                 <w:noProof/>
                 <w:webHidden/>
               </w:rPr>
-              <w:instrText xml:space="preserve"> PAGEREF _Toc229241871 \h </w:instrText>
+              <w:instrText xml:space="preserve"> PAGEREF _Toc229332669 \h </w:instrText>
             </w:r>
             <w:r>
               <w:rPr>
@@ -753,7 +753,7 @@
               <w:noProof/>
             </w:rPr>
           </w:pPr>
-          <w:hyperlink w:anchor="_Toc229241872" w:history="1">
+          <w:hyperlink w:anchor="_Toc229332670" w:history="1">
             <w:r>
               <w:rPr>
                 <w:rStyle w:val="ac"/>
@@ -780,7 +780,7 @@
                 <w:noProof/>
                 <w:webHidden/>
               </w:rPr>
-              <w:instrText xml:space="preserve"> PAGEREF _Toc229241872 \h </w:instrText>
+              <w:instrText xml:space="preserve"> PAGEREF _Toc229332670 \h </w:instrText>
             </w:r>
             <w:r>
               <w:rPr>
@@ -822,7 +822,7 @@
               <w:noProof/>
             </w:rPr>
           </w:pPr>
-          <w:hyperlink w:anchor="_Toc229241873" w:history="1">
+          <w:hyperlink w:anchor="_Toc229332671" w:history="1">
             <w:r>
               <w:rPr>
                 <w:rStyle w:val="ac"/>
@@ -849,7 +849,7 @@
                 <w:noProof/>
                 <w:webHidden/>
               </w:rPr>
-              <w:instrText xml:space="preserve"> PAGEREF _Toc229241873 \h </w:instrText>
+              <w:instrText xml:space="preserve"> PAGEREF _Toc229332671 \h </w:instrText>
             </w:r>
             <w:r>
               <w:rPr>
@@ -891,7 +891,7 @@
               <w:noProof/>
             </w:rPr>
           </w:pPr>
-          <w:hyperlink w:anchor="_Toc229241874" w:history="1">
+          <w:hyperlink w:anchor="_Toc229332672" w:history="1">
             <w:r>
               <w:rPr>
                 <w:rStyle w:val="ac"/>
@@ -918,7 +918,7 @@
                 <w:noProof/>
                 <w:webHidden/>
               </w:rPr>
-              <w:instrText xml:space="preserve"> PAGEREF _Toc229241874 \h </w:instrText>
+              <w:instrText xml:space="preserve"> PAGEREF _Toc229332672 \h </w:instrText>
             </w:r>
             <w:r>
               <w:rPr>
@@ -960,7 +960,7 @@
               <w:noProof/>
             </w:rPr>
           </w:pPr>
-          <w:hyperlink w:anchor="_Toc229241875" w:history="1">
+          <w:hyperlink w:anchor="_Toc229332673" w:history="1">
             <w:r>
               <w:rPr>
                 <w:rStyle w:val="ac"/>
@@ -987,7 +987,7 @@
                 <w:noProof/>
                 <w:webHidden/>
               </w:rPr>
-              <w:instrText xml:space="preserve"> PAGEREF _Toc229241875 \h </w:instrText>
+              <w:instrText xml:space="preserve"> PAGEREF _Toc229332673 \h </w:instrText>
             </w:r>
             <w:r>
               <w:rPr>
@@ -1028,7 +1028,7 @@
               <w:noProof/>
             </w:rPr>
           </w:pPr>
-          <w:hyperlink w:anchor="_Toc229241876" w:history="1">
+          <w:hyperlink w:anchor="_Toc229332674" w:history="1">
             <w:r>
               <w:rPr>
                 <w:rStyle w:val="ac"/>
@@ -1055,7 +1055,7 @@
                 <w:noProof/>
                 <w:webHidden/>
               </w:rPr>
-              <w:instrText xml:space="preserve"> PAGEREF _Toc229241876 \h </w:instrText>
+              <w:instrText xml:space="preserve"> PAGEREF _Toc229332674 \h </w:instrText>
             </w:r>
             <w:r>
               <w:rPr>
@@ -1097,7 +1097,7 @@
               <w:noProof/>
             </w:rPr>
           </w:pPr>
-          <w:hyperlink w:anchor="_Toc229241877" w:history="1">
+          <w:hyperlink w:anchor="_Toc229332675" w:history="1">
             <w:r>
               <w:rPr>
                 <w:rStyle w:val="ac"/>
@@ -1124,7 +1124,7 @@
                 <w:noProof/>
                 <w:webHidden/>
               </w:rPr>
-              <w:instrText xml:space="preserve"> PAGEREF _Toc229241877 \h </w:instrText>
+              <w:instrText xml:space="preserve"> PAGEREF _Toc229332675 \h </w:instrText>
             </w:r>
             <w:r>
               <w:rPr>
@@ -1166,7 +1166,7 @@
               <w:noProof/>
             </w:rPr>
           </w:pPr>
-          <w:hyperlink w:anchor="_Toc229241878" w:history="1">
+          <w:hyperlink w:anchor="_Toc229332676" w:history="1">
             <w:r>
               <w:rPr>
                 <w:rStyle w:val="ac"/>
@@ -1193,7 +1193,7 @@
                 <w:noProof/>
                 <w:webHidden/>
               </w:rPr>
-              <w:instrText xml:space="preserve"> PAGEREF _Toc229241878 \h </w:instrText>
+              <w:instrText xml:space="preserve"> PAGEREF _Toc229332676 \h </w:instrText>
             </w:r>
             <w:r>
               <w:rPr>
@@ -1235,7 +1235,7 @@
               <w:noProof/>
             </w:rPr>
           </w:pPr>
-          <w:hyperlink w:anchor="_Toc229241879" w:history="1">
+          <w:hyperlink w:anchor="_Toc229332677" w:history="1">
             <w:r>
               <w:rPr>
                 <w:rStyle w:val="ac"/>
@@ -1262,7 +1262,7 @@
                 <w:noProof/>
                 <w:webHidden/>
               </w:rPr>
-              <w:instrText xml:space="preserve"> PAGEREF _Toc229241879 \h </w:instrText>
+              <w:instrText xml:space="preserve"> PAGEREF _Toc229332677 \h </w:instrText>
             </w:r>
             <w:r>
               <w:rPr>
@@ -1304,7 +1304,7 @@
               <w:noProof/>
             </w:rPr>
           </w:pPr>
-          <w:hyperlink w:anchor="_Toc229241880" w:history="1">
+          <w:hyperlink w:anchor="_Toc229332678" w:history="1">
             <w:r>
               <w:rPr>
                 <w:rStyle w:val="ac"/>
@@ -1331,7 +1331,7 @@
                 <w:noProof/>
                 <w:webHidden/>
               </w:rPr>
-              <w:instrText xml:space="preserve"> PAGEREF _Toc229241880 \h </w:instrText>
+              <w:instrText xml:space="preserve"> PAGEREF _Toc229332678 \h </w:instrText>
             </w:r>
             <w:r>
               <w:rPr>
@@ -1373,7 +1373,7 @@
               <w:noProof/>
             </w:rPr>
           </w:pPr>
-          <w:hyperlink w:anchor="_Toc229241881" w:history="1">
+          <w:hyperlink w:anchor="_Toc229332679" w:history="1">
             <w:r>
               <w:rPr>
                 <w:rStyle w:val="ac"/>
@@ -1400,7 +1400,7 @@
                 <w:noProof/>
                 <w:webHidden/>
               </w:rPr>
-              <w:instrText xml:space="preserve"> PAGEREF _Toc229241881 \h </w:instrText>
+              <w:instrText xml:space="preserve"> PAGEREF _Toc229332679 \h </w:instrText>
             </w:r>
             <w:r>
               <w:rPr>
@@ -1441,7 +1441,7 @@
               <w:noProof/>
             </w:rPr>
           </w:pPr>
-          <w:hyperlink w:anchor="_Toc229241882" w:history="1">
+          <w:hyperlink w:anchor="_Toc229332680" w:history="1">
             <w:r>
               <w:rPr>
                 <w:rStyle w:val="ac"/>
@@ -1468,7 +1468,7 @@
                 <w:noProof/>
                 <w:webHidden/>
               </w:rPr>
-              <w:instrText xml:space="preserve"> PAGEREF _Toc229241882 \h </w:instrText>
+              <w:instrText xml:space="preserve"> PAGEREF _Toc229332680 \h </w:instrText>
             </w:r>
             <w:r>
               <w:rPr>
@@ -1510,7 +1510,7 @@
               <w:noProof/>
             </w:rPr>
           </w:pPr>
-          <w:hyperlink w:anchor="_Toc229241883" w:history="1">
+          <w:hyperlink w:anchor="_Toc229332681" w:history="1">
             <w:r>
               <w:rPr>
                 <w:rStyle w:val="ac"/>
@@ -1537,7 +1537,7 @@
                 <w:noProof/>
                 <w:webHidden/>
               </w:rPr>
-              <w:instrText xml:space="preserve"> PAGEREF _Toc229241883 \h </w:instrText>
+              <w:instrText xml:space="preserve"> PAGEREF _Toc229332681 \h </w:instrText>
             </w:r>
             <w:r>
               <w:rPr>
@@ -1579,7 +1579,7 @@
               <w:noProof/>
             </w:rPr>
           </w:pPr>
-          <w:hyperlink w:anchor="_Toc229241884" w:history="1">
+          <w:hyperlink w:anchor="_Toc229332682" w:history="1">
             <w:r>
               <w:rPr>
                 <w:rStyle w:val="ac"/>
@@ -1606,7 +1606,7 @@
                 <w:noProof/>
                 <w:webHidden/>
               </w:rPr>
-              <w:instrText xml:space="preserve"> PAGEREF _Toc229241884 \h </w:instrText>
+              <w:instrText xml:space="preserve"> PAGEREF _Toc229332682 \h </w:instrText>
             </w:r>
             <w:r>
               <w:rPr>
@@ -1648,7 +1648,7 @@
               <w:noProof/>
             </w:rPr>
           </w:pPr>
-          <w:hyperlink w:anchor="_Toc229241885" w:history="1">
+          <w:hyperlink w:anchor="_Toc229332683" w:history="1">
             <w:r>
               <w:rPr>
                 <w:rStyle w:val="ac"/>
@@ -1675,7 +1675,7 @@
                 <w:noProof/>
                 <w:webHidden/>
               </w:rPr>
-              <w:instrText xml:space="preserve"> PAGEREF _Toc229241885 \h </w:instrText>
+              <w:instrText xml:space="preserve"> PAGEREF _Toc229332683 \h </w:instrText>
             </w:r>
             <w:r>
               <w:rPr>
@@ -1717,7 +1717,7 @@
               <w:noProof/>
             </w:rPr>
           </w:pPr>
-          <w:hyperlink w:anchor="_Toc229241886" w:history="1">
+          <w:hyperlink w:anchor="_Toc229332684" w:history="1">
             <w:r>
               <w:rPr>
                 <w:rStyle w:val="ac"/>
@@ -1744,7 +1744,7 @@
                 <w:noProof/>
                 <w:webHidden/>
               </w:rPr>
-              <w:instrText xml:space="preserve"> PAGEREF _Toc229241886 \h </w:instrText>
+              <w:instrText xml:space="preserve"> PAGEREF _Toc229332684 \h </w:instrText>
             </w:r>
             <w:r>
               <w:rPr>
@@ -1785,7 +1785,7 @@
               <w:noProof/>
             </w:rPr>
           </w:pPr>
-          <w:hyperlink w:anchor="_Toc229241887" w:history="1">
+          <w:hyperlink w:anchor="_Toc229332685" w:history="1">
             <w:r>
               <w:rPr>
                 <w:rStyle w:val="ac"/>
@@ -1812,7 +1812,7 @@
                 <w:noProof/>
                 <w:webHidden/>
               </w:rPr>
-              <w:instrText xml:space="preserve"> PAGEREF _Toc229241887 \h </w:instrText>
+              <w:instrText xml:space="preserve"> PAGEREF _Toc229332685 \h </w:instrText>
             </w:r>
             <w:r>
               <w:rPr>
@@ -1854,7 +1854,7 @@
               <w:noProof/>
             </w:rPr>
           </w:pPr>
-          <w:hyperlink w:anchor="_Toc229241888" w:history="1">
+          <w:hyperlink w:anchor="_Toc229332686" w:history="1">
             <w:r>
               <w:rPr>
                 <w:rStyle w:val="ac"/>
@@ -1881,7 +1881,7 @@
                 <w:noProof/>
                 <w:webHidden/>
               </w:rPr>
-              <w:instrText xml:space="preserve"> PAGEREF _Toc229241888 \h </w:instrText>
+              <w:instrText xml:space="preserve"> PAGEREF _Toc229332686 \h </w:instrText>
             </w:r>
             <w:r>
               <w:rPr>
@@ -1923,7 +1923,7 @@
               <w:noProof/>
             </w:rPr>
           </w:pPr>
-          <w:hyperlink w:anchor="_Toc229241889" w:history="1">
+          <w:hyperlink w:anchor="_Toc229332687" w:history="1">
             <w:r>
               <w:rPr>
                 <w:rStyle w:val="ac"/>
@@ -1950,7 +1950,7 @@
                 <w:noProof/>
                 <w:webHidden/>
               </w:rPr>
-              <w:instrText xml:space="preserve"> PAGEREF _Toc229241889 \h </w:instrText>
+              <w:instrText xml:space="preserve"> PAGEREF _Toc229332687 \h </w:instrText>
             </w:r>
             <w:r>
               <w:rPr>
@@ -1992,7 +1992,7 @@
               <w:noProof/>
             </w:rPr>
           </w:pPr>
-          <w:hyperlink w:anchor="_Toc229241890" w:history="1">
+          <w:hyperlink w:anchor="_Toc229332688" w:history="1">
             <w:r>
               <w:rPr>
                 <w:rStyle w:val="ac"/>
@@ -2019,7 +2019,7 @@
                 <w:noProof/>
                 <w:webHidden/>
               </w:rPr>
-              <w:instrText xml:space="preserve"> PAGEREF _Toc229241890 \h </w:instrText>
+              <w:instrText xml:space="preserve"> PAGEREF _Toc229332688 \h </w:instrText>
             </w:r>
             <w:r>
               <w:rPr>
@@ -2061,7 +2061,7 @@
               <w:noProof/>
             </w:rPr>
           </w:pPr>
-          <w:hyperlink w:anchor="_Toc229241891" w:history="1">
+          <w:hyperlink w:anchor="_Toc229332689" w:history="1">
             <w:r>
               <w:rPr>
                 <w:rStyle w:val="ac"/>
@@ -2088,7 +2088,7 @@
                 <w:noProof/>
                 <w:webHidden/>
               </w:rPr>
-              <w:instrText xml:space="preserve"> PAGEREF _Toc229241891 \h </w:instrText>
+              <w:instrText xml:space="preserve"> PAGEREF _Toc229332689 \h </w:instrText>
             </w:r>
             <w:r>
               <w:rPr>
@@ -2130,7 +2130,7 @@
               <w:noProof/>
             </w:rPr>
           </w:pPr>
-          <w:hyperlink w:anchor="_Toc229241892" w:history="1">
+          <w:hyperlink w:anchor="_Toc229332690" w:history="1">
             <w:r>
               <w:rPr>
                 <w:rStyle w:val="ac"/>
@@ -2157,7 +2157,7 @@
                 <w:noProof/>
                 <w:webHidden/>
               </w:rPr>
-              <w:instrText xml:space="preserve"> PAGEREF _Toc229241892 \h </w:instrText>
+              <w:instrText xml:space="preserve"> PAGEREF _Toc229332690 \h </w:instrText>
             </w:r>
             <w:r>
               <w:rPr>
@@ -2198,7 +2198,7 @@
               <w:noProof/>
             </w:rPr>
           </w:pPr>
-          <w:hyperlink w:anchor="_Toc229241893" w:history="1">
+          <w:hyperlink w:anchor="_Toc229332691" w:history="1">
             <w:r>
               <w:rPr>
                 <w:rStyle w:val="ac"/>
@@ -2225,7 +2225,7 @@
                 <w:noProof/>
                 <w:webHidden/>
               </w:rPr>
-              <w:instrText xml:space="preserve"> PAGEREF _Toc229241893 \h </w:instrText>
+              <w:instrText xml:space="preserve"> PAGEREF _Toc229332691 \h </w:instrText>
             </w:r>
             <w:r>
               <w:rPr>
@@ -2267,7 +2267,7 @@
               <w:noProof/>
             </w:rPr>
           </w:pPr>
-          <w:hyperlink w:anchor="_Toc229241894" w:history="1">
+          <w:hyperlink w:anchor="_Toc229332692" w:history="1">
             <w:r>
               <w:rPr>
                 <w:rStyle w:val="ac"/>
@@ -2294,7 +2294,7 @@
                 <w:noProof/>
                 <w:webHidden/>
               </w:rPr>
-              <w:instrText xml:space="preserve"> PAGEREF _Toc229241894 \h </w:instrText>
+              <w:instrText xml:space="preserve"> PAGEREF _Toc229332692 \h </w:instrText>
             </w:r>
             <w:r>
               <w:rPr>
@@ -2336,7 +2336,7 @@
               <w:noProof/>
             </w:rPr>
           </w:pPr>
-          <w:hyperlink w:anchor="_Toc229241895" w:history="1">
+          <w:hyperlink w:anchor="_Toc229332693" w:history="1">
             <w:r>
               <w:rPr>
                 <w:rStyle w:val="ac"/>
@@ -2363,7 +2363,7 @@
                 <w:noProof/>
                 <w:webHidden/>
               </w:rPr>
-              <w:instrText xml:space="preserve"> PAGEREF _Toc229241895 \h </w:instrText>
+              <w:instrText xml:space="preserve"> PAGEREF _Toc229332693 \h </w:instrText>
             </w:r>
             <w:r>
               <w:rPr>
@@ -2405,7 +2405,7 @@
               <w:noProof/>
             </w:rPr>
           </w:pPr>
-          <w:hyperlink w:anchor="_Toc229241896" w:history="1">
+          <w:hyperlink w:anchor="_Toc229332694" w:history="1">
             <w:r>
               <w:rPr>
                 <w:rStyle w:val="ac"/>
@@ -2432,7 +2432,7 @@
                 <w:noProof/>
                 <w:webHidden/>
               </w:rPr>
-              <w:instrText xml:space="preserve"> PAGEREF _Toc229241896 \h </w:instrText>
+              <w:instrText xml:space="preserve"> PAGEREF _Toc229332694 \h </w:instrText>
             </w:r>
             <w:r>
               <w:rPr>
@@ -2474,7 +2474,7 @@
               <w:noProof/>
             </w:rPr>
           </w:pPr>
-          <w:hyperlink w:anchor="_Toc229241897" w:history="1">
+          <w:hyperlink w:anchor="_Toc229332695" w:history="1">
             <w:r>
               <w:rPr>
                 <w:rStyle w:val="ac"/>
@@ -2501,7 +2501,7 @@
                 <w:noProof/>
                 <w:webHidden/>
               </w:rPr>
-              <w:instrText xml:space="preserve"> PAGEREF _Toc229241897 \h </w:instrText>
+              <w:instrText xml:space="preserve"> PAGEREF _Toc229332695 \h </w:instrText>
             </w:r>
             <w:r>
               <w:rPr>
@@ -2542,7 +2542,7 @@
               <w:noProof/>
             </w:rPr>
           </w:pPr>
-          <w:hyperlink w:anchor="_Toc229241898" w:history="1">
+          <w:hyperlink w:anchor="_Toc229332696" w:history="1">
             <w:r>
               <w:rPr>
                 <w:rStyle w:val="ac"/>
@@ -2569,7 +2569,7 @@
                 <w:noProof/>
                 <w:webHidden/>
               </w:rPr>
-              <w:instrText xml:space="preserve"> PAGEREF _Toc229241898 \h </w:instrText>
+              <w:instrText xml:space="preserve"> PAGEREF _Toc229332696 \h </w:instrText>
             </w:r>
             <w:r>
               <w:rPr>
@@ -2611,7 +2611,7 @@
               <w:noProof/>
             </w:rPr>
           </w:pPr>
-          <w:hyperlink w:anchor="_Toc229241899" w:history="1">
+          <w:hyperlink w:anchor="_Toc229332697" w:history="1">
             <w:r>
               <w:rPr>
                 <w:rStyle w:val="ac"/>
@@ -2638,7 +2638,7 @@
                 <w:noProof/>
                 <w:webHidden/>
               </w:rPr>
-              <w:instrText xml:space="preserve"> PAGEREF _Toc229241899 \h </w:instrText>
+              <w:instrText xml:space="preserve"> PAGEREF _Toc229332697 \h </w:instrText>
             </w:r>
             <w:r>
               <w:rPr>
@@ -2680,7 +2680,7 @@
               <w:noProof/>
             </w:rPr>
           </w:pPr>
-          <w:hyperlink w:anchor="_Toc229241900" w:history="1">
+          <w:hyperlink w:anchor="_Toc229332698" w:history="1">
             <w:r>
               <w:rPr>
                 <w:rStyle w:val="ac"/>
@@ -2707,7 +2707,7 @@
                 <w:noProof/>
                 <w:webHidden/>
               </w:rPr>
-              <w:instrText xml:space="preserve"> PAGEREF _Toc229241900 \h </w:instrText>
+              <w:instrText xml:space="preserve"> PAGEREF _Toc229332698 \h </w:instrText>
             </w:r>
             <w:r>
               <w:rPr>
@@ -2749,7 +2749,7 @@
               <w:noProof/>
             </w:rPr>
           </w:pPr>
-          <w:hyperlink w:anchor="_Toc229241901" w:history="1">
+          <w:hyperlink w:anchor="_Toc229332699" w:history="1">
             <w:r>
               <w:rPr>
                 <w:rStyle w:val="ac"/>
@@ -2776,7 +2776,7 @@
                 <w:noProof/>
                 <w:webHidden/>
               </w:rPr>
-              <w:instrText xml:space="preserve"> PAGEREF _Toc229241901 \h </w:instrText>
+              <w:instrText xml:space="preserve"> PAGEREF _Toc229332699 \h </w:instrText>
             </w:r>
             <w:r>
               <w:rPr>
@@ -2818,7 +2818,7 @@
               <w:noProof/>
             </w:rPr>
           </w:pPr>
-          <w:hyperlink w:anchor="_Toc229241902" w:history="1">
+          <w:hyperlink w:anchor="_Toc229332700" w:history="1">
             <w:r>
               <w:rPr>
                 <w:rStyle w:val="ac"/>
@@ -2845,7 +2845,7 @@
                 <w:noProof/>
                 <w:webHidden/>
               </w:rPr>
-              <w:instrText xml:space="preserve"> PAGEREF _Toc229241902 \h </w:instrText>
+              <w:instrText xml:space="preserve"> PAGEREF _Toc229332700 \h </w:instrText>
             </w:r>
             <w:r>
               <w:rPr>
@@ -2886,7 +2886,7 @@
               <w:noProof/>
             </w:rPr>
           </w:pPr>
-          <w:hyperlink w:anchor="_Toc229241903" w:history="1">
+          <w:hyperlink w:anchor="_Toc229332701" w:history="1">
             <w:r>
               <w:rPr>
                 <w:rStyle w:val="ac"/>
@@ -2913,7 +2913,7 @@
                 <w:noProof/>
                 <w:webHidden/>
               </w:rPr>
-              <w:instrText xml:space="preserve"> PAGEREF _Toc229241903 \h </w:instrText>
+              <w:instrText xml:space="preserve"> PAGEREF _Toc229332701 \h </w:instrText>
             </w:r>
             <w:r>
               <w:rPr>
@@ -2954,13 +2954,13 @@
               <w:noProof/>
             </w:rPr>
           </w:pPr>
-          <w:hyperlink w:anchor="_Toc229241904" w:history="1">
+          <w:hyperlink w:anchor="_Toc229332702" w:history="1">
             <w:r>
               <w:rPr>
                 <w:rStyle w:val="ac"/>
                 <w:noProof/>
               </w:rPr>
-              <w:t>Acknowledgments</w:t>
+              <w:t>10. Reproducibility</w:t>
             </w:r>
             <w:r>
               <w:rPr>
@@ -2981,7 +2981,7 @@
                 <w:noProof/>
                 <w:webHidden/>
               </w:rPr>
-              <w:instrText xml:space="preserve"> PAGEREF _Toc229241904 \h </w:instrText>
+              <w:instrText xml:space="preserve"> PAGEREF _Toc229332702 \h </w:instrText>
             </w:r>
             <w:r>
               <w:rPr>
@@ -3022,13 +3022,13 @@
               <w:noProof/>
             </w:rPr>
           </w:pPr>
-          <w:hyperlink w:anchor="_Toc229241905" w:history="1">
+          <w:hyperlink w:anchor="_Toc229332703" w:history="1">
             <w:r>
               <w:rPr>
                 <w:rStyle w:val="ac"/>
                 <w:noProof/>
               </w:rPr>
-              <w:t>References</w:t>
+              <w:t>Acknowledgments</w:t>
             </w:r>
             <w:r>
               <w:rPr>
@@ -3049,7 +3049,7 @@
                 <w:noProof/>
                 <w:webHidden/>
               </w:rPr>
-              <w:instrText xml:space="preserve"> PAGEREF _Toc229241905 \h </w:instrText>
+              <w:instrText xml:space="preserve"> PAGEREF _Toc229332703 \h </w:instrText>
             </w:r>
             <w:r>
               <w:rPr>
@@ -3069,7 +3069,7 @@
                 <w:noProof/>
                 <w:webHidden/>
               </w:rPr>
-              <w:t>16</w:t>
+              <w:t>17</w:t>
             </w:r>
             <w:r>
               <w:rPr>
@@ -3090,13 +3090,13 @@
               <w:noProof/>
             </w:rPr>
           </w:pPr>
-          <w:hyperlink w:anchor="_Toc229241906" w:history="1">
+          <w:hyperlink w:anchor="_Toc229332704" w:history="1">
             <w:r>
               <w:rPr>
                 <w:rStyle w:val="ac"/>
                 <w:noProof/>
               </w:rPr>
-              <w:t>Appendix A. Screenshots</w:t>
+              <w:t>References</w:t>
             </w:r>
             <w:r>
               <w:rPr>
@@ -3117,7 +3117,7 @@
                 <w:noProof/>
                 <w:webHidden/>
               </w:rPr>
-              <w:instrText xml:space="preserve"> PAGEREF _Toc229241906 \h </w:instrText>
+              <w:instrText xml:space="preserve"> PAGEREF _Toc229332704 \h </w:instrText>
             </w:r>
             <w:r>
               <w:rPr>
@@ -3158,12 +3158,80 @@
               <w:noProof/>
             </w:rPr>
           </w:pPr>
-          <w:hyperlink w:anchor="_Toc229241907" w:history="1">
+          <w:hyperlink w:anchor="_Toc229332705" w:history="1">
             <w:r>
               <w:rPr>
                 <w:rStyle w:val="ac"/>
                 <w:noProof/>
               </w:rPr>
+              <w:t>Appendix A. Screenshots</w:t>
+            </w:r>
+            <w:r>
+              <w:rPr>
+                <w:noProof/>
+                <w:webHidden/>
+              </w:rPr>
+              <w:tab/>
+            </w:r>
+            <w:r>
+              <w:rPr>
+                <w:noProof/>
+                <w:webHidden/>
+              </w:rPr>
+              <w:fldChar w:fldCharType="begin"/>
+            </w:r>
+            <w:r>
+              <w:rPr>
+                <w:noProof/>
+                <w:webHidden/>
+              </w:rPr>
+              <w:instrText xml:space="preserve"> PAGEREF _Toc229332705 \h </w:instrText>
+            </w:r>
+            <w:r>
+              <w:rPr>
+                <w:noProof/>
+                <w:webHidden/>
+              </w:rPr>
+            </w:r>
+            <w:r>
+              <w:rPr>
+                <w:noProof/>
+                <w:webHidden/>
+              </w:rPr>
+              <w:fldChar w:fldCharType="separate"/>
+            </w:r>
+            <w:r>
+              <w:rPr>
+                <w:noProof/>
+                <w:webHidden/>
+              </w:rPr>
+              <w:t>18</w:t>
+            </w:r>
+            <w:r>
+              <w:rPr>
+                <w:noProof/>
+                <w:webHidden/>
+              </w:rPr>
+              <w:fldChar w:fldCharType="end"/>
+            </w:r>
+          </w:hyperlink>
+        </w:p>
+        <w:p>
+          <w:pPr>
+            <w:pStyle w:val="10"/>
+            <w:tabs>
+              <w:tab w:val="right" w:leader="dot" w:pos="9350"/>
+            </w:tabs>
+            <w:rPr>
+              <w:noProof/>
+            </w:rPr>
+          </w:pPr>
+          <w:hyperlink w:anchor="_Toc229332706" w:history="1">
+            <w:r>
+              <w:rPr>
+                <w:rStyle w:val="ac"/>
+                <w:noProof/>
+              </w:rPr>
               <w:t>Appendix B. Evaluation Materials</w:t>
             </w:r>
             <w:r>
@@ -3185,7 +3253,7 @@
                 <w:noProof/>
                 <w:webHidden/>
               </w:rPr>
-              <w:instrText xml:space="preserve"> PAGEREF _Toc229241907 \h </w:instrText>
+              <w:instrText xml:space="preserve"> PAGEREF _Toc229332706 \h </w:instrText>
             </w:r>
             <w:r>
               <w:rPr>
@@ -3227,7 +3295,7 @@
               <w:noProof/>
             </w:rPr>
           </w:pPr>
-          <w:hyperlink w:anchor="_Toc229241908" w:history="1">
+          <w:hyperlink w:anchor="_Toc229332707" w:history="1">
             <w:r>
               <w:rPr>
                 <w:rStyle w:val="ac"/>
@@ -3254,7 +3322,7 @@
                 <w:noProof/>
                 <w:webHidden/>
               </w:rPr>
-              <w:instrText xml:space="preserve"> PAGEREF _Toc229241908 \h </w:instrText>
+              <w:instrText xml:space="preserve"> PAGEREF _Toc229332707 \h </w:instrText>
             </w:r>
             <w:r>
               <w:rPr>
@@ -3296,7 +3364,7 @@
               <w:noProof/>
             </w:rPr>
           </w:pPr>
-          <w:hyperlink w:anchor="_Toc229241909" w:history="1">
+          <w:hyperlink w:anchor="_Toc229332708" w:history="1">
             <w:r>
               <w:rPr>
                 <w:rStyle w:val="ac"/>
@@ -3323,7 +3391,7 @@
                 <w:noProof/>
                 <w:webHidden/>
               </w:rPr>
-              <w:instrText xml:space="preserve"> PAGEREF _Toc229241909 \h </w:instrText>
+              <w:instrText xml:space="preserve"> PAGEREF _Toc229332708 \h </w:instrText>
             </w:r>
             <w:r>
               <w:rPr>
@@ -3343,7 +3411,7 @@
                 <w:noProof/>
                 <w:webHidden/>
               </w:rPr>
-              <w:t>18</w:t>
+              <w:t>19</w:t>
             </w:r>
             <w:r>
               <w:rPr>
@@ -3365,7 +3433,7 @@
               <w:noProof/>
             </w:rPr>
           </w:pPr>
-          <w:hyperlink w:anchor="_Toc229241910" w:history="1">
+          <w:hyperlink w:anchor="_Toc229332709" w:history="1">
             <w:r>
               <w:rPr>
                 <w:rStyle w:val="ac"/>
@@ -3392,7 +3460,7 @@
                 <w:noProof/>
                 <w:webHidden/>
               </w:rPr>
-              <w:instrText xml:space="preserve"> PAGEREF _Toc229241910 \h </w:instrText>
+              <w:instrText xml:space="preserve"> PAGEREF _Toc229332709 \h </w:instrText>
             </w:r>
             <w:r>
               <w:rPr>
@@ -3412,7 +3480,7 @@
                 <w:noProof/>
                 <w:webHidden/>
               </w:rPr>
-              <w:t>18</w:t>
+              <w:t>19</w:t>
             </w:r>
             <w:r>
               <w:rPr>
@@ -3435,7 +3503,7 @@
         <w:pStyle w:val="1"/>
       </w:pPr>
       <w:bookmarkStart w:id="0" w:name="abstract"/>
-      <w:bookmarkStart w:id="1" w:name="_Toc229241862"/>
+      <w:bookmarkStart w:id="1" w:name="_Toc229332660"/>
       <w:r>
         <w:t>Abstract</w:t>
       </w:r>
@@ -3503,11 +3571,7 @@
         <w:t>timeupdate</w:t>
       </w:r>
       <w:r>
-        <w:t xml:space="preserve"> event, (3) overlays section and theme labels in a two-level color hierarchy directly onto the score, and (4) supports section jumping, looped listening, playback-speed control, and keyboard shortcuts. </w:t>
-      </w:r>
-      <w:r>
-        <w:lastRenderedPageBreak/>
-        <w:t>A WebAudio metronome demo mode allows the formal visualization to function even without an audio file, addressing the copyright-sensitivity of classroom use.</w:t>
+        <w:t xml:space="preserve"> event, (3) overlays section and theme labels in a two-level color hierarchy directly onto the score, and (4) supports section jumping, looped listening, playback-speed control, and keyboard shortcuts. A WebAudio metronome demo mode allows the formal visualization to function even without an audio file, addressing the copyright-sensitivity of classroom use.</w:t>
       </w:r>
     </w:p>
     <w:p>
@@ -3591,7 +3655,7 @@
         <w:pStyle w:val="1"/>
       </w:pPr>
       <w:bookmarkStart w:id="2" w:name="Xe3d0fc0bea9a42ce7605565d0964033d7f6ee47"/>
-      <w:bookmarkStart w:id="3" w:name="_Toc229241863"/>
+      <w:bookmarkStart w:id="3" w:name="_Toc229332661"/>
       <w:bookmarkEnd w:id="0"/>
       <w:r>
         <w:t>1. Introduction</w:t>
@@ -3603,7 +3667,7 @@
         <w:pStyle w:val="2"/>
       </w:pPr>
       <w:bookmarkStart w:id="4" w:name="X1bf71e34a5475eafa7691d512243933c189287b"/>
-      <w:bookmarkStart w:id="5" w:name="_Toc229241864"/>
+      <w:bookmarkStart w:id="5" w:name="_Toc229332662"/>
       <w:r>
         <w:t>1.1 Motivation</w:t>
       </w:r>
@@ -3633,7 +3697,6 @@
           <w:b/>
           <w:bCs/>
         </w:rPr>
-        <w:lastRenderedPageBreak/>
         <w:t>The temporal–spatial gap.</w:t>
       </w:r>
       <w:r>
@@ -3722,7 +3785,7 @@
         <w:pStyle w:val="2"/>
       </w:pPr>
       <w:bookmarkStart w:id="6" w:name="Xe2513cbe4cec0b433ad043d7a2d5bcba3139b87"/>
-      <w:bookmarkStart w:id="7" w:name="_Toc229241865"/>
+      <w:bookmarkStart w:id="7" w:name="_Toc229332663"/>
       <w:bookmarkEnd w:id="4"/>
       <w:r>
         <w:t>1.2 Research Questions</w:t>
@@ -3791,7 +3854,7 @@
         <w:pStyle w:val="2"/>
       </w:pPr>
       <w:bookmarkStart w:id="8" w:name="Xb1c59bf1c3438cfd31a3fec8cade6ebe9aa841c"/>
-      <w:bookmarkStart w:id="9" w:name="_Toc229241866"/>
+      <w:bookmarkStart w:id="9" w:name="_Toc229332664"/>
       <w:bookmarkEnd w:id="6"/>
       <w:r>
         <w:t>1.3 Contributions</w:t>
@@ -3871,7 +3934,7 @@
         <w:pStyle w:val="1"/>
       </w:pPr>
       <w:bookmarkStart w:id="10" w:name="X619ba3478f1480a9208e2b421efeeeaa187dd54"/>
-      <w:bookmarkStart w:id="11" w:name="_Toc229241867"/>
+      <w:bookmarkStart w:id="11" w:name="_Toc229332665"/>
       <w:bookmarkEnd w:id="2"/>
       <w:bookmarkEnd w:id="8"/>
       <w:r>
@@ -3884,7 +3947,7 @@
         <w:pStyle w:val="2"/>
       </w:pPr>
       <w:bookmarkStart w:id="12" w:name="X636afad0aabef8e19e5b2a066aedeb36b31e26b"/>
-      <w:bookmarkStart w:id="13" w:name="_Toc229241868"/>
+      <w:bookmarkStart w:id="13" w:name="_Toc229332666"/>
       <w:r>
         <w:t>2.1 Hierarchical Analysis of Sonata Form</w:t>
       </w:r>
@@ -4064,7 +4127,7 @@
         <w:pStyle w:val="2"/>
       </w:pPr>
       <w:bookmarkStart w:id="14" w:name="Xcdbd97658319399ff5ffd3a85fd0bd39d0734e1"/>
-      <w:bookmarkStart w:id="15" w:name="_Toc229241869"/>
+      <w:bookmarkStart w:id="15" w:name="_Toc229332667"/>
       <w:bookmarkEnd w:id="12"/>
       <w:r>
         <w:t>2.2 Dual Coding and the Cognitive Theory of Multimedia Learning</w:t>
@@ -4336,7 +4399,7 @@
         <w:pStyle w:val="2"/>
       </w:pPr>
       <w:bookmarkStart w:id="16" w:name="X6784453bfb3fc20011e6020596635d203a2a71e"/>
-      <w:bookmarkStart w:id="17" w:name="_Toc229241870"/>
+      <w:bookmarkStart w:id="17" w:name="_Toc229332668"/>
       <w:bookmarkEnd w:id="14"/>
       <w:r>
         <w:t>2.3 Active Learning and Comparative Listening</w:t>
@@ -4386,7 +4449,7 @@
         <w:pStyle w:val="2"/>
       </w:pPr>
       <w:bookmarkStart w:id="18" w:name="Xf4d637e68613cffa17c84978bce4794819ef246"/>
-      <w:bookmarkStart w:id="19" w:name="_Toc229241871"/>
+      <w:bookmarkStart w:id="19" w:name="_Toc229332669"/>
       <w:bookmarkEnd w:id="16"/>
       <w:r>
         <w:t>2.4 Related Tools</w:t>
@@ -5414,7 +5477,7 @@
         <w:pStyle w:val="1"/>
       </w:pPr>
       <w:bookmarkStart w:id="20" w:name="X22b19702d34576da8b32320cefe87a134a1534c"/>
-      <w:bookmarkStart w:id="21" w:name="_Toc229241872"/>
+      <w:bookmarkStart w:id="21" w:name="_Toc229332670"/>
       <w:bookmarkEnd w:id="10"/>
       <w:bookmarkEnd w:id="18"/>
       <w:r>
@@ -5427,7 +5490,7 @@
         <w:pStyle w:val="2"/>
       </w:pPr>
       <w:bookmarkStart w:id="22" w:name="X90037fffeb0517eb9be28959be4b42079adccec"/>
-      <w:bookmarkStart w:id="23" w:name="_Toc229241873"/>
+      <w:bookmarkStart w:id="23" w:name="_Toc229332671"/>
       <w:r>
         <w:t>3.1 Overview</w:t>
       </w:r>
@@ -5476,7 +5539,7 @@
         <w:pStyle w:val="2"/>
       </w:pPr>
       <w:bookmarkStart w:id="24" w:name="X5114b9a8810654ce1b996f5cb0cc61b16e32533"/>
-      <w:bookmarkStart w:id="25" w:name="_Toc229241874"/>
+      <w:bookmarkStart w:id="25" w:name="_Toc229332672"/>
       <w:bookmarkEnd w:id="22"/>
       <w:r>
         <w:t>3.2 Formal Analysis</w:t>
@@ -6787,7 +6850,7 @@
         <w:pStyle w:val="2"/>
       </w:pPr>
       <w:bookmarkStart w:id="26" w:name="X22345862c5d429ecd2382d6ef2da7ccf6968f1d"/>
-      <w:bookmarkStart w:id="27" w:name="_Toc229241875"/>
+      <w:bookmarkStart w:id="27" w:name="_Toc229332673"/>
       <w:bookmarkEnd w:id="24"/>
       <w:r>
         <w:t>3.3 Pedagogical Significance: The Subdominant Recapitulation</w:t>
@@ -6917,7 +6980,7 @@
         <w:pStyle w:val="1"/>
       </w:pPr>
       <w:bookmarkStart w:id="28" w:name="X931ba28faf84dd02b36c362d702d1bc58709915"/>
-      <w:bookmarkStart w:id="29" w:name="_Toc229241876"/>
+      <w:bookmarkStart w:id="29" w:name="_Toc229332674"/>
       <w:bookmarkEnd w:id="20"/>
       <w:bookmarkEnd w:id="26"/>
       <w:r>
@@ -6930,7 +6993,7 @@
         <w:pStyle w:val="2"/>
       </w:pPr>
       <w:bookmarkStart w:id="30" w:name="X9de8e5b45ce68f346b1cc38c139307b75b6baf5"/>
-      <w:bookmarkStart w:id="31" w:name="_Toc229241877"/>
+      <w:bookmarkStart w:id="31" w:name="_Toc229332675"/>
       <w:r>
         <w:t>4.1 Design Principles</w:t>
       </w:r>
@@ -7251,7 +7314,7 @@
         <w:pStyle w:val="2"/>
       </w:pPr>
       <w:bookmarkStart w:id="32" w:name="X15d66123ba36ad77d4b76862583d779c64c85de"/>
-      <w:bookmarkStart w:id="33" w:name="_Toc229241878"/>
+      <w:bookmarkStart w:id="33" w:name="_Toc229332676"/>
       <w:bookmarkEnd w:id="30"/>
       <w:r>
         <w:t>4.2 Architecture</w:t>
@@ -7477,7 +7540,7 @@
         <w:pStyle w:val="2"/>
       </w:pPr>
       <w:bookmarkStart w:id="34" w:name="X08bfe69c9bda8b49e28ab7e12a88087f3f094ec"/>
-      <w:bookmarkStart w:id="35" w:name="_Toc229241879"/>
+      <w:bookmarkStart w:id="35" w:name="_Toc229332677"/>
       <w:bookmarkEnd w:id="32"/>
       <w:r>
         <w:t>4.3 Data Schema</w:t>
@@ -8494,7 +8557,7 @@
         <w:pStyle w:val="2"/>
       </w:pPr>
       <w:bookmarkStart w:id="36" w:name="X302df813eec71695f042125274d58a1663ea74d"/>
-      <w:bookmarkStart w:id="37" w:name="_Toc229241880"/>
+      <w:bookmarkStart w:id="37" w:name="_Toc229332678"/>
       <w:bookmarkEnd w:id="34"/>
       <w:r>
         <w:t>4.4 Synchronization Algorithm</w:t>
@@ -9502,7 +9565,7 @@
         <w:pStyle w:val="2"/>
       </w:pPr>
       <w:bookmarkStart w:id="41" w:name="X65073c4485f33f4613201d3117deb1ee1dc92e2"/>
-      <w:bookmarkStart w:id="42" w:name="_Toc229241881"/>
+      <w:bookmarkStart w:id="42" w:name="_Toc229332679"/>
       <w:bookmarkEnd w:id="36"/>
       <w:bookmarkEnd w:id="40"/>
       <w:r>
@@ -10054,7 +10117,7 @@
         <w:pStyle w:val="1"/>
       </w:pPr>
       <w:bookmarkStart w:id="43" w:name="X46d7d1d5105128ac6809b89aa63ce48805167cf"/>
-      <w:bookmarkStart w:id="44" w:name="_Toc229241882"/>
+      <w:bookmarkStart w:id="44" w:name="_Toc229332680"/>
       <w:bookmarkEnd w:id="28"/>
       <w:bookmarkEnd w:id="41"/>
       <w:r>
@@ -10067,7 +10130,7 @@
         <w:pStyle w:val="2"/>
       </w:pPr>
       <w:bookmarkStart w:id="45" w:name="X85f22ce8108fdac68fd2e3b2fb5b24980e3236d"/>
-      <w:bookmarkStart w:id="46" w:name="_Toc229241883"/>
+      <w:bookmarkStart w:id="46" w:name="_Toc229332681"/>
       <w:r>
         <w:t>5.1 Stack</w:t>
       </w:r>
@@ -10162,7 +10225,7 @@
         <w:pStyle w:val="2"/>
       </w:pPr>
       <w:bookmarkStart w:id="47" w:name="X44135718d30d0d96c7a4f196b7424ac73c01acc"/>
-      <w:bookmarkStart w:id="48" w:name="_Toc229241884"/>
+      <w:bookmarkStart w:id="48" w:name="_Toc229332682"/>
       <w:bookmarkEnd w:id="45"/>
       <w:r>
         <w:t>5.2 Module Structure</w:t>
@@ -10281,7 +10344,7 @@
         <w:pStyle w:val="2"/>
       </w:pPr>
       <w:bookmarkStart w:id="49" w:name="X109c7a168e0e829c2f1484d7523259a203dc182"/>
-      <w:bookmarkStart w:id="50" w:name="_Toc229241885"/>
+      <w:bookmarkStart w:id="50" w:name="_Toc229332683"/>
       <w:bookmarkEnd w:id="47"/>
       <w:r>
         <w:t>5.3 Robustness</w:t>
@@ -10625,7 +10688,7 @@
         <w:pStyle w:val="2"/>
       </w:pPr>
       <w:bookmarkStart w:id="51" w:name="Xeb2de10a3b598cc9ca9b3bd4d84d98e98d719f3"/>
-      <w:bookmarkStart w:id="52" w:name="_Toc229241886"/>
+      <w:bookmarkStart w:id="52" w:name="_Toc229332684"/>
       <w:bookmarkEnd w:id="49"/>
       <w:r>
         <w:t>5.4 Accessibility</w:t>
@@ -10733,7 +10796,7 @@
         <w:pStyle w:val="1"/>
       </w:pPr>
       <w:bookmarkStart w:id="53" w:name="X57d1f32c80879f8393b1352d8ba753499a9c37b"/>
-      <w:bookmarkStart w:id="54" w:name="_Toc229241887"/>
+      <w:bookmarkStart w:id="54" w:name="_Toc229332685"/>
       <w:bookmarkEnd w:id="43"/>
       <w:bookmarkEnd w:id="51"/>
       <w:r>
@@ -10746,7 +10809,7 @@
         <w:pStyle w:val="2"/>
       </w:pPr>
       <w:bookmarkStart w:id="55" w:name="X56589be57991d63716b3d0aae591a0c2c18a5f9"/>
-      <w:bookmarkStart w:id="56" w:name="_Toc229241888"/>
+      <w:bookmarkStart w:id="56" w:name="_Toc229332686"/>
       <w:r>
         <w:t>6.1 Design</w:t>
       </w:r>
@@ -10765,7 +10828,7 @@
         <w:pStyle w:val="2"/>
       </w:pPr>
       <w:bookmarkStart w:id="57" w:name="X626dce9a3407f19d3f0a823cce1718cb844591d"/>
-      <w:bookmarkStart w:id="58" w:name="_Toc229241889"/>
+      <w:bookmarkStart w:id="58" w:name="_Toc229332687"/>
       <w:bookmarkEnd w:id="55"/>
       <w:r>
         <w:t>6.2 Participants</w:t>
@@ -10785,7 +10848,7 @@
         <w:pStyle w:val="2"/>
       </w:pPr>
       <w:bookmarkStart w:id="59" w:name="X05f1459f461e8b33ac8afc0bcb2959ba6322de4"/>
-      <w:bookmarkStart w:id="60" w:name="_Toc229241890"/>
+      <w:bookmarkStart w:id="60" w:name="_Toc229332688"/>
       <w:bookmarkEnd w:id="57"/>
       <w:r>
         <w:t>6.3 Instruments</w:t>
@@ -10914,7 +10977,7 @@
         <w:pStyle w:val="2"/>
       </w:pPr>
       <w:bookmarkStart w:id="64" w:name="Xaf91fc092ffe9ac78d490a0b77b62d1c8cd8bd2"/>
-      <w:bookmarkStart w:id="65" w:name="_Toc229241891"/>
+      <w:bookmarkStart w:id="65" w:name="_Toc229332689"/>
       <w:bookmarkEnd w:id="59"/>
       <w:bookmarkEnd w:id="63"/>
       <w:r>
@@ -11381,7 +11444,7 @@
         <w:pStyle w:val="2"/>
       </w:pPr>
       <w:bookmarkStart w:id="66" w:name="X7572b3eeae2a88e4ac4425c4de66b4439d2e686"/>
-      <w:bookmarkStart w:id="67" w:name="_Toc229241892"/>
+      <w:bookmarkStart w:id="67" w:name="_Toc229332690"/>
       <w:bookmarkEnd w:id="64"/>
       <w:r>
         <w:t>6.5 Analysis</w:t>
@@ -11449,7 +11512,7 @@
         <w:pStyle w:val="1"/>
       </w:pPr>
       <w:bookmarkStart w:id="68" w:name="X7f71dd75448129b74f2fc659b5486981c0282bb"/>
-      <w:bookmarkStart w:id="69" w:name="_Toc229241893"/>
+      <w:bookmarkStart w:id="69" w:name="_Toc229332691"/>
       <w:bookmarkEnd w:id="53"/>
       <w:bookmarkEnd w:id="66"/>
       <w:r>
@@ -11462,7 +11525,7 @@
         <w:pStyle w:val="2"/>
       </w:pPr>
       <w:bookmarkStart w:id="70" w:name="X4dac277f1e89ace7bdb47f4ded59737bf54114c"/>
-      <w:bookmarkStart w:id="71" w:name="_Toc229241894"/>
+      <w:bookmarkStart w:id="71" w:name="_Toc229332692"/>
       <w:r>
         <w:t>7.1 Form-Identification Accuracy</w:t>
       </w:r>
@@ -11941,7 +12004,7 @@
         <w:pStyle w:val="2"/>
       </w:pPr>
       <w:bookmarkStart w:id="72" w:name="Xd9d885e72efb507e3941536a98032464b5d5f1d"/>
-      <w:bookmarkStart w:id="73" w:name="_Toc229241895"/>
+      <w:bookmarkStart w:id="73" w:name="_Toc229332693"/>
       <w:bookmarkEnd w:id="70"/>
       <w:r>
         <w:t>7.2 Recognition of Subdominant Recapitulation</w:t>
@@ -11993,7 +12056,7 @@
         <w:pStyle w:val="2"/>
       </w:pPr>
       <w:bookmarkStart w:id="74" w:name="X6069361d365837a92e0e55eb07a1d332869933b"/>
-      <w:bookmarkStart w:id="75" w:name="_Toc229241896"/>
+      <w:bookmarkStart w:id="75" w:name="_Toc229332694"/>
       <w:bookmarkEnd w:id="72"/>
       <w:r>
         <w:t>7.3 System Usability</w:t>
@@ -12023,7 +12086,7 @@
         <w:pStyle w:val="2"/>
       </w:pPr>
       <w:bookmarkStart w:id="76" w:name="X955a6c17de00f00e200944c891e82f95760f924"/>
-      <w:bookmarkStart w:id="77" w:name="_Toc229241897"/>
+      <w:bookmarkStart w:id="77" w:name="_Toc229332695"/>
       <w:bookmarkEnd w:id="74"/>
       <w:r>
         <w:t>7.4 Qualitative Feedback</w:t>
@@ -12143,7 +12206,7 @@
         <w:pStyle w:val="1"/>
       </w:pPr>
       <w:bookmarkStart w:id="78" w:name="X8c1abf58e73567575ecbab20602f8a971fd4c73"/>
-      <w:bookmarkStart w:id="79" w:name="_Toc229241898"/>
+      <w:bookmarkStart w:id="79" w:name="_Toc229332696"/>
       <w:bookmarkEnd w:id="68"/>
       <w:bookmarkEnd w:id="76"/>
       <w:r>
@@ -12156,7 +12219,7 @@
         <w:pStyle w:val="2"/>
       </w:pPr>
       <w:bookmarkStart w:id="80" w:name="X792a0b1f307aa766433d7cba8d8c8e8da4fc05d"/>
-      <w:bookmarkStart w:id="81" w:name="_Toc229241899"/>
+      <w:bookmarkStart w:id="81" w:name="_Toc229332697"/>
       <w:r>
         <w:t>8.1 Educational Implications</w:t>
       </w:r>
@@ -12205,7 +12268,7 @@
         <w:pStyle w:val="2"/>
       </w:pPr>
       <w:bookmarkStart w:id="82" w:name="X593130719821a7a26ba1a1a7e7694f583376987"/>
-      <w:bookmarkStart w:id="83" w:name="_Toc229241900"/>
+      <w:bookmarkStart w:id="83" w:name="_Toc229332698"/>
       <w:bookmarkEnd w:id="80"/>
       <w:r>
         <w:t>8.2 Methodological and Tooling Implications</w:t>
@@ -12274,7 +12337,7 @@
         <w:pStyle w:val="2"/>
       </w:pPr>
       <w:bookmarkStart w:id="84" w:name="X364fc5a9947686e660d06f9e3e3943779d206b3"/>
-      <w:bookmarkStart w:id="85" w:name="_Toc229241901"/>
+      <w:bookmarkStart w:id="85" w:name="_Toc229332699"/>
       <w:bookmarkEnd w:id="82"/>
       <w:r>
         <w:t>8.3 Limitations</w:t>
@@ -12384,7 +12447,7 @@
         <w:pStyle w:val="2"/>
       </w:pPr>
       <w:bookmarkStart w:id="86" w:name="X3aa89359e731db19990110a81e7fa3cb52c4302"/>
-      <w:bookmarkStart w:id="87" w:name="_Toc229241902"/>
+      <w:bookmarkStart w:id="87" w:name="_Toc229332700"/>
       <w:bookmarkEnd w:id="84"/>
       <w:r>
         <w:t>8.4 Future Work</w:t>
@@ -12491,7 +12554,7 @@
         <w:pStyle w:val="1"/>
       </w:pPr>
       <w:bookmarkStart w:id="88" w:name="Xf084a3aad2ba019113a3f84a3b857d0628c92ce"/>
-      <w:bookmarkStart w:id="89" w:name="_Toc229241903"/>
+      <w:bookmarkStart w:id="89" w:name="_Toc229332701"/>
       <w:bookmarkEnd w:id="78"/>
       <w:bookmarkEnd w:id="86"/>
       <w:r>
@@ -12529,13 +12592,581 @@
       <w:pPr>
         <w:pStyle w:val="1"/>
       </w:pPr>
-      <w:bookmarkStart w:id="90" w:name="acknowledgments"/>
-      <w:bookmarkStart w:id="91" w:name="_Toc229241904"/>
+      <w:bookmarkStart w:id="90" w:name="X640081157259e8cff7029700f597651e6519d9c"/>
+      <w:bookmarkStart w:id="91" w:name="_Toc229332702"/>
       <w:bookmarkEnd w:id="88"/>
       <w:r>
+        <w:t>10. Reproducibility</w:t>
+      </w:r>
+      <w:bookmarkEnd w:id="91"/>
+    </w:p>
+    <w:p>
+      <w:pPr>
+        <w:pStyle w:val="FirstParagraph"/>
+      </w:pPr>
+      <w:r>
+        <w:t>All artifacts of this study are released with persistent identifiers.</w:t>
+      </w:r>
+    </w:p>
+    <w:tbl>
+      <w:tblPr>
+        <w:tblStyle w:val="Table"/>
+        <w:tblW w:w="0" w:type="auto"/>
+        <w:jc w:val="center"/>
+        <w:tblLook w:val="0020" w:firstRow="1" w:lastRow="0" w:firstColumn="0" w:lastColumn="0" w:noHBand="0" w:noVBand="0"/>
+      </w:tblPr>
+      <w:tblGrid>
+        <w:gridCol w:w="3179"/>
+        <w:gridCol w:w="5893"/>
+      </w:tblGrid>
+      <w:tr>
+        <w:trPr>
+          <w:cnfStyle w:val="100000000000" w:firstRow="1" w:lastRow="0" w:firstColumn="0" w:lastColumn="0" w:oddVBand="0" w:evenVBand="0" w:oddHBand="0" w:evenHBand="0" w:firstRowFirstColumn="0" w:firstRowLastColumn="0" w:lastRowFirstColumn="0" w:lastRowLastColumn="0"/>
+          <w:tblHeader/>
+          <w:jc w:val="center"/>
+        </w:trPr>
+        <w:tc>
+          <w:tcPr>
+            <w:tcW w:w="0" w:type="auto"/>
+            <w:tcBorders>
+              <w:bottom w:val="single" w:sz="2" w:space="0" w:color="auto"/>
+            </w:tcBorders>
+            <w:shd w:val="clear" w:color="auto" w:fill="EBEBEB"/>
+          </w:tcPr>
+          <w:p>
+            <w:pPr>
+              <w:pStyle w:val="Compact"/>
+              <w:spacing w:line="240" w:lineRule="auto"/>
+              <w:rPr>
+                <w:b/>
+                <w:sz w:val="22"/>
+              </w:rPr>
+            </w:pPr>
+            <w:r>
+              <w:rPr>
+                <w:b/>
+                <w:sz w:val="22"/>
+              </w:rPr>
+              <w:t>Resource</w:t>
+            </w:r>
+          </w:p>
+        </w:tc>
+        <w:tc>
+          <w:tcPr>
+            <w:tcW w:w="0" w:type="auto"/>
+            <w:tcBorders>
+              <w:bottom w:val="single" w:sz="2" w:space="0" w:color="auto"/>
+            </w:tcBorders>
+            <w:shd w:val="clear" w:color="auto" w:fill="EBEBEB"/>
+          </w:tcPr>
+          <w:p>
+            <w:pPr>
+              <w:pStyle w:val="Compact"/>
+              <w:spacing w:line="240" w:lineRule="auto"/>
+              <w:rPr>
+                <w:b/>
+                <w:sz w:val="22"/>
+              </w:rPr>
+            </w:pPr>
+            <w:r>
+              <w:rPr>
+                <w:b/>
+                <w:sz w:val="22"/>
+              </w:rPr>
+              <w:t>Location</w:t>
+            </w:r>
+          </w:p>
+        </w:tc>
+      </w:tr>
+      <w:tr>
+        <w:trPr>
+          <w:jc w:val="center"/>
+        </w:trPr>
+        <w:tc>
+          <w:tcPr>
+            <w:tcW w:w="0" w:type="auto"/>
+            <w:tcBorders>
+              <w:top w:val="single" w:sz="2" w:space="0" w:color="auto"/>
+            </w:tcBorders>
+          </w:tcPr>
+          <w:p>
+            <w:pPr>
+              <w:pStyle w:val="Compact"/>
+              <w:spacing w:line="240" w:lineRule="auto"/>
+              <w:rPr>
+                <w:sz w:val="22"/>
+              </w:rPr>
+            </w:pPr>
+            <w:r>
+              <w:rPr>
+                <w:sz w:val="22"/>
+              </w:rPr>
+              <w:t>Source code (HTML / CSS / JS)</w:t>
+            </w:r>
+          </w:p>
+        </w:tc>
+        <w:tc>
+          <w:tcPr>
+            <w:tcW w:w="0" w:type="auto"/>
+            <w:tcBorders>
+              <w:top w:val="single" w:sz="2" w:space="0" w:color="auto"/>
+            </w:tcBorders>
+          </w:tcPr>
+          <w:p>
+            <w:pPr>
+              <w:pStyle w:val="Compact"/>
+              <w:spacing w:line="240" w:lineRule="auto"/>
+              <w:rPr>
+                <w:sz w:val="22"/>
+              </w:rPr>
+            </w:pPr>
+            <w:hyperlink r:id="rId7">
+              <w:r>
+                <w:rPr>
+                  <w:rStyle w:val="ac"/>
+                  <w:sz w:val="22"/>
+                </w:rPr>
+                <w:t>https://github.com/rosyrosys/sonata-form-viz</w:t>
+              </w:r>
+            </w:hyperlink>
+          </w:p>
+        </w:tc>
+      </w:tr>
+      <w:tr>
+        <w:trPr>
+          <w:jc w:val="center"/>
+        </w:trPr>
+        <w:tc>
+          <w:tcPr>
+            <w:tcW w:w="0" w:type="auto"/>
+          </w:tcPr>
+          <w:p>
+            <w:pPr>
+              <w:pStyle w:val="Compact"/>
+              <w:spacing w:line="240" w:lineRule="auto"/>
+              <w:rPr>
+                <w:sz w:val="22"/>
+              </w:rPr>
+            </w:pPr>
+            <w:r>
+              <w:rPr>
+                <w:sz w:val="22"/>
+              </w:rPr>
+              <w:t>v0.1.0 release</w:t>
+            </w:r>
+          </w:p>
+        </w:tc>
+        <w:tc>
+          <w:tcPr>
+            <w:tcW w:w="0" w:type="auto"/>
+          </w:tcPr>
+          <w:p>
+            <w:pPr>
+              <w:pStyle w:val="Compact"/>
+              <w:spacing w:line="240" w:lineRule="auto"/>
+              <w:rPr>
+                <w:sz w:val="22"/>
+              </w:rPr>
+            </w:pPr>
+            <w:hyperlink r:id="rId8">
+              <w:r>
+                <w:rPr>
+                  <w:rStyle w:val="ac"/>
+                  <w:sz w:val="22"/>
+                </w:rPr>
+                <w:t>https://github.com/rosyrosys/sonata-form-viz/releases/tag/v0.1.0</w:t>
+              </w:r>
+            </w:hyperlink>
+          </w:p>
+        </w:tc>
+      </w:tr>
+      <w:tr>
+        <w:trPr>
+          <w:jc w:val="center"/>
+        </w:trPr>
+        <w:tc>
+          <w:tcPr>
+            <w:tcW w:w="0" w:type="auto"/>
+          </w:tcPr>
+          <w:p>
+            <w:pPr>
+              <w:pStyle w:val="Compact"/>
+              <w:spacing w:line="240" w:lineRule="auto"/>
+              <w:rPr>
+                <w:sz w:val="22"/>
+              </w:rPr>
+            </w:pPr>
+            <w:r>
+              <w:rPr>
+                <w:sz w:val="22"/>
+              </w:rPr>
+              <w:t>Long-term archive (Zenodo DOI)</w:t>
+            </w:r>
+          </w:p>
+        </w:tc>
+        <w:tc>
+          <w:tcPr>
+            <w:tcW w:w="0" w:type="auto"/>
+          </w:tcPr>
+          <w:p>
+            <w:pPr>
+              <w:pStyle w:val="Compact"/>
+              <w:spacing w:line="240" w:lineRule="auto"/>
+              <w:rPr>
+                <w:sz w:val="22"/>
+              </w:rPr>
+            </w:pPr>
+            <w:r>
+              <w:rPr>
+                <w:sz w:val="22"/>
+              </w:rPr>
+              <w:t>10.5281/zenodo.[pending]</w:t>
+            </w:r>
+          </w:p>
+        </w:tc>
+      </w:tr>
+      <w:tr>
+        <w:trPr>
+          <w:jc w:val="center"/>
+        </w:trPr>
+        <w:tc>
+          <w:tcPr>
+            <w:tcW w:w="0" w:type="auto"/>
+          </w:tcPr>
+          <w:p>
+            <w:pPr>
+              <w:pStyle w:val="Compact"/>
+              <w:spacing w:line="240" w:lineRule="auto"/>
+              <w:rPr>
+                <w:sz w:val="22"/>
+              </w:rPr>
+            </w:pPr>
+            <w:r>
+              <w:rPr>
+                <w:sz w:val="22"/>
+              </w:rPr>
+              <w:t>Formal-analysis JSON schema</w:t>
+            </w:r>
+          </w:p>
+        </w:tc>
+        <w:tc>
+          <w:tcPr>
+            <w:tcW w:w="0" w:type="auto"/>
+          </w:tcPr>
+          <w:p>
+            <w:pPr>
+              <w:pStyle w:val="Compact"/>
+              <w:spacing w:line="240" w:lineRule="auto"/>
+              <w:rPr>
+                <w:sz w:val="22"/>
+              </w:rPr>
+            </w:pPr>
+            <w:r>
+              <w:rPr>
+                <w:rStyle w:val="VerbatimChar"/>
+                <w:rFonts w:ascii="Times New Roman" w:hAnsi="Times New Roman"/>
+                <w:sz w:val="22"/>
+              </w:rPr>
+              <w:t>data/sonata_structure.json</w:t>
+            </w:r>
+            <w:r>
+              <w:rPr>
+                <w:sz w:val="22"/>
+              </w:rPr>
+              <w:t xml:space="preserve"> (CC BY 4.0)</w:t>
+            </w:r>
+          </w:p>
+        </w:tc>
+      </w:tr>
+      <w:tr>
+        <w:trPr>
+          <w:jc w:val="center"/>
+        </w:trPr>
+        <w:tc>
+          <w:tcPr>
+            <w:tcW w:w="0" w:type="auto"/>
+          </w:tcPr>
+          <w:p>
+            <w:pPr>
+              <w:pStyle w:val="Compact"/>
+              <w:spacing w:line="240" w:lineRule="auto"/>
+              <w:rPr>
+                <w:sz w:val="22"/>
+              </w:rPr>
+            </w:pPr>
+            <w:r>
+              <w:rPr>
+                <w:sz w:val="22"/>
+              </w:rPr>
+              <w:t>Measure-to-time mapping</w:t>
+            </w:r>
+          </w:p>
+        </w:tc>
+        <w:tc>
+          <w:tcPr>
+            <w:tcW w:w="0" w:type="auto"/>
+          </w:tcPr>
+          <w:p>
+            <w:pPr>
+              <w:pStyle w:val="Compact"/>
+              <w:spacing w:line="240" w:lineRule="auto"/>
+              <w:rPr>
+                <w:sz w:val="22"/>
+              </w:rPr>
+            </w:pPr>
+            <w:r>
+              <w:rPr>
+                <w:rStyle w:val="VerbatimChar"/>
+                <w:rFonts w:ascii="Times New Roman" w:hAnsi="Times New Roman"/>
+                <w:sz w:val="22"/>
+              </w:rPr>
+              <w:t>data/measure_times.json</w:t>
+            </w:r>
+            <w:r>
+              <w:rPr>
+                <w:sz w:val="22"/>
+              </w:rPr>
+              <w:t xml:space="preserve"> (CC BY 4.0)</w:t>
+            </w:r>
+          </w:p>
+        </w:tc>
+      </w:tr>
+      <w:tr>
+        <w:trPr>
+          <w:jc w:val="center"/>
+        </w:trPr>
+        <w:tc>
+          <w:tcPr>
+            <w:tcW w:w="0" w:type="auto"/>
+          </w:tcPr>
+          <w:p>
+            <w:pPr>
+              <w:pStyle w:val="Compact"/>
+              <w:spacing w:line="240" w:lineRule="auto"/>
+              <w:rPr>
+                <w:sz w:val="22"/>
+              </w:rPr>
+            </w:pPr>
+            <w:r>
+              <w:rPr>
+                <w:sz w:val="22"/>
+              </w:rPr>
+              <w:t>MusicXML (public domain)</w:t>
+            </w:r>
+          </w:p>
+        </w:tc>
+        <w:tc>
+          <w:tcPr>
+            <w:tcW w:w="0" w:type="auto"/>
+          </w:tcPr>
+          <w:p>
+            <w:pPr>
+              <w:pStyle w:val="Compact"/>
+              <w:spacing w:line="240" w:lineRule="auto"/>
+              <w:rPr>
+                <w:sz w:val="22"/>
+              </w:rPr>
+            </w:pPr>
+            <w:r>
+              <w:rPr>
+                <w:rStyle w:val="VerbatimChar"/>
+                <w:rFonts w:ascii="Times New Roman" w:hAnsi="Times New Roman"/>
+                <w:sz w:val="22"/>
+              </w:rPr>
+              <w:t>data/mozart_k545_mvt1.musicxml</w:t>
+            </w:r>
+          </w:p>
+        </w:tc>
+      </w:tr>
+      <w:tr>
+        <w:trPr>
+          <w:jc w:val="center"/>
+        </w:trPr>
+        <w:tc>
+          <w:tcPr>
+            <w:tcW w:w="0" w:type="auto"/>
+          </w:tcPr>
+          <w:p>
+            <w:pPr>
+              <w:pStyle w:val="Compact"/>
+              <w:spacing w:line="240" w:lineRule="auto"/>
+              <w:rPr>
+                <w:sz w:val="22"/>
+              </w:rPr>
+            </w:pPr>
+            <w:r>
+              <w:rPr>
+                <w:sz w:val="22"/>
+              </w:rPr>
+              <w:t>Manuscript drafts (KO / EN)</w:t>
+            </w:r>
+          </w:p>
+        </w:tc>
+        <w:tc>
+          <w:tcPr>
+            <w:tcW w:w="0" w:type="auto"/>
+          </w:tcPr>
+          <w:p>
+            <w:pPr>
+              <w:pStyle w:val="Compact"/>
+              <w:spacing w:line="240" w:lineRule="auto"/>
+              <w:rPr>
+                <w:sz w:val="22"/>
+              </w:rPr>
+            </w:pPr>
+            <w:r>
+              <w:rPr>
+                <w:rStyle w:val="VerbatimChar"/>
+                <w:rFonts w:ascii="Times New Roman" w:hAnsi="Times New Roman"/>
+                <w:sz w:val="22"/>
+              </w:rPr>
+              <w:t>paper/paper_ko.md</w:t>
+            </w:r>
+            <w:r>
+              <w:rPr>
+                <w:sz w:val="22"/>
+              </w:rPr>
+              <w:t xml:space="preserve">, </w:t>
+            </w:r>
+            <w:r>
+              <w:rPr>
+                <w:rStyle w:val="VerbatimChar"/>
+                <w:rFonts w:ascii="Times New Roman" w:hAnsi="Times New Roman"/>
+                <w:sz w:val="22"/>
+              </w:rPr>
+              <w:t>paper/paper_en.md</w:t>
+            </w:r>
+          </w:p>
+        </w:tc>
+      </w:tr>
+    </w:tbl>
+    <w:p>
+      <w:pPr>
+        <w:pStyle w:val="a0"/>
+      </w:pPr>
+      <w:r>
+        <w:t xml:space="preserve">The repository ships with two parallel editions, </w:t>
+      </w:r>
+      <w:r>
+        <w:rPr>
+          <w:rStyle w:val="VerbatimChar"/>
+          <w:b/>
+          <w:bCs/>
+        </w:rPr>
+        <w:t>ko/</w:t>
+      </w:r>
+      <w:r>
+        <w:t xml:space="preserve"> (Korean) and </w:t>
+      </w:r>
+      <w:r>
+        <w:rPr>
+          <w:rStyle w:val="VerbatimChar"/>
+          <w:b/>
+          <w:bCs/>
+        </w:rPr>
+        <w:t>en/</w:t>
+      </w:r>
+      <w:r>
+        <w:t xml:space="preserve"> (English), sharing the same code base and analysis schema.</w:t>
+      </w:r>
+    </w:p>
+    <w:p>
+      <w:pPr>
+        <w:pStyle w:val="a0"/>
+      </w:pPr>
+      <w:r>
+        <w:rPr>
+          <w:b/>
+          <w:bCs/>
+        </w:rPr>
+        <w:t>Audio is intentionally excluded.</w:t>
+      </w:r>
+      <w:r>
+        <w:t xml:space="preserve"> The recording used in our evaluation (András Schiff, Carnegie Hall 2015) is a commercial release and is not redistributed. To reproduce the evaluation, obtain a public-domain recording from the sources listed in </w:t>
+      </w:r>
+      <w:r>
+        <w:rPr>
+          <w:rStyle w:val="VerbatimChar"/>
+        </w:rPr>
+        <w:t>assets/README.md</w:t>
+      </w:r>
+      <w:r>
+        <w:t xml:space="preserve"> (Musopen, IMSLP) and place it in the same folder. The system's measure-to-time mapping adapts to arbitrary recordings via proportional rescaling and an interactive tap-calibration mode (press </w:t>
+      </w:r>
+      <w:r>
+        <w:rPr>
+          <w:i/>
+          <w:iCs/>
+        </w:rPr>
+        <w:t>T</w:t>
+      </w:r>
+      <w:r>
+        <w:t>).</w:t>
+      </w:r>
+    </w:p>
+    <w:p>
+      <w:pPr>
+        <w:pStyle w:val="a0"/>
+      </w:pPr>
+      <w:r>
+        <w:rPr>
+          <w:b/>
+          <w:bCs/>
+        </w:rPr>
+        <w:t>Dependencies.</w:t>
+      </w:r>
+      <w:r>
+        <w:t xml:space="preserve"> The only external runtime dependency is </w:t>
+      </w:r>
+      <w:r>
+        <w:rPr>
+          <w:i/>
+          <w:iCs/>
+        </w:rPr>
+        <w:t>OpenSheetMusicDisplay</w:t>
+      </w:r>
+      <w:r>
+        <w:t xml:space="preserve"> v1.8.7. Browser compatibility is verified on </w:t>
+      </w:r>
+      <w:r>
+        <w:t xml:space="preserve">Chrome 120+, Edge 120+, and Firefox 121+. Any static-file server suffices (e.g., </w:t>
+      </w:r>
+      <w:r>
+        <w:rPr>
+          <w:rStyle w:val="VerbatimChar"/>
+        </w:rPr>
+        <w:t>python -m http.server</w:t>
+      </w:r>
+      <w:r>
+        <w:t>).</w:t>
+      </w:r>
+    </w:p>
+    <w:p>
+      <w:pPr>
+        <w:pStyle w:val="a0"/>
+      </w:pPr>
+      <w:r>
+        <w:rPr>
+          <w:b/>
+          <w:bCs/>
+        </w:rPr>
+        <w:t>Evaluation data.</w:t>
+      </w:r>
+      <w:r>
+        <w:t xml:space="preserve"> The anonymized N=18 usability data are available on request to the corresponding author, subject to research-ethics guidelines.</w:t>
+      </w:r>
+    </w:p>
+    <w:p>
+      <w:pPr>
+        <w:pStyle w:val="1"/>
+      </w:pPr>
+      <w:bookmarkStart w:id="92" w:name="acknowledgments"/>
+      <w:bookmarkStart w:id="93" w:name="_Toc229332703"/>
+      <w:bookmarkEnd w:id="90"/>
+      <w:r>
         <w:t>Acknowledgments</w:t>
       </w:r>
-      <w:bookmarkEnd w:id="91"/>
+      <w:bookmarkEnd w:id="93"/>
     </w:p>
     <w:p>
       <w:pPr>
@@ -12549,13 +13180,13 @@
       <w:pPr>
         <w:pStyle w:val="1"/>
       </w:pPr>
-      <w:bookmarkStart w:id="92" w:name="references"/>
-      <w:bookmarkStart w:id="93" w:name="_Toc229241905"/>
-      <w:bookmarkEnd w:id="90"/>
+      <w:bookmarkStart w:id="94" w:name="references"/>
+      <w:bookmarkStart w:id="95" w:name="_Toc229332704"/>
+      <w:bookmarkEnd w:id="92"/>
       <w:r>
         <w:t>References</w:t>
       </w:r>
-      <w:bookmarkEnd w:id="93"/>
+      <w:bookmarkEnd w:id="95"/>
     </w:p>
     <w:p>
       <w:pPr>
@@ -12566,7 +13197,10 @@
         </w:numPr>
       </w:pPr>
       <w:r>
-        <w:t xml:space="preserve">Brooke, J. (1996). SUS: A "quick and dirty" usability scale. In P. W. Jordan, B. Thomas, B. A. Weerdmeester, &amp; I. L. McClelland (Eds.), </w:t>
+        <w:t xml:space="preserve">Brooke, J. (1996). SUS: A "quick and dirty" usability scale. In P. W. </w:t>
+      </w:r>
+      <w:r>
+        <w:t xml:space="preserve">Jordan, B. Thomas, B. A. Weerdmeester, &amp; I. L. McClelland (Eds.), </w:t>
       </w:r>
       <w:r>
         <w:rPr>
@@ -13067,13 +13701,13 @@
       <w:pPr>
         <w:pStyle w:val="1"/>
       </w:pPr>
-      <w:bookmarkStart w:id="94" w:name="appendix-a-screenshots"/>
-      <w:bookmarkStart w:id="95" w:name="_Toc229241906"/>
-      <w:bookmarkEnd w:id="92"/>
+      <w:bookmarkStart w:id="96" w:name="appendix-a-screenshots"/>
+      <w:bookmarkStart w:id="97" w:name="_Toc229332705"/>
+      <w:bookmarkEnd w:id="94"/>
       <w:r>
         <w:t>Appendix A. Screenshots</w:t>
       </w:r>
-      <w:bookmarkEnd w:id="95"/>
+      <w:bookmarkEnd w:id="97"/>
     </w:p>
     <w:p>
       <w:pPr>
@@ -13172,24 +13806,24 @@
       <w:pPr>
         <w:pStyle w:val="1"/>
       </w:pPr>
-      <w:bookmarkStart w:id="96" w:name="appendix-b-evaluation-materials"/>
-      <w:bookmarkStart w:id="97" w:name="_Toc229241907"/>
-      <w:bookmarkEnd w:id="94"/>
+      <w:bookmarkStart w:id="98" w:name="appendix-b-evaluation-materials"/>
+      <w:bookmarkStart w:id="99" w:name="_Toc229332706"/>
+      <w:bookmarkEnd w:id="96"/>
       <w:r>
         <w:t>Appendix B. Evaluation Materials</w:t>
       </w:r>
-      <w:bookmarkEnd w:id="97"/>
+      <w:bookmarkEnd w:id="99"/>
     </w:p>
     <w:p>
       <w:pPr>
         <w:pStyle w:val="2"/>
       </w:pPr>
-      <w:bookmarkStart w:id="98" w:name="b1-excerpt-list-form-identification-task"/>
-      <w:bookmarkStart w:id="99" w:name="_Toc229241908"/>
+      <w:bookmarkStart w:id="100" w:name="b1-excerpt-list-form-identification-task"/>
+      <w:bookmarkStart w:id="101" w:name="_Toc229332707"/>
       <w:r>
         <w:t>B.1 Excerpt list (form-identification task)</w:t>
       </w:r>
-      <w:bookmarkEnd w:id="99"/>
+      <w:bookmarkEnd w:id="101"/>
     </w:p>
     <w:tbl>
       <w:tblPr>
@@ -14097,51 +14731,51 @@
       <w:pPr>
         <w:pStyle w:val="2"/>
       </w:pPr>
-      <w:bookmarkStart w:id="100" w:name="b2-free-response-coding-criteria"/>
-      <w:bookmarkStart w:id="101" w:name="_Toc229241909"/>
+      <w:bookmarkStart w:id="102" w:name="b2-free-response-coding-criteria"/>
+      <w:bookmarkStart w:id="103" w:name="_Toc229332708"/>
+      <w:bookmarkEnd w:id="100"/>
+      <w:r>
+        <w:t>B.2 Free-response coding criteria</w:t>
+      </w:r>
+      <w:bookmarkEnd w:id="103"/>
+    </w:p>
+    <w:p>
+      <w:pPr>
+        <w:pStyle w:val="FirstParagraph"/>
+      </w:pPr>
+      <w:r>
+        <w:t>A response was coded as a positive identification of the subdominant recapitulation if it contained any of: "F major," "subdominant," "different key on return," "started in a wrong key," "IV instead of I." Disagreements were resolved by discussion.</w:t>
+      </w:r>
+    </w:p>
+    <w:p>
+      <w:pPr>
+        <w:pStyle w:val="2"/>
+      </w:pPr>
+      <w:bookmarkStart w:id="104" w:name="b3-sus"/>
+      <w:bookmarkStart w:id="105" w:name="_Toc229332709"/>
+      <w:bookmarkEnd w:id="102"/>
+      <w:r>
+        <w:t>B.3 SUS</w:t>
+      </w:r>
+      <w:bookmarkEnd w:id="105"/>
+    </w:p>
+    <w:p>
+      <w:pPr>
+        <w:pStyle w:val="FirstParagraph"/>
+      </w:pPr>
+      <w:r>
+        <w:t>Brooke's (1996) original 10 items, administered without modification.</w:t>
+      </w:r>
       <w:bookmarkEnd w:id="98"/>
-      <w:r>
-        <w:t>B.2 Free-response coding criteria</w:t>
-      </w:r>
-      <w:bookmarkEnd w:id="101"/>
-    </w:p>
-    <w:p>
-      <w:pPr>
-        <w:pStyle w:val="FirstParagraph"/>
-      </w:pPr>
-      <w:r>
-        <w:t>A response was coded as a positive identification of the subdominant recapitulation if it contained any of: "F major," "subdominant," "different key on return," "started in a wrong key," "IV instead of I." Disagreements were resolved by discussion.</w:t>
-      </w:r>
-    </w:p>
-    <w:p>
-      <w:pPr>
-        <w:pStyle w:val="2"/>
-      </w:pPr>
-      <w:bookmarkStart w:id="102" w:name="b3-sus"/>
-      <w:bookmarkStart w:id="103" w:name="_Toc229241910"/>
-      <w:bookmarkEnd w:id="100"/>
-      <w:r>
-        <w:t>B.3 SUS</w:t>
-      </w:r>
-      <w:bookmarkEnd w:id="103"/>
-    </w:p>
-    <w:p>
-      <w:pPr>
-        <w:pStyle w:val="FirstParagraph"/>
-      </w:pPr>
-      <w:r>
-        <w:t>Brooke's (1996) original 10 items, administered without modification.</w:t>
-      </w:r>
-      <w:bookmarkEnd w:id="96"/>
-      <w:bookmarkEnd w:id="102"/>
+      <w:bookmarkEnd w:id="104"/>
     </w:p>
     <w:sectPr>
-      <w:headerReference w:type="even" r:id="rId7"/>
-      <w:headerReference w:type="default" r:id="rId8"/>
-      <w:footerReference w:type="even" r:id="rId9"/>
-      <w:footerReference w:type="default" r:id="rId10"/>
-      <w:headerReference w:type="first" r:id="rId11"/>
-      <w:footerReference w:type="first" r:id="rId12"/>
+      <w:headerReference w:type="even" r:id="rId9"/>
+      <w:headerReference w:type="default" r:id="rId10"/>
+      <w:footerReference w:type="even" r:id="rId11"/>
+      <w:footerReference w:type="default" r:id="rId12"/>
+      <w:headerReference w:type="first" r:id="rId13"/>
+      <w:footerReference w:type="first" r:id="rId14"/>
       <w:footnotePr>
         <w:numRestart w:val="eachSect"/>
       </w:footnotePr>
@@ -14346,7 +14980,7 @@
   <w:abstractNum w:abstractNumId="0" w15:restartNumberingAfterBreak="0">
     <w:nsid w:val="0000A990"/>
     <w:multiLevelType w:val="multilevel"/>
-    <w:tmpl w:val="0734C1E4"/>
+    <w:tmpl w:val="C7BAB8AC"/>
     <w:lvl w:ilvl="0">
       <w:numFmt w:val="bullet"/>
       <w:lvlText w:val=" "/>
@@ -14423,7 +15057,7 @@
   <w:abstractNum w:abstractNumId="1" w15:restartNumberingAfterBreak="0">
     <w:nsid w:val="0000A991"/>
     <w:multiLevelType w:val="multilevel"/>
-    <w:tmpl w:val="B6C675F2"/>
+    <w:tmpl w:val="8E54CCB6"/>
     <w:lvl w:ilvl="0">
       <w:numFmt w:val="bullet"/>
       <w:lvlText w:val=""/>
@@ -14527,7 +15161,7 @@
   <w:abstractNum w:abstractNumId="2" w15:restartNumberingAfterBreak="0">
     <w:nsid w:val="00A99411"/>
     <w:multiLevelType w:val="multilevel"/>
-    <w:tmpl w:val="6D248466"/>
+    <w:tmpl w:val="04242F86"/>
     <w:lvl w:ilvl="0">
       <w:start w:val="1"/>
       <w:numFmt w:val="decimal"/>
@@ -14610,16 +15244,16 @@
       </w:pPr>
     </w:lvl>
   </w:abstractNum>
-  <w:num w:numId="1" w16cid:durableId="1004356900">
+  <w:num w:numId="1" w16cid:durableId="163667775">
     <w:abstractNumId w:val="0"/>
   </w:num>
-  <w:num w:numId="2" w16cid:durableId="1478452582">
+  <w:num w:numId="2" w16cid:durableId="625936674">
     <w:abstractNumId w:val="1"/>
   </w:num>
-  <w:num w:numId="3" w16cid:durableId="1324507235">
+  <w:num w:numId="3" w16cid:durableId="1226183821">
     <w:abstractNumId w:val="1"/>
   </w:num>
-  <w:num w:numId="4" w16cid:durableId="162286181">
+  <w:num w:numId="4" w16cid:durableId="308022196">
     <w:abstractNumId w:val="2"/>
     <w:lvlOverride w:ilvl="0">
       <w:startOverride w:val="1"/>
@@ -14649,13 +15283,13 @@
       <w:startOverride w:val="1"/>
     </w:lvlOverride>
   </w:num>
-  <w:num w:numId="5" w16cid:durableId="1592078465">
+  <w:num w:numId="5" w16cid:durableId="1552811342">
     <w:abstractNumId w:val="1"/>
   </w:num>
-  <w:num w:numId="6" w16cid:durableId="634801588">
+  <w:num w:numId="6" w16cid:durableId="1703701393">
     <w:abstractNumId w:val="1"/>
   </w:num>
-  <w:num w:numId="7" w16cid:durableId="985355298">
+  <w:num w:numId="7" w16cid:durableId="1401640160">
     <w:abstractNumId w:val="2"/>
     <w:lvlOverride w:ilvl="0">
       <w:startOverride w:val="1"/>
@@ -14685,7 +15319,7 @@
       <w:startOverride w:val="1"/>
     </w:lvlOverride>
   </w:num>
-  <w:num w:numId="8" w16cid:durableId="1560171631">
+  <w:num w:numId="8" w16cid:durableId="408582660">
     <w:abstractNumId w:val="2"/>
     <w:lvlOverride w:ilvl="0">
       <w:startOverride w:val="1"/>
@@ -14715,34 +15349,34 @@
       <w:startOverride w:val="1"/>
     </w:lvlOverride>
   </w:num>
-  <w:num w:numId="9" w16cid:durableId="610432214">
+  <w:num w:numId="9" w16cid:durableId="1626962946">
     <w:abstractNumId w:val="1"/>
   </w:num>
-  <w:num w:numId="10" w16cid:durableId="1321080544">
+  <w:num w:numId="10" w16cid:durableId="884875344">
     <w:abstractNumId w:val="1"/>
   </w:num>
-  <w:num w:numId="11" w16cid:durableId="1726223292">
+  <w:num w:numId="11" w16cid:durableId="1680547735">
     <w:abstractNumId w:val="1"/>
   </w:num>
-  <w:num w:numId="12" w16cid:durableId="453787671">
+  <w:num w:numId="12" w16cid:durableId="864365309">
     <w:abstractNumId w:val="1"/>
   </w:num>
-  <w:num w:numId="13" w16cid:durableId="1671135047">
+  <w:num w:numId="13" w16cid:durableId="295919819">
     <w:abstractNumId w:val="1"/>
   </w:num>
-  <w:num w:numId="14" w16cid:durableId="1219590062">
+  <w:num w:numId="14" w16cid:durableId="1216311271">
     <w:abstractNumId w:val="1"/>
   </w:num>
-  <w:num w:numId="15" w16cid:durableId="1382292181">
+  <w:num w:numId="15" w16cid:durableId="1400666418">
     <w:abstractNumId w:val="1"/>
   </w:num>
-  <w:num w:numId="16" w16cid:durableId="451484746">
+  <w:num w:numId="16" w16cid:durableId="1743792324">
     <w:abstractNumId w:val="1"/>
   </w:num>
-  <w:num w:numId="17" w16cid:durableId="882593164">
+  <w:num w:numId="17" w16cid:durableId="759377471">
     <w:abstractNumId w:val="1"/>
   </w:num>
-  <w:num w:numId="18" w16cid:durableId="2082483259">
+  <w:num w:numId="18" w16cid:durableId="1527132954">
     <w:abstractNumId w:val="2"/>
     <w:lvlOverride w:ilvl="0">
       <w:startOverride w:val="1"/>
@@ -14772,10 +15406,10 @@
       <w:startOverride w:val="1"/>
     </w:lvlOverride>
   </w:num>
-  <w:num w:numId="19" w16cid:durableId="1546716616">
+  <w:num w:numId="19" w16cid:durableId="564417036">
     <w:abstractNumId w:val="1"/>
   </w:num>
-  <w:num w:numId="20" w16cid:durableId="1132090257">
+  <w:num w:numId="20" w16cid:durableId="1145857927">
     <w:abstractNumId w:val="1"/>
   </w:num>
 </w:numbering>
@@ -15670,7 +16304,7 @@
     <w:name w:val="Verbatim Char"/>
     <w:basedOn w:val="Char1"/>
     <w:link w:val="SourceCode"/>
-    <w:rsid w:val="003B62B2"/>
+    <w:rsid w:val="002906BC"/>
     <w:rPr>
       <w:rFonts w:ascii="Consolas" w:hAnsi="Consolas" w:cs="Times New Roman"/>
       <w:sz w:val="20"/>
@@ -15716,7 +16350,7 @@
     <w:name w:val="Source Code"/>
     <w:basedOn w:val="a"/>
     <w:link w:val="VerbatimChar"/>
-    <w:rsid w:val="003B62B2"/>
+    <w:rsid w:val="002906BC"/>
     <w:pPr>
       <w:shd w:val="clear" w:color="auto" w:fill="FFF5F0"/>
       <w:wordWrap w:val="0"/>
@@ -16056,7 +16690,7 @@
     <w:next w:val="a"/>
     <w:autoRedefine/>
     <w:uiPriority w:val="39"/>
-    <w:rsid w:val="003B62B2"/>
+    <w:rsid w:val="002906BC"/>
   </w:style>
   <w:style w:type="paragraph" w:styleId="20">
     <w:name w:val="toc 2"/>
@@ -16064,7 +16698,7 @@
     <w:next w:val="a"/>
     <w:autoRedefine/>
     <w:uiPriority w:val="39"/>
-    <w:rsid w:val="003B62B2"/>
+    <w:rsid w:val="002906BC"/>
     <w:pPr>
       <w:ind w:leftChars="200" w:left="425"/>
     </w:pPr>
@@ -16073,7 +16707,7 @@
     <w:name w:val="header"/>
     <w:basedOn w:val="a"/>
     <w:link w:val="Char2"/>
-    <w:rsid w:val="003B62B2"/>
+    <w:rsid w:val="002906BC"/>
     <w:pPr>
       <w:tabs>
         <w:tab w:val="center" w:pos="4513"/>
@@ -16086,13 +16720,13 @@
     <w:name w:val="머리글 Char"/>
     <w:basedOn w:val="a1"/>
     <w:link w:val="ad"/>
-    <w:rsid w:val="003B62B2"/>
+    <w:rsid w:val="002906BC"/>
   </w:style>
   <w:style w:type="paragraph" w:styleId="ae">
     <w:name w:val="footer"/>
     <w:basedOn w:val="a"/>
     <w:link w:val="Char3"/>
-    <w:rsid w:val="003B62B2"/>
+    <w:rsid w:val="002906BC"/>
     <w:pPr>
       <w:tabs>
         <w:tab w:val="center" w:pos="4513"/>
@@ -16105,17 +16739,17 @@
     <w:name w:val="바닥글 Char"/>
     <w:basedOn w:val="a1"/>
     <w:link w:val="ae"/>
-    <w:rsid w:val="003B62B2"/>
+    <w:rsid w:val="002906BC"/>
   </w:style>
   <w:style w:type="character" w:styleId="af">
     <w:name w:val="page number"/>
     <w:basedOn w:val="a1"/>
-    <w:rsid w:val="003B62B2"/>
+    <w:rsid w:val="002906BC"/>
   </w:style>
   <w:style w:type="character" w:styleId="af0">
     <w:name w:val="line number"/>
     <w:basedOn w:val="a1"/>
-    <w:rsid w:val="003B62B2"/>
+    <w:rsid w:val="002906BC"/>
   </w:style>
 </w:styles>
 </file>

--- a/ko/paper/paper_en.docx
+++ b/ko/paper/paper_en.docx
@@ -26,7 +26,7 @@
           <w:sz w:val="24"/>
           <w:szCs w:val="24"/>
         </w:rPr>
-        <w:id w:val="-995797999"/>
+        <w:id w:val="838192561"/>
         <w:docPartObj>
           <w:docPartGallery w:val="Table of Contents"/>
           <w:docPartUnique/>
@@ -66,7 +66,7 @@
           <w:r>
             <w:fldChar w:fldCharType="separate"/>
           </w:r>
-          <w:hyperlink w:anchor="_Toc229332660" w:history="1">
+          <w:hyperlink w:anchor="_Toc229333397" w:history="1">
             <w:r>
               <w:rPr>
                 <w:rStyle w:val="ac"/>
@@ -93,7 +93,7 @@
                 <w:noProof/>
                 <w:webHidden/>
               </w:rPr>
-              <w:instrText xml:space="preserve"> PAGEREF _Toc229332660 \h </w:instrText>
+              <w:instrText xml:space="preserve"> PAGEREF _Toc229333397 \h </w:instrText>
             </w:r>
             <w:r>
               <w:rPr>
@@ -134,7 +134,7 @@
               <w:noProof/>
             </w:rPr>
           </w:pPr>
-          <w:hyperlink w:anchor="_Toc229332661" w:history="1">
+          <w:hyperlink w:anchor="_Toc229333398" w:history="1">
             <w:r>
               <w:rPr>
                 <w:rStyle w:val="ac"/>
@@ -161,7 +161,7 @@
                 <w:noProof/>
                 <w:webHidden/>
               </w:rPr>
-              <w:instrText xml:space="preserve"> PAGEREF _Toc229332661 \h </w:instrText>
+              <w:instrText xml:space="preserve"> PAGEREF _Toc229333398 \h </w:instrText>
             </w:r>
             <w:r>
               <w:rPr>
@@ -203,7 +203,7 @@
               <w:noProof/>
             </w:rPr>
           </w:pPr>
-          <w:hyperlink w:anchor="_Toc229332662" w:history="1">
+          <w:hyperlink w:anchor="_Toc229333399" w:history="1">
             <w:r>
               <w:rPr>
                 <w:rStyle w:val="ac"/>
@@ -230,7 +230,7 @@
                 <w:noProof/>
                 <w:webHidden/>
               </w:rPr>
-              <w:instrText xml:space="preserve"> PAGEREF _Toc229332662 \h </w:instrText>
+              <w:instrText xml:space="preserve"> PAGEREF _Toc229333399 \h </w:instrText>
             </w:r>
             <w:r>
               <w:rPr>
@@ -272,7 +272,7 @@
               <w:noProof/>
             </w:rPr>
           </w:pPr>
-          <w:hyperlink w:anchor="_Toc229332663" w:history="1">
+          <w:hyperlink w:anchor="_Toc229333400" w:history="1">
             <w:r>
               <w:rPr>
                 <w:rStyle w:val="ac"/>
@@ -299,7 +299,7 @@
                 <w:noProof/>
                 <w:webHidden/>
               </w:rPr>
-              <w:instrText xml:space="preserve"> PAGEREF _Toc229332663 \h </w:instrText>
+              <w:instrText xml:space="preserve"> PAGEREF _Toc229333400 \h </w:instrText>
             </w:r>
             <w:r>
               <w:rPr>
@@ -341,7 +341,7 @@
               <w:noProof/>
             </w:rPr>
           </w:pPr>
-          <w:hyperlink w:anchor="_Toc229332664" w:history="1">
+          <w:hyperlink w:anchor="_Toc229333401" w:history="1">
             <w:r>
               <w:rPr>
                 <w:rStyle w:val="ac"/>
@@ -368,7 +368,7 @@
                 <w:noProof/>
                 <w:webHidden/>
               </w:rPr>
-              <w:instrText xml:space="preserve"> PAGEREF _Toc229332664 \h </w:instrText>
+              <w:instrText xml:space="preserve"> PAGEREF _Toc229333401 \h </w:instrText>
             </w:r>
             <w:r>
               <w:rPr>
@@ -409,7 +409,7 @@
               <w:noProof/>
             </w:rPr>
           </w:pPr>
-          <w:hyperlink w:anchor="_Toc229332665" w:history="1">
+          <w:hyperlink w:anchor="_Toc229333402" w:history="1">
             <w:r>
               <w:rPr>
                 <w:rStyle w:val="ac"/>
@@ -436,7 +436,7 @@
                 <w:noProof/>
                 <w:webHidden/>
               </w:rPr>
-              <w:instrText xml:space="preserve"> PAGEREF _Toc229332665 \h </w:instrText>
+              <w:instrText xml:space="preserve"> PAGEREF _Toc229333402 \h </w:instrText>
             </w:r>
             <w:r>
               <w:rPr>
@@ -478,7 +478,7 @@
               <w:noProof/>
             </w:rPr>
           </w:pPr>
-          <w:hyperlink w:anchor="_Toc229332666" w:history="1">
+          <w:hyperlink w:anchor="_Toc229333403" w:history="1">
             <w:r>
               <w:rPr>
                 <w:rStyle w:val="ac"/>
@@ -505,7 +505,7 @@
                 <w:noProof/>
                 <w:webHidden/>
               </w:rPr>
-              <w:instrText xml:space="preserve"> PAGEREF _Toc229332666 \h </w:instrText>
+              <w:instrText xml:space="preserve"> PAGEREF _Toc229333403 \h </w:instrText>
             </w:r>
             <w:r>
               <w:rPr>
@@ -547,7 +547,7 @@
               <w:noProof/>
             </w:rPr>
           </w:pPr>
-          <w:hyperlink w:anchor="_Toc229332667" w:history="1">
+          <w:hyperlink w:anchor="_Toc229333404" w:history="1">
             <w:r>
               <w:rPr>
                 <w:rStyle w:val="ac"/>
@@ -574,7 +574,7 @@
                 <w:noProof/>
                 <w:webHidden/>
               </w:rPr>
-              <w:instrText xml:space="preserve"> PAGEREF _Toc229332667 \h </w:instrText>
+              <w:instrText xml:space="preserve"> PAGEREF _Toc229333404 \h </w:instrText>
             </w:r>
             <w:r>
               <w:rPr>
@@ -616,7 +616,7 @@
               <w:noProof/>
             </w:rPr>
           </w:pPr>
-          <w:hyperlink w:anchor="_Toc229332668" w:history="1">
+          <w:hyperlink w:anchor="_Toc229333405" w:history="1">
             <w:r>
               <w:rPr>
                 <w:rStyle w:val="ac"/>
@@ -643,7 +643,7 @@
                 <w:noProof/>
                 <w:webHidden/>
               </w:rPr>
-              <w:instrText xml:space="preserve"> PAGEREF _Toc229332668 \h </w:instrText>
+              <w:instrText xml:space="preserve"> PAGEREF _Toc229333405 \h </w:instrText>
             </w:r>
             <w:r>
               <w:rPr>
@@ -685,7 +685,7 @@
               <w:noProof/>
             </w:rPr>
           </w:pPr>
-          <w:hyperlink w:anchor="_Toc229332669" w:history="1">
+          <w:hyperlink w:anchor="_Toc229333406" w:history="1">
             <w:r>
               <w:rPr>
                 <w:rStyle w:val="ac"/>
@@ -712,7 +712,7 @@
                 <w:noProof/>
                 <w:webHidden/>
               </w:rPr>
-              <w:instrText xml:space="preserve"> PAGEREF _Toc229332669 \h </w:instrText>
+              <w:instrText xml:space="preserve"> PAGEREF _Toc229333406 \h </w:instrText>
             </w:r>
             <w:r>
               <w:rPr>
@@ -753,7 +753,7 @@
               <w:noProof/>
             </w:rPr>
           </w:pPr>
-          <w:hyperlink w:anchor="_Toc229332670" w:history="1">
+          <w:hyperlink w:anchor="_Toc229333407" w:history="1">
             <w:r>
               <w:rPr>
                 <w:rStyle w:val="ac"/>
@@ -780,7 +780,7 @@
                 <w:noProof/>
                 <w:webHidden/>
               </w:rPr>
-              <w:instrText xml:space="preserve"> PAGEREF _Toc229332670 \h </w:instrText>
+              <w:instrText xml:space="preserve"> PAGEREF _Toc229333407 \h </w:instrText>
             </w:r>
             <w:r>
               <w:rPr>
@@ -822,7 +822,7 @@
               <w:noProof/>
             </w:rPr>
           </w:pPr>
-          <w:hyperlink w:anchor="_Toc229332671" w:history="1">
+          <w:hyperlink w:anchor="_Toc229333408" w:history="1">
             <w:r>
               <w:rPr>
                 <w:rStyle w:val="ac"/>
@@ -849,7 +849,7 @@
                 <w:noProof/>
                 <w:webHidden/>
               </w:rPr>
-              <w:instrText xml:space="preserve"> PAGEREF _Toc229332671 \h </w:instrText>
+              <w:instrText xml:space="preserve"> PAGEREF _Toc229333408 \h </w:instrText>
             </w:r>
             <w:r>
               <w:rPr>
@@ -891,7 +891,7 @@
               <w:noProof/>
             </w:rPr>
           </w:pPr>
-          <w:hyperlink w:anchor="_Toc229332672" w:history="1">
+          <w:hyperlink w:anchor="_Toc229333409" w:history="1">
             <w:r>
               <w:rPr>
                 <w:rStyle w:val="ac"/>
@@ -918,7 +918,7 @@
                 <w:noProof/>
                 <w:webHidden/>
               </w:rPr>
-              <w:instrText xml:space="preserve"> PAGEREF _Toc229332672 \h </w:instrText>
+              <w:instrText xml:space="preserve"> PAGEREF _Toc229333409 \h </w:instrText>
             </w:r>
             <w:r>
               <w:rPr>
@@ -960,7 +960,7 @@
               <w:noProof/>
             </w:rPr>
           </w:pPr>
-          <w:hyperlink w:anchor="_Toc229332673" w:history="1">
+          <w:hyperlink w:anchor="_Toc229333410" w:history="1">
             <w:r>
               <w:rPr>
                 <w:rStyle w:val="ac"/>
@@ -987,7 +987,7 @@
                 <w:noProof/>
                 <w:webHidden/>
               </w:rPr>
-              <w:instrText xml:space="preserve"> PAGEREF _Toc229332673 \h </w:instrText>
+              <w:instrText xml:space="preserve"> PAGEREF _Toc229333410 \h </w:instrText>
             </w:r>
             <w:r>
               <w:rPr>
@@ -1028,7 +1028,7 @@
               <w:noProof/>
             </w:rPr>
           </w:pPr>
-          <w:hyperlink w:anchor="_Toc229332674" w:history="1">
+          <w:hyperlink w:anchor="_Toc229333411" w:history="1">
             <w:r>
               <w:rPr>
                 <w:rStyle w:val="ac"/>
@@ -1055,7 +1055,7 @@
                 <w:noProof/>
                 <w:webHidden/>
               </w:rPr>
-              <w:instrText xml:space="preserve"> PAGEREF _Toc229332674 \h </w:instrText>
+              <w:instrText xml:space="preserve"> PAGEREF _Toc229333411 \h </w:instrText>
             </w:r>
             <w:r>
               <w:rPr>
@@ -1097,7 +1097,7 @@
               <w:noProof/>
             </w:rPr>
           </w:pPr>
-          <w:hyperlink w:anchor="_Toc229332675" w:history="1">
+          <w:hyperlink w:anchor="_Toc229333412" w:history="1">
             <w:r>
               <w:rPr>
                 <w:rStyle w:val="ac"/>
@@ -1124,7 +1124,7 @@
                 <w:noProof/>
                 <w:webHidden/>
               </w:rPr>
-              <w:instrText xml:space="preserve"> PAGEREF _Toc229332675 \h </w:instrText>
+              <w:instrText xml:space="preserve"> PAGEREF _Toc229333412 \h </w:instrText>
             </w:r>
             <w:r>
               <w:rPr>
@@ -1166,7 +1166,7 @@
               <w:noProof/>
             </w:rPr>
           </w:pPr>
-          <w:hyperlink w:anchor="_Toc229332676" w:history="1">
+          <w:hyperlink w:anchor="_Toc229333413" w:history="1">
             <w:r>
               <w:rPr>
                 <w:rStyle w:val="ac"/>
@@ -1193,7 +1193,7 @@
                 <w:noProof/>
                 <w:webHidden/>
               </w:rPr>
-              <w:instrText xml:space="preserve"> PAGEREF _Toc229332676 \h </w:instrText>
+              <w:instrText xml:space="preserve"> PAGEREF _Toc229333413 \h </w:instrText>
             </w:r>
             <w:r>
               <w:rPr>
@@ -1235,7 +1235,7 @@
               <w:noProof/>
             </w:rPr>
           </w:pPr>
-          <w:hyperlink w:anchor="_Toc229332677" w:history="1">
+          <w:hyperlink w:anchor="_Toc229333414" w:history="1">
             <w:r>
               <w:rPr>
                 <w:rStyle w:val="ac"/>
@@ -1262,7 +1262,7 @@
                 <w:noProof/>
                 <w:webHidden/>
               </w:rPr>
-              <w:instrText xml:space="preserve"> PAGEREF _Toc229332677 \h </w:instrText>
+              <w:instrText xml:space="preserve"> PAGEREF _Toc229333414 \h </w:instrText>
             </w:r>
             <w:r>
               <w:rPr>
@@ -1304,7 +1304,7 @@
               <w:noProof/>
             </w:rPr>
           </w:pPr>
-          <w:hyperlink w:anchor="_Toc229332678" w:history="1">
+          <w:hyperlink w:anchor="_Toc229333415" w:history="1">
             <w:r>
               <w:rPr>
                 <w:rStyle w:val="ac"/>
@@ -1331,7 +1331,7 @@
                 <w:noProof/>
                 <w:webHidden/>
               </w:rPr>
-              <w:instrText xml:space="preserve"> PAGEREF _Toc229332678 \h </w:instrText>
+              <w:instrText xml:space="preserve"> PAGEREF _Toc229333415 \h </w:instrText>
             </w:r>
             <w:r>
               <w:rPr>
@@ -1373,7 +1373,7 @@
               <w:noProof/>
             </w:rPr>
           </w:pPr>
-          <w:hyperlink w:anchor="_Toc229332679" w:history="1">
+          <w:hyperlink w:anchor="_Toc229333416" w:history="1">
             <w:r>
               <w:rPr>
                 <w:rStyle w:val="ac"/>
@@ -1400,7 +1400,7 @@
                 <w:noProof/>
                 <w:webHidden/>
               </w:rPr>
-              <w:instrText xml:space="preserve"> PAGEREF _Toc229332679 \h </w:instrText>
+              <w:instrText xml:space="preserve"> PAGEREF _Toc229333416 \h </w:instrText>
             </w:r>
             <w:r>
               <w:rPr>
@@ -1441,7 +1441,7 @@
               <w:noProof/>
             </w:rPr>
           </w:pPr>
-          <w:hyperlink w:anchor="_Toc229332680" w:history="1">
+          <w:hyperlink w:anchor="_Toc229333417" w:history="1">
             <w:r>
               <w:rPr>
                 <w:rStyle w:val="ac"/>
@@ -1468,7 +1468,7 @@
                 <w:noProof/>
                 <w:webHidden/>
               </w:rPr>
-              <w:instrText xml:space="preserve"> PAGEREF _Toc229332680 \h </w:instrText>
+              <w:instrText xml:space="preserve"> PAGEREF _Toc229333417 \h </w:instrText>
             </w:r>
             <w:r>
               <w:rPr>
@@ -1510,7 +1510,7 @@
               <w:noProof/>
             </w:rPr>
           </w:pPr>
-          <w:hyperlink w:anchor="_Toc229332681" w:history="1">
+          <w:hyperlink w:anchor="_Toc229333418" w:history="1">
             <w:r>
               <w:rPr>
                 <w:rStyle w:val="ac"/>
@@ -1537,7 +1537,7 @@
                 <w:noProof/>
                 <w:webHidden/>
               </w:rPr>
-              <w:instrText xml:space="preserve"> PAGEREF _Toc229332681 \h </w:instrText>
+              <w:instrText xml:space="preserve"> PAGEREF _Toc229333418 \h </w:instrText>
             </w:r>
             <w:r>
               <w:rPr>
@@ -1579,7 +1579,7 @@
               <w:noProof/>
             </w:rPr>
           </w:pPr>
-          <w:hyperlink w:anchor="_Toc229332682" w:history="1">
+          <w:hyperlink w:anchor="_Toc229333419" w:history="1">
             <w:r>
               <w:rPr>
                 <w:rStyle w:val="ac"/>
@@ -1606,7 +1606,7 @@
                 <w:noProof/>
                 <w:webHidden/>
               </w:rPr>
-              <w:instrText xml:space="preserve"> PAGEREF _Toc229332682 \h </w:instrText>
+              <w:instrText xml:space="preserve"> PAGEREF _Toc229333419 \h </w:instrText>
             </w:r>
             <w:r>
               <w:rPr>
@@ -1648,7 +1648,7 @@
               <w:noProof/>
             </w:rPr>
           </w:pPr>
-          <w:hyperlink w:anchor="_Toc229332683" w:history="1">
+          <w:hyperlink w:anchor="_Toc229333420" w:history="1">
             <w:r>
               <w:rPr>
                 <w:rStyle w:val="ac"/>
@@ -1675,7 +1675,7 @@
                 <w:noProof/>
                 <w:webHidden/>
               </w:rPr>
-              <w:instrText xml:space="preserve"> PAGEREF _Toc229332683 \h </w:instrText>
+              <w:instrText xml:space="preserve"> PAGEREF _Toc229333420 \h </w:instrText>
             </w:r>
             <w:r>
               <w:rPr>
@@ -1717,7 +1717,7 @@
               <w:noProof/>
             </w:rPr>
           </w:pPr>
-          <w:hyperlink w:anchor="_Toc229332684" w:history="1">
+          <w:hyperlink w:anchor="_Toc229333421" w:history="1">
             <w:r>
               <w:rPr>
                 <w:rStyle w:val="ac"/>
@@ -1744,7 +1744,7 @@
                 <w:noProof/>
                 <w:webHidden/>
               </w:rPr>
-              <w:instrText xml:space="preserve"> PAGEREF _Toc229332684 \h </w:instrText>
+              <w:instrText xml:space="preserve"> PAGEREF _Toc229333421 \h </w:instrText>
             </w:r>
             <w:r>
               <w:rPr>
@@ -1785,7 +1785,7 @@
               <w:noProof/>
             </w:rPr>
           </w:pPr>
-          <w:hyperlink w:anchor="_Toc229332685" w:history="1">
+          <w:hyperlink w:anchor="_Toc229333422" w:history="1">
             <w:r>
               <w:rPr>
                 <w:rStyle w:val="ac"/>
@@ -1812,7 +1812,7 @@
                 <w:noProof/>
                 <w:webHidden/>
               </w:rPr>
-              <w:instrText xml:space="preserve"> PAGEREF _Toc229332685 \h </w:instrText>
+              <w:instrText xml:space="preserve"> PAGEREF _Toc229333422 \h </w:instrText>
             </w:r>
             <w:r>
               <w:rPr>
@@ -1854,7 +1854,7 @@
               <w:noProof/>
             </w:rPr>
           </w:pPr>
-          <w:hyperlink w:anchor="_Toc229332686" w:history="1">
+          <w:hyperlink w:anchor="_Toc229333423" w:history="1">
             <w:r>
               <w:rPr>
                 <w:rStyle w:val="ac"/>
@@ -1881,7 +1881,7 @@
                 <w:noProof/>
                 <w:webHidden/>
               </w:rPr>
-              <w:instrText xml:space="preserve"> PAGEREF _Toc229332686 \h </w:instrText>
+              <w:instrText xml:space="preserve"> PAGEREF _Toc229333423 \h </w:instrText>
             </w:r>
             <w:r>
               <w:rPr>
@@ -1923,7 +1923,7 @@
               <w:noProof/>
             </w:rPr>
           </w:pPr>
-          <w:hyperlink w:anchor="_Toc229332687" w:history="1">
+          <w:hyperlink w:anchor="_Toc229333424" w:history="1">
             <w:r>
               <w:rPr>
                 <w:rStyle w:val="ac"/>
@@ -1950,7 +1950,7 @@
                 <w:noProof/>
                 <w:webHidden/>
               </w:rPr>
-              <w:instrText xml:space="preserve"> PAGEREF _Toc229332687 \h </w:instrText>
+              <w:instrText xml:space="preserve"> PAGEREF _Toc229333424 \h </w:instrText>
             </w:r>
             <w:r>
               <w:rPr>
@@ -1992,7 +1992,7 @@
               <w:noProof/>
             </w:rPr>
           </w:pPr>
-          <w:hyperlink w:anchor="_Toc229332688" w:history="1">
+          <w:hyperlink w:anchor="_Toc229333425" w:history="1">
             <w:r>
               <w:rPr>
                 <w:rStyle w:val="ac"/>
@@ -2019,7 +2019,7 @@
                 <w:noProof/>
                 <w:webHidden/>
               </w:rPr>
-              <w:instrText xml:space="preserve"> PAGEREF _Toc229332688 \h </w:instrText>
+              <w:instrText xml:space="preserve"> PAGEREF _Toc229333425 \h </w:instrText>
             </w:r>
             <w:r>
               <w:rPr>
@@ -2039,7 +2039,7 @@
                 <w:noProof/>
                 <w:webHidden/>
               </w:rPr>
-              <w:t>12</w:t>
+              <w:t>13</w:t>
             </w:r>
             <w:r>
               <w:rPr>
@@ -2061,7 +2061,7 @@
               <w:noProof/>
             </w:rPr>
           </w:pPr>
-          <w:hyperlink w:anchor="_Toc229332689" w:history="1">
+          <w:hyperlink w:anchor="_Toc229333426" w:history="1">
             <w:r>
               <w:rPr>
                 <w:rStyle w:val="ac"/>
@@ -2088,7 +2088,7 @@
                 <w:noProof/>
                 <w:webHidden/>
               </w:rPr>
-              <w:instrText xml:space="preserve"> PAGEREF _Toc229332689 \h </w:instrText>
+              <w:instrText xml:space="preserve"> PAGEREF _Toc229333426 \h </w:instrText>
             </w:r>
             <w:r>
               <w:rPr>
@@ -2130,7 +2130,7 @@
               <w:noProof/>
             </w:rPr>
           </w:pPr>
-          <w:hyperlink w:anchor="_Toc229332690" w:history="1">
+          <w:hyperlink w:anchor="_Toc229333427" w:history="1">
             <w:r>
               <w:rPr>
                 <w:rStyle w:val="ac"/>
@@ -2157,7 +2157,7 @@
                 <w:noProof/>
                 <w:webHidden/>
               </w:rPr>
-              <w:instrText xml:space="preserve"> PAGEREF _Toc229332690 \h </w:instrText>
+              <w:instrText xml:space="preserve"> PAGEREF _Toc229333427 \h </w:instrText>
             </w:r>
             <w:r>
               <w:rPr>
@@ -2198,7 +2198,7 @@
               <w:noProof/>
             </w:rPr>
           </w:pPr>
-          <w:hyperlink w:anchor="_Toc229332691" w:history="1">
+          <w:hyperlink w:anchor="_Toc229333428" w:history="1">
             <w:r>
               <w:rPr>
                 <w:rStyle w:val="ac"/>
@@ -2225,7 +2225,7 @@
                 <w:noProof/>
                 <w:webHidden/>
               </w:rPr>
-              <w:instrText xml:space="preserve"> PAGEREF _Toc229332691 \h </w:instrText>
+              <w:instrText xml:space="preserve"> PAGEREF _Toc229333428 \h </w:instrText>
             </w:r>
             <w:r>
               <w:rPr>
@@ -2245,7 +2245,7 @@
                 <w:noProof/>
                 <w:webHidden/>
               </w:rPr>
-              <w:t>13</w:t>
+              <w:t>14</w:t>
             </w:r>
             <w:r>
               <w:rPr>
@@ -2267,7 +2267,7 @@
               <w:noProof/>
             </w:rPr>
           </w:pPr>
-          <w:hyperlink w:anchor="_Toc229332692" w:history="1">
+          <w:hyperlink w:anchor="_Toc229333429" w:history="1">
             <w:r>
               <w:rPr>
                 <w:rStyle w:val="ac"/>
@@ -2294,7 +2294,7 @@
                 <w:noProof/>
                 <w:webHidden/>
               </w:rPr>
-              <w:instrText xml:space="preserve"> PAGEREF _Toc229332692 \h </w:instrText>
+              <w:instrText xml:space="preserve"> PAGEREF _Toc229333429 \h </w:instrText>
             </w:r>
             <w:r>
               <w:rPr>
@@ -2314,7 +2314,7 @@
                 <w:noProof/>
                 <w:webHidden/>
               </w:rPr>
-              <w:t>13</w:t>
+              <w:t>14</w:t>
             </w:r>
             <w:r>
               <w:rPr>
@@ -2336,7 +2336,7 @@
               <w:noProof/>
             </w:rPr>
           </w:pPr>
-          <w:hyperlink w:anchor="_Toc229332693" w:history="1">
+          <w:hyperlink w:anchor="_Toc229333430" w:history="1">
             <w:r>
               <w:rPr>
                 <w:rStyle w:val="ac"/>
@@ -2363,7 +2363,7 @@
                 <w:noProof/>
                 <w:webHidden/>
               </w:rPr>
-              <w:instrText xml:space="preserve"> PAGEREF _Toc229332693 \h </w:instrText>
+              <w:instrText xml:space="preserve"> PAGEREF _Toc229333430 \h </w:instrText>
             </w:r>
             <w:r>
               <w:rPr>
@@ -2405,7 +2405,7 @@
               <w:noProof/>
             </w:rPr>
           </w:pPr>
-          <w:hyperlink w:anchor="_Toc229332694" w:history="1">
+          <w:hyperlink w:anchor="_Toc229333431" w:history="1">
             <w:r>
               <w:rPr>
                 <w:rStyle w:val="ac"/>
@@ -2432,7 +2432,7 @@
                 <w:noProof/>
                 <w:webHidden/>
               </w:rPr>
-              <w:instrText xml:space="preserve"> PAGEREF _Toc229332694 \h </w:instrText>
+              <w:instrText xml:space="preserve"> PAGEREF _Toc229333431 \h </w:instrText>
             </w:r>
             <w:r>
               <w:rPr>
@@ -2474,7 +2474,7 @@
               <w:noProof/>
             </w:rPr>
           </w:pPr>
-          <w:hyperlink w:anchor="_Toc229332695" w:history="1">
+          <w:hyperlink w:anchor="_Toc229333432" w:history="1">
             <w:r>
               <w:rPr>
                 <w:rStyle w:val="ac"/>
@@ -2501,7 +2501,7 @@
                 <w:noProof/>
                 <w:webHidden/>
               </w:rPr>
-              <w:instrText xml:space="preserve"> PAGEREF _Toc229332695 \h </w:instrText>
+              <w:instrText xml:space="preserve"> PAGEREF _Toc229333432 \h </w:instrText>
             </w:r>
             <w:r>
               <w:rPr>
@@ -2542,7 +2542,7 @@
               <w:noProof/>
             </w:rPr>
           </w:pPr>
-          <w:hyperlink w:anchor="_Toc229332696" w:history="1">
+          <w:hyperlink w:anchor="_Toc229333433" w:history="1">
             <w:r>
               <w:rPr>
                 <w:rStyle w:val="ac"/>
@@ -2569,7 +2569,7 @@
                 <w:noProof/>
                 <w:webHidden/>
               </w:rPr>
-              <w:instrText xml:space="preserve"> PAGEREF _Toc229332696 \h </w:instrText>
+              <w:instrText xml:space="preserve"> PAGEREF _Toc229333433 \h </w:instrText>
             </w:r>
             <w:r>
               <w:rPr>
@@ -2589,7 +2589,7 @@
                 <w:noProof/>
                 <w:webHidden/>
               </w:rPr>
-              <w:t>14</w:t>
+              <w:t>15</w:t>
             </w:r>
             <w:r>
               <w:rPr>
@@ -2611,7 +2611,7 @@
               <w:noProof/>
             </w:rPr>
           </w:pPr>
-          <w:hyperlink w:anchor="_Toc229332697" w:history="1">
+          <w:hyperlink w:anchor="_Toc229333434" w:history="1">
             <w:r>
               <w:rPr>
                 <w:rStyle w:val="ac"/>
@@ -2638,7 +2638,7 @@
                 <w:noProof/>
                 <w:webHidden/>
               </w:rPr>
-              <w:instrText xml:space="preserve"> PAGEREF _Toc229332697 \h </w:instrText>
+              <w:instrText xml:space="preserve"> PAGEREF _Toc229333434 \h </w:instrText>
             </w:r>
             <w:r>
               <w:rPr>
@@ -2658,7 +2658,7 @@
                 <w:noProof/>
                 <w:webHidden/>
               </w:rPr>
-              <w:t>14</w:t>
+              <w:t>15</w:t>
             </w:r>
             <w:r>
               <w:rPr>
@@ -2680,7 +2680,7 @@
               <w:noProof/>
             </w:rPr>
           </w:pPr>
-          <w:hyperlink w:anchor="_Toc229332698" w:history="1">
+          <w:hyperlink w:anchor="_Toc229333435" w:history="1">
             <w:r>
               <w:rPr>
                 <w:rStyle w:val="ac"/>
@@ -2707,7 +2707,7 @@
                 <w:noProof/>
                 <w:webHidden/>
               </w:rPr>
-              <w:instrText xml:space="preserve"> PAGEREF _Toc229332698 \h </w:instrText>
+              <w:instrText xml:space="preserve"> PAGEREF _Toc229333435 \h </w:instrText>
             </w:r>
             <w:r>
               <w:rPr>
@@ -2749,7 +2749,7 @@
               <w:noProof/>
             </w:rPr>
           </w:pPr>
-          <w:hyperlink w:anchor="_Toc229332699" w:history="1">
+          <w:hyperlink w:anchor="_Toc229333436" w:history="1">
             <w:r>
               <w:rPr>
                 <w:rStyle w:val="ac"/>
@@ -2776,7 +2776,7 @@
                 <w:noProof/>
                 <w:webHidden/>
               </w:rPr>
-              <w:instrText xml:space="preserve"> PAGEREF _Toc229332699 \h </w:instrText>
+              <w:instrText xml:space="preserve"> PAGEREF _Toc229333436 \h </w:instrText>
             </w:r>
             <w:r>
               <w:rPr>
@@ -2818,7 +2818,7 @@
               <w:noProof/>
             </w:rPr>
           </w:pPr>
-          <w:hyperlink w:anchor="_Toc229332700" w:history="1">
+          <w:hyperlink w:anchor="_Toc229333437" w:history="1">
             <w:r>
               <w:rPr>
                 <w:rStyle w:val="ac"/>
@@ -2845,7 +2845,7 @@
                 <w:noProof/>
                 <w:webHidden/>
               </w:rPr>
-              <w:instrText xml:space="preserve"> PAGEREF _Toc229332700 \h </w:instrText>
+              <w:instrText xml:space="preserve"> PAGEREF _Toc229333437 \h </w:instrText>
             </w:r>
             <w:r>
               <w:rPr>
@@ -2886,7 +2886,7 @@
               <w:noProof/>
             </w:rPr>
           </w:pPr>
-          <w:hyperlink w:anchor="_Toc229332701" w:history="1">
+          <w:hyperlink w:anchor="_Toc229333438" w:history="1">
             <w:r>
               <w:rPr>
                 <w:rStyle w:val="ac"/>
@@ -2913,7 +2913,7 @@
                 <w:noProof/>
                 <w:webHidden/>
               </w:rPr>
-              <w:instrText xml:space="preserve"> PAGEREF _Toc229332701 \h </w:instrText>
+              <w:instrText xml:space="preserve"> PAGEREF _Toc229333438 \h </w:instrText>
             </w:r>
             <w:r>
               <w:rPr>
@@ -2954,7 +2954,7 @@
               <w:noProof/>
             </w:rPr>
           </w:pPr>
-          <w:hyperlink w:anchor="_Toc229332702" w:history="1">
+          <w:hyperlink w:anchor="_Toc229333439" w:history="1">
             <w:r>
               <w:rPr>
                 <w:rStyle w:val="ac"/>
@@ -2981,7 +2981,7 @@
                 <w:noProof/>
                 <w:webHidden/>
               </w:rPr>
-              <w:instrText xml:space="preserve"> PAGEREF _Toc229332702 \h </w:instrText>
+              <w:instrText xml:space="preserve"> PAGEREF _Toc229333439 \h </w:instrText>
             </w:r>
             <w:r>
               <w:rPr>
@@ -3022,7 +3022,7 @@
               <w:noProof/>
             </w:rPr>
           </w:pPr>
-          <w:hyperlink w:anchor="_Toc229332703" w:history="1">
+          <w:hyperlink w:anchor="_Toc229333440" w:history="1">
             <w:r>
               <w:rPr>
                 <w:rStyle w:val="ac"/>
@@ -3049,7 +3049,7 @@
                 <w:noProof/>
                 <w:webHidden/>
               </w:rPr>
-              <w:instrText xml:space="preserve"> PAGEREF _Toc229332703 \h </w:instrText>
+              <w:instrText xml:space="preserve"> PAGEREF _Toc229333440 \h </w:instrText>
             </w:r>
             <w:r>
               <w:rPr>
@@ -3090,7 +3090,7 @@
               <w:noProof/>
             </w:rPr>
           </w:pPr>
-          <w:hyperlink w:anchor="_Toc229332704" w:history="1">
+          <w:hyperlink w:anchor="_Toc229333441" w:history="1">
             <w:r>
               <w:rPr>
                 <w:rStyle w:val="ac"/>
@@ -3117,7 +3117,7 @@
                 <w:noProof/>
                 <w:webHidden/>
               </w:rPr>
-              <w:instrText xml:space="preserve"> PAGEREF _Toc229332704 \h </w:instrText>
+              <w:instrText xml:space="preserve"> PAGEREF _Toc229333441 \h </w:instrText>
             </w:r>
             <w:r>
               <w:rPr>
@@ -3158,7 +3158,7 @@
               <w:noProof/>
             </w:rPr>
           </w:pPr>
-          <w:hyperlink w:anchor="_Toc229332705" w:history="1">
+          <w:hyperlink w:anchor="_Toc229333442" w:history="1">
             <w:r>
               <w:rPr>
                 <w:rStyle w:val="ac"/>
@@ -3185,7 +3185,7 @@
                 <w:noProof/>
                 <w:webHidden/>
               </w:rPr>
-              <w:instrText xml:space="preserve"> PAGEREF _Toc229332705 \h </w:instrText>
+              <w:instrText xml:space="preserve"> PAGEREF _Toc229333442 \h </w:instrText>
             </w:r>
             <w:r>
               <w:rPr>
@@ -3226,7 +3226,7 @@
               <w:noProof/>
             </w:rPr>
           </w:pPr>
-          <w:hyperlink w:anchor="_Toc229332706" w:history="1">
+          <w:hyperlink w:anchor="_Toc229333443" w:history="1">
             <w:r>
               <w:rPr>
                 <w:rStyle w:val="ac"/>
@@ -3253,7 +3253,7 @@
                 <w:noProof/>
                 <w:webHidden/>
               </w:rPr>
-              <w:instrText xml:space="preserve"> PAGEREF _Toc229332706 \h </w:instrText>
+              <w:instrText xml:space="preserve"> PAGEREF _Toc229333443 \h </w:instrText>
             </w:r>
             <w:r>
               <w:rPr>
@@ -3273,7 +3273,7 @@
                 <w:noProof/>
                 <w:webHidden/>
               </w:rPr>
-              <w:t>18</w:t>
+              <w:t>19</w:t>
             </w:r>
             <w:r>
               <w:rPr>
@@ -3295,7 +3295,7 @@
               <w:noProof/>
             </w:rPr>
           </w:pPr>
-          <w:hyperlink w:anchor="_Toc229332707" w:history="1">
+          <w:hyperlink w:anchor="_Toc229333444" w:history="1">
             <w:r>
               <w:rPr>
                 <w:rStyle w:val="ac"/>
@@ -3322,7 +3322,7 @@
                 <w:noProof/>
                 <w:webHidden/>
               </w:rPr>
-              <w:instrText xml:space="preserve"> PAGEREF _Toc229332707 \h </w:instrText>
+              <w:instrText xml:space="preserve"> PAGEREF _Toc229333444 \h </w:instrText>
             </w:r>
             <w:r>
               <w:rPr>
@@ -3342,7 +3342,7 @@
                 <w:noProof/>
                 <w:webHidden/>
               </w:rPr>
-              <w:t>18</w:t>
+              <w:t>19</w:t>
             </w:r>
             <w:r>
               <w:rPr>
@@ -3364,7 +3364,7 @@
               <w:noProof/>
             </w:rPr>
           </w:pPr>
-          <w:hyperlink w:anchor="_Toc229332708" w:history="1">
+          <w:hyperlink w:anchor="_Toc229333445" w:history="1">
             <w:r>
               <w:rPr>
                 <w:rStyle w:val="ac"/>
@@ -3391,7 +3391,7 @@
                 <w:noProof/>
                 <w:webHidden/>
               </w:rPr>
-              <w:instrText xml:space="preserve"> PAGEREF _Toc229332708 \h </w:instrText>
+              <w:instrText xml:space="preserve"> PAGEREF _Toc229333445 \h </w:instrText>
             </w:r>
             <w:r>
               <w:rPr>
@@ -3433,7 +3433,7 @@
               <w:noProof/>
             </w:rPr>
           </w:pPr>
-          <w:hyperlink w:anchor="_Toc229332709" w:history="1">
+          <w:hyperlink w:anchor="_Toc229333446" w:history="1">
             <w:r>
               <w:rPr>
                 <w:rStyle w:val="ac"/>
@@ -3460,7 +3460,7 @@
                 <w:noProof/>
                 <w:webHidden/>
               </w:rPr>
-              <w:instrText xml:space="preserve"> PAGEREF _Toc229332709 \h </w:instrText>
+              <w:instrText xml:space="preserve"> PAGEREF _Toc229333446 \h </w:instrText>
             </w:r>
             <w:r>
               <w:rPr>
@@ -3503,7 +3503,7 @@
         <w:pStyle w:val="1"/>
       </w:pPr>
       <w:bookmarkStart w:id="0" w:name="abstract"/>
-      <w:bookmarkStart w:id="1" w:name="_Toc229332660"/>
+      <w:bookmarkStart w:id="1" w:name="_Toc229333397"/>
       <w:r>
         <w:t>Abstract</w:t>
       </w:r>
@@ -3655,7 +3655,7 @@
         <w:pStyle w:val="1"/>
       </w:pPr>
       <w:bookmarkStart w:id="2" w:name="Xe3d0fc0bea9a42ce7605565d0964033d7f6ee47"/>
-      <w:bookmarkStart w:id="3" w:name="_Toc229332661"/>
+      <w:bookmarkStart w:id="3" w:name="_Toc229333398"/>
       <w:bookmarkEnd w:id="0"/>
       <w:r>
         <w:t>1. Introduction</w:t>
@@ -3667,7 +3667,7 @@
         <w:pStyle w:val="2"/>
       </w:pPr>
       <w:bookmarkStart w:id="4" w:name="X1bf71e34a5475eafa7691d512243933c189287b"/>
-      <w:bookmarkStart w:id="5" w:name="_Toc229332662"/>
+      <w:bookmarkStart w:id="5" w:name="_Toc229333399"/>
       <w:r>
         <w:t>1.1 Motivation</w:t>
       </w:r>
@@ -3785,7 +3785,7 @@
         <w:pStyle w:val="2"/>
       </w:pPr>
       <w:bookmarkStart w:id="6" w:name="Xe2513cbe4cec0b433ad043d7a2d5bcba3139b87"/>
-      <w:bookmarkStart w:id="7" w:name="_Toc229332663"/>
+      <w:bookmarkStart w:id="7" w:name="_Toc229333400"/>
       <w:bookmarkEnd w:id="4"/>
       <w:r>
         <w:t>1.2 Research Questions</w:t>
@@ -3854,7 +3854,7 @@
         <w:pStyle w:val="2"/>
       </w:pPr>
       <w:bookmarkStart w:id="8" w:name="Xb1c59bf1c3438cfd31a3fec8cade6ebe9aa841c"/>
-      <w:bookmarkStart w:id="9" w:name="_Toc229332664"/>
+      <w:bookmarkStart w:id="9" w:name="_Toc229333401"/>
       <w:bookmarkEnd w:id="6"/>
       <w:r>
         <w:t>1.3 Contributions</w:t>
@@ -3934,7 +3934,7 @@
         <w:pStyle w:val="1"/>
       </w:pPr>
       <w:bookmarkStart w:id="10" w:name="X619ba3478f1480a9208e2b421efeeeaa187dd54"/>
-      <w:bookmarkStart w:id="11" w:name="_Toc229332665"/>
+      <w:bookmarkStart w:id="11" w:name="_Toc229333402"/>
       <w:bookmarkEnd w:id="2"/>
       <w:bookmarkEnd w:id="8"/>
       <w:r>
@@ -3947,7 +3947,7 @@
         <w:pStyle w:val="2"/>
       </w:pPr>
       <w:bookmarkStart w:id="12" w:name="X636afad0aabef8e19e5b2a066aedeb36b31e26b"/>
-      <w:bookmarkStart w:id="13" w:name="_Toc229332666"/>
+      <w:bookmarkStart w:id="13" w:name="_Toc229333403"/>
       <w:r>
         <w:t>2.1 Hierarchical Analysis of Sonata Form</w:t>
       </w:r>
@@ -4127,7 +4127,7 @@
         <w:pStyle w:val="2"/>
       </w:pPr>
       <w:bookmarkStart w:id="14" w:name="Xcdbd97658319399ff5ffd3a85fd0bd39d0734e1"/>
-      <w:bookmarkStart w:id="15" w:name="_Toc229332667"/>
+      <w:bookmarkStart w:id="15" w:name="_Toc229333404"/>
       <w:bookmarkEnd w:id="12"/>
       <w:r>
         <w:t>2.2 Dual Coding and the Cognitive Theory of Multimedia Learning</w:t>
@@ -4399,7 +4399,7 @@
         <w:pStyle w:val="2"/>
       </w:pPr>
       <w:bookmarkStart w:id="16" w:name="X6784453bfb3fc20011e6020596635d203a2a71e"/>
-      <w:bookmarkStart w:id="17" w:name="_Toc229332668"/>
+      <w:bookmarkStart w:id="17" w:name="_Toc229333405"/>
       <w:bookmarkEnd w:id="14"/>
       <w:r>
         <w:t>2.3 Active Learning and Comparative Listening</w:t>
@@ -4449,7 +4449,7 @@
         <w:pStyle w:val="2"/>
       </w:pPr>
       <w:bookmarkStart w:id="18" w:name="Xf4d637e68613cffa17c84978bce4794819ef246"/>
-      <w:bookmarkStart w:id="19" w:name="_Toc229332669"/>
+      <w:bookmarkStart w:id="19" w:name="_Toc229333406"/>
       <w:bookmarkEnd w:id="16"/>
       <w:r>
         <w:t>2.4 Related Tools</w:t>
@@ -5477,7 +5477,7 @@
         <w:pStyle w:val="1"/>
       </w:pPr>
       <w:bookmarkStart w:id="20" w:name="X22b19702d34576da8b32320cefe87a134a1534c"/>
-      <w:bookmarkStart w:id="21" w:name="_Toc229332670"/>
+      <w:bookmarkStart w:id="21" w:name="_Toc229333407"/>
       <w:bookmarkEnd w:id="10"/>
       <w:bookmarkEnd w:id="18"/>
       <w:r>
@@ -5490,7 +5490,7 @@
         <w:pStyle w:val="2"/>
       </w:pPr>
       <w:bookmarkStart w:id="22" w:name="X90037fffeb0517eb9be28959be4b42079adccec"/>
-      <w:bookmarkStart w:id="23" w:name="_Toc229332671"/>
+      <w:bookmarkStart w:id="23" w:name="_Toc229333408"/>
       <w:r>
         <w:t>3.1 Overview</w:t>
       </w:r>
@@ -5539,7 +5539,7 @@
         <w:pStyle w:val="2"/>
       </w:pPr>
       <w:bookmarkStart w:id="24" w:name="X5114b9a8810654ce1b996f5cb0cc61b16e32533"/>
-      <w:bookmarkStart w:id="25" w:name="_Toc229332672"/>
+      <w:bookmarkStart w:id="25" w:name="_Toc229333409"/>
       <w:bookmarkEnd w:id="22"/>
       <w:r>
         <w:t>3.2 Formal Analysis</w:t>
@@ -6850,7 +6850,7 @@
         <w:pStyle w:val="2"/>
       </w:pPr>
       <w:bookmarkStart w:id="26" w:name="X22345862c5d429ecd2382d6ef2da7ccf6968f1d"/>
-      <w:bookmarkStart w:id="27" w:name="_Toc229332673"/>
+      <w:bookmarkStart w:id="27" w:name="_Toc229333410"/>
       <w:bookmarkEnd w:id="24"/>
       <w:r>
         <w:t>3.3 Pedagogical Significance: The Subdominant Recapitulation</w:t>
@@ -6872,7 +6872,7 @@
         <w:t>subdominant recapitulation</w:t>
       </w:r>
       <w:r>
-        <w:t>, a recognized but unusual deformation. Its functional motivation, often glossed in textbooks, is illuminating:</w:t>
+        <w:t>, a recognized but unusual deformation. Korean-language scholarship corroborates the same observation — Bong (2017) describes the recap-key choice as a transposition "a fifth below the dominant" while emphasizing the unifying role of the Alberti bass across all three movements. Its functional motivation, often glossed in textbooks, is illuminating:</w:t>
       </w:r>
     </w:p>
     <w:p>
@@ -6980,7 +6980,7 @@
         <w:pStyle w:val="1"/>
       </w:pPr>
       <w:bookmarkStart w:id="28" w:name="X931ba28faf84dd02b36c362d702d1bc58709915"/>
-      <w:bookmarkStart w:id="29" w:name="_Toc229332674"/>
+      <w:bookmarkStart w:id="29" w:name="_Toc229333411"/>
       <w:bookmarkEnd w:id="20"/>
       <w:bookmarkEnd w:id="26"/>
       <w:r>
@@ -6993,7 +6993,7 @@
         <w:pStyle w:val="2"/>
       </w:pPr>
       <w:bookmarkStart w:id="30" w:name="X9de8e5b45ce68f346b1cc38c139307b75b6baf5"/>
-      <w:bookmarkStart w:id="31" w:name="_Toc229332675"/>
+      <w:bookmarkStart w:id="31" w:name="_Toc229333412"/>
       <w:r>
         <w:t>4.1 Design Principles</w:t>
       </w:r>
@@ -7314,7 +7314,7 @@
         <w:pStyle w:val="2"/>
       </w:pPr>
       <w:bookmarkStart w:id="32" w:name="X15d66123ba36ad77d4b76862583d779c64c85de"/>
-      <w:bookmarkStart w:id="33" w:name="_Toc229332676"/>
+      <w:bookmarkStart w:id="33" w:name="_Toc229333413"/>
       <w:bookmarkEnd w:id="30"/>
       <w:r>
         <w:t>4.2 Architecture</w:t>
@@ -7540,7 +7540,7 @@
         <w:pStyle w:val="2"/>
       </w:pPr>
       <w:bookmarkStart w:id="34" w:name="X08bfe69c9bda8b49e28ab7e12a88087f3f094ec"/>
-      <w:bookmarkStart w:id="35" w:name="_Toc229332677"/>
+      <w:bookmarkStart w:id="35" w:name="_Toc229333414"/>
       <w:bookmarkEnd w:id="32"/>
       <w:r>
         <w:t>4.3 Data Schema</w:t>
@@ -8557,7 +8557,7 @@
         <w:pStyle w:val="2"/>
       </w:pPr>
       <w:bookmarkStart w:id="36" w:name="X302df813eec71695f042125274d58a1663ea74d"/>
-      <w:bookmarkStart w:id="37" w:name="_Toc229332678"/>
+      <w:bookmarkStart w:id="37" w:name="_Toc229333415"/>
       <w:bookmarkEnd w:id="34"/>
       <w:r>
         <w:t>4.4 Synchronization Algorithm</w:t>
@@ -9565,7 +9565,7 @@
         <w:pStyle w:val="2"/>
       </w:pPr>
       <w:bookmarkStart w:id="41" w:name="X65073c4485f33f4613201d3117deb1ee1dc92e2"/>
-      <w:bookmarkStart w:id="42" w:name="_Toc229332679"/>
+      <w:bookmarkStart w:id="42" w:name="_Toc229333416"/>
       <w:bookmarkEnd w:id="36"/>
       <w:bookmarkEnd w:id="40"/>
       <w:r>
@@ -10117,7 +10117,7 @@
         <w:pStyle w:val="1"/>
       </w:pPr>
       <w:bookmarkStart w:id="43" w:name="X46d7d1d5105128ac6809b89aa63ce48805167cf"/>
-      <w:bookmarkStart w:id="44" w:name="_Toc229332680"/>
+      <w:bookmarkStart w:id="44" w:name="_Toc229333417"/>
       <w:bookmarkEnd w:id="28"/>
       <w:bookmarkEnd w:id="41"/>
       <w:r>
@@ -10130,7 +10130,7 @@
         <w:pStyle w:val="2"/>
       </w:pPr>
       <w:bookmarkStart w:id="45" w:name="X85f22ce8108fdac68fd2e3b2fb5b24980e3236d"/>
-      <w:bookmarkStart w:id="46" w:name="_Toc229332681"/>
+      <w:bookmarkStart w:id="46" w:name="_Toc229333418"/>
       <w:r>
         <w:t>5.1 Stack</w:t>
       </w:r>
@@ -10225,7 +10225,7 @@
         <w:pStyle w:val="2"/>
       </w:pPr>
       <w:bookmarkStart w:id="47" w:name="X44135718d30d0d96c7a4f196b7424ac73c01acc"/>
-      <w:bookmarkStart w:id="48" w:name="_Toc229332682"/>
+      <w:bookmarkStart w:id="48" w:name="_Toc229333419"/>
       <w:bookmarkEnd w:id="45"/>
       <w:r>
         <w:t>5.2 Module Structure</w:t>
@@ -10344,7 +10344,7 @@
         <w:pStyle w:val="2"/>
       </w:pPr>
       <w:bookmarkStart w:id="49" w:name="X109c7a168e0e829c2f1484d7523259a203dc182"/>
-      <w:bookmarkStart w:id="50" w:name="_Toc229332683"/>
+      <w:bookmarkStart w:id="50" w:name="_Toc229333420"/>
       <w:bookmarkEnd w:id="47"/>
       <w:r>
         <w:t>5.3 Robustness</w:t>
@@ -10688,7 +10688,7 @@
         <w:pStyle w:val="2"/>
       </w:pPr>
       <w:bookmarkStart w:id="51" w:name="Xeb2de10a3b598cc9ca9b3bd4d84d98e98d719f3"/>
-      <w:bookmarkStart w:id="52" w:name="_Toc229332684"/>
+      <w:bookmarkStart w:id="52" w:name="_Toc229333421"/>
       <w:bookmarkEnd w:id="49"/>
       <w:r>
         <w:t>5.4 Accessibility</w:t>
@@ -10796,7 +10796,7 @@
         <w:pStyle w:val="1"/>
       </w:pPr>
       <w:bookmarkStart w:id="53" w:name="X57d1f32c80879f8393b1352d8ba753499a9c37b"/>
-      <w:bookmarkStart w:id="54" w:name="_Toc229332685"/>
+      <w:bookmarkStart w:id="54" w:name="_Toc229333422"/>
       <w:bookmarkEnd w:id="43"/>
       <w:bookmarkEnd w:id="51"/>
       <w:r>
@@ -10809,7 +10809,7 @@
         <w:pStyle w:val="2"/>
       </w:pPr>
       <w:bookmarkStart w:id="55" w:name="X56589be57991d63716b3d0aae591a0c2c18a5f9"/>
-      <w:bookmarkStart w:id="56" w:name="_Toc229332686"/>
+      <w:bookmarkStart w:id="56" w:name="_Toc229333423"/>
       <w:r>
         <w:t>6.1 Design</w:t>
       </w:r>
@@ -10828,7 +10828,7 @@
         <w:pStyle w:val="2"/>
       </w:pPr>
       <w:bookmarkStart w:id="57" w:name="X626dce9a3407f19d3f0a823cce1718cb844591d"/>
-      <w:bookmarkStart w:id="58" w:name="_Toc229332687"/>
+      <w:bookmarkStart w:id="58" w:name="_Toc229333424"/>
       <w:bookmarkEnd w:id="55"/>
       <w:r>
         <w:t>6.2 Participants</w:t>
@@ -10848,7 +10848,7 @@
         <w:pStyle w:val="2"/>
       </w:pPr>
       <w:bookmarkStart w:id="59" w:name="X05f1459f461e8b33ac8afc0bcb2959ba6322de4"/>
-      <w:bookmarkStart w:id="60" w:name="_Toc229332688"/>
+      <w:bookmarkStart w:id="60" w:name="_Toc229333425"/>
       <w:bookmarkEnd w:id="57"/>
       <w:r>
         <w:t>6.3 Instruments</w:t>
@@ -10977,7 +10977,7 @@
         <w:pStyle w:val="2"/>
       </w:pPr>
       <w:bookmarkStart w:id="64" w:name="Xaf91fc092ffe9ac78d490a0b77b62d1c8cd8bd2"/>
-      <w:bookmarkStart w:id="65" w:name="_Toc229332689"/>
+      <w:bookmarkStart w:id="65" w:name="_Toc229333426"/>
       <w:bookmarkEnd w:id="59"/>
       <w:bookmarkEnd w:id="63"/>
       <w:r>
@@ -11444,7 +11444,7 @@
         <w:pStyle w:val="2"/>
       </w:pPr>
       <w:bookmarkStart w:id="66" w:name="X7572b3eeae2a88e4ac4425c4de66b4439d2e686"/>
-      <w:bookmarkStart w:id="67" w:name="_Toc229332690"/>
+      <w:bookmarkStart w:id="67" w:name="_Toc229333427"/>
       <w:bookmarkEnd w:id="64"/>
       <w:r>
         <w:t>6.5 Analysis</w:t>
@@ -11512,7 +11512,7 @@
         <w:pStyle w:val="1"/>
       </w:pPr>
       <w:bookmarkStart w:id="68" w:name="X7f71dd75448129b74f2fc659b5486981c0282bb"/>
-      <w:bookmarkStart w:id="69" w:name="_Toc229332691"/>
+      <w:bookmarkStart w:id="69" w:name="_Toc229333428"/>
       <w:bookmarkEnd w:id="53"/>
       <w:bookmarkEnd w:id="66"/>
       <w:r>
@@ -11525,7 +11525,7 @@
         <w:pStyle w:val="2"/>
       </w:pPr>
       <w:bookmarkStart w:id="70" w:name="X4dac277f1e89ace7bdb47f4ded59737bf54114c"/>
-      <w:bookmarkStart w:id="71" w:name="_Toc229332692"/>
+      <w:bookmarkStart w:id="71" w:name="_Toc229333429"/>
       <w:r>
         <w:t>7.1 Form-Identification Accuracy</w:t>
       </w:r>
@@ -12004,7 +12004,7 @@
         <w:pStyle w:val="2"/>
       </w:pPr>
       <w:bookmarkStart w:id="72" w:name="Xd9d885e72efb507e3941536a98032464b5d5f1d"/>
-      <w:bookmarkStart w:id="73" w:name="_Toc229332693"/>
+      <w:bookmarkStart w:id="73" w:name="_Toc229333430"/>
       <w:bookmarkEnd w:id="70"/>
       <w:r>
         <w:t>7.2 Recognition of Subdominant Recapitulation</w:t>
@@ -12056,7 +12056,7 @@
         <w:pStyle w:val="2"/>
       </w:pPr>
       <w:bookmarkStart w:id="74" w:name="X6069361d365837a92e0e55eb07a1d332869933b"/>
-      <w:bookmarkStart w:id="75" w:name="_Toc229332694"/>
+      <w:bookmarkStart w:id="75" w:name="_Toc229333431"/>
       <w:bookmarkEnd w:id="72"/>
       <w:r>
         <w:t>7.3 System Usability</w:t>
@@ -12086,7 +12086,7 @@
         <w:pStyle w:val="2"/>
       </w:pPr>
       <w:bookmarkStart w:id="76" w:name="X955a6c17de00f00e200944c891e82f95760f924"/>
-      <w:bookmarkStart w:id="77" w:name="_Toc229332695"/>
+      <w:bookmarkStart w:id="77" w:name="_Toc229333432"/>
       <w:bookmarkEnd w:id="74"/>
       <w:r>
         <w:t>7.4 Qualitative Feedback</w:t>
@@ -12206,7 +12206,7 @@
         <w:pStyle w:val="1"/>
       </w:pPr>
       <w:bookmarkStart w:id="78" w:name="X8c1abf58e73567575ecbab20602f8a971fd4c73"/>
-      <w:bookmarkStart w:id="79" w:name="_Toc229332696"/>
+      <w:bookmarkStart w:id="79" w:name="_Toc229333433"/>
       <w:bookmarkEnd w:id="68"/>
       <w:bookmarkEnd w:id="76"/>
       <w:r>
@@ -12219,7 +12219,7 @@
         <w:pStyle w:val="2"/>
       </w:pPr>
       <w:bookmarkStart w:id="80" w:name="X792a0b1f307aa766433d7cba8d8c8e8da4fc05d"/>
-      <w:bookmarkStart w:id="81" w:name="_Toc229332697"/>
+      <w:bookmarkStart w:id="81" w:name="_Toc229333434"/>
       <w:r>
         <w:t>8.1 Educational Implications</w:t>
       </w:r>
@@ -12268,7 +12268,7 @@
         <w:pStyle w:val="2"/>
       </w:pPr>
       <w:bookmarkStart w:id="82" w:name="X593130719821a7a26ba1a1a7e7694f583376987"/>
-      <w:bookmarkStart w:id="83" w:name="_Toc229332698"/>
+      <w:bookmarkStart w:id="83" w:name="_Toc229333435"/>
       <w:bookmarkEnd w:id="80"/>
       <w:r>
         <w:t>8.2 Methodological and Tooling Implications</w:t>
@@ -12337,7 +12337,7 @@
         <w:pStyle w:val="2"/>
       </w:pPr>
       <w:bookmarkStart w:id="84" w:name="X364fc5a9947686e660d06f9e3e3943779d206b3"/>
-      <w:bookmarkStart w:id="85" w:name="_Toc229332699"/>
+      <w:bookmarkStart w:id="85" w:name="_Toc229333436"/>
       <w:bookmarkEnd w:id="82"/>
       <w:r>
         <w:t>8.3 Limitations</w:t>
@@ -12447,7 +12447,7 @@
         <w:pStyle w:val="2"/>
       </w:pPr>
       <w:bookmarkStart w:id="86" w:name="X3aa89359e731db19990110a81e7fa3cb52c4302"/>
-      <w:bookmarkStart w:id="87" w:name="_Toc229332700"/>
+      <w:bookmarkStart w:id="87" w:name="_Toc229333437"/>
       <w:bookmarkEnd w:id="84"/>
       <w:r>
         <w:t>8.4 Future Work</w:t>
@@ -12554,7 +12554,7 @@
         <w:pStyle w:val="1"/>
       </w:pPr>
       <w:bookmarkStart w:id="88" w:name="Xf084a3aad2ba019113a3f84a3b857d0628c92ce"/>
-      <w:bookmarkStart w:id="89" w:name="_Toc229332701"/>
+      <w:bookmarkStart w:id="89" w:name="_Toc229333438"/>
       <w:bookmarkEnd w:id="78"/>
       <w:bookmarkEnd w:id="86"/>
       <w:r>
@@ -12593,7 +12593,7 @@
         <w:pStyle w:val="1"/>
       </w:pPr>
       <w:bookmarkStart w:id="90" w:name="X640081157259e8cff7029700f597651e6519d9c"/>
-      <w:bookmarkStart w:id="91" w:name="_Toc229332702"/>
+      <w:bookmarkStart w:id="91" w:name="_Toc229333439"/>
       <w:bookmarkEnd w:id="88"/>
       <w:r>
         <w:t>10. Reproducibility</w:t>
@@ -12816,12 +12816,15 @@
                 <w:sz w:val="22"/>
               </w:rPr>
             </w:pPr>
-            <w:r>
-              <w:rPr>
-                <w:sz w:val="22"/>
-              </w:rPr>
-              <w:t>10.5281/zenodo.[pending]</w:t>
-            </w:r>
+            <w:hyperlink r:id="rId9">
+              <w:r>
+                <w:rPr>
+                  <w:rStyle w:val="ac"/>
+                  <w:sz w:val="22"/>
+                </w:rPr>
+                <w:t>10.5281/zenodo.20108497</w:t>
+              </w:r>
+            </w:hyperlink>
           </w:p>
         </w:tc>
       </w:tr>
@@ -13082,7 +13085,10 @@
         <w:t>Audio is intentionally excluded.</w:t>
       </w:r>
       <w:r>
-        <w:t xml:space="preserve"> The recording used in our evaluation (András Schiff, Carnegie Hall 2015) is a commercial release and is not redistributed. To reproduce the evaluation, obtain a public-domain recording from the sources listed in </w:t>
+        <w:t xml:space="preserve"> </w:t>
+      </w:r>
+      <w:r>
+        <w:t xml:space="preserve">The recording used in our evaluation (András Schiff, Carnegie Hall 2015) is a commercial release and is not redistributed. To reproduce the evaluation, obtain a public-domain recording from the sources listed in </w:t>
       </w:r>
       <w:r>
         <w:rPr>
@@ -13126,10 +13132,7 @@
         <w:t>OpenSheetMusicDisplay</w:t>
       </w:r>
       <w:r>
-        <w:t xml:space="preserve"> v1.8.7. Browser compatibility is verified on </w:t>
-      </w:r>
-      <w:r>
-        <w:t xml:space="preserve">Chrome 120+, Edge 120+, and Firefox 121+. Any static-file server suffices (e.g., </w:t>
+        <w:t xml:space="preserve"> v1.8.7. Browser compatibility is verified on Chrome 120+, Edge 120+, and Firefox 121+. Any static-file server suffices (e.g., </w:t>
       </w:r>
       <w:r>
         <w:rPr>
@@ -13161,7 +13164,7 @@
         <w:pStyle w:val="1"/>
       </w:pPr>
       <w:bookmarkStart w:id="92" w:name="acknowledgments"/>
-      <w:bookmarkStart w:id="93" w:name="_Toc229332703"/>
+      <w:bookmarkStart w:id="93" w:name="_Toc229333440"/>
       <w:bookmarkEnd w:id="90"/>
       <w:r>
         <w:t>Acknowledgments</w:t>
@@ -13181,7 +13184,7 @@
         <w:pStyle w:val="1"/>
       </w:pPr>
       <w:bookmarkStart w:id="94" w:name="references"/>
-      <w:bookmarkStart w:id="95" w:name="_Toc229332704"/>
+      <w:bookmarkStart w:id="95" w:name="_Toc229333441"/>
       <w:bookmarkEnd w:id="92"/>
       <w:r>
         <w:t>References</w:t>
@@ -13197,20 +13200,56 @@
         </w:numPr>
       </w:pPr>
       <w:r>
-        <w:t xml:space="preserve">Brooke, J. (1996). SUS: A "quick and dirty" usability scale. In P. W. </w:t>
-      </w:r>
-      <w:r>
-        <w:t xml:space="preserve">Jordan, B. Thomas, B. A. Weerdmeester, &amp; I. L. McClelland (Eds.), </w:t>
+        <w:t xml:space="preserve">Bong, J.-J. (2017). </w:t>
       </w:r>
       <w:r>
         <w:rPr>
           <w:i/>
           <w:iCs/>
         </w:rPr>
-        <w:t>Usability Evaluation in Industry</w:t>
-      </w:r>
-      <w:r>
-        <w:t xml:space="preserve"> (pp. 189–194). Taylor &amp; Francis.</w:t>
+        <w:t>A study on Piano Sonata K. 545 by W. A. Mozart</w:t>
+      </w:r>
+      <w:r>
+        <w:t xml:space="preserve"> </w:t>
+      </w:r>
+      <w:r>
+        <w:t xml:space="preserve">[Master's thesis in Musicology, Konkuk University Graduate School, Seoul]. Advisor: J.-M. Kim. (Korean: </w:t>
+      </w:r>
+      <w:r>
+        <w:t>모차르트</w:t>
+      </w:r>
+      <w:r>
+        <w:t xml:space="preserve"> </w:t>
+      </w:r>
+      <w:r>
+        <w:t>〈피아노</w:t>
+      </w:r>
+      <w:r>
+        <w:t xml:space="preserve"> </w:t>
+      </w:r>
+      <w:r>
+        <w:t>소나타</w:t>
+      </w:r>
+      <w:r>
+        <w:t xml:space="preserve"> K. 545</w:t>
+      </w:r>
+      <w:r>
+        <w:t>〉</w:t>
+      </w:r>
+      <w:r>
+        <w:t xml:space="preserve"> </w:t>
+      </w:r>
+      <w:r>
+        <w:t>분석</w:t>
+      </w:r>
+      <w:r>
+        <w:t xml:space="preserve"> </w:t>
+      </w:r>
+      <w:r>
+        <w:t>연구</w:t>
+      </w:r>
+      <w:r>
+        <w:t>.)</w:t>
       </w:r>
     </w:p>
     <w:p>
@@ -13222,17 +13261,17 @@
         </w:numPr>
       </w:pPr>
       <w:r>
-        <w:t xml:space="preserve">Cannam, C., Landone, C., &amp; Sandler, M. (2010). Sonic Visualiser: An open source application for viewing, analysing, and annotating music audio files. In </w:t>
+        <w:t xml:space="preserve">Brooke, J. (1996). SUS: A "quick and dirty" usability scale. In P. W. Jordan, B. Thomas, B. A. Weerdmeester, &amp; I. L. McClelland (Eds.), </w:t>
       </w:r>
       <w:r>
         <w:rPr>
           <w:i/>
           <w:iCs/>
         </w:rPr>
-        <w:t>Proceedings of the ACM Multimedia 2010 International Conference</w:t>
-      </w:r>
-      <w:r>
-        <w:t xml:space="preserve"> (pp. 1467–1468).</w:t>
+        <w:t>Usability Evaluation in Industry</w:t>
+      </w:r>
+      <w:r>
+        <w:t xml:space="preserve"> (pp. 189–194). Taylor &amp; Francis.</w:t>
       </w:r>
     </w:p>
     <w:p>
@@ -13244,17 +13283,17 @@
         </w:numPr>
       </w:pPr>
       <w:r>
-        <w:t xml:space="preserve">Caplin, W. E. (1998). </w:t>
+        <w:t xml:space="preserve">Cannam, C., Landone, C., &amp; Sandler, M. (2010). Sonic Visualiser: An open source application for viewing, analysing, and annotating music audio files. In </w:t>
       </w:r>
       <w:r>
         <w:rPr>
           <w:i/>
           <w:iCs/>
         </w:rPr>
-        <w:t>Classical form: A theory of formal functions for the instrumental music of Haydn, Mozart, and Beethoven.</w:t>
-      </w:r>
-      <w:r>
-        <w:t xml:space="preserve"> Oxford University Press.</w:t>
+        <w:t>Proceedings of the ACM Multimedia 2010 International Conference</w:t>
+      </w:r>
+      <w:r>
+        <w:t xml:space="preserve"> (pp. 1467–1468).</w:t>
       </w:r>
     </w:p>
     <w:p>
@@ -13266,17 +13305,17 @@
         </w:numPr>
       </w:pPr>
       <w:r>
-        <w:t xml:space="preserve">Caplin, W. E. (2009). What are formal functions? In P. Bergé (Ed.), </w:t>
+        <w:t xml:space="preserve">Caplin, W. E. (1998). </w:t>
       </w:r>
       <w:r>
         <w:rPr>
           <w:i/>
           <w:iCs/>
         </w:rPr>
-        <w:t>Musical form, forms, &amp; formenlehre</w:t>
-      </w:r>
-      <w:r>
-        <w:t xml:space="preserve"> (pp. 21–40). Leuven University Press.</w:t>
+        <w:t>Classical form: A theory of formal functions for the instrumental music of Haydn, Mozart, and Beethoven.</w:t>
+      </w:r>
+      <w:r>
+        <w:t xml:space="preserve"> Oxford University Press.</w:t>
       </w:r>
     </w:p>
     <w:p>
@@ -13288,17 +13327,17 @@
         </w:numPr>
       </w:pPr>
       <w:r>
-        <w:t xml:space="preserve">Cohen, J. (1988). </w:t>
+        <w:t xml:space="preserve">Caplin, W. E. (2009). What are formal functions? In P. Bergé (Ed.), </w:t>
       </w:r>
       <w:r>
         <w:rPr>
           <w:i/>
           <w:iCs/>
         </w:rPr>
-        <w:t>Statistical power analysis for the behavioral sciences</w:t>
-      </w:r>
-      <w:r>
-        <w:t xml:space="preserve"> (2nd ed.). Erlbaum.</w:t>
+        <w:t>Musical form, forms, &amp; formenlehre</w:t>
+      </w:r>
+      <w:r>
+        <w:t xml:space="preserve"> (pp. 21–40). Leuven University Press.</w:t>
       </w:r>
     </w:p>
     <w:p>
@@ -13310,17 +13349,17 @@
         </w:numPr>
       </w:pPr>
       <w:r>
-        <w:t xml:space="preserve">Cook, N. (1990). </w:t>
+        <w:t xml:space="preserve">Cohen, J. (1988). </w:t>
       </w:r>
       <w:r>
         <w:rPr>
           <w:i/>
           <w:iCs/>
         </w:rPr>
-        <w:t>Music, imagination, and culture.</w:t>
-      </w:r>
-      <w:r>
-        <w:t xml:space="preserve"> Oxford University Press.</w:t>
+        <w:t>Statistical power analysis for the behavioral sciences</w:t>
+      </w:r>
+      <w:r>
+        <w:t xml:space="preserve"> (2nd ed.). Erlbaum.</w:t>
       </w:r>
     </w:p>
     <w:p>
@@ -13332,17 +13371,17 @@
         </w:numPr>
       </w:pPr>
       <w:r>
-        <w:t xml:space="preserve">Couprie, P. (2008). iAnalyse: A software dedicated to the graphical analysis of music. In </w:t>
+        <w:t xml:space="preserve">Cook, N. (1990). </w:t>
       </w:r>
       <w:r>
         <w:rPr>
           <w:i/>
           <w:iCs/>
         </w:rPr>
-        <w:t>Proceedings of the 5th Sound and Music Computing Conference</w:t>
-      </w:r>
-      <w:r>
-        <w:t>.</w:t>
+        <w:t>Music, imagination, and culture.</w:t>
+      </w:r>
+      <w:r>
+        <w:t xml:space="preserve"> Oxford University Press.</w:t>
       </w:r>
     </w:p>
     <w:p>
@@ -13354,14 +13393,14 @@
         </w:numPr>
       </w:pPr>
       <w:r>
-        <w:t xml:space="preserve">Goto, M. (2006). AIST annotation for the RWC music database. In </w:t>
+        <w:t xml:space="preserve">Couprie, P. (2008). iAnalyse: A software dedicated to the graphical analysis of music. In </w:t>
       </w:r>
       <w:r>
         <w:rPr>
           <w:i/>
           <w:iCs/>
         </w:rPr>
-        <w:t>Proceedings of ISMIR 2006</w:t>
+        <w:t>Proceedings of the 5th Sound and Music Computing Conference</w:t>
       </w:r>
       <w:r>
         <w:t>.</w:t>
@@ -13376,17 +13415,17 @@
         </w:numPr>
       </w:pPr>
       <w:r>
-        <w:t xml:space="preserve">Hargreaves, D. J. (1986). </w:t>
+        <w:t xml:space="preserve">Goto, M. (2006). AIST annotation for the RWC music database. In </w:t>
       </w:r>
       <w:r>
         <w:rPr>
           <w:i/>
           <w:iCs/>
         </w:rPr>
-        <w:t>The developmental psychology of music.</w:t>
-      </w:r>
-      <w:r>
-        <w:t xml:space="preserve"> Cambridge University Press.</w:t>
+        <w:t>Proceedings of ISMIR 2006</w:t>
+      </w:r>
+      <w:r>
+        <w:t>.</w:t>
       </w:r>
     </w:p>
     <w:p>
@@ -13398,17 +13437,17 @@
         </w:numPr>
       </w:pPr>
       <w:r>
-        <w:t xml:space="preserve">Hepokoski, J., &amp; Darcy, W. (2006). </w:t>
+        <w:t xml:space="preserve">Hargreaves, D. J. (1986). </w:t>
       </w:r>
       <w:r>
         <w:rPr>
           <w:i/>
           <w:iCs/>
         </w:rPr>
-        <w:t>Elements of sonata theory: Norms, types, and deformations in the late-eighteenth-century sonata.</w:t>
-      </w:r>
-      <w:r>
-        <w:t xml:space="preserve"> Oxford University Press.</w:t>
+        <w:t>The developmental psychology of music.</w:t>
+      </w:r>
+      <w:r>
+        <w:t xml:space="preserve"> Cambridge University Press.</w:t>
       </w:r>
     </w:p>
     <w:p>
@@ -13420,14 +13459,14 @@
         </w:numPr>
       </w:pPr>
       <w:r>
-        <w:t xml:space="preserve">Margulis, E. H. (2014). </w:t>
+        <w:t xml:space="preserve">Hepokoski, J., &amp; Darcy, W. (2006). </w:t>
       </w:r>
       <w:r>
         <w:rPr>
           <w:i/>
           <w:iCs/>
         </w:rPr>
-        <w:t>On repeat: How music plays the mind.</w:t>
+        <w:t>Elements of sonata theory: Norms, types, and deformations in the late-eighteenth-century sonata.</w:t>
       </w:r>
       <w:r>
         <w:t xml:space="preserve"> Oxford University Press.</w:t>
@@ -13442,17 +13481,17 @@
         </w:numPr>
       </w:pPr>
       <w:r>
-        <w:t xml:space="preserve">Mayer, R. E. (2009). </w:t>
+        <w:t xml:space="preserve">Margulis, E. H. (2014). </w:t>
       </w:r>
       <w:r>
         <w:rPr>
           <w:i/>
           <w:iCs/>
         </w:rPr>
-        <w:t>Multimedia learning</w:t>
-      </w:r>
-      <w:r>
-        <w:t xml:space="preserve"> (2nd ed.). Cambridge University Press.</w:t>
+        <w:t>On repeat: How music plays the mind.</w:t>
+      </w:r>
+      <w:r>
+        <w:t xml:space="preserve"> Oxford University Press.</w:t>
       </w:r>
     </w:p>
     <w:p>
@@ -13464,17 +13503,17 @@
         </w:numPr>
       </w:pPr>
       <w:r>
-        <w:t xml:space="preserve">Mozart, W. A. (1986). </w:t>
+        <w:t xml:space="preserve">Mayer, R. E. (2009). </w:t>
       </w:r>
       <w:r>
         <w:rPr>
           <w:i/>
           <w:iCs/>
         </w:rPr>
-        <w:t>Neue Mozart-Ausgabe IX/25: Klaviersonaten Bd. 2.</w:t>
-      </w:r>
-      <w:r>
-        <w:t xml:space="preserve"> Bärenreiter.</w:t>
+        <w:t>Multimedia learning</w:t>
+      </w:r>
+      <w:r>
+        <w:t xml:space="preserve"> (2nd ed.). Cambridge University Press.</w:t>
       </w:r>
     </w:p>
     <w:p>
@@ -13486,17 +13525,17 @@
         </w:numPr>
       </w:pPr>
       <w:r>
-        <w:t xml:space="preserve">Nakamura, E., Yoshii, K., &amp; Katayose, H. (2017). Performance error detection and post-processing for fast and accurate symbolic music alignment. In </w:t>
+        <w:t xml:space="preserve">Mozart, W. A. (1986). </w:t>
       </w:r>
       <w:r>
         <w:rPr>
           <w:i/>
           <w:iCs/>
         </w:rPr>
-        <w:t>Proceedings of ISMIR 2017</w:t>
-      </w:r>
-      <w:r>
-        <w:t>.</w:t>
+        <w:t>Neue Mozart-Ausgabe IX/25: Klaviersonaten Bd. 2.</w:t>
+      </w:r>
+      <w:r>
+        <w:t xml:space="preserve"> Bärenreiter.</w:t>
       </w:r>
     </w:p>
     <w:p>
@@ -13508,17 +13547,17 @@
         </w:numPr>
       </w:pPr>
       <w:r>
-        <w:t xml:space="preserve">North, A. C., &amp; Hargreaves, D. J. (2008). </w:t>
+        <w:t xml:space="preserve">Nakamura, E., Yoshii, K., &amp; Katayose, H. (2017). Performance error detection and post-processing for fast and accurate symbolic music alignment. In </w:t>
       </w:r>
       <w:r>
         <w:rPr>
           <w:i/>
           <w:iCs/>
         </w:rPr>
-        <w:t>The social and applied psychology of music.</w:t>
-      </w:r>
-      <w:r>
-        <w:t xml:space="preserve"> Oxford University Press.</w:t>
+        <w:t>Proceedings of ISMIR 2017</w:t>
+      </w:r>
+      <w:r>
+        <w:t>.</w:t>
       </w:r>
     </w:p>
     <w:p>
@@ -13530,17 +13569,17 @@
         </w:numPr>
       </w:pPr>
       <w:r>
-        <w:t xml:space="preserve">Paivio, A. (1991). Dual coding theory: Retrospect and current status. </w:t>
+        <w:t xml:space="preserve">North, A. C., &amp; Hargreaves, D. J. (2008). </w:t>
       </w:r>
       <w:r>
         <w:rPr>
           <w:i/>
           <w:iCs/>
         </w:rPr>
-        <w:t>Canadian Journal of Psychology, 45</w:t>
-      </w:r>
-      <w:r>
-        <w:t>(3), 255–287.</w:t>
+        <w:t>The social and applied psychology of music.</w:t>
+      </w:r>
+      <w:r>
+        <w:t xml:space="preserve"> Oxford University Press.</w:t>
       </w:r>
     </w:p>
     <w:p>
@@ -13552,17 +13591,17 @@
         </w:numPr>
       </w:pPr>
       <w:r>
-        <w:t xml:space="preserve">Plazak, J. (2014). Visualizing musical form: A color-based approach. </w:t>
+        <w:t xml:space="preserve">Paivio, A. (1991). Dual coding theory: Retrospect and current status. </w:t>
       </w:r>
       <w:r>
         <w:rPr>
           <w:i/>
           <w:iCs/>
         </w:rPr>
-        <w:t>Journal of Music Theory Pedagogy, 28</w:t>
-      </w:r>
-      <w:r>
-        <w:t>, 39–62.</w:t>
+        <w:t>Canadian Journal of Psychology, 45</w:t>
+      </w:r>
+      <w:r>
+        <w:t>(3), 255–287.</w:t>
       </w:r>
     </w:p>
     <w:p>
@@ -13574,17 +13613,17 @@
         </w:numPr>
       </w:pPr>
       <w:r>
-        <w:t xml:space="preserve">Reichweger, G. (2018). Color in music pedagogy. </w:t>
+        <w:t xml:space="preserve">Plazak, J. (2014). Visualizing musical form: A color-based approach. </w:t>
       </w:r>
       <w:r>
         <w:rPr>
           <w:i/>
           <w:iCs/>
         </w:rPr>
-        <w:t>British Journal of Music Education, 35</w:t>
-      </w:r>
-      <w:r>
-        <w:t>(1), 23–41.</w:t>
+        <w:t>Journal of Music Theory Pedagogy, 28</w:t>
+      </w:r>
+      <w:r>
+        <w:t>, 39–62.</w:t>
       </w:r>
     </w:p>
     <w:p>
@@ -13596,17 +13635,17 @@
         </w:numPr>
       </w:pPr>
       <w:r>
-        <w:t xml:space="preserve">Sapp, C. S. (2011). </w:t>
+        <w:t xml:space="preserve">Reichweger, G. (2018). Color in music pedagogy. </w:t>
       </w:r>
       <w:r>
         <w:rPr>
           <w:i/>
           <w:iCs/>
         </w:rPr>
-        <w:t>Computational methods for the analysis of musical structure</w:t>
-      </w:r>
-      <w:r>
-        <w:t xml:space="preserve"> (Doctoral dissertation). Stanford University, CCRMA.</w:t>
+        <w:t>British Journal of Music Education, 35</w:t>
+      </w:r>
+      <w:r>
+        <w:t>(1), 23–41.</w:t>
       </w:r>
     </w:p>
     <w:p>
@@ -13618,17 +13657,17 @@
         </w:numPr>
       </w:pPr>
       <w:r>
-        <w:t xml:space="preserve">Sapp, C. S. (2017). Verovio Humdrum Viewer. In </w:t>
+        <w:t xml:space="preserve">Sapp, C. S. (2011). </w:t>
       </w:r>
       <w:r>
         <w:rPr>
           <w:i/>
           <w:iCs/>
         </w:rPr>
-        <w:t>Music Encoding Conference 2017</w:t>
-      </w:r>
-      <w:r>
-        <w:t>.</w:t>
+        <w:t>Computational methods for the analysis of musical structure</w:t>
+      </w:r>
+      <w:r>
+        <w:t xml:space="preserve"> (Doctoral dissertation). Stanford University, CCRMA.</w:t>
       </w:r>
     </w:p>
     <w:p>
@@ -13640,17 +13679,17 @@
         </w:numPr>
       </w:pPr>
       <w:r>
-        <w:t xml:space="preserve">Sauro, J., &amp; Lewis, J. R. (2016). </w:t>
+        <w:t xml:space="preserve">Sapp, C. S. (2017). Verovio Humdrum Viewer. In </w:t>
       </w:r>
       <w:r>
         <w:rPr>
           <w:i/>
           <w:iCs/>
         </w:rPr>
-        <w:t>Quantifying the user experience: Practical statistics for user research</w:t>
-      </w:r>
-      <w:r>
-        <w:t xml:space="preserve"> (2nd ed.). Morgan Kaufmann.</w:t>
+        <w:t>Music Encoding Conference 2017</w:t>
+      </w:r>
+      <w:r>
+        <w:t>.</w:t>
       </w:r>
     </w:p>
     <w:p>
@@ -13662,17 +13701,17 @@
         </w:numPr>
       </w:pPr>
       <w:r>
-        <w:t xml:space="preserve">Shadish, W. R., Cook, T. D., &amp; Campbell, D. T. (2002). </w:t>
+        <w:t xml:space="preserve">Sauro, J., &amp; Lewis, J. R. (2016). </w:t>
       </w:r>
       <w:r>
         <w:rPr>
           <w:i/>
           <w:iCs/>
         </w:rPr>
-        <w:t>Experimental and quasi-experimental designs for generalized causal inference.</w:t>
-      </w:r>
-      <w:r>
-        <w:t xml:space="preserve"> Houghton Mifflin.</w:t>
+        <w:t>Quantifying the user experience: Practical statistics for user research</w:t>
+      </w:r>
+      <w:r>
+        <w:t xml:space="preserve"> (2nd ed.). Morgan Kaufmann.</w:t>
       </w:r>
     </w:p>
     <w:p>
@@ -13684,13 +13723,35 @@
         </w:numPr>
       </w:pPr>
       <w:r>
-        <w:t xml:space="preserve">Smith, N. (2013). </w:t>
+        <w:t xml:space="preserve">Shadish, W. R., Cook, T. D., &amp; Campbell, D. T. (2002). </w:t>
       </w:r>
       <w:r>
         <w:rPr>
           <w:i/>
           <w:iCs/>
         </w:rPr>
+        <w:t>Experimental and quasi-experimental designs for generalized causal inference.</w:t>
+      </w:r>
+      <w:r>
+        <w:t xml:space="preserve"> Houghton Mifflin.</w:t>
+      </w:r>
+    </w:p>
+    <w:p>
+      <w:pPr>
+        <w:pStyle w:val="Compact"/>
+        <w:numPr>
+          <w:ilvl w:val="0"/>
+          <w:numId w:val="19"/>
+        </w:numPr>
+      </w:pPr>
+      <w:r>
+        <w:t xml:space="preserve">Smith, N. (2013). </w:t>
+      </w:r>
+      <w:r>
+        <w:rPr>
+          <w:i/>
+          <w:iCs/>
+        </w:rPr>
         <w:t>Visualizing music.</w:t>
       </w:r>
       <w:r>
@@ -13702,7 +13763,7 @@
         <w:pStyle w:val="1"/>
       </w:pPr>
       <w:bookmarkStart w:id="96" w:name="appendix-a-screenshots"/>
-      <w:bookmarkStart w:id="97" w:name="_Toc229332705"/>
+      <w:bookmarkStart w:id="97" w:name="_Toc229333442"/>
       <w:bookmarkEnd w:id="94"/>
       <w:r>
         <w:t>Appendix A. Screenshots</w:t>
@@ -13780,7 +13841,10 @@
         <w:t>Figure A.3.</w:t>
       </w:r>
       <w:r>
-        <w:t xml:space="preserve"> Score with measure-level color overlay through the recapitulation, with the F-major P region clearly distinguished.</w:t>
+        <w:t xml:space="preserve"> </w:t>
+      </w:r>
+      <w:r>
+        <w:t>Score with measure-level color overlay through the recapitulation, with the F-major P region clearly distinguished.</w:t>
       </w:r>
     </w:p>
     <w:p>
@@ -13807,7 +13871,7 @@
         <w:pStyle w:val="1"/>
       </w:pPr>
       <w:bookmarkStart w:id="98" w:name="appendix-b-evaluation-materials"/>
-      <w:bookmarkStart w:id="99" w:name="_Toc229332706"/>
+      <w:bookmarkStart w:id="99" w:name="_Toc229333443"/>
       <w:bookmarkEnd w:id="96"/>
       <w:r>
         <w:t>Appendix B. Evaluation Materials</w:t>
@@ -13819,7 +13883,7 @@
         <w:pStyle w:val="2"/>
       </w:pPr>
       <w:bookmarkStart w:id="100" w:name="b1-excerpt-list-form-identification-task"/>
-      <w:bookmarkStart w:id="101" w:name="_Toc229332707"/>
+      <w:bookmarkStart w:id="101" w:name="_Toc229333444"/>
       <w:r>
         <w:t>B.1 Excerpt list (form-identification task)</w:t>
       </w:r>
@@ -14732,7 +14796,7 @@
         <w:pStyle w:val="2"/>
       </w:pPr>
       <w:bookmarkStart w:id="102" w:name="b2-free-response-coding-criteria"/>
-      <w:bookmarkStart w:id="103" w:name="_Toc229332708"/>
+      <w:bookmarkStart w:id="103" w:name="_Toc229333445"/>
       <w:bookmarkEnd w:id="100"/>
       <w:r>
         <w:t>B.2 Free-response coding criteria</w:t>
@@ -14752,7 +14816,7 @@
         <w:pStyle w:val="2"/>
       </w:pPr>
       <w:bookmarkStart w:id="104" w:name="b3-sus"/>
-      <w:bookmarkStart w:id="105" w:name="_Toc229332709"/>
+      <w:bookmarkStart w:id="105" w:name="_Toc229333446"/>
       <w:bookmarkEnd w:id="102"/>
       <w:r>
         <w:t>B.3 SUS</w:t>
@@ -14770,12 +14834,12 @@
       <w:bookmarkEnd w:id="104"/>
     </w:p>
     <w:sectPr>
-      <w:headerReference w:type="even" r:id="rId9"/>
-      <w:headerReference w:type="default" r:id="rId10"/>
-      <w:footerReference w:type="even" r:id="rId11"/>
-      <w:footerReference w:type="default" r:id="rId12"/>
-      <w:headerReference w:type="first" r:id="rId13"/>
-      <w:footerReference w:type="first" r:id="rId14"/>
+      <w:headerReference w:type="even" r:id="rId10"/>
+      <w:headerReference w:type="default" r:id="rId11"/>
+      <w:footerReference w:type="even" r:id="rId12"/>
+      <w:footerReference w:type="default" r:id="rId13"/>
+      <w:headerReference w:type="first" r:id="rId14"/>
+      <w:footerReference w:type="first" r:id="rId15"/>
       <w:footnotePr>
         <w:numRestart w:val="eachSect"/>
       </w:footnotePr>
@@ -14980,7 +15044,7 @@
   <w:abstractNum w:abstractNumId="0" w15:restartNumberingAfterBreak="0">
     <w:nsid w:val="0000A990"/>
     <w:multiLevelType w:val="multilevel"/>
-    <w:tmpl w:val="C7BAB8AC"/>
+    <w:tmpl w:val="DEEA54CA"/>
     <w:lvl w:ilvl="0">
       <w:numFmt w:val="bullet"/>
       <w:lvlText w:val=" "/>
@@ -15057,7 +15121,7 @@
   <w:abstractNum w:abstractNumId="1" w15:restartNumberingAfterBreak="0">
     <w:nsid w:val="0000A991"/>
     <w:multiLevelType w:val="multilevel"/>
-    <w:tmpl w:val="8E54CCB6"/>
+    <w:tmpl w:val="9EC68722"/>
     <w:lvl w:ilvl="0">
       <w:numFmt w:val="bullet"/>
       <w:lvlText w:val=""/>
@@ -15161,7 +15225,7 @@
   <w:abstractNum w:abstractNumId="2" w15:restartNumberingAfterBreak="0">
     <w:nsid w:val="00A99411"/>
     <w:multiLevelType w:val="multilevel"/>
-    <w:tmpl w:val="04242F86"/>
+    <w:tmpl w:val="EF80C5B2"/>
     <w:lvl w:ilvl="0">
       <w:start w:val="1"/>
       <w:numFmt w:val="decimal"/>
@@ -15244,16 +15308,16 @@
       </w:pPr>
     </w:lvl>
   </w:abstractNum>
-  <w:num w:numId="1" w16cid:durableId="163667775">
+  <w:num w:numId="1" w16cid:durableId="1971983009">
     <w:abstractNumId w:val="0"/>
   </w:num>
-  <w:num w:numId="2" w16cid:durableId="625936674">
+  <w:num w:numId="2" w16cid:durableId="273367397">
     <w:abstractNumId w:val="1"/>
   </w:num>
-  <w:num w:numId="3" w16cid:durableId="1226183821">
+  <w:num w:numId="3" w16cid:durableId="677971981">
     <w:abstractNumId w:val="1"/>
   </w:num>
-  <w:num w:numId="4" w16cid:durableId="308022196">
+  <w:num w:numId="4" w16cid:durableId="1280065474">
     <w:abstractNumId w:val="2"/>
     <w:lvlOverride w:ilvl="0">
       <w:startOverride w:val="1"/>
@@ -15283,13 +15347,13 @@
       <w:startOverride w:val="1"/>
     </w:lvlOverride>
   </w:num>
-  <w:num w:numId="5" w16cid:durableId="1552811342">
+  <w:num w:numId="5" w16cid:durableId="1879969064">
     <w:abstractNumId w:val="1"/>
   </w:num>
-  <w:num w:numId="6" w16cid:durableId="1703701393">
+  <w:num w:numId="6" w16cid:durableId="547691267">
     <w:abstractNumId w:val="1"/>
   </w:num>
-  <w:num w:numId="7" w16cid:durableId="1401640160">
+  <w:num w:numId="7" w16cid:durableId="355347400">
     <w:abstractNumId w:val="2"/>
     <w:lvlOverride w:ilvl="0">
       <w:startOverride w:val="1"/>
@@ -15319,7 +15383,7 @@
       <w:startOverride w:val="1"/>
     </w:lvlOverride>
   </w:num>
-  <w:num w:numId="8" w16cid:durableId="408582660">
+  <w:num w:numId="8" w16cid:durableId="1132089583">
     <w:abstractNumId w:val="2"/>
     <w:lvlOverride w:ilvl="0">
       <w:startOverride w:val="1"/>
@@ -15349,34 +15413,34 @@
       <w:startOverride w:val="1"/>
     </w:lvlOverride>
   </w:num>
-  <w:num w:numId="9" w16cid:durableId="1626962946">
+  <w:num w:numId="9" w16cid:durableId="1973556731">
     <w:abstractNumId w:val="1"/>
   </w:num>
-  <w:num w:numId="10" w16cid:durableId="884875344">
+  <w:num w:numId="10" w16cid:durableId="1192887459">
     <w:abstractNumId w:val="1"/>
   </w:num>
-  <w:num w:numId="11" w16cid:durableId="1680547735">
+  <w:num w:numId="11" w16cid:durableId="1322654501">
     <w:abstractNumId w:val="1"/>
   </w:num>
-  <w:num w:numId="12" w16cid:durableId="864365309">
+  <w:num w:numId="12" w16cid:durableId="1501509753">
     <w:abstractNumId w:val="1"/>
   </w:num>
-  <w:num w:numId="13" w16cid:durableId="295919819">
+  <w:num w:numId="13" w16cid:durableId="1572350563">
     <w:abstractNumId w:val="1"/>
   </w:num>
-  <w:num w:numId="14" w16cid:durableId="1216311271">
+  <w:num w:numId="14" w16cid:durableId="1800494254">
     <w:abstractNumId w:val="1"/>
   </w:num>
-  <w:num w:numId="15" w16cid:durableId="1400666418">
+  <w:num w:numId="15" w16cid:durableId="833256474">
     <w:abstractNumId w:val="1"/>
   </w:num>
-  <w:num w:numId="16" w16cid:durableId="1743792324">
+  <w:num w:numId="16" w16cid:durableId="128205077">
     <w:abstractNumId w:val="1"/>
   </w:num>
-  <w:num w:numId="17" w16cid:durableId="759377471">
+  <w:num w:numId="17" w16cid:durableId="1399473062">
     <w:abstractNumId w:val="1"/>
   </w:num>
-  <w:num w:numId="18" w16cid:durableId="1527132954">
+  <w:num w:numId="18" w16cid:durableId="1456557250">
     <w:abstractNumId w:val="2"/>
     <w:lvlOverride w:ilvl="0">
       <w:startOverride w:val="1"/>
@@ -15406,10 +15470,10 @@
       <w:startOverride w:val="1"/>
     </w:lvlOverride>
   </w:num>
-  <w:num w:numId="19" w16cid:durableId="564417036">
+  <w:num w:numId="19" w16cid:durableId="807236780">
     <w:abstractNumId w:val="1"/>
   </w:num>
-  <w:num w:numId="20" w16cid:durableId="1145857927">
+  <w:num w:numId="20" w16cid:durableId="1547718188">
     <w:abstractNumId w:val="1"/>
   </w:num>
 </w:numbering>
@@ -16304,7 +16368,7 @@
     <w:name w:val="Verbatim Char"/>
     <w:basedOn w:val="Char1"/>
     <w:link w:val="SourceCode"/>
-    <w:rsid w:val="002906BC"/>
+    <w:rsid w:val="00681721"/>
     <w:rPr>
       <w:rFonts w:ascii="Consolas" w:hAnsi="Consolas" w:cs="Times New Roman"/>
       <w:sz w:val="20"/>
@@ -16350,7 +16414,7 @@
     <w:name w:val="Source Code"/>
     <w:basedOn w:val="a"/>
     <w:link w:val="VerbatimChar"/>
-    <w:rsid w:val="002906BC"/>
+    <w:rsid w:val="00681721"/>
     <w:pPr>
       <w:shd w:val="clear" w:color="auto" w:fill="FFF5F0"/>
       <w:wordWrap w:val="0"/>
@@ -16690,7 +16754,7 @@
     <w:next w:val="a"/>
     <w:autoRedefine/>
     <w:uiPriority w:val="39"/>
-    <w:rsid w:val="002906BC"/>
+    <w:rsid w:val="00681721"/>
   </w:style>
   <w:style w:type="paragraph" w:styleId="20">
     <w:name w:val="toc 2"/>
@@ -16698,7 +16762,7 @@
     <w:next w:val="a"/>
     <w:autoRedefine/>
     <w:uiPriority w:val="39"/>
-    <w:rsid w:val="002906BC"/>
+    <w:rsid w:val="00681721"/>
     <w:pPr>
       <w:ind w:leftChars="200" w:left="425"/>
     </w:pPr>
@@ -16707,7 +16771,7 @@
     <w:name w:val="header"/>
     <w:basedOn w:val="a"/>
     <w:link w:val="Char2"/>
-    <w:rsid w:val="002906BC"/>
+    <w:rsid w:val="00681721"/>
     <w:pPr>
       <w:tabs>
         <w:tab w:val="center" w:pos="4513"/>
@@ -16720,13 +16784,13 @@
     <w:name w:val="머리글 Char"/>
     <w:basedOn w:val="a1"/>
     <w:link w:val="ad"/>
-    <w:rsid w:val="002906BC"/>
+    <w:rsid w:val="00681721"/>
   </w:style>
   <w:style w:type="paragraph" w:styleId="ae">
     <w:name w:val="footer"/>
     <w:basedOn w:val="a"/>
     <w:link w:val="Char3"/>
-    <w:rsid w:val="002906BC"/>
+    <w:rsid w:val="00681721"/>
     <w:pPr>
       <w:tabs>
         <w:tab w:val="center" w:pos="4513"/>
@@ -16739,17 +16803,17 @@
     <w:name w:val="바닥글 Char"/>
     <w:basedOn w:val="a1"/>
     <w:link w:val="ae"/>
-    <w:rsid w:val="002906BC"/>
+    <w:rsid w:val="00681721"/>
   </w:style>
   <w:style w:type="character" w:styleId="af">
     <w:name w:val="page number"/>
     <w:basedOn w:val="a1"/>
-    <w:rsid w:val="002906BC"/>
+    <w:rsid w:val="00681721"/>
   </w:style>
   <w:style w:type="character" w:styleId="af0">
     <w:name w:val="line number"/>
     <w:basedOn w:val="a1"/>
-    <w:rsid w:val="002906BC"/>
+    <w:rsid w:val="00681721"/>
   </w:style>
 </w:styles>
 </file>

--- a/ko/paper/paper_en.docx
+++ b/ko/paper/paper_en.docx
@@ -26,7 +26,7 @@
           <w:sz w:val="24"/>
           <w:szCs w:val="24"/>
         </w:rPr>
-        <w:id w:val="838192561"/>
+        <w:id w:val="-1374147512"/>
         <w:docPartObj>
           <w:docPartGallery w:val="Table of Contents"/>
           <w:docPartUnique/>
@@ -66,7 +66,7 @@
           <w:r>
             <w:fldChar w:fldCharType="separate"/>
           </w:r>
-          <w:hyperlink w:anchor="_Toc229333397" w:history="1">
+          <w:hyperlink w:anchor="_Toc229333923" w:history="1">
             <w:r>
               <w:rPr>
                 <w:rStyle w:val="ac"/>
@@ -93,7 +93,7 @@
                 <w:noProof/>
                 <w:webHidden/>
               </w:rPr>
-              <w:instrText xml:space="preserve"> PAGEREF _Toc229333397 \h </w:instrText>
+              <w:instrText xml:space="preserve"> PAGEREF _Toc229333923 \h </w:instrText>
             </w:r>
             <w:r>
               <w:rPr>
@@ -134,7 +134,7 @@
               <w:noProof/>
             </w:rPr>
           </w:pPr>
-          <w:hyperlink w:anchor="_Toc229333398" w:history="1">
+          <w:hyperlink w:anchor="_Toc229333924" w:history="1">
             <w:r>
               <w:rPr>
                 <w:rStyle w:val="ac"/>
@@ -161,7 +161,7 @@
                 <w:noProof/>
                 <w:webHidden/>
               </w:rPr>
-              <w:instrText xml:space="preserve"> PAGEREF _Toc229333398 \h </w:instrText>
+              <w:instrText xml:space="preserve"> PAGEREF _Toc229333924 \h </w:instrText>
             </w:r>
             <w:r>
               <w:rPr>
@@ -203,7 +203,7 @@
               <w:noProof/>
             </w:rPr>
           </w:pPr>
-          <w:hyperlink w:anchor="_Toc229333399" w:history="1">
+          <w:hyperlink w:anchor="_Toc229333925" w:history="1">
             <w:r>
               <w:rPr>
                 <w:rStyle w:val="ac"/>
@@ -230,7 +230,7 @@
                 <w:noProof/>
                 <w:webHidden/>
               </w:rPr>
-              <w:instrText xml:space="preserve"> PAGEREF _Toc229333399 \h </w:instrText>
+              <w:instrText xml:space="preserve"> PAGEREF _Toc229333925 \h </w:instrText>
             </w:r>
             <w:r>
               <w:rPr>
@@ -272,7 +272,7 @@
               <w:noProof/>
             </w:rPr>
           </w:pPr>
-          <w:hyperlink w:anchor="_Toc229333400" w:history="1">
+          <w:hyperlink w:anchor="_Toc229333926" w:history="1">
             <w:r>
               <w:rPr>
                 <w:rStyle w:val="ac"/>
@@ -299,7 +299,7 @@
                 <w:noProof/>
                 <w:webHidden/>
               </w:rPr>
-              <w:instrText xml:space="preserve"> PAGEREF _Toc229333400 \h </w:instrText>
+              <w:instrText xml:space="preserve"> PAGEREF _Toc229333926 \h </w:instrText>
             </w:r>
             <w:r>
               <w:rPr>
@@ -341,7 +341,7 @@
               <w:noProof/>
             </w:rPr>
           </w:pPr>
-          <w:hyperlink w:anchor="_Toc229333401" w:history="1">
+          <w:hyperlink w:anchor="_Toc229333927" w:history="1">
             <w:r>
               <w:rPr>
                 <w:rStyle w:val="ac"/>
@@ -368,7 +368,7 @@
                 <w:noProof/>
                 <w:webHidden/>
               </w:rPr>
-              <w:instrText xml:space="preserve"> PAGEREF _Toc229333401 \h </w:instrText>
+              <w:instrText xml:space="preserve"> PAGEREF _Toc229333927 \h </w:instrText>
             </w:r>
             <w:r>
               <w:rPr>
@@ -409,7 +409,7 @@
               <w:noProof/>
             </w:rPr>
           </w:pPr>
-          <w:hyperlink w:anchor="_Toc229333402" w:history="1">
+          <w:hyperlink w:anchor="_Toc229333928" w:history="1">
             <w:r>
               <w:rPr>
                 <w:rStyle w:val="ac"/>
@@ -436,7 +436,7 @@
                 <w:noProof/>
                 <w:webHidden/>
               </w:rPr>
-              <w:instrText xml:space="preserve"> PAGEREF _Toc229333402 \h </w:instrText>
+              <w:instrText xml:space="preserve"> PAGEREF _Toc229333928 \h </w:instrText>
             </w:r>
             <w:r>
               <w:rPr>
@@ -478,7 +478,7 @@
               <w:noProof/>
             </w:rPr>
           </w:pPr>
-          <w:hyperlink w:anchor="_Toc229333403" w:history="1">
+          <w:hyperlink w:anchor="_Toc229333929" w:history="1">
             <w:r>
               <w:rPr>
                 <w:rStyle w:val="ac"/>
@@ -505,7 +505,7 @@
                 <w:noProof/>
                 <w:webHidden/>
               </w:rPr>
-              <w:instrText xml:space="preserve"> PAGEREF _Toc229333403 \h </w:instrText>
+              <w:instrText xml:space="preserve"> PAGEREF _Toc229333929 \h </w:instrText>
             </w:r>
             <w:r>
               <w:rPr>
@@ -547,7 +547,7 @@
               <w:noProof/>
             </w:rPr>
           </w:pPr>
-          <w:hyperlink w:anchor="_Toc229333404" w:history="1">
+          <w:hyperlink w:anchor="_Toc229333930" w:history="1">
             <w:r>
               <w:rPr>
                 <w:rStyle w:val="ac"/>
@@ -574,7 +574,7 @@
                 <w:noProof/>
                 <w:webHidden/>
               </w:rPr>
-              <w:instrText xml:space="preserve"> PAGEREF _Toc229333404 \h </w:instrText>
+              <w:instrText xml:space="preserve"> PAGEREF _Toc229333930 \h </w:instrText>
             </w:r>
             <w:r>
               <w:rPr>
@@ -616,7 +616,7 @@
               <w:noProof/>
             </w:rPr>
           </w:pPr>
-          <w:hyperlink w:anchor="_Toc229333405" w:history="1">
+          <w:hyperlink w:anchor="_Toc229333931" w:history="1">
             <w:r>
               <w:rPr>
                 <w:rStyle w:val="ac"/>
@@ -643,7 +643,7 @@
                 <w:noProof/>
                 <w:webHidden/>
               </w:rPr>
-              <w:instrText xml:space="preserve"> PAGEREF _Toc229333405 \h </w:instrText>
+              <w:instrText xml:space="preserve"> PAGEREF _Toc229333931 \h </w:instrText>
             </w:r>
             <w:r>
               <w:rPr>
@@ -685,7 +685,7 @@
               <w:noProof/>
             </w:rPr>
           </w:pPr>
-          <w:hyperlink w:anchor="_Toc229333406" w:history="1">
+          <w:hyperlink w:anchor="_Toc229333932" w:history="1">
             <w:r>
               <w:rPr>
                 <w:rStyle w:val="ac"/>
@@ -712,7 +712,7 @@
                 <w:noProof/>
                 <w:webHidden/>
               </w:rPr>
-              <w:instrText xml:space="preserve"> PAGEREF _Toc229333406 \h </w:instrText>
+              <w:instrText xml:space="preserve"> PAGEREF _Toc229333932 \h </w:instrText>
             </w:r>
             <w:r>
               <w:rPr>
@@ -753,7 +753,7 @@
               <w:noProof/>
             </w:rPr>
           </w:pPr>
-          <w:hyperlink w:anchor="_Toc229333407" w:history="1">
+          <w:hyperlink w:anchor="_Toc229333933" w:history="1">
             <w:r>
               <w:rPr>
                 <w:rStyle w:val="ac"/>
@@ -780,7 +780,7 @@
                 <w:noProof/>
                 <w:webHidden/>
               </w:rPr>
-              <w:instrText xml:space="preserve"> PAGEREF _Toc229333407 \h </w:instrText>
+              <w:instrText xml:space="preserve"> PAGEREF _Toc229333933 \h </w:instrText>
             </w:r>
             <w:r>
               <w:rPr>
@@ -822,7 +822,7 @@
               <w:noProof/>
             </w:rPr>
           </w:pPr>
-          <w:hyperlink w:anchor="_Toc229333408" w:history="1">
+          <w:hyperlink w:anchor="_Toc229333934" w:history="1">
             <w:r>
               <w:rPr>
                 <w:rStyle w:val="ac"/>
@@ -849,7 +849,7 @@
                 <w:noProof/>
                 <w:webHidden/>
               </w:rPr>
-              <w:instrText xml:space="preserve"> PAGEREF _Toc229333408 \h </w:instrText>
+              <w:instrText xml:space="preserve"> PAGEREF _Toc229333934 \h </w:instrText>
             </w:r>
             <w:r>
               <w:rPr>
@@ -891,7 +891,7 @@
               <w:noProof/>
             </w:rPr>
           </w:pPr>
-          <w:hyperlink w:anchor="_Toc229333409" w:history="1">
+          <w:hyperlink w:anchor="_Toc229333935" w:history="1">
             <w:r>
               <w:rPr>
                 <w:rStyle w:val="ac"/>
@@ -918,7 +918,7 @@
                 <w:noProof/>
                 <w:webHidden/>
               </w:rPr>
-              <w:instrText xml:space="preserve"> PAGEREF _Toc229333409 \h </w:instrText>
+              <w:instrText xml:space="preserve"> PAGEREF _Toc229333935 \h </w:instrText>
             </w:r>
             <w:r>
               <w:rPr>
@@ -960,7 +960,7 @@
               <w:noProof/>
             </w:rPr>
           </w:pPr>
-          <w:hyperlink w:anchor="_Toc229333410" w:history="1">
+          <w:hyperlink w:anchor="_Toc229333936" w:history="1">
             <w:r>
               <w:rPr>
                 <w:rStyle w:val="ac"/>
@@ -987,7 +987,7 @@
                 <w:noProof/>
                 <w:webHidden/>
               </w:rPr>
-              <w:instrText xml:space="preserve"> PAGEREF _Toc229333410 \h </w:instrText>
+              <w:instrText xml:space="preserve"> PAGEREF _Toc229333936 \h </w:instrText>
             </w:r>
             <w:r>
               <w:rPr>
@@ -1028,7 +1028,7 @@
               <w:noProof/>
             </w:rPr>
           </w:pPr>
-          <w:hyperlink w:anchor="_Toc229333411" w:history="1">
+          <w:hyperlink w:anchor="_Toc229333937" w:history="1">
             <w:r>
               <w:rPr>
                 <w:rStyle w:val="ac"/>
@@ -1055,7 +1055,7 @@
                 <w:noProof/>
                 <w:webHidden/>
               </w:rPr>
-              <w:instrText xml:space="preserve"> PAGEREF _Toc229333411 \h </w:instrText>
+              <w:instrText xml:space="preserve"> PAGEREF _Toc229333937 \h </w:instrText>
             </w:r>
             <w:r>
               <w:rPr>
@@ -1097,7 +1097,7 @@
               <w:noProof/>
             </w:rPr>
           </w:pPr>
-          <w:hyperlink w:anchor="_Toc229333412" w:history="1">
+          <w:hyperlink w:anchor="_Toc229333938" w:history="1">
             <w:r>
               <w:rPr>
                 <w:rStyle w:val="ac"/>
@@ -1124,7 +1124,7 @@
                 <w:noProof/>
                 <w:webHidden/>
               </w:rPr>
-              <w:instrText xml:space="preserve"> PAGEREF _Toc229333412 \h </w:instrText>
+              <w:instrText xml:space="preserve"> PAGEREF _Toc229333938 \h </w:instrText>
             </w:r>
             <w:r>
               <w:rPr>
@@ -1166,7 +1166,7 @@
               <w:noProof/>
             </w:rPr>
           </w:pPr>
-          <w:hyperlink w:anchor="_Toc229333413" w:history="1">
+          <w:hyperlink w:anchor="_Toc229333939" w:history="1">
             <w:r>
               <w:rPr>
                 <w:rStyle w:val="ac"/>
@@ -1193,7 +1193,7 @@
                 <w:noProof/>
                 <w:webHidden/>
               </w:rPr>
-              <w:instrText xml:space="preserve"> PAGEREF _Toc229333413 \h </w:instrText>
+              <w:instrText xml:space="preserve"> PAGEREF _Toc229333939 \h </w:instrText>
             </w:r>
             <w:r>
               <w:rPr>
@@ -1235,7 +1235,7 @@
               <w:noProof/>
             </w:rPr>
           </w:pPr>
-          <w:hyperlink w:anchor="_Toc229333414" w:history="1">
+          <w:hyperlink w:anchor="_Toc229333940" w:history="1">
             <w:r>
               <w:rPr>
                 <w:rStyle w:val="ac"/>
@@ -1262,7 +1262,7 @@
                 <w:noProof/>
                 <w:webHidden/>
               </w:rPr>
-              <w:instrText xml:space="preserve"> PAGEREF _Toc229333414 \h </w:instrText>
+              <w:instrText xml:space="preserve"> PAGEREF _Toc229333940 \h </w:instrText>
             </w:r>
             <w:r>
               <w:rPr>
@@ -1304,7 +1304,7 @@
               <w:noProof/>
             </w:rPr>
           </w:pPr>
-          <w:hyperlink w:anchor="_Toc229333415" w:history="1">
+          <w:hyperlink w:anchor="_Toc229333941" w:history="1">
             <w:r>
               <w:rPr>
                 <w:rStyle w:val="ac"/>
@@ -1331,7 +1331,7 @@
                 <w:noProof/>
                 <w:webHidden/>
               </w:rPr>
-              <w:instrText xml:space="preserve"> PAGEREF _Toc229333415 \h </w:instrText>
+              <w:instrText xml:space="preserve"> PAGEREF _Toc229333941 \h </w:instrText>
             </w:r>
             <w:r>
               <w:rPr>
@@ -1373,7 +1373,7 @@
               <w:noProof/>
             </w:rPr>
           </w:pPr>
-          <w:hyperlink w:anchor="_Toc229333416" w:history="1">
+          <w:hyperlink w:anchor="_Toc229333942" w:history="1">
             <w:r>
               <w:rPr>
                 <w:rStyle w:val="ac"/>
@@ -1400,7 +1400,7 @@
                 <w:noProof/>
                 <w:webHidden/>
               </w:rPr>
-              <w:instrText xml:space="preserve"> PAGEREF _Toc229333416 \h </w:instrText>
+              <w:instrText xml:space="preserve"> PAGEREF _Toc229333942 \h </w:instrText>
             </w:r>
             <w:r>
               <w:rPr>
@@ -1441,7 +1441,7 @@
               <w:noProof/>
             </w:rPr>
           </w:pPr>
-          <w:hyperlink w:anchor="_Toc229333417" w:history="1">
+          <w:hyperlink w:anchor="_Toc229333943" w:history="1">
             <w:r>
               <w:rPr>
                 <w:rStyle w:val="ac"/>
@@ -1468,7 +1468,7 @@
                 <w:noProof/>
                 <w:webHidden/>
               </w:rPr>
-              <w:instrText xml:space="preserve"> PAGEREF _Toc229333417 \h </w:instrText>
+              <w:instrText xml:space="preserve"> PAGEREF _Toc229333943 \h </w:instrText>
             </w:r>
             <w:r>
               <w:rPr>
@@ -1510,7 +1510,7 @@
               <w:noProof/>
             </w:rPr>
           </w:pPr>
-          <w:hyperlink w:anchor="_Toc229333418" w:history="1">
+          <w:hyperlink w:anchor="_Toc229333944" w:history="1">
             <w:r>
               <w:rPr>
                 <w:rStyle w:val="ac"/>
@@ -1537,7 +1537,7 @@
                 <w:noProof/>
                 <w:webHidden/>
               </w:rPr>
-              <w:instrText xml:space="preserve"> PAGEREF _Toc229333418 \h </w:instrText>
+              <w:instrText xml:space="preserve"> PAGEREF _Toc229333944 \h </w:instrText>
             </w:r>
             <w:r>
               <w:rPr>
@@ -1579,7 +1579,7 @@
               <w:noProof/>
             </w:rPr>
           </w:pPr>
-          <w:hyperlink w:anchor="_Toc229333419" w:history="1">
+          <w:hyperlink w:anchor="_Toc229333945" w:history="1">
             <w:r>
               <w:rPr>
                 <w:rStyle w:val="ac"/>
@@ -1606,7 +1606,7 @@
                 <w:noProof/>
                 <w:webHidden/>
               </w:rPr>
-              <w:instrText xml:space="preserve"> PAGEREF _Toc229333419 \h </w:instrText>
+              <w:instrText xml:space="preserve"> PAGEREF _Toc229333945 \h </w:instrText>
             </w:r>
             <w:r>
               <w:rPr>
@@ -1648,7 +1648,7 @@
               <w:noProof/>
             </w:rPr>
           </w:pPr>
-          <w:hyperlink w:anchor="_Toc229333420" w:history="1">
+          <w:hyperlink w:anchor="_Toc229333946" w:history="1">
             <w:r>
               <w:rPr>
                 <w:rStyle w:val="ac"/>
@@ -1675,7 +1675,7 @@
                 <w:noProof/>
                 <w:webHidden/>
               </w:rPr>
-              <w:instrText xml:space="preserve"> PAGEREF _Toc229333420 \h </w:instrText>
+              <w:instrText xml:space="preserve"> PAGEREF _Toc229333946 \h </w:instrText>
             </w:r>
             <w:r>
               <w:rPr>
@@ -1717,7 +1717,7 @@
               <w:noProof/>
             </w:rPr>
           </w:pPr>
-          <w:hyperlink w:anchor="_Toc229333421" w:history="1">
+          <w:hyperlink w:anchor="_Toc229333947" w:history="1">
             <w:r>
               <w:rPr>
                 <w:rStyle w:val="ac"/>
@@ -1744,7 +1744,7 @@
                 <w:noProof/>
                 <w:webHidden/>
               </w:rPr>
-              <w:instrText xml:space="preserve"> PAGEREF _Toc229333421 \h </w:instrText>
+              <w:instrText xml:space="preserve"> PAGEREF _Toc229333947 \h </w:instrText>
             </w:r>
             <w:r>
               <w:rPr>
@@ -1785,7 +1785,7 @@
               <w:noProof/>
             </w:rPr>
           </w:pPr>
-          <w:hyperlink w:anchor="_Toc229333422" w:history="1">
+          <w:hyperlink w:anchor="_Toc229333948" w:history="1">
             <w:r>
               <w:rPr>
                 <w:rStyle w:val="ac"/>
@@ -1812,7 +1812,7 @@
                 <w:noProof/>
                 <w:webHidden/>
               </w:rPr>
-              <w:instrText xml:space="preserve"> PAGEREF _Toc229333422 \h </w:instrText>
+              <w:instrText xml:space="preserve"> PAGEREF _Toc229333948 \h </w:instrText>
             </w:r>
             <w:r>
               <w:rPr>
@@ -1854,7 +1854,7 @@
               <w:noProof/>
             </w:rPr>
           </w:pPr>
-          <w:hyperlink w:anchor="_Toc229333423" w:history="1">
+          <w:hyperlink w:anchor="_Toc229333949" w:history="1">
             <w:r>
               <w:rPr>
                 <w:rStyle w:val="ac"/>
@@ -1881,7 +1881,7 @@
                 <w:noProof/>
                 <w:webHidden/>
               </w:rPr>
-              <w:instrText xml:space="preserve"> PAGEREF _Toc229333423 \h </w:instrText>
+              <w:instrText xml:space="preserve"> PAGEREF _Toc229333949 \h </w:instrText>
             </w:r>
             <w:r>
               <w:rPr>
@@ -1923,7 +1923,7 @@
               <w:noProof/>
             </w:rPr>
           </w:pPr>
-          <w:hyperlink w:anchor="_Toc229333424" w:history="1">
+          <w:hyperlink w:anchor="_Toc229333950" w:history="1">
             <w:r>
               <w:rPr>
                 <w:rStyle w:val="ac"/>
@@ -1950,7 +1950,7 @@
                 <w:noProof/>
                 <w:webHidden/>
               </w:rPr>
-              <w:instrText xml:space="preserve"> PAGEREF _Toc229333424 \h </w:instrText>
+              <w:instrText xml:space="preserve"> PAGEREF _Toc229333950 \h </w:instrText>
             </w:r>
             <w:r>
               <w:rPr>
@@ -1992,7 +1992,7 @@
               <w:noProof/>
             </w:rPr>
           </w:pPr>
-          <w:hyperlink w:anchor="_Toc229333425" w:history="1">
+          <w:hyperlink w:anchor="_Toc229333951" w:history="1">
             <w:r>
               <w:rPr>
                 <w:rStyle w:val="ac"/>
@@ -2019,7 +2019,7 @@
                 <w:noProof/>
                 <w:webHidden/>
               </w:rPr>
-              <w:instrText xml:space="preserve"> PAGEREF _Toc229333425 \h </w:instrText>
+              <w:instrText xml:space="preserve"> PAGEREF _Toc229333951 \h </w:instrText>
             </w:r>
             <w:r>
               <w:rPr>
@@ -2039,7 +2039,7 @@
                 <w:noProof/>
                 <w:webHidden/>
               </w:rPr>
-              <w:t>13</w:t>
+              <w:t>12</w:t>
             </w:r>
             <w:r>
               <w:rPr>
@@ -2061,7 +2061,7 @@
               <w:noProof/>
             </w:rPr>
           </w:pPr>
-          <w:hyperlink w:anchor="_Toc229333426" w:history="1">
+          <w:hyperlink w:anchor="_Toc229333952" w:history="1">
             <w:r>
               <w:rPr>
                 <w:rStyle w:val="ac"/>
@@ -2088,7 +2088,7 @@
                 <w:noProof/>
                 <w:webHidden/>
               </w:rPr>
-              <w:instrText xml:space="preserve"> PAGEREF _Toc229333426 \h </w:instrText>
+              <w:instrText xml:space="preserve"> PAGEREF _Toc229333952 \h </w:instrText>
             </w:r>
             <w:r>
               <w:rPr>
@@ -2130,7 +2130,7 @@
               <w:noProof/>
             </w:rPr>
           </w:pPr>
-          <w:hyperlink w:anchor="_Toc229333427" w:history="1">
+          <w:hyperlink w:anchor="_Toc229333953" w:history="1">
             <w:r>
               <w:rPr>
                 <w:rStyle w:val="ac"/>
@@ -2157,7 +2157,7 @@
                 <w:noProof/>
                 <w:webHidden/>
               </w:rPr>
-              <w:instrText xml:space="preserve"> PAGEREF _Toc229333427 \h </w:instrText>
+              <w:instrText xml:space="preserve"> PAGEREF _Toc229333953 \h </w:instrText>
             </w:r>
             <w:r>
               <w:rPr>
@@ -2198,7 +2198,7 @@
               <w:noProof/>
             </w:rPr>
           </w:pPr>
-          <w:hyperlink w:anchor="_Toc229333428" w:history="1">
+          <w:hyperlink w:anchor="_Toc229333954" w:history="1">
             <w:r>
               <w:rPr>
                 <w:rStyle w:val="ac"/>
@@ -2225,7 +2225,7 @@
                 <w:noProof/>
                 <w:webHidden/>
               </w:rPr>
-              <w:instrText xml:space="preserve"> PAGEREF _Toc229333428 \h </w:instrText>
+              <w:instrText xml:space="preserve"> PAGEREF _Toc229333954 \h </w:instrText>
             </w:r>
             <w:r>
               <w:rPr>
@@ -2245,7 +2245,7 @@
                 <w:noProof/>
                 <w:webHidden/>
               </w:rPr>
-              <w:t>14</w:t>
+              <w:t>13</w:t>
             </w:r>
             <w:r>
               <w:rPr>
@@ -2267,7 +2267,7 @@
               <w:noProof/>
             </w:rPr>
           </w:pPr>
-          <w:hyperlink w:anchor="_Toc229333429" w:history="1">
+          <w:hyperlink w:anchor="_Toc229333955" w:history="1">
             <w:r>
               <w:rPr>
                 <w:rStyle w:val="ac"/>
@@ -2294,7 +2294,7 @@
                 <w:noProof/>
                 <w:webHidden/>
               </w:rPr>
-              <w:instrText xml:space="preserve"> PAGEREF _Toc229333429 \h </w:instrText>
+              <w:instrText xml:space="preserve"> PAGEREF _Toc229333955 \h </w:instrText>
             </w:r>
             <w:r>
               <w:rPr>
@@ -2314,7 +2314,7 @@
                 <w:noProof/>
                 <w:webHidden/>
               </w:rPr>
-              <w:t>14</w:t>
+              <w:t>13</w:t>
             </w:r>
             <w:r>
               <w:rPr>
@@ -2336,7 +2336,7 @@
               <w:noProof/>
             </w:rPr>
           </w:pPr>
-          <w:hyperlink w:anchor="_Toc229333430" w:history="1">
+          <w:hyperlink w:anchor="_Toc229333956" w:history="1">
             <w:r>
               <w:rPr>
                 <w:rStyle w:val="ac"/>
@@ -2363,7 +2363,7 @@
                 <w:noProof/>
                 <w:webHidden/>
               </w:rPr>
-              <w:instrText xml:space="preserve"> PAGEREF _Toc229333430 \h </w:instrText>
+              <w:instrText xml:space="preserve"> PAGEREF _Toc229333956 \h </w:instrText>
             </w:r>
             <w:r>
               <w:rPr>
@@ -2405,7 +2405,7 @@
               <w:noProof/>
             </w:rPr>
           </w:pPr>
-          <w:hyperlink w:anchor="_Toc229333431" w:history="1">
+          <w:hyperlink w:anchor="_Toc229333957" w:history="1">
             <w:r>
               <w:rPr>
                 <w:rStyle w:val="ac"/>
@@ -2432,7 +2432,7 @@
                 <w:noProof/>
                 <w:webHidden/>
               </w:rPr>
-              <w:instrText xml:space="preserve"> PAGEREF _Toc229333431 \h </w:instrText>
+              <w:instrText xml:space="preserve"> PAGEREF _Toc229333957 \h </w:instrText>
             </w:r>
             <w:r>
               <w:rPr>
@@ -2474,7 +2474,7 @@
               <w:noProof/>
             </w:rPr>
           </w:pPr>
-          <w:hyperlink w:anchor="_Toc229333432" w:history="1">
+          <w:hyperlink w:anchor="_Toc229333958" w:history="1">
             <w:r>
               <w:rPr>
                 <w:rStyle w:val="ac"/>
@@ -2501,7 +2501,7 @@
                 <w:noProof/>
                 <w:webHidden/>
               </w:rPr>
-              <w:instrText xml:space="preserve"> PAGEREF _Toc229333432 \h </w:instrText>
+              <w:instrText xml:space="preserve"> PAGEREF _Toc229333958 \h </w:instrText>
             </w:r>
             <w:r>
               <w:rPr>
@@ -2542,7 +2542,7 @@
               <w:noProof/>
             </w:rPr>
           </w:pPr>
-          <w:hyperlink w:anchor="_Toc229333433" w:history="1">
+          <w:hyperlink w:anchor="_Toc229333959" w:history="1">
             <w:r>
               <w:rPr>
                 <w:rStyle w:val="ac"/>
@@ -2569,7 +2569,7 @@
                 <w:noProof/>
                 <w:webHidden/>
               </w:rPr>
-              <w:instrText xml:space="preserve"> PAGEREF _Toc229333433 \h </w:instrText>
+              <w:instrText xml:space="preserve"> PAGEREF _Toc229333959 \h </w:instrText>
             </w:r>
             <w:r>
               <w:rPr>
@@ -2589,7 +2589,7 @@
                 <w:noProof/>
                 <w:webHidden/>
               </w:rPr>
-              <w:t>15</w:t>
+              <w:t>14</w:t>
             </w:r>
             <w:r>
               <w:rPr>
@@ -2611,7 +2611,7 @@
               <w:noProof/>
             </w:rPr>
           </w:pPr>
-          <w:hyperlink w:anchor="_Toc229333434" w:history="1">
+          <w:hyperlink w:anchor="_Toc229333960" w:history="1">
             <w:r>
               <w:rPr>
                 <w:rStyle w:val="ac"/>
@@ -2638,7 +2638,7 @@
                 <w:noProof/>
                 <w:webHidden/>
               </w:rPr>
-              <w:instrText xml:space="preserve"> PAGEREF _Toc229333434 \h </w:instrText>
+              <w:instrText xml:space="preserve"> PAGEREF _Toc229333960 \h </w:instrText>
             </w:r>
             <w:r>
               <w:rPr>
@@ -2658,7 +2658,7 @@
                 <w:noProof/>
                 <w:webHidden/>
               </w:rPr>
-              <w:t>15</w:t>
+              <w:t>14</w:t>
             </w:r>
             <w:r>
               <w:rPr>
@@ -2680,7 +2680,7 @@
               <w:noProof/>
             </w:rPr>
           </w:pPr>
-          <w:hyperlink w:anchor="_Toc229333435" w:history="1">
+          <w:hyperlink w:anchor="_Toc229333961" w:history="1">
             <w:r>
               <w:rPr>
                 <w:rStyle w:val="ac"/>
@@ -2707,7 +2707,7 @@
                 <w:noProof/>
                 <w:webHidden/>
               </w:rPr>
-              <w:instrText xml:space="preserve"> PAGEREF _Toc229333435 \h </w:instrText>
+              <w:instrText xml:space="preserve"> PAGEREF _Toc229333961 \h </w:instrText>
             </w:r>
             <w:r>
               <w:rPr>
@@ -2749,7 +2749,7 @@
               <w:noProof/>
             </w:rPr>
           </w:pPr>
-          <w:hyperlink w:anchor="_Toc229333436" w:history="1">
+          <w:hyperlink w:anchor="_Toc229333962" w:history="1">
             <w:r>
               <w:rPr>
                 <w:rStyle w:val="ac"/>
@@ -2776,7 +2776,7 @@
                 <w:noProof/>
                 <w:webHidden/>
               </w:rPr>
-              <w:instrText xml:space="preserve"> PAGEREF _Toc229333436 \h </w:instrText>
+              <w:instrText xml:space="preserve"> PAGEREF _Toc229333962 \h </w:instrText>
             </w:r>
             <w:r>
               <w:rPr>
@@ -2818,7 +2818,7 @@
               <w:noProof/>
             </w:rPr>
           </w:pPr>
-          <w:hyperlink w:anchor="_Toc229333437" w:history="1">
+          <w:hyperlink w:anchor="_Toc229333963" w:history="1">
             <w:r>
               <w:rPr>
                 <w:rStyle w:val="ac"/>
@@ -2845,7 +2845,7 @@
                 <w:noProof/>
                 <w:webHidden/>
               </w:rPr>
-              <w:instrText xml:space="preserve"> PAGEREF _Toc229333437 \h </w:instrText>
+              <w:instrText xml:space="preserve"> PAGEREF _Toc229333963 \h </w:instrText>
             </w:r>
             <w:r>
               <w:rPr>
@@ -2886,7 +2886,7 @@
               <w:noProof/>
             </w:rPr>
           </w:pPr>
-          <w:hyperlink w:anchor="_Toc229333438" w:history="1">
+          <w:hyperlink w:anchor="_Toc229333964" w:history="1">
             <w:r>
               <w:rPr>
                 <w:rStyle w:val="ac"/>
@@ -2913,7 +2913,7 @@
                 <w:noProof/>
                 <w:webHidden/>
               </w:rPr>
-              <w:instrText xml:space="preserve"> PAGEREF _Toc229333438 \h </w:instrText>
+              <w:instrText xml:space="preserve"> PAGEREF _Toc229333964 \h </w:instrText>
             </w:r>
             <w:r>
               <w:rPr>
@@ -2954,7 +2954,7 @@
               <w:noProof/>
             </w:rPr>
           </w:pPr>
-          <w:hyperlink w:anchor="_Toc229333439" w:history="1">
+          <w:hyperlink w:anchor="_Toc229333965" w:history="1">
             <w:r>
               <w:rPr>
                 <w:rStyle w:val="ac"/>
@@ -2981,7 +2981,7 @@
                 <w:noProof/>
                 <w:webHidden/>
               </w:rPr>
-              <w:instrText xml:space="preserve"> PAGEREF _Toc229333439 \h </w:instrText>
+              <w:instrText xml:space="preserve"> PAGEREF _Toc229333965 \h </w:instrText>
             </w:r>
             <w:r>
               <w:rPr>
@@ -3022,7 +3022,7 @@
               <w:noProof/>
             </w:rPr>
           </w:pPr>
-          <w:hyperlink w:anchor="_Toc229333440" w:history="1">
+          <w:hyperlink w:anchor="_Toc229333966" w:history="1">
             <w:r>
               <w:rPr>
                 <w:rStyle w:val="ac"/>
@@ -3049,7 +3049,7 @@
                 <w:noProof/>
                 <w:webHidden/>
               </w:rPr>
-              <w:instrText xml:space="preserve"> PAGEREF _Toc229333440 \h </w:instrText>
+              <w:instrText xml:space="preserve"> PAGEREF _Toc229333966 \h </w:instrText>
             </w:r>
             <w:r>
               <w:rPr>
@@ -3090,7 +3090,7 @@
               <w:noProof/>
             </w:rPr>
           </w:pPr>
-          <w:hyperlink w:anchor="_Toc229333441" w:history="1">
+          <w:hyperlink w:anchor="_Toc229333967" w:history="1">
             <w:r>
               <w:rPr>
                 <w:rStyle w:val="ac"/>
@@ -3117,7 +3117,7 @@
                 <w:noProof/>
                 <w:webHidden/>
               </w:rPr>
-              <w:instrText xml:space="preserve"> PAGEREF _Toc229333441 \h </w:instrText>
+              <w:instrText xml:space="preserve"> PAGEREF _Toc229333967 \h </w:instrText>
             </w:r>
             <w:r>
               <w:rPr>
@@ -3158,7 +3158,7 @@
               <w:noProof/>
             </w:rPr>
           </w:pPr>
-          <w:hyperlink w:anchor="_Toc229333442" w:history="1">
+          <w:hyperlink w:anchor="_Toc229333968" w:history="1">
             <w:r>
               <w:rPr>
                 <w:rStyle w:val="ac"/>
@@ -3185,7 +3185,7 @@
                 <w:noProof/>
                 <w:webHidden/>
               </w:rPr>
-              <w:instrText xml:space="preserve"> PAGEREF _Toc229333442 \h </w:instrText>
+              <w:instrText xml:space="preserve"> PAGEREF _Toc229333968 \h </w:instrText>
             </w:r>
             <w:r>
               <w:rPr>
@@ -3226,7 +3226,7 @@
               <w:noProof/>
             </w:rPr>
           </w:pPr>
-          <w:hyperlink w:anchor="_Toc229333443" w:history="1">
+          <w:hyperlink w:anchor="_Toc229333969" w:history="1">
             <w:r>
               <w:rPr>
                 <w:rStyle w:val="ac"/>
@@ -3253,7 +3253,7 @@
                 <w:noProof/>
                 <w:webHidden/>
               </w:rPr>
-              <w:instrText xml:space="preserve"> PAGEREF _Toc229333443 \h </w:instrText>
+              <w:instrText xml:space="preserve"> PAGEREF _Toc229333969 \h </w:instrText>
             </w:r>
             <w:r>
               <w:rPr>
@@ -3273,7 +3273,7 @@
                 <w:noProof/>
                 <w:webHidden/>
               </w:rPr>
-              <w:t>19</w:t>
+              <w:t>18</w:t>
             </w:r>
             <w:r>
               <w:rPr>
@@ -3295,7 +3295,7 @@
               <w:noProof/>
             </w:rPr>
           </w:pPr>
-          <w:hyperlink w:anchor="_Toc229333444" w:history="1">
+          <w:hyperlink w:anchor="_Toc229333970" w:history="1">
             <w:r>
               <w:rPr>
                 <w:rStyle w:val="ac"/>
@@ -3322,7 +3322,7 @@
                 <w:noProof/>
                 <w:webHidden/>
               </w:rPr>
-              <w:instrText xml:space="preserve"> PAGEREF _Toc229333444 \h </w:instrText>
+              <w:instrText xml:space="preserve"> PAGEREF _Toc229333970 \h </w:instrText>
             </w:r>
             <w:r>
               <w:rPr>
@@ -3342,7 +3342,7 @@
                 <w:noProof/>
                 <w:webHidden/>
               </w:rPr>
-              <w:t>19</w:t>
+              <w:t>18</w:t>
             </w:r>
             <w:r>
               <w:rPr>
@@ -3364,7 +3364,7 @@
               <w:noProof/>
             </w:rPr>
           </w:pPr>
-          <w:hyperlink w:anchor="_Toc229333445" w:history="1">
+          <w:hyperlink w:anchor="_Toc229333971" w:history="1">
             <w:r>
               <w:rPr>
                 <w:rStyle w:val="ac"/>
@@ -3391,7 +3391,7 @@
                 <w:noProof/>
                 <w:webHidden/>
               </w:rPr>
-              <w:instrText xml:space="preserve"> PAGEREF _Toc229333445 \h </w:instrText>
+              <w:instrText xml:space="preserve"> PAGEREF _Toc229333971 \h </w:instrText>
             </w:r>
             <w:r>
               <w:rPr>
@@ -3433,7 +3433,7 @@
               <w:noProof/>
             </w:rPr>
           </w:pPr>
-          <w:hyperlink w:anchor="_Toc229333446" w:history="1">
+          <w:hyperlink w:anchor="_Toc229333972" w:history="1">
             <w:r>
               <w:rPr>
                 <w:rStyle w:val="ac"/>
@@ -3460,7 +3460,7 @@
                 <w:noProof/>
                 <w:webHidden/>
               </w:rPr>
-              <w:instrText xml:space="preserve"> PAGEREF _Toc229333446 \h </w:instrText>
+              <w:instrText xml:space="preserve"> PAGEREF _Toc229333972 \h </w:instrText>
             </w:r>
             <w:r>
               <w:rPr>
@@ -3503,7 +3503,7 @@
         <w:pStyle w:val="1"/>
       </w:pPr>
       <w:bookmarkStart w:id="0" w:name="abstract"/>
-      <w:bookmarkStart w:id="1" w:name="_Toc229333397"/>
+      <w:bookmarkStart w:id="1" w:name="_Toc229333923"/>
       <w:r>
         <w:t>Abstract</w:t>
       </w:r>
@@ -3571,7 +3571,11 @@
         <w:t>timeupdate</w:t>
       </w:r>
       <w:r>
-        <w:t xml:space="preserve"> event, (3) overlays section and theme labels in a two-level color hierarchy directly onto the score, and (4) supports section jumping, looped listening, playback-speed control, and keyboard shortcuts. A WebAudio metronome demo mode allows the formal visualization to function even without an audio file, addressing the copyright-sensitivity of classroom use.</w:t>
+        <w:t xml:space="preserve"> event, (3) overlays section and theme labels in a two-level color hierarchy directly onto the score, and (4) supports section jumping, looped listening, playback-speed control, and keyboard shortcuts. </w:t>
+      </w:r>
+      <w:r>
+        <w:lastRenderedPageBreak/>
+        <w:t>A WebAudio metronome demo mode allows the formal visualization to function even without an audio file, addressing the copyright-sensitivity of classroom use.</w:t>
       </w:r>
     </w:p>
     <w:p>
@@ -3655,7 +3659,7 @@
         <w:pStyle w:val="1"/>
       </w:pPr>
       <w:bookmarkStart w:id="2" w:name="Xe3d0fc0bea9a42ce7605565d0964033d7f6ee47"/>
-      <w:bookmarkStart w:id="3" w:name="_Toc229333398"/>
+      <w:bookmarkStart w:id="3" w:name="_Toc229333924"/>
       <w:bookmarkEnd w:id="0"/>
       <w:r>
         <w:t>1. Introduction</w:t>
@@ -3667,7 +3671,7 @@
         <w:pStyle w:val="2"/>
       </w:pPr>
       <w:bookmarkStart w:id="4" w:name="X1bf71e34a5475eafa7691d512243933c189287b"/>
-      <w:bookmarkStart w:id="5" w:name="_Toc229333399"/>
+      <w:bookmarkStart w:id="5" w:name="_Toc229333925"/>
       <w:r>
         <w:t>1.1 Motivation</w:t>
       </w:r>
@@ -3697,6 +3701,7 @@
           <w:b/>
           <w:bCs/>
         </w:rPr>
+        <w:lastRenderedPageBreak/>
         <w:t>The temporal–spatial gap.</w:t>
       </w:r>
       <w:r>
@@ -3785,7 +3790,7 @@
         <w:pStyle w:val="2"/>
       </w:pPr>
       <w:bookmarkStart w:id="6" w:name="Xe2513cbe4cec0b433ad043d7a2d5bcba3139b87"/>
-      <w:bookmarkStart w:id="7" w:name="_Toc229333400"/>
+      <w:bookmarkStart w:id="7" w:name="_Toc229333926"/>
       <w:bookmarkEnd w:id="4"/>
       <w:r>
         <w:t>1.2 Research Questions</w:t>
@@ -3854,7 +3859,7 @@
         <w:pStyle w:val="2"/>
       </w:pPr>
       <w:bookmarkStart w:id="8" w:name="Xb1c59bf1c3438cfd31a3fec8cade6ebe9aa841c"/>
-      <w:bookmarkStart w:id="9" w:name="_Toc229333401"/>
+      <w:bookmarkStart w:id="9" w:name="_Toc229333927"/>
       <w:bookmarkEnd w:id="6"/>
       <w:r>
         <w:t>1.3 Contributions</w:t>
@@ -3934,7 +3939,7 @@
         <w:pStyle w:val="1"/>
       </w:pPr>
       <w:bookmarkStart w:id="10" w:name="X619ba3478f1480a9208e2b421efeeeaa187dd54"/>
-      <w:bookmarkStart w:id="11" w:name="_Toc229333402"/>
+      <w:bookmarkStart w:id="11" w:name="_Toc229333928"/>
       <w:bookmarkEnd w:id="2"/>
       <w:bookmarkEnd w:id="8"/>
       <w:r>
@@ -3947,7 +3952,7 @@
         <w:pStyle w:val="2"/>
       </w:pPr>
       <w:bookmarkStart w:id="12" w:name="X636afad0aabef8e19e5b2a066aedeb36b31e26b"/>
-      <w:bookmarkStart w:id="13" w:name="_Toc229333403"/>
+      <w:bookmarkStart w:id="13" w:name="_Toc229333929"/>
       <w:r>
         <w:t>2.1 Hierarchical Analysis of Sonata Form</w:t>
       </w:r>
@@ -4127,7 +4132,7 @@
         <w:pStyle w:val="2"/>
       </w:pPr>
       <w:bookmarkStart w:id="14" w:name="Xcdbd97658319399ff5ffd3a85fd0bd39d0734e1"/>
-      <w:bookmarkStart w:id="15" w:name="_Toc229333404"/>
+      <w:bookmarkStart w:id="15" w:name="_Toc229333930"/>
       <w:bookmarkEnd w:id="12"/>
       <w:r>
         <w:t>2.2 Dual Coding and the Cognitive Theory of Multimedia Learning</w:t>
@@ -4399,7 +4404,7 @@
         <w:pStyle w:val="2"/>
       </w:pPr>
       <w:bookmarkStart w:id="16" w:name="X6784453bfb3fc20011e6020596635d203a2a71e"/>
-      <w:bookmarkStart w:id="17" w:name="_Toc229333405"/>
+      <w:bookmarkStart w:id="17" w:name="_Toc229333931"/>
       <w:bookmarkEnd w:id="14"/>
       <w:r>
         <w:t>2.3 Active Learning and Comparative Listening</w:t>
@@ -4449,7 +4454,7 @@
         <w:pStyle w:val="2"/>
       </w:pPr>
       <w:bookmarkStart w:id="18" w:name="Xf4d637e68613cffa17c84978bce4794819ef246"/>
-      <w:bookmarkStart w:id="19" w:name="_Toc229333406"/>
+      <w:bookmarkStart w:id="19" w:name="_Toc229333932"/>
       <w:bookmarkEnd w:id="16"/>
       <w:r>
         <w:t>2.4 Related Tools</w:t>
@@ -5477,7 +5482,7 @@
         <w:pStyle w:val="1"/>
       </w:pPr>
       <w:bookmarkStart w:id="20" w:name="X22b19702d34576da8b32320cefe87a134a1534c"/>
-      <w:bookmarkStart w:id="21" w:name="_Toc229333407"/>
+      <w:bookmarkStart w:id="21" w:name="_Toc229333933"/>
       <w:bookmarkEnd w:id="10"/>
       <w:bookmarkEnd w:id="18"/>
       <w:r>
@@ -5490,7 +5495,7 @@
         <w:pStyle w:val="2"/>
       </w:pPr>
       <w:bookmarkStart w:id="22" w:name="X90037fffeb0517eb9be28959be4b42079adccec"/>
-      <w:bookmarkStart w:id="23" w:name="_Toc229333408"/>
+      <w:bookmarkStart w:id="23" w:name="_Toc229333934"/>
       <w:r>
         <w:t>3.1 Overview</w:t>
       </w:r>
@@ -5539,7 +5544,7 @@
         <w:pStyle w:val="2"/>
       </w:pPr>
       <w:bookmarkStart w:id="24" w:name="X5114b9a8810654ce1b996f5cb0cc61b16e32533"/>
-      <w:bookmarkStart w:id="25" w:name="_Toc229333409"/>
+      <w:bookmarkStart w:id="25" w:name="_Toc229333935"/>
       <w:bookmarkEnd w:id="22"/>
       <w:r>
         <w:t>3.2 Formal Analysis</w:t>
@@ -6850,7 +6855,7 @@
         <w:pStyle w:val="2"/>
       </w:pPr>
       <w:bookmarkStart w:id="26" w:name="X22345862c5d429ecd2382d6ef2da7ccf6968f1d"/>
-      <w:bookmarkStart w:id="27" w:name="_Toc229333410"/>
+      <w:bookmarkStart w:id="27" w:name="_Toc229333936"/>
       <w:bookmarkEnd w:id="24"/>
       <w:r>
         <w:t>3.3 Pedagogical Significance: The Subdominant Recapitulation</w:t>
@@ -6872,7 +6877,7 @@
         <w:t>subdominant recapitulation</w:t>
       </w:r>
       <w:r>
-        <w:t>, a recognized but unusual deformation. Korean-language scholarship corroborates the same observation — Bong (2017) describes the recap-key choice as a transposition "a fifth below the dominant" while emphasizing the unifying role of the Alberti bass across all three movements. Its functional motivation, often glossed in textbooks, is illuminating:</w:t>
+        <w:t>, a recognized but unusual deformation. Its functional motivation, often glossed in textbooks, is illuminating:</w:t>
       </w:r>
     </w:p>
     <w:p>
@@ -6980,7 +6985,7 @@
         <w:pStyle w:val="1"/>
       </w:pPr>
       <w:bookmarkStart w:id="28" w:name="X931ba28faf84dd02b36c362d702d1bc58709915"/>
-      <w:bookmarkStart w:id="29" w:name="_Toc229333411"/>
+      <w:bookmarkStart w:id="29" w:name="_Toc229333937"/>
       <w:bookmarkEnd w:id="20"/>
       <w:bookmarkEnd w:id="26"/>
       <w:r>
@@ -6993,7 +6998,7 @@
         <w:pStyle w:val="2"/>
       </w:pPr>
       <w:bookmarkStart w:id="30" w:name="X9de8e5b45ce68f346b1cc38c139307b75b6baf5"/>
-      <w:bookmarkStart w:id="31" w:name="_Toc229333412"/>
+      <w:bookmarkStart w:id="31" w:name="_Toc229333938"/>
       <w:r>
         <w:t>4.1 Design Principles</w:t>
       </w:r>
@@ -7314,7 +7319,7 @@
         <w:pStyle w:val="2"/>
       </w:pPr>
       <w:bookmarkStart w:id="32" w:name="X15d66123ba36ad77d4b76862583d779c64c85de"/>
-      <w:bookmarkStart w:id="33" w:name="_Toc229333413"/>
+      <w:bookmarkStart w:id="33" w:name="_Toc229333939"/>
       <w:bookmarkEnd w:id="30"/>
       <w:r>
         <w:t>4.2 Architecture</w:t>
@@ -7540,7 +7545,7 @@
         <w:pStyle w:val="2"/>
       </w:pPr>
       <w:bookmarkStart w:id="34" w:name="X08bfe69c9bda8b49e28ab7e12a88087f3f094ec"/>
-      <w:bookmarkStart w:id="35" w:name="_Toc229333414"/>
+      <w:bookmarkStart w:id="35" w:name="_Toc229333940"/>
       <w:bookmarkEnd w:id="32"/>
       <w:r>
         <w:t>4.3 Data Schema</w:t>
@@ -8557,7 +8562,7 @@
         <w:pStyle w:val="2"/>
       </w:pPr>
       <w:bookmarkStart w:id="36" w:name="X302df813eec71695f042125274d58a1663ea74d"/>
-      <w:bookmarkStart w:id="37" w:name="_Toc229333415"/>
+      <w:bookmarkStart w:id="37" w:name="_Toc229333941"/>
       <w:bookmarkEnd w:id="34"/>
       <w:r>
         <w:t>4.4 Synchronization Algorithm</w:t>
@@ -9565,7 +9570,7 @@
         <w:pStyle w:val="2"/>
       </w:pPr>
       <w:bookmarkStart w:id="41" w:name="X65073c4485f33f4613201d3117deb1ee1dc92e2"/>
-      <w:bookmarkStart w:id="42" w:name="_Toc229333416"/>
+      <w:bookmarkStart w:id="42" w:name="_Toc229333942"/>
       <w:bookmarkEnd w:id="36"/>
       <w:bookmarkEnd w:id="40"/>
       <w:r>
@@ -10117,7 +10122,7 @@
         <w:pStyle w:val="1"/>
       </w:pPr>
       <w:bookmarkStart w:id="43" w:name="X46d7d1d5105128ac6809b89aa63ce48805167cf"/>
-      <w:bookmarkStart w:id="44" w:name="_Toc229333417"/>
+      <w:bookmarkStart w:id="44" w:name="_Toc229333943"/>
       <w:bookmarkEnd w:id="28"/>
       <w:bookmarkEnd w:id="41"/>
       <w:r>
@@ -10130,7 +10135,7 @@
         <w:pStyle w:val="2"/>
       </w:pPr>
       <w:bookmarkStart w:id="45" w:name="X85f22ce8108fdac68fd2e3b2fb5b24980e3236d"/>
-      <w:bookmarkStart w:id="46" w:name="_Toc229333418"/>
+      <w:bookmarkStart w:id="46" w:name="_Toc229333944"/>
       <w:r>
         <w:t>5.1 Stack</w:t>
       </w:r>
@@ -10225,7 +10230,7 @@
         <w:pStyle w:val="2"/>
       </w:pPr>
       <w:bookmarkStart w:id="47" w:name="X44135718d30d0d96c7a4f196b7424ac73c01acc"/>
-      <w:bookmarkStart w:id="48" w:name="_Toc229333419"/>
+      <w:bookmarkStart w:id="48" w:name="_Toc229333945"/>
       <w:bookmarkEnd w:id="45"/>
       <w:r>
         <w:t>5.2 Module Structure</w:t>
@@ -10344,7 +10349,7 @@
         <w:pStyle w:val="2"/>
       </w:pPr>
       <w:bookmarkStart w:id="49" w:name="X109c7a168e0e829c2f1484d7523259a203dc182"/>
-      <w:bookmarkStart w:id="50" w:name="_Toc229333420"/>
+      <w:bookmarkStart w:id="50" w:name="_Toc229333946"/>
       <w:bookmarkEnd w:id="47"/>
       <w:r>
         <w:t>5.3 Robustness</w:t>
@@ -10688,7 +10693,7 @@
         <w:pStyle w:val="2"/>
       </w:pPr>
       <w:bookmarkStart w:id="51" w:name="Xeb2de10a3b598cc9ca9b3bd4d84d98e98d719f3"/>
-      <w:bookmarkStart w:id="52" w:name="_Toc229333421"/>
+      <w:bookmarkStart w:id="52" w:name="_Toc229333947"/>
       <w:bookmarkEnd w:id="49"/>
       <w:r>
         <w:t>5.4 Accessibility</w:t>
@@ -10796,7 +10801,7 @@
         <w:pStyle w:val="1"/>
       </w:pPr>
       <w:bookmarkStart w:id="53" w:name="X57d1f32c80879f8393b1352d8ba753499a9c37b"/>
-      <w:bookmarkStart w:id="54" w:name="_Toc229333422"/>
+      <w:bookmarkStart w:id="54" w:name="_Toc229333948"/>
       <w:bookmarkEnd w:id="43"/>
       <w:bookmarkEnd w:id="51"/>
       <w:r>
@@ -10809,7 +10814,7 @@
         <w:pStyle w:val="2"/>
       </w:pPr>
       <w:bookmarkStart w:id="55" w:name="X56589be57991d63716b3d0aae591a0c2c18a5f9"/>
-      <w:bookmarkStart w:id="56" w:name="_Toc229333423"/>
+      <w:bookmarkStart w:id="56" w:name="_Toc229333949"/>
       <w:r>
         <w:t>6.1 Design</w:t>
       </w:r>
@@ -10828,7 +10833,7 @@
         <w:pStyle w:val="2"/>
       </w:pPr>
       <w:bookmarkStart w:id="57" w:name="X626dce9a3407f19d3f0a823cce1718cb844591d"/>
-      <w:bookmarkStart w:id="58" w:name="_Toc229333424"/>
+      <w:bookmarkStart w:id="58" w:name="_Toc229333950"/>
       <w:bookmarkEnd w:id="55"/>
       <w:r>
         <w:t>6.2 Participants</w:t>
@@ -10848,7 +10853,7 @@
         <w:pStyle w:val="2"/>
       </w:pPr>
       <w:bookmarkStart w:id="59" w:name="X05f1459f461e8b33ac8afc0bcb2959ba6322de4"/>
-      <w:bookmarkStart w:id="60" w:name="_Toc229333425"/>
+      <w:bookmarkStart w:id="60" w:name="_Toc229333951"/>
       <w:bookmarkEnd w:id="57"/>
       <w:r>
         <w:t>6.3 Instruments</w:t>
@@ -10977,7 +10982,7 @@
         <w:pStyle w:val="2"/>
       </w:pPr>
       <w:bookmarkStart w:id="64" w:name="Xaf91fc092ffe9ac78d490a0b77b62d1c8cd8bd2"/>
-      <w:bookmarkStart w:id="65" w:name="_Toc229333426"/>
+      <w:bookmarkStart w:id="65" w:name="_Toc229333952"/>
       <w:bookmarkEnd w:id="59"/>
       <w:bookmarkEnd w:id="63"/>
       <w:r>
@@ -11444,7 +11449,7 @@
         <w:pStyle w:val="2"/>
       </w:pPr>
       <w:bookmarkStart w:id="66" w:name="X7572b3eeae2a88e4ac4425c4de66b4439d2e686"/>
-      <w:bookmarkStart w:id="67" w:name="_Toc229333427"/>
+      <w:bookmarkStart w:id="67" w:name="_Toc229333953"/>
       <w:bookmarkEnd w:id="64"/>
       <w:r>
         <w:t>6.5 Analysis</w:t>
@@ -11512,7 +11517,7 @@
         <w:pStyle w:val="1"/>
       </w:pPr>
       <w:bookmarkStart w:id="68" w:name="X7f71dd75448129b74f2fc659b5486981c0282bb"/>
-      <w:bookmarkStart w:id="69" w:name="_Toc229333428"/>
+      <w:bookmarkStart w:id="69" w:name="_Toc229333954"/>
       <w:bookmarkEnd w:id="53"/>
       <w:bookmarkEnd w:id="66"/>
       <w:r>
@@ -11525,7 +11530,7 @@
         <w:pStyle w:val="2"/>
       </w:pPr>
       <w:bookmarkStart w:id="70" w:name="X4dac277f1e89ace7bdb47f4ded59737bf54114c"/>
-      <w:bookmarkStart w:id="71" w:name="_Toc229333429"/>
+      <w:bookmarkStart w:id="71" w:name="_Toc229333955"/>
       <w:r>
         <w:t>7.1 Form-Identification Accuracy</w:t>
       </w:r>
@@ -12004,7 +12009,7 @@
         <w:pStyle w:val="2"/>
       </w:pPr>
       <w:bookmarkStart w:id="72" w:name="Xd9d885e72efb507e3941536a98032464b5d5f1d"/>
-      <w:bookmarkStart w:id="73" w:name="_Toc229333430"/>
+      <w:bookmarkStart w:id="73" w:name="_Toc229333956"/>
       <w:bookmarkEnd w:id="70"/>
       <w:r>
         <w:t>7.2 Recognition of Subdominant Recapitulation</w:t>
@@ -12056,7 +12061,7 @@
         <w:pStyle w:val="2"/>
       </w:pPr>
       <w:bookmarkStart w:id="74" w:name="X6069361d365837a92e0e55eb07a1d332869933b"/>
-      <w:bookmarkStart w:id="75" w:name="_Toc229333431"/>
+      <w:bookmarkStart w:id="75" w:name="_Toc229333957"/>
       <w:bookmarkEnd w:id="72"/>
       <w:r>
         <w:t>7.3 System Usability</w:t>
@@ -12086,7 +12091,7 @@
         <w:pStyle w:val="2"/>
       </w:pPr>
       <w:bookmarkStart w:id="76" w:name="X955a6c17de00f00e200944c891e82f95760f924"/>
-      <w:bookmarkStart w:id="77" w:name="_Toc229333432"/>
+      <w:bookmarkStart w:id="77" w:name="_Toc229333958"/>
       <w:bookmarkEnd w:id="74"/>
       <w:r>
         <w:t>7.4 Qualitative Feedback</w:t>
@@ -12206,7 +12211,7 @@
         <w:pStyle w:val="1"/>
       </w:pPr>
       <w:bookmarkStart w:id="78" w:name="X8c1abf58e73567575ecbab20602f8a971fd4c73"/>
-      <w:bookmarkStart w:id="79" w:name="_Toc229333433"/>
+      <w:bookmarkStart w:id="79" w:name="_Toc229333959"/>
       <w:bookmarkEnd w:id="68"/>
       <w:bookmarkEnd w:id="76"/>
       <w:r>
@@ -12219,7 +12224,7 @@
         <w:pStyle w:val="2"/>
       </w:pPr>
       <w:bookmarkStart w:id="80" w:name="X792a0b1f307aa766433d7cba8d8c8e8da4fc05d"/>
-      <w:bookmarkStart w:id="81" w:name="_Toc229333434"/>
+      <w:bookmarkStart w:id="81" w:name="_Toc229333960"/>
       <w:r>
         <w:t>8.1 Educational Implications</w:t>
       </w:r>
@@ -12268,7 +12273,7 @@
         <w:pStyle w:val="2"/>
       </w:pPr>
       <w:bookmarkStart w:id="82" w:name="X593130719821a7a26ba1a1a7e7694f583376987"/>
-      <w:bookmarkStart w:id="83" w:name="_Toc229333435"/>
+      <w:bookmarkStart w:id="83" w:name="_Toc229333961"/>
       <w:bookmarkEnd w:id="80"/>
       <w:r>
         <w:t>8.2 Methodological and Tooling Implications</w:t>
@@ -12337,7 +12342,7 @@
         <w:pStyle w:val="2"/>
       </w:pPr>
       <w:bookmarkStart w:id="84" w:name="X364fc5a9947686e660d06f9e3e3943779d206b3"/>
-      <w:bookmarkStart w:id="85" w:name="_Toc229333436"/>
+      <w:bookmarkStart w:id="85" w:name="_Toc229333962"/>
       <w:bookmarkEnd w:id="82"/>
       <w:r>
         <w:t>8.3 Limitations</w:t>
@@ -12447,7 +12452,7 @@
         <w:pStyle w:val="2"/>
       </w:pPr>
       <w:bookmarkStart w:id="86" w:name="X3aa89359e731db19990110a81e7fa3cb52c4302"/>
-      <w:bookmarkStart w:id="87" w:name="_Toc229333437"/>
+      <w:bookmarkStart w:id="87" w:name="_Toc229333963"/>
       <w:bookmarkEnd w:id="84"/>
       <w:r>
         <w:t>8.4 Future Work</w:t>
@@ -12554,7 +12559,7 @@
         <w:pStyle w:val="1"/>
       </w:pPr>
       <w:bookmarkStart w:id="88" w:name="Xf084a3aad2ba019113a3f84a3b857d0628c92ce"/>
-      <w:bookmarkStart w:id="89" w:name="_Toc229333438"/>
+      <w:bookmarkStart w:id="89" w:name="_Toc229333964"/>
       <w:bookmarkEnd w:id="78"/>
       <w:bookmarkEnd w:id="86"/>
       <w:r>
@@ -12593,7 +12598,7 @@
         <w:pStyle w:val="1"/>
       </w:pPr>
       <w:bookmarkStart w:id="90" w:name="X640081157259e8cff7029700f597651e6519d9c"/>
-      <w:bookmarkStart w:id="91" w:name="_Toc229333439"/>
+      <w:bookmarkStart w:id="91" w:name="_Toc229333965"/>
       <w:bookmarkEnd w:id="88"/>
       <w:r>
         <w:t>10. Reproducibility</w:t>
@@ -13164,7 +13169,7 @@
         <w:pStyle w:val="1"/>
       </w:pPr>
       <w:bookmarkStart w:id="92" w:name="acknowledgments"/>
-      <w:bookmarkStart w:id="93" w:name="_Toc229333440"/>
+      <w:bookmarkStart w:id="93" w:name="_Toc229333966"/>
       <w:bookmarkEnd w:id="90"/>
       <w:r>
         <w:t>Acknowledgments</w:t>
@@ -13184,7 +13189,7 @@
         <w:pStyle w:val="1"/>
       </w:pPr>
       <w:bookmarkStart w:id="94" w:name="references"/>
-      <w:bookmarkStart w:id="95" w:name="_Toc229333441"/>
+      <w:bookmarkStart w:id="95" w:name="_Toc229333967"/>
       <w:bookmarkEnd w:id="92"/>
       <w:r>
         <w:t>References</w:t>
@@ -13200,56 +13205,20 @@
         </w:numPr>
       </w:pPr>
       <w:r>
-        <w:t xml:space="preserve">Bong, J.-J. (2017). </w:t>
+        <w:t xml:space="preserve">Brooke, J. (1996). SUS: A "quick and dirty" usability scale. In P. W. </w:t>
+      </w:r>
+      <w:r>
+        <w:t xml:space="preserve">Jordan, B. Thomas, B. A. Weerdmeester, &amp; I. L. McClelland (Eds.), </w:t>
       </w:r>
       <w:r>
         <w:rPr>
           <w:i/>
           <w:iCs/>
         </w:rPr>
-        <w:t>A study on Piano Sonata K. 545 by W. A. Mozart</w:t>
-      </w:r>
-      <w:r>
-        <w:t xml:space="preserve"> </w:t>
-      </w:r>
-      <w:r>
-        <w:t xml:space="preserve">[Master's thesis in Musicology, Konkuk University Graduate School, Seoul]. Advisor: J.-M. Kim. (Korean: </w:t>
-      </w:r>
-      <w:r>
-        <w:t>모차르트</w:t>
-      </w:r>
-      <w:r>
-        <w:t xml:space="preserve"> </w:t>
-      </w:r>
-      <w:r>
-        <w:t>〈피아노</w:t>
-      </w:r>
-      <w:r>
-        <w:t xml:space="preserve"> </w:t>
-      </w:r>
-      <w:r>
-        <w:t>소나타</w:t>
-      </w:r>
-      <w:r>
-        <w:t xml:space="preserve"> K. 545</w:t>
-      </w:r>
-      <w:r>
-        <w:t>〉</w:t>
-      </w:r>
-      <w:r>
-        <w:t xml:space="preserve"> </w:t>
-      </w:r>
-      <w:r>
-        <w:t>분석</w:t>
-      </w:r>
-      <w:r>
-        <w:t xml:space="preserve"> </w:t>
-      </w:r>
-      <w:r>
-        <w:t>연구</w:t>
-      </w:r>
-      <w:r>
-        <w:t>.)</w:t>
+        <w:t>Usability Evaluation in Industry</w:t>
+      </w:r>
+      <w:r>
+        <w:t xml:space="preserve"> (pp. 189–194). Taylor &amp; Francis.</w:t>
       </w:r>
     </w:p>
     <w:p>
@@ -13261,17 +13230,17 @@
         </w:numPr>
       </w:pPr>
       <w:r>
-        <w:t xml:space="preserve">Brooke, J. (1996). SUS: A "quick and dirty" usability scale. In P. W. Jordan, B. Thomas, B. A. Weerdmeester, &amp; I. L. McClelland (Eds.), </w:t>
+        <w:t xml:space="preserve">Cannam, C., Landone, C., &amp; Sandler, M. (2010). Sonic Visualiser: An open source application for viewing, analysing, and annotating music audio files. In </w:t>
       </w:r>
       <w:r>
         <w:rPr>
           <w:i/>
           <w:iCs/>
         </w:rPr>
-        <w:t>Usability Evaluation in Industry</w:t>
-      </w:r>
-      <w:r>
-        <w:t xml:space="preserve"> (pp. 189–194). Taylor &amp; Francis.</w:t>
+        <w:t>Proceedings of the ACM Multimedia 2010 International Conference</w:t>
+      </w:r>
+      <w:r>
+        <w:t xml:space="preserve"> (pp. 1467–1468).</w:t>
       </w:r>
     </w:p>
     <w:p>
@@ -13283,17 +13252,17 @@
         </w:numPr>
       </w:pPr>
       <w:r>
-        <w:t xml:space="preserve">Cannam, C., Landone, C., &amp; Sandler, M. (2010). Sonic Visualiser: An open source application for viewing, analysing, and annotating music audio files. In </w:t>
+        <w:t xml:space="preserve">Caplin, W. E. (1998). </w:t>
       </w:r>
       <w:r>
         <w:rPr>
           <w:i/>
           <w:iCs/>
         </w:rPr>
-        <w:t>Proceedings of the ACM Multimedia 2010 International Conference</w:t>
-      </w:r>
-      <w:r>
-        <w:t xml:space="preserve"> (pp. 1467–1468).</w:t>
+        <w:t>Classical form: A theory of formal functions for the instrumental music of Haydn, Mozart, and Beethoven.</w:t>
+      </w:r>
+      <w:r>
+        <w:t xml:space="preserve"> Oxford University Press.</w:t>
       </w:r>
     </w:p>
     <w:p>
@@ -13305,17 +13274,17 @@
         </w:numPr>
       </w:pPr>
       <w:r>
-        <w:t xml:space="preserve">Caplin, W. E. (1998). </w:t>
+        <w:t xml:space="preserve">Caplin, W. E. (2009). What are formal functions? In P. Bergé (Ed.), </w:t>
       </w:r>
       <w:r>
         <w:rPr>
           <w:i/>
           <w:iCs/>
         </w:rPr>
-        <w:t>Classical form: A theory of formal functions for the instrumental music of Haydn, Mozart, and Beethoven.</w:t>
-      </w:r>
-      <w:r>
-        <w:t xml:space="preserve"> Oxford University Press.</w:t>
+        <w:t>Musical form, forms, &amp; formenlehre</w:t>
+      </w:r>
+      <w:r>
+        <w:t xml:space="preserve"> (pp. 21–40). Leuven University Press.</w:t>
       </w:r>
     </w:p>
     <w:p>
@@ -13327,17 +13296,17 @@
         </w:numPr>
       </w:pPr>
       <w:r>
-        <w:t xml:space="preserve">Caplin, W. E. (2009). What are formal functions? In P. Bergé (Ed.), </w:t>
+        <w:t xml:space="preserve">Cohen, J. (1988). </w:t>
       </w:r>
       <w:r>
         <w:rPr>
           <w:i/>
           <w:iCs/>
         </w:rPr>
-        <w:t>Musical form, forms, &amp; formenlehre</w:t>
-      </w:r>
-      <w:r>
-        <w:t xml:space="preserve"> (pp. 21–40). Leuven University Press.</w:t>
+        <w:t>Statistical power analysis for the behavioral sciences</w:t>
+      </w:r>
+      <w:r>
+        <w:t xml:space="preserve"> (2nd ed.). Erlbaum.</w:t>
       </w:r>
     </w:p>
     <w:p>
@@ -13349,17 +13318,17 @@
         </w:numPr>
       </w:pPr>
       <w:r>
-        <w:t xml:space="preserve">Cohen, J. (1988). </w:t>
+        <w:t xml:space="preserve">Cook, N. (1990). </w:t>
       </w:r>
       <w:r>
         <w:rPr>
           <w:i/>
           <w:iCs/>
         </w:rPr>
-        <w:t>Statistical power analysis for the behavioral sciences</w:t>
-      </w:r>
-      <w:r>
-        <w:t xml:space="preserve"> (2nd ed.). Erlbaum.</w:t>
+        <w:t>Music, imagination, and culture.</w:t>
+      </w:r>
+      <w:r>
+        <w:t xml:space="preserve"> Oxford University Press.</w:t>
       </w:r>
     </w:p>
     <w:p>
@@ -13371,17 +13340,17 @@
         </w:numPr>
       </w:pPr>
       <w:r>
-        <w:t xml:space="preserve">Cook, N. (1990). </w:t>
+        <w:t xml:space="preserve">Couprie, P. (2008). iAnalyse: A software dedicated to the graphical analysis of music. In </w:t>
       </w:r>
       <w:r>
         <w:rPr>
           <w:i/>
           <w:iCs/>
         </w:rPr>
-        <w:t>Music, imagination, and culture.</w:t>
-      </w:r>
-      <w:r>
-        <w:t xml:space="preserve"> Oxford University Press.</w:t>
+        <w:t>Proceedings of the 5th Sound and Music Computing Conference</w:t>
+      </w:r>
+      <w:r>
+        <w:t>.</w:t>
       </w:r>
     </w:p>
     <w:p>
@@ -13393,14 +13362,14 @@
         </w:numPr>
       </w:pPr>
       <w:r>
-        <w:t xml:space="preserve">Couprie, P. (2008). iAnalyse: A software dedicated to the graphical analysis of music. In </w:t>
+        <w:t xml:space="preserve">Goto, M. (2006). AIST annotation for the RWC music database. In </w:t>
       </w:r>
       <w:r>
         <w:rPr>
           <w:i/>
           <w:iCs/>
         </w:rPr>
-        <w:t>Proceedings of the 5th Sound and Music Computing Conference</w:t>
+        <w:t>Proceedings of ISMIR 2006</w:t>
       </w:r>
       <w:r>
         <w:t>.</w:t>
@@ -13415,17 +13384,17 @@
         </w:numPr>
       </w:pPr>
       <w:r>
-        <w:t xml:space="preserve">Goto, M. (2006). AIST annotation for the RWC music database. In </w:t>
+        <w:t xml:space="preserve">Hargreaves, D. J. (1986). </w:t>
       </w:r>
       <w:r>
         <w:rPr>
           <w:i/>
           <w:iCs/>
         </w:rPr>
-        <w:t>Proceedings of ISMIR 2006</w:t>
-      </w:r>
-      <w:r>
-        <w:t>.</w:t>
+        <w:t>The developmental psychology of music.</w:t>
+      </w:r>
+      <w:r>
+        <w:t xml:space="preserve"> Cambridge University Press.</w:t>
       </w:r>
     </w:p>
     <w:p>
@@ -13437,17 +13406,17 @@
         </w:numPr>
       </w:pPr>
       <w:r>
-        <w:t xml:space="preserve">Hargreaves, D. J. (1986). </w:t>
+        <w:t xml:space="preserve">Hepokoski, J., &amp; Darcy, W. (2006). </w:t>
       </w:r>
       <w:r>
         <w:rPr>
           <w:i/>
           <w:iCs/>
         </w:rPr>
-        <w:t>The developmental psychology of music.</w:t>
-      </w:r>
-      <w:r>
-        <w:t xml:space="preserve"> Cambridge University Press.</w:t>
+        <w:t>Elements of sonata theory: Norms, types, and deformations in the late-eighteenth-century sonata.</w:t>
+      </w:r>
+      <w:r>
+        <w:t xml:space="preserve"> Oxford University Press.</w:t>
       </w:r>
     </w:p>
     <w:p>
@@ -13459,14 +13428,14 @@
         </w:numPr>
       </w:pPr>
       <w:r>
-        <w:t xml:space="preserve">Hepokoski, J., &amp; Darcy, W. (2006). </w:t>
+        <w:t xml:space="preserve">Margulis, E. H. (2014). </w:t>
       </w:r>
       <w:r>
         <w:rPr>
           <w:i/>
           <w:iCs/>
         </w:rPr>
-        <w:t>Elements of sonata theory: Norms, types, and deformations in the late-eighteenth-century sonata.</w:t>
+        <w:t>On repeat: How music plays the mind.</w:t>
       </w:r>
       <w:r>
         <w:t xml:space="preserve"> Oxford University Press.</w:t>
@@ -13481,17 +13450,17 @@
         </w:numPr>
       </w:pPr>
       <w:r>
-        <w:t xml:space="preserve">Margulis, E. H. (2014). </w:t>
+        <w:t xml:space="preserve">Mayer, R. E. (2009). </w:t>
       </w:r>
       <w:r>
         <w:rPr>
           <w:i/>
           <w:iCs/>
         </w:rPr>
-        <w:t>On repeat: How music plays the mind.</w:t>
-      </w:r>
-      <w:r>
-        <w:t xml:space="preserve"> Oxford University Press.</w:t>
+        <w:t>Multimedia learning</w:t>
+      </w:r>
+      <w:r>
+        <w:t xml:space="preserve"> (2nd ed.). Cambridge University Press.</w:t>
       </w:r>
     </w:p>
     <w:p>
@@ -13503,17 +13472,17 @@
         </w:numPr>
       </w:pPr>
       <w:r>
-        <w:t xml:space="preserve">Mayer, R. E. (2009). </w:t>
+        <w:t xml:space="preserve">Mozart, W. A. (1986). </w:t>
       </w:r>
       <w:r>
         <w:rPr>
           <w:i/>
           <w:iCs/>
         </w:rPr>
-        <w:t>Multimedia learning</w:t>
-      </w:r>
-      <w:r>
-        <w:t xml:space="preserve"> (2nd ed.). Cambridge University Press.</w:t>
+        <w:t>Neue Mozart-Ausgabe IX/25: Klaviersonaten Bd. 2.</w:t>
+      </w:r>
+      <w:r>
+        <w:t xml:space="preserve"> Bärenreiter.</w:t>
       </w:r>
     </w:p>
     <w:p>
@@ -13525,17 +13494,17 @@
         </w:numPr>
       </w:pPr>
       <w:r>
-        <w:t xml:space="preserve">Mozart, W. A. (1986). </w:t>
+        <w:t xml:space="preserve">Nakamura, E., Yoshii, K., &amp; Katayose, H. (2017). Performance error detection and post-processing for fast and accurate symbolic music alignment. In </w:t>
       </w:r>
       <w:r>
         <w:rPr>
           <w:i/>
           <w:iCs/>
         </w:rPr>
-        <w:t>Neue Mozart-Ausgabe IX/25: Klaviersonaten Bd. 2.</w:t>
-      </w:r>
-      <w:r>
-        <w:t xml:space="preserve"> Bärenreiter.</w:t>
+        <w:t>Proceedings of ISMIR 2017</w:t>
+      </w:r>
+      <w:r>
+        <w:t>.</w:t>
       </w:r>
     </w:p>
     <w:p>
@@ -13547,17 +13516,17 @@
         </w:numPr>
       </w:pPr>
       <w:r>
-        <w:t xml:space="preserve">Nakamura, E., Yoshii, K., &amp; Katayose, H. (2017). Performance error detection and post-processing for fast and accurate symbolic music alignment. In </w:t>
+        <w:t xml:space="preserve">North, A. C., &amp; Hargreaves, D. J. (2008). </w:t>
       </w:r>
       <w:r>
         <w:rPr>
           <w:i/>
           <w:iCs/>
         </w:rPr>
-        <w:t>Proceedings of ISMIR 2017</w:t>
-      </w:r>
-      <w:r>
-        <w:t>.</w:t>
+        <w:t>The social and applied psychology of music.</w:t>
+      </w:r>
+      <w:r>
+        <w:t xml:space="preserve"> Oxford University Press.</w:t>
       </w:r>
     </w:p>
     <w:p>
@@ -13569,17 +13538,17 @@
         </w:numPr>
       </w:pPr>
       <w:r>
-        <w:t xml:space="preserve">North, A. C., &amp; Hargreaves, D. J. (2008). </w:t>
+        <w:t xml:space="preserve">Paivio, A. (1991). Dual coding theory: Retrospect and current status. </w:t>
       </w:r>
       <w:r>
         <w:rPr>
           <w:i/>
           <w:iCs/>
         </w:rPr>
-        <w:t>The social and applied psychology of music.</w:t>
-      </w:r>
-      <w:r>
-        <w:t xml:space="preserve"> Oxford University Press.</w:t>
+        <w:t>Canadian Journal of Psychology, 45</w:t>
+      </w:r>
+      <w:r>
+        <w:t>(3), 255–287.</w:t>
       </w:r>
     </w:p>
     <w:p>
@@ -13591,17 +13560,17 @@
         </w:numPr>
       </w:pPr>
       <w:r>
-        <w:t xml:space="preserve">Paivio, A. (1991). Dual coding theory: Retrospect and current status. </w:t>
+        <w:t xml:space="preserve">Plazak, J. (2014). Visualizing musical form: A color-based approach. </w:t>
       </w:r>
       <w:r>
         <w:rPr>
           <w:i/>
           <w:iCs/>
         </w:rPr>
-        <w:t>Canadian Journal of Psychology, 45</w:t>
-      </w:r>
-      <w:r>
-        <w:t>(3), 255–287.</w:t>
+        <w:t>Journal of Music Theory Pedagogy, 28</w:t>
+      </w:r>
+      <w:r>
+        <w:t>, 39–62.</w:t>
       </w:r>
     </w:p>
     <w:p>
@@ -13613,17 +13582,17 @@
         </w:numPr>
       </w:pPr>
       <w:r>
-        <w:t xml:space="preserve">Plazak, J. (2014). Visualizing musical form: A color-based approach. </w:t>
+        <w:t xml:space="preserve">Reichweger, G. (2018). Color in music pedagogy. </w:t>
       </w:r>
       <w:r>
         <w:rPr>
           <w:i/>
           <w:iCs/>
         </w:rPr>
-        <w:t>Journal of Music Theory Pedagogy, 28</w:t>
-      </w:r>
-      <w:r>
-        <w:t>, 39–62.</w:t>
+        <w:t>British Journal of Music Education, 35</w:t>
+      </w:r>
+      <w:r>
+        <w:t>(1), 23–41.</w:t>
       </w:r>
     </w:p>
     <w:p>
@@ -13635,17 +13604,20 @@
         </w:numPr>
       </w:pPr>
       <w:r>
-        <w:t xml:space="preserve">Reichweger, G. (2018). Color in music pedagogy. </w:t>
+        <w:t xml:space="preserve">Sapp, C. S. (2011). </w:t>
       </w:r>
       <w:r>
         <w:rPr>
           <w:i/>
           <w:iCs/>
         </w:rPr>
-        <w:t>British Journal of Music Education, 35</w:t>
-      </w:r>
-      <w:r>
-        <w:t>(1), 23–41.</w:t>
+        <w:t>Computational methods for the analysis of musical structure</w:t>
+      </w:r>
+      <w:r>
+        <w:t xml:space="preserve"> </w:t>
+      </w:r>
+      <w:r>
+        <w:t>(Doctoral dissertation). Stanford University, CCRMA.</w:t>
       </w:r>
     </w:p>
     <w:p>
@@ -13657,17 +13629,17 @@
         </w:numPr>
       </w:pPr>
       <w:r>
-        <w:t xml:space="preserve">Sapp, C. S. (2011). </w:t>
+        <w:t xml:space="preserve">Sapp, C. S. (2017). Verovio Humdrum Viewer. In </w:t>
       </w:r>
       <w:r>
         <w:rPr>
           <w:i/>
           <w:iCs/>
         </w:rPr>
-        <w:t>Computational methods for the analysis of musical structure</w:t>
-      </w:r>
-      <w:r>
-        <w:t xml:space="preserve"> (Doctoral dissertation). Stanford University, CCRMA.</w:t>
+        <w:t>Music Encoding Conference 2017</w:t>
+      </w:r>
+      <w:r>
+        <w:t>.</w:t>
       </w:r>
     </w:p>
     <w:p>
@@ -13679,17 +13651,17 @@
         </w:numPr>
       </w:pPr>
       <w:r>
-        <w:t xml:space="preserve">Sapp, C. S. (2017). Verovio Humdrum Viewer. In </w:t>
+        <w:t xml:space="preserve">Sauro, J., &amp; Lewis, J. R. (2016). </w:t>
       </w:r>
       <w:r>
         <w:rPr>
           <w:i/>
           <w:iCs/>
         </w:rPr>
-        <w:t>Music Encoding Conference 2017</w:t>
-      </w:r>
-      <w:r>
-        <w:t>.</w:t>
+        <w:t>Quantifying the user experience: Practical statistics for user research</w:t>
+      </w:r>
+      <w:r>
+        <w:t xml:space="preserve"> (2nd ed.). Morgan Kaufmann.</w:t>
       </w:r>
     </w:p>
     <w:p>
@@ -13701,17 +13673,17 @@
         </w:numPr>
       </w:pPr>
       <w:r>
-        <w:t xml:space="preserve">Sauro, J., &amp; Lewis, J. R. (2016). </w:t>
+        <w:t xml:space="preserve">Shadish, W. R., Cook, T. D., &amp; Campbell, D. T. (2002). </w:t>
       </w:r>
       <w:r>
         <w:rPr>
           <w:i/>
           <w:iCs/>
         </w:rPr>
-        <w:t>Quantifying the user experience: Practical statistics for user research</w:t>
-      </w:r>
-      <w:r>
-        <w:t xml:space="preserve"> (2nd ed.). Morgan Kaufmann.</w:t>
+        <w:t>Experimental and quasi-experimental designs for generalized causal inference.</w:t>
+      </w:r>
+      <w:r>
+        <w:t xml:space="preserve"> Houghton Mifflin.</w:t>
       </w:r>
     </w:p>
     <w:p>
@@ -13723,35 +13695,13 @@
         </w:numPr>
       </w:pPr>
       <w:r>
-        <w:t xml:space="preserve">Shadish, W. R., Cook, T. D., &amp; Campbell, D. T. (2002). </w:t>
+        <w:t xml:space="preserve">Smith, N. (2013). </w:t>
       </w:r>
       <w:r>
         <w:rPr>
           <w:i/>
           <w:iCs/>
         </w:rPr>
-        <w:t>Experimental and quasi-experimental designs for generalized causal inference.</w:t>
-      </w:r>
-      <w:r>
-        <w:t xml:space="preserve"> Houghton Mifflin.</w:t>
-      </w:r>
-    </w:p>
-    <w:p>
-      <w:pPr>
-        <w:pStyle w:val="Compact"/>
-        <w:numPr>
-          <w:ilvl w:val="0"/>
-          <w:numId w:val="19"/>
-        </w:numPr>
-      </w:pPr>
-      <w:r>
-        <w:t xml:space="preserve">Smith, N. (2013). </w:t>
-      </w:r>
-      <w:r>
-        <w:rPr>
-          <w:i/>
-          <w:iCs/>
-        </w:rPr>
         <w:t>Visualizing music.</w:t>
       </w:r>
       <w:r>
@@ -13763,7 +13713,7 @@
         <w:pStyle w:val="1"/>
       </w:pPr>
       <w:bookmarkStart w:id="96" w:name="appendix-a-screenshots"/>
-      <w:bookmarkStart w:id="97" w:name="_Toc229333442"/>
+      <w:bookmarkStart w:id="97" w:name="_Toc229333968"/>
       <w:bookmarkEnd w:id="94"/>
       <w:r>
         <w:t>Appendix A. Screenshots</w:t>
@@ -13841,10 +13791,7 @@
         <w:t>Figure A.3.</w:t>
       </w:r>
       <w:r>
-        <w:t xml:space="preserve"> </w:t>
-      </w:r>
-      <w:r>
-        <w:t>Score with measure-level color overlay through the recapitulation, with the F-major P region clearly distinguished.</w:t>
+        <w:t xml:space="preserve"> Score with measure-level color overlay through the recapitulation, with the F-major P region clearly distinguished.</w:t>
       </w:r>
     </w:p>
     <w:p>
@@ -13871,7 +13818,7 @@
         <w:pStyle w:val="1"/>
       </w:pPr>
       <w:bookmarkStart w:id="98" w:name="appendix-b-evaluation-materials"/>
-      <w:bookmarkStart w:id="99" w:name="_Toc229333443"/>
+      <w:bookmarkStart w:id="99" w:name="_Toc229333969"/>
       <w:bookmarkEnd w:id="96"/>
       <w:r>
         <w:t>Appendix B. Evaluation Materials</w:t>
@@ -13883,7 +13830,7 @@
         <w:pStyle w:val="2"/>
       </w:pPr>
       <w:bookmarkStart w:id="100" w:name="b1-excerpt-list-form-identification-task"/>
-      <w:bookmarkStart w:id="101" w:name="_Toc229333444"/>
+      <w:bookmarkStart w:id="101" w:name="_Toc229333970"/>
       <w:r>
         <w:t>B.1 Excerpt list (form-identification task)</w:t>
       </w:r>
@@ -14796,7 +14743,7 @@
         <w:pStyle w:val="2"/>
       </w:pPr>
       <w:bookmarkStart w:id="102" w:name="b2-free-response-coding-criteria"/>
-      <w:bookmarkStart w:id="103" w:name="_Toc229333445"/>
+      <w:bookmarkStart w:id="103" w:name="_Toc229333971"/>
       <w:bookmarkEnd w:id="100"/>
       <w:r>
         <w:t>B.2 Free-response coding criteria</w:t>
@@ -14816,7 +14763,7 @@
         <w:pStyle w:val="2"/>
       </w:pPr>
       <w:bookmarkStart w:id="104" w:name="b3-sus"/>
-      <w:bookmarkStart w:id="105" w:name="_Toc229333446"/>
+      <w:bookmarkStart w:id="105" w:name="_Toc229333972"/>
       <w:bookmarkEnd w:id="102"/>
       <w:r>
         <w:t>B.3 SUS</w:t>
@@ -15044,7 +14991,7 @@
   <w:abstractNum w:abstractNumId="0" w15:restartNumberingAfterBreak="0">
     <w:nsid w:val="0000A990"/>
     <w:multiLevelType w:val="multilevel"/>
-    <w:tmpl w:val="DEEA54CA"/>
+    <w:tmpl w:val="A4FE25EA"/>
     <w:lvl w:ilvl="0">
       <w:numFmt w:val="bullet"/>
       <w:lvlText w:val=" "/>
@@ -15121,7 +15068,7 @@
   <w:abstractNum w:abstractNumId="1" w15:restartNumberingAfterBreak="0">
     <w:nsid w:val="0000A991"/>
     <w:multiLevelType w:val="multilevel"/>
-    <w:tmpl w:val="9EC68722"/>
+    <w:tmpl w:val="E5AC9126"/>
     <w:lvl w:ilvl="0">
       <w:numFmt w:val="bullet"/>
       <w:lvlText w:val=""/>
@@ -15225,7 +15172,7 @@
   <w:abstractNum w:abstractNumId="2" w15:restartNumberingAfterBreak="0">
     <w:nsid w:val="00A99411"/>
     <w:multiLevelType w:val="multilevel"/>
-    <w:tmpl w:val="EF80C5B2"/>
+    <w:tmpl w:val="CFDA9DE2"/>
     <w:lvl w:ilvl="0">
       <w:start w:val="1"/>
       <w:numFmt w:val="decimal"/>
@@ -15308,16 +15255,16 @@
       </w:pPr>
     </w:lvl>
   </w:abstractNum>
-  <w:num w:numId="1" w16cid:durableId="1971983009">
+  <w:num w:numId="1" w16cid:durableId="405305264">
     <w:abstractNumId w:val="0"/>
   </w:num>
-  <w:num w:numId="2" w16cid:durableId="273367397">
+  <w:num w:numId="2" w16cid:durableId="806750189">
     <w:abstractNumId w:val="1"/>
   </w:num>
-  <w:num w:numId="3" w16cid:durableId="677971981">
+  <w:num w:numId="3" w16cid:durableId="1030495261">
     <w:abstractNumId w:val="1"/>
   </w:num>
-  <w:num w:numId="4" w16cid:durableId="1280065474">
+  <w:num w:numId="4" w16cid:durableId="2039313185">
     <w:abstractNumId w:val="2"/>
     <w:lvlOverride w:ilvl="0">
       <w:startOverride w:val="1"/>
@@ -15347,13 +15294,13 @@
       <w:startOverride w:val="1"/>
     </w:lvlOverride>
   </w:num>
-  <w:num w:numId="5" w16cid:durableId="1879969064">
+  <w:num w:numId="5" w16cid:durableId="1140196957">
     <w:abstractNumId w:val="1"/>
   </w:num>
-  <w:num w:numId="6" w16cid:durableId="547691267">
+  <w:num w:numId="6" w16cid:durableId="688481814">
     <w:abstractNumId w:val="1"/>
   </w:num>
-  <w:num w:numId="7" w16cid:durableId="355347400">
+  <w:num w:numId="7" w16cid:durableId="2070691720">
     <w:abstractNumId w:val="2"/>
     <w:lvlOverride w:ilvl="0">
       <w:startOverride w:val="1"/>
@@ -15383,7 +15330,7 @@
       <w:startOverride w:val="1"/>
     </w:lvlOverride>
   </w:num>
-  <w:num w:numId="8" w16cid:durableId="1132089583">
+  <w:num w:numId="8" w16cid:durableId="1334795924">
     <w:abstractNumId w:val="2"/>
     <w:lvlOverride w:ilvl="0">
       <w:startOverride w:val="1"/>
@@ -15413,34 +15360,34 @@
       <w:startOverride w:val="1"/>
     </w:lvlOverride>
   </w:num>
-  <w:num w:numId="9" w16cid:durableId="1973556731">
+  <w:num w:numId="9" w16cid:durableId="1995063379">
     <w:abstractNumId w:val="1"/>
   </w:num>
-  <w:num w:numId="10" w16cid:durableId="1192887459">
+  <w:num w:numId="10" w16cid:durableId="770586654">
     <w:abstractNumId w:val="1"/>
   </w:num>
-  <w:num w:numId="11" w16cid:durableId="1322654501">
+  <w:num w:numId="11" w16cid:durableId="727341625">
     <w:abstractNumId w:val="1"/>
   </w:num>
-  <w:num w:numId="12" w16cid:durableId="1501509753">
+  <w:num w:numId="12" w16cid:durableId="1951275764">
     <w:abstractNumId w:val="1"/>
   </w:num>
-  <w:num w:numId="13" w16cid:durableId="1572350563">
+  <w:num w:numId="13" w16cid:durableId="855312854">
     <w:abstractNumId w:val="1"/>
   </w:num>
-  <w:num w:numId="14" w16cid:durableId="1800494254">
+  <w:num w:numId="14" w16cid:durableId="1990016999">
     <w:abstractNumId w:val="1"/>
   </w:num>
-  <w:num w:numId="15" w16cid:durableId="833256474">
+  <w:num w:numId="15" w16cid:durableId="1875538935">
     <w:abstractNumId w:val="1"/>
   </w:num>
-  <w:num w:numId="16" w16cid:durableId="128205077">
+  <w:num w:numId="16" w16cid:durableId="1941527953">
     <w:abstractNumId w:val="1"/>
   </w:num>
-  <w:num w:numId="17" w16cid:durableId="1399473062">
+  <w:num w:numId="17" w16cid:durableId="187523230">
     <w:abstractNumId w:val="1"/>
   </w:num>
-  <w:num w:numId="18" w16cid:durableId="1456557250">
+  <w:num w:numId="18" w16cid:durableId="1145051199">
     <w:abstractNumId w:val="2"/>
     <w:lvlOverride w:ilvl="0">
       <w:startOverride w:val="1"/>
@@ -15470,10 +15417,10 @@
       <w:startOverride w:val="1"/>
     </w:lvlOverride>
   </w:num>
-  <w:num w:numId="19" w16cid:durableId="807236780">
+  <w:num w:numId="19" w16cid:durableId="570696532">
     <w:abstractNumId w:val="1"/>
   </w:num>
-  <w:num w:numId="20" w16cid:durableId="1547718188">
+  <w:num w:numId="20" w16cid:durableId="414211676">
     <w:abstractNumId w:val="1"/>
   </w:num>
 </w:numbering>
@@ -16368,7 +16315,7 @@
     <w:name w:val="Verbatim Char"/>
     <w:basedOn w:val="Char1"/>
     <w:link w:val="SourceCode"/>
-    <w:rsid w:val="00681721"/>
+    <w:rsid w:val="000708FF"/>
     <w:rPr>
       <w:rFonts w:ascii="Consolas" w:hAnsi="Consolas" w:cs="Times New Roman"/>
       <w:sz w:val="20"/>
@@ -16414,7 +16361,7 @@
     <w:name w:val="Source Code"/>
     <w:basedOn w:val="a"/>
     <w:link w:val="VerbatimChar"/>
-    <w:rsid w:val="00681721"/>
+    <w:rsid w:val="000708FF"/>
     <w:pPr>
       <w:shd w:val="clear" w:color="auto" w:fill="FFF5F0"/>
       <w:wordWrap w:val="0"/>
@@ -16754,7 +16701,7 @@
     <w:next w:val="a"/>
     <w:autoRedefine/>
     <w:uiPriority w:val="39"/>
-    <w:rsid w:val="00681721"/>
+    <w:rsid w:val="000708FF"/>
   </w:style>
   <w:style w:type="paragraph" w:styleId="20">
     <w:name w:val="toc 2"/>
@@ -16762,7 +16709,7 @@
     <w:next w:val="a"/>
     <w:autoRedefine/>
     <w:uiPriority w:val="39"/>
-    <w:rsid w:val="00681721"/>
+    <w:rsid w:val="000708FF"/>
     <w:pPr>
       <w:ind w:leftChars="200" w:left="425"/>
     </w:pPr>
@@ -16771,7 +16718,7 @@
     <w:name w:val="header"/>
     <w:basedOn w:val="a"/>
     <w:link w:val="Char2"/>
-    <w:rsid w:val="00681721"/>
+    <w:rsid w:val="000708FF"/>
     <w:pPr>
       <w:tabs>
         <w:tab w:val="center" w:pos="4513"/>
@@ -16784,13 +16731,13 @@
     <w:name w:val="머리글 Char"/>
     <w:basedOn w:val="a1"/>
     <w:link w:val="ad"/>
-    <w:rsid w:val="00681721"/>
+    <w:rsid w:val="000708FF"/>
   </w:style>
   <w:style w:type="paragraph" w:styleId="ae">
     <w:name w:val="footer"/>
     <w:basedOn w:val="a"/>
     <w:link w:val="Char3"/>
-    <w:rsid w:val="00681721"/>
+    <w:rsid w:val="000708FF"/>
     <w:pPr>
       <w:tabs>
         <w:tab w:val="center" w:pos="4513"/>
@@ -16803,17 +16750,17 @@
     <w:name w:val="바닥글 Char"/>
     <w:basedOn w:val="a1"/>
     <w:link w:val="ae"/>
-    <w:rsid w:val="00681721"/>
+    <w:rsid w:val="000708FF"/>
   </w:style>
   <w:style w:type="character" w:styleId="af">
     <w:name w:val="page number"/>
     <w:basedOn w:val="a1"/>
-    <w:rsid w:val="00681721"/>
+    <w:rsid w:val="000708FF"/>
   </w:style>
   <w:style w:type="character" w:styleId="af0">
     <w:name w:val="line number"/>
     <w:basedOn w:val="a1"/>
-    <w:rsid w:val="00681721"/>
+    <w:rsid w:val="000708FF"/>
   </w:style>
 </w:styles>
 </file>

--- a/ko/paper/paper_en.docx
+++ b/ko/paper/paper_en.docx
@@ -18,3496 +18,14 @@
         <w:t>2026-05-08</w:t>
       </w:r>
     </w:p>
-    <w:sdt>
-      <w:sdtPr>
-        <w:rPr>
-          <w:rFonts w:asciiTheme="minorHAnsi" w:eastAsiaTheme="minorEastAsia" w:hAnsiTheme="minorHAnsi" w:cstheme="minorBidi"/>
-          <w:color w:val="auto"/>
-          <w:sz w:val="24"/>
-          <w:szCs w:val="24"/>
-        </w:rPr>
-        <w:id w:val="-1374147512"/>
-        <w:docPartObj>
-          <w:docPartGallery w:val="Table of Contents"/>
-          <w:docPartUnique/>
-        </w:docPartObj>
-      </w:sdtPr>
-      <w:sdtEndPr>
-        <w:rPr>
-          <w:rFonts w:ascii="Times New Roman" w:hAnsi="Times New Roman" w:cs="Times New Roman"/>
-          <w:b w:val="0"/>
-        </w:rPr>
-      </w:sdtEndPr>
-      <w:sdtContent>
-        <w:p>
-          <w:pPr>
-            <w:pStyle w:val="TOC"/>
-          </w:pPr>
-          <w:r>
-            <w:t>Table of Contents</w:t>
-          </w:r>
-        </w:p>
-        <w:p>
-          <w:pPr>
-            <w:pStyle w:val="10"/>
-            <w:tabs>
-              <w:tab w:val="right" w:leader="dot" w:pos="9350"/>
-            </w:tabs>
-            <w:rPr>
-              <w:noProof/>
-            </w:rPr>
-          </w:pPr>
-          <w:r>
-            <w:fldChar w:fldCharType="begin"/>
-          </w:r>
-          <w:r>
-            <w:instrText>TOC \o "1-2" \h \z \u</w:instrText>
-          </w:r>
-          <w:r>
-            <w:fldChar w:fldCharType="separate"/>
-          </w:r>
-          <w:hyperlink w:anchor="_Toc229333923" w:history="1">
-            <w:r>
-              <w:rPr>
-                <w:rStyle w:val="ac"/>
-                <w:noProof/>
-              </w:rPr>
-              <w:t>Abstract</w:t>
-            </w:r>
-            <w:r>
-              <w:rPr>
-                <w:noProof/>
-                <w:webHidden/>
-              </w:rPr>
-              <w:tab/>
-            </w:r>
-            <w:r>
-              <w:rPr>
-                <w:noProof/>
-                <w:webHidden/>
-              </w:rPr>
-              <w:fldChar w:fldCharType="begin"/>
-            </w:r>
-            <w:r>
-              <w:rPr>
-                <w:noProof/>
-                <w:webHidden/>
-              </w:rPr>
-              <w:instrText xml:space="preserve"> PAGEREF _Toc229333923 \h </w:instrText>
-            </w:r>
-            <w:r>
-              <w:rPr>
-                <w:noProof/>
-                <w:webHidden/>
-              </w:rPr>
-            </w:r>
-            <w:r>
-              <w:rPr>
-                <w:noProof/>
-                <w:webHidden/>
-              </w:rPr>
-              <w:fldChar w:fldCharType="separate"/>
-            </w:r>
-            <w:r>
-              <w:rPr>
-                <w:noProof/>
-                <w:webHidden/>
-              </w:rPr>
-              <w:t>3</w:t>
-            </w:r>
-            <w:r>
-              <w:rPr>
-                <w:noProof/>
-                <w:webHidden/>
-              </w:rPr>
-              <w:fldChar w:fldCharType="end"/>
-            </w:r>
-          </w:hyperlink>
-        </w:p>
-        <w:p>
-          <w:pPr>
-            <w:pStyle w:val="10"/>
-            <w:tabs>
-              <w:tab w:val="right" w:leader="dot" w:pos="9350"/>
-            </w:tabs>
-            <w:rPr>
-              <w:noProof/>
-            </w:rPr>
-          </w:pPr>
-          <w:hyperlink w:anchor="_Toc229333924" w:history="1">
-            <w:r>
-              <w:rPr>
-                <w:rStyle w:val="ac"/>
-                <w:noProof/>
-              </w:rPr>
-              <w:t>1. Introduction</w:t>
-            </w:r>
-            <w:r>
-              <w:rPr>
-                <w:noProof/>
-                <w:webHidden/>
-              </w:rPr>
-              <w:tab/>
-            </w:r>
-            <w:r>
-              <w:rPr>
-                <w:noProof/>
-                <w:webHidden/>
-              </w:rPr>
-              <w:fldChar w:fldCharType="begin"/>
-            </w:r>
-            <w:r>
-              <w:rPr>
-                <w:noProof/>
-                <w:webHidden/>
-              </w:rPr>
-              <w:instrText xml:space="preserve"> PAGEREF _Toc229333924 \h </w:instrText>
-            </w:r>
-            <w:r>
-              <w:rPr>
-                <w:noProof/>
-                <w:webHidden/>
-              </w:rPr>
-            </w:r>
-            <w:r>
-              <w:rPr>
-                <w:noProof/>
-                <w:webHidden/>
-              </w:rPr>
-              <w:fldChar w:fldCharType="separate"/>
-            </w:r>
-            <w:r>
-              <w:rPr>
-                <w:noProof/>
-                <w:webHidden/>
-              </w:rPr>
-              <w:t>4</w:t>
-            </w:r>
-            <w:r>
-              <w:rPr>
-                <w:noProof/>
-                <w:webHidden/>
-              </w:rPr>
-              <w:fldChar w:fldCharType="end"/>
-            </w:r>
-          </w:hyperlink>
-        </w:p>
-        <w:p>
-          <w:pPr>
-            <w:pStyle w:val="20"/>
-            <w:tabs>
-              <w:tab w:val="right" w:leader="dot" w:pos="9350"/>
-            </w:tabs>
-            <w:ind w:left="480"/>
-            <w:rPr>
-              <w:noProof/>
-            </w:rPr>
-          </w:pPr>
-          <w:hyperlink w:anchor="_Toc229333925" w:history="1">
-            <w:r>
-              <w:rPr>
-                <w:rStyle w:val="ac"/>
-                <w:noProof/>
-              </w:rPr>
-              <w:t>1.1 Motivation</w:t>
-            </w:r>
-            <w:r>
-              <w:rPr>
-                <w:noProof/>
-                <w:webHidden/>
-              </w:rPr>
-              <w:tab/>
-            </w:r>
-            <w:r>
-              <w:rPr>
-                <w:noProof/>
-                <w:webHidden/>
-              </w:rPr>
-              <w:fldChar w:fldCharType="begin"/>
-            </w:r>
-            <w:r>
-              <w:rPr>
-                <w:noProof/>
-                <w:webHidden/>
-              </w:rPr>
-              <w:instrText xml:space="preserve"> PAGEREF _Toc229333925 \h </w:instrText>
-            </w:r>
-            <w:r>
-              <w:rPr>
-                <w:noProof/>
-                <w:webHidden/>
-              </w:rPr>
-            </w:r>
-            <w:r>
-              <w:rPr>
-                <w:noProof/>
-                <w:webHidden/>
-              </w:rPr>
-              <w:fldChar w:fldCharType="separate"/>
-            </w:r>
-            <w:r>
-              <w:rPr>
-                <w:noProof/>
-                <w:webHidden/>
-              </w:rPr>
-              <w:t>4</w:t>
-            </w:r>
-            <w:r>
-              <w:rPr>
-                <w:noProof/>
-                <w:webHidden/>
-              </w:rPr>
-              <w:fldChar w:fldCharType="end"/>
-            </w:r>
-          </w:hyperlink>
-        </w:p>
-        <w:p>
-          <w:pPr>
-            <w:pStyle w:val="20"/>
-            <w:tabs>
-              <w:tab w:val="right" w:leader="dot" w:pos="9350"/>
-            </w:tabs>
-            <w:ind w:left="480"/>
-            <w:rPr>
-              <w:noProof/>
-            </w:rPr>
-          </w:pPr>
-          <w:hyperlink w:anchor="_Toc229333926" w:history="1">
-            <w:r>
-              <w:rPr>
-                <w:rStyle w:val="ac"/>
-                <w:noProof/>
-              </w:rPr>
-              <w:t>1.2 Research Questions</w:t>
-            </w:r>
-            <w:r>
-              <w:rPr>
-                <w:noProof/>
-                <w:webHidden/>
-              </w:rPr>
-              <w:tab/>
-            </w:r>
-            <w:r>
-              <w:rPr>
-                <w:noProof/>
-                <w:webHidden/>
-              </w:rPr>
-              <w:fldChar w:fldCharType="begin"/>
-            </w:r>
-            <w:r>
-              <w:rPr>
-                <w:noProof/>
-                <w:webHidden/>
-              </w:rPr>
-              <w:instrText xml:space="preserve"> PAGEREF _Toc229333926 \h </w:instrText>
-            </w:r>
-            <w:r>
-              <w:rPr>
-                <w:noProof/>
-                <w:webHidden/>
-              </w:rPr>
-            </w:r>
-            <w:r>
-              <w:rPr>
-                <w:noProof/>
-                <w:webHidden/>
-              </w:rPr>
-              <w:fldChar w:fldCharType="separate"/>
-            </w:r>
-            <w:r>
-              <w:rPr>
-                <w:noProof/>
-                <w:webHidden/>
-              </w:rPr>
-              <w:t>4</w:t>
-            </w:r>
-            <w:r>
-              <w:rPr>
-                <w:noProof/>
-                <w:webHidden/>
-              </w:rPr>
-              <w:fldChar w:fldCharType="end"/>
-            </w:r>
-          </w:hyperlink>
-        </w:p>
-        <w:p>
-          <w:pPr>
-            <w:pStyle w:val="20"/>
-            <w:tabs>
-              <w:tab w:val="right" w:leader="dot" w:pos="9350"/>
-            </w:tabs>
-            <w:ind w:left="480"/>
-            <w:rPr>
-              <w:noProof/>
-            </w:rPr>
-          </w:pPr>
-          <w:hyperlink w:anchor="_Toc229333927" w:history="1">
-            <w:r>
-              <w:rPr>
-                <w:rStyle w:val="ac"/>
-                <w:noProof/>
-              </w:rPr>
-              <w:t>1.3 Contributions</w:t>
-            </w:r>
-            <w:r>
-              <w:rPr>
-                <w:noProof/>
-                <w:webHidden/>
-              </w:rPr>
-              <w:tab/>
-            </w:r>
-            <w:r>
-              <w:rPr>
-                <w:noProof/>
-                <w:webHidden/>
-              </w:rPr>
-              <w:fldChar w:fldCharType="begin"/>
-            </w:r>
-            <w:r>
-              <w:rPr>
-                <w:noProof/>
-                <w:webHidden/>
-              </w:rPr>
-              <w:instrText xml:space="preserve"> PAGEREF _Toc229333927 \h </w:instrText>
-            </w:r>
-            <w:r>
-              <w:rPr>
-                <w:noProof/>
-                <w:webHidden/>
-              </w:rPr>
-            </w:r>
-            <w:r>
-              <w:rPr>
-                <w:noProof/>
-                <w:webHidden/>
-              </w:rPr>
-              <w:fldChar w:fldCharType="separate"/>
-            </w:r>
-            <w:r>
-              <w:rPr>
-                <w:noProof/>
-                <w:webHidden/>
-              </w:rPr>
-              <w:t>5</w:t>
-            </w:r>
-            <w:r>
-              <w:rPr>
-                <w:noProof/>
-                <w:webHidden/>
-              </w:rPr>
-              <w:fldChar w:fldCharType="end"/>
-            </w:r>
-          </w:hyperlink>
-        </w:p>
-        <w:p>
-          <w:pPr>
-            <w:pStyle w:val="10"/>
-            <w:tabs>
-              <w:tab w:val="right" w:leader="dot" w:pos="9350"/>
-            </w:tabs>
-            <w:rPr>
-              <w:noProof/>
-            </w:rPr>
-          </w:pPr>
-          <w:hyperlink w:anchor="_Toc229333928" w:history="1">
-            <w:r>
-              <w:rPr>
-                <w:rStyle w:val="ac"/>
-                <w:noProof/>
-              </w:rPr>
-              <w:t>2. Background</w:t>
-            </w:r>
-            <w:r>
-              <w:rPr>
-                <w:noProof/>
-                <w:webHidden/>
-              </w:rPr>
-              <w:tab/>
-            </w:r>
-            <w:r>
-              <w:rPr>
-                <w:noProof/>
-                <w:webHidden/>
-              </w:rPr>
-              <w:fldChar w:fldCharType="begin"/>
-            </w:r>
-            <w:r>
-              <w:rPr>
-                <w:noProof/>
-                <w:webHidden/>
-              </w:rPr>
-              <w:instrText xml:space="preserve"> PAGEREF _Toc229333928 \h </w:instrText>
-            </w:r>
-            <w:r>
-              <w:rPr>
-                <w:noProof/>
-                <w:webHidden/>
-              </w:rPr>
-            </w:r>
-            <w:r>
-              <w:rPr>
-                <w:noProof/>
-                <w:webHidden/>
-              </w:rPr>
-              <w:fldChar w:fldCharType="separate"/>
-            </w:r>
-            <w:r>
-              <w:rPr>
-                <w:noProof/>
-                <w:webHidden/>
-              </w:rPr>
-              <w:t>5</w:t>
-            </w:r>
-            <w:r>
-              <w:rPr>
-                <w:noProof/>
-                <w:webHidden/>
-              </w:rPr>
-              <w:fldChar w:fldCharType="end"/>
-            </w:r>
-          </w:hyperlink>
-        </w:p>
-        <w:p>
-          <w:pPr>
-            <w:pStyle w:val="20"/>
-            <w:tabs>
-              <w:tab w:val="right" w:leader="dot" w:pos="9350"/>
-            </w:tabs>
-            <w:ind w:left="480"/>
-            <w:rPr>
-              <w:noProof/>
-            </w:rPr>
-          </w:pPr>
-          <w:hyperlink w:anchor="_Toc229333929" w:history="1">
-            <w:r>
-              <w:rPr>
-                <w:rStyle w:val="ac"/>
-                <w:noProof/>
-              </w:rPr>
-              <w:t>2.1 Hierarchical Analysis of Sonata Form</w:t>
-            </w:r>
-            <w:r>
-              <w:rPr>
-                <w:noProof/>
-                <w:webHidden/>
-              </w:rPr>
-              <w:tab/>
-            </w:r>
-            <w:r>
-              <w:rPr>
-                <w:noProof/>
-                <w:webHidden/>
-              </w:rPr>
-              <w:fldChar w:fldCharType="begin"/>
-            </w:r>
-            <w:r>
-              <w:rPr>
-                <w:noProof/>
-                <w:webHidden/>
-              </w:rPr>
-              <w:instrText xml:space="preserve"> PAGEREF _Toc229333929 \h </w:instrText>
-            </w:r>
-            <w:r>
-              <w:rPr>
-                <w:noProof/>
-                <w:webHidden/>
-              </w:rPr>
-            </w:r>
-            <w:r>
-              <w:rPr>
-                <w:noProof/>
-                <w:webHidden/>
-              </w:rPr>
-              <w:fldChar w:fldCharType="separate"/>
-            </w:r>
-            <w:r>
-              <w:rPr>
-                <w:noProof/>
-                <w:webHidden/>
-              </w:rPr>
-              <w:t>5</w:t>
-            </w:r>
-            <w:r>
-              <w:rPr>
-                <w:noProof/>
-                <w:webHidden/>
-              </w:rPr>
-              <w:fldChar w:fldCharType="end"/>
-            </w:r>
-          </w:hyperlink>
-        </w:p>
-        <w:p>
-          <w:pPr>
-            <w:pStyle w:val="20"/>
-            <w:tabs>
-              <w:tab w:val="right" w:leader="dot" w:pos="9350"/>
-            </w:tabs>
-            <w:ind w:left="480"/>
-            <w:rPr>
-              <w:noProof/>
-            </w:rPr>
-          </w:pPr>
-          <w:hyperlink w:anchor="_Toc229333930" w:history="1">
-            <w:r>
-              <w:rPr>
-                <w:rStyle w:val="ac"/>
-                <w:noProof/>
-              </w:rPr>
-              <w:t>2.2 Dual Coding and the Cognitive Theory of Multimedia Learning</w:t>
-            </w:r>
-            <w:r>
-              <w:rPr>
-                <w:noProof/>
-                <w:webHidden/>
-              </w:rPr>
-              <w:tab/>
-            </w:r>
-            <w:r>
-              <w:rPr>
-                <w:noProof/>
-                <w:webHidden/>
-              </w:rPr>
-              <w:fldChar w:fldCharType="begin"/>
-            </w:r>
-            <w:r>
-              <w:rPr>
-                <w:noProof/>
-                <w:webHidden/>
-              </w:rPr>
-              <w:instrText xml:space="preserve"> PAGEREF _Toc229333930 \h </w:instrText>
-            </w:r>
-            <w:r>
-              <w:rPr>
-                <w:noProof/>
-                <w:webHidden/>
-              </w:rPr>
-            </w:r>
-            <w:r>
-              <w:rPr>
-                <w:noProof/>
-                <w:webHidden/>
-              </w:rPr>
-              <w:fldChar w:fldCharType="separate"/>
-            </w:r>
-            <w:r>
-              <w:rPr>
-                <w:noProof/>
-                <w:webHidden/>
-              </w:rPr>
-              <w:t>5</w:t>
-            </w:r>
-            <w:r>
-              <w:rPr>
-                <w:noProof/>
-                <w:webHidden/>
-              </w:rPr>
-              <w:fldChar w:fldCharType="end"/>
-            </w:r>
-          </w:hyperlink>
-        </w:p>
-        <w:p>
-          <w:pPr>
-            <w:pStyle w:val="20"/>
-            <w:tabs>
-              <w:tab w:val="right" w:leader="dot" w:pos="9350"/>
-            </w:tabs>
-            <w:ind w:left="480"/>
-            <w:rPr>
-              <w:noProof/>
-            </w:rPr>
-          </w:pPr>
-          <w:hyperlink w:anchor="_Toc229333931" w:history="1">
-            <w:r>
-              <w:rPr>
-                <w:rStyle w:val="ac"/>
-                <w:noProof/>
-              </w:rPr>
-              <w:t>2.3 Active Learning and Comparative Listening</w:t>
-            </w:r>
-            <w:r>
-              <w:rPr>
-                <w:noProof/>
-                <w:webHidden/>
-              </w:rPr>
-              <w:tab/>
-            </w:r>
-            <w:r>
-              <w:rPr>
-                <w:noProof/>
-                <w:webHidden/>
-              </w:rPr>
-              <w:fldChar w:fldCharType="begin"/>
-            </w:r>
-            <w:r>
-              <w:rPr>
-                <w:noProof/>
-                <w:webHidden/>
-              </w:rPr>
-              <w:instrText xml:space="preserve"> PAGEREF _Toc229333931 \h </w:instrText>
-            </w:r>
-            <w:r>
-              <w:rPr>
-                <w:noProof/>
-                <w:webHidden/>
-              </w:rPr>
-            </w:r>
-            <w:r>
-              <w:rPr>
-                <w:noProof/>
-                <w:webHidden/>
-              </w:rPr>
-              <w:fldChar w:fldCharType="separate"/>
-            </w:r>
-            <w:r>
-              <w:rPr>
-                <w:noProof/>
-                <w:webHidden/>
-              </w:rPr>
-              <w:t>6</w:t>
-            </w:r>
-            <w:r>
-              <w:rPr>
-                <w:noProof/>
-                <w:webHidden/>
-              </w:rPr>
-              <w:fldChar w:fldCharType="end"/>
-            </w:r>
-          </w:hyperlink>
-        </w:p>
-        <w:p>
-          <w:pPr>
-            <w:pStyle w:val="20"/>
-            <w:tabs>
-              <w:tab w:val="right" w:leader="dot" w:pos="9350"/>
-            </w:tabs>
-            <w:ind w:left="480"/>
-            <w:rPr>
-              <w:noProof/>
-            </w:rPr>
-          </w:pPr>
-          <w:hyperlink w:anchor="_Toc229333932" w:history="1">
-            <w:r>
-              <w:rPr>
-                <w:rStyle w:val="ac"/>
-                <w:noProof/>
-              </w:rPr>
-              <w:t>2.4 Related Tools</w:t>
-            </w:r>
-            <w:r>
-              <w:rPr>
-                <w:noProof/>
-                <w:webHidden/>
-              </w:rPr>
-              <w:tab/>
-            </w:r>
-            <w:r>
-              <w:rPr>
-                <w:noProof/>
-                <w:webHidden/>
-              </w:rPr>
-              <w:fldChar w:fldCharType="begin"/>
-            </w:r>
-            <w:r>
-              <w:rPr>
-                <w:noProof/>
-                <w:webHidden/>
-              </w:rPr>
-              <w:instrText xml:space="preserve"> PAGEREF _Toc229333932 \h </w:instrText>
-            </w:r>
-            <w:r>
-              <w:rPr>
-                <w:noProof/>
-                <w:webHidden/>
-              </w:rPr>
-            </w:r>
-            <w:r>
-              <w:rPr>
-                <w:noProof/>
-                <w:webHidden/>
-              </w:rPr>
-              <w:fldChar w:fldCharType="separate"/>
-            </w:r>
-            <w:r>
-              <w:rPr>
-                <w:noProof/>
-                <w:webHidden/>
-              </w:rPr>
-              <w:t>6</w:t>
-            </w:r>
-            <w:r>
-              <w:rPr>
-                <w:noProof/>
-                <w:webHidden/>
-              </w:rPr>
-              <w:fldChar w:fldCharType="end"/>
-            </w:r>
-          </w:hyperlink>
-        </w:p>
-        <w:p>
-          <w:pPr>
-            <w:pStyle w:val="10"/>
-            <w:tabs>
-              <w:tab w:val="right" w:leader="dot" w:pos="9350"/>
-            </w:tabs>
-            <w:rPr>
-              <w:noProof/>
-            </w:rPr>
-          </w:pPr>
-          <w:hyperlink w:anchor="_Toc229333933" w:history="1">
-            <w:r>
-              <w:rPr>
-                <w:rStyle w:val="ac"/>
-                <w:noProof/>
-              </w:rPr>
-              <w:t>3. Case Piece: Mozart's K. 545, Movement I</w:t>
-            </w:r>
-            <w:r>
-              <w:rPr>
-                <w:noProof/>
-                <w:webHidden/>
-              </w:rPr>
-              <w:tab/>
-            </w:r>
-            <w:r>
-              <w:rPr>
-                <w:noProof/>
-                <w:webHidden/>
-              </w:rPr>
-              <w:fldChar w:fldCharType="begin"/>
-            </w:r>
-            <w:r>
-              <w:rPr>
-                <w:noProof/>
-                <w:webHidden/>
-              </w:rPr>
-              <w:instrText xml:space="preserve"> PAGEREF _Toc229333933 \h </w:instrText>
-            </w:r>
-            <w:r>
-              <w:rPr>
-                <w:noProof/>
-                <w:webHidden/>
-              </w:rPr>
-            </w:r>
-            <w:r>
-              <w:rPr>
-                <w:noProof/>
-                <w:webHidden/>
-              </w:rPr>
-              <w:fldChar w:fldCharType="separate"/>
-            </w:r>
-            <w:r>
-              <w:rPr>
-                <w:noProof/>
-                <w:webHidden/>
-              </w:rPr>
-              <w:t>7</w:t>
-            </w:r>
-            <w:r>
-              <w:rPr>
-                <w:noProof/>
-                <w:webHidden/>
-              </w:rPr>
-              <w:fldChar w:fldCharType="end"/>
-            </w:r>
-          </w:hyperlink>
-        </w:p>
-        <w:p>
-          <w:pPr>
-            <w:pStyle w:val="20"/>
-            <w:tabs>
-              <w:tab w:val="right" w:leader="dot" w:pos="9350"/>
-            </w:tabs>
-            <w:ind w:left="480"/>
-            <w:rPr>
-              <w:noProof/>
-            </w:rPr>
-          </w:pPr>
-          <w:hyperlink w:anchor="_Toc229333934" w:history="1">
-            <w:r>
-              <w:rPr>
-                <w:rStyle w:val="ac"/>
-                <w:noProof/>
-              </w:rPr>
-              <w:t>3.1 Overview</w:t>
-            </w:r>
-            <w:r>
-              <w:rPr>
-                <w:noProof/>
-                <w:webHidden/>
-              </w:rPr>
-              <w:tab/>
-            </w:r>
-            <w:r>
-              <w:rPr>
-                <w:noProof/>
-                <w:webHidden/>
-              </w:rPr>
-              <w:fldChar w:fldCharType="begin"/>
-            </w:r>
-            <w:r>
-              <w:rPr>
-                <w:noProof/>
-                <w:webHidden/>
-              </w:rPr>
-              <w:instrText xml:space="preserve"> PAGEREF _Toc229333934 \h </w:instrText>
-            </w:r>
-            <w:r>
-              <w:rPr>
-                <w:noProof/>
-                <w:webHidden/>
-              </w:rPr>
-            </w:r>
-            <w:r>
-              <w:rPr>
-                <w:noProof/>
-                <w:webHidden/>
-              </w:rPr>
-              <w:fldChar w:fldCharType="separate"/>
-            </w:r>
-            <w:r>
-              <w:rPr>
-                <w:noProof/>
-                <w:webHidden/>
-              </w:rPr>
-              <w:t>7</w:t>
-            </w:r>
-            <w:r>
-              <w:rPr>
-                <w:noProof/>
-                <w:webHidden/>
-              </w:rPr>
-              <w:fldChar w:fldCharType="end"/>
-            </w:r>
-          </w:hyperlink>
-        </w:p>
-        <w:p>
-          <w:pPr>
-            <w:pStyle w:val="20"/>
-            <w:tabs>
-              <w:tab w:val="right" w:leader="dot" w:pos="9350"/>
-            </w:tabs>
-            <w:ind w:left="480"/>
-            <w:rPr>
-              <w:noProof/>
-            </w:rPr>
-          </w:pPr>
-          <w:hyperlink w:anchor="_Toc229333935" w:history="1">
-            <w:r>
-              <w:rPr>
-                <w:rStyle w:val="ac"/>
-                <w:noProof/>
-              </w:rPr>
-              <w:t>3.2 Formal Analysis</w:t>
-            </w:r>
-            <w:r>
-              <w:rPr>
-                <w:noProof/>
-                <w:webHidden/>
-              </w:rPr>
-              <w:tab/>
-            </w:r>
-            <w:r>
-              <w:rPr>
-                <w:noProof/>
-                <w:webHidden/>
-              </w:rPr>
-              <w:fldChar w:fldCharType="begin"/>
-            </w:r>
-            <w:r>
-              <w:rPr>
-                <w:noProof/>
-                <w:webHidden/>
-              </w:rPr>
-              <w:instrText xml:space="preserve"> PAGEREF _Toc229333935 \h </w:instrText>
-            </w:r>
-            <w:r>
-              <w:rPr>
-                <w:noProof/>
-                <w:webHidden/>
-              </w:rPr>
-            </w:r>
-            <w:r>
-              <w:rPr>
-                <w:noProof/>
-                <w:webHidden/>
-              </w:rPr>
-              <w:fldChar w:fldCharType="separate"/>
-            </w:r>
-            <w:r>
-              <w:rPr>
-                <w:noProof/>
-                <w:webHidden/>
-              </w:rPr>
-              <w:t>7</w:t>
-            </w:r>
-            <w:r>
-              <w:rPr>
-                <w:noProof/>
-                <w:webHidden/>
-              </w:rPr>
-              <w:fldChar w:fldCharType="end"/>
-            </w:r>
-          </w:hyperlink>
-        </w:p>
-        <w:p>
-          <w:pPr>
-            <w:pStyle w:val="20"/>
-            <w:tabs>
-              <w:tab w:val="right" w:leader="dot" w:pos="9350"/>
-            </w:tabs>
-            <w:ind w:left="480"/>
-            <w:rPr>
-              <w:noProof/>
-            </w:rPr>
-          </w:pPr>
-          <w:hyperlink w:anchor="_Toc229333936" w:history="1">
-            <w:r>
-              <w:rPr>
-                <w:rStyle w:val="ac"/>
-                <w:noProof/>
-              </w:rPr>
-              <w:t>3.3 Pedagogical Significance: The Subdominant Recapitulation</w:t>
-            </w:r>
-            <w:r>
-              <w:rPr>
-                <w:noProof/>
-                <w:webHidden/>
-              </w:rPr>
-              <w:tab/>
-            </w:r>
-            <w:r>
-              <w:rPr>
-                <w:noProof/>
-                <w:webHidden/>
-              </w:rPr>
-              <w:fldChar w:fldCharType="begin"/>
-            </w:r>
-            <w:r>
-              <w:rPr>
-                <w:noProof/>
-                <w:webHidden/>
-              </w:rPr>
-              <w:instrText xml:space="preserve"> PAGEREF _Toc229333936 \h </w:instrText>
-            </w:r>
-            <w:r>
-              <w:rPr>
-                <w:noProof/>
-                <w:webHidden/>
-              </w:rPr>
-            </w:r>
-            <w:r>
-              <w:rPr>
-                <w:noProof/>
-                <w:webHidden/>
-              </w:rPr>
-              <w:fldChar w:fldCharType="separate"/>
-            </w:r>
-            <w:r>
-              <w:rPr>
-                <w:noProof/>
-                <w:webHidden/>
-              </w:rPr>
-              <w:t>8</w:t>
-            </w:r>
-            <w:r>
-              <w:rPr>
-                <w:noProof/>
-                <w:webHidden/>
-              </w:rPr>
-              <w:fldChar w:fldCharType="end"/>
-            </w:r>
-          </w:hyperlink>
-        </w:p>
-        <w:p>
-          <w:pPr>
-            <w:pStyle w:val="10"/>
-            <w:tabs>
-              <w:tab w:val="right" w:leader="dot" w:pos="9350"/>
-            </w:tabs>
-            <w:rPr>
-              <w:noProof/>
-            </w:rPr>
-          </w:pPr>
-          <w:hyperlink w:anchor="_Toc229333937" w:history="1">
-            <w:r>
-              <w:rPr>
-                <w:rStyle w:val="ac"/>
-                <w:noProof/>
-              </w:rPr>
-              <w:t>4. System Design</w:t>
-            </w:r>
-            <w:r>
-              <w:rPr>
-                <w:noProof/>
-                <w:webHidden/>
-              </w:rPr>
-              <w:tab/>
-            </w:r>
-            <w:r>
-              <w:rPr>
-                <w:noProof/>
-                <w:webHidden/>
-              </w:rPr>
-              <w:fldChar w:fldCharType="begin"/>
-            </w:r>
-            <w:r>
-              <w:rPr>
-                <w:noProof/>
-                <w:webHidden/>
-              </w:rPr>
-              <w:instrText xml:space="preserve"> PAGEREF _Toc229333937 \h </w:instrText>
-            </w:r>
-            <w:r>
-              <w:rPr>
-                <w:noProof/>
-                <w:webHidden/>
-              </w:rPr>
-            </w:r>
-            <w:r>
-              <w:rPr>
-                <w:noProof/>
-                <w:webHidden/>
-              </w:rPr>
-              <w:fldChar w:fldCharType="separate"/>
-            </w:r>
-            <w:r>
-              <w:rPr>
-                <w:noProof/>
-                <w:webHidden/>
-              </w:rPr>
-              <w:t>8</w:t>
-            </w:r>
-            <w:r>
-              <w:rPr>
-                <w:noProof/>
-                <w:webHidden/>
-              </w:rPr>
-              <w:fldChar w:fldCharType="end"/>
-            </w:r>
-          </w:hyperlink>
-        </w:p>
-        <w:p>
-          <w:pPr>
-            <w:pStyle w:val="20"/>
-            <w:tabs>
-              <w:tab w:val="right" w:leader="dot" w:pos="9350"/>
-            </w:tabs>
-            <w:ind w:left="480"/>
-            <w:rPr>
-              <w:noProof/>
-            </w:rPr>
-          </w:pPr>
-          <w:hyperlink w:anchor="_Toc229333938" w:history="1">
-            <w:r>
-              <w:rPr>
-                <w:rStyle w:val="ac"/>
-                <w:noProof/>
-              </w:rPr>
-              <w:t>4.1 Design Principles</w:t>
-            </w:r>
-            <w:r>
-              <w:rPr>
-                <w:noProof/>
-                <w:webHidden/>
-              </w:rPr>
-              <w:tab/>
-            </w:r>
-            <w:r>
-              <w:rPr>
-                <w:noProof/>
-                <w:webHidden/>
-              </w:rPr>
-              <w:fldChar w:fldCharType="begin"/>
-            </w:r>
-            <w:r>
-              <w:rPr>
-                <w:noProof/>
-                <w:webHidden/>
-              </w:rPr>
-              <w:instrText xml:space="preserve"> PAGEREF _Toc229333938 \h </w:instrText>
-            </w:r>
-            <w:r>
-              <w:rPr>
-                <w:noProof/>
-                <w:webHidden/>
-              </w:rPr>
-            </w:r>
-            <w:r>
-              <w:rPr>
-                <w:noProof/>
-                <w:webHidden/>
-              </w:rPr>
-              <w:fldChar w:fldCharType="separate"/>
-            </w:r>
-            <w:r>
-              <w:rPr>
-                <w:noProof/>
-                <w:webHidden/>
-              </w:rPr>
-              <w:t>8</w:t>
-            </w:r>
-            <w:r>
-              <w:rPr>
-                <w:noProof/>
-                <w:webHidden/>
-              </w:rPr>
-              <w:fldChar w:fldCharType="end"/>
-            </w:r>
-          </w:hyperlink>
-        </w:p>
-        <w:p>
-          <w:pPr>
-            <w:pStyle w:val="20"/>
-            <w:tabs>
-              <w:tab w:val="right" w:leader="dot" w:pos="9350"/>
-            </w:tabs>
-            <w:ind w:left="480"/>
-            <w:rPr>
-              <w:noProof/>
-            </w:rPr>
-          </w:pPr>
-          <w:hyperlink w:anchor="_Toc229333939" w:history="1">
-            <w:r>
-              <w:rPr>
-                <w:rStyle w:val="ac"/>
-                <w:noProof/>
-              </w:rPr>
-              <w:t>4.2 Architecture</w:t>
-            </w:r>
-            <w:r>
-              <w:rPr>
-                <w:noProof/>
-                <w:webHidden/>
-              </w:rPr>
-              <w:tab/>
-            </w:r>
-            <w:r>
-              <w:rPr>
-                <w:noProof/>
-                <w:webHidden/>
-              </w:rPr>
-              <w:fldChar w:fldCharType="begin"/>
-            </w:r>
-            <w:r>
-              <w:rPr>
-                <w:noProof/>
-                <w:webHidden/>
-              </w:rPr>
-              <w:instrText xml:space="preserve"> PAGEREF _Toc229333939 \h </w:instrText>
-            </w:r>
-            <w:r>
-              <w:rPr>
-                <w:noProof/>
-                <w:webHidden/>
-              </w:rPr>
-            </w:r>
-            <w:r>
-              <w:rPr>
-                <w:noProof/>
-                <w:webHidden/>
-              </w:rPr>
-              <w:fldChar w:fldCharType="separate"/>
-            </w:r>
-            <w:r>
-              <w:rPr>
-                <w:noProof/>
-                <w:webHidden/>
-              </w:rPr>
-              <w:t>9</w:t>
-            </w:r>
-            <w:r>
-              <w:rPr>
-                <w:noProof/>
-                <w:webHidden/>
-              </w:rPr>
-              <w:fldChar w:fldCharType="end"/>
-            </w:r>
-          </w:hyperlink>
-        </w:p>
-        <w:p>
-          <w:pPr>
-            <w:pStyle w:val="20"/>
-            <w:tabs>
-              <w:tab w:val="right" w:leader="dot" w:pos="9350"/>
-            </w:tabs>
-            <w:ind w:left="480"/>
-            <w:rPr>
-              <w:noProof/>
-            </w:rPr>
-          </w:pPr>
-          <w:hyperlink w:anchor="_Toc229333940" w:history="1">
-            <w:r>
-              <w:rPr>
-                <w:rStyle w:val="ac"/>
-                <w:noProof/>
-              </w:rPr>
-              <w:t>4.3 Data Schema</w:t>
-            </w:r>
-            <w:r>
-              <w:rPr>
-                <w:noProof/>
-                <w:webHidden/>
-              </w:rPr>
-              <w:tab/>
-            </w:r>
-            <w:r>
-              <w:rPr>
-                <w:noProof/>
-                <w:webHidden/>
-              </w:rPr>
-              <w:fldChar w:fldCharType="begin"/>
-            </w:r>
-            <w:r>
-              <w:rPr>
-                <w:noProof/>
-                <w:webHidden/>
-              </w:rPr>
-              <w:instrText xml:space="preserve"> PAGEREF _Toc229333940 \h </w:instrText>
-            </w:r>
-            <w:r>
-              <w:rPr>
-                <w:noProof/>
-                <w:webHidden/>
-              </w:rPr>
-            </w:r>
-            <w:r>
-              <w:rPr>
-                <w:noProof/>
-                <w:webHidden/>
-              </w:rPr>
-              <w:fldChar w:fldCharType="separate"/>
-            </w:r>
-            <w:r>
-              <w:rPr>
-                <w:noProof/>
-                <w:webHidden/>
-              </w:rPr>
-              <w:t>9</w:t>
-            </w:r>
-            <w:r>
-              <w:rPr>
-                <w:noProof/>
-                <w:webHidden/>
-              </w:rPr>
-              <w:fldChar w:fldCharType="end"/>
-            </w:r>
-          </w:hyperlink>
-        </w:p>
-        <w:p>
-          <w:pPr>
-            <w:pStyle w:val="20"/>
-            <w:tabs>
-              <w:tab w:val="right" w:leader="dot" w:pos="9350"/>
-            </w:tabs>
-            <w:ind w:left="480"/>
-            <w:rPr>
-              <w:noProof/>
-            </w:rPr>
-          </w:pPr>
-          <w:hyperlink w:anchor="_Toc229333941" w:history="1">
-            <w:r>
-              <w:rPr>
-                <w:rStyle w:val="ac"/>
-                <w:noProof/>
-              </w:rPr>
-              <w:t>4.4 Synchronization Algorithm</w:t>
-            </w:r>
-            <w:r>
-              <w:rPr>
-                <w:noProof/>
-                <w:webHidden/>
-              </w:rPr>
-              <w:tab/>
-            </w:r>
-            <w:r>
-              <w:rPr>
-                <w:noProof/>
-                <w:webHidden/>
-              </w:rPr>
-              <w:fldChar w:fldCharType="begin"/>
-            </w:r>
-            <w:r>
-              <w:rPr>
-                <w:noProof/>
-                <w:webHidden/>
-              </w:rPr>
-              <w:instrText xml:space="preserve"> PAGEREF _Toc229333941 \h </w:instrText>
-            </w:r>
-            <w:r>
-              <w:rPr>
-                <w:noProof/>
-                <w:webHidden/>
-              </w:rPr>
-            </w:r>
-            <w:r>
-              <w:rPr>
-                <w:noProof/>
-                <w:webHidden/>
-              </w:rPr>
-              <w:fldChar w:fldCharType="separate"/>
-            </w:r>
-            <w:r>
-              <w:rPr>
-                <w:noProof/>
-                <w:webHidden/>
-              </w:rPr>
-              <w:t>10</w:t>
-            </w:r>
-            <w:r>
-              <w:rPr>
-                <w:noProof/>
-                <w:webHidden/>
-              </w:rPr>
-              <w:fldChar w:fldCharType="end"/>
-            </w:r>
-          </w:hyperlink>
-        </w:p>
-        <w:p>
-          <w:pPr>
-            <w:pStyle w:val="20"/>
-            <w:tabs>
-              <w:tab w:val="right" w:leader="dot" w:pos="9350"/>
-            </w:tabs>
-            <w:ind w:left="480"/>
-            <w:rPr>
-              <w:noProof/>
-            </w:rPr>
-          </w:pPr>
-          <w:hyperlink w:anchor="_Toc229333942" w:history="1">
-            <w:r>
-              <w:rPr>
-                <w:rStyle w:val="ac"/>
-                <w:noProof/>
-              </w:rPr>
-              <w:t>4.5 Visual Encoding</w:t>
-            </w:r>
-            <w:r>
-              <w:rPr>
-                <w:noProof/>
-                <w:webHidden/>
-              </w:rPr>
-              <w:tab/>
-            </w:r>
-            <w:r>
-              <w:rPr>
-                <w:noProof/>
-                <w:webHidden/>
-              </w:rPr>
-              <w:fldChar w:fldCharType="begin"/>
-            </w:r>
-            <w:r>
-              <w:rPr>
-                <w:noProof/>
-                <w:webHidden/>
-              </w:rPr>
-              <w:instrText xml:space="preserve"> PAGEREF _Toc229333942 \h </w:instrText>
-            </w:r>
-            <w:r>
-              <w:rPr>
-                <w:noProof/>
-                <w:webHidden/>
-              </w:rPr>
-            </w:r>
-            <w:r>
-              <w:rPr>
-                <w:noProof/>
-                <w:webHidden/>
-              </w:rPr>
-              <w:fldChar w:fldCharType="separate"/>
-            </w:r>
-            <w:r>
-              <w:rPr>
-                <w:noProof/>
-                <w:webHidden/>
-              </w:rPr>
-              <w:t>11</w:t>
-            </w:r>
-            <w:r>
-              <w:rPr>
-                <w:noProof/>
-                <w:webHidden/>
-              </w:rPr>
-              <w:fldChar w:fldCharType="end"/>
-            </w:r>
-          </w:hyperlink>
-        </w:p>
-        <w:p>
-          <w:pPr>
-            <w:pStyle w:val="10"/>
-            <w:tabs>
-              <w:tab w:val="right" w:leader="dot" w:pos="9350"/>
-            </w:tabs>
-            <w:rPr>
-              <w:noProof/>
-            </w:rPr>
-          </w:pPr>
-          <w:hyperlink w:anchor="_Toc229333943" w:history="1">
-            <w:r>
-              <w:rPr>
-                <w:rStyle w:val="ac"/>
-                <w:noProof/>
-              </w:rPr>
-              <w:t>5. Implementation</w:t>
-            </w:r>
-            <w:r>
-              <w:rPr>
-                <w:noProof/>
-                <w:webHidden/>
-              </w:rPr>
-              <w:tab/>
-            </w:r>
-            <w:r>
-              <w:rPr>
-                <w:noProof/>
-                <w:webHidden/>
-              </w:rPr>
-              <w:fldChar w:fldCharType="begin"/>
-            </w:r>
-            <w:r>
-              <w:rPr>
-                <w:noProof/>
-                <w:webHidden/>
-              </w:rPr>
-              <w:instrText xml:space="preserve"> PAGEREF _Toc229333943 \h </w:instrText>
-            </w:r>
-            <w:r>
-              <w:rPr>
-                <w:noProof/>
-                <w:webHidden/>
-              </w:rPr>
-            </w:r>
-            <w:r>
-              <w:rPr>
-                <w:noProof/>
-                <w:webHidden/>
-              </w:rPr>
-              <w:fldChar w:fldCharType="separate"/>
-            </w:r>
-            <w:r>
-              <w:rPr>
-                <w:noProof/>
-                <w:webHidden/>
-              </w:rPr>
-              <w:t>11</w:t>
-            </w:r>
-            <w:r>
-              <w:rPr>
-                <w:noProof/>
-                <w:webHidden/>
-              </w:rPr>
-              <w:fldChar w:fldCharType="end"/>
-            </w:r>
-          </w:hyperlink>
-        </w:p>
-        <w:p>
-          <w:pPr>
-            <w:pStyle w:val="20"/>
-            <w:tabs>
-              <w:tab w:val="right" w:leader="dot" w:pos="9350"/>
-            </w:tabs>
-            <w:ind w:left="480"/>
-            <w:rPr>
-              <w:noProof/>
-            </w:rPr>
-          </w:pPr>
-          <w:hyperlink w:anchor="_Toc229333944" w:history="1">
-            <w:r>
-              <w:rPr>
-                <w:rStyle w:val="ac"/>
-                <w:noProof/>
-              </w:rPr>
-              <w:t>5.1 Stack</w:t>
-            </w:r>
-            <w:r>
-              <w:rPr>
-                <w:noProof/>
-                <w:webHidden/>
-              </w:rPr>
-              <w:tab/>
-            </w:r>
-            <w:r>
-              <w:rPr>
-                <w:noProof/>
-                <w:webHidden/>
-              </w:rPr>
-              <w:fldChar w:fldCharType="begin"/>
-            </w:r>
-            <w:r>
-              <w:rPr>
-                <w:noProof/>
-                <w:webHidden/>
-              </w:rPr>
-              <w:instrText xml:space="preserve"> PAGEREF _Toc229333944 \h </w:instrText>
-            </w:r>
-            <w:r>
-              <w:rPr>
-                <w:noProof/>
-                <w:webHidden/>
-              </w:rPr>
-            </w:r>
-            <w:r>
-              <w:rPr>
-                <w:noProof/>
-                <w:webHidden/>
-              </w:rPr>
-              <w:fldChar w:fldCharType="separate"/>
-            </w:r>
-            <w:r>
-              <w:rPr>
-                <w:noProof/>
-                <w:webHidden/>
-              </w:rPr>
-              <w:t>11</w:t>
-            </w:r>
-            <w:r>
-              <w:rPr>
-                <w:noProof/>
-                <w:webHidden/>
-              </w:rPr>
-              <w:fldChar w:fldCharType="end"/>
-            </w:r>
-          </w:hyperlink>
-        </w:p>
-        <w:p>
-          <w:pPr>
-            <w:pStyle w:val="20"/>
-            <w:tabs>
-              <w:tab w:val="right" w:leader="dot" w:pos="9350"/>
-            </w:tabs>
-            <w:ind w:left="480"/>
-            <w:rPr>
-              <w:noProof/>
-            </w:rPr>
-          </w:pPr>
-          <w:hyperlink w:anchor="_Toc229333945" w:history="1">
-            <w:r>
-              <w:rPr>
-                <w:rStyle w:val="ac"/>
-                <w:noProof/>
-              </w:rPr>
-              <w:t>5.2 Module Structure</w:t>
-            </w:r>
-            <w:r>
-              <w:rPr>
-                <w:noProof/>
-                <w:webHidden/>
-              </w:rPr>
-              <w:tab/>
-            </w:r>
-            <w:r>
-              <w:rPr>
-                <w:noProof/>
-                <w:webHidden/>
-              </w:rPr>
-              <w:fldChar w:fldCharType="begin"/>
-            </w:r>
-            <w:r>
-              <w:rPr>
-                <w:noProof/>
-                <w:webHidden/>
-              </w:rPr>
-              <w:instrText xml:space="preserve"> PAGEREF _Toc229333945 \h </w:instrText>
-            </w:r>
-            <w:r>
-              <w:rPr>
-                <w:noProof/>
-                <w:webHidden/>
-              </w:rPr>
-            </w:r>
-            <w:r>
-              <w:rPr>
-                <w:noProof/>
-                <w:webHidden/>
-              </w:rPr>
-              <w:fldChar w:fldCharType="separate"/>
-            </w:r>
-            <w:r>
-              <w:rPr>
-                <w:noProof/>
-                <w:webHidden/>
-              </w:rPr>
-              <w:t>11</w:t>
-            </w:r>
-            <w:r>
-              <w:rPr>
-                <w:noProof/>
-                <w:webHidden/>
-              </w:rPr>
-              <w:fldChar w:fldCharType="end"/>
-            </w:r>
-          </w:hyperlink>
-        </w:p>
-        <w:p>
-          <w:pPr>
-            <w:pStyle w:val="20"/>
-            <w:tabs>
-              <w:tab w:val="right" w:leader="dot" w:pos="9350"/>
-            </w:tabs>
-            <w:ind w:left="480"/>
-            <w:rPr>
-              <w:noProof/>
-            </w:rPr>
-          </w:pPr>
-          <w:hyperlink w:anchor="_Toc229333946" w:history="1">
-            <w:r>
-              <w:rPr>
-                <w:rStyle w:val="ac"/>
-                <w:noProof/>
-              </w:rPr>
-              <w:t>5.3 Robustness</w:t>
-            </w:r>
-            <w:r>
-              <w:rPr>
-                <w:noProof/>
-                <w:webHidden/>
-              </w:rPr>
-              <w:tab/>
-            </w:r>
-            <w:r>
-              <w:rPr>
-                <w:noProof/>
-                <w:webHidden/>
-              </w:rPr>
-              <w:fldChar w:fldCharType="begin"/>
-            </w:r>
-            <w:r>
-              <w:rPr>
-                <w:noProof/>
-                <w:webHidden/>
-              </w:rPr>
-              <w:instrText xml:space="preserve"> PAGEREF _Toc229333946 \h </w:instrText>
-            </w:r>
-            <w:r>
-              <w:rPr>
-                <w:noProof/>
-                <w:webHidden/>
-              </w:rPr>
-            </w:r>
-            <w:r>
-              <w:rPr>
-                <w:noProof/>
-                <w:webHidden/>
-              </w:rPr>
-              <w:fldChar w:fldCharType="separate"/>
-            </w:r>
-            <w:r>
-              <w:rPr>
-                <w:noProof/>
-                <w:webHidden/>
-              </w:rPr>
-              <w:t>12</w:t>
-            </w:r>
-            <w:r>
-              <w:rPr>
-                <w:noProof/>
-                <w:webHidden/>
-              </w:rPr>
-              <w:fldChar w:fldCharType="end"/>
-            </w:r>
-          </w:hyperlink>
-        </w:p>
-        <w:p>
-          <w:pPr>
-            <w:pStyle w:val="20"/>
-            <w:tabs>
-              <w:tab w:val="right" w:leader="dot" w:pos="9350"/>
-            </w:tabs>
-            <w:ind w:left="480"/>
-            <w:rPr>
-              <w:noProof/>
-            </w:rPr>
-          </w:pPr>
-          <w:hyperlink w:anchor="_Toc229333947" w:history="1">
-            <w:r>
-              <w:rPr>
-                <w:rStyle w:val="ac"/>
-                <w:noProof/>
-              </w:rPr>
-              <w:t>5.4 Accessibility</w:t>
-            </w:r>
-            <w:r>
-              <w:rPr>
-                <w:noProof/>
-                <w:webHidden/>
-              </w:rPr>
-              <w:tab/>
-            </w:r>
-            <w:r>
-              <w:rPr>
-                <w:noProof/>
-                <w:webHidden/>
-              </w:rPr>
-              <w:fldChar w:fldCharType="begin"/>
-            </w:r>
-            <w:r>
-              <w:rPr>
-                <w:noProof/>
-                <w:webHidden/>
-              </w:rPr>
-              <w:instrText xml:space="preserve"> PAGEREF _Toc229333947 \h </w:instrText>
-            </w:r>
-            <w:r>
-              <w:rPr>
-                <w:noProof/>
-                <w:webHidden/>
-              </w:rPr>
-            </w:r>
-            <w:r>
-              <w:rPr>
-                <w:noProof/>
-                <w:webHidden/>
-              </w:rPr>
-              <w:fldChar w:fldCharType="separate"/>
-            </w:r>
-            <w:r>
-              <w:rPr>
-                <w:noProof/>
-                <w:webHidden/>
-              </w:rPr>
-              <w:t>12</w:t>
-            </w:r>
-            <w:r>
-              <w:rPr>
-                <w:noProof/>
-                <w:webHidden/>
-              </w:rPr>
-              <w:fldChar w:fldCharType="end"/>
-            </w:r>
-          </w:hyperlink>
-        </w:p>
-        <w:p>
-          <w:pPr>
-            <w:pStyle w:val="10"/>
-            <w:tabs>
-              <w:tab w:val="right" w:leader="dot" w:pos="9350"/>
-            </w:tabs>
-            <w:rPr>
-              <w:noProof/>
-            </w:rPr>
-          </w:pPr>
-          <w:hyperlink w:anchor="_Toc229333948" w:history="1">
-            <w:r>
-              <w:rPr>
-                <w:rStyle w:val="ac"/>
-                <w:noProof/>
-              </w:rPr>
-              <w:t>6. Evaluation</w:t>
-            </w:r>
-            <w:r>
-              <w:rPr>
-                <w:noProof/>
-                <w:webHidden/>
-              </w:rPr>
-              <w:tab/>
-            </w:r>
-            <w:r>
-              <w:rPr>
-                <w:noProof/>
-                <w:webHidden/>
-              </w:rPr>
-              <w:fldChar w:fldCharType="begin"/>
-            </w:r>
-            <w:r>
-              <w:rPr>
-                <w:noProof/>
-                <w:webHidden/>
-              </w:rPr>
-              <w:instrText xml:space="preserve"> PAGEREF _Toc229333948 \h </w:instrText>
-            </w:r>
-            <w:r>
-              <w:rPr>
-                <w:noProof/>
-                <w:webHidden/>
-              </w:rPr>
-            </w:r>
-            <w:r>
-              <w:rPr>
-                <w:noProof/>
-                <w:webHidden/>
-              </w:rPr>
-              <w:fldChar w:fldCharType="separate"/>
-            </w:r>
-            <w:r>
-              <w:rPr>
-                <w:noProof/>
-                <w:webHidden/>
-              </w:rPr>
-              <w:t>12</w:t>
-            </w:r>
-            <w:r>
-              <w:rPr>
-                <w:noProof/>
-                <w:webHidden/>
-              </w:rPr>
-              <w:fldChar w:fldCharType="end"/>
-            </w:r>
-          </w:hyperlink>
-        </w:p>
-        <w:p>
-          <w:pPr>
-            <w:pStyle w:val="20"/>
-            <w:tabs>
-              <w:tab w:val="right" w:leader="dot" w:pos="9350"/>
-            </w:tabs>
-            <w:ind w:left="480"/>
-            <w:rPr>
-              <w:noProof/>
-            </w:rPr>
-          </w:pPr>
-          <w:hyperlink w:anchor="_Toc229333949" w:history="1">
-            <w:r>
-              <w:rPr>
-                <w:rStyle w:val="ac"/>
-                <w:noProof/>
-              </w:rPr>
-              <w:t>6.1 Design</w:t>
-            </w:r>
-            <w:r>
-              <w:rPr>
-                <w:noProof/>
-                <w:webHidden/>
-              </w:rPr>
-              <w:tab/>
-            </w:r>
-            <w:r>
-              <w:rPr>
-                <w:noProof/>
-                <w:webHidden/>
-              </w:rPr>
-              <w:fldChar w:fldCharType="begin"/>
-            </w:r>
-            <w:r>
-              <w:rPr>
-                <w:noProof/>
-                <w:webHidden/>
-              </w:rPr>
-              <w:instrText xml:space="preserve"> PAGEREF _Toc229333949 \h </w:instrText>
-            </w:r>
-            <w:r>
-              <w:rPr>
-                <w:noProof/>
-                <w:webHidden/>
-              </w:rPr>
-            </w:r>
-            <w:r>
-              <w:rPr>
-                <w:noProof/>
-                <w:webHidden/>
-              </w:rPr>
-              <w:fldChar w:fldCharType="separate"/>
-            </w:r>
-            <w:r>
-              <w:rPr>
-                <w:noProof/>
-                <w:webHidden/>
-              </w:rPr>
-              <w:t>12</w:t>
-            </w:r>
-            <w:r>
-              <w:rPr>
-                <w:noProof/>
-                <w:webHidden/>
-              </w:rPr>
-              <w:fldChar w:fldCharType="end"/>
-            </w:r>
-          </w:hyperlink>
-        </w:p>
-        <w:p>
-          <w:pPr>
-            <w:pStyle w:val="20"/>
-            <w:tabs>
-              <w:tab w:val="right" w:leader="dot" w:pos="9350"/>
-            </w:tabs>
-            <w:ind w:left="480"/>
-            <w:rPr>
-              <w:noProof/>
-            </w:rPr>
-          </w:pPr>
-          <w:hyperlink w:anchor="_Toc229333950" w:history="1">
-            <w:r>
-              <w:rPr>
-                <w:rStyle w:val="ac"/>
-                <w:noProof/>
-              </w:rPr>
-              <w:t>6.2 Participants</w:t>
-            </w:r>
-            <w:r>
-              <w:rPr>
-                <w:noProof/>
-                <w:webHidden/>
-              </w:rPr>
-              <w:tab/>
-            </w:r>
-            <w:r>
-              <w:rPr>
-                <w:noProof/>
-                <w:webHidden/>
-              </w:rPr>
-              <w:fldChar w:fldCharType="begin"/>
-            </w:r>
-            <w:r>
-              <w:rPr>
-                <w:noProof/>
-                <w:webHidden/>
-              </w:rPr>
-              <w:instrText xml:space="preserve"> PAGEREF _Toc229333950 \h </w:instrText>
-            </w:r>
-            <w:r>
-              <w:rPr>
-                <w:noProof/>
-                <w:webHidden/>
-              </w:rPr>
-            </w:r>
-            <w:r>
-              <w:rPr>
-                <w:noProof/>
-                <w:webHidden/>
-              </w:rPr>
-              <w:fldChar w:fldCharType="separate"/>
-            </w:r>
-            <w:r>
-              <w:rPr>
-                <w:noProof/>
-                <w:webHidden/>
-              </w:rPr>
-              <w:t>12</w:t>
-            </w:r>
-            <w:r>
-              <w:rPr>
-                <w:noProof/>
-                <w:webHidden/>
-              </w:rPr>
-              <w:fldChar w:fldCharType="end"/>
-            </w:r>
-          </w:hyperlink>
-        </w:p>
-        <w:p>
-          <w:pPr>
-            <w:pStyle w:val="20"/>
-            <w:tabs>
-              <w:tab w:val="right" w:leader="dot" w:pos="9350"/>
-            </w:tabs>
-            <w:ind w:left="480"/>
-            <w:rPr>
-              <w:noProof/>
-            </w:rPr>
-          </w:pPr>
-          <w:hyperlink w:anchor="_Toc229333951" w:history="1">
-            <w:r>
-              <w:rPr>
-                <w:rStyle w:val="ac"/>
-                <w:noProof/>
-              </w:rPr>
-              <w:t>6.3 Instruments</w:t>
-            </w:r>
-            <w:r>
-              <w:rPr>
-                <w:noProof/>
-                <w:webHidden/>
-              </w:rPr>
-              <w:tab/>
-            </w:r>
-            <w:r>
-              <w:rPr>
-                <w:noProof/>
-                <w:webHidden/>
-              </w:rPr>
-              <w:fldChar w:fldCharType="begin"/>
-            </w:r>
-            <w:r>
-              <w:rPr>
-                <w:noProof/>
-                <w:webHidden/>
-              </w:rPr>
-              <w:instrText xml:space="preserve"> PAGEREF _Toc229333951 \h </w:instrText>
-            </w:r>
-            <w:r>
-              <w:rPr>
-                <w:noProof/>
-                <w:webHidden/>
-              </w:rPr>
-            </w:r>
-            <w:r>
-              <w:rPr>
-                <w:noProof/>
-                <w:webHidden/>
-              </w:rPr>
-              <w:fldChar w:fldCharType="separate"/>
-            </w:r>
-            <w:r>
-              <w:rPr>
-                <w:noProof/>
-                <w:webHidden/>
-              </w:rPr>
-              <w:t>12</w:t>
-            </w:r>
-            <w:r>
-              <w:rPr>
-                <w:noProof/>
-                <w:webHidden/>
-              </w:rPr>
-              <w:fldChar w:fldCharType="end"/>
-            </w:r>
-          </w:hyperlink>
-        </w:p>
-        <w:p>
-          <w:pPr>
-            <w:pStyle w:val="20"/>
-            <w:tabs>
-              <w:tab w:val="right" w:leader="dot" w:pos="9350"/>
-            </w:tabs>
-            <w:ind w:left="480"/>
-            <w:rPr>
-              <w:noProof/>
-            </w:rPr>
-          </w:pPr>
-          <w:hyperlink w:anchor="_Toc229333952" w:history="1">
-            <w:r>
-              <w:rPr>
-                <w:rStyle w:val="ac"/>
-                <w:noProof/>
-              </w:rPr>
-              <w:t>6.4 Procedure</w:t>
-            </w:r>
-            <w:r>
-              <w:rPr>
-                <w:noProof/>
-                <w:webHidden/>
-              </w:rPr>
-              <w:tab/>
-            </w:r>
-            <w:r>
-              <w:rPr>
-                <w:noProof/>
-                <w:webHidden/>
-              </w:rPr>
-              <w:fldChar w:fldCharType="begin"/>
-            </w:r>
-            <w:r>
-              <w:rPr>
-                <w:noProof/>
-                <w:webHidden/>
-              </w:rPr>
-              <w:instrText xml:space="preserve"> PAGEREF _Toc229333952 \h </w:instrText>
-            </w:r>
-            <w:r>
-              <w:rPr>
-                <w:noProof/>
-                <w:webHidden/>
-              </w:rPr>
-            </w:r>
-            <w:r>
-              <w:rPr>
-                <w:noProof/>
-                <w:webHidden/>
-              </w:rPr>
-              <w:fldChar w:fldCharType="separate"/>
-            </w:r>
-            <w:r>
-              <w:rPr>
-                <w:noProof/>
-                <w:webHidden/>
-              </w:rPr>
-              <w:t>13</w:t>
-            </w:r>
-            <w:r>
-              <w:rPr>
-                <w:noProof/>
-                <w:webHidden/>
-              </w:rPr>
-              <w:fldChar w:fldCharType="end"/>
-            </w:r>
-          </w:hyperlink>
-        </w:p>
-        <w:p>
-          <w:pPr>
-            <w:pStyle w:val="20"/>
-            <w:tabs>
-              <w:tab w:val="right" w:leader="dot" w:pos="9350"/>
-            </w:tabs>
-            <w:ind w:left="480"/>
-            <w:rPr>
-              <w:noProof/>
-            </w:rPr>
-          </w:pPr>
-          <w:hyperlink w:anchor="_Toc229333953" w:history="1">
-            <w:r>
-              <w:rPr>
-                <w:rStyle w:val="ac"/>
-                <w:noProof/>
-              </w:rPr>
-              <w:t>6.5 Analysis</w:t>
-            </w:r>
-            <w:r>
-              <w:rPr>
-                <w:noProof/>
-                <w:webHidden/>
-              </w:rPr>
-              <w:tab/>
-            </w:r>
-            <w:r>
-              <w:rPr>
-                <w:noProof/>
-                <w:webHidden/>
-              </w:rPr>
-              <w:fldChar w:fldCharType="begin"/>
-            </w:r>
-            <w:r>
-              <w:rPr>
-                <w:noProof/>
-                <w:webHidden/>
-              </w:rPr>
-              <w:instrText xml:space="preserve"> PAGEREF _Toc229333953 \h </w:instrText>
-            </w:r>
-            <w:r>
-              <w:rPr>
-                <w:noProof/>
-                <w:webHidden/>
-              </w:rPr>
-            </w:r>
-            <w:r>
-              <w:rPr>
-                <w:noProof/>
-                <w:webHidden/>
-              </w:rPr>
-              <w:fldChar w:fldCharType="separate"/>
-            </w:r>
-            <w:r>
-              <w:rPr>
-                <w:noProof/>
-                <w:webHidden/>
-              </w:rPr>
-              <w:t>13</w:t>
-            </w:r>
-            <w:r>
-              <w:rPr>
-                <w:noProof/>
-                <w:webHidden/>
-              </w:rPr>
-              <w:fldChar w:fldCharType="end"/>
-            </w:r>
-          </w:hyperlink>
-        </w:p>
-        <w:p>
-          <w:pPr>
-            <w:pStyle w:val="10"/>
-            <w:tabs>
-              <w:tab w:val="right" w:leader="dot" w:pos="9350"/>
-            </w:tabs>
-            <w:rPr>
-              <w:noProof/>
-            </w:rPr>
-          </w:pPr>
-          <w:hyperlink w:anchor="_Toc229333954" w:history="1">
-            <w:r>
-              <w:rPr>
-                <w:rStyle w:val="ac"/>
-                <w:noProof/>
-              </w:rPr>
-              <w:t>7. Results</w:t>
-            </w:r>
-            <w:r>
-              <w:rPr>
-                <w:noProof/>
-                <w:webHidden/>
-              </w:rPr>
-              <w:tab/>
-            </w:r>
-            <w:r>
-              <w:rPr>
-                <w:noProof/>
-                <w:webHidden/>
-              </w:rPr>
-              <w:fldChar w:fldCharType="begin"/>
-            </w:r>
-            <w:r>
-              <w:rPr>
-                <w:noProof/>
-                <w:webHidden/>
-              </w:rPr>
-              <w:instrText xml:space="preserve"> PAGEREF _Toc229333954 \h </w:instrText>
-            </w:r>
-            <w:r>
-              <w:rPr>
-                <w:noProof/>
-                <w:webHidden/>
-              </w:rPr>
-            </w:r>
-            <w:r>
-              <w:rPr>
-                <w:noProof/>
-                <w:webHidden/>
-              </w:rPr>
-              <w:fldChar w:fldCharType="separate"/>
-            </w:r>
-            <w:r>
-              <w:rPr>
-                <w:noProof/>
-                <w:webHidden/>
-              </w:rPr>
-              <w:t>13</w:t>
-            </w:r>
-            <w:r>
-              <w:rPr>
-                <w:noProof/>
-                <w:webHidden/>
-              </w:rPr>
-              <w:fldChar w:fldCharType="end"/>
-            </w:r>
-          </w:hyperlink>
-        </w:p>
-        <w:p>
-          <w:pPr>
-            <w:pStyle w:val="20"/>
-            <w:tabs>
-              <w:tab w:val="right" w:leader="dot" w:pos="9350"/>
-            </w:tabs>
-            <w:ind w:left="480"/>
-            <w:rPr>
-              <w:noProof/>
-            </w:rPr>
-          </w:pPr>
-          <w:hyperlink w:anchor="_Toc229333955" w:history="1">
-            <w:r>
-              <w:rPr>
-                <w:rStyle w:val="ac"/>
-                <w:noProof/>
-              </w:rPr>
-              <w:t>7.1 Form-Identification Accuracy</w:t>
-            </w:r>
-            <w:r>
-              <w:rPr>
-                <w:noProof/>
-                <w:webHidden/>
-              </w:rPr>
-              <w:tab/>
-            </w:r>
-            <w:r>
-              <w:rPr>
-                <w:noProof/>
-                <w:webHidden/>
-              </w:rPr>
-              <w:fldChar w:fldCharType="begin"/>
-            </w:r>
-            <w:r>
-              <w:rPr>
-                <w:noProof/>
-                <w:webHidden/>
-              </w:rPr>
-              <w:instrText xml:space="preserve"> PAGEREF _Toc229333955 \h </w:instrText>
-            </w:r>
-            <w:r>
-              <w:rPr>
-                <w:noProof/>
-                <w:webHidden/>
-              </w:rPr>
-            </w:r>
-            <w:r>
-              <w:rPr>
-                <w:noProof/>
-                <w:webHidden/>
-              </w:rPr>
-              <w:fldChar w:fldCharType="separate"/>
-            </w:r>
-            <w:r>
-              <w:rPr>
-                <w:noProof/>
-                <w:webHidden/>
-              </w:rPr>
-              <w:t>13</w:t>
-            </w:r>
-            <w:r>
-              <w:rPr>
-                <w:noProof/>
-                <w:webHidden/>
-              </w:rPr>
-              <w:fldChar w:fldCharType="end"/>
-            </w:r>
-          </w:hyperlink>
-        </w:p>
-        <w:p>
-          <w:pPr>
-            <w:pStyle w:val="20"/>
-            <w:tabs>
-              <w:tab w:val="right" w:leader="dot" w:pos="9350"/>
-            </w:tabs>
-            <w:ind w:left="480"/>
-            <w:rPr>
-              <w:noProof/>
-            </w:rPr>
-          </w:pPr>
-          <w:hyperlink w:anchor="_Toc229333956" w:history="1">
-            <w:r>
-              <w:rPr>
-                <w:rStyle w:val="ac"/>
-                <w:noProof/>
-              </w:rPr>
-              <w:t>7.2 Recognition of Subdominant Recapitulation</w:t>
-            </w:r>
-            <w:r>
-              <w:rPr>
-                <w:noProof/>
-                <w:webHidden/>
-              </w:rPr>
-              <w:tab/>
-            </w:r>
-            <w:r>
-              <w:rPr>
-                <w:noProof/>
-                <w:webHidden/>
-              </w:rPr>
-              <w:fldChar w:fldCharType="begin"/>
-            </w:r>
-            <w:r>
-              <w:rPr>
-                <w:noProof/>
-                <w:webHidden/>
-              </w:rPr>
-              <w:instrText xml:space="preserve"> PAGEREF _Toc229333956 \h </w:instrText>
-            </w:r>
-            <w:r>
-              <w:rPr>
-                <w:noProof/>
-                <w:webHidden/>
-              </w:rPr>
-            </w:r>
-            <w:r>
-              <w:rPr>
-                <w:noProof/>
-                <w:webHidden/>
-              </w:rPr>
-              <w:fldChar w:fldCharType="separate"/>
-            </w:r>
-            <w:r>
-              <w:rPr>
-                <w:noProof/>
-                <w:webHidden/>
-              </w:rPr>
-              <w:t>14</w:t>
-            </w:r>
-            <w:r>
-              <w:rPr>
-                <w:noProof/>
-                <w:webHidden/>
-              </w:rPr>
-              <w:fldChar w:fldCharType="end"/>
-            </w:r>
-          </w:hyperlink>
-        </w:p>
-        <w:p>
-          <w:pPr>
-            <w:pStyle w:val="20"/>
-            <w:tabs>
-              <w:tab w:val="right" w:leader="dot" w:pos="9350"/>
-            </w:tabs>
-            <w:ind w:left="480"/>
-            <w:rPr>
-              <w:noProof/>
-            </w:rPr>
-          </w:pPr>
-          <w:hyperlink w:anchor="_Toc229333957" w:history="1">
-            <w:r>
-              <w:rPr>
-                <w:rStyle w:val="ac"/>
-                <w:noProof/>
-              </w:rPr>
-              <w:t>7.3 System Usability</w:t>
-            </w:r>
-            <w:r>
-              <w:rPr>
-                <w:noProof/>
-                <w:webHidden/>
-              </w:rPr>
-              <w:tab/>
-            </w:r>
-            <w:r>
-              <w:rPr>
-                <w:noProof/>
-                <w:webHidden/>
-              </w:rPr>
-              <w:fldChar w:fldCharType="begin"/>
-            </w:r>
-            <w:r>
-              <w:rPr>
-                <w:noProof/>
-                <w:webHidden/>
-              </w:rPr>
-              <w:instrText xml:space="preserve"> PAGEREF _Toc229333957 \h </w:instrText>
-            </w:r>
-            <w:r>
-              <w:rPr>
-                <w:noProof/>
-                <w:webHidden/>
-              </w:rPr>
-            </w:r>
-            <w:r>
-              <w:rPr>
-                <w:noProof/>
-                <w:webHidden/>
-              </w:rPr>
-              <w:fldChar w:fldCharType="separate"/>
-            </w:r>
-            <w:r>
-              <w:rPr>
-                <w:noProof/>
-                <w:webHidden/>
-              </w:rPr>
-              <w:t>14</w:t>
-            </w:r>
-            <w:r>
-              <w:rPr>
-                <w:noProof/>
-                <w:webHidden/>
-              </w:rPr>
-              <w:fldChar w:fldCharType="end"/>
-            </w:r>
-          </w:hyperlink>
-        </w:p>
-        <w:p>
-          <w:pPr>
-            <w:pStyle w:val="20"/>
-            <w:tabs>
-              <w:tab w:val="right" w:leader="dot" w:pos="9350"/>
-            </w:tabs>
-            <w:ind w:left="480"/>
-            <w:rPr>
-              <w:noProof/>
-            </w:rPr>
-          </w:pPr>
-          <w:hyperlink w:anchor="_Toc229333958" w:history="1">
-            <w:r>
-              <w:rPr>
-                <w:rStyle w:val="ac"/>
-                <w:noProof/>
-              </w:rPr>
-              <w:t>7.4 Qualitative Feedback</w:t>
-            </w:r>
-            <w:r>
-              <w:rPr>
-                <w:noProof/>
-                <w:webHidden/>
-              </w:rPr>
-              <w:tab/>
-            </w:r>
-            <w:r>
-              <w:rPr>
-                <w:noProof/>
-                <w:webHidden/>
-              </w:rPr>
-              <w:fldChar w:fldCharType="begin"/>
-            </w:r>
-            <w:r>
-              <w:rPr>
-                <w:noProof/>
-                <w:webHidden/>
-              </w:rPr>
-              <w:instrText xml:space="preserve"> PAGEREF _Toc229333958 \h </w:instrText>
-            </w:r>
-            <w:r>
-              <w:rPr>
-                <w:noProof/>
-                <w:webHidden/>
-              </w:rPr>
-            </w:r>
-            <w:r>
-              <w:rPr>
-                <w:noProof/>
-                <w:webHidden/>
-              </w:rPr>
-              <w:fldChar w:fldCharType="separate"/>
-            </w:r>
-            <w:r>
-              <w:rPr>
-                <w:noProof/>
-                <w:webHidden/>
-              </w:rPr>
-              <w:t>14</w:t>
-            </w:r>
-            <w:r>
-              <w:rPr>
-                <w:noProof/>
-                <w:webHidden/>
-              </w:rPr>
-              <w:fldChar w:fldCharType="end"/>
-            </w:r>
-          </w:hyperlink>
-        </w:p>
-        <w:p>
-          <w:pPr>
-            <w:pStyle w:val="10"/>
-            <w:tabs>
-              <w:tab w:val="right" w:leader="dot" w:pos="9350"/>
-            </w:tabs>
-            <w:rPr>
-              <w:noProof/>
-            </w:rPr>
-          </w:pPr>
-          <w:hyperlink w:anchor="_Toc229333959" w:history="1">
-            <w:r>
-              <w:rPr>
-                <w:rStyle w:val="ac"/>
-                <w:noProof/>
-              </w:rPr>
-              <w:t>8. Discussion</w:t>
-            </w:r>
-            <w:r>
-              <w:rPr>
-                <w:noProof/>
-                <w:webHidden/>
-              </w:rPr>
-              <w:tab/>
-            </w:r>
-            <w:r>
-              <w:rPr>
-                <w:noProof/>
-                <w:webHidden/>
-              </w:rPr>
-              <w:fldChar w:fldCharType="begin"/>
-            </w:r>
-            <w:r>
-              <w:rPr>
-                <w:noProof/>
-                <w:webHidden/>
-              </w:rPr>
-              <w:instrText xml:space="preserve"> PAGEREF _Toc229333959 \h </w:instrText>
-            </w:r>
-            <w:r>
-              <w:rPr>
-                <w:noProof/>
-                <w:webHidden/>
-              </w:rPr>
-            </w:r>
-            <w:r>
-              <w:rPr>
-                <w:noProof/>
-                <w:webHidden/>
-              </w:rPr>
-              <w:fldChar w:fldCharType="separate"/>
-            </w:r>
-            <w:r>
-              <w:rPr>
-                <w:noProof/>
-                <w:webHidden/>
-              </w:rPr>
-              <w:t>14</w:t>
-            </w:r>
-            <w:r>
-              <w:rPr>
-                <w:noProof/>
-                <w:webHidden/>
-              </w:rPr>
-              <w:fldChar w:fldCharType="end"/>
-            </w:r>
-          </w:hyperlink>
-        </w:p>
-        <w:p>
-          <w:pPr>
-            <w:pStyle w:val="20"/>
-            <w:tabs>
-              <w:tab w:val="right" w:leader="dot" w:pos="9350"/>
-            </w:tabs>
-            <w:ind w:left="480"/>
-            <w:rPr>
-              <w:noProof/>
-            </w:rPr>
-          </w:pPr>
-          <w:hyperlink w:anchor="_Toc229333960" w:history="1">
-            <w:r>
-              <w:rPr>
-                <w:rStyle w:val="ac"/>
-                <w:noProof/>
-              </w:rPr>
-              <w:t>8.1 Educational Implications</w:t>
-            </w:r>
-            <w:r>
-              <w:rPr>
-                <w:noProof/>
-                <w:webHidden/>
-              </w:rPr>
-              <w:tab/>
-            </w:r>
-            <w:r>
-              <w:rPr>
-                <w:noProof/>
-                <w:webHidden/>
-              </w:rPr>
-              <w:fldChar w:fldCharType="begin"/>
-            </w:r>
-            <w:r>
-              <w:rPr>
-                <w:noProof/>
-                <w:webHidden/>
-              </w:rPr>
-              <w:instrText xml:space="preserve"> PAGEREF _Toc229333960 \h </w:instrText>
-            </w:r>
-            <w:r>
-              <w:rPr>
-                <w:noProof/>
-                <w:webHidden/>
-              </w:rPr>
-            </w:r>
-            <w:r>
-              <w:rPr>
-                <w:noProof/>
-                <w:webHidden/>
-              </w:rPr>
-              <w:fldChar w:fldCharType="separate"/>
-            </w:r>
-            <w:r>
-              <w:rPr>
-                <w:noProof/>
-                <w:webHidden/>
-              </w:rPr>
-              <w:t>14</w:t>
-            </w:r>
-            <w:r>
-              <w:rPr>
-                <w:noProof/>
-                <w:webHidden/>
-              </w:rPr>
-              <w:fldChar w:fldCharType="end"/>
-            </w:r>
-          </w:hyperlink>
-        </w:p>
-        <w:p>
-          <w:pPr>
-            <w:pStyle w:val="20"/>
-            <w:tabs>
-              <w:tab w:val="right" w:leader="dot" w:pos="9350"/>
-            </w:tabs>
-            <w:ind w:left="480"/>
-            <w:rPr>
-              <w:noProof/>
-            </w:rPr>
-          </w:pPr>
-          <w:hyperlink w:anchor="_Toc229333961" w:history="1">
-            <w:r>
-              <w:rPr>
-                <w:rStyle w:val="ac"/>
-                <w:noProof/>
-              </w:rPr>
-              <w:t>8.2 Methodological and Tooling Implications</w:t>
-            </w:r>
-            <w:r>
-              <w:rPr>
-                <w:noProof/>
-                <w:webHidden/>
-              </w:rPr>
-              <w:tab/>
-            </w:r>
-            <w:r>
-              <w:rPr>
-                <w:noProof/>
-                <w:webHidden/>
-              </w:rPr>
-              <w:fldChar w:fldCharType="begin"/>
-            </w:r>
-            <w:r>
-              <w:rPr>
-                <w:noProof/>
-                <w:webHidden/>
-              </w:rPr>
-              <w:instrText xml:space="preserve"> PAGEREF _Toc229333961 \h </w:instrText>
-            </w:r>
-            <w:r>
-              <w:rPr>
-                <w:noProof/>
-                <w:webHidden/>
-              </w:rPr>
-            </w:r>
-            <w:r>
-              <w:rPr>
-                <w:noProof/>
-                <w:webHidden/>
-              </w:rPr>
-              <w:fldChar w:fldCharType="separate"/>
-            </w:r>
-            <w:r>
-              <w:rPr>
-                <w:noProof/>
-                <w:webHidden/>
-              </w:rPr>
-              <w:t>15</w:t>
-            </w:r>
-            <w:r>
-              <w:rPr>
-                <w:noProof/>
-                <w:webHidden/>
-              </w:rPr>
-              <w:fldChar w:fldCharType="end"/>
-            </w:r>
-          </w:hyperlink>
-        </w:p>
-        <w:p>
-          <w:pPr>
-            <w:pStyle w:val="20"/>
-            <w:tabs>
-              <w:tab w:val="right" w:leader="dot" w:pos="9350"/>
-            </w:tabs>
-            <w:ind w:left="480"/>
-            <w:rPr>
-              <w:noProof/>
-            </w:rPr>
-          </w:pPr>
-          <w:hyperlink w:anchor="_Toc229333962" w:history="1">
-            <w:r>
-              <w:rPr>
-                <w:rStyle w:val="ac"/>
-                <w:noProof/>
-              </w:rPr>
-              <w:t>8.3 Limitations</w:t>
-            </w:r>
-            <w:r>
-              <w:rPr>
-                <w:noProof/>
-                <w:webHidden/>
-              </w:rPr>
-              <w:tab/>
-            </w:r>
-            <w:r>
-              <w:rPr>
-                <w:noProof/>
-                <w:webHidden/>
-              </w:rPr>
-              <w:fldChar w:fldCharType="begin"/>
-            </w:r>
-            <w:r>
-              <w:rPr>
-                <w:noProof/>
-                <w:webHidden/>
-              </w:rPr>
-              <w:instrText xml:space="preserve"> PAGEREF _Toc229333962 \h </w:instrText>
-            </w:r>
-            <w:r>
-              <w:rPr>
-                <w:noProof/>
-                <w:webHidden/>
-              </w:rPr>
-            </w:r>
-            <w:r>
-              <w:rPr>
-                <w:noProof/>
-                <w:webHidden/>
-              </w:rPr>
-              <w:fldChar w:fldCharType="separate"/>
-            </w:r>
-            <w:r>
-              <w:rPr>
-                <w:noProof/>
-                <w:webHidden/>
-              </w:rPr>
-              <w:t>15</w:t>
-            </w:r>
-            <w:r>
-              <w:rPr>
-                <w:noProof/>
-                <w:webHidden/>
-              </w:rPr>
-              <w:fldChar w:fldCharType="end"/>
-            </w:r>
-          </w:hyperlink>
-        </w:p>
-        <w:p>
-          <w:pPr>
-            <w:pStyle w:val="20"/>
-            <w:tabs>
-              <w:tab w:val="right" w:leader="dot" w:pos="9350"/>
-            </w:tabs>
-            <w:ind w:left="480"/>
-            <w:rPr>
-              <w:noProof/>
-            </w:rPr>
-          </w:pPr>
-          <w:hyperlink w:anchor="_Toc229333963" w:history="1">
-            <w:r>
-              <w:rPr>
-                <w:rStyle w:val="ac"/>
-                <w:noProof/>
-              </w:rPr>
-              <w:t>8.4 Future Work</w:t>
-            </w:r>
-            <w:r>
-              <w:rPr>
-                <w:noProof/>
-                <w:webHidden/>
-              </w:rPr>
-              <w:tab/>
-            </w:r>
-            <w:r>
-              <w:rPr>
-                <w:noProof/>
-                <w:webHidden/>
-              </w:rPr>
-              <w:fldChar w:fldCharType="begin"/>
-            </w:r>
-            <w:r>
-              <w:rPr>
-                <w:noProof/>
-                <w:webHidden/>
-              </w:rPr>
-              <w:instrText xml:space="preserve"> PAGEREF _Toc229333963 \h </w:instrText>
-            </w:r>
-            <w:r>
-              <w:rPr>
-                <w:noProof/>
-                <w:webHidden/>
-              </w:rPr>
-            </w:r>
-            <w:r>
-              <w:rPr>
-                <w:noProof/>
-                <w:webHidden/>
-              </w:rPr>
-              <w:fldChar w:fldCharType="separate"/>
-            </w:r>
-            <w:r>
-              <w:rPr>
-                <w:noProof/>
-                <w:webHidden/>
-              </w:rPr>
-              <w:t>15</w:t>
-            </w:r>
-            <w:r>
-              <w:rPr>
-                <w:noProof/>
-                <w:webHidden/>
-              </w:rPr>
-              <w:fldChar w:fldCharType="end"/>
-            </w:r>
-          </w:hyperlink>
-        </w:p>
-        <w:p>
-          <w:pPr>
-            <w:pStyle w:val="10"/>
-            <w:tabs>
-              <w:tab w:val="right" w:leader="dot" w:pos="9350"/>
-            </w:tabs>
-            <w:rPr>
-              <w:noProof/>
-            </w:rPr>
-          </w:pPr>
-          <w:hyperlink w:anchor="_Toc229333964" w:history="1">
-            <w:r>
-              <w:rPr>
-                <w:rStyle w:val="ac"/>
-                <w:noProof/>
-              </w:rPr>
-              <w:t>9. Conclusion</w:t>
-            </w:r>
-            <w:r>
-              <w:rPr>
-                <w:noProof/>
-                <w:webHidden/>
-              </w:rPr>
-              <w:tab/>
-            </w:r>
-            <w:r>
-              <w:rPr>
-                <w:noProof/>
-                <w:webHidden/>
-              </w:rPr>
-              <w:fldChar w:fldCharType="begin"/>
-            </w:r>
-            <w:r>
-              <w:rPr>
-                <w:noProof/>
-                <w:webHidden/>
-              </w:rPr>
-              <w:instrText xml:space="preserve"> PAGEREF _Toc229333964 \h </w:instrText>
-            </w:r>
-            <w:r>
-              <w:rPr>
-                <w:noProof/>
-                <w:webHidden/>
-              </w:rPr>
-            </w:r>
-            <w:r>
-              <w:rPr>
-                <w:noProof/>
-                <w:webHidden/>
-              </w:rPr>
-              <w:fldChar w:fldCharType="separate"/>
-            </w:r>
-            <w:r>
-              <w:rPr>
-                <w:noProof/>
-                <w:webHidden/>
-              </w:rPr>
-              <w:t>16</w:t>
-            </w:r>
-            <w:r>
-              <w:rPr>
-                <w:noProof/>
-                <w:webHidden/>
-              </w:rPr>
-              <w:fldChar w:fldCharType="end"/>
-            </w:r>
-          </w:hyperlink>
-        </w:p>
-        <w:p>
-          <w:pPr>
-            <w:pStyle w:val="10"/>
-            <w:tabs>
-              <w:tab w:val="right" w:leader="dot" w:pos="9350"/>
-            </w:tabs>
-            <w:rPr>
-              <w:noProof/>
-            </w:rPr>
-          </w:pPr>
-          <w:hyperlink w:anchor="_Toc229333965" w:history="1">
-            <w:r>
-              <w:rPr>
-                <w:rStyle w:val="ac"/>
-                <w:noProof/>
-              </w:rPr>
-              <w:t>10. Reproducibility</w:t>
-            </w:r>
-            <w:r>
-              <w:rPr>
-                <w:noProof/>
-                <w:webHidden/>
-              </w:rPr>
-              <w:tab/>
-            </w:r>
-            <w:r>
-              <w:rPr>
-                <w:noProof/>
-                <w:webHidden/>
-              </w:rPr>
-              <w:fldChar w:fldCharType="begin"/>
-            </w:r>
-            <w:r>
-              <w:rPr>
-                <w:noProof/>
-                <w:webHidden/>
-              </w:rPr>
-              <w:instrText xml:space="preserve"> PAGEREF _Toc229333965 \h </w:instrText>
-            </w:r>
-            <w:r>
-              <w:rPr>
-                <w:noProof/>
-                <w:webHidden/>
-              </w:rPr>
-            </w:r>
-            <w:r>
-              <w:rPr>
-                <w:noProof/>
-                <w:webHidden/>
-              </w:rPr>
-              <w:fldChar w:fldCharType="separate"/>
-            </w:r>
-            <w:r>
-              <w:rPr>
-                <w:noProof/>
-                <w:webHidden/>
-              </w:rPr>
-              <w:t>16</w:t>
-            </w:r>
-            <w:r>
-              <w:rPr>
-                <w:noProof/>
-                <w:webHidden/>
-              </w:rPr>
-              <w:fldChar w:fldCharType="end"/>
-            </w:r>
-          </w:hyperlink>
-        </w:p>
-        <w:p>
-          <w:pPr>
-            <w:pStyle w:val="10"/>
-            <w:tabs>
-              <w:tab w:val="right" w:leader="dot" w:pos="9350"/>
-            </w:tabs>
-            <w:rPr>
-              <w:noProof/>
-            </w:rPr>
-          </w:pPr>
-          <w:hyperlink w:anchor="_Toc229333966" w:history="1">
-            <w:r>
-              <w:rPr>
-                <w:rStyle w:val="ac"/>
-                <w:noProof/>
-              </w:rPr>
-              <w:t>Acknowledgments</w:t>
-            </w:r>
-            <w:r>
-              <w:rPr>
-                <w:noProof/>
-                <w:webHidden/>
-              </w:rPr>
-              <w:tab/>
-            </w:r>
-            <w:r>
-              <w:rPr>
-                <w:noProof/>
-                <w:webHidden/>
-              </w:rPr>
-              <w:fldChar w:fldCharType="begin"/>
-            </w:r>
-            <w:r>
-              <w:rPr>
-                <w:noProof/>
-                <w:webHidden/>
-              </w:rPr>
-              <w:instrText xml:space="preserve"> PAGEREF _Toc229333966 \h </w:instrText>
-            </w:r>
-            <w:r>
-              <w:rPr>
-                <w:noProof/>
-                <w:webHidden/>
-              </w:rPr>
-            </w:r>
-            <w:r>
-              <w:rPr>
-                <w:noProof/>
-                <w:webHidden/>
-              </w:rPr>
-              <w:fldChar w:fldCharType="separate"/>
-            </w:r>
-            <w:r>
-              <w:rPr>
-                <w:noProof/>
-                <w:webHidden/>
-              </w:rPr>
-              <w:t>17</w:t>
-            </w:r>
-            <w:r>
-              <w:rPr>
-                <w:noProof/>
-                <w:webHidden/>
-              </w:rPr>
-              <w:fldChar w:fldCharType="end"/>
-            </w:r>
-          </w:hyperlink>
-        </w:p>
-        <w:p>
-          <w:pPr>
-            <w:pStyle w:val="10"/>
-            <w:tabs>
-              <w:tab w:val="right" w:leader="dot" w:pos="9350"/>
-            </w:tabs>
-            <w:rPr>
-              <w:noProof/>
-            </w:rPr>
-          </w:pPr>
-          <w:hyperlink w:anchor="_Toc229333967" w:history="1">
-            <w:r>
-              <w:rPr>
-                <w:rStyle w:val="ac"/>
-                <w:noProof/>
-              </w:rPr>
-              <w:t>References</w:t>
-            </w:r>
-            <w:r>
-              <w:rPr>
-                <w:noProof/>
-                <w:webHidden/>
-              </w:rPr>
-              <w:tab/>
-            </w:r>
-            <w:r>
-              <w:rPr>
-                <w:noProof/>
-                <w:webHidden/>
-              </w:rPr>
-              <w:fldChar w:fldCharType="begin"/>
-            </w:r>
-            <w:r>
-              <w:rPr>
-                <w:noProof/>
-                <w:webHidden/>
-              </w:rPr>
-              <w:instrText xml:space="preserve"> PAGEREF _Toc229333967 \h </w:instrText>
-            </w:r>
-            <w:r>
-              <w:rPr>
-                <w:noProof/>
-                <w:webHidden/>
-              </w:rPr>
-            </w:r>
-            <w:r>
-              <w:rPr>
-                <w:noProof/>
-                <w:webHidden/>
-              </w:rPr>
-              <w:fldChar w:fldCharType="separate"/>
-            </w:r>
-            <w:r>
-              <w:rPr>
-                <w:noProof/>
-                <w:webHidden/>
-              </w:rPr>
-              <w:t>17</w:t>
-            </w:r>
-            <w:r>
-              <w:rPr>
-                <w:noProof/>
-                <w:webHidden/>
-              </w:rPr>
-              <w:fldChar w:fldCharType="end"/>
-            </w:r>
-          </w:hyperlink>
-        </w:p>
-        <w:p>
-          <w:pPr>
-            <w:pStyle w:val="10"/>
-            <w:tabs>
-              <w:tab w:val="right" w:leader="dot" w:pos="9350"/>
-            </w:tabs>
-            <w:rPr>
-              <w:noProof/>
-            </w:rPr>
-          </w:pPr>
-          <w:hyperlink w:anchor="_Toc229333968" w:history="1">
-            <w:r>
-              <w:rPr>
-                <w:rStyle w:val="ac"/>
-                <w:noProof/>
-              </w:rPr>
-              <w:t>Appendix A. Screenshots</w:t>
-            </w:r>
-            <w:r>
-              <w:rPr>
-                <w:noProof/>
-                <w:webHidden/>
-              </w:rPr>
-              <w:tab/>
-            </w:r>
-            <w:r>
-              <w:rPr>
-                <w:noProof/>
-                <w:webHidden/>
-              </w:rPr>
-              <w:fldChar w:fldCharType="begin"/>
-            </w:r>
-            <w:r>
-              <w:rPr>
-                <w:noProof/>
-                <w:webHidden/>
-              </w:rPr>
-              <w:instrText xml:space="preserve"> PAGEREF _Toc229333968 \h </w:instrText>
-            </w:r>
-            <w:r>
-              <w:rPr>
-                <w:noProof/>
-                <w:webHidden/>
-              </w:rPr>
-            </w:r>
-            <w:r>
-              <w:rPr>
-                <w:noProof/>
-                <w:webHidden/>
-              </w:rPr>
-              <w:fldChar w:fldCharType="separate"/>
-            </w:r>
-            <w:r>
-              <w:rPr>
-                <w:noProof/>
-                <w:webHidden/>
-              </w:rPr>
-              <w:t>18</w:t>
-            </w:r>
-            <w:r>
-              <w:rPr>
-                <w:noProof/>
-                <w:webHidden/>
-              </w:rPr>
-              <w:fldChar w:fldCharType="end"/>
-            </w:r>
-          </w:hyperlink>
-        </w:p>
-        <w:p>
-          <w:pPr>
-            <w:pStyle w:val="10"/>
-            <w:tabs>
-              <w:tab w:val="right" w:leader="dot" w:pos="9350"/>
-            </w:tabs>
-            <w:rPr>
-              <w:noProof/>
-            </w:rPr>
-          </w:pPr>
-          <w:hyperlink w:anchor="_Toc229333969" w:history="1">
-            <w:r>
-              <w:rPr>
-                <w:rStyle w:val="ac"/>
-                <w:noProof/>
-              </w:rPr>
-              <w:t>Appendix B. Evaluation Materials</w:t>
-            </w:r>
-            <w:r>
-              <w:rPr>
-                <w:noProof/>
-                <w:webHidden/>
-              </w:rPr>
-              <w:tab/>
-            </w:r>
-            <w:r>
-              <w:rPr>
-                <w:noProof/>
-                <w:webHidden/>
-              </w:rPr>
-              <w:fldChar w:fldCharType="begin"/>
-            </w:r>
-            <w:r>
-              <w:rPr>
-                <w:noProof/>
-                <w:webHidden/>
-              </w:rPr>
-              <w:instrText xml:space="preserve"> PAGEREF _Toc229333969 \h </w:instrText>
-            </w:r>
-            <w:r>
-              <w:rPr>
-                <w:noProof/>
-                <w:webHidden/>
-              </w:rPr>
-            </w:r>
-            <w:r>
-              <w:rPr>
-                <w:noProof/>
-                <w:webHidden/>
-              </w:rPr>
-              <w:fldChar w:fldCharType="separate"/>
-            </w:r>
-            <w:r>
-              <w:rPr>
-                <w:noProof/>
-                <w:webHidden/>
-              </w:rPr>
-              <w:t>18</w:t>
-            </w:r>
-            <w:r>
-              <w:rPr>
-                <w:noProof/>
-                <w:webHidden/>
-              </w:rPr>
-              <w:fldChar w:fldCharType="end"/>
-            </w:r>
-          </w:hyperlink>
-        </w:p>
-        <w:p>
-          <w:pPr>
-            <w:pStyle w:val="20"/>
-            <w:tabs>
-              <w:tab w:val="right" w:leader="dot" w:pos="9350"/>
-            </w:tabs>
-            <w:ind w:left="480"/>
-            <w:rPr>
-              <w:noProof/>
-            </w:rPr>
-          </w:pPr>
-          <w:hyperlink w:anchor="_Toc229333970" w:history="1">
-            <w:r>
-              <w:rPr>
-                <w:rStyle w:val="ac"/>
-                <w:noProof/>
-              </w:rPr>
-              <w:t>B.1 Excerpt list (form-identification task)</w:t>
-            </w:r>
-            <w:r>
-              <w:rPr>
-                <w:noProof/>
-                <w:webHidden/>
-              </w:rPr>
-              <w:tab/>
-            </w:r>
-            <w:r>
-              <w:rPr>
-                <w:noProof/>
-                <w:webHidden/>
-              </w:rPr>
-              <w:fldChar w:fldCharType="begin"/>
-            </w:r>
-            <w:r>
-              <w:rPr>
-                <w:noProof/>
-                <w:webHidden/>
-              </w:rPr>
-              <w:instrText xml:space="preserve"> PAGEREF _Toc229333970 \h </w:instrText>
-            </w:r>
-            <w:r>
-              <w:rPr>
-                <w:noProof/>
-                <w:webHidden/>
-              </w:rPr>
-            </w:r>
-            <w:r>
-              <w:rPr>
-                <w:noProof/>
-                <w:webHidden/>
-              </w:rPr>
-              <w:fldChar w:fldCharType="separate"/>
-            </w:r>
-            <w:r>
-              <w:rPr>
-                <w:noProof/>
-                <w:webHidden/>
-              </w:rPr>
-              <w:t>18</w:t>
-            </w:r>
-            <w:r>
-              <w:rPr>
-                <w:noProof/>
-                <w:webHidden/>
-              </w:rPr>
-              <w:fldChar w:fldCharType="end"/>
-            </w:r>
-          </w:hyperlink>
-        </w:p>
-        <w:p>
-          <w:pPr>
-            <w:pStyle w:val="20"/>
-            <w:tabs>
-              <w:tab w:val="right" w:leader="dot" w:pos="9350"/>
-            </w:tabs>
-            <w:ind w:left="480"/>
-            <w:rPr>
-              <w:noProof/>
-            </w:rPr>
-          </w:pPr>
-          <w:hyperlink w:anchor="_Toc229333971" w:history="1">
-            <w:r>
-              <w:rPr>
-                <w:rStyle w:val="ac"/>
-                <w:noProof/>
-              </w:rPr>
-              <w:t>B.2 Free-response coding criteria</w:t>
-            </w:r>
-            <w:r>
-              <w:rPr>
-                <w:noProof/>
-                <w:webHidden/>
-              </w:rPr>
-              <w:tab/>
-            </w:r>
-            <w:r>
-              <w:rPr>
-                <w:noProof/>
-                <w:webHidden/>
-              </w:rPr>
-              <w:fldChar w:fldCharType="begin"/>
-            </w:r>
-            <w:r>
-              <w:rPr>
-                <w:noProof/>
-                <w:webHidden/>
-              </w:rPr>
-              <w:instrText xml:space="preserve"> PAGEREF _Toc229333971 \h </w:instrText>
-            </w:r>
-            <w:r>
-              <w:rPr>
-                <w:noProof/>
-                <w:webHidden/>
-              </w:rPr>
-            </w:r>
-            <w:r>
-              <w:rPr>
-                <w:noProof/>
-                <w:webHidden/>
-              </w:rPr>
-              <w:fldChar w:fldCharType="separate"/>
-            </w:r>
-            <w:r>
-              <w:rPr>
-                <w:noProof/>
-                <w:webHidden/>
-              </w:rPr>
-              <w:t>19</w:t>
-            </w:r>
-            <w:r>
-              <w:rPr>
-                <w:noProof/>
-                <w:webHidden/>
-              </w:rPr>
-              <w:fldChar w:fldCharType="end"/>
-            </w:r>
-          </w:hyperlink>
-        </w:p>
-        <w:p>
-          <w:pPr>
-            <w:pStyle w:val="20"/>
-            <w:tabs>
-              <w:tab w:val="right" w:leader="dot" w:pos="9350"/>
-            </w:tabs>
-            <w:ind w:left="480"/>
-            <w:rPr>
-              <w:noProof/>
-            </w:rPr>
-          </w:pPr>
-          <w:hyperlink w:anchor="_Toc229333972" w:history="1">
-            <w:r>
-              <w:rPr>
-                <w:rStyle w:val="ac"/>
-                <w:noProof/>
-              </w:rPr>
-              <w:t>B.3 SUS</w:t>
-            </w:r>
-            <w:r>
-              <w:rPr>
-                <w:noProof/>
-                <w:webHidden/>
-              </w:rPr>
-              <w:tab/>
-            </w:r>
-            <w:r>
-              <w:rPr>
-                <w:noProof/>
-                <w:webHidden/>
-              </w:rPr>
-              <w:fldChar w:fldCharType="begin"/>
-            </w:r>
-            <w:r>
-              <w:rPr>
-                <w:noProof/>
-                <w:webHidden/>
-              </w:rPr>
-              <w:instrText xml:space="preserve"> PAGEREF _Toc229333972 \h </w:instrText>
-            </w:r>
-            <w:r>
-              <w:rPr>
-                <w:noProof/>
-                <w:webHidden/>
-              </w:rPr>
-            </w:r>
-            <w:r>
-              <w:rPr>
-                <w:noProof/>
-                <w:webHidden/>
-              </w:rPr>
-              <w:fldChar w:fldCharType="separate"/>
-            </w:r>
-            <w:r>
-              <w:rPr>
-                <w:noProof/>
-                <w:webHidden/>
-              </w:rPr>
-              <w:t>19</w:t>
-            </w:r>
-            <w:r>
-              <w:rPr>
-                <w:noProof/>
-                <w:webHidden/>
-              </w:rPr>
-              <w:fldChar w:fldCharType="end"/>
-            </w:r>
-          </w:hyperlink>
-        </w:p>
-        <w:p>
-          <w:r>
-            <w:fldChar w:fldCharType="end"/>
-          </w:r>
-        </w:p>
-      </w:sdtContent>
-    </w:sdt>
     <w:p>
       <w:pPr>
         <w:pStyle w:val="1"/>
       </w:pPr>
       <w:bookmarkStart w:id="0" w:name="abstract"/>
-      <w:bookmarkStart w:id="1" w:name="_Toc229333923"/>
       <w:r>
         <w:t>Abstract</w:t>
       </w:r>
-      <w:bookmarkEnd w:id="1"/>
     </w:p>
     <w:p>
       <w:pPr>
@@ -3571,18 +89,15 @@
         <w:t>timeupdate</w:t>
       </w:r>
       <w:r>
-        <w:t xml:space="preserve"> event, (3) overlays section and theme labels in a two-level color hierarchy directly onto the score, and (4) supports section jumping, looped listening, playback-speed control, and keyboard shortcuts. </w:t>
-      </w:r>
+        <w:t xml:space="preserve"> event, (3) overlays section and theme labels in a two-level color hierarchy directly onto the score, and (4) supports section jumping, looped listening, playback-speed control, and keyboard shortcuts. A WebAudio metronome demo mode allows the formal visualization to function even without an audio file, addressing the copyright-sensitivity of classroom use.</w:t>
+      </w:r>
+    </w:p>
+    <w:p>
+      <w:pPr>
+        <w:pStyle w:val="a0"/>
+      </w:pPr>
       <w:r>
         <w:lastRenderedPageBreak/>
-        <w:t>A WebAudio metronome demo mode allows the formal visualization to function even without an audio file, addressing the copyright-sensitivity of classroom use.</w:t>
-      </w:r>
-    </w:p>
-    <w:p>
-      <w:pPr>
-        <w:pStyle w:val="a0"/>
-      </w:pPr>
-      <w:r>
         <w:t xml:space="preserve">A pre/post evaluation with N=18 undergraduate music-education majors showed a significant gain in formal-identification accuracy (47.2% → 71.8%, </w:t>
       </w:r>
       <w:r>
@@ -3658,24 +173,20 @@
       <w:pPr>
         <w:pStyle w:val="1"/>
       </w:pPr>
-      <w:bookmarkStart w:id="2" w:name="Xe3d0fc0bea9a42ce7605565d0964033d7f6ee47"/>
-      <w:bookmarkStart w:id="3" w:name="_Toc229333924"/>
+      <w:bookmarkStart w:id="1" w:name="Xe3d0fc0bea9a42ce7605565d0964033d7f6ee47"/>
       <w:bookmarkEnd w:id="0"/>
       <w:r>
         <w:t>1. Introduction</w:t>
       </w:r>
-      <w:bookmarkEnd w:id="3"/>
     </w:p>
     <w:p>
       <w:pPr>
         <w:pStyle w:val="2"/>
       </w:pPr>
-      <w:bookmarkStart w:id="4" w:name="X1bf71e34a5475eafa7691d512243933c189287b"/>
-      <w:bookmarkStart w:id="5" w:name="_Toc229333925"/>
+      <w:bookmarkStart w:id="2" w:name="X1bf71e34a5475eafa7691d512243933c189287b"/>
       <w:r>
         <w:t>1.1 Motivation</w:t>
       </w:r>
-      <w:bookmarkEnd w:id="5"/>
     </w:p>
     <w:p>
       <w:pPr>
@@ -3701,7 +212,6 @@
           <w:b/>
           <w:bCs/>
         </w:rPr>
-        <w:lastRenderedPageBreak/>
         <w:t>The temporal–spatial gap.</w:t>
       </w:r>
       <w:r>
@@ -3740,6 +250,7 @@
           <w:b/>
           <w:bCs/>
         </w:rPr>
+        <w:lastRenderedPageBreak/>
         <w:t>Flattening of hierarchy.</w:t>
       </w:r>
       <w:r>
@@ -3789,13 +300,11 @@
       <w:pPr>
         <w:pStyle w:val="2"/>
       </w:pPr>
-      <w:bookmarkStart w:id="6" w:name="Xe2513cbe4cec0b433ad043d7a2d5bcba3139b87"/>
-      <w:bookmarkStart w:id="7" w:name="_Toc229333926"/>
-      <w:bookmarkEnd w:id="4"/>
+      <w:bookmarkStart w:id="3" w:name="Xe2513cbe4cec0b433ad043d7a2d5bcba3139b87"/>
+      <w:bookmarkEnd w:id="2"/>
       <w:r>
         <w:t>1.2 Research Questions</w:t>
       </w:r>
-      <w:bookmarkEnd w:id="7"/>
     </w:p>
     <w:p>
       <w:pPr>
@@ -3858,13 +367,11 @@
       <w:pPr>
         <w:pStyle w:val="2"/>
       </w:pPr>
-      <w:bookmarkStart w:id="8" w:name="Xb1c59bf1c3438cfd31a3fec8cade6ebe9aa841c"/>
-      <w:bookmarkStart w:id="9" w:name="_Toc229333927"/>
-      <w:bookmarkEnd w:id="6"/>
+      <w:bookmarkStart w:id="4" w:name="Xb1c59bf1c3438cfd31a3fec8cade6ebe9aa841c"/>
+      <w:bookmarkEnd w:id="3"/>
       <w:r>
         <w:t>1.3 Contributions</w:t>
       </w:r>
-      <w:bookmarkEnd w:id="9"/>
     </w:p>
     <w:p>
       <w:pPr>
@@ -3887,13 +394,11 @@
           <w:b/>
           <w:bCs/>
         </w:rPr>
+        <w:lastRenderedPageBreak/>
         <w:t>A learner-facing open-source tool</w:t>
       </w:r>
       <w:r>
-        <w:t xml:space="preserve"> that synchronizes score, audio, </w:t>
-      </w:r>
-      <w:r>
-        <w:t>and a hierarchical formal-analysis layer in the browser, requiring only a single external dependency.</w:t>
+        <w:t xml:space="preserve"> that synchronizes score, audio, and a hierarchical formal-analysis layer in the browser, requiring only a single external dependency.</w:t>
       </w:r>
     </w:p>
     <w:p>
@@ -3938,35 +443,28 @@
       <w:pPr>
         <w:pStyle w:val="1"/>
       </w:pPr>
-      <w:bookmarkStart w:id="10" w:name="X619ba3478f1480a9208e2b421efeeeaa187dd54"/>
-      <w:bookmarkStart w:id="11" w:name="_Toc229333928"/>
-      <w:bookmarkEnd w:id="2"/>
-      <w:bookmarkEnd w:id="8"/>
+      <w:bookmarkStart w:id="5" w:name="X619ba3478f1480a9208e2b421efeeeaa187dd54"/>
+      <w:bookmarkEnd w:id="1"/>
+      <w:bookmarkEnd w:id="4"/>
       <w:r>
         <w:t>2. Background</w:t>
       </w:r>
-      <w:bookmarkEnd w:id="11"/>
     </w:p>
     <w:p>
       <w:pPr>
         <w:pStyle w:val="2"/>
       </w:pPr>
-      <w:bookmarkStart w:id="12" w:name="X636afad0aabef8e19e5b2a066aedeb36b31e26b"/>
-      <w:bookmarkStart w:id="13" w:name="_Toc229333929"/>
+      <w:bookmarkStart w:id="6" w:name="X636afad0aabef8e19e5b2a066aedeb36b31e26b"/>
       <w:r>
         <w:t>2.1 Hierarchical Analysis of Sonata Form</w:t>
       </w:r>
-      <w:bookmarkEnd w:id="13"/>
     </w:p>
     <w:p>
       <w:pPr>
         <w:pStyle w:val="FirstParagraph"/>
       </w:pPr>
       <w:r>
-        <w:t xml:space="preserve">We adopt a two-level hierarchy that combines the rotational perspective </w:t>
-      </w:r>
-      <w:r>
-        <w:t>of Sonata Theory (Hepokoski &amp; Darcy, 2006) with the formal-function account of Caplin (1998).</w:t>
+        <w:t>We adopt a two-level hierarchy that combines the rotational perspective of Sonata Theory (Hepokoski &amp; Darcy, 2006) with the formal-function account of Caplin (1998).</w:t>
       </w:r>
     </w:p>
     <w:p>
@@ -4074,6 +572,7 @@
         </w:numPr>
       </w:pPr>
       <w:r>
+        <w:lastRenderedPageBreak/>
         <w:t>S (Secondary theme zone)</w:t>
       </w:r>
     </w:p>
@@ -4131,13 +630,11 @@
       <w:pPr>
         <w:pStyle w:val="2"/>
       </w:pPr>
-      <w:bookmarkStart w:id="14" w:name="Xcdbd97658319399ff5ffd3a85fd0bd39d0734e1"/>
-      <w:bookmarkStart w:id="15" w:name="_Toc229333930"/>
-      <w:bookmarkEnd w:id="12"/>
+      <w:bookmarkStart w:id="7" w:name="Xcdbd97658319399ff5ffd3a85fd0bd39d0734e1"/>
+      <w:bookmarkEnd w:id="6"/>
       <w:r>
         <w:t>2.2 Dual Coding and the Cognitive Theory of Multimedia Learning</w:t>
       </w:r>
-      <w:bookmarkEnd w:id="15"/>
     </w:p>
     <w:p>
       <w:pPr>
@@ -4403,13 +900,11 @@
       <w:pPr>
         <w:pStyle w:val="2"/>
       </w:pPr>
-      <w:bookmarkStart w:id="16" w:name="X6784453bfb3fc20011e6020596635d203a2a71e"/>
-      <w:bookmarkStart w:id="17" w:name="_Toc229333931"/>
-      <w:bookmarkEnd w:id="14"/>
+      <w:bookmarkStart w:id="8" w:name="X6784453bfb3fc20011e6020596635d203a2a71e"/>
+      <w:bookmarkEnd w:id="7"/>
       <w:r>
         <w:t>2.3 Active Learning and Comparative Listening</w:t>
       </w:r>
-      <w:bookmarkEnd w:id="17"/>
     </w:p>
     <w:p>
       <w:pPr>
@@ -4436,7 +931,11 @@
         <w:t>active comparison</w:t>
       </w:r>
       <w:r>
-        <w:t xml:space="preserve">. The present tool therefore supports section-level jumping, section looping, playback-speed control, and keyboard shortcuts so that learners can perform </w:t>
+        <w:t xml:space="preserve">. The present tool therefore supports section-level jumping, section looping, playback-speed control, and keyboard shortcuts so </w:t>
+      </w:r>
+      <w:r>
+        <w:lastRenderedPageBreak/>
+        <w:t xml:space="preserve">that learners can perform </w:t>
       </w:r>
       <w:r>
         <w:rPr>
@@ -4453,13 +952,11 @@
       <w:pPr>
         <w:pStyle w:val="2"/>
       </w:pPr>
-      <w:bookmarkStart w:id="18" w:name="Xf4d637e68613cffa17c84978bce4794819ef246"/>
-      <w:bookmarkStart w:id="19" w:name="_Toc229333932"/>
-      <w:bookmarkEnd w:id="16"/>
+      <w:bookmarkStart w:id="9" w:name="Xf4d637e68613cffa17c84978bce4794819ef246"/>
+      <w:bookmarkEnd w:id="8"/>
       <w:r>
         <w:t>2.4 Related Tools</w:t>
       </w:r>
-      <w:bookmarkEnd w:id="19"/>
     </w:p>
     <w:p>
       <w:pPr>
@@ -5464,6 +1961,7 @@
         <w:pStyle w:val="a0"/>
       </w:pPr>
       <w:r>
+        <w:lastRenderedPageBreak/>
         <w:t xml:space="preserve">To our knowledge, this is the first </w:t>
       </w:r>
       <w:r>
@@ -5481,25 +1979,21 @@
       <w:pPr>
         <w:pStyle w:val="1"/>
       </w:pPr>
-      <w:bookmarkStart w:id="20" w:name="X22b19702d34576da8b32320cefe87a134a1534c"/>
-      <w:bookmarkStart w:id="21" w:name="_Toc229333933"/>
-      <w:bookmarkEnd w:id="10"/>
-      <w:bookmarkEnd w:id="18"/>
+      <w:bookmarkStart w:id="10" w:name="X22b19702d34576da8b32320cefe87a134a1534c"/>
+      <w:bookmarkEnd w:id="5"/>
+      <w:bookmarkEnd w:id="9"/>
       <w:r>
         <w:t>3. Case Piece: Mozart's K. 545, Movement I</w:t>
       </w:r>
-      <w:bookmarkEnd w:id="21"/>
     </w:p>
     <w:p>
       <w:pPr>
         <w:pStyle w:val="2"/>
       </w:pPr>
-      <w:bookmarkStart w:id="22" w:name="X90037fffeb0517eb9be28959be4b42079adccec"/>
-      <w:bookmarkStart w:id="23" w:name="_Toc229333934"/>
+      <w:bookmarkStart w:id="11" w:name="X90037fffeb0517eb9be28959be4b42079adccec"/>
       <w:r>
         <w:t>3.1 Overview</w:t>
       </w:r>
-      <w:bookmarkEnd w:id="23"/>
     </w:p>
     <w:p>
       <w:pPr>
@@ -5543,13 +2037,11 @@
       <w:pPr>
         <w:pStyle w:val="2"/>
       </w:pPr>
-      <w:bookmarkStart w:id="24" w:name="X5114b9a8810654ce1b996f5cb0cc61b16e32533"/>
-      <w:bookmarkStart w:id="25" w:name="_Toc229333935"/>
-      <w:bookmarkEnd w:id="22"/>
+      <w:bookmarkStart w:id="12" w:name="X5114b9a8810654ce1b996f5cb0cc61b16e32533"/>
+      <w:bookmarkEnd w:id="11"/>
       <w:r>
         <w:t>3.2 Formal Analysis</w:t>
       </w:r>
-      <w:bookmarkEnd w:id="25"/>
     </w:p>
     <w:p>
       <w:pPr>
@@ -6854,13 +3346,11 @@
       <w:pPr>
         <w:pStyle w:val="2"/>
       </w:pPr>
-      <w:bookmarkStart w:id="26" w:name="X22345862c5d429ecd2382d6ef2da7ccf6968f1d"/>
-      <w:bookmarkStart w:id="27" w:name="_Toc229333936"/>
-      <w:bookmarkEnd w:id="24"/>
+      <w:bookmarkStart w:id="13" w:name="X22345862c5d429ecd2382d6ef2da7ccf6968f1d"/>
+      <w:bookmarkEnd w:id="12"/>
       <w:r>
         <w:t>3.3 Pedagogical Significance: The Subdominant Recapitulation</w:t>
       </w:r>
-      <w:bookmarkEnd w:id="27"/>
     </w:p>
     <w:p>
       <w:pPr>
@@ -6923,7 +3413,10 @@
         <w:t>tonal goal</w:t>
       </w:r>
       <w:r>
-        <w:t xml:space="preserve"> of the recapitulation — by shifting the starting key. This is not a "rule broken" but a "rule satisfied through rearrangement," and it offers a striking lesson that musical form is </w:t>
+        <w:t xml:space="preserve"> of the </w:t>
+      </w:r>
+      <w:r>
+        <w:t xml:space="preserve">recapitulation — by shifting the starting key. This is not a "rule broken" but a "rule satisfied through rearrangement," and it offers a striking lesson that musical form is </w:t>
       </w:r>
       <w:r>
         <w:rPr>
@@ -6965,6 +3458,7 @@
         </w:numPr>
       </w:pPr>
       <w:r>
+        <w:lastRenderedPageBreak/>
         <w:t>The analysis pane auto-renders a meta-pedagogical hint: "Subdominant recapitulation — a key teaching point."</w:t>
       </w:r>
     </w:p>
@@ -6984,25 +3478,21 @@
       <w:pPr>
         <w:pStyle w:val="1"/>
       </w:pPr>
-      <w:bookmarkStart w:id="28" w:name="X931ba28faf84dd02b36c362d702d1bc58709915"/>
-      <w:bookmarkStart w:id="29" w:name="_Toc229333937"/>
-      <w:bookmarkEnd w:id="20"/>
-      <w:bookmarkEnd w:id="26"/>
+      <w:bookmarkStart w:id="14" w:name="X931ba28faf84dd02b36c362d702d1bc58709915"/>
+      <w:bookmarkEnd w:id="10"/>
+      <w:bookmarkEnd w:id="13"/>
       <w:r>
         <w:t>4. System Design</w:t>
       </w:r>
-      <w:bookmarkEnd w:id="29"/>
     </w:p>
     <w:p>
       <w:pPr>
         <w:pStyle w:val="2"/>
       </w:pPr>
-      <w:bookmarkStart w:id="30" w:name="X9de8e5b45ce68f346b1cc38c139307b75b6baf5"/>
-      <w:bookmarkStart w:id="31" w:name="_Toc229333938"/>
+      <w:bookmarkStart w:id="15" w:name="X9de8e5b45ce68f346b1cc38c139307b75b6baf5"/>
       <w:r>
         <w:t>4.1 Design Principles</w:t>
       </w:r>
-      <w:bookmarkEnd w:id="31"/>
     </w:p>
     <w:p>
       <w:pPr>
@@ -7318,13 +3808,11 @@
       <w:pPr>
         <w:pStyle w:val="2"/>
       </w:pPr>
-      <w:bookmarkStart w:id="32" w:name="X15d66123ba36ad77d4b76862583d779c64c85de"/>
-      <w:bookmarkStart w:id="33" w:name="_Toc229333939"/>
-      <w:bookmarkEnd w:id="30"/>
+      <w:bookmarkStart w:id="16" w:name="X15d66123ba36ad77d4b76862583d779c64c85de"/>
+      <w:bookmarkEnd w:id="15"/>
       <w:r>
         <w:t>4.2 Architecture</w:t>
       </w:r>
-      <w:bookmarkEnd w:id="33"/>
     </w:p>
     <w:p>
       <w:pPr>
@@ -7360,6 +3848,7 @@
         <w:rPr>
           <w:rStyle w:val="VerbatimChar"/>
         </w:rPr>
+        <w:lastRenderedPageBreak/>
         <w:t>│    sonata_structure.json     measure_times.json         │</w:t>
       </w:r>
       <w:r>
@@ -7519,7 +4008,13 @@
         <w:rPr>
           <w:rStyle w:val="VerbatimChar"/>
         </w:rPr>
-        <w:t>│                 Interaction Layer                       │</w:t>
+        <w:t xml:space="preserve">│                 Interaction Layer    </w:t>
+      </w:r>
+      <w:r>
+        <w:rPr>
+          <w:rStyle w:val="VerbatimChar"/>
+        </w:rPr>
+        <w:t xml:space="preserve">                   │</w:t>
       </w:r>
       <w:r>
         <w:br/>
@@ -7544,13 +4039,11 @@
       <w:pPr>
         <w:pStyle w:val="2"/>
       </w:pPr>
-      <w:bookmarkStart w:id="34" w:name="X08bfe69c9bda8b49e28ab7e12a88087f3f094ec"/>
-      <w:bookmarkStart w:id="35" w:name="_Toc229333940"/>
-      <w:bookmarkEnd w:id="32"/>
+      <w:bookmarkStart w:id="17" w:name="X08bfe69c9bda8b49e28ab7e12a88087f3f094ec"/>
+      <w:bookmarkEnd w:id="16"/>
       <w:r>
         <w:t>4.3 Data Schema</w:t>
       </w:r>
-      <w:bookmarkEnd w:id="35"/>
     </w:p>
     <w:p>
       <w:pPr>
@@ -7757,6 +4250,7 @@
         <w:rPr>
           <w:rStyle w:val="NormalTok"/>
         </w:rPr>
+        <w:lastRenderedPageBreak/>
         <w:t xml:space="preserve">    </w:t>
       </w:r>
       <w:r>
@@ -8561,19 +5055,17 @@
       <w:pPr>
         <w:pStyle w:val="2"/>
       </w:pPr>
-      <w:bookmarkStart w:id="36" w:name="X302df813eec71695f042125274d58a1663ea74d"/>
-      <w:bookmarkStart w:id="37" w:name="_Toc229333941"/>
-      <w:bookmarkEnd w:id="34"/>
+      <w:bookmarkStart w:id="18" w:name="X302df813eec71695f042125274d58a1663ea74d"/>
+      <w:bookmarkEnd w:id="17"/>
       <w:r>
         <w:t>4.4 Synchronization Algorithm</w:t>
       </w:r>
-      <w:bookmarkEnd w:id="37"/>
     </w:p>
     <w:p>
       <w:pPr>
         <w:pStyle w:val="3"/>
       </w:pPr>
-      <w:bookmarkStart w:id="38" w:name="X44a98a8969a02e0fcdffe4661f7908cd6f318d6"/>
+      <w:bookmarkStart w:id="19" w:name="X44a98a8969a02e0fcdffe4661f7908cd6f318d6"/>
       <w:r>
         <w:t>4.4.1 Time → Measure</w:t>
       </w:r>
@@ -8796,6 +5288,7 @@
         <w:rPr>
           <w:rStyle w:val="NormalTok"/>
         </w:rPr>
+        <w:lastRenderedPageBreak/>
         <w:t xml:space="preserve">    </w:t>
       </w:r>
       <w:r>
@@ -9111,8 +5604,8 @@
       <w:pPr>
         <w:pStyle w:val="3"/>
       </w:pPr>
-      <w:bookmarkStart w:id="39" w:name="X8b4e0d240d38147b5693e4ec9bd82e93db77856"/>
-      <w:bookmarkEnd w:id="38"/>
+      <w:bookmarkStart w:id="20" w:name="X8b4e0d240d38147b5693e4ec9bd82e93db77856"/>
+      <w:bookmarkEnd w:id="19"/>
       <w:r>
         <w:t>4.4.2 Measure → Section / Theme</w:t>
       </w:r>
@@ -9131,18 +5624,15 @@
         <w:t>structure.sections[].themes[]</w:t>
       </w:r>
       <w:r>
-        <w:t xml:space="preserve"> returns the first </w:t>
-      </w:r>
-      <w:r>
-        <w:t>match. For 73 measures this completes within microseconds, making caching unnecessary.</w:t>
+        <w:t xml:space="preserve"> returns the first match. For 73 measures this completes within microseconds, making caching unnecessary.</w:t>
       </w:r>
     </w:p>
     <w:p>
       <w:pPr>
         <w:pStyle w:val="3"/>
       </w:pPr>
-      <w:bookmarkStart w:id="40" w:name="X0619087a562f7f505b9951ff47cf90377f8b85c"/>
-      <w:bookmarkEnd w:id="39"/>
+      <w:bookmarkStart w:id="21" w:name="X0619087a562f7f505b9951ff47cf90377f8b85c"/>
+      <w:bookmarkEnd w:id="20"/>
       <w:r>
         <w:t>4.4.3 Practical Accuracy of Measure–Time Mapping</w:t>
       </w:r>
@@ -9562,6 +6052,7 @@
         <w:pStyle w:val="FirstParagraph"/>
       </w:pPr>
       <w:r>
+        <w:lastRenderedPageBreak/>
         <w:t>This linear correction can yield ±0.5 s alignment error in tempo-flexible performances; for classroom-level form identification it is sufficient (Goto, 2006). Future work will integrate score-audio alignment in the manner of Nakamura et al. (2017) for performance- specific accuracy.</w:t>
       </w:r>
     </w:p>
@@ -9569,14 +6060,12 @@
       <w:pPr>
         <w:pStyle w:val="2"/>
       </w:pPr>
-      <w:bookmarkStart w:id="41" w:name="X65073c4485f33f4613201d3117deb1ee1dc92e2"/>
-      <w:bookmarkStart w:id="42" w:name="_Toc229333942"/>
-      <w:bookmarkEnd w:id="36"/>
-      <w:bookmarkEnd w:id="40"/>
+      <w:bookmarkStart w:id="22" w:name="X65073c4485f33f4613201d3117deb1ee1dc92e2"/>
+      <w:bookmarkEnd w:id="18"/>
+      <w:bookmarkEnd w:id="21"/>
       <w:r>
         <w:t>4.5 Visual Encoding</w:t>
       </w:r>
-      <w:bookmarkEnd w:id="42"/>
     </w:p>
     <w:p>
       <w:pPr>
@@ -9939,13 +6428,7 @@
               <w:rPr>
                 <w:sz w:val="22"/>
               </w:rPr>
-              <w:t xml:space="preserve"> </w:t>
-            </w:r>
-            <w:r>
-              <w:rPr>
-                <w:sz w:val="22"/>
-              </w:rPr>
-              <w:t>(pastel green)</w:t>
+              <w:t xml:space="preserve"> (pastel green)</w:t>
             </w:r>
           </w:p>
         </w:tc>
@@ -10018,7 +6501,13 @@
               <w:rPr>
                 <w:sz w:val="22"/>
               </w:rPr>
-              <w:t xml:space="preserve"> (pastel violet)</w:t>
+              <w:t xml:space="preserve"> </w:t>
+            </w:r>
+            <w:r>
+              <w:rPr>
+                <w:sz w:val="22"/>
+              </w:rPr>
+              <w:t>(pastel violet)</w:t>
             </w:r>
           </w:p>
         </w:tc>
@@ -10121,25 +6610,21 @@
       <w:pPr>
         <w:pStyle w:val="1"/>
       </w:pPr>
-      <w:bookmarkStart w:id="43" w:name="X46d7d1d5105128ac6809b89aa63ce48805167cf"/>
-      <w:bookmarkStart w:id="44" w:name="_Toc229333943"/>
-      <w:bookmarkEnd w:id="28"/>
-      <w:bookmarkEnd w:id="41"/>
+      <w:bookmarkStart w:id="23" w:name="X46d7d1d5105128ac6809b89aa63ce48805167cf"/>
+      <w:bookmarkEnd w:id="14"/>
+      <w:bookmarkEnd w:id="22"/>
       <w:r>
         <w:t>5. Implementation</w:t>
       </w:r>
-      <w:bookmarkEnd w:id="44"/>
     </w:p>
     <w:p>
       <w:pPr>
         <w:pStyle w:val="2"/>
       </w:pPr>
-      <w:bookmarkStart w:id="45" w:name="X85f22ce8108fdac68fd2e3b2fb5b24980e3236d"/>
-      <w:bookmarkStart w:id="46" w:name="_Toc229333944"/>
+      <w:bookmarkStart w:id="24" w:name="X85f22ce8108fdac68fd2e3b2fb5b24980e3236d"/>
       <w:r>
         <w:t>5.1 Stack</w:t>
       </w:r>
-      <w:bookmarkEnd w:id="46"/>
     </w:p>
     <w:p>
       <w:pPr>
@@ -10192,6 +6677,7 @@
           <w:b/>
           <w:bCs/>
         </w:rPr>
+        <w:lastRenderedPageBreak/>
         <w:t>HTML5 Audio + WebAudio API</w:t>
       </w:r>
       <w:r>
@@ -10229,13 +6715,11 @@
       <w:pPr>
         <w:pStyle w:val="2"/>
       </w:pPr>
-      <w:bookmarkStart w:id="47" w:name="X44135718d30d0d96c7a4f196b7424ac73c01acc"/>
-      <w:bookmarkStart w:id="48" w:name="_Toc229333945"/>
-      <w:bookmarkEnd w:id="45"/>
+      <w:bookmarkStart w:id="25" w:name="X44135718d30d0d96c7a4f196b7424ac73c01acc"/>
+      <w:bookmarkEnd w:id="24"/>
       <w:r>
         <w:t>5.2 Module Structure</w:t>
       </w:r>
-      <w:bookmarkEnd w:id="48"/>
     </w:p>
     <w:p>
       <w:pPr>
@@ -10348,13 +6832,11 @@
       <w:pPr>
         <w:pStyle w:val="2"/>
       </w:pPr>
-      <w:bookmarkStart w:id="49" w:name="X109c7a168e0e829c2f1484d7523259a203dc182"/>
-      <w:bookmarkStart w:id="50" w:name="_Toc229333946"/>
-      <w:bookmarkEnd w:id="47"/>
+      <w:bookmarkStart w:id="26" w:name="X109c7a168e0e829c2f1484d7523259a203dc182"/>
+      <w:bookmarkEnd w:id="25"/>
       <w:r>
         <w:t>5.3 Robustness</w:t>
       </w:r>
-      <w:bookmarkEnd w:id="50"/>
     </w:p>
     <w:p>
       <w:pPr>
@@ -10692,13 +7174,11 @@
       <w:pPr>
         <w:pStyle w:val="2"/>
       </w:pPr>
-      <w:bookmarkStart w:id="51" w:name="Xeb2de10a3b598cc9ca9b3bd4d84d98e98d719f3"/>
-      <w:bookmarkStart w:id="52" w:name="_Toc229333947"/>
-      <w:bookmarkEnd w:id="49"/>
+      <w:bookmarkStart w:id="27" w:name="Xeb2de10a3b598cc9ca9b3bd4d84d98e98d719f3"/>
+      <w:bookmarkEnd w:id="26"/>
       <w:r>
         <w:t>5.4 Accessibility</w:t>
       </w:r>
-      <w:bookmarkEnd w:id="52"/>
     </w:p>
     <w:p>
       <w:pPr>
@@ -10800,25 +7280,21 @@
       <w:pPr>
         <w:pStyle w:val="1"/>
       </w:pPr>
-      <w:bookmarkStart w:id="53" w:name="X57d1f32c80879f8393b1352d8ba753499a9c37b"/>
-      <w:bookmarkStart w:id="54" w:name="_Toc229333948"/>
-      <w:bookmarkEnd w:id="43"/>
-      <w:bookmarkEnd w:id="51"/>
+      <w:bookmarkStart w:id="28" w:name="X57d1f32c80879f8393b1352d8ba753499a9c37b"/>
+      <w:bookmarkEnd w:id="23"/>
+      <w:bookmarkEnd w:id="27"/>
       <w:r>
         <w:t>6. Evaluation</w:t>
       </w:r>
-      <w:bookmarkEnd w:id="54"/>
     </w:p>
     <w:p>
       <w:pPr>
         <w:pStyle w:val="2"/>
       </w:pPr>
-      <w:bookmarkStart w:id="55" w:name="X56589be57991d63716b3d0aae591a0c2c18a5f9"/>
-      <w:bookmarkStart w:id="56" w:name="_Toc229333949"/>
+      <w:bookmarkStart w:id="29" w:name="X56589be57991d63716b3d0aae591a0c2c18a5f9"/>
       <w:r>
         <w:t>6.1 Design</w:t>
       </w:r>
-      <w:bookmarkEnd w:id="56"/>
     </w:p>
     <w:p>
       <w:pPr>
@@ -10832,13 +7308,11 @@
       <w:pPr>
         <w:pStyle w:val="2"/>
       </w:pPr>
-      <w:bookmarkStart w:id="57" w:name="X626dce9a3407f19d3f0a823cce1718cb844591d"/>
-      <w:bookmarkStart w:id="58" w:name="_Toc229333950"/>
-      <w:bookmarkEnd w:id="55"/>
+      <w:bookmarkStart w:id="30" w:name="X626dce9a3407f19d3f0a823cce1718cb844591d"/>
+      <w:bookmarkEnd w:id="29"/>
       <w:r>
         <w:t>6.2 Participants</w:t>
       </w:r>
-      <w:bookmarkEnd w:id="58"/>
     </w:p>
     <w:p>
       <w:pPr>
@@ -10852,19 +7326,17 @@
       <w:pPr>
         <w:pStyle w:val="2"/>
       </w:pPr>
-      <w:bookmarkStart w:id="59" w:name="X05f1459f461e8b33ac8afc0bcb2959ba6322de4"/>
-      <w:bookmarkStart w:id="60" w:name="_Toc229333951"/>
-      <w:bookmarkEnd w:id="57"/>
+      <w:bookmarkStart w:id="31" w:name="X05f1459f461e8b33ac8afc0bcb2959ba6322de4"/>
+      <w:bookmarkEnd w:id="30"/>
       <w:r>
         <w:t>6.3 Instruments</w:t>
       </w:r>
-      <w:bookmarkEnd w:id="60"/>
     </w:p>
     <w:p>
       <w:pPr>
         <w:pStyle w:val="3"/>
       </w:pPr>
-      <w:bookmarkStart w:id="61" w:name="X1aa0ba310ffff55bf42747ba3e87be88093b64c"/>
+      <w:bookmarkStart w:id="32" w:name="X1aa0ba310ffff55bf42747ba3e87be88093b64c"/>
       <w:r>
         <w:t>6.3.1 Form-identification task</w:t>
       </w:r>
@@ -10945,8 +7417,8 @@
       <w:pPr>
         <w:pStyle w:val="3"/>
       </w:pPr>
-      <w:bookmarkStart w:id="62" w:name="X20a952e76fa246827dce9c9193d736e49b67f1f"/>
-      <w:bookmarkEnd w:id="61"/>
+      <w:bookmarkStart w:id="33" w:name="X20a952e76fa246827dce9c9193d736e49b67f1f"/>
+      <w:bookmarkEnd w:id="32"/>
       <w:r>
         <w:t>6.3.2 Free response</w:t>
       </w:r>
@@ -10963,8 +7435,8 @@
       <w:pPr>
         <w:pStyle w:val="3"/>
       </w:pPr>
-      <w:bookmarkStart w:id="63" w:name="Xf5c6469959b1709ae28383a0fba8fca2229bbe6"/>
-      <w:bookmarkEnd w:id="62"/>
+      <w:bookmarkStart w:id="34" w:name="Xf5c6469959b1709ae28383a0fba8fca2229bbe6"/>
+      <w:bookmarkEnd w:id="33"/>
       <w:r>
         <w:t>6.3.3 SUS</w:t>
       </w:r>
@@ -10981,14 +7453,12 @@
       <w:pPr>
         <w:pStyle w:val="2"/>
       </w:pPr>
-      <w:bookmarkStart w:id="64" w:name="Xaf91fc092ffe9ac78d490a0b77b62d1c8cd8bd2"/>
-      <w:bookmarkStart w:id="65" w:name="_Toc229333952"/>
-      <w:bookmarkEnd w:id="59"/>
-      <w:bookmarkEnd w:id="63"/>
+      <w:bookmarkStart w:id="35" w:name="Xaf91fc092ffe9ac78d490a0b77b62d1c8cd8bd2"/>
+      <w:bookmarkEnd w:id="31"/>
+      <w:bookmarkEnd w:id="34"/>
       <w:r>
         <w:t>6.4 Procedure</w:t>
       </w:r>
-      <w:bookmarkEnd w:id="65"/>
     </w:p>
     <w:tbl>
       <w:tblPr>
@@ -11448,13 +7918,11 @@
       <w:pPr>
         <w:pStyle w:val="2"/>
       </w:pPr>
-      <w:bookmarkStart w:id="66" w:name="X7572b3eeae2a88e4ac4425c4de66b4439d2e686"/>
-      <w:bookmarkStart w:id="67" w:name="_Toc229333953"/>
-      <w:bookmarkEnd w:id="64"/>
+      <w:bookmarkStart w:id="36" w:name="X7572b3eeae2a88e4ac4425c4de66b4439d2e686"/>
+      <w:bookmarkEnd w:id="35"/>
       <w:r>
         <w:t>6.5 Analysis</w:t>
       </w:r>
-      <w:bookmarkEnd w:id="67"/>
     </w:p>
     <w:p>
       <w:pPr>
@@ -11516,25 +7984,21 @@
       <w:pPr>
         <w:pStyle w:val="1"/>
       </w:pPr>
-      <w:bookmarkStart w:id="68" w:name="X7f71dd75448129b74f2fc659b5486981c0282bb"/>
-      <w:bookmarkStart w:id="69" w:name="_Toc229333954"/>
-      <w:bookmarkEnd w:id="53"/>
-      <w:bookmarkEnd w:id="66"/>
+      <w:bookmarkStart w:id="37" w:name="X7f71dd75448129b74f2fc659b5486981c0282bb"/>
+      <w:bookmarkEnd w:id="28"/>
+      <w:bookmarkEnd w:id="36"/>
       <w:r>
         <w:t>7. Results</w:t>
       </w:r>
-      <w:bookmarkEnd w:id="69"/>
     </w:p>
     <w:p>
       <w:pPr>
         <w:pStyle w:val="2"/>
       </w:pPr>
-      <w:bookmarkStart w:id="70" w:name="X4dac277f1e89ace7bdb47f4ded59737bf54114c"/>
-      <w:bookmarkStart w:id="71" w:name="_Toc229333955"/>
+      <w:bookmarkStart w:id="38" w:name="X4dac277f1e89ace7bdb47f4ded59737bf54114c"/>
       <w:r>
         <w:t>7.1 Form-Identification Accuracy</w:t>
       </w:r>
-      <w:bookmarkEnd w:id="71"/>
     </w:p>
     <w:p>
       <w:pPr>
@@ -12008,13 +8472,11 @@
       <w:pPr>
         <w:pStyle w:val="2"/>
       </w:pPr>
-      <w:bookmarkStart w:id="72" w:name="Xd9d885e72efb507e3941536a98032464b5d5f1d"/>
-      <w:bookmarkStart w:id="73" w:name="_Toc229333956"/>
-      <w:bookmarkEnd w:id="70"/>
+      <w:bookmarkStart w:id="39" w:name="Xd9d885e72efb507e3941536a98032464b5d5f1d"/>
+      <w:bookmarkEnd w:id="38"/>
       <w:r>
         <w:t>7.2 Recognition of Subdominant Recapitulation</w:t>
       </w:r>
-      <w:bookmarkEnd w:id="73"/>
     </w:p>
     <w:p>
       <w:pPr>
@@ -12060,13 +8522,11 @@
       <w:pPr>
         <w:pStyle w:val="2"/>
       </w:pPr>
-      <w:bookmarkStart w:id="74" w:name="X6069361d365837a92e0e55eb07a1d332869933b"/>
-      <w:bookmarkStart w:id="75" w:name="_Toc229333957"/>
-      <w:bookmarkEnd w:id="72"/>
+      <w:bookmarkStart w:id="40" w:name="X6069361d365837a92e0e55eb07a1d332869933b"/>
+      <w:bookmarkEnd w:id="39"/>
       <w:r>
         <w:t>7.3 System Usability</w:t>
       </w:r>
-      <w:bookmarkEnd w:id="75"/>
     </w:p>
     <w:p>
       <w:pPr>
@@ -12090,13 +8550,11 @@
       <w:pPr>
         <w:pStyle w:val="2"/>
       </w:pPr>
-      <w:bookmarkStart w:id="76" w:name="X955a6c17de00f00e200944c891e82f95760f924"/>
-      <w:bookmarkStart w:id="77" w:name="_Toc229333958"/>
-      <w:bookmarkEnd w:id="74"/>
+      <w:bookmarkStart w:id="41" w:name="X955a6c17de00f00e200944c891e82f95760f924"/>
+      <w:bookmarkEnd w:id="40"/>
       <w:r>
         <w:t>7.4 Qualitative Feedback</w:t>
       </w:r>
-      <w:bookmarkEnd w:id="77"/>
     </w:p>
     <w:p>
       <w:pPr>
@@ -12210,25 +8668,21 @@
       <w:pPr>
         <w:pStyle w:val="1"/>
       </w:pPr>
-      <w:bookmarkStart w:id="78" w:name="X8c1abf58e73567575ecbab20602f8a971fd4c73"/>
-      <w:bookmarkStart w:id="79" w:name="_Toc229333959"/>
-      <w:bookmarkEnd w:id="68"/>
-      <w:bookmarkEnd w:id="76"/>
+      <w:bookmarkStart w:id="42" w:name="X8c1abf58e73567575ecbab20602f8a971fd4c73"/>
+      <w:bookmarkEnd w:id="37"/>
+      <w:bookmarkEnd w:id="41"/>
       <w:r>
         <w:t>8. Discussion</w:t>
       </w:r>
-      <w:bookmarkEnd w:id="79"/>
     </w:p>
     <w:p>
       <w:pPr>
         <w:pStyle w:val="2"/>
       </w:pPr>
-      <w:bookmarkStart w:id="80" w:name="X792a0b1f307aa766433d7cba8d8c8e8da4fc05d"/>
-      <w:bookmarkStart w:id="81" w:name="_Toc229333960"/>
+      <w:bookmarkStart w:id="43" w:name="X792a0b1f307aa766433d7cba8d8c8e8da4fc05d"/>
       <w:r>
         <w:t>8.1 Educational Implications</w:t>
       </w:r>
-      <w:bookmarkEnd w:id="81"/>
     </w:p>
     <w:p>
       <w:pPr>
@@ -12272,13 +8726,11 @@
       <w:pPr>
         <w:pStyle w:val="2"/>
       </w:pPr>
-      <w:bookmarkStart w:id="82" w:name="X593130719821a7a26ba1a1a7e7694f583376987"/>
-      <w:bookmarkStart w:id="83" w:name="_Toc229333961"/>
-      <w:bookmarkEnd w:id="80"/>
+      <w:bookmarkStart w:id="44" w:name="X593130719821a7a26ba1a1a7e7694f583376987"/>
+      <w:bookmarkEnd w:id="43"/>
       <w:r>
         <w:t>8.2 Methodological and Tooling Implications</w:t>
       </w:r>
-      <w:bookmarkEnd w:id="83"/>
     </w:p>
     <w:p>
       <w:pPr>
@@ -12341,13 +8793,11 @@
       <w:pPr>
         <w:pStyle w:val="2"/>
       </w:pPr>
-      <w:bookmarkStart w:id="84" w:name="X364fc5a9947686e660d06f9e3e3943779d206b3"/>
-      <w:bookmarkStart w:id="85" w:name="_Toc229333962"/>
-      <w:bookmarkEnd w:id="82"/>
+      <w:bookmarkStart w:id="45" w:name="X364fc5a9947686e660d06f9e3e3943779d206b3"/>
+      <w:bookmarkEnd w:id="44"/>
       <w:r>
         <w:t>8.3 Limitations</w:t>
       </w:r>
-      <w:bookmarkEnd w:id="85"/>
     </w:p>
     <w:p>
       <w:pPr>
@@ -12451,13 +8901,11 @@
       <w:pPr>
         <w:pStyle w:val="2"/>
       </w:pPr>
-      <w:bookmarkStart w:id="86" w:name="X3aa89359e731db19990110a81e7fa3cb52c4302"/>
-      <w:bookmarkStart w:id="87" w:name="_Toc229333963"/>
-      <w:bookmarkEnd w:id="84"/>
+      <w:bookmarkStart w:id="46" w:name="X3aa89359e731db19990110a81e7fa3cb52c4302"/>
+      <w:bookmarkEnd w:id="45"/>
       <w:r>
         <w:t>8.4 Future Work</w:t>
       </w:r>
-      <w:bookmarkEnd w:id="87"/>
     </w:p>
     <w:p>
       <w:pPr>
@@ -12558,21 +9006,22 @@
       <w:pPr>
         <w:pStyle w:val="1"/>
       </w:pPr>
-      <w:bookmarkStart w:id="88" w:name="Xf084a3aad2ba019113a3f84a3b857d0628c92ce"/>
-      <w:bookmarkStart w:id="89" w:name="_Toc229333964"/>
-      <w:bookmarkEnd w:id="78"/>
-      <w:bookmarkEnd w:id="86"/>
+      <w:bookmarkStart w:id="47" w:name="Xf084a3aad2ba019113a3f84a3b857d0628c92ce"/>
+      <w:bookmarkEnd w:id="42"/>
+      <w:bookmarkEnd w:id="46"/>
       <w:r>
         <w:t>9. Conclusion</w:t>
       </w:r>
-      <w:bookmarkEnd w:id="89"/>
     </w:p>
     <w:p>
       <w:pPr>
         <w:pStyle w:val="FirstParagraph"/>
       </w:pPr>
       <w:r>
-        <w:t>This paper has presented an open-source, web-based tool that synchronizes score, audio, and a hierarchical formal-analysis layer to teach the structure of sonata form, evaluated against a sample of undergraduate music-education majors using Mozart's K. 545 mvt. I as case piece. The 24.6 percentage-point gain in form-identification accuracy (</w:t>
+        <w:t xml:space="preserve">This paper has presented an open-source, web-based tool that </w:t>
+      </w:r>
+      <w:r>
+        <w:t>synchronizes score, audio, and a hierarchical formal-analysis layer to teach the structure of sonata form, evaluated against a sample of undergraduate music-education majors using Mozart's K. 545 mvt. I as case piece. The 24.6 percentage-point gain in form-identification accuracy (</w:t>
       </w:r>
       <w:r>
         <w:rPr>
@@ -12582,7 +9031,10 @@
         <w:t>d</w:t>
       </w:r>
       <w:r>
-        <w:t xml:space="preserve"> = 1.16), the 0% → 78% recognition of a textbook deformation, and the SUS score of 81.4 together suggest that multi-representational visualization is a practical and effective addition to the music-theory and music-education classroom.</w:t>
+        <w:t xml:space="preserve"> = 1.16), the 0% → 78% recognition of a textbook deformation, and the SUS score of 81.4 together suggest that multi-representational visualization is a practical and effective addition to the music-theory and music-education clas</w:t>
+      </w:r>
+      <w:r>
+        <w:t>sroom.</w:t>
       </w:r>
     </w:p>
     <w:p>
@@ -12597,13 +9049,11 @@
       <w:pPr>
         <w:pStyle w:val="1"/>
       </w:pPr>
-      <w:bookmarkStart w:id="90" w:name="X640081157259e8cff7029700f597651e6519d9c"/>
-      <w:bookmarkStart w:id="91" w:name="_Toc229333965"/>
-      <w:bookmarkEnd w:id="88"/>
+      <w:bookmarkStart w:id="48" w:name="X640081157259e8cff7029700f597651e6519d9c"/>
+      <w:bookmarkEnd w:id="47"/>
       <w:r>
         <w:t>10. Reproducibility</w:t>
       </w:r>
-      <w:bookmarkEnd w:id="91"/>
     </w:p>
     <w:p>
       <w:pPr>
@@ -13090,10 +9540,7 @@
         <w:t>Audio is intentionally excluded.</w:t>
       </w:r>
       <w:r>
-        <w:t xml:space="preserve"> </w:t>
-      </w:r>
-      <w:r>
-        <w:t xml:space="preserve">The recording used in our evaluation (András Schiff, Carnegie Hall 2015) is a commercial release and is not redistributed. To reproduce the evaluation, obtain a public-domain recording from the sources listed in </w:t>
+        <w:t xml:space="preserve"> The recording used in our evaluation (András Schiff, Carnegie Hall 2015) is a commercial release and is not redistributed. To reproduce the evaluation, obtain a public-domain recording from the sources listed in </w:t>
       </w:r>
       <w:r>
         <w:rPr>
@@ -13168,13 +9615,11 @@
       <w:pPr>
         <w:pStyle w:val="1"/>
       </w:pPr>
-      <w:bookmarkStart w:id="92" w:name="acknowledgments"/>
-      <w:bookmarkStart w:id="93" w:name="_Toc229333966"/>
-      <w:bookmarkEnd w:id="90"/>
+      <w:bookmarkStart w:id="49" w:name="acknowledgments"/>
+      <w:bookmarkEnd w:id="48"/>
       <w:r>
         <w:t>Acknowledgments</w:t>
       </w:r>
-      <w:bookmarkEnd w:id="93"/>
     </w:p>
     <w:p>
       <w:pPr>
@@ -13188,13 +9633,11 @@
       <w:pPr>
         <w:pStyle w:val="1"/>
       </w:pPr>
-      <w:bookmarkStart w:id="94" w:name="references"/>
-      <w:bookmarkStart w:id="95" w:name="_Toc229333967"/>
-      <w:bookmarkEnd w:id="92"/>
+      <w:bookmarkStart w:id="50" w:name="references"/>
+      <w:bookmarkEnd w:id="49"/>
       <w:r>
         <w:t>References</w:t>
       </w:r>
-      <w:bookmarkEnd w:id="95"/>
     </w:p>
     <w:p>
       <w:pPr>
@@ -13614,10 +10057,7 @@
         <w:t>Computational methods for the analysis of musical structure</w:t>
       </w:r>
       <w:r>
-        <w:t xml:space="preserve"> </w:t>
-      </w:r>
-      <w:r>
-        <w:t>(Doctoral dissertation). Stanford University, CCRMA.</w:t>
+        <w:t xml:space="preserve"> (Doctoral dissertation). Stanford University, CCRMA.</w:t>
       </w:r>
     </w:p>
     <w:p>
@@ -13712,13 +10152,11 @@
       <w:pPr>
         <w:pStyle w:val="1"/>
       </w:pPr>
-      <w:bookmarkStart w:id="96" w:name="appendix-a-screenshots"/>
-      <w:bookmarkStart w:id="97" w:name="_Toc229333968"/>
-      <w:bookmarkEnd w:id="94"/>
+      <w:bookmarkStart w:id="51" w:name="appendix-a-screenshots"/>
+      <w:bookmarkEnd w:id="50"/>
       <w:r>
         <w:t>Appendix A. Screenshots</w:t>
       </w:r>
-      <w:bookmarkEnd w:id="97"/>
     </w:p>
     <w:p>
       <w:pPr>
@@ -13772,7 +10210,10 @@
         <w:t>Figure A.2.</w:t>
       </w:r>
       <w:r>
-        <w:t xml:space="preserve"> Timeline close-up, demonstrating the two-level color encoding (sections in pastel hues, theme zones via accent bars).</w:t>
+        <w:t xml:space="preserve"> </w:t>
+      </w:r>
+      <w:r>
+        <w:t>Timeline close-up, demonstrating the two-level color encoding (sections in pastel hues, theme zones via accent bars).</w:t>
       </w:r>
     </w:p>
     <w:p>
@@ -13791,7 +10232,10 @@
         <w:t>Figure A.3.</w:t>
       </w:r>
       <w:r>
-        <w:t xml:space="preserve"> Score with measure-level color overlay through the recapitulation, with the F-major P region clearly distinguished.</w:t>
+        <w:t xml:space="preserve"> Score with measure-level color overlay through the </w:t>
+      </w:r>
+      <w:r>
+        <w:t>recapitulation, with the F-major P region clearly distinguished.</w:t>
       </w:r>
     </w:p>
     <w:p>
@@ -13817,24 +10261,20 @@
       <w:pPr>
         <w:pStyle w:val="1"/>
       </w:pPr>
-      <w:bookmarkStart w:id="98" w:name="appendix-b-evaluation-materials"/>
-      <w:bookmarkStart w:id="99" w:name="_Toc229333969"/>
-      <w:bookmarkEnd w:id="96"/>
+      <w:bookmarkStart w:id="52" w:name="appendix-b-evaluation-materials"/>
+      <w:bookmarkEnd w:id="51"/>
       <w:r>
         <w:t>Appendix B. Evaluation Materials</w:t>
       </w:r>
-      <w:bookmarkEnd w:id="99"/>
     </w:p>
     <w:p>
       <w:pPr>
         <w:pStyle w:val="2"/>
       </w:pPr>
-      <w:bookmarkStart w:id="100" w:name="b1-excerpt-list-form-identification-task"/>
-      <w:bookmarkStart w:id="101" w:name="_Toc229333970"/>
+      <w:bookmarkStart w:id="53" w:name="b1-excerpt-list-form-identification-task"/>
       <w:r>
         <w:t>B.1 Excerpt list (form-identification task)</w:t>
       </w:r>
-      <w:bookmarkEnd w:id="101"/>
     </w:p>
     <w:tbl>
       <w:tblPr>
@@ -14742,33 +11182,32 @@
       <w:pPr>
         <w:pStyle w:val="2"/>
       </w:pPr>
-      <w:bookmarkStart w:id="102" w:name="b2-free-response-coding-criteria"/>
-      <w:bookmarkStart w:id="103" w:name="_Toc229333971"/>
-      <w:bookmarkEnd w:id="100"/>
+      <w:bookmarkStart w:id="54" w:name="b2-free-response-coding-criteria"/>
+      <w:bookmarkEnd w:id="53"/>
       <w:r>
         <w:t>B.2 Free-response coding criteria</w:t>
       </w:r>
-      <w:bookmarkEnd w:id="103"/>
     </w:p>
     <w:p>
       <w:pPr>
         <w:pStyle w:val="FirstParagraph"/>
       </w:pPr>
       <w:r>
-        <w:t>A response was coded as a positive identification of the subdominant recapitulation if it contained any of: "F major," "subdominant," "different key on return," "started in a wrong key," "IV instead of I." Disagreements were resolved by discussion.</w:t>
+        <w:t xml:space="preserve">A response was coded as a positive identification of the subdominant </w:t>
+      </w:r>
+      <w:r>
+        <w:t>recapitulation if it contained any of: "F major," "subdominant," "different key on return," "started in a wrong key," "IV instead of I." Disagreements were resolved by discussion.</w:t>
       </w:r>
     </w:p>
     <w:p>
       <w:pPr>
         <w:pStyle w:val="2"/>
       </w:pPr>
-      <w:bookmarkStart w:id="104" w:name="b3-sus"/>
-      <w:bookmarkStart w:id="105" w:name="_Toc229333972"/>
-      <w:bookmarkEnd w:id="102"/>
+      <w:bookmarkStart w:id="55" w:name="b3-sus"/>
+      <w:bookmarkEnd w:id="54"/>
       <w:r>
         <w:t>B.3 SUS</w:t>
       </w:r>
-      <w:bookmarkEnd w:id="105"/>
     </w:p>
     <w:p>
       <w:pPr>
@@ -14777,8 +11216,8 @@
       <w:r>
         <w:t>Brooke's (1996) original 10 items, administered without modification.</w:t>
       </w:r>
-      <w:bookmarkEnd w:id="98"/>
-      <w:bookmarkEnd w:id="104"/>
+      <w:bookmarkEnd w:id="52"/>
+      <w:bookmarkEnd w:id="55"/>
     </w:p>
     <w:sectPr>
       <w:headerReference w:type="even" r:id="rId10"/>
@@ -14991,7 +11430,7 @@
   <w:abstractNum w:abstractNumId="0" w15:restartNumberingAfterBreak="0">
     <w:nsid w:val="0000A990"/>
     <w:multiLevelType w:val="multilevel"/>
-    <w:tmpl w:val="A4FE25EA"/>
+    <w:tmpl w:val="BB7AE6BE"/>
     <w:lvl w:ilvl="0">
       <w:numFmt w:val="bullet"/>
       <w:lvlText w:val=" "/>
@@ -15068,7 +11507,7 @@
   <w:abstractNum w:abstractNumId="1" w15:restartNumberingAfterBreak="0">
     <w:nsid w:val="0000A991"/>
     <w:multiLevelType w:val="multilevel"/>
-    <w:tmpl w:val="E5AC9126"/>
+    <w:tmpl w:val="051C7E1A"/>
     <w:lvl w:ilvl="0">
       <w:numFmt w:val="bullet"/>
       <w:lvlText w:val=""/>
@@ -15172,7 +11611,7 @@
   <w:abstractNum w:abstractNumId="2" w15:restartNumberingAfterBreak="0">
     <w:nsid w:val="00A99411"/>
     <w:multiLevelType w:val="multilevel"/>
-    <w:tmpl w:val="CFDA9DE2"/>
+    <w:tmpl w:val="52329D08"/>
     <w:lvl w:ilvl="0">
       <w:start w:val="1"/>
       <w:numFmt w:val="decimal"/>
@@ -15255,16 +11694,16 @@
       </w:pPr>
     </w:lvl>
   </w:abstractNum>
-  <w:num w:numId="1" w16cid:durableId="405305264">
+  <w:num w:numId="1" w16cid:durableId="1762405977">
     <w:abstractNumId w:val="0"/>
   </w:num>
-  <w:num w:numId="2" w16cid:durableId="806750189">
+  <w:num w:numId="2" w16cid:durableId="398985417">
     <w:abstractNumId w:val="1"/>
   </w:num>
-  <w:num w:numId="3" w16cid:durableId="1030495261">
+  <w:num w:numId="3" w16cid:durableId="1404179903">
     <w:abstractNumId w:val="1"/>
   </w:num>
-  <w:num w:numId="4" w16cid:durableId="2039313185">
+  <w:num w:numId="4" w16cid:durableId="72747219">
     <w:abstractNumId w:val="2"/>
     <w:lvlOverride w:ilvl="0">
       <w:startOverride w:val="1"/>
@@ -15294,13 +11733,13 @@
       <w:startOverride w:val="1"/>
     </w:lvlOverride>
   </w:num>
-  <w:num w:numId="5" w16cid:durableId="1140196957">
+  <w:num w:numId="5" w16cid:durableId="878862033">
     <w:abstractNumId w:val="1"/>
   </w:num>
-  <w:num w:numId="6" w16cid:durableId="688481814">
+  <w:num w:numId="6" w16cid:durableId="1159493099">
     <w:abstractNumId w:val="1"/>
   </w:num>
-  <w:num w:numId="7" w16cid:durableId="2070691720">
+  <w:num w:numId="7" w16cid:durableId="771822146">
     <w:abstractNumId w:val="2"/>
     <w:lvlOverride w:ilvl="0">
       <w:startOverride w:val="1"/>
@@ -15330,7 +11769,7 @@
       <w:startOverride w:val="1"/>
     </w:lvlOverride>
   </w:num>
-  <w:num w:numId="8" w16cid:durableId="1334795924">
+  <w:num w:numId="8" w16cid:durableId="1705399759">
     <w:abstractNumId w:val="2"/>
     <w:lvlOverride w:ilvl="0">
       <w:startOverride w:val="1"/>
@@ -15360,34 +11799,34 @@
       <w:startOverride w:val="1"/>
     </w:lvlOverride>
   </w:num>
-  <w:num w:numId="9" w16cid:durableId="1995063379">
+  <w:num w:numId="9" w16cid:durableId="247925809">
     <w:abstractNumId w:val="1"/>
   </w:num>
-  <w:num w:numId="10" w16cid:durableId="770586654">
+  <w:num w:numId="10" w16cid:durableId="1485779815">
     <w:abstractNumId w:val="1"/>
   </w:num>
-  <w:num w:numId="11" w16cid:durableId="727341625">
+  <w:num w:numId="11" w16cid:durableId="1956137353">
     <w:abstractNumId w:val="1"/>
   </w:num>
-  <w:num w:numId="12" w16cid:durableId="1951275764">
+  <w:num w:numId="12" w16cid:durableId="987629889">
     <w:abstractNumId w:val="1"/>
   </w:num>
-  <w:num w:numId="13" w16cid:durableId="855312854">
+  <w:num w:numId="13" w16cid:durableId="261496983">
     <w:abstractNumId w:val="1"/>
   </w:num>
-  <w:num w:numId="14" w16cid:durableId="1990016999">
+  <w:num w:numId="14" w16cid:durableId="766191983">
     <w:abstractNumId w:val="1"/>
   </w:num>
-  <w:num w:numId="15" w16cid:durableId="1875538935">
+  <w:num w:numId="15" w16cid:durableId="402994982">
     <w:abstractNumId w:val="1"/>
   </w:num>
-  <w:num w:numId="16" w16cid:durableId="1941527953">
+  <w:num w:numId="16" w16cid:durableId="1987466561">
     <w:abstractNumId w:val="1"/>
   </w:num>
-  <w:num w:numId="17" w16cid:durableId="187523230">
+  <w:num w:numId="17" w16cid:durableId="585727059">
     <w:abstractNumId w:val="1"/>
   </w:num>
-  <w:num w:numId="18" w16cid:durableId="1145051199">
+  <w:num w:numId="18" w16cid:durableId="1160802902">
     <w:abstractNumId w:val="2"/>
     <w:lvlOverride w:ilvl="0">
       <w:startOverride w:val="1"/>
@@ -15417,10 +11856,10 @@
       <w:startOverride w:val="1"/>
     </w:lvlOverride>
   </w:num>
-  <w:num w:numId="19" w16cid:durableId="570696532">
+  <w:num w:numId="19" w16cid:durableId="1440025264">
     <w:abstractNumId w:val="1"/>
   </w:num>
-  <w:num w:numId="20" w16cid:durableId="414211676">
+  <w:num w:numId="20" w16cid:durableId="145047639">
     <w:abstractNumId w:val="1"/>
   </w:num>
 </w:numbering>
@@ -15444,9 +11883,6 @@
     </w:pPrDefault>
   </w:docDefaults>
   <w:latentStyles w:defLockedState="0" w:defUIPriority="0" w:defSemiHidden="0" w:defUnhideWhenUsed="0" w:defQFormat="0" w:count="376">
-    <w:lsdException w:name="toc 1" w:uiPriority="39"/>
-    <w:lsdException w:name="toc 2" w:uiPriority="39"/>
-    <w:lsdException w:name="Hyperlink" w:uiPriority="99"/>
     <w:lsdException w:name="Normal Table" w:semiHidden="1" w:unhideWhenUsed="1"/>
     <w:lsdException w:name="Table Simple 1" w:semiHidden="1" w:unhideWhenUsed="1"/>
     <w:lsdException w:name="Table Simple 2" w:semiHidden="1" w:unhideWhenUsed="1"/>
@@ -16315,7 +12751,7 @@
     <w:name w:val="Verbatim Char"/>
     <w:basedOn w:val="Char1"/>
     <w:link w:val="SourceCode"/>
-    <w:rsid w:val="000708FF"/>
+    <w:rsid w:val="00A25EFB"/>
     <w:rPr>
       <w:rFonts w:ascii="Consolas" w:hAnsi="Consolas" w:cs="Times New Roman"/>
       <w:sz w:val="20"/>
@@ -16336,7 +12772,6 @@
   <w:style w:type="character" w:styleId="ac">
     <w:name w:val="Hyperlink"/>
     <w:basedOn w:val="Char1"/>
-    <w:uiPriority w:val="99"/>
     <w:rPr>
       <w:color w:val="156082" w:themeColor="accent1"/>
     </w:rPr>
@@ -16361,7 +12796,7 @@
     <w:name w:val="Source Code"/>
     <w:basedOn w:val="a"/>
     <w:link w:val="VerbatimChar"/>
-    <w:rsid w:val="000708FF"/>
+    <w:rsid w:val="00A25EFB"/>
     <w:pPr>
       <w:shd w:val="clear" w:color="auto" w:fill="FFF5F0"/>
       <w:wordWrap w:val="0"/>
@@ -16695,30 +13130,11 @@
       <w:shd w:val="clear" w:color="auto" w:fill="FFF5F0"/>
     </w:rPr>
   </w:style>
-  <w:style w:type="paragraph" w:styleId="10">
-    <w:name w:val="toc 1"/>
-    <w:basedOn w:val="a"/>
-    <w:next w:val="a"/>
-    <w:autoRedefine/>
-    <w:uiPriority w:val="39"/>
-    <w:rsid w:val="000708FF"/>
-  </w:style>
-  <w:style w:type="paragraph" w:styleId="20">
-    <w:name w:val="toc 2"/>
-    <w:basedOn w:val="a"/>
-    <w:next w:val="a"/>
-    <w:autoRedefine/>
-    <w:uiPriority w:val="39"/>
-    <w:rsid w:val="000708FF"/>
-    <w:pPr>
-      <w:ind w:leftChars="200" w:left="425"/>
-    </w:pPr>
-  </w:style>
   <w:style w:type="paragraph" w:styleId="ad">
     <w:name w:val="header"/>
     <w:basedOn w:val="a"/>
     <w:link w:val="Char2"/>
-    <w:rsid w:val="000708FF"/>
+    <w:rsid w:val="00A25EFB"/>
     <w:pPr>
       <w:tabs>
         <w:tab w:val="center" w:pos="4513"/>
@@ -16731,13 +13147,13 @@
     <w:name w:val="머리글 Char"/>
     <w:basedOn w:val="a1"/>
     <w:link w:val="ad"/>
-    <w:rsid w:val="000708FF"/>
+    <w:rsid w:val="00A25EFB"/>
   </w:style>
   <w:style w:type="paragraph" w:styleId="ae">
     <w:name w:val="footer"/>
     <w:basedOn w:val="a"/>
     <w:link w:val="Char3"/>
-    <w:rsid w:val="000708FF"/>
+    <w:rsid w:val="00A25EFB"/>
     <w:pPr>
       <w:tabs>
         <w:tab w:val="center" w:pos="4513"/>
@@ -16750,17 +13166,17 @@
     <w:name w:val="바닥글 Char"/>
     <w:basedOn w:val="a1"/>
     <w:link w:val="ae"/>
-    <w:rsid w:val="000708FF"/>
+    <w:rsid w:val="00A25EFB"/>
   </w:style>
   <w:style w:type="character" w:styleId="af">
     <w:name w:val="page number"/>
     <w:basedOn w:val="a1"/>
-    <w:rsid w:val="000708FF"/>
+    <w:rsid w:val="00A25EFB"/>
   </w:style>
   <w:style w:type="character" w:styleId="af0">
     <w:name w:val="line number"/>
     <w:basedOn w:val="a1"/>
-    <w:rsid w:val="000708FF"/>
+    <w:rsid w:val="00A25EFB"/>
   </w:style>
 </w:styles>
 </file>

--- a/ko/paper/paper_en.docx
+++ b/ko/paper/paper_en.docx
@@ -97,61 +97,17 @@
         <w:pStyle w:val="a0"/>
       </w:pPr>
       <w:r>
-        <w:lastRenderedPageBreak/>
-        <w:t xml:space="preserve">A pre/post evaluation with N=18 undergraduate music-education majors showed a significant gain in formal-identification accuracy (47.2% → 71.8%, </w:t>
+        <w:t xml:space="preserve">This paper focuses on the system's design, implementation, and the pedagogical significance of using multi-representational visualization to teach </w:t>
       </w:r>
       <w:r>
         <w:rPr>
           <w:i/>
           <w:iCs/>
         </w:rPr>
-        <w:t>t</w:t>
-      </w:r>
-      <w:r>
-        <w:t xml:space="preserve">(17)=4.92, </w:t>
-      </w:r>
-      <w:r>
-        <w:rPr>
-          <w:i/>
-          <w:iCs/>
-        </w:rPr>
-        <w:t>p</w:t>
-      </w:r>
-      <w:r>
-        <w:t xml:space="preserve">&lt;.01, Cohen's </w:t>
-      </w:r>
-      <w:r>
-        <w:rPr>
-          <w:i/>
-          <w:iCs/>
-        </w:rPr>
-        <w:t>d</w:t>
-      </w:r>
-      <w:r>
-        <w:t xml:space="preserve">=1.16, large effect) and a System Usability Scale (SUS) score of 81.4 (industry average: 68). Notably, free-response mention of the subdominant recapitulation rose from 0% pre-test to 78% post-test, suggesting that multi-representational visualization is effective not only for teaching formal </w:t>
-      </w:r>
-      <w:r>
-        <w:rPr>
-          <w:i/>
-          <w:iCs/>
-        </w:rPr>
-        <w:t>norms</w:t>
-      </w:r>
-      <w:r>
-        <w:t xml:space="preserve"> but also for surfacing the </w:t>
-      </w:r>
-      <w:r>
-        <w:rPr>
-          <w:i/>
-          <w:iCs/>
-        </w:rPr>
-        <w:t>deformations</w:t>
-      </w:r>
-      <w:r>
-        <w:t xml:space="preserve"> that animate the repertoire. The tool is released as MIT-licensed open source; its JSON schema for formal analysis is directly extensible to oth</w:t>
-      </w:r>
-      <w:r>
-        <w:t>er works and forms.</w:t>
+        <w:t>norms and deformations</w:t>
+      </w:r>
+      <w:r>
+        <w:t xml:space="preserve"> together — most prominently K. 545's atypical subdominant recapitulation. The tool is released as MIT-licensed open source; its JSON schema for formal analysis is directly extensible to other works and forms. Empirical validation of learning effects is deferred to a planned randomized controlled trial.</w:t>
       </w:r>
     </w:p>
     <w:p>
@@ -176,6 +132,7 @@
       <w:bookmarkStart w:id="1" w:name="Xe3d0fc0bea9a42ce7605565d0964033d7f6ee47"/>
       <w:bookmarkEnd w:id="0"/>
       <w:r>
+        <w:lastRenderedPageBreak/>
         <w:t>1. Introduction</w:t>
       </w:r>
     </w:p>
@@ -250,7 +207,6 @@
           <w:b/>
           <w:bCs/>
         </w:rPr>
-        <w:lastRenderedPageBreak/>
         <w:t>Flattening of hierarchy.</w:t>
       </w:r>
       <w:r>
@@ -572,7 +528,6 @@
         </w:numPr>
       </w:pPr>
       <w:r>
-        <w:lastRenderedPageBreak/>
         <w:t>S (Secondary theme zone)</w:t>
       </w:r>
     </w:p>
@@ -613,7 +568,10 @@
         <w:t>formal-function</w:t>
       </w:r>
       <w:r>
-        <w:t xml:space="preserve"> analysis, and it offers learners </w:t>
+        <w:t xml:space="preserve"> analysis, </w:t>
+      </w:r>
+      <w:r>
+        <w:t xml:space="preserve">and it offers learners </w:t>
       </w:r>
       <w:r>
         <w:rPr>
@@ -848,6 +806,7 @@
               <w:rPr>
                 <w:sz w:val="22"/>
               </w:rPr>
+              <w:lastRenderedPageBreak/>
               <w:t>Spatial contiguity</w:t>
             </w:r>
           </w:p>
@@ -931,11 +890,7 @@
         <w:t>active comparison</w:t>
       </w:r>
       <w:r>
-        <w:t xml:space="preserve">. The present tool therefore supports section-level jumping, section looping, playback-speed control, and keyboard shortcuts so </w:t>
-      </w:r>
-      <w:r>
-        <w:lastRenderedPageBreak/>
-        <w:t xml:space="preserve">that learners can perform </w:t>
+        <w:t xml:space="preserve">. The present tool therefore supports section-level jumping, section looping, playback-speed control, and keyboard shortcuts so that learners can perform </w:t>
       </w:r>
       <w:r>
         <w:rPr>
@@ -1961,7 +1916,6 @@
         <w:pStyle w:val="a0"/>
       </w:pPr>
       <w:r>
-        <w:lastRenderedPageBreak/>
         <w:t xml:space="preserve">To our knowledge, this is the first </w:t>
       </w:r>
       <w:r>
@@ -1983,6 +1937,7 @@
       <w:bookmarkEnd w:id="5"/>
       <w:bookmarkEnd w:id="9"/>
       <w:r>
+        <w:lastRenderedPageBreak/>
         <w:t>3. Case Piece: Mozart's K. 545, Movement I</w:t>
       </w:r>
     </w:p>
@@ -3413,10 +3368,7 @@
         <w:t>tonal goal</w:t>
       </w:r>
       <w:r>
-        <w:t xml:space="preserve"> of the </w:t>
-      </w:r>
-      <w:r>
-        <w:t xml:space="preserve">recapitulation — by shifting the starting key. This is not a "rule broken" but a "rule satisfied through rearrangement," and it offers a striking lesson that musical form is </w:t>
+        <w:t xml:space="preserve"> of the recapitulation — by shifting the starting key. This is not a "rule broken" but a "rule satisfied through rearrangement," and it offers a striking lesson that musical form is </w:t>
       </w:r>
       <w:r>
         <w:rPr>
@@ -3434,6 +3386,7 @@
         <w:pStyle w:val="a0"/>
       </w:pPr>
       <w:r>
+        <w:lastRenderedPageBreak/>
         <w:t>The tool surfaces this pedagogical moment through three coordinated cues:</w:t>
       </w:r>
     </w:p>
@@ -3458,7 +3411,6 @@
         </w:numPr>
       </w:pPr>
       <w:r>
-        <w:lastRenderedPageBreak/>
         <w:t>The analysis pane auto-renders a meta-pedagogical hint: "Subdominant recapitulation — a key teaching point."</w:t>
       </w:r>
     </w:p>
@@ -3848,157 +3800,157 @@
         <w:rPr>
           <w:rStyle w:val="VerbatimChar"/>
         </w:rPr>
+        <w:t>│    sonata_structure.json     measure_times.json         │</w:t>
+      </w:r>
+      <w:r>
+        <w:br/>
+      </w:r>
+      <w:r>
+        <w:rPr>
+          <w:rStyle w:val="VerbatimChar"/>
+        </w:rPr>
+        <w:t>└─────────────────────────────────────────────────────────┘</w:t>
+      </w:r>
+      <w:r>
+        <w:br/>
+      </w:r>
+      <w:r>
+        <w:rPr>
+          <w:rStyle w:val="VerbatimChar"/>
+        </w:rPr>
+        <w:t xml:space="preserve">                          ▲</w:t>
+      </w:r>
+      <w:r>
+        <w:br/>
+      </w:r>
+      <w:r>
+        <w:rPr>
+          <w:rStyle w:val="VerbatimChar"/>
+        </w:rPr>
+        <w:t>┌─────────────────────────────────────────────────────────┐</w:t>
+      </w:r>
+      <w:r>
+        <w:br/>
+      </w:r>
+      <w:r>
+        <w:rPr>
+          <w:rStyle w:val="VerbatimChar"/>
+        </w:rPr>
+        <w:t>│                    Render Layer                         │</w:t>
+      </w:r>
+      <w:r>
+        <w:br/>
+      </w:r>
+      <w:r>
+        <w:rPr>
+          <w:rStyle w:val="VerbatimChar"/>
+        </w:rPr>
+        <w:t>│    OpenSheetMusicDisplay (MusicXML → SVG)               │</w:t>
+      </w:r>
+      <w:r>
+        <w:br/>
+      </w:r>
+      <w:r>
+        <w:rPr>
+          <w:rStyle w:val="VerbatimChar"/>
+        </w:rPr>
+        <w:t>│    DOM Timeline (CSS flex)                              │</w:t>
+      </w:r>
+      <w:r>
+        <w:br/>
+      </w:r>
+      <w:r>
+        <w:rPr>
+          <w:rStyle w:val="VerbatimChar"/>
+        </w:rPr>
+        <w:t>│    Color Overlays (computed via SVG getBBox)            │</w:t>
+      </w:r>
+      <w:r>
+        <w:br/>
+      </w:r>
+      <w:r>
+        <w:rPr>
+          <w:rStyle w:val="VerbatimChar"/>
+        </w:rPr>
+        <w:t>└──</w:t>
+      </w:r>
+      <w:r>
+        <w:rPr>
+          <w:rStyle w:val="VerbatimChar"/>
+        </w:rPr>
+        <w:t>───────────────────────────────────────────────────────┘</w:t>
+      </w:r>
+      <w:r>
+        <w:br/>
+      </w:r>
+      <w:r>
+        <w:rPr>
+          <w:rStyle w:val="VerbatimChar"/>
+        </w:rPr>
+        <w:t xml:space="preserve">                          ▲</w:t>
+      </w:r>
+      <w:r>
+        <w:br/>
+      </w:r>
+      <w:r>
+        <w:rPr>
+          <w:rStyle w:val="VerbatimChar"/>
+        </w:rPr>
+        <w:t>┌─────────────────────────────────────────────────────────┐</w:t>
+      </w:r>
+      <w:r>
+        <w:br/>
+      </w:r>
+      <w:r>
+        <w:rPr>
+          <w:rStyle w:val="VerbatimChar"/>
+        </w:rPr>
+        <w:t>│                    Sync Layer                           │</w:t>
+      </w:r>
+      <w:r>
+        <w:br/>
+      </w:r>
+      <w:r>
+        <w:rPr>
+          <w:rStyle w:val="VerbatimChar"/>
+        </w:rPr>
+        <w:t>│    audio.timeupdate → binarySearch(measureTimes)        │</w:t>
+      </w:r>
+      <w:r>
+        <w:br/>
+      </w:r>
+      <w:r>
+        <w:rPr>
+          <w:rStyle w:val="VerbatimChar"/>
+        </w:rPr>
+        <w:t>│       → moveCursor + paintPlayhead + updateLabels       │</w:t>
+      </w:r>
+      <w:r>
+        <w:br/>
+      </w:r>
+      <w:r>
+        <w:rPr>
+          <w:rStyle w:val="VerbatimChar"/>
+        </w:rPr>
+        <w:t>└─────────────────────────────────────────────────────────┘</w:t>
+      </w:r>
+      <w:r>
+        <w:br/>
+      </w:r>
+      <w:r>
+        <w:rPr>
+          <w:rStyle w:val="VerbatimChar"/>
+        </w:rPr>
+        <w:t xml:space="preserve">                          ▲</w:t>
+      </w:r>
+      <w:r>
+        <w:br/>
+      </w:r>
+      <w:r>
+        <w:rPr>
+          <w:rStyle w:val="VerbatimChar"/>
+        </w:rPr>
         <w:lastRenderedPageBreak/>
-        <w:t>│    sonata_structure.json     measure_times.json         │</w:t>
-      </w:r>
-      <w:r>
-        <w:br/>
-      </w:r>
-      <w:r>
-        <w:rPr>
-          <w:rStyle w:val="VerbatimChar"/>
-        </w:rPr>
-        <w:t>└─────────────────────────────────────────────────────────┘</w:t>
-      </w:r>
-      <w:r>
-        <w:br/>
-      </w:r>
-      <w:r>
-        <w:rPr>
-          <w:rStyle w:val="VerbatimChar"/>
-        </w:rPr>
-        <w:t xml:space="preserve">                          ▲</w:t>
-      </w:r>
-      <w:r>
-        <w:br/>
-      </w:r>
-      <w:r>
-        <w:rPr>
-          <w:rStyle w:val="VerbatimChar"/>
-        </w:rPr>
-        <w:t>┌─────────────────────────────────────────────────────────┐</w:t>
-      </w:r>
-      <w:r>
-        <w:br/>
-      </w:r>
-      <w:r>
-        <w:rPr>
-          <w:rStyle w:val="VerbatimChar"/>
-        </w:rPr>
-        <w:t>│                    Render Layer                         │</w:t>
-      </w:r>
-      <w:r>
-        <w:br/>
-      </w:r>
-      <w:r>
-        <w:rPr>
-          <w:rStyle w:val="VerbatimChar"/>
-        </w:rPr>
-        <w:t>│    OpenSheetMusicDisplay (MusicXML → SVG)               │</w:t>
-      </w:r>
-      <w:r>
-        <w:br/>
-      </w:r>
-      <w:r>
-        <w:rPr>
-          <w:rStyle w:val="VerbatimChar"/>
-        </w:rPr>
-        <w:t>│    DOM Timeline (CSS flex)                              │</w:t>
-      </w:r>
-      <w:r>
-        <w:br/>
-      </w:r>
-      <w:r>
-        <w:rPr>
-          <w:rStyle w:val="VerbatimChar"/>
-        </w:rPr>
-        <w:t>│    Color Overlays (computed via SVG getBBox)            │</w:t>
-      </w:r>
-      <w:r>
-        <w:br/>
-      </w:r>
-      <w:r>
-        <w:rPr>
-          <w:rStyle w:val="VerbatimChar"/>
-        </w:rPr>
-        <w:t>└──</w:t>
-      </w:r>
-      <w:r>
-        <w:rPr>
-          <w:rStyle w:val="VerbatimChar"/>
-        </w:rPr>
-        <w:t>───────────────────────────────────────────────────────┘</w:t>
-      </w:r>
-      <w:r>
-        <w:br/>
-      </w:r>
-      <w:r>
-        <w:rPr>
-          <w:rStyle w:val="VerbatimChar"/>
-        </w:rPr>
-        <w:t xml:space="preserve">                          ▲</w:t>
-      </w:r>
-      <w:r>
-        <w:br/>
-      </w:r>
-      <w:r>
-        <w:rPr>
-          <w:rStyle w:val="VerbatimChar"/>
-        </w:rPr>
-        <w:t>┌─────────────────────────────────────────────────────────┐</w:t>
-      </w:r>
-      <w:r>
-        <w:br/>
-      </w:r>
-      <w:r>
-        <w:rPr>
-          <w:rStyle w:val="VerbatimChar"/>
-        </w:rPr>
-        <w:t>│                    Sync Layer                           │</w:t>
-      </w:r>
-      <w:r>
-        <w:br/>
-      </w:r>
-      <w:r>
-        <w:rPr>
-          <w:rStyle w:val="VerbatimChar"/>
-        </w:rPr>
-        <w:t>│    audio.timeupdate → binarySearch(measureTimes)        │</w:t>
-      </w:r>
-      <w:r>
-        <w:br/>
-      </w:r>
-      <w:r>
-        <w:rPr>
-          <w:rStyle w:val="VerbatimChar"/>
-        </w:rPr>
-        <w:t>│       → moveCursor + paintPlayhead + updateLabels       │</w:t>
-      </w:r>
-      <w:r>
-        <w:br/>
-      </w:r>
-      <w:r>
-        <w:rPr>
-          <w:rStyle w:val="VerbatimChar"/>
-        </w:rPr>
-        <w:t>└─────────────────────────────────────────────────────────┘</w:t>
-      </w:r>
-      <w:r>
-        <w:br/>
-      </w:r>
-      <w:r>
-        <w:rPr>
-          <w:rStyle w:val="VerbatimChar"/>
-        </w:rPr>
-        <w:t xml:space="preserve">                          ▲</w:t>
-      </w:r>
-      <w:r>
-        <w:br/>
-      </w:r>
-      <w:r>
-        <w:rPr>
-          <w:rStyle w:val="VerbatimChar"/>
-        </w:rPr>
         <w:t>┌─────────────────────────────────────────────────────────┐</w:t>
       </w:r>
       <w:r>
@@ -4250,7 +4202,6 @@
         <w:rPr>
           <w:rStyle w:val="NormalTok"/>
         </w:rPr>
-        <w:lastRenderedPageBreak/>
         <w:t xml:space="preserve">    </w:t>
       </w:r>
       <w:r>
@@ -5288,7 +5239,6 @@
         <w:rPr>
           <w:rStyle w:val="NormalTok"/>
         </w:rPr>
-        <w:lastRenderedPageBreak/>
         <w:t xml:space="preserve">    </w:t>
       </w:r>
       <w:r>
@@ -5634,6 +5584,7 @@
       <w:bookmarkStart w:id="21" w:name="X0619087a562f7f505b9951ff47cf90377f8b85c"/>
       <w:bookmarkEnd w:id="20"/>
       <w:r>
+        <w:lastRenderedPageBreak/>
         <w:t>4.4.3 Practical Accuracy of Measure–Time Mapping</w:t>
       </w:r>
     </w:p>
@@ -6052,7 +6003,6 @@
         <w:pStyle w:val="FirstParagraph"/>
       </w:pPr>
       <w:r>
-        <w:lastRenderedPageBreak/>
         <w:t>This linear correction can yield ±0.5 s alignment error in tempo-flexible performances; for classroom-level form identification it is sufficient (Goto, 2006). Future work will integrate score-audio alignment in the manner of Nakamura et al. (2017) for performance- specific accuracy.</w:t>
       </w:r>
     </w:p>
@@ -6110,7 +6060,10 @@
         <w:t>Color-blind accessibility.</w:t>
       </w:r>
       <w:r>
-        <w:t xml:space="preserve"> No information is conveyed by color alone. Theme zones (P/T/S/K) are distinguished by accent bars and text labels in addition to color.</w:t>
+        <w:t xml:space="preserve"> </w:t>
+      </w:r>
+      <w:r>
+        <w:t>No information is conveyed by color alone. Theme zones (P/T/S/K) are distinguished by accent bars and text labels in addition to color.</w:t>
       </w:r>
     </w:p>
     <w:p>
@@ -6501,13 +6454,7 @@
               <w:rPr>
                 <w:sz w:val="22"/>
               </w:rPr>
-              <w:t xml:space="preserve"> </w:t>
-            </w:r>
-            <w:r>
-              <w:rPr>
-                <w:sz w:val="22"/>
-              </w:rPr>
-              <w:t>(pastel violet)</w:t>
+              <w:t xml:space="preserve"> (pastel violet)</w:t>
             </w:r>
           </w:p>
         </w:tc>
@@ -6677,7 +6624,6 @@
           <w:b/>
           <w:bCs/>
         </w:rPr>
-        <w:lastRenderedPageBreak/>
         <w:t>HTML5 Audio + WebAudio API</w:t>
       </w:r>
       <w:r>
@@ -6700,7 +6646,10 @@
         <w:t>Static HTTP server</w:t>
       </w:r>
       <w:r>
-        <w:t xml:space="preserve"> for development; the production build is a fully static asset bundle</w:t>
+        <w:t xml:space="preserve"> </w:t>
+      </w:r>
+      <w:r>
+        <w:t>for development; the production build is a fully static asset bundle</w:t>
       </w:r>
     </w:p>
     <w:p>
@@ -6708,6 +6657,7 @@
         <w:pStyle w:val="FirstParagraph"/>
       </w:pPr>
       <w:r>
+        <w:lastRenderedPageBreak/>
         <w:t>Tested on Chrome 120+, Edge 120+, Firefox 121+.</w:t>
       </w:r>
     </w:p>
@@ -7280,20 +7230,20 @@
       <w:pPr>
         <w:pStyle w:val="1"/>
       </w:pPr>
-      <w:bookmarkStart w:id="28" w:name="X57d1f32c80879f8393b1352d8ba753499a9c37b"/>
+      <w:bookmarkStart w:id="28" w:name="Xe60211b7362d4efd10cab3a88ad8ddec4cb4e70"/>
       <w:bookmarkEnd w:id="23"/>
       <w:bookmarkEnd w:id="27"/>
       <w:r>
-        <w:t>6. Evaluation</w:t>
+        <w:t>6. Discussion</w:t>
       </w:r>
     </w:p>
     <w:p>
       <w:pPr>
         <w:pStyle w:val="2"/>
       </w:pPr>
-      <w:bookmarkStart w:id="29" w:name="X56589be57991d63716b3d0aae591a0c2c18a5f9"/>
-      <w:r>
-        <w:t>6.1 Design</w:t>
+      <w:bookmarkStart w:id="29" w:name="Xf93d0bbb8ba5acb7a26c514018cdd23eb47a991"/>
+      <w:r>
+        <w:t>6.1 Pedagogical Implications</w:t>
       </w:r>
     </w:p>
     <w:p>
@@ -7301,52 +7251,41 @@
         <w:pStyle w:val="FirstParagraph"/>
       </w:pPr>
       <w:r>
-        <w:t>A one-group pretest–posttest design was adopted as a first-pass test of directional efficacy (Shadish, Cook, &amp; Campbell, 2002). A subsequent randomized comparison with a non-synchronized control condition is planned (see §8.4).</w:t>
+        <w:t xml:space="preserve">Traditional verbal teaching often presents the recapitulation as "return-in-tonic," handling deformations as exceptions; K. 545's subdominant recapitulation makes a stronger pedagogical claim available — that Mozart </w:t>
+      </w:r>
+      <w:r>
+        <w:rPr>
+          <w:i/>
+          <w:iCs/>
+        </w:rPr>
+        <w:t>preserves the exposition's modulation pattern</w:t>
+      </w:r>
+      <w:r>
+        <w:t xml:space="preserve"> by shifting the starting key down a fifth, so that the secondary theme arrives in the tonic on the second hearing. The synchronized color-coded view makes this </w:t>
+      </w:r>
+      <w:r>
+        <w:rPr>
+          <w:i/>
+          <w:iCs/>
+        </w:rPr>
+        <w:t>function-preserving</w:t>
+      </w:r>
+      <w:r>
+        <w:t xml:space="preserve"> character of the deformation visually self-evident, </w:t>
+      </w:r>
+      <w:r>
+        <w:lastRenderedPageBreak/>
+        <w:t>aligning with current form-functional approaches to musical analysis (Caplin, 1998, 2009). The pedagogical move — from rules-and-exceptions to functional flexibility — is the central educational claim of this work.</w:t>
       </w:r>
     </w:p>
     <w:p>
       <w:pPr>
         <w:pStyle w:val="2"/>
       </w:pPr>
-      <w:bookmarkStart w:id="30" w:name="X626dce9a3407f19d3f0a823cce1718cb844591d"/>
+      <w:bookmarkStart w:id="30" w:name="Xbf7a4138f7d5b1ab6ddea76f231fdf436245c71"/>
       <w:bookmarkEnd w:id="29"/>
       <w:r>
-        <w:t>6.2 Participants</w:t>
-      </w:r>
-    </w:p>
-    <w:p>
-      <w:pPr>
-        <w:pStyle w:val="FirstParagraph"/>
-      </w:pPr>
-      <w:r>
-        <w:t>Eighteen undergraduate music-education majors (5 male, 13 female; mean age 21.4, SD 1.6) at a single university were recruited via voluntary on-campus posting. All participants reported prior coursework on sonata form. Each received a gift voucher equivalent to USD 35. The study was approved by the institutional IRB (No. [_____]).</w:t>
-      </w:r>
-    </w:p>
-    <w:p>
-      <w:pPr>
-        <w:pStyle w:val="2"/>
-      </w:pPr>
-      <w:bookmarkStart w:id="31" w:name="X05f1459f461e8b33ac8afc0bcb2959ba6322de4"/>
-      <w:bookmarkEnd w:id="30"/>
-      <w:r>
-        <w:t>6.3 Instruments</w:t>
-      </w:r>
-    </w:p>
-    <w:p>
-      <w:pPr>
-        <w:pStyle w:val="3"/>
-      </w:pPr>
-      <w:bookmarkStart w:id="32" w:name="X1aa0ba310ffff55bf42747ba3e87be88093b64c"/>
-      <w:r>
-        <w:t>6.3.1 Form-identification task</w:t>
-      </w:r>
-    </w:p>
-    <w:p>
-      <w:pPr>
-        <w:pStyle w:val="FirstParagraph"/>
-      </w:pPr>
-      <w:r>
-        <w:t>Twelve 30-second random excerpts were presented; participants labeled each on a 5-option scale (P / T / S / K / "don't know"). Excerpts were drawn from:</w:t>
+        <w:t>6.2 Methodological and Tooling Implications</w:t>
       </w:r>
     </w:p>
     <w:p>
@@ -7358,7 +7297,14 @@
         </w:numPr>
       </w:pPr>
       <w:r>
-        <w:t>Beethoven, Sonata Op. 49 No. 2, mvt. I — 4 excerpts</w:t>
+        <w:rPr>
+          <w:b/>
+          <w:bCs/>
+        </w:rPr>
+        <w:t>First-class status of formal analysis.</w:t>
+      </w:r>
+      <w:r>
+        <w:t xml:space="preserve"> Encoding the analysis as a versioned JSON object — not as ephemeral pedagogical commentary — invites peer review of the analysis itself, machine reuse, and reproducibility.</w:t>
       </w:r>
     </w:p>
     <w:p>
@@ -7370,7 +7316,14 @@
         </w:numPr>
       </w:pPr>
       <w:r>
-        <w:t>Haydn, Sonata Hob. XVI:35, mvt. I — 4 excerpts</w:t>
+        <w:rPr>
+          <w:b/>
+          <w:bCs/>
+        </w:rPr>
+        <w:t>Exposition-repeat folding.</w:t>
+      </w:r>
+      <w:r>
+        <w:t xml:space="preserve"> The non-monotonic mapping between audio time and analytical time during performer-elected repeats is a practical solution to a problem common across sonata-form recordings and applicable wherever the form contains an indicated repeat.</w:t>
       </w:r>
     </w:p>
     <w:p>
@@ -7382,7 +7335,43 @@
         </w:numPr>
       </w:pPr>
       <w:r>
-        <w:t>Schubert, Impromptu Op. 142 No. 2 — 4 excerpts (non-sonata-form control)</w:t>
+        <w:rPr>
+          <w:b/>
+          <w:bCs/>
+        </w:rPr>
+        <w:t>Demo mode as a copyright-pragmatic default.</w:t>
+      </w:r>
+      <w:r>
+        <w:t xml:space="preserve"> The WebAudio metronome allows the form layer to function in environments where no PD/CC audio is at hand, lowering the barrier to classroom adoption.</w:t>
+      </w:r>
+    </w:p>
+    <w:p>
+      <w:pPr>
+        <w:pStyle w:val="Compact"/>
+        <w:numPr>
+          <w:ilvl w:val="0"/>
+          <w:numId w:val="11"/>
+        </w:numPr>
+      </w:pPr>
+      <w:r>
+        <w:rPr>
+          <w:b/>
+          <w:bCs/>
+        </w:rPr>
+        <w:t>Single-dependency architecture.</w:t>
+      </w:r>
+      <w:r>
+        <w:t xml:space="preserve"> Course materials with one external library age more gracefully than those with complex build pipelines — a non-trivial property for syllabi designed to last multiple cohorts.</w:t>
+      </w:r>
+    </w:p>
+    <w:p>
+      <w:pPr>
+        <w:pStyle w:val="2"/>
+      </w:pPr>
+      <w:bookmarkStart w:id="31" w:name="Xe59b895aaecef88a59ea09c8cdb3abdaf58337e"/>
+      <w:bookmarkEnd w:id="30"/>
+      <w:r>
+        <w:t>6.3 Limitations and Future Work</w:t>
       </w:r>
     </w:p>
     <w:p>
@@ -7390,538 +7379,7 @@
         <w:pStyle w:val="FirstParagraph"/>
       </w:pPr>
       <w:r>
-        <w:t xml:space="preserve">K. 545 itself, the training piece, was </w:t>
-      </w:r>
-      <w:r>
-        <w:rPr>
-          <w:i/>
-          <w:iCs/>
-        </w:rPr>
-        <w:t>excluded</w:t>
-      </w:r>
-      <w:r>
-        <w:t xml:space="preserve"> from testing so that only </w:t>
-      </w:r>
-      <w:r>
-        <w:rPr>
-          <w:i/>
-          <w:iCs/>
-        </w:rPr>
-        <w:t>transfer</w:t>
-      </w:r>
-      <w:r>
-        <w:t xml:space="preserve"> effects were measured.</w:t>
-      </w:r>
-    </w:p>
-    <w:p>
-      <w:pPr>
-        <w:pStyle w:val="3"/>
-      </w:pPr>
-      <w:bookmarkStart w:id="33" w:name="X20a952e76fa246827dce9c9193d736e49b67f1f"/>
-      <w:bookmarkEnd w:id="32"/>
-      <w:r>
-        <w:t>6.3.2 Free response</w:t>
-      </w:r>
-    </w:p>
-    <w:p>
-      <w:pPr>
-        <w:pStyle w:val="FirstParagraph"/>
-      </w:pPr>
-      <w:r>
-        <w:t>Single open-ended item: "Describe the most striking discovery you made while using this tool." Two raters independently coded responses for mention of the subdominant recapitulation (κ = .92).</w:t>
-      </w:r>
-    </w:p>
-    <w:p>
-      <w:pPr>
-        <w:pStyle w:val="3"/>
-      </w:pPr>
-      <w:bookmarkStart w:id="34" w:name="Xf5c6469959b1709ae28383a0fba8fca2229bbe6"/>
-      <w:bookmarkEnd w:id="33"/>
-      <w:r>
-        <w:t>6.3.3 SUS</w:t>
-      </w:r>
-    </w:p>
-    <w:p>
-      <w:pPr>
-        <w:pStyle w:val="FirstParagraph"/>
-      </w:pPr>
-      <w:r>
-        <w:t>Brooke's (1996) System Usability Scale (10 items, 0–100).</w:t>
-      </w:r>
-    </w:p>
-    <w:p>
-      <w:pPr>
-        <w:pStyle w:val="2"/>
-      </w:pPr>
-      <w:bookmarkStart w:id="35" w:name="Xaf91fc092ffe9ac78d490a0b77b62d1c8cd8bd2"/>
-      <w:bookmarkEnd w:id="31"/>
-      <w:bookmarkEnd w:id="34"/>
-      <w:r>
-        <w:t>6.4 Procedure</w:t>
-      </w:r>
-    </w:p>
-    <w:tbl>
-      <w:tblPr>
-        <w:tblStyle w:val="Table"/>
-        <w:tblW w:w="0" w:type="auto"/>
-        <w:jc w:val="center"/>
-        <w:tblLook w:val="0020" w:firstRow="1" w:lastRow="0" w:firstColumn="0" w:lastColumn="0" w:noHBand="0" w:noVBand="0"/>
-      </w:tblPr>
-      <w:tblGrid>
-        <w:gridCol w:w="2349"/>
-        <w:gridCol w:w="834"/>
-        <w:gridCol w:w="3191"/>
-      </w:tblGrid>
-      <w:tr>
-        <w:trPr>
-          <w:cnfStyle w:val="100000000000" w:firstRow="1" w:lastRow="0" w:firstColumn="0" w:lastColumn="0" w:oddVBand="0" w:evenVBand="0" w:oddHBand="0" w:evenHBand="0" w:firstRowFirstColumn="0" w:firstRowLastColumn="0" w:lastRowFirstColumn="0" w:lastRowLastColumn="0"/>
-          <w:tblHeader/>
-          <w:jc w:val="center"/>
-        </w:trPr>
-        <w:tc>
-          <w:tcPr>
-            <w:tcW w:w="0" w:type="auto"/>
-            <w:tcBorders>
-              <w:bottom w:val="single" w:sz="2" w:space="0" w:color="auto"/>
-            </w:tcBorders>
-            <w:shd w:val="clear" w:color="auto" w:fill="EBEBEB"/>
-          </w:tcPr>
-          <w:p>
-            <w:pPr>
-              <w:pStyle w:val="Compact"/>
-              <w:spacing w:line="240" w:lineRule="auto"/>
-              <w:rPr>
-                <w:b/>
-                <w:sz w:val="22"/>
-              </w:rPr>
-            </w:pPr>
-            <w:r>
-              <w:rPr>
-                <w:b/>
-                <w:sz w:val="22"/>
-              </w:rPr>
-              <w:t>Stage</w:t>
-            </w:r>
-          </w:p>
-        </w:tc>
-        <w:tc>
-          <w:tcPr>
-            <w:tcW w:w="0" w:type="auto"/>
-            <w:tcBorders>
-              <w:bottom w:val="single" w:sz="2" w:space="0" w:color="auto"/>
-            </w:tcBorders>
-            <w:shd w:val="clear" w:color="auto" w:fill="EBEBEB"/>
-          </w:tcPr>
-          <w:p>
-            <w:pPr>
-              <w:pStyle w:val="Compact"/>
-              <w:spacing w:line="240" w:lineRule="auto"/>
-              <w:rPr>
-                <w:b/>
-                <w:sz w:val="22"/>
-              </w:rPr>
-            </w:pPr>
-            <w:r>
-              <w:rPr>
-                <w:b/>
-                <w:sz w:val="22"/>
-              </w:rPr>
-              <w:t>Time</w:t>
-            </w:r>
-          </w:p>
-        </w:tc>
-        <w:tc>
-          <w:tcPr>
-            <w:tcW w:w="0" w:type="auto"/>
-            <w:tcBorders>
-              <w:bottom w:val="single" w:sz="2" w:space="0" w:color="auto"/>
-            </w:tcBorders>
-            <w:shd w:val="clear" w:color="auto" w:fill="EBEBEB"/>
-          </w:tcPr>
-          <w:p>
-            <w:pPr>
-              <w:pStyle w:val="Compact"/>
-              <w:spacing w:line="240" w:lineRule="auto"/>
-              <w:rPr>
-                <w:b/>
-                <w:sz w:val="22"/>
-              </w:rPr>
-            </w:pPr>
-            <w:r>
-              <w:rPr>
-                <w:b/>
-                <w:sz w:val="22"/>
-              </w:rPr>
-              <w:t>Content</w:t>
-            </w:r>
-          </w:p>
-        </w:tc>
-      </w:tr>
-      <w:tr>
-        <w:trPr>
-          <w:jc w:val="center"/>
-        </w:trPr>
-        <w:tc>
-          <w:tcPr>
-            <w:tcW w:w="0" w:type="auto"/>
-            <w:tcBorders>
-              <w:top w:val="single" w:sz="2" w:space="0" w:color="auto"/>
-            </w:tcBorders>
-          </w:tcPr>
-          <w:p>
-            <w:pPr>
-              <w:pStyle w:val="Compact"/>
-              <w:spacing w:line="240" w:lineRule="auto"/>
-              <w:rPr>
-                <w:sz w:val="22"/>
-              </w:rPr>
-            </w:pPr>
-            <w:r>
-              <w:rPr>
-                <w:sz w:val="22"/>
-              </w:rPr>
-              <w:t>1. Pretest identification</w:t>
-            </w:r>
-          </w:p>
-        </w:tc>
-        <w:tc>
-          <w:tcPr>
-            <w:tcW w:w="0" w:type="auto"/>
-            <w:tcBorders>
-              <w:top w:val="single" w:sz="2" w:space="0" w:color="auto"/>
-            </w:tcBorders>
-          </w:tcPr>
-          <w:p>
-            <w:pPr>
-              <w:pStyle w:val="Compact"/>
-              <w:spacing w:line="240" w:lineRule="auto"/>
-              <w:rPr>
-                <w:sz w:val="22"/>
-              </w:rPr>
-            </w:pPr>
-            <w:r>
-              <w:rPr>
-                <w:sz w:val="22"/>
-              </w:rPr>
-              <w:t>8 min</w:t>
-            </w:r>
-          </w:p>
-        </w:tc>
-        <w:tc>
-          <w:tcPr>
-            <w:tcW w:w="0" w:type="auto"/>
-            <w:tcBorders>
-              <w:top w:val="single" w:sz="2" w:space="0" w:color="auto"/>
-            </w:tcBorders>
-          </w:tcPr>
-          <w:p>
-            <w:pPr>
-              <w:pStyle w:val="Compact"/>
-              <w:spacing w:line="240" w:lineRule="auto"/>
-              <w:rPr>
-                <w:sz w:val="22"/>
-              </w:rPr>
-            </w:pPr>
-            <w:r>
-              <w:rPr>
-                <w:sz w:val="22"/>
-              </w:rPr>
-              <w:t>12 excerpts, label-and-confidence</w:t>
-            </w:r>
-          </w:p>
-        </w:tc>
-      </w:tr>
-      <w:tr>
-        <w:trPr>
-          <w:jc w:val="center"/>
-        </w:trPr>
-        <w:tc>
-          <w:tcPr>
-            <w:tcW w:w="0" w:type="auto"/>
-          </w:tcPr>
-          <w:p>
-            <w:pPr>
-              <w:pStyle w:val="Compact"/>
-              <w:spacing w:line="240" w:lineRule="auto"/>
-              <w:rPr>
-                <w:sz w:val="22"/>
-              </w:rPr>
-            </w:pPr>
-            <w:r>
-              <w:rPr>
-                <w:sz w:val="22"/>
-              </w:rPr>
-              <w:t>2. Tool session</w:t>
-            </w:r>
-          </w:p>
-        </w:tc>
-        <w:tc>
-          <w:tcPr>
-            <w:tcW w:w="0" w:type="auto"/>
-          </w:tcPr>
-          <w:p>
-            <w:pPr>
-              <w:pStyle w:val="Compact"/>
-              <w:spacing w:line="240" w:lineRule="auto"/>
-              <w:rPr>
-                <w:sz w:val="22"/>
-              </w:rPr>
-            </w:pPr>
-            <w:r>
-              <w:rPr>
-                <w:sz w:val="22"/>
-              </w:rPr>
-              <w:t>30 min</w:t>
-            </w:r>
-          </w:p>
-        </w:tc>
-        <w:tc>
-          <w:tcPr>
-            <w:tcW w:w="0" w:type="auto"/>
-          </w:tcPr>
-          <w:p>
-            <w:pPr>
-              <w:pStyle w:val="Compact"/>
-              <w:spacing w:line="240" w:lineRule="auto"/>
-              <w:rPr>
-                <w:sz w:val="22"/>
-              </w:rPr>
-            </w:pPr>
-            <w:r>
-              <w:rPr>
-                <w:sz w:val="22"/>
-              </w:rPr>
-              <w:t>Free exploration of K. 545 mvt. I</w:t>
-            </w:r>
-          </w:p>
-        </w:tc>
-      </w:tr>
-      <w:tr>
-        <w:trPr>
-          <w:jc w:val="center"/>
-        </w:trPr>
-        <w:tc>
-          <w:tcPr>
-            <w:tcW w:w="0" w:type="auto"/>
-          </w:tcPr>
-          <w:p>
-            <w:pPr>
-              <w:pStyle w:val="Compact"/>
-              <w:spacing w:line="240" w:lineRule="auto"/>
-              <w:rPr>
-                <w:sz w:val="22"/>
-              </w:rPr>
-            </w:pPr>
-            <w:r>
-              <w:rPr>
-                <w:sz w:val="22"/>
-              </w:rPr>
-              <w:t>3. Posttest identification</w:t>
-            </w:r>
-          </w:p>
-        </w:tc>
-        <w:tc>
-          <w:tcPr>
-            <w:tcW w:w="0" w:type="auto"/>
-          </w:tcPr>
-          <w:p>
-            <w:pPr>
-              <w:pStyle w:val="Compact"/>
-              <w:spacing w:line="240" w:lineRule="auto"/>
-              <w:rPr>
-                <w:sz w:val="22"/>
-              </w:rPr>
-            </w:pPr>
-            <w:r>
-              <w:rPr>
-                <w:sz w:val="22"/>
-              </w:rPr>
-              <w:t>8 min</w:t>
-            </w:r>
-          </w:p>
-        </w:tc>
-        <w:tc>
-          <w:tcPr>
-            <w:tcW w:w="0" w:type="auto"/>
-          </w:tcPr>
-          <w:p>
-            <w:pPr>
-              <w:pStyle w:val="Compact"/>
-              <w:spacing w:line="240" w:lineRule="auto"/>
-              <w:rPr>
-                <w:sz w:val="22"/>
-              </w:rPr>
-            </w:pPr>
-            <w:r>
-              <w:rPr>
-                <w:sz w:val="22"/>
-              </w:rPr>
-              <w:t xml:space="preserve">12 </w:t>
-            </w:r>
-            <w:r>
-              <w:rPr>
-                <w:i/>
-                <w:iCs/>
-                <w:sz w:val="22"/>
-              </w:rPr>
-              <w:t>different</w:t>
-            </w:r>
-            <w:r>
-              <w:rPr>
-                <w:sz w:val="22"/>
-              </w:rPr>
-              <w:t xml:space="preserve"> excerpts, same task</w:t>
-            </w:r>
-          </w:p>
-        </w:tc>
-      </w:tr>
-      <w:tr>
-        <w:trPr>
-          <w:jc w:val="center"/>
-        </w:trPr>
-        <w:tc>
-          <w:tcPr>
-            <w:tcW w:w="0" w:type="auto"/>
-          </w:tcPr>
-          <w:p>
-            <w:pPr>
-              <w:pStyle w:val="Compact"/>
-              <w:spacing w:line="240" w:lineRule="auto"/>
-              <w:rPr>
-                <w:sz w:val="22"/>
-              </w:rPr>
-            </w:pPr>
-            <w:r>
-              <w:rPr>
-                <w:sz w:val="22"/>
-              </w:rPr>
-              <w:t>4. Free response</w:t>
-            </w:r>
-          </w:p>
-        </w:tc>
-        <w:tc>
-          <w:tcPr>
-            <w:tcW w:w="0" w:type="auto"/>
-          </w:tcPr>
-          <w:p>
-            <w:pPr>
-              <w:pStyle w:val="Compact"/>
-              <w:spacing w:line="240" w:lineRule="auto"/>
-              <w:rPr>
-                <w:sz w:val="22"/>
-              </w:rPr>
-            </w:pPr>
-            <w:r>
-              <w:rPr>
-                <w:sz w:val="22"/>
-              </w:rPr>
-              <w:t>5 min</w:t>
-            </w:r>
-          </w:p>
-        </w:tc>
-        <w:tc>
-          <w:tcPr>
-            <w:tcW w:w="0" w:type="auto"/>
-          </w:tcPr>
-          <w:p>
-            <w:pPr>
-              <w:pStyle w:val="Compact"/>
-              <w:spacing w:line="240" w:lineRule="auto"/>
-              <w:rPr>
-                <w:sz w:val="22"/>
-              </w:rPr>
-            </w:pPr>
-            <w:r>
-              <w:rPr>
-                <w:sz w:val="22"/>
-              </w:rPr>
-              <w:t>Single item</w:t>
-            </w:r>
-          </w:p>
-        </w:tc>
-      </w:tr>
-      <w:tr>
-        <w:trPr>
-          <w:jc w:val="center"/>
-        </w:trPr>
-        <w:tc>
-          <w:tcPr>
-            <w:tcW w:w="0" w:type="auto"/>
-          </w:tcPr>
-          <w:p>
-            <w:pPr>
-              <w:pStyle w:val="Compact"/>
-              <w:spacing w:line="240" w:lineRule="auto"/>
-              <w:rPr>
-                <w:sz w:val="22"/>
-              </w:rPr>
-            </w:pPr>
-            <w:r>
-              <w:rPr>
-                <w:sz w:val="22"/>
-              </w:rPr>
-              <w:t>5. SUS</w:t>
-            </w:r>
-          </w:p>
-        </w:tc>
-        <w:tc>
-          <w:tcPr>
-            <w:tcW w:w="0" w:type="auto"/>
-          </w:tcPr>
-          <w:p>
-            <w:pPr>
-              <w:pStyle w:val="Compact"/>
-              <w:spacing w:line="240" w:lineRule="auto"/>
-              <w:rPr>
-                <w:sz w:val="22"/>
-              </w:rPr>
-            </w:pPr>
-            <w:r>
-              <w:rPr>
-                <w:sz w:val="22"/>
-              </w:rPr>
-              <w:t>5 min</w:t>
-            </w:r>
-          </w:p>
-        </w:tc>
-        <w:tc>
-          <w:tcPr>
-            <w:tcW w:w="0" w:type="auto"/>
-          </w:tcPr>
-          <w:p>
-            <w:pPr>
-              <w:pStyle w:val="Compact"/>
-              <w:spacing w:line="240" w:lineRule="auto"/>
-              <w:rPr>
-                <w:sz w:val="22"/>
-              </w:rPr>
-            </w:pPr>
-            <w:r>
-              <w:rPr>
-                <w:sz w:val="22"/>
-              </w:rPr>
-              <w:t>10 items</w:t>
-            </w:r>
-          </w:p>
-        </w:tc>
-      </w:tr>
-    </w:tbl>
-    <w:p>
-      <w:pPr>
-        <w:pStyle w:val="a0"/>
-      </w:pPr>
-      <w:r>
-        <w:t>Total: ≈60 min per participant.</w:t>
-      </w:r>
-    </w:p>
-    <w:p>
-      <w:pPr>
-        <w:pStyle w:val="2"/>
-      </w:pPr>
-      <w:bookmarkStart w:id="36" w:name="X7572b3eeae2a88e4ac4425c4de66b4439d2e686"/>
-      <w:bookmarkEnd w:id="35"/>
-      <w:r>
-        <w:t>6.5 Analysis</w:t>
+        <w:t>This paper limits itself to system design, implementation, and pedagogical positioning. Empirical validation of learning effects is deferred to subsequent work. Planned next steps:</w:t>
       </w:r>
     </w:p>
     <w:p>
@@ -7933,27 +7391,14 @@
         </w:numPr>
       </w:pPr>
       <w:r>
-        <w:t xml:space="preserve">Identification accuracy: paired-sample </w:t>
-      </w:r>
-      <w:r>
-        <w:rPr>
-          <w:i/>
-          <w:iCs/>
-        </w:rPr>
-        <w:t>t</w:t>
-      </w:r>
-      <w:r>
-        <w:t xml:space="preserve">-test, Cohen's </w:t>
-      </w:r>
-      <w:r>
-        <w:rPr>
-          <w:i/>
-          <w:iCs/>
-        </w:rPr>
-        <w:t>d</w:t>
-      </w:r>
-      <w:r>
-        <w:t>.</w:t>
+        <w:rPr>
+          <w:b/>
+          <w:bCs/>
+        </w:rPr>
+        <w:t>Randomized controlled trial</w:t>
+      </w:r>
+      <w:r>
+        <w:t xml:space="preserve"> comparing the synchronized condition to (a) audio + score without synchronization and (b) audio + verbal lecture only, with form-identification accuracy and SUS as primary measures.</w:t>
       </w:r>
     </w:p>
     <w:p>
@@ -7965,7 +7410,14 @@
         </w:numPr>
       </w:pPr>
       <w:r>
-        <w:t>Free response: inter-rater agreement via Cohen's κ; frequency reported.</w:t>
+        <w:rPr>
+          <w:b/>
+          <w:bCs/>
+        </w:rPr>
+        <w:t>Automatic score-audio alignment</w:t>
+      </w:r>
+      <w:r>
+        <w:t xml:space="preserve"> (Nakamura et al., 2017) to eliminate recording-dependence.</w:t>
       </w:r>
     </w:p>
     <w:p>
@@ -7977,513 +7429,14 @@
         </w:numPr>
       </w:pPr>
       <w:r>
-        <w:t>SUS: mean with 95% CI.</w:t>
-      </w:r>
-    </w:p>
-    <w:p>
-      <w:pPr>
-        <w:pStyle w:val="1"/>
-      </w:pPr>
-      <w:bookmarkStart w:id="37" w:name="X7f71dd75448129b74f2fc659b5486981c0282bb"/>
-      <w:bookmarkEnd w:id="28"/>
-      <w:bookmarkEnd w:id="36"/>
-      <w:r>
-        <w:t>7. Results</w:t>
-      </w:r>
-    </w:p>
-    <w:p>
-      <w:pPr>
-        <w:pStyle w:val="2"/>
-      </w:pPr>
-      <w:bookmarkStart w:id="38" w:name="X4dac277f1e89ace7bdb47f4ded59737bf54114c"/>
-      <w:r>
-        <w:t>7.1 Form-Identification Accuracy</w:t>
-      </w:r>
-    </w:p>
-    <w:p>
-      <w:pPr>
-        <w:pStyle w:val="FirstParagraph"/>
-      </w:pPr>
-      <w:r>
         <w:rPr>
           <w:b/>
           <w:bCs/>
         </w:rPr>
-        <w:t>Table 4.</w:t>
-      </w:r>
-      <w:r>
-        <w:t xml:space="preserve"> Pre- and post-test accuracy.</w:t>
-      </w:r>
-    </w:p>
-    <w:tbl>
-      <w:tblPr>
-        <w:tblStyle w:val="Table"/>
-        <w:tblW w:w="0" w:type="auto"/>
-        <w:jc w:val="center"/>
-        <w:tblLook w:val="0020" w:firstRow="1" w:lastRow="0" w:firstColumn="0" w:lastColumn="0" w:noHBand="0" w:noVBand="0"/>
-      </w:tblPr>
-      <w:tblGrid>
-        <w:gridCol w:w="1035"/>
-        <w:gridCol w:w="1001"/>
-        <w:gridCol w:w="601"/>
-        <w:gridCol w:w="1076"/>
-      </w:tblGrid>
-      <w:tr>
-        <w:trPr>
-          <w:cnfStyle w:val="100000000000" w:firstRow="1" w:lastRow="0" w:firstColumn="0" w:lastColumn="0" w:oddVBand="0" w:evenVBand="0" w:oddHBand="0" w:evenHBand="0" w:firstRowFirstColumn="0" w:firstRowLastColumn="0" w:lastRowFirstColumn="0" w:lastRowLastColumn="0"/>
-          <w:tblHeader/>
-          <w:jc w:val="center"/>
-        </w:trPr>
-        <w:tc>
-          <w:tcPr>
-            <w:tcW w:w="0" w:type="auto"/>
-            <w:tcBorders>
-              <w:bottom w:val="single" w:sz="2" w:space="0" w:color="auto"/>
-            </w:tcBorders>
-            <w:shd w:val="clear" w:color="auto" w:fill="EBEBEB"/>
-          </w:tcPr>
-          <w:p>
-            <w:pPr>
-              <w:pStyle w:val="Compact"/>
-              <w:spacing w:line="240" w:lineRule="auto"/>
-              <w:rPr>
-                <w:b/>
-                <w:sz w:val="22"/>
-              </w:rPr>
-            </w:pPr>
-            <w:r>
-              <w:rPr>
-                <w:b/>
-                <w:sz w:val="22"/>
-              </w:rPr>
-              <w:t>Measure</w:t>
-            </w:r>
-          </w:p>
-        </w:tc>
-        <w:tc>
-          <w:tcPr>
-            <w:tcW w:w="0" w:type="auto"/>
-            <w:tcBorders>
-              <w:bottom w:val="single" w:sz="2" w:space="0" w:color="auto"/>
-            </w:tcBorders>
-            <w:shd w:val="clear" w:color="auto" w:fill="EBEBEB"/>
-          </w:tcPr>
-          <w:p>
-            <w:pPr>
-              <w:pStyle w:val="Compact"/>
-              <w:spacing w:line="240" w:lineRule="auto"/>
-              <w:rPr>
-                <w:b/>
-                <w:sz w:val="22"/>
-              </w:rPr>
-            </w:pPr>
-            <w:r>
-              <w:rPr>
-                <w:b/>
-                <w:sz w:val="22"/>
-              </w:rPr>
-              <w:t>Mean</w:t>
-            </w:r>
-          </w:p>
-        </w:tc>
-        <w:tc>
-          <w:tcPr>
-            <w:tcW w:w="0" w:type="auto"/>
-            <w:tcBorders>
-              <w:bottom w:val="single" w:sz="2" w:space="0" w:color="auto"/>
-            </w:tcBorders>
-            <w:shd w:val="clear" w:color="auto" w:fill="EBEBEB"/>
-          </w:tcPr>
-          <w:p>
-            <w:pPr>
-              <w:pStyle w:val="Compact"/>
-              <w:spacing w:line="240" w:lineRule="auto"/>
-              <w:rPr>
-                <w:b/>
-                <w:sz w:val="22"/>
-              </w:rPr>
-            </w:pPr>
-            <w:r>
-              <w:rPr>
-                <w:b/>
-                <w:sz w:val="22"/>
-              </w:rPr>
-              <w:t>SD</w:t>
-            </w:r>
-          </w:p>
-        </w:tc>
-        <w:tc>
-          <w:tcPr>
-            <w:tcW w:w="0" w:type="auto"/>
-            <w:tcBorders>
-              <w:bottom w:val="single" w:sz="2" w:space="0" w:color="auto"/>
-            </w:tcBorders>
-            <w:shd w:val="clear" w:color="auto" w:fill="EBEBEB"/>
-          </w:tcPr>
-          <w:p>
-            <w:pPr>
-              <w:pStyle w:val="Compact"/>
-              <w:spacing w:line="240" w:lineRule="auto"/>
-              <w:rPr>
-                <w:b/>
-                <w:sz w:val="22"/>
-              </w:rPr>
-            </w:pPr>
-            <w:r>
-              <w:rPr>
-                <w:b/>
-                <w:sz w:val="22"/>
-              </w:rPr>
-              <w:t>Range</w:t>
-            </w:r>
-          </w:p>
-        </w:tc>
-      </w:tr>
-      <w:tr>
-        <w:trPr>
-          <w:jc w:val="center"/>
-        </w:trPr>
-        <w:tc>
-          <w:tcPr>
-            <w:tcW w:w="0" w:type="auto"/>
-            <w:tcBorders>
-              <w:top w:val="single" w:sz="2" w:space="0" w:color="auto"/>
-            </w:tcBorders>
-          </w:tcPr>
-          <w:p>
-            <w:pPr>
-              <w:pStyle w:val="Compact"/>
-              <w:spacing w:line="240" w:lineRule="auto"/>
-              <w:rPr>
-                <w:sz w:val="22"/>
-              </w:rPr>
-            </w:pPr>
-            <w:r>
-              <w:rPr>
-                <w:sz w:val="22"/>
-              </w:rPr>
-              <w:t>Pretest</w:t>
-            </w:r>
-          </w:p>
-        </w:tc>
-        <w:tc>
-          <w:tcPr>
-            <w:tcW w:w="0" w:type="auto"/>
-            <w:tcBorders>
-              <w:top w:val="single" w:sz="2" w:space="0" w:color="auto"/>
-            </w:tcBorders>
-          </w:tcPr>
-          <w:p>
-            <w:pPr>
-              <w:pStyle w:val="Compact"/>
-              <w:spacing w:line="240" w:lineRule="auto"/>
-              <w:rPr>
-                <w:sz w:val="22"/>
-              </w:rPr>
-            </w:pPr>
-            <w:r>
-              <w:rPr>
-                <w:sz w:val="22"/>
-              </w:rPr>
-              <w:t>47.2%</w:t>
-            </w:r>
-          </w:p>
-        </w:tc>
-        <w:tc>
-          <w:tcPr>
-            <w:tcW w:w="0" w:type="auto"/>
-            <w:tcBorders>
-              <w:top w:val="single" w:sz="2" w:space="0" w:color="auto"/>
-            </w:tcBorders>
-          </w:tcPr>
-          <w:p>
-            <w:pPr>
-              <w:pStyle w:val="Compact"/>
-              <w:spacing w:line="240" w:lineRule="auto"/>
-              <w:rPr>
-                <w:sz w:val="22"/>
-              </w:rPr>
-            </w:pPr>
-            <w:r>
-              <w:rPr>
-                <w:sz w:val="22"/>
-              </w:rPr>
-              <w:t>11.4</w:t>
-            </w:r>
-          </w:p>
-        </w:tc>
-        <w:tc>
-          <w:tcPr>
-            <w:tcW w:w="0" w:type="auto"/>
-            <w:tcBorders>
-              <w:top w:val="single" w:sz="2" w:space="0" w:color="auto"/>
-            </w:tcBorders>
-          </w:tcPr>
-          <w:p>
-            <w:pPr>
-              <w:pStyle w:val="Compact"/>
-              <w:spacing w:line="240" w:lineRule="auto"/>
-              <w:rPr>
-                <w:sz w:val="22"/>
-              </w:rPr>
-            </w:pPr>
-            <w:r>
-              <w:rPr>
-                <w:sz w:val="22"/>
-              </w:rPr>
-              <w:t>25 – 67</w:t>
-            </w:r>
-          </w:p>
-        </w:tc>
-      </w:tr>
-      <w:tr>
-        <w:trPr>
-          <w:jc w:val="center"/>
-        </w:trPr>
-        <w:tc>
-          <w:tcPr>
-            <w:tcW w:w="0" w:type="auto"/>
-          </w:tcPr>
-          <w:p>
-            <w:pPr>
-              <w:pStyle w:val="Compact"/>
-              <w:spacing w:line="240" w:lineRule="auto"/>
-              <w:rPr>
-                <w:sz w:val="22"/>
-              </w:rPr>
-            </w:pPr>
-            <w:r>
-              <w:rPr>
-                <w:sz w:val="22"/>
-              </w:rPr>
-              <w:t>Posttest</w:t>
-            </w:r>
-          </w:p>
-        </w:tc>
-        <w:tc>
-          <w:tcPr>
-            <w:tcW w:w="0" w:type="auto"/>
-          </w:tcPr>
-          <w:p>
-            <w:pPr>
-              <w:pStyle w:val="Compact"/>
-              <w:spacing w:line="240" w:lineRule="auto"/>
-              <w:rPr>
-                <w:sz w:val="22"/>
-              </w:rPr>
-            </w:pPr>
-            <w:r>
-              <w:rPr>
-                <w:sz w:val="22"/>
-              </w:rPr>
-              <w:t>71.8%</w:t>
-            </w:r>
-          </w:p>
-        </w:tc>
-        <w:tc>
-          <w:tcPr>
-            <w:tcW w:w="0" w:type="auto"/>
-          </w:tcPr>
-          <w:p>
-            <w:pPr>
-              <w:pStyle w:val="Compact"/>
-              <w:spacing w:line="240" w:lineRule="auto"/>
-              <w:rPr>
-                <w:sz w:val="22"/>
-              </w:rPr>
-            </w:pPr>
-            <w:r>
-              <w:rPr>
-                <w:sz w:val="22"/>
-              </w:rPr>
-              <w:t>9.7</w:t>
-            </w:r>
-          </w:p>
-        </w:tc>
-        <w:tc>
-          <w:tcPr>
-            <w:tcW w:w="0" w:type="auto"/>
-          </w:tcPr>
-          <w:p>
-            <w:pPr>
-              <w:pStyle w:val="Compact"/>
-              <w:spacing w:line="240" w:lineRule="auto"/>
-              <w:rPr>
-                <w:sz w:val="22"/>
-              </w:rPr>
-            </w:pPr>
-            <w:r>
-              <w:rPr>
-                <w:sz w:val="22"/>
-              </w:rPr>
-              <w:t>58 – 92</w:t>
-            </w:r>
-          </w:p>
-        </w:tc>
-      </w:tr>
-      <w:tr>
-        <w:trPr>
-          <w:jc w:val="center"/>
-        </w:trPr>
-        <w:tc>
-          <w:tcPr>
-            <w:tcW w:w="0" w:type="auto"/>
-          </w:tcPr>
-          <w:p>
-            <w:pPr>
-              <w:pStyle w:val="Compact"/>
-              <w:spacing w:line="240" w:lineRule="auto"/>
-              <w:rPr>
-                <w:sz w:val="22"/>
-              </w:rPr>
-            </w:pPr>
-            <w:r>
-              <w:rPr>
-                <w:sz w:val="22"/>
-              </w:rPr>
-              <w:t>Δ</w:t>
-            </w:r>
-          </w:p>
-        </w:tc>
-        <w:tc>
-          <w:tcPr>
-            <w:tcW w:w="0" w:type="auto"/>
-          </w:tcPr>
-          <w:p>
-            <w:pPr>
-              <w:pStyle w:val="Compact"/>
-              <w:spacing w:line="240" w:lineRule="auto"/>
-              <w:rPr>
-                <w:sz w:val="22"/>
-              </w:rPr>
-            </w:pPr>
-            <w:r>
-              <w:rPr>
-                <w:sz w:val="22"/>
-              </w:rPr>
-              <w:t>+24.6 pp</w:t>
-            </w:r>
-          </w:p>
-        </w:tc>
-        <w:tc>
-          <w:tcPr>
-            <w:tcW w:w="0" w:type="auto"/>
-          </w:tcPr>
-          <w:p>
-            <w:pPr>
-              <w:pStyle w:val="Compact"/>
-              <w:spacing w:line="240" w:lineRule="auto"/>
-              <w:rPr>
-                <w:sz w:val="22"/>
-              </w:rPr>
-            </w:pPr>
-            <w:r>
-              <w:rPr>
-                <w:sz w:val="22"/>
-              </w:rPr>
-              <w:t>8.1</w:t>
-            </w:r>
-          </w:p>
-        </w:tc>
-        <w:tc>
-          <w:tcPr>
-            <w:tcW w:w="0" w:type="auto"/>
-          </w:tcPr>
-          <w:p>
-            <w:pPr>
-              <w:pStyle w:val="Compact"/>
-              <w:spacing w:line="240" w:lineRule="auto"/>
-              <w:rPr>
-                <w:sz w:val="22"/>
-              </w:rPr>
-            </w:pPr>
-            <w:r>
-              <w:rPr>
-                <w:sz w:val="22"/>
-              </w:rPr>
-              <w:t>+8 to +42</w:t>
-            </w:r>
-          </w:p>
-        </w:tc>
-      </w:tr>
-    </w:tbl>
-    <w:p>
-      <w:pPr>
-        <w:pStyle w:val="a0"/>
-      </w:pPr>
-      <w:r>
-        <w:t xml:space="preserve">Paired-sample </w:t>
-      </w:r>
-      <w:r>
-        <w:rPr>
-          <w:i/>
-          <w:iCs/>
-        </w:rPr>
-        <w:t>t</w:t>
-      </w:r>
-      <w:r>
-        <w:t xml:space="preserve">-test: </w:t>
-      </w:r>
-      <w:r>
-        <w:rPr>
-          <w:i/>
-          <w:iCs/>
-        </w:rPr>
-        <w:t>t</w:t>
-      </w:r>
-      <w:r>
-        <w:t xml:space="preserve">(17) = 4.92, </w:t>
-      </w:r>
-      <w:r>
-        <w:rPr>
-          <w:i/>
-          <w:iCs/>
-        </w:rPr>
-        <w:t>p</w:t>
-      </w:r>
-      <w:r>
-        <w:t xml:space="preserve"> &lt; .01. Cohen's </w:t>
-      </w:r>
-      <w:r>
-        <w:rPr>
-          <w:i/>
-          <w:iCs/>
-        </w:rPr>
-        <w:t>d</w:t>
-      </w:r>
-      <w:r>
-        <w:t xml:space="preserve"> </w:t>
-      </w:r>
-      <w:r>
-        <w:t xml:space="preserve">= 1.16, indicating a </w:t>
-      </w:r>
-      <w:r>
-        <w:rPr>
-          <w:i/>
-          <w:iCs/>
-        </w:rPr>
-        <w:t>large</w:t>
-      </w:r>
-      <w:r>
-        <w:t xml:space="preserve"> effect (Cohen, 1988).</w:t>
-      </w:r>
-    </w:p>
-    <w:p>
-      <w:pPr>
-        <w:pStyle w:val="2"/>
-      </w:pPr>
-      <w:bookmarkStart w:id="39" w:name="Xd9d885e72efb507e3941536a98032464b5d5f1d"/>
-      <w:bookmarkEnd w:id="38"/>
-      <w:r>
-        <w:t>7.2 Recognition of Subdominant Recapitulation</w:t>
-      </w:r>
-    </w:p>
-    <w:p>
-      <w:pPr>
-        <w:pStyle w:val="FirstParagraph"/>
-      </w:pPr>
-      <w:r>
-        <w:t>In free response:</w:t>
+        <w:t>Multi-piece dataset.</w:t>
+      </w:r>
+      <w:r>
+        <w:t xml:space="preserve"> Beethoven Op. 49 No. 2 mvt. I and Clementi Op. 36 No. 1 mvt. I encoded against the same JSON schema for comparative form study.</w:t>
       </w:r>
     </w:p>
     <w:p>
@@ -8491,11 +7444,21 @@
         <w:pStyle w:val="Compact"/>
         <w:numPr>
           <w:ilvl w:val="0"/>
-          <w:numId w:val="13"/>
+          <w:numId w:val="12"/>
         </w:numPr>
       </w:pPr>
       <w:r>
-        <w:t>Pretest awareness: 0 / 18 (0%) — effectively absent.</w:t>
+        <w:rPr>
+          <w:b/>
+          <w:bCs/>
+        </w:rPr>
+        <w:t>Authoring mode.</w:t>
+      </w:r>
+      <w:r>
+        <w:t xml:space="preserve"> </w:t>
+      </w:r>
+      <w:r>
+        <w:t>Learners label their own compositions with formal regions, producing reusable analysis artefacts.</w:t>
       </w:r>
     </w:p>
     <w:p>
@@ -8503,65 +7466,18 @@
         <w:pStyle w:val="Compact"/>
         <w:numPr>
           <w:ilvl w:val="0"/>
-          <w:numId w:val="13"/>
+          <w:numId w:val="12"/>
         </w:numPr>
       </w:pPr>
       <w:r>
-        <w:t>Posttest mention of the subdominant recapitulation: 14 / 18 (77.8%).</w:t>
-      </w:r>
-    </w:p>
-    <w:p>
-      <w:pPr>
-        <w:pStyle w:val="FirstParagraph"/>
-      </w:pPr>
-      <w:r>
-        <w:t>Inter-rater κ = .92.</w:t>
-      </w:r>
-    </w:p>
-    <w:p>
-      <w:pPr>
-        <w:pStyle w:val="2"/>
-      </w:pPr>
-      <w:bookmarkStart w:id="40" w:name="X6069361d365837a92e0e55eb07a1d332869933b"/>
-      <w:bookmarkEnd w:id="39"/>
-      <w:r>
-        <w:t>7.3 System Usability</w:t>
-      </w:r>
-    </w:p>
-    <w:p>
-      <w:pPr>
-        <w:pStyle w:val="FirstParagraph"/>
-      </w:pPr>
-      <w:r>
-        <w:t xml:space="preserve">SUS mean = 81.4, 95% CI [76.9, 85.9]. Per Sauro and Lewis (2016) this falls in the </w:t>
-      </w:r>
-      <w:r>
-        <w:rPr>
-          <w:i/>
-          <w:iCs/>
-        </w:rPr>
-        <w:t>Excellent (A)</w:t>
-      </w:r>
-      <w:r>
-        <w:t xml:space="preserve"> grade band, well above the industry mean of 68.</w:t>
-      </w:r>
-    </w:p>
-    <w:p>
-      <w:pPr>
-        <w:pStyle w:val="2"/>
-      </w:pPr>
-      <w:bookmarkStart w:id="41" w:name="X955a6c17de00f00e200944c891e82f95760f924"/>
-      <w:bookmarkEnd w:id="40"/>
-      <w:r>
-        <w:t>7.4 Qualitative Feedback</w:t>
-      </w:r>
-    </w:p>
-    <w:p>
-      <w:pPr>
-        <w:pStyle w:val="FirstParagraph"/>
-      </w:pPr>
-      <w:r>
-        <w:t>Representative positive responses (anonymized, used with consent):</w:t>
+        <w:rPr>
+          <w:b/>
+          <w:bCs/>
+        </w:rPr>
+        <w:t>Other formal types.</w:t>
+      </w:r>
+      <w:r>
+        <w:t xml:space="preserve"> Rondo, theme-and-variations, and fugue, each requiring schema extension.</w:t>
       </w:r>
     </w:p>
     <w:p>
@@ -8569,490 +7485,72 @@
         <w:pStyle w:val="Compact"/>
         <w:numPr>
           <w:ilvl w:val="0"/>
-          <w:numId w:val="14"/>
+          <w:numId w:val="12"/>
         </w:numPr>
       </w:pPr>
       <w:r>
-        <w:t xml:space="preserve">"Watching the timeline made me feel for the first time how </w:t>
+        <w:rPr>
+          <w:b/>
+          <w:bCs/>
+        </w:rPr>
+        <w:t>Mobile responsiveness.</w:t>
+      </w:r>
+      <w:r>
+        <w:t xml:space="preserve"> Extending the desktop-first design to tablet and phone form factors.</w:t>
+      </w:r>
+    </w:p>
+    <w:p>
+      <w:pPr>
+        <w:pStyle w:val="1"/>
+      </w:pPr>
+      <w:bookmarkStart w:id="32" w:name="X19cad7d15381a9dfa000caf49ac5c69889e188d"/>
+      <w:bookmarkEnd w:id="28"/>
+      <w:bookmarkEnd w:id="31"/>
+      <w:r>
+        <w:t>7. Conclusion</w:t>
+      </w:r>
+    </w:p>
+    <w:p>
+      <w:pPr>
+        <w:pStyle w:val="FirstParagraph"/>
+      </w:pPr>
+      <w:r>
+        <w:t xml:space="preserve">This paper has presented an open-source, web-based tool that synchronizes score, audio, and a hierarchical formal-analysis layer to teach the structure of sonata form, with Mozart's K. 545 mvt. I as the case piece. The central pedagogical claim — that synchronized multi-representation makes the </w:t>
       </w:r>
       <w:r>
         <w:rPr>
           <w:i/>
           <w:iCs/>
         </w:rPr>
-        <w:t>short</w:t>
-      </w:r>
-      <w:r>
-        <w:t xml:space="preserve"> the development really is."</w:t>
-      </w:r>
-    </w:p>
-    <w:p>
-      <w:pPr>
-        <w:pStyle w:val="Compact"/>
-        <w:numPr>
-          <w:ilvl w:val="0"/>
-          <w:numId w:val="14"/>
-        </w:numPr>
-      </w:pPr>
-      <w:r>
-        <w:t xml:space="preserve">"The recapitulation suddenly starting in F major — I could </w:t>
-      </w:r>
-      <w:r>
-        <w:rPr>
-          <w:i/>
-          <w:iCs/>
-        </w:rPr>
-        <w:t>see</w:t>
-      </w:r>
-      <w:r>
-        <w:t xml:space="preserve"> it as well as hear it."</w:t>
-      </w:r>
-    </w:p>
-    <w:p>
-      <w:pPr>
-        <w:pStyle w:val="Compact"/>
-        <w:numPr>
-          <w:ilvl w:val="0"/>
-          <w:numId w:val="14"/>
-        </w:numPr>
-      </w:pPr>
-      <w:r>
-        <w:t>"The loop function let me compare P in the exposition and P in the recapitulation directly."</w:t>
-      </w:r>
-    </w:p>
-    <w:p>
-      <w:pPr>
-        <w:pStyle w:val="FirstParagraph"/>
-      </w:pPr>
-      <w:r>
-        <w:t>Improvement requests:</w:t>
-      </w:r>
-    </w:p>
-    <w:p>
-      <w:pPr>
-        <w:pStyle w:val="Compact"/>
-        <w:numPr>
-          <w:ilvl w:val="0"/>
-          <w:numId w:val="15"/>
-        </w:numPr>
-      </w:pPr>
-      <w:r>
-        <w:t>"The score is too small on mobile" (7 participants).</w:t>
-      </w:r>
-    </w:p>
-    <w:p>
-      <w:pPr>
-        <w:pStyle w:val="Compact"/>
-        <w:numPr>
-          <w:ilvl w:val="0"/>
-          <w:numId w:val="15"/>
-        </w:numPr>
-      </w:pPr>
-      <w:r>
-        <w:t>"The boundary between K and any codetta is sometimes ambiguous" (3 participants).</w:t>
-      </w:r>
-    </w:p>
-    <w:p>
-      <w:pPr>
-        <w:pStyle w:val="Compact"/>
-        <w:numPr>
-          <w:ilvl w:val="0"/>
-          <w:numId w:val="15"/>
-        </w:numPr>
-      </w:pPr>
-      <w:r>
-        <w:t>"I'd like more visual contrast for the modulating sequences in the development" (2 participants).</w:t>
+        <w:t>function-preserving</w:t>
+      </w:r>
+      <w:r>
+        <w:t xml:space="preserve"> nature of non-tonic recapitulations visually self-evident — is grounded in </w:t>
+      </w:r>
+      <w:r>
+        <w:t xml:space="preserve">form-functional theory and </w:t>
+      </w:r>
+      <w:r>
+        <w:lastRenderedPageBreak/>
+        <w:t>instantiated as a runnable, openly licensed system. Empirical validation of the learning gains this design predicts is the subject of a planned randomized controlled trial; the system, schema, and pedagogical framing presented here provide the foundation for that work.</w:t>
+      </w:r>
+    </w:p>
+    <w:p>
+      <w:pPr>
+        <w:pStyle w:val="a0"/>
+      </w:pPr>
+      <w:r>
+        <w:t>The tool is released under the MIT License; the formal-analysis data under CC BY 4.0. Both invite reuse, extension, and peer scrutiny in the spirit of open digital musicology.</w:t>
       </w:r>
     </w:p>
     <w:p>
       <w:pPr>
         <w:pStyle w:val="1"/>
       </w:pPr>
-      <w:bookmarkStart w:id="42" w:name="X8c1abf58e73567575ecbab20602f8a971fd4c73"/>
-      <w:bookmarkEnd w:id="37"/>
-      <w:bookmarkEnd w:id="41"/>
-      <w:r>
-        <w:t>8. Discussion</w:t>
-      </w:r>
-    </w:p>
-    <w:p>
-      <w:pPr>
-        <w:pStyle w:val="2"/>
-      </w:pPr>
-      <w:bookmarkStart w:id="43" w:name="X792a0b1f307aa766433d7cba8d8c8e8da4fc05d"/>
-      <w:r>
-        <w:t>8.1 Educational Implications</w:t>
-      </w:r>
-    </w:p>
-    <w:p>
-      <w:pPr>
-        <w:pStyle w:val="FirstParagraph"/>
-      </w:pPr>
-      <w:r>
-        <w:t xml:space="preserve">The large effect-size gain in form identification, together with the 0% → 78% jump in recognition of the K. 545 subdominant recapitulation, suggests that the tool conveys not merely the </w:t>
-      </w:r>
-      <w:r>
-        <w:rPr>
-          <w:i/>
-          <w:iCs/>
-        </w:rPr>
-        <w:t>norms</w:t>
-      </w:r>
-      <w:r>
-        <w:t xml:space="preserve"> of sonata form but also the </w:t>
-      </w:r>
-      <w:r>
-        <w:rPr>
-          <w:i/>
-          <w:iCs/>
-        </w:rPr>
-        <w:t>functional logic of its deformations</w:t>
-      </w:r>
-      <w:r>
-        <w:t xml:space="preserve">. Traditional verbal teaching often presents the recapitulation as "return-in-tonic," handling deformations as exceptions; the synchronized color-coded view makes the </w:t>
-      </w:r>
-      <w:r>
-        <w:rPr>
-          <w:i/>
-          <w:iCs/>
-        </w:rPr>
-        <w:t>function-preserving</w:t>
-      </w:r>
-      <w:r>
-        <w:t xml:space="preserve"> character of Mozart's deviation visually self-evident. This pedagogical move — from rules-and-exceptions to functional flexibility — aligns with current form-functional approaches to musical analysis (Caplin, 1998, 2009).</w:t>
-      </w:r>
-    </w:p>
-    <w:p>
-      <w:pPr>
-        <w:pStyle w:val="2"/>
-      </w:pPr>
-      <w:bookmarkStart w:id="44" w:name="X593130719821a7a26ba1a1a7e7694f583376987"/>
-      <w:bookmarkEnd w:id="43"/>
-      <w:r>
-        <w:t>8.2 Methodological and Tooling Implications</w:t>
-      </w:r>
-    </w:p>
-    <w:p>
-      <w:pPr>
-        <w:pStyle w:val="Compact"/>
-        <w:numPr>
-          <w:ilvl w:val="0"/>
-          <w:numId w:val="16"/>
-        </w:numPr>
-      </w:pPr>
-      <w:r>
-        <w:rPr>
-          <w:b/>
-          <w:bCs/>
-        </w:rPr>
-        <w:t>First-class status of formal analysis.</w:t>
-      </w:r>
-      <w:r>
-        <w:t xml:space="preserve"> Encoding the analysis as a versioned JSON object — not as ephemeral pedagogical commentary — invites peer review of the analysis itself, machine reuse, and reproducibility.</w:t>
-      </w:r>
-    </w:p>
-    <w:p>
-      <w:pPr>
-        <w:pStyle w:val="Compact"/>
-        <w:numPr>
-          <w:ilvl w:val="0"/>
-          <w:numId w:val="16"/>
-        </w:numPr>
-      </w:pPr>
-      <w:r>
-        <w:rPr>
-          <w:b/>
-          <w:bCs/>
-        </w:rPr>
-        <w:t>Demo mode as a copyright-pragmatic default.</w:t>
-      </w:r>
-      <w:r>
-        <w:t xml:space="preserve"> The WebAudio metronome allows the form layer to function in environments where no PD/CC audio is at hand, lowering the barrier to classroom adoption.</w:t>
-      </w:r>
-    </w:p>
-    <w:p>
-      <w:pPr>
-        <w:pStyle w:val="Compact"/>
-        <w:numPr>
-          <w:ilvl w:val="0"/>
-          <w:numId w:val="16"/>
-        </w:numPr>
-      </w:pPr>
-      <w:r>
-        <w:rPr>
-          <w:b/>
-          <w:bCs/>
-        </w:rPr>
-        <w:t>Single-dependency architecture.</w:t>
-      </w:r>
-      <w:r>
-        <w:t xml:space="preserve"> Course materials with one external library age more gracefully than those with complex build pipelines — a non-trivial property for syllabi designed to last multiple cohorts.</w:t>
-      </w:r>
-    </w:p>
-    <w:p>
-      <w:pPr>
-        <w:pStyle w:val="2"/>
-      </w:pPr>
-      <w:bookmarkStart w:id="45" w:name="X364fc5a9947686e660d06f9e3e3943779d206b3"/>
-      <w:bookmarkEnd w:id="44"/>
-      <w:r>
-        <w:t>8.3 Limitations</w:t>
-      </w:r>
-    </w:p>
-    <w:p>
-      <w:pPr>
-        <w:pStyle w:val="Compact"/>
-        <w:numPr>
-          <w:ilvl w:val="0"/>
-          <w:numId w:val="17"/>
-        </w:numPr>
-      </w:pPr>
-      <w:r>
-        <w:rPr>
-          <w:b/>
-          <w:bCs/>
-        </w:rPr>
-        <w:t>Single session, single piece.</w:t>
-      </w:r>
-      <w:r>
-        <w:t xml:space="preserve"> Long-term retention is not assessed.</w:t>
-      </w:r>
-    </w:p>
-    <w:p>
-      <w:pPr>
-        <w:pStyle w:val="Compact"/>
-        <w:numPr>
-          <w:ilvl w:val="0"/>
-          <w:numId w:val="17"/>
-        </w:numPr>
-      </w:pPr>
-      <w:r>
-        <w:rPr>
-          <w:b/>
-          <w:bCs/>
-        </w:rPr>
-        <w:t>Sample size.</w:t>
-      </w:r>
-      <w:r>
-        <w:t xml:space="preserve"> N = 18 is adequate for an initial directional test but insufficient for SSCI-level generalization.</w:t>
-      </w:r>
-    </w:p>
-    <w:p>
-      <w:pPr>
-        <w:pStyle w:val="Compact"/>
-        <w:numPr>
-          <w:ilvl w:val="0"/>
-          <w:numId w:val="17"/>
-        </w:numPr>
-      </w:pPr>
-      <w:r>
-        <w:rPr>
-          <w:b/>
-          <w:bCs/>
-        </w:rPr>
-        <w:t>No control group.</w:t>
-      </w:r>
-      <w:r>
-        <w:t xml:space="preserve"> A passive-listening or non-synchronized control is needed to isolate the contribution of synchronization itself versus simple exposure.</w:t>
-      </w:r>
-    </w:p>
-    <w:p>
-      <w:pPr>
-        <w:pStyle w:val="Compact"/>
-        <w:numPr>
-          <w:ilvl w:val="0"/>
-          <w:numId w:val="17"/>
-        </w:numPr>
-      </w:pPr>
-      <w:r>
-        <w:rPr>
-          <w:b/>
-          <w:bCs/>
-        </w:rPr>
-        <w:t>Recording-dependence of the time map.</w:t>
-      </w:r>
-      <w:r>
-        <w:t xml:space="preserve"> The current map assumes a single reference recording; performances at different tempi introduce up to ±0.5 s alignment error.</w:t>
-      </w:r>
-    </w:p>
-    <w:p>
-      <w:pPr>
-        <w:pStyle w:val="Compact"/>
-        <w:numPr>
-          <w:ilvl w:val="0"/>
-          <w:numId w:val="17"/>
-        </w:numPr>
-      </w:pPr>
-      <w:r>
-        <w:rPr>
-          <w:b/>
-          <w:bCs/>
-        </w:rPr>
-        <w:t>Mobile responsiveness.</w:t>
-      </w:r>
-      <w:r>
-        <w:t xml:space="preserve"> </w:t>
-      </w:r>
-      <w:r>
-        <w:t>The most frequent improvement request.</w:t>
-      </w:r>
-    </w:p>
-    <w:p>
-      <w:pPr>
-        <w:pStyle w:val="2"/>
-      </w:pPr>
-      <w:bookmarkStart w:id="46" w:name="X3aa89359e731db19990110a81e7fa3cb52c4302"/>
-      <w:bookmarkEnd w:id="45"/>
-      <w:r>
-        <w:t>8.4 Future Work</w:t>
-      </w:r>
-    </w:p>
-    <w:p>
-      <w:pPr>
-        <w:pStyle w:val="Compact"/>
-        <w:numPr>
-          <w:ilvl w:val="0"/>
-          <w:numId w:val="18"/>
-        </w:numPr>
-      </w:pPr>
-      <w:r>
-        <w:rPr>
-          <w:b/>
-          <w:bCs/>
-        </w:rPr>
-        <w:t>Automatic score-audio alignment</w:t>
-      </w:r>
-      <w:r>
-        <w:t xml:space="preserve"> (Nakamura et al., 2017) to eliminate recording-dependence.</w:t>
-      </w:r>
-    </w:p>
-    <w:p>
-      <w:pPr>
-        <w:pStyle w:val="Compact"/>
-        <w:numPr>
-          <w:ilvl w:val="0"/>
-          <w:numId w:val="18"/>
-        </w:numPr>
-      </w:pPr>
-      <w:r>
-        <w:rPr>
-          <w:b/>
-          <w:bCs/>
-        </w:rPr>
-        <w:t>Multi-piece dataset.</w:t>
-      </w:r>
-      <w:r>
-        <w:t xml:space="preserve"> Beethoven Op. 49 No. 2 mvt. I and Clementi Op. 36 No. 1 mvt. I, encoded against the same JSON schema, to support comparative form study.</w:t>
-      </w:r>
-    </w:p>
-    <w:p>
-      <w:pPr>
-        <w:pStyle w:val="Compact"/>
-        <w:numPr>
-          <w:ilvl w:val="0"/>
-          <w:numId w:val="18"/>
-        </w:numPr>
-      </w:pPr>
-      <w:r>
-        <w:rPr>
-          <w:b/>
-          <w:bCs/>
-        </w:rPr>
-        <w:t>Authoring mode.</w:t>
-      </w:r>
-      <w:r>
-        <w:t xml:space="preserve"> Learners label their own compositions with formal regions, producing reusable analysis artefacts.</w:t>
-      </w:r>
-    </w:p>
-    <w:p>
-      <w:pPr>
-        <w:pStyle w:val="Compact"/>
-        <w:numPr>
-          <w:ilvl w:val="0"/>
-          <w:numId w:val="18"/>
-        </w:numPr>
-      </w:pPr>
-      <w:r>
-        <w:rPr>
-          <w:b/>
-          <w:bCs/>
-        </w:rPr>
-        <w:t>Randomized controlled trial</w:t>
-      </w:r>
-      <w:r>
-        <w:t xml:space="preserve"> comparing the synchronized condition to (a) audio + score without synchronization and (b) audio + verbal lecture only.</w:t>
-      </w:r>
-    </w:p>
-    <w:p>
-      <w:pPr>
-        <w:pStyle w:val="Compact"/>
-        <w:numPr>
-          <w:ilvl w:val="0"/>
-          <w:numId w:val="18"/>
-        </w:numPr>
-      </w:pPr>
-      <w:r>
-        <w:rPr>
-          <w:b/>
-          <w:bCs/>
-        </w:rPr>
-        <w:t>Other formal types.</w:t>
-      </w:r>
-      <w:r>
-        <w:t xml:space="preserve"> Rondo, theme-and-variations, and fugue, each requiring schema extension.</w:t>
-      </w:r>
-    </w:p>
-    <w:p>
-      <w:pPr>
-        <w:pStyle w:val="1"/>
-      </w:pPr>
-      <w:bookmarkStart w:id="47" w:name="Xf084a3aad2ba019113a3f84a3b857d0628c92ce"/>
-      <w:bookmarkEnd w:id="42"/>
-      <w:bookmarkEnd w:id="46"/>
-      <w:r>
-        <w:t>9. Conclusion</w:t>
-      </w:r>
-    </w:p>
-    <w:p>
-      <w:pPr>
-        <w:pStyle w:val="FirstParagraph"/>
-      </w:pPr>
-      <w:r>
-        <w:t xml:space="preserve">This paper has presented an open-source, web-based tool that </w:t>
-      </w:r>
-      <w:r>
-        <w:t>synchronizes score, audio, and a hierarchical formal-analysis layer to teach the structure of sonata form, evaluated against a sample of undergraduate music-education majors using Mozart's K. 545 mvt. I as case piece. The 24.6 percentage-point gain in form-identification accuracy (</w:t>
-      </w:r>
-      <w:r>
-        <w:rPr>
-          <w:i/>
-          <w:iCs/>
-        </w:rPr>
-        <w:t>d</w:t>
-      </w:r>
-      <w:r>
-        <w:t xml:space="preserve"> = 1.16), the 0% → 78% recognition of a textbook deformation, and the SUS score of 81.4 together suggest that multi-representational visualization is a practical and effective addition to the music-theory and music-education clas</w:t>
-      </w:r>
-      <w:r>
-        <w:t>sroom.</w:t>
-      </w:r>
-    </w:p>
-    <w:p>
-      <w:pPr>
-        <w:pStyle w:val="a0"/>
-      </w:pPr>
-      <w:r>
-        <w:t>The tool is released under the MIT License; the formal-analysis data under CC BY 4.0. Both invite reuse, extension, and peer scrutiny in the spirit of open digital musicology.</w:t>
-      </w:r>
-    </w:p>
-    <w:p>
-      <w:pPr>
-        <w:pStyle w:val="1"/>
-      </w:pPr>
-      <w:bookmarkStart w:id="48" w:name="X640081157259e8cff7029700f597651e6519d9c"/>
-      <w:bookmarkEnd w:id="47"/>
-      <w:r>
-        <w:t>10. Reproducibility</w:t>
+      <w:bookmarkStart w:id="33" w:name="Xa3c3039e1b4515b4f0e7ed5d8da9529a47e6ca7"/>
+      <w:bookmarkEnd w:id="32"/>
+      <w:r>
+        <w:t>8. Reproducibility</w:t>
       </w:r>
     </w:p>
     <w:p>
@@ -9605,18 +8103,18 @@
           <w:b/>
           <w:bCs/>
         </w:rPr>
-        <w:t>Evaluation data.</w:t>
-      </w:r>
-      <w:r>
-        <w:t xml:space="preserve"> The anonymized N=18 usability data are available on request to the corresponding author, subject to research-ethics guidelines.</w:t>
+        <w:t>Forthcoming RCT data.</w:t>
+      </w:r>
+      <w:r>
+        <w:t xml:space="preserve"> Anonymized response data from the planned controlled trial will be released under CC BY 4.0 on OSF.io once IRB-approved data collection and analysis are complete.</w:t>
       </w:r>
     </w:p>
     <w:p>
       <w:pPr>
         <w:pStyle w:val="1"/>
       </w:pPr>
-      <w:bookmarkStart w:id="49" w:name="acknowledgments"/>
-      <w:bookmarkEnd w:id="48"/>
+      <w:bookmarkStart w:id="34" w:name="acknowledgments"/>
+      <w:bookmarkEnd w:id="33"/>
       <w:r>
         <w:t>Acknowledgments</w:t>
       </w:r>
@@ -9633,8 +8131,8 @@
       <w:pPr>
         <w:pStyle w:val="1"/>
       </w:pPr>
-      <w:bookmarkStart w:id="50" w:name="references"/>
-      <w:bookmarkEnd w:id="49"/>
+      <w:bookmarkStart w:id="35" w:name="references"/>
+      <w:bookmarkEnd w:id="34"/>
       <w:r>
         <w:t>References</w:t>
       </w:r>
@@ -9644,14 +8142,11 @@
         <w:pStyle w:val="Compact"/>
         <w:numPr>
           <w:ilvl w:val="0"/>
-          <w:numId w:val="19"/>
+          <w:numId w:val="13"/>
         </w:numPr>
       </w:pPr>
       <w:r>
-        <w:t xml:space="preserve">Brooke, J. (1996). SUS: A "quick and dirty" usability scale. In P. W. </w:t>
-      </w:r>
-      <w:r>
-        <w:t xml:space="preserve">Jordan, B. Thomas, B. A. Weerdmeester, &amp; I. L. McClelland (Eds.), </w:t>
+        <w:t xml:space="preserve">Brooke, J. (1996). SUS: A "quick and dirty" usability scale. In P. W. Jordan, B. Thomas, B. A. Weerdmeester, &amp; I. L. McClelland (Eds.), </w:t>
       </w:r>
       <w:r>
         <w:rPr>
@@ -9669,11 +8164,14 @@
         <w:pStyle w:val="Compact"/>
         <w:numPr>
           <w:ilvl w:val="0"/>
-          <w:numId w:val="19"/>
+          <w:numId w:val="13"/>
         </w:numPr>
       </w:pPr>
       <w:r>
-        <w:t xml:space="preserve">Cannam, C., Landone, C., &amp; Sandler, M. (2010). Sonic Visualiser: An open source application for viewing, analysing, and annotating music audio files. In </w:t>
+        <w:t xml:space="preserve">Cannam, C., Landone, C., &amp; Sandler, M. (2010). Sonic Visualiser: An </w:t>
+      </w:r>
+      <w:r>
+        <w:t xml:space="preserve">open source application for viewing, analysing, and annotating music audio files. In </w:t>
       </w:r>
       <w:r>
         <w:rPr>
@@ -9691,7 +8189,7 @@
         <w:pStyle w:val="Compact"/>
         <w:numPr>
           <w:ilvl w:val="0"/>
-          <w:numId w:val="19"/>
+          <w:numId w:val="13"/>
         </w:numPr>
       </w:pPr>
       <w:r>
@@ -9713,7 +8211,7 @@
         <w:pStyle w:val="Compact"/>
         <w:numPr>
           <w:ilvl w:val="0"/>
-          <w:numId w:val="19"/>
+          <w:numId w:val="13"/>
         </w:numPr>
       </w:pPr>
       <w:r>
@@ -9735,7 +8233,7 @@
         <w:pStyle w:val="Compact"/>
         <w:numPr>
           <w:ilvl w:val="0"/>
-          <w:numId w:val="19"/>
+          <w:numId w:val="13"/>
         </w:numPr>
       </w:pPr>
       <w:r>
@@ -9757,7 +8255,7 @@
         <w:pStyle w:val="Compact"/>
         <w:numPr>
           <w:ilvl w:val="0"/>
-          <w:numId w:val="19"/>
+          <w:numId w:val="13"/>
         </w:numPr>
       </w:pPr>
       <w:r>
@@ -9779,7 +8277,7 @@
         <w:pStyle w:val="Compact"/>
         <w:numPr>
           <w:ilvl w:val="0"/>
-          <w:numId w:val="19"/>
+          <w:numId w:val="13"/>
         </w:numPr>
       </w:pPr>
       <w:r>
@@ -9801,7 +8299,7 @@
         <w:pStyle w:val="Compact"/>
         <w:numPr>
           <w:ilvl w:val="0"/>
-          <w:numId w:val="19"/>
+          <w:numId w:val="13"/>
         </w:numPr>
       </w:pPr>
       <w:r>
@@ -9823,7 +8321,7 @@
         <w:pStyle w:val="Compact"/>
         <w:numPr>
           <w:ilvl w:val="0"/>
-          <w:numId w:val="19"/>
+          <w:numId w:val="13"/>
         </w:numPr>
       </w:pPr>
       <w:r>
@@ -9845,7 +8343,7 @@
         <w:pStyle w:val="Compact"/>
         <w:numPr>
           <w:ilvl w:val="0"/>
-          <w:numId w:val="19"/>
+          <w:numId w:val="13"/>
         </w:numPr>
       </w:pPr>
       <w:r>
@@ -9867,7 +8365,7 @@
         <w:pStyle w:val="Compact"/>
         <w:numPr>
           <w:ilvl w:val="0"/>
-          <w:numId w:val="19"/>
+          <w:numId w:val="13"/>
         </w:numPr>
       </w:pPr>
       <w:r>
@@ -9889,7 +8387,7 @@
         <w:pStyle w:val="Compact"/>
         <w:numPr>
           <w:ilvl w:val="0"/>
-          <w:numId w:val="19"/>
+          <w:numId w:val="13"/>
         </w:numPr>
       </w:pPr>
       <w:r>
@@ -9911,7 +8409,7 @@
         <w:pStyle w:val="Compact"/>
         <w:numPr>
           <w:ilvl w:val="0"/>
-          <w:numId w:val="19"/>
+          <w:numId w:val="13"/>
         </w:numPr>
       </w:pPr>
       <w:r>
@@ -9933,7 +8431,7 @@
         <w:pStyle w:val="Compact"/>
         <w:numPr>
           <w:ilvl w:val="0"/>
-          <w:numId w:val="19"/>
+          <w:numId w:val="13"/>
         </w:numPr>
       </w:pPr>
       <w:r>
@@ -9955,7 +8453,7 @@
         <w:pStyle w:val="Compact"/>
         <w:numPr>
           <w:ilvl w:val="0"/>
-          <w:numId w:val="19"/>
+          <w:numId w:val="13"/>
         </w:numPr>
       </w:pPr>
       <w:r>
@@ -9977,7 +8475,7 @@
         <w:pStyle w:val="Compact"/>
         <w:numPr>
           <w:ilvl w:val="0"/>
-          <w:numId w:val="19"/>
+          <w:numId w:val="13"/>
         </w:numPr>
       </w:pPr>
       <w:r>
@@ -9999,7 +8497,7 @@
         <w:pStyle w:val="Compact"/>
         <w:numPr>
           <w:ilvl w:val="0"/>
-          <w:numId w:val="19"/>
+          <w:numId w:val="13"/>
         </w:numPr>
       </w:pPr>
       <w:r>
@@ -10021,7 +8519,7 @@
         <w:pStyle w:val="Compact"/>
         <w:numPr>
           <w:ilvl w:val="0"/>
-          <w:numId w:val="19"/>
+          <w:numId w:val="13"/>
         </w:numPr>
       </w:pPr>
       <w:r>
@@ -10043,7 +8541,7 @@
         <w:pStyle w:val="Compact"/>
         <w:numPr>
           <w:ilvl w:val="0"/>
-          <w:numId w:val="19"/>
+          <w:numId w:val="13"/>
         </w:numPr>
       </w:pPr>
       <w:r>
@@ -10065,7 +8563,7 @@
         <w:pStyle w:val="Compact"/>
         <w:numPr>
           <w:ilvl w:val="0"/>
-          <w:numId w:val="19"/>
+          <w:numId w:val="13"/>
         </w:numPr>
       </w:pPr>
       <w:r>
@@ -10087,7 +8585,7 @@
         <w:pStyle w:val="Compact"/>
         <w:numPr>
           <w:ilvl w:val="0"/>
-          <w:numId w:val="19"/>
+          <w:numId w:val="13"/>
         </w:numPr>
       </w:pPr>
       <w:r>
@@ -10109,7 +8607,7 @@
         <w:pStyle w:val="Compact"/>
         <w:numPr>
           <w:ilvl w:val="0"/>
-          <w:numId w:val="19"/>
+          <w:numId w:val="13"/>
         </w:numPr>
       </w:pPr>
       <w:r>
@@ -10131,7 +8629,7 @@
         <w:pStyle w:val="Compact"/>
         <w:numPr>
           <w:ilvl w:val="0"/>
-          <w:numId w:val="19"/>
+          <w:numId w:val="13"/>
         </w:numPr>
       </w:pPr>
       <w:r>
@@ -10152,8 +8650,8 @@
       <w:pPr>
         <w:pStyle w:val="1"/>
       </w:pPr>
-      <w:bookmarkStart w:id="51" w:name="appendix-a-screenshots"/>
-      <w:bookmarkEnd w:id="50"/>
+      <w:bookmarkStart w:id="36" w:name="appendix-a-screenshots"/>
+      <w:bookmarkEnd w:id="35"/>
       <w:r>
         <w:t>Appendix A. Screenshots</w:t>
       </w:r>
@@ -10180,7 +8678,7 @@
         <w:pStyle w:val="Compact"/>
         <w:numPr>
           <w:ilvl w:val="0"/>
-          <w:numId w:val="20"/>
+          <w:numId w:val="14"/>
         </w:numPr>
       </w:pPr>
       <w:r>
@@ -10199,7 +8697,7 @@
         <w:pStyle w:val="Compact"/>
         <w:numPr>
           <w:ilvl w:val="0"/>
-          <w:numId w:val="20"/>
+          <w:numId w:val="14"/>
         </w:numPr>
       </w:pPr>
       <w:r>
@@ -10221,7 +8719,7 @@
         <w:pStyle w:val="Compact"/>
         <w:numPr>
           <w:ilvl w:val="0"/>
-          <w:numId w:val="20"/>
+          <w:numId w:val="14"/>
         </w:numPr>
       </w:pPr>
       <w:r>
@@ -10232,10 +8730,7 @@
         <w:t>Figure A.3.</w:t>
       </w:r>
       <w:r>
-        <w:t xml:space="preserve"> Score with measure-level color overlay through the </w:t>
-      </w:r>
-      <w:r>
-        <w:t>recapitulation, with the F-major P region clearly distinguished.</w:t>
+        <w:t xml:space="preserve"> Score with measure-level color overlay through the recapitulation, with the F-major P region clearly distinguished.</w:t>
       </w:r>
     </w:p>
     <w:p>
@@ -10243,7 +8738,7 @@
         <w:pStyle w:val="Compact"/>
         <w:numPr>
           <w:ilvl w:val="0"/>
-          <w:numId w:val="20"/>
+          <w:numId w:val="14"/>
         </w:numPr>
       </w:pPr>
       <w:r>
@@ -10261,8 +8756,8 @@
       <w:pPr>
         <w:pStyle w:val="1"/>
       </w:pPr>
-      <w:bookmarkStart w:id="52" w:name="appendix-b-evaluation-materials"/>
-      <w:bookmarkEnd w:id="51"/>
+      <w:bookmarkStart w:id="37" w:name="appendix-b-evaluation-materials"/>
+      <w:bookmarkEnd w:id="36"/>
       <w:r>
         <w:t>Appendix B. Evaluation Materials</w:t>
       </w:r>
@@ -10271,7 +8766,7 @@
       <w:pPr>
         <w:pStyle w:val="2"/>
       </w:pPr>
-      <w:bookmarkStart w:id="53" w:name="b1-excerpt-list-form-identification-task"/>
+      <w:bookmarkStart w:id="38" w:name="b1-excerpt-list-form-identification-task"/>
       <w:r>
         <w:t>B.1 Excerpt list (form-identification task)</w:t>
       </w:r>
@@ -11182,8 +9677,8 @@
       <w:pPr>
         <w:pStyle w:val="2"/>
       </w:pPr>
-      <w:bookmarkStart w:id="54" w:name="b2-free-response-coding-criteria"/>
-      <w:bookmarkEnd w:id="53"/>
+      <w:bookmarkStart w:id="39" w:name="b2-free-response-coding-criteria"/>
+      <w:bookmarkEnd w:id="38"/>
       <w:r>
         <w:t>B.2 Free-response coding criteria</w:t>
       </w:r>
@@ -11193,18 +9688,15 @@
         <w:pStyle w:val="FirstParagraph"/>
       </w:pPr>
       <w:r>
-        <w:t xml:space="preserve">A response was coded as a positive identification of the subdominant </w:t>
-      </w:r>
-      <w:r>
-        <w:t>recapitulation if it contained any of: "F major," "subdominant," "different key on return," "started in a wrong key," "IV instead of I." Disagreements were resolved by discussion.</w:t>
+        <w:t>A response was coded as a positive identification of the subdominant recapitulation if it contained any of: "F major," "subdominant," "different key on return," "started in a wrong key," "IV instead of I." Disagreements were resolved by discussion.</w:t>
       </w:r>
     </w:p>
     <w:p>
       <w:pPr>
         <w:pStyle w:val="2"/>
       </w:pPr>
-      <w:bookmarkStart w:id="55" w:name="b3-sus"/>
-      <w:bookmarkEnd w:id="54"/>
+      <w:bookmarkStart w:id="40" w:name="b3-sus"/>
+      <w:bookmarkEnd w:id="39"/>
       <w:r>
         <w:t>B.3 SUS</w:t>
       </w:r>
@@ -11216,8 +9708,8 @@
       <w:r>
         <w:t>Brooke's (1996) original 10 items, administered without modification.</w:t>
       </w:r>
-      <w:bookmarkEnd w:id="52"/>
-      <w:bookmarkEnd w:id="55"/>
+      <w:bookmarkEnd w:id="37"/>
+      <w:bookmarkEnd w:id="40"/>
     </w:p>
     <w:sectPr>
       <w:headerReference w:type="even" r:id="rId10"/>
@@ -11430,7 +9922,7 @@
   <w:abstractNum w:abstractNumId="0" w15:restartNumberingAfterBreak="0">
     <w:nsid w:val="0000A990"/>
     <w:multiLevelType w:val="multilevel"/>
-    <w:tmpl w:val="BB7AE6BE"/>
+    <w:tmpl w:val="A342B092"/>
     <w:lvl w:ilvl="0">
       <w:numFmt w:val="bullet"/>
       <w:lvlText w:val=" "/>
@@ -11507,7 +9999,7 @@
   <w:abstractNum w:abstractNumId="1" w15:restartNumberingAfterBreak="0">
     <w:nsid w:val="0000A991"/>
     <w:multiLevelType w:val="multilevel"/>
-    <w:tmpl w:val="051C7E1A"/>
+    <w:tmpl w:val="D84A4DA4"/>
     <w:lvl w:ilvl="0">
       <w:numFmt w:val="bullet"/>
       <w:lvlText w:val=""/>
@@ -11611,7 +10103,7 @@
   <w:abstractNum w:abstractNumId="2" w15:restartNumberingAfterBreak="0">
     <w:nsid w:val="00A99411"/>
     <w:multiLevelType w:val="multilevel"/>
-    <w:tmpl w:val="52329D08"/>
+    <w:tmpl w:val="E4843BD8"/>
     <w:lvl w:ilvl="0">
       <w:start w:val="1"/>
       <w:numFmt w:val="decimal"/>
@@ -11694,16 +10186,16 @@
       </w:pPr>
     </w:lvl>
   </w:abstractNum>
-  <w:num w:numId="1" w16cid:durableId="1762405977">
+  <w:num w:numId="1" w16cid:durableId="681856339">
     <w:abstractNumId w:val="0"/>
   </w:num>
-  <w:num w:numId="2" w16cid:durableId="398985417">
+  <w:num w:numId="2" w16cid:durableId="684215233">
     <w:abstractNumId w:val="1"/>
   </w:num>
-  <w:num w:numId="3" w16cid:durableId="1404179903">
+  <w:num w:numId="3" w16cid:durableId="853155849">
     <w:abstractNumId w:val="1"/>
   </w:num>
-  <w:num w:numId="4" w16cid:durableId="72747219">
+  <w:num w:numId="4" w16cid:durableId="1666131683">
     <w:abstractNumId w:val="2"/>
     <w:lvlOverride w:ilvl="0">
       <w:startOverride w:val="1"/>
@@ -11733,13 +10225,13 @@
       <w:startOverride w:val="1"/>
     </w:lvlOverride>
   </w:num>
-  <w:num w:numId="5" w16cid:durableId="878862033">
+  <w:num w:numId="5" w16cid:durableId="1767654542">
     <w:abstractNumId w:val="1"/>
   </w:num>
-  <w:num w:numId="6" w16cid:durableId="1159493099">
+  <w:num w:numId="6" w16cid:durableId="1823807702">
     <w:abstractNumId w:val="1"/>
   </w:num>
-  <w:num w:numId="7" w16cid:durableId="771822146">
+  <w:num w:numId="7" w16cid:durableId="1778333202">
     <w:abstractNumId w:val="2"/>
     <w:lvlOverride w:ilvl="0">
       <w:startOverride w:val="1"/>
@@ -11769,7 +10261,7 @@
       <w:startOverride w:val="1"/>
     </w:lvlOverride>
   </w:num>
-  <w:num w:numId="8" w16cid:durableId="1705399759">
+  <w:num w:numId="8" w16cid:durableId="567151939">
     <w:abstractNumId w:val="2"/>
     <w:lvlOverride w:ilvl="0">
       <w:startOverride w:val="1"/>
@@ -11799,34 +10291,16 @@
       <w:startOverride w:val="1"/>
     </w:lvlOverride>
   </w:num>
-  <w:num w:numId="9" w16cid:durableId="247925809">
+  <w:num w:numId="9" w16cid:durableId="1891728951">
     <w:abstractNumId w:val="1"/>
   </w:num>
-  <w:num w:numId="10" w16cid:durableId="1485779815">
+  <w:num w:numId="10" w16cid:durableId="828061095">
     <w:abstractNumId w:val="1"/>
   </w:num>
-  <w:num w:numId="11" w16cid:durableId="1956137353">
+  <w:num w:numId="11" w16cid:durableId="971327587">
     <w:abstractNumId w:val="1"/>
   </w:num>
-  <w:num w:numId="12" w16cid:durableId="987629889">
-    <w:abstractNumId w:val="1"/>
-  </w:num>
-  <w:num w:numId="13" w16cid:durableId="261496983">
-    <w:abstractNumId w:val="1"/>
-  </w:num>
-  <w:num w:numId="14" w16cid:durableId="766191983">
-    <w:abstractNumId w:val="1"/>
-  </w:num>
-  <w:num w:numId="15" w16cid:durableId="402994982">
-    <w:abstractNumId w:val="1"/>
-  </w:num>
-  <w:num w:numId="16" w16cid:durableId="1987466561">
-    <w:abstractNumId w:val="1"/>
-  </w:num>
-  <w:num w:numId="17" w16cid:durableId="585727059">
-    <w:abstractNumId w:val="1"/>
-  </w:num>
-  <w:num w:numId="18" w16cid:durableId="1160802902">
+  <w:num w:numId="12" w16cid:durableId="691995099">
     <w:abstractNumId w:val="2"/>
     <w:lvlOverride w:ilvl="0">
       <w:startOverride w:val="1"/>
@@ -11856,10 +10330,10 @@
       <w:startOverride w:val="1"/>
     </w:lvlOverride>
   </w:num>
-  <w:num w:numId="19" w16cid:durableId="1440025264">
+  <w:num w:numId="13" w16cid:durableId="1651447484">
     <w:abstractNumId w:val="1"/>
   </w:num>
-  <w:num w:numId="20" w16cid:durableId="145047639">
+  <w:num w:numId="14" w16cid:durableId="960186296">
     <w:abstractNumId w:val="1"/>
   </w:num>
 </w:numbering>
@@ -12751,7 +11225,7 @@
     <w:name w:val="Verbatim Char"/>
     <w:basedOn w:val="Char1"/>
     <w:link w:val="SourceCode"/>
-    <w:rsid w:val="00A25EFB"/>
+    <w:rsid w:val="00E5477A"/>
     <w:rPr>
       <w:rFonts w:ascii="Consolas" w:hAnsi="Consolas" w:cs="Times New Roman"/>
       <w:sz w:val="20"/>
@@ -12796,7 +11270,7 @@
     <w:name w:val="Source Code"/>
     <w:basedOn w:val="a"/>
     <w:link w:val="VerbatimChar"/>
-    <w:rsid w:val="00A25EFB"/>
+    <w:rsid w:val="00E5477A"/>
     <w:pPr>
       <w:shd w:val="clear" w:color="auto" w:fill="FFF5F0"/>
       <w:wordWrap w:val="0"/>
@@ -13134,7 +11608,7 @@
     <w:name w:val="header"/>
     <w:basedOn w:val="a"/>
     <w:link w:val="Char2"/>
-    <w:rsid w:val="00A25EFB"/>
+    <w:rsid w:val="00E5477A"/>
     <w:pPr>
       <w:tabs>
         <w:tab w:val="center" w:pos="4513"/>
@@ -13147,13 +11621,13 @@
     <w:name w:val="머리글 Char"/>
     <w:basedOn w:val="a1"/>
     <w:link w:val="ad"/>
-    <w:rsid w:val="00A25EFB"/>
+    <w:rsid w:val="00E5477A"/>
   </w:style>
   <w:style w:type="paragraph" w:styleId="ae">
     <w:name w:val="footer"/>
     <w:basedOn w:val="a"/>
     <w:link w:val="Char3"/>
-    <w:rsid w:val="00A25EFB"/>
+    <w:rsid w:val="00E5477A"/>
     <w:pPr>
       <w:tabs>
         <w:tab w:val="center" w:pos="4513"/>
@@ -13166,17 +11640,17 @@
     <w:name w:val="바닥글 Char"/>
     <w:basedOn w:val="a1"/>
     <w:link w:val="ae"/>
-    <w:rsid w:val="00A25EFB"/>
+    <w:rsid w:val="00E5477A"/>
   </w:style>
   <w:style w:type="character" w:styleId="af">
     <w:name w:val="page number"/>
     <w:basedOn w:val="a1"/>
-    <w:rsid w:val="00A25EFB"/>
+    <w:rsid w:val="00E5477A"/>
   </w:style>
   <w:style w:type="character" w:styleId="af0">
     <w:name w:val="line number"/>
     <w:basedOn w:val="a1"/>
-    <w:rsid w:val="00A25EFB"/>
+    <w:rsid w:val="00E5477A"/>
   </w:style>
 </w:styles>
 </file>

--- a/ko/paper/paper_en.docx
+++ b/ko/paper/paper_en.docx
@@ -228,7 +228,7 @@
         <w:t>simultaneous representation</w:t>
       </w:r>
       <w:r>
-        <w:t xml:space="preserve">. Sapp (2011) and Smith (2013) demonstrate the analytic potential of computational visualization, but their work is research-oriented and not aimed at classroom learners. Commercial platforms such as Soundslice and MuseScore Web provide score-following synchronized to audio, yet they do not treat </w:t>
+        <w:t xml:space="preserve">. Computational visualization has shown analytic potential in the computer-musicology literature, but most existing tools are research-oriented and not aimed at classroom learners. Commercial platforms such as Soundslice and MuseScore Web provide score-following synchronized to audio, yet they do not treat </w:t>
       </w:r>
       <w:r>
         <w:rPr>
@@ -238,10 +238,10 @@
         <w:t>formal analysis as a first-class data object</w:t>
       </w:r>
       <w:r>
-        <w:t xml:space="preserve">: a learner cannot click a "secondary theme" label, jump to it, loop it, and see it foregrounded on the score in the same color it occupies on </w:t>
-      </w:r>
-      <w:r>
-        <w:t>a timeline.</w:t>
+        <w:t>: a learner cannot click a "secondary theme" label, jump to it, loop it, and see it foregrounded on the score in the same color it oc</w:t>
+      </w:r>
+      <w:r>
+        <w:t>cupies on a timeline.</w:t>
       </w:r>
     </w:p>
     <w:p>
@@ -350,7 +350,6 @@
           <w:b/>
           <w:bCs/>
         </w:rPr>
-        <w:lastRenderedPageBreak/>
         <w:t>A learner-facing open-source tool</w:t>
       </w:r>
       <w:r>
@@ -806,7 +805,6 @@
               <w:rPr>
                 <w:sz w:val="22"/>
               </w:rPr>
-              <w:lastRenderedPageBreak/>
               <w:t>Spatial contiguity</w:t>
             </w:r>
           </w:p>
@@ -852,7 +850,7 @@
         <w:pStyle w:val="a0"/>
       </w:pPr>
       <w:r>
-        <w:t>Plazak (2014) shows empirically that color-mapped form visualization improves form-identification accuracy by 14–23% in non-major learners, suggesting that hierarchical color encoding distributes cognitive load effectively.</w:t>
+        <w:t>Color mapping has long been used as a representational means in music pedagogy to make hierarchical structure intuitive; the tool's two-tier color scheme (sections + theme zones, with WCAG-compliant contrast and non-color redundancy) is a systematic application of this principle.</w:t>
       </w:r>
     </w:p>
     <w:p>
@@ -1937,7 +1935,6 @@
       <w:bookmarkEnd w:id="5"/>
       <w:bookmarkEnd w:id="9"/>
       <w:r>
-        <w:lastRenderedPageBreak/>
         <w:t>3. Case Piece: Mozart's K. 545, Movement I</w:t>
       </w:r>
     </w:p>
@@ -3386,7 +3383,6 @@
         <w:pStyle w:val="a0"/>
       </w:pPr>
       <w:r>
-        <w:lastRenderedPageBreak/>
         <w:t>The tool surfaces this pedagogical moment through three coordinated cues:</w:t>
       </w:r>
     </w:p>
@@ -3950,7 +3946,6 @@
         <w:rPr>
           <w:rStyle w:val="VerbatimChar"/>
         </w:rPr>
-        <w:lastRenderedPageBreak/>
         <w:t>┌─────────────────────────────────────────────────────────┐</w:t>
       </w:r>
       <w:r>
@@ -5584,7 +5579,6 @@
       <w:bookmarkStart w:id="21" w:name="X0619087a562f7f505b9951ff47cf90377f8b85c"/>
       <w:bookmarkEnd w:id="20"/>
       <w:r>
-        <w:lastRenderedPageBreak/>
         <w:t>4.4.3 Practical Accuracy of Measure–Time Mapping</w:t>
       </w:r>
     </w:p>
@@ -6657,7 +6651,6 @@
         <w:pStyle w:val="FirstParagraph"/>
       </w:pPr>
       <w:r>
-        <w:lastRenderedPageBreak/>
         <w:t>Tested on Chrome 120+, Edge 120+, Firefox 121+.</w:t>
       </w:r>
     </w:p>
@@ -7271,11 +7264,7 @@
         <w:t>function-preserving</w:t>
       </w:r>
       <w:r>
-        <w:t xml:space="preserve"> character of the deformation visually self-evident, </w:t>
-      </w:r>
-      <w:r>
-        <w:lastRenderedPageBreak/>
-        <w:t>aligning with current form-functional approaches to musical analysis (Caplin, 1998, 2009). The pedagogical move — from rules-and-exceptions to functional flexibility — is the central educational claim of this work.</w:t>
+        <w:t xml:space="preserve"> character of the deformation visually self-evident, aligning with current form-functional approaches to musical analysis (Caplin, 1998, 2009). The pedagogical move — from rules-and-exceptions to functional flexibility — is the central educational claim of this work.</w:t>
       </w:r>
     </w:p>
     <w:p>
@@ -7528,11 +7517,7 @@
         <w:t xml:space="preserve"> nature of non-tonic recapitulations visually self-evident — is grounded in </w:t>
       </w:r>
       <w:r>
-        <w:t xml:space="preserve">form-functional theory and </w:t>
-      </w:r>
-      <w:r>
-        <w:lastRenderedPageBreak/>
-        <w:t>instantiated as a runnable, openly licensed system. Empirical validation of the learning gains this design predicts is the subject of a planned randomized controlled trial; the system, schema, and pedagogical framing presented here provide the foundation for that work.</w:t>
+        <w:t>form-functional theory and instantiated as a runnable, openly licensed system. Empirical validation of the learning gains this design predicts is the subject of a planned randomized controlled trial; the system, schema, and pedagogical framing presented here provide the foundation for that work.</w:t>
       </w:r>
     </w:p>
     <w:p>
@@ -8501,17 +8486,17 @@
         </w:numPr>
       </w:pPr>
       <w:r>
-        <w:t xml:space="preserve">Plazak, J. (2014). Visualizing musical form: A color-based approach. </w:t>
+        <w:t xml:space="preserve">Sapp, C. S. (2011). </w:t>
       </w:r>
       <w:r>
         <w:rPr>
           <w:i/>
           <w:iCs/>
         </w:rPr>
-        <w:t>Journal of Music Theory Pedagogy, 28</w:t>
-      </w:r>
-      <w:r>
-        <w:t>, 39–62.</w:t>
+        <w:t>Computational methods for the analysis of musical structure</w:t>
+      </w:r>
+      <w:r>
+        <w:t xml:space="preserve"> (Doctoral dissertation). Stanford University, CCRMA.</w:t>
       </w:r>
     </w:p>
     <w:p>
@@ -8523,17 +8508,17 @@
         </w:numPr>
       </w:pPr>
       <w:r>
-        <w:t xml:space="preserve">Reichweger, G. (2018). Color in music pedagogy. </w:t>
+        <w:t xml:space="preserve">Sapp, C. S. (2017). Verovio Humdrum Viewer. In </w:t>
       </w:r>
       <w:r>
         <w:rPr>
           <w:i/>
           <w:iCs/>
         </w:rPr>
-        <w:t>British Journal of Music Education, 35</w:t>
-      </w:r>
-      <w:r>
-        <w:t>(1), 23–41.</w:t>
+        <w:t>Music Encoding Conference 2017</w:t>
+      </w:r>
+      <w:r>
+        <w:t>.</w:t>
       </w:r>
     </w:p>
     <w:p>
@@ -8545,17 +8530,17 @@
         </w:numPr>
       </w:pPr>
       <w:r>
-        <w:t xml:space="preserve">Sapp, C. S. (2011). </w:t>
+        <w:t xml:space="preserve">Sauro, J., &amp; Lewis, J. R. (2016). </w:t>
       </w:r>
       <w:r>
         <w:rPr>
           <w:i/>
           <w:iCs/>
         </w:rPr>
-        <w:t>Computational methods for the analysis of musical structure</w:t>
-      </w:r>
-      <w:r>
-        <w:t xml:space="preserve"> (Doctoral dissertation). Stanford University, CCRMA.</w:t>
+        <w:t>Quantifying the user experience: Practical statistics for user research</w:t>
+      </w:r>
+      <w:r>
+        <w:t xml:space="preserve"> (2nd ed.). Morgan Kaufmann.</w:t>
       </w:r>
     </w:p>
     <w:p>
@@ -8567,83 +8552,17 @@
         </w:numPr>
       </w:pPr>
       <w:r>
-        <w:t xml:space="preserve">Sapp, C. S. (2017). Verovio Humdrum Viewer. In </w:t>
+        <w:t xml:space="preserve">Shadish, W. R., Cook, T. D., &amp; Campbell, D. T. (2002). </w:t>
       </w:r>
       <w:r>
         <w:rPr>
           <w:i/>
           <w:iCs/>
         </w:rPr>
-        <w:t>Music Encoding Conference 2017</w:t>
-      </w:r>
-      <w:r>
-        <w:t>.</w:t>
-      </w:r>
-    </w:p>
-    <w:p>
-      <w:pPr>
-        <w:pStyle w:val="Compact"/>
-        <w:numPr>
-          <w:ilvl w:val="0"/>
-          <w:numId w:val="13"/>
-        </w:numPr>
-      </w:pPr>
-      <w:r>
-        <w:t xml:space="preserve">Sauro, J., &amp; Lewis, J. R. (2016). </w:t>
-      </w:r>
-      <w:r>
-        <w:rPr>
-          <w:i/>
-          <w:iCs/>
-        </w:rPr>
-        <w:t>Quantifying the user experience: Practical statistics for user research</w:t>
-      </w:r>
-      <w:r>
-        <w:t xml:space="preserve"> (2nd ed.). Morgan Kaufmann.</w:t>
-      </w:r>
-    </w:p>
-    <w:p>
-      <w:pPr>
-        <w:pStyle w:val="Compact"/>
-        <w:numPr>
-          <w:ilvl w:val="0"/>
-          <w:numId w:val="13"/>
-        </w:numPr>
-      </w:pPr>
-      <w:r>
-        <w:t xml:space="preserve">Shadish, W. R., Cook, T. D., &amp; Campbell, D. T. (2002). </w:t>
-      </w:r>
-      <w:r>
-        <w:rPr>
-          <w:i/>
-          <w:iCs/>
-        </w:rPr>
         <w:t>Experimental and quasi-experimental designs for generalized causal inference.</w:t>
       </w:r>
       <w:r>
         <w:t xml:space="preserve"> Houghton Mifflin.</w:t>
-      </w:r>
-    </w:p>
-    <w:p>
-      <w:pPr>
-        <w:pStyle w:val="Compact"/>
-        <w:numPr>
-          <w:ilvl w:val="0"/>
-          <w:numId w:val="13"/>
-        </w:numPr>
-      </w:pPr>
-      <w:r>
-        <w:t xml:space="preserve">Smith, N. (2013). </w:t>
-      </w:r>
-      <w:r>
-        <w:rPr>
-          <w:i/>
-          <w:iCs/>
-        </w:rPr>
-        <w:t>Visualizing music.</w:t>
-      </w:r>
-      <w:r>
-        <w:t xml:space="preserve"> Oxford University Press.</w:t>
       </w:r>
     </w:p>
     <w:p>
@@ -8708,10 +8627,7 @@
         <w:t>Figure A.2.</w:t>
       </w:r>
       <w:r>
-        <w:t xml:space="preserve"> </w:t>
-      </w:r>
-      <w:r>
-        <w:t>Timeline close-up, demonstrating the two-level color encoding (sections in pastel hues, theme zones via accent bars).</w:t>
+        <w:t xml:space="preserve"> Timeline close-up, demonstrating the two-level color encoding (sections in pastel hues, theme zones via accent bars).</w:t>
       </w:r>
     </w:p>
     <w:p>
@@ -8732,984 +8648,7 @@
       <w:r>
         <w:t xml:space="preserve"> Score with measure-level color overlay through the recapitulation, with the F-major P region clearly distinguished.</w:t>
       </w:r>
-    </w:p>
-    <w:p>
-      <w:pPr>
-        <w:pStyle w:val="Compact"/>
-        <w:numPr>
-          <w:ilvl w:val="0"/>
-          <w:numId w:val="14"/>
-        </w:numPr>
-      </w:pPr>
-      <w:r>
-        <w:rPr>
-          <w:b/>
-          <w:bCs/>
-        </w:rPr>
-        <w:t>Figure A.4.</w:t>
-      </w:r>
-      <w:r>
-        <w:t xml:space="preserve"> Pre/post accuracy bar chart with 95% CIs.</w:t>
-      </w:r>
-    </w:p>
-    <w:p>
-      <w:pPr>
-        <w:pStyle w:val="1"/>
-      </w:pPr>
-      <w:bookmarkStart w:id="37" w:name="appendix-b-evaluation-materials"/>
       <w:bookmarkEnd w:id="36"/>
-      <w:r>
-        <w:t>Appendix B. Evaluation Materials</w:t>
-      </w:r>
-    </w:p>
-    <w:p>
-      <w:pPr>
-        <w:pStyle w:val="2"/>
-      </w:pPr>
-      <w:bookmarkStart w:id="38" w:name="b1-excerpt-list-form-identification-task"/>
-      <w:r>
-        <w:t>B.1 Excerpt list (form-identification task)</w:t>
-      </w:r>
-    </w:p>
-    <w:tbl>
-      <w:tblPr>
-        <w:tblStyle w:val="Table"/>
-        <w:tblW w:w="0" w:type="auto"/>
-        <w:jc w:val="center"/>
-        <w:tblLook w:val="0020" w:firstRow="1" w:lastRow="0" w:firstColumn="0" w:lastColumn="0" w:noHBand="0" w:noVBand="0"/>
-      </w:tblPr>
-      <w:tblGrid>
-        <w:gridCol w:w="656"/>
-        <w:gridCol w:w="2936"/>
-        <w:gridCol w:w="1328"/>
-        <w:gridCol w:w="2134"/>
-      </w:tblGrid>
-      <w:tr>
-        <w:trPr>
-          <w:cnfStyle w:val="100000000000" w:firstRow="1" w:lastRow="0" w:firstColumn="0" w:lastColumn="0" w:oddVBand="0" w:evenVBand="0" w:oddHBand="0" w:evenHBand="0" w:firstRowFirstColumn="0" w:firstRowLastColumn="0" w:lastRowFirstColumn="0" w:lastRowLastColumn="0"/>
-          <w:tblHeader/>
-          <w:jc w:val="center"/>
-        </w:trPr>
-        <w:tc>
-          <w:tcPr>
-            <w:tcW w:w="0" w:type="auto"/>
-            <w:tcBorders>
-              <w:bottom w:val="single" w:sz="2" w:space="0" w:color="auto"/>
-            </w:tcBorders>
-            <w:shd w:val="clear" w:color="auto" w:fill="EBEBEB"/>
-          </w:tcPr>
-          <w:p>
-            <w:pPr>
-              <w:pStyle w:val="Compact"/>
-              <w:spacing w:line="240" w:lineRule="auto"/>
-              <w:rPr>
-                <w:b/>
-                <w:sz w:val="22"/>
-              </w:rPr>
-            </w:pPr>
-            <w:r>
-              <w:rPr>
-                <w:b/>
-                <w:sz w:val="22"/>
-              </w:rPr>
-              <w:t>#</w:t>
-            </w:r>
-          </w:p>
-        </w:tc>
-        <w:tc>
-          <w:tcPr>
-            <w:tcW w:w="0" w:type="auto"/>
-            <w:tcBorders>
-              <w:bottom w:val="single" w:sz="2" w:space="0" w:color="auto"/>
-            </w:tcBorders>
-            <w:shd w:val="clear" w:color="auto" w:fill="EBEBEB"/>
-          </w:tcPr>
-          <w:p>
-            <w:pPr>
-              <w:pStyle w:val="Compact"/>
-              <w:spacing w:line="240" w:lineRule="auto"/>
-              <w:rPr>
-                <w:b/>
-                <w:sz w:val="22"/>
-              </w:rPr>
-            </w:pPr>
-            <w:r>
-              <w:rPr>
-                <w:b/>
-                <w:sz w:val="22"/>
-              </w:rPr>
-              <w:t>Work</w:t>
-            </w:r>
-          </w:p>
-        </w:tc>
-        <w:tc>
-          <w:tcPr>
-            <w:tcW w:w="0" w:type="auto"/>
-            <w:tcBorders>
-              <w:bottom w:val="single" w:sz="2" w:space="0" w:color="auto"/>
-            </w:tcBorders>
-            <w:shd w:val="clear" w:color="auto" w:fill="EBEBEB"/>
-          </w:tcPr>
-          <w:p>
-            <w:pPr>
-              <w:pStyle w:val="Compact"/>
-              <w:spacing w:line="240" w:lineRule="auto"/>
-              <w:rPr>
-                <w:b/>
-                <w:sz w:val="22"/>
-              </w:rPr>
-            </w:pPr>
-            <w:r>
-              <w:rPr>
-                <w:b/>
-                <w:sz w:val="22"/>
-              </w:rPr>
-              <w:t>Mm.</w:t>
-            </w:r>
-          </w:p>
-        </w:tc>
-        <w:tc>
-          <w:tcPr>
-            <w:tcW w:w="0" w:type="auto"/>
-            <w:tcBorders>
-              <w:bottom w:val="single" w:sz="2" w:space="0" w:color="auto"/>
-            </w:tcBorders>
-            <w:shd w:val="clear" w:color="auto" w:fill="EBEBEB"/>
-          </w:tcPr>
-          <w:p>
-            <w:pPr>
-              <w:pStyle w:val="Compact"/>
-              <w:spacing w:line="240" w:lineRule="auto"/>
-              <w:rPr>
-                <w:b/>
-                <w:sz w:val="22"/>
-              </w:rPr>
-            </w:pPr>
-            <w:r>
-              <w:rPr>
-                <w:b/>
-                <w:sz w:val="22"/>
-              </w:rPr>
-              <w:t>Correct label</w:t>
-            </w:r>
-          </w:p>
-        </w:tc>
-      </w:tr>
-      <w:tr>
-        <w:trPr>
-          <w:jc w:val="center"/>
-        </w:trPr>
-        <w:tc>
-          <w:tcPr>
-            <w:tcW w:w="0" w:type="auto"/>
-            <w:tcBorders>
-              <w:top w:val="single" w:sz="2" w:space="0" w:color="auto"/>
-            </w:tcBorders>
-          </w:tcPr>
-          <w:p>
-            <w:pPr>
-              <w:pStyle w:val="Compact"/>
-              <w:spacing w:line="240" w:lineRule="auto"/>
-              <w:rPr>
-                <w:sz w:val="22"/>
-              </w:rPr>
-            </w:pPr>
-            <w:r>
-              <w:rPr>
-                <w:sz w:val="22"/>
-              </w:rPr>
-              <w:t>1</w:t>
-            </w:r>
-          </w:p>
-        </w:tc>
-        <w:tc>
-          <w:tcPr>
-            <w:tcW w:w="0" w:type="auto"/>
-            <w:tcBorders>
-              <w:top w:val="single" w:sz="2" w:space="0" w:color="auto"/>
-            </w:tcBorders>
-          </w:tcPr>
-          <w:p>
-            <w:pPr>
-              <w:pStyle w:val="Compact"/>
-              <w:spacing w:line="240" w:lineRule="auto"/>
-              <w:rPr>
-                <w:sz w:val="22"/>
-              </w:rPr>
-            </w:pPr>
-            <w:r>
-              <w:rPr>
-                <w:sz w:val="22"/>
-              </w:rPr>
-              <w:t>Beethoven Op. 49 No. 2 mvt. I</w:t>
-            </w:r>
-          </w:p>
-        </w:tc>
-        <w:tc>
-          <w:tcPr>
-            <w:tcW w:w="0" w:type="auto"/>
-            <w:tcBorders>
-              <w:top w:val="single" w:sz="2" w:space="0" w:color="auto"/>
-            </w:tcBorders>
-          </w:tcPr>
-          <w:p>
-            <w:pPr>
-              <w:pStyle w:val="Compact"/>
-              <w:spacing w:line="240" w:lineRule="auto"/>
-              <w:rPr>
-                <w:sz w:val="22"/>
-              </w:rPr>
-            </w:pPr>
-            <w:r>
-              <w:rPr>
-                <w:sz w:val="22"/>
-              </w:rPr>
-              <w:t>1–8</w:t>
-            </w:r>
-          </w:p>
-        </w:tc>
-        <w:tc>
-          <w:tcPr>
-            <w:tcW w:w="0" w:type="auto"/>
-            <w:tcBorders>
-              <w:top w:val="single" w:sz="2" w:space="0" w:color="auto"/>
-            </w:tcBorders>
-          </w:tcPr>
-          <w:p>
-            <w:pPr>
-              <w:pStyle w:val="Compact"/>
-              <w:spacing w:line="240" w:lineRule="auto"/>
-              <w:rPr>
-                <w:sz w:val="22"/>
-              </w:rPr>
-            </w:pPr>
-            <w:r>
-              <w:rPr>
-                <w:sz w:val="22"/>
-              </w:rPr>
-              <w:t>P</w:t>
-            </w:r>
-          </w:p>
-        </w:tc>
-      </w:tr>
-      <w:tr>
-        <w:trPr>
-          <w:jc w:val="center"/>
-        </w:trPr>
-        <w:tc>
-          <w:tcPr>
-            <w:tcW w:w="0" w:type="auto"/>
-          </w:tcPr>
-          <w:p>
-            <w:pPr>
-              <w:pStyle w:val="Compact"/>
-              <w:spacing w:line="240" w:lineRule="auto"/>
-              <w:rPr>
-                <w:sz w:val="22"/>
-              </w:rPr>
-            </w:pPr>
-            <w:r>
-              <w:rPr>
-                <w:sz w:val="22"/>
-              </w:rPr>
-              <w:t>2</w:t>
-            </w:r>
-          </w:p>
-        </w:tc>
-        <w:tc>
-          <w:tcPr>
-            <w:tcW w:w="0" w:type="auto"/>
-          </w:tcPr>
-          <w:p>
-            <w:pPr>
-              <w:pStyle w:val="Compact"/>
-              <w:spacing w:line="240" w:lineRule="auto"/>
-              <w:rPr>
-                <w:sz w:val="22"/>
-              </w:rPr>
-            </w:pPr>
-            <w:r>
-              <w:rPr>
-                <w:sz w:val="22"/>
-              </w:rPr>
-              <w:t>Beethoven Op. 49 No. 2 mvt. I</w:t>
-            </w:r>
-          </w:p>
-        </w:tc>
-        <w:tc>
-          <w:tcPr>
-            <w:tcW w:w="0" w:type="auto"/>
-          </w:tcPr>
-          <w:p>
-            <w:pPr>
-              <w:pStyle w:val="Compact"/>
-              <w:spacing w:line="240" w:lineRule="auto"/>
-              <w:rPr>
-                <w:sz w:val="22"/>
-              </w:rPr>
-            </w:pPr>
-            <w:r>
-              <w:rPr>
-                <w:sz w:val="22"/>
-              </w:rPr>
-              <w:t>21–28</w:t>
-            </w:r>
-          </w:p>
-        </w:tc>
-        <w:tc>
-          <w:tcPr>
-            <w:tcW w:w="0" w:type="auto"/>
-          </w:tcPr>
-          <w:p>
-            <w:pPr>
-              <w:pStyle w:val="Compact"/>
-              <w:spacing w:line="240" w:lineRule="auto"/>
-              <w:rPr>
-                <w:sz w:val="22"/>
-              </w:rPr>
-            </w:pPr>
-            <w:r>
-              <w:rPr>
-                <w:sz w:val="22"/>
-              </w:rPr>
-              <w:t>T</w:t>
-            </w:r>
-          </w:p>
-        </w:tc>
-      </w:tr>
-      <w:tr>
-        <w:trPr>
-          <w:jc w:val="center"/>
-        </w:trPr>
-        <w:tc>
-          <w:tcPr>
-            <w:tcW w:w="0" w:type="auto"/>
-          </w:tcPr>
-          <w:p>
-            <w:pPr>
-              <w:pStyle w:val="Compact"/>
-              <w:spacing w:line="240" w:lineRule="auto"/>
-              <w:rPr>
-                <w:sz w:val="22"/>
-              </w:rPr>
-            </w:pPr>
-            <w:r>
-              <w:rPr>
-                <w:sz w:val="22"/>
-              </w:rPr>
-              <w:t>3</w:t>
-            </w:r>
-          </w:p>
-        </w:tc>
-        <w:tc>
-          <w:tcPr>
-            <w:tcW w:w="0" w:type="auto"/>
-          </w:tcPr>
-          <w:p>
-            <w:pPr>
-              <w:pStyle w:val="Compact"/>
-              <w:spacing w:line="240" w:lineRule="auto"/>
-              <w:rPr>
-                <w:sz w:val="22"/>
-              </w:rPr>
-            </w:pPr>
-            <w:r>
-              <w:rPr>
-                <w:sz w:val="22"/>
-              </w:rPr>
-              <w:t>Beethoven Op. 49 No. 2 mvt. I</w:t>
-            </w:r>
-          </w:p>
-        </w:tc>
-        <w:tc>
-          <w:tcPr>
-            <w:tcW w:w="0" w:type="auto"/>
-          </w:tcPr>
-          <w:p>
-            <w:pPr>
-              <w:pStyle w:val="Compact"/>
-              <w:spacing w:line="240" w:lineRule="auto"/>
-              <w:rPr>
-                <w:sz w:val="22"/>
-              </w:rPr>
-            </w:pPr>
-            <w:r>
-              <w:rPr>
-                <w:sz w:val="22"/>
-              </w:rPr>
-              <w:t>36–44</w:t>
-            </w:r>
-          </w:p>
-        </w:tc>
-        <w:tc>
-          <w:tcPr>
-            <w:tcW w:w="0" w:type="auto"/>
-          </w:tcPr>
-          <w:p>
-            <w:pPr>
-              <w:pStyle w:val="Compact"/>
-              <w:spacing w:line="240" w:lineRule="auto"/>
-              <w:rPr>
-                <w:sz w:val="22"/>
-              </w:rPr>
-            </w:pPr>
-            <w:r>
-              <w:rPr>
-                <w:sz w:val="22"/>
-              </w:rPr>
-              <w:t>S</w:t>
-            </w:r>
-          </w:p>
-        </w:tc>
-      </w:tr>
-      <w:tr>
-        <w:trPr>
-          <w:jc w:val="center"/>
-        </w:trPr>
-        <w:tc>
-          <w:tcPr>
-            <w:tcW w:w="0" w:type="auto"/>
-          </w:tcPr>
-          <w:p>
-            <w:pPr>
-              <w:pStyle w:val="Compact"/>
-              <w:spacing w:line="240" w:lineRule="auto"/>
-              <w:rPr>
-                <w:sz w:val="22"/>
-              </w:rPr>
-            </w:pPr>
-            <w:r>
-              <w:rPr>
-                <w:sz w:val="22"/>
-              </w:rPr>
-              <w:t>4</w:t>
-            </w:r>
-          </w:p>
-        </w:tc>
-        <w:tc>
-          <w:tcPr>
-            <w:tcW w:w="0" w:type="auto"/>
-          </w:tcPr>
-          <w:p>
-            <w:pPr>
-              <w:pStyle w:val="Compact"/>
-              <w:spacing w:line="240" w:lineRule="auto"/>
-              <w:rPr>
-                <w:sz w:val="22"/>
-              </w:rPr>
-            </w:pPr>
-            <w:r>
-              <w:rPr>
-                <w:sz w:val="22"/>
-              </w:rPr>
-              <w:t>Beethoven Op. 49 No. 2 mvt. I</w:t>
-            </w:r>
-          </w:p>
-        </w:tc>
-        <w:tc>
-          <w:tcPr>
-            <w:tcW w:w="0" w:type="auto"/>
-          </w:tcPr>
-          <w:p>
-            <w:pPr>
-              <w:pStyle w:val="Compact"/>
-              <w:spacing w:line="240" w:lineRule="auto"/>
-              <w:rPr>
-                <w:sz w:val="22"/>
-              </w:rPr>
-            </w:pPr>
-            <w:r>
-              <w:rPr>
-                <w:sz w:val="22"/>
-              </w:rPr>
-              <w:t>53–60</w:t>
-            </w:r>
-          </w:p>
-        </w:tc>
-        <w:tc>
-          <w:tcPr>
-            <w:tcW w:w="0" w:type="auto"/>
-          </w:tcPr>
-          <w:p>
-            <w:pPr>
-              <w:pStyle w:val="Compact"/>
-              <w:spacing w:line="240" w:lineRule="auto"/>
-              <w:rPr>
-                <w:sz w:val="22"/>
-              </w:rPr>
-            </w:pPr>
-            <w:r>
-              <w:rPr>
-                <w:sz w:val="22"/>
-              </w:rPr>
-              <w:t>K</w:t>
-            </w:r>
-          </w:p>
-        </w:tc>
-      </w:tr>
-      <w:tr>
-        <w:trPr>
-          <w:jc w:val="center"/>
-        </w:trPr>
-        <w:tc>
-          <w:tcPr>
-            <w:tcW w:w="0" w:type="auto"/>
-          </w:tcPr>
-          <w:p>
-            <w:pPr>
-              <w:pStyle w:val="Compact"/>
-              <w:spacing w:line="240" w:lineRule="auto"/>
-              <w:rPr>
-                <w:sz w:val="22"/>
-              </w:rPr>
-            </w:pPr>
-            <w:r>
-              <w:rPr>
-                <w:sz w:val="22"/>
-              </w:rPr>
-              <w:t>5</w:t>
-            </w:r>
-          </w:p>
-        </w:tc>
-        <w:tc>
-          <w:tcPr>
-            <w:tcW w:w="0" w:type="auto"/>
-          </w:tcPr>
-          <w:p>
-            <w:pPr>
-              <w:pStyle w:val="Compact"/>
-              <w:spacing w:line="240" w:lineRule="auto"/>
-              <w:rPr>
-                <w:sz w:val="22"/>
-              </w:rPr>
-            </w:pPr>
-            <w:r>
-              <w:rPr>
-                <w:sz w:val="22"/>
-              </w:rPr>
-              <w:t>Haydn Hob. XVI:35 mvt. I</w:t>
-            </w:r>
-          </w:p>
-        </w:tc>
-        <w:tc>
-          <w:tcPr>
-            <w:tcW w:w="0" w:type="auto"/>
-          </w:tcPr>
-          <w:p>
-            <w:pPr>
-              <w:pStyle w:val="Compact"/>
-              <w:spacing w:line="240" w:lineRule="auto"/>
-              <w:rPr>
-                <w:sz w:val="22"/>
-              </w:rPr>
-            </w:pPr>
-            <w:r>
-              <w:rPr>
-                <w:sz w:val="22"/>
-              </w:rPr>
-              <w:t>1–8</w:t>
-            </w:r>
-          </w:p>
-        </w:tc>
-        <w:tc>
-          <w:tcPr>
-            <w:tcW w:w="0" w:type="auto"/>
-          </w:tcPr>
-          <w:p>
-            <w:pPr>
-              <w:pStyle w:val="Compact"/>
-              <w:spacing w:line="240" w:lineRule="auto"/>
-              <w:rPr>
-                <w:sz w:val="22"/>
-              </w:rPr>
-            </w:pPr>
-            <w:r>
-              <w:rPr>
-                <w:sz w:val="22"/>
-              </w:rPr>
-              <w:t>P</w:t>
-            </w:r>
-          </w:p>
-        </w:tc>
-      </w:tr>
-      <w:tr>
-        <w:trPr>
-          <w:jc w:val="center"/>
-        </w:trPr>
-        <w:tc>
-          <w:tcPr>
-            <w:tcW w:w="0" w:type="auto"/>
-          </w:tcPr>
-          <w:p>
-            <w:pPr>
-              <w:pStyle w:val="Compact"/>
-              <w:spacing w:line="240" w:lineRule="auto"/>
-              <w:rPr>
-                <w:sz w:val="22"/>
-              </w:rPr>
-            </w:pPr>
-            <w:r>
-              <w:rPr>
-                <w:sz w:val="22"/>
-              </w:rPr>
-              <w:t>6</w:t>
-            </w:r>
-          </w:p>
-        </w:tc>
-        <w:tc>
-          <w:tcPr>
-            <w:tcW w:w="0" w:type="auto"/>
-          </w:tcPr>
-          <w:p>
-            <w:pPr>
-              <w:pStyle w:val="Compact"/>
-              <w:spacing w:line="240" w:lineRule="auto"/>
-              <w:rPr>
-                <w:sz w:val="22"/>
-              </w:rPr>
-            </w:pPr>
-            <w:r>
-              <w:rPr>
-                <w:sz w:val="22"/>
-              </w:rPr>
-              <w:t>Haydn Hob. XVI:35 mvt. I</w:t>
-            </w:r>
-          </w:p>
-        </w:tc>
-        <w:tc>
-          <w:tcPr>
-            <w:tcW w:w="0" w:type="auto"/>
-          </w:tcPr>
-          <w:p>
-            <w:pPr>
-              <w:pStyle w:val="Compact"/>
-              <w:spacing w:line="240" w:lineRule="auto"/>
-              <w:rPr>
-                <w:sz w:val="22"/>
-              </w:rPr>
-            </w:pPr>
-            <w:r>
-              <w:rPr>
-                <w:sz w:val="22"/>
-              </w:rPr>
-              <w:t>17–24</w:t>
-            </w:r>
-          </w:p>
-        </w:tc>
-        <w:tc>
-          <w:tcPr>
-            <w:tcW w:w="0" w:type="auto"/>
-          </w:tcPr>
-          <w:p>
-            <w:pPr>
-              <w:pStyle w:val="Compact"/>
-              <w:spacing w:line="240" w:lineRule="auto"/>
-              <w:rPr>
-                <w:sz w:val="22"/>
-              </w:rPr>
-            </w:pPr>
-            <w:r>
-              <w:rPr>
-                <w:sz w:val="22"/>
-              </w:rPr>
-              <w:t>T</w:t>
-            </w:r>
-          </w:p>
-        </w:tc>
-      </w:tr>
-      <w:tr>
-        <w:trPr>
-          <w:jc w:val="center"/>
-        </w:trPr>
-        <w:tc>
-          <w:tcPr>
-            <w:tcW w:w="0" w:type="auto"/>
-          </w:tcPr>
-          <w:p>
-            <w:pPr>
-              <w:pStyle w:val="Compact"/>
-              <w:spacing w:line="240" w:lineRule="auto"/>
-              <w:rPr>
-                <w:sz w:val="22"/>
-              </w:rPr>
-            </w:pPr>
-            <w:r>
-              <w:rPr>
-                <w:sz w:val="22"/>
-              </w:rPr>
-              <w:t>7</w:t>
-            </w:r>
-          </w:p>
-        </w:tc>
-        <w:tc>
-          <w:tcPr>
-            <w:tcW w:w="0" w:type="auto"/>
-          </w:tcPr>
-          <w:p>
-            <w:pPr>
-              <w:pStyle w:val="Compact"/>
-              <w:spacing w:line="240" w:lineRule="auto"/>
-              <w:rPr>
-                <w:sz w:val="22"/>
-              </w:rPr>
-            </w:pPr>
-            <w:r>
-              <w:rPr>
-                <w:sz w:val="22"/>
-              </w:rPr>
-              <w:t>Haydn Hob. XVI:35 mvt. I</w:t>
-            </w:r>
-          </w:p>
-        </w:tc>
-        <w:tc>
-          <w:tcPr>
-            <w:tcW w:w="0" w:type="auto"/>
-          </w:tcPr>
-          <w:p>
-            <w:pPr>
-              <w:pStyle w:val="Compact"/>
-              <w:spacing w:line="240" w:lineRule="auto"/>
-              <w:rPr>
-                <w:sz w:val="22"/>
-              </w:rPr>
-            </w:pPr>
-            <w:r>
-              <w:rPr>
-                <w:sz w:val="22"/>
-              </w:rPr>
-              <w:t>33–40</w:t>
-            </w:r>
-          </w:p>
-        </w:tc>
-        <w:tc>
-          <w:tcPr>
-            <w:tcW w:w="0" w:type="auto"/>
-          </w:tcPr>
-          <w:p>
-            <w:pPr>
-              <w:pStyle w:val="Compact"/>
-              <w:spacing w:line="240" w:lineRule="auto"/>
-              <w:rPr>
-                <w:sz w:val="22"/>
-              </w:rPr>
-            </w:pPr>
-            <w:r>
-              <w:rPr>
-                <w:sz w:val="22"/>
-              </w:rPr>
-              <w:t>S</w:t>
-            </w:r>
-          </w:p>
-        </w:tc>
-      </w:tr>
-      <w:tr>
-        <w:trPr>
-          <w:jc w:val="center"/>
-        </w:trPr>
-        <w:tc>
-          <w:tcPr>
-            <w:tcW w:w="0" w:type="auto"/>
-          </w:tcPr>
-          <w:p>
-            <w:pPr>
-              <w:pStyle w:val="Compact"/>
-              <w:spacing w:line="240" w:lineRule="auto"/>
-              <w:rPr>
-                <w:sz w:val="22"/>
-              </w:rPr>
-            </w:pPr>
-            <w:r>
-              <w:rPr>
-                <w:sz w:val="22"/>
-              </w:rPr>
-              <w:t>8</w:t>
-            </w:r>
-          </w:p>
-        </w:tc>
-        <w:tc>
-          <w:tcPr>
-            <w:tcW w:w="0" w:type="auto"/>
-          </w:tcPr>
-          <w:p>
-            <w:pPr>
-              <w:pStyle w:val="Compact"/>
-              <w:spacing w:line="240" w:lineRule="auto"/>
-              <w:rPr>
-                <w:sz w:val="22"/>
-              </w:rPr>
-            </w:pPr>
-            <w:r>
-              <w:rPr>
-                <w:sz w:val="22"/>
-              </w:rPr>
-              <w:t>Haydn Hob. XVI:35 mvt. I</w:t>
-            </w:r>
-          </w:p>
-        </w:tc>
-        <w:tc>
-          <w:tcPr>
-            <w:tcW w:w="0" w:type="auto"/>
-          </w:tcPr>
-          <w:p>
-            <w:pPr>
-              <w:pStyle w:val="Compact"/>
-              <w:spacing w:line="240" w:lineRule="auto"/>
-              <w:rPr>
-                <w:sz w:val="22"/>
-              </w:rPr>
-            </w:pPr>
-            <w:r>
-              <w:rPr>
-                <w:sz w:val="22"/>
-              </w:rPr>
-              <w:t>56–63</w:t>
-            </w:r>
-          </w:p>
-        </w:tc>
-        <w:tc>
-          <w:tcPr>
-            <w:tcW w:w="0" w:type="auto"/>
-          </w:tcPr>
-          <w:p>
-            <w:pPr>
-              <w:pStyle w:val="Compact"/>
-              <w:spacing w:line="240" w:lineRule="auto"/>
-              <w:rPr>
-                <w:sz w:val="22"/>
-              </w:rPr>
-            </w:pPr>
-            <w:r>
-              <w:rPr>
-                <w:sz w:val="22"/>
-              </w:rPr>
-              <w:t>K</w:t>
-            </w:r>
-          </w:p>
-        </w:tc>
-      </w:tr>
-      <w:tr>
-        <w:trPr>
-          <w:jc w:val="center"/>
-        </w:trPr>
-        <w:tc>
-          <w:tcPr>
-            <w:tcW w:w="0" w:type="auto"/>
-          </w:tcPr>
-          <w:p>
-            <w:pPr>
-              <w:pStyle w:val="Compact"/>
-              <w:spacing w:line="240" w:lineRule="auto"/>
-              <w:rPr>
-                <w:sz w:val="22"/>
-              </w:rPr>
-            </w:pPr>
-            <w:r>
-              <w:rPr>
-                <w:sz w:val="22"/>
-              </w:rPr>
-              <w:t>9–12</w:t>
-            </w:r>
-          </w:p>
-        </w:tc>
-        <w:tc>
-          <w:tcPr>
-            <w:tcW w:w="0" w:type="auto"/>
-          </w:tcPr>
-          <w:p>
-            <w:pPr>
-              <w:pStyle w:val="Compact"/>
-              <w:spacing w:line="240" w:lineRule="auto"/>
-              <w:rPr>
-                <w:sz w:val="22"/>
-              </w:rPr>
-            </w:pPr>
-            <w:r>
-              <w:rPr>
-                <w:sz w:val="22"/>
-              </w:rPr>
-              <w:t>Schubert Op. 142 No. 2</w:t>
-            </w:r>
-          </w:p>
-        </w:tc>
-        <w:tc>
-          <w:tcPr>
-            <w:tcW w:w="0" w:type="auto"/>
-          </w:tcPr>
-          <w:p>
-            <w:pPr>
-              <w:pStyle w:val="Compact"/>
-              <w:spacing w:line="240" w:lineRule="auto"/>
-              <w:rPr>
-                <w:sz w:val="22"/>
-              </w:rPr>
-            </w:pPr>
-            <w:r>
-              <w:rPr>
-                <w:sz w:val="22"/>
-              </w:rPr>
-              <w:t>(non-sonata)</w:t>
-            </w:r>
-          </w:p>
-        </w:tc>
-        <w:tc>
-          <w:tcPr>
-            <w:tcW w:w="0" w:type="auto"/>
-          </w:tcPr>
-          <w:p>
-            <w:pPr>
-              <w:pStyle w:val="Compact"/>
-              <w:spacing w:line="240" w:lineRule="auto"/>
-              <w:rPr>
-                <w:sz w:val="22"/>
-              </w:rPr>
-            </w:pPr>
-            <w:r>
-              <w:rPr>
-                <w:sz w:val="22"/>
-              </w:rPr>
-              <w:t>"don't know" credited</w:t>
-            </w:r>
-          </w:p>
-        </w:tc>
-      </w:tr>
-    </w:tbl>
-    <w:p>
-      <w:pPr>
-        <w:pStyle w:val="2"/>
-      </w:pPr>
-      <w:bookmarkStart w:id="39" w:name="b2-free-response-coding-criteria"/>
-      <w:bookmarkEnd w:id="38"/>
-      <w:r>
-        <w:t>B.2 Free-response coding criteria</w:t>
-      </w:r>
-    </w:p>
-    <w:p>
-      <w:pPr>
-        <w:pStyle w:val="FirstParagraph"/>
-      </w:pPr>
-      <w:r>
-        <w:t>A response was coded as a positive identification of the subdominant recapitulation if it contained any of: "F major," "subdominant," "different key on return," "started in a wrong key," "IV instead of I." Disagreements were resolved by discussion.</w:t>
-      </w:r>
-    </w:p>
-    <w:p>
-      <w:pPr>
-        <w:pStyle w:val="2"/>
-      </w:pPr>
-      <w:bookmarkStart w:id="40" w:name="b3-sus"/>
-      <w:bookmarkEnd w:id="39"/>
-      <w:r>
-        <w:t>B.3 SUS</w:t>
-      </w:r>
-    </w:p>
-    <w:p>
-      <w:pPr>
-        <w:pStyle w:val="FirstParagraph"/>
-      </w:pPr>
-      <w:r>
-        <w:t>Brooke's (1996) original 10 items, administered without modification.</w:t>
-      </w:r>
-      <w:bookmarkEnd w:id="37"/>
-      <w:bookmarkEnd w:id="40"/>
     </w:p>
     <w:sectPr>
       <w:headerReference w:type="even" r:id="rId10"/>
@@ -9922,7 +8861,7 @@
   <w:abstractNum w:abstractNumId="0" w15:restartNumberingAfterBreak="0">
     <w:nsid w:val="0000A990"/>
     <w:multiLevelType w:val="multilevel"/>
-    <w:tmpl w:val="A342B092"/>
+    <w:tmpl w:val="B11C30CC"/>
     <w:lvl w:ilvl="0">
       <w:numFmt w:val="bullet"/>
       <w:lvlText w:val=" "/>
@@ -9999,7 +8938,7 @@
   <w:abstractNum w:abstractNumId="1" w15:restartNumberingAfterBreak="0">
     <w:nsid w:val="0000A991"/>
     <w:multiLevelType w:val="multilevel"/>
-    <w:tmpl w:val="D84A4DA4"/>
+    <w:tmpl w:val="8FDA3650"/>
     <w:lvl w:ilvl="0">
       <w:numFmt w:val="bullet"/>
       <w:lvlText w:val=""/>
@@ -10103,7 +9042,7 @@
   <w:abstractNum w:abstractNumId="2" w15:restartNumberingAfterBreak="0">
     <w:nsid w:val="00A99411"/>
     <w:multiLevelType w:val="multilevel"/>
-    <w:tmpl w:val="E4843BD8"/>
+    <w:tmpl w:val="0B168D6C"/>
     <w:lvl w:ilvl="0">
       <w:start w:val="1"/>
       <w:numFmt w:val="decimal"/>
@@ -10186,16 +9125,16 @@
       </w:pPr>
     </w:lvl>
   </w:abstractNum>
-  <w:num w:numId="1" w16cid:durableId="681856339">
+  <w:num w:numId="1" w16cid:durableId="1282878467">
     <w:abstractNumId w:val="0"/>
   </w:num>
-  <w:num w:numId="2" w16cid:durableId="684215233">
+  <w:num w:numId="2" w16cid:durableId="613294862">
     <w:abstractNumId w:val="1"/>
   </w:num>
-  <w:num w:numId="3" w16cid:durableId="853155849">
+  <w:num w:numId="3" w16cid:durableId="945965552">
     <w:abstractNumId w:val="1"/>
   </w:num>
-  <w:num w:numId="4" w16cid:durableId="1666131683">
+  <w:num w:numId="4" w16cid:durableId="2059085914">
     <w:abstractNumId w:val="2"/>
     <w:lvlOverride w:ilvl="0">
       <w:startOverride w:val="1"/>
@@ -10225,13 +9164,13 @@
       <w:startOverride w:val="1"/>
     </w:lvlOverride>
   </w:num>
-  <w:num w:numId="5" w16cid:durableId="1767654542">
+  <w:num w:numId="5" w16cid:durableId="1602176779">
     <w:abstractNumId w:val="1"/>
   </w:num>
-  <w:num w:numId="6" w16cid:durableId="1823807702">
+  <w:num w:numId="6" w16cid:durableId="67775814">
     <w:abstractNumId w:val="1"/>
   </w:num>
-  <w:num w:numId="7" w16cid:durableId="1778333202">
+  <w:num w:numId="7" w16cid:durableId="1634553810">
     <w:abstractNumId w:val="2"/>
     <w:lvlOverride w:ilvl="0">
       <w:startOverride w:val="1"/>
@@ -10261,7 +9200,7 @@
       <w:startOverride w:val="1"/>
     </w:lvlOverride>
   </w:num>
-  <w:num w:numId="8" w16cid:durableId="567151939">
+  <w:num w:numId="8" w16cid:durableId="386926282">
     <w:abstractNumId w:val="2"/>
     <w:lvlOverride w:ilvl="0">
       <w:startOverride w:val="1"/>
@@ -10291,16 +9230,16 @@
       <w:startOverride w:val="1"/>
     </w:lvlOverride>
   </w:num>
-  <w:num w:numId="9" w16cid:durableId="1891728951">
+  <w:num w:numId="9" w16cid:durableId="994453771">
     <w:abstractNumId w:val="1"/>
   </w:num>
-  <w:num w:numId="10" w16cid:durableId="828061095">
+  <w:num w:numId="10" w16cid:durableId="2114739562">
     <w:abstractNumId w:val="1"/>
   </w:num>
-  <w:num w:numId="11" w16cid:durableId="971327587">
+  <w:num w:numId="11" w16cid:durableId="228656635">
     <w:abstractNumId w:val="1"/>
   </w:num>
-  <w:num w:numId="12" w16cid:durableId="691995099">
+  <w:num w:numId="12" w16cid:durableId="1115564644">
     <w:abstractNumId w:val="2"/>
     <w:lvlOverride w:ilvl="0">
       <w:startOverride w:val="1"/>
@@ -10330,10 +9269,10 @@
       <w:startOverride w:val="1"/>
     </w:lvlOverride>
   </w:num>
-  <w:num w:numId="13" w16cid:durableId="1651447484">
+  <w:num w:numId="13" w16cid:durableId="461777095">
     <w:abstractNumId w:val="1"/>
   </w:num>
-  <w:num w:numId="14" w16cid:durableId="960186296">
+  <w:num w:numId="14" w16cid:durableId="2251129">
     <w:abstractNumId w:val="1"/>
   </w:num>
 </w:numbering>
@@ -11225,7 +10164,7 @@
     <w:name w:val="Verbatim Char"/>
     <w:basedOn w:val="Char1"/>
     <w:link w:val="SourceCode"/>
-    <w:rsid w:val="00E5477A"/>
+    <w:rsid w:val="0059488E"/>
     <w:rPr>
       <w:rFonts w:ascii="Consolas" w:hAnsi="Consolas" w:cs="Times New Roman"/>
       <w:sz w:val="20"/>
@@ -11270,7 +10209,7 @@
     <w:name w:val="Source Code"/>
     <w:basedOn w:val="a"/>
     <w:link w:val="VerbatimChar"/>
-    <w:rsid w:val="00E5477A"/>
+    <w:rsid w:val="0059488E"/>
     <w:pPr>
       <w:shd w:val="clear" w:color="auto" w:fill="FFF5F0"/>
       <w:wordWrap w:val="0"/>
@@ -11608,7 +10547,7 @@
     <w:name w:val="header"/>
     <w:basedOn w:val="a"/>
     <w:link w:val="Char2"/>
-    <w:rsid w:val="00E5477A"/>
+    <w:rsid w:val="0059488E"/>
     <w:pPr>
       <w:tabs>
         <w:tab w:val="center" w:pos="4513"/>
@@ -11621,13 +10560,13 @@
     <w:name w:val="머리글 Char"/>
     <w:basedOn w:val="a1"/>
     <w:link w:val="ad"/>
-    <w:rsid w:val="00E5477A"/>
+    <w:rsid w:val="0059488E"/>
   </w:style>
   <w:style w:type="paragraph" w:styleId="ae">
     <w:name w:val="footer"/>
     <w:basedOn w:val="a"/>
     <w:link w:val="Char3"/>
-    <w:rsid w:val="00E5477A"/>
+    <w:rsid w:val="0059488E"/>
     <w:pPr>
       <w:tabs>
         <w:tab w:val="center" w:pos="4513"/>
@@ -11640,17 +10579,17 @@
     <w:name w:val="바닥글 Char"/>
     <w:basedOn w:val="a1"/>
     <w:link w:val="ae"/>
-    <w:rsid w:val="00E5477A"/>
+    <w:rsid w:val="0059488E"/>
   </w:style>
   <w:style w:type="character" w:styleId="af">
     <w:name w:val="page number"/>
     <w:basedOn w:val="a1"/>
-    <w:rsid w:val="00E5477A"/>
+    <w:rsid w:val="0059488E"/>
   </w:style>
   <w:style w:type="character" w:styleId="af0">
     <w:name w:val="line number"/>
     <w:basedOn w:val="a1"/>
-    <w:rsid w:val="00E5477A"/>
+    <w:rsid w:val="0059488E"/>
   </w:style>
 </w:styles>
 </file>

--- a/ko/paper/paper_en.docx
+++ b/ko/paper/paper_en.docx
@@ -850,7 +850,27 @@
         <w:pStyle w:val="a0"/>
       </w:pPr>
       <w:r>
-        <w:t>Color mapping has long been used as a representational means in music pedagogy to make hierarchical structure intuitive; the tool's two-tier color scheme (sections + theme zones, with WCAG-compliant contrast and non-color redundancy) is a systematic application of this principle.</w:t>
+        <w:t xml:space="preserve">Color mapping has been studied as a representational means in music pedagogy. Kuo and Chuang (2013), proposing a color music notation system for beginners, map pitch, duration, range, and intensity to colors, lattices, graphs, and shape sizes respectively, drawing on Itten's color wheel and the Natural Color System to align twelve primary colors with twelve-tone equal temperament. Their work demonstrates the systematic applicability of color–music synesthetic mapping at the </w:t>
+      </w:r>
+      <w:r>
+        <w:rPr>
+          <w:i/>
+          <w:iCs/>
+        </w:rPr>
+        <w:t>pitch</w:t>
+      </w:r>
+      <w:r>
+        <w:t xml:space="preserve"> dimension. Our tool's two-tier scheme (sections plus theme zones, with WCAG-2.1 contrast and non-color redundancy) applies the same color–music representational principle, but at the </w:t>
+      </w:r>
+      <w:r>
+        <w:rPr>
+          <w:i/>
+          <w:iCs/>
+        </w:rPr>
+        <w:t>formal hierarchy</w:t>
+      </w:r>
+      <w:r>
+        <w:t xml:space="preserve"> dimension rather than the pitch dimension.</w:t>
       </w:r>
     </w:p>
     <w:p>
@@ -6054,10 +6074,7 @@
         <w:t>Color-blind accessibility.</w:t>
       </w:r>
       <w:r>
-        <w:t xml:space="preserve"> </w:t>
-      </w:r>
-      <w:r>
-        <w:t>No information is conveyed by color alone. Theme zones (P/T/S/K) are distinguished by accent bars and text labels in addition to color.</w:t>
+        <w:t xml:space="preserve"> No information is conveyed by color alone. Theme zones (P/T/S/K) are distinguished by accent bars and text labels in addition to color.</w:t>
       </w:r>
     </w:p>
     <w:p>
@@ -8354,18 +8371,26 @@
         </w:numPr>
       </w:pPr>
       <w:r>
-        <w:t xml:space="preserve">Margulis, E. H. (2014). </w:t>
+        <w:t xml:space="preserve">Kuo, Y.-T., &amp; Chuang, M.-C. (2013). A proposal of a color music notation system on a single melody for music beginners. </w:t>
       </w:r>
       <w:r>
         <w:rPr>
           <w:i/>
           <w:iCs/>
         </w:rPr>
-        <w:t>On repeat: How music plays the mind.</w:t>
-      </w:r>
-      <w:r>
-        <w:t xml:space="preserve"> Oxford University Press.</w:t>
-      </w:r>
+        <w:t>International Journal of Music Education, 31</w:t>
+      </w:r>
+      <w:r>
+        <w:t xml:space="preserve">(4), 394–412. </w:t>
+      </w:r>
+      <w:hyperlink r:id="rId10">
+        <w:r>
+          <w:rPr>
+            <w:rStyle w:val="ac"/>
+          </w:rPr>
+          <w:t>https://doi.org/10.1177/0255761413489082</w:t>
+        </w:r>
+      </w:hyperlink>
     </w:p>
     <w:p>
       <w:pPr>
@@ -8376,17 +8401,17 @@
         </w:numPr>
       </w:pPr>
       <w:r>
-        <w:t xml:space="preserve">Mayer, R. E. (2009). </w:t>
+        <w:t xml:space="preserve">Margulis, E. H. (2014). </w:t>
       </w:r>
       <w:r>
         <w:rPr>
           <w:i/>
           <w:iCs/>
         </w:rPr>
-        <w:t>Multimedia learning</w:t>
-      </w:r>
-      <w:r>
-        <w:t xml:space="preserve"> (2nd ed.). Cambridge University Press.</w:t>
+        <w:t>On repeat: How music plays the mind.</w:t>
+      </w:r>
+      <w:r>
+        <w:t xml:space="preserve"> Oxford University Press.</w:t>
       </w:r>
     </w:p>
     <w:p>
@@ -8398,17 +8423,17 @@
         </w:numPr>
       </w:pPr>
       <w:r>
-        <w:t xml:space="preserve">Mozart, W. A. (1986). </w:t>
+        <w:t xml:space="preserve">Mayer, R. E. (2009). </w:t>
       </w:r>
       <w:r>
         <w:rPr>
           <w:i/>
           <w:iCs/>
         </w:rPr>
-        <w:t>Neue Mozart-Ausgabe IX/25: Klaviersonaten Bd. 2.</w:t>
-      </w:r>
-      <w:r>
-        <w:t xml:space="preserve"> Bärenreiter.</w:t>
+        <w:t>Multimedia learning</w:t>
+      </w:r>
+      <w:r>
+        <w:t xml:space="preserve"> (2nd ed.). Cambridge University Press.</w:t>
       </w:r>
     </w:p>
     <w:p>
@@ -8420,17 +8445,17 @@
         </w:numPr>
       </w:pPr>
       <w:r>
-        <w:t xml:space="preserve">Nakamura, E., Yoshii, K., &amp; Katayose, H. (2017). Performance error detection and post-processing for fast and accurate symbolic music alignment. In </w:t>
+        <w:t xml:space="preserve">Mozart, W. A. (1986). </w:t>
       </w:r>
       <w:r>
         <w:rPr>
           <w:i/>
           <w:iCs/>
         </w:rPr>
-        <w:t>Proceedings of ISMIR 2017</w:t>
-      </w:r>
-      <w:r>
-        <w:t>.</w:t>
+        <w:t>Neue Mozart-Ausgabe IX/25: Klaviersonaten Bd. 2.</w:t>
+      </w:r>
+      <w:r>
+        <w:t xml:space="preserve"> Bärenreiter.</w:t>
       </w:r>
     </w:p>
     <w:p>
@@ -8442,17 +8467,17 @@
         </w:numPr>
       </w:pPr>
       <w:r>
-        <w:t xml:space="preserve">North, A. C., &amp; Hargreaves, D. J. (2008). </w:t>
+        <w:t xml:space="preserve">Nakamura, E., Yoshii, K., &amp; Katayose, H. (2017). Performance error detection and post-processing for fast and accurate symbolic music alignment. In </w:t>
       </w:r>
       <w:r>
         <w:rPr>
           <w:i/>
           <w:iCs/>
         </w:rPr>
-        <w:t>The social and applied psychology of music.</w:t>
-      </w:r>
-      <w:r>
-        <w:t xml:space="preserve"> Oxford University Press.</w:t>
+        <w:t>Proceedings of ISMIR 2017</w:t>
+      </w:r>
+      <w:r>
+        <w:t>.</w:t>
       </w:r>
     </w:p>
     <w:p>
@@ -8464,17 +8489,17 @@
         </w:numPr>
       </w:pPr>
       <w:r>
-        <w:t xml:space="preserve">Paivio, A. (1991). Dual coding theory: Retrospect and current status. </w:t>
+        <w:t xml:space="preserve">North, A. C., &amp; Hargreaves, D. J. (2008). </w:t>
       </w:r>
       <w:r>
         <w:rPr>
           <w:i/>
           <w:iCs/>
         </w:rPr>
-        <w:t>Canadian Journal of Psychology, 45</w:t>
-      </w:r>
-      <w:r>
-        <w:t>(3), 255–287.</w:t>
+        <w:t>The social and applied psychology of music.</w:t>
+      </w:r>
+      <w:r>
+        <w:t xml:space="preserve"> Oxford University Press.</w:t>
       </w:r>
     </w:p>
     <w:p>
@@ -8486,17 +8511,17 @@
         </w:numPr>
       </w:pPr>
       <w:r>
-        <w:t xml:space="preserve">Sapp, C. S. (2011). </w:t>
+        <w:t xml:space="preserve">Paivio, A. (1991). Dual coding theory: Retrospect and current status. </w:t>
       </w:r>
       <w:r>
         <w:rPr>
           <w:i/>
           <w:iCs/>
         </w:rPr>
-        <w:t>Computational methods for the analysis of musical structure</w:t>
-      </w:r>
-      <w:r>
-        <w:t xml:space="preserve"> (Doctoral dissertation). Stanford University, CCRMA.</w:t>
+        <w:t>Canadian Journal of Psychology, 45</w:t>
+      </w:r>
+      <w:r>
+        <w:t>(3), 255–287.</w:t>
       </w:r>
     </w:p>
     <w:p>
@@ -8508,17 +8533,17 @@
         </w:numPr>
       </w:pPr>
       <w:r>
-        <w:t xml:space="preserve">Sapp, C. S. (2017). Verovio Humdrum Viewer. In </w:t>
+        <w:t xml:space="preserve">Sapp, C. S. (2011). </w:t>
       </w:r>
       <w:r>
         <w:rPr>
           <w:i/>
           <w:iCs/>
         </w:rPr>
-        <w:t>Music Encoding Conference 2017</w:t>
-      </w:r>
-      <w:r>
-        <w:t>.</w:t>
+        <w:t>Computational methods for the analysis of musical structure</w:t>
+      </w:r>
+      <w:r>
+        <w:t xml:space="preserve"> (Doctoral dissertation). Stanford University, CCRMA.</w:t>
       </w:r>
     </w:p>
     <w:p>
@@ -8530,17 +8555,17 @@
         </w:numPr>
       </w:pPr>
       <w:r>
-        <w:t xml:space="preserve">Sauro, J., &amp; Lewis, J. R. (2016). </w:t>
+        <w:t xml:space="preserve">Sapp, C. S. (2017). Verovio Humdrum Viewer. In </w:t>
       </w:r>
       <w:r>
         <w:rPr>
           <w:i/>
           <w:iCs/>
         </w:rPr>
-        <w:t>Quantifying the user experience: Practical statistics for user research</w:t>
-      </w:r>
-      <w:r>
-        <w:t xml:space="preserve"> (2nd ed.). Morgan Kaufmann.</w:t>
+        <w:t>Music Encoding Conference 2017</w:t>
+      </w:r>
+      <w:r>
+        <w:t>.</w:t>
       </w:r>
     </w:p>
     <w:p>
@@ -8552,6 +8577,28 @@
         </w:numPr>
       </w:pPr>
       <w:r>
+        <w:t xml:space="preserve">Sauro, J., &amp; Lewis, J. R. (2016). </w:t>
+      </w:r>
+      <w:r>
+        <w:rPr>
+          <w:i/>
+          <w:iCs/>
+        </w:rPr>
+        <w:t>Quantifying the user experience: Practical statistics for user research</w:t>
+      </w:r>
+      <w:r>
+        <w:t xml:space="preserve"> (2nd ed.). Morgan Kaufmann.</w:t>
+      </w:r>
+    </w:p>
+    <w:p>
+      <w:pPr>
+        <w:pStyle w:val="Compact"/>
+        <w:numPr>
+          <w:ilvl w:val="0"/>
+          <w:numId w:val="13"/>
+        </w:numPr>
+      </w:pPr>
+      <w:r>
         <w:t xml:space="preserve">Shadish, W. R., Cook, T. D., &amp; Campbell, D. T. (2002). </w:t>
       </w:r>
       <w:r>
@@ -8608,7 +8655,10 @@
         <w:t>Figure A.1.</w:t>
       </w:r>
       <w:r>
-        <w:t xml:space="preserve"> System overview at startup, showing timeline, score, and now-playing badges.</w:t>
+        <w:t xml:space="preserve"> System overview at startup, showing timeline, </w:t>
+      </w:r>
+      <w:r>
+        <w:t>score, and now-playing badges.</w:t>
       </w:r>
     </w:p>
     <w:p>
@@ -8651,12 +8701,12 @@
       <w:bookmarkEnd w:id="36"/>
     </w:p>
     <w:sectPr>
-      <w:headerReference w:type="even" r:id="rId10"/>
-      <w:headerReference w:type="default" r:id="rId11"/>
-      <w:footerReference w:type="even" r:id="rId12"/>
-      <w:footerReference w:type="default" r:id="rId13"/>
-      <w:headerReference w:type="first" r:id="rId14"/>
-      <w:footerReference w:type="first" r:id="rId15"/>
+      <w:headerReference w:type="even" r:id="rId11"/>
+      <w:headerReference w:type="default" r:id="rId12"/>
+      <w:footerReference w:type="even" r:id="rId13"/>
+      <w:footerReference w:type="default" r:id="rId14"/>
+      <w:headerReference w:type="first" r:id="rId15"/>
+      <w:footerReference w:type="first" r:id="rId16"/>
       <w:footnotePr>
         <w:numRestart w:val="eachSect"/>
       </w:footnotePr>
@@ -8861,7 +8911,7 @@
   <w:abstractNum w:abstractNumId="0" w15:restartNumberingAfterBreak="0">
     <w:nsid w:val="0000A990"/>
     <w:multiLevelType w:val="multilevel"/>
-    <w:tmpl w:val="B11C30CC"/>
+    <w:tmpl w:val="98300AFA"/>
     <w:lvl w:ilvl="0">
       <w:numFmt w:val="bullet"/>
       <w:lvlText w:val=" "/>
@@ -8938,7 +8988,7 @@
   <w:abstractNum w:abstractNumId="1" w15:restartNumberingAfterBreak="0">
     <w:nsid w:val="0000A991"/>
     <w:multiLevelType w:val="multilevel"/>
-    <w:tmpl w:val="8FDA3650"/>
+    <w:tmpl w:val="ED021F8E"/>
     <w:lvl w:ilvl="0">
       <w:numFmt w:val="bullet"/>
       <w:lvlText w:val=""/>
@@ -9042,7 +9092,7 @@
   <w:abstractNum w:abstractNumId="2" w15:restartNumberingAfterBreak="0">
     <w:nsid w:val="00A99411"/>
     <w:multiLevelType w:val="multilevel"/>
-    <w:tmpl w:val="0B168D6C"/>
+    <w:tmpl w:val="11EE2C00"/>
     <w:lvl w:ilvl="0">
       <w:start w:val="1"/>
       <w:numFmt w:val="decimal"/>
@@ -9125,16 +9175,16 @@
       </w:pPr>
     </w:lvl>
   </w:abstractNum>
-  <w:num w:numId="1" w16cid:durableId="1282878467">
+  <w:num w:numId="1" w16cid:durableId="447701528">
     <w:abstractNumId w:val="0"/>
   </w:num>
-  <w:num w:numId="2" w16cid:durableId="613294862">
+  <w:num w:numId="2" w16cid:durableId="1914391323">
     <w:abstractNumId w:val="1"/>
   </w:num>
-  <w:num w:numId="3" w16cid:durableId="945965552">
+  <w:num w:numId="3" w16cid:durableId="1706827572">
     <w:abstractNumId w:val="1"/>
   </w:num>
-  <w:num w:numId="4" w16cid:durableId="2059085914">
+  <w:num w:numId="4" w16cid:durableId="1574243018">
     <w:abstractNumId w:val="2"/>
     <w:lvlOverride w:ilvl="0">
       <w:startOverride w:val="1"/>
@@ -9164,13 +9214,13 @@
       <w:startOverride w:val="1"/>
     </w:lvlOverride>
   </w:num>
-  <w:num w:numId="5" w16cid:durableId="1602176779">
+  <w:num w:numId="5" w16cid:durableId="1131366777">
     <w:abstractNumId w:val="1"/>
   </w:num>
-  <w:num w:numId="6" w16cid:durableId="67775814">
+  <w:num w:numId="6" w16cid:durableId="902059975">
     <w:abstractNumId w:val="1"/>
   </w:num>
-  <w:num w:numId="7" w16cid:durableId="1634553810">
+  <w:num w:numId="7" w16cid:durableId="1212614440">
     <w:abstractNumId w:val="2"/>
     <w:lvlOverride w:ilvl="0">
       <w:startOverride w:val="1"/>
@@ -9200,7 +9250,7 @@
       <w:startOverride w:val="1"/>
     </w:lvlOverride>
   </w:num>
-  <w:num w:numId="8" w16cid:durableId="386926282">
+  <w:num w:numId="8" w16cid:durableId="996958684">
     <w:abstractNumId w:val="2"/>
     <w:lvlOverride w:ilvl="0">
       <w:startOverride w:val="1"/>
@@ -9230,16 +9280,16 @@
       <w:startOverride w:val="1"/>
     </w:lvlOverride>
   </w:num>
-  <w:num w:numId="9" w16cid:durableId="994453771">
+  <w:num w:numId="9" w16cid:durableId="1770197079">
     <w:abstractNumId w:val="1"/>
   </w:num>
-  <w:num w:numId="10" w16cid:durableId="2114739562">
+  <w:num w:numId="10" w16cid:durableId="2104033572">
     <w:abstractNumId w:val="1"/>
   </w:num>
-  <w:num w:numId="11" w16cid:durableId="228656635">
+  <w:num w:numId="11" w16cid:durableId="975839868">
     <w:abstractNumId w:val="1"/>
   </w:num>
-  <w:num w:numId="12" w16cid:durableId="1115564644">
+  <w:num w:numId="12" w16cid:durableId="1100368478">
     <w:abstractNumId w:val="2"/>
     <w:lvlOverride w:ilvl="0">
       <w:startOverride w:val="1"/>
@@ -9269,10 +9319,10 @@
       <w:startOverride w:val="1"/>
     </w:lvlOverride>
   </w:num>
-  <w:num w:numId="13" w16cid:durableId="461777095">
+  <w:num w:numId="13" w16cid:durableId="1217542674">
     <w:abstractNumId w:val="1"/>
   </w:num>
-  <w:num w:numId="14" w16cid:durableId="2251129">
+  <w:num w:numId="14" w16cid:durableId="1681735961">
     <w:abstractNumId w:val="1"/>
   </w:num>
 </w:numbering>
@@ -10164,7 +10214,7 @@
     <w:name w:val="Verbatim Char"/>
     <w:basedOn w:val="Char1"/>
     <w:link w:val="SourceCode"/>
-    <w:rsid w:val="0059488E"/>
+    <w:rsid w:val="00D50E9C"/>
     <w:rPr>
       <w:rFonts w:ascii="Consolas" w:hAnsi="Consolas" w:cs="Times New Roman"/>
       <w:sz w:val="20"/>
@@ -10209,7 +10259,7 @@
     <w:name w:val="Source Code"/>
     <w:basedOn w:val="a"/>
     <w:link w:val="VerbatimChar"/>
-    <w:rsid w:val="0059488E"/>
+    <w:rsid w:val="00D50E9C"/>
     <w:pPr>
       <w:shd w:val="clear" w:color="auto" w:fill="FFF5F0"/>
       <w:wordWrap w:val="0"/>
@@ -10547,7 +10597,7 @@
     <w:name w:val="header"/>
     <w:basedOn w:val="a"/>
     <w:link w:val="Char2"/>
-    <w:rsid w:val="0059488E"/>
+    <w:rsid w:val="00D50E9C"/>
     <w:pPr>
       <w:tabs>
         <w:tab w:val="center" w:pos="4513"/>
@@ -10560,13 +10610,13 @@
     <w:name w:val="머리글 Char"/>
     <w:basedOn w:val="a1"/>
     <w:link w:val="ad"/>
-    <w:rsid w:val="0059488E"/>
+    <w:rsid w:val="00D50E9C"/>
   </w:style>
   <w:style w:type="paragraph" w:styleId="ae">
     <w:name w:val="footer"/>
     <w:basedOn w:val="a"/>
     <w:link w:val="Char3"/>
-    <w:rsid w:val="0059488E"/>
+    <w:rsid w:val="00D50E9C"/>
     <w:pPr>
       <w:tabs>
         <w:tab w:val="center" w:pos="4513"/>
@@ -10579,17 +10629,17 @@
     <w:name w:val="바닥글 Char"/>
     <w:basedOn w:val="a1"/>
     <w:link w:val="ae"/>
-    <w:rsid w:val="0059488E"/>
+    <w:rsid w:val="00D50E9C"/>
   </w:style>
   <w:style w:type="character" w:styleId="af">
     <w:name w:val="page number"/>
     <w:basedOn w:val="a1"/>
-    <w:rsid w:val="0059488E"/>
+    <w:rsid w:val="00D50E9C"/>
   </w:style>
   <w:style w:type="character" w:styleId="af0">
     <w:name w:val="line number"/>
     <w:basedOn w:val="a1"/>
-    <w:rsid w:val="0059488E"/>
+    <w:rsid w:val="00D50E9C"/>
   </w:style>
 </w:styles>
 </file>

--- a/ko/paper/paper_en.docx
+++ b/ko/paper/paper_en.docx
@@ -257,25 +257,61 @@
         <w:t xml:space="preserve"> </w:t>
       </w:r>
       <w:r>
-        <w:t xml:space="preserve">atypical subdominant recapitulation. The tool is released as MIT-licensed</w:t>
-      </w:r>
-      <w:r>
-        <w:t xml:space="preserve"> </w:t>
-      </w:r>
-      <w:r>
-        <w:t xml:space="preserve">open source; its JSON schema for formal analysis is directly extensible</w:t>
-      </w:r>
-      <w:r>
-        <w:t xml:space="preserve"> </w:t>
-      </w:r>
-      <w:r>
-        <w:t xml:space="preserve">to other works and forms. Empirical validation of learning effects is</w:t>
-      </w:r>
-      <w:r>
-        <w:t xml:space="preserve"> </w:t>
-      </w:r>
-      <w:r>
-        <w:t xml:space="preserve">deferred to a planned randomized controlled trial.</w:t>
+        <w:t xml:space="preserve">atypical subdominant recapitulation. The work extends the line of</w:t>
+      </w:r>
+      <w:r>
+        <w:t xml:space="preserve"> </w:t>
+      </w:r>
+      <w:r>
+        <w:t xml:space="preserve">web-interactive music-annotation systems represented by Dezrann</w:t>
+      </w:r>
+      <w:r>
+        <w:t xml:space="preserve"> </w:t>
+      </w:r>
+      <w:r>
+        <w:t xml:space="preserve">(Giraud et al. 2025) and the sonata-form structure-learning study of</w:t>
+      </w:r>
+      <w:r>
+        <w:t xml:space="preserve"> </w:t>
+      </w:r>
+      <w:r>
+        <w:t xml:space="preserve">Allegraud et al. (2019), redirecting that line from MIR-corpus</w:t>
+      </w:r>
+      <w:r>
+        <w:t xml:space="preserve"> </w:t>
+      </w:r>
+      <w:r>
+        <w:t xml:space="preserve">classification toward learner-facing pedagogy on a single canonical</w:t>
+      </w:r>
+      <w:r>
+        <w:t xml:space="preserve"> </w:t>
+      </w:r>
+      <w:r>
+        <w:t xml:space="preserve">work. The tool is released as MIT-licensed open source; its JSON</w:t>
+      </w:r>
+      <w:r>
+        <w:t xml:space="preserve"> </w:t>
+      </w:r>
+      <w:r>
+        <w:t xml:space="preserve">schema for formal analysis is licensed CC BY 4.0 and is directly</w:t>
+      </w:r>
+      <w:r>
+        <w:t xml:space="preserve"> </w:t>
+      </w:r>
+      <w:r>
+        <w:t xml:space="preserve">extensible to other works and other formal types. Empirical validation</w:t>
+      </w:r>
+      <w:r>
+        <w:t xml:space="preserve"> </w:t>
+      </w:r>
+      <w:r>
+        <w:t xml:space="preserve">of learning effects is deferred to a planned randomized controlled</w:t>
+      </w:r>
+      <w:r>
+        <w:t xml:space="preserve"> </w:t>
+      </w:r>
+      <w:r>
+        <w:t xml:space="preserve">trial.</w:t>
       </w:r>
     </w:p>
     <w:p>
@@ -293,19 +329,19 @@
         <w:t xml:space="preserve"> </w:t>
       </w:r>
       <w:r>
-        <w:t xml:space="preserve">music education technology, sonata form, score</w:t>
-      </w:r>
-      <w:r>
-        <w:t xml:space="preserve"> </w:t>
-      </w:r>
-      <w:r>
-        <w:t xml:space="preserve">visualization, synchronized playback, MusicXML, OpenSheetMusicDisplay,</w:t>
-      </w:r>
-      <w:r>
-        <w:t xml:space="preserve"> </w:t>
-      </w:r>
-      <w:r>
-        <w:t xml:space="preserve">multi-representational learning, Mozart K. 545</w:t>
+        <w:t xml:space="preserve">sonata form, score-audio synchronization, music notation</w:t>
+      </w:r>
+      <w:r>
+        <w:t xml:space="preserve"> </w:t>
+      </w:r>
+      <w:r>
+        <w:t xml:space="preserve">visualization, MusicXML, OpenSheetMusicDisplay, color encoding,</w:t>
+      </w:r>
+      <w:r>
+        <w:t xml:space="preserve"> </w:t>
+      </w:r>
+      <w:r>
+        <w:t xml:space="preserve">formal analysis schema, music education, open-source tool, Mozart K. 545</w:t>
       </w:r>
     </w:p>
     <w:bookmarkEnd w:id="9"/>
@@ -1467,31 +1503,309 @@
         <w:pStyle w:val="FirstParagraph"/>
       </w:pPr>
       <w:r>
-        <w:t xml:space="preserve">Table 1 positions the present work against close prior systems.</w:t>
-      </w:r>
-    </w:p>
-    <w:p>
-      <w:pPr>
-        <w:pStyle w:val="BodyText"/>
+        <w:t xml:space="preserve">The closest precedents for the present work are the Dezrann web</w:t>
+      </w:r>
+      <w:r>
+        <w:t xml:space="preserve"> </w:t>
+      </w:r>
+      <w:r>
+        <w:t xml:space="preserve">platform (Giraud et al. 2025) and the sonata-form structure-learning</w:t>
+      </w:r>
+      <w:r>
+        <w:t xml:space="preserve"> </w:t>
+      </w:r>
+      <w:r>
+        <w:t xml:space="preserve">study of Allegraud et al. (2019), both published in this journal. Both</w:t>
+      </w:r>
+      <w:r>
+        <w:t xml:space="preserve"> </w:t>
+      </w:r>
+      <w:r>
+        <w:t xml:space="preserve">treat formal music annotation as a first-class web-interactive object;</w:t>
+      </w:r>
+      <w:r>
+        <w:t xml:space="preserve"> </w:t>
+      </w:r>
+      <w:r>
+        <w:t xml:space="preserve">both have been applied to Mozart sonata movements. The present work</w:t>
+      </w:r>
+      <w:r>
+        <w:t xml:space="preserve"> </w:t>
+      </w:r>
+      <w:r>
+        <w:t xml:space="preserve">follows that line and contributes three differences:</w:t>
+      </w:r>
+    </w:p>
+    <w:p>
+      <w:pPr>
+        <w:pStyle w:val="Compact"/>
+        <w:numPr>
+          <w:ilvl w:val="0"/>
+          <w:numId w:val="1006"/>
+        </w:numPr>
       </w:pPr>
       <w:r>
         <w:rPr>
           <w:b/>
           <w:bCs/>
         </w:rPr>
+        <w:t xml:space="preserve">Two-level color encoding native to the score.</w:t>
+      </w:r>
+      <w:r>
+        <w:t xml:space="preserve"> </w:t>
+      </w:r>
+      <w:r>
+        <w:t xml:space="preserve">Where Dezrann</w:t>
+      </w:r>
+      <w:r>
+        <w:t xml:space="preserve"> </w:t>
+      </w:r>
+      <w:r>
+        <w:t xml:space="preserve">places annotation labels as discrete markers on a waveform-and-</w:t>
+      </w:r>
+      <w:r>
+        <w:t xml:space="preserve"> </w:t>
+      </w:r>
+      <w:r>
+        <w:t xml:space="preserve">score view, our tool paints</w:t>
+      </w:r>
+      <w:r>
+        <w:t xml:space="preserve"> </w:t>
+      </w:r>
+      <w:r>
+        <w:rPr>
+          <w:i/>
+          <w:iCs/>
+        </w:rPr>
+        <w:t xml:space="preserve">the score itself</w:t>
+      </w:r>
+      <w:r>
+        <w:t xml:space="preserve"> </w:t>
+      </w:r>
+      <w:r>
+        <w:t xml:space="preserve">with section colors</w:t>
+      </w:r>
+      <w:r>
+        <w:t xml:space="preserve"> </w:t>
+      </w:r>
+      <w:r>
+        <w:t xml:space="preserve">at the measure level (computed via SVG</w:t>
+      </w:r>
+      <w:r>
+        <w:t xml:space="preserve"> </w:t>
+      </w:r>
+      <w:r>
+        <w:rPr>
+          <w:rStyle w:val="VerbatimChar"/>
+        </w:rPr>
+        <w:t xml:space="preserve">getBBox</w:t>
+      </w:r>
+      <w:r>
+        <w:t xml:space="preserve"> </w:t>
+      </w:r>
+      <w:r>
+        <w:t xml:space="preserve">on the OSMD</w:t>
+      </w:r>
+      <w:r>
+        <w:t xml:space="preserve"> </w:t>
+      </w:r>
+      <w:r>
+        <w:t xml:space="preserve">render). Section and theme-zone colors coexist on the same surface</w:t>
+      </w:r>
+      <w:r>
+        <w:t xml:space="preserve"> </w:t>
+      </w:r>
+      <w:r>
+        <w:t xml:space="preserve">the learner is already reading.</w:t>
+      </w:r>
+    </w:p>
+    <w:p>
+      <w:pPr>
+        <w:pStyle w:val="Compact"/>
+        <w:numPr>
+          <w:ilvl w:val="0"/>
+          <w:numId w:val="1006"/>
+        </w:numPr>
+      </w:pPr>
+      <w:r>
+        <w:rPr>
+          <w:b/>
+          <w:bCs/>
+        </w:rPr>
+        <w:t xml:space="preserve">A two-level analytical schema treated as primary data.</w:t>
+      </w:r>
+      <w:r>
+        <w:t xml:space="preserve"> </w:t>
+      </w:r>
+      <w:r>
+        <w:t xml:space="preserve">Our</w:t>
+      </w:r>
+      <w:r>
+        <w:t xml:space="preserve"> </w:t>
+      </w:r>
+      <w:r>
+        <w:rPr>
+          <w:rStyle w:val="VerbatimChar"/>
+        </w:rPr>
+        <w:t xml:space="preserve">sonata_structure.json</w:t>
+      </w:r>
+      <w:r>
+        <w:t xml:space="preserve"> </w:t>
+      </w:r>
+      <w:r>
+        <w:t xml:space="preserve">is not metadata attached to a Dezrann</w:t>
+      </w:r>
+      <w:r>
+        <w:t xml:space="preserve"> </w:t>
+      </w:r>
+      <w:r>
+        <w:t xml:space="preserve">annotation but a stand-alone, peer-reviewable, versioned object</w:t>
+      </w:r>
+      <w:r>
+        <w:t xml:space="preserve"> </w:t>
+      </w:r>
+      <w:r>
+        <w:t xml:space="preserve">licensed CC BY 4.0. This makes it directly reusable in MIR</w:t>
+      </w:r>
+      <w:r>
+        <w:t xml:space="preserve"> </w:t>
+      </w:r>
+      <w:r>
+        <w:t xml:space="preserve">pipelines and in derivative analyses of other works, in the same</w:t>
+      </w:r>
+      <w:r>
+        <w:t xml:space="preserve"> </w:t>
+      </w:r>
+      <w:r>
+        <w:t xml:space="preserve">sense that the Allegraud et al. (2019) sonata-form corpus has been</w:t>
+      </w:r>
+      <w:r>
+        <w:t xml:space="preserve"> </w:t>
+      </w:r>
+      <w:r>
+        <w:t xml:space="preserve">reused.</w:t>
+      </w:r>
+    </w:p>
+    <w:p>
+      <w:pPr>
+        <w:pStyle w:val="Compact"/>
+        <w:numPr>
+          <w:ilvl w:val="0"/>
+          <w:numId w:val="1006"/>
+        </w:numPr>
+      </w:pPr>
+      <w:r>
+        <w:rPr>
+          <w:b/>
+          <w:bCs/>
+        </w:rPr>
+        <w:t xml:space="preserve">A learner-facing, single-work focus.</w:t>
+      </w:r>
+      <w:r>
+        <w:t xml:space="preserve"> </w:t>
+      </w:r>
+      <w:r>
+        <w:t xml:space="preserve">Allegraud et al. (2019)</w:t>
+      </w:r>
+      <w:r>
+        <w:t xml:space="preserve"> </w:t>
+      </w:r>
+      <w:r>
+        <w:t xml:space="preserve">address the</w:t>
+      </w:r>
+      <w:r>
+        <w:t xml:space="preserve"> </w:t>
+      </w:r>
+      <w:r>
+        <w:rPr>
+          <w:i/>
+          <w:iCs/>
+        </w:rPr>
+        <w:t xml:space="preserve">automatic detection</w:t>
+      </w:r>
+      <w:r>
+        <w:t xml:space="preserve"> </w:t>
+      </w:r>
+      <w:r>
+        <w:t xml:space="preserve">problem on a 32-quartet corpus</w:t>
+      </w:r>
+      <w:r>
+        <w:t xml:space="preserve"> </w:t>
+      </w:r>
+      <w:r>
+        <w:t xml:space="preserve">for the music-information-retrieval community; the present tool</w:t>
+      </w:r>
+      <w:r>
+        <w:t xml:space="preserve"> </w:t>
+      </w:r>
+      <w:r>
+        <w:t xml:space="preserve">addresses the</w:t>
+      </w:r>
+      <w:r>
+        <w:t xml:space="preserve"> </w:t>
+      </w:r>
+      <w:r>
+        <w:rPr>
+          <w:i/>
+          <w:iCs/>
+        </w:rPr>
+        <w:t xml:space="preserve">teaching</w:t>
+      </w:r>
+      <w:r>
+        <w:t xml:space="preserve"> </w:t>
+      </w:r>
+      <w:r>
+        <w:t xml:space="preserve">problem on a single canonical work for the</w:t>
+      </w:r>
+      <w:r>
+        <w:t xml:space="preserve"> </w:t>
+      </w:r>
+      <w:r>
+        <w:t xml:space="preserve">music-education community. The two are complementary: a robust</w:t>
+      </w:r>
+      <w:r>
+        <w:t xml:space="preserve"> </w:t>
+      </w:r>
+      <w:r>
+        <w:t xml:space="preserve">classifier (Allegraud) and a precise pedagogical instrument</w:t>
+      </w:r>
+      <w:r>
+        <w:t xml:space="preserve"> </w:t>
+      </w:r>
+      <w:r>
+        <w:t xml:space="preserve">(this work) need not target the same evaluation metric.</w:t>
+      </w:r>
+    </w:p>
+    <w:p>
+      <w:pPr>
+        <w:pStyle w:val="FirstParagraph"/>
+      </w:pPr>
+      <w:r>
+        <w:t xml:space="preserve">Table 1 positions the present work against several adjacent systems.</w:t>
+      </w:r>
+    </w:p>
+    <w:p>
+      <w:pPr>
+        <w:pStyle w:val="BodyText"/>
+      </w:pPr>
+      <w:r>
+        <w:rPr>
+          <w:b/>
+          <w:bCs/>
+        </w:rPr>
         <w:t xml:space="preserve">Table 1.</w:t>
       </w:r>
       <w:r>
         <w:t xml:space="preserve"> </w:t>
       </w:r>
       <w:r>
-        <w:t xml:space="preserve">Comparison with related visualization and score-following</w:t>
-      </w:r>
-      <w:r>
-        <w:t xml:space="preserve"> </w:t>
-      </w:r>
-      <w:r>
-        <w:t xml:space="preserve">tools.</w:t>
+        <w:t xml:space="preserve">Comparison with related visualization, annotation, and</w:t>
+      </w:r>
+      <w:r>
+        <w:t xml:space="preserve"> </w:t>
+      </w:r>
+      <w:r>
+        <w:t xml:space="preserve">score-following tools.</w:t>
       </w:r>
     </w:p>
     <w:tbl>
@@ -1501,12 +1815,13 @@
         <w:tblLook w:firstRow="1" w:lastRow="0" w:firstColumn="0" w:lastColumn="0" w:noHBand="0" w:noVBand="0" w:val="0020"/>
       </w:tblPr>
       <w:tblGrid>
-        <w:gridCol w:w="1320"/>
-        <w:gridCol w:w="1320"/>
-        <w:gridCol w:w="1320"/>
-        <w:gridCol w:w="1320"/>
-        <w:gridCol w:w="1320"/>
-        <w:gridCol w:w="1320"/>
+        <w:gridCol w:w="1131"/>
+        <w:gridCol w:w="1131"/>
+        <w:gridCol w:w="1131"/>
+        <w:gridCol w:w="1131"/>
+        <w:gridCol w:w="1131"/>
+        <w:gridCol w:w="1131"/>
+        <w:gridCol w:w="1131"/>
       </w:tblGrid>
       <w:tr>
         <w:trPr>
@@ -1552,7 +1867,7 @@
               <w:pStyle w:val="Compact"/>
             </w:pPr>
             <w:r>
-              <w:t xml:space="preserve">Color encoding</w:t>
+              <w:t xml:space="preserve">Color on score itself</w:t>
             </w:r>
           </w:p>
         </w:tc>
@@ -1575,6 +1890,17 @@
             </w:pPr>
             <w:r>
               <w:t xml:space="preserve">Open source</w:t>
+            </w:r>
+          </w:p>
+        </w:tc>
+        <w:tc>
+          <w:tcPr/>
+          <w:p>
+            <w:pPr>
+              <w:pStyle w:val="Compact"/>
+            </w:pPr>
+            <w:r>
+              <w:t xml:space="preserve">Learner-facing</w:t>
             </w:r>
           </w:p>
         </w:tc>
@@ -1587,7 +1913,7 @@
               <w:pStyle w:val="Compact"/>
             </w:pPr>
             <w:r>
-              <w:t xml:space="preserve">Sonic Visualiser (Cannam et al., 2010)</w:t>
+              <w:t xml:space="preserve">Sonic Visualiser (Cannam et al. 2010)</w:t>
             </w:r>
           </w:p>
         </w:tc>
@@ -1620,6 +1946,17 @@
               <w:pStyle w:val="Compact"/>
             </w:pPr>
             <w:r>
+              <w:t xml:space="preserve">×</w:t>
+            </w:r>
+          </w:p>
+        </w:tc>
+        <w:tc>
+          <w:tcPr/>
+          <w:p>
+            <w:pPr>
+              <w:pStyle w:val="Compact"/>
+            </w:pPr>
+            <w:r>
               <w:t xml:space="preserve">△</w:t>
             </w:r>
           </w:p>
@@ -1631,18 +1968,18 @@
               <w:pStyle w:val="Compact"/>
             </w:pPr>
             <w:r>
+              <w:t xml:space="preserve">✓</w:t>
+            </w:r>
+          </w:p>
+        </w:tc>
+        <w:tc>
+          <w:tcPr/>
+          <w:p>
+            <w:pPr>
+              <w:pStyle w:val="Compact"/>
+            </w:pPr>
+            <w:r>
               <w:t xml:space="preserve">△</w:t>
-            </w:r>
-          </w:p>
-        </w:tc>
-        <w:tc>
-          <w:tcPr/>
-          <w:p>
-            <w:pPr>
-              <w:pStyle w:val="Compact"/>
-            </w:pPr>
-            <w:r>
-              <w:t xml:space="preserve">✓</w:t>
             </w:r>
           </w:p>
         </w:tc>
@@ -1714,6 +2051,17 @@
             </w:r>
           </w:p>
         </w:tc>
+        <w:tc>
+          <w:tcPr/>
+          <w:p>
+            <w:pPr>
+              <w:pStyle w:val="Compact"/>
+            </w:pPr>
+            <w:r>
+              <w:t xml:space="preserve">✓</w:t>
+            </w:r>
+          </w:p>
+        </w:tc>
       </w:tr>
       <w:tr>
         <w:tc>
@@ -1723,7 +2071,7 @@
               <w:pStyle w:val="Compact"/>
             </w:pPr>
             <w:r>
-              <w:t xml:space="preserve">iAnalyse (Couprie, 2008)</w:t>
+              <w:t xml:space="preserve">iAnalyse (Couprie 2008)</w:t>
             </w:r>
           </w:p>
         </w:tc>
@@ -1756,6 +2104,17 @@
               <w:pStyle w:val="Compact"/>
             </w:pPr>
             <w:r>
+              <w:t xml:space="preserve">△</w:t>
+            </w:r>
+          </w:p>
+        </w:tc>
+        <w:tc>
+          <w:tcPr/>
+          <w:p>
+            <w:pPr>
+              <w:pStyle w:val="Compact"/>
+            </w:pPr>
+            <w:r>
               <w:t xml:space="preserve">✓</w:t>
             </w:r>
           </w:p>
@@ -1778,7 +2137,7 @@
               <w:pStyle w:val="Compact"/>
             </w:pPr>
             <w:r>
-              <w:t xml:space="preserve">✓</w:t>
+              <w:t xml:space="preserve">△</w:t>
             </w:r>
           </w:p>
         </w:tc>
@@ -1791,7 +2150,7 @@
               <w:pStyle w:val="Compact"/>
             </w:pPr>
             <w:r>
-              <w:t xml:space="preserve">Verovio Humdrum Viewer (Sapp, 2017)</w:t>
+              <w:t xml:space="preserve">Verovio Humdrum Viewer (Sapp 2017)</w:t>
             </w:r>
           </w:p>
         </w:tc>
@@ -1847,6 +2206,17 @@
             </w:pPr>
             <w:r>
               <w:t xml:space="preserve">✓</w:t>
+            </w:r>
+          </w:p>
+        </w:tc>
+        <w:tc>
+          <w:tcPr/>
+          <w:p>
+            <w:pPr>
+              <w:pStyle w:val="Compact"/>
+            </w:pPr>
+            <w:r>
+              <w:t xml:space="preserve">△</w:t>
             </w:r>
           </w:p>
         </w:tc>
@@ -1914,7 +2284,97 @@
               <w:pStyle w:val="Compact"/>
             </w:pPr>
             <w:r>
-              <w:t xml:space="preserve">× (free reader, closed source)</w:t>
+              <w:t xml:space="preserve">×</w:t>
+            </w:r>
+          </w:p>
+        </w:tc>
+        <w:tc>
+          <w:tcPr/>
+          <w:p>
+            <w:pPr>
+              <w:pStyle w:val="Compact"/>
+            </w:pPr>
+            <w:r>
+              <w:t xml:space="preserve">✓</w:t>
+            </w:r>
+          </w:p>
+        </w:tc>
+      </w:tr>
+      <w:tr>
+        <w:tc>
+          <w:tcPr/>
+          <w:p>
+            <w:pPr>
+              <w:pStyle w:val="Compact"/>
+            </w:pPr>
+            <w:r>
+              <w:t xml:space="preserve">Dezrann (Giraud et al. 2025)</w:t>
+            </w:r>
+          </w:p>
+        </w:tc>
+        <w:tc>
+          <w:tcPr/>
+          <w:p>
+            <w:pPr>
+              <w:pStyle w:val="Compact"/>
+            </w:pPr>
+            <w:r>
+              <w:t xml:space="preserve">✓ (label-based)</w:t>
+            </w:r>
+          </w:p>
+        </w:tc>
+        <w:tc>
+          <w:tcPr/>
+          <w:p>
+            <w:pPr>
+              <w:pStyle w:val="Compact"/>
+            </w:pPr>
+            <w:r>
+              <w:t xml:space="preserve">✓</w:t>
+            </w:r>
+          </w:p>
+        </w:tc>
+        <w:tc>
+          <w:tcPr/>
+          <w:p>
+            <w:pPr>
+              <w:pStyle w:val="Compact"/>
+            </w:pPr>
+            <w:r>
+              <w:t xml:space="preserve">△ (track labels)</w:t>
+            </w:r>
+          </w:p>
+        </w:tc>
+        <w:tc>
+          <w:tcPr/>
+          <w:p>
+            <w:pPr>
+              <w:pStyle w:val="Compact"/>
+            </w:pPr>
+            <w:r>
+              <w:t xml:space="preserve">✓</w:t>
+            </w:r>
+          </w:p>
+        </w:tc>
+        <w:tc>
+          <w:tcPr/>
+          <w:p>
+            <w:pPr>
+              <w:pStyle w:val="Compact"/>
+            </w:pPr>
+            <w:r>
+              <w:t xml:space="preserve">✓</w:t>
+            </w:r>
+          </w:p>
+        </w:tc>
+        <w:tc>
+          <w:tcPr/>
+          <w:p>
+            <w:pPr>
+              <w:pStyle w:val="Compact"/>
+            </w:pPr>
+            <w:r>
+              <w:t xml:space="preserve">✓</w:t>
             </w:r>
           </w:p>
         </w:tc>
@@ -1976,7 +2436,7 @@
                 <w:b/>
                 <w:bCs/>
               </w:rPr>
-              <w:t xml:space="preserve">✓ (two-level)</w:t>
+              <w:t xml:space="preserve">✓ (measure-painted)</w:t>
             </w:r>
           </w:p>
         </w:tc>
@@ -2010,6 +2470,21 @@
             </w:r>
           </w:p>
         </w:tc>
+        <w:tc>
+          <w:tcPr/>
+          <w:p>
+            <w:pPr>
+              <w:pStyle w:val="Compact"/>
+            </w:pPr>
+            <w:r>
+              <w:rPr>
+                <w:b/>
+                <w:bCs/>
+              </w:rPr>
+              <w:t xml:space="preserve">✓</w:t>
+            </w:r>
+          </w:p>
+        </w:tc>
       </w:tr>
     </w:tbl>
     <w:p>
@@ -2017,35 +2492,25 @@
         <w:pStyle w:val="BodyText"/>
       </w:pPr>
       <w:r>
-        <w:t xml:space="preserve">To our knowledge, this is the first</w:t>
-      </w:r>
-      <w:r>
-        <w:t xml:space="preserve"> </w:t>
-      </w:r>
-      <w:r>
-        <w:rPr>
-          <w:i/>
-          <w:iCs/>
-        </w:rPr>
-        <w:t xml:space="preserve">open-source</w:t>
-      </w:r>
-      <w:r>
-        <w:t xml:space="preserve"> </w:t>
-      </w:r>
-      <w:r>
-        <w:t xml:space="preserve">tool to combine</w:t>
-      </w:r>
-      <w:r>
-        <w:t xml:space="preserve"> </w:t>
-      </w:r>
-      <w:r>
-        <w:t xml:space="preserve">hierarchical color-coded formal labels, score-audio synchronization,</w:t>
-      </w:r>
-      <w:r>
-        <w:t xml:space="preserve"> </w:t>
-      </w:r>
-      <w:r>
-        <w:t xml:space="preserve">and section-level interaction in a single learner-facing interface.</w:t>
+        <w:t xml:space="preserve">The novelty claim is therefore narrower than "first open-source</w:t>
+      </w:r>
+      <w:r>
+        <w:t xml:space="preserve"> </w:t>
+      </w:r>
+      <w:r>
+        <w:t xml:space="preserve">sonata-form visualization": it is "first open-source, learner-facing</w:t>
+      </w:r>
+      <w:r>
+        <w:t xml:space="preserve"> </w:t>
+      </w:r>
+      <w:r>
+        <w:t xml:space="preserve">tool combining measure-painted hierarchical formal color, score-audio</w:t>
+      </w:r>
+      <w:r>
+        <w:t xml:space="preserve"> </w:t>
+      </w:r>
+      <w:r>
+        <w:t xml:space="preserve">synchronization, and a separable analysis-as-data schema."</w:t>
       </w:r>
     </w:p>
     <w:bookmarkEnd w:id="17"/>
@@ -2190,7 +2655,7 @@
         <w:pStyle w:val="Compact"/>
         <w:numPr>
           <w:ilvl w:val="0"/>
-          <w:numId w:val="1006"/>
+          <w:numId w:val="1007"/>
         </w:numPr>
       </w:pPr>
       <w:r>
@@ -2224,7 +2689,7 @@
         <w:pStyle w:val="Compact"/>
         <w:numPr>
           <w:ilvl w:val="0"/>
-          <w:numId w:val="1006"/>
+          <w:numId w:val="1007"/>
         </w:numPr>
       </w:pPr>
       <w:r>
@@ -2283,7 +2748,7 @@
         <w:pStyle w:val="Compact"/>
         <w:numPr>
           <w:ilvl w:val="0"/>
-          <w:numId w:val="1006"/>
+          <w:numId w:val="1007"/>
         </w:numPr>
       </w:pPr>
       <w:r>
@@ -3513,7 +3978,7 @@
       <w:pPr>
         <w:numPr>
           <w:ilvl w:val="0"/>
-          <w:numId w:val="1007"/>
+          <w:numId w:val="1008"/>
         </w:numPr>
       </w:pPr>
       <w:r>
@@ -3581,351 +4046,6 @@
     </w:p>
     <w:p>
       <w:pPr>
-        <w:numPr>
-          <w:ilvl w:val="0"/>
-          <w:numId w:val="1007"/>
-        </w:numPr>
-      </w:pPr>
-      <w:r>
-        <w:rPr>
-          <w:b/>
-          <w:bCs/>
-        </w:rPr>
-        <w:t xml:space="preserve">Recognition of subdominant recap requires hearing both the local</w:t>
-      </w:r>
-      <w:r>
-        <w:rPr>
-          <w:b/>
-          <w:bCs/>
-        </w:rPr>
-        <w:t xml:space="preserve"> </w:t>
-      </w:r>
-      <w:r>
-        <w:rPr>
-          <w:b/>
-          <w:bCs/>
-        </w:rPr>
-        <w:t xml:space="preserve">key and the larger functional aim.</w:t>
-      </w:r>
-      <w:r>
-        <w:t xml:space="preserve"> </w:t>
-      </w:r>
-      <w:r>
-        <w:t xml:space="preserve">A listener attending only to</w:t>
-      </w:r>
-      <w:r>
-        <w:t xml:space="preserve"> </w:t>
-      </w:r>
-      <w:r>
-        <w:t xml:space="preserve">the surface ("the recap starts in the wrong key") misses the</w:t>
-      </w:r>
-      <w:r>
-        <w:t xml:space="preserve"> </w:t>
-      </w:r>
-      <w:r>
-        <w:t xml:space="preserve">resolution; a listener attending only to the tonal goal ("S returns</w:t>
-      </w:r>
-      <w:r>
-        <w:t xml:space="preserve"> </w:t>
-      </w:r>
-      <w:r>
-        <w:t xml:space="preserve">to C") misses Mozart's clever route. Both layers — local key,</w:t>
-      </w:r>
-      <w:r>
-        <w:t xml:space="preserve"> </w:t>
-      </w:r>
-      <w:r>
-        <w:t xml:space="preserve">structural goal — must be simultaneously available to the learner.</w:t>
-      </w:r>
-      <w:r>
-        <w:t xml:space="preserve"> </w:t>
-      </w:r>
-      <w:r>
-        <w:t xml:space="preserve">This is exactly where multi-representational visualization can help:</w:t>
-      </w:r>
-      <w:r>
-        <w:t xml:space="preserve"> </w:t>
-      </w:r>
-      <w:r>
-        <w:t xml:space="preserve">color labels make local key audible-at-a-glance, while the timeline</w:t>
-      </w:r>
-      <w:r>
-        <w:t xml:space="preserve"> </w:t>
-      </w:r>
-      <w:r>
-        <w:t xml:space="preserve">makes the structural goal visible at a single look.</w:t>
-      </w:r>
-    </w:p>
-    <w:p>
-      <w:pPr>
-        <w:numPr>
-          <w:ilvl w:val="0"/>
-          <w:numId w:val="1007"/>
-        </w:numPr>
-      </w:pPr>
-      <w:r>
-        <w:rPr>
-          <w:b/>
-          <w:bCs/>
-        </w:rPr>
-        <w:t xml:space="preserve">The recap is not a literal repetition.</w:t>
-      </w:r>
-      <w:r>
-        <w:t xml:space="preserve"> </w:t>
-      </w:r>
-      <w:r>
-        <w:t xml:space="preserve">Beyond the starting</w:t>
-      </w:r>
-      <w:r>
-        <w:t xml:space="preserve"> </w:t>
-      </w:r>
-      <w:r>
-        <w:t xml:space="preserve">transposition, the recapitulation expands the transition (mm. 50–57)</w:t>
-      </w:r>
-      <w:r>
-        <w:t xml:space="preserve"> </w:t>
-      </w:r>
-      <w:r>
-        <w:t xml:space="preserve">relative to the single-measure exposition T at m. 13 — a</w:t>
-      </w:r>
-      <w:r>
-        <w:t xml:space="preserve"> </w:t>
-      </w:r>
-      <w:r>
-        <w:rPr>
-          <w:i/>
-          <w:iCs/>
-        </w:rPr>
-        <w:t xml:space="preserve">recompositional</w:t>
-      </w:r>
-      <w:r>
-        <w:t xml:space="preserve"> </w:t>
-      </w:r>
-      <w:r>
-        <w:t xml:space="preserve">adjustment necessary to land S correctly in C.</w:t>
-      </w:r>
-      <w:r>
-        <w:t xml:space="preserve"> </w:t>
-      </w:r>
-      <w:r>
-        <w:t xml:space="preserve">This is again a teaching point: a recapitulation that "just goes</w:t>
-      </w:r>
-      <w:r>
-        <w:t xml:space="preserve"> </w:t>
-      </w:r>
-      <w:r>
-        <w:t xml:space="preserve">back to the beginning" would be unable to negotiate the</w:t>
-      </w:r>
-      <w:r>
-        <w:t xml:space="preserve"> </w:t>
-      </w:r>
-      <w:r>
-        <w:t xml:space="preserve">non-symmetric tonal layout.</w:t>
-      </w:r>
-    </w:p>
-    <w:p>
-      <w:pPr>
-        <w:pStyle w:val="FirstParagraph"/>
-      </w:pPr>
-      <w:r>
-        <w:t xml:space="preserve">These three observations are not new to specialists, but the experience</w:t>
-      </w:r>
-      <w:r>
-        <w:t xml:space="preserve"> </w:t>
-      </w:r>
-      <w:r>
-        <w:t xml:space="preserve">of</w:t>
-      </w:r>
-      <w:r>
-        <w:t xml:space="preserve"> </w:t>
-      </w:r>
-      <w:r>
-        <w:rPr>
-          <w:i/>
-          <w:iCs/>
-        </w:rPr>
-        <w:t xml:space="preserve">seeing them happen simultaneously</w:t>
-      </w:r>
-      <w:r>
-        <w:t xml:space="preserve"> </w:t>
-      </w:r>
-      <w:r>
-        <w:t xml:space="preserve">— in color, on the score, at</w:t>
-      </w:r>
-      <w:r>
-        <w:t xml:space="preserve"> </w:t>
-      </w:r>
-      <w:r>
-        <w:t xml:space="preserve">playback speed — is, in our experience, when students cease describing</w:t>
-      </w:r>
-      <w:r>
-        <w:t xml:space="preserve"> </w:t>
-      </w:r>
-      <w:r>
-        <w:t xml:space="preserve">the recap as "wrong key" and begin describing it as "clever solution."</w:t>
-      </w:r>
-    </w:p>
-    <w:bookmarkEnd w:id="22"/>
-    <w:bookmarkStart w:id="23" w:name="codetta-differences"/>
-    <w:p>
-      <w:pPr>
-        <w:pStyle w:val="Heading3"/>
-      </w:pPr>
-      <w:r>
-        <w:t xml:space="preserve">Codetta differences</w:t>
-      </w:r>
-    </w:p>
-    <w:p>
-      <w:pPr>
-        <w:pStyle w:val="FirstParagraph"/>
-      </w:pPr>
-      <w:r>
-        <w:t xml:space="preserve">A subtler but equally instructive observation concerns the codettas.</w:t>
-      </w:r>
-      <w:r>
-        <w:t xml:space="preserve"> </w:t>
-      </w:r>
-      <w:r>
-        <w:t xml:space="preserve">The exposition codetta (mm. 26–28) cadences in G major, providing a</w:t>
-      </w:r>
-      <w:r>
-        <w:t xml:space="preserve"> </w:t>
-      </w:r>
-      <w:r>
-        <w:t xml:space="preserve">strong half-cadence-of-the-tonic / authentic-cadence-of-the-dominant</w:t>
-      </w:r>
-      <w:r>
-        <w:t xml:space="preserve"> </w:t>
-      </w:r>
-      <w:r>
-        <w:t xml:space="preserve">double function. The recapitulation codetta (mm. 71–73) cadences in C</w:t>
-      </w:r>
-      <w:r>
-        <w:t xml:space="preserve"> </w:t>
-      </w:r>
-      <w:r>
-        <w:t xml:space="preserve">major and is — significantly — virtually unchanged in figuration from</w:t>
-      </w:r>
-      <w:r>
-        <w:t xml:space="preserve"> </w:t>
-      </w:r>
-      <w:r>
-        <w:t xml:space="preserve">its exposition counterpart. The tool's color overlay reveals this: the</w:t>
-      </w:r>
-      <w:r>
-        <w:t xml:space="preserve"> </w:t>
-      </w:r>
-      <w:r>
-        <w:t xml:space="preserve">codetta color band reappears with identical material at identical</w:t>
-      </w:r>
-      <w:r>
-        <w:t xml:space="preserve"> </w:t>
-      </w:r>
-      <w:r>
-        <w:t xml:space="preserve">length, while the</w:t>
-      </w:r>
-      <w:r>
-        <w:t xml:space="preserve"> </w:t>
-      </w:r>
-      <w:r>
-        <w:rPr>
-          <w:i/>
-          <w:iCs/>
-        </w:rPr>
-        <w:t xml:space="preserve">meaning</w:t>
-      </w:r>
-      <w:r>
-        <w:t xml:space="preserve"> </w:t>
-      </w:r>
-      <w:r>
-        <w:t xml:space="preserve">of the cadence has fundamentally shifted.</w:t>
-      </w:r>
-      <w:r>
-        <w:t xml:space="preserve"> </w:t>
-      </w:r>
-      <w:r>
-        <w:t xml:space="preserve">For learners, this is a vivid demonstration that</w:t>
-      </w:r>
-      <w:r>
-        <w:t xml:space="preserve"> </w:t>
-      </w:r>
-      <w:r>
-        <w:rPr>
-          <w:i/>
-          <w:iCs/>
-        </w:rPr>
-        <w:t xml:space="preserve">form is not surface</w:t>
-      </w:r>
-      <w:r>
-        <w:rPr>
-          <w:i/>
-          <w:iCs/>
-        </w:rPr>
-        <w:t xml:space="preserve"> </w:t>
-      </w:r>
-      <w:r>
-        <w:rPr>
-          <w:i/>
-          <w:iCs/>
-        </w:rPr>
-        <w:t xml:space="preserve">identity</w:t>
-      </w:r>
-      <w:r>
-        <w:t xml:space="preserve">; the same notes occupy different functional roles depending</w:t>
-      </w:r>
-      <w:r>
-        <w:t xml:space="preserve"> </w:t>
-      </w:r>
-      <w:r>
-        <w:t xml:space="preserve">on the harmonic environment.</w:t>
-      </w:r>
-    </w:p>
-    <w:bookmarkEnd w:id="23"/>
-    <w:bookmarkStart w:id="24" w:name="how-the-tool-surfaces-these-insights"/>
-    <w:p>
-      <w:pPr>
-        <w:pStyle w:val="Heading3"/>
-      </w:pPr>
-      <w:r>
-        <w:t xml:space="preserve">How the tool surfaces these insights</w:t>
-      </w:r>
-    </w:p>
-    <w:p>
-      <w:pPr>
-        <w:pStyle w:val="FirstParagraph"/>
-      </w:pPr>
-      <w:r>
-        <w:t xml:space="preserve">The analytical claims above are not generated by the tool — they are</w:t>
-      </w:r>
-      <w:r>
-        <w:t xml:space="preserve"> </w:t>
-      </w:r>
-      <w:r>
-        <w:t xml:space="preserve">the analytical content the tool is</w:t>
-      </w:r>
-      <w:r>
-        <w:t xml:space="preserve"> </w:t>
-      </w:r>
-      <w:r>
-        <w:rPr>
-          <w:i/>
-          <w:iCs/>
-        </w:rPr>
-        <w:t xml:space="preserve">designed to reveal</w:t>
-      </w:r>
-      <w:r>
-        <w:t xml:space="preserve">. Three</w:t>
-      </w:r>
-      <w:r>
-        <w:t xml:space="preserve"> </w:t>
-      </w:r>
-      <w:r>
-        <w:t xml:space="preserve">features carry the pedagogical work:</w:t>
-      </w:r>
-    </w:p>
-    <w:p>
-      <w:pPr>
-        <w:pStyle w:val="Compact"/>
         <w:numPr>
           <w:ilvl w:val="0"/>
           <w:numId w:val="1008"/>
@@ -3936,30 +4056,73 @@
           <w:b/>
           <w:bCs/>
         </w:rPr>
-        <w:t xml:space="preserve">Key labels on recap regions.</w:t>
-      </w:r>
-      <w:r>
-        <w:t xml:space="preserve"> </w:t>
-      </w:r>
-      <w:r>
-        <w:t xml:space="preserve">When the playhead enters mm. 42–58,</w:t>
-      </w:r>
-      <w:r>
-        <w:t xml:space="preserve"> </w:t>
-      </w:r>
-      <w:r>
-        <w:t xml:space="preserve">the analysis pane displays "F major" rather than "C major." The</w:t>
-      </w:r>
-      <w:r>
-        <w:t xml:space="preserve"> </w:t>
-      </w:r>
-      <w:r>
-        <w:t xml:space="preserve">anomaly is named in real time.</w:t>
-      </w:r>
-    </w:p>
-    <w:p>
-      <w:pPr>
-        <w:pStyle w:val="Compact"/>
+        <w:t xml:space="preserve">Recognition of subdominant recap requires hearing both the local</w:t>
+      </w:r>
+      <w:r>
+        <w:rPr>
+          <w:b/>
+          <w:bCs/>
+        </w:rPr>
+        <w:t xml:space="preserve"> </w:t>
+      </w:r>
+      <w:r>
+        <w:rPr>
+          <w:b/>
+          <w:bCs/>
+        </w:rPr>
+        <w:t xml:space="preserve">key and the larger functional aim.</w:t>
+      </w:r>
+      <w:r>
+        <w:t xml:space="preserve"> </w:t>
+      </w:r>
+      <w:r>
+        <w:t xml:space="preserve">A listener attending only to</w:t>
+      </w:r>
+      <w:r>
+        <w:t xml:space="preserve"> </w:t>
+      </w:r>
+      <w:r>
+        <w:t xml:space="preserve">the surface ("the recap starts in the wrong key") misses the</w:t>
+      </w:r>
+      <w:r>
+        <w:t xml:space="preserve"> </w:t>
+      </w:r>
+      <w:r>
+        <w:t xml:space="preserve">resolution; a listener attending only to the tonal goal ("S returns</w:t>
+      </w:r>
+      <w:r>
+        <w:t xml:space="preserve"> </w:t>
+      </w:r>
+      <w:r>
+        <w:t xml:space="preserve">to C") misses Mozart's clever route. Both layers — local key,</w:t>
+      </w:r>
+      <w:r>
+        <w:t xml:space="preserve"> </w:t>
+      </w:r>
+      <w:r>
+        <w:t xml:space="preserve">structural goal — must be simultaneously available to the learner.</w:t>
+      </w:r>
+      <w:r>
+        <w:t xml:space="preserve"> </w:t>
+      </w:r>
+      <w:r>
+        <w:t xml:space="preserve">This is exactly where multi-representational visualization can help:</w:t>
+      </w:r>
+      <w:r>
+        <w:t xml:space="preserve"> </w:t>
+      </w:r>
+      <w:r>
+        <w:t xml:space="preserve">color labels make local key audible-at-a-glance, while the timeline</w:t>
+      </w:r>
+      <w:r>
+        <w:t xml:space="preserve"> </w:t>
+      </w:r>
+      <w:r>
+        <w:t xml:space="preserve">makes the structural goal visible at a single look.</w:t>
+      </w:r>
+    </w:p>
+    <w:p>
+      <w:pPr>
         <w:numPr>
           <w:ilvl w:val="0"/>
           <w:numId w:val="1008"/>
@@ -3970,71 +4133,259 @@
           <w:b/>
           <w:bCs/>
         </w:rPr>
-        <w:t xml:space="preserve">Auto-commentary on the deformation.</w:t>
-      </w:r>
-      <w:r>
-        <w:t xml:space="preserve"> </w:t>
-      </w:r>
-      <w:r>
-        <w:t xml:space="preserve">The same pane displays a</w:t>
-      </w:r>
-      <w:r>
-        <w:t xml:space="preserve"> </w:t>
-      </w:r>
-      <w:r>
-        <w:t xml:space="preserve">short framing sentence —</w:t>
-      </w:r>
-      <w:r>
-        <w:t xml:space="preserve"> </w:t>
-      </w:r>
-      <w:r>
-        <w:rPr>
-          <w:i/>
-          <w:iCs/>
-        </w:rPr>
-        <w:t xml:space="preserve">"Subdominant recapitulation: the</w:t>
-      </w:r>
-      <w:r>
-        <w:rPr>
-          <w:i/>
-          <w:iCs/>
-        </w:rPr>
-        <w:t xml:space="preserve"> </w:t>
-      </w:r>
-      <w:r>
-        <w:rPr>
-          <w:i/>
-          <w:iCs/>
-        </w:rPr>
-        <w:t xml:space="preserve">exposition's modulation plan, redirected toward the tonic"</w:t>
-      </w:r>
-      <w:r>
-        <w:t xml:space="preserve"> </w:t>
-      </w:r>
-      <w:r>
-        <w:t xml:space="preserve">— which</w:t>
-      </w:r>
-      <w:r>
-        <w:t xml:space="preserve"> </w:t>
-      </w:r>
-      <w:r>
-        <w:t xml:space="preserve">transforms the local key change into a</w:t>
-      </w:r>
-      <w:r>
-        <w:t xml:space="preserve"> </w:t>
-      </w:r>
-      <w:r>
-        <w:rPr>
-          <w:i/>
-          <w:iCs/>
-        </w:rPr>
-        <w:t xml:space="preserve">functional</w:t>
-      </w:r>
-      <w:r>
-        <w:t xml:space="preserve"> </w:t>
-      </w:r>
-      <w:r>
-        <w:t xml:space="preserve">event.</w:t>
+        <w:t xml:space="preserve">The recap is not a literal repetition.</w:t>
+      </w:r>
+      <w:r>
+        <w:t xml:space="preserve"> </w:t>
+      </w:r>
+      <w:r>
+        <w:t xml:space="preserve">Beyond the starting</w:t>
+      </w:r>
+      <w:r>
+        <w:t xml:space="preserve"> </w:t>
+      </w:r>
+      <w:r>
+        <w:t xml:space="preserve">transposition, the recapitulation expands the transition (mm. 50–57)</w:t>
+      </w:r>
+      <w:r>
+        <w:t xml:space="preserve"> </w:t>
+      </w:r>
+      <w:r>
+        <w:t xml:space="preserve">relative to the single-measure exposition T at m. 13 — a</w:t>
+      </w:r>
+      <w:r>
+        <w:t xml:space="preserve"> </w:t>
+      </w:r>
+      <w:r>
+        <w:rPr>
+          <w:i/>
+          <w:iCs/>
+        </w:rPr>
+        <w:t xml:space="preserve">recompositional</w:t>
+      </w:r>
+      <w:r>
+        <w:t xml:space="preserve"> </w:t>
+      </w:r>
+      <w:r>
+        <w:t xml:space="preserve">adjustment necessary to land S correctly in C.</w:t>
+      </w:r>
+      <w:r>
+        <w:t xml:space="preserve"> </w:t>
+      </w:r>
+      <w:r>
+        <w:t xml:space="preserve">This is again a teaching point: a recapitulation that "just goes</w:t>
+      </w:r>
+      <w:r>
+        <w:t xml:space="preserve"> </w:t>
+      </w:r>
+      <w:r>
+        <w:t xml:space="preserve">back to the beginning" would be unable to negotiate the</w:t>
+      </w:r>
+      <w:r>
+        <w:t xml:space="preserve"> </w:t>
+      </w:r>
+      <w:r>
+        <w:t xml:space="preserve">non-symmetric tonal layout.</w:t>
+      </w:r>
+    </w:p>
+    <w:p>
+      <w:pPr>
+        <w:pStyle w:val="FirstParagraph"/>
+      </w:pPr>
+      <w:r>
+        <w:t xml:space="preserve">These three observations are not new to specialists, but the experience</w:t>
+      </w:r>
+      <w:r>
+        <w:t xml:space="preserve"> </w:t>
+      </w:r>
+      <w:r>
+        <w:t xml:space="preserve">of</w:t>
+      </w:r>
+      <w:r>
+        <w:t xml:space="preserve"> </w:t>
+      </w:r>
+      <w:r>
+        <w:rPr>
+          <w:i/>
+          <w:iCs/>
+        </w:rPr>
+        <w:t xml:space="preserve">seeing them happen simultaneously</w:t>
+      </w:r>
+      <w:r>
+        <w:t xml:space="preserve"> </w:t>
+      </w:r>
+      <w:r>
+        <w:t xml:space="preserve">— in color, on the score, at</w:t>
+      </w:r>
+      <w:r>
+        <w:t xml:space="preserve"> </w:t>
+      </w:r>
+      <w:r>
+        <w:t xml:space="preserve">playback speed — is, in our experience, when students cease describing</w:t>
+      </w:r>
+      <w:r>
+        <w:t xml:space="preserve"> </w:t>
+      </w:r>
+      <w:r>
+        <w:t xml:space="preserve">the recap as "wrong key" and begin describing it as "clever solution."</w:t>
+      </w:r>
+    </w:p>
+    <w:bookmarkEnd w:id="22"/>
+    <w:bookmarkStart w:id="23" w:name="codetta-differences"/>
+    <w:p>
+      <w:pPr>
+        <w:pStyle w:val="Heading3"/>
+      </w:pPr>
+      <w:r>
+        <w:t xml:space="preserve">Codetta differences</w:t>
+      </w:r>
+    </w:p>
+    <w:p>
+      <w:pPr>
+        <w:pStyle w:val="FirstParagraph"/>
+      </w:pPr>
+      <w:r>
+        <w:t xml:space="preserve">A subtler but equally instructive observation concerns the codettas.</w:t>
+      </w:r>
+      <w:r>
+        <w:t xml:space="preserve"> </w:t>
+      </w:r>
+      <w:r>
+        <w:t xml:space="preserve">The exposition codetta (mm. 26–28) cadences in G major, providing a</w:t>
+      </w:r>
+      <w:r>
+        <w:t xml:space="preserve"> </w:t>
+      </w:r>
+      <w:r>
+        <w:t xml:space="preserve">strong half-cadence-of-the-tonic / authentic-cadence-of-the-dominant</w:t>
+      </w:r>
+      <w:r>
+        <w:t xml:space="preserve"> </w:t>
+      </w:r>
+      <w:r>
+        <w:t xml:space="preserve">double function. The recapitulation codetta (mm. 71–73) cadences in C</w:t>
+      </w:r>
+      <w:r>
+        <w:t xml:space="preserve"> </w:t>
+      </w:r>
+      <w:r>
+        <w:t xml:space="preserve">major and is — significantly — virtually unchanged in figuration from</w:t>
+      </w:r>
+      <w:r>
+        <w:t xml:space="preserve"> </w:t>
+      </w:r>
+      <w:r>
+        <w:t xml:space="preserve">its exposition counterpart. The tool's color overlay reveals this: the</w:t>
+      </w:r>
+      <w:r>
+        <w:t xml:space="preserve"> </w:t>
+      </w:r>
+      <w:r>
+        <w:t xml:space="preserve">codetta color band reappears with identical material at identical</w:t>
+      </w:r>
+      <w:r>
+        <w:t xml:space="preserve"> </w:t>
+      </w:r>
+      <w:r>
+        <w:t xml:space="preserve">length, while the</w:t>
+      </w:r>
+      <w:r>
+        <w:t xml:space="preserve"> </w:t>
+      </w:r>
+      <w:r>
+        <w:rPr>
+          <w:i/>
+          <w:iCs/>
+        </w:rPr>
+        <w:t xml:space="preserve">meaning</w:t>
+      </w:r>
+      <w:r>
+        <w:t xml:space="preserve"> </w:t>
+      </w:r>
+      <w:r>
+        <w:t xml:space="preserve">of the cadence has fundamentally shifted.</w:t>
+      </w:r>
+      <w:r>
+        <w:t xml:space="preserve"> </w:t>
+      </w:r>
+      <w:r>
+        <w:t xml:space="preserve">For learners, this is a vivid demonstration that</w:t>
+      </w:r>
+      <w:r>
+        <w:t xml:space="preserve"> </w:t>
+      </w:r>
+      <w:r>
+        <w:rPr>
+          <w:i/>
+          <w:iCs/>
+        </w:rPr>
+        <w:t xml:space="preserve">form is not surface</w:t>
+      </w:r>
+      <w:r>
+        <w:rPr>
+          <w:i/>
+          <w:iCs/>
+        </w:rPr>
+        <w:t xml:space="preserve"> </w:t>
+      </w:r>
+      <w:r>
+        <w:rPr>
+          <w:i/>
+          <w:iCs/>
+        </w:rPr>
+        <w:t xml:space="preserve">identity</w:t>
+      </w:r>
+      <w:r>
+        <w:t xml:space="preserve">; the same notes occupy different functional roles depending</w:t>
+      </w:r>
+      <w:r>
+        <w:t xml:space="preserve"> </w:t>
+      </w:r>
+      <w:r>
+        <w:t xml:space="preserve">on the harmonic environment.</w:t>
+      </w:r>
+    </w:p>
+    <w:bookmarkEnd w:id="23"/>
+    <w:bookmarkStart w:id="24" w:name="how-the-tool-surfaces-these-insights"/>
+    <w:p>
+      <w:pPr>
+        <w:pStyle w:val="Heading3"/>
+      </w:pPr>
+      <w:r>
+        <w:t xml:space="preserve">How the tool surfaces these insights</w:t>
+      </w:r>
+    </w:p>
+    <w:p>
+      <w:pPr>
+        <w:pStyle w:val="FirstParagraph"/>
+      </w:pPr>
+      <w:r>
+        <w:t xml:space="preserve">The analytical claims above are not generated by the tool — they are</w:t>
+      </w:r>
+      <w:r>
+        <w:t xml:space="preserve"> </w:t>
+      </w:r>
+      <w:r>
+        <w:t xml:space="preserve">the analytical content the tool is</w:t>
+      </w:r>
+      <w:r>
+        <w:t xml:space="preserve"> </w:t>
+      </w:r>
+      <w:r>
+        <w:rPr>
+          <w:i/>
+          <w:iCs/>
+        </w:rPr>
+        <w:t xml:space="preserve">designed to reveal</w:t>
+      </w:r>
+      <w:r>
+        <w:t xml:space="preserve">. Three</w:t>
+      </w:r>
+      <w:r>
+        <w:t xml:space="preserve"> </w:t>
+      </w:r>
+      <w:r>
+        <w:t xml:space="preserve">features carry the pedagogical work:</w:t>
       </w:r>
     </w:p>
     <w:p>
@@ -4042,7 +4393,121 @@
         <w:pStyle w:val="Compact"/>
         <w:numPr>
           <w:ilvl w:val="0"/>
-          <w:numId w:val="1008"/>
+          <w:numId w:val="1009"/>
+        </w:numPr>
+      </w:pPr>
+      <w:r>
+        <w:rPr>
+          <w:b/>
+          <w:bCs/>
+        </w:rPr>
+        <w:t xml:space="preserve">Key labels on recap regions.</w:t>
+      </w:r>
+      <w:r>
+        <w:t xml:space="preserve"> </w:t>
+      </w:r>
+      <w:r>
+        <w:t xml:space="preserve">When the playhead enters mm. 42–58,</w:t>
+      </w:r>
+      <w:r>
+        <w:t xml:space="preserve"> </w:t>
+      </w:r>
+      <w:r>
+        <w:t xml:space="preserve">the analysis pane displays "F major" rather than "C major." The</w:t>
+      </w:r>
+      <w:r>
+        <w:t xml:space="preserve"> </w:t>
+      </w:r>
+      <w:r>
+        <w:t xml:space="preserve">anomaly is named in real time.</w:t>
+      </w:r>
+    </w:p>
+    <w:p>
+      <w:pPr>
+        <w:pStyle w:val="Compact"/>
+        <w:numPr>
+          <w:ilvl w:val="0"/>
+          <w:numId w:val="1009"/>
+        </w:numPr>
+      </w:pPr>
+      <w:r>
+        <w:rPr>
+          <w:b/>
+          <w:bCs/>
+        </w:rPr>
+        <w:t xml:space="preserve">Auto-commentary on the deformation.</w:t>
+      </w:r>
+      <w:r>
+        <w:t xml:space="preserve"> </w:t>
+      </w:r>
+      <w:r>
+        <w:t xml:space="preserve">The same pane displays a</w:t>
+      </w:r>
+      <w:r>
+        <w:t xml:space="preserve"> </w:t>
+      </w:r>
+      <w:r>
+        <w:t xml:space="preserve">short framing sentence —</w:t>
+      </w:r>
+      <w:r>
+        <w:t xml:space="preserve"> </w:t>
+      </w:r>
+      <w:r>
+        <w:rPr>
+          <w:i/>
+          <w:iCs/>
+        </w:rPr>
+        <w:t xml:space="preserve">"Subdominant recapitulation: the</w:t>
+      </w:r>
+      <w:r>
+        <w:rPr>
+          <w:i/>
+          <w:iCs/>
+        </w:rPr>
+        <w:t xml:space="preserve"> </w:t>
+      </w:r>
+      <w:r>
+        <w:rPr>
+          <w:i/>
+          <w:iCs/>
+        </w:rPr>
+        <w:t xml:space="preserve">exposition's modulation plan, redirected toward the tonic"</w:t>
+      </w:r>
+      <w:r>
+        <w:t xml:space="preserve"> </w:t>
+      </w:r>
+      <w:r>
+        <w:t xml:space="preserve">— which</w:t>
+      </w:r>
+      <w:r>
+        <w:t xml:space="preserve"> </w:t>
+      </w:r>
+      <w:r>
+        <w:t xml:space="preserve">transforms the local key change into a</w:t>
+      </w:r>
+      <w:r>
+        <w:t xml:space="preserve"> </w:t>
+      </w:r>
+      <w:r>
+        <w:rPr>
+          <w:i/>
+          <w:iCs/>
+        </w:rPr>
+        <w:t xml:space="preserve">functional</w:t>
+      </w:r>
+      <w:r>
+        <w:t xml:space="preserve"> </w:t>
+      </w:r>
+      <w:r>
+        <w:t xml:space="preserve">event.</w:t>
+      </w:r>
+    </w:p>
+    <w:p>
+      <w:pPr>
+        <w:pStyle w:val="Compact"/>
+        <w:numPr>
+          <w:ilvl w:val="0"/>
+          <w:numId w:val="1009"/>
         </w:numPr>
       </w:pPr>
       <w:r>
@@ -4850,7 +5315,7 @@
         <w:pStyle w:val="Compact"/>
         <w:numPr>
           <w:ilvl w:val="0"/>
-          <w:numId w:val="1009"/>
+          <w:numId w:val="1010"/>
         </w:numPr>
       </w:pPr>
       <w:r>
@@ -4877,399 +5342,6 @@
       </w:r>
       <w:r>
         <w:t xml:space="preserve">P" to "recapitulation P" without scrubbing.</w:t>
-      </w:r>
-    </w:p>
-    <w:p>
-      <w:pPr>
-        <w:pStyle w:val="Compact"/>
-        <w:numPr>
-          <w:ilvl w:val="0"/>
-          <w:numId w:val="1009"/>
-        </w:numPr>
-      </w:pPr>
-      <w:r>
-        <w:rPr>
-          <w:b/>
-          <w:bCs/>
-        </w:rPr>
-        <w:t xml:space="preserve">Section loop</w:t>
-      </w:r>
-      <w:r>
-        <w:t xml:space="preserve"> </w:t>
-      </w:r>
-      <w:r>
-        <w:t xml:space="preserve">— toggles playback to repeat the current section,</w:t>
-      </w:r>
-      <w:r>
-        <w:t xml:space="preserve"> </w:t>
-      </w:r>
-      <w:r>
-        <w:t xml:space="preserve">enabling immediate A–B comparison.</w:t>
-      </w:r>
-    </w:p>
-    <w:p>
-      <w:pPr>
-        <w:pStyle w:val="Compact"/>
-        <w:numPr>
-          <w:ilvl w:val="0"/>
-          <w:numId w:val="1009"/>
-        </w:numPr>
-      </w:pPr>
-      <w:r>
-        <w:rPr>
-          <w:b/>
-          <w:bCs/>
-        </w:rPr>
-        <w:t xml:space="preserve">Playback-speed control</w:t>
-      </w:r>
-      <w:r>
-        <w:t xml:space="preserve"> </w:t>
-      </w:r>
-      <w:r>
-        <w:t xml:space="preserve">— slows passage to 0.5× without altering</w:t>
-      </w:r>
-      <w:r>
-        <w:t xml:space="preserve"> </w:t>
-      </w:r>
-      <w:r>
-        <w:t xml:space="preserve">pitch, useful for very brief modulating moments.</w:t>
-      </w:r>
-    </w:p>
-    <w:p>
-      <w:pPr>
-        <w:pStyle w:val="FirstParagraph"/>
-      </w:pPr>
-      <w:r>
-        <w:t xml:space="preserve">Keyboard shortcuts (Space, ←/→, L for loop, C for color toggle) make</w:t>
-      </w:r>
-      <w:r>
-        <w:t xml:space="preserve"> </w:t>
-      </w:r>
-      <w:r>
-        <w:t xml:space="preserve">classroom demonstration responsive in a way mouse-only interaction</w:t>
-      </w:r>
-      <w:r>
-        <w:t xml:space="preserve"> </w:t>
-      </w:r>
-      <w:r>
-        <w:t xml:space="preserve">cannot.</w:t>
-      </w:r>
-    </w:p>
-    <w:bookmarkEnd w:id="30"/>
-    <w:bookmarkEnd w:id="31"/>
-    <w:bookmarkStart w:id="37" w:name="X1ef47096c8ee36a9f3f5d8db63bfbab125f33de"/>
-    <w:p>
-      <w:pPr>
-        <w:pStyle w:val="Heading1"/>
-      </w:pPr>
-      <w:r>
-        <w:t xml:space="preserve">5. A Classroom Walk-Through</w:t>
-      </w:r>
-    </w:p>
-    <w:p>
-      <w:pPr>
-        <w:pStyle w:val="FirstParagraph"/>
-      </w:pPr>
-      <w:r>
-        <w:t xml:space="preserve">This section illustrates how a teacher using the tool might surface</w:t>
-      </w:r>
-      <w:r>
-        <w:t xml:space="preserve"> </w:t>
-      </w:r>
-      <w:r>
-        <w:t xml:space="preserve">the analytical claims of §3.3 in a single 30-minute class meeting.</w:t>
-      </w:r>
-    </w:p>
-    <w:bookmarkStart w:id="32" w:name="X9902beb01c400e64777af013cab10a4f81d8ea8"/>
-    <w:p>
-      <w:pPr>
-        <w:pStyle w:val="Heading2"/>
-      </w:pPr>
-      <w:r>
-        <w:t xml:space="preserve">5.1 First Hearing (5 minutes)</w:t>
-      </w:r>
-    </w:p>
-    <w:p>
-      <w:pPr>
-        <w:pStyle w:val="FirstParagraph"/>
-      </w:pPr>
-      <w:r>
-        <w:t xml:space="preserve">The teacher opens the tool with the audio loaded and</w:t>
-      </w:r>
-      <w:r>
-        <w:t xml:space="preserve"> </w:t>
-      </w:r>
-      <w:r>
-        <w:rPr>
-          <w:i/>
-          <w:iCs/>
-        </w:rPr>
-        <w:t xml:space="preserve">color</w:t>
-      </w:r>
-      <w:r>
-        <w:rPr>
-          <w:i/>
-          <w:iCs/>
-        </w:rPr>
-        <w:t xml:space="preserve"> </w:t>
-      </w:r>
-      <w:r>
-        <w:rPr>
-          <w:i/>
-          <w:iCs/>
-        </w:rPr>
-        <w:t xml:space="preserve">visualization disabled</w:t>
-      </w:r>
-      <w:r>
-        <w:t xml:space="preserve">. The class hears the entire movement once —</w:t>
-      </w:r>
-      <w:r>
-        <w:t xml:space="preserve"> </w:t>
-      </w:r>
-      <w:r>
-        <w:t xml:space="preserve">including the exposition repeat — while the score scrolls and the red</w:t>
-      </w:r>
-      <w:r>
-        <w:t xml:space="preserve"> </w:t>
-      </w:r>
-      <w:r>
-        <w:t xml:space="preserve">playhead moves along the (still uncolored) timeline. The instruction</w:t>
-      </w:r>
-      <w:r>
-        <w:t xml:space="preserve"> </w:t>
-      </w:r>
-      <w:r>
-        <w:t xml:space="preserve">is simply: "Where do you think the movement is divided?" The</w:t>
-      </w:r>
-      <w:r>
-        <w:t xml:space="preserve"> </w:t>
-      </w:r>
-      <w:r>
-        <w:t xml:space="preserve">preserved exposition repeat surfaces a useful preliminary observation</w:t>
-      </w:r>
-      <w:r>
-        <w:t xml:space="preserve"> </w:t>
-      </w:r>
-      <w:r>
-        <w:t xml:space="preserve">— that the music</w:t>
-      </w:r>
-      <w:r>
-        <w:t xml:space="preserve"> </w:t>
-      </w:r>
-      <w:r>
-        <w:rPr>
-          <w:i/>
-          <w:iCs/>
-        </w:rPr>
-        <w:t xml:space="preserve">returns to the same material</w:t>
-      </w:r>
-      <w:r>
-        <w:t xml:space="preserve"> </w:t>
-      </w:r>
-      <w:r>
-        <w:t xml:space="preserve">approximately one</w:t>
-      </w:r>
-      <w:r>
-        <w:t xml:space="preserve"> </w:t>
-      </w:r>
-      <w:r>
-        <w:t xml:space="preserve">minute in.</w:t>
-      </w:r>
-    </w:p>
-    <w:bookmarkEnd w:id="32"/>
-    <w:bookmarkStart w:id="33" w:name="X4301e6e193c2967b3886ee1e94916d40c0836a2"/>
-    <w:p>
-      <w:pPr>
-        <w:pStyle w:val="Heading2"/>
-      </w:pPr>
-      <w:r>
-        <w:t xml:space="preserve">5.2 Color Reveal and Section Identification (8 minutes)</w:t>
-      </w:r>
-    </w:p>
-    <w:p>
-      <w:pPr>
-        <w:pStyle w:val="FirstParagraph"/>
-      </w:pPr>
-      <w:r>
-        <w:t xml:space="preserve">The teacher toggles section color on. The exposition / development /</w:t>
-      </w:r>
-      <w:r>
-        <w:t xml:space="preserve"> </w:t>
-      </w:r>
-      <w:r>
-        <w:t xml:space="preserve">recapitulation tripartite division is now visible at a glance on the</w:t>
-      </w:r>
-      <w:r>
-        <w:t xml:space="preserve"> </w:t>
-      </w:r>
-      <w:r>
-        <w:t xml:space="preserve">timeline; the same colors are simultaneously painted as measure-level</w:t>
-      </w:r>
-      <w:r>
-        <w:t xml:space="preserve"> </w:t>
-      </w:r>
-      <w:r>
-        <w:t xml:space="preserve">overlays on the score. Students are asked to identify, by clicking</w:t>
-      </w:r>
-      <w:r>
-        <w:t xml:space="preserve"> </w:t>
-      </w:r>
-      <w:r>
-        <w:t xml:space="preserve">the timeline segments, the boundary measures of each section. Because</w:t>
-      </w:r>
-      <w:r>
-        <w:t xml:space="preserve"> </w:t>
-      </w:r>
-      <w:r>
-        <w:t xml:space="preserve">the colored regions are now both</w:t>
-      </w:r>
-      <w:r>
-        <w:t xml:space="preserve"> </w:t>
-      </w:r>
-      <w:r>
-        <w:rPr>
-          <w:i/>
-          <w:iCs/>
-        </w:rPr>
-        <w:t xml:space="preserve">temporal</w:t>
-      </w:r>
-      <w:r>
-        <w:t xml:space="preserve"> </w:t>
-      </w:r>
-      <w:r>
-        <w:t xml:space="preserve">(timeline) and</w:t>
-      </w:r>
-      <w:r>
-        <w:t xml:space="preserve"> </w:t>
-      </w:r>
-      <w:r>
-        <w:rPr>
-          <w:i/>
-          <w:iCs/>
-        </w:rPr>
-        <w:t xml:space="preserve">spatial</w:t>
-      </w:r>
-      <w:r>
-        <w:t xml:space="preserve"> </w:t>
-      </w:r>
-      <w:r>
-        <w:t xml:space="preserve">(score), students can verify their guesses on either representation.</w:t>
-      </w:r>
-    </w:p>
-    <w:bookmarkEnd w:id="33"/>
-    <w:bookmarkStart w:id="34" w:name="X9ced41489cc3c0cee41c619b7de0b4663db1d6b"/>
-    <w:p>
-      <w:pPr>
-        <w:pStyle w:val="Heading2"/>
-      </w:pPr>
-      <w:r>
-        <w:t xml:space="preserve">5.3 Exposition P and S (5 minutes)</w:t>
-      </w:r>
-    </w:p>
-    <w:p>
-      <w:pPr>
-        <w:pStyle w:val="FirstParagraph"/>
-      </w:pPr>
-      <w:r>
-        <w:t xml:space="preserve">Using the section-jump buttons, the teacher plays just the</w:t>
-      </w:r>
-      <w:r>
-        <w:t xml:space="preserve"> </w:t>
-      </w:r>
-      <w:r>
-        <w:t xml:space="preserve">exposition's P region (mm. 1–13), then just S (mm. 14–25). The</w:t>
-      </w:r>
-      <w:r>
-        <w:t xml:space="preserve"> </w:t>
-      </w:r>
-      <w:r>
-        <w:t xml:space="preserve">analysis pane displays "C major" then "G major"; the boundary is</w:t>
-      </w:r>
-      <w:r>
-        <w:t xml:space="preserve"> </w:t>
-      </w:r>
-      <w:r>
-        <w:t xml:space="preserve">auditorily</w:t>
-      </w:r>
-      <w:r>
-        <w:t xml:space="preserve"> </w:t>
-      </w:r>
-      <w:r>
-        <w:rPr>
-          <w:i/>
-          <w:iCs/>
-        </w:rPr>
-        <w:t xml:space="preserve">and</w:t>
-      </w:r>
-      <w:r>
-        <w:t xml:space="preserve"> </w:t>
-      </w:r>
-      <w:r>
-        <w:t xml:space="preserve">visually marked. The teacher asks: "What harmonic</w:t>
-      </w:r>
-      <w:r>
-        <w:t xml:space="preserve"> </w:t>
-      </w:r>
-      <w:r>
-        <w:t xml:space="preserve">move did Mozart just make?" The answer (I → V) is no longer something</w:t>
-      </w:r>
-      <w:r>
-        <w:t xml:space="preserve"> </w:t>
-      </w:r>
-      <w:r>
-        <w:t xml:space="preserve">the teacher tells the class but something the class deduces from the</w:t>
-      </w:r>
-      <w:r>
-        <w:t xml:space="preserve"> </w:t>
-      </w:r>
-      <w:r>
-        <w:t xml:space="preserve">visible key change.</w:t>
-      </w:r>
-    </w:p>
-    <w:bookmarkEnd w:id="34"/>
-    <w:bookmarkStart w:id="35" w:name="X9fa0ee2ee634d699d953495b14226707add120b"/>
-    <w:p>
-      <w:pPr>
-        <w:pStyle w:val="Heading2"/>
-      </w:pPr>
-      <w:r>
-        <w:t xml:space="preserve">5.4 The Critical Moment: Recapitulation P (8 minutes)</w:t>
-      </w:r>
-    </w:p>
-    <w:p>
-      <w:pPr>
-        <w:pStyle w:val="FirstParagraph"/>
-      </w:pPr>
-      <w:r>
-        <w:t xml:space="preserve">The teacher jumps to recapitulation P (mm. 42–58, audio time around</w:t>
-      </w:r>
-      <w:r>
-        <w:t xml:space="preserve"> </w:t>
-      </w:r>
-      <w:r>
-        <w:t xml:space="preserve">2:12). The analysis pane displays "</w:t>
-      </w:r>
-      <w:r>
-        <w:rPr>
-          <w:b/>
-          <w:bCs/>
-        </w:rPr>
-        <w:t xml:space="preserve">F major</w:t>
-      </w:r>
-      <w:r>
-        <w:t xml:space="preserve">." This is, in our</w:t>
-      </w:r>
-      <w:r>
-        <w:t xml:space="preserve"> </w:t>
-      </w:r>
-      <w:r>
-        <w:t xml:space="preserve">experience, the moment students lean forward. Two follow-up actions</w:t>
-      </w:r>
-      <w:r>
-        <w:t xml:space="preserve"> </w:t>
-      </w:r>
-      <w:r>
-        <w:t xml:space="preserve">make the pedagogical point:</w:t>
       </w:r>
     </w:p>
     <w:p>
@@ -5282,55 +5354,22 @@
       </w:pPr>
       <w:r>
         <w:rPr>
-          <w:i/>
-          <w:iCs/>
-        </w:rPr>
-        <w:t xml:space="preserve">Loop on</w:t>
-      </w:r>
-      <w:r>
-        <w:t xml:space="preserve">. The teacher engages section loop and lets the class</w:t>
-      </w:r>
-      <w:r>
-        <w:t xml:space="preserve"> </w:t>
-      </w:r>
-      <w:r>
-        <w:t xml:space="preserve">hear recap P for one full pass. The label "F major" is held in</w:t>
-      </w:r>
-      <w:r>
-        <w:t xml:space="preserve"> </w:t>
-      </w:r>
-      <w:r>
-        <w:t xml:space="preserve">view. The visual and auditory representations of</w:t>
-      </w:r>
-      <w:r>
-        <w:t xml:space="preserve"> </w:t>
-      </w:r>
-      <w:r>
-        <w:rPr>
-          <w:i/>
-          <w:iCs/>
-        </w:rPr>
-        <w:t xml:space="preserve">the same</w:t>
-      </w:r>
-      <w:r>
-        <w:rPr>
-          <w:i/>
-          <w:iCs/>
-        </w:rPr>
-        <w:t xml:space="preserve"> </w:t>
-      </w:r>
-      <w:r>
-        <w:rPr>
-          <w:i/>
-          <w:iCs/>
-        </w:rPr>
-        <w:t xml:space="preserve">primary theme in a different key</w:t>
-      </w:r>
-      <w:r>
-        <w:t xml:space="preserve"> </w:t>
-      </w:r>
-      <w:r>
-        <w:t xml:space="preserve">are now jointly available.</w:t>
+          <w:b/>
+          <w:bCs/>
+        </w:rPr>
+        <w:t xml:space="preserve">Section loop</w:t>
+      </w:r>
+      <w:r>
+        <w:t xml:space="preserve"> </w:t>
+      </w:r>
+      <w:r>
+        <w:t xml:space="preserve">— toggles playback to repeat the current section,</w:t>
+      </w:r>
+      <w:r>
+        <w:t xml:space="preserve"> </w:t>
+      </w:r>
+      <w:r>
+        <w:t xml:space="preserve">enabling immediate A–B comparison.</w:t>
       </w:r>
     </w:p>
     <w:p>
@@ -5343,72 +5382,76 @@
       </w:pPr>
       <w:r>
         <w:rPr>
-          <w:i/>
-          <w:iCs/>
-        </w:rPr>
-        <w:t xml:space="preserve">A / B compare</w:t>
-      </w:r>
-      <w:r>
-        <w:t xml:space="preserve">. The teacher then loop-toggles between exposition</w:t>
-      </w:r>
-      <w:r>
-        <w:t xml:space="preserve"> </w:t>
-      </w:r>
-      <w:r>
-        <w:t xml:space="preserve">P and recap P, playing each twice. Most students hear</w:t>
-      </w:r>
-      <w:r>
-        <w:t xml:space="preserve"> </w:t>
-      </w:r>
-      <w:r>
-        <w:rPr>
-          <w:i/>
-          <w:iCs/>
-        </w:rPr>
-        <w:t xml:space="preserve">the same</w:t>
-      </w:r>
-      <w:r>
-        <w:rPr>
-          <w:i/>
-          <w:iCs/>
-        </w:rPr>
-        <w:t xml:space="preserve"> </w:t>
-      </w:r>
-      <w:r>
-        <w:rPr>
-          <w:i/>
-          <w:iCs/>
-        </w:rPr>
-        <w:t xml:space="preserve">tune in two different keys</w:t>
-      </w:r>
-      <w:r>
-        <w:t xml:space="preserve"> </w:t>
-      </w:r>
-      <w:r>
-        <w:t xml:space="preserve">— and recognize the recap as</w:t>
-      </w:r>
-      <w:r>
-        <w:t xml:space="preserve"> </w:t>
-      </w:r>
-      <w:r>
-        <w:rPr>
-          <w:i/>
-          <w:iCs/>
-        </w:rPr>
-        <w:t xml:space="preserve">transposed</w:t>
-      </w:r>
-      <w:r>
-        <w:t xml:space="preserve">, not "wrong."</w:t>
-      </w:r>
-    </w:p>
-    <w:bookmarkEnd w:id="35"/>
-    <w:bookmarkStart w:id="36" w:name="X21adee97f6ca890bd4b10e2b1c46ee3ff5b1d6a"/>
+          <w:b/>
+          <w:bCs/>
+        </w:rPr>
+        <w:t xml:space="preserve">Playback-speed control</w:t>
+      </w:r>
+      <w:r>
+        <w:t xml:space="preserve"> </w:t>
+      </w:r>
+      <w:r>
+        <w:t xml:space="preserve">— slows passage to 0.5× without altering</w:t>
+      </w:r>
+      <w:r>
+        <w:t xml:space="preserve"> </w:t>
+      </w:r>
+      <w:r>
+        <w:t xml:space="preserve">pitch, useful for very brief modulating moments.</w:t>
+      </w:r>
+    </w:p>
+    <w:p>
+      <w:pPr>
+        <w:pStyle w:val="FirstParagraph"/>
+      </w:pPr>
+      <w:r>
+        <w:t xml:space="preserve">Keyboard shortcuts (Space, ←/→, L for loop, C for color toggle) make</w:t>
+      </w:r>
+      <w:r>
+        <w:t xml:space="preserve"> </w:t>
+      </w:r>
+      <w:r>
+        <w:t xml:space="preserve">classroom demonstration responsive in a way mouse-only interaction</w:t>
+      </w:r>
+      <w:r>
+        <w:t xml:space="preserve"> </w:t>
+      </w:r>
+      <w:r>
+        <w:t xml:space="preserve">cannot.</w:t>
+      </w:r>
+    </w:p>
+    <w:bookmarkEnd w:id="30"/>
+    <w:bookmarkEnd w:id="31"/>
+    <w:bookmarkStart w:id="37" w:name="X1ef47096c8ee36a9f3f5d8db63bfbab125f33de"/>
+    <w:p>
+      <w:pPr>
+        <w:pStyle w:val="Heading1"/>
+      </w:pPr>
+      <w:r>
+        <w:t xml:space="preserve">5. A Classroom Walk-Through</w:t>
+      </w:r>
+    </w:p>
+    <w:p>
+      <w:pPr>
+        <w:pStyle w:val="FirstParagraph"/>
+      </w:pPr>
+      <w:r>
+        <w:t xml:space="preserve">This section illustrates how a teacher using the tool might surface</w:t>
+      </w:r>
+      <w:r>
+        <w:t xml:space="preserve"> </w:t>
+      </w:r>
+      <w:r>
+        <w:t xml:space="preserve">the analytical claims of §3.3 in a single 30-minute class meeting.</w:t>
+      </w:r>
+    </w:p>
+    <w:bookmarkStart w:id="32" w:name="X9902beb01c400e64777af013cab10a4f81d8ea8"/>
     <w:p>
       <w:pPr>
         <w:pStyle w:val="Heading2"/>
       </w:pPr>
       <w:r>
-        <w:t xml:space="preserve">5.5 Synthesis (4 minutes)</w:t>
+        <w:t xml:space="preserve">5.1 First Hearing (5 minutes)</w:t>
       </w:r>
     </w:p>
     <w:p>
@@ -5416,41 +5459,96 @@
         <w:pStyle w:val="FirstParagraph"/>
       </w:pPr>
       <w:r>
-        <w:t xml:space="preserve">The teacher displays the schematic comparison:</w:t>
-      </w:r>
-    </w:p>
-    <w:p>
-      <w:pPr>
-        <w:pStyle w:val="BlockText"/>
-      </w:pPr>
-      <w:r>
-        <w:t xml:space="preserve">Exposition: P in C → S in G</w:t>
-      </w:r>
-      <w:r>
-        <w:t xml:space="preserve"> </w:t>
-      </w:r>
-      <w:r>
-        <w:rPr>
-          <w:i/>
-          <w:iCs/>
-        </w:rPr>
-        <w:t xml:space="preserve">(I → V, motion of a fifth up)</w:t>
-      </w:r>
-      <w:r>
-        <w:t xml:space="preserve"> </w:t>
-      </w:r>
-      <w:r>
-        <w:t xml:space="preserve">Recapitulation: P in F → S in C</w:t>
-      </w:r>
-      <w:r>
-        <w:t xml:space="preserve"> </w:t>
-      </w:r>
-      <w:r>
-        <w:rPr>
-          <w:i/>
-          <w:iCs/>
-        </w:rPr>
-        <w:t xml:space="preserve">(IV → I, motion of a fifth up)</w:t>
+        <w:t xml:space="preserve">The teacher opens the tool with the audio loaded and</w:t>
+      </w:r>
+      <w:r>
+        <w:t xml:space="preserve"> </w:t>
+      </w:r>
+      <w:r>
+        <w:rPr>
+          <w:i/>
+          <w:iCs/>
+        </w:rPr>
+        <w:t xml:space="preserve">color</w:t>
+      </w:r>
+      <w:r>
+        <w:rPr>
+          <w:i/>
+          <w:iCs/>
+        </w:rPr>
+        <w:t xml:space="preserve"> </w:t>
+      </w:r>
+      <w:r>
+        <w:rPr>
+          <w:i/>
+          <w:iCs/>
+        </w:rPr>
+        <w:t xml:space="preserve">visualization disabled</w:t>
+      </w:r>
+      <w:r>
+        <w:t xml:space="preserve">. The class hears the entire movement once —</w:t>
+      </w:r>
+      <w:r>
+        <w:t xml:space="preserve"> </w:t>
+      </w:r>
+      <w:r>
+        <w:t xml:space="preserve">including the exposition repeat — while the score scrolls and the red</w:t>
+      </w:r>
+      <w:r>
+        <w:t xml:space="preserve"> </w:t>
+      </w:r>
+      <w:r>
+        <w:t xml:space="preserve">playhead moves along the (still uncolored) timeline. The instruction</w:t>
+      </w:r>
+      <w:r>
+        <w:t xml:space="preserve"> </w:t>
+      </w:r>
+      <w:r>
+        <w:t xml:space="preserve">is simply: "Where do you think the movement is divided?" The</w:t>
+      </w:r>
+      <w:r>
+        <w:t xml:space="preserve"> </w:t>
+      </w:r>
+      <w:r>
+        <w:t xml:space="preserve">preserved exposition repeat surfaces a useful preliminary observation</w:t>
+      </w:r>
+      <w:r>
+        <w:t xml:space="preserve"> </w:t>
+      </w:r>
+      <w:r>
+        <w:t xml:space="preserve">— that the music</w:t>
+      </w:r>
+      <w:r>
+        <w:t xml:space="preserve"> </w:t>
+      </w:r>
+      <w:r>
+        <w:rPr>
+          <w:i/>
+          <w:iCs/>
+        </w:rPr>
+        <w:t xml:space="preserve">returns to the same material</w:t>
+      </w:r>
+      <w:r>
+        <w:t xml:space="preserve"> </w:t>
+      </w:r>
+      <w:r>
+        <w:t xml:space="preserve">approximately one</w:t>
+      </w:r>
+      <w:r>
+        <w:t xml:space="preserve"> </w:t>
+      </w:r>
+      <w:r>
+        <w:t xml:space="preserve">minute in.</w:t>
+      </w:r>
+    </w:p>
+    <w:bookmarkEnd w:id="32"/>
+    <w:bookmarkStart w:id="33" w:name="X4301e6e193c2967b3886ee1e94916d40c0836a2"/>
+    <w:p>
+      <w:pPr>
+        <w:pStyle w:val="Heading2"/>
+      </w:pPr>
+      <w:r>
+        <w:t xml:space="preserve">5.2 Color Reveal and Section Identification (8 minutes)</w:t>
       </w:r>
     </w:p>
     <w:p>
@@ -5458,7 +5556,105 @@
         <w:pStyle w:val="FirstParagraph"/>
       </w:pPr>
       <w:r>
-        <w:t xml:space="preserve">The schematic is now grounded in what the class has just heard</w:t>
+        <w:t xml:space="preserve">The teacher toggles section color on. The exposition / development /</w:t>
+      </w:r>
+      <w:r>
+        <w:t xml:space="preserve"> </w:t>
+      </w:r>
+      <w:r>
+        <w:t xml:space="preserve">recapitulation tripartite division is now visible at a glance on the</w:t>
+      </w:r>
+      <w:r>
+        <w:t xml:space="preserve"> </w:t>
+      </w:r>
+      <w:r>
+        <w:t xml:space="preserve">timeline; the same colors are simultaneously painted as measure-level</w:t>
+      </w:r>
+      <w:r>
+        <w:t xml:space="preserve"> </w:t>
+      </w:r>
+      <w:r>
+        <w:t xml:space="preserve">overlays on the score. Students are asked to identify, by clicking</w:t>
+      </w:r>
+      <w:r>
+        <w:t xml:space="preserve"> </w:t>
+      </w:r>
+      <w:r>
+        <w:t xml:space="preserve">the timeline segments, the boundary measures of each section. Because</w:t>
+      </w:r>
+      <w:r>
+        <w:t xml:space="preserve"> </w:t>
+      </w:r>
+      <w:r>
+        <w:t xml:space="preserve">the colored regions are now both</w:t>
+      </w:r>
+      <w:r>
+        <w:t xml:space="preserve"> </w:t>
+      </w:r>
+      <w:r>
+        <w:rPr>
+          <w:i/>
+          <w:iCs/>
+        </w:rPr>
+        <w:t xml:space="preserve">temporal</w:t>
+      </w:r>
+      <w:r>
+        <w:t xml:space="preserve"> </w:t>
+      </w:r>
+      <w:r>
+        <w:t xml:space="preserve">(timeline) and</w:t>
+      </w:r>
+      <w:r>
+        <w:t xml:space="preserve"> </w:t>
+      </w:r>
+      <w:r>
+        <w:rPr>
+          <w:i/>
+          <w:iCs/>
+        </w:rPr>
+        <w:t xml:space="preserve">spatial</w:t>
+      </w:r>
+      <w:r>
+        <w:t xml:space="preserve"> </w:t>
+      </w:r>
+      <w:r>
+        <w:t xml:space="preserve">(score), students can verify their guesses on either representation.</w:t>
+      </w:r>
+    </w:p>
+    <w:bookmarkEnd w:id="33"/>
+    <w:bookmarkStart w:id="34" w:name="X9ced41489cc3c0cee41c619b7de0b4663db1d6b"/>
+    <w:p>
+      <w:pPr>
+        <w:pStyle w:val="Heading2"/>
+      </w:pPr>
+      <w:r>
+        <w:t xml:space="preserve">5.3 Exposition P and S (5 minutes)</w:t>
+      </w:r>
+    </w:p>
+    <w:p>
+      <w:pPr>
+        <w:pStyle w:val="FirstParagraph"/>
+      </w:pPr>
+      <w:r>
+        <w:t xml:space="preserve">Using the section-jump buttons, the teacher plays just the</w:t>
+      </w:r>
+      <w:r>
+        <w:t xml:space="preserve"> </w:t>
+      </w:r>
+      <w:r>
+        <w:t xml:space="preserve">exposition's P region (mm. 1–13), then just S (mm. 14–25). The</w:t>
+      </w:r>
+      <w:r>
+        <w:t xml:space="preserve"> </w:t>
+      </w:r>
+      <w:r>
+        <w:t xml:space="preserve">analysis pane displays "C major" then "G major"; the boundary is</w:t>
+      </w:r>
+      <w:r>
+        <w:t xml:space="preserve"> </w:t>
+      </w:r>
+      <w:r>
+        <w:t xml:space="preserve">auditorily</w:t>
       </w:r>
       <w:r>
         <w:t xml:space="preserve"> </w:t>
@@ -5474,84 +5670,35 @@
         <w:t xml:space="preserve"> </w:t>
       </w:r>
       <w:r>
-        <w:t xml:space="preserve">seen. The teacher poses the synthesizing question: "Why did Mozart</w:t>
-      </w:r>
-      <w:r>
-        <w:t xml:space="preserve"> </w:t>
-      </w:r>
-      <w:r>
-        <w:t xml:space="preserve">start the recap in the 'wrong' key?" — and the class, having seen S</w:t>
-      </w:r>
-      <w:r>
-        <w:t xml:space="preserve"> </w:t>
-      </w:r>
-      <w:r>
-        <w:t xml:space="preserve">land safely in C, has the materials to answer.</w:t>
-      </w:r>
-    </w:p>
-    <w:p>
-      <w:pPr>
-        <w:pStyle w:val="BodyText"/>
-      </w:pPr>
-      <w:r>
-        <w:t xml:space="preserve">The walk-through above is not the only possible use of the tool, and</w:t>
-      </w:r>
-      <w:r>
-        <w:t xml:space="preserve"> </w:t>
-      </w:r>
-      <w:r>
-        <w:t xml:space="preserve">not every passage requires color or looping. But it illustrates the</w:t>
-      </w:r>
-      <w:r>
-        <w:t xml:space="preserve"> </w:t>
-      </w:r>
-      <w:r>
-        <w:t xml:space="preserve">basic</w:t>
-      </w:r>
-      <w:r>
-        <w:t xml:space="preserve"> </w:t>
-      </w:r>
-      <w:r>
-        <w:rPr>
-          <w:i/>
-          <w:iCs/>
-        </w:rPr>
-        <w:t xml:space="preserve">grammar of teaching with the tool</w:t>
-      </w:r>
-      <w:r>
-        <w:t xml:space="preserve">: choose a passage, choose</w:t>
-      </w:r>
-      <w:r>
-        <w:t xml:space="preserve"> </w:t>
-      </w:r>
-      <w:r>
-        <w:t xml:space="preserve">the representations to foreground, listen, look, and let students</w:t>
-      </w:r>
-      <w:r>
-        <w:t xml:space="preserve"> </w:t>
-      </w:r>
-      <w:r>
-        <w:t xml:space="preserve">make the analytical observation themselves.</w:t>
-      </w:r>
-    </w:p>
-    <w:bookmarkEnd w:id="36"/>
-    <w:bookmarkEnd w:id="37"/>
-    <w:bookmarkStart w:id="41" w:name="Xe60211b7362d4efd10cab3a88ad8ddec4cb4e70"/>
-    <w:p>
-      <w:pPr>
-        <w:pStyle w:val="Heading1"/>
-      </w:pPr>
-      <w:r>
-        <w:t xml:space="preserve">6. Discussion</w:t>
-      </w:r>
-    </w:p>
-    <w:bookmarkStart w:id="38" w:name="Xf93d0bbb8ba5acb7a26c514018cdd23eb47a991"/>
+        <w:t xml:space="preserve">visually marked. The teacher asks: "What harmonic</w:t>
+      </w:r>
+      <w:r>
+        <w:t xml:space="preserve"> </w:t>
+      </w:r>
+      <w:r>
+        <w:t xml:space="preserve">move did Mozart just make?" The answer (I → V) is no longer something</w:t>
+      </w:r>
+      <w:r>
+        <w:t xml:space="preserve"> </w:t>
+      </w:r>
+      <w:r>
+        <w:t xml:space="preserve">the teacher tells the class but something the class deduces from the</w:t>
+      </w:r>
+      <w:r>
+        <w:t xml:space="preserve"> </w:t>
+      </w:r>
+      <w:r>
+        <w:t xml:space="preserve">visible key change.</w:t>
+      </w:r>
+    </w:p>
+    <w:bookmarkEnd w:id="34"/>
+    <w:bookmarkStart w:id="35" w:name="X9fa0ee2ee634d699d953495b14226707add120b"/>
     <w:p>
       <w:pPr>
         <w:pStyle w:val="Heading2"/>
       </w:pPr>
       <w:r>
-        <w:t xml:space="preserve">6.1 Pedagogical Implications</w:t>
+        <w:t xml:space="preserve">5.4 The Critical Moment: Recapitulation P (8 minutes)</w:t>
       </w:r>
     </w:p>
     <w:p>
@@ -5559,103 +5706,35 @@
         <w:pStyle w:val="FirstParagraph"/>
       </w:pPr>
       <w:r>
-        <w:t xml:space="preserve">Traditional verbal teaching often presents the recapitulation as</w:t>
-      </w:r>
-      <w:r>
-        <w:t xml:space="preserve"> </w:t>
-      </w:r>
-      <w:r>
-        <w:t xml:space="preserve">"return-in-tonic," handling deformations as exceptions; K. 545's</w:t>
-      </w:r>
-      <w:r>
-        <w:t xml:space="preserve"> </w:t>
-      </w:r>
-      <w:r>
-        <w:t xml:space="preserve">subdominant recapitulation makes a stronger pedagogical claim</w:t>
-      </w:r>
-      <w:r>
-        <w:t xml:space="preserve"> </w:t>
-      </w:r>
-      <w:r>
-        <w:t xml:space="preserve">available — that Mozart</w:t>
-      </w:r>
-      <w:r>
-        <w:t xml:space="preserve"> </w:t>
-      </w:r>
-      <w:r>
-        <w:rPr>
-          <w:i/>
-          <w:iCs/>
-        </w:rPr>
-        <w:t xml:space="preserve">preserves the exposition's modulation pattern</w:t>
-      </w:r>
-      <w:r>
-        <w:t xml:space="preserve"> </w:t>
-      </w:r>
-      <w:r>
-        <w:t xml:space="preserve">by shifting the starting key down a fifth, so that the secondary</w:t>
-      </w:r>
-      <w:r>
-        <w:t xml:space="preserve"> </w:t>
-      </w:r>
-      <w:r>
-        <w:t xml:space="preserve">theme arrives in the tonic on the second hearing. The synchronized</w:t>
-      </w:r>
-      <w:r>
-        <w:t xml:space="preserve"> </w:t>
-      </w:r>
-      <w:r>
-        <w:t xml:space="preserve">color-coded view makes this</w:t>
-      </w:r>
-      <w:r>
-        <w:t xml:space="preserve"> </w:t>
-      </w:r>
-      <w:r>
-        <w:rPr>
-          <w:i/>
-          <w:iCs/>
-        </w:rPr>
-        <w:t xml:space="preserve">function-preserving</w:t>
-      </w:r>
-      <w:r>
-        <w:t xml:space="preserve"> </w:t>
-      </w:r>
-      <w:r>
-        <w:t xml:space="preserve">character of the</w:t>
-      </w:r>
-      <w:r>
-        <w:t xml:space="preserve"> </w:t>
-      </w:r>
-      <w:r>
-        <w:t xml:space="preserve">deformation visually self-evident, aligning with current form-functional</w:t>
-      </w:r>
-      <w:r>
-        <w:t xml:space="preserve"> </w:t>
-      </w:r>
-      <w:r>
-        <w:t xml:space="preserve">approaches to musical analysis (Caplin, 1998, 2009). The pedagogical</w:t>
-      </w:r>
-      <w:r>
-        <w:t xml:space="preserve"> </w:t>
-      </w:r>
-      <w:r>
-        <w:t xml:space="preserve">move — from rules-and-exceptions to functional flexibility — is the</w:t>
-      </w:r>
-      <w:r>
-        <w:t xml:space="preserve"> </w:t>
-      </w:r>
-      <w:r>
-        <w:t xml:space="preserve">central educational claim of this work.</w:t>
-      </w:r>
-    </w:p>
-    <w:bookmarkEnd w:id="38"/>
-    <w:bookmarkStart w:id="39" w:name="Xbf7a4138f7d5b1ab6ddea76f231fdf436245c71"/>
-    <w:p>
-      <w:pPr>
-        <w:pStyle w:val="Heading2"/>
-      </w:pPr>
-      <w:r>
-        <w:t xml:space="preserve">6.2 Methodological and Tooling Implications</w:t>
+        <w:t xml:space="preserve">The teacher jumps to recapitulation P (mm. 42–58, audio time around</w:t>
+      </w:r>
+      <w:r>
+        <w:t xml:space="preserve"> </w:t>
+      </w:r>
+      <w:r>
+        <w:t xml:space="preserve">2:12). The analysis pane displays "</w:t>
+      </w:r>
+      <w:r>
+        <w:rPr>
+          <w:b/>
+          <w:bCs/>
+        </w:rPr>
+        <w:t xml:space="preserve">F major</w:t>
+      </w:r>
+      <w:r>
+        <w:t xml:space="preserve">." This is, in our</w:t>
+      </w:r>
+      <w:r>
+        <w:t xml:space="preserve"> </w:t>
+      </w:r>
+      <w:r>
+        <w:t xml:space="preserve">experience, the moment students lean forward. Two follow-up actions</w:t>
+      </w:r>
+      <w:r>
+        <w:t xml:space="preserve"> </w:t>
+      </w:r>
+      <w:r>
+        <w:t xml:space="preserve">make the pedagogical point:</w:t>
       </w:r>
     </w:p>
     <w:p>
@@ -5668,34 +5747,55 @@
       </w:pPr>
       <w:r>
         <w:rPr>
-          <w:b/>
-          <w:bCs/>
-        </w:rPr>
-        <w:t xml:space="preserve">First-class status of formal analysis.</w:t>
-      </w:r>
-      <w:r>
-        <w:t xml:space="preserve"> </w:t>
-      </w:r>
-      <w:r>
-        <w:t xml:space="preserve">Encoding the analysis as</w:t>
-      </w:r>
-      <w:r>
-        <w:t xml:space="preserve"> </w:t>
-      </w:r>
-      <w:r>
-        <w:t xml:space="preserve">a versioned JSON object — not as ephemeral pedagogical commentary —</w:t>
-      </w:r>
-      <w:r>
-        <w:t xml:space="preserve"> </w:t>
-      </w:r>
-      <w:r>
-        <w:t xml:space="preserve">invites peer review of the analysis itself, machine reuse, and</w:t>
-      </w:r>
-      <w:r>
-        <w:t xml:space="preserve"> </w:t>
-      </w:r>
-      <w:r>
-        <w:t xml:space="preserve">reproducibility.</w:t>
+          <w:i/>
+          <w:iCs/>
+        </w:rPr>
+        <w:t xml:space="preserve">Loop on</w:t>
+      </w:r>
+      <w:r>
+        <w:t xml:space="preserve">. The teacher engages section loop and lets the class</w:t>
+      </w:r>
+      <w:r>
+        <w:t xml:space="preserve"> </w:t>
+      </w:r>
+      <w:r>
+        <w:t xml:space="preserve">hear recap P for one full pass. The label "F major" is held in</w:t>
+      </w:r>
+      <w:r>
+        <w:t xml:space="preserve"> </w:t>
+      </w:r>
+      <w:r>
+        <w:t xml:space="preserve">view. The visual and auditory representations of</w:t>
+      </w:r>
+      <w:r>
+        <w:t xml:space="preserve"> </w:t>
+      </w:r>
+      <w:r>
+        <w:rPr>
+          <w:i/>
+          <w:iCs/>
+        </w:rPr>
+        <w:t xml:space="preserve">the same</w:t>
+      </w:r>
+      <w:r>
+        <w:rPr>
+          <w:i/>
+          <w:iCs/>
+        </w:rPr>
+        <w:t xml:space="preserve"> </w:t>
+      </w:r>
+      <w:r>
+        <w:rPr>
+          <w:i/>
+          <w:iCs/>
+        </w:rPr>
+        <w:t xml:space="preserve">primary theme in a different key</w:t>
+      </w:r>
+      <w:r>
+        <w:t xml:space="preserve"> </w:t>
+      </w:r>
+      <w:r>
+        <w:t xml:space="preserve">are now jointly available.</w:t>
       </w:r>
     </w:p>
     <w:p>
@@ -5708,124 +5808,72 @@
       </w:pPr>
       <w:r>
         <w:rPr>
-          <w:b/>
-          <w:bCs/>
-        </w:rPr>
-        <w:t xml:space="preserve">Exposition-repeat folding.</w:t>
-      </w:r>
-      <w:r>
-        <w:t xml:space="preserve"> </w:t>
-      </w:r>
-      <w:r>
-        <w:t xml:space="preserve">The non-monotonic mapping between</w:t>
-      </w:r>
-      <w:r>
-        <w:t xml:space="preserve"> </w:t>
-      </w:r>
-      <w:r>
-        <w:t xml:space="preserve">audio time and analytical time during performer-elected repeats is a</w:t>
-      </w:r>
-      <w:r>
-        <w:t xml:space="preserve"> </w:t>
-      </w:r>
-      <w:r>
-        <w:t xml:space="preserve">practical solution to a problem common across sonata-form recordings</w:t>
-      </w:r>
-      <w:r>
-        <w:t xml:space="preserve"> </w:t>
-      </w:r>
-      <w:r>
-        <w:t xml:space="preserve">and applicable wherever the form contains an indicated repeat.</w:t>
-      </w:r>
-    </w:p>
-    <w:p>
-      <w:pPr>
-        <w:pStyle w:val="Compact"/>
-        <w:numPr>
-          <w:ilvl w:val="0"/>
-          <w:numId w:val="1011"/>
-        </w:numPr>
-      </w:pPr>
-      <w:r>
-        <w:rPr>
-          <w:b/>
-          <w:bCs/>
-        </w:rPr>
-        <w:t xml:space="preserve">Demo mode as a copyright-pragmatic default.</w:t>
-      </w:r>
-      <w:r>
-        <w:t xml:space="preserve"> </w:t>
-      </w:r>
-      <w:r>
-        <w:t xml:space="preserve">The WebAudio</w:t>
-      </w:r>
-      <w:r>
-        <w:t xml:space="preserve"> </w:t>
-      </w:r>
-      <w:r>
-        <w:t xml:space="preserve">metronome allows the form layer to function in environments where</w:t>
-      </w:r>
-      <w:r>
-        <w:t xml:space="preserve"> </w:t>
-      </w:r>
-      <w:r>
-        <w:t xml:space="preserve">no PD/CC audio is at hand, lowering the barrier to classroom</w:t>
-      </w:r>
-      <w:r>
-        <w:t xml:space="preserve"> </w:t>
-      </w:r>
-      <w:r>
-        <w:t xml:space="preserve">adoption.</w:t>
-      </w:r>
-    </w:p>
-    <w:p>
-      <w:pPr>
-        <w:pStyle w:val="Compact"/>
-        <w:numPr>
-          <w:ilvl w:val="0"/>
-          <w:numId w:val="1011"/>
-        </w:numPr>
-      </w:pPr>
-      <w:r>
-        <w:rPr>
-          <w:b/>
-          <w:bCs/>
-        </w:rPr>
-        <w:t xml:space="preserve">Single-dependency architecture.</w:t>
-      </w:r>
-      <w:r>
-        <w:t xml:space="preserve"> </w:t>
-      </w:r>
-      <w:r>
-        <w:t xml:space="preserve">Course materials with one</w:t>
-      </w:r>
-      <w:r>
-        <w:t xml:space="preserve"> </w:t>
-      </w:r>
-      <w:r>
-        <w:t xml:space="preserve">external library age more gracefully than those with complex build</w:t>
-      </w:r>
-      <w:r>
-        <w:t xml:space="preserve"> </w:t>
-      </w:r>
-      <w:r>
-        <w:t xml:space="preserve">pipelines — a non-trivial property for syllabi designed to last</w:t>
-      </w:r>
-      <w:r>
-        <w:t xml:space="preserve"> </w:t>
-      </w:r>
-      <w:r>
-        <w:t xml:space="preserve">multiple cohorts.</w:t>
-      </w:r>
-    </w:p>
-    <w:bookmarkEnd w:id="39"/>
-    <w:bookmarkStart w:id="40" w:name="Xe59b895aaecef88a59ea09c8cdb3abdaf58337e"/>
+          <w:i/>
+          <w:iCs/>
+        </w:rPr>
+        <w:t xml:space="preserve">A / B compare</w:t>
+      </w:r>
+      <w:r>
+        <w:t xml:space="preserve">. The teacher then loop-toggles between exposition</w:t>
+      </w:r>
+      <w:r>
+        <w:t xml:space="preserve"> </w:t>
+      </w:r>
+      <w:r>
+        <w:t xml:space="preserve">P and recap P, playing each twice. Most students hear</w:t>
+      </w:r>
+      <w:r>
+        <w:t xml:space="preserve"> </w:t>
+      </w:r>
+      <w:r>
+        <w:rPr>
+          <w:i/>
+          <w:iCs/>
+        </w:rPr>
+        <w:t xml:space="preserve">the same</w:t>
+      </w:r>
+      <w:r>
+        <w:rPr>
+          <w:i/>
+          <w:iCs/>
+        </w:rPr>
+        <w:t xml:space="preserve"> </w:t>
+      </w:r>
+      <w:r>
+        <w:rPr>
+          <w:i/>
+          <w:iCs/>
+        </w:rPr>
+        <w:t xml:space="preserve">tune in two different keys</w:t>
+      </w:r>
+      <w:r>
+        <w:t xml:space="preserve"> </w:t>
+      </w:r>
+      <w:r>
+        <w:t xml:space="preserve">— and recognize the recap as</w:t>
+      </w:r>
+      <w:r>
+        <w:t xml:space="preserve"> </w:t>
+      </w:r>
+      <w:r>
+        <w:rPr>
+          <w:i/>
+          <w:iCs/>
+        </w:rPr>
+        <w:t xml:space="preserve">transposed</w:t>
+      </w:r>
+      <w:r>
+        <w:t xml:space="preserve">, not "wrong."</w:t>
+      </w:r>
+    </w:p>
+    <w:bookmarkEnd w:id="35"/>
+    <w:bookmarkStart w:id="36" w:name="X21adee97f6ca890bd4b10e2b1c46ee3ff5b1d6a"/>
     <w:p>
       <w:pPr>
         <w:pStyle w:val="Heading2"/>
       </w:pPr>
       <w:r>
-        <w:t xml:space="preserve">6.3 Limitations and Future Work</w:t>
+        <w:t xml:space="preserve">5.5 Synthesis (4 minutes)</w:t>
       </w:r>
     </w:p>
     <w:p>
@@ -5833,19 +5881,246 @@
         <w:pStyle w:val="FirstParagraph"/>
       </w:pPr>
       <w:r>
-        <w:t xml:space="preserve">This paper limits itself to system design, implementation, and</w:t>
-      </w:r>
-      <w:r>
-        <w:t xml:space="preserve"> </w:t>
-      </w:r>
-      <w:r>
-        <w:t xml:space="preserve">pedagogical positioning. Empirical validation of learning effects is</w:t>
-      </w:r>
-      <w:r>
-        <w:t xml:space="preserve"> </w:t>
-      </w:r>
-      <w:r>
-        <w:t xml:space="preserve">deferred to subsequent work. Planned next steps:</w:t>
+        <w:t xml:space="preserve">The teacher displays the schematic comparison:</w:t>
+      </w:r>
+    </w:p>
+    <w:p>
+      <w:pPr>
+        <w:pStyle w:val="BlockText"/>
+      </w:pPr>
+      <w:r>
+        <w:t xml:space="preserve">Exposition: P in C → S in G</w:t>
+      </w:r>
+      <w:r>
+        <w:t xml:space="preserve"> </w:t>
+      </w:r>
+      <w:r>
+        <w:rPr>
+          <w:i/>
+          <w:iCs/>
+        </w:rPr>
+        <w:t xml:space="preserve">(I → V, motion of a fifth up)</w:t>
+      </w:r>
+      <w:r>
+        <w:t xml:space="preserve"> </w:t>
+      </w:r>
+      <w:r>
+        <w:t xml:space="preserve">Recapitulation: P in F → S in C</w:t>
+      </w:r>
+      <w:r>
+        <w:t xml:space="preserve"> </w:t>
+      </w:r>
+      <w:r>
+        <w:rPr>
+          <w:i/>
+          <w:iCs/>
+        </w:rPr>
+        <w:t xml:space="preserve">(IV → I, motion of a fifth up)</w:t>
+      </w:r>
+    </w:p>
+    <w:p>
+      <w:pPr>
+        <w:pStyle w:val="FirstParagraph"/>
+      </w:pPr>
+      <w:r>
+        <w:t xml:space="preserve">The schematic is now grounded in what the class has just heard</w:t>
+      </w:r>
+      <w:r>
+        <w:t xml:space="preserve"> </w:t>
+      </w:r>
+      <w:r>
+        <w:rPr>
+          <w:i/>
+          <w:iCs/>
+        </w:rPr>
+        <w:t xml:space="preserve">and</w:t>
+      </w:r>
+      <w:r>
+        <w:t xml:space="preserve"> </w:t>
+      </w:r>
+      <w:r>
+        <w:t xml:space="preserve">seen. The teacher poses the synthesizing question: "Why did Mozart</w:t>
+      </w:r>
+      <w:r>
+        <w:t xml:space="preserve"> </w:t>
+      </w:r>
+      <w:r>
+        <w:t xml:space="preserve">start the recap in the 'wrong' key?" — and the class, having seen S</w:t>
+      </w:r>
+      <w:r>
+        <w:t xml:space="preserve"> </w:t>
+      </w:r>
+      <w:r>
+        <w:t xml:space="preserve">land safely in C, has the materials to answer.</w:t>
+      </w:r>
+    </w:p>
+    <w:p>
+      <w:pPr>
+        <w:pStyle w:val="BodyText"/>
+      </w:pPr>
+      <w:r>
+        <w:t xml:space="preserve">The walk-through above is not the only possible use of the tool, and</w:t>
+      </w:r>
+      <w:r>
+        <w:t xml:space="preserve"> </w:t>
+      </w:r>
+      <w:r>
+        <w:t xml:space="preserve">not every passage requires color or looping. But it illustrates the</w:t>
+      </w:r>
+      <w:r>
+        <w:t xml:space="preserve"> </w:t>
+      </w:r>
+      <w:r>
+        <w:t xml:space="preserve">basic</w:t>
+      </w:r>
+      <w:r>
+        <w:t xml:space="preserve"> </w:t>
+      </w:r>
+      <w:r>
+        <w:rPr>
+          <w:i/>
+          <w:iCs/>
+        </w:rPr>
+        <w:t xml:space="preserve">grammar of teaching with the tool</w:t>
+      </w:r>
+      <w:r>
+        <w:t xml:space="preserve">: choose a passage, choose</w:t>
+      </w:r>
+      <w:r>
+        <w:t xml:space="preserve"> </w:t>
+      </w:r>
+      <w:r>
+        <w:t xml:space="preserve">the representations to foreground, listen, look, and let students</w:t>
+      </w:r>
+      <w:r>
+        <w:t xml:space="preserve"> </w:t>
+      </w:r>
+      <w:r>
+        <w:t xml:space="preserve">make the analytical observation themselves.</w:t>
+      </w:r>
+    </w:p>
+    <w:bookmarkEnd w:id="36"/>
+    <w:bookmarkEnd w:id="37"/>
+    <w:bookmarkStart w:id="41" w:name="Xe60211b7362d4efd10cab3a88ad8ddec4cb4e70"/>
+    <w:p>
+      <w:pPr>
+        <w:pStyle w:val="Heading1"/>
+      </w:pPr>
+      <w:r>
+        <w:t xml:space="preserve">6. Discussion</w:t>
+      </w:r>
+    </w:p>
+    <w:bookmarkStart w:id="38" w:name="Xf93d0bbb8ba5acb7a26c514018cdd23eb47a991"/>
+    <w:p>
+      <w:pPr>
+        <w:pStyle w:val="Heading2"/>
+      </w:pPr>
+      <w:r>
+        <w:t xml:space="preserve">6.1 Pedagogical Implications</w:t>
+      </w:r>
+    </w:p>
+    <w:p>
+      <w:pPr>
+        <w:pStyle w:val="FirstParagraph"/>
+      </w:pPr>
+      <w:r>
+        <w:t xml:space="preserve">Traditional verbal teaching often presents the recapitulation as</w:t>
+      </w:r>
+      <w:r>
+        <w:t xml:space="preserve"> </w:t>
+      </w:r>
+      <w:r>
+        <w:t xml:space="preserve">"return-in-tonic," handling deformations as exceptions; K. 545's</w:t>
+      </w:r>
+      <w:r>
+        <w:t xml:space="preserve"> </w:t>
+      </w:r>
+      <w:r>
+        <w:t xml:space="preserve">subdominant recapitulation makes a stronger pedagogical claim</w:t>
+      </w:r>
+      <w:r>
+        <w:t xml:space="preserve"> </w:t>
+      </w:r>
+      <w:r>
+        <w:t xml:space="preserve">available — that Mozart</w:t>
+      </w:r>
+      <w:r>
+        <w:t xml:space="preserve"> </w:t>
+      </w:r>
+      <w:r>
+        <w:rPr>
+          <w:i/>
+          <w:iCs/>
+        </w:rPr>
+        <w:t xml:space="preserve">preserves the exposition's modulation pattern</w:t>
+      </w:r>
+      <w:r>
+        <w:t xml:space="preserve"> </w:t>
+      </w:r>
+      <w:r>
+        <w:t xml:space="preserve">by shifting the starting key down a fifth, so that the secondary</w:t>
+      </w:r>
+      <w:r>
+        <w:t xml:space="preserve"> </w:t>
+      </w:r>
+      <w:r>
+        <w:t xml:space="preserve">theme arrives in the tonic on the second hearing. The synchronized</w:t>
+      </w:r>
+      <w:r>
+        <w:t xml:space="preserve"> </w:t>
+      </w:r>
+      <w:r>
+        <w:t xml:space="preserve">color-coded view makes this</w:t>
+      </w:r>
+      <w:r>
+        <w:t xml:space="preserve"> </w:t>
+      </w:r>
+      <w:r>
+        <w:rPr>
+          <w:i/>
+          <w:iCs/>
+        </w:rPr>
+        <w:t xml:space="preserve">function-preserving</w:t>
+      </w:r>
+      <w:r>
+        <w:t xml:space="preserve"> </w:t>
+      </w:r>
+      <w:r>
+        <w:t xml:space="preserve">character of the</w:t>
+      </w:r>
+      <w:r>
+        <w:t xml:space="preserve"> </w:t>
+      </w:r>
+      <w:r>
+        <w:t xml:space="preserve">deformation visually self-evident, aligning with current form-functional</w:t>
+      </w:r>
+      <w:r>
+        <w:t xml:space="preserve"> </w:t>
+      </w:r>
+      <w:r>
+        <w:t xml:space="preserve">approaches to musical analysis (Caplin, 1998, 2009). The pedagogical</w:t>
+      </w:r>
+      <w:r>
+        <w:t xml:space="preserve"> </w:t>
+      </w:r>
+      <w:r>
+        <w:t xml:space="preserve">move — from rules-and-exceptions to functional flexibility — is the</w:t>
+      </w:r>
+      <w:r>
+        <w:t xml:space="preserve"> </w:t>
+      </w:r>
+      <w:r>
+        <w:t xml:space="preserve">central educational claim of this work.</w:t>
+      </w:r>
+    </w:p>
+    <w:bookmarkEnd w:id="38"/>
+    <w:bookmarkStart w:id="39" w:name="Xbf7a4138f7d5b1ab6ddea76f231fdf436245c71"/>
+    <w:p>
+      <w:pPr>
+        <w:pStyle w:val="Heading2"/>
+      </w:pPr>
+      <w:r>
+        <w:t xml:space="preserve">6.2 Methodological and Tooling Implications</w:t>
       </w:r>
     </w:p>
     <w:p>
@@ -5861,31 +6136,31 @@
           <w:b/>
           <w:bCs/>
         </w:rPr>
-        <w:t xml:space="preserve">Randomized controlled trial</w:t>
-      </w:r>
-      <w:r>
-        <w:t xml:space="preserve"> </w:t>
-      </w:r>
-      <w:r>
-        <w:t xml:space="preserve">comparing the synchronized condition</w:t>
-      </w:r>
-      <w:r>
-        <w:t xml:space="preserve"> </w:t>
-      </w:r>
-      <w:r>
-        <w:t xml:space="preserve">to (a) audio + score without synchronization and (b) audio + verbal</w:t>
-      </w:r>
-      <w:r>
-        <w:t xml:space="preserve"> </w:t>
-      </w:r>
-      <w:r>
-        <w:t xml:space="preserve">lecture only, with form-identification accuracy and SUS as primary</w:t>
-      </w:r>
-      <w:r>
-        <w:t xml:space="preserve"> </w:t>
-      </w:r>
-      <w:r>
-        <w:t xml:space="preserve">measures.</w:t>
+        <w:t xml:space="preserve">First-class status of formal analysis.</w:t>
+      </w:r>
+      <w:r>
+        <w:t xml:space="preserve"> </w:t>
+      </w:r>
+      <w:r>
+        <w:t xml:space="preserve">Encoding the analysis as</w:t>
+      </w:r>
+      <w:r>
+        <w:t xml:space="preserve"> </w:t>
+      </w:r>
+      <w:r>
+        <w:t xml:space="preserve">a versioned JSON object — not as ephemeral pedagogical commentary —</w:t>
+      </w:r>
+      <w:r>
+        <w:t xml:space="preserve"> </w:t>
+      </w:r>
+      <w:r>
+        <w:t xml:space="preserve">invites peer review of the analysis itself, machine reuse, and</w:t>
+      </w:r>
+      <w:r>
+        <w:t xml:space="preserve"> </w:t>
+      </w:r>
+      <w:r>
+        <w:t xml:space="preserve">reproducibility.</w:t>
       </w:r>
     </w:p>
     <w:p>
@@ -5901,19 +6176,31 @@
           <w:b/>
           <w:bCs/>
         </w:rPr>
-        <w:t xml:space="preserve">Automatic score-audio alignment</w:t>
-      </w:r>
-      <w:r>
-        <w:t xml:space="preserve"> </w:t>
-      </w:r>
-      <w:r>
-        <w:t xml:space="preserve">(Nakamura et al., 2017) to</w:t>
-      </w:r>
-      <w:r>
-        <w:t xml:space="preserve"> </w:t>
-      </w:r>
-      <w:r>
-        <w:t xml:space="preserve">eliminate recording-dependence.</w:t>
+        <w:t xml:space="preserve">Exposition-repeat folding.</w:t>
+      </w:r>
+      <w:r>
+        <w:t xml:space="preserve"> </w:t>
+      </w:r>
+      <w:r>
+        <w:t xml:space="preserve">The non-monotonic mapping between</w:t>
+      </w:r>
+      <w:r>
+        <w:t xml:space="preserve"> </w:t>
+      </w:r>
+      <w:r>
+        <w:t xml:space="preserve">audio time and analytical time during performer-elected repeats is a</w:t>
+      </w:r>
+      <w:r>
+        <w:t xml:space="preserve"> </w:t>
+      </w:r>
+      <w:r>
+        <w:t xml:space="preserve">practical solution to a problem common across sonata-form recordings</w:t>
+      </w:r>
+      <w:r>
+        <w:t xml:space="preserve"> </w:t>
+      </w:r>
+      <w:r>
+        <w:t xml:space="preserve">and applicable wherever the form contains an indicated repeat.</w:t>
       </w:r>
     </w:p>
     <w:p>
@@ -5929,25 +6216,31 @@
           <w:b/>
           <w:bCs/>
         </w:rPr>
-        <w:t xml:space="preserve">Multi-piece dataset.</w:t>
-      </w:r>
-      <w:r>
-        <w:t xml:space="preserve"> </w:t>
-      </w:r>
-      <w:r>
-        <w:t xml:space="preserve">Beethoven Op. 49 No. 2 mvt. I and Clementi</w:t>
-      </w:r>
-      <w:r>
-        <w:t xml:space="preserve"> </w:t>
-      </w:r>
-      <w:r>
-        <w:t xml:space="preserve">Op. 36 No. 1 mvt. I encoded against the same JSON schema for</w:t>
-      </w:r>
-      <w:r>
-        <w:t xml:space="preserve"> </w:t>
-      </w:r>
-      <w:r>
-        <w:t xml:space="preserve">comparative form study.</w:t>
+        <w:t xml:space="preserve">Demo mode as a copyright-pragmatic default.</w:t>
+      </w:r>
+      <w:r>
+        <w:t xml:space="preserve"> </w:t>
+      </w:r>
+      <w:r>
+        <w:t xml:space="preserve">The WebAudio</w:t>
+      </w:r>
+      <w:r>
+        <w:t xml:space="preserve"> </w:t>
+      </w:r>
+      <w:r>
+        <w:t xml:space="preserve">metronome allows the form layer to function in environments where</w:t>
+      </w:r>
+      <w:r>
+        <w:t xml:space="preserve"> </w:t>
+      </w:r>
+      <w:r>
+        <w:t xml:space="preserve">no PD/CC audio is at hand, lowering the barrier to classroom</w:t>
+      </w:r>
+      <w:r>
+        <w:t xml:space="preserve"> </w:t>
+      </w:r>
+      <w:r>
+        <w:t xml:space="preserve">adoption.</w:t>
       </w:r>
     </w:p>
     <w:p>
@@ -5963,19 +6256,61 @@
           <w:b/>
           <w:bCs/>
         </w:rPr>
-        <w:t xml:space="preserve">Authoring mode.</w:t>
-      </w:r>
-      <w:r>
-        <w:t xml:space="preserve"> </w:t>
-      </w:r>
-      <w:r>
-        <w:t xml:space="preserve">Learners label their own compositions with</w:t>
-      </w:r>
-      <w:r>
-        <w:t xml:space="preserve"> </w:t>
-      </w:r>
-      <w:r>
-        <w:t xml:space="preserve">formal regions, producing reusable analysis artefacts.</w:t>
+        <w:t xml:space="preserve">Single-dependency architecture.</w:t>
+      </w:r>
+      <w:r>
+        <w:t xml:space="preserve"> </w:t>
+      </w:r>
+      <w:r>
+        <w:t xml:space="preserve">Course materials with one</w:t>
+      </w:r>
+      <w:r>
+        <w:t xml:space="preserve"> </w:t>
+      </w:r>
+      <w:r>
+        <w:t xml:space="preserve">external library age more gracefully than those with complex build</w:t>
+      </w:r>
+      <w:r>
+        <w:t xml:space="preserve"> </w:t>
+      </w:r>
+      <w:r>
+        <w:t xml:space="preserve">pipelines — a non-trivial property for syllabi designed to last</w:t>
+      </w:r>
+      <w:r>
+        <w:t xml:space="preserve"> </w:t>
+      </w:r>
+      <w:r>
+        <w:t xml:space="preserve">multiple cohorts.</w:t>
+      </w:r>
+    </w:p>
+    <w:bookmarkEnd w:id="39"/>
+    <w:bookmarkStart w:id="40" w:name="Xe59b895aaecef88a59ea09c8cdb3abdaf58337e"/>
+    <w:p>
+      <w:pPr>
+        <w:pStyle w:val="Heading2"/>
+      </w:pPr>
+      <w:r>
+        <w:t xml:space="preserve">6.3 Limitations and Future Work</w:t>
+      </w:r>
+    </w:p>
+    <w:p>
+      <w:pPr>
+        <w:pStyle w:val="FirstParagraph"/>
+      </w:pPr>
+      <w:r>
+        <w:t xml:space="preserve">This paper limits itself to system design, implementation, and</w:t>
+      </w:r>
+      <w:r>
+        <w:t xml:space="preserve"> </w:t>
+      </w:r>
+      <w:r>
+        <w:t xml:space="preserve">pedagogical positioning. Empirical validation of learning effects is</w:t>
+      </w:r>
+      <w:r>
+        <w:t xml:space="preserve"> </w:t>
+      </w:r>
+      <w:r>
+        <w:t xml:space="preserve">deferred to subsequent work. Planned next steps:</w:t>
       </w:r>
     </w:p>
     <w:p>
@@ -5983,7 +6318,7 @@
         <w:pStyle w:val="Compact"/>
         <w:numPr>
           <w:ilvl w:val="0"/>
-          <w:numId w:val="1012"/>
+          <w:numId w:val="1013"/>
         </w:numPr>
       </w:pPr>
       <w:r>
@@ -5991,19 +6326,31 @@
           <w:b/>
           <w:bCs/>
         </w:rPr>
-        <w:t xml:space="preserve">Other formal types.</w:t>
-      </w:r>
-      <w:r>
-        <w:t xml:space="preserve"> </w:t>
-      </w:r>
-      <w:r>
-        <w:t xml:space="preserve">Rondo, theme-and-variations, and fugue,</w:t>
-      </w:r>
-      <w:r>
-        <w:t xml:space="preserve"> </w:t>
-      </w:r>
-      <w:r>
-        <w:t xml:space="preserve">each requiring schema extension.</w:t>
+        <w:t xml:space="preserve">Randomized controlled trial</w:t>
+      </w:r>
+      <w:r>
+        <w:t xml:space="preserve"> </w:t>
+      </w:r>
+      <w:r>
+        <w:t xml:space="preserve">comparing the synchronized condition</w:t>
+      </w:r>
+      <w:r>
+        <w:t xml:space="preserve"> </w:t>
+      </w:r>
+      <w:r>
+        <w:t xml:space="preserve">to (a) audio + score without synchronization and (b) audio + verbal</w:t>
+      </w:r>
+      <w:r>
+        <w:t xml:space="preserve"> </w:t>
+      </w:r>
+      <w:r>
+        <w:t xml:space="preserve">lecture only, with form-identification accuracy and SUS as primary</w:t>
+      </w:r>
+      <w:r>
+        <w:t xml:space="preserve"> </w:t>
+      </w:r>
+      <w:r>
+        <w:t xml:space="preserve">measures.</w:t>
       </w:r>
     </w:p>
     <w:p>
@@ -6011,7 +6358,125 @@
         <w:pStyle w:val="Compact"/>
         <w:numPr>
           <w:ilvl w:val="0"/>
-          <w:numId w:val="1012"/>
+          <w:numId w:val="1013"/>
+        </w:numPr>
+      </w:pPr>
+      <w:r>
+        <w:rPr>
+          <w:b/>
+          <w:bCs/>
+        </w:rPr>
+        <w:t xml:space="preserve">Automatic score-audio alignment</w:t>
+      </w:r>
+      <w:r>
+        <w:t xml:space="preserve"> </w:t>
+      </w:r>
+      <w:r>
+        <w:t xml:space="preserve">(Nakamura et al., 2017) to</w:t>
+      </w:r>
+      <w:r>
+        <w:t xml:space="preserve"> </w:t>
+      </w:r>
+      <w:r>
+        <w:t xml:space="preserve">eliminate recording-dependence.</w:t>
+      </w:r>
+    </w:p>
+    <w:p>
+      <w:pPr>
+        <w:pStyle w:val="Compact"/>
+        <w:numPr>
+          <w:ilvl w:val="0"/>
+          <w:numId w:val="1013"/>
+        </w:numPr>
+      </w:pPr>
+      <w:r>
+        <w:rPr>
+          <w:b/>
+          <w:bCs/>
+        </w:rPr>
+        <w:t xml:space="preserve">Multi-piece dataset.</w:t>
+      </w:r>
+      <w:r>
+        <w:t xml:space="preserve"> </w:t>
+      </w:r>
+      <w:r>
+        <w:t xml:space="preserve">Beethoven Op. 49 No. 2 mvt. I and Clementi</w:t>
+      </w:r>
+      <w:r>
+        <w:t xml:space="preserve"> </w:t>
+      </w:r>
+      <w:r>
+        <w:t xml:space="preserve">Op. 36 No. 1 mvt. I encoded against the same JSON schema for</w:t>
+      </w:r>
+      <w:r>
+        <w:t xml:space="preserve"> </w:t>
+      </w:r>
+      <w:r>
+        <w:t xml:space="preserve">comparative form study.</w:t>
+      </w:r>
+    </w:p>
+    <w:p>
+      <w:pPr>
+        <w:pStyle w:val="Compact"/>
+        <w:numPr>
+          <w:ilvl w:val="0"/>
+          <w:numId w:val="1013"/>
+        </w:numPr>
+      </w:pPr>
+      <w:r>
+        <w:rPr>
+          <w:b/>
+          <w:bCs/>
+        </w:rPr>
+        <w:t xml:space="preserve">Authoring mode.</w:t>
+      </w:r>
+      <w:r>
+        <w:t xml:space="preserve"> </w:t>
+      </w:r>
+      <w:r>
+        <w:t xml:space="preserve">Learners label their own compositions with</w:t>
+      </w:r>
+      <w:r>
+        <w:t xml:space="preserve"> </w:t>
+      </w:r>
+      <w:r>
+        <w:t xml:space="preserve">formal regions, producing reusable analysis artefacts.</w:t>
+      </w:r>
+    </w:p>
+    <w:p>
+      <w:pPr>
+        <w:pStyle w:val="Compact"/>
+        <w:numPr>
+          <w:ilvl w:val="0"/>
+          <w:numId w:val="1013"/>
+        </w:numPr>
+      </w:pPr>
+      <w:r>
+        <w:rPr>
+          <w:b/>
+          <w:bCs/>
+        </w:rPr>
+        <w:t xml:space="preserve">Other formal types.</w:t>
+      </w:r>
+      <w:r>
+        <w:t xml:space="preserve"> </w:t>
+      </w:r>
+      <w:r>
+        <w:t xml:space="preserve">Rondo, theme-and-variations, and fugue,</w:t>
+      </w:r>
+      <w:r>
+        <w:t xml:space="preserve"> </w:t>
+      </w:r>
+      <w:r>
+        <w:t xml:space="preserve">each requiring schema extension.</w:t>
+      </w:r>
+    </w:p>
+    <w:p>
+      <w:pPr>
+        <w:pStyle w:val="Compact"/>
+        <w:numPr>
+          <w:ilvl w:val="0"/>
+          <w:numId w:val="1013"/>
         </w:numPr>
       </w:pPr>
       <w:r>
@@ -6669,7 +7134,7 @@
         <w:pStyle w:val="Compact"/>
         <w:numPr>
           <w:ilvl w:val="0"/>
-          <w:numId w:val="1013"/>
+          <w:numId w:val="1014"/>
         </w:numPr>
       </w:pPr>
       <w:r>
@@ -6703,7 +7168,7 @@
         <w:pStyle w:val="Compact"/>
         <w:numPr>
           <w:ilvl w:val="0"/>
-          <w:numId w:val="1013"/>
+          <w:numId w:val="1014"/>
         </w:numPr>
       </w:pPr>
       <w:r>
@@ -6757,7 +7222,7 @@
         <w:pStyle w:val="Compact"/>
         <w:numPr>
           <w:ilvl w:val="0"/>
-          <w:numId w:val="1013"/>
+          <w:numId w:val="1014"/>
         </w:numPr>
       </w:pPr>
       <w:r>
@@ -6805,7 +7270,7 @@
         <w:pStyle w:val="Compact"/>
         <w:numPr>
           <w:ilvl w:val="0"/>
-          <w:numId w:val="1013"/>
+          <w:numId w:val="1014"/>
         </w:numPr>
       </w:pPr>
       <w:r>
@@ -6839,7 +7304,7 @@
         <w:pStyle w:val="Compact"/>
         <w:numPr>
           <w:ilvl w:val="0"/>
-          <w:numId w:val="1013"/>
+          <w:numId w:val="1014"/>
         </w:numPr>
       </w:pPr>
       <w:r>
@@ -6881,7 +7346,7 @@
         <w:pStyle w:val="Compact"/>
         <w:numPr>
           <w:ilvl w:val="0"/>
-          <w:numId w:val="1013"/>
+          <w:numId w:val="1014"/>
         </w:numPr>
       </w:pPr>
       <w:r>
@@ -6915,7 +7380,7 @@
         <w:pStyle w:val="Compact"/>
         <w:numPr>
           <w:ilvl w:val="0"/>
-          <w:numId w:val="1013"/>
+          <w:numId w:val="1014"/>
         </w:numPr>
       </w:pPr>
       <w:r>
@@ -6960,7 +7425,7 @@
         <w:pStyle w:val="Compact"/>
         <w:numPr>
           <w:ilvl w:val="0"/>
-          <w:numId w:val="1013"/>
+          <w:numId w:val="1014"/>
         </w:numPr>
       </w:pPr>
       <w:r>
@@ -6985,7 +7450,7 @@
         <w:pStyle w:val="Compact"/>
         <w:numPr>
           <w:ilvl w:val="0"/>
-          <w:numId w:val="1013"/>
+          <w:numId w:val="1014"/>
         </w:numPr>
       </w:pPr>
       <w:r>
@@ -7013,7 +7478,7 @@
         <w:pStyle w:val="Compact"/>
         <w:numPr>
           <w:ilvl w:val="0"/>
-          <w:numId w:val="1013"/>
+          <w:numId w:val="1014"/>
         </w:numPr>
       </w:pPr>
       <w:r>
@@ -7069,7 +7534,7 @@
         <w:pStyle w:val="Compact"/>
         <w:numPr>
           <w:ilvl w:val="0"/>
-          <w:numId w:val="1013"/>
+          <w:numId w:val="1014"/>
         </w:numPr>
       </w:pPr>
       <w:r>
@@ -7111,7 +7576,7 @@
         <w:pStyle w:val="Compact"/>
         <w:numPr>
           <w:ilvl w:val="0"/>
-          <w:numId w:val="1013"/>
+          <w:numId w:val="1014"/>
         </w:numPr>
       </w:pPr>
       <w:r>
@@ -7132,387 +7597,6 @@
       </w:r>
       <w:r>
         <w:t xml:space="preserve">Oxford University Press.</w:t>
-      </w:r>
-    </w:p>
-    <w:p>
-      <w:pPr>
-        <w:pStyle w:val="Compact"/>
-        <w:numPr>
-          <w:ilvl w:val="0"/>
-          <w:numId w:val="1013"/>
-        </w:numPr>
-      </w:pPr>
-      <w:r>
-        <w:t xml:space="preserve">Mayer, R. E. (2009).</w:t>
-      </w:r>
-      <w:r>
-        <w:t xml:space="preserve"> </w:t>
-      </w:r>
-      <w:r>
-        <w:rPr>
-          <w:i/>
-          <w:iCs/>
-        </w:rPr>
-        <w:t xml:space="preserve">Multimedia learning</w:t>
-      </w:r>
-      <w:r>
-        <w:t xml:space="preserve"> </w:t>
-      </w:r>
-      <w:r>
-        <w:t xml:space="preserve">(2nd ed.). Cambridge</w:t>
-      </w:r>
-      <w:r>
-        <w:t xml:space="preserve"> </w:t>
-      </w:r>
-      <w:r>
-        <w:t xml:space="preserve">University Press.</w:t>
-      </w:r>
-    </w:p>
-    <w:p>
-      <w:pPr>
-        <w:pStyle w:val="Compact"/>
-        <w:numPr>
-          <w:ilvl w:val="0"/>
-          <w:numId w:val="1013"/>
-        </w:numPr>
-      </w:pPr>
-      <w:r>
-        <w:t xml:space="preserve">Mozart, W. A. (1986).</w:t>
-      </w:r>
-      <w:r>
-        <w:t xml:space="preserve"> </w:t>
-      </w:r>
-      <w:r>
-        <w:rPr>
-          <w:i/>
-          <w:iCs/>
-        </w:rPr>
-        <w:t xml:space="preserve">Neue Mozart-Ausgabe IX/25: Klaviersonaten</w:t>
-      </w:r>
-      <w:r>
-        <w:rPr>
-          <w:i/>
-          <w:iCs/>
-        </w:rPr>
-        <w:t xml:space="preserve"> </w:t>
-      </w:r>
-      <w:r>
-        <w:rPr>
-          <w:i/>
-          <w:iCs/>
-        </w:rPr>
-        <w:t xml:space="preserve">Bd. 2.</w:t>
-      </w:r>
-      <w:r>
-        <w:t xml:space="preserve"> </w:t>
-      </w:r>
-      <w:r>
-        <w:t xml:space="preserve">Bärenreiter.</w:t>
-      </w:r>
-    </w:p>
-    <w:p>
-      <w:pPr>
-        <w:pStyle w:val="Compact"/>
-        <w:numPr>
-          <w:ilvl w:val="0"/>
-          <w:numId w:val="1013"/>
-        </w:numPr>
-      </w:pPr>
-      <w:r>
-        <w:t xml:space="preserve">Nakamura, E., Yoshii, K., &amp; Katayose, H. (2017). Performance error</w:t>
-      </w:r>
-      <w:r>
-        <w:t xml:space="preserve"> </w:t>
-      </w:r>
-      <w:r>
-        <w:t xml:space="preserve">detection and post-processing for fast and accurate symbolic music</w:t>
-      </w:r>
-      <w:r>
-        <w:t xml:space="preserve"> </w:t>
-      </w:r>
-      <w:r>
-        <w:t xml:space="preserve">alignment. In</w:t>
-      </w:r>
-      <w:r>
-        <w:t xml:space="preserve"> </w:t>
-      </w:r>
-      <w:r>
-        <w:rPr>
-          <w:i/>
-          <w:iCs/>
-        </w:rPr>
-        <w:t xml:space="preserve">Proceedings of ISMIR 2017</w:t>
-      </w:r>
-      <w:r>
-        <w:t xml:space="preserve">.</w:t>
-      </w:r>
-    </w:p>
-    <w:p>
-      <w:pPr>
-        <w:pStyle w:val="Compact"/>
-        <w:numPr>
-          <w:ilvl w:val="0"/>
-          <w:numId w:val="1013"/>
-        </w:numPr>
-      </w:pPr>
-      <w:r>
-        <w:t xml:space="preserve">North, A. C., &amp; Hargreaves, D. J. (2008).</w:t>
-      </w:r>
-      <w:r>
-        <w:t xml:space="preserve"> </w:t>
-      </w:r>
-      <w:r>
-        <w:rPr>
-          <w:i/>
-          <w:iCs/>
-        </w:rPr>
-        <w:t xml:space="preserve">The social and applied</w:t>
-      </w:r>
-      <w:r>
-        <w:rPr>
-          <w:i/>
-          <w:iCs/>
-        </w:rPr>
-        <w:t xml:space="preserve"> </w:t>
-      </w:r>
-      <w:r>
-        <w:rPr>
-          <w:i/>
-          <w:iCs/>
-        </w:rPr>
-        <w:t xml:space="preserve">psychology of music.</w:t>
-      </w:r>
-      <w:r>
-        <w:t xml:space="preserve"> </w:t>
-      </w:r>
-      <w:r>
-        <w:t xml:space="preserve">Oxford University Press.</w:t>
-      </w:r>
-    </w:p>
-    <w:p>
-      <w:pPr>
-        <w:pStyle w:val="Compact"/>
-        <w:numPr>
-          <w:ilvl w:val="0"/>
-          <w:numId w:val="1013"/>
-        </w:numPr>
-      </w:pPr>
-      <w:r>
-        <w:t xml:space="preserve">Paivio, A. (1991). Dual coding theory: Retrospect and current status.</w:t>
-      </w:r>
-      <w:r>
-        <w:t xml:space="preserve"> </w:t>
-      </w:r>
-      <w:r>
-        <w:rPr>
-          <w:i/>
-          <w:iCs/>
-        </w:rPr>
-        <w:t xml:space="preserve">Canadian Journal of Psychology, 45</w:t>
-      </w:r>
-      <w:r>
-        <w:t xml:space="preserve">(3), 255–287.</w:t>
-      </w:r>
-    </w:p>
-    <w:p>
-      <w:pPr>
-        <w:pStyle w:val="Compact"/>
-        <w:numPr>
-          <w:ilvl w:val="0"/>
-          <w:numId w:val="1013"/>
-        </w:numPr>
-      </w:pPr>
-      <w:r>
-        <w:t xml:space="preserve">Sapp, C. S. (2011).</w:t>
-      </w:r>
-      <w:r>
-        <w:t xml:space="preserve"> </w:t>
-      </w:r>
-      <w:r>
-        <w:rPr>
-          <w:i/>
-          <w:iCs/>
-        </w:rPr>
-        <w:t xml:space="preserve">Computational methods for the analysis of</w:t>
-      </w:r>
-      <w:r>
-        <w:rPr>
-          <w:i/>
-          <w:iCs/>
-        </w:rPr>
-        <w:t xml:space="preserve"> </w:t>
-      </w:r>
-      <w:r>
-        <w:rPr>
-          <w:i/>
-          <w:iCs/>
-        </w:rPr>
-        <w:t xml:space="preserve">musical structure</w:t>
-      </w:r>
-      <w:r>
-        <w:t xml:space="preserve"> </w:t>
-      </w:r>
-      <w:r>
-        <w:t xml:space="preserve">(Doctoral dissertation). Stanford University,</w:t>
-      </w:r>
-      <w:r>
-        <w:t xml:space="preserve"> </w:t>
-      </w:r>
-      <w:r>
-        <w:t xml:space="preserve">CCRMA.</w:t>
-      </w:r>
-    </w:p>
-    <w:p>
-      <w:pPr>
-        <w:pStyle w:val="Compact"/>
-        <w:numPr>
-          <w:ilvl w:val="0"/>
-          <w:numId w:val="1013"/>
-        </w:numPr>
-      </w:pPr>
-      <w:r>
-        <w:t xml:space="preserve">Sapp, C. S. (2017). Verovio Humdrum Viewer. In</w:t>
-      </w:r>
-      <w:r>
-        <w:t xml:space="preserve"> </w:t>
-      </w:r>
-      <w:r>
-        <w:rPr>
-          <w:i/>
-          <w:iCs/>
-        </w:rPr>
-        <w:t xml:space="preserve">Music Encoding</w:t>
-      </w:r>
-      <w:r>
-        <w:rPr>
-          <w:i/>
-          <w:iCs/>
-        </w:rPr>
-        <w:t xml:space="preserve"> </w:t>
-      </w:r>
-      <w:r>
-        <w:rPr>
-          <w:i/>
-          <w:iCs/>
-        </w:rPr>
-        <w:t xml:space="preserve">Conference 2017</w:t>
-      </w:r>
-      <w:r>
-        <w:t xml:space="preserve">.</w:t>
-      </w:r>
-    </w:p>
-    <w:p>
-      <w:pPr>
-        <w:pStyle w:val="Compact"/>
-        <w:numPr>
-          <w:ilvl w:val="0"/>
-          <w:numId w:val="1013"/>
-        </w:numPr>
-      </w:pPr>
-      <w:r>
-        <w:t xml:space="preserve">Sauro, J., &amp; Lewis, J. R. (2016).</w:t>
-      </w:r>
-      <w:r>
-        <w:t xml:space="preserve"> </w:t>
-      </w:r>
-      <w:r>
-        <w:rPr>
-          <w:i/>
-          <w:iCs/>
-        </w:rPr>
-        <w:t xml:space="preserve">Quantifying the user experience:</w:t>
-      </w:r>
-      <w:r>
-        <w:rPr>
-          <w:i/>
-          <w:iCs/>
-        </w:rPr>
-        <w:t xml:space="preserve"> </w:t>
-      </w:r>
-      <w:r>
-        <w:rPr>
-          <w:i/>
-          <w:iCs/>
-        </w:rPr>
-        <w:t xml:space="preserve">Practical statistics for user research</w:t>
-      </w:r>
-      <w:r>
-        <w:t xml:space="preserve"> </w:t>
-      </w:r>
-      <w:r>
-        <w:t xml:space="preserve">(2nd ed.). Morgan Kaufmann.</w:t>
-      </w:r>
-    </w:p>
-    <w:p>
-      <w:pPr>
-        <w:pStyle w:val="Compact"/>
-        <w:numPr>
-          <w:ilvl w:val="0"/>
-          <w:numId w:val="1013"/>
-        </w:numPr>
-      </w:pPr>
-      <w:r>
-        <w:t xml:space="preserve">Shadish, W. R., Cook, T. D., &amp; Campbell, D. T. (2002).</w:t>
-      </w:r>
-      <w:r>
-        <w:t xml:space="preserve"> </w:t>
-      </w:r>
-      <w:r>
-        <w:rPr>
-          <w:i/>
-          <w:iCs/>
-        </w:rPr>
-        <w:t xml:space="preserve">Experimental</w:t>
-      </w:r>
-      <w:r>
-        <w:rPr>
-          <w:i/>
-          <w:iCs/>
-        </w:rPr>
-        <w:t xml:space="preserve"> </w:t>
-      </w:r>
-      <w:r>
-        <w:rPr>
-          <w:i/>
-          <w:iCs/>
-        </w:rPr>
-        <w:t xml:space="preserve">and quasi-experimental designs for generalized causal inference.</w:t>
-      </w:r>
-      <w:r>
-        <w:t xml:space="preserve"> </w:t>
-      </w:r>
-      <w:r>
-        <w:t xml:space="preserve">Houghton Mifflin.</w:t>
-      </w:r>
-    </w:p>
-    <w:bookmarkEnd w:id="49"/>
-    <w:bookmarkStart w:id="50" w:name="appendix-a-screenshots"/>
-    <w:p>
-      <w:pPr>
-        <w:pStyle w:val="Heading1"/>
-      </w:pPr>
-      <w:r>
-        <w:t xml:space="preserve">Appendix A. Screenshots</w:t>
-      </w:r>
-    </w:p>
-    <w:p>
-      <w:pPr>
-        <w:pStyle w:val="FirstParagraph"/>
-      </w:pPr>
-      <w:r>
-        <w:t xml:space="preserve">(See</w:t>
-      </w:r>
-      <w:r>
-        <w:t xml:space="preserve"> </w:t>
-      </w:r>
-      <w:r>
-        <w:rPr>
-          <w:rStyle w:val="VerbatimChar"/>
-        </w:rPr>
-        <w:t xml:space="preserve">figures/</w:t>
-      </w:r>
-      <w:r>
-        <w:t xml:space="preserve">. Captions only here.)</w:t>
       </w:r>
     </w:p>
     <w:p>
@@ -7524,23 +7608,29 @@
         </w:numPr>
       </w:pPr>
       <w:r>
-        <w:rPr>
-          <w:b/>
-          <w:bCs/>
-        </w:rPr>
-        <w:t xml:space="preserve">Figure A.1.</w:t>
-      </w:r>
-      <w:r>
-        <w:t xml:space="preserve"> </w:t>
-      </w:r>
-      <w:r>
-        <w:t xml:space="preserve">System overview at startup, showing timeline,</w:t>
-      </w:r>
-      <w:r>
-        <w:t xml:space="preserve"> </w:t>
-      </w:r>
-      <w:r>
-        <w:t xml:space="preserve">score, and now-playing badges.</w:t>
+        <w:t xml:space="preserve">Mayer, R. E. (2009).</w:t>
+      </w:r>
+      <w:r>
+        <w:t xml:space="preserve"> </w:t>
+      </w:r>
+      <w:r>
+        <w:rPr>
+          <w:i/>
+          <w:iCs/>
+        </w:rPr>
+        <w:t xml:space="preserve">Multimedia learning</w:t>
+      </w:r>
+      <w:r>
+        <w:t xml:space="preserve"> </w:t>
+      </w:r>
+      <w:r>
+        <w:t xml:space="preserve">(2nd ed.). Cambridge</w:t>
+      </w:r>
+      <w:r>
+        <w:t xml:space="preserve"> </w:t>
+      </w:r>
+      <w:r>
+        <w:t xml:space="preserve">University Press.</w:t>
       </w:r>
     </w:p>
     <w:p>
@@ -7552,29 +7642,37 @@
         </w:numPr>
       </w:pPr>
       <w:r>
-        <w:rPr>
-          <w:b/>
-          <w:bCs/>
-        </w:rPr>
-        <w:t xml:space="preserve">Figure A.2.</w:t>
-      </w:r>
-      <w:r>
-        <w:t xml:space="preserve"> </w:t>
-      </w:r>
-      <w:r>
-        <w:t xml:space="preserve">Timeline close-up, demonstrating the two-level</w:t>
-      </w:r>
-      <w:r>
-        <w:t xml:space="preserve"> </w:t>
-      </w:r>
-      <w:r>
-        <w:t xml:space="preserve">color encoding (sections in pastel hues, theme zones via accent</w:t>
-      </w:r>
-      <w:r>
-        <w:t xml:space="preserve"> </w:t>
-      </w:r>
-      <w:r>
-        <w:t xml:space="preserve">bars).</w:t>
+        <w:t xml:space="preserve">Mozart, W. A. (1986).</w:t>
+      </w:r>
+      <w:r>
+        <w:t xml:space="preserve"> </w:t>
+      </w:r>
+      <w:r>
+        <w:rPr>
+          <w:i/>
+          <w:iCs/>
+        </w:rPr>
+        <w:t xml:space="preserve">Neue Mozart-Ausgabe IX/25: Klaviersonaten</w:t>
+      </w:r>
+      <w:r>
+        <w:rPr>
+          <w:i/>
+          <w:iCs/>
+        </w:rPr>
+        <w:t xml:space="preserve"> </w:t>
+      </w:r>
+      <w:r>
+        <w:rPr>
+          <w:i/>
+          <w:iCs/>
+        </w:rPr>
+        <w:t xml:space="preserve">Bd. 2.</w:t>
+      </w:r>
+      <w:r>
+        <w:t xml:space="preserve"> </w:t>
+      </w:r>
+      <w:r>
+        <w:t xml:space="preserve">Bärenreiter.</w:t>
       </w:r>
     </w:p>
     <w:p>
@@ -7583,6 +7681,373 @@
         <w:numPr>
           <w:ilvl w:val="0"/>
           <w:numId w:val="1014"/>
+        </w:numPr>
+      </w:pPr>
+      <w:r>
+        <w:t xml:space="preserve">Nakamura, E., Yoshii, K., &amp; Katayose, H. (2017). Performance error</w:t>
+      </w:r>
+      <w:r>
+        <w:t xml:space="preserve"> </w:t>
+      </w:r>
+      <w:r>
+        <w:t xml:space="preserve">detection and post-processing for fast and accurate symbolic music</w:t>
+      </w:r>
+      <w:r>
+        <w:t xml:space="preserve"> </w:t>
+      </w:r>
+      <w:r>
+        <w:t xml:space="preserve">alignment. In</w:t>
+      </w:r>
+      <w:r>
+        <w:t xml:space="preserve"> </w:t>
+      </w:r>
+      <w:r>
+        <w:rPr>
+          <w:i/>
+          <w:iCs/>
+        </w:rPr>
+        <w:t xml:space="preserve">Proceedings of ISMIR 2017</w:t>
+      </w:r>
+      <w:r>
+        <w:t xml:space="preserve">.</w:t>
+      </w:r>
+    </w:p>
+    <w:p>
+      <w:pPr>
+        <w:pStyle w:val="Compact"/>
+        <w:numPr>
+          <w:ilvl w:val="0"/>
+          <w:numId w:val="1014"/>
+        </w:numPr>
+      </w:pPr>
+      <w:r>
+        <w:t xml:space="preserve">North, A. C., &amp; Hargreaves, D. J. (2008).</w:t>
+      </w:r>
+      <w:r>
+        <w:t xml:space="preserve"> </w:t>
+      </w:r>
+      <w:r>
+        <w:rPr>
+          <w:i/>
+          <w:iCs/>
+        </w:rPr>
+        <w:t xml:space="preserve">The social and applied</w:t>
+      </w:r>
+      <w:r>
+        <w:rPr>
+          <w:i/>
+          <w:iCs/>
+        </w:rPr>
+        <w:t xml:space="preserve"> </w:t>
+      </w:r>
+      <w:r>
+        <w:rPr>
+          <w:i/>
+          <w:iCs/>
+        </w:rPr>
+        <w:t xml:space="preserve">psychology of music.</w:t>
+      </w:r>
+      <w:r>
+        <w:t xml:space="preserve"> </w:t>
+      </w:r>
+      <w:r>
+        <w:t xml:space="preserve">Oxford University Press.</w:t>
+      </w:r>
+    </w:p>
+    <w:p>
+      <w:pPr>
+        <w:pStyle w:val="Compact"/>
+        <w:numPr>
+          <w:ilvl w:val="0"/>
+          <w:numId w:val="1014"/>
+        </w:numPr>
+      </w:pPr>
+      <w:r>
+        <w:t xml:space="preserve">Paivio, A. (1991). Dual coding theory: Retrospect and current status.</w:t>
+      </w:r>
+      <w:r>
+        <w:t xml:space="preserve"> </w:t>
+      </w:r>
+      <w:r>
+        <w:rPr>
+          <w:i/>
+          <w:iCs/>
+        </w:rPr>
+        <w:t xml:space="preserve">Canadian Journal of Psychology, 45</w:t>
+      </w:r>
+      <w:r>
+        <w:t xml:space="preserve">(3), 255–287.</w:t>
+      </w:r>
+    </w:p>
+    <w:p>
+      <w:pPr>
+        <w:pStyle w:val="Compact"/>
+        <w:numPr>
+          <w:ilvl w:val="0"/>
+          <w:numId w:val="1014"/>
+        </w:numPr>
+      </w:pPr>
+      <w:r>
+        <w:t xml:space="preserve">Sapp, C. S. (2011).</w:t>
+      </w:r>
+      <w:r>
+        <w:t xml:space="preserve"> </w:t>
+      </w:r>
+      <w:r>
+        <w:rPr>
+          <w:i/>
+          <w:iCs/>
+        </w:rPr>
+        <w:t xml:space="preserve">Computational methods for the analysis of</w:t>
+      </w:r>
+      <w:r>
+        <w:rPr>
+          <w:i/>
+          <w:iCs/>
+        </w:rPr>
+        <w:t xml:space="preserve"> </w:t>
+      </w:r>
+      <w:r>
+        <w:rPr>
+          <w:i/>
+          <w:iCs/>
+        </w:rPr>
+        <w:t xml:space="preserve">musical structure</w:t>
+      </w:r>
+      <w:r>
+        <w:t xml:space="preserve"> </w:t>
+      </w:r>
+      <w:r>
+        <w:t xml:space="preserve">(Doctoral dissertation). Stanford University,</w:t>
+      </w:r>
+      <w:r>
+        <w:t xml:space="preserve"> </w:t>
+      </w:r>
+      <w:r>
+        <w:t xml:space="preserve">CCRMA.</w:t>
+      </w:r>
+    </w:p>
+    <w:p>
+      <w:pPr>
+        <w:pStyle w:val="Compact"/>
+        <w:numPr>
+          <w:ilvl w:val="0"/>
+          <w:numId w:val="1014"/>
+        </w:numPr>
+      </w:pPr>
+      <w:r>
+        <w:t xml:space="preserve">Sapp, C. S. (2017). Verovio Humdrum Viewer. In</w:t>
+      </w:r>
+      <w:r>
+        <w:t xml:space="preserve"> </w:t>
+      </w:r>
+      <w:r>
+        <w:rPr>
+          <w:i/>
+          <w:iCs/>
+        </w:rPr>
+        <w:t xml:space="preserve">Music Encoding</w:t>
+      </w:r>
+      <w:r>
+        <w:rPr>
+          <w:i/>
+          <w:iCs/>
+        </w:rPr>
+        <w:t xml:space="preserve"> </w:t>
+      </w:r>
+      <w:r>
+        <w:rPr>
+          <w:i/>
+          <w:iCs/>
+        </w:rPr>
+        <w:t xml:space="preserve">Conference 2017</w:t>
+      </w:r>
+      <w:r>
+        <w:t xml:space="preserve">.</w:t>
+      </w:r>
+    </w:p>
+    <w:p>
+      <w:pPr>
+        <w:pStyle w:val="Compact"/>
+        <w:numPr>
+          <w:ilvl w:val="0"/>
+          <w:numId w:val="1014"/>
+        </w:numPr>
+      </w:pPr>
+      <w:r>
+        <w:t xml:space="preserve">Sauro, J., &amp; Lewis, J. R. (2016).</w:t>
+      </w:r>
+      <w:r>
+        <w:t xml:space="preserve"> </w:t>
+      </w:r>
+      <w:r>
+        <w:rPr>
+          <w:i/>
+          <w:iCs/>
+        </w:rPr>
+        <w:t xml:space="preserve">Quantifying the user experience:</w:t>
+      </w:r>
+      <w:r>
+        <w:rPr>
+          <w:i/>
+          <w:iCs/>
+        </w:rPr>
+        <w:t xml:space="preserve"> </w:t>
+      </w:r>
+      <w:r>
+        <w:rPr>
+          <w:i/>
+          <w:iCs/>
+        </w:rPr>
+        <w:t xml:space="preserve">Practical statistics for user research</w:t>
+      </w:r>
+      <w:r>
+        <w:t xml:space="preserve"> </w:t>
+      </w:r>
+      <w:r>
+        <w:t xml:space="preserve">(2nd ed.). Morgan Kaufmann.</w:t>
+      </w:r>
+    </w:p>
+    <w:p>
+      <w:pPr>
+        <w:pStyle w:val="Compact"/>
+        <w:numPr>
+          <w:ilvl w:val="0"/>
+          <w:numId w:val="1014"/>
+        </w:numPr>
+      </w:pPr>
+      <w:r>
+        <w:t xml:space="preserve">Shadish, W. R., Cook, T. D., &amp; Campbell, D. T. (2002).</w:t>
+      </w:r>
+      <w:r>
+        <w:t xml:space="preserve"> </w:t>
+      </w:r>
+      <w:r>
+        <w:rPr>
+          <w:i/>
+          <w:iCs/>
+        </w:rPr>
+        <w:t xml:space="preserve">Experimental</w:t>
+      </w:r>
+      <w:r>
+        <w:rPr>
+          <w:i/>
+          <w:iCs/>
+        </w:rPr>
+        <w:t xml:space="preserve"> </w:t>
+      </w:r>
+      <w:r>
+        <w:rPr>
+          <w:i/>
+          <w:iCs/>
+        </w:rPr>
+        <w:t xml:space="preserve">and quasi-experimental designs for generalized causal inference.</w:t>
+      </w:r>
+      <w:r>
+        <w:t xml:space="preserve"> </w:t>
+      </w:r>
+      <w:r>
+        <w:t xml:space="preserve">Houghton Mifflin.</w:t>
+      </w:r>
+    </w:p>
+    <w:bookmarkEnd w:id="49"/>
+    <w:bookmarkStart w:id="50" w:name="appendix-a-screenshots"/>
+    <w:p>
+      <w:pPr>
+        <w:pStyle w:val="Heading1"/>
+      </w:pPr>
+      <w:r>
+        <w:t xml:space="preserve">Appendix A. Screenshots</w:t>
+      </w:r>
+    </w:p>
+    <w:p>
+      <w:pPr>
+        <w:pStyle w:val="FirstParagraph"/>
+      </w:pPr>
+      <w:r>
+        <w:t xml:space="preserve">(See</w:t>
+      </w:r>
+      <w:r>
+        <w:t xml:space="preserve"> </w:t>
+      </w:r>
+      <w:r>
+        <w:rPr>
+          <w:rStyle w:val="VerbatimChar"/>
+        </w:rPr>
+        <w:t xml:space="preserve">figures/</w:t>
+      </w:r>
+      <w:r>
+        <w:t xml:space="preserve">. Captions only here.)</w:t>
+      </w:r>
+    </w:p>
+    <w:p>
+      <w:pPr>
+        <w:pStyle w:val="Compact"/>
+        <w:numPr>
+          <w:ilvl w:val="0"/>
+          <w:numId w:val="1015"/>
+        </w:numPr>
+      </w:pPr>
+      <w:r>
+        <w:rPr>
+          <w:b/>
+          <w:bCs/>
+        </w:rPr>
+        <w:t xml:space="preserve">Figure A.1.</w:t>
+      </w:r>
+      <w:r>
+        <w:t xml:space="preserve"> </w:t>
+      </w:r>
+      <w:r>
+        <w:t xml:space="preserve">System overview at startup, showing timeline,</w:t>
+      </w:r>
+      <w:r>
+        <w:t xml:space="preserve"> </w:t>
+      </w:r>
+      <w:r>
+        <w:t xml:space="preserve">score, and now-playing badges.</w:t>
+      </w:r>
+    </w:p>
+    <w:p>
+      <w:pPr>
+        <w:pStyle w:val="Compact"/>
+        <w:numPr>
+          <w:ilvl w:val="0"/>
+          <w:numId w:val="1015"/>
+        </w:numPr>
+      </w:pPr>
+      <w:r>
+        <w:rPr>
+          <w:b/>
+          <w:bCs/>
+        </w:rPr>
+        <w:t xml:space="preserve">Figure A.2.</w:t>
+      </w:r>
+      <w:r>
+        <w:t xml:space="preserve"> </w:t>
+      </w:r>
+      <w:r>
+        <w:t xml:space="preserve">Timeline close-up, demonstrating the two-level</w:t>
+      </w:r>
+      <w:r>
+        <w:t xml:space="preserve"> </w:t>
+      </w:r>
+      <w:r>
+        <w:t xml:space="preserve">color encoding (sections in pastel hues, theme zones via accent</w:t>
+      </w:r>
+      <w:r>
+        <w:t xml:space="preserve"> </w:t>
+      </w:r>
+      <w:r>
+        <w:t xml:space="preserve">bars).</w:t>
+      </w:r>
+    </w:p>
+    <w:p>
+      <w:pPr>
+        <w:pStyle w:val="Compact"/>
+        <w:numPr>
+          <w:ilvl w:val="0"/>
+          <w:numId w:val="1015"/>
         </w:numPr>
       </w:pPr>
       <w:r>
@@ -8040,9 +8505,6 @@
     </w:lvlOverride>
   </w:num>
   <w:num w:numId="1009">
-    <w:abstractNumId w:val="991"/>
-  </w:num>
-  <w:num w:numId="1010">
     <w:abstractNumId w:val="99411"/>
     <w:lvlOverride w:ilvl="0">
       <w:startOverride w:val="1"/>
@@ -8072,10 +8534,10 @@
       <w:startOverride w:val="1"/>
     </w:lvlOverride>
   </w:num>
-  <w:num w:numId="1011">
+  <w:num w:numId="1010">
     <w:abstractNumId w:val="991"/>
   </w:num>
-  <w:num w:numId="1012">
+  <w:num w:numId="1011">
     <w:abstractNumId w:val="99411"/>
     <w:lvlOverride w:ilvl="0">
       <w:startOverride w:val="1"/>
@@ -8105,10 +8567,43 @@
       <w:startOverride w:val="1"/>
     </w:lvlOverride>
   </w:num>
-  <w:num w:numId="1013">
+  <w:num w:numId="1012">
     <w:abstractNumId w:val="991"/>
   </w:num>
+  <w:num w:numId="1013">
+    <w:abstractNumId w:val="99411"/>
+    <w:lvlOverride w:ilvl="0">
+      <w:startOverride w:val="1"/>
+    </w:lvlOverride>
+    <w:lvlOverride w:ilvl="1">
+      <w:startOverride w:val="1"/>
+    </w:lvlOverride>
+    <w:lvlOverride w:ilvl="2">
+      <w:startOverride w:val="1"/>
+    </w:lvlOverride>
+    <w:lvlOverride w:ilvl="3">
+      <w:startOverride w:val="1"/>
+    </w:lvlOverride>
+    <w:lvlOverride w:ilvl="4">
+      <w:startOverride w:val="1"/>
+    </w:lvlOverride>
+    <w:lvlOverride w:ilvl="5">
+      <w:startOverride w:val="1"/>
+    </w:lvlOverride>
+    <w:lvlOverride w:ilvl="6">
+      <w:startOverride w:val="1"/>
+    </w:lvlOverride>
+    <w:lvlOverride w:ilvl="7">
+      <w:startOverride w:val="1"/>
+    </w:lvlOverride>
+    <w:lvlOverride w:ilvl="8">
+      <w:startOverride w:val="1"/>
+    </w:lvlOverride>
+  </w:num>
   <w:num w:numId="1014">
+    <w:abstractNumId w:val="991"/>
+  </w:num>
+  <w:num w:numId="1015">
     <w:abstractNumId w:val="991"/>
   </w:num>
 </w:numbering>

--- a/ko/paper/paper_en.docx
+++ b/ko/paper/paper_en.docx
@@ -89,43 +89,66 @@
         <w:t>timeupdate</w:t>
       </w:r>
       <w:r>
-        <w:t xml:space="preserve"> event, (3) overlays section and theme labels in a two-level color hierarchy directly onto the score, and (4) supports section jumping, looped listening, playback-speed control, and keyboard shortcuts. A WebAudio metronome demo mode allows the formal visualization to function even without an audio file, addressing the copyright-sensitivity of classroom use.</w:t>
-      </w:r>
-    </w:p>
-    <w:p>
-      <w:pPr>
-        <w:pStyle w:val="a0"/>
-      </w:pPr>
-      <w:r>
-        <w:t xml:space="preserve">This paper focuses on the system’s design, implementation, and the pedagogical significance of using multi-representational visualization to teach </w:t>
-      </w:r>
-      <w:r>
-        <w:rPr>
-          <w:i/>
-          <w:iCs/>
-        </w:rPr>
-        <w:t>norms and deformations</w:t>
-      </w:r>
-      <w:r>
-        <w:t xml:space="preserve"> together — most prominently K. 545’s atypical subdominant recapitulation. The work extends the line of web-interactive music-annotation systems represented by Dezrann (Giraud et al. 2025) and the sonata-form structure-learning study of Allegraud et al. (2019), redirecting that line from MIR-corpus classification toward learner-facing pedagogy on a single canonical work. The tool is released as MIT-licensed open source; its JSON schema for formal analysis is licensed CC BY 4.0 and is d</w:t>
-      </w:r>
-      <w:r>
-        <w:t xml:space="preserve">irectly extensible to other works and other </w:t>
-      </w:r>
-      <w:r>
-        <w:lastRenderedPageBreak/>
-        <w:t>formal types. Empirical validation of learning effects is deferred to a planned randomized controlled trial.</w:t>
-      </w:r>
-    </w:p>
-    <w:p>
-      <w:pPr>
-        <w:pStyle w:val="a0"/>
-      </w:pPr>
+        <w:t xml:space="preserve"> event, (3) overlays section and theme labels in a two-level color hierarchy directly onto the score, and (4) supports section jumping, looped listening, playback-speed control, and keyboard shortcuts. We further contribute an </w:t>
+      </w:r>
       <w:r>
         <w:rPr>
           <w:b/>
           <w:bCs/>
         </w:rPr>
+        <w:t>exposition-repeat folding map</w:t>
+      </w:r>
+      <w:r>
+        <w:t xml:space="preserve">, a piecewise non-monotonic time function that preserves analytical monotonicity under performer-elected exposition repeats — </w:t>
+      </w:r>
+      <w:r>
+        <w:lastRenderedPageBreak/>
+        <w:t>a practical edge case in score-audio alignment that, to our knowledge, no prior open music-visualization system addresse</w:t>
+      </w:r>
+      <w:r>
+        <w:t>s explicitly. A WebAudio metronome demo mode allows the formal visualization to function even without an audio file, addressing the copyright-sensitivity of classroom use.</w:t>
+      </w:r>
+    </w:p>
+    <w:p>
+      <w:pPr>
+        <w:pStyle w:val="a0"/>
+      </w:pPr>
+      <w:r>
+        <w:t xml:space="preserve">This paper focuses on the system’s design, implementation, the exposition-repeat folding technique, and the pedagogical significance of multi-representational visualization for teaching </w:t>
+      </w:r>
+      <w:r>
+        <w:rPr>
+          <w:i/>
+          <w:iCs/>
+        </w:rPr>
+        <w:t>norms and deformations</w:t>
+      </w:r>
+      <w:r>
+        <w:t xml:space="preserve"> together — most prominently K. 545’s atypical subdominant recapitulation. The work extends the line of web-interactive music-annotation systems represented by Dezrann (Giraud et al. 2025) and the sonata-form structure-learning study of Allegraud et al. (2019), redirecting that line from MIR-corpus classification toward learner-facing pedagogy on a single canonical work. The released JSON schema is </w:t>
+      </w:r>
+      <w:r>
+        <w:rPr>
+          <w:i/>
+          <w:iCs/>
+        </w:rPr>
+        <w:t>intentionally interoperable</w:t>
+      </w:r>
+      <w:r>
+        <w:t xml:space="preserve"> with the Algomus annotation conventions established in Alleg</w:t>
+      </w:r>
+      <w:r>
+        <w:t>raud et al. (2019), so that classifier output and human-curated analyses share a common ingestion path into the tool. The system is released as MIT-licensed open source and the analysis schema is licensed CC BY 4.0. Empirical validation of learning effects is deferred to a planned randomized controlled trial.</w:t>
+      </w:r>
+    </w:p>
+    <w:p>
+      <w:pPr>
+        <w:pStyle w:val="a0"/>
+      </w:pPr>
+      <w:r>
+        <w:rPr>
+          <w:b/>
+          <w:bCs/>
+        </w:rPr>
         <w:t>Keywords:</w:t>
       </w:r>
       <w:r>
@@ -156,10 +179,11 @@
         <w:pStyle w:val="FirstParagraph"/>
       </w:pPr>
       <w:r>
-        <w:t>Sonata form is the principal organizational principle of Western instrumental music from the late eighteenth century onwards and remains a central topic in music-theory and music-history curricula at both secondary and tertiary levels (Caplin, 2009; Hepokoski &amp; Darcy, 2006). Despite this curricular centrality, learners — including music-conservatory entrants — routinely report difficulty perceiving formal structure during listening (Cook, 1990; Margulis, 2014). This difficulty arises from at least three rep</w:t>
-      </w:r>
-      <w:r>
-        <w:t>resentational gaps:</w:t>
+        <w:t>Sonata form is the principal organizational principle of Western instrumental music from the late eighteenth century onwards and remains a central topic in music-theory and music-</w:t>
+      </w:r>
+      <w:r>
+        <w:lastRenderedPageBreak/>
+        <w:t>history curricula at both secondary and tertiary levels (Caplin, 2009; Hepokoski &amp; Darcy, 2006). Despite this curricular centrality, learners — including music-conservatory entrants — routinely report difficulty perceiving formal structure during listening (Cook, 1990; Margulis, 2014). This difficulty arises from at least three representational gaps:</w:t>
       </w:r>
     </w:p>
     <w:p>
@@ -265,6 +289,7 @@
       <w:bookmarkStart w:id="3" w:name="research-questions"/>
       <w:bookmarkEnd w:id="2"/>
       <w:r>
+        <w:lastRenderedPageBreak/>
         <w:t>1.2 Research Questions</w:t>
       </w:r>
     </w:p>
@@ -340,7 +365,7 @@
         <w:pStyle w:val="FirstParagraph"/>
       </w:pPr>
       <w:r>
-        <w:t>This work contributes:</w:t>
+        <w:t>This work contributes four artifacts to the TISMIR Tools-and-Datasets layer:</w:t>
       </w:r>
     </w:p>
     <w:p>
@@ -359,7 +384,7 @@
         <w:t>A learner-facing open-source tool</w:t>
       </w:r>
       <w:r>
-        <w:t xml:space="preserve"> that synchronizes score, audio, and a hierarchical formal-analysis layer in the browser, requiring only a single external dependency.</w:t>
+        <w:t xml:space="preserve"> (MIT) that synchronizes notated score, audio, and a hierarchical formal-analysis layer in the browser, with a single external dependency (OpenSheetMusicDisplay) and a metronome demo mode for copyright-sensitive classroom use.</w:t>
       </w:r>
     </w:p>
     <w:p>
@@ -375,10 +400,20 @@
           <w:b/>
           <w:bCs/>
         </w:rPr>
-        <w:t>A machine-readable, peer-reviewable JSON schema</w:t>
-      </w:r>
-      <w:r>
-        <w:t xml:space="preserve"> for sonata-form analysis, populated for K. 545 mvt. I and released under CC BY 4.0 for direct reuse and extension.</w:t>
+        <w:t>An open analysis schema and dataset</w:t>
+      </w:r>
+      <w:r>
+        <w:t xml:space="preserve"> (CC BY 4.0) — a machine-readable JSON encoding of two-level sonata-form analysis (sections × theme zones), instantiated for Mozart K. 545 mvt. I and </w:t>
+      </w:r>
+      <w:r>
+        <w:rPr>
+          <w:i/>
+          <w:iCs/>
+        </w:rPr>
+        <w:t>intentionally interoperable</w:t>
+      </w:r>
+      <w:r>
+        <w:t xml:space="preserve"> with the Algomus annotation conventions of Allegraud et al. (2019), so that human-curated analyses and classifier output share a common ingestion path.</w:t>
       </w:r>
     </w:p>
     <w:p>
@@ -394,10 +429,38 @@
           <w:b/>
           <w:bCs/>
         </w:rPr>
-        <w:t>An empirical evaluation</w:t>
-      </w:r>
-      <w:r>
-        <w:t xml:space="preserve"> showing a large effect-size gain in formal-identification accuracy and an “Excellent” SUS score, with particular evidence that multi-representational visualization surfaces formal deformations that traditional verbal teaching often underplays.</w:t>
+        <w:t>An exposition-repeat folding map</w:t>
+      </w:r>
+      <w:r>
+        <w:t xml:space="preserve"> — a piecewise non-monotonic time function that preserves analytical monotonicity under performer-elected exposition repeats, formalized in §4.5. To our knowledge, no prior open music-visualization system (Dezrann, Sonic Visualiser, Verovio Humdrum Viewer, score-following commercial tools) treats this case with an explicit time map.</w:t>
+      </w:r>
+    </w:p>
+    <w:p>
+      <w:pPr>
+        <w:pStyle w:val="Compact"/>
+        <w:numPr>
+          <w:ilvl w:val="0"/>
+          <w:numId w:val="4"/>
+        </w:numPr>
+      </w:pPr>
+      <w:r>
+        <w:rPr>
+          <w:b/>
+          <w:bCs/>
+        </w:rPr>
+        <w:lastRenderedPageBreak/>
+        <w:t>A pedagogical scenario for the atypical-recapitulation case</w:t>
+      </w:r>
+      <w:r>
+        <w:t xml:space="preserve"> — a 30-minute classroom walk-through (§5) demonstrating how the tool’s three coordinated representations surface K. 545’s subdominant recapitulation as a functional-logic deduction rather than a memorized exception.</w:t>
+      </w:r>
+    </w:p>
+    <w:p>
+      <w:pPr>
+        <w:pStyle w:val="FirstParagraph"/>
+      </w:pPr>
+      <w:r>
+        <w:t>Empirical validation of learning effects is reserved for a planned randomized controlled trial; the present contribution is the open infrastructure layer on which such evaluation can be built.</w:t>
       </w:r>
     </w:p>
     <w:p>
@@ -455,7 +518,10 @@
         <w:t>Theme zones.</w:t>
       </w:r>
       <w:r>
-        <w:t xml:space="preserve"> - P (Primary theme zone) - T (Transition) - S (Secondary theme zone) - K (Closing theme / codetta)</w:t>
+        <w:t xml:space="preserve"> </w:t>
+      </w:r>
+      <w:r>
+        <w:t>- P (Primary theme zone) - T (Transition) - S (Secondary theme zone) - K (Closing theme / codetta)</w:t>
       </w:r>
     </w:p>
     <w:p>
@@ -503,6 +569,7 @@
       <w:bookmarkStart w:id="7" w:name="X18707b59c1ca39adfb55a5b81cf33a0ad6570c2"/>
       <w:bookmarkEnd w:id="6"/>
       <w:r>
+        <w:lastRenderedPageBreak/>
         <w:t>2.2 Dual Coding and the Cognitive Theory of Multimedia Learning</w:t>
       </w:r>
     </w:p>
@@ -763,7 +830,10 @@
         <w:pStyle w:val="a0"/>
       </w:pPr>
       <w:r>
-        <w:t xml:space="preserve">Color mapping has been studied as a representational means in music pedagogy. Kuo and Chuang (2013), proposing a color music notation system for beginners, map pitch, duration, range, and intensity to colors, lattices, graphs, and shape sizes respectively, drawing on Itten’s color wheel and the Natural Color System to align twelve primary colors with twelve-tone equal temperament. Their work demonstrates the systematic applicability of color–music synesthetic mapping at the </w:t>
+        <w:t xml:space="preserve">Color mapping has been studied as a representational means in music </w:t>
+      </w:r>
+      <w:r>
+        <w:t xml:space="preserve">pedagogy. Kuo and Chuang (2013), proposing a color music notation system for beginners, map pitch, duration, range, and intensity to colors, lattices, graphs, and shape sizes respectively, drawing on Itten’s color wheel and the Natural Color System to align twelve primary colors with twelve-tone equal temperament. Their work demonstrates the systematic applicability of color–music synesthetic mapping at the </w:t>
       </w:r>
       <w:r>
         <w:rPr>
@@ -773,7 +843,10 @@
         <w:t>pitch</w:t>
       </w:r>
       <w:r>
-        <w:t xml:space="preserve"> dimension. Our tool’s two-tier scheme (sections plus theme zones, with WCAG-2.1 contrast and non-color redundancy) applies the same color–music representational principle, but at the </w:t>
+        <w:t xml:space="preserve"> dimension. Our tool’s two-tier scheme (sections plus theme zones, with WCAG-2.1 contrast and no</w:t>
+      </w:r>
+      <w:r>
+        <w:t xml:space="preserve">n-color redundancy) applies the same color–music representational principle, but at the </w:t>
       </w:r>
       <w:r>
         <w:rPr>
@@ -821,7 +894,11 @@
         <w:t>active comparison</w:t>
       </w:r>
       <w:r>
-        <w:t xml:space="preserve">. The present tool therefore supports section-level jumping, section looping, playback-speed control, and keyboard shortcuts so that learners can perform </w:t>
+        <w:t xml:space="preserve">. The present tool therefore supports section-level jumping, section looping, playback-speed control, and keyboard shortcuts so </w:t>
+      </w:r>
+      <w:r>
+        <w:lastRenderedPageBreak/>
+        <w:t xml:space="preserve">that learners can perform </w:t>
       </w:r>
       <w:r>
         <w:rPr>
@@ -954,7 +1031,11 @@
         <w:t>teaching</w:t>
       </w:r>
       <w:r>
-        <w:t xml:space="preserve"> problem on a single canonical work for the music-education community. The two are complementary: a robust classifier (Allegraud) and a precise pedagogical instrument (this work) need not target the same evaluation metric.</w:t>
+        <w:t xml:space="preserve"> problem on a single canonical work for the music-education community. The two are complementary: a robust </w:t>
+      </w:r>
+      <w:r>
+        <w:lastRenderedPageBreak/>
+        <w:t>classifier (Allegraud) and a precise pedagogical instrument (this work) need not target the same evaluation metric.</w:t>
       </w:r>
     </w:p>
     <w:p>
@@ -2344,7 +2425,10 @@
         <w:t>analyzed</w:t>
       </w:r>
       <w:r>
-        <w:t xml:space="preserve"> it — a peculiar gap that this paper, and the tool it accompanies, take as a pedagogical opportunity. Three properties make Movement I uniquely productive as a teaching case:</w:t>
+        <w:t xml:space="preserve"> it — a peculiar gap that this paper, and the tool it accompanies, take as a pedagogical opportunity. Three properties make Movement I uniquely productive as a teach</w:t>
+      </w:r>
+      <w:r>
+        <w:t>ing case:</w:t>
       </w:r>
     </w:p>
     <w:p>
@@ -3612,10 +3696,7 @@
         <w:t>Exposition:</w:t>
       </w:r>
       <w:r>
-        <w:t xml:space="preserve"> </w:t>
-      </w:r>
-      <w:r>
-        <w:t>P in C → S in G (motion of a fifth upward)</w:t>
+        <w:t xml:space="preserve"> P in C → S in G (motion of a fifth upward)</w:t>
       </w:r>
     </w:p>
     <w:p>
@@ -3839,7 +3920,10 @@
         <w:t>recompositional</w:t>
       </w:r>
       <w:r>
-        <w:t xml:space="preserve"> adjustment necessary to land S correctly in C. This is again a teaching point: a recapitulation that “just goes back to the beginning” would be unable to negotiate the non-symmetric tonal layout.</w:t>
+        <w:t xml:space="preserve"> </w:t>
+      </w:r>
+      <w:r>
+        <w:t>adjustment necessary to land S correctly in C. This is again a teaching point: a recapitulation that “just goes back to the beginning” would be unable to negotiate the non-symmetric tonal layout.</w:t>
       </w:r>
     </w:p>
     <w:p>
@@ -3875,7 +3959,11 @@
         <w:pStyle w:val="FirstParagraph"/>
       </w:pPr>
       <w:r>
-        <w:t xml:space="preserve">A subtler but equally instructive observation concerns the codettas. The exposition codetta (mm. 26–28) cadences in G major, providing a strong half-cadence-of-the-tonic / authentic-cadence-of-the-dominant double function. The recapitulation codetta (mm. 71–73) cadences in C major and is — significantly — virtually unchanged in figuration from its exposition counterpart. The tool’s color overlay reveals this: the codetta color band reappears with identical material at identical length, while the </w:t>
+        <w:t xml:space="preserve">A subtler but equally instructive observation concerns the codettas. The exposition codetta (mm. 26–28) cadences in G major, providing a strong half-cadence-of-the-tonic / authentic-cadence-of-the-dominant double function. The recapitulation codetta (mm. 71–73) cadences in C major and is — significantly — virtually unchanged in figuration </w:t>
+      </w:r>
+      <w:r>
+        <w:lastRenderedPageBreak/>
+        <w:t xml:space="preserve">from its exposition counterpart. The tool’s color overlay reveals this: the codetta color band reappears with identical material at identical length, while the </w:t>
       </w:r>
       <w:r>
         <w:rPr>
@@ -4381,26 +4469,34 @@
               <w:rPr>
                 <w:sz w:val="22"/>
               </w:rPr>
-              <w:t>Section + theme labels, current key, auto-commentary</w:t>
-            </w:r>
-          </w:p>
-        </w:tc>
-        <w:tc>
-          <w:tcPr>
-            <w:tcW w:w="0" w:type="auto"/>
-          </w:tcPr>
-          <w:p>
-            <w:pPr>
-              <w:pStyle w:val="Compact"/>
-              <w:spacing w:line="240" w:lineRule="auto"/>
-              <w:rPr>
-                <w:sz w:val="22"/>
-              </w:rPr>
-            </w:pPr>
-            <w:r>
-              <w:rPr>
-                <w:sz w:val="22"/>
-              </w:rPr>
+              <w:t xml:space="preserve">Section + theme labels, </w:t>
+            </w:r>
+            <w:r>
+              <w:rPr>
+                <w:sz w:val="22"/>
+              </w:rPr>
+              <w:lastRenderedPageBreak/>
+              <w:t>current key, auto-commentary</w:t>
+            </w:r>
+          </w:p>
+        </w:tc>
+        <w:tc>
+          <w:tcPr>
+            <w:tcW w:w="0" w:type="auto"/>
+          </w:tcPr>
+          <w:p>
+            <w:pPr>
+              <w:pStyle w:val="Compact"/>
+              <w:spacing w:line="240" w:lineRule="auto"/>
+              <w:rPr>
+                <w:sz w:val="22"/>
+              </w:rPr>
+            </w:pPr>
+            <w:r>
+              <w:rPr>
+                <w:sz w:val="22"/>
+              </w:rPr>
+              <w:lastRenderedPageBreak/>
               <w:t>Re-renders on label change</w:t>
             </w:r>
           </w:p>
@@ -4843,7 +4939,10 @@
         <w:t>Example 2</w:t>
       </w:r>
       <w:r>
-        <w:t xml:space="preserve"> below). Treating the analysis itself as a peer-reviewable, machine- readable artefact — rather than as a hidden pedagogical commentary — opens it to community extension (other works, other forms) and to machine reuse by future MIR pipelines. For the present paper this matters because it lets us release </w:t>
+        <w:t xml:space="preserve"> below). Treating the analysis itself as a peer-reviewable, machine- </w:t>
+      </w:r>
+      <w:r>
+        <w:t xml:space="preserve">readable artefact — rather than as a hidden pedagogical commentary — opens it to community extension (other works, other forms) and to machine reuse by future MIR pipelines. For the present paper this matters because it lets us release </w:t>
       </w:r>
       <w:r>
         <w:rPr>
@@ -4858,10 +4957,81 @@
     </w:p>
     <w:p>
       <w:pPr>
+        <w:pStyle w:val="3"/>
+      </w:pPr>
+      <w:bookmarkStart w:id="22" w:name="X7f77967c5d2b91ed5d9ed16504a5bf95ce0ace2"/>
+      <w:r>
+        <w:t>Interoperability with the Algomus annotation corpus</w:t>
+      </w:r>
+    </w:p>
+    <w:p>
+      <w:pPr>
+        <w:pStyle w:val="FirstParagraph"/>
+      </w:pPr>
+      <w:r>
+        <w:t xml:space="preserve">The schema’s structural categories — </w:t>
+      </w:r>
+      <w:r>
+        <w:rPr>
+          <w:rStyle w:val="VerbatimChar"/>
+        </w:rPr>
+        <w:t>sections[].type ∈ {exposition, development, recapitulation, coda}</w:t>
+      </w:r>
+      <w:r>
+        <w:t xml:space="preserve">, </w:t>
+      </w:r>
+      <w:r>
+        <w:rPr>
+          <w:rStyle w:val="VerbatimChar"/>
+        </w:rPr>
+        <w:t>themes[].type ∈ {P, T, S, K, codetta, retransition}</w:t>
+      </w:r>
+      <w:r>
+        <w:t xml:space="preserve">, and </w:t>
+      </w:r>
+      <w:r>
+        <w:rPr>
+          <w:rStyle w:val="VerbatimChar"/>
+        </w:rPr>
+        <w:t>(start_measure, end_measure)</w:t>
+      </w:r>
+      <w:r>
+        <w:t xml:space="preserve"> ranges — deliberately mirror the analytic categories used in Allegraud et al. (2019) for the Mozart string-quartet sonata-form corpus. A thin ingestion adapter is sufficient to load the 32-movement Algomus reference analyses into the tool, because the field names map one-to-one and the measure-range conventions are shared. We provide the schema specificatio</w:t>
+      </w:r>
+      <w:r>
+        <w:t>n (</w:t>
+      </w:r>
+      <w:r>
+        <w:rPr>
+          <w:rStyle w:val="VerbatimChar"/>
+        </w:rPr>
+        <w:t>data/sonata_structure.schema.json</w:t>
+      </w:r>
+      <w:r>
+        <w:t xml:space="preserve">) and a worked example for K. 545; we leave the adapter for the full Algomus corpus as a community contribution opportunity. The architectural point is that our learner-facing tool </w:t>
+      </w:r>
+      <w:r>
+        <w:rPr>
+          <w:i/>
+          <w:iCs/>
+        </w:rPr>
+        <w:t>amplifies</w:t>
+      </w:r>
+      <w:r>
+        <w:t xml:space="preserve"> the classifier and annotation work of Allegraud et al. rather than competing with it: their corpus becomes loadable </w:t>
+      </w:r>
+      <w:r>
+        <w:lastRenderedPageBreak/>
+        <w:t>content for our visualization, and our visualization becomes a downstream evaluation surface for their classifier output.</w:t>
+      </w:r>
+    </w:p>
+    <w:p>
+      <w:pPr>
         <w:pStyle w:val="2"/>
       </w:pPr>
-      <w:bookmarkStart w:id="22" w:name="affordances-for-active-listening"/>
+      <w:bookmarkStart w:id="23" w:name="affordances-for-active-listening"/>
       <w:bookmarkEnd w:id="21"/>
+      <w:bookmarkEnd w:id="22"/>
       <w:r>
         <w:t>4.4 Affordances for Active Listening</w:t>
       </w:r>
@@ -4890,10 +5060,7 @@
         <w:t>Section jump</w:t>
       </w:r>
       <w:r>
-        <w:t xml:space="preserve"> — clicking any colored timeline segment seeks the </w:t>
-      </w:r>
-      <w:r>
-        <w:t>audio to that measure. A teacher can move directly from “exposition P” to “recapitulation P” without scrubbing.</w:t>
+        <w:t xml:space="preserve"> — clicking any colored timeline segment seeks the audio to that measure. A teacher can move directly from “exposition P” to “recapitulation P” without scrubbing.</w:t>
       </w:r>
     </w:p>
     <w:p>
@@ -4946,8 +5113,8 @@
       <w:pPr>
         <w:pStyle w:val="2"/>
       </w:pPr>
-      <w:bookmarkStart w:id="23" w:name="exposition-repeat-folding"/>
-      <w:bookmarkEnd w:id="22"/>
+      <w:bookmarkStart w:id="24" w:name="exposition-repeat-folding"/>
+      <w:bookmarkEnd w:id="23"/>
       <w:r>
         <w:t>4.5 Exposition Repeat Folding</w:t>
       </w:r>
@@ -5157,7 +5324,10 @@
         <w:t>r</w:t>
       </w:r>
       <w:r>
-        <w:t>₁, analytical time equals audio time. The cursor behaves as a simple score-follower until the repeat begins.</w:t>
+        <w:t xml:space="preserve">₁, analytical time equals audio </w:t>
+      </w:r>
+      <w:r>
+        <w:t>time. The cursor behaves as a simple score-follower until the repeat begins.</w:t>
       </w:r>
     </w:p>
     <w:p>
@@ -5216,7 +5386,11 @@
         <w:t>r</w:t>
       </w:r>
       <w:r>
-        <w:t>₁] proportionally with the second hearing. The listener hears the exposition a second time while the cursor visibly returns to bar 1 and crawls forward to bar 28 again.</w:t>
+        <w:t xml:space="preserve">₁] proportionally with the second hearing. The listener hears the </w:t>
+      </w:r>
+      <w:r>
+        <w:lastRenderedPageBreak/>
+        <w:t>exposition a second time while the cursor visibly returns to bar 1 and crawls forward to bar 28 again.</w:t>
       </w:r>
     </w:p>
     <w:p>
@@ -5307,9 +5481,9 @@
       <w:pPr>
         <w:pStyle w:val="1"/>
       </w:pPr>
-      <w:bookmarkStart w:id="24" w:name="a-classroom-walk-through"/>
+      <w:bookmarkStart w:id="25" w:name="a-classroom-walk-through"/>
       <w:bookmarkEnd w:id="18"/>
-      <w:bookmarkEnd w:id="23"/>
+      <w:bookmarkEnd w:id="24"/>
       <w:r>
         <w:t>5. A Classroom Walk-Through</w:t>
       </w:r>
@@ -5326,7 +5500,7 @@
       <w:pPr>
         <w:pStyle w:val="2"/>
       </w:pPr>
-      <w:bookmarkStart w:id="25" w:name="first-hearing-5-minutes"/>
+      <w:bookmarkStart w:id="26" w:name="first-hearing-5-minutes"/>
       <w:r>
         <w:t>5.1 First Hearing (5 minutes)</w:t>
       </w:r>
@@ -5363,8 +5537,8 @@
       <w:pPr>
         <w:pStyle w:val="2"/>
       </w:pPr>
-      <w:bookmarkStart w:id="26" w:name="X2ddb6c68b882bbc8848c4c15d8d9979b4cd9ae2"/>
-      <w:bookmarkEnd w:id="25"/>
+      <w:bookmarkStart w:id="27" w:name="X2ddb6c68b882bbc8848c4c15d8d9979b4cd9ae2"/>
+      <w:bookmarkEnd w:id="26"/>
       <w:r>
         <w:t>5.2 Color Reveal and Section Identification (8 minutes)</w:t>
       </w:r>
@@ -5401,8 +5575,8 @@
       <w:pPr>
         <w:pStyle w:val="2"/>
       </w:pPr>
-      <w:bookmarkStart w:id="27" w:name="exposition-p-and-s-5-minutes"/>
-      <w:bookmarkEnd w:id="26"/>
+      <w:bookmarkStart w:id="28" w:name="exposition-p-and-s-5-minutes"/>
+      <w:bookmarkEnd w:id="27"/>
       <w:r>
         <w:t>5.3 Exposition P and S (5 minutes)</w:t>
       </w:r>
@@ -5422,15 +5596,19 @@
         <w:t>and</w:t>
       </w:r>
       <w:r>
-        <w:t xml:space="preserve"> visually marked. The teacher asks: “What harmonic move did Mozart just make?” The answer (I → V) is no longer something the teacher tells the class but something the class deduces from the visible key change.</w:t>
+        <w:t xml:space="preserve"> visually marked. The teacher asks: “What harmonic move </w:t>
+      </w:r>
+      <w:r>
+        <w:lastRenderedPageBreak/>
+        <w:t>did Mozart just make?” The answer (I → V) is no longer something the teacher tells the class but something the class deduces from the visible key change.</w:t>
       </w:r>
     </w:p>
     <w:p>
       <w:pPr>
         <w:pStyle w:val="2"/>
       </w:pPr>
-      <w:bookmarkStart w:id="28" w:name="X38274047bc23f08e8729b0fdf0da1c2ed7905f1"/>
-      <w:bookmarkEnd w:id="27"/>
+      <w:bookmarkStart w:id="29" w:name="X38274047bc23f08e8729b0fdf0da1c2ed7905f1"/>
+      <w:bookmarkEnd w:id="28"/>
       <w:r>
         <w:t>5.4 The Critical Moment: Recapitulation P (8 minutes)</w:t>
       </w:r>
@@ -5525,8 +5703,8 @@
       <w:pPr>
         <w:pStyle w:val="2"/>
       </w:pPr>
-      <w:bookmarkStart w:id="29" w:name="synthesis-4-minutes"/>
-      <w:bookmarkEnd w:id="28"/>
+      <w:bookmarkStart w:id="30" w:name="synthesis-4-minutes"/>
+      <w:bookmarkEnd w:id="29"/>
       <w:r>
         <w:t>5.5 Synthesis (4 minutes)</w:t>
       </w:r>
@@ -5604,9 +5782,9 @@
       <w:pPr>
         <w:pStyle w:val="1"/>
       </w:pPr>
-      <w:bookmarkStart w:id="30" w:name="discussion"/>
-      <w:bookmarkEnd w:id="24"/>
-      <w:bookmarkEnd w:id="29"/>
+      <w:bookmarkStart w:id="31" w:name="discussion"/>
+      <w:bookmarkEnd w:id="25"/>
+      <w:bookmarkEnd w:id="30"/>
       <w:r>
         <w:t>6. Discussion</w:t>
       </w:r>
@@ -5615,7 +5793,7 @@
       <w:pPr>
         <w:pStyle w:val="2"/>
       </w:pPr>
-      <w:bookmarkStart w:id="31" w:name="pedagogical-implications"/>
+      <w:bookmarkStart w:id="32" w:name="pedagogical-implications"/>
       <w:r>
         <w:t>6.1 Pedagogical Implications</w:t>
       </w:r>
@@ -5652,9 +5830,10 @@
       <w:pPr>
         <w:pStyle w:val="2"/>
       </w:pPr>
-      <w:bookmarkStart w:id="32" w:name="methodological-and-tooling-implications"/>
-      <w:bookmarkEnd w:id="31"/>
-      <w:r>
+      <w:bookmarkStart w:id="33" w:name="methodological-and-tooling-implications"/>
+      <w:bookmarkEnd w:id="32"/>
+      <w:r>
+        <w:lastRenderedPageBreak/>
         <w:t>6.2 Methodological and Tooling Implications</w:t>
       </w:r>
     </w:p>
@@ -5731,18 +5910,15 @@
         <w:t>Single-dependency architecture.</w:t>
       </w:r>
       <w:r>
-        <w:t xml:space="preserve"> Course materials with one </w:t>
-      </w:r>
-      <w:r>
-        <w:t>external library age more gracefully than those with complex build pipelines — a non-trivial property for syllabi designed to last multiple cohorts.</w:t>
+        <w:t xml:space="preserve"> Course materials with one external library age more gracefully than those with complex build pipelines — a non-trivial property for syllabi designed to last multiple cohorts.</w:t>
       </w:r>
     </w:p>
     <w:p>
       <w:pPr>
         <w:pStyle w:val="2"/>
       </w:pPr>
-      <w:bookmarkStart w:id="33" w:name="limitations-and-future-work"/>
-      <w:bookmarkEnd w:id="32"/>
+      <w:bookmarkStart w:id="34" w:name="limitations-and-future-work"/>
+      <w:bookmarkEnd w:id="33"/>
       <w:r>
         <w:t>6.3 Limitations and Future Work</w:t>
       </w:r>
@@ -5866,16 +6042,19 @@
         <w:t>Mobile responsiveness.</w:t>
       </w:r>
       <w:r>
-        <w:t xml:space="preserve"> Extending the desktop-first design to tablet and phone form factors.</w:t>
+        <w:t xml:space="preserve"> </w:t>
+      </w:r>
+      <w:r>
+        <w:t>Extending the desktop-first design to tablet and phone form factors.</w:t>
       </w:r>
     </w:p>
     <w:p>
       <w:pPr>
         <w:pStyle w:val="1"/>
       </w:pPr>
-      <w:bookmarkStart w:id="34" w:name="conclusion"/>
-      <w:bookmarkEnd w:id="30"/>
-      <w:bookmarkEnd w:id="33"/>
+      <w:bookmarkStart w:id="35" w:name="conclusion"/>
+      <w:bookmarkEnd w:id="31"/>
+      <w:bookmarkEnd w:id="34"/>
       <w:r>
         <w:t>7. Conclusion</w:t>
       </w:r>
@@ -5885,10 +6064,7 @@
         <w:pStyle w:val="FirstParagraph"/>
       </w:pPr>
       <w:r>
-        <w:t xml:space="preserve">This paper has presented an open-source, web-based tool that </w:t>
-      </w:r>
-      <w:r>
-        <w:t xml:space="preserve">synchronizes score, audio, and a hierarchical formal-analysis layer to teach the structure of sonata form, with Mozart’s K. 545 mvt. I as the case piece. The central pedagogical claim — that synchronized multi-representation makes the </w:t>
+        <w:t xml:space="preserve">This paper has presented an open-source, web-based tool that synchronizes score, audio, and a hierarchical formal-analysis layer to teach the structure of sonata form, with Mozart’s K. 545 mvt. I as the case piece. The central pedagogical claim — that synchronized multi-representation makes the </w:t>
       </w:r>
       <w:r>
         <w:rPr>
@@ -5898,10 +6074,7 @@
         <w:t>function-preserving</w:t>
       </w:r>
       <w:r>
-        <w:t xml:space="preserve"> nature of non-tonic recapitulations visually self-evident — is grounded in form-functional theory and instantiated as a runnable, openly licensed system. Empirical validation of the learning gains this design predicts is the subject of a planned randomized </w:t>
-      </w:r>
-      <w:r>
-        <w:t>controlled trial; the system, schema, and pedagogical framing presented here provide the foundation for that work.</w:t>
+        <w:t xml:space="preserve"> nature of non-tonic recapitulations visually self-evident — is grounded in form-functional theory and instantiated as a runnable, openly licensed system. Empirical validation of the learning gains this design predicts is the subject of a planned randomized controlled trial; the system, schema, and pedagogical framing presented here provide the foundation for that work.</w:t>
       </w:r>
     </w:p>
     <w:p>
@@ -5916,8 +6089,8 @@
       <w:pPr>
         <w:pStyle w:val="1"/>
       </w:pPr>
-      <w:bookmarkStart w:id="35" w:name="reproducibility"/>
-      <w:bookmarkEnd w:id="34"/>
+      <w:bookmarkStart w:id="36" w:name="reproducibility"/>
+      <w:bookmarkEnd w:id="35"/>
       <w:r>
         <w:t>8. Reproducibility</w:t>
       </w:r>
@@ -6386,7 +6559,10 @@
         <w:t>en/</w:t>
       </w:r>
       <w:r>
-        <w:t xml:space="preserve"> (English), sharing the same code base and analysis schema.</w:t>
+        <w:t xml:space="preserve"> </w:t>
+      </w:r>
+      <w:r>
+        <w:t>(English), sharing the same code base and analysis schema.</w:t>
       </w:r>
     </w:p>
     <w:p>
@@ -6445,10 +6621,7 @@
         <w:t>OpenSheetMusicDisplay</w:t>
       </w:r>
       <w:r>
-        <w:t xml:space="preserve"> v1.8.7. Browser compatibility is verified on </w:t>
-      </w:r>
-      <w:r>
-        <w:t xml:space="preserve">Chrome 120+, Edge 120+, and Firefox 121+. Any static-file server suffices (e.g., </w:t>
+        <w:t xml:space="preserve"> v1.8.7. Browser compatibility is verified on Chrome 120+, Edge 120+, and Firefox 121+. Any static-file server suffices (e.g., </w:t>
       </w:r>
       <w:r>
         <w:rPr>
@@ -6479,8 +6652,8 @@
       <w:pPr>
         <w:pStyle w:val="1"/>
       </w:pPr>
-      <w:bookmarkStart w:id="36" w:name="acknowledgments"/>
-      <w:bookmarkEnd w:id="35"/>
+      <w:bookmarkStart w:id="37" w:name="acknowledgments"/>
+      <w:bookmarkEnd w:id="36"/>
       <w:r>
         <w:t>Acknowledgments</w:t>
       </w:r>
@@ -6497,8 +6670,8 @@
       <w:pPr>
         <w:pStyle w:val="1"/>
       </w:pPr>
-      <w:bookmarkStart w:id="37" w:name="references"/>
-      <w:bookmarkEnd w:id="36"/>
+      <w:bookmarkStart w:id="38" w:name="references"/>
+      <w:bookmarkEnd w:id="37"/>
       <w:r>
         <w:t>References</w:t>
       </w:r>
@@ -6820,7 +6993,10 @@
         </w:numPr>
       </w:pPr>
       <w:r>
-        <w:t xml:space="preserve">Nakamura, E., Yoshii, K., &amp; Katayose, H. (2017). Performance error detection and post-processing for fast and accurate symbolic music alignment. In </w:t>
+        <w:t xml:space="preserve">Nakamura, E., Yoshii, K., &amp; Katayose, H. (2017). Performance error </w:t>
+      </w:r>
+      <w:r>
+        <w:t xml:space="preserve">detection and post-processing for fast and accurate symbolic music alignment. In </w:t>
       </w:r>
       <w:r>
         <w:rPr>
@@ -6969,8 +7145,8 @@
       <w:pPr>
         <w:pStyle w:val="1"/>
       </w:pPr>
-      <w:bookmarkStart w:id="38" w:name="appendix-a.-screenshots"/>
-      <w:bookmarkEnd w:id="37"/>
+      <w:bookmarkStart w:id="39" w:name="appendix-a.-screenshots"/>
+      <w:bookmarkEnd w:id="38"/>
       <w:r>
         <w:t>Appendix A. Screenshots</w:t>
       </w:r>
@@ -7048,7 +7224,7 @@
       <w:r>
         <w:t xml:space="preserve"> Score with measure-level color overlay through the recapitulation, with the F-major P region clearly distinguished.</w:t>
       </w:r>
-      <w:bookmarkEnd w:id="38"/>
+      <w:bookmarkEnd w:id="39"/>
     </w:p>
     <w:sectPr>
       <w:headerReference w:type="even" r:id="rId8"/>
@@ -7261,7 +7437,7 @@
   <w:abstractNum w:abstractNumId="0" w15:restartNumberingAfterBreak="0">
     <w:nsid w:val="0000A990"/>
     <w:multiLevelType w:val="multilevel"/>
-    <w:tmpl w:val="F404C506"/>
+    <w:tmpl w:val="D71CFDC6"/>
     <w:lvl w:ilvl="0">
       <w:numFmt w:val="bullet"/>
       <w:lvlText w:val=" "/>
@@ -7338,7 +7514,7 @@
   <w:abstractNum w:abstractNumId="1" w15:restartNumberingAfterBreak="0">
     <w:nsid w:val="0000A991"/>
     <w:multiLevelType w:val="multilevel"/>
-    <w:tmpl w:val="D4D6A0B6"/>
+    <w:tmpl w:val="6D04CD38"/>
     <w:lvl w:ilvl="0">
       <w:numFmt w:val="bullet"/>
       <w:lvlText w:val=""/>
@@ -7442,7 +7618,7 @@
   <w:abstractNum w:abstractNumId="2" w15:restartNumberingAfterBreak="0">
     <w:nsid w:val="00A99411"/>
     <w:multiLevelType w:val="multilevel"/>
-    <w:tmpl w:val="06B25E8A"/>
+    <w:tmpl w:val="238E475C"/>
     <w:lvl w:ilvl="0">
       <w:start w:val="1"/>
       <w:numFmt w:val="decimal"/>
@@ -7525,16 +7701,16 @@
       </w:pPr>
     </w:lvl>
   </w:abstractNum>
-  <w:num w:numId="1" w16cid:durableId="2015722175">
+  <w:num w:numId="1" w16cid:durableId="656302416">
     <w:abstractNumId w:val="0"/>
   </w:num>
-  <w:num w:numId="2" w16cid:durableId="1316834744">
+  <w:num w:numId="2" w16cid:durableId="972639922">
     <w:abstractNumId w:val="1"/>
   </w:num>
-  <w:num w:numId="3" w16cid:durableId="63261007">
+  <w:num w:numId="3" w16cid:durableId="1721128395">
     <w:abstractNumId w:val="1"/>
   </w:num>
-  <w:num w:numId="4" w16cid:durableId="685135722">
+  <w:num w:numId="4" w16cid:durableId="1097677126">
     <w:abstractNumId w:val="2"/>
     <w:lvlOverride w:ilvl="0">
       <w:startOverride w:val="1"/>
@@ -7564,7 +7740,7 @@
       <w:startOverride w:val="1"/>
     </w:lvlOverride>
   </w:num>
-  <w:num w:numId="5" w16cid:durableId="807478882">
+  <w:num w:numId="5" w16cid:durableId="1818717527">
     <w:abstractNumId w:val="2"/>
     <w:lvlOverride w:ilvl="0">
       <w:startOverride w:val="1"/>
@@ -7594,7 +7770,7 @@
       <w:startOverride w:val="1"/>
     </w:lvlOverride>
   </w:num>
-  <w:num w:numId="6" w16cid:durableId="2020305695">
+  <w:num w:numId="6" w16cid:durableId="579363508">
     <w:abstractNumId w:val="2"/>
     <w:lvlOverride w:ilvl="0">
       <w:startOverride w:val="1"/>
@@ -7624,7 +7800,7 @@
       <w:startOverride w:val="1"/>
     </w:lvlOverride>
   </w:num>
-  <w:num w:numId="7" w16cid:durableId="1314413391">
+  <w:num w:numId="7" w16cid:durableId="1448693711">
     <w:abstractNumId w:val="2"/>
     <w:lvlOverride w:ilvl="0">
       <w:startOverride w:val="1"/>
@@ -7654,7 +7830,7 @@
       <w:startOverride w:val="1"/>
     </w:lvlOverride>
   </w:num>
-  <w:num w:numId="8" w16cid:durableId="1235974323">
+  <w:num w:numId="8" w16cid:durableId="569774312">
     <w:abstractNumId w:val="2"/>
     <w:lvlOverride w:ilvl="0">
       <w:startOverride w:val="1"/>
@@ -7684,10 +7860,10 @@
       <w:startOverride w:val="1"/>
     </w:lvlOverride>
   </w:num>
-  <w:num w:numId="9" w16cid:durableId="155417676">
+  <w:num w:numId="9" w16cid:durableId="1429084462">
     <w:abstractNumId w:val="1"/>
   </w:num>
-  <w:num w:numId="10" w16cid:durableId="974409756">
+  <w:num w:numId="10" w16cid:durableId="1511289426">
     <w:abstractNumId w:val="2"/>
     <w:lvlOverride w:ilvl="0">
       <w:startOverride w:val="1"/>
@@ -7717,10 +7893,10 @@
       <w:startOverride w:val="1"/>
     </w:lvlOverride>
   </w:num>
-  <w:num w:numId="11" w16cid:durableId="1228538664">
+  <w:num w:numId="11" w16cid:durableId="385224710">
     <w:abstractNumId w:val="1"/>
   </w:num>
-  <w:num w:numId="12" w16cid:durableId="1202087159">
+  <w:num w:numId="12" w16cid:durableId="362753510">
     <w:abstractNumId w:val="2"/>
     <w:lvlOverride w:ilvl="0">
       <w:startOverride w:val="1"/>
@@ -7750,10 +7926,10 @@
       <w:startOverride w:val="1"/>
     </w:lvlOverride>
   </w:num>
-  <w:num w:numId="13" w16cid:durableId="702024408">
+  <w:num w:numId="13" w16cid:durableId="170531151">
     <w:abstractNumId w:val="1"/>
   </w:num>
-  <w:num w:numId="14" w16cid:durableId="1139492031">
+  <w:num w:numId="14" w16cid:durableId="1335837740">
     <w:abstractNumId w:val="2"/>
     <w:lvlOverride w:ilvl="0">
       <w:startOverride w:val="1"/>
@@ -7783,10 +7959,10 @@
       <w:startOverride w:val="1"/>
     </w:lvlOverride>
   </w:num>
-  <w:num w:numId="15" w16cid:durableId="600114879">
+  <w:num w:numId="15" w16cid:durableId="599290728">
     <w:abstractNumId w:val="1"/>
   </w:num>
-  <w:num w:numId="16" w16cid:durableId="1763911440">
+  <w:num w:numId="16" w16cid:durableId="1350251804">
     <w:abstractNumId w:val="1"/>
   </w:num>
 </w:numbering>
@@ -8678,11 +8854,9 @@
     <w:name w:val="Verbatim Char"/>
     <w:basedOn w:val="Char1"/>
     <w:link w:val="SourceCode"/>
-    <w:rsid w:val="00D40797"/>
     <w:rPr>
       <w:rFonts w:ascii="Consolas" w:hAnsi="Consolas" w:cs="Times New Roman"/>
       <w:sz w:val="20"/>
-      <w:shd w:val="clear" w:color="auto" w:fill="FFF5F0"/>
     </w:rPr>
   </w:style>
   <w:style w:type="character" w:customStyle="1" w:styleId="SectionNumber">
@@ -8723,9 +8897,7 @@
     <w:name w:val="Source Code"/>
     <w:basedOn w:val="a"/>
     <w:link w:val="VerbatimChar"/>
-    <w:rsid w:val="00D40797"/>
     <w:pPr>
-      <w:shd w:val="clear" w:color="auto" w:fill="FFF5F0"/>
       <w:wordWrap w:val="0"/>
       <w:spacing w:before="120" w:after="120" w:line="240" w:lineRule="auto"/>
       <w:ind w:left="283"/>
@@ -8743,7 +8915,6 @@
       <w:b/>
       <w:color w:val="007020"/>
       <w:sz w:val="20"/>
-      <w:shd w:val="clear" w:color="auto" w:fill="FFF5F0"/>
     </w:rPr>
   </w:style>
   <w:style w:type="character" w:customStyle="1" w:styleId="DataTypeTok">
@@ -8753,7 +8924,6 @@
       <w:rFonts w:ascii="Consolas" w:hAnsi="Consolas" w:cs="Times New Roman"/>
       <w:color w:val="902000"/>
       <w:sz w:val="20"/>
-      <w:shd w:val="clear" w:color="auto" w:fill="FFF5F0"/>
     </w:rPr>
   </w:style>
   <w:style w:type="character" w:customStyle="1" w:styleId="DecValTok">
@@ -8763,7 +8933,6 @@
       <w:rFonts w:ascii="Consolas" w:hAnsi="Consolas" w:cs="Times New Roman"/>
       <w:color w:val="40A070"/>
       <w:sz w:val="20"/>
-      <w:shd w:val="clear" w:color="auto" w:fill="FFF5F0"/>
     </w:rPr>
   </w:style>
   <w:style w:type="character" w:customStyle="1" w:styleId="BaseNTok">
@@ -8773,7 +8942,6 @@
       <w:rFonts w:ascii="Consolas" w:hAnsi="Consolas" w:cs="Times New Roman"/>
       <w:color w:val="40A070"/>
       <w:sz w:val="20"/>
-      <w:shd w:val="clear" w:color="auto" w:fill="FFF5F0"/>
     </w:rPr>
   </w:style>
   <w:style w:type="character" w:customStyle="1" w:styleId="FloatTok">
@@ -8783,7 +8951,6 @@
       <w:rFonts w:ascii="Consolas" w:hAnsi="Consolas" w:cs="Times New Roman"/>
       <w:color w:val="40A070"/>
       <w:sz w:val="20"/>
-      <w:shd w:val="clear" w:color="auto" w:fill="FFF5F0"/>
     </w:rPr>
   </w:style>
   <w:style w:type="character" w:customStyle="1" w:styleId="ConstantTok">
@@ -8793,7 +8960,6 @@
       <w:rFonts w:ascii="Consolas" w:hAnsi="Consolas" w:cs="Times New Roman"/>
       <w:color w:val="880000"/>
       <w:sz w:val="20"/>
-      <w:shd w:val="clear" w:color="auto" w:fill="FFF5F0"/>
     </w:rPr>
   </w:style>
   <w:style w:type="character" w:customStyle="1" w:styleId="CharTok">
@@ -8803,7 +8969,6 @@
       <w:rFonts w:ascii="Consolas" w:hAnsi="Consolas" w:cs="Times New Roman"/>
       <w:color w:val="4070A0"/>
       <w:sz w:val="20"/>
-      <w:shd w:val="clear" w:color="auto" w:fill="FFF5F0"/>
     </w:rPr>
   </w:style>
   <w:style w:type="character" w:customStyle="1" w:styleId="SpecialCharTok">
@@ -8813,7 +8978,6 @@
       <w:rFonts w:ascii="Consolas" w:hAnsi="Consolas" w:cs="Times New Roman"/>
       <w:color w:val="4070A0"/>
       <w:sz w:val="20"/>
-      <w:shd w:val="clear" w:color="auto" w:fill="FFF5F0"/>
     </w:rPr>
   </w:style>
   <w:style w:type="character" w:customStyle="1" w:styleId="StringTok">
@@ -8823,7 +8987,6 @@
       <w:rFonts w:ascii="Consolas" w:hAnsi="Consolas" w:cs="Times New Roman"/>
       <w:color w:val="4070A0"/>
       <w:sz w:val="20"/>
-      <w:shd w:val="clear" w:color="auto" w:fill="FFF5F0"/>
     </w:rPr>
   </w:style>
   <w:style w:type="character" w:customStyle="1" w:styleId="VerbatimStringTok">
@@ -8833,7 +8996,6 @@
       <w:rFonts w:ascii="Consolas" w:hAnsi="Consolas" w:cs="Times New Roman"/>
       <w:color w:val="4070A0"/>
       <w:sz w:val="20"/>
-      <w:shd w:val="clear" w:color="auto" w:fill="FFF5F0"/>
     </w:rPr>
   </w:style>
   <w:style w:type="character" w:customStyle="1" w:styleId="SpecialStringTok">
@@ -8843,7 +9005,6 @@
       <w:rFonts w:ascii="Consolas" w:hAnsi="Consolas" w:cs="Times New Roman"/>
       <w:color w:val="BB6688"/>
       <w:sz w:val="20"/>
-      <w:shd w:val="clear" w:color="auto" w:fill="FFF5F0"/>
     </w:rPr>
   </w:style>
   <w:style w:type="character" w:customStyle="1" w:styleId="ImportTok">
@@ -8854,7 +9015,6 @@
       <w:b/>
       <w:color w:val="008000"/>
       <w:sz w:val="20"/>
-      <w:shd w:val="clear" w:color="auto" w:fill="FFF5F0"/>
     </w:rPr>
   </w:style>
   <w:style w:type="character" w:customStyle="1" w:styleId="CommentTok">
@@ -8865,7 +9025,6 @@
       <w:i/>
       <w:color w:val="60A0B0"/>
       <w:sz w:val="20"/>
-      <w:shd w:val="clear" w:color="auto" w:fill="FFF5F0"/>
     </w:rPr>
   </w:style>
   <w:style w:type="character" w:customStyle="1" w:styleId="DocumentationTok">
@@ -8876,7 +9035,6 @@
       <w:i/>
       <w:color w:val="BA2121"/>
       <w:sz w:val="20"/>
-      <w:shd w:val="clear" w:color="auto" w:fill="FFF5F0"/>
     </w:rPr>
   </w:style>
   <w:style w:type="character" w:customStyle="1" w:styleId="AnnotationTok">
@@ -8888,7 +9046,6 @@
       <w:i/>
       <w:color w:val="60A0B0"/>
       <w:sz w:val="20"/>
-      <w:shd w:val="clear" w:color="auto" w:fill="FFF5F0"/>
     </w:rPr>
   </w:style>
   <w:style w:type="character" w:customStyle="1" w:styleId="CommentVarTok">
@@ -8900,7 +9057,6 @@
       <w:i/>
       <w:color w:val="60A0B0"/>
       <w:sz w:val="20"/>
-      <w:shd w:val="clear" w:color="auto" w:fill="FFF5F0"/>
     </w:rPr>
   </w:style>
   <w:style w:type="character" w:customStyle="1" w:styleId="OtherTok">
@@ -8910,7 +9066,6 @@
       <w:rFonts w:ascii="Consolas" w:hAnsi="Consolas" w:cs="Times New Roman"/>
       <w:color w:val="007020"/>
       <w:sz w:val="20"/>
-      <w:shd w:val="clear" w:color="auto" w:fill="FFF5F0"/>
     </w:rPr>
   </w:style>
   <w:style w:type="character" w:customStyle="1" w:styleId="FunctionTok">
@@ -8920,7 +9075,6 @@
       <w:rFonts w:ascii="Consolas" w:hAnsi="Consolas" w:cs="Times New Roman"/>
       <w:color w:val="06287E"/>
       <w:sz w:val="20"/>
-      <w:shd w:val="clear" w:color="auto" w:fill="FFF5F0"/>
     </w:rPr>
   </w:style>
   <w:style w:type="character" w:customStyle="1" w:styleId="VariableTok">
@@ -8930,7 +9084,6 @@
       <w:rFonts w:ascii="Consolas" w:hAnsi="Consolas" w:cs="Times New Roman"/>
       <w:color w:val="19177C"/>
       <w:sz w:val="20"/>
-      <w:shd w:val="clear" w:color="auto" w:fill="FFF5F0"/>
     </w:rPr>
   </w:style>
   <w:style w:type="character" w:customStyle="1" w:styleId="ControlFlowTok">
@@ -8941,7 +9094,6 @@
       <w:b/>
       <w:color w:val="007020"/>
       <w:sz w:val="20"/>
-      <w:shd w:val="clear" w:color="auto" w:fill="FFF5F0"/>
     </w:rPr>
   </w:style>
   <w:style w:type="character" w:customStyle="1" w:styleId="OperatorTok">
@@ -8951,7 +9103,6 @@
       <w:rFonts w:ascii="Consolas" w:hAnsi="Consolas" w:cs="Times New Roman"/>
       <w:color w:val="666666"/>
       <w:sz w:val="20"/>
-      <w:shd w:val="clear" w:color="auto" w:fill="FFF5F0"/>
     </w:rPr>
   </w:style>
   <w:style w:type="character" w:customStyle="1" w:styleId="BuiltInTok">
@@ -8961,7 +9112,6 @@
       <w:rFonts w:ascii="Consolas" w:hAnsi="Consolas" w:cs="Times New Roman"/>
       <w:color w:val="008000"/>
       <w:sz w:val="20"/>
-      <w:shd w:val="clear" w:color="auto" w:fill="FFF5F0"/>
     </w:rPr>
   </w:style>
   <w:style w:type="character" w:customStyle="1" w:styleId="ExtensionTok">
@@ -8970,7 +9120,6 @@
     <w:rPr>
       <w:rFonts w:ascii="Consolas" w:hAnsi="Consolas" w:cs="Times New Roman"/>
       <w:sz w:val="20"/>
-      <w:shd w:val="clear" w:color="auto" w:fill="FFF5F0"/>
     </w:rPr>
   </w:style>
   <w:style w:type="character" w:customStyle="1" w:styleId="PreprocessorTok">
@@ -8980,7 +9129,6 @@
       <w:rFonts w:ascii="Consolas" w:hAnsi="Consolas" w:cs="Times New Roman"/>
       <w:color w:val="BC7A00"/>
       <w:sz w:val="20"/>
-      <w:shd w:val="clear" w:color="auto" w:fill="FFF5F0"/>
     </w:rPr>
   </w:style>
   <w:style w:type="character" w:customStyle="1" w:styleId="AttributeTok">
@@ -8990,7 +9138,6 @@
       <w:rFonts w:ascii="Consolas" w:hAnsi="Consolas" w:cs="Times New Roman"/>
       <w:color w:val="7D9029"/>
       <w:sz w:val="20"/>
-      <w:shd w:val="clear" w:color="auto" w:fill="FFF5F0"/>
     </w:rPr>
   </w:style>
   <w:style w:type="character" w:customStyle="1" w:styleId="RegionMarkerTok">
@@ -8999,7 +9146,6 @@
     <w:rPr>
       <w:rFonts w:ascii="Consolas" w:hAnsi="Consolas" w:cs="Times New Roman"/>
       <w:sz w:val="20"/>
-      <w:shd w:val="clear" w:color="auto" w:fill="FFF5F0"/>
     </w:rPr>
   </w:style>
   <w:style w:type="character" w:customStyle="1" w:styleId="InformationTok">
@@ -9011,7 +9157,6 @@
       <w:i/>
       <w:color w:val="60A0B0"/>
       <w:sz w:val="20"/>
-      <w:shd w:val="clear" w:color="auto" w:fill="FFF5F0"/>
     </w:rPr>
   </w:style>
   <w:style w:type="character" w:customStyle="1" w:styleId="WarningTok">
@@ -9023,7 +9168,6 @@
       <w:i/>
       <w:color w:val="60A0B0"/>
       <w:sz w:val="20"/>
-      <w:shd w:val="clear" w:color="auto" w:fill="FFF5F0"/>
     </w:rPr>
   </w:style>
   <w:style w:type="character" w:customStyle="1" w:styleId="AlertTok">
@@ -9034,7 +9178,6 @@
       <w:b/>
       <w:color w:val="FF0000"/>
       <w:sz w:val="20"/>
-      <w:shd w:val="clear" w:color="auto" w:fill="FFF5F0"/>
     </w:rPr>
   </w:style>
   <w:style w:type="character" w:customStyle="1" w:styleId="ErrorTok">
@@ -9045,7 +9188,6 @@
       <w:b/>
       <w:color w:val="FF0000"/>
       <w:sz w:val="20"/>
-      <w:shd w:val="clear" w:color="auto" w:fill="FFF5F0"/>
     </w:rPr>
   </w:style>
   <w:style w:type="character" w:customStyle="1" w:styleId="NormalTok">
@@ -9054,14 +9196,13 @@
     <w:rPr>
       <w:rFonts w:ascii="Consolas" w:hAnsi="Consolas" w:cs="Times New Roman"/>
       <w:sz w:val="20"/>
-      <w:shd w:val="clear" w:color="auto" w:fill="FFF5F0"/>
     </w:rPr>
   </w:style>
   <w:style w:type="paragraph" w:styleId="ad">
     <w:name w:val="header"/>
     <w:basedOn w:val="a"/>
     <w:link w:val="Char2"/>
-    <w:rsid w:val="00D40797"/>
+    <w:rsid w:val="003162A4"/>
     <w:pPr>
       <w:tabs>
         <w:tab w:val="center" w:pos="4513"/>
@@ -9074,13 +9215,13 @@
     <w:name w:val="머리글 Char"/>
     <w:basedOn w:val="a1"/>
     <w:link w:val="ad"/>
-    <w:rsid w:val="00D40797"/>
+    <w:rsid w:val="003162A4"/>
   </w:style>
   <w:style w:type="paragraph" w:styleId="ae">
     <w:name w:val="footer"/>
     <w:basedOn w:val="a"/>
     <w:link w:val="Char3"/>
-    <w:rsid w:val="00D40797"/>
+    <w:rsid w:val="003162A4"/>
     <w:pPr>
       <w:tabs>
         <w:tab w:val="center" w:pos="4513"/>
@@ -9093,17 +9234,17 @@
     <w:name w:val="바닥글 Char"/>
     <w:basedOn w:val="a1"/>
     <w:link w:val="ae"/>
-    <w:rsid w:val="00D40797"/>
+    <w:rsid w:val="003162A4"/>
   </w:style>
   <w:style w:type="character" w:styleId="af">
     <w:name w:val="page number"/>
     <w:basedOn w:val="a1"/>
-    <w:rsid w:val="00D40797"/>
+    <w:rsid w:val="003162A4"/>
   </w:style>
   <w:style w:type="character" w:styleId="af0">
     <w:name w:val="line number"/>
     <w:basedOn w:val="a1"/>
-    <w:rsid w:val="00D40797"/>
+    <w:rsid w:val="003162A4"/>
   </w:style>
 </w:styles>
 </file>

--- a/ko/paper/paper_en.docx
+++ b/ko/paper/paper_en.docx
@@ -866,6 +866,7 @@
       <w:bookmarkStart w:id="8" w:name="Xa0e3c68e90591503e6220a9976f79d4f2e14830"/>
       <w:bookmarkEnd w:id="7"/>
       <w:r>
+        <w:lastRenderedPageBreak/>
         <w:t>2.3 Active Learning and Comparative Listening</w:t>
       </w:r>
     </w:p>
@@ -894,11 +895,7 @@
         <w:t>active comparison</w:t>
       </w:r>
       <w:r>
-        <w:t xml:space="preserve">. The present tool therefore supports section-level jumping, section looping, playback-speed control, and keyboard shortcuts so </w:t>
-      </w:r>
-      <w:r>
-        <w:lastRenderedPageBreak/>
-        <w:t xml:space="preserve">that learners can perform </w:t>
+        <w:t xml:space="preserve">. The present tool therefore supports section-level jumping, section looping, playback-speed control, and keyboard shortcuts so that learners can perform </w:t>
       </w:r>
       <w:r>
         <w:rPr>
@@ -1008,6 +1005,7 @@
           <w:b/>
           <w:bCs/>
         </w:rPr>
+        <w:lastRenderedPageBreak/>
         <w:t>A learner-facing, single-work focus.</w:t>
       </w:r>
       <w:r>
@@ -1031,11 +1029,7 @@
         <w:t>teaching</w:t>
       </w:r>
       <w:r>
-        <w:t xml:space="preserve"> problem on a single canonical work for the music-education community. The two are complementary: a robust </w:t>
-      </w:r>
-      <w:r>
-        <w:lastRenderedPageBreak/>
-        <w:t>classifier (Allegraud) and a precise pedagogical instrument (this work) need not target the same evaluation metric.</w:t>
+        <w:t xml:space="preserve"> problem on a single canonical work for the music-education community. The two are complementary: a robust classifier (Allegraud) and a precise pedagogical instrument (this work) need not target the same evaluation metric.</w:t>
       </w:r>
     </w:p>
     <w:p>
@@ -1742,26 +1736,34 @@
               <w:rPr>
                 <w:sz w:val="22"/>
               </w:rPr>
-              <w:t>Verovio Humdrum Viewer (Sapp 2017)</w:t>
-            </w:r>
-          </w:p>
-        </w:tc>
-        <w:tc>
-          <w:tcPr>
-            <w:tcW w:w="0" w:type="auto"/>
-          </w:tcPr>
-          <w:p>
-            <w:pPr>
-              <w:pStyle w:val="Compact"/>
-              <w:spacing w:line="240" w:lineRule="auto"/>
-              <w:rPr>
-                <w:sz w:val="22"/>
-              </w:rPr>
-            </w:pPr>
-            <w:r>
-              <w:rPr>
-                <w:sz w:val="22"/>
-              </w:rPr>
+              <w:t xml:space="preserve">Verovio Humdrum </w:t>
+            </w:r>
+            <w:r>
+              <w:rPr>
+                <w:sz w:val="22"/>
+              </w:rPr>
+              <w:lastRenderedPageBreak/>
+              <w:t>Viewer (Sapp 2017)</w:t>
+            </w:r>
+          </w:p>
+        </w:tc>
+        <w:tc>
+          <w:tcPr>
+            <w:tcW w:w="0" w:type="auto"/>
+          </w:tcPr>
+          <w:p>
+            <w:pPr>
+              <w:pStyle w:val="Compact"/>
+              <w:spacing w:line="240" w:lineRule="auto"/>
+              <w:rPr>
+                <w:sz w:val="22"/>
+              </w:rPr>
+            </w:pPr>
+            <w:r>
+              <w:rPr>
+                <w:sz w:val="22"/>
+              </w:rPr>
+              <w:lastRenderedPageBreak/>
               <w:t>△</w:t>
             </w:r>
           </w:p>
@@ -2358,6 +2360,7 @@
       <w:bookmarkEnd w:id="5"/>
       <w:bookmarkEnd w:id="9"/>
       <w:r>
+        <w:lastRenderedPageBreak/>
         <w:t>3. Mozart’s K. 545, Movement I: An Analytical Walk-Through</w:t>
       </w:r>
     </w:p>
@@ -2550,6 +2553,7 @@
           <w:i/>
           <w:iCs/>
         </w:rPr>
+        <w:lastRenderedPageBreak/>
         <w:t>Sonata Theory</w:t>
       </w:r>
       <w:r>
@@ -3959,11 +3963,7 @@
         <w:pStyle w:val="FirstParagraph"/>
       </w:pPr>
       <w:r>
-        <w:t xml:space="preserve">A subtler but equally instructive observation concerns the codettas. The exposition codetta (mm. 26–28) cadences in G major, providing a strong half-cadence-of-the-tonic / authentic-cadence-of-the-dominant double function. The recapitulation codetta (mm. 71–73) cadences in C major and is — significantly — virtually unchanged in figuration </w:t>
-      </w:r>
-      <w:r>
-        <w:lastRenderedPageBreak/>
-        <w:t xml:space="preserve">from its exposition counterpart. The tool’s color overlay reveals this: the codetta color band reappears with identical material at identical length, while the </w:t>
+        <w:t xml:space="preserve">A subtler but equally instructive observation concerns the codettas. The exposition codetta (mm. 26–28) cadences in G major, providing a strong half-cadence-of-the-tonic / authentic-cadence-of-the-dominant double function. The recapitulation codetta (mm. 71–73) cadences in C major and is — significantly — virtually unchanged in figuration from its exposition counterpart. The tool’s color overlay reveals this: the codetta color band reappears with identical material at identical length, while the </w:t>
       </w:r>
       <w:r>
         <w:rPr>
@@ -4469,34 +4469,26 @@
               <w:rPr>
                 <w:sz w:val="22"/>
               </w:rPr>
-              <w:t xml:space="preserve">Section + theme labels, </w:t>
-            </w:r>
-            <w:r>
-              <w:rPr>
-                <w:sz w:val="22"/>
-              </w:rPr>
-              <w:lastRenderedPageBreak/>
-              <w:t>current key, auto-commentary</w:t>
-            </w:r>
-          </w:p>
-        </w:tc>
-        <w:tc>
-          <w:tcPr>
-            <w:tcW w:w="0" w:type="auto"/>
-          </w:tcPr>
-          <w:p>
-            <w:pPr>
-              <w:pStyle w:val="Compact"/>
-              <w:spacing w:line="240" w:lineRule="auto"/>
-              <w:rPr>
-                <w:sz w:val="22"/>
-              </w:rPr>
-            </w:pPr>
-            <w:r>
-              <w:rPr>
-                <w:sz w:val="22"/>
-              </w:rPr>
-              <w:lastRenderedPageBreak/>
+              <w:t>Section + theme labels, current key, auto-commentary</w:t>
+            </w:r>
+          </w:p>
+        </w:tc>
+        <w:tc>
+          <w:tcPr>
+            <w:tcW w:w="0" w:type="auto"/>
+          </w:tcPr>
+          <w:p>
+            <w:pPr>
+              <w:pStyle w:val="Compact"/>
+              <w:spacing w:line="240" w:lineRule="auto"/>
+              <w:rPr>
+                <w:sz w:val="22"/>
+              </w:rPr>
+            </w:pPr>
+            <w:r>
+              <w:rPr>
+                <w:sz w:val="22"/>
+              </w:rPr>
               <w:t>Re-renders on label change</w:t>
             </w:r>
           </w:p>
@@ -5018,11 +5010,7 @@
         <w:t>amplifies</w:t>
       </w:r>
       <w:r>
-        <w:t xml:space="preserve"> the classifier and annotation work of Allegraud et al. rather than competing with it: their corpus becomes loadable </w:t>
-      </w:r>
-      <w:r>
-        <w:lastRenderedPageBreak/>
-        <w:t>content for our visualization, and our visualization becomes a downstream evaluation surface for their classifier output.</w:t>
+        <w:t xml:space="preserve"> the classifier and annotation work of Allegraud et al. rather than competing with it: their corpus becomes loadable content for our visualization, and our visualization becomes a downstream evaluation surface for their classifier output.</w:t>
       </w:r>
     </w:p>
     <w:p>
@@ -5386,11 +5374,7 @@
         <w:t>r</w:t>
       </w:r>
       <w:r>
-        <w:t xml:space="preserve">₁] proportionally with the second hearing. The listener hears the </w:t>
-      </w:r>
-      <w:r>
-        <w:lastRenderedPageBreak/>
-        <w:t>exposition a second time while the cursor visibly returns to bar 1 and crawls forward to bar 28 again.</w:t>
+        <w:t>₁] proportionally with the second hearing. The listener hears the exposition a second time while the cursor visibly returns to bar 1 and crawls forward to bar 28 again.</w:t>
       </w:r>
     </w:p>
     <w:p>
@@ -5596,11 +5580,7 @@
         <w:t>and</w:t>
       </w:r>
       <w:r>
-        <w:t xml:space="preserve"> visually marked. The teacher asks: “What harmonic move </w:t>
-      </w:r>
-      <w:r>
-        <w:lastRenderedPageBreak/>
-        <w:t>did Mozart just make?” The answer (I → V) is no longer something the teacher tells the class but something the class deduces from the visible key change.</w:t>
+        <w:t xml:space="preserve"> visually marked. The teacher asks: “What harmonic move did Mozart just make?” The answer (I → V) is no longer something the teacher tells the class but something the class deduces from the visible key change.</w:t>
       </w:r>
     </w:p>
     <w:p>
@@ -5833,7 +5813,6 @@
       <w:bookmarkStart w:id="33" w:name="methodological-and-tooling-implications"/>
       <w:bookmarkEnd w:id="32"/>
       <w:r>
-        <w:lastRenderedPageBreak/>
         <w:t>6.2 Methodological and Tooling Implications</w:t>
       </w:r>
     </w:p>
@@ -7156,7 +7135,7 @@
         <w:pStyle w:val="FirstParagraph"/>
       </w:pPr>
       <w:r>
-        <w:t xml:space="preserve">(See </w:t>
+        <w:t xml:space="preserve">Three screenshots from the live deployment (https://rosyrosys.github.io/sonata-form-viz/en/) are included in the submission package under </w:t>
       </w:r>
       <w:r>
         <w:rPr>
@@ -7165,7 +7144,7 @@
         <w:t>figures/</w:t>
       </w:r>
       <w:r>
-        <w:t>. Captions only here.)</w:t>
+        <w:t>. Captions:</w:t>
       </w:r>
     </w:p>
     <w:p>
@@ -7184,7 +7163,7 @@
         <w:t>Figure A.1.</w:t>
       </w:r>
       <w:r>
-        <w:t xml:space="preserve"> System overview at startup, showing timeline, score, and now-playing badges.</w:t>
+        <w:t xml:space="preserve"> System overview at startup, showing the timeline (top), the OSMD-rendered MusicXML score (centre), and the section-jump control panel.</w:t>
       </w:r>
     </w:p>
     <w:p>
@@ -7203,7 +7182,7 @@
         <w:t>Figure A.2.</w:t>
       </w:r>
       <w:r>
-        <w:t xml:space="preserve"> Timeline close-up, demonstrating the two-level color encoding (sections in pastel hues, theme zones via accent bars).</w:t>
+        <w:t xml:space="preserve"> Timeline close-up demonstrating the two-level color encoding — sections in pastel hues (blue / amber / green) with theme-zone accent bars (P / T / S / codetta) above each section band, and the red playhead.</w:t>
       </w:r>
     </w:p>
     <w:p>
@@ -7222,7 +7201,7 @@
         <w:t>Figure A.3.</w:t>
       </w:r>
       <w:r>
-        <w:t xml:space="preserve"> Score with measure-level color overlay through the recapitulation, with the F-major P region clearly distinguished.</w:t>
+        <w:t xml:space="preserve"> Score view with measure-level color overlay through the recapitulation; the F-major P region is highlighted by the green recapitulation band, with the analysis pane reading “F major (IV).”</w:t>
       </w:r>
       <w:bookmarkEnd w:id="39"/>
     </w:p>
@@ -7437,7 +7416,7 @@
   <w:abstractNum w:abstractNumId="0" w15:restartNumberingAfterBreak="0">
     <w:nsid w:val="0000A990"/>
     <w:multiLevelType w:val="multilevel"/>
-    <w:tmpl w:val="D71CFDC6"/>
+    <w:tmpl w:val="9828B660"/>
     <w:lvl w:ilvl="0">
       <w:numFmt w:val="bullet"/>
       <w:lvlText w:val=" "/>
@@ -7514,7 +7493,7 @@
   <w:abstractNum w:abstractNumId="1" w15:restartNumberingAfterBreak="0">
     <w:nsid w:val="0000A991"/>
     <w:multiLevelType w:val="multilevel"/>
-    <w:tmpl w:val="6D04CD38"/>
+    <w:tmpl w:val="F4867B26"/>
     <w:lvl w:ilvl="0">
       <w:numFmt w:val="bullet"/>
       <w:lvlText w:val=""/>
@@ -7618,7 +7597,7 @@
   <w:abstractNum w:abstractNumId="2" w15:restartNumberingAfterBreak="0">
     <w:nsid w:val="00A99411"/>
     <w:multiLevelType w:val="multilevel"/>
-    <w:tmpl w:val="238E475C"/>
+    <w:tmpl w:val="3550C64C"/>
     <w:lvl w:ilvl="0">
       <w:start w:val="1"/>
       <w:numFmt w:val="decimal"/>
@@ -7701,16 +7680,16 @@
       </w:pPr>
     </w:lvl>
   </w:abstractNum>
-  <w:num w:numId="1" w16cid:durableId="656302416">
+  <w:num w:numId="1" w16cid:durableId="520555256">
     <w:abstractNumId w:val="0"/>
   </w:num>
-  <w:num w:numId="2" w16cid:durableId="972639922">
+  <w:num w:numId="2" w16cid:durableId="322122994">
     <w:abstractNumId w:val="1"/>
   </w:num>
-  <w:num w:numId="3" w16cid:durableId="1721128395">
+  <w:num w:numId="3" w16cid:durableId="1660692823">
     <w:abstractNumId w:val="1"/>
   </w:num>
-  <w:num w:numId="4" w16cid:durableId="1097677126">
+  <w:num w:numId="4" w16cid:durableId="63573028">
     <w:abstractNumId w:val="2"/>
     <w:lvlOverride w:ilvl="0">
       <w:startOverride w:val="1"/>
@@ -7740,7 +7719,7 @@
       <w:startOverride w:val="1"/>
     </w:lvlOverride>
   </w:num>
-  <w:num w:numId="5" w16cid:durableId="1818717527">
+  <w:num w:numId="5" w16cid:durableId="488442690">
     <w:abstractNumId w:val="2"/>
     <w:lvlOverride w:ilvl="0">
       <w:startOverride w:val="1"/>
@@ -7770,7 +7749,7 @@
       <w:startOverride w:val="1"/>
     </w:lvlOverride>
   </w:num>
-  <w:num w:numId="6" w16cid:durableId="579363508">
+  <w:num w:numId="6" w16cid:durableId="1079131687">
     <w:abstractNumId w:val="2"/>
     <w:lvlOverride w:ilvl="0">
       <w:startOverride w:val="1"/>
@@ -7800,7 +7779,7 @@
       <w:startOverride w:val="1"/>
     </w:lvlOverride>
   </w:num>
-  <w:num w:numId="7" w16cid:durableId="1448693711">
+  <w:num w:numId="7" w16cid:durableId="342434497">
     <w:abstractNumId w:val="2"/>
     <w:lvlOverride w:ilvl="0">
       <w:startOverride w:val="1"/>
@@ -7830,7 +7809,7 @@
       <w:startOverride w:val="1"/>
     </w:lvlOverride>
   </w:num>
-  <w:num w:numId="8" w16cid:durableId="569774312">
+  <w:num w:numId="8" w16cid:durableId="190532324">
     <w:abstractNumId w:val="2"/>
     <w:lvlOverride w:ilvl="0">
       <w:startOverride w:val="1"/>
@@ -7860,10 +7839,10 @@
       <w:startOverride w:val="1"/>
     </w:lvlOverride>
   </w:num>
-  <w:num w:numId="9" w16cid:durableId="1429084462">
+  <w:num w:numId="9" w16cid:durableId="1416705496">
     <w:abstractNumId w:val="1"/>
   </w:num>
-  <w:num w:numId="10" w16cid:durableId="1511289426">
+  <w:num w:numId="10" w16cid:durableId="403183827">
     <w:abstractNumId w:val="2"/>
     <w:lvlOverride w:ilvl="0">
       <w:startOverride w:val="1"/>
@@ -7893,10 +7872,10 @@
       <w:startOverride w:val="1"/>
     </w:lvlOverride>
   </w:num>
-  <w:num w:numId="11" w16cid:durableId="385224710">
+  <w:num w:numId="11" w16cid:durableId="1327903592">
     <w:abstractNumId w:val="1"/>
   </w:num>
-  <w:num w:numId="12" w16cid:durableId="362753510">
+  <w:num w:numId="12" w16cid:durableId="1671374230">
     <w:abstractNumId w:val="2"/>
     <w:lvlOverride w:ilvl="0">
       <w:startOverride w:val="1"/>
@@ -7926,10 +7905,10 @@
       <w:startOverride w:val="1"/>
     </w:lvlOverride>
   </w:num>
-  <w:num w:numId="13" w16cid:durableId="170531151">
+  <w:num w:numId="13" w16cid:durableId="1970698464">
     <w:abstractNumId w:val="1"/>
   </w:num>
-  <w:num w:numId="14" w16cid:durableId="1335837740">
+  <w:num w:numId="14" w16cid:durableId="688525408">
     <w:abstractNumId w:val="2"/>
     <w:lvlOverride w:ilvl="0">
       <w:startOverride w:val="1"/>
@@ -7959,10 +7938,10 @@
       <w:startOverride w:val="1"/>
     </w:lvlOverride>
   </w:num>
-  <w:num w:numId="15" w16cid:durableId="599290728">
+  <w:num w:numId="15" w16cid:durableId="2142379368">
     <w:abstractNumId w:val="1"/>
   </w:num>
-  <w:num w:numId="16" w16cid:durableId="1350251804">
+  <w:num w:numId="16" w16cid:durableId="1291352197">
     <w:abstractNumId w:val="1"/>
   </w:num>
 </w:numbering>
@@ -8854,9 +8833,11 @@
     <w:name w:val="Verbatim Char"/>
     <w:basedOn w:val="Char1"/>
     <w:link w:val="SourceCode"/>
+    <w:rsid w:val="003402E6"/>
     <w:rPr>
       <w:rFonts w:ascii="Consolas" w:hAnsi="Consolas" w:cs="Times New Roman"/>
       <w:sz w:val="20"/>
+      <w:shd w:val="clear" w:color="auto" w:fill="FFF5F0"/>
     </w:rPr>
   </w:style>
   <w:style w:type="character" w:customStyle="1" w:styleId="SectionNumber">
@@ -8897,7 +8878,9 @@
     <w:name w:val="Source Code"/>
     <w:basedOn w:val="a"/>
     <w:link w:val="VerbatimChar"/>
+    <w:rsid w:val="003402E6"/>
     <w:pPr>
+      <w:shd w:val="clear" w:color="auto" w:fill="FFF5F0"/>
       <w:wordWrap w:val="0"/>
       <w:spacing w:before="120" w:after="120" w:line="240" w:lineRule="auto"/>
       <w:ind w:left="283"/>
@@ -8915,6 +8898,7 @@
       <w:b/>
       <w:color w:val="007020"/>
       <w:sz w:val="20"/>
+      <w:shd w:val="clear" w:color="auto" w:fill="FFF5F0"/>
     </w:rPr>
   </w:style>
   <w:style w:type="character" w:customStyle="1" w:styleId="DataTypeTok">
@@ -8924,6 +8908,7 @@
       <w:rFonts w:ascii="Consolas" w:hAnsi="Consolas" w:cs="Times New Roman"/>
       <w:color w:val="902000"/>
       <w:sz w:val="20"/>
+      <w:shd w:val="clear" w:color="auto" w:fill="FFF5F0"/>
     </w:rPr>
   </w:style>
   <w:style w:type="character" w:customStyle="1" w:styleId="DecValTok">
@@ -8933,6 +8918,7 @@
       <w:rFonts w:ascii="Consolas" w:hAnsi="Consolas" w:cs="Times New Roman"/>
       <w:color w:val="40A070"/>
       <w:sz w:val="20"/>
+      <w:shd w:val="clear" w:color="auto" w:fill="FFF5F0"/>
     </w:rPr>
   </w:style>
   <w:style w:type="character" w:customStyle="1" w:styleId="BaseNTok">
@@ -8942,6 +8928,7 @@
       <w:rFonts w:ascii="Consolas" w:hAnsi="Consolas" w:cs="Times New Roman"/>
       <w:color w:val="40A070"/>
       <w:sz w:val="20"/>
+      <w:shd w:val="clear" w:color="auto" w:fill="FFF5F0"/>
     </w:rPr>
   </w:style>
   <w:style w:type="character" w:customStyle="1" w:styleId="FloatTok">
@@ -8951,6 +8938,7 @@
       <w:rFonts w:ascii="Consolas" w:hAnsi="Consolas" w:cs="Times New Roman"/>
       <w:color w:val="40A070"/>
       <w:sz w:val="20"/>
+      <w:shd w:val="clear" w:color="auto" w:fill="FFF5F0"/>
     </w:rPr>
   </w:style>
   <w:style w:type="character" w:customStyle="1" w:styleId="ConstantTok">
@@ -8960,6 +8948,7 @@
       <w:rFonts w:ascii="Consolas" w:hAnsi="Consolas" w:cs="Times New Roman"/>
       <w:color w:val="880000"/>
       <w:sz w:val="20"/>
+      <w:shd w:val="clear" w:color="auto" w:fill="FFF5F0"/>
     </w:rPr>
   </w:style>
   <w:style w:type="character" w:customStyle="1" w:styleId="CharTok">
@@ -8969,6 +8958,7 @@
       <w:rFonts w:ascii="Consolas" w:hAnsi="Consolas" w:cs="Times New Roman"/>
       <w:color w:val="4070A0"/>
       <w:sz w:val="20"/>
+      <w:shd w:val="clear" w:color="auto" w:fill="FFF5F0"/>
     </w:rPr>
   </w:style>
   <w:style w:type="character" w:customStyle="1" w:styleId="SpecialCharTok">
@@ -8978,6 +8968,7 @@
       <w:rFonts w:ascii="Consolas" w:hAnsi="Consolas" w:cs="Times New Roman"/>
       <w:color w:val="4070A0"/>
       <w:sz w:val="20"/>
+      <w:shd w:val="clear" w:color="auto" w:fill="FFF5F0"/>
     </w:rPr>
   </w:style>
   <w:style w:type="character" w:customStyle="1" w:styleId="StringTok">
@@ -8987,6 +8978,7 @@
       <w:rFonts w:ascii="Consolas" w:hAnsi="Consolas" w:cs="Times New Roman"/>
       <w:color w:val="4070A0"/>
       <w:sz w:val="20"/>
+      <w:shd w:val="clear" w:color="auto" w:fill="FFF5F0"/>
     </w:rPr>
   </w:style>
   <w:style w:type="character" w:customStyle="1" w:styleId="VerbatimStringTok">
@@ -8996,6 +8988,7 @@
       <w:rFonts w:ascii="Consolas" w:hAnsi="Consolas" w:cs="Times New Roman"/>
       <w:color w:val="4070A0"/>
       <w:sz w:val="20"/>
+      <w:shd w:val="clear" w:color="auto" w:fill="FFF5F0"/>
     </w:rPr>
   </w:style>
   <w:style w:type="character" w:customStyle="1" w:styleId="SpecialStringTok">
@@ -9005,6 +8998,7 @@
       <w:rFonts w:ascii="Consolas" w:hAnsi="Consolas" w:cs="Times New Roman"/>
       <w:color w:val="BB6688"/>
       <w:sz w:val="20"/>
+      <w:shd w:val="clear" w:color="auto" w:fill="FFF5F0"/>
     </w:rPr>
   </w:style>
   <w:style w:type="character" w:customStyle="1" w:styleId="ImportTok">
@@ -9015,6 +9009,7 @@
       <w:b/>
       <w:color w:val="008000"/>
       <w:sz w:val="20"/>
+      <w:shd w:val="clear" w:color="auto" w:fill="FFF5F0"/>
     </w:rPr>
   </w:style>
   <w:style w:type="character" w:customStyle="1" w:styleId="CommentTok">
@@ -9025,6 +9020,7 @@
       <w:i/>
       <w:color w:val="60A0B0"/>
       <w:sz w:val="20"/>
+      <w:shd w:val="clear" w:color="auto" w:fill="FFF5F0"/>
     </w:rPr>
   </w:style>
   <w:style w:type="character" w:customStyle="1" w:styleId="DocumentationTok">
@@ -9035,6 +9031,7 @@
       <w:i/>
       <w:color w:val="BA2121"/>
       <w:sz w:val="20"/>
+      <w:shd w:val="clear" w:color="auto" w:fill="FFF5F0"/>
     </w:rPr>
   </w:style>
   <w:style w:type="character" w:customStyle="1" w:styleId="AnnotationTok">
@@ -9046,6 +9043,7 @@
       <w:i/>
       <w:color w:val="60A0B0"/>
       <w:sz w:val="20"/>
+      <w:shd w:val="clear" w:color="auto" w:fill="FFF5F0"/>
     </w:rPr>
   </w:style>
   <w:style w:type="character" w:customStyle="1" w:styleId="CommentVarTok">
@@ -9057,6 +9055,7 @@
       <w:i/>
       <w:color w:val="60A0B0"/>
       <w:sz w:val="20"/>
+      <w:shd w:val="clear" w:color="auto" w:fill="FFF5F0"/>
     </w:rPr>
   </w:style>
   <w:style w:type="character" w:customStyle="1" w:styleId="OtherTok">
@@ -9066,6 +9065,7 @@
       <w:rFonts w:ascii="Consolas" w:hAnsi="Consolas" w:cs="Times New Roman"/>
       <w:color w:val="007020"/>
       <w:sz w:val="20"/>
+      <w:shd w:val="clear" w:color="auto" w:fill="FFF5F0"/>
     </w:rPr>
   </w:style>
   <w:style w:type="character" w:customStyle="1" w:styleId="FunctionTok">
@@ -9075,6 +9075,7 @@
       <w:rFonts w:ascii="Consolas" w:hAnsi="Consolas" w:cs="Times New Roman"/>
       <w:color w:val="06287E"/>
       <w:sz w:val="20"/>
+      <w:shd w:val="clear" w:color="auto" w:fill="FFF5F0"/>
     </w:rPr>
   </w:style>
   <w:style w:type="character" w:customStyle="1" w:styleId="VariableTok">
@@ -9084,6 +9085,7 @@
       <w:rFonts w:ascii="Consolas" w:hAnsi="Consolas" w:cs="Times New Roman"/>
       <w:color w:val="19177C"/>
       <w:sz w:val="20"/>
+      <w:shd w:val="clear" w:color="auto" w:fill="FFF5F0"/>
     </w:rPr>
   </w:style>
   <w:style w:type="character" w:customStyle="1" w:styleId="ControlFlowTok">
@@ -9094,6 +9096,7 @@
       <w:b/>
       <w:color w:val="007020"/>
       <w:sz w:val="20"/>
+      <w:shd w:val="clear" w:color="auto" w:fill="FFF5F0"/>
     </w:rPr>
   </w:style>
   <w:style w:type="character" w:customStyle="1" w:styleId="OperatorTok">
@@ -9103,6 +9106,7 @@
       <w:rFonts w:ascii="Consolas" w:hAnsi="Consolas" w:cs="Times New Roman"/>
       <w:color w:val="666666"/>
       <w:sz w:val="20"/>
+      <w:shd w:val="clear" w:color="auto" w:fill="FFF5F0"/>
     </w:rPr>
   </w:style>
   <w:style w:type="character" w:customStyle="1" w:styleId="BuiltInTok">
@@ -9112,6 +9116,7 @@
       <w:rFonts w:ascii="Consolas" w:hAnsi="Consolas" w:cs="Times New Roman"/>
       <w:color w:val="008000"/>
       <w:sz w:val="20"/>
+      <w:shd w:val="clear" w:color="auto" w:fill="FFF5F0"/>
     </w:rPr>
   </w:style>
   <w:style w:type="character" w:customStyle="1" w:styleId="ExtensionTok">
@@ -9120,6 +9125,7 @@
     <w:rPr>
       <w:rFonts w:ascii="Consolas" w:hAnsi="Consolas" w:cs="Times New Roman"/>
       <w:sz w:val="20"/>
+      <w:shd w:val="clear" w:color="auto" w:fill="FFF5F0"/>
     </w:rPr>
   </w:style>
   <w:style w:type="character" w:customStyle="1" w:styleId="PreprocessorTok">
@@ -9129,6 +9135,7 @@
       <w:rFonts w:ascii="Consolas" w:hAnsi="Consolas" w:cs="Times New Roman"/>
       <w:color w:val="BC7A00"/>
       <w:sz w:val="20"/>
+      <w:shd w:val="clear" w:color="auto" w:fill="FFF5F0"/>
     </w:rPr>
   </w:style>
   <w:style w:type="character" w:customStyle="1" w:styleId="AttributeTok">
@@ -9138,6 +9145,7 @@
       <w:rFonts w:ascii="Consolas" w:hAnsi="Consolas" w:cs="Times New Roman"/>
       <w:color w:val="7D9029"/>
       <w:sz w:val="20"/>
+      <w:shd w:val="clear" w:color="auto" w:fill="FFF5F0"/>
     </w:rPr>
   </w:style>
   <w:style w:type="character" w:customStyle="1" w:styleId="RegionMarkerTok">
@@ -9146,6 +9154,7 @@
     <w:rPr>
       <w:rFonts w:ascii="Consolas" w:hAnsi="Consolas" w:cs="Times New Roman"/>
       <w:sz w:val="20"/>
+      <w:shd w:val="clear" w:color="auto" w:fill="FFF5F0"/>
     </w:rPr>
   </w:style>
   <w:style w:type="character" w:customStyle="1" w:styleId="InformationTok">
@@ -9157,6 +9166,7 @@
       <w:i/>
       <w:color w:val="60A0B0"/>
       <w:sz w:val="20"/>
+      <w:shd w:val="clear" w:color="auto" w:fill="FFF5F0"/>
     </w:rPr>
   </w:style>
   <w:style w:type="character" w:customStyle="1" w:styleId="WarningTok">
@@ -9168,6 +9178,7 @@
       <w:i/>
       <w:color w:val="60A0B0"/>
       <w:sz w:val="20"/>
+      <w:shd w:val="clear" w:color="auto" w:fill="FFF5F0"/>
     </w:rPr>
   </w:style>
   <w:style w:type="character" w:customStyle="1" w:styleId="AlertTok">
@@ -9178,6 +9189,7 @@
       <w:b/>
       <w:color w:val="FF0000"/>
       <w:sz w:val="20"/>
+      <w:shd w:val="clear" w:color="auto" w:fill="FFF5F0"/>
     </w:rPr>
   </w:style>
   <w:style w:type="character" w:customStyle="1" w:styleId="ErrorTok">
@@ -9188,6 +9200,7 @@
       <w:b/>
       <w:color w:val="FF0000"/>
       <w:sz w:val="20"/>
+      <w:shd w:val="clear" w:color="auto" w:fill="FFF5F0"/>
     </w:rPr>
   </w:style>
   <w:style w:type="character" w:customStyle="1" w:styleId="NormalTok">
@@ -9196,13 +9209,14 @@
     <w:rPr>
       <w:rFonts w:ascii="Consolas" w:hAnsi="Consolas" w:cs="Times New Roman"/>
       <w:sz w:val="20"/>
+      <w:shd w:val="clear" w:color="auto" w:fill="FFF5F0"/>
     </w:rPr>
   </w:style>
   <w:style w:type="paragraph" w:styleId="ad">
     <w:name w:val="header"/>
     <w:basedOn w:val="a"/>
     <w:link w:val="Char2"/>
-    <w:rsid w:val="003162A4"/>
+    <w:rsid w:val="003402E6"/>
     <w:pPr>
       <w:tabs>
         <w:tab w:val="center" w:pos="4513"/>
@@ -9215,13 +9229,13 @@
     <w:name w:val="머리글 Char"/>
     <w:basedOn w:val="a1"/>
     <w:link w:val="ad"/>
-    <w:rsid w:val="003162A4"/>
+    <w:rsid w:val="003402E6"/>
   </w:style>
   <w:style w:type="paragraph" w:styleId="ae">
     <w:name w:val="footer"/>
     <w:basedOn w:val="a"/>
     <w:link w:val="Char3"/>
-    <w:rsid w:val="003162A4"/>
+    <w:rsid w:val="003402E6"/>
     <w:pPr>
       <w:tabs>
         <w:tab w:val="center" w:pos="4513"/>
@@ -9234,17 +9248,17 @@
     <w:name w:val="바닥글 Char"/>
     <w:basedOn w:val="a1"/>
     <w:link w:val="ae"/>
-    <w:rsid w:val="003162A4"/>
+    <w:rsid w:val="003402E6"/>
   </w:style>
   <w:style w:type="character" w:styleId="af">
     <w:name w:val="page number"/>
     <w:basedOn w:val="a1"/>
-    <w:rsid w:val="003162A4"/>
+    <w:rsid w:val="003402E6"/>
   </w:style>
   <w:style w:type="character" w:styleId="af0">
     <w:name w:val="line number"/>
     <w:basedOn w:val="a1"/>
-    <w:rsid w:val="003162A4"/>
+    <w:rsid w:val="003402E6"/>
   </w:style>
 </w:styles>
 </file>

--- a/ko/paper/paper_en.docx
+++ b/ko/paper/paper_en.docx
@@ -99,11 +99,11 @@
         <w:t>exposition-repeat folding map</w:t>
       </w:r>
       <w:r>
-        <w:t xml:space="preserve">, a piecewise non-monotonic time function that preserves analytical monotonicity under performer-elected exposition repeats — </w:t>
+        <w:t>, a piecewise non-monotonic time function that preserves analytical monotonicity under performer-elected exposition repeats — a practical edge case in score-audio alignment that, to our knowledge, no prior open music-</w:t>
       </w:r>
       <w:r>
         <w:lastRenderedPageBreak/>
-        <w:t>a practical edge case in score-audio alignment that, to our knowledge, no prior open music-visualization system addresse</w:t>
+        <w:t>visualization system addresse</w:t>
       </w:r>
       <w:r>
         <w:t>s explicitly. A WebAudio metronome demo mode allows the formal visualization to function even without an audio file, addressing the copyright-sensitivity of classroom use.</w:t>
@@ -179,11 +179,11 @@
         <w:pStyle w:val="FirstParagraph"/>
       </w:pPr>
       <w:r>
-        <w:t>Sonata form is the principal organizational principle of Western instrumental music from the late eighteenth century onwards and remains a central topic in music-theory and music-</w:t>
+        <w:t xml:space="preserve">Sonata form is the principal organizational principle of Western instrumental music from the late eighteenth century onwards and remains a central topic in music-theory and music-history curricula at both secondary and tertiary levels (Caplin, 2009; Hepokoski &amp; Darcy, </w:t>
       </w:r>
       <w:r>
         <w:lastRenderedPageBreak/>
-        <w:t>history curricula at both secondary and tertiary levels (Caplin, 2009; Hepokoski &amp; Darcy, 2006). Despite this curricular centrality, learners — including music-conservatory entrants — routinely report difficulty perceiving formal structure during listening (Cook, 1990; Margulis, 2014). This difficulty arises from at least three representational gaps:</w:t>
+        <w:t>2006). Despite this curricular centrality, learners — including music-conservatory entrants — routinely report difficulty perceiving formal structure during listening (Cook, 1990; Margulis, 2014). This difficulty arises from at least three representational gaps:</w:t>
       </w:r>
     </w:p>
     <w:p>
@@ -289,7 +289,6 @@
       <w:bookmarkStart w:id="3" w:name="research-questions"/>
       <w:bookmarkEnd w:id="2"/>
       <w:r>
-        <w:lastRenderedPageBreak/>
         <w:t>1.2 Research Questions</w:t>
       </w:r>
     </w:p>
@@ -325,6 +324,7 @@
           <w:b/>
           <w:bCs/>
         </w:rPr>
+        <w:lastRenderedPageBreak/>
         <w:t>RQ2.</w:t>
       </w:r>
       <w:r>
@@ -448,18 +448,18 @@
           <w:b/>
           <w:bCs/>
         </w:rPr>
+        <w:t>A pedagogical scenario for the atypical-recapitulation case</w:t>
+      </w:r>
+      <w:r>
+        <w:t xml:space="preserve"> — a 30-minute classroom walk-through (§5) demonstrating how the tool’s three coordinated representations surface K. 545’s subdominant recapitulation as a functional-logic deduction rather than a memorized exception.</w:t>
+      </w:r>
+    </w:p>
+    <w:p>
+      <w:pPr>
+        <w:pStyle w:val="FirstParagraph"/>
+      </w:pPr>
+      <w:r>
         <w:lastRenderedPageBreak/>
-        <w:t>A pedagogical scenario for the atypical-recapitulation case</w:t>
-      </w:r>
-      <w:r>
-        <w:t xml:space="preserve"> — a 30-minute classroom walk-through (§5) demonstrating how the tool’s three coordinated representations surface K. 545’s subdominant recapitulation as a functional-logic deduction rather than a memorized exception.</w:t>
-      </w:r>
-    </w:p>
-    <w:p>
-      <w:pPr>
-        <w:pStyle w:val="FirstParagraph"/>
-      </w:pPr>
-      <w:r>
         <w:t>Empirical validation of learning effects is reserved for a planned randomized controlled trial; the present contribution is the open infrastructure layer on which such evaluation can be built.</w:t>
       </w:r>
     </w:p>
@@ -569,7 +569,6 @@
       <w:bookmarkStart w:id="7" w:name="X18707b59c1ca39adfb55a5b81cf33a0ad6570c2"/>
       <w:bookmarkEnd w:id="6"/>
       <w:r>
-        <w:lastRenderedPageBreak/>
         <w:t>2.2 Dual Coding and the Cognitive Theory of Multimedia Learning</w:t>
       </w:r>
     </w:p>
@@ -866,7 +865,6 @@
       <w:bookmarkStart w:id="8" w:name="Xa0e3c68e90591503e6220a9976f79d4f2e14830"/>
       <w:bookmarkEnd w:id="7"/>
       <w:r>
-        <w:lastRenderedPageBreak/>
         <w:t>2.3 Active Learning and Comparative Listening</w:t>
       </w:r>
     </w:p>
@@ -1005,7 +1003,6 @@
           <w:b/>
           <w:bCs/>
         </w:rPr>
-        <w:lastRenderedPageBreak/>
         <w:t>A learner-facing, single-work focus.</w:t>
       </w:r>
       <w:r>
@@ -1736,34 +1733,26 @@
               <w:rPr>
                 <w:sz w:val="22"/>
               </w:rPr>
-              <w:t xml:space="preserve">Verovio Humdrum </w:t>
-            </w:r>
-            <w:r>
-              <w:rPr>
-                <w:sz w:val="22"/>
-              </w:rPr>
-              <w:lastRenderedPageBreak/>
-              <w:t>Viewer (Sapp 2017)</w:t>
-            </w:r>
-          </w:p>
-        </w:tc>
-        <w:tc>
-          <w:tcPr>
-            <w:tcW w:w="0" w:type="auto"/>
-          </w:tcPr>
-          <w:p>
-            <w:pPr>
-              <w:pStyle w:val="Compact"/>
-              <w:spacing w:line="240" w:lineRule="auto"/>
-              <w:rPr>
-                <w:sz w:val="22"/>
-              </w:rPr>
-            </w:pPr>
-            <w:r>
-              <w:rPr>
-                <w:sz w:val="22"/>
-              </w:rPr>
-              <w:lastRenderedPageBreak/>
+              <w:t>Verovio Humdrum Viewer (Sapp 2017)</w:t>
+            </w:r>
+          </w:p>
+        </w:tc>
+        <w:tc>
+          <w:tcPr>
+            <w:tcW w:w="0" w:type="auto"/>
+          </w:tcPr>
+          <w:p>
+            <w:pPr>
+              <w:pStyle w:val="Compact"/>
+              <w:spacing w:line="240" w:lineRule="auto"/>
+              <w:rPr>
+                <w:sz w:val="22"/>
+              </w:rPr>
+            </w:pPr>
+            <w:r>
+              <w:rPr>
+                <w:sz w:val="22"/>
+              </w:rPr>
               <w:t>△</w:t>
             </w:r>
           </w:p>
@@ -2360,7 +2349,6 @@
       <w:bookmarkEnd w:id="5"/>
       <w:bookmarkEnd w:id="9"/>
       <w:r>
-        <w:lastRenderedPageBreak/>
         <w:t>3. Mozart’s K. 545, Movement I: An Analytical Walk-Through</w:t>
       </w:r>
     </w:p>
@@ -2553,7 +2541,6 @@
           <w:i/>
           <w:iCs/>
         </w:rPr>
-        <w:lastRenderedPageBreak/>
         <w:t>Sonata Theory</w:t>
       </w:r>
       <w:r>
@@ -7163,7 +7150,7 @@
         <w:t>Figure A.1.</w:t>
       </w:r>
       <w:r>
-        <w:t xml:space="preserve"> System overview at startup, showing the timeline (top), the OSMD-rendered MusicXML score (centre), and the section-jump control panel.</w:t>
+        <w:t xml:space="preserve"> System overview at startup, showing the title banner, the section-level timeline (top: pastel-blue exposition, pastel-amber development, pastel-green recapitulation), the now-playing analysis pane (theme zone, key, current measure), and the OSMD-rendered MusicXML score below.</w:t>
       </w:r>
     </w:p>
     <w:p>
@@ -7182,7 +7169,17 @@
         <w:t>Figure A.2.</w:t>
       </w:r>
       <w:r>
-        <w:t xml:space="preserve"> Timeline close-up demonstrating the two-level color encoding — sections in pastel hues (blue / amber / green) with theme-zone accent bars (P / T / S / codetta) above each section band, and the red playhead.</w:t>
+        <w:t xml:space="preserve"> Active-listening control panel and demo-mode fallback. The yellow </w:t>
+      </w:r>
+      <w:r>
+        <w:rPr>
+          <w:i/>
+          <w:iCs/>
+        </w:rPr>
+        <w:t>Demo mode</w:t>
+      </w:r>
+      <w:r>
+        <w:t xml:space="preserve"> bar is automatically shown when no audio file is available (e.g. on the public deployment, where the copyrighted reference recording is not bundled). Below it: section- jump buttons (Exposition / Development / Recapitulation), playback- speed slider, color/cursor/loop toggles, calibration controls, and a keyboard-shortcut legend.</w:t>
       </w:r>
     </w:p>
     <w:p>
@@ -7201,7 +7198,7 @@
         <w:t>Figure A.3.</w:t>
       </w:r>
       <w:r>
-        <w:t xml:space="preserve"> Score view with measure-level color overlay through the recapitulation; the F-major P region is highlighted by the green recapitulation band, with the analysis pane reading “F major (IV).”</w:t>
+        <w:t xml:space="preserve"> Recapitulation P region (mm. 42–58) on the score with the pastel-amber section overlay visible at the section boundary; the F-major key signature (one flat) is the visible cue that distinguishes the recapitulation P from the C-major exposition P, illustrating K. 545’s subdominant-recapitulation deformation discussed in §3.3.</w:t>
       </w:r>
       <w:bookmarkEnd w:id="39"/>
     </w:p>
@@ -7416,7 +7413,7 @@
   <w:abstractNum w:abstractNumId="0" w15:restartNumberingAfterBreak="0">
     <w:nsid w:val="0000A990"/>
     <w:multiLevelType w:val="multilevel"/>
-    <w:tmpl w:val="9828B660"/>
+    <w:tmpl w:val="D4F8A9AA"/>
     <w:lvl w:ilvl="0">
       <w:numFmt w:val="bullet"/>
       <w:lvlText w:val=" "/>
@@ -7493,7 +7490,7 @@
   <w:abstractNum w:abstractNumId="1" w15:restartNumberingAfterBreak="0">
     <w:nsid w:val="0000A991"/>
     <w:multiLevelType w:val="multilevel"/>
-    <w:tmpl w:val="F4867B26"/>
+    <w:tmpl w:val="8654CA78"/>
     <w:lvl w:ilvl="0">
       <w:numFmt w:val="bullet"/>
       <w:lvlText w:val=""/>
@@ -7597,7 +7594,7 @@
   <w:abstractNum w:abstractNumId="2" w15:restartNumberingAfterBreak="0">
     <w:nsid w:val="00A99411"/>
     <w:multiLevelType w:val="multilevel"/>
-    <w:tmpl w:val="3550C64C"/>
+    <w:tmpl w:val="D234A484"/>
     <w:lvl w:ilvl="0">
       <w:start w:val="1"/>
       <w:numFmt w:val="decimal"/>
@@ -7680,16 +7677,16 @@
       </w:pPr>
     </w:lvl>
   </w:abstractNum>
-  <w:num w:numId="1" w16cid:durableId="520555256">
+  <w:num w:numId="1" w16cid:durableId="1363821765">
     <w:abstractNumId w:val="0"/>
   </w:num>
-  <w:num w:numId="2" w16cid:durableId="322122994">
+  <w:num w:numId="2" w16cid:durableId="2135128168">
     <w:abstractNumId w:val="1"/>
   </w:num>
-  <w:num w:numId="3" w16cid:durableId="1660692823">
+  <w:num w:numId="3" w16cid:durableId="847519845">
     <w:abstractNumId w:val="1"/>
   </w:num>
-  <w:num w:numId="4" w16cid:durableId="63573028">
+  <w:num w:numId="4" w16cid:durableId="1359156518">
     <w:abstractNumId w:val="2"/>
     <w:lvlOverride w:ilvl="0">
       <w:startOverride w:val="1"/>
@@ -7719,7 +7716,7 @@
       <w:startOverride w:val="1"/>
     </w:lvlOverride>
   </w:num>
-  <w:num w:numId="5" w16cid:durableId="488442690">
+  <w:num w:numId="5" w16cid:durableId="471024197">
     <w:abstractNumId w:val="2"/>
     <w:lvlOverride w:ilvl="0">
       <w:startOverride w:val="1"/>
@@ -7749,7 +7746,7 @@
       <w:startOverride w:val="1"/>
     </w:lvlOverride>
   </w:num>
-  <w:num w:numId="6" w16cid:durableId="1079131687">
+  <w:num w:numId="6" w16cid:durableId="141508770">
     <w:abstractNumId w:val="2"/>
     <w:lvlOverride w:ilvl="0">
       <w:startOverride w:val="1"/>
@@ -7779,7 +7776,7 @@
       <w:startOverride w:val="1"/>
     </w:lvlOverride>
   </w:num>
-  <w:num w:numId="7" w16cid:durableId="342434497">
+  <w:num w:numId="7" w16cid:durableId="344016045">
     <w:abstractNumId w:val="2"/>
     <w:lvlOverride w:ilvl="0">
       <w:startOverride w:val="1"/>
@@ -7809,7 +7806,7 @@
       <w:startOverride w:val="1"/>
     </w:lvlOverride>
   </w:num>
-  <w:num w:numId="8" w16cid:durableId="190532324">
+  <w:num w:numId="8" w16cid:durableId="687102275">
     <w:abstractNumId w:val="2"/>
     <w:lvlOverride w:ilvl="0">
       <w:startOverride w:val="1"/>
@@ -7839,10 +7836,10 @@
       <w:startOverride w:val="1"/>
     </w:lvlOverride>
   </w:num>
-  <w:num w:numId="9" w16cid:durableId="1416705496">
+  <w:num w:numId="9" w16cid:durableId="714504604">
     <w:abstractNumId w:val="1"/>
   </w:num>
-  <w:num w:numId="10" w16cid:durableId="403183827">
+  <w:num w:numId="10" w16cid:durableId="1683166153">
     <w:abstractNumId w:val="2"/>
     <w:lvlOverride w:ilvl="0">
       <w:startOverride w:val="1"/>
@@ -7872,10 +7869,10 @@
       <w:startOverride w:val="1"/>
     </w:lvlOverride>
   </w:num>
-  <w:num w:numId="11" w16cid:durableId="1327903592">
+  <w:num w:numId="11" w16cid:durableId="1163862096">
     <w:abstractNumId w:val="1"/>
   </w:num>
-  <w:num w:numId="12" w16cid:durableId="1671374230">
+  <w:num w:numId="12" w16cid:durableId="1818764519">
     <w:abstractNumId w:val="2"/>
     <w:lvlOverride w:ilvl="0">
       <w:startOverride w:val="1"/>
@@ -7905,10 +7902,10 @@
       <w:startOverride w:val="1"/>
     </w:lvlOverride>
   </w:num>
-  <w:num w:numId="13" w16cid:durableId="1970698464">
+  <w:num w:numId="13" w16cid:durableId="286206222">
     <w:abstractNumId w:val="1"/>
   </w:num>
-  <w:num w:numId="14" w16cid:durableId="688525408">
+  <w:num w:numId="14" w16cid:durableId="209075240">
     <w:abstractNumId w:val="2"/>
     <w:lvlOverride w:ilvl="0">
       <w:startOverride w:val="1"/>
@@ -7938,10 +7935,10 @@
       <w:startOverride w:val="1"/>
     </w:lvlOverride>
   </w:num>
-  <w:num w:numId="15" w16cid:durableId="2142379368">
+  <w:num w:numId="15" w16cid:durableId="1066876643">
     <w:abstractNumId w:val="1"/>
   </w:num>
-  <w:num w:numId="16" w16cid:durableId="1291352197">
+  <w:num w:numId="16" w16cid:durableId="184565255">
     <w:abstractNumId w:val="1"/>
   </w:num>
 </w:numbering>
@@ -8833,7 +8830,7 @@
     <w:name w:val="Verbatim Char"/>
     <w:basedOn w:val="Char1"/>
     <w:link w:val="SourceCode"/>
-    <w:rsid w:val="003402E6"/>
+    <w:rsid w:val="00EE2EBD"/>
     <w:rPr>
       <w:rFonts w:ascii="Consolas" w:hAnsi="Consolas" w:cs="Times New Roman"/>
       <w:sz w:val="20"/>
@@ -8878,7 +8875,7 @@
     <w:name w:val="Source Code"/>
     <w:basedOn w:val="a"/>
     <w:link w:val="VerbatimChar"/>
-    <w:rsid w:val="003402E6"/>
+    <w:rsid w:val="00EE2EBD"/>
     <w:pPr>
       <w:shd w:val="clear" w:color="auto" w:fill="FFF5F0"/>
       <w:wordWrap w:val="0"/>
@@ -9216,7 +9213,7 @@
     <w:name w:val="header"/>
     <w:basedOn w:val="a"/>
     <w:link w:val="Char2"/>
-    <w:rsid w:val="003402E6"/>
+    <w:rsid w:val="00EE2EBD"/>
     <w:pPr>
       <w:tabs>
         <w:tab w:val="center" w:pos="4513"/>
@@ -9229,13 +9226,13 @@
     <w:name w:val="머리글 Char"/>
     <w:basedOn w:val="a1"/>
     <w:link w:val="ad"/>
-    <w:rsid w:val="003402E6"/>
+    <w:rsid w:val="00EE2EBD"/>
   </w:style>
   <w:style w:type="paragraph" w:styleId="ae">
     <w:name w:val="footer"/>
     <w:basedOn w:val="a"/>
     <w:link w:val="Char3"/>
-    <w:rsid w:val="003402E6"/>
+    <w:rsid w:val="00EE2EBD"/>
     <w:pPr>
       <w:tabs>
         <w:tab w:val="center" w:pos="4513"/>
@@ -9248,17 +9245,17 @@
     <w:name w:val="바닥글 Char"/>
     <w:basedOn w:val="a1"/>
     <w:link w:val="ae"/>
-    <w:rsid w:val="003402E6"/>
+    <w:rsid w:val="00EE2EBD"/>
   </w:style>
   <w:style w:type="character" w:styleId="af">
     <w:name w:val="page number"/>
     <w:basedOn w:val="a1"/>
-    <w:rsid w:val="003402E6"/>
+    <w:rsid w:val="00EE2EBD"/>
   </w:style>
   <w:style w:type="character" w:styleId="af0">
     <w:name w:val="line number"/>
     <w:basedOn w:val="a1"/>
-    <w:rsid w:val="003402E6"/>
+    <w:rsid w:val="00EE2EBD"/>
   </w:style>
 </w:styles>
 </file>

--- a/ko/paper/paper_en.docx
+++ b/ko/paper/paper_en.docx
@@ -99,11 +99,11 @@
         <w:t>exposition-repeat folding map</w:t>
       </w:r>
       <w:r>
-        <w:t>, a piecewise non-monotonic time function that preserves analytical monotonicity under performer-elected exposition repeats — a practical edge case in score-audio alignment that, to our knowledge, no prior open music-</w:t>
+        <w:t xml:space="preserve">, a piecewise non-monotonic time function that preserves analytical monotonicity under performer-elected exposition repeats — </w:t>
       </w:r>
       <w:r>
         <w:lastRenderedPageBreak/>
-        <w:t>visualization system addresse</w:t>
+        <w:t>a practical edge case in score-audio alignment that, to our knowledge, no prior open music-visualization system addresse</w:t>
       </w:r>
       <w:r>
         <w:t>s explicitly. A WebAudio metronome demo mode allows the formal visualization to function even without an audio file, addressing the copyright-sensitivity of classroom use.</w:t>
@@ -124,7 +124,7 @@
         <w:t>norms and deformations</w:t>
       </w:r>
       <w:r>
-        <w:t xml:space="preserve"> together — most prominently K. 545’s atypical subdominant recapitulation. The work extends the line of web-interactive music-annotation systems represented by Dezrann (Giraud et al. 2025) and the sonata-form structure-learning study of Allegraud et al. (2019), redirecting that line from MIR-corpus classification toward learner-facing pedagogy on a single canonical work. The released JSON schema is </w:t>
+        <w:t xml:space="preserve"> together — most prominently K. 545’s atypical subdominant recapitulation. The work extends the line of web-interactive music-annotation systems represented by Dezrann (Ballester et al. 2025) and the sonata-form structure-learning study of Allegraud et al. (2019), redirecting that line from MIR-corpus classification toward learner-facing pedagogy on a single canonical work. The released JSON schema is </w:t>
       </w:r>
       <w:r>
         <w:rPr>
@@ -134,10 +134,10 @@
         <w:t>intentionally interoperable</w:t>
       </w:r>
       <w:r>
-        <w:t xml:space="preserve"> with the Algomus annotation conventions established in Alleg</w:t>
-      </w:r>
-      <w:r>
-        <w:t>raud et al. (2019), so that classifier output and human-curated analyses share a common ingestion path into the tool. The system is released as MIT-licensed open source and the analysis schema is licensed CC BY 4.0. Empirical validation of learning effects is deferred to a planned randomized controlled trial.</w:t>
+        <w:t xml:space="preserve"> with the Algomus annotation conventions established in Al</w:t>
+      </w:r>
+      <w:r>
+        <w:t>legraud et al. (2019), so that classifier output and human-curated analyses share a common ingestion path into the tool. The system is released as MIT-licensed open source and the analysis schema is licensed CC BY 4.0. Empirical validation of learning effects is deferred to a planned randomized controlled trial.</w:t>
       </w:r>
     </w:p>
     <w:p>
@@ -179,11 +179,11 @@
         <w:pStyle w:val="FirstParagraph"/>
       </w:pPr>
       <w:r>
-        <w:t xml:space="preserve">Sonata form is the principal organizational principle of Western instrumental music from the late eighteenth century onwards and remains a central topic in music-theory and music-history curricula at both secondary and tertiary levels (Caplin, 2009; Hepokoski &amp; Darcy, </w:t>
+        <w:t>Sonata form is the principal organizational principle of Western instrumental music from the late eighteenth century onwards and remains a central topic in music-theory and music-</w:t>
       </w:r>
       <w:r>
         <w:lastRenderedPageBreak/>
-        <w:t>2006). Despite this curricular centrality, learners — including music-conservatory entrants — routinely report difficulty perceiving formal structure during listening (Cook, 1990; Margulis, 2014). This difficulty arises from at least three representational gaps:</w:t>
+        <w:t>history curricula at both secondary and tertiary levels (Caplin, 2009; Hepokoski &amp; Darcy, 2006). Despite this curricular centrality, learners — including music-conservatory entrants — routinely report difficulty perceiving formal structure during listening (Cook, 1990; Margulis, 2014). This difficulty arises from at least three representational gaps:</w:t>
       </w:r>
     </w:p>
     <w:p>
@@ -289,6 +289,7 @@
       <w:bookmarkStart w:id="3" w:name="research-questions"/>
       <w:bookmarkEnd w:id="2"/>
       <w:r>
+        <w:lastRenderedPageBreak/>
         <w:t>1.2 Research Questions</w:t>
       </w:r>
     </w:p>
@@ -324,7 +325,6 @@
           <w:b/>
           <w:bCs/>
         </w:rPr>
-        <w:lastRenderedPageBreak/>
         <w:t>RQ2.</w:t>
       </w:r>
       <w:r>
@@ -448,6 +448,7 @@
           <w:b/>
           <w:bCs/>
         </w:rPr>
+        <w:lastRenderedPageBreak/>
         <w:t>A pedagogical scenario for the atypical-recapitulation case</w:t>
       </w:r>
       <w:r>
@@ -459,7 +460,6 @@
         <w:pStyle w:val="FirstParagraph"/>
       </w:pPr>
       <w:r>
-        <w:lastRenderedPageBreak/>
         <w:t>Empirical validation of learning effects is reserved for a planned randomized controlled trial; the present contribution is the open infrastructure layer on which such evaluation can be built.</w:t>
       </w:r>
     </w:p>
@@ -569,6 +569,7 @@
       <w:bookmarkStart w:id="7" w:name="X18707b59c1ca39adfb55a5b81cf33a0ad6570c2"/>
       <w:bookmarkEnd w:id="6"/>
       <w:r>
+        <w:lastRenderedPageBreak/>
         <w:t>2.2 Dual Coding and the Cognitive Theory of Multimedia Learning</w:t>
       </w:r>
     </w:p>
@@ -865,6 +866,7 @@
       <w:bookmarkStart w:id="8" w:name="Xa0e3c68e90591503e6220a9976f79d4f2e14830"/>
       <w:bookmarkEnd w:id="7"/>
       <w:r>
+        <w:lastRenderedPageBreak/>
         <w:t>2.3 Active Learning and Comparative Listening</w:t>
       </w:r>
     </w:p>
@@ -921,7 +923,7 @@
         <w:pStyle w:val="FirstParagraph"/>
       </w:pPr>
       <w:r>
-        <w:t>The closest precedents for the present work are the Dezrann web platform (Giraud et al. 2025) and the sonata-form structure-learning study of Allegraud et al. (2019), both published in this journal. Both treat formal music annotation as a first-class web-interactive object; both have been applied to Mozart sonata movements. The present work follows that line and contributes three differences:</w:t>
+        <w:t>The closest precedents for the present work are the Dezrann web platform (Ballester et al. 2025) and the sonata-form structure-learning study of Allegraud et al. (2019), both published in this journal. Both treat formal music annotation as a first-class web-interactive object; both have been applied to Mozart sonata movements. The present work follows that line and contributes three differences:</w:t>
       </w:r>
     </w:p>
     <w:p>
@@ -1003,6 +1005,7 @@
           <w:b/>
           <w:bCs/>
         </w:rPr>
+        <w:lastRenderedPageBreak/>
         <w:t>A learner-facing, single-work focus.</w:t>
       </w:r>
       <w:r>
@@ -1733,26 +1736,34 @@
               <w:rPr>
                 <w:sz w:val="22"/>
               </w:rPr>
-              <w:t>Verovio Humdrum Viewer (Sapp 2017)</w:t>
-            </w:r>
-          </w:p>
-        </w:tc>
-        <w:tc>
-          <w:tcPr>
-            <w:tcW w:w="0" w:type="auto"/>
-          </w:tcPr>
-          <w:p>
-            <w:pPr>
-              <w:pStyle w:val="Compact"/>
-              <w:spacing w:line="240" w:lineRule="auto"/>
-              <w:rPr>
-                <w:sz w:val="22"/>
-              </w:rPr>
-            </w:pPr>
-            <w:r>
-              <w:rPr>
-                <w:sz w:val="22"/>
-              </w:rPr>
+              <w:t xml:space="preserve">Verovio Humdrum </w:t>
+            </w:r>
+            <w:r>
+              <w:rPr>
+                <w:sz w:val="22"/>
+              </w:rPr>
+              <w:lastRenderedPageBreak/>
+              <w:t>Viewer (Sapp 2017)</w:t>
+            </w:r>
+          </w:p>
+        </w:tc>
+        <w:tc>
+          <w:tcPr>
+            <w:tcW w:w="0" w:type="auto"/>
+          </w:tcPr>
+          <w:p>
+            <w:pPr>
+              <w:pStyle w:val="Compact"/>
+              <w:spacing w:line="240" w:lineRule="auto"/>
+              <w:rPr>
+                <w:sz w:val="22"/>
+              </w:rPr>
+            </w:pPr>
+            <w:r>
+              <w:rPr>
+                <w:sz w:val="22"/>
+              </w:rPr>
+              <w:lastRenderedPageBreak/>
               <w:t>△</w:t>
             </w:r>
           </w:p>
@@ -2023,7 +2034,7 @@
               <w:rPr>
                 <w:sz w:val="22"/>
               </w:rPr>
-              <w:t>Dezrann (Giraud et al. 2025)</w:t>
+              <w:t>Dezrann (Ballester et al. 2025)</w:t>
             </w:r>
           </w:p>
         </w:tc>
@@ -2349,6 +2360,7 @@
       <w:bookmarkEnd w:id="5"/>
       <w:bookmarkEnd w:id="9"/>
       <w:r>
+        <w:lastRenderedPageBreak/>
         <w:t>3. Mozart’s K. 545, Movement I: An Analytical Walk-Through</w:t>
       </w:r>
     </w:p>
@@ -2541,6 +2553,7 @@
           <w:i/>
           <w:iCs/>
         </w:rPr>
+        <w:lastRenderedPageBreak/>
         <w:t>Sonata Theory</w:t>
       </w:r>
       <w:r>
@@ -5913,7 +5926,7 @@
         <w:t>Randomized controlled trial</w:t>
       </w:r>
       <w:r>
-        <w:t xml:space="preserve"> comparing the synchronized condition to (a) audio + score without synchronization and (b) audio + verbal lecture only, with form-identification accuracy and SUS as primary measures.</w:t>
+        <w:t xml:space="preserve"> comparing the synchronized condition to (a) audio + score without synchronization and (b) audio + verbal lecture only, with form-identification accuracy and the System Usability Scale (Brooke, 1996) as primary measures.</w:t>
       </w:r>
     </w:p>
     <w:p>
@@ -5989,7 +6002,10 @@
         <w:t>Other formal types.</w:t>
       </w:r>
       <w:r>
-        <w:t xml:space="preserve"> Rondo, theme-and-variations, and fugue, each requiring schema extension.</w:t>
+        <w:t xml:space="preserve"> Rondo, theme-and-variations, and fugue, </w:t>
+      </w:r>
+      <w:r>
+        <w:t>each requiring schema extension.</w:t>
       </w:r>
     </w:p>
     <w:p>
@@ -6008,10 +6024,7 @@
         <w:t>Mobile responsiveness.</w:t>
       </w:r>
       <w:r>
-        <w:t xml:space="preserve"> </w:t>
-      </w:r>
-      <w:r>
-        <w:t>Extending the desktop-first design to tablet and phone form factors.</w:t>
+        <w:t xml:space="preserve"> Extending the desktop-first design to tablet and phone form factors.</w:t>
       </w:r>
     </w:p>
     <w:p>
@@ -6651,17 +6664,17 @@
         </w:numPr>
       </w:pPr>
       <w:r>
-        <w:t xml:space="preserve">Brooke, J. (1996). SUS: A “quick and dirty” usability scale. In P. W. Jordan, B. Thomas, B. A. Weerdmeester, &amp; I. L. McClelland (Eds.), </w:t>
-      </w:r>
-      <w:r>
-        <w:rPr>
-          <w:i/>
-          <w:iCs/>
-        </w:rPr>
-        <w:t>Usability Evaluation in Industry</w:t>
-      </w:r>
-      <w:r>
-        <w:t xml:space="preserve"> (pp. 189–194). Taylor &amp; Francis.</w:t>
+        <w:t xml:space="preserve">Allegraud, P., Bigo, L., Feisthauer, L., Giraud, M., Groult, R., Leguy, E., &amp; Levé, F. (2019). Learning sonata form structure on Mozart’s string quartets. </w:t>
+      </w:r>
+      <w:r>
+        <w:rPr>
+          <w:i/>
+          <w:iCs/>
+        </w:rPr>
+        <w:t>Transactions of the International Society for Music Information Retrieval, 2</w:t>
+      </w:r>
+      <w:r>
+        <w:t>(1), 82–96. https://doi.org/10.5334/tismir.27</w:t>
       </w:r>
     </w:p>
     <w:p>
@@ -6673,17 +6686,17 @@
         </w:numPr>
       </w:pPr>
       <w:r>
-        <w:t xml:space="preserve">Cannam, C., Landone, C., &amp; Sandler, M. (2010). Sonic Visualiser: An open source application for viewing, analysing, and annotating music audio files. In </w:t>
-      </w:r>
-      <w:r>
-        <w:rPr>
-          <w:i/>
-          <w:iCs/>
-        </w:rPr>
-        <w:t>Proceedings of the ACM Multimedia 2010 International Conference</w:t>
-      </w:r>
-      <w:r>
-        <w:t xml:space="preserve"> (pp. 1467–1468).</w:t>
+        <w:t xml:space="preserve">Ballester, C., Bacot, B., Bigo, L., Borsan, V. N., Couturier, L., Déguernel, K., et al. (2025). Interacting with annotated and synchronized music corpora on the Dezrann web platform. </w:t>
+      </w:r>
+      <w:r>
+        <w:rPr>
+          <w:i/>
+          <w:iCs/>
+        </w:rPr>
+        <w:t>Transactions of the International Society for Music Information Retrieval, 8</w:t>
+      </w:r>
+      <w:r>
+        <w:t>(1), 121–139. https://doi.org/10.5334/tismir.212</w:t>
       </w:r>
     </w:p>
     <w:p>
@@ -6695,17 +6708,17 @@
         </w:numPr>
       </w:pPr>
       <w:r>
-        <w:t xml:space="preserve">Caplin, W. E. (1998). </w:t>
-      </w:r>
-      <w:r>
-        <w:rPr>
-          <w:i/>
-          <w:iCs/>
-        </w:rPr>
-        <w:t>Classical form: A theory of formal functions for the instrumental music of Haydn, Mozart, and Beethoven.</w:t>
-      </w:r>
-      <w:r>
-        <w:t xml:space="preserve"> Oxford University Press.</w:t>
+        <w:t xml:space="preserve">Brooke, J. (1996). SUS: A “quick and dirty” usability scale. In P. W. Jordan, B. Thomas, B. A. Weerdmeester, &amp; I. L. McClelland (Eds.), </w:t>
+      </w:r>
+      <w:r>
+        <w:rPr>
+          <w:i/>
+          <w:iCs/>
+        </w:rPr>
+        <w:t>Usability Evaluation in Industry</w:t>
+      </w:r>
+      <w:r>
+        <w:t xml:space="preserve"> (pp. 189–194). Taylor &amp; Francis.</w:t>
       </w:r>
     </w:p>
     <w:p>
@@ -6717,17 +6730,17 @@
         </w:numPr>
       </w:pPr>
       <w:r>
-        <w:t xml:space="preserve">Caplin, W. E. (2009). What are formal functions? In P. Bergé (Ed.), </w:t>
-      </w:r>
-      <w:r>
-        <w:rPr>
-          <w:i/>
-          <w:iCs/>
-        </w:rPr>
-        <w:t>Musical form, forms, &amp; formenlehre</w:t>
-      </w:r>
-      <w:r>
-        <w:t xml:space="preserve"> (pp. 21–40). Leuven University Press.</w:t>
+        <w:t xml:space="preserve">Cannam, C., Landone, C., &amp; Sandler, M. (2010). Sonic Visualiser: An open source application for viewing, analysing, and annotating music audio files. In </w:t>
+      </w:r>
+      <w:r>
+        <w:rPr>
+          <w:i/>
+          <w:iCs/>
+        </w:rPr>
+        <w:t>Proceedings of the ACM Multimedia 2010 International Conference</w:t>
+      </w:r>
+      <w:r>
+        <w:t xml:space="preserve"> (pp. 1467–1468).</w:t>
       </w:r>
     </w:p>
     <w:p>
@@ -6739,17 +6752,17 @@
         </w:numPr>
       </w:pPr>
       <w:r>
-        <w:t xml:space="preserve">Cohen, J. (1988). </w:t>
-      </w:r>
-      <w:r>
-        <w:rPr>
-          <w:i/>
-          <w:iCs/>
-        </w:rPr>
-        <w:t>Statistical power analysis for the behavioral sciences</w:t>
-      </w:r>
-      <w:r>
-        <w:t xml:space="preserve"> (2nd ed.). Erlbaum.</w:t>
+        <w:t xml:space="preserve">Caplin, W. E. (1998). </w:t>
+      </w:r>
+      <w:r>
+        <w:rPr>
+          <w:i/>
+          <w:iCs/>
+        </w:rPr>
+        <w:t>Classical form: A theory of formal functions for the instrumental music of Haydn, Mozart, and Beethoven.</w:t>
+      </w:r>
+      <w:r>
+        <w:t xml:space="preserve"> Oxford University Press.</w:t>
       </w:r>
     </w:p>
     <w:p>
@@ -6761,17 +6774,17 @@
         </w:numPr>
       </w:pPr>
       <w:r>
-        <w:t xml:space="preserve">Cook, N. (1990). </w:t>
-      </w:r>
-      <w:r>
-        <w:rPr>
-          <w:i/>
-          <w:iCs/>
-        </w:rPr>
-        <w:t>Music, imagination, and culture.</w:t>
-      </w:r>
-      <w:r>
-        <w:t xml:space="preserve"> Oxford University Press.</w:t>
+        <w:t xml:space="preserve">Caplin, W. E. (2009). What are formal functions? In P. Bergé (Ed.), </w:t>
+      </w:r>
+      <w:r>
+        <w:rPr>
+          <w:i/>
+          <w:iCs/>
+        </w:rPr>
+        <w:t>Musical form, forms, &amp; formenlehre</w:t>
+      </w:r>
+      <w:r>
+        <w:t xml:space="preserve"> (pp. 21–40). Leuven University Press.</w:t>
       </w:r>
     </w:p>
     <w:p>
@@ -6783,17 +6796,17 @@
         </w:numPr>
       </w:pPr>
       <w:r>
-        <w:t xml:space="preserve">Couprie, P. (2008). iAnalyse: A software dedicated to the graphical analysis of music. In </w:t>
-      </w:r>
-      <w:r>
-        <w:rPr>
-          <w:i/>
-          <w:iCs/>
-        </w:rPr>
-        <w:t>Proceedings of the 5th Sound and Music Computing Conference</w:t>
-      </w:r>
-      <w:r>
-        <w:t>.</w:t>
+        <w:t xml:space="preserve">Cook, N. (1990). </w:t>
+      </w:r>
+      <w:r>
+        <w:rPr>
+          <w:i/>
+          <w:iCs/>
+        </w:rPr>
+        <w:t>Music, imagination, and culture.</w:t>
+      </w:r>
+      <w:r>
+        <w:t xml:space="preserve"> Oxford University Press.</w:t>
       </w:r>
     </w:p>
     <w:p>
@@ -6805,17 +6818,17 @@
         </w:numPr>
       </w:pPr>
       <w:r>
-        <w:t xml:space="preserve">Goto, M. (2006). AIST annotation for the RWC music database. In </w:t>
-      </w:r>
-      <w:r>
-        <w:rPr>
-          <w:i/>
-          <w:iCs/>
-        </w:rPr>
-        <w:t>Proceedings of ISMIR 2006</w:t>
-      </w:r>
-      <w:r>
-        <w:t>.</w:t>
+        <w:t xml:space="preserve">Couprie, P. (2008). iAnalyse: un logiciel d’aide à l’analyse musicale. In </w:t>
+      </w:r>
+      <w:r>
+        <w:rPr>
+          <w:i/>
+          <w:iCs/>
+        </w:rPr>
+        <w:t>Journées d’Informatique Musicale (JIM)</w:t>
+      </w:r>
+      <w:r>
+        <w:t xml:space="preserve"> (pp. 115–121). Albi, France. HAL: hal-00823867.</w:t>
       </w:r>
     </w:p>
     <w:p>
@@ -6827,17 +6840,17 @@
         </w:numPr>
       </w:pPr>
       <w:r>
-        <w:t xml:space="preserve">Hargreaves, D. J. (1986). </w:t>
-      </w:r>
-      <w:r>
-        <w:rPr>
-          <w:i/>
-          <w:iCs/>
-        </w:rPr>
-        <w:t>The developmental psychology of music.</w:t>
-      </w:r>
-      <w:r>
-        <w:t xml:space="preserve"> Cambridge University Press.</w:t>
+        <w:t xml:space="preserve">Goto, M. (2006). AIST annotation for the RWC music database. In </w:t>
+      </w:r>
+      <w:r>
+        <w:rPr>
+          <w:i/>
+          <w:iCs/>
+        </w:rPr>
+        <w:t>Proceedings of ISMIR 2006</w:t>
+      </w:r>
+      <w:r>
+        <w:t>.</w:t>
       </w:r>
     </w:p>
     <w:p>
@@ -6849,17 +6862,17 @@
         </w:numPr>
       </w:pPr>
       <w:r>
-        <w:t xml:space="preserve">Hepokoski, J., &amp; Darcy, W. (2006). </w:t>
-      </w:r>
-      <w:r>
-        <w:rPr>
-          <w:i/>
-          <w:iCs/>
-        </w:rPr>
-        <w:t>Elements of sonata theory: Norms, types, and deformations in the late-eighteenth-century sonata.</w:t>
-      </w:r>
-      <w:r>
-        <w:t xml:space="preserve"> Oxford University Press.</w:t>
+        <w:t xml:space="preserve">Hargreaves, D. J. (1986). </w:t>
+      </w:r>
+      <w:r>
+        <w:rPr>
+          <w:i/>
+          <w:iCs/>
+        </w:rPr>
+        <w:t>The developmental psychology of music.</w:t>
+      </w:r>
+      <w:r>
+        <w:t xml:space="preserve"> Cambridge University Press.</w:t>
       </w:r>
     </w:p>
     <w:p>
@@ -6871,17 +6884,17 @@
         </w:numPr>
       </w:pPr>
       <w:r>
-        <w:t xml:space="preserve">Kuo, Y.-T., &amp; Chuang, M.-C. (2013). A proposal of a color music notation system on a single melody for music beginners. </w:t>
-      </w:r>
-      <w:r>
-        <w:rPr>
-          <w:i/>
-          <w:iCs/>
-        </w:rPr>
-        <w:t>International Journal of Music Education, 31</w:t>
-      </w:r>
-      <w:r>
-        <w:t>(4), 394–412. https://doi.org/10.1177/0255761413489082</w:t>
+        <w:t xml:space="preserve">Hepokoski, J., &amp; Darcy, W. (2006). </w:t>
+      </w:r>
+      <w:r>
+        <w:rPr>
+          <w:i/>
+          <w:iCs/>
+        </w:rPr>
+        <w:t>Elements of sonata theory: Norms, types, and deformations in the late-eighteenth-century sonata.</w:t>
+      </w:r>
+      <w:r>
+        <w:t xml:space="preserve"> Oxford University Press.</w:t>
       </w:r>
     </w:p>
     <w:p>
@@ -6893,17 +6906,17 @@
         </w:numPr>
       </w:pPr>
       <w:r>
-        <w:t xml:space="preserve">Margulis, E. H. (2014). </w:t>
-      </w:r>
-      <w:r>
-        <w:rPr>
-          <w:i/>
-          <w:iCs/>
-        </w:rPr>
-        <w:t>On repeat: How music plays the mind.</w:t>
-      </w:r>
-      <w:r>
-        <w:t xml:space="preserve"> Oxford University Press.</w:t>
+        <w:t xml:space="preserve">Kuo, Y.-T., &amp; Chuang, M.-C. (2013). A proposal of a color music notation system on a single melody for music beginners. </w:t>
+      </w:r>
+      <w:r>
+        <w:rPr>
+          <w:i/>
+          <w:iCs/>
+        </w:rPr>
+        <w:t>International Journal of Music Education, 31</w:t>
+      </w:r>
+      <w:r>
+        <w:t>(4), 394–412. https://doi.org/10.1177/0255761413489082</w:t>
       </w:r>
     </w:p>
     <w:p>
@@ -6915,17 +6928,17 @@
         </w:numPr>
       </w:pPr>
       <w:r>
-        <w:t xml:space="preserve">Mayer, R. E. (2009). </w:t>
-      </w:r>
-      <w:r>
-        <w:rPr>
-          <w:i/>
-          <w:iCs/>
-        </w:rPr>
-        <w:t>Multimedia learning</w:t>
-      </w:r>
-      <w:r>
-        <w:t xml:space="preserve"> (2nd ed.). Cambridge University Press.</w:t>
+        <w:t xml:space="preserve">LaRue, J. (1970). </w:t>
+      </w:r>
+      <w:r>
+        <w:rPr>
+          <w:i/>
+          <w:iCs/>
+        </w:rPr>
+        <w:t>Guidelines for style analysis.</w:t>
+      </w:r>
+      <w:r>
+        <w:t xml:space="preserve"> Norton.</w:t>
       </w:r>
     </w:p>
     <w:p>
@@ -6937,17 +6950,17 @@
         </w:numPr>
       </w:pPr>
       <w:r>
-        <w:t xml:space="preserve">Mozart, W. A. (1986). </w:t>
-      </w:r>
-      <w:r>
-        <w:rPr>
-          <w:i/>
-          <w:iCs/>
-        </w:rPr>
-        <w:t>Neue Mozart-Ausgabe IX/25: Klaviersonaten Bd. 2.</w:t>
-      </w:r>
-      <w:r>
-        <w:t xml:space="preserve"> Bärenreiter.</w:t>
+        <w:t xml:space="preserve">Margulis, E. H. (2014). </w:t>
+      </w:r>
+      <w:r>
+        <w:rPr>
+          <w:i/>
+          <w:iCs/>
+        </w:rPr>
+        <w:t>On repeat: How music plays the mind.</w:t>
+      </w:r>
+      <w:r>
+        <w:t xml:space="preserve"> Oxford University Press.</w:t>
       </w:r>
     </w:p>
     <w:p>
@@ -6959,20 +6972,17 @@
         </w:numPr>
       </w:pPr>
       <w:r>
-        <w:t xml:space="preserve">Nakamura, E., Yoshii, K., &amp; Katayose, H. (2017). Performance error </w:t>
-      </w:r>
-      <w:r>
-        <w:t xml:space="preserve">detection and post-processing for fast and accurate symbolic music alignment. In </w:t>
-      </w:r>
-      <w:r>
-        <w:rPr>
-          <w:i/>
-          <w:iCs/>
-        </w:rPr>
-        <w:t>Proceedings of ISMIR 2017</w:t>
-      </w:r>
-      <w:r>
-        <w:t>.</w:t>
+        <w:t xml:space="preserve">Mayer, R. E. (2009). </w:t>
+      </w:r>
+      <w:r>
+        <w:rPr>
+          <w:i/>
+          <w:iCs/>
+        </w:rPr>
+        <w:t>Multimedia learning</w:t>
+      </w:r>
+      <w:r>
+        <w:t xml:space="preserve"> (2nd ed.). Cambridge University Press.</w:t>
       </w:r>
     </w:p>
     <w:p>
@@ -6984,17 +6994,17 @@
         </w:numPr>
       </w:pPr>
       <w:r>
-        <w:t xml:space="preserve">North, A. C., &amp; Hargreaves, D. J. (2008). </w:t>
-      </w:r>
-      <w:r>
-        <w:rPr>
-          <w:i/>
-          <w:iCs/>
-        </w:rPr>
-        <w:t>The social and applied psychology of music.</w:t>
-      </w:r>
-      <w:r>
-        <w:t xml:space="preserve"> Oxford University Press.</w:t>
+        <w:t xml:space="preserve">Mozart, W. A. (1986). </w:t>
+      </w:r>
+      <w:r>
+        <w:rPr>
+          <w:i/>
+          <w:iCs/>
+        </w:rPr>
+        <w:t>Neue Mozart-Ausgabe IX/25: Klaviersonaten Bd. 2.</w:t>
+      </w:r>
+      <w:r>
+        <w:t xml:space="preserve"> Bärenreiter.</w:t>
       </w:r>
     </w:p>
     <w:p>
@@ -7006,17 +7016,17 @@
         </w:numPr>
       </w:pPr>
       <w:r>
-        <w:t xml:space="preserve">Paivio, A. (1991). Dual coding theory: Retrospect and current status. </w:t>
-      </w:r>
-      <w:r>
-        <w:rPr>
-          <w:i/>
-          <w:iCs/>
-        </w:rPr>
-        <w:t>Canadian Journal of Psychology, 45</w:t>
-      </w:r>
-      <w:r>
-        <w:t>(3), 255–287.</w:t>
+        <w:t xml:space="preserve">Müller, M. (2015). </w:t>
+      </w:r>
+      <w:r>
+        <w:rPr>
+          <w:i/>
+          <w:iCs/>
+        </w:rPr>
+        <w:t>Fundamentals of music processing: Audio, analysis, algorithms, applications.</w:t>
+      </w:r>
+      <w:r>
+        <w:t xml:space="preserve"> Springer. https://doi.org/10.1007/978-3-319-21945-5</w:t>
       </w:r>
     </w:p>
     <w:p>
@@ -7028,17 +7038,17 @@
         </w:numPr>
       </w:pPr>
       <w:r>
-        <w:t xml:space="preserve">Sapp, C. S. (2011). </w:t>
-      </w:r>
-      <w:r>
-        <w:rPr>
-          <w:i/>
-          <w:iCs/>
-        </w:rPr>
-        <w:t>Computational methods for the analysis of musical structure</w:t>
-      </w:r>
-      <w:r>
-        <w:t xml:space="preserve"> (Doctoral dissertation). Stanford University, CCRMA.</w:t>
+        <w:t xml:space="preserve">Nakamura, E., Yoshii, K., &amp; Katayose, H. (2017). Performance error detection and post-processing for fast and accurate symbolic music alignment. In </w:t>
+      </w:r>
+      <w:r>
+        <w:rPr>
+          <w:i/>
+          <w:iCs/>
+        </w:rPr>
+        <w:t>Proceedings of the 18th International Society for Music Information Retrieval Conference (ISMIR)</w:t>
+      </w:r>
+      <w:r>
+        <w:t xml:space="preserve"> (pp. 347–353).</w:t>
       </w:r>
     </w:p>
     <w:p>
@@ -7050,17 +7060,17 @@
         </w:numPr>
       </w:pPr>
       <w:r>
-        <w:t xml:space="preserve">Sapp, C. S. (2017). Verovio Humdrum Viewer. In </w:t>
-      </w:r>
-      <w:r>
-        <w:rPr>
-          <w:i/>
-          <w:iCs/>
-        </w:rPr>
-        <w:t>Music Encoding Conference 2017</w:t>
-      </w:r>
-      <w:r>
-        <w:t>.</w:t>
+        <w:t xml:space="preserve">North, A. C., &amp; Hargreaves, D. J. (2008). </w:t>
+      </w:r>
+      <w:r>
+        <w:rPr>
+          <w:i/>
+          <w:iCs/>
+        </w:rPr>
+        <w:t>The social and applied psychology of music.</w:t>
+      </w:r>
+      <w:r>
+        <w:t xml:space="preserve"> Oxford University Press.</w:t>
       </w:r>
     </w:p>
     <w:p>
@@ -7072,17 +7082,17 @@
         </w:numPr>
       </w:pPr>
       <w:r>
-        <w:t xml:space="preserve">Sauro, J., &amp; Lewis, J. R. (2016). </w:t>
-      </w:r>
-      <w:r>
-        <w:rPr>
-          <w:i/>
-          <w:iCs/>
-        </w:rPr>
-        <w:t>Quantifying the user experience: Practical statistics for user research</w:t>
-      </w:r>
-      <w:r>
-        <w:t xml:space="preserve"> (2nd ed.). Morgan Kaufmann.</w:t>
+        <w:t xml:space="preserve">Paivio, A. (1991). Dual coding theory: Retrospect and current status. </w:t>
+      </w:r>
+      <w:r>
+        <w:rPr>
+          <w:i/>
+          <w:iCs/>
+        </w:rPr>
+        <w:t>Canadian Journal of Psychology, 45</w:t>
+      </w:r>
+      <w:r>
+        <w:t>(3), 255–287.</w:t>
       </w:r>
     </w:p>
     <w:p>
@@ -7094,17 +7104,17 @@
         </w:numPr>
       </w:pPr>
       <w:r>
-        <w:t xml:space="preserve">Shadish, W. R., Cook, T. D., &amp; Campbell, D. T. (2002). </w:t>
-      </w:r>
-      <w:r>
-        <w:rPr>
-          <w:i/>
-          <w:iCs/>
-        </w:rPr>
-        <w:t>Experimental and quasi-experimental designs for generalized causal inference.</w:t>
-      </w:r>
-      <w:r>
-        <w:t xml:space="preserve"> Houghton Mifflin.</w:t>
+        <w:t xml:space="preserve">Sapp, C. S. (2017). Verovio Humdrum Viewer. In </w:t>
+      </w:r>
+      <w:r>
+        <w:rPr>
+          <w:i/>
+          <w:iCs/>
+        </w:rPr>
+        <w:t>Music Encoding Conference 2017</w:t>
+      </w:r>
+      <w:r>
+        <w:t>.</w:t>
       </w:r>
     </w:p>
     <w:p>
@@ -7413,7 +7423,7 @@
   <w:abstractNum w:abstractNumId="0" w15:restartNumberingAfterBreak="0">
     <w:nsid w:val="0000A990"/>
     <w:multiLevelType w:val="multilevel"/>
-    <w:tmpl w:val="D4F8A9AA"/>
+    <w:tmpl w:val="C64E14BA"/>
     <w:lvl w:ilvl="0">
       <w:numFmt w:val="bullet"/>
       <w:lvlText w:val=" "/>
@@ -7490,7 +7500,7 @@
   <w:abstractNum w:abstractNumId="1" w15:restartNumberingAfterBreak="0">
     <w:nsid w:val="0000A991"/>
     <w:multiLevelType w:val="multilevel"/>
-    <w:tmpl w:val="8654CA78"/>
+    <w:tmpl w:val="52D41562"/>
     <w:lvl w:ilvl="0">
       <w:numFmt w:val="bullet"/>
       <w:lvlText w:val=""/>
@@ -7594,7 +7604,7 @@
   <w:abstractNum w:abstractNumId="2" w15:restartNumberingAfterBreak="0">
     <w:nsid w:val="00A99411"/>
     <w:multiLevelType w:val="multilevel"/>
-    <w:tmpl w:val="D234A484"/>
+    <w:tmpl w:val="93BC28D8"/>
     <w:lvl w:ilvl="0">
       <w:start w:val="1"/>
       <w:numFmt w:val="decimal"/>
@@ -7677,16 +7687,16 @@
       </w:pPr>
     </w:lvl>
   </w:abstractNum>
-  <w:num w:numId="1" w16cid:durableId="1363821765">
+  <w:num w:numId="1" w16cid:durableId="401565588">
     <w:abstractNumId w:val="0"/>
   </w:num>
-  <w:num w:numId="2" w16cid:durableId="2135128168">
+  <w:num w:numId="2" w16cid:durableId="1270967515">
     <w:abstractNumId w:val="1"/>
   </w:num>
-  <w:num w:numId="3" w16cid:durableId="847519845">
+  <w:num w:numId="3" w16cid:durableId="1208494385">
     <w:abstractNumId w:val="1"/>
   </w:num>
-  <w:num w:numId="4" w16cid:durableId="1359156518">
+  <w:num w:numId="4" w16cid:durableId="676662704">
     <w:abstractNumId w:val="2"/>
     <w:lvlOverride w:ilvl="0">
       <w:startOverride w:val="1"/>
@@ -7716,7 +7726,7 @@
       <w:startOverride w:val="1"/>
     </w:lvlOverride>
   </w:num>
-  <w:num w:numId="5" w16cid:durableId="471024197">
+  <w:num w:numId="5" w16cid:durableId="550264088">
     <w:abstractNumId w:val="2"/>
     <w:lvlOverride w:ilvl="0">
       <w:startOverride w:val="1"/>
@@ -7746,7 +7756,7 @@
       <w:startOverride w:val="1"/>
     </w:lvlOverride>
   </w:num>
-  <w:num w:numId="6" w16cid:durableId="141508770">
+  <w:num w:numId="6" w16cid:durableId="176502048">
     <w:abstractNumId w:val="2"/>
     <w:lvlOverride w:ilvl="0">
       <w:startOverride w:val="1"/>
@@ -7776,7 +7786,7 @@
       <w:startOverride w:val="1"/>
     </w:lvlOverride>
   </w:num>
-  <w:num w:numId="7" w16cid:durableId="344016045">
+  <w:num w:numId="7" w16cid:durableId="1310745695">
     <w:abstractNumId w:val="2"/>
     <w:lvlOverride w:ilvl="0">
       <w:startOverride w:val="1"/>
@@ -7806,7 +7816,7 @@
       <w:startOverride w:val="1"/>
     </w:lvlOverride>
   </w:num>
-  <w:num w:numId="8" w16cid:durableId="687102275">
+  <w:num w:numId="8" w16cid:durableId="121389655">
     <w:abstractNumId w:val="2"/>
     <w:lvlOverride w:ilvl="0">
       <w:startOverride w:val="1"/>
@@ -7836,10 +7846,10 @@
       <w:startOverride w:val="1"/>
     </w:lvlOverride>
   </w:num>
-  <w:num w:numId="9" w16cid:durableId="714504604">
+  <w:num w:numId="9" w16cid:durableId="1128280411">
     <w:abstractNumId w:val="1"/>
   </w:num>
-  <w:num w:numId="10" w16cid:durableId="1683166153">
+  <w:num w:numId="10" w16cid:durableId="943421045">
     <w:abstractNumId w:val="2"/>
     <w:lvlOverride w:ilvl="0">
       <w:startOverride w:val="1"/>
@@ -7869,10 +7879,10 @@
       <w:startOverride w:val="1"/>
     </w:lvlOverride>
   </w:num>
-  <w:num w:numId="11" w16cid:durableId="1163862096">
+  <w:num w:numId="11" w16cid:durableId="715086354">
     <w:abstractNumId w:val="1"/>
   </w:num>
-  <w:num w:numId="12" w16cid:durableId="1818764519">
+  <w:num w:numId="12" w16cid:durableId="1375303746">
     <w:abstractNumId w:val="2"/>
     <w:lvlOverride w:ilvl="0">
       <w:startOverride w:val="1"/>
@@ -7902,10 +7912,10 @@
       <w:startOverride w:val="1"/>
     </w:lvlOverride>
   </w:num>
-  <w:num w:numId="13" w16cid:durableId="286206222">
+  <w:num w:numId="13" w16cid:durableId="961306582">
     <w:abstractNumId w:val="1"/>
   </w:num>
-  <w:num w:numId="14" w16cid:durableId="209075240">
+  <w:num w:numId="14" w16cid:durableId="463888844">
     <w:abstractNumId w:val="2"/>
     <w:lvlOverride w:ilvl="0">
       <w:startOverride w:val="1"/>
@@ -7935,10 +7945,10 @@
       <w:startOverride w:val="1"/>
     </w:lvlOverride>
   </w:num>
-  <w:num w:numId="15" w16cid:durableId="1066876643">
+  <w:num w:numId="15" w16cid:durableId="698312554">
     <w:abstractNumId w:val="1"/>
   </w:num>
-  <w:num w:numId="16" w16cid:durableId="184565255">
+  <w:num w:numId="16" w16cid:durableId="805440323">
     <w:abstractNumId w:val="1"/>
   </w:num>
 </w:numbering>
@@ -8830,7 +8840,7 @@
     <w:name w:val="Verbatim Char"/>
     <w:basedOn w:val="Char1"/>
     <w:link w:val="SourceCode"/>
-    <w:rsid w:val="00EE2EBD"/>
+    <w:rsid w:val="0063609C"/>
     <w:rPr>
       <w:rFonts w:ascii="Consolas" w:hAnsi="Consolas" w:cs="Times New Roman"/>
       <w:sz w:val="20"/>
@@ -8875,7 +8885,7 @@
     <w:name w:val="Source Code"/>
     <w:basedOn w:val="a"/>
     <w:link w:val="VerbatimChar"/>
-    <w:rsid w:val="00EE2EBD"/>
+    <w:rsid w:val="0063609C"/>
     <w:pPr>
       <w:shd w:val="clear" w:color="auto" w:fill="FFF5F0"/>
       <w:wordWrap w:val="0"/>
@@ -9213,7 +9223,7 @@
     <w:name w:val="header"/>
     <w:basedOn w:val="a"/>
     <w:link w:val="Char2"/>
-    <w:rsid w:val="00EE2EBD"/>
+    <w:rsid w:val="0063609C"/>
     <w:pPr>
       <w:tabs>
         <w:tab w:val="center" w:pos="4513"/>
@@ -9226,13 +9236,13 @@
     <w:name w:val="머리글 Char"/>
     <w:basedOn w:val="a1"/>
     <w:link w:val="ad"/>
-    <w:rsid w:val="00EE2EBD"/>
+    <w:rsid w:val="0063609C"/>
   </w:style>
   <w:style w:type="paragraph" w:styleId="ae">
     <w:name w:val="footer"/>
     <w:basedOn w:val="a"/>
     <w:link w:val="Char3"/>
-    <w:rsid w:val="00EE2EBD"/>
+    <w:rsid w:val="0063609C"/>
     <w:pPr>
       <w:tabs>
         <w:tab w:val="center" w:pos="4513"/>
@@ -9245,17 +9255,17 @@
     <w:name w:val="바닥글 Char"/>
     <w:basedOn w:val="a1"/>
     <w:link w:val="ae"/>
-    <w:rsid w:val="00EE2EBD"/>
+    <w:rsid w:val="0063609C"/>
   </w:style>
   <w:style w:type="character" w:styleId="af">
     <w:name w:val="page number"/>
     <w:basedOn w:val="a1"/>
-    <w:rsid w:val="00EE2EBD"/>
+    <w:rsid w:val="0063609C"/>
   </w:style>
   <w:style w:type="character" w:styleId="af0">
     <w:name w:val="line number"/>
     <w:basedOn w:val="a1"/>
-    <w:rsid w:val="00EE2EBD"/>
+    <w:rsid w:val="0063609C"/>
   </w:style>
 </w:styles>
 </file>

--- a/ko/paper/paper_en.docx
+++ b/ko/paper/paper_en.docx
@@ -99,32 +99,32 @@
         <w:t>exposition-repeat folding map</w:t>
       </w:r>
       <w:r>
-        <w:t xml:space="preserve">, a piecewise non-monotonic time function that preserves analytical monotonicity under performer-elected exposition repeats — </w:t>
+        <w:t>, a piecewise non-monotonic time function that preserves analytical monotonicity under performer-elected exposition repeats — a practical edge case in score-audio alignment that, to our knowledge, no prior open music-visualization system addresse</w:t>
+      </w:r>
+      <w:r>
+        <w:t>s explicitly. A WebAudio metronome demo mode allows the formal visualization to function even without an audio file, addressing the copyright-sensitivity of classroom use.</w:t>
+      </w:r>
+    </w:p>
+    <w:p>
+      <w:pPr>
+        <w:pStyle w:val="a0"/>
+      </w:pPr>
+      <w:r>
+        <w:t xml:space="preserve">This paper focuses on the system’s design, implementation, the exposition-repeat folding technique, and the pedagogical significance of multi-representational visualization for teaching </w:t>
+      </w:r>
+      <w:r>
+        <w:rPr>
+          <w:i/>
+          <w:iCs/>
+        </w:rPr>
+        <w:t>norms and deformations</w:t>
+      </w:r>
+      <w:r>
+        <w:t xml:space="preserve"> together — most prominently K. 545’s atypical subdominant recapitulation. The work extends the line of web-interactive music-annotation systems represented by Dezrann (Ballester et al. 2025) and the sonata-form </w:t>
       </w:r>
       <w:r>
         <w:lastRenderedPageBreak/>
-        <w:t>a practical edge case in score-audio alignment that, to our knowledge, no prior open music-visualization system addresse</w:t>
-      </w:r>
-      <w:r>
-        <w:t>s explicitly. A WebAudio metronome demo mode allows the formal visualization to function even without an audio file, addressing the copyright-sensitivity of classroom use.</w:t>
-      </w:r>
-    </w:p>
-    <w:p>
-      <w:pPr>
-        <w:pStyle w:val="a0"/>
-      </w:pPr>
-      <w:r>
-        <w:t xml:space="preserve">This paper focuses on the system’s design, implementation, the exposition-repeat folding technique, and the pedagogical significance of multi-representational visualization for teaching </w:t>
-      </w:r>
-      <w:r>
-        <w:rPr>
-          <w:i/>
-          <w:iCs/>
-        </w:rPr>
-        <w:t>norms and deformations</w:t>
-      </w:r>
-      <w:r>
-        <w:t xml:space="preserve"> together — most prominently K. 545’s atypical subdominant recapitulation. The work extends the line of web-interactive music-annotation systems represented by Dezrann (Ballester et al. 2025) and the sonata-form structure-learning study of Allegraud et al. (2019), redirecting that line from MIR-corpus classification toward learner-facing pedagogy on a single canonical work. The released JSON schema is </w:t>
+        <w:t xml:space="preserve">structure-learning study of Allegraud et al. (2019), redirecting that line from MIR-corpus classification toward learner-facing pedagogy on a single canonical work. The released JSON schema is </w:t>
       </w:r>
       <w:r>
         <w:rPr>
@@ -179,11 +179,10 @@
         <w:pStyle w:val="FirstParagraph"/>
       </w:pPr>
       <w:r>
-        <w:t>Sonata form is the principal organizational principle of Western instrumental music from the late eighteenth century onwards and remains a central topic in music-theory and music-</w:t>
-      </w:r>
-      <w:r>
-        <w:lastRenderedPageBreak/>
-        <w:t>history curricula at both secondary and tertiary levels (Caplin, 2009; Hepokoski &amp; Darcy, 2006). Despite this curricular centrality, learners — including music-conservatory entrants — routinely report difficulty perceiving formal structure during listening (Cook, 1990; Margulis, 2014). This difficulty arises from at least three representational gaps:</w:t>
+        <w:t>Sonata form is the principal organizational principle of Western instrumental music from the late eighteenth century onwards and remains a central topic in music-theory and music-history curricula at both secondary and tertiary levels (Caplin, 2009; Hepokoski &amp; Darcy, 2006). Despite this curricular centrality, learners — including music-conservatory entrants — routinely report difficulty perceiving formal structure during listening (Cook, 1990; Margulis, 2014). This difficulty arises from at least three rep</w:t>
+      </w:r>
+      <w:r>
+        <w:t>resentational gaps:</w:t>
       </w:r>
     </w:p>
     <w:p>
@@ -289,7 +288,6 @@
       <w:bookmarkStart w:id="3" w:name="research-questions"/>
       <w:bookmarkEnd w:id="2"/>
       <w:r>
-        <w:lastRenderedPageBreak/>
         <w:t>1.2 Research Questions</w:t>
       </w:r>
     </w:p>
@@ -448,7 +446,6 @@
           <w:b/>
           <w:bCs/>
         </w:rPr>
-        <w:lastRenderedPageBreak/>
         <w:t>A pedagogical scenario for the atypical-recapitulation case</w:t>
       </w:r>
       <w:r>
@@ -569,7 +566,6 @@
       <w:bookmarkStart w:id="7" w:name="X18707b59c1ca39adfb55a5b81cf33a0ad6570c2"/>
       <w:bookmarkEnd w:id="6"/>
       <w:r>
-        <w:lastRenderedPageBreak/>
         <w:t>2.2 Dual Coding and the Cognitive Theory of Multimedia Learning</w:t>
       </w:r>
     </w:p>
@@ -866,7 +862,6 @@
       <w:bookmarkStart w:id="8" w:name="Xa0e3c68e90591503e6220a9976f79d4f2e14830"/>
       <w:bookmarkEnd w:id="7"/>
       <w:r>
-        <w:lastRenderedPageBreak/>
         <w:t>2.3 Active Learning and Comparative Listening</w:t>
       </w:r>
     </w:p>
@@ -1005,7 +1000,6 @@
           <w:b/>
           <w:bCs/>
         </w:rPr>
-        <w:lastRenderedPageBreak/>
         <w:t>A learner-facing, single-work focus.</w:t>
       </w:r>
       <w:r>
@@ -1736,34 +1730,26 @@
               <w:rPr>
                 <w:sz w:val="22"/>
               </w:rPr>
-              <w:t xml:space="preserve">Verovio Humdrum </w:t>
-            </w:r>
-            <w:r>
-              <w:rPr>
-                <w:sz w:val="22"/>
-              </w:rPr>
-              <w:lastRenderedPageBreak/>
-              <w:t>Viewer (Sapp 2017)</w:t>
-            </w:r>
-          </w:p>
-        </w:tc>
-        <w:tc>
-          <w:tcPr>
-            <w:tcW w:w="0" w:type="auto"/>
-          </w:tcPr>
-          <w:p>
-            <w:pPr>
-              <w:pStyle w:val="Compact"/>
-              <w:spacing w:line="240" w:lineRule="auto"/>
-              <w:rPr>
-                <w:sz w:val="22"/>
-              </w:rPr>
-            </w:pPr>
-            <w:r>
-              <w:rPr>
-                <w:sz w:val="22"/>
-              </w:rPr>
-              <w:lastRenderedPageBreak/>
+              <w:t>Verovio Humdrum Viewer (Sapp 2017)</w:t>
+            </w:r>
+          </w:p>
+        </w:tc>
+        <w:tc>
+          <w:tcPr>
+            <w:tcW w:w="0" w:type="auto"/>
+          </w:tcPr>
+          <w:p>
+            <w:pPr>
+              <w:pStyle w:val="Compact"/>
+              <w:spacing w:line="240" w:lineRule="auto"/>
+              <w:rPr>
+                <w:sz w:val="22"/>
+              </w:rPr>
+            </w:pPr>
+            <w:r>
+              <w:rPr>
+                <w:sz w:val="22"/>
+              </w:rPr>
               <w:t>△</w:t>
             </w:r>
           </w:p>
@@ -2360,7 +2346,6 @@
       <w:bookmarkEnd w:id="5"/>
       <w:bookmarkEnd w:id="9"/>
       <w:r>
-        <w:lastRenderedPageBreak/>
         <w:t>3. Mozart’s K. 545, Movement I: An Analytical Walk-Through</w:t>
       </w:r>
     </w:p>
@@ -2553,7 +2538,6 @@
           <w:i/>
           <w:iCs/>
         </w:rPr>
-        <w:lastRenderedPageBreak/>
         <w:t>Sonata Theory</w:t>
       </w:r>
       <w:r>
@@ -6553,19 +6537,37 @@
           <w:b/>
           <w:bCs/>
         </w:rPr>
-        <w:t>Audio is intentionally excluded.</w:t>
-      </w:r>
-      <w:r>
-        <w:t xml:space="preserve"> The recording used in our evaluation (András Schiff, Carnegie Hall 2015) is a commercial release and is not redistributed. To reproduce the evaluation, obtain a public-domain recording from the sources listed in </w:t>
+        <w:t>A Public Domain recording is bundled.</w:t>
+      </w:r>
+      <w:r>
+        <w:t xml:space="preserve"> Each edition ships with </w:t>
       </w:r>
       <w:r>
         <w:rPr>
           <w:rStyle w:val="VerbatimChar"/>
         </w:rPr>
-        <w:t>assets/README.md</w:t>
-      </w:r>
-      <w:r>
-        <w:t xml:space="preserve"> (Musopen, IMSLP) and place it in the same folder. The system’s measure-to-time mapping adapts to arbitrary recordings via proportional rescaling and an interactive tap-calibration mode (press </w:t>
+        <w:t>assets/mozart_k545_mvt1.ogg</w:t>
+      </w:r>
+      <w:r>
+        <w:t xml:space="preserve"> — a Public Domain performance by Robin Alciatore distributed via Musopen and Wikimedia Commons (2:14, 2.87 MB). No additional download is required. Users who prefer a different recording — for example the András Schiff Carnegie Hall (2015) commercial release — can drop their own file at </w:t>
+      </w:r>
+      <w:r>
+        <w:rPr>
+          <w:rStyle w:val="VerbatimChar"/>
+        </w:rPr>
+        <w:t>assets/mozart_k545_mvt1.mp3</w:t>
+      </w:r>
+      <w:r>
+        <w:t xml:space="preserve"> (the MP3 source is listed first in </w:t>
+      </w:r>
+      <w:r>
+        <w:rPr>
+          <w:rStyle w:val="VerbatimChar"/>
+        </w:rPr>
+        <w:t>index.html</w:t>
+      </w:r>
+      <w:r>
+        <w:t xml:space="preserve">, so it takes precedence over the bundled OGG). The interactive tap-calibration mode (press </w:t>
       </w:r>
       <w:r>
         <w:rPr>
@@ -6575,7 +6577,29 @@
         <w:t>T</w:t>
       </w:r>
       <w:r>
-        <w:t>).</w:t>
+        <w:t xml:space="preserve"> and </w:t>
+      </w:r>
+      <w:r>
+        <w:t xml:space="preserve">tap </w:t>
+      </w:r>
+      <w:r>
+        <w:rPr>
+          <w:i/>
+          <w:iCs/>
+        </w:rPr>
+        <w:t>Space</w:t>
+      </w:r>
+      <w:r>
+        <w:t xml:space="preserve"> at six landmark measures) re-anchors the measure-to-time mapping for any recording in under a minute and persists the calibration in </w:t>
+      </w:r>
+      <w:r>
+        <w:rPr>
+          <w:rStyle w:val="VerbatimChar"/>
+        </w:rPr>
+        <w:t>localStorage</w:t>
+      </w:r>
+      <w:r>
+        <w:t>. If the bundled audio is removed or fails to load, the WebAudio metronome demo mode kicks in automatically so the form-analysis visualization still operates.</w:t>
       </w:r>
     </w:p>
     <w:p>
@@ -7423,7 +7447,7 @@
   <w:abstractNum w:abstractNumId="0" w15:restartNumberingAfterBreak="0">
     <w:nsid w:val="0000A990"/>
     <w:multiLevelType w:val="multilevel"/>
-    <w:tmpl w:val="C64E14BA"/>
+    <w:tmpl w:val="1FAA0220"/>
     <w:lvl w:ilvl="0">
       <w:numFmt w:val="bullet"/>
       <w:lvlText w:val=" "/>
@@ -7500,7 +7524,7 @@
   <w:abstractNum w:abstractNumId="1" w15:restartNumberingAfterBreak="0">
     <w:nsid w:val="0000A991"/>
     <w:multiLevelType w:val="multilevel"/>
-    <w:tmpl w:val="52D41562"/>
+    <w:tmpl w:val="0A105C3E"/>
     <w:lvl w:ilvl="0">
       <w:numFmt w:val="bullet"/>
       <w:lvlText w:val=""/>
@@ -7604,7 +7628,7 @@
   <w:abstractNum w:abstractNumId="2" w15:restartNumberingAfterBreak="0">
     <w:nsid w:val="00A99411"/>
     <w:multiLevelType w:val="multilevel"/>
-    <w:tmpl w:val="93BC28D8"/>
+    <w:tmpl w:val="6CDE1D46"/>
     <w:lvl w:ilvl="0">
       <w:start w:val="1"/>
       <w:numFmt w:val="decimal"/>
@@ -7687,16 +7711,16 @@
       </w:pPr>
     </w:lvl>
   </w:abstractNum>
-  <w:num w:numId="1" w16cid:durableId="401565588">
+  <w:num w:numId="1" w16cid:durableId="1344895028">
     <w:abstractNumId w:val="0"/>
   </w:num>
-  <w:num w:numId="2" w16cid:durableId="1270967515">
+  <w:num w:numId="2" w16cid:durableId="1521968148">
     <w:abstractNumId w:val="1"/>
   </w:num>
-  <w:num w:numId="3" w16cid:durableId="1208494385">
+  <w:num w:numId="3" w16cid:durableId="1177308530">
     <w:abstractNumId w:val="1"/>
   </w:num>
-  <w:num w:numId="4" w16cid:durableId="676662704">
+  <w:num w:numId="4" w16cid:durableId="643900188">
     <w:abstractNumId w:val="2"/>
     <w:lvlOverride w:ilvl="0">
       <w:startOverride w:val="1"/>
@@ -7726,7 +7750,7 @@
       <w:startOverride w:val="1"/>
     </w:lvlOverride>
   </w:num>
-  <w:num w:numId="5" w16cid:durableId="550264088">
+  <w:num w:numId="5" w16cid:durableId="826091095">
     <w:abstractNumId w:val="2"/>
     <w:lvlOverride w:ilvl="0">
       <w:startOverride w:val="1"/>
@@ -7756,7 +7780,7 @@
       <w:startOverride w:val="1"/>
     </w:lvlOverride>
   </w:num>
-  <w:num w:numId="6" w16cid:durableId="176502048">
+  <w:num w:numId="6" w16cid:durableId="408817664">
     <w:abstractNumId w:val="2"/>
     <w:lvlOverride w:ilvl="0">
       <w:startOverride w:val="1"/>
@@ -7786,7 +7810,7 @@
       <w:startOverride w:val="1"/>
     </w:lvlOverride>
   </w:num>
-  <w:num w:numId="7" w16cid:durableId="1310745695">
+  <w:num w:numId="7" w16cid:durableId="1207183479">
     <w:abstractNumId w:val="2"/>
     <w:lvlOverride w:ilvl="0">
       <w:startOverride w:val="1"/>
@@ -7816,7 +7840,7 @@
       <w:startOverride w:val="1"/>
     </w:lvlOverride>
   </w:num>
-  <w:num w:numId="8" w16cid:durableId="121389655">
+  <w:num w:numId="8" w16cid:durableId="801926222">
     <w:abstractNumId w:val="2"/>
     <w:lvlOverride w:ilvl="0">
       <w:startOverride w:val="1"/>
@@ -7846,10 +7870,10 @@
       <w:startOverride w:val="1"/>
     </w:lvlOverride>
   </w:num>
-  <w:num w:numId="9" w16cid:durableId="1128280411">
+  <w:num w:numId="9" w16cid:durableId="1471946046">
     <w:abstractNumId w:val="1"/>
   </w:num>
-  <w:num w:numId="10" w16cid:durableId="943421045">
+  <w:num w:numId="10" w16cid:durableId="214783067">
     <w:abstractNumId w:val="2"/>
     <w:lvlOverride w:ilvl="0">
       <w:startOverride w:val="1"/>
@@ -7879,10 +7903,10 @@
       <w:startOverride w:val="1"/>
     </w:lvlOverride>
   </w:num>
-  <w:num w:numId="11" w16cid:durableId="715086354">
+  <w:num w:numId="11" w16cid:durableId="1802335030">
     <w:abstractNumId w:val="1"/>
   </w:num>
-  <w:num w:numId="12" w16cid:durableId="1375303746">
+  <w:num w:numId="12" w16cid:durableId="1577663522">
     <w:abstractNumId w:val="2"/>
     <w:lvlOverride w:ilvl="0">
       <w:startOverride w:val="1"/>
@@ -7912,10 +7936,10 @@
       <w:startOverride w:val="1"/>
     </w:lvlOverride>
   </w:num>
-  <w:num w:numId="13" w16cid:durableId="961306582">
+  <w:num w:numId="13" w16cid:durableId="272517318">
     <w:abstractNumId w:val="1"/>
   </w:num>
-  <w:num w:numId="14" w16cid:durableId="463888844">
+  <w:num w:numId="14" w16cid:durableId="1642416191">
     <w:abstractNumId w:val="2"/>
     <w:lvlOverride w:ilvl="0">
       <w:startOverride w:val="1"/>
@@ -7945,10 +7969,10 @@
       <w:startOverride w:val="1"/>
     </w:lvlOverride>
   </w:num>
-  <w:num w:numId="15" w16cid:durableId="698312554">
+  <w:num w:numId="15" w16cid:durableId="1150093209">
     <w:abstractNumId w:val="1"/>
   </w:num>
-  <w:num w:numId="16" w16cid:durableId="805440323">
+  <w:num w:numId="16" w16cid:durableId="198015866">
     <w:abstractNumId w:val="1"/>
   </w:num>
 </w:numbering>
@@ -8840,7 +8864,7 @@
     <w:name w:val="Verbatim Char"/>
     <w:basedOn w:val="Char1"/>
     <w:link w:val="SourceCode"/>
-    <w:rsid w:val="0063609C"/>
+    <w:rsid w:val="00862C43"/>
     <w:rPr>
       <w:rFonts w:ascii="Consolas" w:hAnsi="Consolas" w:cs="Times New Roman"/>
       <w:sz w:val="20"/>
@@ -8885,7 +8909,7 @@
     <w:name w:val="Source Code"/>
     <w:basedOn w:val="a"/>
     <w:link w:val="VerbatimChar"/>
-    <w:rsid w:val="0063609C"/>
+    <w:rsid w:val="00862C43"/>
     <w:pPr>
       <w:shd w:val="clear" w:color="auto" w:fill="FFF5F0"/>
       <w:wordWrap w:val="0"/>
@@ -9223,7 +9247,7 @@
     <w:name w:val="header"/>
     <w:basedOn w:val="a"/>
     <w:link w:val="Char2"/>
-    <w:rsid w:val="0063609C"/>
+    <w:rsid w:val="00862C43"/>
     <w:pPr>
       <w:tabs>
         <w:tab w:val="center" w:pos="4513"/>
@@ -9236,13 +9260,13 @@
     <w:name w:val="머리글 Char"/>
     <w:basedOn w:val="a1"/>
     <w:link w:val="ad"/>
-    <w:rsid w:val="0063609C"/>
+    <w:rsid w:val="00862C43"/>
   </w:style>
   <w:style w:type="paragraph" w:styleId="ae">
     <w:name w:val="footer"/>
     <w:basedOn w:val="a"/>
     <w:link w:val="Char3"/>
-    <w:rsid w:val="0063609C"/>
+    <w:rsid w:val="00862C43"/>
     <w:pPr>
       <w:tabs>
         <w:tab w:val="center" w:pos="4513"/>
@@ -9255,17 +9279,17 @@
     <w:name w:val="바닥글 Char"/>
     <w:basedOn w:val="a1"/>
     <w:link w:val="ae"/>
-    <w:rsid w:val="0063609C"/>
+    <w:rsid w:val="00862C43"/>
   </w:style>
   <w:style w:type="character" w:styleId="af">
     <w:name w:val="page number"/>
     <w:basedOn w:val="a1"/>
-    <w:rsid w:val="0063609C"/>
+    <w:rsid w:val="00862C43"/>
   </w:style>
   <w:style w:type="character" w:styleId="af0">
     <w:name w:val="line number"/>
     <w:basedOn w:val="a1"/>
-    <w:rsid w:val="0063609C"/>
+    <w:rsid w:val="00862C43"/>
   </w:style>
 </w:styles>
 </file>

--- a/ko/paper/paper_en.docx
+++ b/ko/paper/paper_en.docx
@@ -4,25 +4,39 @@
   <w:body>
     <w:p>
       <w:pPr>
-        <w:pStyle w:val="a4"/>
-      </w:pPr>
+        <w:pStyle w:val="FirstParagraph"/>
+      </w:pPr>
+      <w:r>
+        <w:t>[ARTICLE TYPE: Tools and Datasets Article]</w:t>
+      </w:r>
+    </w:p>
+    <w:p>
+      <w:pPr>
+        <w:pStyle w:val="1"/>
+      </w:pPr>
+      <w:bookmarkStart w:id="0" w:name="X5b7559a007737195566a3f5027e0e7e5b5576eb"/>
       <w:r>
         <w:t>Teaching Sonata Form Through Synchronized Multi-Representational Visualization: Design, Implementation, and Evaluation of an Open-Source Web Tool Using Mozart’s K. 545</w:t>
       </w:r>
     </w:p>
     <w:p>
       <w:pPr>
-        <w:pStyle w:val="a6"/>
-      </w:pPr>
-      <w:r>
-        <w:t>2026-05-08</w:t>
+        <w:pStyle w:val="FirstParagraph"/>
+      </w:pPr>
+      <w:r>
+        <w:rPr>
+          <w:i/>
+          <w:iCs/>
+        </w:rPr>
+        <w:t>[Author details are not included in this manuscript file as the peer review process is blinded. Author names, affiliations, contact details and ORCIDs are provided via the online submission system.]</w:t>
       </w:r>
     </w:p>
     <w:p>
       <w:pPr>
         <w:pStyle w:val="1"/>
       </w:pPr>
-      <w:bookmarkStart w:id="0" w:name="abstract"/>
+      <w:bookmarkStart w:id="1" w:name="abstract"/>
+      <w:bookmarkEnd w:id="0"/>
       <w:r>
         <w:t>Abstract</w:t>
       </w:r>
@@ -32,7 +46,7 @@
         <w:pStyle w:val="FirstParagraph"/>
       </w:pPr>
       <w:r>
-        <w:t xml:space="preserve">This paper presents the design, implementation, and evaluation of a web-based learning tool that synchronizes notated score, audio, and formal analysis along a single timeline, allowing learners to experience the hierarchical structure of sonata form simultaneously through auditory, visual, and cognitive channels. The first movement of Mozart’s </w:t>
+        <w:t xml:space="preserve">This paper presents the design, implementation, and pedagogical positioning of an open-source web-based tool that synchronizes a notated score, audio playback, and a hierarchical formal-analysis layer along a single timeline. The first movement of Mozart’s </w:t>
       </w:r>
       <w:r>
         <w:rPr>
@@ -42,45 +56,17 @@
         <w:t>Piano Sonata in C major</w:t>
       </w:r>
       <w:r>
-        <w:t xml:space="preserve">, K. 545 — a standard pedagogical work — is used as the case piece. Its 73-measure compactness and textbook-clear formal landmarks coexist with a celebrated </w:t>
-      </w:r>
-      <w:r>
-        <w:rPr>
-          <w:i/>
-          <w:iCs/>
-        </w:rPr>
-        <w:t>deformation</w:t>
-      </w:r>
-      <w:r>
-        <w:t xml:space="preserve">: the recapitulation begins in the subdominant (F major) rather than the tonic. This rare combination of normative and deformational features in a single short piece makes K. 545 unusually well-suited for teaching both the </w:t>
-      </w:r>
-      <w:r>
-        <w:rPr>
-          <w:i/>
-          <w:iCs/>
-        </w:rPr>
-        <w:t>norms</w:t>
-      </w:r>
-      <w:r>
-        <w:t xml:space="preserve"> and the </w:t>
-      </w:r>
-      <w:r>
-        <w:rPr>
-          <w:i/>
-          <w:iCs/>
-        </w:rPr>
-        <w:t>deviations</w:t>
-      </w:r>
-      <w:r>
-        <w:t xml:space="preserve"> of sonata-form practice.</w:t>
-      </w:r>
-    </w:p>
-    <w:p>
-      <w:pPr>
-        <w:pStyle w:val="a0"/>
-      </w:pPr>
-      <w:r>
-        <w:t xml:space="preserve">The system (1) renders MusicXML through OpenSheetMusicDisplay, (2) maps audio time to measure number through a discrete lookup table on each </w:t>
+        <w:t xml:space="preserve">, K. 545 serves as the case piece: its 73-measure compactness and textbook-clear formal landmarks coexist with a celebrated </w:t>
+      </w:r>
+      <w:r>
+        <w:rPr>
+          <w:i/>
+          <w:iCs/>
+        </w:rPr>
+        <w:t>subdominant recapitulation</w:t>
+      </w:r>
+      <w:r>
+        <w:t xml:space="preserve"> (the recap begins in F major rather than C), making it unusually well-suited for teaching both the norms and the deviations of sonata-form practice. The system renders MusicXML through OpenSheetMusicDisplay, maps audio time to measure number via a discrete lookup table on each </w:t>
       </w:r>
       <w:r>
         <w:rPr>
@@ -89,7 +75,10 @@
         <w:t>timeupdate</w:t>
       </w:r>
       <w:r>
-        <w:t xml:space="preserve"> event, (3) overlays section and theme labels in a two-level color hierarchy directly onto the score, and (4) supports section jumping, looped listening, playback-speed control, and keyboard shortcuts. We further contribute an </w:t>
+        <w:t xml:space="preserve"> event, and overlays section and theme labels in a</w:t>
+      </w:r>
+      <w:r>
+        <w:t xml:space="preserve"> two-level color hierarchy directly onto the score. We further contribute an </w:t>
       </w:r>
       <w:r>
         <w:rPr>
@@ -99,32 +88,14 @@
         <w:t>exposition-repeat folding map</w:t>
       </w:r>
       <w:r>
-        <w:t>, a piecewise non-monotonic time function that preserves analytical monotonicity under performer-elected exposition repeats — a practical edge case in score-audio alignment that, to our knowledge, no prior open music-visualization system addresse</w:t>
-      </w:r>
-      <w:r>
-        <w:t>s explicitly. A WebAudio metronome demo mode allows the formal visualization to function even without an audio file, addressing the copyright-sensitivity of classroom use.</w:t>
-      </w:r>
-    </w:p>
-    <w:p>
-      <w:pPr>
-        <w:pStyle w:val="a0"/>
-      </w:pPr>
-      <w:r>
-        <w:t xml:space="preserve">This paper focuses on the system’s design, implementation, the exposition-repeat folding technique, and the pedagogical significance of multi-representational visualization for teaching </w:t>
-      </w:r>
-      <w:r>
-        <w:rPr>
-          <w:i/>
-          <w:iCs/>
-        </w:rPr>
-        <w:t>norms and deformations</w:t>
-      </w:r>
-      <w:r>
-        <w:t xml:space="preserve"> together — most prominently K. 545’s atypical subdominant recapitulation. The work extends the line of web-interactive music-annotation systems represented by Dezrann (Ballester et al. 2025) and the sonata-form </w:t>
+        <w:t xml:space="preserve"> — a piecewise non-monotonic time function that preserves analytical monotonicity under performer- elected repeats, an edge case that no prior open music-visualization system addresses with an explicit time map. A WebAudio metronome demo mode lets the form visualization function without audio, and a bundled Public Domain recording makes the tool </w:t>
       </w:r>
       <w:r>
         <w:lastRenderedPageBreak/>
-        <w:t xml:space="preserve">structure-learning study of Allegraud et al. (2019), redirecting that line from MIR-corpus classification toward learner-facing pedagogy on a single canonical work. The released JSON schema is </w:t>
+        <w:t>work out of the box. The work extends two prior TISMIR con</w:t>
+      </w:r>
+      <w:r>
+        <w:t xml:space="preserve">tributions — Dezrann (Ballester et al., 2025) and the Mozart sonata-form learning study of Allegraud et al. (2019) — by redirecting their line toward learner-facing pedagogy and by making the analysis schema </w:t>
       </w:r>
       <w:r>
         <w:rPr>
@@ -134,10 +105,7 @@
         <w:t>intentionally interoperable</w:t>
       </w:r>
       <w:r>
-        <w:t xml:space="preserve"> with the Algomus annotation conventions established in Al</w:t>
-      </w:r>
-      <w:r>
-        <w:t>legraud et al. (2019), so that classifier output and human-curated analyses share a common ingestion path into the tool. The system is released as MIT-licensed open source and the analysis schema is licensed CC BY 4.0. Empirical validation of learning effects is deferred to a planned randomized controlled trial.</w:t>
+        <w:t xml:space="preserve"> with the Algomus annotation conventions. The system is MIT-licensed; the analysis schema is CC BY 4.0. Empirical validation of learning effects is deferred to a planned randomized controlled trial.</w:t>
       </w:r>
     </w:p>
     <w:p>
@@ -149,18 +117,40 @@
           <w:b/>
           <w:bCs/>
         </w:rPr>
+        <w:t>Word Count:</w:t>
+      </w:r>
+      <w:r>
+        <w:t xml:space="preserve"> </w:t>
+      </w:r>
+      <w:r>
+        <w:rPr>
+          <w:i/>
+          <w:iCs/>
+        </w:rPr>
+        <w:t>[to be inserted at final submission — current draft ≈ 6,100 words including references and appendix]</w:t>
+      </w:r>
+    </w:p>
+    <w:p>
+      <w:pPr>
+        <w:pStyle w:val="a0"/>
+      </w:pPr>
+      <w:r>
+        <w:rPr>
+          <w:b/>
+          <w:bCs/>
+        </w:rPr>
         <w:t>Keywords:</w:t>
       </w:r>
       <w:r>
-        <w:t xml:space="preserve"> sonata form, score-audio synchronization, music notation visualization, MusicXML, OpenSheetMusicDisplay, color encoding, formal analysis schema, music education, open-source tool, Mozart K. 545</w:t>
+        <w:t xml:space="preserve"> sonata form; score-audio synchronization; MusicXML visualization; exposition-repeat folding; music education technology; Mozart K. 545</w:t>
       </w:r>
     </w:p>
     <w:p>
       <w:pPr>
         <w:pStyle w:val="1"/>
       </w:pPr>
-      <w:bookmarkStart w:id="1" w:name="introduction"/>
-      <w:bookmarkEnd w:id="0"/>
+      <w:bookmarkStart w:id="2" w:name="introduction"/>
+      <w:bookmarkEnd w:id="1"/>
       <w:r>
         <w:t>1. Introduction</w:t>
       </w:r>
@@ -169,7 +159,7 @@
       <w:pPr>
         <w:pStyle w:val="2"/>
       </w:pPr>
-      <w:bookmarkStart w:id="2" w:name="motivation"/>
+      <w:bookmarkStart w:id="3" w:name="motivation"/>
       <w:r>
         <w:t>1.1 Motivation</w:t>
       </w:r>
@@ -236,6 +226,7 @@
           <w:b/>
           <w:bCs/>
         </w:rPr>
+        <w:lastRenderedPageBreak/>
         <w:t>Flattening of hierarchy.</w:t>
       </w:r>
       <w:r>
@@ -285,8 +276,8 @@
       <w:pPr>
         <w:pStyle w:val="2"/>
       </w:pPr>
-      <w:bookmarkStart w:id="3" w:name="research-questions"/>
-      <w:bookmarkEnd w:id="2"/>
+      <w:bookmarkStart w:id="4" w:name="research-questions"/>
+      <w:bookmarkEnd w:id="3"/>
       <w:r>
         <w:t>1.2 Research Questions</w:t>
       </w:r>
@@ -352,8 +343,8 @@
       <w:pPr>
         <w:pStyle w:val="2"/>
       </w:pPr>
-      <w:bookmarkStart w:id="4" w:name="contributions"/>
-      <w:bookmarkEnd w:id="3"/>
+      <w:bookmarkStart w:id="5" w:name="contributions"/>
+      <w:bookmarkEnd w:id="4"/>
       <w:r>
         <w:t>1.3 Contributions</w:t>
       </w:r>
@@ -379,6 +370,7 @@
           <w:b/>
           <w:bCs/>
         </w:rPr>
+        <w:lastRenderedPageBreak/>
         <w:t>A learner-facing open-source tool</w:t>
       </w:r>
       <w:r>
@@ -464,10 +456,11 @@
       <w:pPr>
         <w:pStyle w:val="1"/>
       </w:pPr>
-      <w:bookmarkStart w:id="5" w:name="background"/>
-      <w:bookmarkEnd w:id="1"/>
-      <w:bookmarkEnd w:id="4"/>
-      <w:r>
+      <w:bookmarkStart w:id="6" w:name="background"/>
+      <w:bookmarkEnd w:id="2"/>
+      <w:bookmarkEnd w:id="5"/>
+      <w:r>
+        <w:lastRenderedPageBreak/>
         <w:t>2. Background</w:t>
       </w:r>
     </w:p>
@@ -475,7 +468,7 @@
       <w:pPr>
         <w:pStyle w:val="2"/>
       </w:pPr>
-      <w:bookmarkStart w:id="6" w:name="hierarchical-analysis-of-sonata-form"/>
+      <w:bookmarkStart w:id="7" w:name="hierarchical-analysis-of-sonata-form"/>
       <w:r>
         <w:t>2.1 Hierarchical Analysis of Sonata Form</w:t>
       </w:r>
@@ -515,10 +508,7 @@
         <w:t>Theme zones.</w:t>
       </w:r>
       <w:r>
-        <w:t xml:space="preserve"> </w:t>
-      </w:r>
-      <w:r>
-        <w:t>- P (Primary theme zone) - T (Transition) - S (Secondary theme zone) - K (Closing theme / codetta)</w:t>
+        <w:t xml:space="preserve"> - P (Primary theme zone) - T (Transition) - S (Secondary theme zone) - K (Closing theme / codetta)</w:t>
       </w:r>
     </w:p>
     <w:p>
@@ -563,8 +553,8 @@
       <w:pPr>
         <w:pStyle w:val="2"/>
       </w:pPr>
-      <w:bookmarkStart w:id="7" w:name="X18707b59c1ca39adfb55a5b81cf33a0ad6570c2"/>
-      <w:bookmarkEnd w:id="6"/>
+      <w:bookmarkStart w:id="8" w:name="X18707b59c1ca39adfb55a5b81cf33a0ad6570c2"/>
+      <w:bookmarkEnd w:id="7"/>
       <w:r>
         <w:t>2.2 Dual Coding and the Cognitive Theory of Multimedia Learning</w:t>
       </w:r>
@@ -728,6 +718,7 @@
               <w:rPr>
                 <w:sz w:val="22"/>
               </w:rPr>
+              <w:lastRenderedPageBreak/>
               <w:t>Temporal contiguity</w:t>
             </w:r>
           </w:p>
@@ -826,10 +817,7 @@
         <w:pStyle w:val="a0"/>
       </w:pPr>
       <w:r>
-        <w:t xml:space="preserve">Color mapping has been studied as a representational means in music </w:t>
-      </w:r>
-      <w:r>
-        <w:t xml:space="preserve">pedagogy. Kuo and Chuang (2013), proposing a color music notation system for beginners, map pitch, duration, range, and intensity to colors, lattices, graphs, and shape sizes respectively, drawing on Itten’s color wheel and the Natural Color System to align twelve primary colors with twelve-tone equal temperament. Their work demonstrates the systematic applicability of color–music synesthetic mapping at the </w:t>
+        <w:t xml:space="preserve">Color mapping has been studied as a representational means in music pedagogy. Kuo and Chuang (2013), proposing a color music notation system for beginners, map pitch, duration, range, and intensity to colors, lattices, graphs, and shape sizes respectively, drawing on Itten’s color wheel and the Natural Color System to align twelve primary colors with twelve-tone equal temperament. Their work demonstrates the systematic applicability of color–music synesthetic mapping at the </w:t>
       </w:r>
       <w:r>
         <w:rPr>
@@ -839,10 +827,7 @@
         <w:t>pitch</w:t>
       </w:r>
       <w:r>
-        <w:t xml:space="preserve"> dimension. Our tool’s two-tier scheme (sections plus theme zones, with WCAG-2.1 contrast and no</w:t>
-      </w:r>
-      <w:r>
-        <w:t xml:space="preserve">n-color redundancy) applies the same color–music representational principle, but at the </w:t>
+        <w:t xml:space="preserve"> dimension. Our tool’s two-tier scheme (sections plus theme zones, with WCAG-2.1 contrast and non-color redundancy) applies the same color–music representational principle, but at the </w:t>
       </w:r>
       <w:r>
         <w:rPr>
@@ -859,8 +844,8 @@
       <w:pPr>
         <w:pStyle w:val="2"/>
       </w:pPr>
-      <w:bookmarkStart w:id="8" w:name="Xa0e3c68e90591503e6220a9976f79d4f2e14830"/>
-      <w:bookmarkEnd w:id="7"/>
+      <w:bookmarkStart w:id="9" w:name="Xa0e3c68e90591503e6220a9976f79d4f2e14830"/>
+      <w:bookmarkEnd w:id="8"/>
       <w:r>
         <w:t>2.3 Active Learning and Comparative Listening</w:t>
       </w:r>
@@ -907,9 +892,10 @@
       <w:pPr>
         <w:pStyle w:val="2"/>
       </w:pPr>
-      <w:bookmarkStart w:id="9" w:name="related-tools"/>
-      <w:bookmarkEnd w:id="8"/>
-      <w:r>
+      <w:bookmarkStart w:id="10" w:name="related-tools"/>
+      <w:bookmarkEnd w:id="9"/>
+      <w:r>
+        <w:lastRenderedPageBreak/>
         <w:t>2.4 Related Tools</w:t>
       </w:r>
     </w:p>
@@ -1093,6 +1079,7 @@
                 <w:b/>
                 <w:sz w:val="22"/>
               </w:rPr>
+              <w:lastRenderedPageBreak/>
               <w:t>Tool</w:t>
             </w:r>
           </w:p>
@@ -2020,26 +2007,34 @@
               <w:rPr>
                 <w:sz w:val="22"/>
               </w:rPr>
-              <w:t>Dezrann (Ballester et al. 2025)</w:t>
-            </w:r>
-          </w:p>
-        </w:tc>
-        <w:tc>
-          <w:tcPr>
-            <w:tcW w:w="0" w:type="auto"/>
-          </w:tcPr>
-          <w:p>
-            <w:pPr>
-              <w:pStyle w:val="Compact"/>
-              <w:spacing w:line="240" w:lineRule="auto"/>
-              <w:rPr>
-                <w:sz w:val="22"/>
-              </w:rPr>
-            </w:pPr>
-            <w:r>
-              <w:rPr>
-                <w:sz w:val="22"/>
-              </w:rPr>
+              <w:t xml:space="preserve">Dezrann (Ballester </w:t>
+            </w:r>
+            <w:r>
+              <w:rPr>
+                <w:sz w:val="22"/>
+              </w:rPr>
+              <w:lastRenderedPageBreak/>
+              <w:t>et al. 2025)</w:t>
+            </w:r>
+          </w:p>
+        </w:tc>
+        <w:tc>
+          <w:tcPr>
+            <w:tcW w:w="0" w:type="auto"/>
+          </w:tcPr>
+          <w:p>
+            <w:pPr>
+              <w:pStyle w:val="Compact"/>
+              <w:spacing w:line="240" w:lineRule="auto"/>
+              <w:rPr>
+                <w:sz w:val="22"/>
+              </w:rPr>
+            </w:pPr>
+            <w:r>
+              <w:rPr>
+                <w:sz w:val="22"/>
+              </w:rPr>
+              <w:lastRenderedPageBreak/>
               <w:t>✓</w:t>
             </w:r>
             <w:r>
@@ -2342,9 +2337,9 @@
       <w:pPr>
         <w:pStyle w:val="1"/>
       </w:pPr>
-      <w:bookmarkStart w:id="10" w:name="X242a817391c4b06c2e725f15f6662781fb7cb85"/>
-      <w:bookmarkEnd w:id="5"/>
-      <w:bookmarkEnd w:id="9"/>
+      <w:bookmarkStart w:id="11" w:name="X242a817391c4b06c2e725f15f6662781fb7cb85"/>
+      <w:bookmarkEnd w:id="6"/>
+      <w:bookmarkEnd w:id="10"/>
       <w:r>
         <w:t>3. Mozart’s K. 545, Movement I: An Analytical Walk-Through</w:t>
       </w:r>
@@ -2353,7 +2348,7 @@
       <w:pPr>
         <w:pStyle w:val="2"/>
       </w:pPr>
-      <w:bookmarkStart w:id="11" w:name="why-this-work-and-why-movement-i"/>
+      <w:bookmarkStart w:id="12" w:name="why-this-work-and-why-movement-i"/>
       <w:r>
         <w:t>3.1 Why This Work, and Why Movement I</w:t>
       </w:r>
@@ -2451,6 +2446,7 @@
           <w:b/>
           <w:bCs/>
         </w:rPr>
+        <w:lastRenderedPageBreak/>
         <w:t>Textural transparency.</w:t>
       </w:r>
       <w:r>
@@ -2500,8 +2496,8 @@
       <w:pPr>
         <w:pStyle w:val="2"/>
       </w:pPr>
-      <w:bookmarkStart w:id="12" w:name="two-level-formal-layout"/>
-      <w:bookmarkEnd w:id="11"/>
+      <w:bookmarkStart w:id="13" w:name="two-level-formal-layout"/>
+      <w:bookmarkEnd w:id="12"/>
       <w:r>
         <w:t>3.2 Two-Level Formal Layout</w:t>
       </w:r>
@@ -3631,8 +3627,8 @@
       <w:pPr>
         <w:pStyle w:val="2"/>
       </w:pPr>
-      <w:bookmarkStart w:id="13" w:name="Xa98a3c3564ba113360cfc7ae92a51cc8f6504b7"/>
-      <w:bookmarkEnd w:id="12"/>
+      <w:bookmarkStart w:id="14" w:name="Xa98a3c3564ba113360cfc7ae92a51cc8f6504b7"/>
+      <w:bookmarkEnd w:id="13"/>
       <w:r>
         <w:t>3.3 The Subdominant Recapitulation: Functional Logic</w:t>
       </w:r>
@@ -3659,7 +3655,7 @@
       <w:pPr>
         <w:pStyle w:val="3"/>
       </w:pPr>
-      <w:bookmarkStart w:id="14" w:name="a-symmetrical-harmonic-plan"/>
+      <w:bookmarkStart w:id="15" w:name="a-symmetrical-harmonic-plan"/>
       <w:r>
         <w:t>A symmetrical harmonic plan</w:t>
       </w:r>
@@ -3684,7 +3680,10 @@
         <w:t>Exposition:</w:t>
       </w:r>
       <w:r>
-        <w:t xml:space="preserve"> P in C → S in G (motion of a fifth upward)</w:t>
+        <w:t xml:space="preserve"> </w:t>
+      </w:r>
+      <w:r>
+        <w:t>P in C → S in G (motion of a fifth upward)</w:t>
       </w:r>
     </w:p>
     <w:p>
@@ -3823,8 +3822,8 @@
       <w:pPr>
         <w:pStyle w:val="3"/>
       </w:pPr>
-      <w:bookmarkStart w:id="15" w:name="why-this-matters-pedagogically"/>
-      <w:bookmarkEnd w:id="14"/>
+      <w:bookmarkStart w:id="16" w:name="why-this-matters-pedagogically"/>
+      <w:bookmarkEnd w:id="15"/>
       <w:r>
         <w:t>Why this matters pedagogically</w:t>
       </w:r>
@@ -3908,10 +3907,7 @@
         <w:t>recompositional</w:t>
       </w:r>
       <w:r>
-        <w:t xml:space="preserve"> </w:t>
-      </w:r>
-      <w:r>
-        <w:t>adjustment necessary to land S correctly in C. This is again a teaching point: a recapitulation that “just goes back to the beginning” would be unable to negotiate the non-symmetric tonal layout.</w:t>
+        <w:t xml:space="preserve"> adjustment necessary to land S correctly in C. This is again a teaching point: a recapitulation that “just goes back to the beginning” would be unable to negotiate the non-symmetric tonal layout.</w:t>
       </w:r>
     </w:p>
     <w:p>
@@ -3936,8 +3932,8 @@
       <w:pPr>
         <w:pStyle w:val="3"/>
       </w:pPr>
-      <w:bookmarkStart w:id="16" w:name="codetta-differences"/>
-      <w:bookmarkEnd w:id="15"/>
+      <w:bookmarkStart w:id="17" w:name="codetta-differences"/>
+      <w:bookmarkEnd w:id="16"/>
       <w:r>
         <w:t>Codetta differences</w:t>
       </w:r>
@@ -3974,8 +3970,8 @@
       <w:pPr>
         <w:pStyle w:val="3"/>
       </w:pPr>
-      <w:bookmarkStart w:id="17" w:name="how-the-tool-surfaces-these-insights"/>
-      <w:bookmarkEnd w:id="16"/>
+      <w:bookmarkStart w:id="18" w:name="how-the-tool-surfaces-these-insights"/>
+      <w:bookmarkEnd w:id="17"/>
       <w:r>
         <w:t>How the tool surfaces these insights</w:t>
       </w:r>
@@ -4099,10 +4095,10 @@
       <w:pPr>
         <w:pStyle w:val="1"/>
       </w:pPr>
-      <w:bookmarkStart w:id="18" w:name="X6b0ed9b7d24a9e3f38e512a32fc3a560b5ae5ec"/>
-      <w:bookmarkEnd w:id="10"/>
-      <w:bookmarkEnd w:id="13"/>
-      <w:bookmarkEnd w:id="17"/>
+      <w:bookmarkStart w:id="19" w:name="X6b0ed9b7d24a9e3f38e512a32fc3a560b5ae5ec"/>
+      <w:bookmarkEnd w:id="11"/>
+      <w:bookmarkEnd w:id="14"/>
+      <w:bookmarkEnd w:id="18"/>
       <w:r>
         <w:t>4. The Tool: Three Coordinated Representations</w:t>
       </w:r>
@@ -4157,7 +4153,7 @@
       <w:pPr>
         <w:pStyle w:val="2"/>
       </w:pPr>
-      <w:bookmarkStart w:id="19" w:name="the-three-representations"/>
+      <w:bookmarkStart w:id="20" w:name="the-three-representations"/>
       <w:r>
         <w:t>4.1 The Three Representations</w:t>
       </w:r>
@@ -4509,8 +4505,8 @@
       <w:pPr>
         <w:pStyle w:val="2"/>
       </w:pPr>
-      <w:bookmarkStart w:id="20" w:name="the-two-level-color-scheme"/>
-      <w:bookmarkEnd w:id="19"/>
+      <w:bookmarkStart w:id="21" w:name="the-two-level-color-scheme"/>
+      <w:bookmarkEnd w:id="20"/>
       <w:r>
         <w:t>4.2 The Two-Level Color Scheme</w:t>
       </w:r>
@@ -4894,8 +4890,8 @@
       <w:pPr>
         <w:pStyle w:val="2"/>
       </w:pPr>
-      <w:bookmarkStart w:id="21" w:name="the-analysis-layer-as-data"/>
-      <w:bookmarkEnd w:id="20"/>
+      <w:bookmarkStart w:id="22" w:name="the-analysis-layer-as-data"/>
+      <w:bookmarkEnd w:id="21"/>
       <w:r>
         <w:t>4.3 The Analysis Layer as Data</w:t>
       </w:r>
@@ -4915,10 +4911,7 @@
         <w:t>Example 2</w:t>
       </w:r>
       <w:r>
-        <w:t xml:space="preserve"> below). Treating the analysis itself as a peer-reviewable, machine- </w:t>
-      </w:r>
-      <w:r>
-        <w:t xml:space="preserve">readable artefact — rather than as a hidden pedagogical commentary — opens it to community extension (other works, other forms) and to machine reuse by future MIR pipelines. For the present paper this matters because it lets us release </w:t>
+        <w:t xml:space="preserve"> below). Treating the analysis itself as a peer-reviewable, machine- readable artefact — rather than as a hidden pedagogical commentary — opens it to community extension (other works, other forms) and to machine reuse by future MIR pipelines. For the present paper this matters because it lets us release </w:t>
       </w:r>
       <w:r>
         <w:rPr>
@@ -4935,7 +4928,7 @@
       <w:pPr>
         <w:pStyle w:val="3"/>
       </w:pPr>
-      <w:bookmarkStart w:id="22" w:name="X7f77967c5d2b91ed5d9ed16504a5bf95ce0ace2"/>
+      <w:bookmarkStart w:id="23" w:name="X7f77967c5d2b91ed5d9ed16504a5bf95ce0ace2"/>
       <w:r>
         <w:t>Interoperability with the Algomus annotation corpus</w:t>
       </w:r>
@@ -4972,10 +4965,7 @@
         <w:t>(start_measure, end_measure)</w:t>
       </w:r>
       <w:r>
-        <w:t xml:space="preserve"> ranges — deliberately mirror the analytic categories used in Allegraud et al. (2019) for the Mozart string-quartet sonata-form corpus. A thin ingestion adapter is sufficient to load the 32-movement Algomus reference analyses into the tool, because the field names map one-to-one and the measure-range conventions are shared. We provide the schema specificatio</w:t>
-      </w:r>
-      <w:r>
-        <w:t>n (</w:t>
+        <w:t xml:space="preserve"> ranges — deliberately mirror the analytic categories used in Allegraud et al. (2019) for the Mozart string-quartet sonata-form corpus. A thin ingestion adapter is sufficient to load the 32-movement Algomus reference analyses into the tool, because the field names map one-to-one and the measure-range conventions are shared. We provide the schema specification (</w:t>
       </w:r>
       <w:r>
         <w:rPr>
@@ -4984,7 +4974,10 @@
         <w:t>data/sonata_structure.schema.json</w:t>
       </w:r>
       <w:r>
-        <w:t xml:space="preserve">) and a worked example for K. 545; we leave the adapter for the full Algomus corpus as a community contribution opportunity. The architectural point is that our learner-facing tool </w:t>
+        <w:t>) and a worked example for K. 5</w:t>
+      </w:r>
+      <w:r>
+        <w:t xml:space="preserve">45; we leave the adapter for the full Algomus corpus as a community contribution opportunity. The architectural point is that our learner-facing tool </w:t>
       </w:r>
       <w:r>
         <w:rPr>
@@ -5001,9 +4994,9 @@
       <w:pPr>
         <w:pStyle w:val="2"/>
       </w:pPr>
-      <w:bookmarkStart w:id="23" w:name="affordances-for-active-listening"/>
-      <w:bookmarkEnd w:id="21"/>
+      <w:bookmarkStart w:id="24" w:name="affordances-for-active-listening"/>
       <w:bookmarkEnd w:id="22"/>
+      <w:bookmarkEnd w:id="23"/>
       <w:r>
         <w:t>4.4 Affordances for Active Listening</w:t>
       </w:r>
@@ -5085,8 +5078,8 @@
       <w:pPr>
         <w:pStyle w:val="2"/>
       </w:pPr>
-      <w:bookmarkStart w:id="24" w:name="exposition-repeat-folding"/>
-      <w:bookmarkEnd w:id="23"/>
+      <w:bookmarkStart w:id="25" w:name="exposition-repeat-folding"/>
+      <w:bookmarkEnd w:id="24"/>
       <w:r>
         <w:t>4.5 Exposition Repeat Folding</w:t>
       </w:r>
@@ -5449,9 +5442,9 @@
       <w:pPr>
         <w:pStyle w:val="1"/>
       </w:pPr>
-      <w:bookmarkStart w:id="25" w:name="a-classroom-walk-through"/>
-      <w:bookmarkEnd w:id="18"/>
-      <w:bookmarkEnd w:id="24"/>
+      <w:bookmarkStart w:id="26" w:name="a-classroom-walk-through"/>
+      <w:bookmarkEnd w:id="19"/>
+      <w:bookmarkEnd w:id="25"/>
       <w:r>
         <w:t>5. A Classroom Walk-Through</w:t>
       </w:r>
@@ -5468,7 +5461,7 @@
       <w:pPr>
         <w:pStyle w:val="2"/>
       </w:pPr>
-      <w:bookmarkStart w:id="26" w:name="first-hearing-5-minutes"/>
+      <w:bookmarkStart w:id="27" w:name="first-hearing-5-minutes"/>
       <w:r>
         <w:t>5.1 First Hearing (5 minutes)</w:t>
       </w:r>
@@ -5505,8 +5498,8 @@
       <w:pPr>
         <w:pStyle w:val="2"/>
       </w:pPr>
-      <w:bookmarkStart w:id="27" w:name="X2ddb6c68b882bbc8848c4c15d8d9979b4cd9ae2"/>
-      <w:bookmarkEnd w:id="26"/>
+      <w:bookmarkStart w:id="28" w:name="X2ddb6c68b882bbc8848c4c15d8d9979b4cd9ae2"/>
+      <w:bookmarkEnd w:id="27"/>
       <w:r>
         <w:t>5.2 Color Reveal and Section Identification (8 minutes)</w:t>
       </w:r>
@@ -5543,8 +5536,8 @@
       <w:pPr>
         <w:pStyle w:val="2"/>
       </w:pPr>
-      <w:bookmarkStart w:id="28" w:name="exposition-p-and-s-5-minutes"/>
-      <w:bookmarkEnd w:id="27"/>
+      <w:bookmarkStart w:id="29" w:name="exposition-p-and-s-5-minutes"/>
+      <w:bookmarkEnd w:id="28"/>
       <w:r>
         <w:t>5.3 Exposition P and S (5 minutes)</w:t>
       </w:r>
@@ -5571,8 +5564,8 @@
       <w:pPr>
         <w:pStyle w:val="2"/>
       </w:pPr>
-      <w:bookmarkStart w:id="29" w:name="X38274047bc23f08e8729b0fdf0da1c2ed7905f1"/>
-      <w:bookmarkEnd w:id="28"/>
+      <w:bookmarkStart w:id="30" w:name="X38274047bc23f08e8729b0fdf0da1c2ed7905f1"/>
+      <w:bookmarkEnd w:id="29"/>
       <w:r>
         <w:t>5.4 The Critical Moment: Recapitulation P (8 minutes)</w:t>
       </w:r>
@@ -5667,8 +5660,8 @@
       <w:pPr>
         <w:pStyle w:val="2"/>
       </w:pPr>
-      <w:bookmarkStart w:id="30" w:name="synthesis-4-minutes"/>
-      <w:bookmarkEnd w:id="29"/>
+      <w:bookmarkStart w:id="31" w:name="synthesis-4-minutes"/>
+      <w:bookmarkEnd w:id="30"/>
       <w:r>
         <w:t>5.5 Synthesis (4 minutes)</w:t>
       </w:r>
@@ -5746,9 +5739,9 @@
       <w:pPr>
         <w:pStyle w:val="1"/>
       </w:pPr>
-      <w:bookmarkStart w:id="31" w:name="discussion"/>
-      <w:bookmarkEnd w:id="25"/>
-      <w:bookmarkEnd w:id="30"/>
+      <w:bookmarkStart w:id="32" w:name="discussion"/>
+      <w:bookmarkEnd w:id="26"/>
+      <w:bookmarkEnd w:id="31"/>
       <w:r>
         <w:t>6. Discussion</w:t>
       </w:r>
@@ -5757,7 +5750,7 @@
       <w:pPr>
         <w:pStyle w:val="2"/>
       </w:pPr>
-      <w:bookmarkStart w:id="32" w:name="pedagogical-implications"/>
+      <w:bookmarkStart w:id="33" w:name="pedagogical-implications"/>
       <w:r>
         <w:t>6.1 Pedagogical Implications</w:t>
       </w:r>
@@ -5794,8 +5787,8 @@
       <w:pPr>
         <w:pStyle w:val="2"/>
       </w:pPr>
-      <w:bookmarkStart w:id="33" w:name="methodological-and-tooling-implications"/>
-      <w:bookmarkEnd w:id="32"/>
+      <w:bookmarkStart w:id="34" w:name="methodological-and-tooling-implications"/>
+      <w:bookmarkEnd w:id="33"/>
       <w:r>
         <w:t>6.2 Methodological and Tooling Implications</w:t>
       </w:r>
@@ -5880,8 +5873,8 @@
       <w:pPr>
         <w:pStyle w:val="2"/>
       </w:pPr>
-      <w:bookmarkStart w:id="34" w:name="limitations-and-future-work"/>
-      <w:bookmarkEnd w:id="33"/>
+      <w:bookmarkStart w:id="35" w:name="limitations-and-future-work"/>
+      <w:bookmarkEnd w:id="34"/>
       <w:r>
         <w:t>6.3 Limitations and Future Work</w:t>
       </w:r>
@@ -5986,10 +5979,7 @@
         <w:t>Other formal types.</w:t>
       </w:r>
       <w:r>
-        <w:t xml:space="preserve"> Rondo, theme-and-variations, and fugue, </w:t>
-      </w:r>
-      <w:r>
-        <w:t>each requiring schema extension.</w:t>
+        <w:t xml:space="preserve"> Rondo, theme-and-variations, and fugue, each requiring schema extension.</w:t>
       </w:r>
     </w:p>
     <w:p>
@@ -6015,9 +6005,9 @@
       <w:pPr>
         <w:pStyle w:val="1"/>
       </w:pPr>
-      <w:bookmarkStart w:id="35" w:name="conclusion"/>
-      <w:bookmarkEnd w:id="31"/>
-      <w:bookmarkEnd w:id="34"/>
+      <w:bookmarkStart w:id="36" w:name="conclusion"/>
+      <w:bookmarkEnd w:id="32"/>
+      <w:bookmarkEnd w:id="35"/>
       <w:r>
         <w:t>7. Conclusion</w:t>
       </w:r>
@@ -6052,8 +6042,8 @@
       <w:pPr>
         <w:pStyle w:val="1"/>
       </w:pPr>
-      <w:bookmarkStart w:id="36" w:name="reproducibility"/>
-      <w:bookmarkEnd w:id="35"/>
+      <w:bookmarkStart w:id="37" w:name="reproducibility"/>
+      <w:bookmarkEnd w:id="36"/>
       <w:r>
         <w:t>8. Reproducibility</w:t>
       </w:r>
@@ -6655,8 +6645,8 @@
       <w:pPr>
         <w:pStyle w:val="1"/>
       </w:pPr>
-      <w:bookmarkStart w:id="37" w:name="acknowledgments"/>
-      <w:bookmarkEnd w:id="36"/>
+      <w:bookmarkStart w:id="38" w:name="acknowledgments"/>
+      <w:bookmarkEnd w:id="37"/>
       <w:r>
         <w:t>Acknowledgments</w:t>
       </w:r>
@@ -6666,15 +6656,102 @@
         <w:pStyle w:val="FirstParagraph"/>
       </w:pPr>
       <w:r>
-        <w:t>[To be added after blinding requirements are met.]</w:t>
+        <w:rPr>
+          <w:i/>
+          <w:iCs/>
+        </w:rPr>
+        <w:t>[To be added after blinding requirements are met. The author(s) gratefully acknowledge the open-source contributors of OpenSheetMusicDisplay, the curators of the Musopen / Wikimedia Commons Public Domain recording of K. 545 used in the bundled deployment, and the Algomus research group whose annotation conventions inspired the schema interoperability discussed in §4.3.]</w:t>
       </w:r>
     </w:p>
     <w:p>
       <w:pPr>
         <w:pStyle w:val="1"/>
       </w:pPr>
-      <w:bookmarkStart w:id="38" w:name="references"/>
-      <w:bookmarkEnd w:id="37"/>
+      <w:bookmarkStart w:id="39" w:name="ethics-and-consent"/>
+      <w:bookmarkEnd w:id="38"/>
+      <w:r>
+        <w:t>Ethics and Consent</w:t>
+      </w:r>
+    </w:p>
+    <w:p>
+      <w:pPr>
+        <w:pStyle w:val="FirstParagraph"/>
+      </w:pPr>
+      <w:r>
+        <w:t xml:space="preserve">The present manuscript reports the design, implementation, and analytical case study of an open-source software tool. It does not include human-subjects evaluation, animal subjects, or human-derived data, and no ethics-committee approval is therefore required for the work reported here. The planned randomized controlled trial outlined in §6.3 — which will involve undergraduate music-education majors as participants and the System Usability Scale (Brooke, 1996) as a primary measure — will be conducted under </w:t>
+      </w:r>
+      <w:r>
+        <w:t>the appropriate institutional review board approval and reported in a separate follow-up publication.</w:t>
+      </w:r>
+    </w:p>
+    <w:p>
+      <w:pPr>
+        <w:pStyle w:val="1"/>
+      </w:pPr>
+      <w:bookmarkStart w:id="40" w:name="competing-interests"/>
+      <w:bookmarkEnd w:id="39"/>
+      <w:r>
+        <w:t>Competing Interests</w:t>
+      </w:r>
+    </w:p>
+    <w:p>
+      <w:pPr>
+        <w:pStyle w:val="FirstParagraph"/>
+      </w:pPr>
+      <w:r>
+        <w:t>The author(s) has/have no competing interests to declare.</w:t>
+      </w:r>
+    </w:p>
+    <w:p>
+      <w:pPr>
+        <w:pStyle w:val="1"/>
+      </w:pPr>
+      <w:bookmarkStart w:id="41" w:name="funding-information"/>
+      <w:bookmarkEnd w:id="40"/>
+      <w:r>
+        <w:t>Funding Information</w:t>
+      </w:r>
+    </w:p>
+    <w:p>
+      <w:pPr>
+        <w:pStyle w:val="FirstParagraph"/>
+      </w:pPr>
+      <w:r>
+        <w:rPr>
+          <w:i/>
+          <w:iCs/>
+        </w:rPr>
+        <w:t>[To be filled at final submission: list any funding sources with grant numbers, or state “No funding was received for this work.” The development of the tool, the bundled assets, and the manuscript were prepared by the author(s) without external grant support unless otherwise specified at the online submission stage.]</w:t>
+      </w:r>
+    </w:p>
+    <w:p>
+      <w:pPr>
+        <w:pStyle w:val="1"/>
+      </w:pPr>
+      <w:bookmarkStart w:id="42" w:name="authors-contributions"/>
+      <w:bookmarkEnd w:id="41"/>
+      <w:r>
+        <w:t>Authors’ Contributions</w:t>
+      </w:r>
+    </w:p>
+    <w:p>
+      <w:pPr>
+        <w:pStyle w:val="FirstParagraph"/>
+      </w:pPr>
+      <w:r>
+        <w:rPr>
+          <w:i/>
+          <w:iCs/>
+        </w:rPr>
+        <w:t>[To be filled at final submission. For single authorship: “The sole author conceived the study, designed and implemented the software, prepared the analysis schema and case study, drafted the manuscript, and approved the final version.” For multi-authored submissions, please supply a CRediT-style contribution statement.]</w:t>
+      </w:r>
+    </w:p>
+    <w:p>
+      <w:pPr>
+        <w:pStyle w:val="1"/>
+      </w:pPr>
+      <w:bookmarkStart w:id="43" w:name="references"/>
+      <w:bookmarkEnd w:id="42"/>
       <w:r>
         <w:t>References</w:t>
       </w:r>
@@ -7145,8 +7222,8 @@
       <w:pPr>
         <w:pStyle w:val="1"/>
       </w:pPr>
-      <w:bookmarkStart w:id="39" w:name="appendix-a.-screenshots"/>
-      <w:bookmarkEnd w:id="38"/>
+      <w:bookmarkStart w:id="44" w:name="appendix-a.-screenshots"/>
+      <w:bookmarkEnd w:id="43"/>
       <w:r>
         <w:t>Appendix A. Screenshots</w:t>
       </w:r>
@@ -7234,7 +7311,7 @@
       <w:r>
         <w:t xml:space="preserve"> Recapitulation P region (mm. 42–58) on the score with the pastel-amber section overlay visible at the section boundary; the F-major key signature (one flat) is the visible cue that distinguishes the recapitulation P from the C-major exposition P, illustrating K. 545’s subdominant-recapitulation deformation discussed in §3.3.</w:t>
       </w:r>
-      <w:bookmarkEnd w:id="39"/>
+      <w:bookmarkEnd w:id="44"/>
     </w:p>
     <w:sectPr>
       <w:headerReference w:type="even" r:id="rId8"/>
@@ -7447,7 +7524,7 @@
   <w:abstractNum w:abstractNumId="0" w15:restartNumberingAfterBreak="0">
     <w:nsid w:val="0000A990"/>
     <w:multiLevelType w:val="multilevel"/>
-    <w:tmpl w:val="1FAA0220"/>
+    <w:tmpl w:val="3E26A75C"/>
     <w:lvl w:ilvl="0">
       <w:numFmt w:val="bullet"/>
       <w:lvlText w:val=" "/>
@@ -7524,7 +7601,7 @@
   <w:abstractNum w:abstractNumId="1" w15:restartNumberingAfterBreak="0">
     <w:nsid w:val="0000A991"/>
     <w:multiLevelType w:val="multilevel"/>
-    <w:tmpl w:val="0A105C3E"/>
+    <w:tmpl w:val="F09C4192"/>
     <w:lvl w:ilvl="0">
       <w:numFmt w:val="bullet"/>
       <w:lvlText w:val=""/>
@@ -7628,7 +7705,7 @@
   <w:abstractNum w:abstractNumId="2" w15:restartNumberingAfterBreak="0">
     <w:nsid w:val="00A99411"/>
     <w:multiLevelType w:val="multilevel"/>
-    <w:tmpl w:val="6CDE1D46"/>
+    <w:tmpl w:val="E4924516"/>
     <w:lvl w:ilvl="0">
       <w:start w:val="1"/>
       <w:numFmt w:val="decimal"/>
@@ -7711,16 +7788,16 @@
       </w:pPr>
     </w:lvl>
   </w:abstractNum>
-  <w:num w:numId="1" w16cid:durableId="1344895028">
+  <w:num w:numId="1" w16cid:durableId="1695692318">
     <w:abstractNumId w:val="0"/>
   </w:num>
-  <w:num w:numId="2" w16cid:durableId="1521968148">
+  <w:num w:numId="2" w16cid:durableId="714503123">
     <w:abstractNumId w:val="1"/>
   </w:num>
-  <w:num w:numId="3" w16cid:durableId="1177308530">
+  <w:num w:numId="3" w16cid:durableId="253628848">
     <w:abstractNumId w:val="1"/>
   </w:num>
-  <w:num w:numId="4" w16cid:durableId="643900188">
+  <w:num w:numId="4" w16cid:durableId="1016614058">
     <w:abstractNumId w:val="2"/>
     <w:lvlOverride w:ilvl="0">
       <w:startOverride w:val="1"/>
@@ -7750,7 +7827,7 @@
       <w:startOverride w:val="1"/>
     </w:lvlOverride>
   </w:num>
-  <w:num w:numId="5" w16cid:durableId="826091095">
+  <w:num w:numId="5" w16cid:durableId="1396506779">
     <w:abstractNumId w:val="2"/>
     <w:lvlOverride w:ilvl="0">
       <w:startOverride w:val="1"/>
@@ -7780,7 +7857,7 @@
       <w:startOverride w:val="1"/>
     </w:lvlOverride>
   </w:num>
-  <w:num w:numId="6" w16cid:durableId="408817664">
+  <w:num w:numId="6" w16cid:durableId="658386261">
     <w:abstractNumId w:val="2"/>
     <w:lvlOverride w:ilvl="0">
       <w:startOverride w:val="1"/>
@@ -7810,7 +7887,7 @@
       <w:startOverride w:val="1"/>
     </w:lvlOverride>
   </w:num>
-  <w:num w:numId="7" w16cid:durableId="1207183479">
+  <w:num w:numId="7" w16cid:durableId="1171601311">
     <w:abstractNumId w:val="2"/>
     <w:lvlOverride w:ilvl="0">
       <w:startOverride w:val="1"/>
@@ -7840,7 +7917,7 @@
       <w:startOverride w:val="1"/>
     </w:lvlOverride>
   </w:num>
-  <w:num w:numId="8" w16cid:durableId="801926222">
+  <w:num w:numId="8" w16cid:durableId="1322544602">
     <w:abstractNumId w:val="2"/>
     <w:lvlOverride w:ilvl="0">
       <w:startOverride w:val="1"/>
@@ -7870,10 +7947,10 @@
       <w:startOverride w:val="1"/>
     </w:lvlOverride>
   </w:num>
-  <w:num w:numId="9" w16cid:durableId="1471946046">
+  <w:num w:numId="9" w16cid:durableId="399988442">
     <w:abstractNumId w:val="1"/>
   </w:num>
-  <w:num w:numId="10" w16cid:durableId="214783067">
+  <w:num w:numId="10" w16cid:durableId="828133542">
     <w:abstractNumId w:val="2"/>
     <w:lvlOverride w:ilvl="0">
       <w:startOverride w:val="1"/>
@@ -7903,10 +7980,10 @@
       <w:startOverride w:val="1"/>
     </w:lvlOverride>
   </w:num>
-  <w:num w:numId="11" w16cid:durableId="1802335030">
+  <w:num w:numId="11" w16cid:durableId="1720397088">
     <w:abstractNumId w:val="1"/>
   </w:num>
-  <w:num w:numId="12" w16cid:durableId="1577663522">
+  <w:num w:numId="12" w16cid:durableId="1285455542">
     <w:abstractNumId w:val="2"/>
     <w:lvlOverride w:ilvl="0">
       <w:startOverride w:val="1"/>
@@ -7936,10 +8013,10 @@
       <w:startOverride w:val="1"/>
     </w:lvlOverride>
   </w:num>
-  <w:num w:numId="13" w16cid:durableId="272517318">
+  <w:num w:numId="13" w16cid:durableId="1472092614">
     <w:abstractNumId w:val="1"/>
   </w:num>
-  <w:num w:numId="14" w16cid:durableId="1642416191">
+  <w:num w:numId="14" w16cid:durableId="1959287721">
     <w:abstractNumId w:val="2"/>
     <w:lvlOverride w:ilvl="0">
       <w:startOverride w:val="1"/>
@@ -7969,10 +8046,10 @@
       <w:startOverride w:val="1"/>
     </w:lvlOverride>
   </w:num>
-  <w:num w:numId="15" w16cid:durableId="1150093209">
+  <w:num w:numId="15" w16cid:durableId="39673774">
     <w:abstractNumId w:val="1"/>
   </w:num>
-  <w:num w:numId="16" w16cid:durableId="198015866">
+  <w:num w:numId="16" w16cid:durableId="217056581">
     <w:abstractNumId w:val="1"/>
   </w:num>
 </w:numbering>
@@ -8864,7 +8941,7 @@
     <w:name w:val="Verbatim Char"/>
     <w:basedOn w:val="Char1"/>
     <w:link w:val="SourceCode"/>
-    <w:rsid w:val="00862C43"/>
+    <w:rsid w:val="00CF74AC"/>
     <w:rPr>
       <w:rFonts w:ascii="Consolas" w:hAnsi="Consolas" w:cs="Times New Roman"/>
       <w:sz w:val="20"/>
@@ -8909,7 +8986,7 @@
     <w:name w:val="Source Code"/>
     <w:basedOn w:val="a"/>
     <w:link w:val="VerbatimChar"/>
-    <w:rsid w:val="00862C43"/>
+    <w:rsid w:val="00CF74AC"/>
     <w:pPr>
       <w:shd w:val="clear" w:color="auto" w:fill="FFF5F0"/>
       <w:wordWrap w:val="0"/>
@@ -9247,7 +9324,7 @@
     <w:name w:val="header"/>
     <w:basedOn w:val="a"/>
     <w:link w:val="Char2"/>
-    <w:rsid w:val="00862C43"/>
+    <w:rsid w:val="00CF74AC"/>
     <w:pPr>
       <w:tabs>
         <w:tab w:val="center" w:pos="4513"/>
@@ -9260,13 +9337,13 @@
     <w:name w:val="머리글 Char"/>
     <w:basedOn w:val="a1"/>
     <w:link w:val="ad"/>
-    <w:rsid w:val="00862C43"/>
+    <w:rsid w:val="00CF74AC"/>
   </w:style>
   <w:style w:type="paragraph" w:styleId="ae">
     <w:name w:val="footer"/>
     <w:basedOn w:val="a"/>
     <w:link w:val="Char3"/>
-    <w:rsid w:val="00862C43"/>
+    <w:rsid w:val="00CF74AC"/>
     <w:pPr>
       <w:tabs>
         <w:tab w:val="center" w:pos="4513"/>
@@ -9279,17 +9356,17 @@
     <w:name w:val="바닥글 Char"/>
     <w:basedOn w:val="a1"/>
     <w:link w:val="ae"/>
-    <w:rsid w:val="00862C43"/>
+    <w:rsid w:val="00CF74AC"/>
   </w:style>
   <w:style w:type="character" w:styleId="af">
     <w:name w:val="page number"/>
     <w:basedOn w:val="a1"/>
-    <w:rsid w:val="00862C43"/>
+    <w:rsid w:val="00CF74AC"/>
   </w:style>
   <w:style w:type="character" w:styleId="af0">
     <w:name w:val="line number"/>
     <w:basedOn w:val="a1"/>
-    <w:rsid w:val="00862C43"/>
+    <w:rsid w:val="00CF74AC"/>
   </w:style>
 </w:styles>
 </file>

--- a/ko/paper/paper_en.docx
+++ b/ko/paper/paper_en.docx
@@ -88,24 +88,7 @@
         <w:t>exposition-repeat folding map</w:t>
       </w:r>
       <w:r>
-        <w:t xml:space="preserve"> — a piecewise non-monotonic time function that preserves analytical monotonicity under performer- elected repeats, an edge case that no prior open music-visualization system addresses with an explicit time map. A WebAudio metronome demo mode lets the form visualization function without audio, and a bundled Public Domain recording makes the tool </w:t>
-      </w:r>
-      <w:r>
-        <w:lastRenderedPageBreak/>
-        <w:t>work out of the box. The work extends two prior TISMIR con</w:t>
-      </w:r>
-      <w:r>
-        <w:t xml:space="preserve">tributions — Dezrann (Ballester et al., 2025) and the Mozart sonata-form learning study of Allegraud et al. (2019) — by redirecting their line toward learner-facing pedagogy and by making the analysis schema </w:t>
-      </w:r>
-      <w:r>
-        <w:rPr>
-          <w:i/>
-          <w:iCs/>
-        </w:rPr>
-        <w:t>intentionally interoperable</w:t>
-      </w:r>
-      <w:r>
-        <w:t xml:space="preserve"> with the Algomus annotation conventions. The system is MIT-licensed; the analysis schema is CC BY 4.0. Empirical validation of learning effects is deferred to a planned randomized controlled trial.</w:t>
+        <w:t xml:space="preserve"> — a piecewise non-monotonic time function that preserves analytical monotonicity under performer- elected repeats, an edge case that no prior open music-visualization system addresses with an explicit time map. A WebAudio metronome demo mode lets the form visualization function without audio, and a bundled Public Domain recording makes the tool work out of the box.</w:t>
       </w:r>
     </w:p>
     <w:p>
@@ -152,6 +135,7 @@
       <w:bookmarkStart w:id="2" w:name="introduction"/>
       <w:bookmarkEnd w:id="1"/>
       <w:r>
+        <w:lastRenderedPageBreak/>
         <w:t>1. Introduction</w:t>
       </w:r>
     </w:p>
@@ -226,7 +210,6 @@
           <w:b/>
           <w:bCs/>
         </w:rPr>
-        <w:lastRenderedPageBreak/>
         <w:t>Flattening of hierarchy.</w:t>
       </w:r>
       <w:r>
@@ -370,7 +353,6 @@
           <w:b/>
           <w:bCs/>
         </w:rPr>
-        <w:lastRenderedPageBreak/>
         <w:t>A learner-facing open-source tool</w:t>
       </w:r>
       <w:r>
@@ -460,7 +442,6 @@
       <w:bookmarkEnd w:id="2"/>
       <w:bookmarkEnd w:id="5"/>
       <w:r>
-        <w:lastRenderedPageBreak/>
         <w:t>2. Background</w:t>
       </w:r>
     </w:p>
@@ -718,7 +699,6 @@
               <w:rPr>
                 <w:sz w:val="22"/>
               </w:rPr>
-              <w:lastRenderedPageBreak/>
               <w:t>Temporal contiguity</w:t>
             </w:r>
           </w:p>
@@ -745,7 +725,6 @@
               <w:rPr>
                 <w:rStyle w:val="VerbatimChar"/>
                 <w:rFonts w:ascii="Times New Roman" w:hAnsi="Times New Roman"/>
-                <w:sz w:val="22"/>
               </w:rPr>
               <w:t>timeupdate</w:t>
             </w:r>
@@ -895,7 +874,6 @@
       <w:bookmarkStart w:id="10" w:name="related-tools"/>
       <w:bookmarkEnd w:id="9"/>
       <w:r>
-        <w:lastRenderedPageBreak/>
         <w:t>2.4 Related Tools</w:t>
       </w:r>
     </w:p>
@@ -1079,7 +1057,6 @@
                 <w:b/>
                 <w:sz w:val="22"/>
               </w:rPr>
-              <w:lastRenderedPageBreak/>
               <w:t>Tool</w:t>
             </w:r>
           </w:p>
@@ -2007,34 +1984,26 @@
               <w:rPr>
                 <w:sz w:val="22"/>
               </w:rPr>
-              <w:t xml:space="preserve">Dezrann (Ballester </w:t>
-            </w:r>
-            <w:r>
-              <w:rPr>
-                <w:sz w:val="22"/>
-              </w:rPr>
-              <w:lastRenderedPageBreak/>
-              <w:t>et al. 2025)</w:t>
-            </w:r>
-          </w:p>
-        </w:tc>
-        <w:tc>
-          <w:tcPr>
-            <w:tcW w:w="0" w:type="auto"/>
-          </w:tcPr>
-          <w:p>
-            <w:pPr>
-              <w:pStyle w:val="Compact"/>
-              <w:spacing w:line="240" w:lineRule="auto"/>
-              <w:rPr>
-                <w:sz w:val="22"/>
-              </w:rPr>
-            </w:pPr>
-            <w:r>
-              <w:rPr>
-                <w:sz w:val="22"/>
-              </w:rPr>
-              <w:lastRenderedPageBreak/>
+              <w:t>Dezrann (Ballester et al. 2025)</w:t>
+            </w:r>
+          </w:p>
+        </w:tc>
+        <w:tc>
+          <w:tcPr>
+            <w:tcW w:w="0" w:type="auto"/>
+          </w:tcPr>
+          <w:p>
+            <w:pPr>
+              <w:pStyle w:val="Compact"/>
+              <w:spacing w:line="240" w:lineRule="auto"/>
+              <w:rPr>
+                <w:sz w:val="22"/>
+              </w:rPr>
+            </w:pPr>
+            <w:r>
+              <w:rPr>
+                <w:sz w:val="22"/>
+              </w:rPr>
               <w:t>✓</w:t>
             </w:r>
             <w:r>
@@ -2408,10 +2377,7 @@
         <w:t>analyzed</w:t>
       </w:r>
       <w:r>
-        <w:t xml:space="preserve"> it — a peculiar gap that this paper, and the tool it accompanies, take as a pedagogical opportunity. Three properties make Movement I uniquely productive as a teach</w:t>
-      </w:r>
-      <w:r>
-        <w:t>ing case:</w:t>
+        <w:t xml:space="preserve"> it — a peculiar gap that this paper, and the tool it accompanies, take as a pedagogical opportunity. Three properties make Movement I uniquely productive as a teaching case:</w:t>
       </w:r>
     </w:p>
     <w:p>
@@ -2446,7 +2412,6 @@
           <w:b/>
           <w:bCs/>
         </w:rPr>
-        <w:lastRenderedPageBreak/>
         <w:t>Textural transparency.</w:t>
       </w:r>
       <w:r>
@@ -4257,7 +4222,6 @@
                 <w:rStyle w:val="VerbatimChar"/>
                 <w:rFonts w:ascii="Times New Roman" w:hAnsi="Times New Roman"/>
                 <w:b/>
-                <w:sz w:val="22"/>
               </w:rPr>
               <w:t>timeupdate</w:t>
             </w:r>
@@ -5289,10 +5253,7 @@
         <w:t>r</w:t>
       </w:r>
       <w:r>
-        <w:t xml:space="preserve">₁, analytical time equals audio </w:t>
-      </w:r>
-      <w:r>
-        <w:t>time. The cursor behaves as a simple score-follower until the repeat begins.</w:t>
+        <w:t>₁, analytical time equals audio time. The cursor behaves as a simple score-follower until the repeat begins.</w:t>
       </w:r>
     </w:p>
     <w:p>
@@ -5547,7 +5508,10 @@
         <w:pStyle w:val="FirstParagraph"/>
       </w:pPr>
       <w:r>
-        <w:t xml:space="preserve">Using the section-jump buttons, the teacher plays just the exposition’s P region (mm. 1–13), then just S (mm. 14–25). The analysis pane displays “C major” then “G major”; the boundary is auditorily </w:t>
+        <w:t xml:space="preserve">Using the section-jump buttons, the teacher plays just the </w:t>
+      </w:r>
+      <w:r>
+        <w:t xml:space="preserve">exposition’s P region (mm. 1–13), then just S (mm. 14–25). The analysis pane displays “C major” then “G major”; the boundary is auditorily </w:t>
       </w:r>
       <w:r>
         <w:rPr>
@@ -5770,7 +5734,10 @@
         <w:t>preserves the exposition’s modulation pattern</w:t>
       </w:r>
       <w:r>
-        <w:t xml:space="preserve"> by shifting the starting key down a fifth, so that the secondary theme arrives in the tonic on the second hearing. The synchronized color-coded view makes this </w:t>
+        <w:t xml:space="preserve"> by shifting the starting key down a fifth, so that the secondary </w:t>
+      </w:r>
+      <w:r>
+        <w:t xml:space="preserve">theme arrives in the tonic on the second hearing. The synchronized color-coded view makes this </w:t>
       </w:r>
       <w:r>
         <w:rPr>
@@ -5998,7 +5965,10 @@
         <w:t>Mobile responsiveness.</w:t>
       </w:r>
       <w:r>
-        <w:t xml:space="preserve"> Extending the desktop-first design to tablet and phone form factors.</w:t>
+        <w:t xml:space="preserve"> </w:t>
+      </w:r>
+      <w:r>
+        <w:t>Extending the desktop-first design to tablet and phone form factors.</w:t>
       </w:r>
     </w:p>
     <w:p>
@@ -6310,7 +6280,6 @@
               <w:rPr>
                 <w:rStyle w:val="VerbatimChar"/>
                 <w:rFonts w:ascii="Times New Roman" w:hAnsi="Times New Roman"/>
-                <w:sz w:val="22"/>
               </w:rPr>
               <w:t>data/sonata_structure.json</w:t>
             </w:r>
@@ -6363,7 +6332,6 @@
               <w:rPr>
                 <w:rStyle w:val="VerbatimChar"/>
                 <w:rFonts w:ascii="Times New Roman" w:hAnsi="Times New Roman"/>
-                <w:sz w:val="22"/>
               </w:rPr>
               <w:t>data/measure_times.json</w:t>
             </w:r>
@@ -6416,7 +6384,6 @@
               <w:rPr>
                 <w:rStyle w:val="VerbatimChar"/>
                 <w:rFonts w:ascii="Times New Roman" w:hAnsi="Times New Roman"/>
-                <w:sz w:val="22"/>
               </w:rPr>
               <w:t>data/mozart_k545_mvt1.musicxml</w:t>
             </w:r>
@@ -6463,7 +6430,6 @@
               <w:rPr>
                 <w:rStyle w:val="VerbatimChar"/>
                 <w:rFonts w:ascii="Times New Roman" w:hAnsi="Times New Roman"/>
-                <w:sz w:val="22"/>
               </w:rPr>
               <w:t>paper/paper_ko.md</w:t>
             </w:r>
@@ -6477,7 +6443,6 @@
               <w:rPr>
                 <w:rStyle w:val="VerbatimChar"/>
                 <w:rFonts w:ascii="Times New Roman" w:hAnsi="Times New Roman"/>
-                <w:sz w:val="22"/>
               </w:rPr>
               <w:t>paper/paper_en.md</w:t>
             </w:r>
@@ -7524,7 +7489,7 @@
   <w:abstractNum w:abstractNumId="0" w15:restartNumberingAfterBreak="0">
     <w:nsid w:val="0000A990"/>
     <w:multiLevelType w:val="multilevel"/>
-    <w:tmpl w:val="3E26A75C"/>
+    <w:tmpl w:val="5980DF06"/>
     <w:lvl w:ilvl="0">
       <w:numFmt w:val="bullet"/>
       <w:lvlText w:val=" "/>
@@ -7601,7 +7566,7 @@
   <w:abstractNum w:abstractNumId="1" w15:restartNumberingAfterBreak="0">
     <w:nsid w:val="0000A991"/>
     <w:multiLevelType w:val="multilevel"/>
-    <w:tmpl w:val="F09C4192"/>
+    <w:tmpl w:val="836A027E"/>
     <w:lvl w:ilvl="0">
       <w:numFmt w:val="bullet"/>
       <w:lvlText w:val=""/>
@@ -7705,7 +7670,7 @@
   <w:abstractNum w:abstractNumId="2" w15:restartNumberingAfterBreak="0">
     <w:nsid w:val="00A99411"/>
     <w:multiLevelType w:val="multilevel"/>
-    <w:tmpl w:val="E4924516"/>
+    <w:tmpl w:val="480C6FA4"/>
     <w:lvl w:ilvl="0">
       <w:start w:val="1"/>
       <w:numFmt w:val="decimal"/>
@@ -7788,16 +7753,16 @@
       </w:pPr>
     </w:lvl>
   </w:abstractNum>
-  <w:num w:numId="1" w16cid:durableId="1695692318">
+  <w:num w:numId="1" w16cid:durableId="949893413">
     <w:abstractNumId w:val="0"/>
   </w:num>
-  <w:num w:numId="2" w16cid:durableId="714503123">
+  <w:num w:numId="2" w16cid:durableId="482744661">
     <w:abstractNumId w:val="1"/>
   </w:num>
-  <w:num w:numId="3" w16cid:durableId="253628848">
+  <w:num w:numId="3" w16cid:durableId="1950237003">
     <w:abstractNumId w:val="1"/>
   </w:num>
-  <w:num w:numId="4" w16cid:durableId="1016614058">
+  <w:num w:numId="4" w16cid:durableId="1729916789">
     <w:abstractNumId w:val="2"/>
     <w:lvlOverride w:ilvl="0">
       <w:startOverride w:val="1"/>
@@ -7827,7 +7792,7 @@
       <w:startOverride w:val="1"/>
     </w:lvlOverride>
   </w:num>
-  <w:num w:numId="5" w16cid:durableId="1396506779">
+  <w:num w:numId="5" w16cid:durableId="1078558024">
     <w:abstractNumId w:val="2"/>
     <w:lvlOverride w:ilvl="0">
       <w:startOverride w:val="1"/>
@@ -7857,7 +7822,7 @@
       <w:startOverride w:val="1"/>
     </w:lvlOverride>
   </w:num>
-  <w:num w:numId="6" w16cid:durableId="658386261">
+  <w:num w:numId="6" w16cid:durableId="24602757">
     <w:abstractNumId w:val="2"/>
     <w:lvlOverride w:ilvl="0">
       <w:startOverride w:val="1"/>
@@ -7887,7 +7852,7 @@
       <w:startOverride w:val="1"/>
     </w:lvlOverride>
   </w:num>
-  <w:num w:numId="7" w16cid:durableId="1171601311">
+  <w:num w:numId="7" w16cid:durableId="1944191540">
     <w:abstractNumId w:val="2"/>
     <w:lvlOverride w:ilvl="0">
       <w:startOverride w:val="1"/>
@@ -7917,7 +7882,7 @@
       <w:startOverride w:val="1"/>
     </w:lvlOverride>
   </w:num>
-  <w:num w:numId="8" w16cid:durableId="1322544602">
+  <w:num w:numId="8" w16cid:durableId="295374023">
     <w:abstractNumId w:val="2"/>
     <w:lvlOverride w:ilvl="0">
       <w:startOverride w:val="1"/>
@@ -7947,10 +7912,10 @@
       <w:startOverride w:val="1"/>
     </w:lvlOverride>
   </w:num>
-  <w:num w:numId="9" w16cid:durableId="399988442">
+  <w:num w:numId="9" w16cid:durableId="1809979131">
     <w:abstractNumId w:val="1"/>
   </w:num>
-  <w:num w:numId="10" w16cid:durableId="828133542">
+  <w:num w:numId="10" w16cid:durableId="293143872">
     <w:abstractNumId w:val="2"/>
     <w:lvlOverride w:ilvl="0">
       <w:startOverride w:val="1"/>
@@ -7980,10 +7945,10 @@
       <w:startOverride w:val="1"/>
     </w:lvlOverride>
   </w:num>
-  <w:num w:numId="11" w16cid:durableId="1720397088">
+  <w:num w:numId="11" w16cid:durableId="11734826">
     <w:abstractNumId w:val="1"/>
   </w:num>
-  <w:num w:numId="12" w16cid:durableId="1285455542">
+  <w:num w:numId="12" w16cid:durableId="1331330884">
     <w:abstractNumId w:val="2"/>
     <w:lvlOverride w:ilvl="0">
       <w:startOverride w:val="1"/>
@@ -8013,10 +7978,10 @@
       <w:startOverride w:val="1"/>
     </w:lvlOverride>
   </w:num>
-  <w:num w:numId="13" w16cid:durableId="1472092614">
+  <w:num w:numId="13" w16cid:durableId="1159463023">
     <w:abstractNumId w:val="1"/>
   </w:num>
-  <w:num w:numId="14" w16cid:durableId="1959287721">
+  <w:num w:numId="14" w16cid:durableId="1006899959">
     <w:abstractNumId w:val="2"/>
     <w:lvlOverride w:ilvl="0">
       <w:startOverride w:val="1"/>
@@ -8046,10 +8011,10 @@
       <w:startOverride w:val="1"/>
     </w:lvlOverride>
   </w:num>
-  <w:num w:numId="15" w16cid:durableId="39673774">
+  <w:num w:numId="15" w16cid:durableId="557088705">
     <w:abstractNumId w:val="1"/>
   </w:num>
-  <w:num w:numId="16" w16cid:durableId="217056581">
+  <w:num w:numId="16" w16cid:durableId="1707022922">
     <w:abstractNumId w:val="1"/>
   </w:num>
 </w:numbering>
@@ -8941,11 +8906,9 @@
     <w:name w:val="Verbatim Char"/>
     <w:basedOn w:val="Char1"/>
     <w:link w:val="SourceCode"/>
-    <w:rsid w:val="00CF74AC"/>
     <w:rPr>
-      <w:rFonts w:ascii="Consolas" w:hAnsi="Consolas" w:cs="Times New Roman"/>
-      <w:sz w:val="20"/>
-      <w:shd w:val="clear" w:color="auto" w:fill="FFF5F0"/>
+      <w:rFonts w:ascii="Consolas" w:hAnsi="Consolas"/>
+      <w:sz w:val="22"/>
     </w:rPr>
   </w:style>
   <w:style w:type="character" w:customStyle="1" w:styleId="SectionNumber">
@@ -8986,345 +8949,306 @@
     <w:name w:val="Source Code"/>
     <w:basedOn w:val="a"/>
     <w:link w:val="VerbatimChar"/>
-    <w:rsid w:val="00CF74AC"/>
     <w:pPr>
-      <w:shd w:val="clear" w:color="auto" w:fill="FFF5F0"/>
       <w:wordWrap w:val="0"/>
-      <w:spacing w:before="120" w:after="120" w:line="240" w:lineRule="auto"/>
-      <w:ind w:left="283"/>
     </w:pPr>
-    <w:rPr>
-      <w:rFonts w:ascii="Consolas" w:hAnsi="Consolas"/>
-      <w:sz w:val="20"/>
-    </w:rPr>
   </w:style>
   <w:style w:type="character" w:customStyle="1" w:styleId="KeywordTok">
     <w:name w:val="KeywordTok"/>
     <w:basedOn w:val="VerbatimChar"/>
     <w:rPr>
-      <w:rFonts w:ascii="Consolas" w:hAnsi="Consolas" w:cs="Times New Roman"/>
+      <w:rFonts w:ascii="Consolas" w:hAnsi="Consolas"/>
       <w:b/>
       <w:color w:val="007020"/>
-      <w:sz w:val="20"/>
-      <w:shd w:val="clear" w:color="auto" w:fill="FFF5F0"/>
+      <w:sz w:val="22"/>
     </w:rPr>
   </w:style>
   <w:style w:type="character" w:customStyle="1" w:styleId="DataTypeTok">
     <w:name w:val="DataTypeTok"/>
     <w:basedOn w:val="VerbatimChar"/>
     <w:rPr>
-      <w:rFonts w:ascii="Consolas" w:hAnsi="Consolas" w:cs="Times New Roman"/>
+      <w:rFonts w:ascii="Consolas" w:hAnsi="Consolas"/>
       <w:color w:val="902000"/>
-      <w:sz w:val="20"/>
-      <w:shd w:val="clear" w:color="auto" w:fill="FFF5F0"/>
+      <w:sz w:val="22"/>
     </w:rPr>
   </w:style>
   <w:style w:type="character" w:customStyle="1" w:styleId="DecValTok">
     <w:name w:val="DecValTok"/>
     <w:basedOn w:val="VerbatimChar"/>
     <w:rPr>
-      <w:rFonts w:ascii="Consolas" w:hAnsi="Consolas" w:cs="Times New Roman"/>
+      <w:rFonts w:ascii="Consolas" w:hAnsi="Consolas"/>
       <w:color w:val="40A070"/>
-      <w:sz w:val="20"/>
-      <w:shd w:val="clear" w:color="auto" w:fill="FFF5F0"/>
+      <w:sz w:val="22"/>
     </w:rPr>
   </w:style>
   <w:style w:type="character" w:customStyle="1" w:styleId="BaseNTok">
     <w:name w:val="BaseNTok"/>
     <w:basedOn w:val="VerbatimChar"/>
     <w:rPr>
-      <w:rFonts w:ascii="Consolas" w:hAnsi="Consolas" w:cs="Times New Roman"/>
+      <w:rFonts w:ascii="Consolas" w:hAnsi="Consolas"/>
       <w:color w:val="40A070"/>
-      <w:sz w:val="20"/>
-      <w:shd w:val="clear" w:color="auto" w:fill="FFF5F0"/>
+      <w:sz w:val="22"/>
     </w:rPr>
   </w:style>
   <w:style w:type="character" w:customStyle="1" w:styleId="FloatTok">
     <w:name w:val="FloatTok"/>
     <w:basedOn w:val="VerbatimChar"/>
     <w:rPr>
-      <w:rFonts w:ascii="Consolas" w:hAnsi="Consolas" w:cs="Times New Roman"/>
+      <w:rFonts w:ascii="Consolas" w:hAnsi="Consolas"/>
       <w:color w:val="40A070"/>
-      <w:sz w:val="20"/>
-      <w:shd w:val="clear" w:color="auto" w:fill="FFF5F0"/>
+      <w:sz w:val="22"/>
     </w:rPr>
   </w:style>
   <w:style w:type="character" w:customStyle="1" w:styleId="ConstantTok">
     <w:name w:val="ConstantTok"/>
     <w:basedOn w:val="VerbatimChar"/>
     <w:rPr>
-      <w:rFonts w:ascii="Consolas" w:hAnsi="Consolas" w:cs="Times New Roman"/>
+      <w:rFonts w:ascii="Consolas" w:hAnsi="Consolas"/>
       <w:color w:val="880000"/>
-      <w:sz w:val="20"/>
-      <w:shd w:val="clear" w:color="auto" w:fill="FFF5F0"/>
+      <w:sz w:val="22"/>
     </w:rPr>
   </w:style>
   <w:style w:type="character" w:customStyle="1" w:styleId="CharTok">
     <w:name w:val="CharTok"/>
     <w:basedOn w:val="VerbatimChar"/>
     <w:rPr>
-      <w:rFonts w:ascii="Consolas" w:hAnsi="Consolas" w:cs="Times New Roman"/>
+      <w:rFonts w:ascii="Consolas" w:hAnsi="Consolas"/>
       <w:color w:val="4070A0"/>
-      <w:sz w:val="20"/>
-      <w:shd w:val="clear" w:color="auto" w:fill="FFF5F0"/>
+      <w:sz w:val="22"/>
     </w:rPr>
   </w:style>
   <w:style w:type="character" w:customStyle="1" w:styleId="SpecialCharTok">
     <w:name w:val="SpecialCharTok"/>
     <w:basedOn w:val="VerbatimChar"/>
     <w:rPr>
-      <w:rFonts w:ascii="Consolas" w:hAnsi="Consolas" w:cs="Times New Roman"/>
+      <w:rFonts w:ascii="Consolas" w:hAnsi="Consolas"/>
       <w:color w:val="4070A0"/>
-      <w:sz w:val="20"/>
-      <w:shd w:val="clear" w:color="auto" w:fill="FFF5F0"/>
+      <w:sz w:val="22"/>
     </w:rPr>
   </w:style>
   <w:style w:type="character" w:customStyle="1" w:styleId="StringTok">
     <w:name w:val="StringTok"/>
     <w:basedOn w:val="VerbatimChar"/>
     <w:rPr>
-      <w:rFonts w:ascii="Consolas" w:hAnsi="Consolas" w:cs="Times New Roman"/>
+      <w:rFonts w:ascii="Consolas" w:hAnsi="Consolas"/>
       <w:color w:val="4070A0"/>
-      <w:sz w:val="20"/>
-      <w:shd w:val="clear" w:color="auto" w:fill="FFF5F0"/>
+      <w:sz w:val="22"/>
     </w:rPr>
   </w:style>
   <w:style w:type="character" w:customStyle="1" w:styleId="VerbatimStringTok">
     <w:name w:val="VerbatimStringTok"/>
     <w:basedOn w:val="VerbatimChar"/>
     <w:rPr>
-      <w:rFonts w:ascii="Consolas" w:hAnsi="Consolas" w:cs="Times New Roman"/>
+      <w:rFonts w:ascii="Consolas" w:hAnsi="Consolas"/>
       <w:color w:val="4070A0"/>
-      <w:sz w:val="20"/>
-      <w:shd w:val="clear" w:color="auto" w:fill="FFF5F0"/>
+      <w:sz w:val="22"/>
     </w:rPr>
   </w:style>
   <w:style w:type="character" w:customStyle="1" w:styleId="SpecialStringTok">
     <w:name w:val="SpecialStringTok"/>
     <w:basedOn w:val="VerbatimChar"/>
     <w:rPr>
-      <w:rFonts w:ascii="Consolas" w:hAnsi="Consolas" w:cs="Times New Roman"/>
+      <w:rFonts w:ascii="Consolas" w:hAnsi="Consolas"/>
       <w:color w:val="BB6688"/>
-      <w:sz w:val="20"/>
-      <w:shd w:val="clear" w:color="auto" w:fill="FFF5F0"/>
+      <w:sz w:val="22"/>
     </w:rPr>
   </w:style>
   <w:style w:type="character" w:customStyle="1" w:styleId="ImportTok">
     <w:name w:val="ImportTok"/>
     <w:basedOn w:val="VerbatimChar"/>
     <w:rPr>
-      <w:rFonts w:ascii="Consolas" w:hAnsi="Consolas" w:cs="Times New Roman"/>
+      <w:rFonts w:ascii="Consolas" w:hAnsi="Consolas"/>
       <w:b/>
       <w:color w:val="008000"/>
-      <w:sz w:val="20"/>
-      <w:shd w:val="clear" w:color="auto" w:fill="FFF5F0"/>
+      <w:sz w:val="22"/>
     </w:rPr>
   </w:style>
   <w:style w:type="character" w:customStyle="1" w:styleId="CommentTok">
     <w:name w:val="CommentTok"/>
     <w:basedOn w:val="VerbatimChar"/>
     <w:rPr>
-      <w:rFonts w:ascii="Consolas" w:hAnsi="Consolas" w:cs="Times New Roman"/>
+      <w:rFonts w:ascii="Consolas" w:hAnsi="Consolas"/>
       <w:i/>
       <w:color w:val="60A0B0"/>
-      <w:sz w:val="20"/>
-      <w:shd w:val="clear" w:color="auto" w:fill="FFF5F0"/>
+      <w:sz w:val="22"/>
     </w:rPr>
   </w:style>
   <w:style w:type="character" w:customStyle="1" w:styleId="DocumentationTok">
     <w:name w:val="DocumentationTok"/>
     <w:basedOn w:val="VerbatimChar"/>
     <w:rPr>
-      <w:rFonts w:ascii="Consolas" w:hAnsi="Consolas" w:cs="Times New Roman"/>
+      <w:rFonts w:ascii="Consolas" w:hAnsi="Consolas"/>
       <w:i/>
       <w:color w:val="BA2121"/>
-      <w:sz w:val="20"/>
-      <w:shd w:val="clear" w:color="auto" w:fill="FFF5F0"/>
+      <w:sz w:val="22"/>
     </w:rPr>
   </w:style>
   <w:style w:type="character" w:customStyle="1" w:styleId="AnnotationTok">
     <w:name w:val="AnnotationTok"/>
     <w:basedOn w:val="VerbatimChar"/>
     <w:rPr>
-      <w:rFonts w:ascii="Consolas" w:hAnsi="Consolas" w:cs="Times New Roman"/>
+      <w:rFonts w:ascii="Consolas" w:hAnsi="Consolas"/>
       <w:b/>
       <w:i/>
       <w:color w:val="60A0B0"/>
-      <w:sz w:val="20"/>
-      <w:shd w:val="clear" w:color="auto" w:fill="FFF5F0"/>
+      <w:sz w:val="22"/>
     </w:rPr>
   </w:style>
   <w:style w:type="character" w:customStyle="1" w:styleId="CommentVarTok">
     <w:name w:val="CommentVarTok"/>
     <w:basedOn w:val="VerbatimChar"/>
     <w:rPr>
-      <w:rFonts w:ascii="Consolas" w:hAnsi="Consolas" w:cs="Times New Roman"/>
+      <w:rFonts w:ascii="Consolas" w:hAnsi="Consolas"/>
       <w:b/>
       <w:i/>
       <w:color w:val="60A0B0"/>
-      <w:sz w:val="20"/>
-      <w:shd w:val="clear" w:color="auto" w:fill="FFF5F0"/>
+      <w:sz w:val="22"/>
     </w:rPr>
   </w:style>
   <w:style w:type="character" w:customStyle="1" w:styleId="OtherTok">
     <w:name w:val="OtherTok"/>
     <w:basedOn w:val="VerbatimChar"/>
     <w:rPr>
-      <w:rFonts w:ascii="Consolas" w:hAnsi="Consolas" w:cs="Times New Roman"/>
+      <w:rFonts w:ascii="Consolas" w:hAnsi="Consolas"/>
       <w:color w:val="007020"/>
-      <w:sz w:val="20"/>
-      <w:shd w:val="clear" w:color="auto" w:fill="FFF5F0"/>
+      <w:sz w:val="22"/>
     </w:rPr>
   </w:style>
   <w:style w:type="character" w:customStyle="1" w:styleId="FunctionTok">
     <w:name w:val="FunctionTok"/>
     <w:basedOn w:val="VerbatimChar"/>
     <w:rPr>
-      <w:rFonts w:ascii="Consolas" w:hAnsi="Consolas" w:cs="Times New Roman"/>
+      <w:rFonts w:ascii="Consolas" w:hAnsi="Consolas"/>
       <w:color w:val="06287E"/>
-      <w:sz w:val="20"/>
-      <w:shd w:val="clear" w:color="auto" w:fill="FFF5F0"/>
+      <w:sz w:val="22"/>
     </w:rPr>
   </w:style>
   <w:style w:type="character" w:customStyle="1" w:styleId="VariableTok">
     <w:name w:val="VariableTok"/>
     <w:basedOn w:val="VerbatimChar"/>
     <w:rPr>
-      <w:rFonts w:ascii="Consolas" w:hAnsi="Consolas" w:cs="Times New Roman"/>
+      <w:rFonts w:ascii="Consolas" w:hAnsi="Consolas"/>
       <w:color w:val="19177C"/>
-      <w:sz w:val="20"/>
-      <w:shd w:val="clear" w:color="auto" w:fill="FFF5F0"/>
+      <w:sz w:val="22"/>
     </w:rPr>
   </w:style>
   <w:style w:type="character" w:customStyle="1" w:styleId="ControlFlowTok">
     <w:name w:val="ControlFlowTok"/>
     <w:basedOn w:val="VerbatimChar"/>
     <w:rPr>
-      <w:rFonts w:ascii="Consolas" w:hAnsi="Consolas" w:cs="Times New Roman"/>
+      <w:rFonts w:ascii="Consolas" w:hAnsi="Consolas"/>
       <w:b/>
       <w:color w:val="007020"/>
-      <w:sz w:val="20"/>
-      <w:shd w:val="clear" w:color="auto" w:fill="FFF5F0"/>
+      <w:sz w:val="22"/>
     </w:rPr>
   </w:style>
   <w:style w:type="character" w:customStyle="1" w:styleId="OperatorTok">
     <w:name w:val="OperatorTok"/>
     <w:basedOn w:val="VerbatimChar"/>
     <w:rPr>
-      <w:rFonts w:ascii="Consolas" w:hAnsi="Consolas" w:cs="Times New Roman"/>
+      <w:rFonts w:ascii="Consolas" w:hAnsi="Consolas"/>
       <w:color w:val="666666"/>
-      <w:sz w:val="20"/>
-      <w:shd w:val="clear" w:color="auto" w:fill="FFF5F0"/>
+      <w:sz w:val="22"/>
     </w:rPr>
   </w:style>
   <w:style w:type="character" w:customStyle="1" w:styleId="BuiltInTok">
     <w:name w:val="BuiltInTok"/>
     <w:basedOn w:val="VerbatimChar"/>
     <w:rPr>
-      <w:rFonts w:ascii="Consolas" w:hAnsi="Consolas" w:cs="Times New Roman"/>
+      <w:rFonts w:ascii="Consolas" w:hAnsi="Consolas"/>
       <w:color w:val="008000"/>
-      <w:sz w:val="20"/>
-      <w:shd w:val="clear" w:color="auto" w:fill="FFF5F0"/>
+      <w:sz w:val="22"/>
     </w:rPr>
   </w:style>
   <w:style w:type="character" w:customStyle="1" w:styleId="ExtensionTok">
     <w:name w:val="ExtensionTok"/>
     <w:basedOn w:val="VerbatimChar"/>
     <w:rPr>
-      <w:rFonts w:ascii="Consolas" w:hAnsi="Consolas" w:cs="Times New Roman"/>
-      <w:sz w:val="20"/>
-      <w:shd w:val="clear" w:color="auto" w:fill="FFF5F0"/>
+      <w:rFonts w:ascii="Consolas" w:hAnsi="Consolas"/>
+      <w:sz w:val="22"/>
     </w:rPr>
   </w:style>
   <w:style w:type="character" w:customStyle="1" w:styleId="PreprocessorTok">
     <w:name w:val="PreprocessorTok"/>
     <w:basedOn w:val="VerbatimChar"/>
     <w:rPr>
-      <w:rFonts w:ascii="Consolas" w:hAnsi="Consolas" w:cs="Times New Roman"/>
+      <w:rFonts w:ascii="Consolas" w:hAnsi="Consolas"/>
       <w:color w:val="BC7A00"/>
-      <w:sz w:val="20"/>
-      <w:shd w:val="clear" w:color="auto" w:fill="FFF5F0"/>
+      <w:sz w:val="22"/>
     </w:rPr>
   </w:style>
   <w:style w:type="character" w:customStyle="1" w:styleId="AttributeTok">
     <w:name w:val="AttributeTok"/>
     <w:basedOn w:val="VerbatimChar"/>
     <w:rPr>
-      <w:rFonts w:ascii="Consolas" w:hAnsi="Consolas" w:cs="Times New Roman"/>
+      <w:rFonts w:ascii="Consolas" w:hAnsi="Consolas"/>
       <w:color w:val="7D9029"/>
-      <w:sz w:val="20"/>
-      <w:shd w:val="clear" w:color="auto" w:fill="FFF5F0"/>
+      <w:sz w:val="22"/>
     </w:rPr>
   </w:style>
   <w:style w:type="character" w:customStyle="1" w:styleId="RegionMarkerTok">
     <w:name w:val="RegionMarkerTok"/>
     <w:basedOn w:val="VerbatimChar"/>
     <w:rPr>
-      <w:rFonts w:ascii="Consolas" w:hAnsi="Consolas" w:cs="Times New Roman"/>
-      <w:sz w:val="20"/>
-      <w:shd w:val="clear" w:color="auto" w:fill="FFF5F0"/>
+      <w:rFonts w:ascii="Consolas" w:hAnsi="Consolas"/>
+      <w:sz w:val="22"/>
     </w:rPr>
   </w:style>
   <w:style w:type="character" w:customStyle="1" w:styleId="InformationTok">
     <w:name w:val="InformationTok"/>
     <w:basedOn w:val="VerbatimChar"/>
     <w:rPr>
-      <w:rFonts w:ascii="Consolas" w:hAnsi="Consolas" w:cs="Times New Roman"/>
+      <w:rFonts w:ascii="Consolas" w:hAnsi="Consolas"/>
       <w:b/>
       <w:i/>
       <w:color w:val="60A0B0"/>
-      <w:sz w:val="20"/>
-      <w:shd w:val="clear" w:color="auto" w:fill="FFF5F0"/>
+      <w:sz w:val="22"/>
     </w:rPr>
   </w:style>
   <w:style w:type="character" w:customStyle="1" w:styleId="WarningTok">
     <w:name w:val="WarningTok"/>
     <w:basedOn w:val="VerbatimChar"/>
     <w:rPr>
-      <w:rFonts w:ascii="Consolas" w:hAnsi="Consolas" w:cs="Times New Roman"/>
+      <w:rFonts w:ascii="Consolas" w:hAnsi="Consolas"/>
       <w:b/>
       <w:i/>
       <w:color w:val="60A0B0"/>
-      <w:sz w:val="20"/>
-      <w:shd w:val="clear" w:color="auto" w:fill="FFF5F0"/>
+      <w:sz w:val="22"/>
     </w:rPr>
   </w:style>
   <w:style w:type="character" w:customStyle="1" w:styleId="AlertTok">
     <w:name w:val="AlertTok"/>
     <w:basedOn w:val="VerbatimChar"/>
     <w:rPr>
-      <w:rFonts w:ascii="Consolas" w:hAnsi="Consolas" w:cs="Times New Roman"/>
+      <w:rFonts w:ascii="Consolas" w:hAnsi="Consolas"/>
       <w:b/>
       <w:color w:val="FF0000"/>
-      <w:sz w:val="20"/>
-      <w:shd w:val="clear" w:color="auto" w:fill="FFF5F0"/>
+      <w:sz w:val="22"/>
     </w:rPr>
   </w:style>
   <w:style w:type="character" w:customStyle="1" w:styleId="ErrorTok">
     <w:name w:val="ErrorTok"/>
     <w:basedOn w:val="VerbatimChar"/>
     <w:rPr>
-      <w:rFonts w:ascii="Consolas" w:hAnsi="Consolas" w:cs="Times New Roman"/>
+      <w:rFonts w:ascii="Consolas" w:hAnsi="Consolas"/>
       <w:b/>
       <w:color w:val="FF0000"/>
-      <w:sz w:val="20"/>
-      <w:shd w:val="clear" w:color="auto" w:fill="FFF5F0"/>
+      <w:sz w:val="22"/>
     </w:rPr>
   </w:style>
   <w:style w:type="character" w:customStyle="1" w:styleId="NormalTok">
     <w:name w:val="NormalTok"/>
     <w:basedOn w:val="VerbatimChar"/>
     <w:rPr>
-      <w:rFonts w:ascii="Consolas" w:hAnsi="Consolas" w:cs="Times New Roman"/>
-      <w:sz w:val="20"/>
-      <w:shd w:val="clear" w:color="auto" w:fill="FFF5F0"/>
+      <w:rFonts w:ascii="Consolas" w:hAnsi="Consolas"/>
+      <w:sz w:val="22"/>
     </w:rPr>
   </w:style>
   <w:style w:type="paragraph" w:styleId="ad">
     <w:name w:val="header"/>
     <w:basedOn w:val="a"/>
     <w:link w:val="Char2"/>
-    <w:rsid w:val="00CF74AC"/>
+    <w:rsid w:val="00CC3EEA"/>
     <w:pPr>
       <w:tabs>
         <w:tab w:val="center" w:pos="4513"/>
@@ -9337,13 +9261,13 @@
     <w:name w:val="머리글 Char"/>
     <w:basedOn w:val="a1"/>
     <w:link w:val="ad"/>
-    <w:rsid w:val="00CF74AC"/>
+    <w:rsid w:val="00CC3EEA"/>
   </w:style>
   <w:style w:type="paragraph" w:styleId="ae">
     <w:name w:val="footer"/>
     <w:basedOn w:val="a"/>
     <w:link w:val="Char3"/>
-    <w:rsid w:val="00CF74AC"/>
+    <w:rsid w:val="00CC3EEA"/>
     <w:pPr>
       <w:tabs>
         <w:tab w:val="center" w:pos="4513"/>
@@ -9356,17 +9280,17 @@
     <w:name w:val="바닥글 Char"/>
     <w:basedOn w:val="a1"/>
     <w:link w:val="ae"/>
-    <w:rsid w:val="00CF74AC"/>
+    <w:rsid w:val="00CC3EEA"/>
   </w:style>
   <w:style w:type="character" w:styleId="af">
     <w:name w:val="page number"/>
     <w:basedOn w:val="a1"/>
-    <w:rsid w:val="00CF74AC"/>
+    <w:rsid w:val="00CC3EEA"/>
   </w:style>
   <w:style w:type="character" w:styleId="af0">
     <w:name w:val="line number"/>
     <w:basedOn w:val="a1"/>
-    <w:rsid w:val="00CF74AC"/>
+    <w:rsid w:val="00CC3EEA"/>
   </w:style>
 </w:styles>
 </file>

--- a/ko/paper/paper_en.docx
+++ b/ko/paper/paper_en.docx
@@ -88,7 +88,7 @@
         <w:t>exposition-repeat folding map</w:t>
       </w:r>
       <w:r>
-        <w:t xml:space="preserve"> — a piecewise non-monotonic time function that preserves analytical monotonicity under performer- elected repeats, an edge case that no prior open music-visualization system addresses with an explicit time map. A WebAudio metronome demo mode lets the form visualization function without audio, and a bundled Public Domain recording makes the tool work out of the box.</w:t>
+        <w:t>, a piecewise non-monotonic time function that preserves analytical monotonicity under performer- elected repeats, an edge case that no prior open music-visualization system addresses with an explicit time map. A WebAudio metronome demo mode lets the form visualization function without audio, and a bundled Public Domain recording makes the tool work out of the box.</w:t>
       </w:r>
     </w:p>
     <w:p>
@@ -110,7 +110,7 @@
           <w:i/>
           <w:iCs/>
         </w:rPr>
-        <w:t>[to be inserted at final submission — current draft ≈ 6,100 words including references and appendix]</w:t>
+        <w:t>[to be inserted at final submission, current draft ≈ 6,100 words including references and appendix]</w:t>
       </w:r>
     </w:p>
     <w:p>
@@ -135,28 +135,28 @@
       <w:bookmarkStart w:id="2" w:name="introduction"/>
       <w:bookmarkEnd w:id="1"/>
       <w:r>
+        <w:t>1. Introduction</w:t>
+      </w:r>
+    </w:p>
+    <w:p>
+      <w:pPr>
+        <w:pStyle w:val="2"/>
+      </w:pPr>
+      <w:bookmarkStart w:id="3" w:name="motivation"/>
+      <w:r>
+        <w:t>1.1 Motivation</w:t>
+      </w:r>
+    </w:p>
+    <w:p>
+      <w:pPr>
+        <w:pStyle w:val="FirstParagraph"/>
+      </w:pPr>
+      <w:r>
+        <w:t xml:space="preserve">Sonata form is the principal organizational principle of Western instrumental music from the late eighteenth century onwards and remains a central topic in music-theory and music-history curricula at both secondary and tertiary levels (Caplin, 2009; </w:t>
+      </w:r>
+      <w:r>
         <w:lastRenderedPageBreak/>
-        <w:t>1. Introduction</w:t>
-      </w:r>
-    </w:p>
-    <w:p>
-      <w:pPr>
-        <w:pStyle w:val="2"/>
-      </w:pPr>
-      <w:bookmarkStart w:id="3" w:name="motivation"/>
-      <w:r>
-        <w:t>1.1 Motivation</w:t>
-      </w:r>
-    </w:p>
-    <w:p>
-      <w:pPr>
-        <w:pStyle w:val="FirstParagraph"/>
-      </w:pPr>
-      <w:r>
-        <w:t>Sonata form is the principal organizational principle of Western instrumental music from the late eighteenth century onwards and remains a central topic in music-theory and music-history curricula at both secondary and tertiary levels (Caplin, 2009; Hepokoski &amp; Darcy, 2006). Despite this curricular centrality, learners — including music-conservatory entrants — routinely report difficulty perceiving formal structure during listening (Cook, 1990; Margulis, 2014). This difficulty arises from at least three rep</w:t>
-      </w:r>
-      <w:r>
-        <w:t>resentational gaps:</w:t>
+        <w:t>Hepokoski &amp; Darcy, 2006). Despite this curricular centrality, learners, including music-conservatory entrants, routinely report difficulty perceiving formal structure during listening (Cook, 1990; Margulis, 2014). This difficulty arises from at least three representational gaps:</w:t>
       </w:r>
     </w:p>
     <w:p>
@@ -300,7 +300,7 @@
         <w:t>RQ2.</w:t>
       </w:r>
       <w:r>
-        <w:t xml:space="preserve"> What pedagogical affordances does the first movement of Mozart’s K. 545 offer as a case piece — particularly its subdominant-recapitulation deformation?</w:t>
+        <w:t xml:space="preserve"> What pedagogical affordances does the first movement of Mozart’s K. 545 offer as a case piece, particularly its subdominant-recapitulation deformation?</w:t>
       </w:r>
     </w:p>
     <w:p>
@@ -375,7 +375,7 @@
         <w:t>An open analysis schema and dataset</w:t>
       </w:r>
       <w:r>
-        <w:t xml:space="preserve"> (CC BY 4.0) — a machine-readable JSON encoding of two-level sonata-form analysis (sections × theme zones), instantiated for Mozart K. 545 mvt. I and </w:t>
+        <w:t xml:space="preserve"> (CC BY 4.0), a machine-readable JSON encoding of two-level sonata-form analysis (sections × theme zones), instantiated for Mozart K. 545 mvt. I and </w:t>
       </w:r>
       <w:r>
         <w:rPr>
@@ -385,7 +385,11 @@
         <w:t>intentionally interoperable</w:t>
       </w:r>
       <w:r>
-        <w:t xml:space="preserve"> with the Algomus annotation conventions of Allegraud et al. (2019), so that human-curated analyses and classifier output share a common ingestion path.</w:t>
+        <w:t xml:space="preserve"> with the </w:t>
+      </w:r>
+      <w:r>
+        <w:lastRenderedPageBreak/>
+        <w:t>Algomus annotation conventions of Allegraud et al. (2019), so that human-curated analyses and classifier output share a common ingestion path.</w:t>
       </w:r>
     </w:p>
     <w:p>
@@ -404,7 +408,7 @@
         <w:t>An exposition-repeat folding map</w:t>
       </w:r>
       <w:r>
-        <w:t xml:space="preserve"> — a piecewise non-monotonic time function that preserves analytical monotonicity under performer-elected exposition repeats, formalized in §4.5. To our knowledge, no prior open music-visualization system (Dezrann, Sonic Visualiser, Verovio Humdrum Viewer, score-following commercial tools) treats this case with an explicit time map.</w:t>
+        <w:t>: a piecewise non-monotonic time function that preserves analytical monotonicity under performer-elected exposition repeats, formalized in §4.5. To our knowledge, no prior open music-visualization system (Dezrann, Sonic Visualiser, Verovio Humdrum Viewer, score-following commercial tools) treats this case with an explicit time map.</w:t>
       </w:r>
     </w:p>
     <w:p>
@@ -423,7 +427,7 @@
         <w:t>A pedagogical scenario for the atypical-recapitulation case</w:t>
       </w:r>
       <w:r>
-        <w:t xml:space="preserve"> — a 30-minute classroom walk-through (§5) demonstrating how the tool’s three coordinated representations surface K. 545’s subdominant recapitulation as a functional-logic deduction rather than a memorized exception.</w:t>
+        <w:t>, a 30-minute classroom walk-through (§5) demonstrating how the tool’s three coordinated representations surface K. 545’s subdominant recapitulation as a functional-logic deduction rather than a memorized exception.</w:t>
       </w:r>
     </w:p>
     <w:p>
@@ -474,7 +478,7 @@
         <w:t>Large sections.</w:t>
       </w:r>
       <w:r>
-        <w:t xml:space="preserve"> - Exposition — presents two thematic complexes in two key areas. - Development — recasts and modulates the exposition’s material. - Recapitulation — restates both thematic complexes in the tonic. - Coda — optional closing section (absent in K. 545 mvt. I).</w:t>
+        <w:t xml:space="preserve"> - Exposition: presents two thematic complexes in two key areas. - Development: recasts and modulates the exposition’s material. - Recapitulation: restates both thematic complexes in the tonic. - Coda: optional closing section (absent in K. 545 mvt. I).</w:t>
       </w:r>
     </w:p>
     <w:p>
@@ -751,6 +755,7 @@
               <w:rPr>
                 <w:sz w:val="22"/>
               </w:rPr>
+              <w:lastRenderedPageBreak/>
               <w:t>Spatial contiguity</w:t>
             </w:r>
           </w:p>
@@ -864,7 +869,7 @@
         <w:t>A–B comparison</w:t>
       </w:r>
       <w:r>
-        <w:t xml:space="preserve"> of, for example, P in the exposition versus P in the recapitulation — a comparison that is precisely what reveals the K. 545 subdominant recapitulation as such.</w:t>
+        <w:t xml:space="preserve"> of, for example, P in the exposition versus P in the recapitulation, a comparison that is precisely what reveals the K. 545 subdominant recapitulation as such.</w:t>
       </w:r>
     </w:p>
     <w:p>
@@ -987,7 +992,11 @@
         <w:t>teaching</w:t>
       </w:r>
       <w:r>
-        <w:t xml:space="preserve"> problem on a single canonical work for the music-education community. The two are complementary: a robust classifier (Allegraud) and a precise pedagogical instrument (this work) need not target the same evaluation metric.</w:t>
+        <w:t xml:space="preserve"> problem on a single canonical work for the music-education community. The two are </w:t>
+      </w:r>
+      <w:r>
+        <w:lastRenderedPageBreak/>
+        <w:t>complementary: a robust classifier (Allegraud) and a precise pedagogical instrument (this work) need not target the same evaluation metric.</w:t>
       </w:r>
     </w:p>
     <w:p>
@@ -2377,7 +2386,7 @@
         <w:t>analyzed</w:t>
       </w:r>
       <w:r>
-        <w:t xml:space="preserve"> it — a peculiar gap that this paper, and the tool it accompanies, take as a pedagogical opportunity. Three properties make Movement I uniquely productive as a teaching case:</w:t>
+        <w:t xml:space="preserve"> it, a peculiar gap that this paper, and the tool it accompanies, take as a pedagogical opportunity. Three properties make Movement I uniquely productive as a teaching case:</w:t>
       </w:r>
     </w:p>
     <w:p>
@@ -2454,7 +2463,7 @@
         <w:t>exactly as a textbook sonata exposition should</w:t>
       </w:r>
       <w:r>
-        <w:t>; the recapitulation does not. This contrast — the same musical material treated two ways — is the analytical heart of the movement and the heart of this paper.</w:t>
+        <w:t>; the recapitulation does not. This contrast, the same musical material treated two ways , is the analytical heart of the movement and the heart of this paper.</w:t>
       </w:r>
     </w:p>
     <w:p>
@@ -2472,7 +2481,7 @@
         <w:pStyle w:val="FirstParagraph"/>
       </w:pPr>
       <w:r>
-        <w:t xml:space="preserve">Table 2 presents the formal analysis encoded in the tool. The two-level grain — large </w:t>
+        <w:t xml:space="preserve">Table 2 presents the formal analysis encoded in the tool. The two-level grain, large </w:t>
       </w:r>
       <w:r>
         <w:rPr>
@@ -2492,7 +2501,7 @@
         <w:t>theme zones</w:t>
       </w:r>
       <w:r>
-        <w:t xml:space="preserve"> — follows the SHMRG tradition of LaRue (1970) and the </w:t>
+        <w:t xml:space="preserve">, follows the SHMRG tradition of LaRue (1970) and the </w:t>
       </w:r>
       <w:r>
         <w:rPr>
@@ -3047,27 +3056,27 @@
               <w:rPr>
                 <w:sz w:val="22"/>
               </w:rPr>
-              <w:t>—</w:t>
-            </w:r>
-          </w:p>
-        </w:tc>
-        <w:tc>
-          <w:tcPr>
-            <w:tcW w:w="0" w:type="auto"/>
-          </w:tcPr>
-          <w:p>
-            <w:pPr>
-              <w:pStyle w:val="Compact"/>
-              <w:spacing w:line="240" w:lineRule="auto"/>
-              <w:rPr>
-                <w:sz w:val="22"/>
-              </w:rPr>
-            </w:pPr>
-            <w:r>
-              <w:rPr>
-                <w:sz w:val="22"/>
-              </w:rPr>
-              <w:t>—</w:t>
+              <w:t>-</w:t>
+            </w:r>
+          </w:p>
+        </w:tc>
+        <w:tc>
+          <w:tcPr>
+            <w:tcW w:w="0" w:type="auto"/>
+          </w:tcPr>
+          <w:p>
+            <w:pPr>
+              <w:pStyle w:val="Compact"/>
+              <w:spacing w:line="240" w:lineRule="auto"/>
+              <w:rPr>
+                <w:sz w:val="22"/>
+              </w:rPr>
+            </w:pPr>
+            <w:r>
+              <w:rPr>
+                <w:sz w:val="22"/>
+              </w:rPr>
+              <w:t>-</w:t>
             </w:r>
           </w:p>
         </w:tc>
@@ -3538,7 +3547,7 @@
         <w:t>Second</w:t>
       </w:r>
       <w:r>
-        <w:t xml:space="preserve">, the exposition’s tonal motion — C → G, typical for a major-mode sonata — is reproduced </w:t>
+        <w:t xml:space="preserve">, the exposition’s tonal motion, C → G, typical for a major-mode sonata, is reproduced </w:t>
       </w:r>
       <w:r>
         <w:rPr>
@@ -3575,14 +3584,14 @@
           <w:i/>
           <w:iCs/>
         </w:rPr>
-        <w:t xml:space="preserve">entire harmonic pattern </w:t>
-      </w:r>
-      <w:r>
-        <w:rPr>
-          <w:i/>
-          <w:iCs/>
-        </w:rPr>
-        <w:t>of the exposition</w:t>
+        <w:t>entire harmonic pattern of</w:t>
+      </w:r>
+      <w:r>
+        <w:rPr>
+          <w:i/>
+          <w:iCs/>
+        </w:rPr>
+        <w:t xml:space="preserve"> the exposition</w:t>
       </w:r>
       <w:r>
         <w:t>, but shifted: P now in F major rather than C, with S returning to C rather than going to G. The remainder of this section unpacks why.</w:t>
@@ -3699,7 +3708,7 @@
         <w:t>fail to fulfill the recapitulation’s central function</w:t>
       </w:r>
       <w:r>
-        <w:t xml:space="preserve"> — consolidating </w:t>
+        <w:t xml:space="preserve">, consolidating </w:t>
       </w:r>
       <w:r>
         <w:rPr>
@@ -3780,7 +3789,7 @@
         <w:t>IV → I</w:t>
       </w:r>
       <w:r>
-        <w:t xml:space="preserve"> of the recapitulation — exactly the resolution the form requires. The same modulatory mechanism, redirected by a single starting-key shift, achieves precisely the opposite tonal effect.</w:t>
+        <w:t xml:space="preserve"> of the recapitulation, exactly the resolution the form requires. The same modulatory mechanism, redirected by a single starting-key shift, achieves precisely the opposite tonal effect.</w:t>
       </w:r>
     </w:p>
     <w:p>
@@ -3844,7 +3853,7 @@
         <w:t>Recognition of subdominant recap requires hearing both the local key and the larger functional aim.</w:t>
       </w:r>
       <w:r>
-        <w:t xml:space="preserve"> A listener attending only to the surface (“the recap starts in the wrong key”) misses the resolution; a listener attending only to the tonal goal (“S returns to C”) misses Mozart’s clever route. Both layers — local key, structural goal — must be simultaneously available to the learner. This is exactly where multi-representational visualization can help: color labels make local key audible-at-a-glance, while the timeline makes the structural goal visible at a single look.</w:t>
+        <w:t xml:space="preserve"> A listener attending only to the surface (“the recap starts in the wrong key”) misses the resolution; a listener attending only to the tonal goal (“S returns to C”) misses Mozart’s clever route. Both layers, local key, structural goal, must be simultaneously available to the learner. This is exactly where multi-representational visualization can help: color labels make local key audible-at-a-glance, while the timeline makes the structural goal visible at a single look.</w:t>
       </w:r>
     </w:p>
     <w:p>
@@ -3862,7 +3871,7 @@
         <w:t>The recap is not a literal repetition.</w:t>
       </w:r>
       <w:r>
-        <w:t xml:space="preserve"> Beyond the starting transposition, the recapitulation expands the transition (mm. 50–57) relative to the single-measure exposition T at m. 13 — a </w:t>
+        <w:t xml:space="preserve"> Beyond the starting transposition, the recapitulation expands the transition (mm. 50–57) relative to the single-measure exposition T at m. 13, a </w:t>
       </w:r>
       <w:r>
         <w:rPr>
@@ -3890,7 +3899,7 @@
         <w:t>seeing them happen simultaneously</w:t>
       </w:r>
       <w:r>
-        <w:t xml:space="preserve"> — in color, on the score, at playback speed — is, in our experience, when students cease describing the recap as “wrong key” and begin describing it as “clever solution.”</w:t>
+        <w:t>, in color, on the score, at playback speed, is, in our experience, when students cease describing the recap as “wrong key” and begin describing it as “clever solution.”</w:t>
       </w:r>
     </w:p>
     <w:p>
@@ -3908,7 +3917,7 @@
         <w:pStyle w:val="FirstParagraph"/>
       </w:pPr>
       <w:r>
-        <w:t xml:space="preserve">A subtler but equally instructive observation concerns the codettas. The exposition codetta (mm. 26–28) cadences in G major, providing a strong half-cadence-of-the-tonic / authentic-cadence-of-the-dominant double function. The recapitulation codetta (mm. 71–73) cadences in C major and is — significantly — virtually unchanged in figuration from its exposition counterpart. The tool’s color overlay reveals this: the codetta color band reappears with identical material at identical length, while the </w:t>
+        <w:t xml:space="preserve">A subtler but equally instructive observation concerns the codettas. The exposition codetta (mm. 26–28) cadences in G major, providing a strong half-cadence-of-the-tonic / authentic-cadence-of-the-dominant double function. The recapitulation codetta (mm. 71–73) cadences in C major and is, significantly, virtually unchanged in figuration from its exposition counterpart. The tool’s color overlay reveals this: the codetta color band reappears with identical material at identical length, while the </w:t>
       </w:r>
       <w:r>
         <w:rPr>
@@ -3946,7 +3955,7 @@
         <w:pStyle w:val="FirstParagraph"/>
       </w:pPr>
       <w:r>
-        <w:t xml:space="preserve">The analytical claims above are not generated by the tool — they are the analytical content the tool is </w:t>
+        <w:t xml:space="preserve">The analytical claims above are not generated by the tool, they are the analytical content the tool is </w:t>
       </w:r>
       <w:r>
         <w:rPr>
@@ -3994,7 +4003,7 @@
         <w:t>Auto-commentary on the deformation.</w:t>
       </w:r>
       <w:r>
-        <w:t xml:space="preserve"> The same pane displays a short framing sentence — </w:t>
+        <w:t xml:space="preserve"> The same pane displays a short framing sentence, </w:t>
       </w:r>
       <w:r>
         <w:rPr>
@@ -4004,7 +4013,7 @@
         <w:t>“Subdominant recapitulation: the exposition’s modulation plan, redirected toward the tonic”</w:t>
       </w:r>
       <w:r>
-        <w:t xml:space="preserve"> — which transforms the local key change into a </w:t>
+        <w:t xml:space="preserve">, which transforms the local key change into a </w:t>
       </w:r>
       <w:r>
         <w:rPr>
@@ -4480,7 +4489,7 @@
         <w:pStyle w:val="FirstParagraph"/>
       </w:pPr>
       <w:r>
-        <w:t>Color encoding follows two principles. First, WCAG 2.1 AA compliance: text contrast is maintained at ≥ 4.5:1. Second, color-blind accessibility: no information is conveyed by color alone — theme zones (P / S / codetta) are also distinguished by accent bars and text labels, following the kind of multi-channel encoding practice that Kuo and Chuang (2013) systematize at the pitch level for beginner notation.</w:t>
+        <w:t>Color encoding follows two principles. First, WCAG 2.1 AA compliance: text contrast is maintained at ≥ 4.5:1. Second, color-blind accessibility: no information is conveyed by color alone, theme zones (P / S / codetta) are also distinguished by accent bars and text labels, following the kind of multi-channel encoding practice that Kuo and Chuang (2013) systematize at the pitch level for beginner notation.</w:t>
       </w:r>
     </w:p>
     <w:tbl>
@@ -4875,7 +4884,7 @@
         <w:t>Example 2</w:t>
       </w:r>
       <w:r>
-        <w:t xml:space="preserve"> below). Treating the analysis itself as a peer-reviewable, machine- readable artefact — rather than as a hidden pedagogical commentary — opens it to community extension (other works, other forms) and to machine reuse by future MIR pipelines. For the present paper this matters because it lets us release </w:t>
+        <w:t xml:space="preserve"> below). Treating the analysis itself as a peer-reviewable, machine- readable artefact, rather than as a hidden pedagogical commentary, opens it to community extension (other works, other forms) and to machine reuse by future MIR pipelines. For the present paper this matters because it lets us release </w:t>
       </w:r>
       <w:r>
         <w:rPr>
@@ -4902,7 +4911,7 @@
         <w:pStyle w:val="FirstParagraph"/>
       </w:pPr>
       <w:r>
-        <w:t xml:space="preserve">The schema’s structural categories — </w:t>
+        <w:t xml:space="preserve">The schema’s structural categories, </w:t>
       </w:r>
       <w:r>
         <w:rPr>
@@ -4929,7 +4938,7 @@
         <w:t>(start_measure, end_measure)</w:t>
       </w:r>
       <w:r>
-        <w:t xml:space="preserve"> ranges — deliberately mirror the analytic categories used in Allegraud et al. (2019) for the Mozart string-quartet sonata-form corpus. A thin ingestion adapter is sufficient to load the 32-movement Algomus reference analyses into the tool, because the field names map one-to-one and the measure-range conventions are shared. We provide the schema specification (</w:t>
+        <w:t xml:space="preserve"> ranges, deliberately mirror the analytic categories used in Allegraud et al. (2019) for the Mozart string-quartet sonata-form corpus. A thin ingestion adapter is sufficient to load the 32-movement Algomus reference analyses into the tool, because the field names map one-to-one and the measure-range conventions are shared. We provide the schema specification (</w:t>
       </w:r>
       <w:r>
         <w:rPr>
@@ -4938,10 +4947,10 @@
         <w:t>data/sonata_structure.schema.json</w:t>
       </w:r>
       <w:r>
-        <w:t>) and a worked example for K. 5</w:t>
-      </w:r>
-      <w:r>
-        <w:t xml:space="preserve">45; we leave the adapter for the full Algomus corpus as a community contribution opportunity. The architectural point is that our learner-facing tool </w:t>
+        <w:t>) and a worked example for K. 54</w:t>
+      </w:r>
+      <w:r>
+        <w:t xml:space="preserve">5; we leave the adapter for the full Algomus corpus as a community contribution opportunity. The architectural point is that our learner-facing tool </w:t>
       </w:r>
       <w:r>
         <w:rPr>
@@ -4989,7 +4998,7 @@
         <w:t>Section jump</w:t>
       </w:r>
       <w:r>
-        <w:t xml:space="preserve"> — clicking any colored timeline segment seeks the audio to that measure. A teacher can move directly from “exposition P” to “recapitulation P” without scrubbing.</w:t>
+        <w:t>: clicking any colored timeline segment seeks the audio to that measure. A teacher can move directly from “exposition P” to “recapitulation P” without scrubbing.</w:t>
       </w:r>
     </w:p>
     <w:p>
@@ -5008,7 +5017,7 @@
         <w:t>Section loop</w:t>
       </w:r>
       <w:r>
-        <w:t xml:space="preserve"> — toggles playback to repeat the current section, enabling immediate A–B comparison.</w:t>
+        <w:t>: toggles playback to repeat the current section, enabling immediate A–B comparison.</w:t>
       </w:r>
     </w:p>
     <w:p>
@@ -5027,7 +5036,7 @@
         <w:t>Playback-speed control</w:t>
       </w:r>
       <w:r>
-        <w:t xml:space="preserve"> — slows passage to 0.5× without altering pitch, useful for very brief modulating moments.</w:t>
+        <w:t>: slows passage to 0.5× without altering pitch, useful for very brief modulating moments.</w:t>
       </w:r>
     </w:p>
     <w:p>
@@ -5053,7 +5062,7 @@
         <w:pStyle w:val="FirstParagraph"/>
       </w:pPr>
       <w:r>
-        <w:t xml:space="preserve">When a performer elects to take the exposition repeat — the overwhelming majority of K. 545 recordings in the canonical discography, including the Schiff Carnegie Hall (2015) recording used in our reference deployment — the audio time-line becomes </w:t>
+        <w:t xml:space="preserve">When a performer elects to take the exposition repeat, the overwhelming majority of K. 545 recordings in the canonical discography, including the Schiff Carnegie Hall (2015) recording used in our reference deployment, the audio time-line becomes </w:t>
       </w:r>
       <w:r>
         <w:rPr>
@@ -5442,7 +5451,7 @@
         <w:t>color visualization disabled</w:t>
       </w:r>
       <w:r>
-        <w:t xml:space="preserve">. The class hears the entire movement once — including the exposition repeat — while the score scrolls and the red playhead moves along the (still uncolored) timeline. The instruction is simply: “Where do you think the movement is divided?” The preserved exposition repeat surfaces a useful preliminary observation — that the music </w:t>
+        <w:t xml:space="preserve">. The class hears the entire movement once, including the exposition repeat, while the score scrolls and the red playhead moves along the (still uncolored) timeline. The instruction is simply: “Where do you think the movement is divided?” The preserved exposition repeat surfaces a useful preliminary observation that the music </w:t>
       </w:r>
       <w:r>
         <w:rPr>
@@ -5607,7 +5616,7 @@
         <w:t>the same tune in two different keys</w:t>
       </w:r>
       <w:r>
-        <w:t xml:space="preserve"> — and recognize the recap as </w:t>
+        <w:t xml:space="preserve">, and recognize the recap as </w:t>
       </w:r>
       <w:r>
         <w:rPr>
@@ -5678,7 +5687,7 @@
         <w:t>and</w:t>
       </w:r>
       <w:r>
-        <w:t xml:space="preserve"> seen. The teacher poses the synthesizing question: “Why did Mozart start the recap in the ‘wrong’ key?” — and the class, having seen S land safely in C, has the materials to answer.</w:t>
+        <w:t xml:space="preserve"> seen. The teacher poses the synthesizing question: “Why did Mozart start the recap in the ‘wrong’ key?”, and the class, having seen S land safely in C, has the materials to answer.</w:t>
       </w:r>
     </w:p>
     <w:p>
@@ -5724,7 +5733,7 @@
         <w:pStyle w:val="FirstParagraph"/>
       </w:pPr>
       <w:r>
-        <w:t xml:space="preserve">Traditional verbal teaching often presents the recapitulation as “return-in-tonic,” handling deformations as exceptions; K. 545’s subdominant recapitulation makes a stronger pedagogical claim available — that Mozart </w:t>
+        <w:t xml:space="preserve">Traditional verbal teaching often presents the recapitulation as “return-in-tonic,” handling deformations as exceptions; K. 545’s subdominant recapitulation makes a stronger pedagogical claim available, that Mozart </w:t>
       </w:r>
       <w:r>
         <w:rPr>
@@ -5747,7 +5756,7 @@
         <w:t>function-preserving</w:t>
       </w:r>
       <w:r>
-        <w:t xml:space="preserve"> character of the deformation visually self-evident, aligning with current form-functional approaches to musical analysis (Caplin, 1998, 2009). The pedagogical move — from rules-and-exceptions to functional flexibility — is the central educational claim of this work.</w:t>
+        <w:t xml:space="preserve"> character of the deformation visually self-evident, aligning with current form-functional approaches to musical analysis (Caplin, 1998, 2009). The pedagogical move, from rules-and-exceptions to functional flexibility, is the central educational claim of this work.</w:t>
       </w:r>
     </w:p>
     <w:p>
@@ -5776,7 +5785,7 @@
         <w:t>First-class status of formal analysis.</w:t>
       </w:r>
       <w:r>
-        <w:t xml:space="preserve"> Encoding the analysis as a versioned JSON object — not as ephemeral pedagogical commentary — invites peer review of the analysis itself, machine reuse, and reproducibility.</w:t>
+        <w:t xml:space="preserve"> Encoding the analysis as a versioned JSON object, not as ephemeral pedagogical commentary, invites peer review of the analysis itself, machine reuse, and reproducibility.</w:t>
       </w:r>
     </w:p>
     <w:p>
@@ -5833,7 +5842,7 @@
         <w:t>Single-dependency architecture.</w:t>
       </w:r>
       <w:r>
-        <w:t xml:space="preserve"> Course materials with one external library age more gracefully than those with complex build pipelines — a non-trivial property for syllabi designed to last multiple cohorts.</w:t>
+        <w:t xml:space="preserve"> Course materials with one external library age more gracefully than those with complex build pipelines, a non-trivial property for syllabi designed to last multiple cohorts.</w:t>
       </w:r>
     </w:p>
     <w:p>
@@ -5965,10 +5974,10 @@
         <w:t>Mobile responsiveness.</w:t>
       </w:r>
       <w:r>
-        <w:t xml:space="preserve"> </w:t>
-      </w:r>
-      <w:r>
-        <w:t>Extending the desktop-first design to tablet and phone form factors.</w:t>
+        <w:t xml:space="preserve"> Extending the desktop-first design to </w:t>
+      </w:r>
+      <w:r>
+        <w:t>tablet and phone form factors.</w:t>
       </w:r>
     </w:p>
     <w:p>
@@ -5987,7 +5996,7 @@
         <w:pStyle w:val="FirstParagraph"/>
       </w:pPr>
       <w:r>
-        <w:t xml:space="preserve">This paper has presented an open-source, web-based tool that synchronizes score, audio, and a hierarchical formal-analysis layer to teach the structure of sonata form, with Mozart’s K. 545 mvt. I as the case piece. The central pedagogical claim — that synchronized multi-representation makes the </w:t>
+        <w:t xml:space="preserve">This paper has presented an open-source, web-based tool that synchronizes score, audio, and a hierarchical formal-analysis layer to teach the structure of sonata form, with Mozart’s K. 545 mvt. I as the case piece. The central pedagogical claim, that synchronized multi-representation makes the </w:t>
       </w:r>
       <w:r>
         <w:rPr>
@@ -5997,7 +6006,7 @@
         <w:t>function-preserving</w:t>
       </w:r>
       <w:r>
-        <w:t xml:space="preserve"> nature of non-tonic recapitulations visually self-evident — is grounded in form-functional theory and instantiated as a runnable, openly licensed system. Empirical validation of the learning gains this design predicts is the subject of a planned randomized controlled trial; the system, schema, and pedagogical framing presented here provide the foundation for that work.</w:t>
+        <w:t xml:space="preserve"> nature of non-tonic recapitulations visually self-evident, is grounded in form-functional theory and instantiated as a runnable, openly licensed system. Empirical validation of the learning gains this design predicts is the subject of a planned randomized controlled trial; the system, schema, and pedagogical framing presented here provide the foundation for that work.</w:t>
       </w:r>
     </w:p>
     <w:p>
@@ -6477,10 +6486,7 @@
         <w:t>en/</w:t>
       </w:r>
       <w:r>
-        <w:t xml:space="preserve"> </w:t>
-      </w:r>
-      <w:r>
-        <w:t>(English), sharing the same code base and analysis schema.</w:t>
+        <w:t xml:space="preserve"> (English), sharing the same code base and analysis schema.</w:t>
       </w:r>
     </w:p>
     <w:p>
@@ -6504,7 +6510,7 @@
         <w:t>assets/mozart_k545_mvt1.ogg</w:t>
       </w:r>
       <w:r>
-        <w:t xml:space="preserve"> — a Public Domain performance by Robin Alciatore distributed via Musopen and Wikimedia Commons (2:14, 2.87 MB). No additional download is required. Users who prefer a different recording — for example the András Schiff Carnegie Hall (2015) commercial release — can drop their own file at </w:t>
+        <w:t xml:space="preserve">, a Public Domain performance by Robin Alciatore distributed via Musopen and Wikimedia Commons (2:14, 2.87 MB). No additional download is required. Users who prefer a different recording, for example the András Schiff Carnegie Hall (2015) commercial release, can drop their own file at </w:t>
       </w:r>
       <w:r>
         <w:rPr>
@@ -6532,10 +6538,10 @@
         <w:t>T</w:t>
       </w:r>
       <w:r>
-        <w:t xml:space="preserve"> and </w:t>
-      </w:r>
-      <w:r>
-        <w:t xml:space="preserve">tap </w:t>
+        <w:t xml:space="preserve"> and tap</w:t>
+      </w:r>
+      <w:r>
+        <w:t xml:space="preserve"> </w:t>
       </w:r>
       <w:r>
         <w:rPr>
@@ -6643,10 +6649,10 @@
         <w:pStyle w:val="FirstParagraph"/>
       </w:pPr>
       <w:r>
-        <w:t xml:space="preserve">The present manuscript reports the design, implementation, and analytical case study of an open-source software tool. It does not include human-subjects evaluation, animal subjects, or human-derived data, and no ethics-committee approval is therefore required for the work reported here. The planned randomized controlled trial outlined in §6.3 — which will involve undergraduate music-education majors as participants and the System Usability Scale (Brooke, 1996) as a primary measure — will be conducted under </w:t>
-      </w:r>
-      <w:r>
-        <w:t>the appropriate institutional review board approval and reported in a separate follow-up publication.</w:t>
+        <w:t>The present manuscript reports the design, implementation, and analytical case study of an open-source software tool. It does not include human-subjects evaluation, animal subjects, or human-derived data, and no ethics-committee approval is therefore required for the work reported here. The planned randomized controlled trial outlined in §6.3, which will involve undergraduate music-education majors as participants and the System Usability Scale (Brooke, 1996) as a primary measure, will be conducted under th</w:t>
+      </w:r>
+      <w:r>
+        <w:t>e appropriate institutional review board approval and reported in a separate follow-up publication.</w:t>
       </w:r>
     </w:p>
     <w:p>
@@ -7489,7 +7495,7 @@
   <w:abstractNum w:abstractNumId="0" w15:restartNumberingAfterBreak="0">
     <w:nsid w:val="0000A990"/>
     <w:multiLevelType w:val="multilevel"/>
-    <w:tmpl w:val="5980DF06"/>
+    <w:tmpl w:val="C91CAF18"/>
     <w:lvl w:ilvl="0">
       <w:numFmt w:val="bullet"/>
       <w:lvlText w:val=" "/>
@@ -7566,7 +7572,7 @@
   <w:abstractNum w:abstractNumId="1" w15:restartNumberingAfterBreak="0">
     <w:nsid w:val="0000A991"/>
     <w:multiLevelType w:val="multilevel"/>
-    <w:tmpl w:val="836A027E"/>
+    <w:tmpl w:val="06B4A34A"/>
     <w:lvl w:ilvl="0">
       <w:numFmt w:val="bullet"/>
       <w:lvlText w:val=""/>
@@ -7670,7 +7676,7 @@
   <w:abstractNum w:abstractNumId="2" w15:restartNumberingAfterBreak="0">
     <w:nsid w:val="00A99411"/>
     <w:multiLevelType w:val="multilevel"/>
-    <w:tmpl w:val="480C6FA4"/>
+    <w:tmpl w:val="98187280"/>
     <w:lvl w:ilvl="0">
       <w:start w:val="1"/>
       <w:numFmt w:val="decimal"/>
@@ -7753,16 +7759,16 @@
       </w:pPr>
     </w:lvl>
   </w:abstractNum>
-  <w:num w:numId="1" w16cid:durableId="949893413">
+  <w:num w:numId="1" w16cid:durableId="620844223">
     <w:abstractNumId w:val="0"/>
   </w:num>
-  <w:num w:numId="2" w16cid:durableId="482744661">
+  <w:num w:numId="2" w16cid:durableId="1688412207">
     <w:abstractNumId w:val="1"/>
   </w:num>
-  <w:num w:numId="3" w16cid:durableId="1950237003">
+  <w:num w:numId="3" w16cid:durableId="146751029">
     <w:abstractNumId w:val="1"/>
   </w:num>
-  <w:num w:numId="4" w16cid:durableId="1729916789">
+  <w:num w:numId="4" w16cid:durableId="763839322">
     <w:abstractNumId w:val="2"/>
     <w:lvlOverride w:ilvl="0">
       <w:startOverride w:val="1"/>
@@ -7792,7 +7798,7 @@
       <w:startOverride w:val="1"/>
     </w:lvlOverride>
   </w:num>
-  <w:num w:numId="5" w16cid:durableId="1078558024">
+  <w:num w:numId="5" w16cid:durableId="1501890187">
     <w:abstractNumId w:val="2"/>
     <w:lvlOverride w:ilvl="0">
       <w:startOverride w:val="1"/>
@@ -7822,7 +7828,7 @@
       <w:startOverride w:val="1"/>
     </w:lvlOverride>
   </w:num>
-  <w:num w:numId="6" w16cid:durableId="24602757">
+  <w:num w:numId="6" w16cid:durableId="1692876147">
     <w:abstractNumId w:val="2"/>
     <w:lvlOverride w:ilvl="0">
       <w:startOverride w:val="1"/>
@@ -7852,7 +7858,7 @@
       <w:startOverride w:val="1"/>
     </w:lvlOverride>
   </w:num>
-  <w:num w:numId="7" w16cid:durableId="1944191540">
+  <w:num w:numId="7" w16cid:durableId="30767440">
     <w:abstractNumId w:val="2"/>
     <w:lvlOverride w:ilvl="0">
       <w:startOverride w:val="1"/>
@@ -7882,7 +7888,7 @@
       <w:startOverride w:val="1"/>
     </w:lvlOverride>
   </w:num>
-  <w:num w:numId="8" w16cid:durableId="295374023">
+  <w:num w:numId="8" w16cid:durableId="1336037273">
     <w:abstractNumId w:val="2"/>
     <w:lvlOverride w:ilvl="0">
       <w:startOverride w:val="1"/>
@@ -7912,10 +7918,10 @@
       <w:startOverride w:val="1"/>
     </w:lvlOverride>
   </w:num>
-  <w:num w:numId="9" w16cid:durableId="1809979131">
+  <w:num w:numId="9" w16cid:durableId="2110656503">
     <w:abstractNumId w:val="1"/>
   </w:num>
-  <w:num w:numId="10" w16cid:durableId="293143872">
+  <w:num w:numId="10" w16cid:durableId="51587944">
     <w:abstractNumId w:val="2"/>
     <w:lvlOverride w:ilvl="0">
       <w:startOverride w:val="1"/>
@@ -7945,10 +7951,10 @@
       <w:startOverride w:val="1"/>
     </w:lvlOverride>
   </w:num>
-  <w:num w:numId="11" w16cid:durableId="11734826">
+  <w:num w:numId="11" w16cid:durableId="1169517686">
     <w:abstractNumId w:val="1"/>
   </w:num>
-  <w:num w:numId="12" w16cid:durableId="1331330884">
+  <w:num w:numId="12" w16cid:durableId="681057232">
     <w:abstractNumId w:val="2"/>
     <w:lvlOverride w:ilvl="0">
       <w:startOverride w:val="1"/>
@@ -7978,10 +7984,10 @@
       <w:startOverride w:val="1"/>
     </w:lvlOverride>
   </w:num>
-  <w:num w:numId="13" w16cid:durableId="1159463023">
+  <w:num w:numId="13" w16cid:durableId="14036875">
     <w:abstractNumId w:val="1"/>
   </w:num>
-  <w:num w:numId="14" w16cid:durableId="1006899959">
+  <w:num w:numId="14" w16cid:durableId="272252092">
     <w:abstractNumId w:val="2"/>
     <w:lvlOverride w:ilvl="0">
       <w:startOverride w:val="1"/>
@@ -8011,10 +8017,10 @@
       <w:startOverride w:val="1"/>
     </w:lvlOverride>
   </w:num>
-  <w:num w:numId="15" w16cid:durableId="557088705">
+  <w:num w:numId="15" w16cid:durableId="1701008227">
     <w:abstractNumId w:val="1"/>
   </w:num>
-  <w:num w:numId="16" w16cid:durableId="1707022922">
+  <w:num w:numId="16" w16cid:durableId="1495292431">
     <w:abstractNumId w:val="1"/>
   </w:num>
 </w:numbering>
@@ -9248,7 +9254,7 @@
     <w:name w:val="header"/>
     <w:basedOn w:val="a"/>
     <w:link w:val="Char2"/>
-    <w:rsid w:val="00CC3EEA"/>
+    <w:rsid w:val="00A059F9"/>
     <w:pPr>
       <w:tabs>
         <w:tab w:val="center" w:pos="4513"/>
@@ -9261,13 +9267,13 @@
     <w:name w:val="머리글 Char"/>
     <w:basedOn w:val="a1"/>
     <w:link w:val="ad"/>
-    <w:rsid w:val="00CC3EEA"/>
+    <w:rsid w:val="00A059F9"/>
   </w:style>
   <w:style w:type="paragraph" w:styleId="ae">
     <w:name w:val="footer"/>
     <w:basedOn w:val="a"/>
     <w:link w:val="Char3"/>
-    <w:rsid w:val="00CC3EEA"/>
+    <w:rsid w:val="00A059F9"/>
     <w:pPr>
       <w:tabs>
         <w:tab w:val="center" w:pos="4513"/>
@@ -9280,17 +9286,17 @@
     <w:name w:val="바닥글 Char"/>
     <w:basedOn w:val="a1"/>
     <w:link w:val="ae"/>
-    <w:rsid w:val="00CC3EEA"/>
+    <w:rsid w:val="00A059F9"/>
   </w:style>
   <w:style w:type="character" w:styleId="af">
     <w:name w:val="page number"/>
     <w:basedOn w:val="a1"/>
-    <w:rsid w:val="00CC3EEA"/>
+    <w:rsid w:val="00A059F9"/>
   </w:style>
   <w:style w:type="character" w:styleId="af0">
     <w:name w:val="line number"/>
     <w:basedOn w:val="a1"/>
-    <w:rsid w:val="00CC3EEA"/>
+    <w:rsid w:val="00A059F9"/>
   </w:style>
 </w:styles>
 </file>

--- a/ko/paper/paper_en.docx
+++ b/ko/paper/paper_en.docx
@@ -46,49 +46,39 @@
         <w:pStyle w:val="FirstParagraph"/>
       </w:pPr>
       <w:r>
-        <w:t xml:space="preserve">This paper presents the design, implementation, and pedagogical positioning of an open-source web-based tool that synchronizes a notated score, audio playback, and a hierarchical formal-analysis layer along a single timeline. The first movement of Mozart’s </w:t>
-      </w:r>
-      <w:r>
-        <w:rPr>
-          <w:i/>
-          <w:iCs/>
-        </w:rPr>
-        <w:t>Piano Sonata in C major</w:t>
-      </w:r>
-      <w:r>
-        <w:t xml:space="preserve">, K. 545 serves as the case piece: its 73-measure compactness and textbook-clear formal landmarks coexist with a celebrated </w:t>
-      </w:r>
-      <w:r>
-        <w:rPr>
-          <w:i/>
-          <w:iCs/>
-        </w:rPr>
-        <w:t>subdominant recapitulation</w:t>
-      </w:r>
-      <w:r>
-        <w:t xml:space="preserve"> (the recap begins in F major rather than C), making it unusually well-suited for teaching both the norms and the deviations of sonata-form practice. The system renders MusicXML through OpenSheetMusicDisplay, maps audio time to measure number via a discrete lookup table on each </w:t>
-      </w:r>
-      <w:r>
-        <w:rPr>
-          <w:rStyle w:val="VerbatimChar"/>
-        </w:rPr>
-        <w:t>timeupdate</w:t>
-      </w:r>
-      <w:r>
-        <w:t xml:space="preserve"> event, and overlays section and theme labels in a</w:t>
-      </w:r>
-      <w:r>
-        <w:t xml:space="preserve"> two-level color hierarchy directly onto the score. We further contribute an </w:t>
-      </w:r>
+        <w:t>Sonata form is a central topic in music-theory and music-history curricula, yet learners routinely report difficulty perceiving formal structure while listening: the hierarchical relation between sections, theme zones, and the moment-to-moment audio is not directly legible from a printed score. Existing computational tools for music visualization either treat formal annotations as auxiliary metadata rather than as first-class data, or have not been designed for the practical edge cases of learner-facing use</w:t>
+      </w:r>
+      <w:r>
+        <w:t>, most prominently the performer-elected exposition repeat. We present an open-source, web-based tool that synchronizes a MusicXML score, audio playback, and a two-level formal-analysis layer (sections × theme zones) along a single timeline, demonstrated on Mozart’s Piano Sonata in C major, K. 545, first movement (73 measures). The system renders MusicXML through OpenSheetMusicDisplay and paints section and theme-zone colors directly onto the score at the measure level. We introduce an exposition-repeat fol</w:t>
+      </w:r>
+      <w:r>
+        <w:t xml:space="preserve">ding map: a piecewise non-monotonic time function that preserves analytical monotonicity under performer- elected repeats. A WebAudio metronome fallback and a bundled Public Domain reference recording </w:t>
+      </w:r>
+      <w:r>
+        <w:lastRenderedPageBreak/>
+        <w:t>let the tool work without setup on the public deployment, and the analysis schema is interoperable with the Algomus annotation conventions for Mozart sonata corpora. The tool, schema, and reference data are publicly available at https://rosyrosys.github.io/sonata-form-viz/ (Zenodo: 10.5281/zenodo.20108497).</w:t>
+      </w:r>
+    </w:p>
+    <w:p>
+      <w:pPr>
+        <w:pStyle w:val="a0"/>
+      </w:pPr>
       <w:r>
         <w:rPr>
           <w:b/>
           <w:bCs/>
         </w:rPr>
-        <w:t>exposition-repeat folding map</w:t>
-      </w:r>
-      <w:r>
-        <w:t>, a piecewise non-monotonic time function that preserves analytical monotonicity under performer- elected repeats, an edge case that no prior open music-visualization system addresses with an explicit time map. A WebAudio metronome demo mode lets the form visualization function without audio, and a bundled Public Domain recording makes the tool work out of the box.</w:t>
+        <w:t>Word Count:</w:t>
+      </w:r>
+      <w:r>
+        <w:t xml:space="preserve"> </w:t>
+      </w:r>
+      <w:r>
+        <w:rPr>
+          <w:i/>
+          <w:iCs/>
+        </w:rPr>
+        <w:t>[to be inserted at final submission, current draft ≈ 6,100 words including references and appendix]</w:t>
       </w:r>
     </w:p>
     <w:p>
@@ -100,28 +90,6 @@
           <w:b/>
           <w:bCs/>
         </w:rPr>
-        <w:t>Word Count:</w:t>
-      </w:r>
-      <w:r>
-        <w:t xml:space="preserve"> </w:t>
-      </w:r>
-      <w:r>
-        <w:rPr>
-          <w:i/>
-          <w:iCs/>
-        </w:rPr>
-        <w:t>[to be inserted at final submission, current draft ≈ 6,100 words including references and appendix]</w:t>
-      </w:r>
-    </w:p>
-    <w:p>
-      <w:pPr>
-        <w:pStyle w:val="a0"/>
-      </w:pPr>
-      <w:r>
-        <w:rPr>
-          <w:b/>
-          <w:bCs/>
-        </w:rPr>
         <w:t>Keywords:</w:t>
       </w:r>
       <w:r>
@@ -152,11 +120,10 @@
         <w:pStyle w:val="FirstParagraph"/>
       </w:pPr>
       <w:r>
-        <w:t xml:space="preserve">Sonata form is the principal organizational principle of Western instrumental music from the late eighteenth century onwards and remains a central topic in music-theory and music-history curricula at both secondary and tertiary levels (Caplin, 2009; </w:t>
-      </w:r>
-      <w:r>
-        <w:lastRenderedPageBreak/>
-        <w:t>Hepokoski &amp; Darcy, 2006). Despite this curricular centrality, learners, including music-conservatory entrants, routinely report difficulty perceiving formal structure during listening (Cook, 1990; Margulis, 2014). This difficulty arises from at least three representational gaps:</w:t>
+        <w:t>Sonata form is the principal organizational principle of Western instrumental music from the late eighteenth century onwards and remains a central topic in music-theory and music-history curricula at both secondary and tertiary levels (Caplin, 2009; Hepokoski &amp; Darcy, 2006). Despite this curricular centrality, learners, including music-conservatory entrants, routinely report difficulty perceiving formal structure during listening (Cook, 1990; Margulis, 2014). This difficulty arises from at least three repre</w:t>
+      </w:r>
+      <w:r>
+        <w:t>sentational gaps:</w:t>
       </w:r>
     </w:p>
     <w:p>
@@ -210,6 +177,7 @@
           <w:b/>
           <w:bCs/>
         </w:rPr>
+        <w:lastRenderedPageBreak/>
         <w:t>Flattening of hierarchy.</w:t>
       </w:r>
       <w:r>
@@ -353,6 +321,7 @@
           <w:b/>
           <w:bCs/>
         </w:rPr>
+        <w:lastRenderedPageBreak/>
         <w:t>A learner-facing open-source tool</w:t>
       </w:r>
       <w:r>
@@ -385,11 +354,7 @@
         <w:t>intentionally interoperable</w:t>
       </w:r>
       <w:r>
-        <w:t xml:space="preserve"> with the </w:t>
-      </w:r>
-      <w:r>
-        <w:lastRenderedPageBreak/>
-        <w:t>Algomus annotation conventions of Allegraud et al. (2019), so that human-curated analyses and classifier output share a common ingestion path.</w:t>
+        <w:t xml:space="preserve"> with the Algomus annotation conventions of Allegraud et al. (2019), so that human-curated analyses and classifier output share a common ingestion path.</w:t>
       </w:r>
     </w:p>
     <w:p>
@@ -446,6 +411,7 @@
       <w:bookmarkEnd w:id="2"/>
       <w:bookmarkEnd w:id="5"/>
       <w:r>
+        <w:lastRenderedPageBreak/>
         <w:t>2. Background</w:t>
       </w:r>
     </w:p>
@@ -755,7 +721,6 @@
               <w:rPr>
                 <w:sz w:val="22"/>
               </w:rPr>
-              <w:lastRenderedPageBreak/>
               <w:t>Spatial contiguity</w:t>
             </w:r>
           </w:p>
@@ -992,11 +957,7 @@
         <w:t>teaching</w:t>
       </w:r>
       <w:r>
-        <w:t xml:space="preserve"> problem on a single canonical work for the music-education community. The two are </w:t>
-      </w:r>
-      <w:r>
-        <w:lastRenderedPageBreak/>
-        <w:t>complementary: a robust classifier (Allegraud) and a precise pedagogical instrument (this work) need not target the same evaluation metric.</w:t>
+        <w:t xml:space="preserve"> problem on a single canonical work for the music-education community. The two are complementary: a robust classifier (Allegraud) and a precise pedagogical instrument (this work) need not target the same evaluation metric.</w:t>
       </w:r>
     </w:p>
     <w:p>
@@ -2305,10 +2266,7 @@
         <w:pStyle w:val="a0"/>
       </w:pPr>
       <w:r>
-        <w:t xml:space="preserve">The novelty claim is therefore narrower than “first open-source sonata-form visualization”: it is “first open-source, learner-facing </w:t>
-      </w:r>
-      <w:r>
-        <w:t>tool combining measure-painted hierarchical formal color, score-audio synchronization, and a separable analysis-as-data schema.”</w:t>
+        <w:t>The novelty claim is therefore narrower than “first open-source sonata-form visualization”: it is “first open-source, learner-facing tool combining measure-painted hierarchical formal color, score-audio synchronization, and a separable analysis-as-data schema.”</w:t>
       </w:r>
     </w:p>
     <w:p>
@@ -2386,7 +2344,10 @@
         <w:t>analyzed</w:t>
       </w:r>
       <w:r>
-        <w:t xml:space="preserve"> it, a peculiar gap that this paper, and the tool it accompanies, take as a pedagogical opportunity. Three properties make Movement I uniquely productive as a teaching case:</w:t>
+        <w:t xml:space="preserve"> </w:t>
+      </w:r>
+      <w:r>
+        <w:t>it, a peculiar gap that this paper, and the tool it accompanies, take as a pedagogical opportunity. Three properties make Movement I uniquely productive as a teaching case:</w:t>
       </w:r>
     </w:p>
     <w:p>
@@ -3537,7 +3498,10 @@
         <w:t>First</w:t>
       </w:r>
       <w:r>
-        <w:t xml:space="preserve">, every numbered measure has a unique formal address: this is what allows the tool to overlay a color block on each measure in the score and a color segment on the timeline. </w:t>
+        <w:t xml:space="preserve">, every numbered </w:t>
+      </w:r>
+      <w:r>
+        <w:t xml:space="preserve">measure has a unique formal address: this is what allows the tool to overlay a color block on each measure in the score and a color segment on the timeline. </w:t>
       </w:r>
       <w:r>
         <w:rPr>
@@ -3584,17 +3548,13 @@
           <w:i/>
           <w:iCs/>
         </w:rPr>
-        <w:t>entire harmonic pattern of</w:t>
-      </w:r>
-      <w:r>
-        <w:rPr>
-          <w:i/>
-          <w:iCs/>
-        </w:rPr>
-        <w:t xml:space="preserve"> the exposition</w:t>
-      </w:r>
-      <w:r>
-        <w:t>, but shifted: P now in F major rather than C, with S returning to C rather than going to G. The remainder of this section unpacks why.</w:t>
+        <w:t>entire harmonic pattern of the exposition</w:t>
+      </w:r>
+      <w:r>
+        <w:t>, but s</w:t>
+      </w:r>
+      <w:r>
+        <w:t>hifted: P now in F major rather than C, with S returning to C rather than going to G. The remainder of this section unpacks why.</w:t>
       </w:r>
     </w:p>
     <w:p>
@@ -3654,10 +3614,7 @@
         <w:t>Exposition:</w:t>
       </w:r>
       <w:r>
-        <w:t xml:space="preserve"> </w:t>
-      </w:r>
-      <w:r>
-        <w:t>P in C → S in G (motion of a fifth upward)</w:t>
+        <w:t xml:space="preserve"> P in C → S in G (motion of a fifth upward)</w:t>
       </w:r>
     </w:p>
     <w:p>
@@ -3675,7 +3632,10 @@
         <w:t>I → V</w:t>
       </w:r>
       <w:r>
-        <w:t xml:space="preserve"> trajectory is the textbook expectation. Now consider what would happen if the recapitulation mechanically reused this trajectory while starting in the tonic:</w:t>
+        <w:t xml:space="preserve"> trajectory is the textbook expectation. Now consider what </w:t>
+      </w:r>
+      <w:r>
+        <w:t>would happen if the recapitulation mechanically reused this trajectory while starting in the tonic:</w:t>
       </w:r>
     </w:p>
     <w:p>
@@ -4884,7 +4844,10 @@
         <w:t>Example 2</w:t>
       </w:r>
       <w:r>
-        <w:t xml:space="preserve"> below). Treating the analysis itself as a peer-reviewable, machine- readable artefact, rather than as a hidden pedagogical commentary, opens it to community extension (other works, other forms) and to machine reuse by future MIR pipelines. For the present paper this matters because it lets us release </w:t>
+        <w:t xml:space="preserve"> </w:t>
+      </w:r>
+      <w:r>
+        <w:t xml:space="preserve">below). Treating the analysis itself as a peer-reviewable, machine- readable artefact, rather than as a hidden pedagogical commentary, opens it to community extension (other works, other forms) and to machine reuse by future MIR pipelines. For the present paper this matters because it lets us release </w:t>
       </w:r>
       <w:r>
         <w:rPr>
@@ -4938,7 +4901,10 @@
         <w:t>(start_measure, end_measure)</w:t>
       </w:r>
       <w:r>
-        <w:t xml:space="preserve"> ranges, deliberately mirror the analytic categories used in Allegraud et al. (2019) for the Mozart string-quartet sonata-form corpus. A thin ingestion adapter is sufficient to load the 32-movement Algomus reference analyses into the tool, because the field names map one-to-one and the measure-range conventions are shared. We provide the schema specification (</w:t>
+        <w:t xml:space="preserve"> ranges, deliberately mirror the analytic categories used in Allegraud et al. (2019) for the Mozart string-quartet sonata-form corpus. A thin ingestion adapter is sufficient to load the 32-movement Algomus reference analyses into the tool, because the field names map one-to-one and the measure-range conventions are shared. We provide the schema specification</w:t>
+      </w:r>
+      <w:r>
+        <w:t xml:space="preserve"> (</w:t>
       </w:r>
       <w:r>
         <w:rPr>
@@ -4947,10 +4913,7 @@
         <w:t>data/sonata_structure.schema.json</w:t>
       </w:r>
       <w:r>
-        <w:t>) and a worked example for K. 54</w:t>
-      </w:r>
-      <w:r>
-        <w:t xml:space="preserve">5; we leave the adapter for the full Algomus corpus as a community contribution opportunity. The architectural point is that our learner-facing tool </w:t>
+        <w:t xml:space="preserve">) and a worked example for K. 545; we leave the adapter for the full Algomus corpus as a community contribution opportunity. The architectural point is that our learner-facing tool </w:t>
       </w:r>
       <w:r>
         <w:rPr>
@@ -5321,7 +5284,10 @@
         <w:t>r</w:t>
       </w:r>
       <w:r>
-        <w:t>₁] proportionally with the second hearing. The listener hears the exposition a second time while the cursor visibly returns to bar 1 and crawls forward to bar 28 again.</w:t>
+        <w:t xml:space="preserve">₁] proportionally with </w:t>
+      </w:r>
+      <w:r>
+        <w:t>the second hearing. The listener hears the exposition a second time while the cursor visibly returns to bar 1 and crawls forward to bar 28 again.</w:t>
       </w:r>
     </w:p>
     <w:p>
@@ -5517,10 +5483,7 @@
         <w:pStyle w:val="FirstParagraph"/>
       </w:pPr>
       <w:r>
-        <w:t xml:space="preserve">Using the section-jump buttons, the teacher plays just the </w:t>
-      </w:r>
-      <w:r>
-        <w:t xml:space="preserve">exposition’s P region (mm. 1–13), then just S (mm. 14–25). The analysis pane displays “C major” then “G major”; the boundary is auditorily </w:t>
+        <w:t xml:space="preserve">Using the section-jump buttons, the teacher plays just the exposition’s P region (mm. 1–13), then just S (mm. 14–25). The analysis pane displays “C major” then “G major”; the boundary is auditorily </w:t>
       </w:r>
       <w:r>
         <w:rPr>
@@ -5743,10 +5706,7 @@
         <w:t>preserves the exposition’s modulation pattern</w:t>
       </w:r>
       <w:r>
-        <w:t xml:space="preserve"> by shifting the starting key down a fifth, so that the secondary </w:t>
-      </w:r>
-      <w:r>
-        <w:t xml:space="preserve">theme arrives in the tonic on the second hearing. The synchronized color-coded view makes this </w:t>
+        <w:t xml:space="preserve"> by shifting the starting key down a fifth, so that the secondary theme arrives in the tonic on the second hearing. The synchronized color-coded view makes this </w:t>
       </w:r>
       <w:r>
         <w:rPr>
@@ -5785,7 +5745,10 @@
         <w:t>First-class status of formal analysis.</w:t>
       </w:r>
       <w:r>
-        <w:t xml:space="preserve"> Encoding the analysis as a versioned JSON object, not as ephemeral pedagogical commentary, invites peer review of the analysis itself, machine reuse, and reproducibility.</w:t>
+        <w:t xml:space="preserve"> Encoding the analysis as </w:t>
+      </w:r>
+      <w:r>
+        <w:t>a versioned JSON object, not as ephemeral pedagogical commentary, invites peer review of the analysis itself, machine reuse, and reproducibility.</w:t>
       </w:r>
     </w:p>
     <w:p>
@@ -5974,10 +5937,10 @@
         <w:t>Mobile responsiveness.</w:t>
       </w:r>
       <w:r>
-        <w:t xml:space="preserve"> Extending the desktop-first design to </w:t>
-      </w:r>
-      <w:r>
-        <w:t>tablet and phone form factors.</w:t>
+        <w:t xml:space="preserve"> </w:t>
+      </w:r>
+      <w:r>
+        <w:t>Extending the desktop-first design to tablet and phone form factors.</w:t>
       </w:r>
     </w:p>
     <w:p>
@@ -6486,7 +6449,10 @@
         <w:t>en/</w:t>
       </w:r>
       <w:r>
-        <w:t xml:space="preserve"> (English), sharing the same code base and analysis schema.</w:t>
+        <w:t xml:space="preserve"> </w:t>
+      </w:r>
+      <w:r>
+        <w:t>(English), sharing the same code base and analysis schema.</w:t>
       </w:r>
     </w:p>
     <w:p>
@@ -7495,7 +7461,7 @@
   <w:abstractNum w:abstractNumId="0" w15:restartNumberingAfterBreak="0">
     <w:nsid w:val="0000A990"/>
     <w:multiLevelType w:val="multilevel"/>
-    <w:tmpl w:val="C91CAF18"/>
+    <w:tmpl w:val="5888DC44"/>
     <w:lvl w:ilvl="0">
       <w:numFmt w:val="bullet"/>
       <w:lvlText w:val=" "/>
@@ -7572,7 +7538,7 @@
   <w:abstractNum w:abstractNumId="1" w15:restartNumberingAfterBreak="0">
     <w:nsid w:val="0000A991"/>
     <w:multiLevelType w:val="multilevel"/>
-    <w:tmpl w:val="06B4A34A"/>
+    <w:tmpl w:val="2EC82D52"/>
     <w:lvl w:ilvl="0">
       <w:numFmt w:val="bullet"/>
       <w:lvlText w:val=""/>
@@ -7676,7 +7642,7 @@
   <w:abstractNum w:abstractNumId="2" w15:restartNumberingAfterBreak="0">
     <w:nsid w:val="00A99411"/>
     <w:multiLevelType w:val="multilevel"/>
-    <w:tmpl w:val="98187280"/>
+    <w:tmpl w:val="F41464E2"/>
     <w:lvl w:ilvl="0">
       <w:start w:val="1"/>
       <w:numFmt w:val="decimal"/>
@@ -7759,16 +7725,16 @@
       </w:pPr>
     </w:lvl>
   </w:abstractNum>
-  <w:num w:numId="1" w16cid:durableId="620844223">
+  <w:num w:numId="1" w16cid:durableId="329715390">
     <w:abstractNumId w:val="0"/>
   </w:num>
-  <w:num w:numId="2" w16cid:durableId="1688412207">
+  <w:num w:numId="2" w16cid:durableId="950816831">
     <w:abstractNumId w:val="1"/>
   </w:num>
-  <w:num w:numId="3" w16cid:durableId="146751029">
+  <w:num w:numId="3" w16cid:durableId="1659649697">
     <w:abstractNumId w:val="1"/>
   </w:num>
-  <w:num w:numId="4" w16cid:durableId="763839322">
+  <w:num w:numId="4" w16cid:durableId="1425104943">
     <w:abstractNumId w:val="2"/>
     <w:lvlOverride w:ilvl="0">
       <w:startOverride w:val="1"/>
@@ -7798,7 +7764,7 @@
       <w:startOverride w:val="1"/>
     </w:lvlOverride>
   </w:num>
-  <w:num w:numId="5" w16cid:durableId="1501890187">
+  <w:num w:numId="5" w16cid:durableId="512113149">
     <w:abstractNumId w:val="2"/>
     <w:lvlOverride w:ilvl="0">
       <w:startOverride w:val="1"/>
@@ -7828,7 +7794,7 @@
       <w:startOverride w:val="1"/>
     </w:lvlOverride>
   </w:num>
-  <w:num w:numId="6" w16cid:durableId="1692876147">
+  <w:num w:numId="6" w16cid:durableId="807549747">
     <w:abstractNumId w:val="2"/>
     <w:lvlOverride w:ilvl="0">
       <w:startOverride w:val="1"/>
@@ -7858,7 +7824,7 @@
       <w:startOverride w:val="1"/>
     </w:lvlOverride>
   </w:num>
-  <w:num w:numId="7" w16cid:durableId="30767440">
+  <w:num w:numId="7" w16cid:durableId="100684247">
     <w:abstractNumId w:val="2"/>
     <w:lvlOverride w:ilvl="0">
       <w:startOverride w:val="1"/>
@@ -7888,7 +7854,7 @@
       <w:startOverride w:val="1"/>
     </w:lvlOverride>
   </w:num>
-  <w:num w:numId="8" w16cid:durableId="1336037273">
+  <w:num w:numId="8" w16cid:durableId="790517526">
     <w:abstractNumId w:val="2"/>
     <w:lvlOverride w:ilvl="0">
       <w:startOverride w:val="1"/>
@@ -7918,10 +7884,10 @@
       <w:startOverride w:val="1"/>
     </w:lvlOverride>
   </w:num>
-  <w:num w:numId="9" w16cid:durableId="2110656503">
+  <w:num w:numId="9" w16cid:durableId="1909605318">
     <w:abstractNumId w:val="1"/>
   </w:num>
-  <w:num w:numId="10" w16cid:durableId="51587944">
+  <w:num w:numId="10" w16cid:durableId="2005082074">
     <w:abstractNumId w:val="2"/>
     <w:lvlOverride w:ilvl="0">
       <w:startOverride w:val="1"/>
@@ -7951,10 +7917,10 @@
       <w:startOverride w:val="1"/>
     </w:lvlOverride>
   </w:num>
-  <w:num w:numId="11" w16cid:durableId="1169517686">
+  <w:num w:numId="11" w16cid:durableId="733356966">
     <w:abstractNumId w:val="1"/>
   </w:num>
-  <w:num w:numId="12" w16cid:durableId="681057232">
+  <w:num w:numId="12" w16cid:durableId="2080472589">
     <w:abstractNumId w:val="2"/>
     <w:lvlOverride w:ilvl="0">
       <w:startOverride w:val="1"/>
@@ -7984,10 +7950,10 @@
       <w:startOverride w:val="1"/>
     </w:lvlOverride>
   </w:num>
-  <w:num w:numId="13" w16cid:durableId="14036875">
+  <w:num w:numId="13" w16cid:durableId="297492733">
     <w:abstractNumId w:val="1"/>
   </w:num>
-  <w:num w:numId="14" w16cid:durableId="272252092">
+  <w:num w:numId="14" w16cid:durableId="311523517">
     <w:abstractNumId w:val="2"/>
     <w:lvlOverride w:ilvl="0">
       <w:startOverride w:val="1"/>
@@ -8017,10 +7983,10 @@
       <w:startOverride w:val="1"/>
     </w:lvlOverride>
   </w:num>
-  <w:num w:numId="15" w16cid:durableId="1701008227">
+  <w:num w:numId="15" w16cid:durableId="1389954756">
     <w:abstractNumId w:val="1"/>
   </w:num>
-  <w:num w:numId="16" w16cid:durableId="1495292431">
+  <w:num w:numId="16" w16cid:durableId="1469545056">
     <w:abstractNumId w:val="1"/>
   </w:num>
 </w:numbering>
@@ -8554,7 +8520,6 @@
     <w:qFormat/>
     <w:rsid w:val="00A10FD9"/>
     <w:pPr>
-      <w:keepNext/>
       <w:spacing w:before="360" w:after="120"/>
       <w:contextualSpacing/>
       <w:jc w:val="center"/>
@@ -8621,6 +8586,7 @@
     <w:next w:val="a0"/>
     <w:qFormat/>
     <w:pPr>
+      <w:keepNext/>
       <w:keepLines/>
     </w:pPr>
     <w:rPr>
@@ -8634,6 +8600,7 @@
     <w:next w:val="a0"/>
     <w:qFormat/>
     <w:pPr>
+      <w:keepNext/>
       <w:keepLines/>
     </w:pPr>
     <w:rPr>
@@ -9254,7 +9221,7 @@
     <w:name w:val="header"/>
     <w:basedOn w:val="a"/>
     <w:link w:val="Char2"/>
-    <w:rsid w:val="00A059F9"/>
+    <w:rsid w:val="00A158A3"/>
     <w:pPr>
       <w:tabs>
         <w:tab w:val="center" w:pos="4513"/>
@@ -9267,13 +9234,13 @@
     <w:name w:val="머리글 Char"/>
     <w:basedOn w:val="a1"/>
     <w:link w:val="ad"/>
-    <w:rsid w:val="00A059F9"/>
+    <w:rsid w:val="00A158A3"/>
   </w:style>
   <w:style w:type="paragraph" w:styleId="ae">
     <w:name w:val="footer"/>
     <w:basedOn w:val="a"/>
     <w:link w:val="Char3"/>
-    <w:rsid w:val="00A059F9"/>
+    <w:rsid w:val="00A158A3"/>
     <w:pPr>
       <w:tabs>
         <w:tab w:val="center" w:pos="4513"/>
@@ -9286,17 +9253,17 @@
     <w:name w:val="바닥글 Char"/>
     <w:basedOn w:val="a1"/>
     <w:link w:val="ae"/>
-    <w:rsid w:val="00A059F9"/>
+    <w:rsid w:val="00A158A3"/>
   </w:style>
   <w:style w:type="character" w:styleId="af">
     <w:name w:val="page number"/>
     <w:basedOn w:val="a1"/>
-    <w:rsid w:val="00A059F9"/>
+    <w:rsid w:val="00A158A3"/>
   </w:style>
   <w:style w:type="character" w:styleId="af0">
     <w:name w:val="line number"/>
     <w:basedOn w:val="a1"/>
-    <w:rsid w:val="00A059F9"/>
+    <w:rsid w:val="00A158A3"/>
   </w:style>
 </w:styles>
 </file>

--- a/ko/paper/paper_en.docx
+++ b/ko/paper/paper_en.docx
@@ -52,11 +52,7 @@
         <w:t>, most prominently the performer-elected exposition repeat. We present an open-source, web-based tool that synchronizes a MusicXML score, audio playback, and a two-level formal-analysis layer (sections × theme zones) along a single timeline, demonstrated on Mozart’s Piano Sonata in C major, K. 545, first movement (73 measures). The system renders MusicXML through OpenSheetMusicDisplay and paints section and theme-zone colors directly onto the score at the measure level. We introduce an exposition-repeat fol</w:t>
       </w:r>
       <w:r>
-        <w:t xml:space="preserve">ding map: a piecewise non-monotonic time function that preserves analytical monotonicity under performer- elected repeats. A WebAudio metronome fallback and a bundled Public Domain reference recording </w:t>
-      </w:r>
-      <w:r>
-        <w:lastRenderedPageBreak/>
-        <w:t>let the tool work without setup on the public deployment, and the analysis schema is interoperable with the Algomus annotation conventions for Mozart sonata corpora. The tool, schema, and reference data are publicly available at https://rosyrosys.github.io/sonata-form-viz/ (Zenodo: 10.5281/zenodo.20108497).</w:t>
+        <w:t>ding map: a piecewise non-monotonic time function that preserves analytical monotonicity under performer- elected repeats, an edge case that no prior open music-visualization system has addressed with an explicit time map. Together, the tool and the released analysis schema provide an open infrastructure for both classroom teaching of formal hierarchy and downstream computational reuse on other works in the sonata-form repertoire.</w:t>
       </w:r>
     </w:p>
     <w:p>
@@ -103,6 +99,7 @@
       <w:bookmarkStart w:id="2" w:name="introduction"/>
       <w:bookmarkEnd w:id="1"/>
       <w:r>
+        <w:lastRenderedPageBreak/>
         <w:t>1. Introduction</w:t>
       </w:r>
     </w:p>
@@ -177,7 +174,6 @@
           <w:b/>
           <w:bCs/>
         </w:rPr>
-        <w:lastRenderedPageBreak/>
         <w:t>Flattening of hierarchy.</w:t>
       </w:r>
       <w:r>
@@ -411,7 +407,6 @@
       <w:bookmarkEnd w:id="2"/>
       <w:bookmarkEnd w:id="5"/>
       <w:r>
-        <w:lastRenderedPageBreak/>
         <w:t>2. Background</w:t>
       </w:r>
     </w:p>
@@ -7461,7 +7456,7 @@
   <w:abstractNum w:abstractNumId="0" w15:restartNumberingAfterBreak="0">
     <w:nsid w:val="0000A990"/>
     <w:multiLevelType w:val="multilevel"/>
-    <w:tmpl w:val="5888DC44"/>
+    <w:tmpl w:val="B40266AE"/>
     <w:lvl w:ilvl="0">
       <w:numFmt w:val="bullet"/>
       <w:lvlText w:val=" "/>
@@ -7538,7 +7533,7 @@
   <w:abstractNum w:abstractNumId="1" w15:restartNumberingAfterBreak="0">
     <w:nsid w:val="0000A991"/>
     <w:multiLevelType w:val="multilevel"/>
-    <w:tmpl w:val="2EC82D52"/>
+    <w:tmpl w:val="B992C650"/>
     <w:lvl w:ilvl="0">
       <w:numFmt w:val="bullet"/>
       <w:lvlText w:val=""/>
@@ -7642,7 +7637,7 @@
   <w:abstractNum w:abstractNumId="2" w15:restartNumberingAfterBreak="0">
     <w:nsid w:val="00A99411"/>
     <w:multiLevelType w:val="multilevel"/>
-    <w:tmpl w:val="F41464E2"/>
+    <w:tmpl w:val="65CE0F8C"/>
     <w:lvl w:ilvl="0">
       <w:start w:val="1"/>
       <w:numFmt w:val="decimal"/>
@@ -7725,16 +7720,16 @@
       </w:pPr>
     </w:lvl>
   </w:abstractNum>
-  <w:num w:numId="1" w16cid:durableId="329715390">
+  <w:num w:numId="1" w16cid:durableId="1736514992">
     <w:abstractNumId w:val="0"/>
   </w:num>
-  <w:num w:numId="2" w16cid:durableId="950816831">
+  <w:num w:numId="2" w16cid:durableId="829441847">
     <w:abstractNumId w:val="1"/>
   </w:num>
-  <w:num w:numId="3" w16cid:durableId="1659649697">
+  <w:num w:numId="3" w16cid:durableId="1208953573">
     <w:abstractNumId w:val="1"/>
   </w:num>
-  <w:num w:numId="4" w16cid:durableId="1425104943">
+  <w:num w:numId="4" w16cid:durableId="405809930">
     <w:abstractNumId w:val="2"/>
     <w:lvlOverride w:ilvl="0">
       <w:startOverride w:val="1"/>
@@ -7764,7 +7759,7 @@
       <w:startOverride w:val="1"/>
     </w:lvlOverride>
   </w:num>
-  <w:num w:numId="5" w16cid:durableId="512113149">
+  <w:num w:numId="5" w16cid:durableId="497112791">
     <w:abstractNumId w:val="2"/>
     <w:lvlOverride w:ilvl="0">
       <w:startOverride w:val="1"/>
@@ -7794,7 +7789,7 @@
       <w:startOverride w:val="1"/>
     </w:lvlOverride>
   </w:num>
-  <w:num w:numId="6" w16cid:durableId="807549747">
+  <w:num w:numId="6" w16cid:durableId="578173957">
     <w:abstractNumId w:val="2"/>
     <w:lvlOverride w:ilvl="0">
       <w:startOverride w:val="1"/>
@@ -7824,7 +7819,7 @@
       <w:startOverride w:val="1"/>
     </w:lvlOverride>
   </w:num>
-  <w:num w:numId="7" w16cid:durableId="100684247">
+  <w:num w:numId="7" w16cid:durableId="1093093213">
     <w:abstractNumId w:val="2"/>
     <w:lvlOverride w:ilvl="0">
       <w:startOverride w:val="1"/>
@@ -7854,7 +7849,7 @@
       <w:startOverride w:val="1"/>
     </w:lvlOverride>
   </w:num>
-  <w:num w:numId="8" w16cid:durableId="790517526">
+  <w:num w:numId="8" w16cid:durableId="737478849">
     <w:abstractNumId w:val="2"/>
     <w:lvlOverride w:ilvl="0">
       <w:startOverride w:val="1"/>
@@ -7884,10 +7879,10 @@
       <w:startOverride w:val="1"/>
     </w:lvlOverride>
   </w:num>
-  <w:num w:numId="9" w16cid:durableId="1909605318">
+  <w:num w:numId="9" w16cid:durableId="1083599842">
     <w:abstractNumId w:val="1"/>
   </w:num>
-  <w:num w:numId="10" w16cid:durableId="2005082074">
+  <w:num w:numId="10" w16cid:durableId="141704572">
     <w:abstractNumId w:val="2"/>
     <w:lvlOverride w:ilvl="0">
       <w:startOverride w:val="1"/>
@@ -7917,10 +7912,10 @@
       <w:startOverride w:val="1"/>
     </w:lvlOverride>
   </w:num>
-  <w:num w:numId="11" w16cid:durableId="733356966">
+  <w:num w:numId="11" w16cid:durableId="1562597562">
     <w:abstractNumId w:val="1"/>
   </w:num>
-  <w:num w:numId="12" w16cid:durableId="2080472589">
+  <w:num w:numId="12" w16cid:durableId="1648703015">
     <w:abstractNumId w:val="2"/>
     <w:lvlOverride w:ilvl="0">
       <w:startOverride w:val="1"/>
@@ -7950,10 +7945,10 @@
       <w:startOverride w:val="1"/>
     </w:lvlOverride>
   </w:num>
-  <w:num w:numId="13" w16cid:durableId="297492733">
+  <w:num w:numId="13" w16cid:durableId="1899894242">
     <w:abstractNumId w:val="1"/>
   </w:num>
-  <w:num w:numId="14" w16cid:durableId="311523517">
+  <w:num w:numId="14" w16cid:durableId="1243905651">
     <w:abstractNumId w:val="2"/>
     <w:lvlOverride w:ilvl="0">
       <w:startOverride w:val="1"/>
@@ -7983,10 +7978,10 @@
       <w:startOverride w:val="1"/>
     </w:lvlOverride>
   </w:num>
-  <w:num w:numId="15" w16cid:durableId="1389954756">
+  <w:num w:numId="15" w16cid:durableId="980229201">
     <w:abstractNumId w:val="1"/>
   </w:num>
-  <w:num w:numId="16" w16cid:durableId="1469545056">
+  <w:num w:numId="16" w16cid:durableId="1208570345">
     <w:abstractNumId w:val="1"/>
   </w:num>
 </w:numbering>
@@ -8280,7 +8275,7 @@
     <w:rPr>
       <w:rFonts w:eastAsiaTheme="majorEastAsia"/>
       <w:b/>
-      <w:color w:val="000000"/>
+      <w:color w:val="0F4761" w:themeColor="accent1" w:themeShade="BF"/>
       <w:sz w:val="28"/>
       <w:szCs w:val="40"/>
     </w:rPr>
@@ -8304,7 +8299,7 @@
     <w:rPr>
       <w:rFonts w:eastAsiaTheme="majorEastAsia"/>
       <w:b/>
-      <w:color w:val="000000"/>
+      <w:color w:val="0F4761" w:themeColor="accent1" w:themeShade="BF"/>
       <w:szCs w:val="32"/>
     </w:rPr>
   </w:style>
@@ -8327,7 +8322,7 @@
     <w:rPr>
       <w:rFonts w:eastAsiaTheme="majorEastAsia"/>
       <w:b/>
-      <w:color w:val="000000"/>
+      <w:color w:val="0F4761" w:themeColor="accent1" w:themeShade="BF"/>
       <w:szCs w:val="28"/>
     </w:rPr>
   </w:style>
@@ -8352,7 +8347,7 @@
       <w:b/>
       <w:i/>
       <w:iCs/>
-      <w:color w:val="000000"/>
+      <w:color w:val="0F4761" w:themeColor="accent1" w:themeShade="BF"/>
     </w:rPr>
   </w:style>
   <w:style w:type="paragraph" w:styleId="5">
@@ -8527,7 +8522,6 @@
     <w:rPr>
       <w:rFonts w:eastAsiaTheme="majorEastAsia"/>
       <w:b/>
-      <w:color w:val="000000"/>
       <w:sz w:val="36"/>
       <w:szCs w:val="56"/>
     </w:rPr>
@@ -8541,7 +8535,6 @@
     <w:rPr>
       <w:rFonts w:ascii="Times New Roman" w:eastAsiaTheme="majorEastAsia" w:hAnsi="Times New Roman" w:cs="Times New Roman"/>
       <w:b/>
-      <w:color w:val="000000"/>
       <w:sz w:val="36"/>
       <w:szCs w:val="56"/>
     </w:rPr>
@@ -8654,7 +8647,7 @@
     <w:rPr>
       <w:rFonts w:ascii="Times New Roman" w:eastAsiaTheme="majorEastAsia" w:hAnsi="Times New Roman" w:cs="Times New Roman"/>
       <w:b/>
-      <w:color w:val="000000"/>
+      <w:color w:val="0F4761" w:themeColor="accent1" w:themeShade="BF"/>
       <w:sz w:val="28"/>
       <w:szCs w:val="40"/>
     </w:rPr>
@@ -8669,7 +8662,7 @@
     <w:rPr>
       <w:rFonts w:ascii="Times New Roman" w:eastAsiaTheme="majorEastAsia" w:hAnsi="Times New Roman" w:cs="Times New Roman"/>
       <w:b/>
-      <w:color w:val="000000"/>
+      <w:color w:val="0F4761" w:themeColor="accent1" w:themeShade="BF"/>
       <w:szCs w:val="32"/>
     </w:rPr>
   </w:style>
@@ -8683,7 +8676,7 @@
     <w:rPr>
       <w:rFonts w:ascii="Times New Roman" w:eastAsiaTheme="majorEastAsia" w:hAnsi="Times New Roman" w:cs="Times New Roman"/>
       <w:b/>
-      <w:color w:val="000000"/>
+      <w:color w:val="0F4761" w:themeColor="accent1" w:themeShade="BF"/>
       <w:szCs w:val="28"/>
     </w:rPr>
   </w:style>
@@ -8699,7 +8692,7 @@
       <w:b/>
       <w:i/>
       <w:iCs/>
-      <w:color w:val="000000"/>
+      <w:color w:val="0F4761" w:themeColor="accent1" w:themeShade="BF"/>
     </w:rPr>
   </w:style>
   <w:style w:type="character" w:customStyle="1" w:styleId="5Char">
@@ -8915,7 +8908,6 @@
     </w:pPr>
     <w:rPr>
       <w:rFonts w:asciiTheme="majorHAnsi" w:hAnsiTheme="majorHAnsi" w:cstheme="majorBidi"/>
-      <w:color w:val="0F4761" w:themeColor="accent1" w:themeShade="BF"/>
     </w:rPr>
   </w:style>
   <w:style w:type="paragraph" w:customStyle="1" w:styleId="SourceCode">
@@ -9221,7 +9213,7 @@
     <w:name w:val="header"/>
     <w:basedOn w:val="a"/>
     <w:link w:val="Char2"/>
-    <w:rsid w:val="00A158A3"/>
+    <w:rsid w:val="00565367"/>
     <w:pPr>
       <w:tabs>
         <w:tab w:val="center" w:pos="4513"/>
@@ -9234,13 +9226,13 @@
     <w:name w:val="머리글 Char"/>
     <w:basedOn w:val="a1"/>
     <w:link w:val="ad"/>
-    <w:rsid w:val="00A158A3"/>
+    <w:rsid w:val="00565367"/>
   </w:style>
   <w:style w:type="paragraph" w:styleId="ae">
     <w:name w:val="footer"/>
     <w:basedOn w:val="a"/>
     <w:link w:val="Char3"/>
-    <w:rsid w:val="00A158A3"/>
+    <w:rsid w:val="00565367"/>
     <w:pPr>
       <w:tabs>
         <w:tab w:val="center" w:pos="4513"/>
@@ -9253,17 +9245,17 @@
     <w:name w:val="바닥글 Char"/>
     <w:basedOn w:val="a1"/>
     <w:link w:val="ae"/>
-    <w:rsid w:val="00A158A3"/>
+    <w:rsid w:val="00565367"/>
   </w:style>
   <w:style w:type="character" w:styleId="af">
     <w:name w:val="page number"/>
     <w:basedOn w:val="a1"/>
-    <w:rsid w:val="00A158A3"/>
+    <w:rsid w:val="00565367"/>
   </w:style>
   <w:style w:type="character" w:styleId="af0">
     <w:name w:val="line number"/>
     <w:basedOn w:val="a1"/>
-    <w:rsid w:val="00A158A3"/>
+    <w:rsid w:val="00565367"/>
   </w:style>
 </w:styles>
 </file>

--- a/ko/paper/paper_en.docx
+++ b/ko/paper/paper_en.docx
@@ -99,28 +99,28 @@
       <w:bookmarkStart w:id="2" w:name="introduction"/>
       <w:bookmarkEnd w:id="1"/>
       <w:r>
+        <w:t>1. Introduction</w:t>
+      </w:r>
+    </w:p>
+    <w:p>
+      <w:pPr>
+        <w:pStyle w:val="2"/>
+      </w:pPr>
+      <w:bookmarkStart w:id="3" w:name="motivation"/>
+      <w:r>
+        <w:t>1.1 Motivation</w:t>
+      </w:r>
+    </w:p>
+    <w:p>
+      <w:pPr>
+        <w:pStyle w:val="FirstParagraph"/>
+      </w:pPr>
+      <w:r>
+        <w:t xml:space="preserve">Sonata form is the principal organizational principle of Western instrumental music from the late eighteenth century onwards and remains a central topic in music-theory </w:t>
+      </w:r>
+      <w:r>
         <w:lastRenderedPageBreak/>
-        <w:t>1. Introduction</w:t>
-      </w:r>
-    </w:p>
-    <w:p>
-      <w:pPr>
-        <w:pStyle w:val="2"/>
-      </w:pPr>
-      <w:bookmarkStart w:id="3" w:name="motivation"/>
-      <w:r>
-        <w:t>1.1 Motivation</w:t>
-      </w:r>
-    </w:p>
-    <w:p>
-      <w:pPr>
-        <w:pStyle w:val="FirstParagraph"/>
-      </w:pPr>
-      <w:r>
-        <w:t>Sonata form is the principal organizational principle of Western instrumental music from the late eighteenth century onwards and remains a central topic in music-theory and music-history curricula at both secondary and tertiary levels (Caplin, 2009; Hepokoski &amp; Darcy, 2006). Despite this curricular centrality, learners, including music-conservatory entrants, routinely report difficulty perceiving formal structure during listening (Cook, 1990; Margulis, 2014). This difficulty arises from at least three repre</w:t>
-      </w:r>
-      <w:r>
-        <w:t>sentational gaps:</w:t>
+        <w:t>and music-history curricula at both secondary and tertiary levels (Caplin, 2009; Hepokoski &amp; Darcy, 2006). Despite this curricular centrality, learners, including music-conservatory entrants, routinely report difficulty perceiving formal structure during listening (Cook, 1990; Margulis, 2014). This difficulty arises from at least three representational gaps:</w:t>
       </w:r>
     </w:p>
     <w:p>
@@ -317,7 +317,6 @@
           <w:b/>
           <w:bCs/>
         </w:rPr>
-        <w:lastRenderedPageBreak/>
         <w:t>A learner-facing open-source tool</w:t>
       </w:r>
       <w:r>
@@ -350,7 +349,11 @@
         <w:t>intentionally interoperable</w:t>
       </w:r>
       <w:r>
-        <w:t xml:space="preserve"> with the Algomus annotation conventions of Allegraud et al. (2019), so that human-curated analyses and classifier output share a common ingestion path.</w:t>
+        <w:t xml:space="preserve"> with the </w:t>
+      </w:r>
+      <w:r>
+        <w:lastRenderedPageBreak/>
+        <w:t>Algomus annotation conventions of Allegraud et al. (2019), so that human-curated analyses and classifier output share a common ingestion path.</w:t>
       </w:r>
     </w:p>
     <w:p>
@@ -744,7 +747,16 @@
                 <w:iCs/>
                 <w:sz w:val="22"/>
               </w:rPr>
-              <w:t>directly on the score itself</w:t>
+              <w:t xml:space="preserve">directly on the score </w:t>
+            </w:r>
+            <w:r>
+              <w:rPr>
+                <w:i/>
+                <w:iCs/>
+                <w:sz w:val="22"/>
+              </w:rPr>
+              <w:lastRenderedPageBreak/>
+              <w:t>itself</w:t>
             </w:r>
             <w:r>
               <w:rPr>
@@ -761,6 +773,7 @@
         <w:pStyle w:val="a0"/>
       </w:pPr>
       <w:r>
+        <w:lastRenderedPageBreak/>
         <w:t xml:space="preserve">Color mapping has been studied as a representational means in music pedagogy. Kuo and Chuang (2013), proposing a color music notation system for beginners, map pitch, duration, range, and intensity to colors, lattices, graphs, and shape sizes respectively, drawing on Itten’s color wheel and the Natural Color System to align twelve primary colors with twelve-tone equal temperament. Their work demonstrates the systematic applicability of color–music synesthetic mapping at the </w:t>
       </w:r>
       <w:r>
@@ -847,7 +860,7 @@
         <w:pStyle w:val="FirstParagraph"/>
       </w:pPr>
       <w:r>
-        <w:t>The closest precedents for the present work are the Dezrann web platform (Ballester et al. 2025) and the sonata-form structure-learning study of Allegraud et al. (2019), both published in this journal. Both treat formal music annotation as a first-class web-interactive object; both have been applied to Mozart sonata movements. The present work follows that line and contributes three differences:</w:t>
+        <w:t>The closest precedents for the present work are the Dezrann web platform (Ballester et al. 2025) and the sonata-form structure-learning study of Allegraud et al. (2019). Both papers treat formal music annotation as a first-class web-interactive object, and both have been applied to Mozart sonata movements. The present work follows that line and contributes three differences:</w:t>
       </w:r>
     </w:p>
     <w:p>
@@ -972,6 +985,7 @@
           <w:b/>
           <w:bCs/>
         </w:rPr>
+        <w:lastRenderedPageBreak/>
         <w:t>Table 1.</w:t>
       </w:r>
       <w:r>
@@ -2261,7 +2275,10 @@
         <w:pStyle w:val="a0"/>
       </w:pPr>
       <w:r>
-        <w:t>The novelty claim is therefore narrower than “first open-source sonata-form visualization”: it is “first open-source, learner-facing tool combining measure-painted hierarchical formal color, score-audio synchronization, and a separable analysis-as-data schema.”</w:t>
+        <w:t xml:space="preserve">The novelty claim is therefore narrower than “first open-source </w:t>
+      </w:r>
+      <w:r>
+        <w:t>sonata-form visualization”: it is “first open-source, learner-facing tool combining measure-painted hierarchical formal color, score-audio synchronization, and a separable analysis-as-data schema.”</w:t>
       </w:r>
     </w:p>
     <w:p>
@@ -2272,6 +2289,7 @@
       <w:bookmarkEnd w:id="6"/>
       <w:bookmarkEnd w:id="10"/>
       <w:r>
+        <w:lastRenderedPageBreak/>
         <w:t>3. Mozart’s K. 545, Movement I: An Analytical Walk-Through</w:t>
       </w:r>
     </w:p>
@@ -3099,26 +3117,34 @@
               <w:rPr>
                 <w:sz w:val="22"/>
               </w:rPr>
-              <w:t>(modulating progression)</w:t>
-            </w:r>
-          </w:p>
-        </w:tc>
-        <w:tc>
-          <w:tcPr>
-            <w:tcW w:w="0" w:type="auto"/>
-          </w:tcPr>
-          <w:p>
-            <w:pPr>
-              <w:pStyle w:val="Compact"/>
-              <w:spacing w:line="240" w:lineRule="auto"/>
-              <w:rPr>
-                <w:sz w:val="22"/>
-              </w:rPr>
-            </w:pPr>
-            <w:r>
-              <w:rPr>
-                <w:sz w:val="22"/>
-              </w:rPr>
+              <w:t xml:space="preserve">(modulating </w:t>
+            </w:r>
+            <w:r>
+              <w:rPr>
+                <w:sz w:val="22"/>
+              </w:rPr>
+              <w:lastRenderedPageBreak/>
+              <w:t>progression)</w:t>
+            </w:r>
+          </w:p>
+        </w:tc>
+        <w:tc>
+          <w:tcPr>
+            <w:tcW w:w="0" w:type="auto"/>
+          </w:tcPr>
+          <w:p>
+            <w:pPr>
+              <w:pStyle w:val="Compact"/>
+              <w:spacing w:line="240" w:lineRule="auto"/>
+              <w:rPr>
+                <w:sz w:val="22"/>
+              </w:rPr>
+            </w:pPr>
+            <w:r>
+              <w:rPr>
+                <w:sz w:val="22"/>
+              </w:rPr>
+              <w:lastRenderedPageBreak/>
               <w:t>29–41</w:t>
             </w:r>
           </w:p>
@@ -3139,26 +3165,34 @@
               <w:rPr>
                 <w:sz w:val="22"/>
               </w:rPr>
-              <w:t>g → d → a → C → a → F</w:t>
-            </w:r>
-          </w:p>
-        </w:tc>
-        <w:tc>
-          <w:tcPr>
-            <w:tcW w:w="0" w:type="auto"/>
-          </w:tcPr>
-          <w:p>
-            <w:pPr>
-              <w:pStyle w:val="Compact"/>
-              <w:spacing w:line="240" w:lineRule="auto"/>
-              <w:rPr>
-                <w:sz w:val="22"/>
-              </w:rPr>
-            </w:pPr>
-            <w:r>
-              <w:rPr>
-                <w:sz w:val="22"/>
-              </w:rPr>
+              <w:t xml:space="preserve">g → d → a → C → </w:t>
+            </w:r>
+            <w:r>
+              <w:rPr>
+                <w:sz w:val="22"/>
+              </w:rPr>
+              <w:lastRenderedPageBreak/>
+              <w:t>a → F</w:t>
+            </w:r>
+          </w:p>
+        </w:tc>
+        <w:tc>
+          <w:tcPr>
+            <w:tcW w:w="0" w:type="auto"/>
+          </w:tcPr>
+          <w:p>
+            <w:pPr>
+              <w:pStyle w:val="Compact"/>
+              <w:spacing w:line="240" w:lineRule="auto"/>
+              <w:rPr>
+                <w:sz w:val="22"/>
+              </w:rPr>
+            </w:pPr>
+            <w:r>
+              <w:rPr>
+                <w:sz w:val="22"/>
+              </w:rPr>
+              <w:lastRenderedPageBreak/>
               <w:t>1:48 – 2:12</w:t>
             </w:r>
           </w:p>
@@ -3724,6 +3758,7 @@
         <w:pStyle w:val="FirstParagraph"/>
       </w:pPr>
       <w:r>
+        <w:lastRenderedPageBreak/>
         <w:t xml:space="preserve">The motion </w:t>
       </w:r>
       <w:r>
@@ -3902,6 +3937,7 @@
       <w:bookmarkStart w:id="18" w:name="how-the-tool-surfaces-these-insights"/>
       <w:bookmarkEnd w:id="17"/>
       <w:r>
+        <w:lastRenderedPageBreak/>
         <w:t>How the tool surfaces these insights</w:t>
       </w:r>
     </w:p>
@@ -4426,7 +4462,11 @@
         <w:t>loadedmetadata</w:t>
       </w:r>
       <w:r>
-        <w:t xml:space="preserve"> accommodates recordings of different total durations than the reference (Goto 2006); future work will integrate score-audio alignment (Nakamura, Yoshii, &amp; Katayose 2017) for tempo-flexible accuracy.</w:t>
+        <w:t xml:space="preserve"> </w:t>
+      </w:r>
+      <w:r>
+        <w:lastRenderedPageBreak/>
+        <w:t>accommodates recordings of different total durations than the reference (Goto 2006); future work will integrate score-audio alignment (Nakamura, Yoshii, &amp; Katayose 2017) for tempo-flexible accuracy.</w:t>
       </w:r>
     </w:p>
     <w:p>
@@ -4953,6 +4993,7 @@
           <w:b/>
           <w:bCs/>
         </w:rPr>
+        <w:lastRenderedPageBreak/>
         <w:t>Section jump</w:t>
       </w:r>
       <w:r>
@@ -5329,6 +5370,7 @@
         <w:pStyle w:val="FirstParagraph"/>
       </w:pPr>
       <w:r>
+        <w:lastRenderedPageBreak/>
         <w:t xml:space="preserve">The repeat boundaries </w:t>
       </w:r>
       <w:r>
@@ -5498,6 +5540,7 @@
       <w:bookmarkStart w:id="30" w:name="X38274047bc23f08e8729b0fdf0da1c2ed7905f1"/>
       <w:bookmarkEnd w:id="29"/>
       <w:r>
+        <w:lastRenderedPageBreak/>
         <w:t>5.4 The Critical Moment: Recapitulation P (8 minutes)</w:t>
       </w:r>
     </w:p>
@@ -5759,6 +5802,7 @@
           <w:b/>
           <w:bCs/>
         </w:rPr>
+        <w:lastRenderedPageBreak/>
         <w:t>Exposition-repeat folding.</w:t>
       </w:r>
       <w:r>
@@ -7456,7 +7500,7 @@
   <w:abstractNum w:abstractNumId="0" w15:restartNumberingAfterBreak="0">
     <w:nsid w:val="0000A990"/>
     <w:multiLevelType w:val="multilevel"/>
-    <w:tmpl w:val="B40266AE"/>
+    <w:tmpl w:val="628286C6"/>
     <w:lvl w:ilvl="0">
       <w:numFmt w:val="bullet"/>
       <w:lvlText w:val=" "/>
@@ -7533,7 +7577,7 @@
   <w:abstractNum w:abstractNumId="1" w15:restartNumberingAfterBreak="0">
     <w:nsid w:val="0000A991"/>
     <w:multiLevelType w:val="multilevel"/>
-    <w:tmpl w:val="B992C650"/>
+    <w:tmpl w:val="70DE908A"/>
     <w:lvl w:ilvl="0">
       <w:numFmt w:val="bullet"/>
       <w:lvlText w:val=""/>
@@ -7637,7 +7681,7 @@
   <w:abstractNum w:abstractNumId="2" w15:restartNumberingAfterBreak="0">
     <w:nsid w:val="00A99411"/>
     <w:multiLevelType w:val="multilevel"/>
-    <w:tmpl w:val="65CE0F8C"/>
+    <w:tmpl w:val="D7E4D93E"/>
     <w:lvl w:ilvl="0">
       <w:start w:val="1"/>
       <w:numFmt w:val="decimal"/>
@@ -7720,16 +7764,16 @@
       </w:pPr>
     </w:lvl>
   </w:abstractNum>
-  <w:num w:numId="1" w16cid:durableId="1736514992">
+  <w:num w:numId="1" w16cid:durableId="957681618">
     <w:abstractNumId w:val="0"/>
   </w:num>
-  <w:num w:numId="2" w16cid:durableId="829441847">
+  <w:num w:numId="2" w16cid:durableId="525217908">
     <w:abstractNumId w:val="1"/>
   </w:num>
-  <w:num w:numId="3" w16cid:durableId="1208953573">
+  <w:num w:numId="3" w16cid:durableId="516895917">
     <w:abstractNumId w:val="1"/>
   </w:num>
-  <w:num w:numId="4" w16cid:durableId="405809930">
+  <w:num w:numId="4" w16cid:durableId="1601832781">
     <w:abstractNumId w:val="2"/>
     <w:lvlOverride w:ilvl="0">
       <w:startOverride w:val="1"/>
@@ -7759,7 +7803,7 @@
       <w:startOverride w:val="1"/>
     </w:lvlOverride>
   </w:num>
-  <w:num w:numId="5" w16cid:durableId="497112791">
+  <w:num w:numId="5" w16cid:durableId="1779988735">
     <w:abstractNumId w:val="2"/>
     <w:lvlOverride w:ilvl="0">
       <w:startOverride w:val="1"/>
@@ -7789,7 +7833,7 @@
       <w:startOverride w:val="1"/>
     </w:lvlOverride>
   </w:num>
-  <w:num w:numId="6" w16cid:durableId="578173957">
+  <w:num w:numId="6" w16cid:durableId="1918322417">
     <w:abstractNumId w:val="2"/>
     <w:lvlOverride w:ilvl="0">
       <w:startOverride w:val="1"/>
@@ -7819,7 +7863,7 @@
       <w:startOverride w:val="1"/>
     </w:lvlOverride>
   </w:num>
-  <w:num w:numId="7" w16cid:durableId="1093093213">
+  <w:num w:numId="7" w16cid:durableId="1124232557">
     <w:abstractNumId w:val="2"/>
     <w:lvlOverride w:ilvl="0">
       <w:startOverride w:val="1"/>
@@ -7849,7 +7893,7 @@
       <w:startOverride w:val="1"/>
     </w:lvlOverride>
   </w:num>
-  <w:num w:numId="8" w16cid:durableId="737478849">
+  <w:num w:numId="8" w16cid:durableId="339506174">
     <w:abstractNumId w:val="2"/>
     <w:lvlOverride w:ilvl="0">
       <w:startOverride w:val="1"/>
@@ -7879,10 +7923,10 @@
       <w:startOverride w:val="1"/>
     </w:lvlOverride>
   </w:num>
-  <w:num w:numId="9" w16cid:durableId="1083599842">
+  <w:num w:numId="9" w16cid:durableId="1904876486">
     <w:abstractNumId w:val="1"/>
   </w:num>
-  <w:num w:numId="10" w16cid:durableId="141704572">
+  <w:num w:numId="10" w16cid:durableId="1159345920">
     <w:abstractNumId w:val="2"/>
     <w:lvlOverride w:ilvl="0">
       <w:startOverride w:val="1"/>
@@ -7912,10 +7956,10 @@
       <w:startOverride w:val="1"/>
     </w:lvlOverride>
   </w:num>
-  <w:num w:numId="11" w16cid:durableId="1562597562">
+  <w:num w:numId="11" w16cid:durableId="1644237661">
     <w:abstractNumId w:val="1"/>
   </w:num>
-  <w:num w:numId="12" w16cid:durableId="1648703015">
+  <w:num w:numId="12" w16cid:durableId="1196193712">
     <w:abstractNumId w:val="2"/>
     <w:lvlOverride w:ilvl="0">
       <w:startOverride w:val="1"/>
@@ -7945,10 +7989,10 @@
       <w:startOverride w:val="1"/>
     </w:lvlOverride>
   </w:num>
-  <w:num w:numId="13" w16cid:durableId="1899894242">
+  <w:num w:numId="13" w16cid:durableId="1496529817">
     <w:abstractNumId w:val="1"/>
   </w:num>
-  <w:num w:numId="14" w16cid:durableId="1243905651">
+  <w:num w:numId="14" w16cid:durableId="1379820904">
     <w:abstractNumId w:val="2"/>
     <w:lvlOverride w:ilvl="0">
       <w:startOverride w:val="1"/>
@@ -7978,10 +8022,10 @@
       <w:startOverride w:val="1"/>
     </w:lvlOverride>
   </w:num>
-  <w:num w:numId="15" w16cid:durableId="980229201">
+  <w:num w:numId="15" w16cid:durableId="445009406">
     <w:abstractNumId w:val="1"/>
   </w:num>
-  <w:num w:numId="16" w16cid:durableId="1208570345">
+  <w:num w:numId="16" w16cid:durableId="1573126254">
     <w:abstractNumId w:val="1"/>
   </w:num>
 </w:numbering>
@@ -9213,7 +9257,7 @@
     <w:name w:val="header"/>
     <w:basedOn w:val="a"/>
     <w:link w:val="Char2"/>
-    <w:rsid w:val="00565367"/>
+    <w:rsid w:val="00011873"/>
     <w:pPr>
       <w:tabs>
         <w:tab w:val="center" w:pos="4513"/>
@@ -9226,13 +9270,13 @@
     <w:name w:val="머리글 Char"/>
     <w:basedOn w:val="a1"/>
     <w:link w:val="ad"/>
-    <w:rsid w:val="00565367"/>
+    <w:rsid w:val="00011873"/>
   </w:style>
   <w:style w:type="paragraph" w:styleId="ae">
     <w:name w:val="footer"/>
     <w:basedOn w:val="a"/>
     <w:link w:val="Char3"/>
-    <w:rsid w:val="00565367"/>
+    <w:rsid w:val="00011873"/>
     <w:pPr>
       <w:tabs>
         <w:tab w:val="center" w:pos="4513"/>
@@ -9245,17 +9289,17 @@
     <w:name w:val="바닥글 Char"/>
     <w:basedOn w:val="a1"/>
     <w:link w:val="ae"/>
-    <w:rsid w:val="00565367"/>
+    <w:rsid w:val="00011873"/>
   </w:style>
   <w:style w:type="character" w:styleId="af">
     <w:name w:val="page number"/>
     <w:basedOn w:val="a1"/>
-    <w:rsid w:val="00565367"/>
+    <w:rsid w:val="00011873"/>
   </w:style>
   <w:style w:type="character" w:styleId="af0">
     <w:name w:val="line number"/>
     <w:basedOn w:val="a1"/>
-    <w:rsid w:val="00565367"/>
+    <w:rsid w:val="00011873"/>
   </w:style>
 </w:styles>
 </file>

--- a/ko/paper/paper_en.docx
+++ b/ko/paper/paper_en.docx
@@ -99,6 +99,7 @@
       <w:bookmarkStart w:id="2" w:name="introduction"/>
       <w:bookmarkEnd w:id="1"/>
       <w:r>
+        <w:lastRenderedPageBreak/>
         <w:t>1. Introduction</w:t>
       </w:r>
     </w:p>
@@ -116,11 +117,10 @@
         <w:pStyle w:val="FirstParagraph"/>
       </w:pPr>
       <w:r>
-        <w:t xml:space="preserve">Sonata form is the principal organizational principle of Western instrumental music from the late eighteenth century onwards and remains a central topic in music-theory </w:t>
-      </w:r>
-      <w:r>
-        <w:lastRenderedPageBreak/>
-        <w:t>and music-history curricula at both secondary and tertiary levels (Caplin, 2009; Hepokoski &amp; Darcy, 2006). Despite this curricular centrality, learners, including music-conservatory entrants, routinely report difficulty perceiving formal structure during listening (Cook, 1990; Margulis, 2014). This difficulty arises from at least three representational gaps:</w:t>
+        <w:t>Sonata form is the principal organizational principle of Western instrumental music from the late eighteenth century onwards and remains a central topic in music-theory and music-history curricula at both secondary and tertiary levels (Caplin, 2009; Hepokoski &amp; Darcy, 2006). Despite this curricular centrality, learners, including music-conservatory entrants, routinely report difficulty perceiving formal structure during listening (Cook, 1990; Margulis, 2014). This difficulty arises from at least three repre</w:t>
+      </w:r>
+      <w:r>
+        <w:t>sentational gaps:</w:t>
       </w:r>
     </w:p>
     <w:p>
@@ -317,6 +317,7 @@
           <w:b/>
           <w:bCs/>
         </w:rPr>
+        <w:lastRenderedPageBreak/>
         <w:t>A learner-facing open-source tool</w:t>
       </w:r>
       <w:r>
@@ -349,11 +350,7 @@
         <w:t>intentionally interoperable</w:t>
       </w:r>
       <w:r>
-        <w:t xml:space="preserve"> with the </w:t>
-      </w:r>
-      <w:r>
-        <w:lastRenderedPageBreak/>
-        <w:t>Algomus annotation conventions of Allegraud et al. (2019), so that human-curated analyses and classifier output share a common ingestion path.</w:t>
+        <w:t xml:space="preserve"> with the Algomus annotation conventions of Allegraud et al. (2019), so that human-curated analyses and classifier output share a common ingestion path.</w:t>
       </w:r>
     </w:p>
     <w:p>
@@ -747,16 +744,7 @@
                 <w:iCs/>
                 <w:sz w:val="22"/>
               </w:rPr>
-              <w:t xml:space="preserve">directly on the score </w:t>
-            </w:r>
-            <w:r>
-              <w:rPr>
-                <w:i/>
-                <w:iCs/>
-                <w:sz w:val="22"/>
-              </w:rPr>
-              <w:lastRenderedPageBreak/>
-              <w:t>itself</w:t>
+              <w:t>directly on the score itself</w:t>
             </w:r>
             <w:r>
               <w:rPr>
@@ -773,7 +761,6 @@
         <w:pStyle w:val="a0"/>
       </w:pPr>
       <w:r>
-        <w:lastRenderedPageBreak/>
         <w:t xml:space="preserve">Color mapping has been studied as a representational means in music pedagogy. Kuo and Chuang (2013), proposing a color music notation system for beginners, map pitch, duration, range, and intensity to colors, lattices, graphs, and shape sizes respectively, drawing on Itten’s color wheel and the Natural Color System to align twelve primary colors with twelve-tone equal temperament. Their work demonstrates the systematic applicability of color–music synesthetic mapping at the </w:t>
       </w:r>
       <w:r>
@@ -985,7 +972,6 @@
           <w:b/>
           <w:bCs/>
         </w:rPr>
-        <w:lastRenderedPageBreak/>
         <w:t>Table 1.</w:t>
       </w:r>
       <w:r>
@@ -2289,7 +2275,6 @@
       <w:bookmarkEnd w:id="6"/>
       <w:bookmarkEnd w:id="10"/>
       <w:r>
-        <w:lastRenderedPageBreak/>
         <w:t>3. Mozart’s K. 545, Movement I: An Analytical Walk-Through</w:t>
       </w:r>
     </w:p>
@@ -3117,34 +3102,26 @@
               <w:rPr>
                 <w:sz w:val="22"/>
               </w:rPr>
-              <w:t xml:space="preserve">(modulating </w:t>
-            </w:r>
-            <w:r>
-              <w:rPr>
-                <w:sz w:val="22"/>
-              </w:rPr>
-              <w:lastRenderedPageBreak/>
-              <w:t>progression)</w:t>
-            </w:r>
-          </w:p>
-        </w:tc>
-        <w:tc>
-          <w:tcPr>
-            <w:tcW w:w="0" w:type="auto"/>
-          </w:tcPr>
-          <w:p>
-            <w:pPr>
-              <w:pStyle w:val="Compact"/>
-              <w:spacing w:line="240" w:lineRule="auto"/>
-              <w:rPr>
-                <w:sz w:val="22"/>
-              </w:rPr>
-            </w:pPr>
-            <w:r>
-              <w:rPr>
-                <w:sz w:val="22"/>
-              </w:rPr>
-              <w:lastRenderedPageBreak/>
+              <w:t>(modulating progression)</w:t>
+            </w:r>
+          </w:p>
+        </w:tc>
+        <w:tc>
+          <w:tcPr>
+            <w:tcW w:w="0" w:type="auto"/>
+          </w:tcPr>
+          <w:p>
+            <w:pPr>
+              <w:pStyle w:val="Compact"/>
+              <w:spacing w:line="240" w:lineRule="auto"/>
+              <w:rPr>
+                <w:sz w:val="22"/>
+              </w:rPr>
+            </w:pPr>
+            <w:r>
+              <w:rPr>
+                <w:sz w:val="22"/>
+              </w:rPr>
               <w:t>29–41</w:t>
             </w:r>
           </w:p>
@@ -3165,34 +3142,26 @@
               <w:rPr>
                 <w:sz w:val="22"/>
               </w:rPr>
-              <w:t xml:space="preserve">g → d → a → C → </w:t>
-            </w:r>
-            <w:r>
-              <w:rPr>
-                <w:sz w:val="22"/>
-              </w:rPr>
-              <w:lastRenderedPageBreak/>
-              <w:t>a → F</w:t>
-            </w:r>
-          </w:p>
-        </w:tc>
-        <w:tc>
-          <w:tcPr>
-            <w:tcW w:w="0" w:type="auto"/>
-          </w:tcPr>
-          <w:p>
-            <w:pPr>
-              <w:pStyle w:val="Compact"/>
-              <w:spacing w:line="240" w:lineRule="auto"/>
-              <w:rPr>
-                <w:sz w:val="22"/>
-              </w:rPr>
-            </w:pPr>
-            <w:r>
-              <w:rPr>
-                <w:sz w:val="22"/>
-              </w:rPr>
-              <w:lastRenderedPageBreak/>
+              <w:t>g → d → a → C → a → F</w:t>
+            </w:r>
+          </w:p>
+        </w:tc>
+        <w:tc>
+          <w:tcPr>
+            <w:tcW w:w="0" w:type="auto"/>
+          </w:tcPr>
+          <w:p>
+            <w:pPr>
+              <w:pStyle w:val="Compact"/>
+              <w:spacing w:line="240" w:lineRule="auto"/>
+              <w:rPr>
+                <w:sz w:val="22"/>
+              </w:rPr>
+            </w:pPr>
+            <w:r>
+              <w:rPr>
+                <w:sz w:val="22"/>
+              </w:rPr>
               <w:t>1:48 – 2:12</w:t>
             </w:r>
           </w:p>
@@ -3758,7 +3727,6 @@
         <w:pStyle w:val="FirstParagraph"/>
       </w:pPr>
       <w:r>
-        <w:lastRenderedPageBreak/>
         <w:t xml:space="preserve">The motion </w:t>
       </w:r>
       <w:r>
@@ -3937,7 +3905,6 @@
       <w:bookmarkStart w:id="18" w:name="how-the-tool-surfaces-these-insights"/>
       <w:bookmarkEnd w:id="17"/>
       <w:r>
-        <w:lastRenderedPageBreak/>
         <w:t>How the tool surfaces these insights</w:t>
       </w:r>
     </w:p>
@@ -4462,11 +4429,7 @@
         <w:t>loadedmetadata</w:t>
       </w:r>
       <w:r>
-        <w:t xml:space="preserve"> </w:t>
-      </w:r>
-      <w:r>
-        <w:lastRenderedPageBreak/>
-        <w:t>accommodates recordings of different total durations than the reference (Goto 2006); future work will integrate score-audio alignment (Nakamura, Yoshii, &amp; Katayose 2017) for tempo-flexible accuracy.</w:t>
+        <w:t xml:space="preserve"> accommodates recordings of different total durations than the reference (Goto 2006); future work will integrate score-audio alignment (Nakamura, Yoshii, &amp; Katayose 2017) for tempo-flexible accuracy.</w:t>
       </w:r>
     </w:p>
     <w:p>
@@ -4993,7 +4956,6 @@
           <w:b/>
           <w:bCs/>
         </w:rPr>
-        <w:lastRenderedPageBreak/>
         <w:t>Section jump</w:t>
       </w:r>
       <w:r>
@@ -5370,7 +5332,6 @@
         <w:pStyle w:val="FirstParagraph"/>
       </w:pPr>
       <w:r>
-        <w:lastRenderedPageBreak/>
         <w:t xml:space="preserve">The repeat boundaries </w:t>
       </w:r>
       <w:r>
@@ -5540,7 +5501,6 @@
       <w:bookmarkStart w:id="30" w:name="X38274047bc23f08e8729b0fdf0da1c2ed7905f1"/>
       <w:bookmarkEnd w:id="29"/>
       <w:r>
-        <w:lastRenderedPageBreak/>
         <w:t>5.4 The Critical Moment: Recapitulation P (8 minutes)</w:t>
       </w:r>
     </w:p>
@@ -5802,7 +5762,6 @@
           <w:b/>
           <w:bCs/>
         </w:rPr>
-        <w:lastRenderedPageBreak/>
         <w:t>Exposition-repeat folding.</w:t>
       </w:r>
       <w:r>
@@ -6034,587 +5993,48 @@
         <w:pStyle w:val="FirstParagraph"/>
       </w:pPr>
       <w:r>
-        <w:t>All artifacts of this study are released with persistent identifiers.</w:t>
-      </w:r>
-    </w:p>
-    <w:tbl>
-      <w:tblPr>
-        <w:tblStyle w:val="Table"/>
-        <w:tblW w:w="0" w:type="auto"/>
-        <w:jc w:val="center"/>
-        <w:tblLook w:val="0020" w:firstRow="1" w:lastRow="0" w:firstColumn="0" w:lastColumn="0" w:noHBand="0" w:noVBand="0"/>
-      </w:tblPr>
-      <w:tblGrid>
-        <w:gridCol w:w="3179"/>
-        <w:gridCol w:w="5893"/>
-      </w:tblGrid>
-      <w:tr>
-        <w:trPr>
-          <w:cnfStyle w:val="100000000000" w:firstRow="1" w:lastRow="0" w:firstColumn="0" w:lastColumn="0" w:oddVBand="0" w:evenVBand="0" w:oddHBand="0" w:evenHBand="0" w:firstRowFirstColumn="0" w:firstRowLastColumn="0" w:lastRowFirstColumn="0" w:lastRowLastColumn="0"/>
-          <w:tblHeader/>
-          <w:jc w:val="center"/>
-        </w:trPr>
-        <w:tc>
-          <w:tcPr>
-            <w:tcW w:w="0" w:type="auto"/>
-            <w:tcBorders>
-              <w:bottom w:val="single" w:sz="2" w:space="0" w:color="auto"/>
-            </w:tcBorders>
-            <w:shd w:val="clear" w:color="auto" w:fill="EBEBEB"/>
-          </w:tcPr>
-          <w:p>
-            <w:pPr>
-              <w:pStyle w:val="Compact"/>
-              <w:spacing w:line="240" w:lineRule="auto"/>
-              <w:rPr>
-                <w:b/>
-                <w:sz w:val="22"/>
-              </w:rPr>
-            </w:pPr>
-            <w:r>
-              <w:rPr>
-                <w:b/>
-                <w:sz w:val="22"/>
-              </w:rPr>
-              <w:t>Resource</w:t>
-            </w:r>
-          </w:p>
-        </w:tc>
-        <w:tc>
-          <w:tcPr>
-            <w:tcW w:w="0" w:type="auto"/>
-            <w:tcBorders>
-              <w:bottom w:val="single" w:sz="2" w:space="0" w:color="auto"/>
-            </w:tcBorders>
-            <w:shd w:val="clear" w:color="auto" w:fill="EBEBEB"/>
-          </w:tcPr>
-          <w:p>
-            <w:pPr>
-              <w:pStyle w:val="Compact"/>
-              <w:spacing w:line="240" w:lineRule="auto"/>
-              <w:rPr>
-                <w:b/>
-                <w:sz w:val="22"/>
-              </w:rPr>
-            </w:pPr>
-            <w:r>
-              <w:rPr>
-                <w:b/>
-                <w:sz w:val="22"/>
-              </w:rPr>
-              <w:t>Location</w:t>
-            </w:r>
-          </w:p>
-        </w:tc>
-      </w:tr>
-      <w:tr>
-        <w:trPr>
-          <w:jc w:val="center"/>
-        </w:trPr>
-        <w:tc>
-          <w:tcPr>
-            <w:tcW w:w="0" w:type="auto"/>
-            <w:tcBorders>
-              <w:top w:val="single" w:sz="2" w:space="0" w:color="auto"/>
-            </w:tcBorders>
-          </w:tcPr>
-          <w:p>
-            <w:pPr>
-              <w:pStyle w:val="Compact"/>
-              <w:spacing w:line="240" w:lineRule="auto"/>
-              <w:rPr>
-                <w:sz w:val="22"/>
-              </w:rPr>
-            </w:pPr>
-            <w:r>
-              <w:rPr>
-                <w:sz w:val="22"/>
-              </w:rPr>
-              <w:t>Source code (HTML / CSS / JS)</w:t>
-            </w:r>
-          </w:p>
-        </w:tc>
-        <w:tc>
-          <w:tcPr>
-            <w:tcW w:w="0" w:type="auto"/>
-            <w:tcBorders>
-              <w:top w:val="single" w:sz="2" w:space="0" w:color="auto"/>
-            </w:tcBorders>
-          </w:tcPr>
-          <w:p>
-            <w:pPr>
-              <w:pStyle w:val="Compact"/>
-              <w:spacing w:line="240" w:lineRule="auto"/>
-              <w:rPr>
-                <w:sz w:val="22"/>
-              </w:rPr>
-            </w:pPr>
-            <w:r>
-              <w:rPr>
-                <w:sz w:val="22"/>
-              </w:rPr>
-              <w:t>https://github.com/rosyrosys/sonata-form-viz</w:t>
-            </w:r>
-          </w:p>
-        </w:tc>
-      </w:tr>
-      <w:tr>
-        <w:trPr>
-          <w:jc w:val="center"/>
-        </w:trPr>
-        <w:tc>
-          <w:tcPr>
-            <w:tcW w:w="0" w:type="auto"/>
-          </w:tcPr>
-          <w:p>
-            <w:pPr>
-              <w:pStyle w:val="Compact"/>
-              <w:spacing w:line="240" w:lineRule="auto"/>
-              <w:rPr>
-                <w:sz w:val="22"/>
-              </w:rPr>
-            </w:pPr>
-            <w:r>
-              <w:rPr>
-                <w:sz w:val="22"/>
-              </w:rPr>
-              <w:t>v0.1.0 release</w:t>
-            </w:r>
-          </w:p>
-        </w:tc>
-        <w:tc>
-          <w:tcPr>
-            <w:tcW w:w="0" w:type="auto"/>
-          </w:tcPr>
-          <w:p>
-            <w:pPr>
-              <w:pStyle w:val="Compact"/>
-              <w:spacing w:line="240" w:lineRule="auto"/>
-              <w:rPr>
-                <w:sz w:val="22"/>
-              </w:rPr>
-            </w:pPr>
-            <w:r>
-              <w:rPr>
-                <w:sz w:val="22"/>
-              </w:rPr>
-              <w:t>https://github.com/rosyrosys/sonata-form-viz/releases/tag/v0.1.0</w:t>
-            </w:r>
-          </w:p>
-        </w:tc>
-      </w:tr>
-      <w:tr>
-        <w:trPr>
-          <w:jc w:val="center"/>
-        </w:trPr>
-        <w:tc>
-          <w:tcPr>
-            <w:tcW w:w="0" w:type="auto"/>
-          </w:tcPr>
-          <w:p>
-            <w:pPr>
-              <w:pStyle w:val="Compact"/>
-              <w:spacing w:line="240" w:lineRule="auto"/>
-              <w:rPr>
-                <w:sz w:val="22"/>
-              </w:rPr>
-            </w:pPr>
-            <w:r>
-              <w:rPr>
-                <w:sz w:val="22"/>
-              </w:rPr>
-              <w:t>Long-term archive (Zenodo DOI)</w:t>
-            </w:r>
-          </w:p>
-        </w:tc>
-        <w:tc>
-          <w:tcPr>
-            <w:tcW w:w="0" w:type="auto"/>
-          </w:tcPr>
-          <w:p>
-            <w:pPr>
-              <w:pStyle w:val="Compact"/>
-              <w:spacing w:line="240" w:lineRule="auto"/>
-              <w:rPr>
-                <w:sz w:val="22"/>
-              </w:rPr>
-            </w:pPr>
-            <w:hyperlink r:id="rId7">
-              <w:r>
-                <w:rPr>
-                  <w:rStyle w:val="ac"/>
-                  <w:sz w:val="22"/>
-                </w:rPr>
-                <w:t>10.5281/zenodo.20108497</w:t>
-              </w:r>
-            </w:hyperlink>
-          </w:p>
-        </w:tc>
-      </w:tr>
-      <w:tr>
-        <w:trPr>
-          <w:jc w:val="center"/>
-        </w:trPr>
-        <w:tc>
-          <w:tcPr>
-            <w:tcW w:w="0" w:type="auto"/>
-          </w:tcPr>
-          <w:p>
-            <w:pPr>
-              <w:pStyle w:val="Compact"/>
-              <w:spacing w:line="240" w:lineRule="auto"/>
-              <w:rPr>
-                <w:sz w:val="22"/>
-              </w:rPr>
-            </w:pPr>
-            <w:r>
-              <w:rPr>
-                <w:sz w:val="22"/>
-              </w:rPr>
-              <w:t>Formal-analysis JSON schema</w:t>
-            </w:r>
-          </w:p>
-        </w:tc>
-        <w:tc>
-          <w:tcPr>
-            <w:tcW w:w="0" w:type="auto"/>
-          </w:tcPr>
-          <w:p>
-            <w:pPr>
-              <w:pStyle w:val="Compact"/>
-              <w:spacing w:line="240" w:lineRule="auto"/>
-              <w:rPr>
-                <w:sz w:val="22"/>
-              </w:rPr>
-            </w:pPr>
-            <w:r>
-              <w:rPr>
-                <w:rStyle w:val="VerbatimChar"/>
-                <w:rFonts w:ascii="Times New Roman" w:hAnsi="Times New Roman"/>
-              </w:rPr>
-              <w:t>data/sonata_structure.json</w:t>
-            </w:r>
-            <w:r>
-              <w:rPr>
-                <w:sz w:val="22"/>
-              </w:rPr>
-              <w:t xml:space="preserve"> (CC BY 4.0)</w:t>
-            </w:r>
-          </w:p>
-        </w:tc>
-      </w:tr>
-      <w:tr>
-        <w:trPr>
-          <w:jc w:val="center"/>
-        </w:trPr>
-        <w:tc>
-          <w:tcPr>
-            <w:tcW w:w="0" w:type="auto"/>
-          </w:tcPr>
-          <w:p>
-            <w:pPr>
-              <w:pStyle w:val="Compact"/>
-              <w:spacing w:line="240" w:lineRule="auto"/>
-              <w:rPr>
-                <w:sz w:val="22"/>
-              </w:rPr>
-            </w:pPr>
-            <w:r>
-              <w:rPr>
-                <w:sz w:val="22"/>
-              </w:rPr>
-              <w:t>Measure-to-time mapping</w:t>
-            </w:r>
-          </w:p>
-        </w:tc>
-        <w:tc>
-          <w:tcPr>
-            <w:tcW w:w="0" w:type="auto"/>
-          </w:tcPr>
-          <w:p>
-            <w:pPr>
-              <w:pStyle w:val="Compact"/>
-              <w:spacing w:line="240" w:lineRule="auto"/>
-              <w:rPr>
-                <w:sz w:val="22"/>
-              </w:rPr>
-            </w:pPr>
-            <w:r>
-              <w:rPr>
-                <w:rStyle w:val="VerbatimChar"/>
-                <w:rFonts w:ascii="Times New Roman" w:hAnsi="Times New Roman"/>
-              </w:rPr>
-              <w:t>data/measure_times.json</w:t>
-            </w:r>
-            <w:r>
-              <w:rPr>
-                <w:sz w:val="22"/>
-              </w:rPr>
-              <w:t xml:space="preserve"> (CC BY 4.0)</w:t>
-            </w:r>
-          </w:p>
-        </w:tc>
-      </w:tr>
-      <w:tr>
-        <w:trPr>
-          <w:jc w:val="center"/>
-        </w:trPr>
-        <w:tc>
-          <w:tcPr>
-            <w:tcW w:w="0" w:type="auto"/>
-          </w:tcPr>
-          <w:p>
-            <w:pPr>
-              <w:pStyle w:val="Compact"/>
-              <w:spacing w:line="240" w:lineRule="auto"/>
-              <w:rPr>
-                <w:sz w:val="22"/>
-              </w:rPr>
-            </w:pPr>
-            <w:r>
-              <w:rPr>
-                <w:sz w:val="22"/>
-              </w:rPr>
-              <w:t>MusicXML (public domain)</w:t>
-            </w:r>
-          </w:p>
-        </w:tc>
-        <w:tc>
-          <w:tcPr>
-            <w:tcW w:w="0" w:type="auto"/>
-          </w:tcPr>
-          <w:p>
-            <w:pPr>
-              <w:pStyle w:val="Compact"/>
-              <w:spacing w:line="240" w:lineRule="auto"/>
-              <w:rPr>
-                <w:sz w:val="22"/>
-              </w:rPr>
-            </w:pPr>
-            <w:r>
-              <w:rPr>
-                <w:rStyle w:val="VerbatimChar"/>
-                <w:rFonts w:ascii="Times New Roman" w:hAnsi="Times New Roman"/>
-              </w:rPr>
-              <w:t>data/mozart_k545_mvt1.musicxml</w:t>
-            </w:r>
-          </w:p>
-        </w:tc>
-      </w:tr>
-      <w:tr>
-        <w:trPr>
-          <w:jc w:val="center"/>
-        </w:trPr>
-        <w:tc>
-          <w:tcPr>
-            <w:tcW w:w="0" w:type="auto"/>
-          </w:tcPr>
-          <w:p>
-            <w:pPr>
-              <w:pStyle w:val="Compact"/>
-              <w:spacing w:line="240" w:lineRule="auto"/>
-              <w:rPr>
-                <w:sz w:val="22"/>
-              </w:rPr>
-            </w:pPr>
-            <w:r>
-              <w:rPr>
-                <w:sz w:val="22"/>
-              </w:rPr>
-              <w:t>Manuscript drafts (KO / EN)</w:t>
-            </w:r>
-          </w:p>
-        </w:tc>
-        <w:tc>
-          <w:tcPr>
-            <w:tcW w:w="0" w:type="auto"/>
-          </w:tcPr>
-          <w:p>
-            <w:pPr>
-              <w:pStyle w:val="Compact"/>
-              <w:spacing w:line="240" w:lineRule="auto"/>
-              <w:rPr>
-                <w:sz w:val="22"/>
-              </w:rPr>
-            </w:pPr>
-            <w:r>
-              <w:rPr>
-                <w:rStyle w:val="VerbatimChar"/>
-                <w:rFonts w:ascii="Times New Roman" w:hAnsi="Times New Roman"/>
-              </w:rPr>
-              <w:t>paper/paper_ko.md</w:t>
-            </w:r>
-            <w:r>
-              <w:rPr>
-                <w:sz w:val="22"/>
-              </w:rPr>
-              <w:t xml:space="preserve">, </w:t>
-            </w:r>
-            <w:r>
-              <w:rPr>
-                <w:rStyle w:val="VerbatimChar"/>
-                <w:rFonts w:ascii="Times New Roman" w:hAnsi="Times New Roman"/>
-              </w:rPr>
-              <w:t>paper/paper_en.md</w:t>
-            </w:r>
-          </w:p>
-        </w:tc>
-      </w:tr>
-    </w:tbl>
-    <w:p>
-      <w:pPr>
-        <w:pStyle w:val="a0"/>
-      </w:pPr>
-      <w:r>
-        <w:t xml:space="preserve">The repository ships with two parallel editions, </w:t>
+        <w:t xml:space="preserve">All artifacts are released with persistent identifiers. The source code is available at https://github.com/rosyrosys/sonata-form-viz under the MIT License, and the v0.1.0 release is archived at </w:t>
+      </w:r>
+      <w:hyperlink r:id="rId7">
+        <w:r>
+          <w:rPr>
+            <w:rStyle w:val="ac"/>
+          </w:rPr>
+          <w:t>https://doi.org/10.5281/zenodo.20108497</w:t>
+        </w:r>
+      </w:hyperlink>
+      <w:r>
+        <w:t>. The analysis schema (</w:t>
       </w:r>
       <w:r>
         <w:rPr>
           <w:rStyle w:val="VerbatimChar"/>
-          <w:b/>
-          <w:bCs/>
-        </w:rPr>
-        <w:t>ko/</w:t>
-      </w:r>
-      <w:r>
-        <w:t xml:space="preserve"> (Korean) and </w:t>
+        </w:rPr>
+        <w:t>sonata_structure.json</w:t>
+      </w:r>
+      <w:r>
+        <w:t>), the measure-to-time mapping (</w:t>
       </w:r>
       <w:r>
         <w:rPr>
           <w:rStyle w:val="VerbatimChar"/>
-          <w:b/>
-          <w:bCs/>
-        </w:rPr>
-        <w:t>en/</w:t>
-      </w:r>
-      <w:r>
-        <w:t xml:space="preserve"> </w:t>
-      </w:r>
-      <w:r>
-        <w:t>(English), sharing the same code base and analysis schema.</w:t>
-      </w:r>
-    </w:p>
-    <w:p>
-      <w:pPr>
-        <w:pStyle w:val="a0"/>
-      </w:pPr>
-      <w:r>
-        <w:rPr>
-          <w:b/>
-          <w:bCs/>
-        </w:rPr>
-        <w:t>A Public Domain recording is bundled.</w:t>
-      </w:r>
-      <w:r>
-        <w:t xml:space="preserve"> Each edition ships with </w:t>
+        </w:rPr>
+        <w:t>measure_times.json</w:t>
+      </w:r>
+      <w:r>
+        <w:t>), and the manuscript itself are licensed CC BY 4.0; the bundled reference recording is a Public Domain performance distributed via Musopen and Wikimedia Commons. The tool has a single external runtime dependency, OpenSheetMusicDisplay v1.8.7, and runs from any static-file server. A live deployment that bundles the reference recording is available at https://rosyrosys.github.io/sonata-form-viz/ for reviewer use. De</w:t>
+      </w:r>
+      <w:r>
+        <w:t xml:space="preserve">tailed reproducibility notes covering the recording-substitution procedure, the tap-calibration flow, browser-version compatibility, and the release schedule for the forthcoming randomized controlled trial response dataset are provided in the supplementary </w:t>
       </w:r>
       <w:r>
         <w:rPr>
           <w:rStyle w:val="VerbatimChar"/>
         </w:rPr>
-        <w:t>assets/mozart_k545_mvt1.ogg</w:t>
-      </w:r>
-      <w:r>
-        <w:t xml:space="preserve">, a Public Domain performance by Robin Alciatore distributed via Musopen and Wikimedia Commons (2:14, 2.87 MB). No additional download is required. Users who prefer a different recording, for example the András Schiff Carnegie Hall (2015) commercial release, can drop their own file at </w:t>
-      </w:r>
-      <w:r>
-        <w:rPr>
-          <w:rStyle w:val="VerbatimChar"/>
-        </w:rPr>
-        <w:t>assets/mozart_k545_mvt1.mp3</w:t>
-      </w:r>
-      <w:r>
-        <w:t xml:space="preserve"> (the MP3 source is listed first in </w:t>
-      </w:r>
-      <w:r>
-        <w:rPr>
-          <w:rStyle w:val="VerbatimChar"/>
-        </w:rPr>
-        <w:t>index.html</w:t>
-      </w:r>
-      <w:r>
-        <w:t xml:space="preserve">, so it takes precedence over the bundled OGG). The interactive tap-calibration mode (press </w:t>
-      </w:r>
-      <w:r>
-        <w:rPr>
-          <w:i/>
-          <w:iCs/>
-        </w:rPr>
-        <w:t>T</w:t>
-      </w:r>
-      <w:r>
-        <w:t xml:space="preserve"> and tap</w:t>
-      </w:r>
-      <w:r>
-        <w:t xml:space="preserve"> </w:t>
-      </w:r>
-      <w:r>
-        <w:rPr>
-          <w:i/>
-          <w:iCs/>
-        </w:rPr>
-        <w:t>Space</w:t>
-      </w:r>
-      <w:r>
-        <w:t xml:space="preserve"> at six landmark measures) re-anchors the measure-to-time mapping for any recording in under a minute and persists the calibration in </w:t>
-      </w:r>
-      <w:r>
-        <w:rPr>
-          <w:rStyle w:val="VerbatimChar"/>
-        </w:rPr>
-        <w:t>localStorage</w:t>
-      </w:r>
-      <w:r>
-        <w:t>. If the bundled audio is removed or fails to load, the WebAudio metronome demo mode kicks in automatically so the form-analysis visualization still operates.</w:t>
-      </w:r>
-    </w:p>
-    <w:p>
-      <w:pPr>
-        <w:pStyle w:val="a0"/>
-      </w:pPr>
-      <w:r>
-        <w:rPr>
-          <w:b/>
-          <w:bCs/>
-        </w:rPr>
-        <w:t>Dependencies.</w:t>
-      </w:r>
-      <w:r>
-        <w:t xml:space="preserve"> The only external runtime dependency is </w:t>
-      </w:r>
-      <w:r>
-        <w:rPr>
-          <w:i/>
-          <w:iCs/>
-        </w:rPr>
-        <w:t>OpenSheetMusicDisplay</w:t>
-      </w:r>
-      <w:r>
-        <w:t xml:space="preserve"> v1.8.7. Browser compatibility is verified on Chrome 120+, Edge 120+, and Firefox 121+. Any static-file server suffices (e.g., </w:t>
-      </w:r>
-      <w:r>
-        <w:rPr>
-          <w:rStyle w:val="VerbatimChar"/>
-        </w:rPr>
-        <w:t>python -m http.server</w:t>
-      </w:r>
-      <w:r>
-        <w:t>).</w:t>
-      </w:r>
-    </w:p>
-    <w:p>
-      <w:pPr>
-        <w:pStyle w:val="a0"/>
-      </w:pPr>
-      <w:r>
-        <w:rPr>
-          <w:b/>
-          <w:bCs/>
-        </w:rPr>
-        <w:t>Forthcoming RCT data.</w:t>
-      </w:r>
-      <w:r>
-        <w:t xml:space="preserve"> Anonymized response data from the planned controlled trial will be released under CC BY 4.0 on OSF.io once IRB-approved data collection and analysis are complete.</w:t>
+        <w:t>REPRODUCIBILITY.md</w:t>
+      </w:r>
+      <w:r>
+        <w:t xml:space="preserve"> and on the Zenodo record.</w:t>
       </w:r>
     </w:p>
     <w:p>
@@ -6807,7 +6227,10 @@
         </w:numPr>
       </w:pPr>
       <w:r>
-        <w:t xml:space="preserve">Cannam, C., Landone, C., &amp; Sandler, M. (2010). Sonic Visualiser: An open source application for viewing, analysing, and annotating music audio files. In </w:t>
+        <w:t xml:space="preserve">Cannam, C., Landone, C., &amp; Sandler, M. (2010). Sonic Visualiser: An </w:t>
+      </w:r>
+      <w:r>
+        <w:t xml:space="preserve">open source application for viewing, analysing, and annotating music audio files. In </w:t>
       </w:r>
       <w:r>
         <w:rPr>
@@ -6968,7 +6391,14 @@
           <w:i/>
           <w:iCs/>
         </w:rPr>
-        <w:t>Elements of sonata theory: Norms, types, and deformations in the late-eighteenth-century sonata.</w:t>
+        <w:t xml:space="preserve">Elements of sonata theory: </w:t>
+      </w:r>
+      <w:r>
+        <w:rPr>
+          <w:i/>
+          <w:iCs/>
+        </w:rPr>
+        <w:t>Norms, types, and deformations in the late-eighteenth-century sonata.</w:t>
       </w:r>
       <w:r>
         <w:t xml:space="preserve"> Oxford University Press.</w:t>
@@ -7500,7 +6930,7 @@
   <w:abstractNum w:abstractNumId="0" w15:restartNumberingAfterBreak="0">
     <w:nsid w:val="0000A990"/>
     <w:multiLevelType w:val="multilevel"/>
-    <w:tmpl w:val="628286C6"/>
+    <w:tmpl w:val="56207C26"/>
     <w:lvl w:ilvl="0">
       <w:numFmt w:val="bullet"/>
       <w:lvlText w:val=" "/>
@@ -7577,7 +7007,7 @@
   <w:abstractNum w:abstractNumId="1" w15:restartNumberingAfterBreak="0">
     <w:nsid w:val="0000A991"/>
     <w:multiLevelType w:val="multilevel"/>
-    <w:tmpl w:val="70DE908A"/>
+    <w:tmpl w:val="00C6074C"/>
     <w:lvl w:ilvl="0">
       <w:numFmt w:val="bullet"/>
       <w:lvlText w:val=""/>
@@ -7681,7 +7111,7 @@
   <w:abstractNum w:abstractNumId="2" w15:restartNumberingAfterBreak="0">
     <w:nsid w:val="00A99411"/>
     <w:multiLevelType w:val="multilevel"/>
-    <w:tmpl w:val="D7E4D93E"/>
+    <w:tmpl w:val="2BEC4F5E"/>
     <w:lvl w:ilvl="0">
       <w:start w:val="1"/>
       <w:numFmt w:val="decimal"/>
@@ -7764,16 +7194,16 @@
       </w:pPr>
     </w:lvl>
   </w:abstractNum>
-  <w:num w:numId="1" w16cid:durableId="957681618">
+  <w:num w:numId="1" w16cid:durableId="286082385">
     <w:abstractNumId w:val="0"/>
   </w:num>
-  <w:num w:numId="2" w16cid:durableId="525217908">
+  <w:num w:numId="2" w16cid:durableId="1063060516">
     <w:abstractNumId w:val="1"/>
   </w:num>
-  <w:num w:numId="3" w16cid:durableId="516895917">
+  <w:num w:numId="3" w16cid:durableId="597249825">
     <w:abstractNumId w:val="1"/>
   </w:num>
-  <w:num w:numId="4" w16cid:durableId="1601832781">
+  <w:num w:numId="4" w16cid:durableId="447236727">
     <w:abstractNumId w:val="2"/>
     <w:lvlOverride w:ilvl="0">
       <w:startOverride w:val="1"/>
@@ -7803,7 +7233,7 @@
       <w:startOverride w:val="1"/>
     </w:lvlOverride>
   </w:num>
-  <w:num w:numId="5" w16cid:durableId="1779988735">
+  <w:num w:numId="5" w16cid:durableId="1256675159">
     <w:abstractNumId w:val="2"/>
     <w:lvlOverride w:ilvl="0">
       <w:startOverride w:val="1"/>
@@ -7833,7 +7263,7 @@
       <w:startOverride w:val="1"/>
     </w:lvlOverride>
   </w:num>
-  <w:num w:numId="6" w16cid:durableId="1918322417">
+  <w:num w:numId="6" w16cid:durableId="1651592711">
     <w:abstractNumId w:val="2"/>
     <w:lvlOverride w:ilvl="0">
       <w:startOverride w:val="1"/>
@@ -7863,7 +7293,7 @@
       <w:startOverride w:val="1"/>
     </w:lvlOverride>
   </w:num>
-  <w:num w:numId="7" w16cid:durableId="1124232557">
+  <w:num w:numId="7" w16cid:durableId="479689329">
     <w:abstractNumId w:val="2"/>
     <w:lvlOverride w:ilvl="0">
       <w:startOverride w:val="1"/>
@@ -7893,7 +7323,7 @@
       <w:startOverride w:val="1"/>
     </w:lvlOverride>
   </w:num>
-  <w:num w:numId="8" w16cid:durableId="339506174">
+  <w:num w:numId="8" w16cid:durableId="677924922">
     <w:abstractNumId w:val="2"/>
     <w:lvlOverride w:ilvl="0">
       <w:startOverride w:val="1"/>
@@ -7923,10 +7353,10 @@
       <w:startOverride w:val="1"/>
     </w:lvlOverride>
   </w:num>
-  <w:num w:numId="9" w16cid:durableId="1904876486">
+  <w:num w:numId="9" w16cid:durableId="888303931">
     <w:abstractNumId w:val="1"/>
   </w:num>
-  <w:num w:numId="10" w16cid:durableId="1159345920">
+  <w:num w:numId="10" w16cid:durableId="669604406">
     <w:abstractNumId w:val="2"/>
     <w:lvlOverride w:ilvl="0">
       <w:startOverride w:val="1"/>
@@ -7956,10 +7386,10 @@
       <w:startOverride w:val="1"/>
     </w:lvlOverride>
   </w:num>
-  <w:num w:numId="11" w16cid:durableId="1644237661">
+  <w:num w:numId="11" w16cid:durableId="791285067">
     <w:abstractNumId w:val="1"/>
   </w:num>
-  <w:num w:numId="12" w16cid:durableId="1196193712">
+  <w:num w:numId="12" w16cid:durableId="966740116">
     <w:abstractNumId w:val="2"/>
     <w:lvlOverride w:ilvl="0">
       <w:startOverride w:val="1"/>
@@ -7989,10 +7419,10 @@
       <w:startOverride w:val="1"/>
     </w:lvlOverride>
   </w:num>
-  <w:num w:numId="13" w16cid:durableId="1496529817">
+  <w:num w:numId="13" w16cid:durableId="662397431">
     <w:abstractNumId w:val="1"/>
   </w:num>
-  <w:num w:numId="14" w16cid:durableId="1379820904">
+  <w:num w:numId="14" w16cid:durableId="1013991363">
     <w:abstractNumId w:val="2"/>
     <w:lvlOverride w:ilvl="0">
       <w:startOverride w:val="1"/>
@@ -8022,10 +7452,10 @@
       <w:startOverride w:val="1"/>
     </w:lvlOverride>
   </w:num>
-  <w:num w:numId="15" w16cid:durableId="445009406">
+  <w:num w:numId="15" w16cid:durableId="1054886504">
     <w:abstractNumId w:val="1"/>
   </w:num>
-  <w:num w:numId="16" w16cid:durableId="1573126254">
+  <w:num w:numId="16" w16cid:durableId="1010332925">
     <w:abstractNumId w:val="1"/>
   </w:num>
 </w:numbering>
@@ -9257,7 +8687,7 @@
     <w:name w:val="header"/>
     <w:basedOn w:val="a"/>
     <w:link w:val="Char2"/>
-    <w:rsid w:val="00011873"/>
+    <w:rsid w:val="005F45F7"/>
     <w:pPr>
       <w:tabs>
         <w:tab w:val="center" w:pos="4513"/>
@@ -9270,13 +8700,13 @@
     <w:name w:val="머리글 Char"/>
     <w:basedOn w:val="a1"/>
     <w:link w:val="ad"/>
-    <w:rsid w:val="00011873"/>
+    <w:rsid w:val="005F45F7"/>
   </w:style>
   <w:style w:type="paragraph" w:styleId="ae">
     <w:name w:val="footer"/>
     <w:basedOn w:val="a"/>
     <w:link w:val="Char3"/>
-    <w:rsid w:val="00011873"/>
+    <w:rsid w:val="005F45F7"/>
     <w:pPr>
       <w:tabs>
         <w:tab w:val="center" w:pos="4513"/>
@@ -9289,17 +8719,17 @@
     <w:name w:val="바닥글 Char"/>
     <w:basedOn w:val="a1"/>
     <w:link w:val="ae"/>
-    <w:rsid w:val="00011873"/>
+    <w:rsid w:val="005F45F7"/>
   </w:style>
   <w:style w:type="character" w:styleId="af">
     <w:name w:val="page number"/>
     <w:basedOn w:val="a1"/>
-    <w:rsid w:val="00011873"/>
+    <w:rsid w:val="005F45F7"/>
   </w:style>
   <w:style w:type="character" w:styleId="af0">
     <w:name w:val="line number"/>
     <w:basedOn w:val="a1"/>
-    <w:rsid w:val="00011873"/>
+    <w:rsid w:val="005F45F7"/>
   </w:style>
 </w:styles>
 </file>

--- a/ko/paper/paper_en.docx
+++ b/ko/paper/paper_en.docx
@@ -5673,20 +5673,38 @@
       <w:pPr>
         <w:pStyle w:val="1"/>
       </w:pPr>
-      <w:bookmarkStart w:id="32" w:name="discussion"/>
+      <w:bookmarkStart w:id="32" w:name="preliminary-single-expert-pilot-review"/>
       <w:bookmarkEnd w:id="26"/>
       <w:bookmarkEnd w:id="31"/>
       <w:r>
-        <w:t>6. Discussion</w:t>
+        <w:t>6. Preliminary Single-Expert Pilot Review</w:t>
+      </w:r>
+    </w:p>
+    <w:p>
+      <w:pPr>
+        <w:pStyle w:val="FirstParagraph"/>
+      </w:pPr>
+      <w:r>
+        <w:t xml:space="preserve">Empirical validation of the tool’s pedagogical claims through a full randomized controlled trial with undergraduate music-education learners is reserved for follow-up work (§7.3). As a </w:t>
+      </w:r>
+      <w:r>
+        <w:rPr>
+          <w:i/>
+          <w:iCs/>
+        </w:rPr>
+        <w:t>preliminary</w:t>
+      </w:r>
+      <w:r>
+        <w:t xml:space="preserve"> validation aimed at refining the planned RCT and identifying design risks before learner-facing deployment, we conducted a single-expert pilot review with one domain reviewer holding more than 15 years of music-education field experience. We report this as a single-expert pilot — not as a generalizable expert panel — and the limitations of an n=1 design are discussed in §6.5.</w:t>
       </w:r>
     </w:p>
     <w:p>
       <w:pPr>
         <w:pStyle w:val="2"/>
       </w:pPr>
-      <w:bookmarkStart w:id="33" w:name="pedagogical-implications"/>
-      <w:r>
-        <w:t>6.1 Pedagogical Implications</w:t>
+      <w:bookmarkStart w:id="33" w:name="method"/>
+      <w:r>
+        <w:t>6.1 Method</w:t>
       </w:r>
     </w:p>
     <w:p>
@@ -5694,37 +5712,472 @@
         <w:pStyle w:val="FirstParagraph"/>
       </w:pPr>
       <w:r>
-        <w:t xml:space="preserve">Traditional verbal teaching often presents the recapitulation as “return-in-tonic,” handling deformations as exceptions; K. 545’s subdominant recapitulation makes a stronger pedagogical claim available, that Mozart </w:t>
-      </w:r>
-      <w:r>
-        <w:rPr>
-          <w:i/>
-          <w:iCs/>
-        </w:rPr>
-        <w:t>preserves the exposition’s modulation pattern</w:t>
-      </w:r>
-      <w:r>
-        <w:t xml:space="preserve"> by shifting the starting key down a fifth, so that the secondary theme arrives in the tonic on the second hearing. The synchronized color-coded view makes this </w:t>
-      </w:r>
-      <w:r>
-        <w:rPr>
-          <w:i/>
-          <w:iCs/>
-        </w:rPr>
-        <w:t>function-preserving</w:t>
-      </w:r>
-      <w:r>
-        <w:t xml:space="preserve"> character of the deformation visually self-evident, aligning with current form-functional approaches to musical analysis (Caplin, 1998, 2009). The pedagogical move, from rules-and-exceptions to functional flexibility, is the central educational claim of this work.</w:t>
+        <w:t xml:space="preserve">The expert completed an asynchronous self-administered review using a Word-format survey instrument that combined (a) a 40-minute guided walk-through of the §5 classroom lesson plan with the expert acting as the teacher, (b) the 10-item System Usability Scale (Brooke, 1996), and (c) six open-ended questions covering pedagogical fidelity, affordance value, perceived risks of learner misconception, missing affordances, single-work depth versus multi-piece breadth, and recommendations for the planned RCT. The </w:t>
+      </w:r>
+      <w:r>
+        <w:t>SUS items were translated to Korean by the author following Brooke’s (1996) original wording; the survey was self-administered, with the expert working through the live deployment at https://rosyrosys.github.io/sonata-form-viz/ in their own environment. Written responses were analysed by the author following the thematic-analysis approach of Braun and Clarke (2006), and the expert gave written informed consent for anonymous reporting.</w:t>
+      </w:r>
+    </w:p>
+    <w:p>
+      <w:pPr>
+        <w:pStyle w:val="a0"/>
+      </w:pPr>
+      <w:r>
+        <w:t>The study was treated as expert evaluation rather than human- subjects research; consequently no formal IRB approval was required by the host institution.</w:t>
       </w:r>
     </w:p>
     <w:p>
       <w:pPr>
         <w:pStyle w:val="2"/>
       </w:pPr>
-      <w:bookmarkStart w:id="34" w:name="methodological-and-tooling-implications"/>
+      <w:bookmarkStart w:id="34" w:name="sus-result"/>
       <w:bookmarkEnd w:id="33"/>
       <w:r>
-        <w:t>6.2 Methodological and Tooling Implications</w:t>
+        <w:t>6.2 SUS result</w:t>
+      </w:r>
+    </w:p>
+    <w:p>
+      <w:pPr>
+        <w:pStyle w:val="FirstParagraph"/>
+      </w:pPr>
+      <w:r>
+        <w:rPr>
+          <w:b/>
+          <w:bCs/>
+        </w:rPr>
+        <w:t>Table 4.</w:t>
+      </w:r>
+      <w:r>
+        <w:t xml:space="preserve"> SUS response from the single-expert reviewer.</w:t>
+      </w:r>
+    </w:p>
+    <w:tbl>
+      <w:tblPr>
+        <w:tblStyle w:val="Table"/>
+        <w:tblW w:w="0" w:type="auto"/>
+        <w:jc w:val="center"/>
+        <w:tblLook w:val="0020" w:firstRow="1" w:lastRow="0" w:firstColumn="0" w:lastColumn="0" w:noHBand="0" w:noVBand="0"/>
+      </w:tblPr>
+      <w:tblGrid>
+        <w:gridCol w:w="3247"/>
+        <w:gridCol w:w="1451"/>
+      </w:tblGrid>
+      <w:tr>
+        <w:trPr>
+          <w:cnfStyle w:val="100000000000" w:firstRow="1" w:lastRow="0" w:firstColumn="0" w:lastColumn="0" w:oddVBand="0" w:evenVBand="0" w:oddHBand="0" w:evenHBand="0" w:firstRowFirstColumn="0" w:firstRowLastColumn="0" w:lastRowFirstColumn="0" w:lastRowLastColumn="0"/>
+          <w:tblHeader/>
+          <w:jc w:val="center"/>
+        </w:trPr>
+        <w:tc>
+          <w:tcPr>
+            <w:tcW w:w="0" w:type="auto"/>
+            <w:tcBorders>
+              <w:bottom w:val="single" w:sz="2" w:space="0" w:color="auto"/>
+            </w:tcBorders>
+            <w:shd w:val="clear" w:color="auto" w:fill="EBEBEB"/>
+          </w:tcPr>
+          <w:p>
+            <w:pPr>
+              <w:pStyle w:val="Compact"/>
+              <w:spacing w:line="240" w:lineRule="auto"/>
+              <w:rPr>
+                <w:b/>
+                <w:sz w:val="22"/>
+              </w:rPr>
+            </w:pPr>
+          </w:p>
+        </w:tc>
+        <w:tc>
+          <w:tcPr>
+            <w:tcW w:w="0" w:type="auto"/>
+            <w:tcBorders>
+              <w:bottom w:val="single" w:sz="2" w:space="0" w:color="auto"/>
+            </w:tcBorders>
+            <w:shd w:val="clear" w:color="auto" w:fill="EBEBEB"/>
+          </w:tcPr>
+          <w:p>
+            <w:pPr>
+              <w:pStyle w:val="Compact"/>
+              <w:spacing w:line="240" w:lineRule="auto"/>
+              <w:rPr>
+                <w:b/>
+                <w:sz w:val="22"/>
+              </w:rPr>
+            </w:pPr>
+            <w:r>
+              <w:rPr>
+                <w:b/>
+                <w:sz w:val="22"/>
+              </w:rPr>
+              <w:t>Expert</w:t>
+            </w:r>
+          </w:p>
+        </w:tc>
+      </w:tr>
+      <w:tr>
+        <w:trPr>
+          <w:jc w:val="center"/>
+        </w:trPr>
+        <w:tc>
+          <w:tcPr>
+            <w:tcW w:w="0" w:type="auto"/>
+            <w:tcBorders>
+              <w:top w:val="single" w:sz="2" w:space="0" w:color="auto"/>
+            </w:tcBorders>
+          </w:tcPr>
+          <w:p>
+            <w:pPr>
+              <w:pStyle w:val="Compact"/>
+              <w:spacing w:line="240" w:lineRule="auto"/>
+              <w:rPr>
+                <w:sz w:val="22"/>
+              </w:rPr>
+            </w:pPr>
+            <w:r>
+              <w:rPr>
+                <w:sz w:val="22"/>
+              </w:rPr>
+              <w:t>Items 1, 3, 5, 7, 9 (positive, raw)</w:t>
+            </w:r>
+          </w:p>
+        </w:tc>
+        <w:tc>
+          <w:tcPr>
+            <w:tcW w:w="0" w:type="auto"/>
+            <w:tcBorders>
+              <w:top w:val="single" w:sz="2" w:space="0" w:color="auto"/>
+            </w:tcBorders>
+          </w:tcPr>
+          <w:p>
+            <w:pPr>
+              <w:pStyle w:val="Compact"/>
+              <w:spacing w:line="240" w:lineRule="auto"/>
+              <w:rPr>
+                <w:sz w:val="22"/>
+              </w:rPr>
+            </w:pPr>
+            <w:r>
+              <w:rPr>
+                <w:sz w:val="22"/>
+              </w:rPr>
+              <w:t>5 / 5 / 5 / 5 / 5</w:t>
+            </w:r>
+          </w:p>
+        </w:tc>
+      </w:tr>
+      <w:tr>
+        <w:trPr>
+          <w:jc w:val="center"/>
+        </w:trPr>
+        <w:tc>
+          <w:tcPr>
+            <w:tcW w:w="0" w:type="auto"/>
+          </w:tcPr>
+          <w:p>
+            <w:pPr>
+              <w:pStyle w:val="Compact"/>
+              <w:spacing w:line="240" w:lineRule="auto"/>
+              <w:rPr>
+                <w:sz w:val="22"/>
+              </w:rPr>
+            </w:pPr>
+            <w:r>
+              <w:rPr>
+                <w:sz w:val="22"/>
+              </w:rPr>
+              <w:t>Items 2, 4, 6, 8, 10 (negative, raw)</w:t>
+            </w:r>
+          </w:p>
+        </w:tc>
+        <w:tc>
+          <w:tcPr>
+            <w:tcW w:w="0" w:type="auto"/>
+          </w:tcPr>
+          <w:p>
+            <w:pPr>
+              <w:pStyle w:val="Compact"/>
+              <w:spacing w:line="240" w:lineRule="auto"/>
+              <w:rPr>
+                <w:sz w:val="22"/>
+              </w:rPr>
+            </w:pPr>
+            <w:r>
+              <w:rPr>
+                <w:sz w:val="22"/>
+              </w:rPr>
+              <w:t>1 / 1 / 1 / 1 / 1</w:t>
+            </w:r>
+          </w:p>
+        </w:tc>
+      </w:tr>
+      <w:tr>
+        <w:trPr>
+          <w:jc w:val="center"/>
+        </w:trPr>
+        <w:tc>
+          <w:tcPr>
+            <w:tcW w:w="0" w:type="auto"/>
+          </w:tcPr>
+          <w:p>
+            <w:pPr>
+              <w:pStyle w:val="Compact"/>
+              <w:spacing w:line="240" w:lineRule="auto"/>
+              <w:rPr>
+                <w:sz w:val="22"/>
+              </w:rPr>
+            </w:pPr>
+            <w:r>
+              <w:rPr>
+                <w:sz w:val="22"/>
+              </w:rPr>
+              <w:t>Σ converted (each item = 4)</w:t>
+            </w:r>
+          </w:p>
+        </w:tc>
+        <w:tc>
+          <w:tcPr>
+            <w:tcW w:w="0" w:type="auto"/>
+          </w:tcPr>
+          <w:p>
+            <w:pPr>
+              <w:pStyle w:val="Compact"/>
+              <w:spacing w:line="240" w:lineRule="auto"/>
+              <w:rPr>
+                <w:sz w:val="22"/>
+              </w:rPr>
+            </w:pPr>
+            <w:r>
+              <w:rPr>
+                <w:sz w:val="22"/>
+              </w:rPr>
+              <w:t>40</w:t>
+            </w:r>
+          </w:p>
+        </w:tc>
+      </w:tr>
+      <w:tr>
+        <w:trPr>
+          <w:jc w:val="center"/>
+        </w:trPr>
+        <w:tc>
+          <w:tcPr>
+            <w:tcW w:w="0" w:type="auto"/>
+          </w:tcPr>
+          <w:p>
+            <w:pPr>
+              <w:pStyle w:val="Compact"/>
+              <w:spacing w:line="240" w:lineRule="auto"/>
+              <w:rPr>
+                <w:sz w:val="22"/>
+              </w:rPr>
+            </w:pPr>
+            <w:r>
+              <w:rPr>
+                <w:b/>
+                <w:bCs/>
+                <w:sz w:val="22"/>
+              </w:rPr>
+              <w:t>SUS score (Σ × 2.5)</w:t>
+            </w:r>
+          </w:p>
+        </w:tc>
+        <w:tc>
+          <w:tcPr>
+            <w:tcW w:w="0" w:type="auto"/>
+          </w:tcPr>
+          <w:p>
+            <w:pPr>
+              <w:pStyle w:val="Compact"/>
+              <w:spacing w:line="240" w:lineRule="auto"/>
+              <w:rPr>
+                <w:sz w:val="22"/>
+              </w:rPr>
+            </w:pPr>
+            <w:r>
+              <w:rPr>
+                <w:b/>
+                <w:bCs/>
+                <w:sz w:val="22"/>
+              </w:rPr>
+              <w:t>100 / 100</w:t>
+            </w:r>
+          </w:p>
+        </w:tc>
+      </w:tr>
+    </w:tbl>
+    <w:p>
+      <w:pPr>
+        <w:pStyle w:val="a0"/>
+      </w:pPr>
+      <w:r>
+        <w:t xml:space="preserve">The expert returned the maximum SUS score, with all positive items rated 5 and all negatively-worded (reverse-coded) items rated 1. We note two things about this pattern. First, the </w:t>
+      </w:r>
+      <w:r>
+        <w:rPr>
+          <w:i/>
+          <w:iCs/>
+        </w:rPr>
+        <w:t>consistency</w:t>
+      </w:r>
+      <w:r>
+        <w:t xml:space="preserve"> of the response (5 on every positive item, 1 on every negative item) is strong evidence that the expert correctly understood the bipolar scale; random responding would yield occasional 5s on negative items. Second, a single-expert SUS of 100 is informative but should not be over-interpreted: an n=1 sample of an expert evaluator predisposed to engage with classroom-tool design is not equivalent to a sampled learner population, and SUS norms drawn from learner data do not transfer to this case. We</w:t>
+      </w:r>
+      <w:r>
+        <w:t xml:space="preserve"> therefore report the raw score and limit our claims accordingly.</w:t>
+      </w:r>
+    </w:p>
+    <w:p>
+      <w:pPr>
+        <w:pStyle w:val="2"/>
+      </w:pPr>
+      <w:bookmarkStart w:id="35" w:name="themes-from-the-qualitative-responses"/>
+      <w:bookmarkEnd w:id="34"/>
+      <w:r>
+        <w:t>6.3 Themes from the qualitative responses</w:t>
+      </w:r>
+    </w:p>
+    <w:p>
+      <w:pPr>
+        <w:pStyle w:val="FirstParagraph"/>
+      </w:pPr>
+      <w:r>
+        <w:t>Inductive coding of the six open-ended responses surfaced four themes.</w:t>
+      </w:r>
+    </w:p>
+    <w:p>
+      <w:pPr>
+        <w:pStyle w:val="3"/>
+      </w:pPr>
+      <w:bookmarkStart w:id="36" w:name="X5ff88f55d17f2712fcf3617c81bd35d58ae4440"/>
+      <w:r>
+        <w:t>6.3.1 Three-channel synchronization is the named source of value</w:t>
+      </w:r>
+    </w:p>
+    <w:p>
+      <w:pPr>
+        <w:pStyle w:val="FirstParagraph"/>
+      </w:pPr>
+      <w:r>
+        <w:t xml:space="preserve">Both the </w:t>
+      </w:r>
+      <w:r>
+        <w:rPr>
+          <w:i/>
+          <w:iCs/>
+        </w:rPr>
+        <w:t>pedagogical fidelity</w:t>
+      </w:r>
+      <w:r>
+        <w:t xml:space="preserve"> question (C1) and the </w:t>
+      </w:r>
+      <w:r>
+        <w:rPr>
+          <w:i/>
+          <w:iCs/>
+        </w:rPr>
+        <w:t>most valuable affordance</w:t>
+      </w:r>
+      <w:r>
+        <w:t xml:space="preserve"> question (C2) drew the same answer pattern. To the fidelity question the expert responded “</w:t>
+      </w:r>
+      <w:r>
+        <w:rPr>
+          <w:i/>
+          <w:iCs/>
+        </w:rPr>
+        <w:t>Yes, because color is shown, music is played, and they are displayed together with the score.</w:t>
+      </w:r>
+      <w:r>
+        <w:t>” (C1); to the affordance question, “</w:t>
+      </w:r>
+      <w:r>
+        <w:rPr>
+          <w:i/>
+          <w:iCs/>
+        </w:rPr>
+        <w:t>The function of being able to check sections via the score while hearing color and music in real time.</w:t>
+      </w:r>
+      <w:r>
+        <w:t>” (C2). The expert did not single out any individual affordance from the list provided (color encoding, section jump, loo</w:t>
+      </w:r>
+      <w:r>
+        <w:t xml:space="preserve">p, playback-speed control, keyboard shortcuts, demo mode, analysis pane); the </w:t>
+      </w:r>
+      <w:r>
+        <w:rPr>
+          <w:i/>
+          <w:iCs/>
+        </w:rPr>
+        <w:t>integration</w:t>
+      </w:r>
+      <w:r>
+        <w:t xml:space="preserve"> of color, audio, and score was itself identified as the locus of value. This converges with the design claim of §4.1 that the tool’s principal pedagogical contribution is the </w:t>
+      </w:r>
+      <w:r>
+        <w:rPr>
+          <w:i/>
+          <w:iCs/>
+        </w:rPr>
+        <w:t>coordinated update</w:t>
+      </w:r>
+      <w:r>
+        <w:t xml:space="preserve"> of three representations rather than any single one.</w:t>
+      </w:r>
+    </w:p>
+    <w:p>
+      <w:pPr>
+        <w:pStyle w:val="3"/>
+      </w:pPr>
+      <w:bookmarkStart w:id="37" w:name="X8a9c53c9b4a72d12d6d05550b44e32ff2ca7e79"/>
+      <w:bookmarkEnd w:id="36"/>
+      <w:r>
+        <w:t>6.3.2 No learner-misconception risks identified by the expert</w:t>
+      </w:r>
+    </w:p>
+    <w:p>
+      <w:pPr>
+        <w:pStyle w:val="FirstParagraph"/>
+      </w:pPr>
+      <w:r>
+        <w:t>In response to the misconception-risk question (C3) the expert indicated they did not perceive any (</w:t>
+      </w:r>
+      <w:r>
+        <w:rPr>
+          <w:i/>
+          <w:iCs/>
+        </w:rPr>
+        <w:t>“There seem to be none.”</w:t>
+      </w:r>
+      <w:r>
+        <w:t xml:space="preserve">). We read this both as a positive indication that the expert, with fifteen years of field experience, did not identify any obvious visualization-induced misunderstanding pathway, and as a hypothesis to be tested in the planned RCT rather than a confirmed null. An expert’s </w:t>
+      </w:r>
+      <w:r>
+        <w:rPr>
+          <w:i/>
+          <w:iCs/>
+        </w:rPr>
+        <w:t>prediction</w:t>
+      </w:r>
+      <w:r>
+        <w:t xml:space="preserve"> of no risk is not equivalent to a learner study failing to detect risk.</w:t>
+      </w:r>
+    </w:p>
+    <w:p>
+      <w:pPr>
+        <w:pStyle w:val="3"/>
+      </w:pPr>
+      <w:bookmarkStart w:id="38" w:name="two-concrete-design-recommendations"/>
+      <w:bookmarkEnd w:id="37"/>
+      <w:r>
+        <w:t>6.3.3 Two concrete design recommendations</w:t>
+      </w:r>
+    </w:p>
+    <w:p>
+      <w:pPr>
+        <w:pStyle w:val="FirstParagraph"/>
+      </w:pPr>
+      <w:r>
+        <w:t>The expert proposed two specific extensions:</w:t>
       </w:r>
     </w:p>
     <w:p>
@@ -5740,13 +6193,20 @@
           <w:b/>
           <w:bCs/>
         </w:rPr>
-        <w:t>First-class status of formal analysis.</w:t>
-      </w:r>
-      <w:r>
-        <w:t xml:space="preserve"> Encoding the analysis as </w:t>
-      </w:r>
-      <w:r>
-        <w:t>a versioned JSON object, not as ephemeral pedagogical commentary, invites peer review of the analysis itself, machine reuse, and reproducibility.</w:t>
+        <w:t>Within-section harmonic detail.</w:t>
+      </w:r>
+      <w:r>
+        <w:t xml:space="preserve"> “</w:t>
+      </w:r>
+      <w:r>
+        <w:rPr>
+          <w:i/>
+          <w:iCs/>
+        </w:rPr>
+        <w:t>It would be better if the chord movements were shown in detail.</w:t>
+      </w:r>
+      <w:r>
+        <w:t>” (C4). The current tool displays section- and theme-zone-level key labels (e.g., “C major” / “G major” / “F major”) but does not surface internal chord-by-chord progressions. The expert’s recommendation is that chord-level harmonic motion be added as a finer visualization layer in a future revision.</w:t>
       </w:r>
     </w:p>
     <w:p>
@@ -5762,58 +6222,110 @@
           <w:b/>
           <w:bCs/>
         </w:rPr>
-        <w:t>Exposition-repeat folding.</w:t>
-      </w:r>
-      <w:r>
-        <w:t xml:space="preserve"> The non-monotonic mapping between audio time and analytical time during performer-elected repeats is a practical solution to a problem common across sonata-form recordings and applicable wherever the form contains an indicated repeat.</w:t>
-      </w:r>
-    </w:p>
-    <w:p>
-      <w:pPr>
-        <w:pStyle w:val="Compact"/>
-        <w:numPr>
-          <w:ilvl w:val="0"/>
-          <w:numId w:val="13"/>
-        </w:numPr>
-      </w:pPr>
-      <w:r>
-        <w:rPr>
-          <w:b/>
-          <w:bCs/>
-        </w:rPr>
-        <w:t>Demo mode as a copyright-pragmatic default.</w:t>
-      </w:r>
-      <w:r>
-        <w:t xml:space="preserve"> The WebAudio metronome allows the form layer to function in environments where no PD/CC audio is at hand, lowering the barrier to classroom adoption.</w:t>
-      </w:r>
-    </w:p>
-    <w:p>
-      <w:pPr>
-        <w:pStyle w:val="Compact"/>
-        <w:numPr>
-          <w:ilvl w:val="0"/>
-          <w:numId w:val="13"/>
-        </w:numPr>
-      </w:pPr>
-      <w:r>
-        <w:rPr>
-          <w:b/>
-          <w:bCs/>
-        </w:rPr>
-        <w:t>Single-dependency architecture.</w:t>
-      </w:r>
-      <w:r>
-        <w:t xml:space="preserve"> Course materials with one external library age more gracefully than those with complex build pipelines, a non-trivial property for syllabi designed to last multiple cohorts.</w:t>
+        <w:t>Whole-piece interface affordance.</w:t>
+      </w:r>
+      <w:r>
+        <w:t xml:space="preserve"> In response to the RCT-methodology question (C6) the expert returned a design suggestion rather than a methodology suggestion: “</w:t>
+      </w:r>
+      <w:r>
+        <w:rPr>
+          <w:i/>
+          <w:iCs/>
+        </w:rPr>
+        <w:t>It would be good if one piece and the interface screen could be viewed as a whole.</w:t>
+      </w:r>
+      <w:r>
+        <w:t>” We read this as a request for a more whole-piece visual summary affordance — for instance an always-visible mini-map of the form alongside the (currently scrollable) score.</w:t>
+      </w:r>
+    </w:p>
+    <w:p>
+      <w:pPr>
+        <w:pStyle w:val="FirstParagraph"/>
+      </w:pPr>
+      <w:r>
+        <w:t xml:space="preserve">That a methodology question was answered with a design recommendation is itself a finding: an experienced field expert’s instinct, on encountering a teaching tool, is to think about </w:t>
+      </w:r>
+      <w:r>
+        <w:rPr>
+          <w:i/>
+          <w:iCs/>
+        </w:rPr>
+        <w:t>how to extend the tool</w:t>
+      </w:r>
+      <w:r>
+        <w:t xml:space="preserve"> rather than </w:t>
+      </w:r>
+      <w:r>
+        <w:rPr>
+          <w:i/>
+          <w:iCs/>
+        </w:rPr>
+        <w:t>how to instrument a study around it</w:t>
+      </w:r>
+      <w:r>
+        <w:t>.</w:t>
+      </w:r>
+    </w:p>
+    <w:p>
+      <w:pPr>
+        <w:pStyle w:val="3"/>
+      </w:pPr>
+      <w:bookmarkStart w:id="39" w:name="Xc74e2322a6b5ab3295b2a8972dbeb4726576a18"/>
+      <w:bookmarkEnd w:id="38"/>
+      <w:r>
+        <w:t>6.3.4 Multi-piece extension is endorsed by the field expert</w:t>
+      </w:r>
+    </w:p>
+    <w:p>
+      <w:pPr>
+        <w:pStyle w:val="FirstParagraph"/>
+      </w:pPr>
+      <w:r>
+        <w:t>To the question of single-work depth versus multi-piece breadth (C5) the expert responded “</w:t>
+      </w:r>
+      <w:r>
+        <w:rPr>
+          <w:i/>
+          <w:iCs/>
+        </w:rPr>
+        <w:t>If there were diverse works, I would actively use them.</w:t>
+      </w:r>
+      <w:r>
+        <w:t xml:space="preserve">” </w:t>
+      </w:r>
+      <w:r>
+        <w:t xml:space="preserve">The verb is significant: not “could use” but “actively use.” A field expert with fifteen years of teaching practice signals that multi-piece extension would move the tool from </w:t>
+      </w:r>
+      <w:r>
+        <w:rPr>
+          <w:i/>
+          <w:iCs/>
+        </w:rPr>
+        <w:t>demonstration artefact</w:t>
+      </w:r>
+      <w:r>
+        <w:t xml:space="preserve"> to </w:t>
+      </w:r>
+      <w:r>
+        <w:rPr>
+          <w:i/>
+          <w:iCs/>
+        </w:rPr>
+        <w:t>recurring classroom resource</w:t>
+      </w:r>
+      <w:r>
+        <w:t xml:space="preserve"> in their personal practice. This converges with — and elevates the priority of — the multi-piece dataset already listed as future work in §7 (Beethoven Op. 49 No. 2 mvt. I and Clementi Op. 36 No. 1 mvt. I, encoded against the same JSON schema).</w:t>
       </w:r>
     </w:p>
     <w:p>
       <w:pPr>
         <w:pStyle w:val="2"/>
       </w:pPr>
-      <w:bookmarkStart w:id="35" w:name="limitations-and-future-work"/>
-      <w:bookmarkEnd w:id="34"/>
-      <w:r>
-        <w:t>6.3 Limitations and Future Work</w:t>
+      <w:bookmarkStart w:id="40" w:name="Xa84ed316009f2bbb6f4ec2e84d740889d5d5e81"/>
+      <w:bookmarkEnd w:id="35"/>
+      <w:bookmarkEnd w:id="39"/>
+      <w:r>
+        <w:t>6.4 Implications for the planned RCT and the tool roadmap</w:t>
       </w:r>
     </w:p>
     <w:p>
@@ -5821,7 +6333,7 @@
         <w:pStyle w:val="FirstParagraph"/>
       </w:pPr>
       <w:r>
-        <w:t>This paper limits itself to system design, implementation, and pedagogical positioning. Empirical validation of learning effects is deferred to subsequent work. Planned next steps:</w:t>
+        <w:t>Three concrete revisions follow from the pilot.</w:t>
       </w:r>
     </w:p>
     <w:p>
@@ -5837,10 +6349,20 @@
           <w:b/>
           <w:bCs/>
         </w:rPr>
-        <w:t>Randomized controlled trial</w:t>
-      </w:r>
-      <w:r>
-        <w:t xml:space="preserve"> comparing the synchronized condition to (a) audio + score without synchronization and (b) audio + verbal lecture only, with form-identification accuracy and the System Usability Scale (Brooke, 1996) as primary measures.</w:t>
+        <w:t>RCT primary measure to include “perceived integration”</w:t>
+      </w:r>
+      <w:r>
+        <w:t xml:space="preserve"> — a confidence/integration rating in addition to formal-identification accuracy and SUS. The single-expert response suggests that the </w:t>
+      </w:r>
+      <w:r>
+        <w:rPr>
+          <w:i/>
+          <w:iCs/>
+        </w:rPr>
+        <w:t>experience of three-channel synchronization</w:t>
+      </w:r>
+      <w:r>
+        <w:t xml:space="preserve"> may be a distinct construct that learners can rate independently of accuracy and usability. This will be added to the RCT protocol.</w:t>
       </w:r>
     </w:p>
     <w:p>
@@ -5856,10 +6378,20 @@
           <w:b/>
           <w:bCs/>
         </w:rPr>
-        <w:t>Automatic score-audio alignment</w:t>
-      </w:r>
-      <w:r>
-        <w:t xml:space="preserve"> (Nakamura et al., 2017) to eliminate recording-dependence.</w:t>
+        <w:t>Pre-RCT tool extension: chord-level harmonic layer.</w:t>
+      </w:r>
+      <w:r>
+        <w:t xml:space="preserve"> The expert’s C4 recommendation will be incorporated into a v0.2.0 release before the RCT, so that the RCT evaluates the version the expert thought </w:t>
+      </w:r>
+      <w:r>
+        <w:rPr>
+          <w:i/>
+          <w:iCs/>
+        </w:rPr>
+        <w:t>should exist</w:t>
+      </w:r>
+      <w:r>
+        <w:t>, not the more limited v0.1.0.</w:t>
       </w:r>
     </w:p>
     <w:p>
@@ -5875,10 +6407,51 @@
           <w:b/>
           <w:bCs/>
         </w:rPr>
-        <w:t>Multi-piece dataset.</w:t>
-      </w:r>
-      <w:r>
-        <w:t xml:space="preserve"> Beethoven Op. 49 No. 2 mvt. I and Clementi Op. 36 No. 1 mvt. I encoded against the same JSON schema for comparative form study.</w:t>
+        <w:t>Multi-piece corpus prioritised.</w:t>
+      </w:r>
+      <w:r>
+        <w:t xml:space="preserve"> Per the C5 endorsement, </w:t>
+      </w:r>
+      <w:r>
+        <w:t xml:space="preserve">Beethoven Op. 49 No. 2 mvt. I and Clementi Op. 36 No. 1 mvt. I will be added to the corpus </w:t>
+      </w:r>
+      <w:r>
+        <w:rPr>
+          <w:i/>
+          <w:iCs/>
+        </w:rPr>
+        <w:t>before</w:t>
+      </w:r>
+      <w:r>
+        <w:t xml:space="preserve"> the RCT rather than as post-RCT future work, so the trial can also assess single-work-deep versus multi-piece-comparative conditions.</w:t>
+      </w:r>
+    </w:p>
+    <w:p>
+      <w:pPr>
+        <w:pStyle w:val="2"/>
+      </w:pPr>
+      <w:bookmarkStart w:id="41" w:name="limitations-of-this-pilot"/>
+      <w:bookmarkEnd w:id="40"/>
+      <w:r>
+        <w:t>6.5 Limitations of this pilot</w:t>
+      </w:r>
+    </w:p>
+    <w:p>
+      <w:pPr>
+        <w:pStyle w:val="FirstParagraph"/>
+      </w:pPr>
+      <w:r>
+        <w:t xml:space="preserve">This is a single-expert pilot review, not a generalizable empirical study. Its findings function as </w:t>
+      </w:r>
+      <w:r>
+        <w:rPr>
+          <w:i/>
+          <w:iCs/>
+        </w:rPr>
+        <w:t>design-stage validation</w:t>
+      </w:r>
+      <w:r>
+        <w:t xml:space="preserve"> and as input to refining the planned RCT, not as evidence of learner outcomes. We list the limitations explicitly:</w:t>
       </w:r>
     </w:p>
     <w:p>
@@ -5886,7 +6459,7 @@
         <w:pStyle w:val="Compact"/>
         <w:numPr>
           <w:ilvl w:val="0"/>
-          <w:numId w:val="14"/>
+          <w:numId w:val="15"/>
         </w:numPr>
       </w:pPr>
       <w:r>
@@ -5894,10 +6467,20 @@
           <w:b/>
           <w:bCs/>
         </w:rPr>
-        <w:t>Authoring mode.</w:t>
-      </w:r>
-      <w:r>
-        <w:t xml:space="preserve"> Learners label their own compositions with formal regions, producing reusable analysis artefacts.</w:t>
+        <w:t>n = 1.</w:t>
+      </w:r>
+      <w:r>
+        <w:t xml:space="preserve"> A single expert cannot characterize the distribution of expert opinion on this tool. The four themes reported in §6.3 should be read as </w:t>
+      </w:r>
+      <w:r>
+        <w:rPr>
+          <w:i/>
+          <w:iCs/>
+        </w:rPr>
+        <w:t>hypotheses generated by one informed observer</w:t>
+      </w:r>
+      <w:r>
+        <w:t>, not as patterns across a community of experts.</w:t>
       </w:r>
     </w:p>
     <w:p>
@@ -5905,7 +6488,7 @@
         <w:pStyle w:val="Compact"/>
         <w:numPr>
           <w:ilvl w:val="0"/>
-          <w:numId w:val="14"/>
+          <w:numId w:val="15"/>
         </w:numPr>
       </w:pPr>
       <w:r>
@@ -5913,10 +6496,10 @@
           <w:b/>
           <w:bCs/>
         </w:rPr>
-        <w:t>Other formal types.</w:t>
-      </w:r>
-      <w:r>
-        <w:t xml:space="preserve"> Rondo, theme-and-variations, and fugue, each requiring schema extension.</w:t>
+        <w:t>Maximum SUS score.</w:t>
+      </w:r>
+      <w:r>
+        <w:t xml:space="preserve"> The SUS of 100 is consistent across the ten items but indicates that this individual expert was strongly positively disposed toward the tool. We do not claim that learner SUS distributions will resemble this.</w:t>
       </w:r>
     </w:p>
     <w:p>
@@ -5924,7 +6507,7 @@
         <w:pStyle w:val="Compact"/>
         <w:numPr>
           <w:ilvl w:val="0"/>
-          <w:numId w:val="14"/>
+          <w:numId w:val="15"/>
         </w:numPr>
       </w:pPr>
       <w:r>
@@ -5932,24 +6515,343 @@
           <w:b/>
           <w:bCs/>
         </w:rPr>
+        <w:t>Brief responses.</w:t>
+      </w:r>
+      <w:r>
+        <w:t xml:space="preserve"> All six open-ended responses are short. This prevents the deeper thematic-analytic moves (cross-question triangulation, contradiction-spotting) that a richer interview protocol would have enabled. The responses still function as signal, but signal at lower bandwidth than a fully interviewed expert panel would supply.</w:t>
+      </w:r>
+    </w:p>
+    <w:p>
+      <w:pPr>
+        <w:pStyle w:val="Compact"/>
+        <w:numPr>
+          <w:ilvl w:val="0"/>
+          <w:numId w:val="15"/>
+        </w:numPr>
+      </w:pPr>
+      <w:r>
+        <w:rPr>
+          <w:b/>
+          <w:bCs/>
+        </w:rPr>
+        <w:t>Expert orientation toward design, not methodology.</w:t>
+      </w:r>
+      <w:r>
+        <w:t xml:space="preserve"> As noted in §6.3.3, the methodology question (C6) was answered with a design suggestion. We treat this as data about the expert’s professional orientation rather than as a deficit in the response, but it does mean the pilot yielded fewer methodological refinements for the RCT than initially hoped.</w:t>
+      </w:r>
+    </w:p>
+    <w:p>
+      <w:pPr>
+        <w:pStyle w:val="Compact"/>
+        <w:numPr>
+          <w:ilvl w:val="0"/>
+          <w:numId w:val="15"/>
+        </w:numPr>
+      </w:pPr>
+      <w:r>
+        <w:rPr>
+          <w:b/>
+          <w:bCs/>
+        </w:rPr>
+        <w:t>Pilot was self-administered.</w:t>
+      </w:r>
+      <w:r>
+        <w:t xml:space="preserve"> The expert worked through the Word survey instrument in their own environment rather than in a researcher-moderated session. This permits the expert greater reflection but loses the live observation of confusions or workarounds that a moderated cognitive walkthrough would have captured.</w:t>
+      </w:r>
+    </w:p>
+    <w:p>
+      <w:pPr>
+        <w:pStyle w:val="FirstParagraph"/>
+      </w:pPr>
+      <w:r>
+        <w:t xml:space="preserve">These limitations are precisely why this pilot is reported as </w:t>
+      </w:r>
+      <w:r>
+        <w:rPr>
+          <w:i/>
+          <w:iCs/>
+        </w:rPr>
+        <w:t>preliminary expert pilot review</w:t>
+      </w:r>
+      <w:r>
+        <w:t xml:space="preserve"> rather than as expert validation. The RCT planned in §7.3 is the empirical study against which the tool’s pedagogical claims will properly be tested.</w:t>
+      </w:r>
+    </w:p>
+    <w:p>
+      <w:pPr>
+        <w:pStyle w:val="1"/>
+      </w:pPr>
+      <w:bookmarkStart w:id="42" w:name="discussion"/>
+      <w:bookmarkEnd w:id="32"/>
+      <w:bookmarkEnd w:id="41"/>
+      <w:r>
+        <w:t>7. Discussion</w:t>
+      </w:r>
+    </w:p>
+    <w:p>
+      <w:pPr>
+        <w:pStyle w:val="2"/>
+      </w:pPr>
+      <w:bookmarkStart w:id="43" w:name="pedagogical-implications"/>
+      <w:r>
+        <w:t>7.1 Pedagogical Implications</w:t>
+      </w:r>
+    </w:p>
+    <w:p>
+      <w:pPr>
+        <w:pStyle w:val="FirstParagraph"/>
+      </w:pPr>
+      <w:r>
+        <w:t xml:space="preserve">Traditional verbal teaching often presents the recapitulation as “return-in-tonic,” handling deformations as exceptions; K. 545’s subdominant recapitulation makes a stronger pedagogical claim available, that Mozart </w:t>
+      </w:r>
+      <w:r>
+        <w:rPr>
+          <w:i/>
+          <w:iCs/>
+        </w:rPr>
+        <w:t>preserves the exposition’s modulation pattern</w:t>
+      </w:r>
+      <w:r>
+        <w:t xml:space="preserve"> by shifting the starting key down a fifth, so that the secondary theme arrives in the tonic on the second hearing. The synchronized color-coded view makes this </w:t>
+      </w:r>
+      <w:r>
+        <w:rPr>
+          <w:i/>
+          <w:iCs/>
+        </w:rPr>
+        <w:t>function-preserving</w:t>
+      </w:r>
+      <w:r>
+        <w:t xml:space="preserve"> character of the deformation visually self-evident, aligning with current form-functional approaches to musical analysis (Caplin, 1998, 2009). The pedagogical move, from rules-and-exceptions to functional flexibility, is the central educational claim of this work.</w:t>
+      </w:r>
+    </w:p>
+    <w:p>
+      <w:pPr>
+        <w:pStyle w:val="2"/>
+      </w:pPr>
+      <w:bookmarkStart w:id="44" w:name="methodological-and-tooling-implications"/>
+      <w:bookmarkEnd w:id="43"/>
+      <w:r>
+        <w:t>7.2 Methodological and Tooling Implications</w:t>
+      </w:r>
+    </w:p>
+    <w:p>
+      <w:pPr>
+        <w:pStyle w:val="Compact"/>
+        <w:numPr>
+          <w:ilvl w:val="0"/>
+          <w:numId w:val="16"/>
+        </w:numPr>
+      </w:pPr>
+      <w:r>
+        <w:rPr>
+          <w:b/>
+          <w:bCs/>
+        </w:rPr>
+        <w:t>First-class status of formal analysis.</w:t>
+      </w:r>
+      <w:r>
+        <w:t xml:space="preserve"> Encoding the analysis as a versioned JSON object, not as ephemeral pedagogical commentary, invites peer review of the analysis itself, machine reuse, and reproducibility.</w:t>
+      </w:r>
+    </w:p>
+    <w:p>
+      <w:pPr>
+        <w:pStyle w:val="Compact"/>
+        <w:numPr>
+          <w:ilvl w:val="0"/>
+          <w:numId w:val="16"/>
+        </w:numPr>
+      </w:pPr>
+      <w:r>
+        <w:rPr>
+          <w:b/>
+          <w:bCs/>
+        </w:rPr>
+        <w:t>Exposition-repeat folding.</w:t>
+      </w:r>
+      <w:r>
+        <w:t xml:space="preserve"> The non-monotonic mapping between audio time and analytical time during performer-elected repeats is a practical solution to a problem common across sonata-form recordings and applicable wherever the form contains an indicated repeat.</w:t>
+      </w:r>
+    </w:p>
+    <w:p>
+      <w:pPr>
+        <w:pStyle w:val="Compact"/>
+        <w:numPr>
+          <w:ilvl w:val="0"/>
+          <w:numId w:val="16"/>
+        </w:numPr>
+      </w:pPr>
+      <w:r>
+        <w:rPr>
+          <w:b/>
+          <w:bCs/>
+        </w:rPr>
+        <w:t>Demo mode as a copyright-pragmatic default.</w:t>
+      </w:r>
+      <w:r>
+        <w:t xml:space="preserve"> The WebAudio metronome allows the form layer to function in environments where no PD/CC audio is at hand, lowering the barrier to classroom adoption.</w:t>
+      </w:r>
+    </w:p>
+    <w:p>
+      <w:pPr>
+        <w:pStyle w:val="Compact"/>
+        <w:numPr>
+          <w:ilvl w:val="0"/>
+          <w:numId w:val="16"/>
+        </w:numPr>
+      </w:pPr>
+      <w:r>
+        <w:rPr>
+          <w:b/>
+          <w:bCs/>
+        </w:rPr>
+        <w:t>Single-dependency architecture.</w:t>
+      </w:r>
+      <w:r>
+        <w:t xml:space="preserve"> Course materials with one external library age more gracefully than those with complex build pipelines, a non-trivial property for syllabi designed to last multiple cohorts.</w:t>
+      </w:r>
+    </w:p>
+    <w:p>
+      <w:pPr>
+        <w:pStyle w:val="2"/>
+      </w:pPr>
+      <w:bookmarkStart w:id="45" w:name="limitations-and-future-work"/>
+      <w:bookmarkEnd w:id="44"/>
+      <w:r>
+        <w:t>7.3 Limitations and Future Work</w:t>
+      </w:r>
+    </w:p>
+    <w:p>
+      <w:pPr>
+        <w:pStyle w:val="FirstParagraph"/>
+      </w:pPr>
+      <w:r>
+        <w:t>This paper limits itself to system design, implementation, and pedagogical positioning. Empirical validation of learning effects is deferred to subsequent work. Planned next steps:</w:t>
+      </w:r>
+    </w:p>
+    <w:p>
+      <w:pPr>
+        <w:pStyle w:val="Compact"/>
+        <w:numPr>
+          <w:ilvl w:val="0"/>
+          <w:numId w:val="17"/>
+        </w:numPr>
+      </w:pPr>
+      <w:r>
+        <w:rPr>
+          <w:b/>
+          <w:bCs/>
+        </w:rPr>
+        <w:t>Randomized controlled trial</w:t>
+      </w:r>
+      <w:r>
+        <w:t xml:space="preserve"> comparing the synchronized condition to (a) audio + score without synchronization and (b) audio + verbal lecture only, with form-identification accuracy and the System Usability Scale (Brooke, 1996) as primary measures.</w:t>
+      </w:r>
+    </w:p>
+    <w:p>
+      <w:pPr>
+        <w:pStyle w:val="Compact"/>
+        <w:numPr>
+          <w:ilvl w:val="0"/>
+          <w:numId w:val="17"/>
+        </w:numPr>
+      </w:pPr>
+      <w:r>
+        <w:rPr>
+          <w:b/>
+          <w:bCs/>
+        </w:rPr>
+        <w:t>Automatic score-audio alignment</w:t>
+      </w:r>
+      <w:r>
+        <w:t xml:space="preserve"> (Nakamura et al., 2017) to eliminate recording-dependence.</w:t>
+      </w:r>
+    </w:p>
+    <w:p>
+      <w:pPr>
+        <w:pStyle w:val="Compact"/>
+        <w:numPr>
+          <w:ilvl w:val="0"/>
+          <w:numId w:val="17"/>
+        </w:numPr>
+      </w:pPr>
+      <w:r>
+        <w:rPr>
+          <w:b/>
+          <w:bCs/>
+        </w:rPr>
+        <w:t>Multi-piece dataset.</w:t>
+      </w:r>
+      <w:r>
+        <w:t xml:space="preserve"> Beethoven Op. 49 No. 2 mvt. I and Clementi Op. 36 No. 1 mvt. I encoded against the same JSON schema for comparative form study.</w:t>
+      </w:r>
+    </w:p>
+    <w:p>
+      <w:pPr>
+        <w:pStyle w:val="Compact"/>
+        <w:numPr>
+          <w:ilvl w:val="0"/>
+          <w:numId w:val="17"/>
+        </w:numPr>
+      </w:pPr>
+      <w:r>
+        <w:rPr>
+          <w:b/>
+          <w:bCs/>
+        </w:rPr>
+        <w:t>Authoring mode.</w:t>
+      </w:r>
+      <w:r>
+        <w:t xml:space="preserve"> Learners label their own compositions with formal regions, producing reusable analysis artefacts.</w:t>
+      </w:r>
+    </w:p>
+    <w:p>
+      <w:pPr>
+        <w:pStyle w:val="Compact"/>
+        <w:numPr>
+          <w:ilvl w:val="0"/>
+          <w:numId w:val="17"/>
+        </w:numPr>
+      </w:pPr>
+      <w:r>
+        <w:rPr>
+          <w:b/>
+          <w:bCs/>
+        </w:rPr>
+        <w:t>Other formal types.</w:t>
+      </w:r>
+      <w:r>
+        <w:t xml:space="preserve"> Rondo, theme-and-variations, and fugue, each requiring schema extension.</w:t>
+      </w:r>
+    </w:p>
+    <w:p>
+      <w:pPr>
+        <w:pStyle w:val="Compact"/>
+        <w:numPr>
+          <w:ilvl w:val="0"/>
+          <w:numId w:val="17"/>
+        </w:numPr>
+      </w:pPr>
+      <w:r>
+        <w:rPr>
+          <w:b/>
+          <w:bCs/>
+        </w:rPr>
         <w:t>Mobile responsiveness.</w:t>
       </w:r>
       <w:r>
-        <w:t xml:space="preserve"> </w:t>
-      </w:r>
-      <w:r>
-        <w:t>Extending the desktop-first design to tablet and phone form factors.</w:t>
+        <w:t xml:space="preserve"> Extending the desktop-first design to tablet and phone form factors.</w:t>
       </w:r>
     </w:p>
     <w:p>
       <w:pPr>
         <w:pStyle w:val="1"/>
       </w:pPr>
-      <w:bookmarkStart w:id="36" w:name="conclusion"/>
-      <w:bookmarkEnd w:id="32"/>
-      <w:bookmarkEnd w:id="35"/>
-      <w:r>
-        <w:t>7. Conclusion</w:t>
+      <w:bookmarkStart w:id="46" w:name="conclusion"/>
+      <w:bookmarkEnd w:id="42"/>
+      <w:bookmarkEnd w:id="45"/>
+      <w:r>
+        <w:t>8. Conclusion</w:t>
       </w:r>
     </w:p>
     <w:p>
@@ -5982,10 +6884,10 @@
       <w:pPr>
         <w:pStyle w:val="1"/>
       </w:pPr>
-      <w:bookmarkStart w:id="37" w:name="reproducibility"/>
-      <w:bookmarkEnd w:id="36"/>
-      <w:r>
-        <w:t>8. Reproducibility</w:t>
+      <w:bookmarkStart w:id="47" w:name="reproducibility"/>
+      <w:bookmarkEnd w:id="46"/>
+      <w:r>
+        <w:t>9. Reproducibility</w:t>
       </w:r>
     </w:p>
     <w:p>
@@ -6041,8 +6943,8 @@
       <w:pPr>
         <w:pStyle w:val="1"/>
       </w:pPr>
-      <w:bookmarkStart w:id="38" w:name="acknowledgments"/>
-      <w:bookmarkEnd w:id="37"/>
+      <w:bookmarkStart w:id="48" w:name="acknowledgments"/>
+      <w:bookmarkEnd w:id="47"/>
       <w:r>
         <w:t>Acknowledgments</w:t>
       </w:r>
@@ -6063,8 +6965,8 @@
       <w:pPr>
         <w:pStyle w:val="1"/>
       </w:pPr>
-      <w:bookmarkStart w:id="39" w:name="ethics-and-consent"/>
-      <w:bookmarkEnd w:id="38"/>
+      <w:bookmarkStart w:id="49" w:name="ethics-and-consent"/>
+      <w:bookmarkEnd w:id="48"/>
       <w:r>
         <w:t>Ethics and Consent</w:t>
       </w:r>
@@ -6074,18 +6976,18 @@
         <w:pStyle w:val="FirstParagraph"/>
       </w:pPr>
       <w:r>
-        <w:t>The present manuscript reports the design, implementation, and analytical case study of an open-source software tool. It does not include human-subjects evaluation, animal subjects, or human-derived data, and no ethics-committee approval is therefore required for the work reported here. The planned randomized controlled trial outlined in §6.3, which will involve undergraduate music-education majors as participants and the System Usability Scale (Brooke, 1996) as a primary measure, will be conducted under th</w:t>
-      </w:r>
-      <w:r>
-        <w:t>e appropriate institutional review board approval and reported in a separate follow-up publication.</w:t>
+        <w:t>The present manuscript reports the design, implementation, and analytical case study of an open-source software tool, supplemented by a single-expert pilot review (§6) treated under standard expert-evaluation methodology. It does not include learner-subjects evaluation, animal subjects, or human-derived data beyond the single expert pilot reviewer who provided written informed consent for anonymous reporting. The planned randomized controlled trial outlined in §7.3, which will involve undergraduate music-ed</w:t>
+      </w:r>
+      <w:r>
+        <w:t>ucation majors as participants and the System Usability Scale (Brooke, 1996) as a primary measure, will be conducted under the appropriate institutional review board approval and reported in a separate follow-up publication.</w:t>
       </w:r>
     </w:p>
     <w:p>
       <w:pPr>
         <w:pStyle w:val="1"/>
       </w:pPr>
-      <w:bookmarkStart w:id="40" w:name="competing-interests"/>
-      <w:bookmarkEnd w:id="39"/>
+      <w:bookmarkStart w:id="50" w:name="competing-interests"/>
+      <w:bookmarkEnd w:id="49"/>
       <w:r>
         <w:t>Competing Interests</w:t>
       </w:r>
@@ -6102,8 +7004,8 @@
       <w:pPr>
         <w:pStyle w:val="1"/>
       </w:pPr>
-      <w:bookmarkStart w:id="41" w:name="funding-information"/>
-      <w:bookmarkEnd w:id="40"/>
+      <w:bookmarkStart w:id="51" w:name="funding-information"/>
+      <w:bookmarkEnd w:id="50"/>
       <w:r>
         <w:t>Funding Information</w:t>
       </w:r>
@@ -6124,8 +7026,8 @@
       <w:pPr>
         <w:pStyle w:val="1"/>
       </w:pPr>
-      <w:bookmarkStart w:id="42" w:name="authors-contributions"/>
-      <w:bookmarkEnd w:id="41"/>
+      <w:bookmarkStart w:id="52" w:name="authors-contributions"/>
+      <w:bookmarkEnd w:id="51"/>
       <w:r>
         <w:t>Authors’ Contributions</w:t>
       </w:r>
@@ -6146,8 +7048,8 @@
       <w:pPr>
         <w:pStyle w:val="1"/>
       </w:pPr>
-      <w:bookmarkStart w:id="43" w:name="references"/>
-      <w:bookmarkEnd w:id="42"/>
+      <w:bookmarkStart w:id="53" w:name="references"/>
+      <w:bookmarkEnd w:id="52"/>
       <w:r>
         <w:t>References</w:t>
       </w:r>
@@ -6157,7 +7059,7 @@
         <w:pStyle w:val="Compact"/>
         <w:numPr>
           <w:ilvl w:val="0"/>
-          <w:numId w:val="15"/>
+          <w:numId w:val="18"/>
         </w:numPr>
       </w:pPr>
       <w:r>
@@ -6179,7 +7081,7 @@
         <w:pStyle w:val="Compact"/>
         <w:numPr>
           <w:ilvl w:val="0"/>
-          <w:numId w:val="15"/>
+          <w:numId w:val="18"/>
         </w:numPr>
       </w:pPr>
       <w:r>
@@ -6201,7 +7103,7 @@
         <w:pStyle w:val="Compact"/>
         <w:numPr>
           <w:ilvl w:val="0"/>
-          <w:numId w:val="15"/>
+          <w:numId w:val="18"/>
         </w:numPr>
       </w:pPr>
       <w:r>
@@ -6223,14 +7125,11 @@
         <w:pStyle w:val="Compact"/>
         <w:numPr>
           <w:ilvl w:val="0"/>
-          <w:numId w:val="15"/>
+          <w:numId w:val="18"/>
         </w:numPr>
       </w:pPr>
       <w:r>
-        <w:t xml:space="preserve">Cannam, C., Landone, C., &amp; Sandler, M. (2010). Sonic Visualiser: An </w:t>
-      </w:r>
-      <w:r>
-        <w:t xml:space="preserve">open source application for viewing, analysing, and annotating music audio files. In </w:t>
+        <w:t xml:space="preserve">Cannam, C., Landone, C., &amp; Sandler, M. (2010). Sonic Visualiser: An open source application for viewing, analysing, and annotating music audio files. In </w:t>
       </w:r>
       <w:r>
         <w:rPr>
@@ -6248,7 +7147,7 @@
         <w:pStyle w:val="Compact"/>
         <w:numPr>
           <w:ilvl w:val="0"/>
-          <w:numId w:val="15"/>
+          <w:numId w:val="18"/>
         </w:numPr>
       </w:pPr>
       <w:r>
@@ -6270,7 +7169,7 @@
         <w:pStyle w:val="Compact"/>
         <w:numPr>
           <w:ilvl w:val="0"/>
-          <w:numId w:val="15"/>
+          <w:numId w:val="18"/>
         </w:numPr>
       </w:pPr>
       <w:r>
@@ -6292,7 +7191,7 @@
         <w:pStyle w:val="Compact"/>
         <w:numPr>
           <w:ilvl w:val="0"/>
-          <w:numId w:val="15"/>
+          <w:numId w:val="18"/>
         </w:numPr>
       </w:pPr>
       <w:r>
@@ -6314,7 +7213,7 @@
         <w:pStyle w:val="Compact"/>
         <w:numPr>
           <w:ilvl w:val="0"/>
-          <w:numId w:val="15"/>
+          <w:numId w:val="18"/>
         </w:numPr>
       </w:pPr>
       <w:r>
@@ -6336,7 +7235,7 @@
         <w:pStyle w:val="Compact"/>
         <w:numPr>
           <w:ilvl w:val="0"/>
-          <w:numId w:val="15"/>
+          <w:numId w:val="18"/>
         </w:numPr>
       </w:pPr>
       <w:r>
@@ -6358,7 +7257,7 @@
         <w:pStyle w:val="Compact"/>
         <w:numPr>
           <w:ilvl w:val="0"/>
-          <w:numId w:val="15"/>
+          <w:numId w:val="18"/>
         </w:numPr>
       </w:pPr>
       <w:r>
@@ -6380,7 +7279,7 @@
         <w:pStyle w:val="Compact"/>
         <w:numPr>
           <w:ilvl w:val="0"/>
-          <w:numId w:val="15"/>
+          <w:numId w:val="18"/>
         </w:numPr>
       </w:pPr>
       <w:r>
@@ -6391,14 +7290,7 @@
           <w:i/>
           <w:iCs/>
         </w:rPr>
-        <w:t xml:space="preserve">Elements of sonata theory: </w:t>
-      </w:r>
-      <w:r>
-        <w:rPr>
-          <w:i/>
-          <w:iCs/>
-        </w:rPr>
-        <w:t>Norms, types, and deformations in the late-eighteenth-century sonata.</w:t>
+        <w:t>Elements of sonata theory: Norms, types, and deformations in the late-eighteenth-century sonata.</w:t>
       </w:r>
       <w:r>
         <w:t xml:space="preserve"> Oxford University Press.</w:t>
@@ -6409,7 +7301,7 @@
         <w:pStyle w:val="Compact"/>
         <w:numPr>
           <w:ilvl w:val="0"/>
-          <w:numId w:val="15"/>
+          <w:numId w:val="18"/>
         </w:numPr>
       </w:pPr>
       <w:r>
@@ -6431,7 +7323,7 @@
         <w:pStyle w:val="Compact"/>
         <w:numPr>
           <w:ilvl w:val="0"/>
-          <w:numId w:val="15"/>
+          <w:numId w:val="18"/>
         </w:numPr>
       </w:pPr>
       <w:r>
@@ -6453,7 +7345,7 @@
         <w:pStyle w:val="Compact"/>
         <w:numPr>
           <w:ilvl w:val="0"/>
-          <w:numId w:val="15"/>
+          <w:numId w:val="18"/>
         </w:numPr>
       </w:pPr>
       <w:r>
@@ -6475,7 +7367,7 @@
         <w:pStyle w:val="Compact"/>
         <w:numPr>
           <w:ilvl w:val="0"/>
-          <w:numId w:val="15"/>
+          <w:numId w:val="18"/>
         </w:numPr>
       </w:pPr>
       <w:r>
@@ -6489,7 +7381,10 @@
         <w:t>Multimedia learning</w:t>
       </w:r>
       <w:r>
-        <w:t xml:space="preserve"> (2nd ed.). Cambridge University Press.</w:t>
+        <w:t xml:space="preserve"> (2nd ed.). Cambridge </w:t>
+      </w:r>
+      <w:r>
+        <w:t>University Press.</w:t>
       </w:r>
     </w:p>
     <w:p>
@@ -6497,7 +7392,7 @@
         <w:pStyle w:val="Compact"/>
         <w:numPr>
           <w:ilvl w:val="0"/>
-          <w:numId w:val="15"/>
+          <w:numId w:val="18"/>
         </w:numPr>
       </w:pPr>
       <w:r>
@@ -6519,7 +7414,7 @@
         <w:pStyle w:val="Compact"/>
         <w:numPr>
           <w:ilvl w:val="0"/>
-          <w:numId w:val="15"/>
+          <w:numId w:val="18"/>
         </w:numPr>
       </w:pPr>
       <w:r>
@@ -6541,7 +7436,7 @@
         <w:pStyle w:val="Compact"/>
         <w:numPr>
           <w:ilvl w:val="0"/>
-          <w:numId w:val="15"/>
+          <w:numId w:val="18"/>
         </w:numPr>
       </w:pPr>
       <w:r>
@@ -6563,7 +7458,7 @@
         <w:pStyle w:val="Compact"/>
         <w:numPr>
           <w:ilvl w:val="0"/>
-          <w:numId w:val="15"/>
+          <w:numId w:val="18"/>
         </w:numPr>
       </w:pPr>
       <w:r>
@@ -6585,7 +7480,7 @@
         <w:pStyle w:val="Compact"/>
         <w:numPr>
           <w:ilvl w:val="0"/>
-          <w:numId w:val="15"/>
+          <w:numId w:val="18"/>
         </w:numPr>
       </w:pPr>
       <w:r>
@@ -6607,7 +7502,7 @@
         <w:pStyle w:val="Compact"/>
         <w:numPr>
           <w:ilvl w:val="0"/>
-          <w:numId w:val="15"/>
+          <w:numId w:val="18"/>
         </w:numPr>
       </w:pPr>
       <w:r>
@@ -6628,8 +7523,8 @@
       <w:pPr>
         <w:pStyle w:val="1"/>
       </w:pPr>
-      <w:bookmarkStart w:id="44" w:name="appendix-a.-screenshots"/>
-      <w:bookmarkEnd w:id="43"/>
+      <w:bookmarkStart w:id="54" w:name="appendix-a.-screenshots"/>
+      <w:bookmarkEnd w:id="53"/>
       <w:r>
         <w:t>Appendix A. Screenshots</w:t>
       </w:r>
@@ -6656,7 +7551,7 @@
         <w:pStyle w:val="Compact"/>
         <w:numPr>
           <w:ilvl w:val="0"/>
-          <w:numId w:val="16"/>
+          <w:numId w:val="19"/>
         </w:numPr>
       </w:pPr>
       <w:r>
@@ -6675,7 +7570,7 @@
         <w:pStyle w:val="Compact"/>
         <w:numPr>
           <w:ilvl w:val="0"/>
-          <w:numId w:val="16"/>
+          <w:numId w:val="19"/>
         </w:numPr>
       </w:pPr>
       <w:r>
@@ -6704,7 +7599,7 @@
         <w:pStyle w:val="Compact"/>
         <w:numPr>
           <w:ilvl w:val="0"/>
-          <w:numId w:val="16"/>
+          <w:numId w:val="19"/>
         </w:numPr>
       </w:pPr>
       <w:r>
@@ -6717,7 +7612,7 @@
       <w:r>
         <w:t xml:space="preserve"> Recapitulation P region (mm. 42–58) on the score with the pastel-amber section overlay visible at the section boundary; the F-major key signature (one flat) is the visible cue that distinguishes the recapitulation P from the C-major exposition P, illustrating K. 545’s subdominant-recapitulation deformation discussed in §3.3.</w:t>
       </w:r>
-      <w:bookmarkEnd w:id="44"/>
+      <w:bookmarkEnd w:id="54"/>
     </w:p>
     <w:sectPr>
       <w:headerReference w:type="even" r:id="rId8"/>
@@ -6930,7 +7825,7 @@
   <w:abstractNum w:abstractNumId="0" w15:restartNumberingAfterBreak="0">
     <w:nsid w:val="0000A990"/>
     <w:multiLevelType w:val="multilevel"/>
-    <w:tmpl w:val="56207C26"/>
+    <w:tmpl w:val="DDA80156"/>
     <w:lvl w:ilvl="0">
       <w:numFmt w:val="bullet"/>
       <w:lvlText w:val=" "/>
@@ -7007,7 +7902,7 @@
   <w:abstractNum w:abstractNumId="1" w15:restartNumberingAfterBreak="0">
     <w:nsid w:val="0000A991"/>
     <w:multiLevelType w:val="multilevel"/>
-    <w:tmpl w:val="00C6074C"/>
+    <w:tmpl w:val="B7C48C92"/>
     <w:lvl w:ilvl="0">
       <w:numFmt w:val="bullet"/>
       <w:lvlText w:val=""/>
@@ -7111,7 +8006,7 @@
   <w:abstractNum w:abstractNumId="2" w15:restartNumberingAfterBreak="0">
     <w:nsid w:val="00A99411"/>
     <w:multiLevelType w:val="multilevel"/>
-    <w:tmpl w:val="2BEC4F5E"/>
+    <w:tmpl w:val="FF3EBB4E"/>
     <w:lvl w:ilvl="0">
       <w:start w:val="1"/>
       <w:numFmt w:val="decimal"/>
@@ -7194,16 +8089,16 @@
       </w:pPr>
     </w:lvl>
   </w:abstractNum>
-  <w:num w:numId="1" w16cid:durableId="286082385">
+  <w:num w:numId="1" w16cid:durableId="496581142">
     <w:abstractNumId w:val="0"/>
   </w:num>
-  <w:num w:numId="2" w16cid:durableId="1063060516">
+  <w:num w:numId="2" w16cid:durableId="320618722">
     <w:abstractNumId w:val="1"/>
   </w:num>
-  <w:num w:numId="3" w16cid:durableId="597249825">
+  <w:num w:numId="3" w16cid:durableId="27532673">
     <w:abstractNumId w:val="1"/>
   </w:num>
-  <w:num w:numId="4" w16cid:durableId="447236727">
+  <w:num w:numId="4" w16cid:durableId="788549351">
     <w:abstractNumId w:val="2"/>
     <w:lvlOverride w:ilvl="0">
       <w:startOverride w:val="1"/>
@@ -7233,7 +8128,7 @@
       <w:startOverride w:val="1"/>
     </w:lvlOverride>
   </w:num>
-  <w:num w:numId="5" w16cid:durableId="1256675159">
+  <w:num w:numId="5" w16cid:durableId="1261986600">
     <w:abstractNumId w:val="2"/>
     <w:lvlOverride w:ilvl="0">
       <w:startOverride w:val="1"/>
@@ -7263,7 +8158,7 @@
       <w:startOverride w:val="1"/>
     </w:lvlOverride>
   </w:num>
-  <w:num w:numId="6" w16cid:durableId="1651592711">
+  <w:num w:numId="6" w16cid:durableId="293829075">
     <w:abstractNumId w:val="2"/>
     <w:lvlOverride w:ilvl="0">
       <w:startOverride w:val="1"/>
@@ -7293,7 +8188,7 @@
       <w:startOverride w:val="1"/>
     </w:lvlOverride>
   </w:num>
-  <w:num w:numId="7" w16cid:durableId="479689329">
+  <w:num w:numId="7" w16cid:durableId="1714575863">
     <w:abstractNumId w:val="2"/>
     <w:lvlOverride w:ilvl="0">
       <w:startOverride w:val="1"/>
@@ -7323,7 +8218,7 @@
       <w:startOverride w:val="1"/>
     </w:lvlOverride>
   </w:num>
-  <w:num w:numId="8" w16cid:durableId="677924922">
+  <w:num w:numId="8" w16cid:durableId="1572538330">
     <w:abstractNumId w:val="2"/>
     <w:lvlOverride w:ilvl="0">
       <w:startOverride w:val="1"/>
@@ -7353,10 +8248,10 @@
       <w:startOverride w:val="1"/>
     </w:lvlOverride>
   </w:num>
-  <w:num w:numId="9" w16cid:durableId="888303931">
+  <w:num w:numId="9" w16cid:durableId="1560745346">
     <w:abstractNumId w:val="1"/>
   </w:num>
-  <w:num w:numId="10" w16cid:durableId="669604406">
+  <w:num w:numId="10" w16cid:durableId="1855000953">
     <w:abstractNumId w:val="2"/>
     <w:lvlOverride w:ilvl="0">
       <w:startOverride w:val="1"/>
@@ -7386,10 +8281,10 @@
       <w:startOverride w:val="1"/>
     </w:lvlOverride>
   </w:num>
-  <w:num w:numId="11" w16cid:durableId="791285067">
+  <w:num w:numId="11" w16cid:durableId="1858300718">
     <w:abstractNumId w:val="1"/>
   </w:num>
-  <w:num w:numId="12" w16cid:durableId="966740116">
+  <w:num w:numId="12" w16cid:durableId="729033873">
     <w:abstractNumId w:val="2"/>
     <w:lvlOverride w:ilvl="0">
       <w:startOverride w:val="1"/>
@@ -7419,10 +8314,7 @@
       <w:startOverride w:val="1"/>
     </w:lvlOverride>
   </w:num>
-  <w:num w:numId="13" w16cid:durableId="662397431">
-    <w:abstractNumId w:val="1"/>
-  </w:num>
-  <w:num w:numId="14" w16cid:durableId="1013991363">
+  <w:num w:numId="13" w16cid:durableId="576212371">
     <w:abstractNumId w:val="2"/>
     <w:lvlOverride w:ilvl="0">
       <w:startOverride w:val="1"/>
@@ -7452,10 +8344,76 @@
       <w:startOverride w:val="1"/>
     </w:lvlOverride>
   </w:num>
-  <w:num w:numId="15" w16cid:durableId="1054886504">
+  <w:num w:numId="14" w16cid:durableId="319843904">
+    <w:abstractNumId w:val="2"/>
+    <w:lvlOverride w:ilvl="0">
+      <w:startOverride w:val="1"/>
+    </w:lvlOverride>
+    <w:lvlOverride w:ilvl="1">
+      <w:startOverride w:val="1"/>
+    </w:lvlOverride>
+    <w:lvlOverride w:ilvl="2">
+      <w:startOverride w:val="1"/>
+    </w:lvlOverride>
+    <w:lvlOverride w:ilvl="3">
+      <w:startOverride w:val="1"/>
+    </w:lvlOverride>
+    <w:lvlOverride w:ilvl="4">
+      <w:startOverride w:val="1"/>
+    </w:lvlOverride>
+    <w:lvlOverride w:ilvl="5">
+      <w:startOverride w:val="1"/>
+    </w:lvlOverride>
+    <w:lvlOverride w:ilvl="6">
+      <w:startOverride w:val="1"/>
+    </w:lvlOverride>
+    <w:lvlOverride w:ilvl="7">
+      <w:startOverride w:val="1"/>
+    </w:lvlOverride>
+    <w:lvlOverride w:ilvl="8">
+      <w:startOverride w:val="1"/>
+    </w:lvlOverride>
+  </w:num>
+  <w:num w:numId="15" w16cid:durableId="1748575561">
     <w:abstractNumId w:val="1"/>
   </w:num>
-  <w:num w:numId="16" w16cid:durableId="1010332925">
+  <w:num w:numId="16" w16cid:durableId="834805931">
+    <w:abstractNumId w:val="1"/>
+  </w:num>
+  <w:num w:numId="17" w16cid:durableId="1135100513">
+    <w:abstractNumId w:val="2"/>
+    <w:lvlOverride w:ilvl="0">
+      <w:startOverride w:val="1"/>
+    </w:lvlOverride>
+    <w:lvlOverride w:ilvl="1">
+      <w:startOverride w:val="1"/>
+    </w:lvlOverride>
+    <w:lvlOverride w:ilvl="2">
+      <w:startOverride w:val="1"/>
+    </w:lvlOverride>
+    <w:lvlOverride w:ilvl="3">
+      <w:startOverride w:val="1"/>
+    </w:lvlOverride>
+    <w:lvlOverride w:ilvl="4">
+      <w:startOverride w:val="1"/>
+    </w:lvlOverride>
+    <w:lvlOverride w:ilvl="5">
+      <w:startOverride w:val="1"/>
+    </w:lvlOverride>
+    <w:lvlOverride w:ilvl="6">
+      <w:startOverride w:val="1"/>
+    </w:lvlOverride>
+    <w:lvlOverride w:ilvl="7">
+      <w:startOverride w:val="1"/>
+    </w:lvlOverride>
+    <w:lvlOverride w:ilvl="8">
+      <w:startOverride w:val="1"/>
+    </w:lvlOverride>
+  </w:num>
+  <w:num w:numId="18" w16cid:durableId="1599368824">
+    <w:abstractNumId w:val="1"/>
+  </w:num>
+  <w:num w:numId="19" w16cid:durableId="1642224394">
     <w:abstractNumId w:val="1"/>
   </w:num>
 </w:numbering>
@@ -8687,7 +9645,7 @@
     <w:name w:val="header"/>
     <w:basedOn w:val="a"/>
     <w:link w:val="Char2"/>
-    <w:rsid w:val="005F45F7"/>
+    <w:rsid w:val="00385C5F"/>
     <w:pPr>
       <w:tabs>
         <w:tab w:val="center" w:pos="4513"/>
@@ -8700,13 +9658,13 @@
     <w:name w:val="머리글 Char"/>
     <w:basedOn w:val="a1"/>
     <w:link w:val="ad"/>
-    <w:rsid w:val="005F45F7"/>
+    <w:rsid w:val="00385C5F"/>
   </w:style>
   <w:style w:type="paragraph" w:styleId="ae">
     <w:name w:val="footer"/>
     <w:basedOn w:val="a"/>
     <w:link w:val="Char3"/>
-    <w:rsid w:val="005F45F7"/>
+    <w:rsid w:val="00385C5F"/>
     <w:pPr>
       <w:tabs>
         <w:tab w:val="center" w:pos="4513"/>
@@ -8719,17 +9677,17 @@
     <w:name w:val="바닥글 Char"/>
     <w:basedOn w:val="a1"/>
     <w:link w:val="ae"/>
-    <w:rsid w:val="005F45F7"/>
+    <w:rsid w:val="00385C5F"/>
   </w:style>
   <w:style w:type="character" w:styleId="af">
     <w:name w:val="page number"/>
     <w:basedOn w:val="a1"/>
-    <w:rsid w:val="005F45F7"/>
+    <w:rsid w:val="00385C5F"/>
   </w:style>
   <w:style w:type="character" w:styleId="af0">
     <w:name w:val="line number"/>
     <w:basedOn w:val="a1"/>
-    <w:rsid w:val="005F45F7"/>
+    <w:rsid w:val="00385C5F"/>
   </w:style>
 </w:styles>
 </file>

--- a/ko/paper/paper_en.docx
+++ b/ko/paper/paper_en.docx
@@ -6270,10 +6270,10 @@
       <w:pPr>
         <w:pStyle w:val="3"/>
       </w:pPr>
-      <w:bookmarkStart w:id="39" w:name="Xc74e2322a6b5ab3295b2a8972dbeb4726576a18"/>
+      <w:bookmarkStart w:id="39" w:name="X4b3be466686d378388712ff3ac02bda7cc4d1c3"/>
       <w:bookmarkEnd w:id="38"/>
       <w:r>
-        <w:t>6.3.4 Multi-piece extension is endorsed by the field expert</w:t>
+        <w:t>6.3.4 Multi-piece extension and real-world deployment endorsed</w:t>
       </w:r>
     </w:p>
     <w:p>
@@ -6291,10 +6291,17 @@
         <w:t>If there were diverse works, I would actively use them.</w:t>
       </w:r>
       <w:r>
-        <w:t xml:space="preserve">” </w:t>
-      </w:r>
-      <w:r>
-        <w:t xml:space="preserve">The verb is significant: not “could use” but “actively use.” A field expert with fifteen years of teaching practice signals that multi-piece extension would move the tool from </w:t>
+        <w:t>” The verb is significant: not “could use” but “actively use.” In an optional open-comment field at the end of the survey the expert added, unprompted, “</w:t>
+      </w:r>
+      <w:r>
+        <w:rPr>
+          <w:i/>
+          <w:iCs/>
+        </w:rPr>
+        <w:t>Personally, I hope this program is expanded and turned into a real, deployable tool.</w:t>
+      </w:r>
+      <w:r>
+        <w:t xml:space="preserve">” The two statements together signal a single underlying judgement: that the tool’s current single-work form is a </w:t>
       </w:r>
       <w:r>
         <w:rPr>
@@ -6304,17 +6311,10 @@
         <w:t>demonstration artefact</w:t>
       </w:r>
       <w:r>
-        <w:t xml:space="preserve"> to </w:t>
-      </w:r>
-      <w:r>
-        <w:rPr>
-          <w:i/>
-          <w:iCs/>
-        </w:rPr>
-        <w:t>recurring classroom resource</w:t>
-      </w:r>
-      <w:r>
-        <w:t xml:space="preserve"> in their personal practice. This converges with — and elevates the priority of — the multi-piece dataset already listed as future work in §7 (Beethoven Op. 49 No. 2 mvt. I and Clementi Op. 36 No. 1 mvt. I, encoded against the same JSON schema).</w:t>
+        <w:t>, and that the expert’s field practice would benefit from its maturation into a mult</w:t>
+      </w:r>
+      <w:r>
+        <w:t>i-work, deployment-grade resource. This converges with — and elevates the priority of — the multi-piece dataset already listed as future work in §7 (Beethoven Op. 49 No. 2 mvt. I and Clementi Op. 36 No. 1 mvt. I, encoded against the same JSON schema), and motivates a parallel commitment to production-readiness (documentation, classroom packaging, teacher- facing materials) beyond the research prototype reported here.</w:t>
       </w:r>
     </w:p>
     <w:p>
@@ -6428,6 +6428,35 @@
     </w:p>
     <w:p>
       <w:pPr>
+        <w:pStyle w:val="Compact"/>
+        <w:numPr>
+          <w:ilvl w:val="0"/>
+          <w:numId w:val="14"/>
+        </w:numPr>
+      </w:pPr>
+      <w:r>
+        <w:rPr>
+          <w:b/>
+          <w:bCs/>
+        </w:rPr>
+        <w:t>Production-readiness track in parallel.</w:t>
+      </w:r>
+      <w:r>
+        <w:t xml:space="preserve"> The expert’s unprompted comment that the tool should “</w:t>
+      </w:r>
+      <w:r>
+        <w:rPr>
+          <w:i/>
+          <w:iCs/>
+        </w:rPr>
+        <w:t>become a real, deployable tool</w:t>
+      </w:r>
+      <w:r>
+        <w:t>” frames a separate engineering track alongside the research RCT: documentation for non-author teachers, classroom packaging (offline-installable bundle, printable reference card), and a teacher-facing v1.0 release that does not depend on the live deployment URL.</w:t>
+      </w:r>
+    </w:p>
+    <w:p>
+      <w:pPr>
         <w:pStyle w:val="2"/>
       </w:pPr>
       <w:bookmarkStart w:id="41" w:name="limitations-of-this-pilot"/>
@@ -6745,7 +6774,10 @@
         <w:t>Randomized controlled trial</w:t>
       </w:r>
       <w:r>
-        <w:t xml:space="preserve"> comparing the synchronized condition to (a) audio + score without synchronization and (b) audio + verbal lecture only, with form-identification accuracy and the System Usability Scale (Brooke, 1996) as primary measures.</w:t>
+        <w:t xml:space="preserve"> comparing the synchronized condition </w:t>
+      </w:r>
+      <w:r>
+        <w:t>to (a) audio + score without synchronization and (b) audio + verbal lecture only, with form-identification accuracy and the System Usability Scale (Brooke, 1996) as primary measures.</w:t>
       </w:r>
     </w:p>
     <w:p>
@@ -6895,7 +6927,10 @@
         <w:pStyle w:val="FirstParagraph"/>
       </w:pPr>
       <w:r>
-        <w:t xml:space="preserve">All artifacts are released with persistent identifiers. The source code is available at https://github.com/rosyrosys/sonata-form-viz under the MIT License, and the v0.1.0 release is archived at </w:t>
+        <w:t xml:space="preserve">All artifacts are released with persistent identifiers. The source </w:t>
+      </w:r>
+      <w:r>
+        <w:t xml:space="preserve">code is available at https://github.com/rosyrosys/sonata-form-viz under the MIT License, and the v0.1.0 release is archived at </w:t>
       </w:r>
       <w:hyperlink r:id="rId7">
         <w:r>
@@ -7381,10 +7416,7 @@
         <w:t>Multimedia learning</w:t>
       </w:r>
       <w:r>
-        <w:t xml:space="preserve"> (2nd ed.). Cambridge </w:t>
-      </w:r>
-      <w:r>
-        <w:t>University Press.</w:t>
+        <w:t xml:space="preserve"> (2nd ed.). Cambridge University Press.</w:t>
       </w:r>
     </w:p>
     <w:p>
@@ -7825,7 +7857,7 @@
   <w:abstractNum w:abstractNumId="0" w15:restartNumberingAfterBreak="0">
     <w:nsid w:val="0000A990"/>
     <w:multiLevelType w:val="multilevel"/>
-    <w:tmpl w:val="DDA80156"/>
+    <w:tmpl w:val="B62C307A"/>
     <w:lvl w:ilvl="0">
       <w:numFmt w:val="bullet"/>
       <w:lvlText w:val=" "/>
@@ -7902,7 +7934,7 @@
   <w:abstractNum w:abstractNumId="1" w15:restartNumberingAfterBreak="0">
     <w:nsid w:val="0000A991"/>
     <w:multiLevelType w:val="multilevel"/>
-    <w:tmpl w:val="B7C48C92"/>
+    <w:tmpl w:val="AFA8775E"/>
     <w:lvl w:ilvl="0">
       <w:numFmt w:val="bullet"/>
       <w:lvlText w:val=""/>
@@ -8006,7 +8038,7 @@
   <w:abstractNum w:abstractNumId="2" w15:restartNumberingAfterBreak="0">
     <w:nsid w:val="00A99411"/>
     <w:multiLevelType w:val="multilevel"/>
-    <w:tmpl w:val="FF3EBB4E"/>
+    <w:tmpl w:val="0FFEF9B8"/>
     <w:lvl w:ilvl="0">
       <w:start w:val="1"/>
       <w:numFmt w:val="decimal"/>
@@ -8089,16 +8121,16 @@
       </w:pPr>
     </w:lvl>
   </w:abstractNum>
-  <w:num w:numId="1" w16cid:durableId="496581142">
+  <w:num w:numId="1" w16cid:durableId="109670792">
     <w:abstractNumId w:val="0"/>
   </w:num>
-  <w:num w:numId="2" w16cid:durableId="320618722">
+  <w:num w:numId="2" w16cid:durableId="46299681">
     <w:abstractNumId w:val="1"/>
   </w:num>
-  <w:num w:numId="3" w16cid:durableId="27532673">
+  <w:num w:numId="3" w16cid:durableId="1719694926">
     <w:abstractNumId w:val="1"/>
   </w:num>
-  <w:num w:numId="4" w16cid:durableId="788549351">
+  <w:num w:numId="4" w16cid:durableId="1586646169">
     <w:abstractNumId w:val="2"/>
     <w:lvlOverride w:ilvl="0">
       <w:startOverride w:val="1"/>
@@ -8128,7 +8160,7 @@
       <w:startOverride w:val="1"/>
     </w:lvlOverride>
   </w:num>
-  <w:num w:numId="5" w16cid:durableId="1261986600">
+  <w:num w:numId="5" w16cid:durableId="1114666287">
     <w:abstractNumId w:val="2"/>
     <w:lvlOverride w:ilvl="0">
       <w:startOverride w:val="1"/>
@@ -8158,7 +8190,7 @@
       <w:startOverride w:val="1"/>
     </w:lvlOverride>
   </w:num>
-  <w:num w:numId="6" w16cid:durableId="293829075">
+  <w:num w:numId="6" w16cid:durableId="1555193254">
     <w:abstractNumId w:val="2"/>
     <w:lvlOverride w:ilvl="0">
       <w:startOverride w:val="1"/>
@@ -8188,7 +8220,7 @@
       <w:startOverride w:val="1"/>
     </w:lvlOverride>
   </w:num>
-  <w:num w:numId="7" w16cid:durableId="1714575863">
+  <w:num w:numId="7" w16cid:durableId="1268781233">
     <w:abstractNumId w:val="2"/>
     <w:lvlOverride w:ilvl="0">
       <w:startOverride w:val="1"/>
@@ -8218,7 +8250,7 @@
       <w:startOverride w:val="1"/>
     </w:lvlOverride>
   </w:num>
-  <w:num w:numId="8" w16cid:durableId="1572538330">
+  <w:num w:numId="8" w16cid:durableId="84573830">
     <w:abstractNumId w:val="2"/>
     <w:lvlOverride w:ilvl="0">
       <w:startOverride w:val="1"/>
@@ -8248,10 +8280,10 @@
       <w:startOverride w:val="1"/>
     </w:lvlOverride>
   </w:num>
-  <w:num w:numId="9" w16cid:durableId="1560745346">
+  <w:num w:numId="9" w16cid:durableId="1360736904">
     <w:abstractNumId w:val="1"/>
   </w:num>
-  <w:num w:numId="10" w16cid:durableId="1855000953">
+  <w:num w:numId="10" w16cid:durableId="55977853">
     <w:abstractNumId w:val="2"/>
     <w:lvlOverride w:ilvl="0">
       <w:startOverride w:val="1"/>
@@ -8281,10 +8313,10 @@
       <w:startOverride w:val="1"/>
     </w:lvlOverride>
   </w:num>
-  <w:num w:numId="11" w16cid:durableId="1858300718">
+  <w:num w:numId="11" w16cid:durableId="300430230">
     <w:abstractNumId w:val="1"/>
   </w:num>
-  <w:num w:numId="12" w16cid:durableId="729033873">
+  <w:num w:numId="12" w16cid:durableId="958687649">
     <w:abstractNumId w:val="2"/>
     <w:lvlOverride w:ilvl="0">
       <w:startOverride w:val="1"/>
@@ -8314,7 +8346,7 @@
       <w:startOverride w:val="1"/>
     </w:lvlOverride>
   </w:num>
-  <w:num w:numId="13" w16cid:durableId="576212371">
+  <w:num w:numId="13" w16cid:durableId="1932422140">
     <w:abstractNumId w:val="2"/>
     <w:lvlOverride w:ilvl="0">
       <w:startOverride w:val="1"/>
@@ -8344,7 +8376,7 @@
       <w:startOverride w:val="1"/>
     </w:lvlOverride>
   </w:num>
-  <w:num w:numId="14" w16cid:durableId="319843904">
+  <w:num w:numId="14" w16cid:durableId="2038047402">
     <w:abstractNumId w:val="2"/>
     <w:lvlOverride w:ilvl="0">
       <w:startOverride w:val="1"/>
@@ -8374,13 +8406,13 @@
       <w:startOverride w:val="1"/>
     </w:lvlOverride>
   </w:num>
-  <w:num w:numId="15" w16cid:durableId="1748575561">
+  <w:num w:numId="15" w16cid:durableId="1766727270">
     <w:abstractNumId w:val="1"/>
   </w:num>
-  <w:num w:numId="16" w16cid:durableId="834805931">
+  <w:num w:numId="16" w16cid:durableId="1126121478">
     <w:abstractNumId w:val="1"/>
   </w:num>
-  <w:num w:numId="17" w16cid:durableId="1135100513">
+  <w:num w:numId="17" w16cid:durableId="345984171">
     <w:abstractNumId w:val="2"/>
     <w:lvlOverride w:ilvl="0">
       <w:startOverride w:val="1"/>
@@ -8410,10 +8442,10 @@
       <w:startOverride w:val="1"/>
     </w:lvlOverride>
   </w:num>
-  <w:num w:numId="18" w16cid:durableId="1599368824">
+  <w:num w:numId="18" w16cid:durableId="1247886642">
     <w:abstractNumId w:val="1"/>
   </w:num>
-  <w:num w:numId="19" w16cid:durableId="1642224394">
+  <w:num w:numId="19" w16cid:durableId="1124616897">
     <w:abstractNumId w:val="1"/>
   </w:num>
 </w:numbering>
@@ -9645,7 +9677,7 @@
     <w:name w:val="header"/>
     <w:basedOn w:val="a"/>
     <w:link w:val="Char2"/>
-    <w:rsid w:val="00385C5F"/>
+    <w:rsid w:val="00C838E2"/>
     <w:pPr>
       <w:tabs>
         <w:tab w:val="center" w:pos="4513"/>
@@ -9658,13 +9690,13 @@
     <w:name w:val="머리글 Char"/>
     <w:basedOn w:val="a1"/>
     <w:link w:val="ad"/>
-    <w:rsid w:val="00385C5F"/>
+    <w:rsid w:val="00C838E2"/>
   </w:style>
   <w:style w:type="paragraph" w:styleId="ae">
     <w:name w:val="footer"/>
     <w:basedOn w:val="a"/>
     <w:link w:val="Char3"/>
-    <w:rsid w:val="00385C5F"/>
+    <w:rsid w:val="00C838E2"/>
     <w:pPr>
       <w:tabs>
         <w:tab w:val="center" w:pos="4513"/>
@@ -9677,17 +9709,17 @@
     <w:name w:val="바닥글 Char"/>
     <w:basedOn w:val="a1"/>
     <w:link w:val="ae"/>
-    <w:rsid w:val="00385C5F"/>
+    <w:rsid w:val="00C838E2"/>
   </w:style>
   <w:style w:type="character" w:styleId="af">
     <w:name w:val="page number"/>
     <w:basedOn w:val="a1"/>
-    <w:rsid w:val="00385C5F"/>
+    <w:rsid w:val="00C838E2"/>
   </w:style>
   <w:style w:type="character" w:styleId="af0">
     <w:name w:val="line number"/>
     <w:basedOn w:val="a1"/>
-    <w:rsid w:val="00385C5F"/>
+    <w:rsid w:val="00C838E2"/>
   </w:style>
 </w:styles>
 </file>

--- a/ko/paper/paper_en.docx
+++ b/ko/paper/paper_en.docx
@@ -7142,17 +7142,17 @@
         </w:numPr>
       </w:pPr>
       <w:r>
-        <w:t xml:space="preserve">Brooke, J. (1996). SUS: A “quick and dirty” usability scale. In P. W. Jordan, B. Thomas, B. A. Weerdmeester, &amp; I. L. McClelland (Eds.), </w:t>
-      </w:r>
-      <w:r>
-        <w:rPr>
-          <w:i/>
-          <w:iCs/>
-        </w:rPr>
-        <w:t>Usability Evaluation in Industry</w:t>
-      </w:r>
-      <w:r>
-        <w:t xml:space="preserve"> (pp. 189–194). Taylor &amp; Francis.</w:t>
+        <w:t xml:space="preserve">Braun, V., &amp; Clarke, V. (2006). Using thematic analysis in psychology. </w:t>
+      </w:r>
+      <w:r>
+        <w:rPr>
+          <w:i/>
+          <w:iCs/>
+        </w:rPr>
+        <w:t>Qualitative Research in Psychology, 3</w:t>
+      </w:r>
+      <w:r>
+        <w:t>(2), 77–101. https://doi.org/10.1191/1478088706qp063oa</w:t>
       </w:r>
     </w:p>
     <w:p>
@@ -7164,17 +7164,17 @@
         </w:numPr>
       </w:pPr>
       <w:r>
-        <w:t xml:space="preserve">Cannam, C., Landone, C., &amp; Sandler, M. (2010). Sonic Visualiser: An open source application for viewing, analysing, and annotating music audio files. In </w:t>
-      </w:r>
-      <w:r>
-        <w:rPr>
-          <w:i/>
-          <w:iCs/>
-        </w:rPr>
-        <w:t>Proceedings of the ACM Multimedia 2010 International Conference</w:t>
-      </w:r>
-      <w:r>
-        <w:t xml:space="preserve"> (pp. 1467–1468).</w:t>
+        <w:t xml:space="preserve">Brooke, J. (1996). SUS: A “quick and dirty” usability scale. In P. W. Jordan, B. Thomas, B. A. Weerdmeester, &amp; I. L. McClelland (Eds.), </w:t>
+      </w:r>
+      <w:r>
+        <w:rPr>
+          <w:i/>
+          <w:iCs/>
+        </w:rPr>
+        <w:t>Usability Evaluation in Industry</w:t>
+      </w:r>
+      <w:r>
+        <w:t xml:space="preserve"> (pp. 189–194). Taylor &amp; Francis.</w:t>
       </w:r>
     </w:p>
     <w:p>
@@ -7186,6 +7186,28 @@
         </w:numPr>
       </w:pPr>
       <w:r>
+        <w:t xml:space="preserve">Cannam, C., Landone, C., &amp; Sandler, M. (2010). Sonic Visualiser: An open source application for viewing, analysing, and annotating music audio files. In </w:t>
+      </w:r>
+      <w:r>
+        <w:rPr>
+          <w:i/>
+          <w:iCs/>
+        </w:rPr>
+        <w:t>Proceedings of the ACM Multimedia 2010 International Conference</w:t>
+      </w:r>
+      <w:r>
+        <w:t xml:space="preserve"> (pp. 1467–1468).</w:t>
+      </w:r>
+    </w:p>
+    <w:p>
+      <w:pPr>
+        <w:pStyle w:val="Compact"/>
+        <w:numPr>
+          <w:ilvl w:val="0"/>
+          <w:numId w:val="18"/>
+        </w:numPr>
+      </w:pPr>
+      <w:r>
         <w:t xml:space="preserve">Caplin, W. E. (1998). </w:t>
       </w:r>
       <w:r>
@@ -7193,7 +7215,14 @@
           <w:i/>
           <w:iCs/>
         </w:rPr>
-        <w:t>Classical form: A theory of formal functions for the instrumental music of Haydn, Mozart, and Beethoven.</w:t>
+        <w:t xml:space="preserve">Classical form: A theory of formal functions </w:t>
+      </w:r>
+      <w:r>
+        <w:rPr>
+          <w:i/>
+          <w:iCs/>
+        </w:rPr>
+        <w:t>for the instrumental music of Haydn, Mozart, and Beethoven.</w:t>
       </w:r>
       <w:r>
         <w:t xml:space="preserve"> Oxford University Press.</w:t>
@@ -7857,7 +7886,7 @@
   <w:abstractNum w:abstractNumId="0" w15:restartNumberingAfterBreak="0">
     <w:nsid w:val="0000A990"/>
     <w:multiLevelType w:val="multilevel"/>
-    <w:tmpl w:val="B62C307A"/>
+    <w:tmpl w:val="84CAAA50"/>
     <w:lvl w:ilvl="0">
       <w:numFmt w:val="bullet"/>
       <w:lvlText w:val=" "/>
@@ -7934,7 +7963,7 @@
   <w:abstractNum w:abstractNumId="1" w15:restartNumberingAfterBreak="0">
     <w:nsid w:val="0000A991"/>
     <w:multiLevelType w:val="multilevel"/>
-    <w:tmpl w:val="AFA8775E"/>
+    <w:tmpl w:val="05781F6E"/>
     <w:lvl w:ilvl="0">
       <w:numFmt w:val="bullet"/>
       <w:lvlText w:val=""/>
@@ -8038,7 +8067,7 @@
   <w:abstractNum w:abstractNumId="2" w15:restartNumberingAfterBreak="0">
     <w:nsid w:val="00A99411"/>
     <w:multiLevelType w:val="multilevel"/>
-    <w:tmpl w:val="0FFEF9B8"/>
+    <w:tmpl w:val="FD52F88E"/>
     <w:lvl w:ilvl="0">
       <w:start w:val="1"/>
       <w:numFmt w:val="decimal"/>
@@ -8121,16 +8150,16 @@
       </w:pPr>
     </w:lvl>
   </w:abstractNum>
-  <w:num w:numId="1" w16cid:durableId="109670792">
+  <w:num w:numId="1" w16cid:durableId="2054037791">
     <w:abstractNumId w:val="0"/>
   </w:num>
-  <w:num w:numId="2" w16cid:durableId="46299681">
+  <w:num w:numId="2" w16cid:durableId="50620203">
     <w:abstractNumId w:val="1"/>
   </w:num>
-  <w:num w:numId="3" w16cid:durableId="1719694926">
+  <w:num w:numId="3" w16cid:durableId="2095973109">
     <w:abstractNumId w:val="1"/>
   </w:num>
-  <w:num w:numId="4" w16cid:durableId="1586646169">
+  <w:num w:numId="4" w16cid:durableId="1394432264">
     <w:abstractNumId w:val="2"/>
     <w:lvlOverride w:ilvl="0">
       <w:startOverride w:val="1"/>
@@ -8160,7 +8189,7 @@
       <w:startOverride w:val="1"/>
     </w:lvlOverride>
   </w:num>
-  <w:num w:numId="5" w16cid:durableId="1114666287">
+  <w:num w:numId="5" w16cid:durableId="701706041">
     <w:abstractNumId w:val="2"/>
     <w:lvlOverride w:ilvl="0">
       <w:startOverride w:val="1"/>
@@ -8190,7 +8219,7 @@
       <w:startOverride w:val="1"/>
     </w:lvlOverride>
   </w:num>
-  <w:num w:numId="6" w16cid:durableId="1555193254">
+  <w:num w:numId="6" w16cid:durableId="1021973687">
     <w:abstractNumId w:val="2"/>
     <w:lvlOverride w:ilvl="0">
       <w:startOverride w:val="1"/>
@@ -8220,7 +8249,7 @@
       <w:startOverride w:val="1"/>
     </w:lvlOverride>
   </w:num>
-  <w:num w:numId="7" w16cid:durableId="1268781233">
+  <w:num w:numId="7" w16cid:durableId="1261569490">
     <w:abstractNumId w:val="2"/>
     <w:lvlOverride w:ilvl="0">
       <w:startOverride w:val="1"/>
@@ -8250,7 +8279,7 @@
       <w:startOverride w:val="1"/>
     </w:lvlOverride>
   </w:num>
-  <w:num w:numId="8" w16cid:durableId="84573830">
+  <w:num w:numId="8" w16cid:durableId="407269410">
     <w:abstractNumId w:val="2"/>
     <w:lvlOverride w:ilvl="0">
       <w:startOverride w:val="1"/>
@@ -8280,10 +8309,10 @@
       <w:startOverride w:val="1"/>
     </w:lvlOverride>
   </w:num>
-  <w:num w:numId="9" w16cid:durableId="1360736904">
+  <w:num w:numId="9" w16cid:durableId="773668310">
     <w:abstractNumId w:val="1"/>
   </w:num>
-  <w:num w:numId="10" w16cid:durableId="55977853">
+  <w:num w:numId="10" w16cid:durableId="1575771891">
     <w:abstractNumId w:val="2"/>
     <w:lvlOverride w:ilvl="0">
       <w:startOverride w:val="1"/>
@@ -8313,10 +8342,10 @@
       <w:startOverride w:val="1"/>
     </w:lvlOverride>
   </w:num>
-  <w:num w:numId="11" w16cid:durableId="300430230">
+  <w:num w:numId="11" w16cid:durableId="523134546">
     <w:abstractNumId w:val="1"/>
   </w:num>
-  <w:num w:numId="12" w16cid:durableId="958687649">
+  <w:num w:numId="12" w16cid:durableId="769930973">
     <w:abstractNumId w:val="2"/>
     <w:lvlOverride w:ilvl="0">
       <w:startOverride w:val="1"/>
@@ -8346,7 +8375,7 @@
       <w:startOverride w:val="1"/>
     </w:lvlOverride>
   </w:num>
-  <w:num w:numId="13" w16cid:durableId="1932422140">
+  <w:num w:numId="13" w16cid:durableId="1686130812">
     <w:abstractNumId w:val="2"/>
     <w:lvlOverride w:ilvl="0">
       <w:startOverride w:val="1"/>
@@ -8376,7 +8405,7 @@
       <w:startOverride w:val="1"/>
     </w:lvlOverride>
   </w:num>
-  <w:num w:numId="14" w16cid:durableId="2038047402">
+  <w:num w:numId="14" w16cid:durableId="376130494">
     <w:abstractNumId w:val="2"/>
     <w:lvlOverride w:ilvl="0">
       <w:startOverride w:val="1"/>
@@ -8406,13 +8435,13 @@
       <w:startOverride w:val="1"/>
     </w:lvlOverride>
   </w:num>
-  <w:num w:numId="15" w16cid:durableId="1766727270">
+  <w:num w:numId="15" w16cid:durableId="117069576">
     <w:abstractNumId w:val="1"/>
   </w:num>
-  <w:num w:numId="16" w16cid:durableId="1126121478">
+  <w:num w:numId="16" w16cid:durableId="1255044822">
     <w:abstractNumId w:val="1"/>
   </w:num>
-  <w:num w:numId="17" w16cid:durableId="345984171">
+  <w:num w:numId="17" w16cid:durableId="864711763">
     <w:abstractNumId w:val="2"/>
     <w:lvlOverride w:ilvl="0">
       <w:startOverride w:val="1"/>
@@ -8442,10 +8471,10 @@
       <w:startOverride w:val="1"/>
     </w:lvlOverride>
   </w:num>
-  <w:num w:numId="18" w16cid:durableId="1247886642">
+  <w:num w:numId="18" w16cid:durableId="1520585191">
     <w:abstractNumId w:val="1"/>
   </w:num>
-  <w:num w:numId="19" w16cid:durableId="1124616897">
+  <w:num w:numId="19" w16cid:durableId="1521895862">
     <w:abstractNumId w:val="1"/>
   </w:num>
 </w:numbering>
@@ -9677,7 +9706,7 @@
     <w:name w:val="header"/>
     <w:basedOn w:val="a"/>
     <w:link w:val="Char2"/>
-    <w:rsid w:val="00C838E2"/>
+    <w:rsid w:val="0016304F"/>
     <w:pPr>
       <w:tabs>
         <w:tab w:val="center" w:pos="4513"/>
@@ -9690,13 +9719,13 @@
     <w:name w:val="머리글 Char"/>
     <w:basedOn w:val="a1"/>
     <w:link w:val="ad"/>
-    <w:rsid w:val="00C838E2"/>
+    <w:rsid w:val="0016304F"/>
   </w:style>
   <w:style w:type="paragraph" w:styleId="ae">
     <w:name w:val="footer"/>
     <w:basedOn w:val="a"/>
     <w:link w:val="Char3"/>
-    <w:rsid w:val="00C838E2"/>
+    <w:rsid w:val="0016304F"/>
     <w:pPr>
       <w:tabs>
         <w:tab w:val="center" w:pos="4513"/>
@@ -9709,17 +9738,17 @@
     <w:name w:val="바닥글 Char"/>
     <w:basedOn w:val="a1"/>
     <w:link w:val="ae"/>
-    <w:rsid w:val="00C838E2"/>
+    <w:rsid w:val="0016304F"/>
   </w:style>
   <w:style w:type="character" w:styleId="af">
     <w:name w:val="page number"/>
     <w:basedOn w:val="a1"/>
-    <w:rsid w:val="00C838E2"/>
+    <w:rsid w:val="0016304F"/>
   </w:style>
   <w:style w:type="character" w:styleId="af0">
     <w:name w:val="line number"/>
     <w:basedOn w:val="a1"/>
-    <w:rsid w:val="00C838E2"/>
+    <w:rsid w:val="0016304F"/>
   </w:style>
 </w:styles>
 </file>

--- a/ko/paper/paper_en.docx
+++ b/ko/paper/paper_en.docx
@@ -49,10 +49,14 @@
         <w:t>Sonata form is a central topic in music-theory and music-history curricula, yet learners routinely report difficulty perceiving formal structure while listening: the hierarchical relation between sections, theme zones, and the moment-to-moment audio is not directly legible from a printed score. Existing computational tools for music visualization either treat formal annotations as auxiliary metadata rather than as first-class data, or have not been designed for the practical edge cases of learner-facing use</w:t>
       </w:r>
       <w:r>
-        <w:t>, most prominently the performer-elected exposition repeat. We present an open-source, web-based tool that synchronizes a MusicXML score, audio playback, and a two-level formal-analysis layer (sections × theme zones) along a single timeline, demonstrated on Mozart’s Piano Sonata in C major, K. 545, first movement (73 measures). The system renders MusicXML through OpenSheetMusicDisplay and paints section and theme-zone colors directly onto the score at the measure level. We introduce an exposition-repeat fol</w:t>
-      </w:r>
-      <w:r>
-        <w:t>ding map: a piecewise non-monotonic time function that preserves analytical monotonicity under performer- elected repeats, an edge case that no prior open music-visualization system has addressed with an explicit time map. Together, the tool and the released analysis schema provide an open infrastructure for both classroom teaching of formal hierarchy and downstream computational reuse on other works in the sonata-form repertoire.</w:t>
+        <w:t>, most prominently the performer-elected exposition repeat. We present an open-source, web-based tool that synchronizes a MusicXML score, audio playback, and a two-level formal-analysis layer (sections × theme zones) along a single timeline, demonstrated on Mozart’s Piano Sonata in C major, K. 545, first movement (73 measures). The system renders MusicXML through OpenSheetMusicDisplay and paints section and theme-zone colors directly onto the score at the measure level, and supports performer-elected exposi</w:t>
+      </w:r>
+      <w:r>
+        <w:t xml:space="preserve">tion repeats through an explicit exposition-repeat folding map. Together, the tool and the released analysis schema provide an </w:t>
+      </w:r>
+      <w:r>
+        <w:lastRenderedPageBreak/>
+        <w:t>open infrastructure for both classroom teaching of formal hierarchy and downstream computational reuse on other works in the sonata-form repertoire.</w:t>
       </w:r>
     </w:p>
     <w:p>
@@ -99,7 +103,6 @@
       <w:bookmarkStart w:id="2" w:name="introduction"/>
       <w:bookmarkEnd w:id="1"/>
       <w:r>
-        <w:lastRenderedPageBreak/>
         <w:t>1. Introduction</w:t>
       </w:r>
     </w:p>
@@ -185,6 +188,7 @@
         <w:pStyle w:val="FirstParagraph"/>
       </w:pPr>
       <w:r>
+        <w:lastRenderedPageBreak/>
         <w:t xml:space="preserve">Digital tools offer a route to closing these gaps through </w:t>
       </w:r>
       <w:r>
@@ -301,7 +305,7 @@
         <w:pStyle w:val="FirstParagraph"/>
       </w:pPr>
       <w:r>
-        <w:t>This work contributes four artifacts to the TISMIR Tools-and-Datasets layer:</w:t>
+        <w:t>We make four contributions:</w:t>
       </w:r>
     </w:p>
     <w:p>
@@ -317,7 +321,6 @@
           <w:b/>
           <w:bCs/>
         </w:rPr>
-        <w:lastRenderedPageBreak/>
         <w:t>A learner-facing open-source tool</w:t>
       </w:r>
       <w:r>
@@ -337,6 +340,7 @@
           <w:b/>
           <w:bCs/>
         </w:rPr>
+        <w:lastRenderedPageBreak/>
         <w:t>An open analysis schema and dataset</w:t>
       </w:r>
       <w:r>
@@ -396,7 +400,7 @@
         <w:pStyle w:val="FirstParagraph"/>
       </w:pPr>
       <w:r>
-        <w:t>Empirical validation of learning effects is reserved for a planned randomized controlled trial; the present contribution is the open infrastructure layer on which such evaluation can be built.</w:t>
+        <w:t>Empirical validation of learning effects is reserved for a planned randomized controlled trial; the present submission provides the open infrastructure on which such evaluation can be built.</w:t>
       </w:r>
     </w:p>
     <w:p>
@@ -451,6 +455,7 @@
           <w:b/>
           <w:bCs/>
         </w:rPr>
+        <w:lastRenderedPageBreak/>
         <w:t>Theme zones.</w:t>
       </w:r>
       <w:r>
@@ -771,7 +776,11 @@
         <w:t>pitch</w:t>
       </w:r>
       <w:r>
-        <w:t xml:space="preserve"> dimension. Our tool’s two-tier scheme (sections plus theme zones, with WCAG-2.1 contrast and non-color redundancy) applies the same color–music representational principle, but at the </w:t>
+        <w:t xml:space="preserve"> dimension. Our tool’s two-tier scheme (sections plus theme </w:t>
+      </w:r>
+      <w:r>
+        <w:lastRenderedPageBreak/>
+        <w:t xml:space="preserve">zones, with WCAG-2.1 contrast and non-color redundancy) applies the same color–music representational principle, but at the </w:t>
       </w:r>
       <w:r>
         <w:rPr>
@@ -913,7 +922,11 @@
         <w:t>sonata_structure.json</w:t>
       </w:r>
       <w:r>
-        <w:t xml:space="preserve"> is not metadata attached to a Dezrann annotation but a stand-alone, peer-reviewable, versioned object licensed CC BY 4.0. This makes it directly reusable in MIR pipelines and in derivative analyses of other works, in the same sense that the Allegraud et al. (2019) sonata-form corpus has been reused.</w:t>
+        <w:t xml:space="preserve"> is not metadata attached to a Dezrann annotation but a </w:t>
+      </w:r>
+      <w:r>
+        <w:lastRenderedPageBreak/>
+        <w:t>stand-alone, peer-reviewable, versioned object licensed CC BY 4.0. This makes it directly reusable in MIR pipelines and in derivative analyses of other works, in the same sense that the Allegraud et al. (2019) sonata-form corpus has been reused.</w:t>
       </w:r>
     </w:p>
     <w:p>
@@ -1514,26 +1527,34 @@
               <w:rPr>
                 <w:sz w:val="22"/>
               </w:rPr>
-              <w:t>iAnalyse (Couprie 2008)</w:t>
-            </w:r>
-          </w:p>
-        </w:tc>
-        <w:tc>
-          <w:tcPr>
-            <w:tcW w:w="0" w:type="auto"/>
-          </w:tcPr>
-          <w:p>
-            <w:pPr>
-              <w:pStyle w:val="Compact"/>
-              <w:spacing w:line="240" w:lineRule="auto"/>
-              <w:rPr>
-                <w:sz w:val="22"/>
-              </w:rPr>
-            </w:pPr>
-            <w:r>
-              <w:rPr>
-                <w:sz w:val="22"/>
-              </w:rPr>
+              <w:t xml:space="preserve">iAnalyse (Couprie </w:t>
+            </w:r>
+            <w:r>
+              <w:rPr>
+                <w:sz w:val="22"/>
+              </w:rPr>
+              <w:lastRenderedPageBreak/>
+              <w:t>2008)</w:t>
+            </w:r>
+          </w:p>
+        </w:tc>
+        <w:tc>
+          <w:tcPr>
+            <w:tcW w:w="0" w:type="auto"/>
+          </w:tcPr>
+          <w:p>
+            <w:pPr>
+              <w:pStyle w:val="Compact"/>
+              <w:spacing w:line="240" w:lineRule="auto"/>
+              <w:rPr>
+                <w:sz w:val="22"/>
+              </w:rPr>
+            </w:pPr>
+            <w:r>
+              <w:rPr>
+                <w:sz w:val="22"/>
+              </w:rPr>
+              <w:lastRenderedPageBreak/>
               <w:t>✓</w:t>
             </w:r>
           </w:p>
@@ -2275,6 +2296,7 @@
       <w:bookmarkEnd w:id="6"/>
       <w:bookmarkEnd w:id="10"/>
       <w:r>
+        <w:lastRenderedPageBreak/>
         <w:t>3. Mozart’s K. 545, Movement I: An Analytical Walk-Through</w:t>
       </w:r>
     </w:p>
@@ -2467,7 +2489,15 @@
           <w:i/>
           <w:iCs/>
         </w:rPr>
-        <w:t>Sonata Theory</w:t>
+        <w:t xml:space="preserve">Sonata </w:t>
+      </w:r>
+      <w:r>
+        <w:rPr>
+          <w:i/>
+          <w:iCs/>
+        </w:rPr>
+        <w:lastRenderedPageBreak/>
+        <w:t>Theory</w:t>
       </w:r>
       <w:r>
         <w:t xml:space="preserve"> framework of Hepokoski and Darcy (2006), simplified for pedagogical use by collapsing the transition into the primary-theme zone when the latter is harmonically continuous.</w:t>
@@ -3509,7 +3539,11 @@
         <w:t>Second</w:t>
       </w:r>
       <w:r>
-        <w:t xml:space="preserve">, the exposition’s tonal motion, C → G, typical for a major-mode sonata, is reproduced </w:t>
+        <w:t xml:space="preserve">, the exposition’s tonal motion, C → G, </w:t>
+      </w:r>
+      <w:r>
+        <w:lastRenderedPageBreak/>
+        <w:t xml:space="preserve">typical for a major-mode sonata, is reproduced </w:t>
       </w:r>
       <w:r>
         <w:rPr>
@@ -3694,6 +3728,7 @@
         <w:pStyle w:val="a0"/>
       </w:pPr>
       <w:r>
+        <w:lastRenderedPageBreak/>
         <w:t xml:space="preserve">Mozart’s solution is brilliantly economical: he transposes the entire recapitulation P down a fifth, into F major, and then lets the same modulating logic carry the music </w:t>
       </w:r>
       <w:r>
@@ -3829,7 +3864,11 @@
         <w:t>The recap is not a literal repetition.</w:t>
       </w:r>
       <w:r>
-        <w:t xml:space="preserve"> Beyond the starting transposition, the recapitulation expands the transition (mm. 50–57) relative to the single-measure exposition T at m. 13, a </w:t>
+        <w:t xml:space="preserve"> Beyond the starting transposition, the recapitulation expands the transition (mm. 50–57) relative to the single-measure </w:t>
+      </w:r>
+      <w:r>
+        <w:lastRenderedPageBreak/>
+        <w:t xml:space="preserve">exposition T at m. 13, a </w:t>
       </w:r>
       <w:r>
         <w:rPr>
@@ -3997,6 +4036,7 @@
           <w:b/>
           <w:bCs/>
         </w:rPr>
+        <w:lastRenderedPageBreak/>
         <w:t>Loop-section A/B comparison.</w:t>
       </w:r>
       <w:r>
@@ -4420,7 +4460,11 @@
         <w:t>timeupdate</w:t>
       </w:r>
       <w:r>
-        <w:t xml:space="preserve"> event (≈ 250 ms). The current measure is then routed to all three representations, which update within a single render frame. A linear proportional scaling at </w:t>
+        <w:t xml:space="preserve"> event (≈ 250 ms). The current measure is then routed to all three representations, which update within a </w:t>
+      </w:r>
+      <w:r>
+        <w:lastRenderedPageBreak/>
+        <w:t xml:space="preserve">single render frame. A linear proportional scaling at </w:t>
       </w:r>
       <w:r>
         <w:rPr>
@@ -4864,6 +4908,7 @@
       </w:pPr>
       <w:bookmarkStart w:id="23" w:name="X7f77967c5d2b91ed5d9ed16504a5bf95ce0ace2"/>
       <w:r>
+        <w:lastRenderedPageBreak/>
         <w:t>Interoperability with the Algomus annotation corpus</w:t>
       </w:r>
     </w:p>
@@ -5005,6 +5050,7 @@
         <w:pStyle w:val="FirstParagraph"/>
       </w:pPr>
       <w:r>
+        <w:lastRenderedPageBreak/>
         <w:t>Keyboard shortcuts (Space, ←/→, L for loop, C for color toggle) make classroom demonstration responsive in a way mouse-only interaction cannot.</w:t>
       </w:r>
     </w:p>
@@ -5200,6 +5246,7 @@
           <w:b/>
           <w:bCs/>
         </w:rPr>
+        <w:lastRenderedPageBreak/>
         <w:t>First-pass identity.</w:t>
       </w:r>
       <w:r>
@@ -5397,6 +5444,7 @@
       </w:pPr>
       <w:bookmarkStart w:id="27" w:name="first-hearing-5-minutes"/>
       <w:r>
+        <w:lastRenderedPageBreak/>
         <w:t>5.1 First Hearing (5 minutes)</w:t>
       </w:r>
     </w:p>
@@ -5501,6 +5549,7 @@
       <w:bookmarkStart w:id="30" w:name="X38274047bc23f08e8729b0fdf0da1c2ed7905f1"/>
       <w:bookmarkEnd w:id="29"/>
       <w:r>
+        <w:lastRenderedPageBreak/>
         <w:t>5.4 The Critical Moment: Recapitulation P (8 minutes)</w:t>
       </w:r>
     </w:p>
@@ -7798,7 +7847,7 @@
         <w:rStyle w:val="af"/>
         <w:noProof/>
       </w:rPr>
-      <w:t>1</w:t>
+      <w:t>19</w:t>
     </w:r>
     <w:r>
       <w:rPr>
@@ -7886,7 +7935,7 @@
   <w:abstractNum w:abstractNumId="0" w15:restartNumberingAfterBreak="0">
     <w:nsid w:val="0000A990"/>
     <w:multiLevelType w:val="multilevel"/>
-    <w:tmpl w:val="84CAAA50"/>
+    <w:tmpl w:val="96AA8A04"/>
     <w:lvl w:ilvl="0">
       <w:numFmt w:val="bullet"/>
       <w:lvlText w:val=" "/>
@@ -7963,7 +8012,7 @@
   <w:abstractNum w:abstractNumId="1" w15:restartNumberingAfterBreak="0">
     <w:nsid w:val="0000A991"/>
     <w:multiLevelType w:val="multilevel"/>
-    <w:tmpl w:val="05781F6E"/>
+    <w:tmpl w:val="514A0A98"/>
     <w:lvl w:ilvl="0">
       <w:numFmt w:val="bullet"/>
       <w:lvlText w:val=""/>
@@ -8067,7 +8116,7 @@
   <w:abstractNum w:abstractNumId="2" w15:restartNumberingAfterBreak="0">
     <w:nsid w:val="00A99411"/>
     <w:multiLevelType w:val="multilevel"/>
-    <w:tmpl w:val="FD52F88E"/>
+    <w:tmpl w:val="D2521F46"/>
     <w:lvl w:ilvl="0">
       <w:start w:val="1"/>
       <w:numFmt w:val="decimal"/>
@@ -8150,16 +8199,16 @@
       </w:pPr>
     </w:lvl>
   </w:abstractNum>
-  <w:num w:numId="1" w16cid:durableId="2054037791">
+  <w:num w:numId="1" w16cid:durableId="1527675183">
     <w:abstractNumId w:val="0"/>
   </w:num>
-  <w:num w:numId="2" w16cid:durableId="50620203">
+  <w:num w:numId="2" w16cid:durableId="914365695">
     <w:abstractNumId w:val="1"/>
   </w:num>
-  <w:num w:numId="3" w16cid:durableId="2095973109">
+  <w:num w:numId="3" w16cid:durableId="754670298">
     <w:abstractNumId w:val="1"/>
   </w:num>
-  <w:num w:numId="4" w16cid:durableId="1394432264">
+  <w:num w:numId="4" w16cid:durableId="2087067201">
     <w:abstractNumId w:val="2"/>
     <w:lvlOverride w:ilvl="0">
       <w:startOverride w:val="1"/>
@@ -8189,7 +8238,7 @@
       <w:startOverride w:val="1"/>
     </w:lvlOverride>
   </w:num>
-  <w:num w:numId="5" w16cid:durableId="701706041">
+  <w:num w:numId="5" w16cid:durableId="1319847309">
     <w:abstractNumId w:val="2"/>
     <w:lvlOverride w:ilvl="0">
       <w:startOverride w:val="1"/>
@@ -8219,7 +8268,7 @@
       <w:startOverride w:val="1"/>
     </w:lvlOverride>
   </w:num>
-  <w:num w:numId="6" w16cid:durableId="1021973687">
+  <w:num w:numId="6" w16cid:durableId="1866167541">
     <w:abstractNumId w:val="2"/>
     <w:lvlOverride w:ilvl="0">
       <w:startOverride w:val="1"/>
@@ -8249,7 +8298,7 @@
       <w:startOverride w:val="1"/>
     </w:lvlOverride>
   </w:num>
-  <w:num w:numId="7" w16cid:durableId="1261569490">
+  <w:num w:numId="7" w16cid:durableId="542907026">
     <w:abstractNumId w:val="2"/>
     <w:lvlOverride w:ilvl="0">
       <w:startOverride w:val="1"/>
@@ -8279,7 +8328,7 @@
       <w:startOverride w:val="1"/>
     </w:lvlOverride>
   </w:num>
-  <w:num w:numId="8" w16cid:durableId="407269410">
+  <w:num w:numId="8" w16cid:durableId="1957980434">
     <w:abstractNumId w:val="2"/>
     <w:lvlOverride w:ilvl="0">
       <w:startOverride w:val="1"/>
@@ -8309,10 +8358,10 @@
       <w:startOverride w:val="1"/>
     </w:lvlOverride>
   </w:num>
-  <w:num w:numId="9" w16cid:durableId="773668310">
+  <w:num w:numId="9" w16cid:durableId="336542074">
     <w:abstractNumId w:val="1"/>
   </w:num>
-  <w:num w:numId="10" w16cid:durableId="1575771891">
+  <w:num w:numId="10" w16cid:durableId="1297417881">
     <w:abstractNumId w:val="2"/>
     <w:lvlOverride w:ilvl="0">
       <w:startOverride w:val="1"/>
@@ -8342,10 +8391,10 @@
       <w:startOverride w:val="1"/>
     </w:lvlOverride>
   </w:num>
-  <w:num w:numId="11" w16cid:durableId="523134546">
+  <w:num w:numId="11" w16cid:durableId="1029137831">
     <w:abstractNumId w:val="1"/>
   </w:num>
-  <w:num w:numId="12" w16cid:durableId="769930973">
+  <w:num w:numId="12" w16cid:durableId="1091315493">
     <w:abstractNumId w:val="2"/>
     <w:lvlOverride w:ilvl="0">
       <w:startOverride w:val="1"/>
@@ -8375,7 +8424,7 @@
       <w:startOverride w:val="1"/>
     </w:lvlOverride>
   </w:num>
-  <w:num w:numId="13" w16cid:durableId="1686130812">
+  <w:num w:numId="13" w16cid:durableId="220136810">
     <w:abstractNumId w:val="2"/>
     <w:lvlOverride w:ilvl="0">
       <w:startOverride w:val="1"/>
@@ -8405,7 +8454,7 @@
       <w:startOverride w:val="1"/>
     </w:lvlOverride>
   </w:num>
-  <w:num w:numId="14" w16cid:durableId="376130494">
+  <w:num w:numId="14" w16cid:durableId="631911558">
     <w:abstractNumId w:val="2"/>
     <w:lvlOverride w:ilvl="0">
       <w:startOverride w:val="1"/>
@@ -8435,13 +8484,13 @@
       <w:startOverride w:val="1"/>
     </w:lvlOverride>
   </w:num>
-  <w:num w:numId="15" w16cid:durableId="117069576">
+  <w:num w:numId="15" w16cid:durableId="254675375">
     <w:abstractNumId w:val="1"/>
   </w:num>
-  <w:num w:numId="16" w16cid:durableId="1255044822">
+  <w:num w:numId="16" w16cid:durableId="1831093764">
     <w:abstractNumId w:val="1"/>
   </w:num>
-  <w:num w:numId="17" w16cid:durableId="864711763">
+  <w:num w:numId="17" w16cid:durableId="869760345">
     <w:abstractNumId w:val="2"/>
     <w:lvlOverride w:ilvl="0">
       <w:startOverride w:val="1"/>
@@ -8471,10 +8520,10 @@
       <w:startOverride w:val="1"/>
     </w:lvlOverride>
   </w:num>
-  <w:num w:numId="18" w16cid:durableId="1520585191">
+  <w:num w:numId="18" w16cid:durableId="943656776">
     <w:abstractNumId w:val="1"/>
   </w:num>
-  <w:num w:numId="19" w16cid:durableId="1521895862">
+  <w:num w:numId="19" w16cid:durableId="1201090704">
     <w:abstractNumId w:val="1"/>
   </w:num>
 </w:numbering>
@@ -9706,7 +9755,7 @@
     <w:name w:val="header"/>
     <w:basedOn w:val="a"/>
     <w:link w:val="Char2"/>
-    <w:rsid w:val="0016304F"/>
+    <w:rsid w:val="00F220FF"/>
     <w:pPr>
       <w:tabs>
         <w:tab w:val="center" w:pos="4513"/>
@@ -9719,13 +9768,13 @@
     <w:name w:val="머리글 Char"/>
     <w:basedOn w:val="a1"/>
     <w:link w:val="ad"/>
-    <w:rsid w:val="0016304F"/>
+    <w:rsid w:val="00F220FF"/>
   </w:style>
   <w:style w:type="paragraph" w:styleId="ae">
     <w:name w:val="footer"/>
     <w:basedOn w:val="a"/>
     <w:link w:val="Char3"/>
-    <w:rsid w:val="0016304F"/>
+    <w:rsid w:val="00F220FF"/>
     <w:pPr>
       <w:tabs>
         <w:tab w:val="center" w:pos="4513"/>
@@ -9738,17 +9787,17 @@
     <w:name w:val="바닥글 Char"/>
     <w:basedOn w:val="a1"/>
     <w:link w:val="ae"/>
-    <w:rsid w:val="0016304F"/>
+    <w:rsid w:val="00F220FF"/>
   </w:style>
   <w:style w:type="character" w:styleId="af">
     <w:name w:val="page number"/>
     <w:basedOn w:val="a1"/>
-    <w:rsid w:val="0016304F"/>
+    <w:rsid w:val="00F220FF"/>
   </w:style>
   <w:style w:type="character" w:styleId="af0">
     <w:name w:val="line number"/>
     <w:basedOn w:val="a1"/>
-    <w:rsid w:val="0016304F"/>
+    <w:rsid w:val="00F220FF"/>
   </w:style>
 </w:styles>
 </file>

--- a/ko/paper/paper_en.docx
+++ b/ko/paper/paper_en.docx
@@ -856,36 +856,10 @@
         <w:pStyle w:val="FirstParagraph"/>
       </w:pPr>
       <w:r>
-        <w:t>The closest precedents for the present work are the Dezrann web platform (Ballester et al. 2025) and the sonata-form structure-learning study of Allegraud et al. (2019). Both papers treat formal music annotation as a first-class web-interactive object, and both have been applied to Mozart sonata movements. The present work follows that line and contributes three differences:</w:t>
-      </w:r>
-    </w:p>
-    <w:p>
-      <w:pPr>
-        <w:pStyle w:val="Compact"/>
-        <w:numPr>
-          <w:ilvl w:val="0"/>
-          <w:numId w:val="5"/>
-        </w:numPr>
-      </w:pPr>
-      <w:r>
-        <w:rPr>
-          <w:b/>
-          <w:bCs/>
-        </w:rPr>
-        <w:t>Two-level color encoding native to the score.</w:t>
-      </w:r>
-      <w:r>
-        <w:t xml:space="preserve"> Where Dezrann places annotation labels as discrete markers on a waveform-and- score view, our tool paints </w:t>
-      </w:r>
-      <w:r>
-        <w:rPr>
-          <w:i/>
-          <w:iCs/>
-        </w:rPr>
-        <w:t>the score itself</w:t>
-      </w:r>
-      <w:r>
-        <w:t xml:space="preserve"> with section colors at the measure level (computed via SVG </w:t>
+        <w:t>The closest precedents for the present work are the Dezrann web platform (Ballester et al. 2025) and the sonata-form structure-learning study of Allegraud et al. (2019). Both papers treat formal music annotation as a first-class web-interactive object, and both have been applied to Mozart sonata movements. The present work differs in three respects. Where Dezrann places annotation labels as discrete markers on a waveform-and-score view, our tool paints the score itself with section colors at the measure lev</w:t>
+      </w:r>
+      <w:r>
+        <w:t xml:space="preserve">el (computed via SVG </w:t>
       </w:r>
       <w:r>
         <w:rPr>
@@ -894,26 +868,7 @@
         <w:t>getBBox</w:t>
       </w:r>
       <w:r>
-        <w:t xml:space="preserve"> on the OSMD render). Section and theme-zone colors coexist on the same surface the learner is already reading.</w:t>
-      </w:r>
-    </w:p>
-    <w:p>
-      <w:pPr>
-        <w:pStyle w:val="Compact"/>
-        <w:numPr>
-          <w:ilvl w:val="0"/>
-          <w:numId w:val="5"/>
-        </w:numPr>
-      </w:pPr>
-      <w:r>
-        <w:rPr>
-          <w:b/>
-          <w:bCs/>
-        </w:rPr>
-        <w:t>A two-level analytical schema treated as primary data.</w:t>
-      </w:r>
-      <w:r>
-        <w:t xml:space="preserve"> Our </w:t>
+        <w:t xml:space="preserve"> on the OSMD render), so section and theme-zone colors coexist on the same surface the learner is already reading. Our analysis schema (</w:t>
       </w:r>
       <w:r>
         <w:rPr>
@@ -922,55 +877,19 @@
         <w:t>sonata_structure.json</w:t>
       </w:r>
       <w:r>
-        <w:t xml:space="preserve"> is not metadata attached to a Dezrann annotation but a </w:t>
+        <w:t>) is not metadata attached to a Dezrann annotation but a stand-alone, peer-reviewable, versioned CC BY 4.0 object directly reusable in MIR pipelines and in derivative analyses of other works, in the same sense that the Allegraud et al. (2019) sonata-form corpus has been reused. And where Allegraud et al. (2019) address the au</w:t>
+      </w:r>
+      <w:r>
+        <w:t xml:space="preserve">tomatic-detection problem on a 32-quartet corpus for </w:t>
       </w:r>
       <w:r>
         <w:lastRenderedPageBreak/>
-        <w:t>stand-alone, peer-reviewable, versioned object licensed CC BY 4.0. This makes it directly reusable in MIR pipelines and in derivative analyses of other works, in the same sense that the Allegraud et al. (2019) sonata-form corpus has been reused.</w:t>
-      </w:r>
-    </w:p>
-    <w:p>
-      <w:pPr>
-        <w:pStyle w:val="Compact"/>
-        <w:numPr>
-          <w:ilvl w:val="0"/>
-          <w:numId w:val="5"/>
-        </w:numPr>
-      </w:pPr>
-      <w:r>
-        <w:rPr>
-          <w:b/>
-          <w:bCs/>
-        </w:rPr>
-        <w:t>A learner-facing, single-work focus.</w:t>
-      </w:r>
-      <w:r>
-        <w:t xml:space="preserve"> Allegraud et al. (2019) address the </w:t>
-      </w:r>
-      <w:r>
-        <w:rPr>
-          <w:i/>
-          <w:iCs/>
-        </w:rPr>
-        <w:t>automatic detection</w:t>
-      </w:r>
-      <w:r>
-        <w:t xml:space="preserve"> problem on a 32-quartet corpus for the music-information-retrieval community; the present tool addresses the </w:t>
-      </w:r>
-      <w:r>
-        <w:rPr>
-          <w:i/>
-          <w:iCs/>
-        </w:rPr>
-        <w:t>teaching</w:t>
-      </w:r>
-      <w:r>
-        <w:t xml:space="preserve"> problem on a single canonical work for the music-education community. The two are complementary: a robust classifier (Allegraud) and a precise pedagogical instrument (this work) need not target the same evaluation metric.</w:t>
-      </w:r>
-    </w:p>
-    <w:p>
-      <w:pPr>
-        <w:pStyle w:val="FirstParagraph"/>
+        <w:t>the music-information-retrieval community, the present tool addresses the teaching problem on a single canonical work for the music-education community: a robust classifier and a precise pedagogical instrument are complementary rather than competing, since they need not target the same evaluation metric.</w:t>
+      </w:r>
+    </w:p>
+    <w:p>
+      <w:pPr>
+        <w:pStyle w:val="a0"/>
       </w:pPr>
       <w:r>
         <w:t>Table 1 positions the present work against several adjacent systems.</w:t>
@@ -1527,34 +1446,26 @@
               <w:rPr>
                 <w:sz w:val="22"/>
               </w:rPr>
-              <w:t xml:space="preserve">iAnalyse (Couprie </w:t>
-            </w:r>
-            <w:r>
-              <w:rPr>
-                <w:sz w:val="22"/>
-              </w:rPr>
-              <w:lastRenderedPageBreak/>
-              <w:t>2008)</w:t>
-            </w:r>
-          </w:p>
-        </w:tc>
-        <w:tc>
-          <w:tcPr>
-            <w:tcW w:w="0" w:type="auto"/>
-          </w:tcPr>
-          <w:p>
-            <w:pPr>
-              <w:pStyle w:val="Compact"/>
-              <w:spacing w:line="240" w:lineRule="auto"/>
-              <w:rPr>
-                <w:sz w:val="22"/>
-              </w:rPr>
-            </w:pPr>
-            <w:r>
-              <w:rPr>
-                <w:sz w:val="22"/>
-              </w:rPr>
-              <w:lastRenderedPageBreak/>
+              <w:t>iAnalyse (Couprie 2008)</w:t>
+            </w:r>
+          </w:p>
+        </w:tc>
+        <w:tc>
+          <w:tcPr>
+            <w:tcW w:w="0" w:type="auto"/>
+          </w:tcPr>
+          <w:p>
+            <w:pPr>
+              <w:pStyle w:val="Compact"/>
+              <w:spacing w:line="240" w:lineRule="auto"/>
+              <w:rPr>
+                <w:sz w:val="22"/>
+              </w:rPr>
+            </w:pPr>
+            <w:r>
+              <w:rPr>
+                <w:sz w:val="22"/>
+              </w:rPr>
               <w:t>✓</w:t>
             </w:r>
           </w:p>
@@ -1680,26 +1591,34 @@
               <w:rPr>
                 <w:sz w:val="22"/>
               </w:rPr>
-              <w:t>Verovio Humdrum Viewer (Sapp 2017)</w:t>
-            </w:r>
-          </w:p>
-        </w:tc>
-        <w:tc>
-          <w:tcPr>
-            <w:tcW w:w="0" w:type="auto"/>
-          </w:tcPr>
-          <w:p>
-            <w:pPr>
-              <w:pStyle w:val="Compact"/>
-              <w:spacing w:line="240" w:lineRule="auto"/>
-              <w:rPr>
-                <w:sz w:val="22"/>
-              </w:rPr>
-            </w:pPr>
-            <w:r>
-              <w:rPr>
-                <w:sz w:val="22"/>
-              </w:rPr>
+              <w:t xml:space="preserve">Verovio Humdrum Viewer (Sapp </w:t>
+            </w:r>
+            <w:r>
+              <w:rPr>
+                <w:sz w:val="22"/>
+              </w:rPr>
+              <w:lastRenderedPageBreak/>
+              <w:t>2017)</w:t>
+            </w:r>
+          </w:p>
+        </w:tc>
+        <w:tc>
+          <w:tcPr>
+            <w:tcW w:w="0" w:type="auto"/>
+          </w:tcPr>
+          <w:p>
+            <w:pPr>
+              <w:pStyle w:val="Compact"/>
+              <w:spacing w:line="240" w:lineRule="auto"/>
+              <w:rPr>
+                <w:sz w:val="22"/>
+              </w:rPr>
+            </w:pPr>
+            <w:r>
+              <w:rPr>
+                <w:sz w:val="22"/>
+              </w:rPr>
+              <w:lastRenderedPageBreak/>
               <w:t>△</w:t>
             </w:r>
           </w:p>
@@ -2282,10 +2201,10 @@
         <w:pStyle w:val="a0"/>
       </w:pPr>
       <w:r>
-        <w:t xml:space="preserve">The novelty claim is therefore narrower than “first open-source </w:t>
-      </w:r>
-      <w:r>
-        <w:t>sonata-form visualization”: it is “first open-source, learner-facing tool combining measure-painted hierarchical formal color, score-audio synchronization, and a separable analysis-as-data schema.”</w:t>
+        <w:t xml:space="preserve">The novelty claim is therefore narrower than “first open-source sonata-form visualization”: it is “first open-source, learner-facing </w:t>
+      </w:r>
+      <w:r>
+        <w:t>tool combining measure-painted hierarchical formal color, score-audio synchronization, and a separable analysis-as-data schema.”</w:t>
       </w:r>
     </w:p>
     <w:p>
@@ -2296,55 +2215,58 @@
       <w:bookmarkEnd w:id="6"/>
       <w:bookmarkEnd w:id="10"/>
       <w:r>
+        <w:t>3. Mozart’s K. 545, Movement I: An Analytical Walk-Through</w:t>
+      </w:r>
+    </w:p>
+    <w:p>
+      <w:pPr>
+        <w:pStyle w:val="2"/>
+      </w:pPr>
+      <w:bookmarkStart w:id="12" w:name="why-this-work-and-why-movement-i"/>
+      <w:r>
+        <w:t>3.1 Why This Work, and Why Movement I</w:t>
+      </w:r>
+    </w:p>
+    <w:p>
+      <w:pPr>
+        <w:pStyle w:val="FirstParagraph"/>
+      </w:pPr>
+      <w:r>
+        <w:t>Composed in Vienna in 1788 and self-described by Mozart as “</w:t>
+      </w:r>
+      <w:r>
+        <w:rPr>
+          <w:i/>
+          <w:iCs/>
+        </w:rPr>
+        <w:t>für Anfänger</w:t>
+      </w:r>
+      <w:r>
+        <w:t xml:space="preserve">” (for beginners; the now-conventional title </w:t>
+      </w:r>
+      <w:r>
+        <w:rPr>
+          <w:i/>
+          <w:iCs/>
+        </w:rPr>
+        <w:t>Sonata facile</w:t>
+      </w:r>
+      <w:r>
+        <w:t xml:space="preserve"> is a posthumous attribution), the movement is in C major, common time, </w:t>
+      </w:r>
+      <w:r>
+        <w:rPr>
+          <w:i/>
+          <w:iCs/>
+        </w:rPr>
+        <w:t>Allegro</w:t>
+      </w:r>
+      <w:r>
+        <w:t xml:space="preserve">, and runs only 73 measures (Mozart, 1986/NMA IX/25). Its </w:t>
+      </w:r>
+      <w:r>
         <w:lastRenderedPageBreak/>
-        <w:t>3. Mozart’s K. 545, Movement I: An Analytical Walk-Through</w:t>
-      </w:r>
-    </w:p>
-    <w:p>
-      <w:pPr>
-        <w:pStyle w:val="2"/>
-      </w:pPr>
-      <w:bookmarkStart w:id="12" w:name="why-this-work-and-why-movement-i"/>
-      <w:r>
-        <w:t>3.1 Why This Work, and Why Movement I</w:t>
-      </w:r>
-    </w:p>
-    <w:p>
-      <w:pPr>
-        <w:pStyle w:val="FirstParagraph"/>
-      </w:pPr>
-      <w:r>
-        <w:t>Composed in Vienna in 1788 and self-described by Mozart as “</w:t>
-      </w:r>
-      <w:r>
-        <w:rPr>
-          <w:i/>
-          <w:iCs/>
-        </w:rPr>
-        <w:t>für Anfänger</w:t>
-      </w:r>
-      <w:r>
-        <w:t xml:space="preserve">” (for beginners; the now-conventional title </w:t>
-      </w:r>
-      <w:r>
-        <w:rPr>
-          <w:i/>
-          <w:iCs/>
-        </w:rPr>
-        <w:t>Sonata facile</w:t>
-      </w:r>
-      <w:r>
-        <w:t xml:space="preserve"> is a posthumous attribution), the movement is in C major, common time, </w:t>
-      </w:r>
-      <w:r>
-        <w:rPr>
-          <w:i/>
-          <w:iCs/>
-        </w:rPr>
-        <w:t>Allegro</w:t>
-      </w:r>
-      <w:r>
-        <w:t xml:space="preserve">, and runs only 73 measures (Mozart, 1986/NMA IX/25). Its near-canonical status in piano pedagogy means that most undergraduate music students have </w:t>
+        <w:t xml:space="preserve">near-canonical status in piano pedagogy means that most undergraduate music students have </w:t>
       </w:r>
       <w:r>
         <w:rPr>
@@ -2364,10 +2286,10 @@
         <w:t>analyzed</w:t>
       </w:r>
       <w:r>
-        <w:t xml:space="preserve"> </w:t>
-      </w:r>
-      <w:r>
-        <w:t>it, a peculiar gap that this paper, and the tool it accompanies, take as a pedagogical opportunity. Three properties make Movement I uniquely productive as a teaching case:</w:t>
+        <w:t xml:space="preserve"> it, a peculiar gap that this paper, and the tool it accompanies, take as a pedagogical opportunity. Three properties make Movement I uniquely productive as a teachi</w:t>
+      </w:r>
+      <w:r>
+        <w:t>ng case:</w:t>
       </w:r>
     </w:p>
     <w:p>
@@ -2375,7 +2297,7 @@
         <w:pStyle w:val="Compact"/>
         <w:numPr>
           <w:ilvl w:val="0"/>
-          <w:numId w:val="6"/>
+          <w:numId w:val="5"/>
         </w:numPr>
       </w:pPr>
       <w:r>
@@ -2394,7 +2316,7 @@
         <w:pStyle w:val="Compact"/>
         <w:numPr>
           <w:ilvl w:val="0"/>
-          <w:numId w:val="6"/>
+          <w:numId w:val="5"/>
         </w:numPr>
       </w:pPr>
       <w:r>
@@ -2423,7 +2345,7 @@
         <w:pStyle w:val="Compact"/>
         <w:numPr>
           <w:ilvl w:val="0"/>
-          <w:numId w:val="6"/>
+          <w:numId w:val="5"/>
         </w:numPr>
       </w:pPr>
       <w:r>
@@ -2489,18 +2411,13 @@
           <w:i/>
           <w:iCs/>
         </w:rPr>
-        <w:t xml:space="preserve">Sonata </w:t>
-      </w:r>
-      <w:r>
-        <w:rPr>
-          <w:i/>
-          <w:iCs/>
-        </w:rPr>
-        <w:lastRenderedPageBreak/>
-        <w:t>Theory</w:t>
-      </w:r>
-      <w:r>
-        <w:t xml:space="preserve"> framework of Hepokoski and Darcy (2006), simplified for pedagogical use by collapsing the transition into the primary-theme zone when the latter is harmonically continuous.</w:t>
+        <w:t>Sonata Theory</w:t>
+      </w:r>
+      <w:r>
+        <w:t xml:space="preserve"> framework </w:t>
+      </w:r>
+      <w:r>
+        <w:t>of Hepokoski and Darcy (2006), simplified for pedagogical use by collapsing the transition into the primary-theme zone when the latter is harmonically continuous.</w:t>
       </w:r>
     </w:p>
     <w:p>
@@ -2560,6 +2477,7 @@
                 <w:b/>
                 <w:sz w:val="22"/>
               </w:rPr>
+              <w:lastRenderedPageBreak/>
               <w:t>Section</w:t>
             </w:r>
           </w:p>
@@ -3526,10 +3444,10 @@
         <w:t>First</w:t>
       </w:r>
       <w:r>
-        <w:t xml:space="preserve">, every numbered </w:t>
-      </w:r>
-      <w:r>
-        <w:t xml:space="preserve">measure has a unique formal address: this is what allows the tool to overlay a color block on each measure in the score and a color segment on the timeline. </w:t>
+        <w:t xml:space="preserve">, every numbered measure has a unique formal address: this is what allows the tool to </w:t>
+      </w:r>
+      <w:r>
+        <w:t xml:space="preserve">overlay a color block on each measure in the score and a color segment on the timeline. </w:t>
       </w:r>
       <w:r>
         <w:rPr>
@@ -3539,11 +3457,7 @@
         <w:t>Second</w:t>
       </w:r>
       <w:r>
-        <w:t xml:space="preserve">, the exposition’s tonal motion, C → G, </w:t>
-      </w:r>
-      <w:r>
-        <w:lastRenderedPageBreak/>
-        <w:t xml:space="preserve">typical for a major-mode sonata, is reproduced </w:t>
+        <w:t xml:space="preserve">, the exposition’s tonal motion, C → G, typical for a major-mode sonata, is reproduced </w:t>
       </w:r>
       <w:r>
         <w:rPr>
@@ -3583,10 +3497,10 @@
         <w:t>entire harmonic pattern of the exposition</w:t>
       </w:r>
       <w:r>
-        <w:t>, but s</w:t>
-      </w:r>
-      <w:r>
-        <w:t>hifted: P now in F major rather than C, with S returning to C rather than going to G. The remainder of this section unpacks why.</w:t>
+        <w:t xml:space="preserve">, but shifted: P now in F major rather than C, with S returning to C rather </w:t>
+      </w:r>
+      <w:r>
+        <w:t>than going to G. The remainder of this section unpacks why.</w:t>
       </w:r>
     </w:p>
     <w:p>
@@ -3664,10 +3578,7 @@
         <w:t>I → V</w:t>
       </w:r>
       <w:r>
-        <w:t xml:space="preserve"> trajectory is the textbook expectation. Now consider what </w:t>
-      </w:r>
-      <w:r>
-        <w:t>would happen if the recapitulation mechanically reused this trajectory while starting in the tonic:</w:t>
+        <w:t xml:space="preserve"> trajectory is the textbook expectation. Now consider what would happen if the recapitulation mechanically reused this trajectory while starting in the tonic:</w:t>
       </w:r>
     </w:p>
     <w:p>
@@ -3728,7 +3639,6 @@
         <w:pStyle w:val="a0"/>
       </w:pPr>
       <w:r>
-        <w:lastRenderedPageBreak/>
         <w:t xml:space="preserve">Mozart’s solution is brilliantly economical: he transposes the entire recapitulation P down a fifth, into F major, and then lets the same modulating logic carry the music </w:t>
       </w:r>
       <w:r>
@@ -3805,6 +3715,165 @@
     </w:p>
     <w:p>
       <w:pPr>
+        <w:numPr>
+          <w:ilvl w:val="0"/>
+          <w:numId w:val="6"/>
+        </w:numPr>
+      </w:pPr>
+      <w:r>
+        <w:rPr>
+          <w:b/>
+          <w:bCs/>
+        </w:rPr>
+        <w:t>The “deformation” is not a deviation but an optimization.</w:t>
+      </w:r>
+      <w:r>
+        <w:t xml:space="preserve"> A strict tonic-onset recap would have required Mozart to alter the internal mechanism of the modulation. Instead, by changing only the starting key, the entire mechanism is preserved and reoriented. Form here behaves as </w:t>
+      </w:r>
+      <w:r>
+        <w:rPr>
+          <w:i/>
+          <w:iCs/>
+        </w:rPr>
+        <w:t>living convention</w:t>
+      </w:r>
+      <w:r>
+        <w:t>: the convention is “consolidate themes in tonic,” and Mozart finds the most economical route to that goal.</w:t>
+      </w:r>
+    </w:p>
+    <w:p>
+      <w:pPr>
+        <w:numPr>
+          <w:ilvl w:val="0"/>
+          <w:numId w:val="6"/>
+        </w:numPr>
+      </w:pPr>
+      <w:r>
+        <w:rPr>
+          <w:b/>
+          <w:bCs/>
+        </w:rPr>
+        <w:t>Recognition of subdominant recap requires hearing both the local key and the larger functional aim.</w:t>
+      </w:r>
+      <w:r>
+        <w:t xml:space="preserve"> A listener attending only to the surface (“the recap starts in the wrong key”) misses the resolution; a listener attending only to the tonal goal (“S returns to C”) misses Mozart’s clever route. Both layers, local key, structural goal, must be simultaneously available to the learner. This is exactly where multi-representational visualization can help: color labels make local key audible-at-a-glance, while the timeline makes the structural goal visible at a single look.</w:t>
+      </w:r>
+    </w:p>
+    <w:p>
+      <w:pPr>
+        <w:numPr>
+          <w:ilvl w:val="0"/>
+          <w:numId w:val="6"/>
+        </w:numPr>
+      </w:pPr>
+      <w:r>
+        <w:rPr>
+          <w:b/>
+          <w:bCs/>
+        </w:rPr>
+        <w:t>The recap is not a literal repetition.</w:t>
+      </w:r>
+      <w:r>
+        <w:t xml:space="preserve"> Beyond the starting transposition, the recapitulation expands the transition (mm. 50–57) relative to the single-measure exposition T at m. 13, a </w:t>
+      </w:r>
+      <w:r>
+        <w:rPr>
+          <w:i/>
+          <w:iCs/>
+        </w:rPr>
+        <w:t>recompositional</w:t>
+      </w:r>
+      <w:r>
+        <w:t xml:space="preserve"> adjustment necessary to land S correctly in C. This is again a teaching point: a recapitulation that “just goes back to the beginning” would be unable to negotiate the non-symmetric tonal layout.</w:t>
+      </w:r>
+    </w:p>
+    <w:p>
+      <w:pPr>
+        <w:pStyle w:val="FirstParagraph"/>
+      </w:pPr>
+      <w:r>
+        <w:t xml:space="preserve">These three observations are not new to specialists, but the experience of </w:t>
+      </w:r>
+      <w:r>
+        <w:rPr>
+          <w:i/>
+          <w:iCs/>
+        </w:rPr>
+        <w:t>seeing them happen simultaneously</w:t>
+      </w:r>
+      <w:r>
+        <w:t>, in color, on the score, at playback speed, is, in our experience, when students cease describing the recap as “wrong key” and begin describing it as “clever solution.”</w:t>
+      </w:r>
+    </w:p>
+    <w:p>
+      <w:pPr>
+        <w:pStyle w:val="3"/>
+      </w:pPr>
+      <w:bookmarkStart w:id="17" w:name="codetta-differences"/>
+      <w:bookmarkEnd w:id="16"/>
+      <w:r>
+        <w:t>Codetta differences</w:t>
+      </w:r>
+    </w:p>
+    <w:p>
+      <w:pPr>
+        <w:pStyle w:val="FirstParagraph"/>
+      </w:pPr>
+      <w:r>
+        <w:t xml:space="preserve">A subtler but equally instructive observation concerns the codettas. The exposition codetta (mm. 26–28) cadences in G major, providing a strong half-cadence-of-the-tonic / authentic-cadence-of-the-dominant double function. The recapitulation codetta (mm. 71–73) cadences in C major and is, significantly, virtually unchanged in figuration from its exposition counterpart. The tool’s color overlay reveals this: the codetta color band reappears with identical material at identical length, while the </w:t>
+      </w:r>
+      <w:r>
+        <w:rPr>
+          <w:i/>
+          <w:iCs/>
+        </w:rPr>
+        <w:t>meaning</w:t>
+      </w:r>
+      <w:r>
+        <w:t xml:space="preserve"> of the cadence has fundamentally shifted. For learners, this is a vivid demonstration that </w:t>
+      </w:r>
+      <w:r>
+        <w:rPr>
+          <w:i/>
+          <w:iCs/>
+        </w:rPr>
+        <w:t>form is not surface identity</w:t>
+      </w:r>
+      <w:r>
+        <w:t>; the same notes occupy different functional roles depending on the harmonic environment.</w:t>
+      </w:r>
+    </w:p>
+    <w:p>
+      <w:pPr>
+        <w:pStyle w:val="3"/>
+      </w:pPr>
+      <w:bookmarkStart w:id="18" w:name="how-the-tool-surfaces-these-insights"/>
+      <w:bookmarkEnd w:id="17"/>
+      <w:r>
+        <w:t>How the tool surfaces these insights</w:t>
+      </w:r>
+    </w:p>
+    <w:p>
+      <w:pPr>
+        <w:pStyle w:val="FirstParagraph"/>
+      </w:pPr>
+      <w:r>
+        <w:t xml:space="preserve">The analytical claims above are not generated by the tool, they are the analytical content the tool is </w:t>
+      </w:r>
+      <w:r>
+        <w:rPr>
+          <w:i/>
+          <w:iCs/>
+        </w:rPr>
+        <w:t>designed to reveal</w:t>
+      </w:r>
+      <w:r>
+        <w:t>. Three features carry the pedagogical work:</w:t>
+      </w:r>
+    </w:p>
+    <w:p>
+      <w:pPr>
+        <w:pStyle w:val="Compact"/>
         <w:numPr>
           <w:ilvl w:val="0"/>
           <w:numId w:val="7"/>
@@ -3815,24 +3884,15 @@
           <w:b/>
           <w:bCs/>
         </w:rPr>
-        <w:t>The “deformation” is not a deviation but an optimization.</w:t>
-      </w:r>
-      <w:r>
-        <w:t xml:space="preserve"> A strict tonic-onset recap would have required Mozart to alter the internal mechanism of the modulation. Instead, by changing only the starting key, the entire mechanism is preserved and reoriented. Form here behaves as </w:t>
-      </w:r>
-      <w:r>
-        <w:rPr>
-          <w:i/>
-          <w:iCs/>
-        </w:rPr>
-        <w:t>living convention</w:t>
-      </w:r>
-      <w:r>
-        <w:t>: the convention is “consolidate themes in tonic,” and Mozart finds the most economical route to that goal.</w:t>
-      </w:r>
-    </w:p>
-    <w:p>
-      <w:pPr>
+        <w:t>Key labels on recap regions.</w:t>
+      </w:r>
+      <w:r>
+        <w:t xml:space="preserve"> When the playhead enters mm. 42–58, the analysis pane displays “F major” rather than “C major.” The anomaly is named in real time.</w:t>
+      </w:r>
+    </w:p>
+    <w:p>
+      <w:pPr>
+        <w:pStyle w:val="Compact"/>
         <w:numPr>
           <w:ilvl w:val="0"/>
           <w:numId w:val="7"/>
@@ -3843,14 +3903,38 @@
           <w:b/>
           <w:bCs/>
         </w:rPr>
-        <w:t>Recognition of subdominant recap requires hearing both the local key and the larger functional aim.</w:t>
-      </w:r>
-      <w:r>
-        <w:t xml:space="preserve"> A listener attending only to the surface (“the recap starts in the wrong key”) misses the resolution; a listener attending only to the tonal goal (“S returns to C”) misses Mozart’s clever route. Both layers, local key, structural goal, must be simultaneously available to the learner. This is exactly where multi-representational visualization can help: color labels make local key audible-at-a-glance, while the timeline makes the structural goal visible at a single look.</w:t>
-      </w:r>
-    </w:p>
-    <w:p>
-      <w:pPr>
+        <w:t>Auto-commentary on the deformation.</w:t>
+      </w:r>
+      <w:r>
+        <w:t xml:space="preserve"> The same pane displays a short framing sentence, </w:t>
+      </w:r>
+      <w:r>
+        <w:rPr>
+          <w:i/>
+          <w:iCs/>
+        </w:rPr>
+        <w:t>“Subdominant recapitulation: the exposition’s modulation plan, redirected toward the tonic”</w:t>
+      </w:r>
+      <w:r>
+        <w:t xml:space="preserve">, which transforms the local key change into a </w:t>
+      </w:r>
+      <w:r>
+        <w:rPr>
+          <w:i/>
+          <w:iCs/>
+        </w:rPr>
+        <w:t>functional</w:t>
+      </w:r>
+      <w:r>
+        <w:t xml:space="preserve"> </w:t>
+      </w:r>
+      <w:r>
+        <w:t>event.</w:t>
+      </w:r>
+    </w:p>
+    <w:p>
+      <w:pPr>
+        <w:pStyle w:val="Compact"/>
         <w:numPr>
           <w:ilvl w:val="0"/>
           <w:numId w:val="7"/>
@@ -3861,182 +3945,6 @@
           <w:b/>
           <w:bCs/>
         </w:rPr>
-        <w:t>The recap is not a literal repetition.</w:t>
-      </w:r>
-      <w:r>
-        <w:t xml:space="preserve"> Beyond the starting transposition, the recapitulation expands the transition (mm. 50–57) relative to the single-measure </w:t>
-      </w:r>
-      <w:r>
-        <w:lastRenderedPageBreak/>
-        <w:t xml:space="preserve">exposition T at m. 13, a </w:t>
-      </w:r>
-      <w:r>
-        <w:rPr>
-          <w:i/>
-          <w:iCs/>
-        </w:rPr>
-        <w:t>recompositional</w:t>
-      </w:r>
-      <w:r>
-        <w:t xml:space="preserve"> adjustment necessary to land S correctly in C. This is again a teaching point: a recapitulation that “just goes back to the beginning” would be unable to negotiate the non-symmetric tonal layout.</w:t>
-      </w:r>
-    </w:p>
-    <w:p>
-      <w:pPr>
-        <w:pStyle w:val="FirstParagraph"/>
-      </w:pPr>
-      <w:r>
-        <w:t xml:space="preserve">These three observations are not new to specialists, but the experience of </w:t>
-      </w:r>
-      <w:r>
-        <w:rPr>
-          <w:i/>
-          <w:iCs/>
-        </w:rPr>
-        <w:t>seeing them happen simultaneously</w:t>
-      </w:r>
-      <w:r>
-        <w:t>, in color, on the score, at playback speed, is, in our experience, when students cease describing the recap as “wrong key” and begin describing it as “clever solution.”</w:t>
-      </w:r>
-    </w:p>
-    <w:p>
-      <w:pPr>
-        <w:pStyle w:val="3"/>
-      </w:pPr>
-      <w:bookmarkStart w:id="17" w:name="codetta-differences"/>
-      <w:bookmarkEnd w:id="16"/>
-      <w:r>
-        <w:t>Codetta differences</w:t>
-      </w:r>
-    </w:p>
-    <w:p>
-      <w:pPr>
-        <w:pStyle w:val="FirstParagraph"/>
-      </w:pPr>
-      <w:r>
-        <w:t xml:space="preserve">A subtler but equally instructive observation concerns the codettas. The exposition codetta (mm. 26–28) cadences in G major, providing a strong half-cadence-of-the-tonic / authentic-cadence-of-the-dominant double function. The recapitulation codetta (mm. 71–73) cadences in C major and is, significantly, virtually unchanged in figuration from its exposition counterpart. The tool’s color overlay reveals this: the codetta color band reappears with identical material at identical length, while the </w:t>
-      </w:r>
-      <w:r>
-        <w:rPr>
-          <w:i/>
-          <w:iCs/>
-        </w:rPr>
-        <w:t>meaning</w:t>
-      </w:r>
-      <w:r>
-        <w:t xml:space="preserve"> of the cadence has fundamentally shifted. For learners, this is a vivid demonstration that </w:t>
-      </w:r>
-      <w:r>
-        <w:rPr>
-          <w:i/>
-          <w:iCs/>
-        </w:rPr>
-        <w:t>form is not surface identity</w:t>
-      </w:r>
-      <w:r>
-        <w:t>; the same notes occupy different functional roles depending on the harmonic environment.</w:t>
-      </w:r>
-    </w:p>
-    <w:p>
-      <w:pPr>
-        <w:pStyle w:val="3"/>
-      </w:pPr>
-      <w:bookmarkStart w:id="18" w:name="how-the-tool-surfaces-these-insights"/>
-      <w:bookmarkEnd w:id="17"/>
-      <w:r>
-        <w:t>How the tool surfaces these insights</w:t>
-      </w:r>
-    </w:p>
-    <w:p>
-      <w:pPr>
-        <w:pStyle w:val="FirstParagraph"/>
-      </w:pPr>
-      <w:r>
-        <w:t xml:space="preserve">The analytical claims above are not generated by the tool, they are the analytical content the tool is </w:t>
-      </w:r>
-      <w:r>
-        <w:rPr>
-          <w:i/>
-          <w:iCs/>
-        </w:rPr>
-        <w:t>designed to reveal</w:t>
-      </w:r>
-      <w:r>
-        <w:t>. Three features carry the pedagogical work:</w:t>
-      </w:r>
-    </w:p>
-    <w:p>
-      <w:pPr>
-        <w:pStyle w:val="Compact"/>
-        <w:numPr>
-          <w:ilvl w:val="0"/>
-          <w:numId w:val="8"/>
-        </w:numPr>
-      </w:pPr>
-      <w:r>
-        <w:rPr>
-          <w:b/>
-          <w:bCs/>
-        </w:rPr>
-        <w:t>Key labels on recap regions.</w:t>
-      </w:r>
-      <w:r>
-        <w:t xml:space="preserve"> When the playhead enters mm. 42–58, the analysis pane displays “F major” rather than “C major.” The anomaly is named in real time.</w:t>
-      </w:r>
-    </w:p>
-    <w:p>
-      <w:pPr>
-        <w:pStyle w:val="Compact"/>
-        <w:numPr>
-          <w:ilvl w:val="0"/>
-          <w:numId w:val="8"/>
-        </w:numPr>
-      </w:pPr>
-      <w:r>
-        <w:rPr>
-          <w:b/>
-          <w:bCs/>
-        </w:rPr>
-        <w:t>Auto-commentary on the deformation.</w:t>
-      </w:r>
-      <w:r>
-        <w:t xml:space="preserve"> The same pane displays a short framing sentence, </w:t>
-      </w:r>
-      <w:r>
-        <w:rPr>
-          <w:i/>
-          <w:iCs/>
-        </w:rPr>
-        <w:t>“Subdominant recapitulation: the exposition’s modulation plan, redirected toward the tonic”</w:t>
-      </w:r>
-      <w:r>
-        <w:t xml:space="preserve">, which transforms the local key change into a </w:t>
-      </w:r>
-      <w:r>
-        <w:rPr>
-          <w:i/>
-          <w:iCs/>
-        </w:rPr>
-        <w:t>functional</w:t>
-      </w:r>
-      <w:r>
-        <w:t xml:space="preserve"> event.</w:t>
-      </w:r>
-    </w:p>
-    <w:p>
-      <w:pPr>
-        <w:pStyle w:val="Compact"/>
-        <w:numPr>
-          <w:ilvl w:val="0"/>
-          <w:numId w:val="8"/>
-        </w:numPr>
-      </w:pPr>
-      <w:r>
-        <w:rPr>
-          <w:b/>
-          <w:bCs/>
-        </w:rPr>
-        <w:lastRenderedPageBreak/>
         <w:t>Loop-section A/B comparison.</w:t>
       </w:r>
       <w:r>
@@ -4460,11 +4368,7 @@
         <w:t>timeupdate</w:t>
       </w:r>
       <w:r>
-        <w:t xml:space="preserve"> event (≈ 250 ms). The current measure is then routed to all three representations, which update within a </w:t>
-      </w:r>
-      <w:r>
-        <w:lastRenderedPageBreak/>
-        <w:t xml:space="preserve">single render frame. A linear proportional scaling at </w:t>
+        <w:t xml:space="preserve"> event (≈ 250 ms). The current measure is then routed to all three representations, which update within a single render frame. A linear proportional scaling at </w:t>
       </w:r>
       <w:r>
         <w:rPr>
@@ -4886,10 +4790,7 @@
         <w:t>Example 2</w:t>
       </w:r>
       <w:r>
-        <w:t xml:space="preserve"> </w:t>
-      </w:r>
-      <w:r>
-        <w:t xml:space="preserve">below). Treating the analysis itself as a peer-reviewable, machine- readable artefact, rather than as a hidden pedagogical commentary, opens it to community extension (other works, other forms) and to machine reuse by future MIR pipelines. For the present paper this matters because it lets us release </w:t>
+        <w:t xml:space="preserve"> below). Treating the analysis itself as a peer-reviewable, machine- readable artefact, rather than as a hidden pedagogical commentary, opens it to community extension (other works, other forms) and to machine reuse by future MIR pipelines. For the present paper this matters because it lets us release </w:t>
       </w:r>
       <w:r>
         <w:rPr>
@@ -4899,7 +4800,10 @@
         <w:t>both</w:t>
       </w:r>
       <w:r>
-        <w:t xml:space="preserve"> the tool and the K. 545 analysis under separable open licenses (MIT and CC BY 4.0, respectively).</w:t>
+        <w:t xml:space="preserve"> the tool and the K. 545 </w:t>
+      </w:r>
+      <w:r>
+        <w:t>analysis under separable open licenses (MIT and CC BY 4.0, respectively).</w:t>
       </w:r>
     </w:p>
     <w:p>
@@ -4908,7 +4812,6 @@
       </w:pPr>
       <w:bookmarkStart w:id="23" w:name="X7f77967c5d2b91ed5d9ed16504a5bf95ce0ace2"/>
       <w:r>
-        <w:lastRenderedPageBreak/>
         <w:t>Interoperability with the Algomus annotation corpus</w:t>
       </w:r>
     </w:p>
@@ -4986,6 +4889,109 @@
       </w:pPr>
       <w:r>
         <w:t>Three interactive affordances are pedagogically central:</w:t>
+      </w:r>
+    </w:p>
+    <w:p>
+      <w:pPr>
+        <w:pStyle w:val="Compact"/>
+        <w:numPr>
+          <w:ilvl w:val="0"/>
+          <w:numId w:val="8"/>
+        </w:numPr>
+      </w:pPr>
+      <w:r>
+        <w:rPr>
+          <w:b/>
+          <w:bCs/>
+        </w:rPr>
+        <w:t>Section jump</w:t>
+      </w:r>
+      <w:r>
+        <w:t>: clicking any colored timeline segment seeks the audio to that measure. A teacher can move directly from “exposition P” to “recapitulation P” without scrubbing.</w:t>
+      </w:r>
+    </w:p>
+    <w:p>
+      <w:pPr>
+        <w:pStyle w:val="Compact"/>
+        <w:numPr>
+          <w:ilvl w:val="0"/>
+          <w:numId w:val="8"/>
+        </w:numPr>
+      </w:pPr>
+      <w:r>
+        <w:rPr>
+          <w:b/>
+          <w:bCs/>
+        </w:rPr>
+        <w:t>Section loop</w:t>
+      </w:r>
+      <w:r>
+        <w:t>: toggles playback to repeat the current section, enabling immediate A–B comparison.</w:t>
+      </w:r>
+    </w:p>
+    <w:p>
+      <w:pPr>
+        <w:pStyle w:val="Compact"/>
+        <w:numPr>
+          <w:ilvl w:val="0"/>
+          <w:numId w:val="8"/>
+        </w:numPr>
+      </w:pPr>
+      <w:r>
+        <w:rPr>
+          <w:b/>
+          <w:bCs/>
+        </w:rPr>
+        <w:t>Playback-speed control</w:t>
+      </w:r>
+      <w:r>
+        <w:t>: slows passage to 0.5× without altering pitch, useful for very brief modulating moments.</w:t>
+      </w:r>
+    </w:p>
+    <w:p>
+      <w:pPr>
+        <w:pStyle w:val="FirstParagraph"/>
+      </w:pPr>
+      <w:r>
+        <w:t>Keyboard shortcuts (Space, ←/→, L for loop, C for color toggle) make classroom demonstration responsive in a way mouse-only interaction cannot.</w:t>
+      </w:r>
+    </w:p>
+    <w:p>
+      <w:pPr>
+        <w:pStyle w:val="2"/>
+      </w:pPr>
+      <w:bookmarkStart w:id="25" w:name="exposition-repeat-folding"/>
+      <w:bookmarkEnd w:id="24"/>
+      <w:r>
+        <w:t>4.5 Exposition Repeat Folding</w:t>
+      </w:r>
+    </w:p>
+    <w:p>
+      <w:pPr>
+        <w:pStyle w:val="FirstParagraph"/>
+      </w:pPr>
+      <w:r>
+        <w:t xml:space="preserve">When a performer elects to take the exposition repeat, the overwhelming majority of K. 545 recordings in the canonical discography, including the Schiff Carnegie Hall (2015) recording used in our reference deployment, the audio time-line becomes </w:t>
+      </w:r>
+      <w:r>
+        <w:rPr>
+          <w:i/>
+          <w:iCs/>
+        </w:rPr>
+        <w:t>non-monotonic</w:t>
+      </w:r>
+      <w:r>
+        <w:t xml:space="preserve"> with respect to analytical time. Audio seconds 0:00 – 0:55 traverse the exposition; audio seconds 0:55 – 1:48 traverse the exposition </w:t>
+      </w:r>
+      <w:r>
+        <w:rPr>
+          <w:i/>
+          <w:iCs/>
+        </w:rPr>
+        <w:t>again</w:t>
+      </w:r>
+      <w:r>
+        <w:t>; audio second 1:48 onwards opens the development. Two design responses are available:</w:t>
       </w:r>
     </w:p>
     <w:p>
@@ -5001,10 +5007,10 @@
           <w:b/>
           <w:bCs/>
         </w:rPr>
-        <w:t>Section jump</w:t>
-      </w:r>
-      <w:r>
-        <w:t>: clicking any colored timeline segment seeks the audio to that measure. A teacher can move directly from “exposition P” to “recapitulation P” without scrubbing.</w:t>
+        <w:t>Ignore the repeat.</w:t>
+      </w:r>
+      <w:r>
+        <w:t xml:space="preserve"> The cursor and analytical pane simply continue forward through audio time, and during the repeat the pane displays an off-by-one section (“development”) while the listener is still in the exposition. Pedagogically misleading.</w:t>
       </w:r>
     </w:p>
     <w:p>
@@ -5020,29 +5026,10 @@
           <w:b/>
           <w:bCs/>
         </w:rPr>
-        <w:t>Section loop</w:t>
-      </w:r>
-      <w:r>
-        <w:t>: toggles playback to repeat the current section, enabling immediate A–B comparison.</w:t>
-      </w:r>
-    </w:p>
-    <w:p>
-      <w:pPr>
-        <w:pStyle w:val="Compact"/>
-        <w:numPr>
-          <w:ilvl w:val="0"/>
-          <w:numId w:val="9"/>
-        </w:numPr>
-      </w:pPr>
-      <w:r>
-        <w:rPr>
-          <w:b/>
-          <w:bCs/>
-        </w:rPr>
-        <w:t>Playback-speed control</w:t>
-      </w:r>
-      <w:r>
-        <w:t>: slows passage to 0.5× without altering pitch, useful for very brief modulating moments.</w:t>
+        <w:t>Fold the repeat.</w:t>
+      </w:r>
+      <w:r>
+        <w:t xml:space="preserve"> During the repeat, the cursor returns to the exposition’s start and re-traverses it; only when the audio passes the second exposition codetta does the cursor advance into the development.</w:t>
       </w:r>
     </w:p>
     <w:p>
@@ -5050,18 +5037,94 @@
         <w:pStyle w:val="FirstParagraph"/>
       </w:pPr>
       <w:r>
-        <w:lastRenderedPageBreak/>
-        <w:t>Keyboard shortcuts (Space, ←/→, L for loop, C for color toggle) make classroom demonstration responsive in a way mouse-only interaction cannot.</w:t>
-      </w:r>
-    </w:p>
-    <w:p>
-      <w:pPr>
-        <w:pStyle w:val="2"/>
-      </w:pPr>
-      <w:bookmarkStart w:id="25" w:name="exposition-repeat-folding"/>
-      <w:bookmarkEnd w:id="24"/>
-      <w:r>
-        <w:t>4.5 Exposition Repeat Folding</w:t>
+        <w:t xml:space="preserve">We adopt the second option. Let </w:t>
+      </w:r>
+      <w:r>
+        <w:rPr>
+          <w:i/>
+          <w:iCs/>
+        </w:rPr>
+        <w:t>t</w:t>
+      </w:r>
+      <w:r>
+        <w:t xml:space="preserve"> be the current audio time and let the user-marked or default repeat span be [</w:t>
+      </w:r>
+      <w:r>
+        <w:rPr>
+          <w:i/>
+          <w:iCs/>
+        </w:rPr>
+        <w:t>r</w:t>
+      </w:r>
+      <w:r>
+        <w:t xml:space="preserve">₁, </w:t>
+      </w:r>
+      <w:r>
+        <w:rPr>
+          <w:i/>
+          <w:iCs/>
+        </w:rPr>
+        <w:t>r</w:t>
+      </w:r>
+      <w:r>
+        <w:t xml:space="preserve">₂]. The analytical time </w:t>
+      </w:r>
+      <w:r>
+        <w:rPr>
+          <w:i/>
+          <w:iCs/>
+        </w:rPr>
+        <w:t>τ</w:t>
+      </w:r>
+      <w:r>
+        <w:t xml:space="preserve"> is then a piecewise function:</w:t>
+      </w:r>
+    </w:p>
+    <w:p>
+      <w:pPr>
+        <w:pStyle w:val="SourceCode"/>
+      </w:pPr>
+      <w:r>
+        <w:rPr>
+          <w:rStyle w:val="VerbatimChar"/>
+        </w:rPr>
+        <w:t xml:space="preserve">              ⎧ t                                  if t &lt; r₁</w:t>
+      </w:r>
+      <w:r>
+        <w:br/>
+      </w:r>
+      <w:r>
+        <w:rPr>
+          <w:rStyle w:val="VerbatimChar"/>
+        </w:rPr>
+        <w:t xml:space="preserve">              ⎪</w:t>
+      </w:r>
+      <w:r>
+        <w:br/>
+      </w:r>
+      <w:r>
+        <w:rPr>
+          <w:rStyle w:val="VerbatimChar"/>
+        </w:rPr>
+        <w:t xml:space="preserve">   τ(t)   =   ⎨ ((t − r₁) / (r₂ − r₁)) · r₁         if r₁ ≤ t &lt; r₂</w:t>
+      </w:r>
+      <w:r>
+        <w:br/>
+      </w:r>
+      <w:r>
+        <w:rPr>
+          <w:rStyle w:val="VerbatimChar"/>
+        </w:rPr>
+        <w:t xml:space="preserve">              ⎪</w:t>
+      </w:r>
+      <w:r>
+        <w:br/>
+      </w:r>
+      <w:r>
+        <w:rPr>
+          <w:rStyle w:val="VerbatimChar"/>
+        </w:rPr>
+        <w:t xml:space="preserve">              ⎩ t − (r₂ − r₁)                      otherwise</w:t>
       </w:r>
     </w:p>
     <w:p>
@@ -5069,27 +5132,7 @@
         <w:pStyle w:val="FirstParagraph"/>
       </w:pPr>
       <w:r>
-        <w:t xml:space="preserve">When a performer elects to take the exposition repeat, the overwhelming majority of K. 545 recordings in the canonical discography, including the Schiff Carnegie Hall (2015) recording used in our reference deployment, the audio time-line becomes </w:t>
-      </w:r>
-      <w:r>
-        <w:rPr>
-          <w:i/>
-          <w:iCs/>
-        </w:rPr>
-        <w:t>non-monotonic</w:t>
-      </w:r>
-      <w:r>
-        <w:t xml:space="preserve"> with respect to analytical time. Audio seconds 0:00 – 0:55 traverse the exposition; audio seconds 0:55 – 1:48 traverse the exposition </w:t>
-      </w:r>
-      <w:r>
-        <w:rPr>
-          <w:i/>
-          <w:iCs/>
-        </w:rPr>
-        <w:t>again</w:t>
-      </w:r>
-      <w:r>
-        <w:t>; audio second 1:48 onwards opens the development. Two design responses are available:</w:t>
+        <w:t>Three properties follow:</w:t>
       </w:r>
     </w:p>
     <w:p>
@@ -5105,10 +5148,30 @@
           <w:b/>
           <w:bCs/>
         </w:rPr>
-        <w:t>Ignore the repeat.</w:t>
-      </w:r>
-      <w:r>
-        <w:t xml:space="preserve"> The cursor and analytical pane simply continue forward through audio time, and during the repeat the pane displays an off-by-one section (“development”) while the listener is still in the exposition. Pedagogically misleading.</w:t>
+        <w:t>First-pass identity.</w:t>
+      </w:r>
+      <w:r>
+        <w:t xml:space="preserve"> For </w:t>
+      </w:r>
+      <w:r>
+        <w:rPr>
+          <w:i/>
+          <w:iCs/>
+        </w:rPr>
+        <w:t>t</w:t>
+      </w:r>
+      <w:r>
+        <w:t xml:space="preserve"> &lt; </w:t>
+      </w:r>
+      <w:r>
+        <w:rPr>
+          <w:i/>
+          <w:iCs/>
+        </w:rPr>
+        <w:t>r</w:t>
+      </w:r>
+      <w:r>
+        <w:t>₁, analytical time equals audio time. The cursor behaves as a simple score-follower until the repeat begins.</w:t>
       </w:r>
     </w:p>
     <w:p>
@@ -5124,10 +5187,89 @@
           <w:b/>
           <w:bCs/>
         </w:rPr>
-        <w:t>Fold the repeat.</w:t>
-      </w:r>
-      <w:r>
-        <w:t xml:space="preserve"> During the repeat, the cursor returns to the exposition’s start and re-traverses it; only when the audio passes the second exposition codetta does the cursor advance into the development.</w:t>
+        <w:t>Fold-back on repeat.</w:t>
+      </w:r>
+      <w:r>
+        <w:t xml:space="preserve"> For </w:t>
+      </w:r>
+      <w:r>
+        <w:rPr>
+          <w:i/>
+          <w:iCs/>
+        </w:rPr>
+        <w:t>r</w:t>
+      </w:r>
+      <w:r>
+        <w:t xml:space="preserve">₁ ≤ </w:t>
+      </w:r>
+      <w:r>
+        <w:rPr>
+          <w:i/>
+          <w:iCs/>
+        </w:rPr>
+        <w:t>t</w:t>
+      </w:r>
+      <w:r>
+        <w:t xml:space="preserve"> &lt; </w:t>
+      </w:r>
+      <w:r>
+        <w:rPr>
+          <w:i/>
+          <w:iCs/>
+        </w:rPr>
+        <w:t>r</w:t>
+      </w:r>
+      <w:r>
+        <w:t xml:space="preserve">₂, the cursor re- traverses the analytical interval [0, </w:t>
+      </w:r>
+      <w:r>
+        <w:rPr>
+          <w:i/>
+          <w:iCs/>
+        </w:rPr>
+        <w:t>r</w:t>
+      </w:r>
+      <w:r>
+        <w:t>₁] proportionally with the second hearing. The listener hears the exposition a second time while the cursor visibly returns to bar 1 and crawls forward to bar 28 again.</w:t>
+      </w:r>
+    </w:p>
+    <w:p>
+      <w:pPr>
+        <w:pStyle w:val="Compact"/>
+        <w:numPr>
+          <w:ilvl w:val="0"/>
+          <w:numId w:val="10"/>
+        </w:numPr>
+      </w:pPr>
+      <w:r>
+        <w:rPr>
+          <w:b/>
+          <w:bCs/>
+        </w:rPr>
+        <w:t>Post-repeat offset.</w:t>
+      </w:r>
+      <w:r>
+        <w:t xml:space="preserve"> For </w:t>
+      </w:r>
+      <w:r>
+        <w:rPr>
+          <w:i/>
+          <w:iCs/>
+        </w:rPr>
+        <w:t>t</w:t>
+      </w:r>
+      <w:r>
+        <w:t xml:space="preserve"> ≥ </w:t>
+      </w:r>
+      <w:r>
+        <w:rPr>
+          <w:i/>
+          <w:iCs/>
+        </w:rPr>
+        <w:t>r</w:t>
+      </w:r>
+      <w:r>
+        <w:t>₂, analytical time advances at audio rate but offset back by the repeat duration. The development and recapitulation are addressed correctly regardless of repeat length.</w:t>
       </w:r>
     </w:p>
     <w:p>
@@ -5135,17 +5277,7 @@
         <w:pStyle w:val="FirstParagraph"/>
       </w:pPr>
       <w:r>
-        <w:t xml:space="preserve">We adopt the second option. Let </w:t>
-      </w:r>
-      <w:r>
-        <w:rPr>
-          <w:i/>
-          <w:iCs/>
-        </w:rPr>
-        <w:t>t</w:t>
-      </w:r>
-      <w:r>
-        <w:t xml:space="preserve"> be the current audio time and let the user-marked or default repeat span be [</w:t>
+        <w:t xml:space="preserve">The repeat boundaries </w:t>
       </w:r>
       <w:r>
         <w:rPr>
@@ -5155,7 +5287,7 @@
         <w:t>r</w:t>
       </w:r>
       <w:r>
-        <w:t xml:space="preserve">₁, </w:t>
+        <w:t xml:space="preserve">₁ and </w:t>
       </w:r>
       <w:r>
         <w:rPr>
@@ -5165,64 +5297,35 @@
         <w:t>r</w:t>
       </w:r>
       <w:r>
-        <w:t xml:space="preserve">₂]. The analytical time </w:t>
-      </w:r>
-      <w:r>
-        <w:rPr>
-          <w:i/>
-          <w:iCs/>
-        </w:rPr>
-        <w:t>τ</w:t>
-      </w:r>
-      <w:r>
-        <w:t xml:space="preserve"> is then a piecewise function:</w:t>
-      </w:r>
-    </w:p>
-    <w:p>
-      <w:pPr>
-        <w:pStyle w:val="SourceCode"/>
-      </w:pPr>
+        <w:t xml:space="preserve">₂ are user-adjustable through three keyboard shortcuts (M, [, ]) for live calibration against the actual recording, and the calibrated values are persisted in </w:t>
+      </w:r>
       <w:r>
         <w:rPr>
           <w:rStyle w:val="VerbatimChar"/>
         </w:rPr>
-        <w:t xml:space="preserve">              ⎧ t                                  if t &lt; r₁</w:t>
-      </w:r>
-      <w:r>
-        <w:br/>
-      </w:r>
-      <w:r>
-        <w:rPr>
-          <w:rStyle w:val="VerbatimChar"/>
-        </w:rPr>
-        <w:t xml:space="preserve">              ⎪</w:t>
-      </w:r>
-      <w:r>
-        <w:br/>
-      </w:r>
-      <w:r>
-        <w:rPr>
-          <w:rStyle w:val="VerbatimChar"/>
-        </w:rPr>
-        <w:t xml:space="preserve">   τ(t)   =   ⎨ ((t − r₁) / (r₂ − r₁)) · r₁         if r₁ ≤ t &lt; r₂</w:t>
-      </w:r>
-      <w:r>
-        <w:br/>
-      </w:r>
-      <w:r>
-        <w:rPr>
-          <w:rStyle w:val="VerbatimChar"/>
-        </w:rPr>
-        <w:t xml:space="preserve">              ⎪</w:t>
-      </w:r>
-      <w:r>
-        <w:br/>
-      </w:r>
-      <w:r>
-        <w:rPr>
-          <w:rStyle w:val="VerbatimChar"/>
-        </w:rPr>
-        <w:t xml:space="preserve">              ⎩ t − (r₂ − r₁)                      otherwise</w:t>
+        <w:t>localStorage</w:t>
+      </w:r>
+      <w:r>
+        <w:t>. The fold is therefore robust to the wide variance in recording-specific repeat timings observed across the K. 545 discography, and the same folding scheme transfers without modification to any sonata-form work with a marked exposition repeat.</w:t>
+      </w:r>
+    </w:p>
+    <w:p>
+      <w:pPr>
+        <w:pStyle w:val="a0"/>
+      </w:pPr>
+      <w:r>
+        <w:t>To our knowledge, no prior open music-visualization system (including Dezrann, Sonic Visualiser, and the score-following tools surveyed in §2.4) addresses performer-elected repeats with an explicit non-monotonic time map. The closest analogue in the MIR literature is the structure-following work of Müller (2015, ch. 3), which handles repeats by inserting multiple parallel score branches; our approach preserves a single score-time axis and is consequently simpler to implement and to visualize for a learner.</w:t>
+      </w:r>
+    </w:p>
+    <w:p>
+      <w:pPr>
+        <w:pStyle w:val="1"/>
+      </w:pPr>
+      <w:bookmarkStart w:id="26" w:name="a-classroom-walk-through"/>
+      <w:bookmarkEnd w:id="19"/>
+      <w:bookmarkEnd w:id="25"/>
+      <w:r>
+        <w:t>5. A Classroom Walk-Through</w:t>
       </w:r>
     </w:p>
     <w:p>
@@ -5230,7 +5333,138 @@
         <w:pStyle w:val="FirstParagraph"/>
       </w:pPr>
       <w:r>
-        <w:t>Three properties follow:</w:t>
+        <w:t>This section illustrates how a teacher using the tool might surface the analytical claims of §3.3 in a single 30-minute class meeting.</w:t>
+      </w:r>
+    </w:p>
+    <w:p>
+      <w:pPr>
+        <w:pStyle w:val="2"/>
+      </w:pPr>
+      <w:bookmarkStart w:id="27" w:name="first-hearing-5-minutes"/>
+      <w:r>
+        <w:t>5.1 First Hearing (5 minutes)</w:t>
+      </w:r>
+    </w:p>
+    <w:p>
+      <w:pPr>
+        <w:pStyle w:val="FirstParagraph"/>
+      </w:pPr>
+      <w:r>
+        <w:t xml:space="preserve">The teacher opens the tool with the audio loaded and </w:t>
+      </w:r>
+      <w:r>
+        <w:rPr>
+          <w:i/>
+          <w:iCs/>
+        </w:rPr>
+        <w:t>color visualization disabled</w:t>
+      </w:r>
+      <w:r>
+        <w:t xml:space="preserve">. The class hears the entire movement once, including the exposition repeat, while the score scrolls and the red playhead moves along the (still uncolored) timeline. The instruction is simply: “Where do you think the movement is divided?” The preserved exposition repeat surfaces a useful preliminary observation that the music </w:t>
+      </w:r>
+      <w:r>
+        <w:rPr>
+          <w:i/>
+          <w:iCs/>
+        </w:rPr>
+        <w:t>returns to the same material</w:t>
+      </w:r>
+      <w:r>
+        <w:t xml:space="preserve"> approximately one minute in.</w:t>
+      </w:r>
+    </w:p>
+    <w:p>
+      <w:pPr>
+        <w:pStyle w:val="2"/>
+      </w:pPr>
+      <w:bookmarkStart w:id="28" w:name="X2ddb6c68b882bbc8848c4c15d8d9979b4cd9ae2"/>
+      <w:bookmarkEnd w:id="27"/>
+      <w:r>
+        <w:t>5.2 Color Reveal and Section Identification (8 minutes)</w:t>
+      </w:r>
+    </w:p>
+    <w:p>
+      <w:pPr>
+        <w:pStyle w:val="FirstParagraph"/>
+      </w:pPr>
+      <w:r>
+        <w:t xml:space="preserve">The teacher toggles section color on. The exposition / development / recapitulation tripartite division is now visible at a glance on the timeline; the same colors are simultaneously painted as measure-level overlays on the score. Students are asked to identify, by clicking the timeline segments, the boundary measures of each section. Because the colored regions are now both </w:t>
+      </w:r>
+      <w:r>
+        <w:rPr>
+          <w:i/>
+          <w:iCs/>
+        </w:rPr>
+        <w:t>temporal</w:t>
+      </w:r>
+      <w:r>
+        <w:t xml:space="preserve"> (timeline) and </w:t>
+      </w:r>
+      <w:r>
+        <w:rPr>
+          <w:i/>
+          <w:iCs/>
+        </w:rPr>
+        <w:t>spatial</w:t>
+      </w:r>
+      <w:r>
+        <w:t xml:space="preserve"> (score), students can verify their guesses on either representation.</w:t>
+      </w:r>
+    </w:p>
+    <w:p>
+      <w:pPr>
+        <w:pStyle w:val="2"/>
+      </w:pPr>
+      <w:bookmarkStart w:id="29" w:name="exposition-p-and-s-5-minutes"/>
+      <w:bookmarkEnd w:id="28"/>
+      <w:r>
+        <w:t>5.3 Exposition P and S (5 minutes)</w:t>
+      </w:r>
+    </w:p>
+    <w:p>
+      <w:pPr>
+        <w:pStyle w:val="FirstParagraph"/>
+      </w:pPr>
+      <w:r>
+        <w:t xml:space="preserve">Using the section-jump buttons, the teacher plays just the exposition’s P region (mm. 1–13), then just S (mm. 14–25). The analysis pane displays “C major” then “G major”; the boundary is auditorily </w:t>
+      </w:r>
+      <w:r>
+        <w:rPr>
+          <w:i/>
+          <w:iCs/>
+        </w:rPr>
+        <w:t>and</w:t>
+      </w:r>
+      <w:r>
+        <w:t xml:space="preserve"> visually marked. The teacher asks: “What harmonic move did Mozart just make?” The answer (I → V) is no longer something the teacher tells the class but something the class deduces from the visible key change.</w:t>
+      </w:r>
+    </w:p>
+    <w:p>
+      <w:pPr>
+        <w:pStyle w:val="2"/>
+      </w:pPr>
+      <w:bookmarkStart w:id="30" w:name="X38274047bc23f08e8729b0fdf0da1c2ed7905f1"/>
+      <w:bookmarkEnd w:id="29"/>
+      <w:r>
+        <w:t>5.4 The Critical Moment: Recapitulation P (8 minutes)</w:t>
+      </w:r>
+    </w:p>
+    <w:p>
+      <w:pPr>
+        <w:pStyle w:val="FirstParagraph"/>
+      </w:pPr>
+      <w:r>
+        <w:t>The teacher jumps to recapitulation P (mm. 42–58, audio time around 2:12). The analysis pane displays “</w:t>
+      </w:r>
+      <w:r>
+        <w:rPr>
+          <w:b/>
+          <w:bCs/>
+        </w:rPr>
+        <w:t>F major</w:t>
+      </w:r>
+      <w:r>
+        <w:t>.” This is, in our experience, the moment students lean forward. Two follow-up actions make the pedagogical point:</w:t>
       </w:r>
     </w:p>
     <w:p>
@@ -5243,34 +5477,23 @@
       </w:pPr>
       <w:r>
         <w:rPr>
-          <w:b/>
-          <w:bCs/>
-        </w:rPr>
-        <w:lastRenderedPageBreak/>
-        <w:t>First-pass identity.</w:t>
-      </w:r>
-      <w:r>
-        <w:t xml:space="preserve"> For </w:t>
-      </w:r>
-      <w:r>
-        <w:rPr>
-          <w:i/>
-          <w:iCs/>
-        </w:rPr>
-        <w:t>t</w:t>
-      </w:r>
-      <w:r>
-        <w:t xml:space="preserve"> &lt; </w:t>
-      </w:r>
-      <w:r>
-        <w:rPr>
-          <w:i/>
-          <w:iCs/>
-        </w:rPr>
-        <w:t>r</w:t>
-      </w:r>
-      <w:r>
-        <w:t>₁, analytical time equals audio time. The cursor behaves as a simple score-follower until the repeat begins.</w:t>
+          <w:i/>
+          <w:iCs/>
+        </w:rPr>
+        <w:t>Loop on</w:t>
+      </w:r>
+      <w:r>
+        <w:t xml:space="preserve">. The teacher engages section loop and lets the class hear recap P for one full pass. The label “F major” is held in view. The visual and auditory representations of </w:t>
+      </w:r>
+      <w:r>
+        <w:rPr>
+          <w:i/>
+          <w:iCs/>
+        </w:rPr>
+        <w:t>the same primary theme in a different key</w:t>
+      </w:r>
+      <w:r>
+        <w:t xml:space="preserve"> are now jointly available.</w:t>
       </w:r>
     </w:p>
     <w:p>
@@ -5279,333 +5502,6 @@
         <w:numPr>
           <w:ilvl w:val="0"/>
           <w:numId w:val="11"/>
-        </w:numPr>
-      </w:pPr>
-      <w:r>
-        <w:rPr>
-          <w:b/>
-          <w:bCs/>
-        </w:rPr>
-        <w:t>Fold-back on repeat.</w:t>
-      </w:r>
-      <w:r>
-        <w:t xml:space="preserve"> For </w:t>
-      </w:r>
-      <w:r>
-        <w:rPr>
-          <w:i/>
-          <w:iCs/>
-        </w:rPr>
-        <w:t>r</w:t>
-      </w:r>
-      <w:r>
-        <w:t xml:space="preserve">₁ ≤ </w:t>
-      </w:r>
-      <w:r>
-        <w:rPr>
-          <w:i/>
-          <w:iCs/>
-        </w:rPr>
-        <w:t>t</w:t>
-      </w:r>
-      <w:r>
-        <w:t xml:space="preserve"> &lt; </w:t>
-      </w:r>
-      <w:r>
-        <w:rPr>
-          <w:i/>
-          <w:iCs/>
-        </w:rPr>
-        <w:t>r</w:t>
-      </w:r>
-      <w:r>
-        <w:t xml:space="preserve">₂, the cursor re- traverses the analytical interval [0, </w:t>
-      </w:r>
-      <w:r>
-        <w:rPr>
-          <w:i/>
-          <w:iCs/>
-        </w:rPr>
-        <w:t>r</w:t>
-      </w:r>
-      <w:r>
-        <w:t xml:space="preserve">₁] proportionally with </w:t>
-      </w:r>
-      <w:r>
-        <w:t>the second hearing. The listener hears the exposition a second time while the cursor visibly returns to bar 1 and crawls forward to bar 28 again.</w:t>
-      </w:r>
-    </w:p>
-    <w:p>
-      <w:pPr>
-        <w:pStyle w:val="Compact"/>
-        <w:numPr>
-          <w:ilvl w:val="0"/>
-          <w:numId w:val="11"/>
-        </w:numPr>
-      </w:pPr>
-      <w:r>
-        <w:rPr>
-          <w:b/>
-          <w:bCs/>
-        </w:rPr>
-        <w:t>Post-repeat offset.</w:t>
-      </w:r>
-      <w:r>
-        <w:t xml:space="preserve"> For </w:t>
-      </w:r>
-      <w:r>
-        <w:rPr>
-          <w:i/>
-          <w:iCs/>
-        </w:rPr>
-        <w:t>t</w:t>
-      </w:r>
-      <w:r>
-        <w:t xml:space="preserve"> ≥ </w:t>
-      </w:r>
-      <w:r>
-        <w:rPr>
-          <w:i/>
-          <w:iCs/>
-        </w:rPr>
-        <w:t>r</w:t>
-      </w:r>
-      <w:r>
-        <w:t>₂, analytical time advances at audio rate but offset back by the repeat duration. The development and recapitulation are addressed correctly regardless of repeat length.</w:t>
-      </w:r>
-    </w:p>
-    <w:p>
-      <w:pPr>
-        <w:pStyle w:val="FirstParagraph"/>
-      </w:pPr>
-      <w:r>
-        <w:t xml:space="preserve">The repeat boundaries </w:t>
-      </w:r>
-      <w:r>
-        <w:rPr>
-          <w:i/>
-          <w:iCs/>
-        </w:rPr>
-        <w:t>r</w:t>
-      </w:r>
-      <w:r>
-        <w:t xml:space="preserve">₁ and </w:t>
-      </w:r>
-      <w:r>
-        <w:rPr>
-          <w:i/>
-          <w:iCs/>
-        </w:rPr>
-        <w:t>r</w:t>
-      </w:r>
-      <w:r>
-        <w:t xml:space="preserve">₂ are user-adjustable through three keyboard shortcuts (M, [, ]) for live calibration against the actual recording, and the calibrated values are persisted in </w:t>
-      </w:r>
-      <w:r>
-        <w:rPr>
-          <w:rStyle w:val="VerbatimChar"/>
-        </w:rPr>
-        <w:t>localStorage</w:t>
-      </w:r>
-      <w:r>
-        <w:t>. The fold is therefore robust to the wide variance in recording-specific repeat timings observed across the K. 545 discography, and the same folding scheme transfers without modification to any sonata-form work with a marked exposition repeat.</w:t>
-      </w:r>
-    </w:p>
-    <w:p>
-      <w:pPr>
-        <w:pStyle w:val="a0"/>
-      </w:pPr>
-      <w:r>
-        <w:t>To our knowledge, no prior open music-visualization system (including Dezrann, Sonic Visualiser, and the score-following tools surveyed in §2.4) addresses performer-elected repeats with an explicit non-monotonic time map. The closest analogue in the MIR literature is the structure-following work of Müller (2015, ch. 3), which handles repeats by inserting multiple parallel score branches; our approach preserves a single score-time axis and is consequently simpler to implement and to visualize for a learner.</w:t>
-      </w:r>
-    </w:p>
-    <w:p>
-      <w:pPr>
-        <w:pStyle w:val="1"/>
-      </w:pPr>
-      <w:bookmarkStart w:id="26" w:name="a-classroom-walk-through"/>
-      <w:bookmarkEnd w:id="19"/>
-      <w:bookmarkEnd w:id="25"/>
-      <w:r>
-        <w:t>5. A Classroom Walk-Through</w:t>
-      </w:r>
-    </w:p>
-    <w:p>
-      <w:pPr>
-        <w:pStyle w:val="FirstParagraph"/>
-      </w:pPr>
-      <w:r>
-        <w:t>This section illustrates how a teacher using the tool might surface the analytical claims of §3.3 in a single 30-minute class meeting.</w:t>
-      </w:r>
-    </w:p>
-    <w:p>
-      <w:pPr>
-        <w:pStyle w:val="2"/>
-      </w:pPr>
-      <w:bookmarkStart w:id="27" w:name="first-hearing-5-minutes"/>
-      <w:r>
-        <w:lastRenderedPageBreak/>
-        <w:t>5.1 First Hearing (5 minutes)</w:t>
-      </w:r>
-    </w:p>
-    <w:p>
-      <w:pPr>
-        <w:pStyle w:val="FirstParagraph"/>
-      </w:pPr>
-      <w:r>
-        <w:t xml:space="preserve">The teacher opens the tool with the audio loaded and </w:t>
-      </w:r>
-      <w:r>
-        <w:rPr>
-          <w:i/>
-          <w:iCs/>
-        </w:rPr>
-        <w:t>color visualization disabled</w:t>
-      </w:r>
-      <w:r>
-        <w:t xml:space="preserve">. The class hears the entire movement once, including the exposition repeat, while the score scrolls and the red playhead moves along the (still uncolored) timeline. The instruction is simply: “Where do you think the movement is divided?” The preserved exposition repeat surfaces a useful preliminary observation that the music </w:t>
-      </w:r>
-      <w:r>
-        <w:rPr>
-          <w:i/>
-          <w:iCs/>
-        </w:rPr>
-        <w:t>returns to the same material</w:t>
-      </w:r>
-      <w:r>
-        <w:t xml:space="preserve"> approximately one minute in.</w:t>
-      </w:r>
-    </w:p>
-    <w:p>
-      <w:pPr>
-        <w:pStyle w:val="2"/>
-      </w:pPr>
-      <w:bookmarkStart w:id="28" w:name="X2ddb6c68b882bbc8848c4c15d8d9979b4cd9ae2"/>
-      <w:bookmarkEnd w:id="27"/>
-      <w:r>
-        <w:t>5.2 Color Reveal and Section Identification (8 minutes)</w:t>
-      </w:r>
-    </w:p>
-    <w:p>
-      <w:pPr>
-        <w:pStyle w:val="FirstParagraph"/>
-      </w:pPr>
-      <w:r>
-        <w:t xml:space="preserve">The teacher toggles section color on. The exposition / development / recapitulation tripartite division is now visible at a glance on the timeline; the same colors are simultaneously painted as measure-level overlays on the score. Students are asked to identify, by clicking the timeline segments, the boundary measures of each section. Because the colored regions are now both </w:t>
-      </w:r>
-      <w:r>
-        <w:rPr>
-          <w:i/>
-          <w:iCs/>
-        </w:rPr>
-        <w:t>temporal</w:t>
-      </w:r>
-      <w:r>
-        <w:t xml:space="preserve"> (timeline) and </w:t>
-      </w:r>
-      <w:r>
-        <w:rPr>
-          <w:i/>
-          <w:iCs/>
-        </w:rPr>
-        <w:t>spatial</w:t>
-      </w:r>
-      <w:r>
-        <w:t xml:space="preserve"> (score), students can verify their guesses on either representation.</w:t>
-      </w:r>
-    </w:p>
-    <w:p>
-      <w:pPr>
-        <w:pStyle w:val="2"/>
-      </w:pPr>
-      <w:bookmarkStart w:id="29" w:name="exposition-p-and-s-5-minutes"/>
-      <w:bookmarkEnd w:id="28"/>
-      <w:r>
-        <w:t>5.3 Exposition P and S (5 minutes)</w:t>
-      </w:r>
-    </w:p>
-    <w:p>
-      <w:pPr>
-        <w:pStyle w:val="FirstParagraph"/>
-      </w:pPr>
-      <w:r>
-        <w:t xml:space="preserve">Using the section-jump buttons, the teacher plays just the exposition’s P region (mm. 1–13), then just S (mm. 14–25). The analysis pane displays “C major” then “G major”; the boundary is auditorily </w:t>
-      </w:r>
-      <w:r>
-        <w:rPr>
-          <w:i/>
-          <w:iCs/>
-        </w:rPr>
-        <w:t>and</w:t>
-      </w:r>
-      <w:r>
-        <w:t xml:space="preserve"> visually marked. The teacher asks: “What harmonic move did Mozart just make?” The answer (I → V) is no longer something the teacher tells the class but something the class deduces from the visible key change.</w:t>
-      </w:r>
-    </w:p>
-    <w:p>
-      <w:pPr>
-        <w:pStyle w:val="2"/>
-      </w:pPr>
-      <w:bookmarkStart w:id="30" w:name="X38274047bc23f08e8729b0fdf0da1c2ed7905f1"/>
-      <w:bookmarkEnd w:id="29"/>
-      <w:r>
-        <w:lastRenderedPageBreak/>
-        <w:t>5.4 The Critical Moment: Recapitulation P (8 minutes)</w:t>
-      </w:r>
-    </w:p>
-    <w:p>
-      <w:pPr>
-        <w:pStyle w:val="FirstParagraph"/>
-      </w:pPr>
-      <w:r>
-        <w:t>The teacher jumps to recapitulation P (mm. 42–58, audio time around 2:12). The analysis pane displays “</w:t>
-      </w:r>
-      <w:r>
-        <w:rPr>
-          <w:b/>
-          <w:bCs/>
-        </w:rPr>
-        <w:t>F major</w:t>
-      </w:r>
-      <w:r>
-        <w:t>.” This is, in our experience, the moment students lean forward. Two follow-up actions make the pedagogical point:</w:t>
-      </w:r>
-    </w:p>
-    <w:p>
-      <w:pPr>
-        <w:pStyle w:val="Compact"/>
-        <w:numPr>
-          <w:ilvl w:val="0"/>
-          <w:numId w:val="12"/>
-        </w:numPr>
-      </w:pPr>
-      <w:r>
-        <w:rPr>
-          <w:i/>
-          <w:iCs/>
-        </w:rPr>
-        <w:t>Loop on</w:t>
-      </w:r>
-      <w:r>
-        <w:t xml:space="preserve">. The teacher engages section loop and lets the class hear recap P for one full pass. The label “F major” is held in view. The visual and auditory representations of </w:t>
-      </w:r>
-      <w:r>
-        <w:rPr>
-          <w:i/>
-          <w:iCs/>
-        </w:rPr>
-        <w:t>the same primary theme in a different key</w:t>
-      </w:r>
-      <w:r>
-        <w:t xml:space="preserve"> are now jointly available.</w:t>
-      </w:r>
-    </w:p>
-    <w:p>
-      <w:pPr>
-        <w:pStyle w:val="Compact"/>
-        <w:numPr>
-          <w:ilvl w:val="0"/>
-          <w:numId w:val="12"/>
         </w:numPr>
       </w:pPr>
       <w:r>
@@ -6234,7 +6130,7 @@
         <w:pStyle w:val="Compact"/>
         <w:numPr>
           <w:ilvl w:val="0"/>
-          <w:numId w:val="13"/>
+          <w:numId w:val="12"/>
         </w:numPr>
       </w:pPr>
       <w:r>
@@ -6256,6 +6152,133 @@
       </w:r>
       <w:r>
         <w:t>” (C4). The current tool displays section- and theme-zone-level key labels (e.g., “C major” / “G major” / “F major”) but does not surface internal chord-by-chord progressions. The expert’s recommendation is that chord-level harmonic motion be added as a finer visualization layer in a future revision.</w:t>
+      </w:r>
+    </w:p>
+    <w:p>
+      <w:pPr>
+        <w:pStyle w:val="Compact"/>
+        <w:numPr>
+          <w:ilvl w:val="0"/>
+          <w:numId w:val="12"/>
+        </w:numPr>
+      </w:pPr>
+      <w:r>
+        <w:rPr>
+          <w:b/>
+          <w:bCs/>
+        </w:rPr>
+        <w:t>Whole-piece interface affordance.</w:t>
+      </w:r>
+      <w:r>
+        <w:t xml:space="preserve"> In response to the RCT-methodology question (C6) the expert returned a design suggestion rather than a methodology suggestion: “</w:t>
+      </w:r>
+      <w:r>
+        <w:rPr>
+          <w:i/>
+          <w:iCs/>
+        </w:rPr>
+        <w:t>It would be good if one piece and the interface screen could be viewed as a whole.</w:t>
+      </w:r>
+      <w:r>
+        <w:t>” We read this as a request for a more whole-piece visual summary affordance — for instance an always-visible mini-map of the form alongside the (currently scrollable) score.</w:t>
+      </w:r>
+    </w:p>
+    <w:p>
+      <w:pPr>
+        <w:pStyle w:val="FirstParagraph"/>
+      </w:pPr>
+      <w:r>
+        <w:t xml:space="preserve">That a methodology question was answered with a design recommendation is itself a finding: an experienced field expert’s instinct, on encountering a teaching tool, is to think about </w:t>
+      </w:r>
+      <w:r>
+        <w:rPr>
+          <w:i/>
+          <w:iCs/>
+        </w:rPr>
+        <w:t>how to extend the tool</w:t>
+      </w:r>
+      <w:r>
+        <w:t xml:space="preserve"> rather than </w:t>
+      </w:r>
+      <w:r>
+        <w:rPr>
+          <w:i/>
+          <w:iCs/>
+        </w:rPr>
+        <w:t>how to instrument a study around it</w:t>
+      </w:r>
+      <w:r>
+        <w:t>.</w:t>
+      </w:r>
+    </w:p>
+    <w:p>
+      <w:pPr>
+        <w:pStyle w:val="3"/>
+      </w:pPr>
+      <w:bookmarkStart w:id="39" w:name="X4b3be466686d378388712ff3ac02bda7cc4d1c3"/>
+      <w:bookmarkEnd w:id="38"/>
+      <w:r>
+        <w:t>6.3.4 Multi-piece extension and real-world deployment endorsed</w:t>
+      </w:r>
+    </w:p>
+    <w:p>
+      <w:pPr>
+        <w:pStyle w:val="FirstParagraph"/>
+      </w:pPr>
+      <w:r>
+        <w:t>To the question of single-work depth versus multi-piece breadth (C5) the expert responded “</w:t>
+      </w:r>
+      <w:r>
+        <w:rPr>
+          <w:i/>
+          <w:iCs/>
+        </w:rPr>
+        <w:t>If there were diverse works, I would actively use them.</w:t>
+      </w:r>
+      <w:r>
+        <w:t>” The verb is significant: not “could use” but “actively use.” In an optional open-comment field at the end of the survey the expert added, unprompted, “</w:t>
+      </w:r>
+      <w:r>
+        <w:rPr>
+          <w:i/>
+          <w:iCs/>
+        </w:rPr>
+        <w:t>Personally, I hope this program is expanded and turned into a real, deployable tool.</w:t>
+      </w:r>
+      <w:r>
+        <w:t xml:space="preserve">” The two statements together signal a single underlying judgement: that the tool’s current single-work form is a </w:t>
+      </w:r>
+      <w:r>
+        <w:rPr>
+          <w:i/>
+          <w:iCs/>
+        </w:rPr>
+        <w:t>demonstration artefact</w:t>
+      </w:r>
+      <w:r>
+        <w:t>, and that the expert’s field practice would benefit from its maturation into a mult</w:t>
+      </w:r>
+      <w:r>
+        <w:t>i-work, deployment-grade resource. This converges with — and elevates the priority of — the multi-piece dataset already listed as future work in §7 (Beethoven Op. 49 No. 2 mvt. I and Clementi Op. 36 No. 1 mvt. I, encoded against the same JSON schema), and motivates a parallel commitment to production-readiness (documentation, classroom packaging, teacher- facing materials) beyond the research prototype reported here.</w:t>
+      </w:r>
+    </w:p>
+    <w:p>
+      <w:pPr>
+        <w:pStyle w:val="2"/>
+      </w:pPr>
+      <w:bookmarkStart w:id="40" w:name="Xa84ed316009f2bbb6f4ec2e84d740889d5d5e81"/>
+      <w:bookmarkEnd w:id="35"/>
+      <w:bookmarkEnd w:id="39"/>
+      <w:r>
+        <w:t>6.4 Implications for the planned RCT and the tool roadmap</w:t>
+      </w:r>
+    </w:p>
+    <w:p>
+      <w:pPr>
+        <w:pStyle w:val="FirstParagraph"/>
+      </w:pPr>
+      <w:r>
+        <w:t>Three concrete revisions follow from the pilot.</w:t>
       </w:r>
     </w:p>
     <w:p>
@@ -6271,20 +6294,117 @@
           <w:b/>
           <w:bCs/>
         </w:rPr>
-        <w:t>Whole-piece interface affordance.</w:t>
-      </w:r>
-      <w:r>
-        <w:t xml:space="preserve"> In response to the RCT-methodology question (C6) the expert returned a design suggestion rather than a methodology suggestion: “</w:t>
-      </w:r>
-      <w:r>
-        <w:rPr>
-          <w:i/>
-          <w:iCs/>
-        </w:rPr>
-        <w:t>It would be good if one piece and the interface screen could be viewed as a whole.</w:t>
-      </w:r>
-      <w:r>
-        <w:t>” We read this as a request for a more whole-piece visual summary affordance — for instance an always-visible mini-map of the form alongside the (currently scrollable) score.</w:t>
+        <w:t>RCT primary measure to include “perceived integration”</w:t>
+      </w:r>
+      <w:r>
+        <w:t xml:space="preserve"> — a confidence/integration rating in addition to formal-identification accuracy and SUS. The single-expert response suggests that the </w:t>
+      </w:r>
+      <w:r>
+        <w:rPr>
+          <w:i/>
+          <w:iCs/>
+        </w:rPr>
+        <w:t>experience of three-channel synchronization</w:t>
+      </w:r>
+      <w:r>
+        <w:t xml:space="preserve"> may be a distinct construct that learners can rate independently of accuracy and usability. This will be added to the RCT protocol.</w:t>
+      </w:r>
+    </w:p>
+    <w:p>
+      <w:pPr>
+        <w:pStyle w:val="Compact"/>
+        <w:numPr>
+          <w:ilvl w:val="0"/>
+          <w:numId w:val="13"/>
+        </w:numPr>
+      </w:pPr>
+      <w:r>
+        <w:rPr>
+          <w:b/>
+          <w:bCs/>
+        </w:rPr>
+        <w:t>Pre-RCT tool extension: chord-level harmonic layer.</w:t>
+      </w:r>
+      <w:r>
+        <w:t xml:space="preserve"> The expert’s C4 recommendation will be incorporated into a v0.2.0 release before the RCT, so that the RCT evaluates the version the expert thought </w:t>
+      </w:r>
+      <w:r>
+        <w:rPr>
+          <w:i/>
+          <w:iCs/>
+        </w:rPr>
+        <w:t>should exist</w:t>
+      </w:r>
+      <w:r>
+        <w:t>, not the more limited v0.1.0.</w:t>
+      </w:r>
+    </w:p>
+    <w:p>
+      <w:pPr>
+        <w:pStyle w:val="Compact"/>
+        <w:numPr>
+          <w:ilvl w:val="0"/>
+          <w:numId w:val="13"/>
+        </w:numPr>
+      </w:pPr>
+      <w:r>
+        <w:rPr>
+          <w:b/>
+          <w:bCs/>
+        </w:rPr>
+        <w:t>Multi-piece corpus prioritised.</w:t>
+      </w:r>
+      <w:r>
+        <w:t xml:space="preserve"> Per the C5 endorsement, Beethoven Op. 49 No. 2 mvt. I and Clementi Op. 36 No. 1 mvt. I will be added to the corpus </w:t>
+      </w:r>
+      <w:r>
+        <w:rPr>
+          <w:i/>
+          <w:iCs/>
+        </w:rPr>
+        <w:t>before</w:t>
+      </w:r>
+      <w:r>
+        <w:t xml:space="preserve"> the RCT rather than as post-RCT future work, so the trial can also assess single-work-deep versus multi-piece-comparative conditions.</w:t>
+      </w:r>
+    </w:p>
+    <w:p>
+      <w:pPr>
+        <w:pStyle w:val="Compact"/>
+        <w:numPr>
+          <w:ilvl w:val="0"/>
+          <w:numId w:val="13"/>
+        </w:numPr>
+      </w:pPr>
+      <w:r>
+        <w:rPr>
+          <w:b/>
+          <w:bCs/>
+        </w:rPr>
+        <w:t>Production-readiness track in parallel.</w:t>
+      </w:r>
+      <w:r>
+        <w:t xml:space="preserve"> The expert’s unprompted comment that the tool should “</w:t>
+      </w:r>
+      <w:r>
+        <w:rPr>
+          <w:i/>
+          <w:iCs/>
+        </w:rPr>
+        <w:t>become a real, deployable tool</w:t>
+      </w:r>
+      <w:r>
+        <w:t>” frames a separate engineering track alongside the research RCT: documentation for non-author teachers, classroom packaging (offline-installable bundle, printable reference card), and a teacher-facing v1.0 release that does not depend on the live deployment URL.</w:t>
+      </w:r>
+    </w:p>
+    <w:p>
+      <w:pPr>
+        <w:pStyle w:val="2"/>
+      </w:pPr>
+      <w:bookmarkStart w:id="41" w:name="limitations-of-this-pilot"/>
+      <w:bookmarkEnd w:id="40"/>
+      <w:r>
+        <w:t>6.5 Limitations of this pilot</w:t>
       </w:r>
     </w:p>
     <w:p>
@@ -6292,97 +6412,17 @@
         <w:pStyle w:val="FirstParagraph"/>
       </w:pPr>
       <w:r>
-        <w:t xml:space="preserve">That a methodology question was answered with a design recommendation is itself a finding: an experienced field expert’s instinct, on encountering a teaching tool, is to think about </w:t>
-      </w:r>
-      <w:r>
-        <w:rPr>
-          <w:i/>
-          <w:iCs/>
-        </w:rPr>
-        <w:t>how to extend the tool</w:t>
-      </w:r>
-      <w:r>
-        <w:t xml:space="preserve"> rather than </w:t>
-      </w:r>
-      <w:r>
-        <w:rPr>
-          <w:i/>
-          <w:iCs/>
-        </w:rPr>
-        <w:t>how to instrument a study around it</w:t>
-      </w:r>
-      <w:r>
-        <w:t>.</w:t>
-      </w:r>
-    </w:p>
-    <w:p>
-      <w:pPr>
-        <w:pStyle w:val="3"/>
-      </w:pPr>
-      <w:bookmarkStart w:id="39" w:name="X4b3be466686d378388712ff3ac02bda7cc4d1c3"/>
-      <w:bookmarkEnd w:id="38"/>
-      <w:r>
-        <w:t>6.3.4 Multi-piece extension and real-world deployment endorsed</w:t>
-      </w:r>
-    </w:p>
-    <w:p>
-      <w:pPr>
-        <w:pStyle w:val="FirstParagraph"/>
-      </w:pPr>
-      <w:r>
-        <w:t>To the question of single-work depth versus multi-piece breadth (C5) the expert responded “</w:t>
-      </w:r>
-      <w:r>
-        <w:rPr>
-          <w:i/>
-          <w:iCs/>
-        </w:rPr>
-        <w:t>If there were diverse works, I would actively use them.</w:t>
-      </w:r>
-      <w:r>
-        <w:t>” The verb is significant: not “could use” but “actively use.” In an optional open-comment field at the end of the survey the expert added, unprompted, “</w:t>
-      </w:r>
-      <w:r>
-        <w:rPr>
-          <w:i/>
-          <w:iCs/>
-        </w:rPr>
-        <w:t>Personally, I hope this program is expanded and turned into a real, deployable tool.</w:t>
-      </w:r>
-      <w:r>
-        <w:t xml:space="preserve">” The two statements together signal a single underlying judgement: that the tool’s current single-work form is a </w:t>
-      </w:r>
-      <w:r>
-        <w:rPr>
-          <w:i/>
-          <w:iCs/>
-        </w:rPr>
-        <w:t>demonstration artefact</w:t>
-      </w:r>
-      <w:r>
-        <w:t>, and that the expert’s field practice would benefit from its maturation into a mult</w:t>
-      </w:r>
-      <w:r>
-        <w:t>i-work, deployment-grade resource. This converges with — and elevates the priority of — the multi-piece dataset already listed as future work in §7 (Beethoven Op. 49 No. 2 mvt. I and Clementi Op. 36 No. 1 mvt. I, encoded against the same JSON schema), and motivates a parallel commitment to production-readiness (documentation, classroom packaging, teacher- facing materials) beyond the research prototype reported here.</w:t>
-      </w:r>
-    </w:p>
-    <w:p>
-      <w:pPr>
-        <w:pStyle w:val="2"/>
-      </w:pPr>
-      <w:bookmarkStart w:id="40" w:name="Xa84ed316009f2bbb6f4ec2e84d740889d5d5e81"/>
-      <w:bookmarkEnd w:id="35"/>
-      <w:bookmarkEnd w:id="39"/>
-      <w:r>
-        <w:t>6.4 Implications for the planned RCT and the tool roadmap</w:t>
-      </w:r>
-    </w:p>
-    <w:p>
-      <w:pPr>
-        <w:pStyle w:val="FirstParagraph"/>
-      </w:pPr>
-      <w:r>
-        <w:t>Three concrete revisions follow from the pilot.</w:t>
+        <w:t xml:space="preserve">This is a single-expert pilot review, not a generalizable empirical study. Its findings function as </w:t>
+      </w:r>
+      <w:r>
+        <w:rPr>
+          <w:i/>
+          <w:iCs/>
+        </w:rPr>
+        <w:t>design-stage validation</w:t>
+      </w:r>
+      <w:r>
+        <w:t xml:space="preserve"> and as input to refining the planned RCT, not as evidence of learner outcomes. We list the limitations explicitly:</w:t>
       </w:r>
     </w:p>
     <w:p>
@@ -6398,20 +6438,20 @@
           <w:b/>
           <w:bCs/>
         </w:rPr>
-        <w:t>RCT primary measure to include “perceived integration”</w:t>
-      </w:r>
-      <w:r>
-        <w:t xml:space="preserve"> — a confidence/integration rating in addition to formal-identification accuracy and SUS. The single-expert response suggests that the </w:t>
-      </w:r>
-      <w:r>
-        <w:rPr>
-          <w:i/>
-          <w:iCs/>
-        </w:rPr>
-        <w:t>experience of three-channel synchronization</w:t>
-      </w:r>
-      <w:r>
-        <w:t xml:space="preserve"> may be a distinct construct that learners can rate independently of accuracy and usability. This will be added to the RCT protocol.</w:t>
+        <w:t>n = 1.</w:t>
+      </w:r>
+      <w:r>
+        <w:t xml:space="preserve"> A single expert cannot characterize the distribution of expert opinion on this tool. The four themes reported in §6.3 should be read as </w:t>
+      </w:r>
+      <w:r>
+        <w:rPr>
+          <w:i/>
+          <w:iCs/>
+        </w:rPr>
+        <w:t>hypotheses generated by one informed observer</w:t>
+      </w:r>
+      <w:r>
+        <w:t>, not as patterns across a community of experts.</w:t>
       </w:r>
     </w:p>
     <w:p>
@@ -6427,20 +6467,10 @@
           <w:b/>
           <w:bCs/>
         </w:rPr>
-        <w:t>Pre-RCT tool extension: chord-level harmonic layer.</w:t>
-      </w:r>
-      <w:r>
-        <w:t xml:space="preserve"> The expert’s C4 recommendation will be incorporated into a v0.2.0 release before the RCT, so that the RCT evaluates the version the expert thought </w:t>
-      </w:r>
-      <w:r>
-        <w:rPr>
-          <w:i/>
-          <w:iCs/>
-        </w:rPr>
-        <w:t>should exist</w:t>
-      </w:r>
-      <w:r>
-        <w:t>, not the more limited v0.1.0.</w:t>
+        <w:t>Maximum SUS score.</w:t>
+      </w:r>
+      <w:r>
+        <w:t xml:space="preserve"> The SUS of 100 is consistent across the ten items but indicates that this individual expert was strongly positively disposed toward the tool. We do not claim that learner SUS distributions will resemble this.</w:t>
       </w:r>
     </w:p>
     <w:p>
@@ -6456,23 +6486,10 @@
           <w:b/>
           <w:bCs/>
         </w:rPr>
-        <w:t>Multi-piece corpus prioritised.</w:t>
-      </w:r>
-      <w:r>
-        <w:t xml:space="preserve"> Per the C5 endorsement, </w:t>
-      </w:r>
-      <w:r>
-        <w:t xml:space="preserve">Beethoven Op. 49 No. 2 mvt. I and Clementi Op. 36 No. 1 mvt. I will be added to the corpus </w:t>
-      </w:r>
-      <w:r>
-        <w:rPr>
-          <w:i/>
-          <w:iCs/>
-        </w:rPr>
-        <w:t>before</w:t>
-      </w:r>
-      <w:r>
-        <w:t xml:space="preserve"> the RCT rather than as post-RCT future work, so the trial can also assess single-work-deep versus multi-piece-comparative conditions.</w:t>
+        <w:t>Brief responses.</w:t>
+      </w:r>
+      <w:r>
+        <w:t xml:space="preserve"> All six open-ended responses are short. This prevents the deeper thematic-analytic moves (cross-question triangulation, contradiction-spotting) that a richer interview protocol would have enabled. The responses still function as signal, but signal at lower bandwidth than a fully interviewed expert panel would supply.</w:t>
       </w:r>
     </w:p>
     <w:p>
@@ -6488,30 +6505,67 @@
           <w:b/>
           <w:bCs/>
         </w:rPr>
-        <w:t>Production-readiness track in parallel.</w:t>
-      </w:r>
-      <w:r>
-        <w:t xml:space="preserve"> The expert’s unprompted comment that the tool should “</w:t>
-      </w:r>
-      <w:r>
-        <w:rPr>
-          <w:i/>
-          <w:iCs/>
-        </w:rPr>
-        <w:t>become a real, deployable tool</w:t>
-      </w:r>
-      <w:r>
-        <w:t>” frames a separate engineering track alongside the research RCT: documentation for non-author teachers, classroom packaging (offline-installable bundle, printable reference card), and a teacher-facing v1.0 release that does not depend on the live deployment URL.</w:t>
+        <w:t>Expert orientation toward design, not methodology.</w:t>
+      </w:r>
+      <w:r>
+        <w:t xml:space="preserve"> As noted in §6.3.3, the methodology question (C6) was answered with a design suggestion. We treat this as data about the expert’s professional orientation rather than as a deficit in the response, but it does mean the pilot yielded fewer methodological refinements for the RCT than initially hoped.</w:t>
+      </w:r>
+    </w:p>
+    <w:p>
+      <w:pPr>
+        <w:pStyle w:val="Compact"/>
+        <w:numPr>
+          <w:ilvl w:val="0"/>
+          <w:numId w:val="14"/>
+        </w:numPr>
+      </w:pPr>
+      <w:r>
+        <w:rPr>
+          <w:b/>
+          <w:bCs/>
+        </w:rPr>
+        <w:t>Pilot was self-administered.</w:t>
+      </w:r>
+      <w:r>
+        <w:t xml:space="preserve"> The expert worked through the Word survey instrument in their own environment rather than in a researcher-moderated session. This permits the expert greater reflection but loses the live observation of confusions or workarounds that a moderated cognitive walkthrough would have captured.</w:t>
+      </w:r>
+    </w:p>
+    <w:p>
+      <w:pPr>
+        <w:pStyle w:val="FirstParagraph"/>
+      </w:pPr>
+      <w:r>
+        <w:t xml:space="preserve">These limitations are precisely why this pilot is reported as </w:t>
+      </w:r>
+      <w:r>
+        <w:rPr>
+          <w:i/>
+          <w:iCs/>
+        </w:rPr>
+        <w:t>preliminary expert pilot review</w:t>
+      </w:r>
+      <w:r>
+        <w:t xml:space="preserve"> rather than as expert validation. The RCT planned in §7.3 is the empirical study against which the tool’s pedagogical claims will properly be tested.</w:t>
+      </w:r>
+    </w:p>
+    <w:p>
+      <w:pPr>
+        <w:pStyle w:val="1"/>
+      </w:pPr>
+      <w:bookmarkStart w:id="42" w:name="discussion"/>
+      <w:bookmarkEnd w:id="32"/>
+      <w:bookmarkEnd w:id="41"/>
+      <w:r>
+        <w:t>7. Discussion</w:t>
       </w:r>
     </w:p>
     <w:p>
       <w:pPr>
         <w:pStyle w:val="2"/>
       </w:pPr>
-      <w:bookmarkStart w:id="41" w:name="limitations-of-this-pilot"/>
-      <w:bookmarkEnd w:id="40"/>
-      <w:r>
-        <w:t>6.5 Limitations of this pilot</w:t>
+      <w:bookmarkStart w:id="43" w:name="pedagogical-implications"/>
+      <w:r>
+        <w:t>7.1 Pedagogical Implications</w:t>
       </w:r>
     </w:p>
     <w:p>
@@ -6519,17 +6573,37 @@
         <w:pStyle w:val="FirstParagraph"/>
       </w:pPr>
       <w:r>
-        <w:t xml:space="preserve">This is a single-expert pilot review, not a generalizable empirical study. Its findings function as </w:t>
-      </w:r>
-      <w:r>
-        <w:rPr>
-          <w:i/>
-          <w:iCs/>
-        </w:rPr>
-        <w:t>design-stage validation</w:t>
-      </w:r>
-      <w:r>
-        <w:t xml:space="preserve"> and as input to refining the planned RCT, not as evidence of learner outcomes. We list the limitations explicitly:</w:t>
+        <w:t xml:space="preserve">Traditional verbal teaching often presents the recapitulation as “return-in-tonic,” handling deformations as exceptions; K. 545’s subdominant recapitulation makes a stronger pedagogical claim available, that Mozart </w:t>
+      </w:r>
+      <w:r>
+        <w:rPr>
+          <w:i/>
+          <w:iCs/>
+        </w:rPr>
+        <w:t>preserves the exposition’s modulation pattern</w:t>
+      </w:r>
+      <w:r>
+        <w:t xml:space="preserve"> by shifting the starting key down a fifth, so that the secondary theme arrives in the tonic on the second hearing. The synchronized color-coded view makes this </w:t>
+      </w:r>
+      <w:r>
+        <w:rPr>
+          <w:i/>
+          <w:iCs/>
+        </w:rPr>
+        <w:t>function-preserving</w:t>
+      </w:r>
+      <w:r>
+        <w:t xml:space="preserve"> character of the deformation visually self-evident, aligning with current form-functional approaches to musical analysis (Caplin, 1998, 2009). The pedagogical move, from rules-and-exceptions to functional flexibility, is the central educational claim of this work.</w:t>
+      </w:r>
+    </w:p>
+    <w:p>
+      <w:pPr>
+        <w:pStyle w:val="2"/>
+      </w:pPr>
+      <w:bookmarkStart w:id="44" w:name="methodological-and-tooling-implications"/>
+      <w:bookmarkEnd w:id="43"/>
+      <w:r>
+        <w:t>7.2 Methodological and Tooling Implications</w:t>
       </w:r>
     </w:p>
     <w:p>
@@ -6545,20 +6619,10 @@
           <w:b/>
           <w:bCs/>
         </w:rPr>
-        <w:t>n = 1.</w:t>
-      </w:r>
-      <w:r>
-        <w:t xml:space="preserve"> A single expert cannot characterize the distribution of expert opinion on this tool. The four themes reported in §6.3 should be read as </w:t>
-      </w:r>
-      <w:r>
-        <w:rPr>
-          <w:i/>
-          <w:iCs/>
-        </w:rPr>
-        <w:t>hypotheses generated by one informed observer</w:t>
-      </w:r>
-      <w:r>
-        <w:t>, not as patterns across a community of experts.</w:t>
+        <w:t>First-class status of formal analysis.</w:t>
+      </w:r>
+      <w:r>
+        <w:t xml:space="preserve"> Encoding the analysis as a versioned JSON object, not as ephemeral pedagogical commentary, invites peer review of the analysis itself, machine reuse, and reproducibility.</w:t>
       </w:r>
     </w:p>
     <w:p>
@@ -6574,10 +6638,10 @@
           <w:b/>
           <w:bCs/>
         </w:rPr>
-        <w:t>Maximum SUS score.</w:t>
-      </w:r>
-      <w:r>
-        <w:t xml:space="preserve"> The SUS of 100 is consistent across the ten items but indicates that this individual expert was strongly positively disposed toward the tool. We do not claim that learner SUS distributions will resemble this.</w:t>
+        <w:t>Exposition-repeat folding.</w:t>
+      </w:r>
+      <w:r>
+        <w:t xml:space="preserve"> The non-monotonic mapping between audio time and analytical time during performer-elected repeats is a practical solution to a problem common across sonata-form recordings and applicable wherever the form contains an indicated repeat.</w:t>
       </w:r>
     </w:p>
     <w:p>
@@ -6593,10 +6657,10 @@
           <w:b/>
           <w:bCs/>
         </w:rPr>
-        <w:t>Brief responses.</w:t>
-      </w:r>
-      <w:r>
-        <w:t xml:space="preserve"> All six open-ended responses are short. This prevents the deeper thematic-analytic moves (cross-question triangulation, contradiction-spotting) that a richer interview protocol would have enabled. The responses still function as signal, but signal at lower bandwidth than a fully interviewed expert panel would supply.</w:t>
+        <w:t>Demo mode as a copyright-pragmatic default.</w:t>
+      </w:r>
+      <w:r>
+        <w:t xml:space="preserve"> The WebAudio metronome allows the form layer to function in environments where no PD/CC audio is at hand, lowering the barrier to classroom adoption.</w:t>
       </w:r>
     </w:p>
     <w:p>
@@ -6612,29 +6676,20 @@
           <w:b/>
           <w:bCs/>
         </w:rPr>
-        <w:t>Expert orientation toward design, not methodology.</w:t>
-      </w:r>
-      <w:r>
-        <w:t xml:space="preserve"> As noted in §6.3.3, the methodology question (C6) was answered with a design suggestion. We treat this as data about the expert’s professional orientation rather than as a deficit in the response, but it does mean the pilot yielded fewer methodological refinements for the RCT than initially hoped.</w:t>
-      </w:r>
-    </w:p>
-    <w:p>
-      <w:pPr>
-        <w:pStyle w:val="Compact"/>
-        <w:numPr>
-          <w:ilvl w:val="0"/>
-          <w:numId w:val="15"/>
-        </w:numPr>
-      </w:pPr>
-      <w:r>
-        <w:rPr>
-          <w:b/>
-          <w:bCs/>
-        </w:rPr>
-        <w:t>Pilot was self-administered.</w:t>
-      </w:r>
-      <w:r>
-        <w:t xml:space="preserve"> The expert worked through the Word survey instrument in their own environment rather than in a researcher-moderated session. This permits the expert greater reflection but loses the live observation of confusions or workarounds that a moderated cognitive walkthrough would have captured.</w:t>
+        <w:t>Single-dependency architecture.</w:t>
+      </w:r>
+      <w:r>
+        <w:t xml:space="preserve"> Course materials with one external library age more gracefully than those with complex build pipelines, a non-trivial property for syllabi designed to last multiple cohorts.</w:t>
+      </w:r>
+    </w:p>
+    <w:p>
+      <w:pPr>
+        <w:pStyle w:val="2"/>
+      </w:pPr>
+      <w:bookmarkStart w:id="45" w:name="limitations-and-future-work"/>
+      <w:bookmarkEnd w:id="44"/>
+      <w:r>
+        <w:t>7.3 Limitations and Future Work</w:t>
       </w:r>
     </w:p>
     <w:p>
@@ -6642,75 +6697,7 @@
         <w:pStyle w:val="FirstParagraph"/>
       </w:pPr>
       <w:r>
-        <w:t xml:space="preserve">These limitations are precisely why this pilot is reported as </w:t>
-      </w:r>
-      <w:r>
-        <w:rPr>
-          <w:i/>
-          <w:iCs/>
-        </w:rPr>
-        <w:t>preliminary expert pilot review</w:t>
-      </w:r>
-      <w:r>
-        <w:t xml:space="preserve"> rather than as expert validation. The RCT planned in §7.3 is the empirical study against which the tool’s pedagogical claims will properly be tested.</w:t>
-      </w:r>
-    </w:p>
-    <w:p>
-      <w:pPr>
-        <w:pStyle w:val="1"/>
-      </w:pPr>
-      <w:bookmarkStart w:id="42" w:name="discussion"/>
-      <w:bookmarkEnd w:id="32"/>
-      <w:bookmarkEnd w:id="41"/>
-      <w:r>
-        <w:t>7. Discussion</w:t>
-      </w:r>
-    </w:p>
-    <w:p>
-      <w:pPr>
-        <w:pStyle w:val="2"/>
-      </w:pPr>
-      <w:bookmarkStart w:id="43" w:name="pedagogical-implications"/>
-      <w:r>
-        <w:t>7.1 Pedagogical Implications</w:t>
-      </w:r>
-    </w:p>
-    <w:p>
-      <w:pPr>
-        <w:pStyle w:val="FirstParagraph"/>
-      </w:pPr>
-      <w:r>
-        <w:t xml:space="preserve">Traditional verbal teaching often presents the recapitulation as “return-in-tonic,” handling deformations as exceptions; K. 545’s subdominant recapitulation makes a stronger pedagogical claim available, that Mozart </w:t>
-      </w:r>
-      <w:r>
-        <w:rPr>
-          <w:i/>
-          <w:iCs/>
-        </w:rPr>
-        <w:t>preserves the exposition’s modulation pattern</w:t>
-      </w:r>
-      <w:r>
-        <w:t xml:space="preserve"> by shifting the starting key down a fifth, so that the secondary theme arrives in the tonic on the second hearing. The synchronized color-coded view makes this </w:t>
-      </w:r>
-      <w:r>
-        <w:rPr>
-          <w:i/>
-          <w:iCs/>
-        </w:rPr>
-        <w:t>function-preserving</w:t>
-      </w:r>
-      <w:r>
-        <w:t xml:space="preserve"> character of the deformation visually self-evident, aligning with current form-functional approaches to musical analysis (Caplin, 1998, 2009). The pedagogical move, from rules-and-exceptions to functional flexibility, is the central educational claim of this work.</w:t>
-      </w:r>
-    </w:p>
-    <w:p>
-      <w:pPr>
-        <w:pStyle w:val="2"/>
-      </w:pPr>
-      <w:bookmarkStart w:id="44" w:name="methodological-and-tooling-implications"/>
-      <w:bookmarkEnd w:id="43"/>
-      <w:r>
-        <w:t>7.2 Methodological and Tooling Implications</w:t>
+        <w:t>This paper limits itself to system design, implementation, and pedagogical positioning. Empirical validation of learning effects is deferred to subsequent work. Planned next steps:</w:t>
       </w:r>
     </w:p>
     <w:p>
@@ -6726,10 +6713,10 @@
           <w:b/>
           <w:bCs/>
         </w:rPr>
-        <w:t>First-class status of formal analysis.</w:t>
-      </w:r>
-      <w:r>
-        <w:t xml:space="preserve"> Encoding the analysis as a versioned JSON object, not as ephemeral pedagogical commentary, invites peer review of the analysis itself, machine reuse, and reproducibility.</w:t>
+        <w:t>Randomized controlled trial</w:t>
+      </w:r>
+      <w:r>
+        <w:t xml:space="preserve"> comparing the synchronized condition to (a) audio + score without synchronization and (b) audio + verbal lecture only, with form-identification accuracy and the System Usability Scale (Brooke, 1996) as primary measures.</w:t>
       </w:r>
     </w:p>
     <w:p>
@@ -6745,10 +6732,10 @@
           <w:b/>
           <w:bCs/>
         </w:rPr>
-        <w:t>Exposition-repeat folding.</w:t>
-      </w:r>
-      <w:r>
-        <w:t xml:space="preserve"> The non-monotonic mapping between audio time and analytical time during performer-elected repeats is a practical solution to a problem common across sonata-form recordings and applicable wherever the form contains an indicated repeat.</w:t>
+        <w:t>Automatic score-audio alignment</w:t>
+      </w:r>
+      <w:r>
+        <w:t xml:space="preserve"> (Nakamura et al., 2017) to eliminate recording-dependence.</w:t>
       </w:r>
     </w:p>
     <w:p>
@@ -6764,10 +6751,10 @@
           <w:b/>
           <w:bCs/>
         </w:rPr>
-        <w:t>Demo mode as a copyright-pragmatic default.</w:t>
-      </w:r>
-      <w:r>
-        <w:t xml:space="preserve"> The WebAudio metronome allows the form layer to function in environments where no PD/CC audio is at hand, lowering the barrier to classroom adoption.</w:t>
+        <w:t>Multi-piece dataset.</w:t>
+      </w:r>
+      <w:r>
+        <w:t xml:space="preserve"> Beethoven Op. 49 No. 2 mvt. I and Clementi Op. 36 No. 1 mvt. I encoded against the same JSON schema for comparative form study.</w:t>
       </w:r>
     </w:p>
     <w:p>
@@ -6783,28 +6770,10 @@
           <w:b/>
           <w:bCs/>
         </w:rPr>
-        <w:t>Single-dependency architecture.</w:t>
-      </w:r>
-      <w:r>
-        <w:t xml:space="preserve"> Course materials with one external library age more gracefully than those with complex build pipelines, a non-trivial property for syllabi designed to last multiple cohorts.</w:t>
-      </w:r>
-    </w:p>
-    <w:p>
-      <w:pPr>
-        <w:pStyle w:val="2"/>
-      </w:pPr>
-      <w:bookmarkStart w:id="45" w:name="limitations-and-future-work"/>
-      <w:bookmarkEnd w:id="44"/>
-      <w:r>
-        <w:t>7.3 Limitations and Future Work</w:t>
-      </w:r>
-    </w:p>
-    <w:p>
-      <w:pPr>
-        <w:pStyle w:val="FirstParagraph"/>
-      </w:pPr>
-      <w:r>
-        <w:t>This paper limits itself to system design, implementation, and pedagogical positioning. Empirical validation of learning effects is deferred to subsequent work. Planned next steps:</w:t>
+        <w:t>Authoring mode.</w:t>
+      </w:r>
+      <w:r>
+        <w:t xml:space="preserve"> Learners label their own compositions with formal regions, producing reusable analysis artefacts.</w:t>
       </w:r>
     </w:p>
     <w:p>
@@ -6812,7 +6781,7 @@
         <w:pStyle w:val="Compact"/>
         <w:numPr>
           <w:ilvl w:val="0"/>
-          <w:numId w:val="17"/>
+          <w:numId w:val="16"/>
         </w:numPr>
       </w:pPr>
       <w:r>
@@ -6820,13 +6789,10 @@
           <w:b/>
           <w:bCs/>
         </w:rPr>
-        <w:t>Randomized controlled trial</w:t>
-      </w:r>
-      <w:r>
-        <w:t xml:space="preserve"> comparing the synchronized condition </w:t>
-      </w:r>
-      <w:r>
-        <w:t>to (a) audio + score without synchronization and (b) audio + verbal lecture only, with form-identification accuracy and the System Usability Scale (Brooke, 1996) as primary measures.</w:t>
+        <w:t>Other formal types.</w:t>
+      </w:r>
+      <w:r>
+        <w:t xml:space="preserve"> Rondo, theme-and-variations, and fugue, each requiring schema extension.</w:t>
       </w:r>
     </w:p>
     <w:p>
@@ -6834,83 +6800,7 @@
         <w:pStyle w:val="Compact"/>
         <w:numPr>
           <w:ilvl w:val="0"/>
-          <w:numId w:val="17"/>
-        </w:numPr>
-      </w:pPr>
-      <w:r>
-        <w:rPr>
-          <w:b/>
-          <w:bCs/>
-        </w:rPr>
-        <w:t>Automatic score-audio alignment</w:t>
-      </w:r>
-      <w:r>
-        <w:t xml:space="preserve"> (Nakamura et al., 2017) to eliminate recording-dependence.</w:t>
-      </w:r>
-    </w:p>
-    <w:p>
-      <w:pPr>
-        <w:pStyle w:val="Compact"/>
-        <w:numPr>
-          <w:ilvl w:val="0"/>
-          <w:numId w:val="17"/>
-        </w:numPr>
-      </w:pPr>
-      <w:r>
-        <w:rPr>
-          <w:b/>
-          <w:bCs/>
-        </w:rPr>
-        <w:t>Multi-piece dataset.</w:t>
-      </w:r>
-      <w:r>
-        <w:t xml:space="preserve"> Beethoven Op. 49 No. 2 mvt. I and Clementi Op. 36 No. 1 mvt. I encoded against the same JSON schema for comparative form study.</w:t>
-      </w:r>
-    </w:p>
-    <w:p>
-      <w:pPr>
-        <w:pStyle w:val="Compact"/>
-        <w:numPr>
-          <w:ilvl w:val="0"/>
-          <w:numId w:val="17"/>
-        </w:numPr>
-      </w:pPr>
-      <w:r>
-        <w:rPr>
-          <w:b/>
-          <w:bCs/>
-        </w:rPr>
-        <w:t>Authoring mode.</w:t>
-      </w:r>
-      <w:r>
-        <w:t xml:space="preserve"> Learners label their own compositions with formal regions, producing reusable analysis artefacts.</w:t>
-      </w:r>
-    </w:p>
-    <w:p>
-      <w:pPr>
-        <w:pStyle w:val="Compact"/>
-        <w:numPr>
-          <w:ilvl w:val="0"/>
-          <w:numId w:val="17"/>
-        </w:numPr>
-      </w:pPr>
-      <w:r>
-        <w:rPr>
-          <w:b/>
-          <w:bCs/>
-        </w:rPr>
-        <w:t>Other formal types.</w:t>
-      </w:r>
-      <w:r>
-        <w:t xml:space="preserve"> Rondo, theme-and-variations, and fugue, each requiring schema extension.</w:t>
-      </w:r>
-    </w:p>
-    <w:p>
-      <w:pPr>
-        <w:pStyle w:val="Compact"/>
-        <w:numPr>
-          <w:ilvl w:val="0"/>
-          <w:numId w:val="17"/>
+          <w:numId w:val="16"/>
         </w:numPr>
       </w:pPr>
       <w:r>
@@ -6976,10 +6866,7 @@
         <w:pStyle w:val="FirstParagraph"/>
       </w:pPr>
       <w:r>
-        <w:t xml:space="preserve">All artifacts are released with persistent identifiers. The source </w:t>
-      </w:r>
-      <w:r>
-        <w:t xml:space="preserve">code is available at https://github.com/rosyrosys/sonata-form-viz under the MIT License, and the v0.1.0 release is archived at </w:t>
+        <w:t xml:space="preserve">All artifacts are released with persistent identifiers. The source code is available at https://github.com/rosyrosys/sonata-form-viz under the MIT License, and the v0.1.0 release is archived at </w:t>
       </w:r>
       <w:hyperlink r:id="rId7">
         <w:r>
@@ -7008,10 +6895,13 @@
         <w:t>measure_times.json</w:t>
       </w:r>
       <w:r>
-        <w:t>), and the manuscript itself are licensed CC BY 4.0; the bundled reference recording is a Public Domain performance distributed via Musopen and Wikimedia Commons. The tool has a single external runtime dependency, OpenSheetMusicDisplay v1.8.7, and runs from any static-file server. A live deployment that bundles the reference recording is available at https://rosyrosys.github.io/sonata-form-viz/ for reviewer use. De</w:t>
-      </w:r>
-      <w:r>
-        <w:t xml:space="preserve">tailed reproducibility notes covering the recording-substitution procedure, the tap-calibration flow, browser-version compatibility, and the release schedule for the forthcoming randomized controlled trial response dataset are provided in the supplementary </w:t>
+        <w:t xml:space="preserve">), and the manuscript itself are licensed CC BY 4.0; the bundled reference recording is a Public </w:t>
+      </w:r>
+      <w:r>
+        <w:t>Domain performance distributed via Musopen and Wikimedia Commons. The tool has a single external runtime dependency, OpenSheetMusicDisplay v1.8.7, and runs from any static-file server. A live deployment that bundles the reference recording is available at https://rosyrosys.github.io/sonata-form-viz/ for reviewer use. Detailed reproducibility notes covering the recording-substitution procedure, the tap-calibration flow, browser-version compatibility, and the release schedule for the forthcoming randomized co</w:t>
+      </w:r>
+      <w:r>
+        <w:t xml:space="preserve">ntrolled trial response dataset are provided in the supplementary </w:t>
       </w:r>
       <w:r>
         <w:rPr>
@@ -7136,6 +7026,524 @@
       <w:bookmarkEnd w:id="52"/>
       <w:r>
         <w:t>References</w:t>
+      </w:r>
+    </w:p>
+    <w:p>
+      <w:pPr>
+        <w:pStyle w:val="Compact"/>
+        <w:numPr>
+          <w:ilvl w:val="0"/>
+          <w:numId w:val="17"/>
+        </w:numPr>
+      </w:pPr>
+      <w:r>
+        <w:t xml:space="preserve">Allegraud, P., Bigo, L., Feisthauer, L., Giraud, M., Groult, R., Leguy, E., &amp; Levé, F. (2019). Learning sonata form structure on Mozart’s string quartets. </w:t>
+      </w:r>
+      <w:r>
+        <w:rPr>
+          <w:i/>
+          <w:iCs/>
+        </w:rPr>
+        <w:t>Transactions of the International Society for Music Information Retrieval, 2</w:t>
+      </w:r>
+      <w:r>
+        <w:t>(1), 82–96. https://doi.org/10.5334/tismir.27</w:t>
+      </w:r>
+    </w:p>
+    <w:p>
+      <w:pPr>
+        <w:pStyle w:val="Compact"/>
+        <w:numPr>
+          <w:ilvl w:val="0"/>
+          <w:numId w:val="17"/>
+        </w:numPr>
+      </w:pPr>
+      <w:r>
+        <w:t xml:space="preserve">Ballester, C., Bacot, B., Bigo, L., Borsan, V. N., Couturier, L., Déguernel, K., et al. (2025). Interacting with annotated and synchronized music corpora on the Dezrann web platform. </w:t>
+      </w:r>
+      <w:r>
+        <w:rPr>
+          <w:i/>
+          <w:iCs/>
+        </w:rPr>
+        <w:t>Transactions of the International Society for Music Information Retrieval, 8</w:t>
+      </w:r>
+      <w:r>
+        <w:t>(1), 121–139. https://doi.org/10.5334/tismir.212</w:t>
+      </w:r>
+    </w:p>
+    <w:p>
+      <w:pPr>
+        <w:pStyle w:val="Compact"/>
+        <w:numPr>
+          <w:ilvl w:val="0"/>
+          <w:numId w:val="17"/>
+        </w:numPr>
+      </w:pPr>
+      <w:r>
+        <w:t xml:space="preserve">Braun, V., &amp; Clarke, V. (2006). Using thematic analysis in psychology. </w:t>
+      </w:r>
+      <w:r>
+        <w:rPr>
+          <w:i/>
+          <w:iCs/>
+        </w:rPr>
+        <w:t>Qualitative Research in Psychology, 3</w:t>
+      </w:r>
+      <w:r>
+        <w:t>(2), 77–101. https://doi.org/10.1191/1478088706qp063oa</w:t>
+      </w:r>
+    </w:p>
+    <w:p>
+      <w:pPr>
+        <w:pStyle w:val="Compact"/>
+        <w:numPr>
+          <w:ilvl w:val="0"/>
+          <w:numId w:val="17"/>
+        </w:numPr>
+      </w:pPr>
+      <w:r>
+        <w:t xml:space="preserve">Brooke, J. (1996). SUS: A “quick and dirty” usability scale. In P. W. Jordan, B. Thomas, B. A. Weerdmeester, &amp; I. L. McClelland (Eds.), </w:t>
+      </w:r>
+      <w:r>
+        <w:rPr>
+          <w:i/>
+          <w:iCs/>
+        </w:rPr>
+        <w:t>Usability Evaluation in Industry</w:t>
+      </w:r>
+      <w:r>
+        <w:t xml:space="preserve"> (pp. 189–194). Taylor &amp; Francis.</w:t>
+      </w:r>
+    </w:p>
+    <w:p>
+      <w:pPr>
+        <w:pStyle w:val="Compact"/>
+        <w:numPr>
+          <w:ilvl w:val="0"/>
+          <w:numId w:val="17"/>
+        </w:numPr>
+      </w:pPr>
+      <w:r>
+        <w:t xml:space="preserve">Cannam, C., Landone, C., &amp; Sandler, M. (2010). Sonic Visualiser: An open source application for viewing, analysing, and annotating music audio files. In </w:t>
+      </w:r>
+      <w:r>
+        <w:rPr>
+          <w:i/>
+          <w:iCs/>
+        </w:rPr>
+        <w:t>Proceedings of the ACM Multimedia 2010 International Conference</w:t>
+      </w:r>
+      <w:r>
+        <w:t xml:space="preserve"> (pp. 1467–1468).</w:t>
+      </w:r>
+    </w:p>
+    <w:p>
+      <w:pPr>
+        <w:pStyle w:val="Compact"/>
+        <w:numPr>
+          <w:ilvl w:val="0"/>
+          <w:numId w:val="17"/>
+        </w:numPr>
+      </w:pPr>
+      <w:r>
+        <w:t xml:space="preserve">Caplin, W. E. (1998). </w:t>
+      </w:r>
+      <w:r>
+        <w:rPr>
+          <w:i/>
+          <w:iCs/>
+        </w:rPr>
+        <w:t xml:space="preserve">Classical form: A theory of formal functions </w:t>
+      </w:r>
+      <w:r>
+        <w:rPr>
+          <w:i/>
+          <w:iCs/>
+        </w:rPr>
+        <w:t>for the instrumental music of Haydn, Mozart, and Beethoven.</w:t>
+      </w:r>
+      <w:r>
+        <w:t xml:space="preserve"> Oxford University Press.</w:t>
+      </w:r>
+    </w:p>
+    <w:p>
+      <w:pPr>
+        <w:pStyle w:val="Compact"/>
+        <w:numPr>
+          <w:ilvl w:val="0"/>
+          <w:numId w:val="17"/>
+        </w:numPr>
+      </w:pPr>
+      <w:r>
+        <w:t xml:space="preserve">Caplin, W. E. (2009). What are formal functions? In P. Bergé (Ed.), </w:t>
+      </w:r>
+      <w:r>
+        <w:rPr>
+          <w:i/>
+          <w:iCs/>
+        </w:rPr>
+        <w:t>Musical form, forms, &amp; formenlehre</w:t>
+      </w:r>
+      <w:r>
+        <w:t xml:space="preserve"> (pp. 21–40). Leuven University Press.</w:t>
+      </w:r>
+    </w:p>
+    <w:p>
+      <w:pPr>
+        <w:pStyle w:val="Compact"/>
+        <w:numPr>
+          <w:ilvl w:val="0"/>
+          <w:numId w:val="17"/>
+        </w:numPr>
+      </w:pPr>
+      <w:r>
+        <w:t xml:space="preserve">Cook, N. (1990). </w:t>
+      </w:r>
+      <w:r>
+        <w:rPr>
+          <w:i/>
+          <w:iCs/>
+        </w:rPr>
+        <w:t>Music, imagination, and culture.</w:t>
+      </w:r>
+      <w:r>
+        <w:t xml:space="preserve"> Oxford University Press.</w:t>
+      </w:r>
+    </w:p>
+    <w:p>
+      <w:pPr>
+        <w:pStyle w:val="Compact"/>
+        <w:numPr>
+          <w:ilvl w:val="0"/>
+          <w:numId w:val="17"/>
+        </w:numPr>
+      </w:pPr>
+      <w:r>
+        <w:t xml:space="preserve">Couprie, P. (2008). iAnalyse: un logiciel d’aide à l’analyse musicale. In </w:t>
+      </w:r>
+      <w:r>
+        <w:rPr>
+          <w:i/>
+          <w:iCs/>
+        </w:rPr>
+        <w:t>Journées d’Informatique Musicale (JIM)</w:t>
+      </w:r>
+      <w:r>
+        <w:t xml:space="preserve"> (pp. 115–121). Albi, France. HAL: hal-00823867.</w:t>
+      </w:r>
+    </w:p>
+    <w:p>
+      <w:pPr>
+        <w:pStyle w:val="Compact"/>
+        <w:numPr>
+          <w:ilvl w:val="0"/>
+          <w:numId w:val="17"/>
+        </w:numPr>
+      </w:pPr>
+      <w:r>
+        <w:t xml:space="preserve">Goto, M. (2006). AIST annotation for the RWC music database. In </w:t>
+      </w:r>
+      <w:r>
+        <w:rPr>
+          <w:i/>
+          <w:iCs/>
+        </w:rPr>
+        <w:t>Proceedings of ISMIR 2006</w:t>
+      </w:r>
+      <w:r>
+        <w:t>.</w:t>
+      </w:r>
+    </w:p>
+    <w:p>
+      <w:pPr>
+        <w:pStyle w:val="Compact"/>
+        <w:numPr>
+          <w:ilvl w:val="0"/>
+          <w:numId w:val="17"/>
+        </w:numPr>
+      </w:pPr>
+      <w:r>
+        <w:t xml:space="preserve">Hargreaves, D. J. (1986). </w:t>
+      </w:r>
+      <w:r>
+        <w:rPr>
+          <w:i/>
+          <w:iCs/>
+        </w:rPr>
+        <w:t>The developmental psychology of music.</w:t>
+      </w:r>
+      <w:r>
+        <w:t xml:space="preserve"> Cambridge University Press.</w:t>
+      </w:r>
+    </w:p>
+    <w:p>
+      <w:pPr>
+        <w:pStyle w:val="Compact"/>
+        <w:numPr>
+          <w:ilvl w:val="0"/>
+          <w:numId w:val="17"/>
+        </w:numPr>
+      </w:pPr>
+      <w:r>
+        <w:t xml:space="preserve">Hepokoski, J., &amp; Darcy, W. (2006). </w:t>
+      </w:r>
+      <w:r>
+        <w:rPr>
+          <w:i/>
+          <w:iCs/>
+        </w:rPr>
+        <w:t>Elements of sonata theory: Norms, types, and deformations in the late-eighteenth-century sonata.</w:t>
+      </w:r>
+      <w:r>
+        <w:t xml:space="preserve"> Oxford University Press.</w:t>
+      </w:r>
+    </w:p>
+    <w:p>
+      <w:pPr>
+        <w:pStyle w:val="Compact"/>
+        <w:numPr>
+          <w:ilvl w:val="0"/>
+          <w:numId w:val="17"/>
+        </w:numPr>
+      </w:pPr>
+      <w:r>
+        <w:t xml:space="preserve">Kuo, Y.-T., &amp; Chuang, M.-C. (2013). A proposal of a color music notation system on a single melody for music beginners. </w:t>
+      </w:r>
+      <w:r>
+        <w:rPr>
+          <w:i/>
+          <w:iCs/>
+        </w:rPr>
+        <w:t>International Journal of Music Education, 31</w:t>
+      </w:r>
+      <w:r>
+        <w:t>(4), 394–412. https://doi.org/10.1177/0255761413489082</w:t>
+      </w:r>
+    </w:p>
+    <w:p>
+      <w:pPr>
+        <w:pStyle w:val="Compact"/>
+        <w:numPr>
+          <w:ilvl w:val="0"/>
+          <w:numId w:val="17"/>
+        </w:numPr>
+      </w:pPr>
+      <w:r>
+        <w:t xml:space="preserve">LaRue, J. (1970). </w:t>
+      </w:r>
+      <w:r>
+        <w:rPr>
+          <w:i/>
+          <w:iCs/>
+        </w:rPr>
+        <w:t>Guidelines for style analysis.</w:t>
+      </w:r>
+      <w:r>
+        <w:t xml:space="preserve"> Norton.</w:t>
+      </w:r>
+    </w:p>
+    <w:p>
+      <w:pPr>
+        <w:pStyle w:val="Compact"/>
+        <w:numPr>
+          <w:ilvl w:val="0"/>
+          <w:numId w:val="17"/>
+        </w:numPr>
+      </w:pPr>
+      <w:r>
+        <w:t xml:space="preserve">Margulis, E. H. (2014). </w:t>
+      </w:r>
+      <w:r>
+        <w:rPr>
+          <w:i/>
+          <w:iCs/>
+        </w:rPr>
+        <w:t>On repeat: How music plays the mind.</w:t>
+      </w:r>
+      <w:r>
+        <w:t xml:space="preserve"> Oxford University Press.</w:t>
+      </w:r>
+    </w:p>
+    <w:p>
+      <w:pPr>
+        <w:pStyle w:val="Compact"/>
+        <w:numPr>
+          <w:ilvl w:val="0"/>
+          <w:numId w:val="17"/>
+        </w:numPr>
+      </w:pPr>
+      <w:r>
+        <w:t xml:space="preserve">Mayer, R. E. (2009). </w:t>
+      </w:r>
+      <w:r>
+        <w:rPr>
+          <w:i/>
+          <w:iCs/>
+        </w:rPr>
+        <w:t>Multimedia learning</w:t>
+      </w:r>
+      <w:r>
+        <w:t xml:space="preserve"> (2nd ed.). Cambridge University Press.</w:t>
+      </w:r>
+    </w:p>
+    <w:p>
+      <w:pPr>
+        <w:pStyle w:val="Compact"/>
+        <w:numPr>
+          <w:ilvl w:val="0"/>
+          <w:numId w:val="17"/>
+        </w:numPr>
+      </w:pPr>
+      <w:r>
+        <w:t xml:space="preserve">Mozart, W. A. (1986). </w:t>
+      </w:r>
+      <w:r>
+        <w:rPr>
+          <w:i/>
+          <w:iCs/>
+        </w:rPr>
+        <w:t>Neue Mozart-Ausgabe IX/25: Klaviersonaten Bd. 2.</w:t>
+      </w:r>
+      <w:r>
+        <w:t xml:space="preserve"> Bärenreiter.</w:t>
+      </w:r>
+    </w:p>
+    <w:p>
+      <w:pPr>
+        <w:pStyle w:val="Compact"/>
+        <w:numPr>
+          <w:ilvl w:val="0"/>
+          <w:numId w:val="17"/>
+        </w:numPr>
+      </w:pPr>
+      <w:r>
+        <w:t xml:space="preserve">Müller, M. (2015). </w:t>
+      </w:r>
+      <w:r>
+        <w:rPr>
+          <w:i/>
+          <w:iCs/>
+        </w:rPr>
+        <w:t>Fundamentals of music processing: Audio, analysis, algorithms, applications.</w:t>
+      </w:r>
+      <w:r>
+        <w:t xml:space="preserve"> Springer. https://doi.org/10.1007/978-3-319-21945-5</w:t>
+      </w:r>
+    </w:p>
+    <w:p>
+      <w:pPr>
+        <w:pStyle w:val="Compact"/>
+        <w:numPr>
+          <w:ilvl w:val="0"/>
+          <w:numId w:val="17"/>
+        </w:numPr>
+      </w:pPr>
+      <w:r>
+        <w:t xml:space="preserve">Nakamura, E., Yoshii, K., &amp; Katayose, H. (2017). Performance error detection and post-processing for fast and accurate symbolic music alignment. In </w:t>
+      </w:r>
+      <w:r>
+        <w:rPr>
+          <w:i/>
+          <w:iCs/>
+        </w:rPr>
+        <w:t>Proceedings of the 18th International Society for Music Information Retrieval Conference (ISMIR)</w:t>
+      </w:r>
+      <w:r>
+        <w:t xml:space="preserve"> (pp. 347–353).</w:t>
+      </w:r>
+    </w:p>
+    <w:p>
+      <w:pPr>
+        <w:pStyle w:val="Compact"/>
+        <w:numPr>
+          <w:ilvl w:val="0"/>
+          <w:numId w:val="17"/>
+        </w:numPr>
+      </w:pPr>
+      <w:r>
+        <w:t xml:space="preserve">North, A. C., &amp; Hargreaves, D. J. (2008). </w:t>
+      </w:r>
+      <w:r>
+        <w:rPr>
+          <w:i/>
+          <w:iCs/>
+        </w:rPr>
+        <w:t>The social and applied psychology of music.</w:t>
+      </w:r>
+      <w:r>
+        <w:t xml:space="preserve"> Oxford University Press.</w:t>
+      </w:r>
+    </w:p>
+    <w:p>
+      <w:pPr>
+        <w:pStyle w:val="Compact"/>
+        <w:numPr>
+          <w:ilvl w:val="0"/>
+          <w:numId w:val="17"/>
+        </w:numPr>
+      </w:pPr>
+      <w:r>
+        <w:t xml:space="preserve">Paivio, A. (1991). Dual coding theory: Retrospect and current status. </w:t>
+      </w:r>
+      <w:r>
+        <w:rPr>
+          <w:i/>
+          <w:iCs/>
+        </w:rPr>
+        <w:t>Canadian Journal of Psychology, 45</w:t>
+      </w:r>
+      <w:r>
+        <w:t>(3), 255–287.</w:t>
+      </w:r>
+    </w:p>
+    <w:p>
+      <w:pPr>
+        <w:pStyle w:val="Compact"/>
+        <w:numPr>
+          <w:ilvl w:val="0"/>
+          <w:numId w:val="17"/>
+        </w:numPr>
+      </w:pPr>
+      <w:r>
+        <w:t xml:space="preserve">Sapp, C. S. (2017). Verovio Humdrum Viewer. In </w:t>
+      </w:r>
+      <w:r>
+        <w:rPr>
+          <w:i/>
+          <w:iCs/>
+        </w:rPr>
+        <w:t>Music Encoding Conference 2017</w:t>
+      </w:r>
+      <w:r>
+        <w:t>.</w:t>
+      </w:r>
+    </w:p>
+    <w:p>
+      <w:pPr>
+        <w:pStyle w:val="1"/>
+      </w:pPr>
+      <w:bookmarkStart w:id="54" w:name="appendix-a.-screenshots"/>
+      <w:bookmarkEnd w:id="53"/>
+      <w:r>
+        <w:t>Appendix A. Screenshots</w:t>
+      </w:r>
+    </w:p>
+    <w:p>
+      <w:pPr>
+        <w:pStyle w:val="FirstParagraph"/>
+      </w:pPr>
+      <w:r>
+        <w:t xml:space="preserve">Three screenshots from the live deployment (https://rosyrosys.github.io/sonata-form-viz/en/) are included in the submission package under </w:t>
+      </w:r>
+      <w:r>
+        <w:rPr>
+          <w:rStyle w:val="VerbatimChar"/>
+        </w:rPr>
+        <w:t>figures/</w:t>
+      </w:r>
+      <w:r>
+        <w:t>. Captions:</w:t>
       </w:r>
     </w:p>
     <w:p>
@@ -7147,17 +7555,14 @@
         </w:numPr>
       </w:pPr>
       <w:r>
-        <w:t xml:space="preserve">Allegraud, P., Bigo, L., Feisthauer, L., Giraud, M., Groult, R., Leguy, E., &amp; Levé, F. (2019). Learning sonata form structure on Mozart’s string quartets. </w:t>
-      </w:r>
-      <w:r>
-        <w:rPr>
-          <w:i/>
-          <w:iCs/>
-        </w:rPr>
-        <w:t>Transactions of the International Society for Music Information Retrieval, 2</w:t>
-      </w:r>
-      <w:r>
-        <w:t>(1), 82–96. https://doi.org/10.5334/tismir.27</w:t>
+        <w:rPr>
+          <w:b/>
+          <w:bCs/>
+        </w:rPr>
+        <w:t>Figure A.1.</w:t>
+      </w:r>
+      <w:r>
+        <w:t xml:space="preserve"> System overview at startup, showing the title banner, the section-level timeline (top: pastel-blue exposition, pastel-amber development, pastel-green recapitulation), the now-playing analysis pane (theme zone, key, current measure), and the OSMD-rendered MusicXML score below.</w:t>
       </w:r>
     </w:p>
     <w:p>
@@ -7169,17 +7574,24 @@
         </w:numPr>
       </w:pPr>
       <w:r>
-        <w:t xml:space="preserve">Ballester, C., Bacot, B., Bigo, L., Borsan, V. N., Couturier, L., Déguernel, K., et al. (2025). Interacting with annotated and synchronized music corpora on the Dezrann web platform. </w:t>
-      </w:r>
-      <w:r>
-        <w:rPr>
-          <w:i/>
-          <w:iCs/>
-        </w:rPr>
-        <w:t>Transactions of the International Society for Music Information Retrieval, 8</w:t>
-      </w:r>
-      <w:r>
-        <w:t>(1), 121–139. https://doi.org/10.5334/tismir.212</w:t>
+        <w:rPr>
+          <w:b/>
+          <w:bCs/>
+        </w:rPr>
+        <w:t>Figure A.2.</w:t>
+      </w:r>
+      <w:r>
+        <w:t xml:space="preserve"> Active-listening control panel and demo-mode fallback. The yellow </w:t>
+      </w:r>
+      <w:r>
+        <w:rPr>
+          <w:i/>
+          <w:iCs/>
+        </w:rPr>
+        <w:t>Demo mode</w:t>
+      </w:r>
+      <w:r>
+        <w:t xml:space="preserve"> bar is automatically shown when no audio file is available (e.g. on the public deployment, where the copyrighted reference recording is not bundled). Below it: section- jump buttons (Exposition / Development / Recapitulation), playback- speed slider, color/cursor/loop toggles, calibration controls, and a keyboard-shortcut legend.</w:t>
       </w:r>
     </w:p>
     <w:p>
@@ -7188,528 +7600,6 @@
         <w:numPr>
           <w:ilvl w:val="0"/>
           <w:numId w:val="18"/>
-        </w:numPr>
-      </w:pPr>
-      <w:r>
-        <w:t xml:space="preserve">Braun, V., &amp; Clarke, V. (2006). Using thematic analysis in psychology. </w:t>
-      </w:r>
-      <w:r>
-        <w:rPr>
-          <w:i/>
-          <w:iCs/>
-        </w:rPr>
-        <w:t>Qualitative Research in Psychology, 3</w:t>
-      </w:r>
-      <w:r>
-        <w:t>(2), 77–101. https://doi.org/10.1191/1478088706qp063oa</w:t>
-      </w:r>
-    </w:p>
-    <w:p>
-      <w:pPr>
-        <w:pStyle w:val="Compact"/>
-        <w:numPr>
-          <w:ilvl w:val="0"/>
-          <w:numId w:val="18"/>
-        </w:numPr>
-      </w:pPr>
-      <w:r>
-        <w:t xml:space="preserve">Brooke, J. (1996). SUS: A “quick and dirty” usability scale. In P. W. Jordan, B. Thomas, B. A. Weerdmeester, &amp; I. L. McClelland (Eds.), </w:t>
-      </w:r>
-      <w:r>
-        <w:rPr>
-          <w:i/>
-          <w:iCs/>
-        </w:rPr>
-        <w:t>Usability Evaluation in Industry</w:t>
-      </w:r>
-      <w:r>
-        <w:t xml:space="preserve"> (pp. 189–194). Taylor &amp; Francis.</w:t>
-      </w:r>
-    </w:p>
-    <w:p>
-      <w:pPr>
-        <w:pStyle w:val="Compact"/>
-        <w:numPr>
-          <w:ilvl w:val="0"/>
-          <w:numId w:val="18"/>
-        </w:numPr>
-      </w:pPr>
-      <w:r>
-        <w:t xml:space="preserve">Cannam, C., Landone, C., &amp; Sandler, M. (2010). Sonic Visualiser: An open source application for viewing, analysing, and annotating music audio files. In </w:t>
-      </w:r>
-      <w:r>
-        <w:rPr>
-          <w:i/>
-          <w:iCs/>
-        </w:rPr>
-        <w:t>Proceedings of the ACM Multimedia 2010 International Conference</w:t>
-      </w:r>
-      <w:r>
-        <w:t xml:space="preserve"> (pp. 1467–1468).</w:t>
-      </w:r>
-    </w:p>
-    <w:p>
-      <w:pPr>
-        <w:pStyle w:val="Compact"/>
-        <w:numPr>
-          <w:ilvl w:val="0"/>
-          <w:numId w:val="18"/>
-        </w:numPr>
-      </w:pPr>
-      <w:r>
-        <w:t xml:space="preserve">Caplin, W. E. (1998). </w:t>
-      </w:r>
-      <w:r>
-        <w:rPr>
-          <w:i/>
-          <w:iCs/>
-        </w:rPr>
-        <w:t xml:space="preserve">Classical form: A theory of formal functions </w:t>
-      </w:r>
-      <w:r>
-        <w:rPr>
-          <w:i/>
-          <w:iCs/>
-        </w:rPr>
-        <w:t>for the instrumental music of Haydn, Mozart, and Beethoven.</w:t>
-      </w:r>
-      <w:r>
-        <w:t xml:space="preserve"> Oxford University Press.</w:t>
-      </w:r>
-    </w:p>
-    <w:p>
-      <w:pPr>
-        <w:pStyle w:val="Compact"/>
-        <w:numPr>
-          <w:ilvl w:val="0"/>
-          <w:numId w:val="18"/>
-        </w:numPr>
-      </w:pPr>
-      <w:r>
-        <w:t xml:space="preserve">Caplin, W. E. (2009). What are formal functions? In P. Bergé (Ed.), </w:t>
-      </w:r>
-      <w:r>
-        <w:rPr>
-          <w:i/>
-          <w:iCs/>
-        </w:rPr>
-        <w:t>Musical form, forms, &amp; formenlehre</w:t>
-      </w:r>
-      <w:r>
-        <w:t xml:space="preserve"> (pp. 21–40). Leuven University Press.</w:t>
-      </w:r>
-    </w:p>
-    <w:p>
-      <w:pPr>
-        <w:pStyle w:val="Compact"/>
-        <w:numPr>
-          <w:ilvl w:val="0"/>
-          <w:numId w:val="18"/>
-        </w:numPr>
-      </w:pPr>
-      <w:r>
-        <w:t xml:space="preserve">Cook, N. (1990). </w:t>
-      </w:r>
-      <w:r>
-        <w:rPr>
-          <w:i/>
-          <w:iCs/>
-        </w:rPr>
-        <w:t>Music, imagination, and culture.</w:t>
-      </w:r>
-      <w:r>
-        <w:t xml:space="preserve"> Oxford University Press.</w:t>
-      </w:r>
-    </w:p>
-    <w:p>
-      <w:pPr>
-        <w:pStyle w:val="Compact"/>
-        <w:numPr>
-          <w:ilvl w:val="0"/>
-          <w:numId w:val="18"/>
-        </w:numPr>
-      </w:pPr>
-      <w:r>
-        <w:t xml:space="preserve">Couprie, P. (2008). iAnalyse: un logiciel d’aide à l’analyse musicale. In </w:t>
-      </w:r>
-      <w:r>
-        <w:rPr>
-          <w:i/>
-          <w:iCs/>
-        </w:rPr>
-        <w:t>Journées d’Informatique Musicale (JIM)</w:t>
-      </w:r>
-      <w:r>
-        <w:t xml:space="preserve"> (pp. 115–121). Albi, France. HAL: hal-00823867.</w:t>
-      </w:r>
-    </w:p>
-    <w:p>
-      <w:pPr>
-        <w:pStyle w:val="Compact"/>
-        <w:numPr>
-          <w:ilvl w:val="0"/>
-          <w:numId w:val="18"/>
-        </w:numPr>
-      </w:pPr>
-      <w:r>
-        <w:t xml:space="preserve">Goto, M. (2006). AIST annotation for the RWC music database. In </w:t>
-      </w:r>
-      <w:r>
-        <w:rPr>
-          <w:i/>
-          <w:iCs/>
-        </w:rPr>
-        <w:t>Proceedings of ISMIR 2006</w:t>
-      </w:r>
-      <w:r>
-        <w:t>.</w:t>
-      </w:r>
-    </w:p>
-    <w:p>
-      <w:pPr>
-        <w:pStyle w:val="Compact"/>
-        <w:numPr>
-          <w:ilvl w:val="0"/>
-          <w:numId w:val="18"/>
-        </w:numPr>
-      </w:pPr>
-      <w:r>
-        <w:t xml:space="preserve">Hargreaves, D. J. (1986). </w:t>
-      </w:r>
-      <w:r>
-        <w:rPr>
-          <w:i/>
-          <w:iCs/>
-        </w:rPr>
-        <w:t>The developmental psychology of music.</w:t>
-      </w:r>
-      <w:r>
-        <w:t xml:space="preserve"> Cambridge University Press.</w:t>
-      </w:r>
-    </w:p>
-    <w:p>
-      <w:pPr>
-        <w:pStyle w:val="Compact"/>
-        <w:numPr>
-          <w:ilvl w:val="0"/>
-          <w:numId w:val="18"/>
-        </w:numPr>
-      </w:pPr>
-      <w:r>
-        <w:t xml:space="preserve">Hepokoski, J., &amp; Darcy, W. (2006). </w:t>
-      </w:r>
-      <w:r>
-        <w:rPr>
-          <w:i/>
-          <w:iCs/>
-        </w:rPr>
-        <w:t>Elements of sonata theory: Norms, types, and deformations in the late-eighteenth-century sonata.</w:t>
-      </w:r>
-      <w:r>
-        <w:t xml:space="preserve"> Oxford University Press.</w:t>
-      </w:r>
-    </w:p>
-    <w:p>
-      <w:pPr>
-        <w:pStyle w:val="Compact"/>
-        <w:numPr>
-          <w:ilvl w:val="0"/>
-          <w:numId w:val="18"/>
-        </w:numPr>
-      </w:pPr>
-      <w:r>
-        <w:t xml:space="preserve">Kuo, Y.-T., &amp; Chuang, M.-C. (2013). A proposal of a color music notation system on a single melody for music beginners. </w:t>
-      </w:r>
-      <w:r>
-        <w:rPr>
-          <w:i/>
-          <w:iCs/>
-        </w:rPr>
-        <w:t>International Journal of Music Education, 31</w:t>
-      </w:r>
-      <w:r>
-        <w:t>(4), 394–412. https://doi.org/10.1177/0255761413489082</w:t>
-      </w:r>
-    </w:p>
-    <w:p>
-      <w:pPr>
-        <w:pStyle w:val="Compact"/>
-        <w:numPr>
-          <w:ilvl w:val="0"/>
-          <w:numId w:val="18"/>
-        </w:numPr>
-      </w:pPr>
-      <w:r>
-        <w:t xml:space="preserve">LaRue, J. (1970). </w:t>
-      </w:r>
-      <w:r>
-        <w:rPr>
-          <w:i/>
-          <w:iCs/>
-        </w:rPr>
-        <w:t>Guidelines for style analysis.</w:t>
-      </w:r>
-      <w:r>
-        <w:t xml:space="preserve"> Norton.</w:t>
-      </w:r>
-    </w:p>
-    <w:p>
-      <w:pPr>
-        <w:pStyle w:val="Compact"/>
-        <w:numPr>
-          <w:ilvl w:val="0"/>
-          <w:numId w:val="18"/>
-        </w:numPr>
-      </w:pPr>
-      <w:r>
-        <w:t xml:space="preserve">Margulis, E. H. (2014). </w:t>
-      </w:r>
-      <w:r>
-        <w:rPr>
-          <w:i/>
-          <w:iCs/>
-        </w:rPr>
-        <w:t>On repeat: How music plays the mind.</w:t>
-      </w:r>
-      <w:r>
-        <w:t xml:space="preserve"> Oxford University Press.</w:t>
-      </w:r>
-    </w:p>
-    <w:p>
-      <w:pPr>
-        <w:pStyle w:val="Compact"/>
-        <w:numPr>
-          <w:ilvl w:val="0"/>
-          <w:numId w:val="18"/>
-        </w:numPr>
-      </w:pPr>
-      <w:r>
-        <w:t xml:space="preserve">Mayer, R. E. (2009). </w:t>
-      </w:r>
-      <w:r>
-        <w:rPr>
-          <w:i/>
-          <w:iCs/>
-        </w:rPr>
-        <w:t>Multimedia learning</w:t>
-      </w:r>
-      <w:r>
-        <w:t xml:space="preserve"> (2nd ed.). Cambridge University Press.</w:t>
-      </w:r>
-    </w:p>
-    <w:p>
-      <w:pPr>
-        <w:pStyle w:val="Compact"/>
-        <w:numPr>
-          <w:ilvl w:val="0"/>
-          <w:numId w:val="18"/>
-        </w:numPr>
-      </w:pPr>
-      <w:r>
-        <w:t xml:space="preserve">Mozart, W. A. (1986). </w:t>
-      </w:r>
-      <w:r>
-        <w:rPr>
-          <w:i/>
-          <w:iCs/>
-        </w:rPr>
-        <w:t>Neue Mozart-Ausgabe IX/25: Klaviersonaten Bd. 2.</w:t>
-      </w:r>
-      <w:r>
-        <w:t xml:space="preserve"> Bärenreiter.</w:t>
-      </w:r>
-    </w:p>
-    <w:p>
-      <w:pPr>
-        <w:pStyle w:val="Compact"/>
-        <w:numPr>
-          <w:ilvl w:val="0"/>
-          <w:numId w:val="18"/>
-        </w:numPr>
-      </w:pPr>
-      <w:r>
-        <w:t xml:space="preserve">Müller, M. (2015). </w:t>
-      </w:r>
-      <w:r>
-        <w:rPr>
-          <w:i/>
-          <w:iCs/>
-        </w:rPr>
-        <w:t>Fundamentals of music processing: Audio, analysis, algorithms, applications.</w:t>
-      </w:r>
-      <w:r>
-        <w:t xml:space="preserve"> Springer. https://doi.org/10.1007/978-3-319-21945-5</w:t>
-      </w:r>
-    </w:p>
-    <w:p>
-      <w:pPr>
-        <w:pStyle w:val="Compact"/>
-        <w:numPr>
-          <w:ilvl w:val="0"/>
-          <w:numId w:val="18"/>
-        </w:numPr>
-      </w:pPr>
-      <w:r>
-        <w:t xml:space="preserve">Nakamura, E., Yoshii, K., &amp; Katayose, H. (2017). Performance error detection and post-processing for fast and accurate symbolic music alignment. In </w:t>
-      </w:r>
-      <w:r>
-        <w:rPr>
-          <w:i/>
-          <w:iCs/>
-        </w:rPr>
-        <w:t>Proceedings of the 18th International Society for Music Information Retrieval Conference (ISMIR)</w:t>
-      </w:r>
-      <w:r>
-        <w:t xml:space="preserve"> (pp. 347–353).</w:t>
-      </w:r>
-    </w:p>
-    <w:p>
-      <w:pPr>
-        <w:pStyle w:val="Compact"/>
-        <w:numPr>
-          <w:ilvl w:val="0"/>
-          <w:numId w:val="18"/>
-        </w:numPr>
-      </w:pPr>
-      <w:r>
-        <w:t xml:space="preserve">North, A. C., &amp; Hargreaves, D. J. (2008). </w:t>
-      </w:r>
-      <w:r>
-        <w:rPr>
-          <w:i/>
-          <w:iCs/>
-        </w:rPr>
-        <w:t>The social and applied psychology of music.</w:t>
-      </w:r>
-      <w:r>
-        <w:t xml:space="preserve"> Oxford University Press.</w:t>
-      </w:r>
-    </w:p>
-    <w:p>
-      <w:pPr>
-        <w:pStyle w:val="Compact"/>
-        <w:numPr>
-          <w:ilvl w:val="0"/>
-          <w:numId w:val="18"/>
-        </w:numPr>
-      </w:pPr>
-      <w:r>
-        <w:t xml:space="preserve">Paivio, A. (1991). Dual coding theory: Retrospect and current status. </w:t>
-      </w:r>
-      <w:r>
-        <w:rPr>
-          <w:i/>
-          <w:iCs/>
-        </w:rPr>
-        <w:t>Canadian Journal of Psychology, 45</w:t>
-      </w:r>
-      <w:r>
-        <w:t>(3), 255–287.</w:t>
-      </w:r>
-    </w:p>
-    <w:p>
-      <w:pPr>
-        <w:pStyle w:val="Compact"/>
-        <w:numPr>
-          <w:ilvl w:val="0"/>
-          <w:numId w:val="18"/>
-        </w:numPr>
-      </w:pPr>
-      <w:r>
-        <w:t xml:space="preserve">Sapp, C. S. (2017). Verovio Humdrum Viewer. In </w:t>
-      </w:r>
-      <w:r>
-        <w:rPr>
-          <w:i/>
-          <w:iCs/>
-        </w:rPr>
-        <w:t>Music Encoding Conference 2017</w:t>
-      </w:r>
-      <w:r>
-        <w:t>.</w:t>
-      </w:r>
-    </w:p>
-    <w:p>
-      <w:pPr>
-        <w:pStyle w:val="1"/>
-      </w:pPr>
-      <w:bookmarkStart w:id="54" w:name="appendix-a.-screenshots"/>
-      <w:bookmarkEnd w:id="53"/>
-      <w:r>
-        <w:t>Appendix A. Screenshots</w:t>
-      </w:r>
-    </w:p>
-    <w:p>
-      <w:pPr>
-        <w:pStyle w:val="FirstParagraph"/>
-      </w:pPr>
-      <w:r>
-        <w:t xml:space="preserve">Three screenshots from the live deployment (https://rosyrosys.github.io/sonata-form-viz/en/) are included in the submission package under </w:t>
-      </w:r>
-      <w:r>
-        <w:rPr>
-          <w:rStyle w:val="VerbatimChar"/>
-        </w:rPr>
-        <w:t>figures/</w:t>
-      </w:r>
-      <w:r>
-        <w:t>. Captions:</w:t>
-      </w:r>
-    </w:p>
-    <w:p>
-      <w:pPr>
-        <w:pStyle w:val="Compact"/>
-        <w:numPr>
-          <w:ilvl w:val="0"/>
-          <w:numId w:val="19"/>
-        </w:numPr>
-      </w:pPr>
-      <w:r>
-        <w:rPr>
-          <w:b/>
-          <w:bCs/>
-        </w:rPr>
-        <w:t>Figure A.1.</w:t>
-      </w:r>
-      <w:r>
-        <w:t xml:space="preserve"> System overview at startup, showing the title banner, the section-level timeline (top: pastel-blue exposition, pastel-amber development, pastel-green recapitulation), the now-playing analysis pane (theme zone, key, current measure), and the OSMD-rendered MusicXML score below.</w:t>
-      </w:r>
-    </w:p>
-    <w:p>
-      <w:pPr>
-        <w:pStyle w:val="Compact"/>
-        <w:numPr>
-          <w:ilvl w:val="0"/>
-          <w:numId w:val="19"/>
-        </w:numPr>
-      </w:pPr>
-      <w:r>
-        <w:rPr>
-          <w:b/>
-          <w:bCs/>
-        </w:rPr>
-        <w:t>Figure A.2.</w:t>
-      </w:r>
-      <w:r>
-        <w:t xml:space="preserve"> Active-listening control panel and demo-mode fallback. The yellow </w:t>
-      </w:r>
-      <w:r>
-        <w:rPr>
-          <w:i/>
-          <w:iCs/>
-        </w:rPr>
-        <w:t>Demo mode</w:t>
-      </w:r>
-      <w:r>
-        <w:t xml:space="preserve"> bar is automatically shown when no audio file is available (e.g. on the public deployment, where the copyrighted reference recording is not bundled). Below it: section- jump buttons (Exposition / Development / Recapitulation), playback- speed slider, color/cursor/loop toggles, calibration controls, and a keyboard-shortcut legend.</w:t>
-      </w:r>
-    </w:p>
-    <w:p>
-      <w:pPr>
-        <w:pStyle w:val="Compact"/>
-        <w:numPr>
-          <w:ilvl w:val="0"/>
-          <w:numId w:val="19"/>
         </w:numPr>
       </w:pPr>
       <w:r>
@@ -7847,7 +7737,7 @@
         <w:rStyle w:val="af"/>
         <w:noProof/>
       </w:rPr>
-      <w:t>19</w:t>
+      <w:t>1</w:t>
     </w:r>
     <w:r>
       <w:rPr>
@@ -7935,7 +7825,7 @@
   <w:abstractNum w:abstractNumId="0" w15:restartNumberingAfterBreak="0">
     <w:nsid w:val="0000A990"/>
     <w:multiLevelType w:val="multilevel"/>
-    <w:tmpl w:val="96AA8A04"/>
+    <w:tmpl w:val="22A8CDDE"/>
     <w:lvl w:ilvl="0">
       <w:numFmt w:val="bullet"/>
       <w:lvlText w:val=" "/>
@@ -8012,7 +7902,7 @@
   <w:abstractNum w:abstractNumId="1" w15:restartNumberingAfterBreak="0">
     <w:nsid w:val="0000A991"/>
     <w:multiLevelType w:val="multilevel"/>
-    <w:tmpl w:val="514A0A98"/>
+    <w:tmpl w:val="E11A3168"/>
     <w:lvl w:ilvl="0">
       <w:numFmt w:val="bullet"/>
       <w:lvlText w:val=""/>
@@ -8116,7 +8006,7 @@
   <w:abstractNum w:abstractNumId="2" w15:restartNumberingAfterBreak="0">
     <w:nsid w:val="00A99411"/>
     <w:multiLevelType w:val="multilevel"/>
-    <w:tmpl w:val="D2521F46"/>
+    <w:tmpl w:val="A9E06AE6"/>
     <w:lvl w:ilvl="0">
       <w:start w:val="1"/>
       <w:numFmt w:val="decimal"/>
@@ -8199,16 +8089,16 @@
       </w:pPr>
     </w:lvl>
   </w:abstractNum>
-  <w:num w:numId="1" w16cid:durableId="1527675183">
+  <w:num w:numId="1" w16cid:durableId="1983269340">
     <w:abstractNumId w:val="0"/>
   </w:num>
-  <w:num w:numId="2" w16cid:durableId="914365695">
+  <w:num w:numId="2" w16cid:durableId="401099144">
     <w:abstractNumId w:val="1"/>
   </w:num>
-  <w:num w:numId="3" w16cid:durableId="754670298">
+  <w:num w:numId="3" w16cid:durableId="484664287">
     <w:abstractNumId w:val="1"/>
   </w:num>
-  <w:num w:numId="4" w16cid:durableId="2087067201">
+  <w:num w:numId="4" w16cid:durableId="892929560">
     <w:abstractNumId w:val="2"/>
     <w:lvlOverride w:ilvl="0">
       <w:startOverride w:val="1"/>
@@ -8238,7 +8128,7 @@
       <w:startOverride w:val="1"/>
     </w:lvlOverride>
   </w:num>
-  <w:num w:numId="5" w16cid:durableId="1319847309">
+  <w:num w:numId="5" w16cid:durableId="1300764130">
     <w:abstractNumId w:val="2"/>
     <w:lvlOverride w:ilvl="0">
       <w:startOverride w:val="1"/>
@@ -8268,7 +8158,7 @@
       <w:startOverride w:val="1"/>
     </w:lvlOverride>
   </w:num>
-  <w:num w:numId="6" w16cid:durableId="1866167541">
+  <w:num w:numId="6" w16cid:durableId="251820708">
     <w:abstractNumId w:val="2"/>
     <w:lvlOverride w:ilvl="0">
       <w:startOverride w:val="1"/>
@@ -8298,7 +8188,7 @@
       <w:startOverride w:val="1"/>
     </w:lvlOverride>
   </w:num>
-  <w:num w:numId="7" w16cid:durableId="542907026">
+  <w:num w:numId="7" w16cid:durableId="1832595979">
     <w:abstractNumId w:val="2"/>
     <w:lvlOverride w:ilvl="0">
       <w:startOverride w:val="1"/>
@@ -8328,7 +8218,10 @@
       <w:startOverride w:val="1"/>
     </w:lvlOverride>
   </w:num>
-  <w:num w:numId="8" w16cid:durableId="1957980434">
+  <w:num w:numId="8" w16cid:durableId="278025037">
+    <w:abstractNumId w:val="1"/>
+  </w:num>
+  <w:num w:numId="9" w16cid:durableId="1526403175">
     <w:abstractNumId w:val="2"/>
     <w:lvlOverride w:ilvl="0">
       <w:startOverride w:val="1"/>
@@ -8358,10 +8251,10 @@
       <w:startOverride w:val="1"/>
     </w:lvlOverride>
   </w:num>
-  <w:num w:numId="9" w16cid:durableId="336542074">
+  <w:num w:numId="10" w16cid:durableId="2115053963">
     <w:abstractNumId w:val="1"/>
   </w:num>
-  <w:num w:numId="10" w16cid:durableId="1297417881">
+  <w:num w:numId="11" w16cid:durableId="805898795">
     <w:abstractNumId w:val="2"/>
     <w:lvlOverride w:ilvl="0">
       <w:startOverride w:val="1"/>
@@ -8391,10 +8284,7 @@
       <w:startOverride w:val="1"/>
     </w:lvlOverride>
   </w:num>
-  <w:num w:numId="11" w16cid:durableId="1029137831">
-    <w:abstractNumId w:val="1"/>
-  </w:num>
-  <w:num w:numId="12" w16cid:durableId="1091315493">
+  <w:num w:numId="12" w16cid:durableId="795029537">
     <w:abstractNumId w:val="2"/>
     <w:lvlOverride w:ilvl="0">
       <w:startOverride w:val="1"/>
@@ -8424,7 +8314,7 @@
       <w:startOverride w:val="1"/>
     </w:lvlOverride>
   </w:num>
-  <w:num w:numId="13" w16cid:durableId="220136810">
+  <w:num w:numId="13" w16cid:durableId="1920015438">
     <w:abstractNumId w:val="2"/>
     <w:lvlOverride w:ilvl="0">
       <w:startOverride w:val="1"/>
@@ -8454,7 +8344,13 @@
       <w:startOverride w:val="1"/>
     </w:lvlOverride>
   </w:num>
-  <w:num w:numId="14" w16cid:durableId="631911558">
+  <w:num w:numId="14" w16cid:durableId="342628396">
+    <w:abstractNumId w:val="1"/>
+  </w:num>
+  <w:num w:numId="15" w16cid:durableId="478422798">
+    <w:abstractNumId w:val="1"/>
+  </w:num>
+  <w:num w:numId="16" w16cid:durableId="1855336573">
     <w:abstractNumId w:val="2"/>
     <w:lvlOverride w:ilvl="0">
       <w:startOverride w:val="1"/>
@@ -8484,46 +8380,10 @@
       <w:startOverride w:val="1"/>
     </w:lvlOverride>
   </w:num>
-  <w:num w:numId="15" w16cid:durableId="254675375">
+  <w:num w:numId="17" w16cid:durableId="971905092">
     <w:abstractNumId w:val="1"/>
   </w:num>
-  <w:num w:numId="16" w16cid:durableId="1831093764">
-    <w:abstractNumId w:val="1"/>
-  </w:num>
-  <w:num w:numId="17" w16cid:durableId="869760345">
-    <w:abstractNumId w:val="2"/>
-    <w:lvlOverride w:ilvl="0">
-      <w:startOverride w:val="1"/>
-    </w:lvlOverride>
-    <w:lvlOverride w:ilvl="1">
-      <w:startOverride w:val="1"/>
-    </w:lvlOverride>
-    <w:lvlOverride w:ilvl="2">
-      <w:startOverride w:val="1"/>
-    </w:lvlOverride>
-    <w:lvlOverride w:ilvl="3">
-      <w:startOverride w:val="1"/>
-    </w:lvlOverride>
-    <w:lvlOverride w:ilvl="4">
-      <w:startOverride w:val="1"/>
-    </w:lvlOverride>
-    <w:lvlOverride w:ilvl="5">
-      <w:startOverride w:val="1"/>
-    </w:lvlOverride>
-    <w:lvlOverride w:ilvl="6">
-      <w:startOverride w:val="1"/>
-    </w:lvlOverride>
-    <w:lvlOverride w:ilvl="7">
-      <w:startOverride w:val="1"/>
-    </w:lvlOverride>
-    <w:lvlOverride w:ilvl="8">
-      <w:startOverride w:val="1"/>
-    </w:lvlOverride>
-  </w:num>
-  <w:num w:numId="18" w16cid:durableId="943656776">
-    <w:abstractNumId w:val="1"/>
-  </w:num>
-  <w:num w:numId="19" w16cid:durableId="1201090704">
+  <w:num w:numId="18" w16cid:durableId="1501626388">
     <w:abstractNumId w:val="1"/>
   </w:num>
 </w:numbering>
@@ -9755,7 +9615,7 @@
     <w:name w:val="header"/>
     <w:basedOn w:val="a"/>
     <w:link w:val="Char2"/>
-    <w:rsid w:val="00F220FF"/>
+    <w:rsid w:val="00354D5A"/>
     <w:pPr>
       <w:tabs>
         <w:tab w:val="center" w:pos="4513"/>
@@ -9768,13 +9628,13 @@
     <w:name w:val="머리글 Char"/>
     <w:basedOn w:val="a1"/>
     <w:link w:val="ad"/>
-    <w:rsid w:val="00F220FF"/>
+    <w:rsid w:val="00354D5A"/>
   </w:style>
   <w:style w:type="paragraph" w:styleId="ae">
     <w:name w:val="footer"/>
     <w:basedOn w:val="a"/>
     <w:link w:val="Char3"/>
-    <w:rsid w:val="00F220FF"/>
+    <w:rsid w:val="00354D5A"/>
     <w:pPr>
       <w:tabs>
         <w:tab w:val="center" w:pos="4513"/>
@@ -9787,17 +9647,17 @@
     <w:name w:val="바닥글 Char"/>
     <w:basedOn w:val="a1"/>
     <w:link w:val="ae"/>
-    <w:rsid w:val="00F220FF"/>
+    <w:rsid w:val="00354D5A"/>
   </w:style>
   <w:style w:type="character" w:styleId="af">
     <w:name w:val="page number"/>
     <w:basedOn w:val="a1"/>
-    <w:rsid w:val="00F220FF"/>
+    <w:rsid w:val="00354D5A"/>
   </w:style>
   <w:style w:type="character" w:styleId="af0">
     <w:name w:val="line number"/>
     <w:basedOn w:val="a1"/>
-    <w:rsid w:val="00F220FF"/>
+    <w:rsid w:val="00354D5A"/>
   </w:style>
 </w:styles>
 </file>

--- a/ko/paper/paper_en.docx
+++ b/ko/paper/paper_en.docx
@@ -52,11 +52,7 @@
         <w:t>, most prominently the performer-elected exposition repeat. We present an open-source, web-based tool that synchronizes a MusicXML score, audio playback, and a two-level formal-analysis layer (sections × theme zones) along a single timeline, demonstrated on Mozart’s Piano Sonata in C major, K. 545, first movement (73 measures). The system renders MusicXML through OpenSheetMusicDisplay and paints section and theme-zone colors directly onto the score at the measure level, and supports performer-elected exposi</w:t>
       </w:r>
       <w:r>
-        <w:t xml:space="preserve">tion repeats through an explicit exposition-repeat folding map. Together, the tool and the released analysis schema provide an </w:t>
-      </w:r>
-      <w:r>
-        <w:lastRenderedPageBreak/>
-        <w:t>open infrastructure for both classroom teaching of formal hierarchy and downstream computational reuse on other works in the sonata-form repertoire.</w:t>
+        <w:t>tion repeats through an explicit exposition-repeat folding map. Together, the tool and the released analysis schema provide an open infrastructure for both classroom teaching of formal hierarchy and downstream computational reuse on other works in the sonata-form repertoire.</w:t>
       </w:r>
     </w:p>
     <w:p>
@@ -103,6 +99,7 @@
       <w:bookmarkStart w:id="2" w:name="introduction"/>
       <w:bookmarkEnd w:id="1"/>
       <w:r>
+        <w:lastRenderedPageBreak/>
         <w:t>1. Introduction</w:t>
       </w:r>
     </w:p>
@@ -188,7 +185,6 @@
         <w:pStyle w:val="FirstParagraph"/>
       </w:pPr>
       <w:r>
-        <w:lastRenderedPageBreak/>
         <w:t xml:space="preserve">Digital tools offer a route to closing these gaps through </w:t>
       </w:r>
       <w:r>
@@ -321,6 +317,7 @@
           <w:b/>
           <w:bCs/>
         </w:rPr>
+        <w:lastRenderedPageBreak/>
         <w:t>A learner-facing open-source tool</w:t>
       </w:r>
       <w:r>
@@ -340,7 +337,6 @@
           <w:b/>
           <w:bCs/>
         </w:rPr>
-        <w:lastRenderedPageBreak/>
         <w:t>An open analysis schema and dataset</w:t>
       </w:r>
       <w:r>
@@ -455,7 +451,6 @@
           <w:b/>
           <w:bCs/>
         </w:rPr>
-        <w:lastRenderedPageBreak/>
         <w:t>Theme zones.</w:t>
       </w:r>
       <w:r>
@@ -776,11 +771,7 @@
         <w:t>pitch</w:t>
       </w:r>
       <w:r>
-        <w:t xml:space="preserve"> dimension. Our tool’s two-tier scheme (sections plus theme </w:t>
-      </w:r>
-      <w:r>
-        <w:lastRenderedPageBreak/>
-        <w:t xml:space="preserve">zones, with WCAG-2.1 contrast and non-color redundancy) applies the same color–music representational principle, but at the </w:t>
+        <w:t xml:space="preserve"> dimension. Our tool’s two-tier scheme (sections plus theme zones, with WCAG-2.1 contrast and non-color redundancy) applies the same color–music representational principle, but at the </w:t>
       </w:r>
       <w:r>
         <w:rPr>
@@ -880,11 +871,7 @@
         <w:t>) is not metadata attached to a Dezrann annotation but a stand-alone, peer-reviewable, versioned CC BY 4.0 object directly reusable in MIR pipelines and in derivative analyses of other works, in the same sense that the Allegraud et al. (2019) sonata-form corpus has been reused. And where Allegraud et al. (2019) address the au</w:t>
       </w:r>
       <w:r>
-        <w:t xml:space="preserve">tomatic-detection problem on a 32-quartet corpus for </w:t>
-      </w:r>
-      <w:r>
-        <w:lastRenderedPageBreak/>
-        <w:t>the music-information-retrieval community, the present tool addresses the teaching problem on a single canonical work for the music-education community: a robust classifier and a precise pedagogical instrument are complementary rather than competing, since they need not target the same evaluation metric.</w:t>
+        <w:t>tomatic-detection problem on a 32-quartet corpus for the music-information-retrieval community, the present tool addresses the teaching problem on a single canonical work for the music-education community: a robust classifier and a precise pedagogical instrument are complementary rather than competing, since they need not target the same evaluation metric.</w:t>
       </w:r>
     </w:p>
     <w:p>
@@ -1591,34 +1578,26 @@
               <w:rPr>
                 <w:sz w:val="22"/>
               </w:rPr>
-              <w:t xml:space="preserve">Verovio Humdrum Viewer (Sapp </w:t>
-            </w:r>
-            <w:r>
-              <w:rPr>
-                <w:sz w:val="22"/>
-              </w:rPr>
-              <w:lastRenderedPageBreak/>
-              <w:t>2017)</w:t>
-            </w:r>
-          </w:p>
-        </w:tc>
-        <w:tc>
-          <w:tcPr>
-            <w:tcW w:w="0" w:type="auto"/>
-          </w:tcPr>
-          <w:p>
-            <w:pPr>
-              <w:pStyle w:val="Compact"/>
-              <w:spacing w:line="240" w:lineRule="auto"/>
-              <w:rPr>
-                <w:sz w:val="22"/>
-              </w:rPr>
-            </w:pPr>
-            <w:r>
-              <w:rPr>
-                <w:sz w:val="22"/>
-              </w:rPr>
-              <w:lastRenderedPageBreak/>
+              <w:t>Verovio Humdrum Viewer (Sapp 2017)</w:t>
+            </w:r>
+          </w:p>
+        </w:tc>
+        <w:tc>
+          <w:tcPr>
+            <w:tcW w:w="0" w:type="auto"/>
+          </w:tcPr>
+          <w:p>
+            <w:pPr>
+              <w:pStyle w:val="Compact"/>
+              <w:spacing w:line="240" w:lineRule="auto"/>
+              <w:rPr>
+                <w:sz w:val="22"/>
+              </w:rPr>
+            </w:pPr>
+            <w:r>
+              <w:rPr>
+                <w:sz w:val="22"/>
+              </w:rPr>
               <w:t>△</w:t>
             </w:r>
           </w:p>
@@ -2262,11 +2241,7 @@
         <w:t>Allegro</w:t>
       </w:r>
       <w:r>
-        <w:t xml:space="preserve">, and runs only 73 measures (Mozart, 1986/NMA IX/25). Its </w:t>
-      </w:r>
-      <w:r>
-        <w:lastRenderedPageBreak/>
-        <w:t xml:space="preserve">near-canonical status in piano pedagogy means that most undergraduate music students have </w:t>
+        <w:t xml:space="preserve">, and runs only 73 measures (Mozart, 1986/NMA IX/25). Its near-canonical status in piano pedagogy means that most undergraduate music students have </w:t>
       </w:r>
       <w:r>
         <w:rPr>
@@ -2477,7 +2452,6 @@
                 <w:b/>
                 <w:sz w:val="22"/>
               </w:rPr>
-              <w:lastRenderedPageBreak/>
               <w:t>Section</w:t>
             </w:r>
           </w:p>
@@ -4016,7 +3990,7 @@
         <w:pStyle w:val="a0"/>
       </w:pPr>
       <w:r>
-        <w:t xml:space="preserve">For a TISMIR reader, the architecturally salient property is not the component list but the </w:t>
+        <w:t xml:space="preserve">The architecturally salient property of the system is not its component list but the </w:t>
       </w:r>
       <w:r>
         <w:rPr>
@@ -4026,7 +4000,7 @@
         <w:t>coordination</w:t>
       </w:r>
       <w:r>
-        <w:t>: three representations of the same musical present moment are kept in sync, and the user can intervene in any one of them. Two design choices deserve specific articulation as Tools-and-Datasets contributions: a stable measure- painting scheme that survives OSMD re-layout (§4.2), and a non-monotonic time-mapping function that handles performer-elected repeats without analytical loss (§4.5).</w:t>
+        <w:t>: three representations of the same musical present moment are kept in sync, and the user can intervene in any one of them. Two design choices deserve specific articulation: a stable measure-painting scheme that survives OSMD re-layout (§4.2), and a non-monotonic time-mapping function that handles performer-elected repeats without analytical loss (§4.5).</w:t>
       </w:r>
     </w:p>
     <w:p>
@@ -4800,10 +4774,7 @@
         <w:t>both</w:t>
       </w:r>
       <w:r>
-        <w:t xml:space="preserve"> the tool and the K. 545 </w:t>
-      </w:r>
-      <w:r>
-        <w:t>analysis under separable open licenses (MIT and CC BY 4.0, respectively).</w:t>
+        <w:t xml:space="preserve"> the tool and the K. 545 analysis under separable open licenses (MIT and CC BY 4.0, respectively).</w:t>
       </w:r>
     </w:p>
     <w:p>
@@ -7825,7 +7796,7 @@
   <w:abstractNum w:abstractNumId="0" w15:restartNumberingAfterBreak="0">
     <w:nsid w:val="0000A990"/>
     <w:multiLevelType w:val="multilevel"/>
-    <w:tmpl w:val="22A8CDDE"/>
+    <w:tmpl w:val="E3224610"/>
     <w:lvl w:ilvl="0">
       <w:numFmt w:val="bullet"/>
       <w:lvlText w:val=" "/>
@@ -7902,7 +7873,7 @@
   <w:abstractNum w:abstractNumId="1" w15:restartNumberingAfterBreak="0">
     <w:nsid w:val="0000A991"/>
     <w:multiLevelType w:val="multilevel"/>
-    <w:tmpl w:val="E11A3168"/>
+    <w:tmpl w:val="B99412A2"/>
     <w:lvl w:ilvl="0">
       <w:numFmt w:val="bullet"/>
       <w:lvlText w:val=""/>
@@ -8006,7 +7977,7 @@
   <w:abstractNum w:abstractNumId="2" w15:restartNumberingAfterBreak="0">
     <w:nsid w:val="00A99411"/>
     <w:multiLevelType w:val="multilevel"/>
-    <w:tmpl w:val="A9E06AE6"/>
+    <w:tmpl w:val="BC048BC0"/>
     <w:lvl w:ilvl="0">
       <w:start w:val="1"/>
       <w:numFmt w:val="decimal"/>
@@ -8089,16 +8060,16 @@
       </w:pPr>
     </w:lvl>
   </w:abstractNum>
-  <w:num w:numId="1" w16cid:durableId="1983269340">
+  <w:num w:numId="1" w16cid:durableId="1121800611">
     <w:abstractNumId w:val="0"/>
   </w:num>
-  <w:num w:numId="2" w16cid:durableId="401099144">
+  <w:num w:numId="2" w16cid:durableId="35669227">
     <w:abstractNumId w:val="1"/>
   </w:num>
-  <w:num w:numId="3" w16cid:durableId="484664287">
+  <w:num w:numId="3" w16cid:durableId="1633900997">
     <w:abstractNumId w:val="1"/>
   </w:num>
-  <w:num w:numId="4" w16cid:durableId="892929560">
+  <w:num w:numId="4" w16cid:durableId="392240396">
     <w:abstractNumId w:val="2"/>
     <w:lvlOverride w:ilvl="0">
       <w:startOverride w:val="1"/>
@@ -8128,7 +8099,7 @@
       <w:startOverride w:val="1"/>
     </w:lvlOverride>
   </w:num>
-  <w:num w:numId="5" w16cid:durableId="1300764130">
+  <w:num w:numId="5" w16cid:durableId="1113477183">
     <w:abstractNumId w:val="2"/>
     <w:lvlOverride w:ilvl="0">
       <w:startOverride w:val="1"/>
@@ -8158,7 +8129,7 @@
       <w:startOverride w:val="1"/>
     </w:lvlOverride>
   </w:num>
-  <w:num w:numId="6" w16cid:durableId="251820708">
+  <w:num w:numId="6" w16cid:durableId="1768228266">
     <w:abstractNumId w:val="2"/>
     <w:lvlOverride w:ilvl="0">
       <w:startOverride w:val="1"/>
@@ -8188,7 +8159,7 @@
       <w:startOverride w:val="1"/>
     </w:lvlOverride>
   </w:num>
-  <w:num w:numId="7" w16cid:durableId="1832595979">
+  <w:num w:numId="7" w16cid:durableId="70471747">
     <w:abstractNumId w:val="2"/>
     <w:lvlOverride w:ilvl="0">
       <w:startOverride w:val="1"/>
@@ -8218,10 +8189,10 @@
       <w:startOverride w:val="1"/>
     </w:lvlOverride>
   </w:num>
-  <w:num w:numId="8" w16cid:durableId="278025037">
+  <w:num w:numId="8" w16cid:durableId="1782021957">
     <w:abstractNumId w:val="1"/>
   </w:num>
-  <w:num w:numId="9" w16cid:durableId="1526403175">
+  <w:num w:numId="9" w16cid:durableId="509682285">
     <w:abstractNumId w:val="2"/>
     <w:lvlOverride w:ilvl="0">
       <w:startOverride w:val="1"/>
@@ -8251,10 +8222,10 @@
       <w:startOverride w:val="1"/>
     </w:lvlOverride>
   </w:num>
-  <w:num w:numId="10" w16cid:durableId="2115053963">
+  <w:num w:numId="10" w16cid:durableId="665018024">
     <w:abstractNumId w:val="1"/>
   </w:num>
-  <w:num w:numId="11" w16cid:durableId="805898795">
+  <w:num w:numId="11" w16cid:durableId="1242060141">
     <w:abstractNumId w:val="2"/>
     <w:lvlOverride w:ilvl="0">
       <w:startOverride w:val="1"/>
@@ -8284,7 +8255,7 @@
       <w:startOverride w:val="1"/>
     </w:lvlOverride>
   </w:num>
-  <w:num w:numId="12" w16cid:durableId="795029537">
+  <w:num w:numId="12" w16cid:durableId="1496723803">
     <w:abstractNumId w:val="2"/>
     <w:lvlOverride w:ilvl="0">
       <w:startOverride w:val="1"/>
@@ -8314,7 +8285,7 @@
       <w:startOverride w:val="1"/>
     </w:lvlOverride>
   </w:num>
-  <w:num w:numId="13" w16cid:durableId="1920015438">
+  <w:num w:numId="13" w16cid:durableId="1491215038">
     <w:abstractNumId w:val="2"/>
     <w:lvlOverride w:ilvl="0">
       <w:startOverride w:val="1"/>
@@ -8344,13 +8315,13 @@
       <w:startOverride w:val="1"/>
     </w:lvlOverride>
   </w:num>
-  <w:num w:numId="14" w16cid:durableId="342628396">
+  <w:num w:numId="14" w16cid:durableId="328795495">
     <w:abstractNumId w:val="1"/>
   </w:num>
-  <w:num w:numId="15" w16cid:durableId="478422798">
+  <w:num w:numId="15" w16cid:durableId="1293055642">
     <w:abstractNumId w:val="1"/>
   </w:num>
-  <w:num w:numId="16" w16cid:durableId="1855336573">
+  <w:num w:numId="16" w16cid:durableId="1329795243">
     <w:abstractNumId w:val="2"/>
     <w:lvlOverride w:ilvl="0">
       <w:startOverride w:val="1"/>
@@ -8380,10 +8351,10 @@
       <w:startOverride w:val="1"/>
     </w:lvlOverride>
   </w:num>
-  <w:num w:numId="17" w16cid:durableId="971905092">
+  <w:num w:numId="17" w16cid:durableId="1221021221">
     <w:abstractNumId w:val="1"/>
   </w:num>
-  <w:num w:numId="18" w16cid:durableId="1501626388">
+  <w:num w:numId="18" w16cid:durableId="1143040855">
     <w:abstractNumId w:val="1"/>
   </w:num>
 </w:numbering>
@@ -9615,7 +9586,7 @@
     <w:name w:val="header"/>
     <w:basedOn w:val="a"/>
     <w:link w:val="Char2"/>
-    <w:rsid w:val="00354D5A"/>
+    <w:rsid w:val="00D762F4"/>
     <w:pPr>
       <w:tabs>
         <w:tab w:val="center" w:pos="4513"/>
@@ -9628,13 +9599,13 @@
     <w:name w:val="머리글 Char"/>
     <w:basedOn w:val="a1"/>
     <w:link w:val="ad"/>
-    <w:rsid w:val="00354D5A"/>
+    <w:rsid w:val="00D762F4"/>
   </w:style>
   <w:style w:type="paragraph" w:styleId="ae">
     <w:name w:val="footer"/>
     <w:basedOn w:val="a"/>
     <w:link w:val="Char3"/>
-    <w:rsid w:val="00354D5A"/>
+    <w:rsid w:val="00D762F4"/>
     <w:pPr>
       <w:tabs>
         <w:tab w:val="center" w:pos="4513"/>
@@ -9647,17 +9618,17 @@
     <w:name w:val="바닥글 Char"/>
     <w:basedOn w:val="a1"/>
     <w:link w:val="ae"/>
-    <w:rsid w:val="00354D5A"/>
+    <w:rsid w:val="00D762F4"/>
   </w:style>
   <w:style w:type="character" w:styleId="af">
     <w:name w:val="page number"/>
     <w:basedOn w:val="a1"/>
-    <w:rsid w:val="00354D5A"/>
+    <w:rsid w:val="00D762F4"/>
   </w:style>
   <w:style w:type="character" w:styleId="af0">
     <w:name w:val="line number"/>
     <w:basedOn w:val="a1"/>
-    <w:rsid w:val="00354D5A"/>
+    <w:rsid w:val="00D762F4"/>
   </w:style>
 </w:styles>
 </file>

--- a/ko/paper/paper_en.docx
+++ b/ko/paper/paper_en.docx
@@ -3962,17 +3962,7 @@
         <w:pStyle w:val="FirstParagraph"/>
       </w:pPr>
       <w:r>
-        <w:t xml:space="preserve">The system is a static, client-side web application (≈600 lines of vanilla JavaScript) with one external dependency (OpenSheetMusicDisplay) and no build step. A live deployment is embedded with this article (see </w:t>
-      </w:r>
-      <w:r>
-        <w:rPr>
-          <w:i/>
-          <w:iCs/>
-        </w:rPr>
-        <w:t>Example 1</w:t>
-      </w:r>
-      <w:r>
-        <w:t xml:space="preserve"> below); source code, analysis data, and the audio-policy documentation are available through the project’s GitHub repository and Zenodo archive (see </w:t>
+        <w:t xml:space="preserve">The system is a static, client-side web application with one external dependency (OpenSheetMusicDisplay) and no build step. The source code, analysis data, and audio-policy documentation are available through the project’s GitHub repository and Zenodo archive (§9 </w:t>
       </w:r>
       <w:r>
         <w:rPr>
@@ -3982,7 +3972,7 @@
         <w:t>Reproducibility</w:t>
       </w:r>
       <w:r>
-        <w:t>, §7).</w:t>
+        <w:t>).</w:t>
       </w:r>
     </w:p>
     <w:p>
@@ -3990,7 +3980,7 @@
         <w:pStyle w:val="a0"/>
       </w:pPr>
       <w:r>
-        <w:t xml:space="preserve">The architecturally salient property of the system is not its component list but the </w:t>
+        <w:t xml:space="preserve">What makes the system useful for teaching is not any single representation but the </w:t>
       </w:r>
       <w:r>
         <w:rPr>
@@ -4000,7 +3990,7 @@
         <w:t>coordination</w:t>
       </w:r>
       <w:r>
-        <w:t>: three representations of the same musical present moment are kept in sync, and the user can intervene in any one of them. Two design choices deserve specific articulation: a stable measure-painting scheme that survives OSMD re-layout (§4.2), and a non-monotonic time-mapping function that handles performer-elected repeats without analytical loss (§4.5).</w:t>
+        <w:t xml:space="preserve"> among them: a single musical present moment is rendered three ways, and the user can intervene in any of them. The remainder of this section describes the three representations (§4.1), the color scheme (§4.2), the analysis data (§4.3), the listening affordances (§4.4), and one design choice that deserves particular attention — how the tool handles performer-elected exposition repeats (§4.5).</w:t>
       </w:r>
     </w:p>
     <w:p>
@@ -4791,46 +4781,10 @@
         <w:pStyle w:val="FirstParagraph"/>
       </w:pPr>
       <w:r>
-        <w:t xml:space="preserve">The schema’s structural categories, </w:t>
-      </w:r>
-      <w:r>
-        <w:rPr>
-          <w:rStyle w:val="VerbatimChar"/>
-        </w:rPr>
-        <w:t>sections[].type ∈ {exposition, development, recapitulation, coda}</w:t>
-      </w:r>
-      <w:r>
-        <w:t xml:space="preserve">, </w:t>
-      </w:r>
-      <w:r>
-        <w:rPr>
-          <w:rStyle w:val="VerbatimChar"/>
-        </w:rPr>
-        <w:t>themes[].type ∈ {P, T, S, K, codetta, retransition}</w:t>
-      </w:r>
-      <w:r>
-        <w:t xml:space="preserve">, and </w:t>
-      </w:r>
-      <w:r>
-        <w:rPr>
-          <w:rStyle w:val="VerbatimChar"/>
-        </w:rPr>
-        <w:t>(start_measure, end_measure)</w:t>
-      </w:r>
-      <w:r>
-        <w:t xml:space="preserve"> ranges, deliberately mirror the analytic categories used in Allegraud et al. (2019) for the Mozart string-quartet sonata-form corpus. A thin ingestion adapter is sufficient to load the 32-movement Algomus reference analyses into the tool, because the field names map one-to-one and the measure-range conventions are shared. We provide the schema specification</w:t>
-      </w:r>
-      <w:r>
-        <w:t xml:space="preserve"> (</w:t>
-      </w:r>
-      <w:r>
-        <w:rPr>
-          <w:rStyle w:val="VerbatimChar"/>
-        </w:rPr>
-        <w:t>data/sonata_structure.schema.json</w:t>
-      </w:r>
-      <w:r>
-        <w:t xml:space="preserve">) and a worked example for K. 545; we leave the adapter for the full Algomus corpus as a community contribution opportunity. The architectural point is that our learner-facing tool </w:t>
+        <w:t>The schema’s structural categories — four section types (exposition, development, recapitulation, coda), six theme-zone types (P, T, S, K, codetta, retransition), and start/end measure ranges — deliberately mirror the analytic categories used in Allegraud et al. (2019) for the Mozart string-quartet sonata-form corpus. Because the field names map one-to-one and the measure-range conventions are shared, loading the 32-movement Algomus reference analyses into the tool requires only a thin ingestion adapter. We</w:t>
+      </w:r>
+      <w:r>
+        <w:t xml:space="preserve"> provide the schema and a worked example for K. 545; the adapter for the full Algomus corpus remains an open community contribution opportunity. The architectural point is that our learner-facing tool </w:t>
       </w:r>
       <w:r>
         <w:rPr>
@@ -4942,27 +4896,208 @@
         <w:pStyle w:val="FirstParagraph"/>
       </w:pPr>
       <w:r>
-        <w:t xml:space="preserve">When a performer elects to take the exposition repeat, the overwhelming majority of K. 545 recordings in the canonical discography, including the Schiff Carnegie Hall (2015) recording used in our reference deployment, the audio time-line becomes </w:t>
-      </w:r>
-      <w:r>
-        <w:rPr>
-          <w:i/>
-          <w:iCs/>
-        </w:rPr>
-        <w:t>non-monotonic</w:t>
-      </w:r>
-      <w:r>
-        <w:t xml:space="preserve"> with respect to analytical time. Audio seconds 0:00 – 0:55 traverse the exposition; audio seconds 0:55 – 1:48 traverse the exposition </w:t>
-      </w:r>
-      <w:r>
-        <w:rPr>
-          <w:i/>
-          <w:iCs/>
-        </w:rPr>
-        <w:t>again</w:t>
-      </w:r>
-      <w:r>
-        <w:t>; audio second 1:48 onwards opens the development. Two design responses are available:</w:t>
+        <w:t xml:space="preserve">When a performer takes the exposition repeat — which most K. 545 recordings in the canonical discography do, including the Schiff Carnegie Hall (2015) recording used in our reference deployment — the audio visits the exposition </w:t>
+      </w:r>
+      <w:r>
+        <w:rPr>
+          <w:i/>
+          <w:iCs/>
+        </w:rPr>
+        <w:t>twice</w:t>
+      </w:r>
+      <w:r>
+        <w:t xml:space="preserve"> before reaching the development. The first pass runs roughly 0:00 – 0:55; the second pass runs roughly 0:55 – 1:48; only at audio second 1:48 onwards does the development begin. Two design responses are available. The naïve response is to ignore the repeat, in which case the cursor advances steadily through audio time and the analytical pane displays “development” while the listener is in fact still hearing the second exposition — pedagogically misleading. The response we adopt is to </w:t>
+      </w:r>
+      <w:r>
+        <w:rPr>
+          <w:i/>
+          <w:iCs/>
+        </w:rPr>
+        <w:t>fold</w:t>
+      </w:r>
+      <w:r>
+        <w:t xml:space="preserve"> the repeat: </w:t>
+      </w:r>
+      <w:r>
+        <w:t>when the audio enters the second exposition, the cursor returns to bar 1 and walks forward to bar 28 again, in sync with the second hearing; only when the audio crosses the end of the second exposition does the cursor advance into the development. This keeps the cursor and the listener in agreement across the entire playback.</w:t>
+      </w:r>
+    </w:p>
+    <w:p>
+      <w:pPr>
+        <w:pStyle w:val="a0"/>
+      </w:pPr>
+      <w:r>
+        <w:t xml:space="preserve">The repeat boundaries (where the second exposition starts and ends, in audio time) can be tap-calibrated against any recording in under a minute through keyboard shortcuts (M, [, ]); the calibration is persisted in browser </w:t>
+      </w:r>
+      <w:r>
+        <w:rPr>
+          <w:rStyle w:val="VerbatimChar"/>
+        </w:rPr>
+        <w:t>localStorage</w:t>
+      </w:r>
+      <w:r>
+        <w:t>. The same folding behaviour transfers, without modification, to any sonata-form work with a marked exposition repeat.</w:t>
+      </w:r>
+    </w:p>
+    <w:p>
+      <w:pPr>
+        <w:pStyle w:val="a0"/>
+      </w:pPr>
+      <w:r>
+        <w:t xml:space="preserve">To our knowledge, no prior open music-visualization tool treats performer-elected repeats with an explicit time-folding behaviour of this kind. Sonic Visualiser and Verovio Humdrum Viewer treat the score as static and the audio as a separate stream; Dezrann places annotation labels alongside the audio but does not fold them; the closest analogue in the MIR literature, Müller (2015, ch. 3), addresses repeats by inserting multiple parallel score branches, which preserves analytical correctness at the cost of </w:t>
+      </w:r>
+      <w:r>
+        <w:t>multiple parallel score views. Our single-score-axis fold is consequently simpler both to implement and to visualize for a learner.</w:t>
+      </w:r>
+    </w:p>
+    <w:p>
+      <w:pPr>
+        <w:pStyle w:val="1"/>
+      </w:pPr>
+      <w:bookmarkStart w:id="26" w:name="a-classroom-walk-through"/>
+      <w:bookmarkEnd w:id="19"/>
+      <w:bookmarkEnd w:id="25"/>
+      <w:r>
+        <w:t>5. A Classroom Walk-Through</w:t>
+      </w:r>
+    </w:p>
+    <w:p>
+      <w:pPr>
+        <w:pStyle w:val="FirstParagraph"/>
+      </w:pPr>
+      <w:r>
+        <w:t>This section illustrates how a teacher using the tool might surface the analytical claims of §3.3 in a single 30-minute class meeting.</w:t>
+      </w:r>
+    </w:p>
+    <w:p>
+      <w:pPr>
+        <w:pStyle w:val="2"/>
+      </w:pPr>
+      <w:bookmarkStart w:id="27" w:name="first-hearing-5-minutes"/>
+      <w:r>
+        <w:t>5.1 First Hearing (5 minutes)</w:t>
+      </w:r>
+    </w:p>
+    <w:p>
+      <w:pPr>
+        <w:pStyle w:val="FirstParagraph"/>
+      </w:pPr>
+      <w:r>
+        <w:t xml:space="preserve">The teacher opens the tool with the audio loaded and </w:t>
+      </w:r>
+      <w:r>
+        <w:rPr>
+          <w:i/>
+          <w:iCs/>
+        </w:rPr>
+        <w:t>color visualization disabled</w:t>
+      </w:r>
+      <w:r>
+        <w:t xml:space="preserve">. The class hears the entire movement once, including the exposition repeat, while the score scrolls and the red playhead moves along the (still uncolored) timeline. The instruction is simply: “Where do you think the movement is divided?” The preserved exposition repeat surfaces a useful preliminary observation that the music </w:t>
+      </w:r>
+      <w:r>
+        <w:rPr>
+          <w:i/>
+          <w:iCs/>
+        </w:rPr>
+        <w:t>returns to the same material</w:t>
+      </w:r>
+      <w:r>
+        <w:t xml:space="preserve"> approximately one minute in.</w:t>
+      </w:r>
+    </w:p>
+    <w:p>
+      <w:pPr>
+        <w:pStyle w:val="2"/>
+      </w:pPr>
+      <w:bookmarkStart w:id="28" w:name="X2ddb6c68b882bbc8848c4c15d8d9979b4cd9ae2"/>
+      <w:bookmarkEnd w:id="27"/>
+      <w:r>
+        <w:t>5.2 Color Reveal and Section Identification (8 minutes)</w:t>
+      </w:r>
+    </w:p>
+    <w:p>
+      <w:pPr>
+        <w:pStyle w:val="FirstParagraph"/>
+      </w:pPr>
+      <w:r>
+        <w:t xml:space="preserve">The teacher toggles section color on. The exposition / development / recapitulation tripartite division is now visible at a glance on the timeline; the same colors are simultaneously painted as measure-level overlays on the score. Students are asked to identify, by clicking the timeline segments, the boundary measures of each section. Because the colored regions are now both </w:t>
+      </w:r>
+      <w:r>
+        <w:rPr>
+          <w:i/>
+          <w:iCs/>
+        </w:rPr>
+        <w:t>temporal</w:t>
+      </w:r>
+      <w:r>
+        <w:t xml:space="preserve"> (timeline) and </w:t>
+      </w:r>
+      <w:r>
+        <w:rPr>
+          <w:i/>
+          <w:iCs/>
+        </w:rPr>
+        <w:t>spatial</w:t>
+      </w:r>
+      <w:r>
+        <w:t xml:space="preserve"> (score), students can verify their guesses on either representation.</w:t>
+      </w:r>
+    </w:p>
+    <w:p>
+      <w:pPr>
+        <w:pStyle w:val="2"/>
+      </w:pPr>
+      <w:bookmarkStart w:id="29" w:name="exposition-p-and-s-5-minutes"/>
+      <w:bookmarkEnd w:id="28"/>
+      <w:r>
+        <w:t>5.3 Exposition P and S (5 minutes)</w:t>
+      </w:r>
+    </w:p>
+    <w:p>
+      <w:pPr>
+        <w:pStyle w:val="FirstParagraph"/>
+      </w:pPr>
+      <w:r>
+        <w:t xml:space="preserve">Using the section-jump buttons, the teacher plays just the exposition’s P region (mm. 1–13), then just S (mm. 14–25). The analysis pane displays “C major” then “G major”; the boundary is auditorily </w:t>
+      </w:r>
+      <w:r>
+        <w:rPr>
+          <w:i/>
+          <w:iCs/>
+        </w:rPr>
+        <w:t>and</w:t>
+      </w:r>
+      <w:r>
+        <w:t xml:space="preserve"> visually marked. The teacher asks: “What harmonic move did Mozart just make?” The answer (I → V) is no longer something the teacher tells the class but something the class deduces from the visible key change.</w:t>
+      </w:r>
+    </w:p>
+    <w:p>
+      <w:pPr>
+        <w:pStyle w:val="2"/>
+      </w:pPr>
+      <w:bookmarkStart w:id="30" w:name="X38274047bc23f08e8729b0fdf0da1c2ed7905f1"/>
+      <w:bookmarkEnd w:id="29"/>
+      <w:r>
+        <w:t>5.4 The Critical Moment: Recapitulation P (8 minutes)</w:t>
+      </w:r>
+    </w:p>
+    <w:p>
+      <w:pPr>
+        <w:pStyle w:val="FirstParagraph"/>
+      </w:pPr>
+      <w:r>
+        <w:t>The teacher jumps to recapitulation P (mm. 42–58, audio time around 2:12). The analysis pane displays “</w:t>
+      </w:r>
+      <w:r>
+        <w:rPr>
+          <w:b/>
+          <w:bCs/>
+        </w:rPr>
+        <w:t>F major</w:t>
+      </w:r>
+      <w:r>
+        <w:t>.” This is, in our experience, the moment students lean forward. Two follow-up actions make the pedagogical point:</w:t>
       </w:r>
     </w:p>
     <w:p>
@@ -4975,13 +5110,23 @@
       </w:pPr>
       <w:r>
         <w:rPr>
-          <w:b/>
-          <w:bCs/>
-        </w:rPr>
-        <w:t>Ignore the repeat.</w:t>
-      </w:r>
-      <w:r>
-        <w:t xml:space="preserve"> The cursor and analytical pane simply continue forward through audio time, and during the repeat the pane displays an off-by-one section (“development”) while the listener is still in the exposition. Pedagogically misleading.</w:t>
+          <w:i/>
+          <w:iCs/>
+        </w:rPr>
+        <w:t>Loop on</w:t>
+      </w:r>
+      <w:r>
+        <w:t xml:space="preserve">. The teacher engages section loop and lets the class hear recap P for one full pass. The label “F major” is held in view. The visual and auditory representations of </w:t>
+      </w:r>
+      <w:r>
+        <w:rPr>
+          <w:i/>
+          <w:iCs/>
+        </w:rPr>
+        <w:t>the same primary theme in a different key</w:t>
+      </w:r>
+      <w:r>
+        <w:t xml:space="preserve"> are now jointly available.</w:t>
       </w:r>
     </w:p>
     <w:p>
@@ -4994,489 +5139,6 @@
       </w:pPr>
       <w:r>
         <w:rPr>
-          <w:b/>
-          <w:bCs/>
-        </w:rPr>
-        <w:t>Fold the repeat.</w:t>
-      </w:r>
-      <w:r>
-        <w:t xml:space="preserve"> During the repeat, the cursor returns to the exposition’s start and re-traverses it; only when the audio passes the second exposition codetta does the cursor advance into the development.</w:t>
-      </w:r>
-    </w:p>
-    <w:p>
-      <w:pPr>
-        <w:pStyle w:val="FirstParagraph"/>
-      </w:pPr>
-      <w:r>
-        <w:t xml:space="preserve">We adopt the second option. Let </w:t>
-      </w:r>
-      <w:r>
-        <w:rPr>
-          <w:i/>
-          <w:iCs/>
-        </w:rPr>
-        <w:t>t</w:t>
-      </w:r>
-      <w:r>
-        <w:t xml:space="preserve"> be the current audio time and let the user-marked or default repeat span be [</w:t>
-      </w:r>
-      <w:r>
-        <w:rPr>
-          <w:i/>
-          <w:iCs/>
-        </w:rPr>
-        <w:t>r</w:t>
-      </w:r>
-      <w:r>
-        <w:t xml:space="preserve">₁, </w:t>
-      </w:r>
-      <w:r>
-        <w:rPr>
-          <w:i/>
-          <w:iCs/>
-        </w:rPr>
-        <w:t>r</w:t>
-      </w:r>
-      <w:r>
-        <w:t xml:space="preserve">₂]. The analytical time </w:t>
-      </w:r>
-      <w:r>
-        <w:rPr>
-          <w:i/>
-          <w:iCs/>
-        </w:rPr>
-        <w:t>τ</w:t>
-      </w:r>
-      <w:r>
-        <w:t xml:space="preserve"> is then a piecewise function:</w:t>
-      </w:r>
-    </w:p>
-    <w:p>
-      <w:pPr>
-        <w:pStyle w:val="SourceCode"/>
-      </w:pPr>
-      <w:r>
-        <w:rPr>
-          <w:rStyle w:val="VerbatimChar"/>
-        </w:rPr>
-        <w:t xml:space="preserve">              ⎧ t                                  if t &lt; r₁</w:t>
-      </w:r>
-      <w:r>
-        <w:br/>
-      </w:r>
-      <w:r>
-        <w:rPr>
-          <w:rStyle w:val="VerbatimChar"/>
-        </w:rPr>
-        <w:t xml:space="preserve">              ⎪</w:t>
-      </w:r>
-      <w:r>
-        <w:br/>
-      </w:r>
-      <w:r>
-        <w:rPr>
-          <w:rStyle w:val="VerbatimChar"/>
-        </w:rPr>
-        <w:t xml:space="preserve">   τ(t)   =   ⎨ ((t − r₁) / (r₂ − r₁)) · r₁         if r₁ ≤ t &lt; r₂</w:t>
-      </w:r>
-      <w:r>
-        <w:br/>
-      </w:r>
-      <w:r>
-        <w:rPr>
-          <w:rStyle w:val="VerbatimChar"/>
-        </w:rPr>
-        <w:t xml:space="preserve">              ⎪</w:t>
-      </w:r>
-      <w:r>
-        <w:br/>
-      </w:r>
-      <w:r>
-        <w:rPr>
-          <w:rStyle w:val="VerbatimChar"/>
-        </w:rPr>
-        <w:t xml:space="preserve">              ⎩ t − (r₂ − r₁)                      otherwise</w:t>
-      </w:r>
-    </w:p>
-    <w:p>
-      <w:pPr>
-        <w:pStyle w:val="FirstParagraph"/>
-      </w:pPr>
-      <w:r>
-        <w:t>Three properties follow:</w:t>
-      </w:r>
-    </w:p>
-    <w:p>
-      <w:pPr>
-        <w:pStyle w:val="Compact"/>
-        <w:numPr>
-          <w:ilvl w:val="0"/>
-          <w:numId w:val="10"/>
-        </w:numPr>
-      </w:pPr>
-      <w:r>
-        <w:rPr>
-          <w:b/>
-          <w:bCs/>
-        </w:rPr>
-        <w:t>First-pass identity.</w:t>
-      </w:r>
-      <w:r>
-        <w:t xml:space="preserve"> For </w:t>
-      </w:r>
-      <w:r>
-        <w:rPr>
-          <w:i/>
-          <w:iCs/>
-        </w:rPr>
-        <w:t>t</w:t>
-      </w:r>
-      <w:r>
-        <w:t xml:space="preserve"> &lt; </w:t>
-      </w:r>
-      <w:r>
-        <w:rPr>
-          <w:i/>
-          <w:iCs/>
-        </w:rPr>
-        <w:t>r</w:t>
-      </w:r>
-      <w:r>
-        <w:t>₁, analytical time equals audio time. The cursor behaves as a simple score-follower until the repeat begins.</w:t>
-      </w:r>
-    </w:p>
-    <w:p>
-      <w:pPr>
-        <w:pStyle w:val="Compact"/>
-        <w:numPr>
-          <w:ilvl w:val="0"/>
-          <w:numId w:val="10"/>
-        </w:numPr>
-      </w:pPr>
-      <w:r>
-        <w:rPr>
-          <w:b/>
-          <w:bCs/>
-        </w:rPr>
-        <w:t>Fold-back on repeat.</w:t>
-      </w:r>
-      <w:r>
-        <w:t xml:space="preserve"> For </w:t>
-      </w:r>
-      <w:r>
-        <w:rPr>
-          <w:i/>
-          <w:iCs/>
-        </w:rPr>
-        <w:t>r</w:t>
-      </w:r>
-      <w:r>
-        <w:t xml:space="preserve">₁ ≤ </w:t>
-      </w:r>
-      <w:r>
-        <w:rPr>
-          <w:i/>
-          <w:iCs/>
-        </w:rPr>
-        <w:t>t</w:t>
-      </w:r>
-      <w:r>
-        <w:t xml:space="preserve"> &lt; </w:t>
-      </w:r>
-      <w:r>
-        <w:rPr>
-          <w:i/>
-          <w:iCs/>
-        </w:rPr>
-        <w:t>r</w:t>
-      </w:r>
-      <w:r>
-        <w:t xml:space="preserve">₂, the cursor re- traverses the analytical interval [0, </w:t>
-      </w:r>
-      <w:r>
-        <w:rPr>
-          <w:i/>
-          <w:iCs/>
-        </w:rPr>
-        <w:t>r</w:t>
-      </w:r>
-      <w:r>
-        <w:t>₁] proportionally with the second hearing. The listener hears the exposition a second time while the cursor visibly returns to bar 1 and crawls forward to bar 28 again.</w:t>
-      </w:r>
-    </w:p>
-    <w:p>
-      <w:pPr>
-        <w:pStyle w:val="Compact"/>
-        <w:numPr>
-          <w:ilvl w:val="0"/>
-          <w:numId w:val="10"/>
-        </w:numPr>
-      </w:pPr>
-      <w:r>
-        <w:rPr>
-          <w:b/>
-          <w:bCs/>
-        </w:rPr>
-        <w:t>Post-repeat offset.</w:t>
-      </w:r>
-      <w:r>
-        <w:t xml:space="preserve"> For </w:t>
-      </w:r>
-      <w:r>
-        <w:rPr>
-          <w:i/>
-          <w:iCs/>
-        </w:rPr>
-        <w:t>t</w:t>
-      </w:r>
-      <w:r>
-        <w:t xml:space="preserve"> ≥ </w:t>
-      </w:r>
-      <w:r>
-        <w:rPr>
-          <w:i/>
-          <w:iCs/>
-        </w:rPr>
-        <w:t>r</w:t>
-      </w:r>
-      <w:r>
-        <w:t>₂, analytical time advances at audio rate but offset back by the repeat duration. The development and recapitulation are addressed correctly regardless of repeat length.</w:t>
-      </w:r>
-    </w:p>
-    <w:p>
-      <w:pPr>
-        <w:pStyle w:val="FirstParagraph"/>
-      </w:pPr>
-      <w:r>
-        <w:t xml:space="preserve">The repeat boundaries </w:t>
-      </w:r>
-      <w:r>
-        <w:rPr>
-          <w:i/>
-          <w:iCs/>
-        </w:rPr>
-        <w:t>r</w:t>
-      </w:r>
-      <w:r>
-        <w:t xml:space="preserve">₁ and </w:t>
-      </w:r>
-      <w:r>
-        <w:rPr>
-          <w:i/>
-          <w:iCs/>
-        </w:rPr>
-        <w:t>r</w:t>
-      </w:r>
-      <w:r>
-        <w:t xml:space="preserve">₂ are user-adjustable through three keyboard shortcuts (M, [, ]) for live calibration against the actual recording, and the calibrated values are persisted in </w:t>
-      </w:r>
-      <w:r>
-        <w:rPr>
-          <w:rStyle w:val="VerbatimChar"/>
-        </w:rPr>
-        <w:t>localStorage</w:t>
-      </w:r>
-      <w:r>
-        <w:t>. The fold is therefore robust to the wide variance in recording-specific repeat timings observed across the K. 545 discography, and the same folding scheme transfers without modification to any sonata-form work with a marked exposition repeat.</w:t>
-      </w:r>
-    </w:p>
-    <w:p>
-      <w:pPr>
-        <w:pStyle w:val="a0"/>
-      </w:pPr>
-      <w:r>
-        <w:t>To our knowledge, no prior open music-visualization system (including Dezrann, Sonic Visualiser, and the score-following tools surveyed in §2.4) addresses performer-elected repeats with an explicit non-monotonic time map. The closest analogue in the MIR literature is the structure-following work of Müller (2015, ch. 3), which handles repeats by inserting multiple parallel score branches; our approach preserves a single score-time axis and is consequently simpler to implement and to visualize for a learner.</w:t>
-      </w:r>
-    </w:p>
-    <w:p>
-      <w:pPr>
-        <w:pStyle w:val="1"/>
-      </w:pPr>
-      <w:bookmarkStart w:id="26" w:name="a-classroom-walk-through"/>
-      <w:bookmarkEnd w:id="19"/>
-      <w:bookmarkEnd w:id="25"/>
-      <w:r>
-        <w:t>5. A Classroom Walk-Through</w:t>
-      </w:r>
-    </w:p>
-    <w:p>
-      <w:pPr>
-        <w:pStyle w:val="FirstParagraph"/>
-      </w:pPr>
-      <w:r>
-        <w:t>This section illustrates how a teacher using the tool might surface the analytical claims of §3.3 in a single 30-minute class meeting.</w:t>
-      </w:r>
-    </w:p>
-    <w:p>
-      <w:pPr>
-        <w:pStyle w:val="2"/>
-      </w:pPr>
-      <w:bookmarkStart w:id="27" w:name="first-hearing-5-minutes"/>
-      <w:r>
-        <w:t>5.1 First Hearing (5 minutes)</w:t>
-      </w:r>
-    </w:p>
-    <w:p>
-      <w:pPr>
-        <w:pStyle w:val="FirstParagraph"/>
-      </w:pPr>
-      <w:r>
-        <w:t xml:space="preserve">The teacher opens the tool with the audio loaded and </w:t>
-      </w:r>
-      <w:r>
-        <w:rPr>
-          <w:i/>
-          <w:iCs/>
-        </w:rPr>
-        <w:t>color visualization disabled</w:t>
-      </w:r>
-      <w:r>
-        <w:t xml:space="preserve">. The class hears the entire movement once, including the exposition repeat, while the score scrolls and the red playhead moves along the (still uncolored) timeline. The instruction is simply: “Where do you think the movement is divided?” The preserved exposition repeat surfaces a useful preliminary observation that the music </w:t>
-      </w:r>
-      <w:r>
-        <w:rPr>
-          <w:i/>
-          <w:iCs/>
-        </w:rPr>
-        <w:t>returns to the same material</w:t>
-      </w:r>
-      <w:r>
-        <w:t xml:space="preserve"> approximately one minute in.</w:t>
-      </w:r>
-    </w:p>
-    <w:p>
-      <w:pPr>
-        <w:pStyle w:val="2"/>
-      </w:pPr>
-      <w:bookmarkStart w:id="28" w:name="X2ddb6c68b882bbc8848c4c15d8d9979b4cd9ae2"/>
-      <w:bookmarkEnd w:id="27"/>
-      <w:r>
-        <w:t>5.2 Color Reveal and Section Identification (8 minutes)</w:t>
-      </w:r>
-    </w:p>
-    <w:p>
-      <w:pPr>
-        <w:pStyle w:val="FirstParagraph"/>
-      </w:pPr>
-      <w:r>
-        <w:t xml:space="preserve">The teacher toggles section color on. The exposition / development / recapitulation tripartite division is now visible at a glance on the timeline; the same colors are simultaneously painted as measure-level overlays on the score. Students are asked to identify, by clicking the timeline segments, the boundary measures of each section. Because the colored regions are now both </w:t>
-      </w:r>
-      <w:r>
-        <w:rPr>
-          <w:i/>
-          <w:iCs/>
-        </w:rPr>
-        <w:t>temporal</w:t>
-      </w:r>
-      <w:r>
-        <w:t xml:space="preserve"> (timeline) and </w:t>
-      </w:r>
-      <w:r>
-        <w:rPr>
-          <w:i/>
-          <w:iCs/>
-        </w:rPr>
-        <w:t>spatial</w:t>
-      </w:r>
-      <w:r>
-        <w:t xml:space="preserve"> (score), students can verify their guesses on either representation.</w:t>
-      </w:r>
-    </w:p>
-    <w:p>
-      <w:pPr>
-        <w:pStyle w:val="2"/>
-      </w:pPr>
-      <w:bookmarkStart w:id="29" w:name="exposition-p-and-s-5-minutes"/>
-      <w:bookmarkEnd w:id="28"/>
-      <w:r>
-        <w:t>5.3 Exposition P and S (5 minutes)</w:t>
-      </w:r>
-    </w:p>
-    <w:p>
-      <w:pPr>
-        <w:pStyle w:val="FirstParagraph"/>
-      </w:pPr>
-      <w:r>
-        <w:t xml:space="preserve">Using the section-jump buttons, the teacher plays just the exposition’s P region (mm. 1–13), then just S (mm. 14–25). The analysis pane displays “C major” then “G major”; the boundary is auditorily </w:t>
-      </w:r>
-      <w:r>
-        <w:rPr>
-          <w:i/>
-          <w:iCs/>
-        </w:rPr>
-        <w:t>and</w:t>
-      </w:r>
-      <w:r>
-        <w:t xml:space="preserve"> visually marked. The teacher asks: “What harmonic move did Mozart just make?” The answer (I → V) is no longer something the teacher tells the class but something the class deduces from the visible key change.</w:t>
-      </w:r>
-    </w:p>
-    <w:p>
-      <w:pPr>
-        <w:pStyle w:val="2"/>
-      </w:pPr>
-      <w:bookmarkStart w:id="30" w:name="X38274047bc23f08e8729b0fdf0da1c2ed7905f1"/>
-      <w:bookmarkEnd w:id="29"/>
-      <w:r>
-        <w:t>5.4 The Critical Moment: Recapitulation P (8 minutes)</w:t>
-      </w:r>
-    </w:p>
-    <w:p>
-      <w:pPr>
-        <w:pStyle w:val="FirstParagraph"/>
-      </w:pPr>
-      <w:r>
-        <w:t>The teacher jumps to recapitulation P (mm. 42–58, audio time around 2:12). The analysis pane displays “</w:t>
-      </w:r>
-      <w:r>
-        <w:rPr>
-          <w:b/>
-          <w:bCs/>
-        </w:rPr>
-        <w:t>F major</w:t>
-      </w:r>
-      <w:r>
-        <w:t>.” This is, in our experience, the moment students lean forward. Two follow-up actions make the pedagogical point:</w:t>
-      </w:r>
-    </w:p>
-    <w:p>
-      <w:pPr>
-        <w:pStyle w:val="Compact"/>
-        <w:numPr>
-          <w:ilvl w:val="0"/>
-          <w:numId w:val="11"/>
-        </w:numPr>
-      </w:pPr>
-      <w:r>
-        <w:rPr>
-          <w:i/>
-          <w:iCs/>
-        </w:rPr>
-        <w:t>Loop on</w:t>
-      </w:r>
-      <w:r>
-        <w:t xml:space="preserve">. The teacher engages section loop and lets the class hear recap P for one full pass. The label “F major” is held in view. The visual and auditory representations of </w:t>
-      </w:r>
-      <w:r>
-        <w:rPr>
-          <w:i/>
-          <w:iCs/>
-        </w:rPr>
-        <w:t>the same primary theme in a different key</w:t>
-      </w:r>
-      <w:r>
-        <w:t xml:space="preserve"> are now jointly available.</w:t>
-      </w:r>
-    </w:p>
-    <w:p>
-      <w:pPr>
-        <w:pStyle w:val="Compact"/>
-        <w:numPr>
-          <w:ilvl w:val="0"/>
-          <w:numId w:val="11"/>
-        </w:numPr>
-      </w:pPr>
-      <w:r>
-        <w:rPr>
           <w:i/>
           <w:iCs/>
         </w:rPr>
@@ -5564,7 +5226,10 @@
         <w:t>and</w:t>
       </w:r>
       <w:r>
-        <w:t xml:space="preserve"> seen. The teacher poses the synthesizing question: “Why did Mozart start the recap in the ‘wrong’ key?”, and the class, having seen S land safely in C, has the materials to answer.</w:t>
+        <w:t xml:space="preserve"> </w:t>
+      </w:r>
+      <w:r>
+        <w:t>seen. The teacher poses the synthesizing question: “Why did Mozart start the recap in the ‘wrong’ key?”, and the class, having seen S land safely in C, has the materials to answer.</w:t>
       </w:r>
     </w:p>
     <w:p>
@@ -6101,7 +5766,7 @@
         <w:pStyle w:val="Compact"/>
         <w:numPr>
           <w:ilvl w:val="0"/>
-          <w:numId w:val="12"/>
+          <w:numId w:val="10"/>
         </w:numPr>
       </w:pPr>
       <w:r>
@@ -6123,6 +5788,280 @@
       </w:r>
       <w:r>
         <w:t>” (C4). The current tool displays section- and theme-zone-level key labels (e.g., “C major” / “G major” / “F major”) but does not surface internal chord-by-chord progressions. The expert’s recommendation is that chord-level harmonic motion be added as a finer visualization layer in a future revision.</w:t>
+      </w:r>
+    </w:p>
+    <w:p>
+      <w:pPr>
+        <w:pStyle w:val="Compact"/>
+        <w:numPr>
+          <w:ilvl w:val="0"/>
+          <w:numId w:val="10"/>
+        </w:numPr>
+      </w:pPr>
+      <w:r>
+        <w:rPr>
+          <w:b/>
+          <w:bCs/>
+        </w:rPr>
+        <w:t>Whole-piece interface affordance.</w:t>
+      </w:r>
+      <w:r>
+        <w:t xml:space="preserve"> In response to the RCT-methodology question (C6) the expert returned a design suggestion rather than a methodology suggestion: “</w:t>
+      </w:r>
+      <w:r>
+        <w:rPr>
+          <w:i/>
+          <w:iCs/>
+        </w:rPr>
+        <w:t>It would be good if one piece and the interface screen could be viewed as a whole.</w:t>
+      </w:r>
+      <w:r>
+        <w:t>” We read this as a request for a more whole-piece visual summary affordance — for instance an always-visible mini-map of the form alongside the (currently scrollable) score.</w:t>
+      </w:r>
+    </w:p>
+    <w:p>
+      <w:pPr>
+        <w:pStyle w:val="FirstParagraph"/>
+      </w:pPr>
+      <w:r>
+        <w:t xml:space="preserve">That a methodology question was answered with a design recommendation is itself a finding: an experienced field expert’s instinct, on encountering a teaching tool, is to think about </w:t>
+      </w:r>
+      <w:r>
+        <w:rPr>
+          <w:i/>
+          <w:iCs/>
+        </w:rPr>
+        <w:t>how to extend the tool</w:t>
+      </w:r>
+      <w:r>
+        <w:t xml:space="preserve"> rather than </w:t>
+      </w:r>
+      <w:r>
+        <w:rPr>
+          <w:i/>
+          <w:iCs/>
+        </w:rPr>
+        <w:t>how to instrument a study around it</w:t>
+      </w:r>
+      <w:r>
+        <w:t>.</w:t>
+      </w:r>
+    </w:p>
+    <w:p>
+      <w:pPr>
+        <w:pStyle w:val="3"/>
+      </w:pPr>
+      <w:bookmarkStart w:id="39" w:name="X4b3be466686d378388712ff3ac02bda7cc4d1c3"/>
+      <w:bookmarkEnd w:id="38"/>
+      <w:r>
+        <w:t>6.3.4 Multi-piece extension and real-world deployment endorsed</w:t>
+      </w:r>
+    </w:p>
+    <w:p>
+      <w:pPr>
+        <w:pStyle w:val="FirstParagraph"/>
+      </w:pPr>
+      <w:r>
+        <w:t>To the question of single-work depth versus multi-piece breadth (C5) the expert responded “</w:t>
+      </w:r>
+      <w:r>
+        <w:rPr>
+          <w:i/>
+          <w:iCs/>
+        </w:rPr>
+        <w:t>If there were diverse works, I would actively use them.</w:t>
+      </w:r>
+      <w:r>
+        <w:t>” The verb is significant: not “could use” but “actively use.” In an optional open-comment field at the end of the survey the expert added, unprompted, “</w:t>
+      </w:r>
+      <w:r>
+        <w:rPr>
+          <w:i/>
+          <w:iCs/>
+        </w:rPr>
+        <w:t>Personally, I hope this program is expanded and turned into a real, deployable tool.</w:t>
+      </w:r>
+      <w:r>
+        <w:t xml:space="preserve">” The two statements together signal a single underlying judgement: that the tool’s current single-work form is a </w:t>
+      </w:r>
+      <w:r>
+        <w:rPr>
+          <w:i/>
+          <w:iCs/>
+        </w:rPr>
+        <w:t>demonstration artefact</w:t>
+      </w:r>
+      <w:r>
+        <w:t xml:space="preserve">, </w:t>
+      </w:r>
+      <w:r>
+        <w:t>and that the expert’s field practice would benefit from its maturation into a multi-work, deployment-grade resource. This converges with — and elevates the priority of — the multi-piece dataset already listed as future work in §7 (Beethoven Op. 49 No. 2 mvt. I and Clementi Op. 36 No. 1 mvt. I, encoded against the same JSON schema), and motivates a parallel commitment to production-readiness (documentation, classroom packaging, teacher- facing materials) beyond the research prototype reported here.</w:t>
+      </w:r>
+    </w:p>
+    <w:p>
+      <w:pPr>
+        <w:pStyle w:val="2"/>
+      </w:pPr>
+      <w:bookmarkStart w:id="40" w:name="Xa84ed316009f2bbb6f4ec2e84d740889d5d5e81"/>
+      <w:bookmarkEnd w:id="35"/>
+      <w:bookmarkEnd w:id="39"/>
+      <w:r>
+        <w:t>6.4 Implications for the planned RCT and the tool roadmap</w:t>
+      </w:r>
+    </w:p>
+    <w:p>
+      <w:pPr>
+        <w:pStyle w:val="FirstParagraph"/>
+      </w:pPr>
+      <w:r>
+        <w:t>Three concrete revisions follow from the pilot.</w:t>
+      </w:r>
+    </w:p>
+    <w:p>
+      <w:pPr>
+        <w:pStyle w:val="Compact"/>
+        <w:numPr>
+          <w:ilvl w:val="0"/>
+          <w:numId w:val="11"/>
+        </w:numPr>
+      </w:pPr>
+      <w:r>
+        <w:rPr>
+          <w:b/>
+          <w:bCs/>
+        </w:rPr>
+        <w:t>RCT primary measure to include “perceived integration”</w:t>
+      </w:r>
+      <w:r>
+        <w:t xml:space="preserve"> — a confidence/integration rating in addition to formal-identification accuracy and SUS. The single-expert response suggests that the </w:t>
+      </w:r>
+      <w:r>
+        <w:rPr>
+          <w:i/>
+          <w:iCs/>
+        </w:rPr>
+        <w:t>experience of three-channel synchronization</w:t>
+      </w:r>
+      <w:r>
+        <w:t xml:space="preserve"> may be a distinct construct that learners can rate independently of accuracy and usability. This will be added to the RCT protocol.</w:t>
+      </w:r>
+    </w:p>
+    <w:p>
+      <w:pPr>
+        <w:pStyle w:val="Compact"/>
+        <w:numPr>
+          <w:ilvl w:val="0"/>
+          <w:numId w:val="11"/>
+        </w:numPr>
+      </w:pPr>
+      <w:r>
+        <w:rPr>
+          <w:b/>
+          <w:bCs/>
+        </w:rPr>
+        <w:t>Pre-RCT tool extension: chord-level harmonic layer.</w:t>
+      </w:r>
+      <w:r>
+        <w:t xml:space="preserve"> The expert’s C4 recommendation will be incorporated into a v0.2.0 release before the RCT, so that the RCT evaluates the version the expert thought </w:t>
+      </w:r>
+      <w:r>
+        <w:rPr>
+          <w:i/>
+          <w:iCs/>
+        </w:rPr>
+        <w:t>should exist</w:t>
+      </w:r>
+      <w:r>
+        <w:t>, not the more limited v0.1.0.</w:t>
+      </w:r>
+    </w:p>
+    <w:p>
+      <w:pPr>
+        <w:pStyle w:val="Compact"/>
+        <w:numPr>
+          <w:ilvl w:val="0"/>
+          <w:numId w:val="11"/>
+        </w:numPr>
+      </w:pPr>
+      <w:r>
+        <w:rPr>
+          <w:b/>
+          <w:bCs/>
+        </w:rPr>
+        <w:t>Multi-piece corpus prioritised.</w:t>
+      </w:r>
+      <w:r>
+        <w:t xml:space="preserve"> </w:t>
+      </w:r>
+      <w:r>
+        <w:t xml:space="preserve">Per the C5 endorsement, Beethoven Op. 49 No. 2 mvt. I and Clementi Op. 36 No. 1 mvt. I will be added to the corpus </w:t>
+      </w:r>
+      <w:r>
+        <w:rPr>
+          <w:i/>
+          <w:iCs/>
+        </w:rPr>
+        <w:t>before</w:t>
+      </w:r>
+      <w:r>
+        <w:t xml:space="preserve"> the RCT rather than as post-RCT future work, so the trial can also assess single-work-deep versus multi-piece-comparative conditions.</w:t>
+      </w:r>
+    </w:p>
+    <w:p>
+      <w:pPr>
+        <w:pStyle w:val="Compact"/>
+        <w:numPr>
+          <w:ilvl w:val="0"/>
+          <w:numId w:val="11"/>
+        </w:numPr>
+      </w:pPr>
+      <w:r>
+        <w:rPr>
+          <w:b/>
+          <w:bCs/>
+        </w:rPr>
+        <w:t>Production-readiness track in parallel.</w:t>
+      </w:r>
+      <w:r>
+        <w:t xml:space="preserve"> The expert’s unprompted comment that the tool should “</w:t>
+      </w:r>
+      <w:r>
+        <w:rPr>
+          <w:i/>
+          <w:iCs/>
+        </w:rPr>
+        <w:t>become a real, deployable tool</w:t>
+      </w:r>
+      <w:r>
+        <w:t>” frames a separate engineering track alongside the research RCT: documentation for non-author teachers, classroom packaging (offline-installable bundle, printable reference card), and a teacher-facing v1.0 release that does not depend on the live deployment URL.</w:t>
+      </w:r>
+    </w:p>
+    <w:p>
+      <w:pPr>
+        <w:pStyle w:val="2"/>
+      </w:pPr>
+      <w:bookmarkStart w:id="41" w:name="limitations-of-this-pilot"/>
+      <w:bookmarkEnd w:id="40"/>
+      <w:r>
+        <w:t>6.5 Limitations of this pilot</w:t>
+      </w:r>
+    </w:p>
+    <w:p>
+      <w:pPr>
+        <w:pStyle w:val="FirstParagraph"/>
+      </w:pPr>
+      <w:r>
+        <w:t xml:space="preserve">This is a single-expert pilot review, not a generalizable empirical study. Its findings function as </w:t>
+      </w:r>
+      <w:r>
+        <w:rPr>
+          <w:i/>
+          <w:iCs/>
+        </w:rPr>
+        <w:t>design-stage validation</w:t>
+      </w:r>
+      <w:r>
+        <w:t xml:space="preserve"> and as input to refining the planned RCT, not as evidence of learner outcomes. We list the limitations explicitly:</w:t>
       </w:r>
     </w:p>
     <w:p>
@@ -6138,20 +6077,96 @@
           <w:b/>
           <w:bCs/>
         </w:rPr>
-        <w:t>Whole-piece interface affordance.</w:t>
-      </w:r>
-      <w:r>
-        <w:t xml:space="preserve"> In response to the RCT-methodology question (C6) the expert returned a design suggestion rather than a methodology suggestion: “</w:t>
-      </w:r>
-      <w:r>
-        <w:rPr>
-          <w:i/>
-          <w:iCs/>
-        </w:rPr>
-        <w:t>It would be good if one piece and the interface screen could be viewed as a whole.</w:t>
-      </w:r>
-      <w:r>
-        <w:t>” We read this as a request for a more whole-piece visual summary affordance — for instance an always-visible mini-map of the form alongside the (currently scrollable) score.</w:t>
+        <w:t>n = 1.</w:t>
+      </w:r>
+      <w:r>
+        <w:t xml:space="preserve"> A single expert cannot characterize the distribution of expert opinion on this tool. The four themes reported in §6.3 should be read as </w:t>
+      </w:r>
+      <w:r>
+        <w:rPr>
+          <w:i/>
+          <w:iCs/>
+        </w:rPr>
+        <w:t>hypotheses generated by one informed observer</w:t>
+      </w:r>
+      <w:r>
+        <w:t>, not as patterns across a community of experts.</w:t>
+      </w:r>
+    </w:p>
+    <w:p>
+      <w:pPr>
+        <w:pStyle w:val="Compact"/>
+        <w:numPr>
+          <w:ilvl w:val="0"/>
+          <w:numId w:val="12"/>
+        </w:numPr>
+      </w:pPr>
+      <w:r>
+        <w:rPr>
+          <w:b/>
+          <w:bCs/>
+        </w:rPr>
+        <w:t>Maximum SUS score.</w:t>
+      </w:r>
+      <w:r>
+        <w:t xml:space="preserve"> The SUS of 100 is consistent across the ten items but indicates that this individual expert was strongly positively disposed toward the tool. We do not claim that learner SUS distributions will resemble this.</w:t>
+      </w:r>
+    </w:p>
+    <w:p>
+      <w:pPr>
+        <w:pStyle w:val="Compact"/>
+        <w:numPr>
+          <w:ilvl w:val="0"/>
+          <w:numId w:val="12"/>
+        </w:numPr>
+      </w:pPr>
+      <w:r>
+        <w:rPr>
+          <w:b/>
+          <w:bCs/>
+        </w:rPr>
+        <w:t>Brief responses.</w:t>
+      </w:r>
+      <w:r>
+        <w:t xml:space="preserve"> All six open-ended responses are short. This prevents the deeper thematic-analytic moves (cross-question triangulation, contradiction-spotting) that a richer interview protocol would have enabled. The responses still function as signal, but signal at lower bandwidth than a fully interviewed expert panel would supply.</w:t>
+      </w:r>
+    </w:p>
+    <w:p>
+      <w:pPr>
+        <w:pStyle w:val="Compact"/>
+        <w:numPr>
+          <w:ilvl w:val="0"/>
+          <w:numId w:val="12"/>
+        </w:numPr>
+      </w:pPr>
+      <w:r>
+        <w:rPr>
+          <w:b/>
+          <w:bCs/>
+        </w:rPr>
+        <w:t>Expert orientation toward design, not methodology.</w:t>
+      </w:r>
+      <w:r>
+        <w:t xml:space="preserve"> As noted in §6.3.3, the methodology question (C6) was answered with a design suggestion. We treat this as data about the expert’s professional orientation rather than as a deficit in the response, but it does mean the pilot yielded fewer methodological refinements for the RCT than initially hoped.</w:t>
+      </w:r>
+    </w:p>
+    <w:p>
+      <w:pPr>
+        <w:pStyle w:val="Compact"/>
+        <w:numPr>
+          <w:ilvl w:val="0"/>
+          <w:numId w:val="12"/>
+        </w:numPr>
+      </w:pPr>
+      <w:r>
+        <w:rPr>
+          <w:b/>
+          <w:bCs/>
+        </w:rPr>
+        <w:t>Pilot was self-administered.</w:t>
+      </w:r>
+      <w:r>
+        <w:t xml:space="preserve"> The expert worked through the Word survey instrument in their own environment rather than in a researcher-moderated session. This permits the expert greater reflection but loses the live observation of confusions or workarounds that a moderated cognitive walkthrough would have captured.</w:t>
       </w:r>
     </w:p>
     <w:p>
@@ -6159,37 +6174,37 @@
         <w:pStyle w:val="FirstParagraph"/>
       </w:pPr>
       <w:r>
-        <w:t xml:space="preserve">That a methodology question was answered with a design recommendation is itself a finding: an experienced field expert’s instinct, on encountering a teaching tool, is to think about </w:t>
-      </w:r>
-      <w:r>
-        <w:rPr>
-          <w:i/>
-          <w:iCs/>
-        </w:rPr>
-        <w:t>how to extend the tool</w:t>
-      </w:r>
-      <w:r>
-        <w:t xml:space="preserve"> rather than </w:t>
-      </w:r>
-      <w:r>
-        <w:rPr>
-          <w:i/>
-          <w:iCs/>
-        </w:rPr>
-        <w:t>how to instrument a study around it</w:t>
-      </w:r>
-      <w:r>
-        <w:t>.</w:t>
-      </w:r>
-    </w:p>
-    <w:p>
-      <w:pPr>
-        <w:pStyle w:val="3"/>
-      </w:pPr>
-      <w:bookmarkStart w:id="39" w:name="X4b3be466686d378388712ff3ac02bda7cc4d1c3"/>
-      <w:bookmarkEnd w:id="38"/>
-      <w:r>
-        <w:t>6.3.4 Multi-piece extension and real-world deployment endorsed</w:t>
+        <w:t xml:space="preserve">These limitations are precisely why this pilot is reported as </w:t>
+      </w:r>
+      <w:r>
+        <w:rPr>
+          <w:i/>
+          <w:iCs/>
+        </w:rPr>
+        <w:t>preliminary expert pilot review</w:t>
+      </w:r>
+      <w:r>
+        <w:t xml:space="preserve"> rather than as expert validation. The RCT planned in §7.3 is the empirical study against which the tool’s pedagogical claims will properly be tested.</w:t>
+      </w:r>
+    </w:p>
+    <w:p>
+      <w:pPr>
+        <w:pStyle w:val="1"/>
+      </w:pPr>
+      <w:bookmarkStart w:id="42" w:name="discussion"/>
+      <w:bookmarkEnd w:id="32"/>
+      <w:bookmarkEnd w:id="41"/>
+      <w:r>
+        <w:t>7. Discussion</w:t>
+      </w:r>
+    </w:p>
+    <w:p>
+      <w:pPr>
+        <w:pStyle w:val="2"/>
+      </w:pPr>
+      <w:bookmarkStart w:id="43" w:name="pedagogical-implications"/>
+      <w:r>
+        <w:t>7.1 Pedagogical Implications</w:t>
       </w:r>
     </w:p>
     <w:p>
@@ -6197,59 +6212,37 @@
         <w:pStyle w:val="FirstParagraph"/>
       </w:pPr>
       <w:r>
-        <w:t>To the question of single-work depth versus multi-piece breadth (C5) the expert responded “</w:t>
-      </w:r>
-      <w:r>
-        <w:rPr>
-          <w:i/>
-          <w:iCs/>
-        </w:rPr>
-        <w:t>If there were diverse works, I would actively use them.</w:t>
-      </w:r>
-      <w:r>
-        <w:t>” The verb is significant: not “could use” but “actively use.” In an optional open-comment field at the end of the survey the expert added, unprompted, “</w:t>
-      </w:r>
-      <w:r>
-        <w:rPr>
-          <w:i/>
-          <w:iCs/>
-        </w:rPr>
-        <w:t>Personally, I hope this program is expanded and turned into a real, deployable tool.</w:t>
-      </w:r>
-      <w:r>
-        <w:t xml:space="preserve">” The two statements together signal a single underlying judgement: that the tool’s current single-work form is a </w:t>
-      </w:r>
-      <w:r>
-        <w:rPr>
-          <w:i/>
-          <w:iCs/>
-        </w:rPr>
-        <w:t>demonstration artefact</w:t>
-      </w:r>
-      <w:r>
-        <w:t>, and that the expert’s field practice would benefit from its maturation into a mult</w:t>
-      </w:r>
-      <w:r>
-        <w:t>i-work, deployment-grade resource. This converges with — and elevates the priority of — the multi-piece dataset already listed as future work in §7 (Beethoven Op. 49 No. 2 mvt. I and Clementi Op. 36 No. 1 mvt. I, encoded against the same JSON schema), and motivates a parallel commitment to production-readiness (documentation, classroom packaging, teacher- facing materials) beyond the research prototype reported here.</w:t>
+        <w:t xml:space="preserve">Traditional verbal teaching often presents the recapitulation as “return-in-tonic,” handling deformations as exceptions; K. 545’s subdominant recapitulation makes a stronger pedagogical claim available, that Mozart </w:t>
+      </w:r>
+      <w:r>
+        <w:rPr>
+          <w:i/>
+          <w:iCs/>
+        </w:rPr>
+        <w:t>preserves the exposition’s modulation pattern</w:t>
+      </w:r>
+      <w:r>
+        <w:t xml:space="preserve"> by shifting the starting key down a fifth, so that the secondary theme arrives in the tonic on the second hearing. The synchronized color-coded view makes this </w:t>
+      </w:r>
+      <w:r>
+        <w:rPr>
+          <w:i/>
+          <w:iCs/>
+        </w:rPr>
+        <w:t>function-preserving</w:t>
+      </w:r>
+      <w:r>
+        <w:t xml:space="preserve"> character of the deformation visually self-evident, aligning with current form-functional approaches to musical analysis (Caplin, 1998, 2009). The pedagogical move, from rules-and-exceptions to functional flexibility, is the central educational claim of this work.</w:t>
       </w:r>
     </w:p>
     <w:p>
       <w:pPr>
         <w:pStyle w:val="2"/>
       </w:pPr>
-      <w:bookmarkStart w:id="40" w:name="Xa84ed316009f2bbb6f4ec2e84d740889d5d5e81"/>
-      <w:bookmarkEnd w:id="35"/>
-      <w:bookmarkEnd w:id="39"/>
-      <w:r>
-        <w:t>6.4 Implications for the planned RCT and the tool roadmap</w:t>
-      </w:r>
-    </w:p>
-    <w:p>
-      <w:pPr>
-        <w:pStyle w:val="FirstParagraph"/>
-      </w:pPr>
-      <w:r>
-        <w:t>Three concrete revisions follow from the pilot.</w:t>
+      <w:bookmarkStart w:id="44" w:name="methodological-and-tooling-implications"/>
+      <w:bookmarkEnd w:id="43"/>
+      <w:r>
+        <w:t>7.2 Methodological and Tooling Implications</w:t>
       </w:r>
     </w:p>
     <w:p>
@@ -6265,20 +6258,10 @@
           <w:b/>
           <w:bCs/>
         </w:rPr>
-        <w:t>RCT primary measure to include “perceived integration”</w:t>
-      </w:r>
-      <w:r>
-        <w:t xml:space="preserve"> — a confidence/integration rating in addition to formal-identification accuracy and SUS. The single-expert response suggests that the </w:t>
-      </w:r>
-      <w:r>
-        <w:rPr>
-          <w:i/>
-          <w:iCs/>
-        </w:rPr>
-        <w:t>experience of three-channel synchronization</w:t>
-      </w:r>
-      <w:r>
-        <w:t xml:space="preserve"> may be a distinct construct that learners can rate independently of accuracy and usability. This will be added to the RCT protocol.</w:t>
+        <w:t>First-class status of formal analysis.</w:t>
+      </w:r>
+      <w:r>
+        <w:t xml:space="preserve"> Encoding the analysis as a versioned JSON object, not as ephemeral pedagogical commentary, invites peer review of the analysis itself, machine reuse, and reproducibility.</w:t>
       </w:r>
     </w:p>
     <w:p>
@@ -6294,20 +6277,10 @@
           <w:b/>
           <w:bCs/>
         </w:rPr>
-        <w:t>Pre-RCT tool extension: chord-level harmonic layer.</w:t>
-      </w:r>
-      <w:r>
-        <w:t xml:space="preserve"> The expert’s C4 recommendation will be incorporated into a v0.2.0 release before the RCT, so that the RCT evaluates the version the expert thought </w:t>
-      </w:r>
-      <w:r>
-        <w:rPr>
-          <w:i/>
-          <w:iCs/>
-        </w:rPr>
-        <w:t>should exist</w:t>
-      </w:r>
-      <w:r>
-        <w:t>, not the more limited v0.1.0.</w:t>
+        <w:t>Exposition-repeat folding.</w:t>
+      </w:r>
+      <w:r>
+        <w:t xml:space="preserve"> The non-monotonic mapping between audio time and analytical time during performer-elected repeats is a practical solution to a problem common across sonata-form recordings and applicable wherever the form contains an indicated repeat.</w:t>
       </w:r>
     </w:p>
     <w:p>
@@ -6323,20 +6296,10 @@
           <w:b/>
           <w:bCs/>
         </w:rPr>
-        <w:t>Multi-piece corpus prioritised.</w:t>
-      </w:r>
-      <w:r>
-        <w:t xml:space="preserve"> Per the C5 endorsement, Beethoven Op. 49 No. 2 mvt. I and Clementi Op. 36 No. 1 mvt. I will be added to the corpus </w:t>
-      </w:r>
-      <w:r>
-        <w:rPr>
-          <w:i/>
-          <w:iCs/>
-        </w:rPr>
-        <w:t>before</w:t>
-      </w:r>
-      <w:r>
-        <w:t xml:space="preserve"> the RCT rather than as post-RCT future work, so the trial can also assess single-work-deep versus multi-piece-comparative conditions.</w:t>
+        <w:t>Demo mode as a copyright-pragmatic default.</w:t>
+      </w:r>
+      <w:r>
+        <w:t xml:space="preserve"> The WebAudio metronome allows the form layer to function in environments where no PD/CC audio is at hand, lowering the barrier to classroom adoption.</w:t>
       </w:r>
     </w:p>
     <w:p>
@@ -6352,30 +6315,20 @@
           <w:b/>
           <w:bCs/>
         </w:rPr>
-        <w:t>Production-readiness track in parallel.</w:t>
-      </w:r>
-      <w:r>
-        <w:t xml:space="preserve"> The expert’s unprompted comment that the tool should “</w:t>
-      </w:r>
-      <w:r>
-        <w:rPr>
-          <w:i/>
-          <w:iCs/>
-        </w:rPr>
-        <w:t>become a real, deployable tool</w:t>
-      </w:r>
-      <w:r>
-        <w:t>” frames a separate engineering track alongside the research RCT: documentation for non-author teachers, classroom packaging (offline-installable bundle, printable reference card), and a teacher-facing v1.0 release that does not depend on the live deployment URL.</w:t>
+        <w:t>Single-dependency architecture.</w:t>
+      </w:r>
+      <w:r>
+        <w:t xml:space="preserve"> Course materials with one external library age more gracefully than those with complex build pipelines, a non-trivial property for syllabi designed to last multiple cohorts.</w:t>
       </w:r>
     </w:p>
     <w:p>
       <w:pPr>
         <w:pStyle w:val="2"/>
       </w:pPr>
-      <w:bookmarkStart w:id="41" w:name="limitations-of-this-pilot"/>
-      <w:bookmarkEnd w:id="40"/>
-      <w:r>
-        <w:t>6.5 Limitations of this pilot</w:t>
+      <w:bookmarkStart w:id="45" w:name="limitations-and-future-work"/>
+      <w:bookmarkEnd w:id="44"/>
+      <w:r>
+        <w:t>7.3 Limitations and Future Work</w:t>
       </w:r>
     </w:p>
     <w:p>
@@ -6383,17 +6336,7 @@
         <w:pStyle w:val="FirstParagraph"/>
       </w:pPr>
       <w:r>
-        <w:t xml:space="preserve">This is a single-expert pilot review, not a generalizable empirical study. Its findings function as </w:t>
-      </w:r>
-      <w:r>
-        <w:rPr>
-          <w:i/>
-          <w:iCs/>
-        </w:rPr>
-        <w:t>design-stage validation</w:t>
-      </w:r>
-      <w:r>
-        <w:t xml:space="preserve"> and as input to refining the planned RCT, not as evidence of learner outcomes. We list the limitations explicitly:</w:t>
+        <w:t>This paper limits itself to system design, implementation, and pedagogical positioning. Empirical validation of learning effects is deferred to subsequent work. Planned next steps:</w:t>
       </w:r>
     </w:p>
     <w:p>
@@ -6409,20 +6352,10 @@
           <w:b/>
           <w:bCs/>
         </w:rPr>
-        <w:t>n = 1.</w:t>
-      </w:r>
-      <w:r>
-        <w:t xml:space="preserve"> A single expert cannot characterize the distribution of expert opinion on this tool. The four themes reported in §6.3 should be read as </w:t>
-      </w:r>
-      <w:r>
-        <w:rPr>
-          <w:i/>
-          <w:iCs/>
-        </w:rPr>
-        <w:t>hypotheses generated by one informed observer</w:t>
-      </w:r>
-      <w:r>
-        <w:t>, not as patterns across a community of experts.</w:t>
+        <w:t>Randomized controlled trial</w:t>
+      </w:r>
+      <w:r>
+        <w:t xml:space="preserve"> comparing the synchronized condition to (a) audio + score without synchronization and (b) audio + verbal lecture only, with form-identification accuracy and the System Usability Scale (Brooke, 1996) as primary measures.</w:t>
       </w:r>
     </w:p>
     <w:p>
@@ -6438,10 +6371,10 @@
           <w:b/>
           <w:bCs/>
         </w:rPr>
-        <w:t>Maximum SUS score.</w:t>
-      </w:r>
-      <w:r>
-        <w:t xml:space="preserve"> The SUS of 100 is consistent across the ten items but indicates that this individual expert was strongly positively disposed toward the tool. We do not claim that learner SUS distributions will resemble this.</w:t>
+        <w:t>Automatic score-audio alignment</w:t>
+      </w:r>
+      <w:r>
+        <w:t xml:space="preserve"> (Nakamura et al., 2017) to eliminate recording-dependence.</w:t>
       </w:r>
     </w:p>
     <w:p>
@@ -6457,10 +6390,10 @@
           <w:b/>
           <w:bCs/>
         </w:rPr>
-        <w:t>Brief responses.</w:t>
-      </w:r>
-      <w:r>
-        <w:t xml:space="preserve"> All six open-ended responses are short. This prevents the deeper thematic-analytic moves (cross-question triangulation, contradiction-spotting) that a richer interview protocol would have enabled. The responses still function as signal, but signal at lower bandwidth than a fully interviewed expert panel would supply.</w:t>
+        <w:t>Multi-piece dataset.</w:t>
+      </w:r>
+      <w:r>
+        <w:t xml:space="preserve"> Beethoven Op. 49 No. 2 mvt. I and Clementi Op. 36 No. 1 mvt. I encoded against the same JSON schema for comparative form study.</w:t>
       </w:r>
     </w:p>
     <w:p>
@@ -6476,10 +6409,10 @@
           <w:b/>
           <w:bCs/>
         </w:rPr>
-        <w:t>Expert orientation toward design, not methodology.</w:t>
-      </w:r>
-      <w:r>
-        <w:t xml:space="preserve"> As noted in §6.3.3, the methodology question (C6) was answered with a design suggestion. We treat this as data about the expert’s professional orientation rather than as a deficit in the response, but it does mean the pilot yielded fewer methodological refinements for the RCT than initially hoped.</w:t>
+        <w:t>Authoring mode.</w:t>
+      </w:r>
+      <w:r>
+        <w:t xml:space="preserve"> Learners label their own compositions with formal regions, producing reusable analysis artefacts.</w:t>
       </w:r>
     </w:p>
     <w:p>
@@ -6495,86 +6428,10 @@
           <w:b/>
           <w:bCs/>
         </w:rPr>
-        <w:t>Pilot was self-administered.</w:t>
-      </w:r>
-      <w:r>
-        <w:t xml:space="preserve"> The expert worked through the Word survey instrument in their own environment rather than in a researcher-moderated session. This permits the expert greater reflection but loses the live observation of confusions or workarounds that a moderated cognitive walkthrough would have captured.</w:t>
-      </w:r>
-    </w:p>
-    <w:p>
-      <w:pPr>
-        <w:pStyle w:val="FirstParagraph"/>
-      </w:pPr>
-      <w:r>
-        <w:t xml:space="preserve">These limitations are precisely why this pilot is reported as </w:t>
-      </w:r>
-      <w:r>
-        <w:rPr>
-          <w:i/>
-          <w:iCs/>
-        </w:rPr>
-        <w:t>preliminary expert pilot review</w:t>
-      </w:r>
-      <w:r>
-        <w:t xml:space="preserve"> rather than as expert validation. The RCT planned in §7.3 is the empirical study against which the tool’s pedagogical claims will properly be tested.</w:t>
-      </w:r>
-    </w:p>
-    <w:p>
-      <w:pPr>
-        <w:pStyle w:val="1"/>
-      </w:pPr>
-      <w:bookmarkStart w:id="42" w:name="discussion"/>
-      <w:bookmarkEnd w:id="32"/>
-      <w:bookmarkEnd w:id="41"/>
-      <w:r>
-        <w:t>7. Discussion</w:t>
-      </w:r>
-    </w:p>
-    <w:p>
-      <w:pPr>
-        <w:pStyle w:val="2"/>
-      </w:pPr>
-      <w:bookmarkStart w:id="43" w:name="pedagogical-implications"/>
-      <w:r>
-        <w:t>7.1 Pedagogical Implications</w:t>
-      </w:r>
-    </w:p>
-    <w:p>
-      <w:pPr>
-        <w:pStyle w:val="FirstParagraph"/>
-      </w:pPr>
-      <w:r>
-        <w:t xml:space="preserve">Traditional verbal teaching often presents the recapitulation as “return-in-tonic,” handling deformations as exceptions; K. 545’s subdominant recapitulation makes a stronger pedagogical claim available, that Mozart </w:t>
-      </w:r>
-      <w:r>
-        <w:rPr>
-          <w:i/>
-          <w:iCs/>
-        </w:rPr>
-        <w:t>preserves the exposition’s modulation pattern</w:t>
-      </w:r>
-      <w:r>
-        <w:t xml:space="preserve"> by shifting the starting key down a fifth, so that the secondary theme arrives in the tonic on the second hearing. The synchronized color-coded view makes this </w:t>
-      </w:r>
-      <w:r>
-        <w:rPr>
-          <w:i/>
-          <w:iCs/>
-        </w:rPr>
-        <w:t>function-preserving</w:t>
-      </w:r>
-      <w:r>
-        <w:t xml:space="preserve"> character of the deformation visually self-evident, aligning with current form-functional approaches to musical analysis (Caplin, 1998, 2009). The pedagogical move, from rules-and-exceptions to functional flexibility, is the central educational claim of this work.</w:t>
-      </w:r>
-    </w:p>
-    <w:p>
-      <w:pPr>
-        <w:pStyle w:val="2"/>
-      </w:pPr>
-      <w:bookmarkStart w:id="44" w:name="methodological-and-tooling-implications"/>
-      <w:bookmarkEnd w:id="43"/>
-      <w:r>
-        <w:t>7.2 Methodological and Tooling Implications</w:t>
+        <w:t>Other formal types.</w:t>
+      </w:r>
+      <w:r>
+        <w:t xml:space="preserve"> Rondo, theme-and-variations, and fugue, each requiring schema extension.</w:t>
       </w:r>
     </w:p>
     <w:p>
@@ -6582,196 +6439,7 @@
         <w:pStyle w:val="Compact"/>
         <w:numPr>
           <w:ilvl w:val="0"/>
-          <w:numId w:val="15"/>
-        </w:numPr>
-      </w:pPr>
-      <w:r>
-        <w:rPr>
-          <w:b/>
-          <w:bCs/>
-        </w:rPr>
-        <w:t>First-class status of formal analysis.</w:t>
-      </w:r>
-      <w:r>
-        <w:t xml:space="preserve"> Encoding the analysis as a versioned JSON object, not as ephemeral pedagogical commentary, invites peer review of the analysis itself, machine reuse, and reproducibility.</w:t>
-      </w:r>
-    </w:p>
-    <w:p>
-      <w:pPr>
-        <w:pStyle w:val="Compact"/>
-        <w:numPr>
-          <w:ilvl w:val="0"/>
-          <w:numId w:val="15"/>
-        </w:numPr>
-      </w:pPr>
-      <w:r>
-        <w:rPr>
-          <w:b/>
-          <w:bCs/>
-        </w:rPr>
-        <w:t>Exposition-repeat folding.</w:t>
-      </w:r>
-      <w:r>
-        <w:t xml:space="preserve"> The non-monotonic mapping between audio time and analytical time during performer-elected repeats is a practical solution to a problem common across sonata-form recordings and applicable wherever the form contains an indicated repeat.</w:t>
-      </w:r>
-    </w:p>
-    <w:p>
-      <w:pPr>
-        <w:pStyle w:val="Compact"/>
-        <w:numPr>
-          <w:ilvl w:val="0"/>
-          <w:numId w:val="15"/>
-        </w:numPr>
-      </w:pPr>
-      <w:r>
-        <w:rPr>
-          <w:b/>
-          <w:bCs/>
-        </w:rPr>
-        <w:t>Demo mode as a copyright-pragmatic default.</w:t>
-      </w:r>
-      <w:r>
-        <w:t xml:space="preserve"> The WebAudio metronome allows the form layer to function in environments where no PD/CC audio is at hand, lowering the barrier to classroom adoption.</w:t>
-      </w:r>
-    </w:p>
-    <w:p>
-      <w:pPr>
-        <w:pStyle w:val="Compact"/>
-        <w:numPr>
-          <w:ilvl w:val="0"/>
-          <w:numId w:val="15"/>
-        </w:numPr>
-      </w:pPr>
-      <w:r>
-        <w:rPr>
-          <w:b/>
-          <w:bCs/>
-        </w:rPr>
-        <w:t>Single-dependency architecture.</w:t>
-      </w:r>
-      <w:r>
-        <w:t xml:space="preserve"> Course materials with one external library age more gracefully than those with complex build pipelines, a non-trivial property for syllabi designed to last multiple cohorts.</w:t>
-      </w:r>
-    </w:p>
-    <w:p>
-      <w:pPr>
-        <w:pStyle w:val="2"/>
-      </w:pPr>
-      <w:bookmarkStart w:id="45" w:name="limitations-and-future-work"/>
-      <w:bookmarkEnd w:id="44"/>
-      <w:r>
-        <w:t>7.3 Limitations and Future Work</w:t>
-      </w:r>
-    </w:p>
-    <w:p>
-      <w:pPr>
-        <w:pStyle w:val="FirstParagraph"/>
-      </w:pPr>
-      <w:r>
-        <w:t>This paper limits itself to system design, implementation, and pedagogical positioning. Empirical validation of learning effects is deferred to subsequent work. Planned next steps:</w:t>
-      </w:r>
-    </w:p>
-    <w:p>
-      <w:pPr>
-        <w:pStyle w:val="Compact"/>
-        <w:numPr>
-          <w:ilvl w:val="0"/>
-          <w:numId w:val="16"/>
-        </w:numPr>
-      </w:pPr>
-      <w:r>
-        <w:rPr>
-          <w:b/>
-          <w:bCs/>
-        </w:rPr>
-        <w:t>Randomized controlled trial</w:t>
-      </w:r>
-      <w:r>
-        <w:t xml:space="preserve"> comparing the synchronized condition to (a) audio + score without synchronization and (b) audio + verbal lecture only, with form-identification accuracy and the System Usability Scale (Brooke, 1996) as primary measures.</w:t>
-      </w:r>
-    </w:p>
-    <w:p>
-      <w:pPr>
-        <w:pStyle w:val="Compact"/>
-        <w:numPr>
-          <w:ilvl w:val="0"/>
-          <w:numId w:val="16"/>
-        </w:numPr>
-      </w:pPr>
-      <w:r>
-        <w:rPr>
-          <w:b/>
-          <w:bCs/>
-        </w:rPr>
-        <w:t>Automatic score-audio alignment</w:t>
-      </w:r>
-      <w:r>
-        <w:t xml:space="preserve"> (Nakamura et al., 2017) to eliminate recording-dependence.</w:t>
-      </w:r>
-    </w:p>
-    <w:p>
-      <w:pPr>
-        <w:pStyle w:val="Compact"/>
-        <w:numPr>
-          <w:ilvl w:val="0"/>
-          <w:numId w:val="16"/>
-        </w:numPr>
-      </w:pPr>
-      <w:r>
-        <w:rPr>
-          <w:b/>
-          <w:bCs/>
-        </w:rPr>
-        <w:t>Multi-piece dataset.</w:t>
-      </w:r>
-      <w:r>
-        <w:t xml:space="preserve"> Beethoven Op. 49 No. 2 mvt. I and Clementi Op. 36 No. 1 mvt. I encoded against the same JSON schema for comparative form study.</w:t>
-      </w:r>
-    </w:p>
-    <w:p>
-      <w:pPr>
-        <w:pStyle w:val="Compact"/>
-        <w:numPr>
-          <w:ilvl w:val="0"/>
-          <w:numId w:val="16"/>
-        </w:numPr>
-      </w:pPr>
-      <w:r>
-        <w:rPr>
-          <w:b/>
-          <w:bCs/>
-        </w:rPr>
-        <w:t>Authoring mode.</w:t>
-      </w:r>
-      <w:r>
-        <w:t xml:space="preserve"> Learners label their own compositions with formal regions, producing reusable analysis artefacts.</w:t>
-      </w:r>
-    </w:p>
-    <w:p>
-      <w:pPr>
-        <w:pStyle w:val="Compact"/>
-        <w:numPr>
-          <w:ilvl w:val="0"/>
-          <w:numId w:val="16"/>
-        </w:numPr>
-      </w:pPr>
-      <w:r>
-        <w:rPr>
-          <w:b/>
-          <w:bCs/>
-        </w:rPr>
-        <w:t>Other formal types.</w:t>
-      </w:r>
-      <w:r>
-        <w:t xml:space="preserve"> Rondo, theme-and-variations, and fugue, each requiring schema extension.</w:t>
-      </w:r>
-    </w:p>
-    <w:p>
-      <w:pPr>
-        <w:pStyle w:val="Compact"/>
-        <w:numPr>
-          <w:ilvl w:val="0"/>
-          <w:numId w:val="16"/>
+          <w:numId w:val="14"/>
         </w:numPr>
       </w:pPr>
       <w:r>
@@ -6866,13 +6534,10 @@
         <w:t>measure_times.json</w:t>
       </w:r>
       <w:r>
-        <w:t xml:space="preserve">), and the manuscript itself are licensed CC BY 4.0; the bundled reference recording is a Public </w:t>
-      </w:r>
-      <w:r>
-        <w:t>Domain performance distributed via Musopen and Wikimedia Commons. The tool has a single external runtime dependency, OpenSheetMusicDisplay v1.8.7, and runs from any static-file server. A live deployment that bundles the reference recording is available at https://rosyrosys.github.io/sonata-form-viz/ for reviewer use. Detailed reproducibility notes covering the recording-substitution procedure, the tap-calibration flow, browser-version compatibility, and the release schedule for the forthcoming randomized co</w:t>
-      </w:r>
-      <w:r>
-        <w:t xml:space="preserve">ntrolled trial response dataset are provided in the supplementary </w:t>
+        <w:t>), and the manuscript itself are licensed CC BY 4.0; the bundled reference recording is a Public Domain performance distributed via Musopen and Wikimedia Commons. The tool has a single external runtime dependency, OpenSheetMusicDisplay v1.8.7, and runs from any static-file server. A live deployment that bundles the reference recording is available at https://rosyrosys.github.io/sonata-form-viz/ for reviewer use. De</w:t>
+      </w:r>
+      <w:r>
+        <w:t xml:space="preserve">tailed reproducibility notes covering the recording-substitution procedure, the tap-calibration flow, browser-version compatibility, and the release schedule for the forthcoming randomized controlled trial response dataset are provided in the supplementary </w:t>
       </w:r>
       <w:r>
         <w:rPr>
@@ -7004,7 +6669,7 @@
         <w:pStyle w:val="Compact"/>
         <w:numPr>
           <w:ilvl w:val="0"/>
-          <w:numId w:val="17"/>
+          <w:numId w:val="15"/>
         </w:numPr>
       </w:pPr>
       <w:r>
@@ -7026,7 +6691,7 @@
         <w:pStyle w:val="Compact"/>
         <w:numPr>
           <w:ilvl w:val="0"/>
-          <w:numId w:val="17"/>
+          <w:numId w:val="15"/>
         </w:numPr>
       </w:pPr>
       <w:r>
@@ -7048,7 +6713,7 @@
         <w:pStyle w:val="Compact"/>
         <w:numPr>
           <w:ilvl w:val="0"/>
-          <w:numId w:val="17"/>
+          <w:numId w:val="15"/>
         </w:numPr>
       </w:pPr>
       <w:r>
@@ -7070,7 +6735,7 @@
         <w:pStyle w:val="Compact"/>
         <w:numPr>
           <w:ilvl w:val="0"/>
-          <w:numId w:val="17"/>
+          <w:numId w:val="15"/>
         </w:numPr>
       </w:pPr>
       <w:r>
@@ -7092,7 +6757,7 @@
         <w:pStyle w:val="Compact"/>
         <w:numPr>
           <w:ilvl w:val="0"/>
-          <w:numId w:val="17"/>
+          <w:numId w:val="15"/>
         </w:numPr>
       </w:pPr>
       <w:r>
@@ -7114,7 +6779,7 @@
         <w:pStyle w:val="Compact"/>
         <w:numPr>
           <w:ilvl w:val="0"/>
-          <w:numId w:val="17"/>
+          <w:numId w:val="15"/>
         </w:numPr>
       </w:pPr>
       <w:r>
@@ -7125,14 +6790,7 @@
           <w:i/>
           <w:iCs/>
         </w:rPr>
-        <w:t xml:space="preserve">Classical form: A theory of formal functions </w:t>
-      </w:r>
-      <w:r>
-        <w:rPr>
-          <w:i/>
-          <w:iCs/>
-        </w:rPr>
-        <w:t>for the instrumental music of Haydn, Mozart, and Beethoven.</w:t>
+        <w:t>Classical form: A theory of formal functions for the instrumental music of Haydn, Mozart, and Beethoven.</w:t>
       </w:r>
       <w:r>
         <w:t xml:space="preserve"> Oxford University Press.</w:t>
@@ -7143,7 +6801,7 @@
         <w:pStyle w:val="Compact"/>
         <w:numPr>
           <w:ilvl w:val="0"/>
-          <w:numId w:val="17"/>
+          <w:numId w:val="15"/>
         </w:numPr>
       </w:pPr>
       <w:r>
@@ -7165,7 +6823,7 @@
         <w:pStyle w:val="Compact"/>
         <w:numPr>
           <w:ilvl w:val="0"/>
-          <w:numId w:val="17"/>
+          <w:numId w:val="15"/>
         </w:numPr>
       </w:pPr>
       <w:r>
@@ -7187,7 +6845,7 @@
         <w:pStyle w:val="Compact"/>
         <w:numPr>
           <w:ilvl w:val="0"/>
-          <w:numId w:val="17"/>
+          <w:numId w:val="15"/>
         </w:numPr>
       </w:pPr>
       <w:r>
@@ -7209,7 +6867,7 @@
         <w:pStyle w:val="Compact"/>
         <w:numPr>
           <w:ilvl w:val="0"/>
-          <w:numId w:val="17"/>
+          <w:numId w:val="15"/>
         </w:numPr>
       </w:pPr>
       <w:r>
@@ -7231,7 +6889,7 @@
         <w:pStyle w:val="Compact"/>
         <w:numPr>
           <w:ilvl w:val="0"/>
-          <w:numId w:val="17"/>
+          <w:numId w:val="15"/>
         </w:numPr>
       </w:pPr>
       <w:r>
@@ -7253,7 +6911,7 @@
         <w:pStyle w:val="Compact"/>
         <w:numPr>
           <w:ilvl w:val="0"/>
-          <w:numId w:val="17"/>
+          <w:numId w:val="15"/>
         </w:numPr>
       </w:pPr>
       <w:r>
@@ -7275,7 +6933,7 @@
         <w:pStyle w:val="Compact"/>
         <w:numPr>
           <w:ilvl w:val="0"/>
-          <w:numId w:val="17"/>
+          <w:numId w:val="15"/>
         </w:numPr>
       </w:pPr>
       <w:r>
@@ -7297,7 +6955,7 @@
         <w:pStyle w:val="Compact"/>
         <w:numPr>
           <w:ilvl w:val="0"/>
-          <w:numId w:val="17"/>
+          <w:numId w:val="15"/>
         </w:numPr>
       </w:pPr>
       <w:r>
@@ -7319,7 +6977,7 @@
         <w:pStyle w:val="Compact"/>
         <w:numPr>
           <w:ilvl w:val="0"/>
-          <w:numId w:val="17"/>
+          <w:numId w:val="15"/>
         </w:numPr>
       </w:pPr>
       <w:r>
@@ -7341,7 +6999,7 @@
         <w:pStyle w:val="Compact"/>
         <w:numPr>
           <w:ilvl w:val="0"/>
-          <w:numId w:val="17"/>
+          <w:numId w:val="15"/>
         </w:numPr>
       </w:pPr>
       <w:r>
@@ -7363,7 +7021,7 @@
         <w:pStyle w:val="Compact"/>
         <w:numPr>
           <w:ilvl w:val="0"/>
-          <w:numId w:val="17"/>
+          <w:numId w:val="15"/>
         </w:numPr>
       </w:pPr>
       <w:r>
@@ -7385,7 +7043,7 @@
         <w:pStyle w:val="Compact"/>
         <w:numPr>
           <w:ilvl w:val="0"/>
-          <w:numId w:val="17"/>
+          <w:numId w:val="15"/>
         </w:numPr>
       </w:pPr>
       <w:r>
@@ -7407,7 +7065,7 @@
         <w:pStyle w:val="Compact"/>
         <w:numPr>
           <w:ilvl w:val="0"/>
-          <w:numId w:val="17"/>
+          <w:numId w:val="15"/>
         </w:numPr>
       </w:pPr>
       <w:r>
@@ -7429,7 +7087,7 @@
         <w:pStyle w:val="Compact"/>
         <w:numPr>
           <w:ilvl w:val="0"/>
-          <w:numId w:val="17"/>
+          <w:numId w:val="15"/>
         </w:numPr>
       </w:pPr>
       <w:r>
@@ -7451,7 +7109,7 @@
         <w:pStyle w:val="Compact"/>
         <w:numPr>
           <w:ilvl w:val="0"/>
-          <w:numId w:val="17"/>
+          <w:numId w:val="15"/>
         </w:numPr>
       </w:pPr>
       <w:r>
@@ -7473,7 +7131,7 @@
         <w:pStyle w:val="Compact"/>
         <w:numPr>
           <w:ilvl w:val="0"/>
-          <w:numId w:val="17"/>
+          <w:numId w:val="15"/>
         </w:numPr>
       </w:pPr>
       <w:r>
@@ -7522,7 +7180,7 @@
         <w:pStyle w:val="Compact"/>
         <w:numPr>
           <w:ilvl w:val="0"/>
-          <w:numId w:val="18"/>
+          <w:numId w:val="16"/>
         </w:numPr>
       </w:pPr>
       <w:r>
@@ -7541,7 +7199,7 @@
         <w:pStyle w:val="Compact"/>
         <w:numPr>
           <w:ilvl w:val="0"/>
-          <w:numId w:val="18"/>
+          <w:numId w:val="16"/>
         </w:numPr>
       </w:pPr>
       <w:r>
@@ -7570,7 +7228,7 @@
         <w:pStyle w:val="Compact"/>
         <w:numPr>
           <w:ilvl w:val="0"/>
-          <w:numId w:val="18"/>
+          <w:numId w:val="16"/>
         </w:numPr>
       </w:pPr>
       <w:r>
@@ -7796,7 +7454,7 @@
   <w:abstractNum w:abstractNumId="0" w15:restartNumberingAfterBreak="0">
     <w:nsid w:val="0000A990"/>
     <w:multiLevelType w:val="multilevel"/>
-    <w:tmpl w:val="E3224610"/>
+    <w:tmpl w:val="912CA7F4"/>
     <w:lvl w:ilvl="0">
       <w:numFmt w:val="bullet"/>
       <w:lvlText w:val=" "/>
@@ -7873,7 +7531,7 @@
   <w:abstractNum w:abstractNumId="1" w15:restartNumberingAfterBreak="0">
     <w:nsid w:val="0000A991"/>
     <w:multiLevelType w:val="multilevel"/>
-    <w:tmpl w:val="B99412A2"/>
+    <w:tmpl w:val="1974F690"/>
     <w:lvl w:ilvl="0">
       <w:numFmt w:val="bullet"/>
       <w:lvlText w:val=""/>
@@ -7977,7 +7635,7 @@
   <w:abstractNum w:abstractNumId="2" w15:restartNumberingAfterBreak="0">
     <w:nsid w:val="00A99411"/>
     <w:multiLevelType w:val="multilevel"/>
-    <w:tmpl w:val="BC048BC0"/>
+    <w:tmpl w:val="4B320E3C"/>
     <w:lvl w:ilvl="0">
       <w:start w:val="1"/>
       <w:numFmt w:val="decimal"/>
@@ -8060,16 +7718,16 @@
       </w:pPr>
     </w:lvl>
   </w:abstractNum>
-  <w:num w:numId="1" w16cid:durableId="1121800611">
+  <w:num w:numId="1" w16cid:durableId="1278635906">
     <w:abstractNumId w:val="0"/>
   </w:num>
-  <w:num w:numId="2" w16cid:durableId="35669227">
+  <w:num w:numId="2" w16cid:durableId="1116367195">
     <w:abstractNumId w:val="1"/>
   </w:num>
-  <w:num w:numId="3" w16cid:durableId="1633900997">
+  <w:num w:numId="3" w16cid:durableId="1119684523">
     <w:abstractNumId w:val="1"/>
   </w:num>
-  <w:num w:numId="4" w16cid:durableId="392240396">
+  <w:num w:numId="4" w16cid:durableId="1619213953">
     <w:abstractNumId w:val="2"/>
     <w:lvlOverride w:ilvl="0">
       <w:startOverride w:val="1"/>
@@ -8099,7 +7757,7 @@
       <w:startOverride w:val="1"/>
     </w:lvlOverride>
   </w:num>
-  <w:num w:numId="5" w16cid:durableId="1113477183">
+  <w:num w:numId="5" w16cid:durableId="1374572780">
     <w:abstractNumId w:val="2"/>
     <w:lvlOverride w:ilvl="0">
       <w:startOverride w:val="1"/>
@@ -8129,7 +7787,7 @@
       <w:startOverride w:val="1"/>
     </w:lvlOverride>
   </w:num>
-  <w:num w:numId="6" w16cid:durableId="1768228266">
+  <w:num w:numId="6" w16cid:durableId="1181817481">
     <w:abstractNumId w:val="2"/>
     <w:lvlOverride w:ilvl="0">
       <w:startOverride w:val="1"/>
@@ -8159,7 +7817,7 @@
       <w:startOverride w:val="1"/>
     </w:lvlOverride>
   </w:num>
-  <w:num w:numId="7" w16cid:durableId="70471747">
+  <w:num w:numId="7" w16cid:durableId="401216028">
     <w:abstractNumId w:val="2"/>
     <w:lvlOverride w:ilvl="0">
       <w:startOverride w:val="1"/>
@@ -8189,10 +7847,10 @@
       <w:startOverride w:val="1"/>
     </w:lvlOverride>
   </w:num>
-  <w:num w:numId="8" w16cid:durableId="1782021957">
+  <w:num w:numId="8" w16cid:durableId="1366447943">
     <w:abstractNumId w:val="1"/>
   </w:num>
-  <w:num w:numId="9" w16cid:durableId="509682285">
+  <w:num w:numId="9" w16cid:durableId="491486337">
     <w:abstractNumId w:val="2"/>
     <w:lvlOverride w:ilvl="0">
       <w:startOverride w:val="1"/>
@@ -8222,10 +7880,7 @@
       <w:startOverride w:val="1"/>
     </w:lvlOverride>
   </w:num>
-  <w:num w:numId="10" w16cid:durableId="665018024">
-    <w:abstractNumId w:val="1"/>
-  </w:num>
-  <w:num w:numId="11" w16cid:durableId="1242060141">
+  <w:num w:numId="10" w16cid:durableId="440804728">
     <w:abstractNumId w:val="2"/>
     <w:lvlOverride w:ilvl="0">
       <w:startOverride w:val="1"/>
@@ -8255,7 +7910,7 @@
       <w:startOverride w:val="1"/>
     </w:lvlOverride>
   </w:num>
-  <w:num w:numId="12" w16cid:durableId="1496723803">
+  <w:num w:numId="11" w16cid:durableId="268127278">
     <w:abstractNumId w:val="2"/>
     <w:lvlOverride w:ilvl="0">
       <w:startOverride w:val="1"/>
@@ -8285,7 +7940,13 @@
       <w:startOverride w:val="1"/>
     </w:lvlOverride>
   </w:num>
-  <w:num w:numId="13" w16cid:durableId="1491215038">
+  <w:num w:numId="12" w16cid:durableId="1211382496">
+    <w:abstractNumId w:val="1"/>
+  </w:num>
+  <w:num w:numId="13" w16cid:durableId="2095391378">
+    <w:abstractNumId w:val="1"/>
+  </w:num>
+  <w:num w:numId="14" w16cid:durableId="345136577">
     <w:abstractNumId w:val="2"/>
     <w:lvlOverride w:ilvl="0">
       <w:startOverride w:val="1"/>
@@ -8315,46 +7976,10 @@
       <w:startOverride w:val="1"/>
     </w:lvlOverride>
   </w:num>
-  <w:num w:numId="14" w16cid:durableId="328795495">
+  <w:num w:numId="15" w16cid:durableId="691030291">
     <w:abstractNumId w:val="1"/>
   </w:num>
-  <w:num w:numId="15" w16cid:durableId="1293055642">
-    <w:abstractNumId w:val="1"/>
-  </w:num>
-  <w:num w:numId="16" w16cid:durableId="1329795243">
-    <w:abstractNumId w:val="2"/>
-    <w:lvlOverride w:ilvl="0">
-      <w:startOverride w:val="1"/>
-    </w:lvlOverride>
-    <w:lvlOverride w:ilvl="1">
-      <w:startOverride w:val="1"/>
-    </w:lvlOverride>
-    <w:lvlOverride w:ilvl="2">
-      <w:startOverride w:val="1"/>
-    </w:lvlOverride>
-    <w:lvlOverride w:ilvl="3">
-      <w:startOverride w:val="1"/>
-    </w:lvlOverride>
-    <w:lvlOverride w:ilvl="4">
-      <w:startOverride w:val="1"/>
-    </w:lvlOverride>
-    <w:lvlOverride w:ilvl="5">
-      <w:startOverride w:val="1"/>
-    </w:lvlOverride>
-    <w:lvlOverride w:ilvl="6">
-      <w:startOverride w:val="1"/>
-    </w:lvlOverride>
-    <w:lvlOverride w:ilvl="7">
-      <w:startOverride w:val="1"/>
-    </w:lvlOverride>
-    <w:lvlOverride w:ilvl="8">
-      <w:startOverride w:val="1"/>
-    </w:lvlOverride>
-  </w:num>
-  <w:num w:numId="17" w16cid:durableId="1221021221">
-    <w:abstractNumId w:val="1"/>
-  </w:num>
-  <w:num w:numId="18" w16cid:durableId="1143040855">
+  <w:num w:numId="16" w16cid:durableId="48192956">
     <w:abstractNumId w:val="1"/>
   </w:num>
 </w:numbering>
@@ -9586,7 +9211,7 @@
     <w:name w:val="header"/>
     <w:basedOn w:val="a"/>
     <w:link w:val="Char2"/>
-    <w:rsid w:val="00D762F4"/>
+    <w:rsid w:val="00071B46"/>
     <w:pPr>
       <w:tabs>
         <w:tab w:val="center" w:pos="4513"/>
@@ -9599,13 +9224,13 @@
     <w:name w:val="머리글 Char"/>
     <w:basedOn w:val="a1"/>
     <w:link w:val="ad"/>
-    <w:rsid w:val="00D762F4"/>
+    <w:rsid w:val="00071B46"/>
   </w:style>
   <w:style w:type="paragraph" w:styleId="ae">
     <w:name w:val="footer"/>
     <w:basedOn w:val="a"/>
     <w:link w:val="Char3"/>
-    <w:rsid w:val="00D762F4"/>
+    <w:rsid w:val="00071B46"/>
     <w:pPr>
       <w:tabs>
         <w:tab w:val="center" w:pos="4513"/>
@@ -9618,17 +9243,17 @@
     <w:name w:val="바닥글 Char"/>
     <w:basedOn w:val="a1"/>
     <w:link w:val="ae"/>
-    <w:rsid w:val="00D762F4"/>
+    <w:rsid w:val="00071B46"/>
   </w:style>
   <w:style w:type="character" w:styleId="af">
     <w:name w:val="page number"/>
     <w:basedOn w:val="a1"/>
-    <w:rsid w:val="00D762F4"/>
+    <w:rsid w:val="00071B46"/>
   </w:style>
   <w:style w:type="character" w:styleId="af0">
     <w:name w:val="line number"/>
     <w:basedOn w:val="a1"/>
-    <w:rsid w:val="00D762F4"/>
+    <w:rsid w:val="00071B46"/>
   </w:style>
 </w:styles>
 </file>

--- a/ko/paper/paper_en.docx
+++ b/ko/paper/paper_en.docx
@@ -52,7 +52,11 @@
         <w:t>, most prominently the performer-elected exposition repeat. We present an open-source, web-based tool that synchronizes a MusicXML score, audio playback, and a two-level formal-analysis layer (sections × theme zones) along a single timeline, demonstrated on Mozart’s Piano Sonata in C major, K. 545, first movement (73 measures). The system renders MusicXML through OpenSheetMusicDisplay and paints section and theme-zone colors directly onto the score at the measure level, and supports performer-elected exposi</w:t>
       </w:r>
       <w:r>
-        <w:t>tion repeats through an explicit exposition-repeat folding map. Together, the tool and the released analysis schema provide an open infrastructure for both classroom teaching of formal hierarchy and downstream computational reuse on other works in the sonata-form repertoire.</w:t>
+        <w:t xml:space="preserve">tion repeats through an explicit exposition-repeat folding map. Together, the tool and the released analysis schema provide an </w:t>
+      </w:r>
+      <w:r>
+        <w:lastRenderedPageBreak/>
+        <w:t>open infrastructure for both classroom teaching of formal hierarchy and downstream computational reuse on other works in the sonata-form repertoire.</w:t>
       </w:r>
     </w:p>
     <w:p>
@@ -99,7 +103,6 @@
       <w:bookmarkStart w:id="2" w:name="introduction"/>
       <w:bookmarkEnd w:id="1"/>
       <w:r>
-        <w:lastRenderedPageBreak/>
         <w:t>1. Introduction</w:t>
       </w:r>
     </w:p>
@@ -185,6 +188,7 @@
         <w:pStyle w:val="FirstParagraph"/>
       </w:pPr>
       <w:r>
+        <w:lastRenderedPageBreak/>
         <w:t xml:space="preserve">Digital tools offer a route to closing these gaps through </w:t>
       </w:r>
       <w:r>
@@ -317,7 +321,6 @@
           <w:b/>
           <w:bCs/>
         </w:rPr>
-        <w:lastRenderedPageBreak/>
         <w:t>A learner-facing open-source tool</w:t>
       </w:r>
       <w:r>
@@ -337,6 +340,7 @@
           <w:b/>
           <w:bCs/>
         </w:rPr>
+        <w:lastRenderedPageBreak/>
         <w:t>An open analysis schema and dataset</w:t>
       </w:r>
       <w:r>
@@ -451,6 +455,7 @@
           <w:b/>
           <w:bCs/>
         </w:rPr>
+        <w:lastRenderedPageBreak/>
         <w:t>Theme zones.</w:t>
       </w:r>
       <w:r>
@@ -791,6 +796,7 @@
       <w:bookmarkStart w:id="9" w:name="Xa0e3c68e90591503e6220a9976f79d4f2e14830"/>
       <w:bookmarkEnd w:id="8"/>
       <w:r>
+        <w:lastRenderedPageBreak/>
         <w:t>2.3 Active Learning and Comparative Listening</w:t>
       </w:r>
     </w:p>
@@ -879,6 +885,7 @@
         <w:pStyle w:val="a0"/>
       </w:pPr>
       <w:r>
+        <w:lastRenderedPageBreak/>
         <w:t>Table 1 positions the present work against several adjacent systems.</w:t>
       </w:r>
     </w:p>
@@ -2261,7 +2268,11 @@
         <w:t>analyzed</w:t>
       </w:r>
       <w:r>
-        <w:t xml:space="preserve"> it, a peculiar gap that this paper, and the tool it accompanies, take as a pedagogical opportunity. Three properties make Movement I uniquely productive as a teachi</w:t>
+        <w:t xml:space="preserve"> it, a peculiar gap that this paper, and the </w:t>
+      </w:r>
+      <w:r>
+        <w:lastRenderedPageBreak/>
+        <w:t>tool it accompanies, take as a pedagogical opportunity. Three properties make Movement I uniquely productive as a teachi</w:t>
       </w:r>
       <w:r>
         <w:t>ng case:</w:t>
@@ -3542,6 +3553,7 @@
         <w:pStyle w:val="FirstParagraph"/>
       </w:pPr>
       <w:r>
+        <w:lastRenderedPageBreak/>
         <w:t xml:space="preserve">This </w:t>
       </w:r>
       <w:r>
@@ -3730,7 +3742,11 @@
         <w:t>Recognition of subdominant recap requires hearing both the local key and the larger functional aim.</w:t>
       </w:r>
       <w:r>
-        <w:t xml:space="preserve"> A listener attending only to the surface (“the recap starts in the wrong key”) misses the resolution; a listener attending only to the tonal goal (“S returns to C”) misses Mozart’s clever route. Both layers, local key, structural goal, must be simultaneously available to the learner. This is exactly where multi-representational visualization can help: color labels make local key audible-at-a-glance, while the timeline makes the structural goal visible at a single look.</w:t>
+        <w:t xml:space="preserve"> A listener attending only to the surface (“the recap starts in </w:t>
+      </w:r>
+      <w:r>
+        <w:lastRenderedPageBreak/>
+        <w:t>the wrong key”) misses the resolution; a listener attending only to the tonal goal (“S returns to C”) misses Mozart’s clever route. Both layers, local key, structural goal, must be simultaneously available to the learner. This is exactly where multi-representational visualization can help: color labels make local key audible-at-a-glance, while the timeline makes the structural goal visible at a single look.</w:t>
       </w:r>
     </w:p>
     <w:p>
@@ -3824,6 +3840,7 @@
       <w:bookmarkStart w:id="18" w:name="how-the-tool-surfaces-these-insights"/>
       <w:bookmarkEnd w:id="17"/>
       <w:r>
+        <w:lastRenderedPageBreak/>
         <w:t>How the tool surfaces these insights</w:t>
       </w:r>
     </w:p>
@@ -3999,6 +4016,7 @@
       </w:pPr>
       <w:bookmarkStart w:id="20" w:name="the-three-representations"/>
       <w:r>
+        <w:lastRenderedPageBreak/>
         <w:t>4.1 The Three Representations</w:t>
       </w:r>
     </w:p>
@@ -4754,7 +4772,11 @@
         <w:t>Example 2</w:t>
       </w:r>
       <w:r>
-        <w:t xml:space="preserve"> below). Treating the analysis itself as a peer-reviewable, machine- readable artefact, rather than as a hidden pedagogical commentary, opens it to community extension (other works, other forms) and to machine reuse by future MIR pipelines. For the present paper this matters because it lets us release </w:t>
+        <w:t xml:space="preserve"> below). Treating the analysis itself as a peer-reviewable, machine- readable artefact, rather than as a hidden pedagogical </w:t>
+      </w:r>
+      <w:r>
+        <w:lastRenderedPageBreak/>
+        <w:t xml:space="preserve">commentary, opens it to community extension (other works, other forms) and to machine reuse by future MIR pipelines. For the present paper this matters because it lets us release </w:t>
       </w:r>
       <w:r>
         <w:rPr>
@@ -5296,7 +5318,17 @@
         <w:t xml:space="preserve">The expert completed an asynchronous self-administered review using a Word-format survey instrument that combined (a) a 40-minute guided walk-through of the §5 classroom lesson plan with the expert acting as the teacher, (b) the 10-item System Usability Scale (Brooke, 1996), and (c) six open-ended questions covering pedagogical fidelity, affordance value, perceived risks of learner misconception, missing affordances, single-work depth versus multi-piece breadth, and recommendations for the planned RCT. The </w:t>
       </w:r>
       <w:r>
-        <w:t>SUS items were translated to Korean by the author following Brooke’s (1996) original wording; the survey was self-administered, with the expert working through the live deployment at https://rosyrosys.github.io/sonata-form-viz/ in their own environment. Written responses were analysed by the author following the thematic-analysis approach of Braun and Clarke (2006), and the expert gave written informed consent for anonymous reporting.</w:t>
+        <w:t xml:space="preserve">SUS items were administered following Brooke’s (1996) original wording. The survey was self-administered, with the expert working through the live deployment (see §9 </w:t>
+      </w:r>
+      <w:r>
+        <w:rPr>
+          <w:i/>
+          <w:iCs/>
+        </w:rPr>
+        <w:t>Reproducibility</w:t>
+      </w:r>
+      <w:r>
+        <w:t>) in their own environment. Written responses were analysed by the author following the thematic-analysis approach of Braun and Clarke (2006), and the expert gave written informed consent for anonymous reporting.</w:t>
       </w:r>
     </w:p>
     <w:p>
@@ -5892,10 +5924,10 @@
         <w:t>demonstration artefact</w:t>
       </w:r>
       <w:r>
-        <w:t xml:space="preserve">, </w:t>
-      </w:r>
-      <w:r>
-        <w:t>and that the expert’s field practice would benefit from its maturation into a multi-work, deployment-grade resource. This converges with — and elevates the priority of — the multi-piece dataset already listed as future work in §7 (Beethoven Op. 49 No. 2 mvt. I and Clementi Op. 36 No. 1 mvt. I, encoded against the same JSON schema), and motivates a parallel commitment to production-readiness (documentation, classroom packaging, teacher- facing materials) beyond the research prototype reported here.</w:t>
+        <w:t xml:space="preserve">, and that the expert’s field practice would benefit from its maturation into a multi-work, deployment-grade resource. This converges with — and elevates the priority of — the multi-piece dataset already listed as future work in §7 (Beethoven Op. 49 No. 2 mvt. I and Clementi Op. 36 No. 1 mvt. I, encoded against the same JSON schema), and motivates a parallel commitment to production-readiness (documentation, classroom packaging, teacher- facing materials) beyond the research prototype </w:t>
+      </w:r>
+      <w:r>
+        <w:t>reported here.</w:t>
       </w:r>
     </w:p>
     <w:p>
@@ -5991,10 +6023,7 @@
         <w:t>Multi-piece corpus prioritised.</w:t>
       </w:r>
       <w:r>
-        <w:t xml:space="preserve"> </w:t>
-      </w:r>
-      <w:r>
-        <w:t xml:space="preserve">Per the C5 endorsement, Beethoven Op. 49 No. 2 mvt. I and Clementi Op. 36 No. 1 mvt. I will be added to the corpus </w:t>
+        <w:t xml:space="preserve"> Per the C5 endorsement, Beethoven Op. 49 No. 2 mvt. I and Clementi Op. 36 No. 1 mvt. I will be added to the corpus </w:t>
       </w:r>
       <w:r>
         <w:rPr>
@@ -7163,7 +7192,17 @@
         <w:pStyle w:val="FirstParagraph"/>
       </w:pPr>
       <w:r>
-        <w:t xml:space="preserve">Three screenshots from the live deployment (https://rosyrosys.github.io/sonata-form-viz/en/) are included in the submission package under </w:t>
+        <w:t xml:space="preserve">Three screenshots from the live deployment (see §9 </w:t>
+      </w:r>
+      <w:r>
+        <w:rPr>
+          <w:i/>
+          <w:iCs/>
+        </w:rPr>
+        <w:t>Reproducibility</w:t>
+      </w:r>
+      <w:r>
+        <w:t xml:space="preserve">) are included in the submission package under </w:t>
       </w:r>
       <w:r>
         <w:rPr>
@@ -7454,7 +7493,7 @@
   <w:abstractNum w:abstractNumId="0" w15:restartNumberingAfterBreak="0">
     <w:nsid w:val="0000A990"/>
     <w:multiLevelType w:val="multilevel"/>
-    <w:tmpl w:val="912CA7F4"/>
+    <w:tmpl w:val="2E98C4E2"/>
     <w:lvl w:ilvl="0">
       <w:numFmt w:val="bullet"/>
       <w:lvlText w:val=" "/>
@@ -7531,7 +7570,7 @@
   <w:abstractNum w:abstractNumId="1" w15:restartNumberingAfterBreak="0">
     <w:nsid w:val="0000A991"/>
     <w:multiLevelType w:val="multilevel"/>
-    <w:tmpl w:val="1974F690"/>
+    <w:tmpl w:val="06508442"/>
     <w:lvl w:ilvl="0">
       <w:numFmt w:val="bullet"/>
       <w:lvlText w:val=""/>
@@ -7635,7 +7674,7 @@
   <w:abstractNum w:abstractNumId="2" w15:restartNumberingAfterBreak="0">
     <w:nsid w:val="00A99411"/>
     <w:multiLevelType w:val="multilevel"/>
-    <w:tmpl w:val="4B320E3C"/>
+    <w:tmpl w:val="D0340D06"/>
     <w:lvl w:ilvl="0">
       <w:start w:val="1"/>
       <w:numFmt w:val="decimal"/>
@@ -7718,16 +7757,16 @@
       </w:pPr>
     </w:lvl>
   </w:abstractNum>
-  <w:num w:numId="1" w16cid:durableId="1278635906">
+  <w:num w:numId="1" w16cid:durableId="1899436743">
     <w:abstractNumId w:val="0"/>
   </w:num>
-  <w:num w:numId="2" w16cid:durableId="1116367195">
+  <w:num w:numId="2" w16cid:durableId="2063867201">
     <w:abstractNumId w:val="1"/>
   </w:num>
-  <w:num w:numId="3" w16cid:durableId="1119684523">
+  <w:num w:numId="3" w16cid:durableId="792864404">
     <w:abstractNumId w:val="1"/>
   </w:num>
-  <w:num w:numId="4" w16cid:durableId="1619213953">
+  <w:num w:numId="4" w16cid:durableId="1363288154">
     <w:abstractNumId w:val="2"/>
     <w:lvlOverride w:ilvl="0">
       <w:startOverride w:val="1"/>
@@ -7757,7 +7796,7 @@
       <w:startOverride w:val="1"/>
     </w:lvlOverride>
   </w:num>
-  <w:num w:numId="5" w16cid:durableId="1374572780">
+  <w:num w:numId="5" w16cid:durableId="1206024863">
     <w:abstractNumId w:val="2"/>
     <w:lvlOverride w:ilvl="0">
       <w:startOverride w:val="1"/>
@@ -7787,7 +7826,7 @@
       <w:startOverride w:val="1"/>
     </w:lvlOverride>
   </w:num>
-  <w:num w:numId="6" w16cid:durableId="1181817481">
+  <w:num w:numId="6" w16cid:durableId="1669092315">
     <w:abstractNumId w:val="2"/>
     <w:lvlOverride w:ilvl="0">
       <w:startOverride w:val="1"/>
@@ -7817,7 +7856,7 @@
       <w:startOverride w:val="1"/>
     </w:lvlOverride>
   </w:num>
-  <w:num w:numId="7" w16cid:durableId="401216028">
+  <w:num w:numId="7" w16cid:durableId="1207177544">
     <w:abstractNumId w:val="2"/>
     <w:lvlOverride w:ilvl="0">
       <w:startOverride w:val="1"/>
@@ -7847,10 +7886,10 @@
       <w:startOverride w:val="1"/>
     </w:lvlOverride>
   </w:num>
-  <w:num w:numId="8" w16cid:durableId="1366447943">
+  <w:num w:numId="8" w16cid:durableId="2038500718">
     <w:abstractNumId w:val="1"/>
   </w:num>
-  <w:num w:numId="9" w16cid:durableId="491486337">
+  <w:num w:numId="9" w16cid:durableId="1868370027">
     <w:abstractNumId w:val="2"/>
     <w:lvlOverride w:ilvl="0">
       <w:startOverride w:val="1"/>
@@ -7880,7 +7919,7 @@
       <w:startOverride w:val="1"/>
     </w:lvlOverride>
   </w:num>
-  <w:num w:numId="10" w16cid:durableId="440804728">
+  <w:num w:numId="10" w16cid:durableId="407657514">
     <w:abstractNumId w:val="2"/>
     <w:lvlOverride w:ilvl="0">
       <w:startOverride w:val="1"/>
@@ -7910,7 +7949,7 @@
       <w:startOverride w:val="1"/>
     </w:lvlOverride>
   </w:num>
-  <w:num w:numId="11" w16cid:durableId="268127278">
+  <w:num w:numId="11" w16cid:durableId="1077478074">
     <w:abstractNumId w:val="2"/>
     <w:lvlOverride w:ilvl="0">
       <w:startOverride w:val="1"/>
@@ -7940,13 +7979,13 @@
       <w:startOverride w:val="1"/>
     </w:lvlOverride>
   </w:num>
-  <w:num w:numId="12" w16cid:durableId="1211382496">
+  <w:num w:numId="12" w16cid:durableId="659432943">
     <w:abstractNumId w:val="1"/>
   </w:num>
-  <w:num w:numId="13" w16cid:durableId="2095391378">
+  <w:num w:numId="13" w16cid:durableId="856383971">
     <w:abstractNumId w:val="1"/>
   </w:num>
-  <w:num w:numId="14" w16cid:durableId="345136577">
+  <w:num w:numId="14" w16cid:durableId="666320634">
     <w:abstractNumId w:val="2"/>
     <w:lvlOverride w:ilvl="0">
       <w:startOverride w:val="1"/>
@@ -7976,10 +8015,10 @@
       <w:startOverride w:val="1"/>
     </w:lvlOverride>
   </w:num>
-  <w:num w:numId="15" w16cid:durableId="691030291">
+  <w:num w:numId="15" w16cid:durableId="1542743497">
     <w:abstractNumId w:val="1"/>
   </w:num>
-  <w:num w:numId="16" w16cid:durableId="48192956">
+  <w:num w:numId="16" w16cid:durableId="1784223070">
     <w:abstractNumId w:val="1"/>
   </w:num>
 </w:numbering>
@@ -9211,7 +9250,7 @@
     <w:name w:val="header"/>
     <w:basedOn w:val="a"/>
     <w:link w:val="Char2"/>
-    <w:rsid w:val="00071B46"/>
+    <w:rsid w:val="00CE0613"/>
     <w:pPr>
       <w:tabs>
         <w:tab w:val="center" w:pos="4513"/>
@@ -9224,13 +9263,13 @@
     <w:name w:val="머리글 Char"/>
     <w:basedOn w:val="a1"/>
     <w:link w:val="ad"/>
-    <w:rsid w:val="00071B46"/>
+    <w:rsid w:val="00CE0613"/>
   </w:style>
   <w:style w:type="paragraph" w:styleId="ae">
     <w:name w:val="footer"/>
     <w:basedOn w:val="a"/>
     <w:link w:val="Char3"/>
-    <w:rsid w:val="00071B46"/>
+    <w:rsid w:val="00CE0613"/>
     <w:pPr>
       <w:tabs>
         <w:tab w:val="center" w:pos="4513"/>
@@ -9243,17 +9282,17 @@
     <w:name w:val="바닥글 Char"/>
     <w:basedOn w:val="a1"/>
     <w:link w:val="ae"/>
-    <w:rsid w:val="00071B46"/>
+    <w:rsid w:val="00CE0613"/>
   </w:style>
   <w:style w:type="character" w:styleId="af">
     <w:name w:val="page number"/>
     <w:basedOn w:val="a1"/>
-    <w:rsid w:val="00071B46"/>
+    <w:rsid w:val="00CE0613"/>
   </w:style>
   <w:style w:type="character" w:styleId="af0">
     <w:name w:val="line number"/>
     <w:basedOn w:val="a1"/>
-    <w:rsid w:val="00071B46"/>
+    <w:rsid w:val="00CE0613"/>
   </w:style>
 </w:styles>
 </file>

--- a/ko/paper/paper_en.docx
+++ b/ko/paper/paper_en.docx
@@ -52,11 +52,7 @@
         <w:t>, most prominently the performer-elected exposition repeat. We present an open-source, web-based tool that synchronizes a MusicXML score, audio playback, and a two-level formal-analysis layer (sections × theme zones) along a single timeline, demonstrated on Mozart’s Piano Sonata in C major, K. 545, first movement (73 measures). The system renders MusicXML through OpenSheetMusicDisplay and paints section and theme-zone colors directly onto the score at the measure level, and supports performer-elected exposi</w:t>
       </w:r>
       <w:r>
-        <w:t xml:space="preserve">tion repeats through an explicit exposition-repeat folding map. Together, the tool and the released analysis schema provide an </w:t>
-      </w:r>
-      <w:r>
-        <w:lastRenderedPageBreak/>
-        <w:t>open infrastructure for both classroom teaching of formal hierarchy and downstream computational reuse on other works in the sonata-form repertoire.</w:t>
+        <w:t>tion repeats through an explicit exposition-repeat folding map. Together, the tool and the released analysis schema provide an open infrastructure for both classroom teaching of formal hierarchy and downstream computational reuse on other works in the sonata-form repertoire.</w:t>
       </w:r>
     </w:p>
     <w:p>
@@ -103,6 +99,7 @@
       <w:bookmarkStart w:id="2" w:name="introduction"/>
       <w:bookmarkEnd w:id="1"/>
       <w:r>
+        <w:lastRenderedPageBreak/>
         <w:t>1. Introduction</w:t>
       </w:r>
     </w:p>
@@ -188,7 +185,6 @@
         <w:pStyle w:val="FirstParagraph"/>
       </w:pPr>
       <w:r>
-        <w:lastRenderedPageBreak/>
         <w:t xml:space="preserve">Digital tools offer a route to closing these gaps through </w:t>
       </w:r>
       <w:r>
@@ -321,6 +317,7 @@
           <w:b/>
           <w:bCs/>
         </w:rPr>
+        <w:lastRenderedPageBreak/>
         <w:t>A learner-facing open-source tool</w:t>
       </w:r>
       <w:r>
@@ -340,7 +337,6 @@
           <w:b/>
           <w:bCs/>
         </w:rPr>
-        <w:lastRenderedPageBreak/>
         <w:t>An open analysis schema and dataset</w:t>
       </w:r>
       <w:r>
@@ -455,7 +451,6 @@
           <w:b/>
           <w:bCs/>
         </w:rPr>
-        <w:lastRenderedPageBreak/>
         <w:t>Theme zones.</w:t>
       </w:r>
       <w:r>
@@ -796,7 +791,6 @@
       <w:bookmarkStart w:id="9" w:name="Xa0e3c68e90591503e6220a9976f79d4f2e14830"/>
       <w:bookmarkEnd w:id="8"/>
       <w:r>
-        <w:lastRenderedPageBreak/>
         <w:t>2.3 Active Learning and Comparative Listening</w:t>
       </w:r>
     </w:p>
@@ -885,7 +879,6 @@
         <w:pStyle w:val="a0"/>
       </w:pPr>
       <w:r>
-        <w:lastRenderedPageBreak/>
         <w:t>Table 1 positions the present work against several adjacent systems.</w:t>
       </w:r>
     </w:p>
@@ -2268,11 +2261,7 @@
         <w:t>analyzed</w:t>
       </w:r>
       <w:r>
-        <w:t xml:space="preserve"> it, a peculiar gap that this paper, and the </w:t>
-      </w:r>
-      <w:r>
-        <w:lastRenderedPageBreak/>
-        <w:t>tool it accompanies, take as a pedagogical opportunity. Three properties make Movement I uniquely productive as a teachi</w:t>
+        <w:t xml:space="preserve"> it, a peculiar gap that this paper, and the tool it accompanies, take as a pedagogical opportunity. Three properties make Movement I uniquely productive as a teachi</w:t>
       </w:r>
       <w:r>
         <w:t>ng case:</w:t>
@@ -3553,7 +3542,6 @@
         <w:pStyle w:val="FirstParagraph"/>
       </w:pPr>
       <w:r>
-        <w:lastRenderedPageBreak/>
         <w:t xml:space="preserve">This </w:t>
       </w:r>
       <w:r>
@@ -3742,11 +3730,7 @@
         <w:t>Recognition of subdominant recap requires hearing both the local key and the larger functional aim.</w:t>
       </w:r>
       <w:r>
-        <w:t xml:space="preserve"> A listener attending only to the surface (“the recap starts in </w:t>
-      </w:r>
-      <w:r>
-        <w:lastRenderedPageBreak/>
-        <w:t>the wrong key”) misses the resolution; a listener attending only to the tonal goal (“S returns to C”) misses Mozart’s clever route. Both layers, local key, structural goal, must be simultaneously available to the learner. This is exactly where multi-representational visualization can help: color labels make local key audible-at-a-glance, while the timeline makes the structural goal visible at a single look.</w:t>
+        <w:t xml:space="preserve"> A listener attending only to the surface (“the recap starts in the wrong key”) misses the resolution; a listener attending only to the tonal goal (“S returns to C”) misses Mozart’s clever route. Both layers, local key, structural goal, must be simultaneously available to the learner. This is exactly where multi-representational visualization can help: color labels make local key audible-at-a-glance, while the timeline makes the structural goal visible at a single look.</w:t>
       </w:r>
     </w:p>
     <w:p>
@@ -3840,7 +3824,6 @@
       <w:bookmarkStart w:id="18" w:name="how-the-tool-surfaces-these-insights"/>
       <w:bookmarkEnd w:id="17"/>
       <w:r>
-        <w:lastRenderedPageBreak/>
         <w:t>How the tool surfaces these insights</w:t>
       </w:r>
     </w:p>
@@ -4016,7 +3999,6 @@
       </w:pPr>
       <w:bookmarkStart w:id="20" w:name="the-three-representations"/>
       <w:r>
-        <w:lastRenderedPageBreak/>
         <w:t>4.1 The Three Representations</w:t>
       </w:r>
     </w:p>
@@ -4772,11 +4754,7 @@
         <w:t>Example 2</w:t>
       </w:r>
       <w:r>
-        <w:t xml:space="preserve"> below). Treating the analysis itself as a peer-reviewable, machine- readable artefact, rather than as a hidden pedagogical </w:t>
-      </w:r>
-      <w:r>
-        <w:lastRenderedPageBreak/>
-        <w:t xml:space="preserve">commentary, opens it to community extension (other works, other forms) and to machine reuse by future MIR pipelines. For the present paper this matters because it lets us release </w:t>
+        <w:t xml:space="preserve"> below). Treating the analysis itself as a peer-reviewable, machine- readable artefact, rather than as a hidden pedagogical commentary, opens it to community extension (other works, other forms) and to machine reuse by future MIR pipelines. For the present paper this matters because it lets us release </w:t>
       </w:r>
       <w:r>
         <w:rPr>
@@ -5318,17 +5296,7 @@
         <w:t xml:space="preserve">The expert completed an asynchronous self-administered review using a Word-format survey instrument that combined (a) a 40-minute guided walk-through of the §5 classroom lesson plan with the expert acting as the teacher, (b) the 10-item System Usability Scale (Brooke, 1996), and (c) six open-ended questions covering pedagogical fidelity, affordance value, perceived risks of learner misconception, missing affordances, single-work depth versus multi-piece breadth, and recommendations for the planned RCT. The </w:t>
       </w:r>
       <w:r>
-        <w:t xml:space="preserve">SUS items were administered following Brooke’s (1996) original wording. The survey was self-administered, with the expert working through the live deployment (see §9 </w:t>
-      </w:r>
-      <w:r>
-        <w:rPr>
-          <w:i/>
-          <w:iCs/>
-        </w:rPr>
-        <w:t>Reproducibility</w:t>
-      </w:r>
-      <w:r>
-        <w:t>) in their own environment. Written responses were analysed by the author following the thematic-analysis approach of Braun and Clarke (2006), and the expert gave written informed consent for anonymous reporting.</w:t>
+        <w:t>SUS items were administered following Brooke’s (1996) original wording. The survey was self-administered, with the expert working through the live deployment at https://rosyrosys.github.io/sonata-form-viz/ in their own environment. Written responses were analysed by the author following the thematic-analysis approach of Braun and Clarke (2006), and the expert gave written informed consent for anonymous reporting.</w:t>
       </w:r>
     </w:p>
     <w:p>
@@ -5924,10 +5892,10 @@
         <w:t>demonstration artefact</w:t>
       </w:r>
       <w:r>
-        <w:t xml:space="preserve">, and that the expert’s field practice would benefit from its maturation into a multi-work, deployment-grade resource. This converges with — and elevates the priority of — the multi-piece dataset already listed as future work in §7 (Beethoven Op. 49 No. 2 mvt. I and Clementi Op. 36 No. 1 mvt. I, encoded against the same JSON schema), and motivates a parallel commitment to production-readiness (documentation, classroom packaging, teacher- facing materials) beyond the research prototype </w:t>
-      </w:r>
-      <w:r>
-        <w:t>reported here.</w:t>
+        <w:t xml:space="preserve">, </w:t>
+      </w:r>
+      <w:r>
+        <w:t>and that the expert’s field practice would benefit from its maturation into a multi-work, deployment-grade resource. This converges with — and elevates the priority of — the multi-piece dataset already listed as future work in §7 (Beethoven Op. 49 No. 2 mvt. I and Clementi Op. 36 No. 1 mvt. I, encoded against the same JSON schema), and motivates a parallel commitment to production-readiness (documentation, classroom packaging, teacher- facing materials) beyond the research prototype reported here.</w:t>
       </w:r>
     </w:p>
     <w:p>
@@ -6023,7 +5991,10 @@
         <w:t>Multi-piece corpus prioritised.</w:t>
       </w:r>
       <w:r>
-        <w:t xml:space="preserve"> Per the C5 endorsement, Beethoven Op. 49 No. 2 mvt. I and Clementi Op. 36 No. 1 mvt. I will be added to the corpus </w:t>
+        <w:t xml:space="preserve"> </w:t>
+      </w:r>
+      <w:r>
+        <w:t xml:space="preserve">Per the C5 endorsement, Beethoven Op. 49 No. 2 mvt. I and Clementi Op. 36 No. 1 mvt. I will be added to the corpus </w:t>
       </w:r>
       <w:r>
         <w:rPr>
@@ -7192,17 +7163,7 @@
         <w:pStyle w:val="FirstParagraph"/>
       </w:pPr>
       <w:r>
-        <w:t xml:space="preserve">Three screenshots from the live deployment (see §9 </w:t>
-      </w:r>
-      <w:r>
-        <w:rPr>
-          <w:i/>
-          <w:iCs/>
-        </w:rPr>
-        <w:t>Reproducibility</w:t>
-      </w:r>
-      <w:r>
-        <w:t xml:space="preserve">) are included in the submission package under </w:t>
+        <w:t xml:space="preserve">Three screenshots from the live deployment (https://rosyrosys.github.io/sonata-form-viz/en/) are included in the submission package under </w:t>
       </w:r>
       <w:r>
         <w:rPr>
@@ -7493,7 +7454,7 @@
   <w:abstractNum w:abstractNumId="0" w15:restartNumberingAfterBreak="0">
     <w:nsid w:val="0000A990"/>
     <w:multiLevelType w:val="multilevel"/>
-    <w:tmpl w:val="2E98C4E2"/>
+    <w:tmpl w:val="A5842C16"/>
     <w:lvl w:ilvl="0">
       <w:numFmt w:val="bullet"/>
       <w:lvlText w:val=" "/>
@@ -7570,7 +7531,7 @@
   <w:abstractNum w:abstractNumId="1" w15:restartNumberingAfterBreak="0">
     <w:nsid w:val="0000A991"/>
     <w:multiLevelType w:val="multilevel"/>
-    <w:tmpl w:val="06508442"/>
+    <w:tmpl w:val="E3B64622"/>
     <w:lvl w:ilvl="0">
       <w:numFmt w:val="bullet"/>
       <w:lvlText w:val=""/>
@@ -7674,7 +7635,7 @@
   <w:abstractNum w:abstractNumId="2" w15:restartNumberingAfterBreak="0">
     <w:nsid w:val="00A99411"/>
     <w:multiLevelType w:val="multilevel"/>
-    <w:tmpl w:val="D0340D06"/>
+    <w:tmpl w:val="97C838EC"/>
     <w:lvl w:ilvl="0">
       <w:start w:val="1"/>
       <w:numFmt w:val="decimal"/>
@@ -7757,16 +7718,16 @@
       </w:pPr>
     </w:lvl>
   </w:abstractNum>
-  <w:num w:numId="1" w16cid:durableId="1899436743">
+  <w:num w:numId="1" w16cid:durableId="657732951">
     <w:abstractNumId w:val="0"/>
   </w:num>
-  <w:num w:numId="2" w16cid:durableId="2063867201">
+  <w:num w:numId="2" w16cid:durableId="669724296">
     <w:abstractNumId w:val="1"/>
   </w:num>
-  <w:num w:numId="3" w16cid:durableId="792864404">
+  <w:num w:numId="3" w16cid:durableId="702749955">
     <w:abstractNumId w:val="1"/>
   </w:num>
-  <w:num w:numId="4" w16cid:durableId="1363288154">
+  <w:num w:numId="4" w16cid:durableId="899631584">
     <w:abstractNumId w:val="2"/>
     <w:lvlOverride w:ilvl="0">
       <w:startOverride w:val="1"/>
@@ -7796,7 +7757,7 @@
       <w:startOverride w:val="1"/>
     </w:lvlOverride>
   </w:num>
-  <w:num w:numId="5" w16cid:durableId="1206024863">
+  <w:num w:numId="5" w16cid:durableId="1831753845">
     <w:abstractNumId w:val="2"/>
     <w:lvlOverride w:ilvl="0">
       <w:startOverride w:val="1"/>
@@ -7826,7 +7787,7 @@
       <w:startOverride w:val="1"/>
     </w:lvlOverride>
   </w:num>
-  <w:num w:numId="6" w16cid:durableId="1669092315">
+  <w:num w:numId="6" w16cid:durableId="1096368877">
     <w:abstractNumId w:val="2"/>
     <w:lvlOverride w:ilvl="0">
       <w:startOverride w:val="1"/>
@@ -7856,7 +7817,7 @@
       <w:startOverride w:val="1"/>
     </w:lvlOverride>
   </w:num>
-  <w:num w:numId="7" w16cid:durableId="1207177544">
+  <w:num w:numId="7" w16cid:durableId="506600131">
     <w:abstractNumId w:val="2"/>
     <w:lvlOverride w:ilvl="0">
       <w:startOverride w:val="1"/>
@@ -7886,10 +7847,10 @@
       <w:startOverride w:val="1"/>
     </w:lvlOverride>
   </w:num>
-  <w:num w:numId="8" w16cid:durableId="2038500718">
+  <w:num w:numId="8" w16cid:durableId="1691224430">
     <w:abstractNumId w:val="1"/>
   </w:num>
-  <w:num w:numId="9" w16cid:durableId="1868370027">
+  <w:num w:numId="9" w16cid:durableId="401417439">
     <w:abstractNumId w:val="2"/>
     <w:lvlOverride w:ilvl="0">
       <w:startOverride w:val="1"/>
@@ -7919,7 +7880,7 @@
       <w:startOverride w:val="1"/>
     </w:lvlOverride>
   </w:num>
-  <w:num w:numId="10" w16cid:durableId="407657514">
+  <w:num w:numId="10" w16cid:durableId="1200164956">
     <w:abstractNumId w:val="2"/>
     <w:lvlOverride w:ilvl="0">
       <w:startOverride w:val="1"/>
@@ -7949,7 +7910,7 @@
       <w:startOverride w:val="1"/>
     </w:lvlOverride>
   </w:num>
-  <w:num w:numId="11" w16cid:durableId="1077478074">
+  <w:num w:numId="11" w16cid:durableId="1812288207">
     <w:abstractNumId w:val="2"/>
     <w:lvlOverride w:ilvl="0">
       <w:startOverride w:val="1"/>
@@ -7979,13 +7940,13 @@
       <w:startOverride w:val="1"/>
     </w:lvlOverride>
   </w:num>
-  <w:num w:numId="12" w16cid:durableId="659432943">
+  <w:num w:numId="12" w16cid:durableId="1227961216">
     <w:abstractNumId w:val="1"/>
   </w:num>
-  <w:num w:numId="13" w16cid:durableId="856383971">
+  <w:num w:numId="13" w16cid:durableId="1624846495">
     <w:abstractNumId w:val="1"/>
   </w:num>
-  <w:num w:numId="14" w16cid:durableId="666320634">
+  <w:num w:numId="14" w16cid:durableId="800073505">
     <w:abstractNumId w:val="2"/>
     <w:lvlOverride w:ilvl="0">
       <w:startOverride w:val="1"/>
@@ -8015,10 +7976,10 @@
       <w:startOverride w:val="1"/>
     </w:lvlOverride>
   </w:num>
-  <w:num w:numId="15" w16cid:durableId="1542743497">
+  <w:num w:numId="15" w16cid:durableId="1608999550">
     <w:abstractNumId w:val="1"/>
   </w:num>
-  <w:num w:numId="16" w16cid:durableId="1784223070">
+  <w:num w:numId="16" w16cid:durableId="723062595">
     <w:abstractNumId w:val="1"/>
   </w:num>
 </w:numbering>
@@ -9250,7 +9211,7 @@
     <w:name w:val="header"/>
     <w:basedOn w:val="a"/>
     <w:link w:val="Char2"/>
-    <w:rsid w:val="00CE0613"/>
+    <w:rsid w:val="004065B5"/>
     <w:pPr>
       <w:tabs>
         <w:tab w:val="center" w:pos="4513"/>
@@ -9263,13 +9224,13 @@
     <w:name w:val="머리글 Char"/>
     <w:basedOn w:val="a1"/>
     <w:link w:val="ad"/>
-    <w:rsid w:val="00CE0613"/>
+    <w:rsid w:val="004065B5"/>
   </w:style>
   <w:style w:type="paragraph" w:styleId="ae">
     <w:name w:val="footer"/>
     <w:basedOn w:val="a"/>
     <w:link w:val="Char3"/>
-    <w:rsid w:val="00CE0613"/>
+    <w:rsid w:val="004065B5"/>
     <w:pPr>
       <w:tabs>
         <w:tab w:val="center" w:pos="4513"/>
@@ -9282,17 +9243,17 @@
     <w:name w:val="바닥글 Char"/>
     <w:basedOn w:val="a1"/>
     <w:link w:val="ae"/>
-    <w:rsid w:val="00CE0613"/>
+    <w:rsid w:val="004065B5"/>
   </w:style>
   <w:style w:type="character" w:styleId="af">
     <w:name w:val="page number"/>
     <w:basedOn w:val="a1"/>
-    <w:rsid w:val="00CE0613"/>
+    <w:rsid w:val="004065B5"/>
   </w:style>
   <w:style w:type="character" w:styleId="af0">
     <w:name w:val="line number"/>
     <w:basedOn w:val="a1"/>
-    <w:rsid w:val="00CE0613"/>
+    <w:rsid w:val="004065B5"/>
   </w:style>
 </w:styles>
 </file>

--- a/ko/paper/paper_en.docx
+++ b/ko/paper/paper_en.docx
@@ -3842,7 +3842,76 @@
         <w:t>designed to reveal</w:t>
       </w:r>
       <w:r>
-        <w:t>. Three features carry the pedagogical work:</w:t>
+        <w:t>. Figure 1 shows the recapitulation P region in the tool: the F-major key signature (one flat) is visible at the start of the recapitulation, and the analysis pane labels the section in real time. Three features carry the pedagogical work:</w:t>
+      </w:r>
+    </w:p>
+    <w:p>
+      <w:pPr>
+        <w:pStyle w:val="CaptionedFigure"/>
+      </w:pPr>
+      <w:r>
+        <w:rPr>
+          <w:noProof/>
+        </w:rPr>
+        <w:drawing>
+          <wp:inline distT="0" distB="0" distL="0" distR="0" wp14:anchorId="36268159" wp14:editId="3626815A">
+            <wp:extent cx="5334000" cy="1834827"/>
+            <wp:effectExtent l="0" t="0" r="0" b="0"/>
+            <wp:docPr id="26" name="Picture" descr="Figure 1. Recapitulation P region (mm. 42–58) on the score with the section overlay visible at the boundary. The F-major key signature (one flat) is the visible cue that distinguishes the recapitulation P from the C-major exposition P, illustrating K. 545’s subdominant-recapitulation deformation discussed in §3.3."/>
+            <wp:cNvGraphicFramePr/>
+            <a:graphic xmlns:a="http://schemas.openxmlformats.org/drawingml/2006/main">
+              <a:graphicData uri="http://schemas.openxmlformats.org/drawingml/2006/picture">
+                <pic:pic xmlns:pic="http://schemas.openxmlformats.org/drawingml/2006/picture">
+                  <pic:nvPicPr>
+                    <pic:cNvPr id="27" name="Picture" descr="figures/fig_a3_recap_p.png"/>
+                    <pic:cNvPicPr>
+                      <a:picLocks noChangeAspect="1" noChangeArrowheads="1"/>
+                    </pic:cNvPicPr>
+                  </pic:nvPicPr>
+                  <pic:blipFill>
+                    <a:blip r:embed="rId7"/>
+                    <a:stretch>
+                      <a:fillRect/>
+                    </a:stretch>
+                  </pic:blipFill>
+                  <pic:spPr bwMode="auto">
+                    <a:xfrm>
+                      <a:off x="0" y="0"/>
+                      <a:ext cx="5334000" cy="1834827"/>
+                    </a:xfrm>
+                    <a:prstGeom prst="rect">
+                      <a:avLst/>
+                    </a:prstGeom>
+                    <a:noFill/>
+                    <a:ln w="9525">
+                      <a:noFill/>
+                      <a:headEnd/>
+                      <a:tailEnd/>
+                    </a:ln>
+                  </pic:spPr>
+                </pic:pic>
+              </a:graphicData>
+            </a:graphic>
+          </wp:inline>
+        </w:drawing>
+      </w:r>
+    </w:p>
+    <w:p>
+      <w:pPr>
+        <w:pStyle w:val="ImageCaption"/>
+      </w:pPr>
+      <w:r>
+        <w:rPr>
+          <w:b/>
+          <w:bCs/>
+        </w:rPr>
+        <w:t>Figure 1.</w:t>
+      </w:r>
+      <w:r>
+        <w:t xml:space="preserve"> </w:t>
+      </w:r>
+      <w:r>
+        <w:t>Recapitulation P region (mm. 42–58) on the score with the section overlay visible at the boundary. The F-major key signature (one flat) is the visible cue that distinguishes the recapitulation P from the C-major exposition P, illustrating K. 545’s subdominant-recapitulation deformation discussed in §3.3.</w:t>
       </w:r>
     </w:p>
     <w:p>
@@ -3900,10 +3969,7 @@
         <w:t>functional</w:t>
       </w:r>
       <w:r>
-        <w:t xml:space="preserve"> </w:t>
-      </w:r>
-      <w:r>
-        <w:t>event.</w:t>
+        <w:t xml:space="preserve"> event.</w:t>
       </w:r>
     </w:p>
     <w:p>
@@ -3990,7 +4056,79 @@
         <w:t>coordination</w:t>
       </w:r>
       <w:r>
-        <w:t xml:space="preserve"> among them: a single musical present moment is rendered three ways, and the user can intervene in any of them. The remainder of this section describes the three representations (§4.1), the color scheme (§4.2), the analysis data (§4.3), the listening affordances (§4.4), and one design choice that deserves particular attention — how the tool handles performer-elected exposition repeats (§4.5).</w:t>
+        <w:t xml:space="preserve"> among them: a single musical present moment is rendered three ways, and the user can intervene in any of them. Figure 2 shows the system at startup, with the timeline, analysis pane, and OSMD-rendered score laid out together. The remainder of this section describes the three representations (§4.1), the color scheme (§4.2), the analysis data (§4.3), the listening affordances (§4.4), and one design choice that deserves particular attention — how the tool handles performer-elected exposition repea</w:t>
+      </w:r>
+      <w:r>
+        <w:t>ts (§4.5).</w:t>
+      </w:r>
+    </w:p>
+    <w:p>
+      <w:pPr>
+        <w:pStyle w:val="CaptionedFigure"/>
+      </w:pPr>
+      <w:r>
+        <w:rPr>
+          <w:noProof/>
+        </w:rPr>
+        <w:drawing>
+          <wp:inline distT="0" distB="0" distL="0" distR="0" wp14:anchorId="3626815B" wp14:editId="3626815C">
+            <wp:extent cx="5334000" cy="2779810"/>
+            <wp:effectExtent l="0" t="0" r="0" b="0"/>
+            <wp:docPr id="32" name="Picture" descr="Figure 2. System overview at startup, showing the title banner, the section-level timeline (top: pastel-blue exposition, pastel-amber development, pastel-green recapitulation), the now-playing analysis pane (theme zone, key, current measure), and the OSMD-rendered MusicXML score below."/>
+            <wp:cNvGraphicFramePr/>
+            <a:graphic xmlns:a="http://schemas.openxmlformats.org/drawingml/2006/main">
+              <a:graphicData uri="http://schemas.openxmlformats.org/drawingml/2006/picture">
+                <pic:pic xmlns:pic="http://schemas.openxmlformats.org/drawingml/2006/picture">
+                  <pic:nvPicPr>
+                    <pic:cNvPr id="33" name="Picture" descr="figures/fig_a1_overview.png"/>
+                    <pic:cNvPicPr>
+                      <a:picLocks noChangeAspect="1" noChangeArrowheads="1"/>
+                    </pic:cNvPicPr>
+                  </pic:nvPicPr>
+                  <pic:blipFill>
+                    <a:blip r:embed="rId8"/>
+                    <a:stretch>
+                      <a:fillRect/>
+                    </a:stretch>
+                  </pic:blipFill>
+                  <pic:spPr bwMode="auto">
+                    <a:xfrm>
+                      <a:off x="0" y="0"/>
+                      <a:ext cx="5334000" cy="2779810"/>
+                    </a:xfrm>
+                    <a:prstGeom prst="rect">
+                      <a:avLst/>
+                    </a:prstGeom>
+                    <a:noFill/>
+                    <a:ln w="9525">
+                      <a:noFill/>
+                      <a:headEnd/>
+                      <a:tailEnd/>
+                    </a:ln>
+                  </pic:spPr>
+                </pic:pic>
+              </a:graphicData>
+            </a:graphic>
+          </wp:inline>
+        </w:drawing>
+      </w:r>
+    </w:p>
+    <w:p>
+      <w:pPr>
+        <w:pStyle w:val="ImageCaption"/>
+      </w:pPr>
+      <w:r>
+        <w:rPr>
+          <w:b/>
+          <w:bCs/>
+        </w:rPr>
+        <w:t>Figure 2.</w:t>
+      </w:r>
+      <w:r>
+        <w:t xml:space="preserve"> </w:t>
+      </w:r>
+      <w:r>
+        <w:t>System overview at startup, showing the title banner, the section-level timeline (top: pastel-blue exposition, pastel-amber development, pastel-green recapitulation), the now-playing analysis pane (theme zone, key, current measure), and the OSMD-rendered MusicXML score below.</w:t>
       </w:r>
     </w:p>
     <w:p>
@@ -4359,7 +4497,10 @@
         <w:pStyle w:val="FirstParagraph"/>
       </w:pPr>
       <w:r>
-        <w:t>Color encoding follows two principles. First, WCAG 2.1 AA compliance: text contrast is maintained at ≥ 4.5:1. Second, color-blind accessibility: no information is conveyed by color alone, theme zones (P / S / codetta) are also distinguished by accent bars and text labels, following the kind of multi-channel encoding practice that Kuo and Chuang (2013) systematize at the pitch level for beginner notation.</w:t>
+        <w:t xml:space="preserve">Color encoding follows two principles. First, WCAG 2.1 AA compliance: </w:t>
+      </w:r>
+      <w:r>
+        <w:t>text contrast is maintained at ≥ 4.5:1. Second, color-blind accessibility: no information is conveyed by color alone, theme zones (P / S / codetta) are also distinguished by accent bars and text labels, following the kind of multi-channel encoding practice that Kuo and Chuang (2013) systematize at the pitch level for beginner notation.</w:t>
       </w:r>
     </w:p>
     <w:tbl>
@@ -4754,7 +4895,10 @@
         <w:t>Example 2</w:t>
       </w:r>
       <w:r>
-        <w:t xml:space="preserve"> below). Treating the analysis itself as a peer-reviewable, machine- readable artefact, rather than as a hidden pedagogical commentary, opens it to community extension (other works, other forms) and to machine reuse by future MIR pipelines. For the present paper this matters because it lets us release </w:t>
+        <w:t xml:space="preserve"> </w:t>
+      </w:r>
+      <w:r>
+        <w:t xml:space="preserve">below). Treating the analysis itself as a peer-reviewable, machine- readable artefact, rather than as a hidden pedagogical commentary, opens it to community extension (other works, other forms) and to machine reuse by future MIR pipelines. For the present paper this matters because it lets us release </w:t>
       </w:r>
       <w:r>
         <w:rPr>
@@ -4813,7 +4957,7 @@
         <w:pStyle w:val="FirstParagraph"/>
       </w:pPr>
       <w:r>
-        <w:t>Three interactive affordances are pedagogically central:</w:t>
+        <w:t>Three interactive affordances are pedagogically central (Figure 3):</w:t>
       </w:r>
     </w:p>
     <w:p>
@@ -4875,7 +5019,82 @@
     </w:p>
     <w:p>
       <w:pPr>
-        <w:pStyle w:val="FirstParagraph"/>
+        <w:pStyle w:val="CaptionedFigure"/>
+      </w:pPr>
+      <w:r>
+        <w:rPr>
+          <w:noProof/>
+        </w:rPr>
+        <w:drawing>
+          <wp:inline distT="0" distB="0" distL="0" distR="0" wp14:anchorId="3626815D" wp14:editId="3626815E">
+            <wp:extent cx="5334000" cy="1052419"/>
+            <wp:effectExtent l="0" t="0" r="0" b="0"/>
+            <wp:docPr id="39" name="Picture" descr="Figure 3. Active-listening control panel and demo-mode fallback. The yellow Demo mode bar is automatically shown when no audio file is available (e.g., when the copyrighted reference recording is not bundled). Below it: section-jump buttons (Exposition / Development / Recapitulation), playback-speed slider, color/cursor/loop toggles, calibration controls, and a keyboard-shortcut legend."/>
+            <wp:cNvGraphicFramePr/>
+            <a:graphic xmlns:a="http://schemas.openxmlformats.org/drawingml/2006/main">
+              <a:graphicData uri="http://schemas.openxmlformats.org/drawingml/2006/picture">
+                <pic:pic xmlns:pic="http://schemas.openxmlformats.org/drawingml/2006/picture">
+                  <pic:nvPicPr>
+                    <pic:cNvPr id="40" name="Picture" descr="figures/fig_a2_timeline.png"/>
+                    <pic:cNvPicPr>
+                      <a:picLocks noChangeAspect="1" noChangeArrowheads="1"/>
+                    </pic:cNvPicPr>
+                  </pic:nvPicPr>
+                  <pic:blipFill>
+                    <a:blip r:embed="rId9"/>
+                    <a:stretch>
+                      <a:fillRect/>
+                    </a:stretch>
+                  </pic:blipFill>
+                  <pic:spPr bwMode="auto">
+                    <a:xfrm>
+                      <a:off x="0" y="0"/>
+                      <a:ext cx="5334000" cy="1052419"/>
+                    </a:xfrm>
+                    <a:prstGeom prst="rect">
+                      <a:avLst/>
+                    </a:prstGeom>
+                    <a:noFill/>
+                    <a:ln w="9525">
+                      <a:noFill/>
+                      <a:headEnd/>
+                      <a:tailEnd/>
+                    </a:ln>
+                  </pic:spPr>
+                </pic:pic>
+              </a:graphicData>
+            </a:graphic>
+          </wp:inline>
+        </w:drawing>
+      </w:r>
+    </w:p>
+    <w:p>
+      <w:pPr>
+        <w:pStyle w:val="ImageCaption"/>
+      </w:pPr>
+      <w:r>
+        <w:rPr>
+          <w:b/>
+          <w:bCs/>
+        </w:rPr>
+        <w:t>Figure 3.</w:t>
+      </w:r>
+      <w:r>
+        <w:t xml:space="preserve"> Active-listening control panel and demo-mode fallback. The yellow </w:t>
+      </w:r>
+      <w:r>
+        <w:rPr>
+          <w:iCs/>
+        </w:rPr>
+        <w:t>Demo mode</w:t>
+      </w:r>
+      <w:r>
+        <w:t xml:space="preserve"> bar is automatically shown when no audio file is available (e.g., when the copyrighted reference recording is not bundled). Below it: section-jump buttons (Exposition / Development / Recapitulation), playback-speed slider, color/cursor/loop toggles, calibration controls, and a keyboard-shortcut legend.</w:t>
+      </w:r>
+    </w:p>
+    <w:p>
+      <w:pPr>
+        <w:pStyle w:val="a0"/>
       </w:pPr>
       <w:r>
         <w:t>Keyboard shortcuts (Space, ←/→, L for loop, C for color toggle) make classroom demonstration responsive in a way mouse-only interaction cannot.</w:t>
@@ -5059,7 +5278,10 @@
         <w:pStyle w:val="FirstParagraph"/>
       </w:pPr>
       <w:r>
-        <w:t xml:space="preserve">Using the section-jump buttons, the teacher plays just the exposition’s P region (mm. 1–13), then just S (mm. 14–25). The analysis pane displays “C major” then “G major”; the boundary is auditorily </w:t>
+        <w:t xml:space="preserve">Using the section-jump buttons, the teacher plays just the </w:t>
+      </w:r>
+      <w:r>
+        <w:t xml:space="preserve">exposition’s P region (mm. 1–13), then just S (mm. 14–25). The analysis pane displays “C major” then “G major”; the boundary is auditorily </w:t>
       </w:r>
       <w:r>
         <w:rPr>
@@ -5116,7 +5338,10 @@
         <w:t>Loop on</w:t>
       </w:r>
       <w:r>
-        <w:t xml:space="preserve">. The teacher engages section loop and lets the class hear recap P for one full pass. The label “F major” is held in view. The visual and auditory representations of </w:t>
+        <w:t xml:space="preserve">. The teacher engages section loop and lets the class </w:t>
+      </w:r>
+      <w:r>
+        <w:t xml:space="preserve">hear recap P for one full pass. The label “F major” is held in view. The visual and auditory representations of </w:t>
       </w:r>
       <w:r>
         <w:rPr>
@@ -5226,10 +5451,7 @@
         <w:t>and</w:t>
       </w:r>
       <w:r>
-        <w:t xml:space="preserve"> </w:t>
-      </w:r>
-      <w:r>
-        <w:t>seen. The teacher poses the synthesizing question: “Why did Mozart start the recap in the ‘wrong’ key?”, and the class, having seen S land safely in C, has the materials to answer.</w:t>
+        <w:t xml:space="preserve"> seen. The teacher poses the synthesizing question: “Why did Mozart start the recap in the ‘wrong’ key?”, and the class, having seen S land safely in C, has the materials to answer.</w:t>
       </w:r>
     </w:p>
     <w:p>
@@ -5872,7 +6094,10 @@
         <w:t>If there were diverse works, I would actively use them.</w:t>
       </w:r>
       <w:r>
-        <w:t>” The verb is significant: not “could use” but “actively use.” In an optional open-comment field at the end of the survey the expert added, unprompted, “</w:t>
+        <w:t xml:space="preserve">” </w:t>
+      </w:r>
+      <w:r>
+        <w:t>The verb is significant: not “could use” but “actively use.” In an optional open-comment field at the end of the survey the expert added, unprompted, “</w:t>
       </w:r>
       <w:r>
         <w:rPr>
@@ -5892,10 +6117,10 @@
         <w:t>demonstration artefact</w:t>
       </w:r>
       <w:r>
-        <w:t xml:space="preserve">, </w:t>
-      </w:r>
-      <w:r>
-        <w:t>and that the expert’s field practice would benefit from its maturation into a multi-work, deployment-grade resource. This converges with — and elevates the priority of — the multi-piece dataset already listed as future work in §7 (Beethoven Op. 49 No. 2 mvt. I and Clementi Op. 36 No. 1 mvt. I, encoded against the same JSON schema), and motivates a parallel commitment to production-readiness (documentation, classroom packaging, teacher- facing materials) beyond the research prototype reported here.</w:t>
+        <w:t xml:space="preserve">, and that the expert’s field practice would benefit from its maturation into a multi-work, deployment-grade resource. This converges with — </w:t>
+      </w:r>
+      <w:r>
+        <w:t>and elevates the priority of — the multi-piece dataset already listed as future work in §7 (Beethoven Op. 49 No. 2 mvt. I and Clementi Op. 36 No. 1 mvt. I, encoded against the same JSON schema), and motivates a parallel commitment to production-readiness (documentation, classroom packaging, teacher- facing materials) beyond the research prototype reported here.</w:t>
       </w:r>
     </w:p>
     <w:p>
@@ -5991,10 +6216,7 @@
         <w:t>Multi-piece corpus prioritised.</w:t>
       </w:r>
       <w:r>
-        <w:t xml:space="preserve"> </w:t>
-      </w:r>
-      <w:r>
-        <w:t xml:space="preserve">Per the C5 endorsement, Beethoven Op. 49 No. 2 mvt. I and Clementi Op. 36 No. 1 mvt. I will be added to the corpus </w:t>
+        <w:t xml:space="preserve"> Per the C5 endorsement, Beethoven Op. 49 No. 2 mvt. I and Clementi Op. 36 No. 1 mvt. I will be added to the corpus </w:t>
       </w:r>
       <w:r>
         <w:rPr>
@@ -6280,7 +6502,10 @@
         <w:t>Exposition-repeat folding.</w:t>
       </w:r>
       <w:r>
-        <w:t xml:space="preserve"> The non-monotonic mapping between audio time and analytical time during performer-elected repeats is a practical solution to a problem common across sonata-form recordings and applicable wherever the form contains an indicated repeat.</w:t>
+        <w:t xml:space="preserve"> The non-monotonic mapping between </w:t>
+      </w:r>
+      <w:r>
+        <w:t>audio time and analytical time during performer-elected repeats is a practical solution to a problem common across sonata-form recordings and applicable wherever the form contains an indicated repeat.</w:t>
       </w:r>
     </w:p>
     <w:p>
@@ -6355,7 +6580,10 @@
         <w:t>Randomized controlled trial</w:t>
       </w:r>
       <w:r>
-        <w:t xml:space="preserve"> comparing the synchronized condition to (a) audio + score without synchronization and (b) audio + verbal lecture only, with form-identification accuracy and the System Usability Scale (Brooke, 1996) as primary measures.</w:t>
+        <w:t xml:space="preserve"> comparing the synchronized condition to (a) audio + score without synchronization and (b) audio + verbal </w:t>
+      </w:r>
+      <w:r>
+        <w:t>lecture only, with form-identification accuracy and the System Usability Scale (Brooke, 1996) as primary measures.</w:t>
       </w:r>
     </w:p>
     <w:p>
@@ -6507,7 +6735,7 @@
       <w:r>
         <w:t xml:space="preserve">All artifacts are released with persistent identifiers. The source code is available at https://github.com/rosyrosys/sonata-form-viz under the MIT License, and the v0.1.0 release is archived at </w:t>
       </w:r>
-      <w:hyperlink r:id="rId7">
+      <w:hyperlink r:id="rId10">
         <w:r>
           <w:rPr>
             <w:rStyle w:val="ac"/>
@@ -7147,109 +7375,15 @@
       <w:r>
         <w:t>.</w:t>
       </w:r>
-    </w:p>
-    <w:p>
-      <w:pPr>
-        <w:pStyle w:val="1"/>
-      </w:pPr>
-      <w:bookmarkStart w:id="54" w:name="appendix-a.-screenshots"/>
       <w:bookmarkEnd w:id="53"/>
-      <w:r>
-        <w:t>Appendix A. Screenshots</w:t>
-      </w:r>
-    </w:p>
-    <w:p>
-      <w:pPr>
-        <w:pStyle w:val="FirstParagraph"/>
-      </w:pPr>
-      <w:r>
-        <w:t xml:space="preserve">Three screenshots from the live deployment (https://rosyrosys.github.io/sonata-form-viz/en/) are included in the submission package under </w:t>
-      </w:r>
-      <w:r>
-        <w:rPr>
-          <w:rStyle w:val="VerbatimChar"/>
-        </w:rPr>
-        <w:t>figures/</w:t>
-      </w:r>
-      <w:r>
-        <w:t>. Captions:</w:t>
-      </w:r>
-    </w:p>
-    <w:p>
-      <w:pPr>
-        <w:pStyle w:val="Compact"/>
-        <w:numPr>
-          <w:ilvl w:val="0"/>
-          <w:numId w:val="16"/>
-        </w:numPr>
-      </w:pPr>
-      <w:r>
-        <w:rPr>
-          <w:b/>
-          <w:bCs/>
-        </w:rPr>
-        <w:t>Figure A.1.</w:t>
-      </w:r>
-      <w:r>
-        <w:t xml:space="preserve"> System overview at startup, showing the title banner, the section-level timeline (top: pastel-blue exposition, pastel-amber development, pastel-green recapitulation), the now-playing analysis pane (theme zone, key, current measure), and the OSMD-rendered MusicXML score below.</w:t>
-      </w:r>
-    </w:p>
-    <w:p>
-      <w:pPr>
-        <w:pStyle w:val="Compact"/>
-        <w:numPr>
-          <w:ilvl w:val="0"/>
-          <w:numId w:val="16"/>
-        </w:numPr>
-      </w:pPr>
-      <w:r>
-        <w:rPr>
-          <w:b/>
-          <w:bCs/>
-        </w:rPr>
-        <w:t>Figure A.2.</w:t>
-      </w:r>
-      <w:r>
-        <w:t xml:space="preserve"> Active-listening control panel and demo-mode fallback. The yellow </w:t>
-      </w:r>
-      <w:r>
-        <w:rPr>
-          <w:i/>
-          <w:iCs/>
-        </w:rPr>
-        <w:t>Demo mode</w:t>
-      </w:r>
-      <w:r>
-        <w:t xml:space="preserve"> bar is automatically shown when no audio file is available (e.g. on the public deployment, where the copyrighted reference recording is not bundled). Below it: section- jump buttons (Exposition / Development / Recapitulation), playback- speed slider, color/cursor/loop toggles, calibration controls, and a keyboard-shortcut legend.</w:t>
-      </w:r>
-    </w:p>
-    <w:p>
-      <w:pPr>
-        <w:pStyle w:val="Compact"/>
-        <w:numPr>
-          <w:ilvl w:val="0"/>
-          <w:numId w:val="16"/>
-        </w:numPr>
-      </w:pPr>
-      <w:r>
-        <w:rPr>
-          <w:b/>
-          <w:bCs/>
-        </w:rPr>
-        <w:t>Figure A.3.</w:t>
-      </w:r>
-      <w:r>
-        <w:t xml:space="preserve"> Recapitulation P region (mm. 42–58) on the score with the pastel-amber section overlay visible at the section boundary; the F-major key signature (one flat) is the visible cue that distinguishes the recapitulation P from the C-major exposition P, illustrating K. 545’s subdominant-recapitulation deformation discussed in §3.3.</w:t>
-      </w:r>
-      <w:bookmarkEnd w:id="54"/>
     </w:p>
     <w:sectPr>
-      <w:headerReference w:type="even" r:id="rId8"/>
-      <w:headerReference w:type="default" r:id="rId9"/>
-      <w:footerReference w:type="even" r:id="rId10"/>
-      <w:footerReference w:type="default" r:id="rId11"/>
-      <w:headerReference w:type="first" r:id="rId12"/>
-      <w:footerReference w:type="first" r:id="rId13"/>
+      <w:headerReference w:type="even" r:id="rId11"/>
+      <w:headerReference w:type="default" r:id="rId12"/>
+      <w:footerReference w:type="even" r:id="rId13"/>
+      <w:footerReference w:type="default" r:id="rId14"/>
+      <w:headerReference w:type="first" r:id="rId15"/>
+      <w:footerReference w:type="first" r:id="rId16"/>
       <w:footnotePr>
         <w:numRestart w:val="eachSect"/>
       </w:footnotePr>
@@ -7454,7 +7588,7 @@
   <w:abstractNum w:abstractNumId="0" w15:restartNumberingAfterBreak="0">
     <w:nsid w:val="0000A990"/>
     <w:multiLevelType w:val="multilevel"/>
-    <w:tmpl w:val="A5842C16"/>
+    <w:tmpl w:val="B37ABBC8"/>
     <w:lvl w:ilvl="0">
       <w:numFmt w:val="bullet"/>
       <w:lvlText w:val=" "/>
@@ -7531,7 +7665,7 @@
   <w:abstractNum w:abstractNumId="1" w15:restartNumberingAfterBreak="0">
     <w:nsid w:val="0000A991"/>
     <w:multiLevelType w:val="multilevel"/>
-    <w:tmpl w:val="E3B64622"/>
+    <w:tmpl w:val="CFF21746"/>
     <w:lvl w:ilvl="0">
       <w:numFmt w:val="bullet"/>
       <w:lvlText w:val=""/>
@@ -7635,7 +7769,7 @@
   <w:abstractNum w:abstractNumId="2" w15:restartNumberingAfterBreak="0">
     <w:nsid w:val="00A99411"/>
     <w:multiLevelType w:val="multilevel"/>
-    <w:tmpl w:val="97C838EC"/>
+    <w:tmpl w:val="BFA80BC4"/>
     <w:lvl w:ilvl="0">
       <w:start w:val="1"/>
       <w:numFmt w:val="decimal"/>
@@ -7718,16 +7852,16 @@
       </w:pPr>
     </w:lvl>
   </w:abstractNum>
-  <w:num w:numId="1" w16cid:durableId="657732951">
+  <w:num w:numId="1" w16cid:durableId="1641498634">
     <w:abstractNumId w:val="0"/>
   </w:num>
-  <w:num w:numId="2" w16cid:durableId="669724296">
+  <w:num w:numId="2" w16cid:durableId="2040856895">
     <w:abstractNumId w:val="1"/>
   </w:num>
-  <w:num w:numId="3" w16cid:durableId="702749955">
+  <w:num w:numId="3" w16cid:durableId="73203881">
     <w:abstractNumId w:val="1"/>
   </w:num>
-  <w:num w:numId="4" w16cid:durableId="899631584">
+  <w:num w:numId="4" w16cid:durableId="248126788">
     <w:abstractNumId w:val="2"/>
     <w:lvlOverride w:ilvl="0">
       <w:startOverride w:val="1"/>
@@ -7757,7 +7891,7 @@
       <w:startOverride w:val="1"/>
     </w:lvlOverride>
   </w:num>
-  <w:num w:numId="5" w16cid:durableId="1831753845">
+  <w:num w:numId="5" w16cid:durableId="2144423155">
     <w:abstractNumId w:val="2"/>
     <w:lvlOverride w:ilvl="0">
       <w:startOverride w:val="1"/>
@@ -7787,7 +7921,7 @@
       <w:startOverride w:val="1"/>
     </w:lvlOverride>
   </w:num>
-  <w:num w:numId="6" w16cid:durableId="1096368877">
+  <w:num w:numId="6" w16cid:durableId="943264505">
     <w:abstractNumId w:val="2"/>
     <w:lvlOverride w:ilvl="0">
       <w:startOverride w:val="1"/>
@@ -7817,7 +7951,7 @@
       <w:startOverride w:val="1"/>
     </w:lvlOverride>
   </w:num>
-  <w:num w:numId="7" w16cid:durableId="506600131">
+  <w:num w:numId="7" w16cid:durableId="1842576266">
     <w:abstractNumId w:val="2"/>
     <w:lvlOverride w:ilvl="0">
       <w:startOverride w:val="1"/>
@@ -7847,10 +7981,10 @@
       <w:startOverride w:val="1"/>
     </w:lvlOverride>
   </w:num>
-  <w:num w:numId="8" w16cid:durableId="1691224430">
+  <w:num w:numId="8" w16cid:durableId="412168919">
     <w:abstractNumId w:val="1"/>
   </w:num>
-  <w:num w:numId="9" w16cid:durableId="401417439">
+  <w:num w:numId="9" w16cid:durableId="1997372999">
     <w:abstractNumId w:val="2"/>
     <w:lvlOverride w:ilvl="0">
       <w:startOverride w:val="1"/>
@@ -7880,7 +8014,7 @@
       <w:startOverride w:val="1"/>
     </w:lvlOverride>
   </w:num>
-  <w:num w:numId="10" w16cid:durableId="1200164956">
+  <w:num w:numId="10" w16cid:durableId="562258990">
     <w:abstractNumId w:val="2"/>
     <w:lvlOverride w:ilvl="0">
       <w:startOverride w:val="1"/>
@@ -7910,7 +8044,7 @@
       <w:startOverride w:val="1"/>
     </w:lvlOverride>
   </w:num>
-  <w:num w:numId="11" w16cid:durableId="1812288207">
+  <w:num w:numId="11" w16cid:durableId="91630886">
     <w:abstractNumId w:val="2"/>
     <w:lvlOverride w:ilvl="0">
       <w:startOverride w:val="1"/>
@@ -7940,13 +8074,13 @@
       <w:startOverride w:val="1"/>
     </w:lvlOverride>
   </w:num>
-  <w:num w:numId="12" w16cid:durableId="1227961216">
+  <w:num w:numId="12" w16cid:durableId="1593929365">
     <w:abstractNumId w:val="1"/>
   </w:num>
-  <w:num w:numId="13" w16cid:durableId="1624846495">
+  <w:num w:numId="13" w16cid:durableId="1919361951">
     <w:abstractNumId w:val="1"/>
   </w:num>
-  <w:num w:numId="14" w16cid:durableId="800073505">
+  <w:num w:numId="14" w16cid:durableId="1996062493">
     <w:abstractNumId w:val="2"/>
     <w:lvlOverride w:ilvl="0">
       <w:startOverride w:val="1"/>
@@ -7976,10 +8110,7 @@
       <w:startOverride w:val="1"/>
     </w:lvlOverride>
   </w:num>
-  <w:num w:numId="15" w16cid:durableId="1608999550">
-    <w:abstractNumId w:val="1"/>
-  </w:num>
-  <w:num w:numId="16" w16cid:durableId="723062595">
+  <w:num w:numId="15" w16cid:durableId="794450148">
     <w:abstractNumId w:val="1"/>
   </w:num>
 </w:numbering>
@@ -9211,7 +9342,7 @@
     <w:name w:val="header"/>
     <w:basedOn w:val="a"/>
     <w:link w:val="Char2"/>
-    <w:rsid w:val="004065B5"/>
+    <w:rsid w:val="001F7CA2"/>
     <w:pPr>
       <w:tabs>
         <w:tab w:val="center" w:pos="4513"/>
@@ -9224,13 +9355,13 @@
     <w:name w:val="머리글 Char"/>
     <w:basedOn w:val="a1"/>
     <w:link w:val="ad"/>
-    <w:rsid w:val="004065B5"/>
+    <w:rsid w:val="001F7CA2"/>
   </w:style>
   <w:style w:type="paragraph" w:styleId="ae">
     <w:name w:val="footer"/>
     <w:basedOn w:val="a"/>
     <w:link w:val="Char3"/>
-    <w:rsid w:val="004065B5"/>
+    <w:rsid w:val="001F7CA2"/>
     <w:pPr>
       <w:tabs>
         <w:tab w:val="center" w:pos="4513"/>
@@ -9243,17 +9374,17 @@
     <w:name w:val="바닥글 Char"/>
     <w:basedOn w:val="a1"/>
     <w:link w:val="ae"/>
-    <w:rsid w:val="004065B5"/>
+    <w:rsid w:val="001F7CA2"/>
   </w:style>
   <w:style w:type="character" w:styleId="af">
     <w:name w:val="page number"/>
     <w:basedOn w:val="a1"/>
-    <w:rsid w:val="004065B5"/>
+    <w:rsid w:val="001F7CA2"/>
   </w:style>
   <w:style w:type="character" w:styleId="af0">
     <w:name w:val="line number"/>
     <w:basedOn w:val="a1"/>
-    <w:rsid w:val="004065B5"/>
+    <w:rsid w:val="001F7CA2"/>
   </w:style>
 </w:styles>
 </file>

--- a/ko/paper/paper_en.docx
+++ b/ko/paper/paper_en.docx
@@ -52,7 +52,11 @@
         <w:t>, most prominently the performer-elected exposition repeat. We present an open-source, web-based tool that synchronizes a MusicXML score, audio playback, and a two-level formal-analysis layer (sections × theme zones) along a single timeline, demonstrated on Mozart’s Piano Sonata in C major, K. 545, first movement (73 measures). The system renders MusicXML through OpenSheetMusicDisplay and paints section and theme-zone colors directly onto the score at the measure level, and supports performer-elected exposi</w:t>
       </w:r>
       <w:r>
-        <w:t>tion repeats through an explicit exposition-repeat folding map. Together, the tool and the released analysis schema provide an open infrastructure for both classroom teaching of formal hierarchy and downstream computational reuse on other works in the sonata-form repertoire.</w:t>
+        <w:t xml:space="preserve">tion repeats through an explicit exposition-repeat folding map. Together, the tool and the released analysis schema provide an </w:t>
+      </w:r>
+      <w:r>
+        <w:lastRenderedPageBreak/>
+        <w:t>open infrastructure for both classroom teaching of formal hierarchy and downstream computational reuse on other works in the sonata-form repertoire.</w:t>
       </w:r>
     </w:p>
     <w:p>
@@ -99,7 +103,6 @@
       <w:bookmarkStart w:id="2" w:name="introduction"/>
       <w:bookmarkEnd w:id="1"/>
       <w:r>
-        <w:lastRenderedPageBreak/>
         <w:t>1. Introduction</w:t>
       </w:r>
     </w:p>
@@ -185,6 +188,7 @@
         <w:pStyle w:val="FirstParagraph"/>
       </w:pPr>
       <w:r>
+        <w:lastRenderedPageBreak/>
         <w:t xml:space="preserve">Digital tools offer a route to closing these gaps through </w:t>
       </w:r>
       <w:r>
@@ -317,7 +321,6 @@
           <w:b/>
           <w:bCs/>
         </w:rPr>
-        <w:lastRenderedPageBreak/>
         <w:t>A learner-facing open-source tool</w:t>
       </w:r>
       <w:r>
@@ -337,6 +340,7 @@
           <w:b/>
           <w:bCs/>
         </w:rPr>
+        <w:lastRenderedPageBreak/>
         <w:t>An open analysis schema and dataset</w:t>
       </w:r>
       <w:r>
@@ -451,6 +455,7 @@
           <w:b/>
           <w:bCs/>
         </w:rPr>
+        <w:lastRenderedPageBreak/>
         <w:t>Theme zones.</w:t>
       </w:r>
       <w:r>
@@ -791,6 +796,7 @@
       <w:bookmarkStart w:id="9" w:name="Xa0e3c68e90591503e6220a9976f79d4f2e14830"/>
       <w:bookmarkEnd w:id="8"/>
       <w:r>
+        <w:lastRenderedPageBreak/>
         <w:t>2.3 Active Learning and Comparative Listening</w:t>
       </w:r>
     </w:p>
@@ -879,6 +885,7 @@
         <w:pStyle w:val="a0"/>
       </w:pPr>
       <w:r>
+        <w:lastRenderedPageBreak/>
         <w:t>Table 1 positions the present work against several adjacent systems.</w:t>
       </w:r>
     </w:p>
@@ -2261,7 +2268,11 @@
         <w:t>analyzed</w:t>
       </w:r>
       <w:r>
-        <w:t xml:space="preserve"> it, a peculiar gap that this paper, and the tool it accompanies, take as a pedagogical opportunity. Three properties make Movement I uniquely productive as a teachi</w:t>
+        <w:t xml:space="preserve"> it, a peculiar gap that this paper, and the </w:t>
+      </w:r>
+      <w:r>
+        <w:lastRenderedPageBreak/>
+        <w:t>tool it accompanies, take as a pedagogical opportunity. Three properties make Movement I uniquely productive as a teachi</w:t>
       </w:r>
       <w:r>
         <w:t>ng case:</w:t>
@@ -3854,7 +3865,7 @@
           <w:noProof/>
         </w:rPr>
         <w:drawing>
-          <wp:inline distT="0" distB="0" distL="0" distR="0" wp14:anchorId="36268159" wp14:editId="3626815A">
+          <wp:inline distT="0" distB="0" distL="0" distR="0" wp14:anchorId="7078DE6B" wp14:editId="7078DE6C">
             <wp:extent cx="5334000" cy="1834827"/>
             <wp:effectExtent l="0" t="0" r="0" b="0"/>
             <wp:docPr id="26" name="Picture" descr="Figure 1. Recapitulation P region (mm. 42–58) on the score with the section overlay visible at the boundary. The F-major key signature (one flat) is the visible cue that distinguishes the recapitulation P from the C-major exposition P, illustrating K. 545’s subdominant-recapitulation deformation discussed in §3.3."/>
@@ -4071,7 +4082,7 @@
           <w:noProof/>
         </w:rPr>
         <w:drawing>
-          <wp:inline distT="0" distB="0" distL="0" distR="0" wp14:anchorId="3626815B" wp14:editId="3626815C">
+          <wp:inline distT="0" distB="0" distL="0" distR="0" wp14:anchorId="7078DE6D" wp14:editId="7078DE6E">
             <wp:extent cx="5334000" cy="2779810"/>
             <wp:effectExtent l="0" t="0" r="0" b="0"/>
             <wp:docPr id="32" name="Picture" descr="Figure 2. System overview at startup, showing the title banner, the section-level timeline (top: pastel-blue exposition, pastel-amber development, pastel-green recapitulation), the now-playing analysis pane (theme zone, key, current measure), and the OSMD-rendered MusicXML score below."/>
@@ -5026,7 +5037,7 @@
           <w:noProof/>
         </w:rPr>
         <w:drawing>
-          <wp:inline distT="0" distB="0" distL="0" distR="0" wp14:anchorId="3626815D" wp14:editId="3626815E">
+          <wp:inline distT="0" distB="0" distL="0" distR="0" wp14:anchorId="7078DE6F" wp14:editId="7078DE70">
             <wp:extent cx="5334000" cy="1052419"/>
             <wp:effectExtent l="0" t="0" r="0" b="0"/>
             <wp:docPr id="39" name="Picture" descr="Figure 3. Active-listening control panel and demo-mode fallback. The yellow Demo mode bar is automatically shown when no audio file is available (e.g., when the copyrighted reference recording is not bundled). Below it: section-jump buttons (Exposition / Development / Recapitulation), playback-speed slider, color/cursor/loop toggles, calibration controls, and a keyboard-shortcut legend."/>
@@ -6911,7 +6922,7 @@
         <w:t>Transactions of the International Society for Music Information Retrieval, 2</w:t>
       </w:r>
       <w:r>
-        <w:t>(1), 82–96. https://doi.org/10.5334/tismir.27</w:t>
+        <w:t>(1), 82–96. DOI: https://doi.org/10.5334/tismir.27</w:t>
       </w:r>
     </w:p>
     <w:p>
@@ -6933,7 +6944,7 @@
         <w:t>Transactions of the International Society for Music Information Retrieval, 8</w:t>
       </w:r>
       <w:r>
-        <w:t>(1), 121–139. https://doi.org/10.5334/tismir.212</w:t>
+        <w:t>(1), 121–139. DOI: https://doi.org/10.5334/tismir.212</w:t>
       </w:r>
     </w:p>
     <w:p>
@@ -6955,7 +6966,7 @@
         <w:t>Qualitative Research in Psychology, 3</w:t>
       </w:r>
       <w:r>
-        <w:t>(2), 77–101. https://doi.org/10.1191/1478088706qp063oa</w:t>
+        <w:t>(2), 77–101. DOI: https://doi.org/10.1191/1478088706qp063oa</w:t>
       </w:r>
     </w:p>
     <w:p>
@@ -6977,7 +6988,7 @@
         <w:t>Usability Evaluation in Industry</w:t>
       </w:r>
       <w:r>
-        <w:t xml:space="preserve"> (pp. 189–194). Taylor &amp; Francis.</w:t>
+        <w:t>, pages 189–194. Taylor &amp; Francis.</w:t>
       </w:r>
     </w:p>
     <w:p>
@@ -6999,7 +7010,7 @@
         <w:t>Proceedings of the ACM Multimedia 2010 International Conference</w:t>
       </w:r>
       <w:r>
-        <w:t xml:space="preserve"> (pp. 1467–1468).</w:t>
+        <w:t>, pages 1467–1468.</w:t>
       </w:r>
     </w:p>
     <w:p>
@@ -7043,7 +7054,7 @@
         <w:t>Musical form, forms, &amp; formenlehre</w:t>
       </w:r>
       <w:r>
-        <w:t xml:space="preserve"> (pp. 21–40). Leuven University Press.</w:t>
+        <w:t>, pages 21–40. Leuven University Press.</w:t>
       </w:r>
     </w:p>
     <w:p>
@@ -7087,7 +7098,7 @@
         <w:t>Journées d’Informatique Musicale (JIM)</w:t>
       </w:r>
       <w:r>
-        <w:t xml:space="preserve"> (pp. 115–121). Albi, France. HAL: hal-00823867.</w:t>
+        <w:t>, pages 115–121. Albi, France. HAL: hal-00823867.</w:t>
       </w:r>
     </w:p>
     <w:p>
@@ -7175,7 +7186,7 @@
         <w:t>International Journal of Music Education, 31</w:t>
       </w:r>
       <w:r>
-        <w:t>(4), 394–412. https://doi.org/10.1177/0255761413489082</w:t>
+        <w:t>(4), 394–412. DOI: https://doi.org/10.1177/0255761413489082</w:t>
       </w:r>
     </w:p>
     <w:p>
@@ -7285,7 +7296,7 @@
         <w:t>Fundamentals of music processing: Audio, analysis, algorithms, applications.</w:t>
       </w:r>
       <w:r>
-        <w:t xml:space="preserve"> Springer. https://doi.org/10.1007/978-3-319-21945-5</w:t>
+        <w:t xml:space="preserve"> Springer. DOI: https://doi.org/10.1007/978-3-319-21945-5</w:t>
       </w:r>
     </w:p>
     <w:p>
@@ -7307,7 +7318,7 @@
         <w:t>Proceedings of the 18th International Society for Music Information Retrieval Conference (ISMIR)</w:t>
       </w:r>
       <w:r>
-        <w:t xml:space="preserve"> (pp. 347–353).</w:t>
+        <w:t>, pages 347–353.</w:t>
       </w:r>
     </w:p>
     <w:p>
@@ -7588,7 +7599,7 @@
   <w:abstractNum w:abstractNumId="0" w15:restartNumberingAfterBreak="0">
     <w:nsid w:val="0000A990"/>
     <w:multiLevelType w:val="multilevel"/>
-    <w:tmpl w:val="B37ABBC8"/>
+    <w:tmpl w:val="9BACB042"/>
     <w:lvl w:ilvl="0">
       <w:numFmt w:val="bullet"/>
       <w:lvlText w:val=" "/>
@@ -7665,7 +7676,7 @@
   <w:abstractNum w:abstractNumId="1" w15:restartNumberingAfterBreak="0">
     <w:nsid w:val="0000A991"/>
     <w:multiLevelType w:val="multilevel"/>
-    <w:tmpl w:val="CFF21746"/>
+    <w:tmpl w:val="5364B436"/>
     <w:lvl w:ilvl="0">
       <w:numFmt w:val="bullet"/>
       <w:lvlText w:val=""/>
@@ -7769,7 +7780,7 @@
   <w:abstractNum w:abstractNumId="2" w15:restartNumberingAfterBreak="0">
     <w:nsid w:val="00A99411"/>
     <w:multiLevelType w:val="multilevel"/>
-    <w:tmpl w:val="BFA80BC4"/>
+    <w:tmpl w:val="DDC6AB5E"/>
     <w:lvl w:ilvl="0">
       <w:start w:val="1"/>
       <w:numFmt w:val="decimal"/>
@@ -7852,16 +7863,16 @@
       </w:pPr>
     </w:lvl>
   </w:abstractNum>
-  <w:num w:numId="1" w16cid:durableId="1641498634">
+  <w:num w:numId="1" w16cid:durableId="2088112940">
     <w:abstractNumId w:val="0"/>
   </w:num>
-  <w:num w:numId="2" w16cid:durableId="2040856895">
+  <w:num w:numId="2" w16cid:durableId="709887879">
     <w:abstractNumId w:val="1"/>
   </w:num>
-  <w:num w:numId="3" w16cid:durableId="73203881">
+  <w:num w:numId="3" w16cid:durableId="866331066">
     <w:abstractNumId w:val="1"/>
   </w:num>
-  <w:num w:numId="4" w16cid:durableId="248126788">
+  <w:num w:numId="4" w16cid:durableId="1692759880">
     <w:abstractNumId w:val="2"/>
     <w:lvlOverride w:ilvl="0">
       <w:startOverride w:val="1"/>
@@ -7891,7 +7902,7 @@
       <w:startOverride w:val="1"/>
     </w:lvlOverride>
   </w:num>
-  <w:num w:numId="5" w16cid:durableId="2144423155">
+  <w:num w:numId="5" w16cid:durableId="776173523">
     <w:abstractNumId w:val="2"/>
     <w:lvlOverride w:ilvl="0">
       <w:startOverride w:val="1"/>
@@ -7921,7 +7932,7 @@
       <w:startOverride w:val="1"/>
     </w:lvlOverride>
   </w:num>
-  <w:num w:numId="6" w16cid:durableId="943264505">
+  <w:num w:numId="6" w16cid:durableId="923955349">
     <w:abstractNumId w:val="2"/>
     <w:lvlOverride w:ilvl="0">
       <w:startOverride w:val="1"/>
@@ -7951,7 +7962,7 @@
       <w:startOverride w:val="1"/>
     </w:lvlOverride>
   </w:num>
-  <w:num w:numId="7" w16cid:durableId="1842576266">
+  <w:num w:numId="7" w16cid:durableId="1929995924">
     <w:abstractNumId w:val="2"/>
     <w:lvlOverride w:ilvl="0">
       <w:startOverride w:val="1"/>
@@ -7981,10 +7992,10 @@
       <w:startOverride w:val="1"/>
     </w:lvlOverride>
   </w:num>
-  <w:num w:numId="8" w16cid:durableId="412168919">
+  <w:num w:numId="8" w16cid:durableId="1866753417">
     <w:abstractNumId w:val="1"/>
   </w:num>
-  <w:num w:numId="9" w16cid:durableId="1997372999">
+  <w:num w:numId="9" w16cid:durableId="726341629">
     <w:abstractNumId w:val="2"/>
     <w:lvlOverride w:ilvl="0">
       <w:startOverride w:val="1"/>
@@ -8014,7 +8025,7 @@
       <w:startOverride w:val="1"/>
     </w:lvlOverride>
   </w:num>
-  <w:num w:numId="10" w16cid:durableId="562258990">
+  <w:num w:numId="10" w16cid:durableId="1666128164">
     <w:abstractNumId w:val="2"/>
     <w:lvlOverride w:ilvl="0">
       <w:startOverride w:val="1"/>
@@ -8044,7 +8055,7 @@
       <w:startOverride w:val="1"/>
     </w:lvlOverride>
   </w:num>
-  <w:num w:numId="11" w16cid:durableId="91630886">
+  <w:num w:numId="11" w16cid:durableId="1646356196">
     <w:abstractNumId w:val="2"/>
     <w:lvlOverride w:ilvl="0">
       <w:startOverride w:val="1"/>
@@ -8074,13 +8085,13 @@
       <w:startOverride w:val="1"/>
     </w:lvlOverride>
   </w:num>
-  <w:num w:numId="12" w16cid:durableId="1593929365">
+  <w:num w:numId="12" w16cid:durableId="174002288">
     <w:abstractNumId w:val="1"/>
   </w:num>
-  <w:num w:numId="13" w16cid:durableId="1919361951">
+  <w:num w:numId="13" w16cid:durableId="415369625">
     <w:abstractNumId w:val="1"/>
   </w:num>
-  <w:num w:numId="14" w16cid:durableId="1996062493">
+  <w:num w:numId="14" w16cid:durableId="1926844054">
     <w:abstractNumId w:val="2"/>
     <w:lvlOverride w:ilvl="0">
       <w:startOverride w:val="1"/>
@@ -8110,7 +8121,7 @@
       <w:startOverride w:val="1"/>
     </w:lvlOverride>
   </w:num>
-  <w:num w:numId="15" w16cid:durableId="794450148">
+  <w:num w:numId="15" w16cid:durableId="1439372737">
     <w:abstractNumId w:val="1"/>
   </w:num>
 </w:numbering>
@@ -9342,7 +9353,7 @@
     <w:name w:val="header"/>
     <w:basedOn w:val="a"/>
     <w:link w:val="Char2"/>
-    <w:rsid w:val="001F7CA2"/>
+    <w:rsid w:val="001F7C4E"/>
     <w:pPr>
       <w:tabs>
         <w:tab w:val="center" w:pos="4513"/>
@@ -9355,13 +9366,13 @@
     <w:name w:val="머리글 Char"/>
     <w:basedOn w:val="a1"/>
     <w:link w:val="ad"/>
-    <w:rsid w:val="001F7CA2"/>
+    <w:rsid w:val="001F7C4E"/>
   </w:style>
   <w:style w:type="paragraph" w:styleId="ae">
     <w:name w:val="footer"/>
     <w:basedOn w:val="a"/>
     <w:link w:val="Char3"/>
-    <w:rsid w:val="001F7CA2"/>
+    <w:rsid w:val="001F7C4E"/>
     <w:pPr>
       <w:tabs>
         <w:tab w:val="center" w:pos="4513"/>
@@ -9374,17 +9385,17 @@
     <w:name w:val="바닥글 Char"/>
     <w:basedOn w:val="a1"/>
     <w:link w:val="ae"/>
-    <w:rsid w:val="001F7CA2"/>
+    <w:rsid w:val="001F7C4E"/>
   </w:style>
   <w:style w:type="character" w:styleId="af">
     <w:name w:val="page number"/>
     <w:basedOn w:val="a1"/>
-    <w:rsid w:val="001F7CA2"/>
+    <w:rsid w:val="001F7C4E"/>
   </w:style>
   <w:style w:type="character" w:styleId="af0">
     <w:name w:val="line number"/>
     <w:basedOn w:val="a1"/>
-    <w:rsid w:val="001F7CA2"/>
+    <w:rsid w:val="001F7C4E"/>
   </w:style>
 </w:styles>
 </file>

--- a/ko/paper/paper_en.docx
+++ b/ko/paper/paper_en.docx
@@ -14,9 +14,9 @@
       <w:pPr>
         <w:pStyle w:val="1"/>
       </w:pPr>
-      <w:bookmarkStart w:id="0" w:name="X5b7559a007737195566a3f5027e0e7e5b5576eb"/>
-      <w:r>
-        <w:t>Teaching Sonata Form Through Synchronized Multi-Representational Visualization: Design, Implementation, and Evaluation of an Open-Source Web Tool Using Mozart’s K. 545</w:t>
+      <w:bookmarkStart w:id="0" w:name="X913088592d6b113a1ae894cd689bc584f7cca10"/>
+      <w:r>
+        <w:t>Teaching Sonata Form Through Synchronized Visualization: Mozart’s K. 545</w:t>
       </w:r>
     </w:p>
     <w:p>
@@ -28,7 +28,14 @@
           <w:i/>
           <w:iCs/>
         </w:rPr>
-        <w:t>[Author details are not included in this manuscript file as the peer review process is blinded. Author names, affiliations, contact details and ORCIDs are provided via the online submission system.]</w:t>
+        <w:t xml:space="preserve">[Author details are not included in this manuscript file as the peer </w:t>
+      </w:r>
+      <w:r>
+        <w:rPr>
+          <w:i/>
+          <w:iCs/>
+        </w:rPr>
+        <w:t>review process is blinded. Author names, affiliations, contact details and ORCIDs are provided via the online submission system.]</w:t>
       </w:r>
     </w:p>
     <w:p>
@@ -52,11 +59,7 @@
         <w:t>, most prominently the performer-elected exposition repeat. We present an open-source, web-based tool that synchronizes a MusicXML score, audio playback, and a two-level formal-analysis layer (sections × theme zones) along a single timeline, demonstrated on Mozart’s Piano Sonata in C major, K. 545, first movement (73 measures). The system renders MusicXML through OpenSheetMusicDisplay and paints section and theme-zone colors directly onto the score at the measure level, and supports performer-elected exposi</w:t>
       </w:r>
       <w:r>
-        <w:t xml:space="preserve">tion repeats through an explicit exposition-repeat folding map. Together, the tool and the released analysis schema provide an </w:t>
-      </w:r>
-      <w:r>
-        <w:lastRenderedPageBreak/>
-        <w:t>open infrastructure for both classroom teaching of formal hierarchy and downstream computational reuse on other works in the sonata-form repertoire.</w:t>
+        <w:t>tion repeats through an explicit exposition-repeat folding map. Together, the tool and the released analysis schema provide an open infrastructure for both classroom teaching of formal hierarchy and downstream computational reuse on other works in the sonata-form repertoire.</w:t>
       </w:r>
     </w:p>
     <w:p>
@@ -120,10 +123,11 @@
         <w:pStyle w:val="FirstParagraph"/>
       </w:pPr>
       <w:r>
-        <w:t>Sonata form is the principal organizational principle of Western instrumental music from the late eighteenth century onwards and remains a central topic in music-theory and music-history curricula at both secondary and tertiary levels (Caplin, 2009; Hepokoski &amp; Darcy, 2006). Despite this curricular centrality, learners, including music-conservatory entrants, routinely report difficulty perceiving formal structure during listening (Cook, 1990; Margulis, 2014). This difficulty arises from at least three repre</w:t>
-      </w:r>
-      <w:r>
-        <w:t>sentational gaps:</w:t>
+        <w:t xml:space="preserve">Sonata form is the principal organizational principle of Western instrumental music from the late eighteenth century onwards and remains a central topic in music-theory and music-history curricula at both secondary and tertiary levels (Caplin, 2009; Hepokoski &amp; Darcy, 2006). Despite this curricular centrality, learners, including music-conservatory </w:t>
+      </w:r>
+      <w:r>
+        <w:lastRenderedPageBreak/>
+        <w:t>entrants, routinely report difficulty perceiving formal structure during listening (Cook, 1990; Margulis, 2014). This difficulty arises from at least three representational gaps:</w:t>
       </w:r>
     </w:p>
     <w:p>
@@ -188,7 +192,6 @@
         <w:pStyle w:val="FirstParagraph"/>
       </w:pPr>
       <w:r>
-        <w:lastRenderedPageBreak/>
         <w:t xml:space="preserve">Digital tools offer a route to closing these gaps through </w:t>
       </w:r>
       <w:r>
@@ -340,21 +343,24 @@
           <w:b/>
           <w:bCs/>
         </w:rPr>
+        <w:t>An open analysis schema and dataset</w:t>
+      </w:r>
+      <w:r>
+        <w:t xml:space="preserve"> (CC BY 4.0), a machine-readable JSON encoding of two-level sonata-form analysis (sections × theme zones), instantiated for Mozart K. 545 mvt. I and </w:t>
+      </w:r>
+      <w:r>
+        <w:rPr>
+          <w:i/>
+          <w:iCs/>
+        </w:rPr>
+        <w:t>intentionally interoperable</w:t>
+      </w:r>
+      <w:r>
+        <w:t xml:space="preserve"> with the Algomus annotation </w:t>
+      </w:r>
+      <w:r>
         <w:lastRenderedPageBreak/>
-        <w:t>An open analysis schema and dataset</w:t>
-      </w:r>
-      <w:r>
-        <w:t xml:space="preserve"> (CC BY 4.0), a machine-readable JSON encoding of two-level sonata-form analysis (sections × theme zones), instantiated for Mozart K. 545 mvt. I and </w:t>
-      </w:r>
-      <w:r>
-        <w:rPr>
-          <w:i/>
-          <w:iCs/>
-        </w:rPr>
-        <w:t>intentionally interoperable</w:t>
-      </w:r>
-      <w:r>
-        <w:t xml:space="preserve"> with the Algomus annotation conventions of Allegraud et al. (2019), so that human-curated analyses and classifier output share a common ingestion path.</w:t>
+        <w:t>conventions of Allegraud et al. (2019), so that human-curated analyses and classifier output share a common ingestion path.</w:t>
       </w:r>
     </w:p>
     <w:p>
@@ -455,7 +461,6 @@
           <w:b/>
           <w:bCs/>
         </w:rPr>
-        <w:lastRenderedPageBreak/>
         <w:t>Theme zones.</w:t>
       </w:r>
       <w:r>
@@ -644,7 +649,14 @@
               <w:rPr>
                 <w:sz w:val="22"/>
               </w:rPr>
-              <w:t>Audio (auditory) + score (visual) + label (verbal) co-presented</w:t>
+              <w:t xml:space="preserve">Audio (auditory) + score (visual) + label </w:t>
+            </w:r>
+            <w:r>
+              <w:rPr>
+                <w:sz w:val="22"/>
+              </w:rPr>
+              <w:lastRenderedPageBreak/>
+              <w:t>(verbal) co-presented</w:t>
             </w:r>
           </w:p>
         </w:tc>
@@ -669,6 +681,7 @@
               <w:rPr>
                 <w:sz w:val="22"/>
               </w:rPr>
+              <w:lastRenderedPageBreak/>
               <w:t>Temporal contiguity</w:t>
             </w:r>
           </w:p>
@@ -796,7 +809,6 @@
       <w:bookmarkStart w:id="9" w:name="Xa0e3c68e90591503e6220a9976f79d4f2e14830"/>
       <w:bookmarkEnd w:id="8"/>
       <w:r>
-        <w:lastRenderedPageBreak/>
         <w:t>2.3 Active Learning and Comparative Listening</w:t>
       </w:r>
     </w:p>
@@ -877,7 +889,11 @@
         <w:t>) is not metadata attached to a Dezrann annotation but a stand-alone, peer-reviewable, versioned CC BY 4.0 object directly reusable in MIR pipelines and in derivative analyses of other works, in the same sense that the Allegraud et al. (2019) sonata-form corpus has been reused. And where Allegraud et al. (2019) address the au</w:t>
       </w:r>
       <w:r>
-        <w:t>tomatic-detection problem on a 32-quartet corpus for the music-information-retrieval community, the present tool addresses the teaching problem on a single canonical work for the music-education community: a robust classifier and a precise pedagogical instrument are complementary rather than competing, since they need not target the same evaluation metric.</w:t>
+        <w:t xml:space="preserve">tomatic-detection problem on a 32-quartet corpus for the music-information-retrieval community, the present tool addresses the teaching problem on a single canonical work for the music-education </w:t>
+      </w:r>
+      <w:r>
+        <w:lastRenderedPageBreak/>
+        <w:t>community: a robust classifier and a precise pedagogical instrument are complementary rather than competing, since they need not target the same evaluation metric.</w:t>
       </w:r>
     </w:p>
     <w:p>
@@ -885,7 +901,6 @@
         <w:pStyle w:val="a0"/>
       </w:pPr>
       <w:r>
-        <w:lastRenderedPageBreak/>
         <w:t>Table 1 positions the present work against several adjacent systems.</w:t>
       </w:r>
     </w:p>
@@ -2201,6 +2216,7 @@
       <w:bookmarkEnd w:id="6"/>
       <w:bookmarkEnd w:id="10"/>
       <w:r>
+        <w:lastRenderedPageBreak/>
         <w:t>3. Mozart’s K. 545, Movement I: An Analytical Walk-Through</w:t>
       </w:r>
     </w:p>
@@ -2268,11 +2284,7 @@
         <w:t>analyzed</w:t>
       </w:r>
       <w:r>
-        <w:t xml:space="preserve"> it, a peculiar gap that this paper, and the </w:t>
-      </w:r>
-      <w:r>
-        <w:lastRenderedPageBreak/>
-        <w:t>tool it accompanies, take as a pedagogical opportunity. Three properties make Movement I uniquely productive as a teachi</w:t>
+        <w:t xml:space="preserve"> it, a peculiar gap that this paper, and the tool it accompanies, take as a pedagogical opportunity. Three properties make Movement I uniquely productive as a teachi</w:t>
       </w:r>
       <w:r>
         <w:t>ng case:</w:t>
@@ -3865,7 +3877,7 @@
           <w:noProof/>
         </w:rPr>
         <w:drawing>
-          <wp:inline distT="0" distB="0" distL="0" distR="0" wp14:anchorId="7078DE6B" wp14:editId="7078DE6C">
+          <wp:inline distT="0" distB="0" distL="0" distR="0" wp14:anchorId="0B7F1B9E" wp14:editId="0B7F1B9F">
             <wp:extent cx="5334000" cy="1834827"/>
             <wp:effectExtent l="0" t="0" r="0" b="0"/>
             <wp:docPr id="26" name="Picture" descr="Figure 1. Recapitulation P region (mm. 42–58) on the score with the section overlay visible at the boundary. The F-major key signature (one flat) is the visible cue that distinguishes the recapitulation P from the C-major exposition P, illustrating K. 545’s subdominant-recapitulation deformation discussed in §3.3."/>
@@ -4082,7 +4094,7 @@
           <w:noProof/>
         </w:rPr>
         <w:drawing>
-          <wp:inline distT="0" distB="0" distL="0" distR="0" wp14:anchorId="7078DE6D" wp14:editId="7078DE6E">
+          <wp:inline distT="0" distB="0" distL="0" distR="0" wp14:anchorId="0B7F1BA0" wp14:editId="0B7F1BA1">
             <wp:extent cx="5334000" cy="2779810"/>
             <wp:effectExtent l="0" t="0" r="0" b="0"/>
             <wp:docPr id="32" name="Picture" descr="Figure 2. System overview at startup, showing the title banner, the section-level timeline (top: pastel-blue exposition, pastel-amber development, pastel-green recapitulation), the now-playing analysis pane (theme zone, key, current measure), and the OSMD-rendered MusicXML score below."/>
@@ -5037,7 +5049,7 @@
           <w:noProof/>
         </w:rPr>
         <w:drawing>
-          <wp:inline distT="0" distB="0" distL="0" distR="0" wp14:anchorId="7078DE6F" wp14:editId="7078DE70">
+          <wp:inline distT="0" distB="0" distL="0" distR="0" wp14:anchorId="0B7F1BA2" wp14:editId="0B7F1BA3">
             <wp:extent cx="5334000" cy="1052419"/>
             <wp:effectExtent l="0" t="0" r="0" b="0"/>
             <wp:docPr id="39" name="Picture" descr="Figure 3. Active-listening control panel and demo-mode fallback. The yellow Demo mode bar is automatically shown when no audio file is available (e.g., when the copyrighted reference recording is not bundled). Below it: section-jump buttons (Exposition / Development / Recapitulation), playback-speed slider, color/cursor/loop toggles, calibration controls, and a keyboard-shortcut legend."/>
@@ -7599,7 +7611,7 @@
   <w:abstractNum w:abstractNumId="0" w15:restartNumberingAfterBreak="0">
     <w:nsid w:val="0000A990"/>
     <w:multiLevelType w:val="multilevel"/>
-    <w:tmpl w:val="9BACB042"/>
+    <w:tmpl w:val="CFAA29FC"/>
     <w:lvl w:ilvl="0">
       <w:numFmt w:val="bullet"/>
       <w:lvlText w:val=" "/>
@@ -7676,7 +7688,7 @@
   <w:abstractNum w:abstractNumId="1" w15:restartNumberingAfterBreak="0">
     <w:nsid w:val="0000A991"/>
     <w:multiLevelType w:val="multilevel"/>
-    <w:tmpl w:val="5364B436"/>
+    <w:tmpl w:val="2FA8863C"/>
     <w:lvl w:ilvl="0">
       <w:numFmt w:val="bullet"/>
       <w:lvlText w:val=""/>
@@ -7780,7 +7792,7 @@
   <w:abstractNum w:abstractNumId="2" w15:restartNumberingAfterBreak="0">
     <w:nsid w:val="00A99411"/>
     <w:multiLevelType w:val="multilevel"/>
-    <w:tmpl w:val="DDC6AB5E"/>
+    <w:tmpl w:val="9FE0C22C"/>
     <w:lvl w:ilvl="0">
       <w:start w:val="1"/>
       <w:numFmt w:val="decimal"/>
@@ -7863,16 +7875,16 @@
       </w:pPr>
     </w:lvl>
   </w:abstractNum>
-  <w:num w:numId="1" w16cid:durableId="2088112940">
+  <w:num w:numId="1" w16cid:durableId="298001694">
     <w:abstractNumId w:val="0"/>
   </w:num>
-  <w:num w:numId="2" w16cid:durableId="709887879">
+  <w:num w:numId="2" w16cid:durableId="1244950196">
     <w:abstractNumId w:val="1"/>
   </w:num>
-  <w:num w:numId="3" w16cid:durableId="866331066">
+  <w:num w:numId="3" w16cid:durableId="2139759106">
     <w:abstractNumId w:val="1"/>
   </w:num>
-  <w:num w:numId="4" w16cid:durableId="1692759880">
+  <w:num w:numId="4" w16cid:durableId="172309812">
     <w:abstractNumId w:val="2"/>
     <w:lvlOverride w:ilvl="0">
       <w:startOverride w:val="1"/>
@@ -7902,7 +7914,7 @@
       <w:startOverride w:val="1"/>
     </w:lvlOverride>
   </w:num>
-  <w:num w:numId="5" w16cid:durableId="776173523">
+  <w:num w:numId="5" w16cid:durableId="1467771622">
     <w:abstractNumId w:val="2"/>
     <w:lvlOverride w:ilvl="0">
       <w:startOverride w:val="1"/>
@@ -7932,7 +7944,7 @@
       <w:startOverride w:val="1"/>
     </w:lvlOverride>
   </w:num>
-  <w:num w:numId="6" w16cid:durableId="923955349">
+  <w:num w:numId="6" w16cid:durableId="1594630383">
     <w:abstractNumId w:val="2"/>
     <w:lvlOverride w:ilvl="0">
       <w:startOverride w:val="1"/>
@@ -7962,7 +7974,7 @@
       <w:startOverride w:val="1"/>
     </w:lvlOverride>
   </w:num>
-  <w:num w:numId="7" w16cid:durableId="1929995924">
+  <w:num w:numId="7" w16cid:durableId="1212498335">
     <w:abstractNumId w:val="2"/>
     <w:lvlOverride w:ilvl="0">
       <w:startOverride w:val="1"/>
@@ -7992,10 +8004,10 @@
       <w:startOverride w:val="1"/>
     </w:lvlOverride>
   </w:num>
-  <w:num w:numId="8" w16cid:durableId="1866753417">
+  <w:num w:numId="8" w16cid:durableId="397552315">
     <w:abstractNumId w:val="1"/>
   </w:num>
-  <w:num w:numId="9" w16cid:durableId="726341629">
+  <w:num w:numId="9" w16cid:durableId="256181067">
     <w:abstractNumId w:val="2"/>
     <w:lvlOverride w:ilvl="0">
       <w:startOverride w:val="1"/>
@@ -8025,7 +8037,7 @@
       <w:startOverride w:val="1"/>
     </w:lvlOverride>
   </w:num>
-  <w:num w:numId="10" w16cid:durableId="1666128164">
+  <w:num w:numId="10" w16cid:durableId="992608295">
     <w:abstractNumId w:val="2"/>
     <w:lvlOverride w:ilvl="0">
       <w:startOverride w:val="1"/>
@@ -8055,7 +8067,7 @@
       <w:startOverride w:val="1"/>
     </w:lvlOverride>
   </w:num>
-  <w:num w:numId="11" w16cid:durableId="1646356196">
+  <w:num w:numId="11" w16cid:durableId="1618096682">
     <w:abstractNumId w:val="2"/>
     <w:lvlOverride w:ilvl="0">
       <w:startOverride w:val="1"/>
@@ -8085,13 +8097,13 @@
       <w:startOverride w:val="1"/>
     </w:lvlOverride>
   </w:num>
-  <w:num w:numId="12" w16cid:durableId="174002288">
+  <w:num w:numId="12" w16cid:durableId="361711436">
     <w:abstractNumId w:val="1"/>
   </w:num>
-  <w:num w:numId="13" w16cid:durableId="415369625">
+  <w:num w:numId="13" w16cid:durableId="1079596788">
     <w:abstractNumId w:val="1"/>
   </w:num>
-  <w:num w:numId="14" w16cid:durableId="1926844054">
+  <w:num w:numId="14" w16cid:durableId="1642735085">
     <w:abstractNumId w:val="2"/>
     <w:lvlOverride w:ilvl="0">
       <w:startOverride w:val="1"/>
@@ -8121,7 +8133,7 @@
       <w:startOverride w:val="1"/>
     </w:lvlOverride>
   </w:num>
-  <w:num w:numId="15" w16cid:durableId="1439372737">
+  <w:num w:numId="15" w16cid:durableId="1118916859">
     <w:abstractNumId w:val="1"/>
   </w:num>
 </w:numbering>
@@ -9353,7 +9365,7 @@
     <w:name w:val="header"/>
     <w:basedOn w:val="a"/>
     <w:link w:val="Char2"/>
-    <w:rsid w:val="001F7C4E"/>
+    <w:rsid w:val="00AD3610"/>
     <w:pPr>
       <w:tabs>
         <w:tab w:val="center" w:pos="4513"/>
@@ -9366,13 +9378,13 @@
     <w:name w:val="머리글 Char"/>
     <w:basedOn w:val="a1"/>
     <w:link w:val="ad"/>
-    <w:rsid w:val="001F7C4E"/>
+    <w:rsid w:val="00AD3610"/>
   </w:style>
   <w:style w:type="paragraph" w:styleId="ae">
     <w:name w:val="footer"/>
     <w:basedOn w:val="a"/>
     <w:link w:val="Char3"/>
-    <w:rsid w:val="001F7C4E"/>
+    <w:rsid w:val="00AD3610"/>
     <w:pPr>
       <w:tabs>
         <w:tab w:val="center" w:pos="4513"/>
@@ -9385,17 +9397,17 @@
     <w:name w:val="바닥글 Char"/>
     <w:basedOn w:val="a1"/>
     <w:link w:val="ae"/>
-    <w:rsid w:val="001F7C4E"/>
+    <w:rsid w:val="00AD3610"/>
   </w:style>
   <w:style w:type="character" w:styleId="af">
     <w:name w:val="page number"/>
     <w:basedOn w:val="a1"/>
-    <w:rsid w:val="001F7C4E"/>
+    <w:rsid w:val="00AD3610"/>
   </w:style>
   <w:style w:type="character" w:styleId="af0">
     <w:name w:val="line number"/>
     <w:basedOn w:val="a1"/>
-    <w:rsid w:val="001F7C4E"/>
+    <w:rsid w:val="00AD3610"/>
   </w:style>
 </w:styles>
 </file>

--- a/ko/paper/paper_en.docx
+++ b/ko/paper/paper_en.docx
@@ -71,6 +71,7 @@
           <w:b/>
           <w:bCs/>
         </w:rPr>
+        <w:lastRenderedPageBreak/>
         <w:t>Word Count:</w:t>
       </w:r>
       <w:r>
@@ -123,11 +124,10 @@
         <w:pStyle w:val="FirstParagraph"/>
       </w:pPr>
       <w:r>
-        <w:t xml:space="preserve">Sonata form is the principal organizational principle of Western instrumental music from the late eighteenth century onwards and remains a central topic in music-theory and music-history curricula at both secondary and tertiary levels (Caplin, 2009; Hepokoski &amp; Darcy, 2006). Despite this curricular centrality, learners, including music-conservatory </w:t>
-      </w:r>
-      <w:r>
-        <w:lastRenderedPageBreak/>
-        <w:t>entrants, routinely report difficulty perceiving formal structure during listening (Cook, 1990; Margulis, 2014). This difficulty arises from at least three representational gaps:</w:t>
+        <w:t>Sonata form is the principal organizational principle of Western instrumental music from the late eighteenth century onwards and remains a central topic in music-theory and music-history curricula at both secondary and tertiary levels (Caplin, 2009; Hepokoski &amp; Darcy, 2006). Despite this curricular centrality, learners, including music-conservatory entrants, routinely report difficulty perceiving formal structure during listening (Cook, 1990; Margulis, 2014). This difficulty arises from at least three repre</w:t>
+      </w:r>
+      <w:r>
+        <w:t>sentational gaps:</w:t>
       </w:r>
     </w:p>
     <w:p>
@@ -202,7 +202,11 @@
         <w:t>simultaneous representation</w:t>
       </w:r>
       <w:r>
-        <w:t xml:space="preserve">. Computational visualization has shown analytic potential in the computer-musicology literature, but most existing tools are research-oriented and not aimed at classroom learners. Commercial platforms such as Soundslice and MuseScore Web provide score-following synchronized to audio, yet they do not treat </w:t>
+        <w:t xml:space="preserve">. Computational visualization has shown analytic potential in the computer-musicology literature, but most existing tools are research-oriented and not aimed at classroom learners. </w:t>
+      </w:r>
+      <w:r>
+        <w:lastRenderedPageBreak/>
+        <w:t xml:space="preserve">Commercial platforms such as Soundslice and MuseScore Web provide score-following synchronized to audio, yet they do not treat </w:t>
       </w:r>
       <w:r>
         <w:rPr>
@@ -472,6 +476,7 @@
         <w:pStyle w:val="a0"/>
       </w:pPr>
       <w:r>
+        <w:lastRenderedPageBreak/>
         <w:t xml:space="preserve">This two-level hierarchy is directly compatible with both Hepokoski &amp; Darcy’s </w:t>
       </w:r>
       <w:r>
@@ -530,7 +535,22 @@
         <w:t>separate cognitive channels</w:t>
       </w:r>
       <w:r>
-        <w:t>, and that activating both channels increases learning efficiency. Mayer’s (2009) cognitive theory of multimedia learning extends this to instructional design through three principles particularly relevant here:</w:t>
+        <w:t>, and that activating both channels increases learning efficiency. Mayer’s (2009) cognitive theory of multimedia learning extends this to instructional design through three principles particularly relevant here, which the tool implements as summarized in Table 1.</w:t>
+      </w:r>
+    </w:p>
+    <w:p>
+      <w:pPr>
+        <w:pStyle w:val="a0"/>
+      </w:pPr>
+      <w:r>
+        <w:rPr>
+          <w:b/>
+          <w:bCs/>
+        </w:rPr>
+        <w:t>Table 1.</w:t>
+      </w:r>
+      <w:r>
+        <w:t xml:space="preserve"> Three Mayer (2009) multimedia-learning principles and their implementation in the present tool.</w:t>
       </w:r>
     </w:p>
     <w:tbl>
@@ -649,14 +669,7 @@
               <w:rPr>
                 <w:sz w:val="22"/>
               </w:rPr>
-              <w:t xml:space="preserve">Audio (auditory) + score (visual) + label </w:t>
-            </w:r>
-            <w:r>
-              <w:rPr>
-                <w:sz w:val="22"/>
-              </w:rPr>
-              <w:lastRenderedPageBreak/>
-              <w:t>(verbal) co-presented</w:t>
+              <w:t>Audio (auditory) + score (visual) + label (verbal) co-presented</w:t>
             </w:r>
           </w:p>
         </w:tc>
@@ -681,7 +694,6 @@
               <w:rPr>
                 <w:sz w:val="22"/>
               </w:rPr>
-              <w:lastRenderedPageBreak/>
               <w:t>Temporal contiguity</w:t>
             </w:r>
           </w:p>
@@ -708,6 +720,7 @@
               <w:rPr>
                 <w:rStyle w:val="VerbatimChar"/>
                 <w:rFonts w:ascii="Times New Roman" w:hAnsi="Times New Roman"/>
+                <w:sz w:val="22"/>
               </w:rPr>
               <w:t>timeupdate</w:t>
             </w:r>
@@ -809,6 +822,7 @@
       <w:bookmarkStart w:id="9" w:name="Xa0e3c68e90591503e6220a9976f79d4f2e14830"/>
       <w:bookmarkEnd w:id="8"/>
       <w:r>
+        <w:lastRenderedPageBreak/>
         <w:t>2.3 Active Learning and Comparative Listening</w:t>
       </w:r>
     </w:p>
@@ -889,19 +903,16 @@
         <w:t>) is not metadata attached to a Dezrann annotation but a stand-alone, peer-reviewable, versioned CC BY 4.0 object directly reusable in MIR pipelines and in derivative analyses of other works, in the same sense that the Allegraud et al. (2019) sonata-form corpus has been reused. And where Allegraud et al. (2019) address the au</w:t>
       </w:r>
       <w:r>
-        <w:t xml:space="preserve">tomatic-detection problem on a 32-quartet corpus for the music-information-retrieval community, the present tool addresses the teaching problem on a single canonical work for the music-education </w:t>
-      </w:r>
+        <w:t>tomatic-detection problem on a 32-quartet corpus for the music-information-retrieval community, the present tool addresses the teaching problem on a single canonical work for the music-education community: a robust classifier and a precise pedagogical instrument are complementary rather than competing, since they need not target the same evaluation metric.</w:t>
+      </w:r>
+    </w:p>
+    <w:p>
+      <w:pPr>
+        <w:pStyle w:val="a0"/>
+      </w:pPr>
       <w:r>
         <w:lastRenderedPageBreak/>
-        <w:t>community: a robust classifier and a precise pedagogical instrument are complementary rather than competing, since they need not target the same evaluation metric.</w:t>
-      </w:r>
-    </w:p>
-    <w:p>
-      <w:pPr>
-        <w:pStyle w:val="a0"/>
-      </w:pPr>
-      <w:r>
-        <w:t>Table 1 positions the present work against several adjacent systems.</w:t>
+        <w:t>Table 2 positions the present work against several adjacent systems.</w:t>
       </w:r>
     </w:p>
     <w:p>
@@ -913,7 +924,7 @@
           <w:b/>
           <w:bCs/>
         </w:rPr>
-        <w:t>Table 1.</w:t>
+        <w:t>Table 2.</w:t>
       </w:r>
       <w:r>
         <w:t xml:space="preserve"> Comparison with related visualization, annotation, and score-following tools.</w:t>
@@ -2202,10 +2213,7 @@
         <w:pStyle w:val="a0"/>
       </w:pPr>
       <w:r>
-        <w:t xml:space="preserve">The novelty claim is therefore narrower than “first open-source sonata-form visualization”: it is “first open-source, learner-facing </w:t>
-      </w:r>
-      <w:r>
-        <w:t>tool combining measure-painted hierarchical formal color, score-audio synchronization, and a separable analysis-as-data schema.”</w:t>
+        <w:t>The novelty claim is therefore narrower than “first open-source sonata-form visualization”: it is “first open-source, learner-facing tool combining measure-painted hierarchical formal color, score-audio synchronization, and a separable analysis-as-data schema.”</w:t>
       </w:r>
     </w:p>
     <w:p>
@@ -2216,75 +2224,78 @@
       <w:bookmarkEnd w:id="6"/>
       <w:bookmarkEnd w:id="10"/>
       <w:r>
+        <w:t>3. Mozart’s K. 545, Movement I: An Analytical Walk-Through</w:t>
+      </w:r>
+    </w:p>
+    <w:p>
+      <w:pPr>
+        <w:pStyle w:val="2"/>
+      </w:pPr>
+      <w:bookmarkStart w:id="12" w:name="why-this-work-and-why-movement-i"/>
+      <w:r>
+        <w:t>3.1 Why This Work, and Why Movement I</w:t>
+      </w:r>
+    </w:p>
+    <w:p>
+      <w:pPr>
+        <w:pStyle w:val="FirstParagraph"/>
+      </w:pPr>
+      <w:r>
+        <w:t>Composed in Vienna in 1788 and self-described by Mozart as “</w:t>
+      </w:r>
+      <w:r>
+        <w:rPr>
+          <w:i/>
+          <w:iCs/>
+        </w:rPr>
+        <w:t>für Anfänger</w:t>
+      </w:r>
+      <w:r>
+        <w:t xml:space="preserve">” (for beginners; the now-conventional title </w:t>
+      </w:r>
+      <w:r>
+        <w:rPr>
+          <w:i/>
+          <w:iCs/>
+        </w:rPr>
+        <w:t>Sonata facile</w:t>
+      </w:r>
+      <w:r>
+        <w:t xml:space="preserve"> is a posthumous attribution), the movement is in C major, common time, </w:t>
+      </w:r>
+      <w:r>
+        <w:rPr>
+          <w:i/>
+          <w:iCs/>
+        </w:rPr>
+        <w:t>Allegro</w:t>
+      </w:r>
+      <w:r>
+        <w:t xml:space="preserve">, and runs only 73 measures (Mozart, 1986/NMA IX/25). Its near-canonical status in piano pedagogy means that most undergraduate music students have </w:t>
+      </w:r>
+      <w:r>
+        <w:rPr>
+          <w:i/>
+          <w:iCs/>
+        </w:rPr>
+        <w:t>played or heard</w:t>
+      </w:r>
+      <w:r>
+        <w:t xml:space="preserve"> the work before they have </w:t>
+      </w:r>
+      <w:r>
+        <w:rPr>
+          <w:i/>
+          <w:iCs/>
+        </w:rPr>
+        <w:t>analyzed</w:t>
+      </w:r>
+      <w:r>
+        <w:t xml:space="preserve"> it, a peculiar gap that this paper, and the </w:t>
+      </w:r>
+      <w:r>
         <w:lastRenderedPageBreak/>
-        <w:t>3. Mozart’s K. 545, Movement I: An Analytical Walk-Through</w:t>
-      </w:r>
-    </w:p>
-    <w:p>
-      <w:pPr>
-        <w:pStyle w:val="2"/>
-      </w:pPr>
-      <w:bookmarkStart w:id="12" w:name="why-this-work-and-why-movement-i"/>
-      <w:r>
-        <w:t>3.1 Why This Work, and Why Movement I</w:t>
-      </w:r>
-    </w:p>
-    <w:p>
-      <w:pPr>
-        <w:pStyle w:val="FirstParagraph"/>
-      </w:pPr>
-      <w:r>
-        <w:t>Composed in Vienna in 1788 and self-described by Mozart as “</w:t>
-      </w:r>
-      <w:r>
-        <w:rPr>
-          <w:i/>
-          <w:iCs/>
-        </w:rPr>
-        <w:t>für Anfänger</w:t>
-      </w:r>
-      <w:r>
-        <w:t xml:space="preserve">” (for beginners; the now-conventional title </w:t>
-      </w:r>
-      <w:r>
-        <w:rPr>
-          <w:i/>
-          <w:iCs/>
-        </w:rPr>
-        <w:t>Sonata facile</w:t>
-      </w:r>
-      <w:r>
-        <w:t xml:space="preserve"> is a posthumous attribution), the movement is in C major, common time, </w:t>
-      </w:r>
-      <w:r>
-        <w:rPr>
-          <w:i/>
-          <w:iCs/>
-        </w:rPr>
-        <w:t>Allegro</w:t>
-      </w:r>
-      <w:r>
-        <w:t xml:space="preserve">, and runs only 73 measures (Mozart, 1986/NMA IX/25). Its near-canonical status in piano pedagogy means that most undergraduate music students have </w:t>
-      </w:r>
-      <w:r>
-        <w:rPr>
-          <w:i/>
-          <w:iCs/>
-        </w:rPr>
-        <w:t>played or heard</w:t>
-      </w:r>
-      <w:r>
-        <w:t xml:space="preserve"> the work before they have </w:t>
-      </w:r>
-      <w:r>
-        <w:rPr>
-          <w:i/>
-          <w:iCs/>
-        </w:rPr>
-        <w:t>analyzed</w:t>
-      </w:r>
-      <w:r>
-        <w:t xml:space="preserve"> it, a peculiar gap that this paper, and the tool it accompanies, take as a pedagogical opportunity. Three properties make Movement I uniquely productive as a teachi</w:t>
+        <w:t>tool it accompanies, take as a pedagogical opportunity. Three properties make Movement I uniquely productive as a teachi</w:t>
       </w:r>
       <w:r>
         <w:t>ng case:</w:t>
@@ -2382,7 +2393,7 @@
         <w:pStyle w:val="FirstParagraph"/>
       </w:pPr>
       <w:r>
-        <w:t xml:space="preserve">Table 2 presents the formal analysis encoded in the tool. The two-level grain, large </w:t>
+        <w:t xml:space="preserve">Table 3 presents the formal analysis encoded in the tool. The two-level grain, large </w:t>
       </w:r>
       <w:r>
         <w:rPr>
@@ -2412,10 +2423,7 @@
         <w:t>Sonata Theory</w:t>
       </w:r>
       <w:r>
-        <w:t xml:space="preserve"> framework </w:t>
-      </w:r>
-      <w:r>
-        <w:t>of Hepokoski and Darcy (2006), simplified for pedagogical use by collapsing the transition into the primary-theme zone when the latter is harmonically continuous.</w:t>
+        <w:t xml:space="preserve"> framework of Hepokoski and Darcy (2006), simplified for pedagogical use by collapsing the transition into the primary-theme zone when the latter is harmonically continuous.</w:t>
       </w:r>
     </w:p>
     <w:p>
@@ -2427,7 +2435,7 @@
           <w:b/>
           <w:bCs/>
         </w:rPr>
-        <w:t>Table 2.</w:t>
+        <w:t>Table 3.</w:t>
       </w:r>
       <w:r>
         <w:t xml:space="preserve"> Two-level formal analysis of K. 545, mvt. I (73 measures). Times are given for a representative recording at ♩ ≈ 132 with the exposition repeat taken.</w:t>
@@ -3441,10 +3449,7 @@
         <w:t>First</w:t>
       </w:r>
       <w:r>
-        <w:t xml:space="preserve">, every numbered measure has a unique formal address: this is what allows the tool to </w:t>
-      </w:r>
-      <w:r>
-        <w:t xml:space="preserve">overlay a color block on each measure in the score and a color segment on the timeline. </w:t>
+        <w:t xml:space="preserve">, every numbered measure has a unique formal address: this is what allows the tool to overlay a color block on each measure in the score and a color segment on the timeline. </w:t>
       </w:r>
       <w:r>
         <w:rPr>
@@ -3491,13 +3496,17 @@
           <w:i/>
           <w:iCs/>
         </w:rPr>
-        <w:t>entire harmonic pattern of the exposition</w:t>
-      </w:r>
-      <w:r>
-        <w:t xml:space="preserve">, but shifted: P now in F major rather than C, with S returning to C rather </w:t>
-      </w:r>
-      <w:r>
-        <w:t>than going to G. The remainder of this section unpacks why.</w:t>
+        <w:t>entire harmonic pattern of</w:t>
+      </w:r>
+      <w:r>
+        <w:rPr>
+          <w:i/>
+          <w:iCs/>
+        </w:rPr>
+        <w:t xml:space="preserve"> the exposition</w:t>
+      </w:r>
+      <w:r>
+        <w:t>, but shifted: P now in F major rather than C, with S returning to C rather than going to G. The remainder of this section unpacks why.</w:t>
       </w:r>
     </w:p>
     <w:p>
@@ -3565,6 +3574,7 @@
         <w:pStyle w:val="FirstParagraph"/>
       </w:pPr>
       <w:r>
+        <w:lastRenderedPageBreak/>
         <w:t xml:space="preserve">This </w:t>
       </w:r>
       <w:r>
@@ -3575,7 +3585,10 @@
         <w:t>I → V</w:t>
       </w:r>
       <w:r>
-        <w:t xml:space="preserve"> trajectory is the textbook expectation. Now consider what would happen if the recapitulation mechanically reused this trajectory while starting in the tonic:</w:t>
+        <w:t xml:space="preserve"> </w:t>
+      </w:r>
+      <w:r>
+        <w:t>trajectory is the textbook expectation. Now consider what would happen if the recapitulation mechanically reused this trajectory while starting in the tonic:</w:t>
       </w:r>
     </w:p>
     <w:p>
@@ -3753,7 +3766,11 @@
         <w:t>Recognition of subdominant recap requires hearing both the local key and the larger functional aim.</w:t>
       </w:r>
       <w:r>
-        <w:t xml:space="preserve"> A listener attending only to the surface (“the recap starts in the wrong key”) misses the resolution; a listener attending only to the tonal goal (“S returns to C”) misses Mozart’s clever route. Both layers, local key, structural goal, must be simultaneously available to the learner. This is exactly where multi-representational visualization can help: color labels make local key audible-at-a-glance, while the timeline makes the structural goal visible at a single look.</w:t>
+        <w:t xml:space="preserve"> A listener attending only to the surface (“the recap starts in </w:t>
+      </w:r>
+      <w:r>
+        <w:lastRenderedPageBreak/>
+        <w:t>the wrong key”) misses the resolution; a listener attending only to the tonal goal (“S returns to C”) misses Mozart’s clever route. Both layers, local key, structural goal, must be simultaneously available to the learner. This is exactly where multi-representational visualization can help: color labels make local key audible-at-a-glance, while the timeline makes the structural goal visible at a single look.</w:t>
       </w:r>
     </w:p>
     <w:p>
@@ -3877,7 +3894,7 @@
           <w:noProof/>
         </w:rPr>
         <w:drawing>
-          <wp:inline distT="0" distB="0" distL="0" distR="0" wp14:anchorId="0B7F1B9E" wp14:editId="0B7F1B9F">
+          <wp:inline distT="0" distB="0" distL="0" distR="0" wp14:anchorId="06427F9D" wp14:editId="06427F9E">
             <wp:extent cx="5334000" cy="1834827"/>
             <wp:effectExtent l="0" t="0" r="0" b="0"/>
             <wp:docPr id="26" name="Picture" descr="Figure 1. Recapitulation P region (mm. 42–58) on the score with the section overlay visible at the boundary. The F-major key signature (one flat) is the visible cue that distinguishes the recapitulation P from the C-major exposition P, illustrating K. 545’s subdominant-recapitulation deformation discussed in §3.3."/>
@@ -3931,10 +3948,7 @@
         <w:t>Figure 1.</w:t>
       </w:r>
       <w:r>
-        <w:t xml:space="preserve"> </w:t>
-      </w:r>
-      <w:r>
-        <w:t>Recapitulation P region (mm. 42–58) on the score with the section overlay visible at the boundary. The F-major key signature (one flat) is the visible cue that distinguishes the recapitulation P from the C-major exposition P, illustrating K. 545’s subdominant-recapitulation deformation discussed in §3.3.</w:t>
+        <w:t xml:space="preserve"> Recapitulation P region (mm. 42–58) on the score with the section overlay visible at the boundary. The F-major key signature (one flat) is the visible cue that distinguishes the recapitulation P from the C-major exposition P, illustrating K. 545’s subdominant-recapitulation deformation discussed in §3.3.</w:t>
       </w:r>
     </w:p>
     <w:p>
@@ -4094,7 +4108,7 @@
           <w:noProof/>
         </w:rPr>
         <w:drawing>
-          <wp:inline distT="0" distB="0" distL="0" distR="0" wp14:anchorId="0B7F1BA0" wp14:editId="0B7F1BA1">
+          <wp:inline distT="0" distB="0" distL="0" distR="0" wp14:anchorId="06427F9F" wp14:editId="06427FA0">
             <wp:extent cx="5334000" cy="2779810"/>
             <wp:effectExtent l="0" t="0" r="0" b="0"/>
             <wp:docPr id="32" name="Picture" descr="Figure 2. System overview at startup, showing the title banner, the section-level timeline (top: pastel-blue exposition, pastel-amber development, pastel-green recapitulation), the now-playing analysis pane (theme zone, key, current measure), and the OSMD-rendered MusicXML score below."/>
@@ -4163,6 +4177,47 @@
         <w:t>4.1 The Three Representations</w:t>
       </w:r>
     </w:p>
+    <w:p>
+      <w:pPr>
+        <w:pStyle w:val="FirstParagraph"/>
+      </w:pPr>
+      <w:r>
+        <w:t xml:space="preserve">The three representations and their update behaviour on each </w:t>
+      </w:r>
+      <w:r>
+        <w:rPr>
+          <w:rStyle w:val="VerbatimChar"/>
+        </w:rPr>
+        <w:t>timeupdate</w:t>
+      </w:r>
+      <w:r>
+        <w:t xml:space="preserve"> event are summarized in Table 4.</w:t>
+      </w:r>
+    </w:p>
+    <w:p>
+      <w:pPr>
+        <w:pStyle w:val="a0"/>
+      </w:pPr>
+      <w:r>
+        <w:rPr>
+          <w:b/>
+          <w:bCs/>
+        </w:rPr>
+        <w:t>Table 4.</w:t>
+      </w:r>
+      <w:r>
+        <w:t xml:space="preserve"> The three coordinated representations and their behaviour on each </w:t>
+      </w:r>
+      <w:r>
+        <w:rPr>
+          <w:rStyle w:val="VerbatimChar"/>
+        </w:rPr>
+        <w:t>timeupdate</w:t>
+      </w:r>
+      <w:r>
+        <w:t xml:space="preserve"> event.</w:t>
+      </w:r>
+    </w:p>
     <w:tbl>
       <w:tblPr>
         <w:tblStyle w:val="Table"/>
@@ -4262,6 +4317,7 @@
                 <w:rStyle w:val="VerbatimChar"/>
                 <w:rFonts w:ascii="Times New Roman" w:hAnsi="Times New Roman"/>
                 <w:b/>
+                <w:sz w:val="22"/>
               </w:rPr>
               <w:t>timeupdate</w:t>
             </w:r>
@@ -4493,7 +4549,10 @@
         <w:t>timeupdate</w:t>
       </w:r>
       <w:r>
-        <w:t xml:space="preserve"> event (≈ 250 ms). The current measure is then routed to all three representations, which update within a single render frame. A linear proportional scaling at </w:t>
+        <w:t xml:space="preserve"> event (≈ 250 ms). The current measure is then routed to </w:t>
+      </w:r>
+      <w:r>
+        <w:t xml:space="preserve">all three representations, which update within a single render frame. A linear proportional scaling at </w:t>
       </w:r>
       <w:r>
         <w:rPr>
@@ -4520,10 +4579,22 @@
         <w:pStyle w:val="FirstParagraph"/>
       </w:pPr>
       <w:r>
-        <w:t xml:space="preserve">Color encoding follows two principles. First, WCAG 2.1 AA compliance: </w:t>
-      </w:r>
-      <w:r>
-        <w:t>text contrast is maintained at ≥ 4.5:1. Second, color-blind accessibility: no information is conveyed by color alone, theme zones (P / S / codetta) are also distinguished by accent bars and text labels, following the kind of multi-channel encoding practice that Kuo and Chuang (2013) systematize at the pitch level for beginner notation.</w:t>
+        <w:t>Color encoding follows two principles. First, WCAG 2.1 AA compliance: text contrast is maintained at ≥ 4.5:1. Second, color-blind accessibility: no information is conveyed by color alone, theme zones (P / S / codetta) are also distinguished by accent bars and text labels, following the kind of multi-channel encoding practice that Kuo and Chuang (2013) systematize at the pitch level for beginner notation. The mapping is summarized in Table 5.</w:t>
+      </w:r>
+    </w:p>
+    <w:p>
+      <w:pPr>
+        <w:pStyle w:val="a0"/>
+      </w:pPr>
+      <w:r>
+        <w:rPr>
+          <w:b/>
+          <w:bCs/>
+        </w:rPr>
+        <w:t>Table 5.</w:t>
+      </w:r>
+      <w:r>
+        <w:t xml:space="preserve"> Color encoding scheme for section-level form labels and the now-position cursor.</w:t>
       </w:r>
     </w:p>
     <w:tbl>
@@ -5049,7 +5120,7 @@
           <w:noProof/>
         </w:rPr>
         <w:drawing>
-          <wp:inline distT="0" distB="0" distL="0" distR="0" wp14:anchorId="0B7F1BA2" wp14:editId="0B7F1BA3">
+          <wp:inline distT="0" distB="0" distL="0" distR="0" wp14:anchorId="06427FA1" wp14:editId="06427FA2">
             <wp:extent cx="5334000" cy="1052419"/>
             <wp:effectExtent l="0" t="0" r="0" b="0"/>
             <wp:docPr id="39" name="Picture" descr="Figure 3. Active-listening control panel and demo-mode fallback. The yellow Demo mode bar is automatically shown when no audio file is available (e.g., when the copyrighted reference recording is not bundled). Below it: section-jump buttons (Exposition / Development / Recapitulation), playback-speed slider, color/cursor/loop toggles, calibration controls, and a keyboard-shortcut legend."/>
@@ -5301,10 +5372,7 @@
         <w:pStyle w:val="FirstParagraph"/>
       </w:pPr>
       <w:r>
-        <w:t xml:space="preserve">Using the section-jump buttons, the teacher plays just the </w:t>
-      </w:r>
-      <w:r>
-        <w:t xml:space="preserve">exposition’s P region (mm. 1–13), then just S (mm. 14–25). The analysis pane displays “C major” then “G major”; the boundary is auditorily </w:t>
+        <w:t xml:space="preserve">Using the section-jump buttons, the teacher plays just the exposition’s P region (mm. 1–13), then just S (mm. 14–25). The analysis pane displays “C major” then “G major”; the boundary is auditorily </w:t>
       </w:r>
       <w:r>
         <w:rPr>
@@ -5361,10 +5429,7 @@
         <w:t>Loop on</w:t>
       </w:r>
       <w:r>
-        <w:t xml:space="preserve">. The teacher engages section loop and lets the class </w:t>
-      </w:r>
-      <w:r>
-        <w:t xml:space="preserve">hear recap P for one full pass. The label “F major” is held in view. The visual and auditory representations of </w:t>
+        <w:t xml:space="preserve">. The teacher engages section loop and lets the class hear recap P for one full pass. The label “F major” is held in view. The visual and auditory representations of </w:t>
       </w:r>
       <w:r>
         <w:rPr>
@@ -5571,7 +5636,7 @@
           <w:b/>
           <w:bCs/>
         </w:rPr>
-        <w:t>Table 4.</w:t>
+        <w:t>Table 6.</w:t>
       </w:r>
       <w:r>
         <w:t xml:space="preserve"> SUS response from the single-expert reviewer.</w:t>
@@ -5924,10 +5989,10 @@
         <w:t>The function of being able to check sections via the score while hearing color and music in real time.</w:t>
       </w:r>
       <w:r>
-        <w:t>” (C2). The expert did not single out any individual affordance from the list provided (color encoding, section jump, loo</w:t>
-      </w:r>
-      <w:r>
-        <w:t xml:space="preserve">p, playback-speed control, keyboard shortcuts, demo mode, analysis pane); the </w:t>
+        <w:t xml:space="preserve">” (C2). The expert did not single out any individual </w:t>
+      </w:r>
+      <w:r>
+        <w:t xml:space="preserve">affordance from the list provided (color encoding, section jump, loop, playback-speed control, keyboard shortcuts, demo mode, analysis pane); the </w:t>
       </w:r>
       <w:r>
         <w:rPr>
@@ -6117,10 +6182,7 @@
         <w:t>If there were diverse works, I would actively use them.</w:t>
       </w:r>
       <w:r>
-        <w:t xml:space="preserve">” </w:t>
-      </w:r>
-      <w:r>
-        <w:t>The verb is significant: not “could use” but “actively use.” In an optional open-comment field at the end of the survey the expert added, unprompted, “</w:t>
+        <w:t>” The verb is significant: not “could use” but “actively use.” In an optional open-comment field at the end of the survey the expert added, unprompted, “</w:t>
       </w:r>
       <w:r>
         <w:rPr>
@@ -6140,10 +6202,10 @@
         <w:t>demonstration artefact</w:t>
       </w:r>
       <w:r>
-        <w:t xml:space="preserve">, and that the expert’s field practice would benefit from its maturation into a multi-work, deployment-grade resource. This converges with — </w:t>
-      </w:r>
-      <w:r>
-        <w:t>and elevates the priority of — the multi-piece dataset already listed as future work in §7 (Beethoven Op. 49 No. 2 mvt. I and Clementi Op. 36 No. 1 mvt. I, encoded against the same JSON schema), and motivates a parallel commitment to production-readiness (documentation, classroom packaging, teacher- facing materials) beyond the research prototype reported here.</w:t>
+        <w:t>, and that the expert’s field practice would benefit from its maturation into a mult</w:t>
+      </w:r>
+      <w:r>
+        <w:t>i-work, deployment-grade resource. This converges with — and elevates the priority of — the multi-piece dataset already listed as future work in §7 (Beethoven Op. 49 No. 2 mvt. I and Clementi Op. 36 No. 1 mvt. I, encoded against the same JSON schema), and motivates a parallel commitment to production-readiness (documentation, classroom packaging, teacher- facing materials) beyond the research prototype reported here.</w:t>
       </w:r>
     </w:p>
     <w:p>
@@ -6525,10 +6587,7 @@
         <w:t>Exposition-repeat folding.</w:t>
       </w:r>
       <w:r>
-        <w:t xml:space="preserve"> The non-monotonic mapping between </w:t>
-      </w:r>
-      <w:r>
-        <w:t>audio time and analytical time during performer-elected repeats is a practical solution to a problem common across sonata-form recordings and applicable wherever the form contains an indicated repeat.</w:t>
+        <w:t xml:space="preserve"> The non-monotonic mapping between audio time and analytical time during performer-elected repeats is a practical solution to a problem common across sonata-form recordings and applicable wherever the form contains an indicated repeat.</w:t>
       </w:r>
     </w:p>
     <w:p>
@@ -6603,10 +6662,7 @@
         <w:t>Randomized controlled trial</w:t>
       </w:r>
       <w:r>
-        <w:t xml:space="preserve"> comparing the synchronized condition to (a) audio + score without synchronization and (b) audio + verbal </w:t>
-      </w:r>
-      <w:r>
-        <w:t>lecture only, with form-identification accuracy and the System Usability Scale (Brooke, 1996) as primary measures.</w:t>
+        <w:t xml:space="preserve"> comparing the synchronized condition to (a) audio + score without synchronization and (b) audio + verbal lecture only, with form-identification accuracy and the System Usability Scale (Brooke, 1996) as primary measures.</w:t>
       </w:r>
     </w:p>
     <w:p>
@@ -7611,7 +7667,7 @@
   <w:abstractNum w:abstractNumId="0" w15:restartNumberingAfterBreak="0">
     <w:nsid w:val="0000A990"/>
     <w:multiLevelType w:val="multilevel"/>
-    <w:tmpl w:val="CFAA29FC"/>
+    <w:tmpl w:val="39F005B8"/>
     <w:lvl w:ilvl="0">
       <w:numFmt w:val="bullet"/>
       <w:lvlText w:val=" "/>
@@ -7688,7 +7744,7 @@
   <w:abstractNum w:abstractNumId="1" w15:restartNumberingAfterBreak="0">
     <w:nsid w:val="0000A991"/>
     <w:multiLevelType w:val="multilevel"/>
-    <w:tmpl w:val="2FA8863C"/>
+    <w:tmpl w:val="17AEBB0E"/>
     <w:lvl w:ilvl="0">
       <w:numFmt w:val="bullet"/>
       <w:lvlText w:val=""/>
@@ -7792,7 +7848,7 @@
   <w:abstractNum w:abstractNumId="2" w15:restartNumberingAfterBreak="0">
     <w:nsid w:val="00A99411"/>
     <w:multiLevelType w:val="multilevel"/>
-    <w:tmpl w:val="9FE0C22C"/>
+    <w:tmpl w:val="C70830F4"/>
     <w:lvl w:ilvl="0">
       <w:start w:val="1"/>
       <w:numFmt w:val="decimal"/>
@@ -7875,16 +7931,16 @@
       </w:pPr>
     </w:lvl>
   </w:abstractNum>
-  <w:num w:numId="1" w16cid:durableId="298001694">
+  <w:num w:numId="1" w16cid:durableId="38673533">
     <w:abstractNumId w:val="0"/>
   </w:num>
-  <w:num w:numId="2" w16cid:durableId="1244950196">
+  <w:num w:numId="2" w16cid:durableId="2058427077">
     <w:abstractNumId w:val="1"/>
   </w:num>
-  <w:num w:numId="3" w16cid:durableId="2139759106">
+  <w:num w:numId="3" w16cid:durableId="1842693666">
     <w:abstractNumId w:val="1"/>
   </w:num>
-  <w:num w:numId="4" w16cid:durableId="172309812">
+  <w:num w:numId="4" w16cid:durableId="945113727">
     <w:abstractNumId w:val="2"/>
     <w:lvlOverride w:ilvl="0">
       <w:startOverride w:val="1"/>
@@ -7914,7 +7970,7 @@
       <w:startOverride w:val="1"/>
     </w:lvlOverride>
   </w:num>
-  <w:num w:numId="5" w16cid:durableId="1467771622">
+  <w:num w:numId="5" w16cid:durableId="1594238463">
     <w:abstractNumId w:val="2"/>
     <w:lvlOverride w:ilvl="0">
       <w:startOverride w:val="1"/>
@@ -7944,7 +8000,7 @@
       <w:startOverride w:val="1"/>
     </w:lvlOverride>
   </w:num>
-  <w:num w:numId="6" w16cid:durableId="1594630383">
+  <w:num w:numId="6" w16cid:durableId="1830754747">
     <w:abstractNumId w:val="2"/>
     <w:lvlOverride w:ilvl="0">
       <w:startOverride w:val="1"/>
@@ -7974,7 +8030,7 @@
       <w:startOverride w:val="1"/>
     </w:lvlOverride>
   </w:num>
-  <w:num w:numId="7" w16cid:durableId="1212498335">
+  <w:num w:numId="7" w16cid:durableId="1149251774">
     <w:abstractNumId w:val="2"/>
     <w:lvlOverride w:ilvl="0">
       <w:startOverride w:val="1"/>
@@ -8004,10 +8060,10 @@
       <w:startOverride w:val="1"/>
     </w:lvlOverride>
   </w:num>
-  <w:num w:numId="8" w16cid:durableId="397552315">
+  <w:num w:numId="8" w16cid:durableId="919951012">
     <w:abstractNumId w:val="1"/>
   </w:num>
-  <w:num w:numId="9" w16cid:durableId="256181067">
+  <w:num w:numId="9" w16cid:durableId="1633949591">
     <w:abstractNumId w:val="2"/>
     <w:lvlOverride w:ilvl="0">
       <w:startOverride w:val="1"/>
@@ -8037,7 +8093,7 @@
       <w:startOverride w:val="1"/>
     </w:lvlOverride>
   </w:num>
-  <w:num w:numId="10" w16cid:durableId="992608295">
+  <w:num w:numId="10" w16cid:durableId="271859649">
     <w:abstractNumId w:val="2"/>
     <w:lvlOverride w:ilvl="0">
       <w:startOverride w:val="1"/>
@@ -8067,7 +8123,7 @@
       <w:startOverride w:val="1"/>
     </w:lvlOverride>
   </w:num>
-  <w:num w:numId="11" w16cid:durableId="1618096682">
+  <w:num w:numId="11" w16cid:durableId="1481270074">
     <w:abstractNumId w:val="2"/>
     <w:lvlOverride w:ilvl="0">
       <w:startOverride w:val="1"/>
@@ -8097,13 +8153,13 @@
       <w:startOverride w:val="1"/>
     </w:lvlOverride>
   </w:num>
-  <w:num w:numId="12" w16cid:durableId="361711436">
+  <w:num w:numId="12" w16cid:durableId="2144156301">
     <w:abstractNumId w:val="1"/>
   </w:num>
-  <w:num w:numId="13" w16cid:durableId="1079596788">
+  <w:num w:numId="13" w16cid:durableId="287009047">
     <w:abstractNumId w:val="1"/>
   </w:num>
-  <w:num w:numId="14" w16cid:durableId="1642735085">
+  <w:num w:numId="14" w16cid:durableId="444275036">
     <w:abstractNumId w:val="2"/>
     <w:lvlOverride w:ilvl="0">
       <w:startOverride w:val="1"/>
@@ -8133,7 +8189,7 @@
       <w:startOverride w:val="1"/>
     </w:lvlOverride>
   </w:num>
-  <w:num w:numId="15" w16cid:durableId="1118916859">
+  <w:num w:numId="15" w16cid:durableId="1358770438">
     <w:abstractNumId w:val="1"/>
   </w:num>
 </w:numbering>
@@ -8427,7 +8483,7 @@
     <w:rPr>
       <w:rFonts w:eastAsiaTheme="majorEastAsia"/>
       <w:b/>
-      <w:color w:val="0F4761" w:themeColor="accent1" w:themeShade="BF"/>
+      <w:color w:val="000000"/>
       <w:sz w:val="28"/>
       <w:szCs w:val="40"/>
     </w:rPr>
@@ -8451,7 +8507,7 @@
     <w:rPr>
       <w:rFonts w:eastAsiaTheme="majorEastAsia"/>
       <w:b/>
-      <w:color w:val="0F4761" w:themeColor="accent1" w:themeShade="BF"/>
+      <w:color w:val="000000"/>
       <w:szCs w:val="32"/>
     </w:rPr>
   </w:style>
@@ -8474,7 +8530,7 @@
     <w:rPr>
       <w:rFonts w:eastAsiaTheme="majorEastAsia"/>
       <w:b/>
-      <w:color w:val="0F4761" w:themeColor="accent1" w:themeShade="BF"/>
+      <w:color w:val="000000"/>
       <w:szCs w:val="28"/>
     </w:rPr>
   </w:style>
@@ -8499,7 +8555,7 @@
       <w:b/>
       <w:i/>
       <w:iCs/>
-      <w:color w:val="0F4761" w:themeColor="accent1" w:themeShade="BF"/>
+      <w:color w:val="000000"/>
     </w:rPr>
   </w:style>
   <w:style w:type="paragraph" w:styleId="5">
@@ -8667,6 +8723,7 @@
     <w:qFormat/>
     <w:rsid w:val="00A10FD9"/>
     <w:pPr>
+      <w:keepNext/>
       <w:spacing w:before="360" w:after="120"/>
       <w:contextualSpacing/>
       <w:jc w:val="center"/>
@@ -8674,6 +8731,7 @@
     <w:rPr>
       <w:rFonts w:eastAsiaTheme="majorEastAsia"/>
       <w:b/>
+      <w:color w:val="000000"/>
       <w:sz w:val="36"/>
       <w:szCs w:val="56"/>
     </w:rPr>
@@ -8687,6 +8745,7 @@
     <w:rPr>
       <w:rFonts w:ascii="Times New Roman" w:eastAsiaTheme="majorEastAsia" w:hAnsi="Times New Roman" w:cs="Times New Roman"/>
       <w:b/>
+      <w:color w:val="000000"/>
       <w:sz w:val="36"/>
       <w:szCs w:val="56"/>
     </w:rPr>
@@ -8731,7 +8790,6 @@
     <w:next w:val="a0"/>
     <w:qFormat/>
     <w:pPr>
-      <w:keepNext/>
       <w:keepLines/>
     </w:pPr>
     <w:rPr>
@@ -8745,7 +8803,6 @@
     <w:next w:val="a0"/>
     <w:qFormat/>
     <w:pPr>
-      <w:keepNext/>
       <w:keepLines/>
     </w:pPr>
     <w:rPr>
@@ -8799,7 +8856,7 @@
     <w:rPr>
       <w:rFonts w:ascii="Times New Roman" w:eastAsiaTheme="majorEastAsia" w:hAnsi="Times New Roman" w:cs="Times New Roman"/>
       <w:b/>
-      <w:color w:val="0F4761" w:themeColor="accent1" w:themeShade="BF"/>
+      <w:color w:val="000000"/>
       <w:sz w:val="28"/>
       <w:szCs w:val="40"/>
     </w:rPr>
@@ -8814,7 +8871,7 @@
     <w:rPr>
       <w:rFonts w:ascii="Times New Roman" w:eastAsiaTheme="majorEastAsia" w:hAnsi="Times New Roman" w:cs="Times New Roman"/>
       <w:b/>
-      <w:color w:val="0F4761" w:themeColor="accent1" w:themeShade="BF"/>
+      <w:color w:val="000000"/>
       <w:szCs w:val="32"/>
     </w:rPr>
   </w:style>
@@ -8828,7 +8885,7 @@
     <w:rPr>
       <w:rFonts w:ascii="Times New Roman" w:eastAsiaTheme="majorEastAsia" w:hAnsi="Times New Roman" w:cs="Times New Roman"/>
       <w:b/>
-      <w:color w:val="0F4761" w:themeColor="accent1" w:themeShade="BF"/>
+      <w:color w:val="000000"/>
       <w:szCs w:val="28"/>
     </w:rPr>
   </w:style>
@@ -8844,7 +8901,7 @@
       <w:b/>
       <w:i/>
       <w:iCs/>
-      <w:color w:val="0F4761" w:themeColor="accent1" w:themeShade="BF"/>
+      <w:color w:val="000000"/>
     </w:rPr>
   </w:style>
   <w:style w:type="character" w:customStyle="1" w:styleId="5Char">
@@ -9024,9 +9081,11 @@
     <w:name w:val="Verbatim Char"/>
     <w:basedOn w:val="Char1"/>
     <w:link w:val="SourceCode"/>
+    <w:rsid w:val="001A7C9E"/>
     <w:rPr>
-      <w:rFonts w:ascii="Consolas" w:hAnsi="Consolas"/>
-      <w:sz w:val="22"/>
+      <w:rFonts w:ascii="Consolas" w:hAnsi="Consolas" w:cs="Times New Roman"/>
+      <w:sz w:val="20"/>
+      <w:shd w:val="clear" w:color="auto" w:fill="FFF5F0"/>
     </w:rPr>
   </w:style>
   <w:style w:type="character" w:customStyle="1" w:styleId="SectionNumber">
@@ -9060,312 +9119,352 @@
     </w:pPr>
     <w:rPr>
       <w:rFonts w:asciiTheme="majorHAnsi" w:hAnsiTheme="majorHAnsi" w:cstheme="majorBidi"/>
+      <w:color w:val="0F4761" w:themeColor="accent1" w:themeShade="BF"/>
     </w:rPr>
   </w:style>
   <w:style w:type="paragraph" w:customStyle="1" w:styleId="SourceCode">
     <w:name w:val="Source Code"/>
     <w:basedOn w:val="a"/>
     <w:link w:val="VerbatimChar"/>
+    <w:rsid w:val="001A7C9E"/>
     <w:pPr>
+      <w:shd w:val="clear" w:color="auto" w:fill="FFF5F0"/>
       <w:wordWrap w:val="0"/>
+      <w:spacing w:before="120" w:after="120" w:line="240" w:lineRule="auto"/>
+      <w:ind w:left="283"/>
     </w:pPr>
+    <w:rPr>
+      <w:rFonts w:ascii="Consolas" w:hAnsi="Consolas"/>
+      <w:sz w:val="20"/>
+    </w:rPr>
   </w:style>
   <w:style w:type="character" w:customStyle="1" w:styleId="KeywordTok">
     <w:name w:val="KeywordTok"/>
     <w:basedOn w:val="VerbatimChar"/>
     <w:rPr>
-      <w:rFonts w:ascii="Consolas" w:hAnsi="Consolas"/>
+      <w:rFonts w:ascii="Consolas" w:hAnsi="Consolas" w:cs="Times New Roman"/>
       <w:b/>
       <w:color w:val="007020"/>
-      <w:sz w:val="22"/>
+      <w:sz w:val="20"/>
+      <w:shd w:val="clear" w:color="auto" w:fill="FFF5F0"/>
     </w:rPr>
   </w:style>
   <w:style w:type="character" w:customStyle="1" w:styleId="DataTypeTok">
     <w:name w:val="DataTypeTok"/>
     <w:basedOn w:val="VerbatimChar"/>
     <w:rPr>
-      <w:rFonts w:ascii="Consolas" w:hAnsi="Consolas"/>
+      <w:rFonts w:ascii="Consolas" w:hAnsi="Consolas" w:cs="Times New Roman"/>
       <w:color w:val="902000"/>
-      <w:sz w:val="22"/>
+      <w:sz w:val="20"/>
+      <w:shd w:val="clear" w:color="auto" w:fill="FFF5F0"/>
     </w:rPr>
   </w:style>
   <w:style w:type="character" w:customStyle="1" w:styleId="DecValTok">
     <w:name w:val="DecValTok"/>
     <w:basedOn w:val="VerbatimChar"/>
     <w:rPr>
-      <w:rFonts w:ascii="Consolas" w:hAnsi="Consolas"/>
+      <w:rFonts w:ascii="Consolas" w:hAnsi="Consolas" w:cs="Times New Roman"/>
       <w:color w:val="40A070"/>
-      <w:sz w:val="22"/>
+      <w:sz w:val="20"/>
+      <w:shd w:val="clear" w:color="auto" w:fill="FFF5F0"/>
     </w:rPr>
   </w:style>
   <w:style w:type="character" w:customStyle="1" w:styleId="BaseNTok">
     <w:name w:val="BaseNTok"/>
     <w:basedOn w:val="VerbatimChar"/>
     <w:rPr>
-      <w:rFonts w:ascii="Consolas" w:hAnsi="Consolas"/>
+      <w:rFonts w:ascii="Consolas" w:hAnsi="Consolas" w:cs="Times New Roman"/>
       <w:color w:val="40A070"/>
-      <w:sz w:val="22"/>
+      <w:sz w:val="20"/>
+      <w:shd w:val="clear" w:color="auto" w:fill="FFF5F0"/>
     </w:rPr>
   </w:style>
   <w:style w:type="character" w:customStyle="1" w:styleId="FloatTok">
     <w:name w:val="FloatTok"/>
     <w:basedOn w:val="VerbatimChar"/>
     <w:rPr>
-      <w:rFonts w:ascii="Consolas" w:hAnsi="Consolas"/>
+      <w:rFonts w:ascii="Consolas" w:hAnsi="Consolas" w:cs="Times New Roman"/>
       <w:color w:val="40A070"/>
-      <w:sz w:val="22"/>
+      <w:sz w:val="20"/>
+      <w:shd w:val="clear" w:color="auto" w:fill="FFF5F0"/>
     </w:rPr>
   </w:style>
   <w:style w:type="character" w:customStyle="1" w:styleId="ConstantTok">
     <w:name w:val="ConstantTok"/>
     <w:basedOn w:val="VerbatimChar"/>
     <w:rPr>
-      <w:rFonts w:ascii="Consolas" w:hAnsi="Consolas"/>
+      <w:rFonts w:ascii="Consolas" w:hAnsi="Consolas" w:cs="Times New Roman"/>
       <w:color w:val="880000"/>
-      <w:sz w:val="22"/>
+      <w:sz w:val="20"/>
+      <w:shd w:val="clear" w:color="auto" w:fill="FFF5F0"/>
     </w:rPr>
   </w:style>
   <w:style w:type="character" w:customStyle="1" w:styleId="CharTok">
     <w:name w:val="CharTok"/>
     <w:basedOn w:val="VerbatimChar"/>
     <w:rPr>
-      <w:rFonts w:ascii="Consolas" w:hAnsi="Consolas"/>
+      <w:rFonts w:ascii="Consolas" w:hAnsi="Consolas" w:cs="Times New Roman"/>
       <w:color w:val="4070A0"/>
-      <w:sz w:val="22"/>
+      <w:sz w:val="20"/>
+      <w:shd w:val="clear" w:color="auto" w:fill="FFF5F0"/>
     </w:rPr>
   </w:style>
   <w:style w:type="character" w:customStyle="1" w:styleId="SpecialCharTok">
     <w:name w:val="SpecialCharTok"/>
     <w:basedOn w:val="VerbatimChar"/>
     <w:rPr>
-      <w:rFonts w:ascii="Consolas" w:hAnsi="Consolas"/>
+      <w:rFonts w:ascii="Consolas" w:hAnsi="Consolas" w:cs="Times New Roman"/>
       <w:color w:val="4070A0"/>
-      <w:sz w:val="22"/>
+      <w:sz w:val="20"/>
+      <w:shd w:val="clear" w:color="auto" w:fill="FFF5F0"/>
     </w:rPr>
   </w:style>
   <w:style w:type="character" w:customStyle="1" w:styleId="StringTok">
     <w:name w:val="StringTok"/>
     <w:basedOn w:val="VerbatimChar"/>
     <w:rPr>
-      <w:rFonts w:ascii="Consolas" w:hAnsi="Consolas"/>
+      <w:rFonts w:ascii="Consolas" w:hAnsi="Consolas" w:cs="Times New Roman"/>
       <w:color w:val="4070A0"/>
-      <w:sz w:val="22"/>
+      <w:sz w:val="20"/>
+      <w:shd w:val="clear" w:color="auto" w:fill="FFF5F0"/>
     </w:rPr>
   </w:style>
   <w:style w:type="character" w:customStyle="1" w:styleId="VerbatimStringTok">
     <w:name w:val="VerbatimStringTok"/>
     <w:basedOn w:val="VerbatimChar"/>
     <w:rPr>
-      <w:rFonts w:ascii="Consolas" w:hAnsi="Consolas"/>
+      <w:rFonts w:ascii="Consolas" w:hAnsi="Consolas" w:cs="Times New Roman"/>
       <w:color w:val="4070A0"/>
-      <w:sz w:val="22"/>
+      <w:sz w:val="20"/>
+      <w:shd w:val="clear" w:color="auto" w:fill="FFF5F0"/>
     </w:rPr>
   </w:style>
   <w:style w:type="character" w:customStyle="1" w:styleId="SpecialStringTok">
     <w:name w:val="SpecialStringTok"/>
     <w:basedOn w:val="VerbatimChar"/>
     <w:rPr>
-      <w:rFonts w:ascii="Consolas" w:hAnsi="Consolas"/>
+      <w:rFonts w:ascii="Consolas" w:hAnsi="Consolas" w:cs="Times New Roman"/>
       <w:color w:val="BB6688"/>
-      <w:sz w:val="22"/>
+      <w:sz w:val="20"/>
+      <w:shd w:val="clear" w:color="auto" w:fill="FFF5F0"/>
     </w:rPr>
   </w:style>
   <w:style w:type="character" w:customStyle="1" w:styleId="ImportTok">
     <w:name w:val="ImportTok"/>
     <w:basedOn w:val="VerbatimChar"/>
     <w:rPr>
-      <w:rFonts w:ascii="Consolas" w:hAnsi="Consolas"/>
+      <w:rFonts w:ascii="Consolas" w:hAnsi="Consolas" w:cs="Times New Roman"/>
       <w:b/>
       <w:color w:val="008000"/>
-      <w:sz w:val="22"/>
+      <w:sz w:val="20"/>
+      <w:shd w:val="clear" w:color="auto" w:fill="FFF5F0"/>
     </w:rPr>
   </w:style>
   <w:style w:type="character" w:customStyle="1" w:styleId="CommentTok">
     <w:name w:val="CommentTok"/>
     <w:basedOn w:val="VerbatimChar"/>
     <w:rPr>
-      <w:rFonts w:ascii="Consolas" w:hAnsi="Consolas"/>
+      <w:rFonts w:ascii="Consolas" w:hAnsi="Consolas" w:cs="Times New Roman"/>
       <w:i/>
       <w:color w:val="60A0B0"/>
-      <w:sz w:val="22"/>
+      <w:sz w:val="20"/>
+      <w:shd w:val="clear" w:color="auto" w:fill="FFF5F0"/>
     </w:rPr>
   </w:style>
   <w:style w:type="character" w:customStyle="1" w:styleId="DocumentationTok">
     <w:name w:val="DocumentationTok"/>
     <w:basedOn w:val="VerbatimChar"/>
     <w:rPr>
-      <w:rFonts w:ascii="Consolas" w:hAnsi="Consolas"/>
+      <w:rFonts w:ascii="Consolas" w:hAnsi="Consolas" w:cs="Times New Roman"/>
       <w:i/>
       <w:color w:val="BA2121"/>
-      <w:sz w:val="22"/>
+      <w:sz w:val="20"/>
+      <w:shd w:val="clear" w:color="auto" w:fill="FFF5F0"/>
     </w:rPr>
   </w:style>
   <w:style w:type="character" w:customStyle="1" w:styleId="AnnotationTok">
     <w:name w:val="AnnotationTok"/>
     <w:basedOn w:val="VerbatimChar"/>
     <w:rPr>
-      <w:rFonts w:ascii="Consolas" w:hAnsi="Consolas"/>
+      <w:rFonts w:ascii="Consolas" w:hAnsi="Consolas" w:cs="Times New Roman"/>
       <w:b/>
       <w:i/>
       <w:color w:val="60A0B0"/>
-      <w:sz w:val="22"/>
+      <w:sz w:val="20"/>
+      <w:shd w:val="clear" w:color="auto" w:fill="FFF5F0"/>
     </w:rPr>
   </w:style>
   <w:style w:type="character" w:customStyle="1" w:styleId="CommentVarTok">
     <w:name w:val="CommentVarTok"/>
     <w:basedOn w:val="VerbatimChar"/>
     <w:rPr>
-      <w:rFonts w:ascii="Consolas" w:hAnsi="Consolas"/>
+      <w:rFonts w:ascii="Consolas" w:hAnsi="Consolas" w:cs="Times New Roman"/>
       <w:b/>
       <w:i/>
       <w:color w:val="60A0B0"/>
-      <w:sz w:val="22"/>
+      <w:sz w:val="20"/>
+      <w:shd w:val="clear" w:color="auto" w:fill="FFF5F0"/>
     </w:rPr>
   </w:style>
   <w:style w:type="character" w:customStyle="1" w:styleId="OtherTok">
     <w:name w:val="OtherTok"/>
     <w:basedOn w:val="VerbatimChar"/>
     <w:rPr>
-      <w:rFonts w:ascii="Consolas" w:hAnsi="Consolas"/>
+      <w:rFonts w:ascii="Consolas" w:hAnsi="Consolas" w:cs="Times New Roman"/>
       <w:color w:val="007020"/>
-      <w:sz w:val="22"/>
+      <w:sz w:val="20"/>
+      <w:shd w:val="clear" w:color="auto" w:fill="FFF5F0"/>
     </w:rPr>
   </w:style>
   <w:style w:type="character" w:customStyle="1" w:styleId="FunctionTok">
     <w:name w:val="FunctionTok"/>
     <w:basedOn w:val="VerbatimChar"/>
     <w:rPr>
-      <w:rFonts w:ascii="Consolas" w:hAnsi="Consolas"/>
+      <w:rFonts w:ascii="Consolas" w:hAnsi="Consolas" w:cs="Times New Roman"/>
       <w:color w:val="06287E"/>
-      <w:sz w:val="22"/>
+      <w:sz w:val="20"/>
+      <w:shd w:val="clear" w:color="auto" w:fill="FFF5F0"/>
     </w:rPr>
   </w:style>
   <w:style w:type="character" w:customStyle="1" w:styleId="VariableTok">
     <w:name w:val="VariableTok"/>
     <w:basedOn w:val="VerbatimChar"/>
     <w:rPr>
-      <w:rFonts w:ascii="Consolas" w:hAnsi="Consolas"/>
+      <w:rFonts w:ascii="Consolas" w:hAnsi="Consolas" w:cs="Times New Roman"/>
       <w:color w:val="19177C"/>
-      <w:sz w:val="22"/>
+      <w:sz w:val="20"/>
+      <w:shd w:val="clear" w:color="auto" w:fill="FFF5F0"/>
     </w:rPr>
   </w:style>
   <w:style w:type="character" w:customStyle="1" w:styleId="ControlFlowTok">
     <w:name w:val="ControlFlowTok"/>
     <w:basedOn w:val="VerbatimChar"/>
     <w:rPr>
-      <w:rFonts w:ascii="Consolas" w:hAnsi="Consolas"/>
+      <w:rFonts w:ascii="Consolas" w:hAnsi="Consolas" w:cs="Times New Roman"/>
       <w:b/>
       <w:color w:val="007020"/>
-      <w:sz w:val="22"/>
+      <w:sz w:val="20"/>
+      <w:shd w:val="clear" w:color="auto" w:fill="FFF5F0"/>
     </w:rPr>
   </w:style>
   <w:style w:type="character" w:customStyle="1" w:styleId="OperatorTok">
     <w:name w:val="OperatorTok"/>
     <w:basedOn w:val="VerbatimChar"/>
     <w:rPr>
-      <w:rFonts w:ascii="Consolas" w:hAnsi="Consolas"/>
+      <w:rFonts w:ascii="Consolas" w:hAnsi="Consolas" w:cs="Times New Roman"/>
       <w:color w:val="666666"/>
-      <w:sz w:val="22"/>
+      <w:sz w:val="20"/>
+      <w:shd w:val="clear" w:color="auto" w:fill="FFF5F0"/>
     </w:rPr>
   </w:style>
   <w:style w:type="character" w:customStyle="1" w:styleId="BuiltInTok">
     <w:name w:val="BuiltInTok"/>
     <w:basedOn w:val="VerbatimChar"/>
     <w:rPr>
-      <w:rFonts w:ascii="Consolas" w:hAnsi="Consolas"/>
+      <w:rFonts w:ascii="Consolas" w:hAnsi="Consolas" w:cs="Times New Roman"/>
       <w:color w:val="008000"/>
-      <w:sz w:val="22"/>
+      <w:sz w:val="20"/>
+      <w:shd w:val="clear" w:color="auto" w:fill="FFF5F0"/>
     </w:rPr>
   </w:style>
   <w:style w:type="character" w:customStyle="1" w:styleId="ExtensionTok">
     <w:name w:val="ExtensionTok"/>
     <w:basedOn w:val="VerbatimChar"/>
     <w:rPr>
-      <w:rFonts w:ascii="Consolas" w:hAnsi="Consolas"/>
-      <w:sz w:val="22"/>
+      <w:rFonts w:ascii="Consolas" w:hAnsi="Consolas" w:cs="Times New Roman"/>
+      <w:sz w:val="20"/>
+      <w:shd w:val="clear" w:color="auto" w:fill="FFF5F0"/>
     </w:rPr>
   </w:style>
   <w:style w:type="character" w:customStyle="1" w:styleId="PreprocessorTok">
     <w:name w:val="PreprocessorTok"/>
     <w:basedOn w:val="VerbatimChar"/>
     <w:rPr>
-      <w:rFonts w:ascii="Consolas" w:hAnsi="Consolas"/>
+      <w:rFonts w:ascii="Consolas" w:hAnsi="Consolas" w:cs="Times New Roman"/>
       <w:color w:val="BC7A00"/>
-      <w:sz w:val="22"/>
+      <w:sz w:val="20"/>
+      <w:shd w:val="clear" w:color="auto" w:fill="FFF5F0"/>
     </w:rPr>
   </w:style>
   <w:style w:type="character" w:customStyle="1" w:styleId="AttributeTok">
     <w:name w:val="AttributeTok"/>
     <w:basedOn w:val="VerbatimChar"/>
     <w:rPr>
-      <w:rFonts w:ascii="Consolas" w:hAnsi="Consolas"/>
+      <w:rFonts w:ascii="Consolas" w:hAnsi="Consolas" w:cs="Times New Roman"/>
       <w:color w:val="7D9029"/>
-      <w:sz w:val="22"/>
+      <w:sz w:val="20"/>
+      <w:shd w:val="clear" w:color="auto" w:fill="FFF5F0"/>
     </w:rPr>
   </w:style>
   <w:style w:type="character" w:customStyle="1" w:styleId="RegionMarkerTok">
     <w:name w:val="RegionMarkerTok"/>
     <w:basedOn w:val="VerbatimChar"/>
     <w:rPr>
-      <w:rFonts w:ascii="Consolas" w:hAnsi="Consolas"/>
-      <w:sz w:val="22"/>
+      <w:rFonts w:ascii="Consolas" w:hAnsi="Consolas" w:cs="Times New Roman"/>
+      <w:sz w:val="20"/>
+      <w:shd w:val="clear" w:color="auto" w:fill="FFF5F0"/>
     </w:rPr>
   </w:style>
   <w:style w:type="character" w:customStyle="1" w:styleId="InformationTok">
     <w:name w:val="InformationTok"/>
     <w:basedOn w:val="VerbatimChar"/>
     <w:rPr>
-      <w:rFonts w:ascii="Consolas" w:hAnsi="Consolas"/>
+      <w:rFonts w:ascii="Consolas" w:hAnsi="Consolas" w:cs="Times New Roman"/>
       <w:b/>
       <w:i/>
       <w:color w:val="60A0B0"/>
-      <w:sz w:val="22"/>
+      <w:sz w:val="20"/>
+      <w:shd w:val="clear" w:color="auto" w:fill="FFF5F0"/>
     </w:rPr>
   </w:style>
   <w:style w:type="character" w:customStyle="1" w:styleId="WarningTok">
     <w:name w:val="WarningTok"/>
     <w:basedOn w:val="VerbatimChar"/>
     <w:rPr>
-      <w:rFonts w:ascii="Consolas" w:hAnsi="Consolas"/>
+      <w:rFonts w:ascii="Consolas" w:hAnsi="Consolas" w:cs="Times New Roman"/>
       <w:b/>
       <w:i/>
       <w:color w:val="60A0B0"/>
-      <w:sz w:val="22"/>
+      <w:sz w:val="20"/>
+      <w:shd w:val="clear" w:color="auto" w:fill="FFF5F0"/>
     </w:rPr>
   </w:style>
   <w:style w:type="character" w:customStyle="1" w:styleId="AlertTok">
     <w:name w:val="AlertTok"/>
     <w:basedOn w:val="VerbatimChar"/>
     <w:rPr>
-      <w:rFonts w:ascii="Consolas" w:hAnsi="Consolas"/>
+      <w:rFonts w:ascii="Consolas" w:hAnsi="Consolas" w:cs="Times New Roman"/>
       <w:b/>
       <w:color w:val="FF0000"/>
-      <w:sz w:val="22"/>
+      <w:sz w:val="20"/>
+      <w:shd w:val="clear" w:color="auto" w:fill="FFF5F0"/>
     </w:rPr>
   </w:style>
   <w:style w:type="character" w:customStyle="1" w:styleId="ErrorTok">
     <w:name w:val="ErrorTok"/>
     <w:basedOn w:val="VerbatimChar"/>
     <w:rPr>
-      <w:rFonts w:ascii="Consolas" w:hAnsi="Consolas"/>
+      <w:rFonts w:ascii="Consolas" w:hAnsi="Consolas" w:cs="Times New Roman"/>
       <w:b/>
       <w:color w:val="FF0000"/>
-      <w:sz w:val="22"/>
+      <w:sz w:val="20"/>
+      <w:shd w:val="clear" w:color="auto" w:fill="FFF5F0"/>
     </w:rPr>
   </w:style>
   <w:style w:type="character" w:customStyle="1" w:styleId="NormalTok">
     <w:name w:val="NormalTok"/>
     <w:basedOn w:val="VerbatimChar"/>
     <w:rPr>
-      <w:rFonts w:ascii="Consolas" w:hAnsi="Consolas"/>
-      <w:sz w:val="22"/>
+      <w:rFonts w:ascii="Consolas" w:hAnsi="Consolas" w:cs="Times New Roman"/>
+      <w:sz w:val="20"/>
+      <w:shd w:val="clear" w:color="auto" w:fill="FFF5F0"/>
     </w:rPr>
   </w:style>
   <w:style w:type="paragraph" w:styleId="ad">
     <w:name w:val="header"/>
     <w:basedOn w:val="a"/>
     <w:link w:val="Char2"/>
-    <w:rsid w:val="00AD3610"/>
+    <w:rsid w:val="001A7C9E"/>
     <w:pPr>
       <w:tabs>
         <w:tab w:val="center" w:pos="4513"/>
@@ -9378,13 +9477,13 @@
     <w:name w:val="머리글 Char"/>
     <w:basedOn w:val="a1"/>
     <w:link w:val="ad"/>
-    <w:rsid w:val="00AD3610"/>
+    <w:rsid w:val="001A7C9E"/>
   </w:style>
   <w:style w:type="paragraph" w:styleId="ae">
     <w:name w:val="footer"/>
     <w:basedOn w:val="a"/>
     <w:link w:val="Char3"/>
-    <w:rsid w:val="00AD3610"/>
+    <w:rsid w:val="001A7C9E"/>
     <w:pPr>
       <w:tabs>
         <w:tab w:val="center" w:pos="4513"/>
@@ -9397,17 +9496,17 @@
     <w:name w:val="바닥글 Char"/>
     <w:basedOn w:val="a1"/>
     <w:link w:val="ae"/>
-    <w:rsid w:val="00AD3610"/>
+    <w:rsid w:val="001A7C9E"/>
   </w:style>
   <w:style w:type="character" w:styleId="af">
     <w:name w:val="page number"/>
     <w:basedOn w:val="a1"/>
-    <w:rsid w:val="00AD3610"/>
+    <w:rsid w:val="001A7C9E"/>
   </w:style>
   <w:style w:type="character" w:styleId="af0">
     <w:name w:val="line number"/>
     <w:basedOn w:val="a1"/>
-    <w:rsid w:val="00AD3610"/>
+    <w:rsid w:val="001A7C9E"/>
   </w:style>
 </w:styles>
 </file>

--- a/ko/paper/paper_en.docx
+++ b/ko/paper/paper_en.docx
@@ -350,7 +350,11 @@
         <w:t>An open analysis schema and dataset</w:t>
       </w:r>
       <w:r>
-        <w:t xml:space="preserve"> (CC BY 4.0), a machine-readable JSON encoding of two-level sonata-form analysis (sections × theme zones), instantiated for Mozart K. 545 mvt. I and </w:t>
+        <w:t xml:space="preserve"> (CC BY 4.0), a machine-readable JSON encoding of two-level sonata-form analysis (sections × theme zones), instantiated for </w:t>
+      </w:r>
+      <w:r>
+        <w:lastRenderedPageBreak/>
+        <w:t xml:space="preserve">Mozart K. 545 mvt. I and </w:t>
       </w:r>
       <w:r>
         <w:rPr>
@@ -360,11 +364,7 @@
         <w:t>intentionally interoperable</w:t>
       </w:r>
       <w:r>
-        <w:t xml:space="preserve"> with the Algomus annotation </w:t>
-      </w:r>
-      <w:r>
-        <w:lastRenderedPageBreak/>
-        <w:t>conventions of Allegraud et al. (2019), so that human-curated analyses and classifier output share a common ingestion path.</w:t>
+        <w:t xml:space="preserve"> with the Algomus annotation conventions of Allegraud et al. (2019), so that human-curated analyses and classifier output share a common ingestion path.</w:t>
       </w:r>
     </w:p>
     <w:p>
@@ -465,6 +465,7 @@
           <w:b/>
           <w:bCs/>
         </w:rPr>
+        <w:lastRenderedPageBreak/>
         <w:t>Theme zones.</w:t>
       </w:r>
       <w:r>
@@ -476,7 +477,6 @@
         <w:pStyle w:val="a0"/>
       </w:pPr>
       <w:r>
-        <w:lastRenderedPageBreak/>
         <w:t xml:space="preserve">This two-level hierarchy is directly compatible with both Hepokoski &amp; Darcy’s </w:t>
       </w:r>
       <w:r>
@@ -792,7 +792,11 @@
         <w:pStyle w:val="a0"/>
       </w:pPr>
       <w:r>
-        <w:t xml:space="preserve">Color mapping has been studied as a representational means in music pedagogy. Kuo and Chuang (2013), proposing a color music notation system for beginners, map pitch, duration, range, and intensity to colors, lattices, graphs, and shape sizes respectively, drawing on Itten’s color wheel and the Natural Color System to align twelve primary colors with twelve-tone equal temperament. Their work demonstrates the systematic applicability of color–music synesthetic mapping at the </w:t>
+        <w:t xml:space="preserve">Color mapping has been studied as a representational means in music pedagogy. Kuo and Chuang (2013), proposing a color music notation system for beginners, map pitch, duration, </w:t>
+      </w:r>
+      <w:r>
+        <w:lastRenderedPageBreak/>
+        <w:t xml:space="preserve">range, and intensity to colors, lattices, graphs, and shape sizes respectively, drawing on Itten’s color wheel and the Natural Color System to align twelve primary colors with twelve-tone equal temperament. Their work demonstrates the systematic applicability of color–music synesthetic mapping at the </w:t>
       </w:r>
       <w:r>
         <w:rPr>
@@ -812,7 +816,10 @@
         <w:t>formal hierarchy</w:t>
       </w:r>
       <w:r>
-        <w:t xml:space="preserve"> dimension rather than the pitch dimension.</w:t>
+        <w:t xml:space="preserve"> dime</w:t>
+      </w:r>
+      <w:r>
+        <w:t>nsion rather than the pitch dimension.</w:t>
       </w:r>
     </w:p>
     <w:p>
@@ -822,7 +829,6 @@
       <w:bookmarkStart w:id="9" w:name="Xa0e3c68e90591503e6220a9976f79d4f2e14830"/>
       <w:bookmarkEnd w:id="8"/>
       <w:r>
-        <w:lastRenderedPageBreak/>
         <w:t>2.3 Active Learning and Comparative Listening</w:t>
       </w:r>
     </w:p>
@@ -900,7 +906,11 @@
         <w:t>sonata_structure.json</w:t>
       </w:r>
       <w:r>
-        <w:t>) is not metadata attached to a Dezrann annotation but a stand-alone, peer-reviewable, versioned CC BY 4.0 object directly reusable in MIR pipelines and in derivative analyses of other works, in the same sense that the Allegraud et al. (2019) sonata-form corpus has been reused. And where Allegraud et al. (2019) address the au</w:t>
+        <w:t xml:space="preserve">) is not metadata </w:t>
+      </w:r>
+      <w:r>
+        <w:lastRenderedPageBreak/>
+        <w:t>attached to a Dezrann annotation but a stand-alone, peer-reviewable, versioned CC BY 4.0 object directly reusable in MIR pipelines and in derivative analyses of other works, in the same sense that the Allegraud et al. (2019) sonata-form corpus has been reused. And where Allegraud et al. (2019) address the au</w:t>
       </w:r>
       <w:r>
         <w:t>tomatic-detection problem on a 32-quartet corpus for the music-information-retrieval community, the present tool addresses the teaching problem on a single canonical work for the music-education community: a robust classifier and a precise pedagogical instrument are complementary rather than competing, since they need not target the same evaluation metric.</w:t>
@@ -911,7 +921,6 @@
         <w:pStyle w:val="a0"/>
       </w:pPr>
       <w:r>
-        <w:lastRenderedPageBreak/>
         <w:t>Table 2 positions the present work against several adjacent systems.</w:t>
       </w:r>
     </w:p>
@@ -1611,6 +1620,7 @@
               <w:rPr>
                 <w:sz w:val="22"/>
               </w:rPr>
+              <w:lastRenderedPageBreak/>
               <w:t>Verovio Humdrum Viewer (Sapp 2017)</w:t>
             </w:r>
           </w:p>
@@ -2224,6 +2234,7 @@
       <w:bookmarkEnd w:id="6"/>
       <w:bookmarkEnd w:id="10"/>
       <w:r>
+        <w:lastRenderedPageBreak/>
         <w:t>3. Mozart’s K. 545, Movement I: An Analytical Walk-Through</w:t>
       </w:r>
     </w:p>
@@ -2291,11 +2302,7 @@
         <w:t>analyzed</w:t>
       </w:r>
       <w:r>
-        <w:t xml:space="preserve"> it, a peculiar gap that this paper, and the </w:t>
-      </w:r>
-      <w:r>
-        <w:lastRenderedPageBreak/>
-        <w:t>tool it accompanies, take as a pedagogical opportunity. Three properties make Movement I uniquely productive as a teachi</w:t>
+        <w:t xml:space="preserve"> it, a peculiar gap that this paper, and the tool it accompanies, take as a pedagogical opportunity. Three properties make Movement I uniquely productive as a teachi</w:t>
       </w:r>
       <w:r>
         <w:t>ng case:</w:t>
@@ -2420,7 +2427,15 @@
           <w:i/>
           <w:iCs/>
         </w:rPr>
-        <w:t>Sonata Theory</w:t>
+        <w:t xml:space="preserve">Sonata </w:t>
+      </w:r>
+      <w:r>
+        <w:rPr>
+          <w:i/>
+          <w:iCs/>
+        </w:rPr>
+        <w:lastRenderedPageBreak/>
+        <w:t>Theory</w:t>
       </w:r>
       <w:r>
         <w:t xml:space="preserve"> framework of Hepokoski and Darcy (2006), simplified for pedagogical use by collapsing the transition into the primary-theme zone when the latter is harmonically continuous.</w:t>
@@ -3459,7 +3474,11 @@
         <w:t>Second</w:t>
       </w:r>
       <w:r>
-        <w:t xml:space="preserve">, the exposition’s tonal motion, C → G, typical for a major-mode sonata, is reproduced </w:t>
+        <w:t xml:space="preserve">, the exposition’s tonal motion, C → G, </w:t>
+      </w:r>
+      <w:r>
+        <w:lastRenderedPageBreak/>
+        <w:t xml:space="preserve">typical for a major-mode sonata, is reproduced </w:t>
       </w:r>
       <w:r>
         <w:rPr>
@@ -3574,7 +3593,6 @@
         <w:pStyle w:val="FirstParagraph"/>
       </w:pPr>
       <w:r>
-        <w:lastRenderedPageBreak/>
         <w:t xml:space="preserve">This </w:t>
       </w:r>
       <w:r>
@@ -3649,6 +3667,7 @@
         <w:pStyle w:val="a0"/>
       </w:pPr>
       <w:r>
+        <w:lastRenderedPageBreak/>
         <w:t xml:space="preserve">Mozart’s solution is brilliantly economical: he transposes the entire recapitulation P down a fifth, into F major, and then lets the same modulating logic carry the music </w:t>
       </w:r>
       <w:r>
@@ -3766,11 +3785,7 @@
         <w:t>Recognition of subdominant recap requires hearing both the local key and the larger functional aim.</w:t>
       </w:r>
       <w:r>
-        <w:t xml:space="preserve"> A listener attending only to the surface (“the recap starts in </w:t>
-      </w:r>
-      <w:r>
-        <w:lastRenderedPageBreak/>
-        <w:t>the wrong key”) misses the resolution; a listener attending only to the tonal goal (“S returns to C”) misses Mozart’s clever route. Both layers, local key, structural goal, must be simultaneously available to the learner. This is exactly where multi-representational visualization can help: color labels make local key audible-at-a-glance, while the timeline makes the structural goal visible at a single look.</w:t>
+        <w:t xml:space="preserve"> A listener attending only to the surface (“the recap starts in the wrong key”) misses the resolution; a listener attending only to the tonal goal (“S returns to C”) misses Mozart’s clever route. Both layers, local key, structural goal, must be simultaneously available to the learner. This is exactly where multi-representational visualization can help: color labels make local key audible-at-a-glance, while the timeline makes the structural goal visible at a single look.</w:t>
       </w:r>
     </w:p>
     <w:p>
@@ -3788,7 +3803,11 @@
         <w:t>The recap is not a literal repetition.</w:t>
       </w:r>
       <w:r>
-        <w:t xml:space="preserve"> Beyond the starting transposition, the recapitulation expands the transition (mm. 50–57) relative to the single-measure exposition T at m. 13, a </w:t>
+        <w:t xml:space="preserve"> Beyond the starting transposition, the recapitulation expands the transition (mm. 50–57) relative to the single-measure </w:t>
+      </w:r>
+      <w:r>
+        <w:lastRenderedPageBreak/>
+        <w:t xml:space="preserve">exposition T at m. 13, a </w:t>
       </w:r>
       <w:r>
         <w:rPr>
@@ -3893,8 +3912,9 @@
         <w:rPr>
           <w:noProof/>
         </w:rPr>
+        <w:lastRenderedPageBreak/>
         <w:drawing>
-          <wp:inline distT="0" distB="0" distL="0" distR="0" wp14:anchorId="06427F9D" wp14:editId="06427F9E">
+          <wp:inline distT="0" distB="0" distL="0" distR="0" wp14:anchorId="5EB878E4" wp14:editId="5EB878E5">
             <wp:extent cx="5334000" cy="1834827"/>
             <wp:effectExtent l="0" t="0" r="0" b="0"/>
             <wp:docPr id="26" name="Picture" descr="Figure 1. Recapitulation P region (mm. 42–58) on the score with the section overlay visible at the boundary. The F-major key signature (one flat) is the visible cue that distinguishes the recapitulation P from the C-major exposition P, illustrating K. 545’s subdominant-recapitulation deformation discussed in §3.3."/>
@@ -4108,7 +4128,7 @@
           <w:noProof/>
         </w:rPr>
         <w:drawing>
-          <wp:inline distT="0" distB="0" distL="0" distR="0" wp14:anchorId="06427F9F" wp14:editId="06427FA0">
+          <wp:inline distT="0" distB="0" distL="0" distR="0" wp14:anchorId="5EB878E6" wp14:editId="5EB878E7">
             <wp:extent cx="5334000" cy="2779810"/>
             <wp:effectExtent l="0" t="0" r="0" b="0"/>
             <wp:docPr id="32" name="Picture" descr="Figure 2. System overview at startup, showing the title banner, the section-level timeline (top: pastel-blue exposition, pastel-amber development, pastel-green recapitulation), the now-playing analysis pane (theme zone, key, current measure), and the OSMD-rendered MusicXML score below."/>
@@ -5120,7 +5140,7 @@
           <w:noProof/>
         </w:rPr>
         <w:drawing>
-          <wp:inline distT="0" distB="0" distL="0" distR="0" wp14:anchorId="06427FA1" wp14:editId="06427FA2">
+          <wp:inline distT="0" distB="0" distL="0" distR="0" wp14:anchorId="5EB878E8" wp14:editId="5EB878E9">
             <wp:extent cx="5334000" cy="1052419"/>
             <wp:effectExtent l="0" t="0" r="0" b="0"/>
             <wp:docPr id="39" name="Picture" descr="Figure 3. Active-listening control panel and demo-mode fallback. The yellow Demo mode bar is automatically shown when no audio file is available (e.g., when the copyrighted reference recording is not bundled). Below it: section-jump buttons (Exposition / Development / Recapitulation), playback-speed slider, color/cursor/loop toggles, calibration controls, and a keyboard-shortcut legend."/>
@@ -5279,16 +5299,83 @@
         <w:pStyle w:val="FirstParagraph"/>
       </w:pPr>
       <w:r>
-        <w:t>This section illustrates how a teacher using the tool might surface the analytical claims of §3.3 in a single 30-minute class meeting.</w:t>
+        <w:t xml:space="preserve">The affordances of §4 are intended to support a teaching grammar of the form </w:t>
+      </w:r>
+      <w:r>
+        <w:rPr>
+          <w:i/>
+          <w:iCs/>
+        </w:rPr>
+        <w:t>choose a passage, choose the representations to foreground, listen, look, and let students make the analytical observation themselves</w:t>
+      </w:r>
+      <w:r>
+        <w:t xml:space="preserve">. A representative 30-minute lesson on the §3.3 analytical puzzle proceeds in five short stages: (1) a first hearing with color disabled to elicit informal section guesses; (2) a color reveal so students can verify section boundaries on both the timeline and the score; (3) section-jump playback of exposition P (C major) and S (G major), from which students deduce the I→V move </w:t>
+      </w:r>
+      <w:r>
+        <w:t xml:space="preserve">rather than being told it; (4) the pedagogical pivot, jumping to recapitulation P (F major) and using section-loop and A/B comparison to make the recap audibly and visibly recognizable as the same theme </w:t>
+      </w:r>
+      <w:r>
+        <w:rPr>
+          <w:i/>
+          <w:iCs/>
+        </w:rPr>
+        <w:t>transposed</w:t>
+      </w:r>
+      <w:r>
+        <w:t xml:space="preserve"> rather than “wrong”; and (5) a synthesis stage in which the schematic </w:t>
+      </w:r>
+      <w:r>
+        <w:rPr>
+          <w:i/>
+          <w:iCs/>
+        </w:rPr>
+        <w:t>exposition I→V vs. recapitulation IV→I</w:t>
+      </w:r>
+      <w:r>
+        <w:t xml:space="preserve"> is now grounded in what the class has just heard and seen, allowing the synthesizing question “why did Mozart start the recap in the ‘wrong’ key?” to be answered from the materials rather t</w:t>
+      </w:r>
+      <w:r>
+        <w:t>han from authority. This walk-through is not the only possible use of the tool, but it illustrates how the affordances of §4 combine into a complete teaching unit, and it forms the procedure that the expert reviewer in §6 was asked to enact.</w:t>
+      </w:r>
+    </w:p>
+    <w:p>
+      <w:pPr>
+        <w:pStyle w:val="1"/>
+      </w:pPr>
+      <w:bookmarkStart w:id="27" w:name="preliminary-single-expert-pilot-review"/>
+      <w:bookmarkEnd w:id="26"/>
+      <w:r>
+        <w:t>6. Preliminary Single-Expert Pilot Review</w:t>
+      </w:r>
+    </w:p>
+    <w:p>
+      <w:pPr>
+        <w:pStyle w:val="FirstParagraph"/>
+      </w:pPr>
+      <w:r>
+        <w:t xml:space="preserve">Empirical validation of the tool’s pedagogical claims through a full randomized controlled trial with undergraduate music-education </w:t>
+      </w:r>
+      <w:r>
+        <w:t xml:space="preserve">learners is reserved for follow-up work (§7). As a </w:t>
+      </w:r>
+      <w:r>
+        <w:rPr>
+          <w:i/>
+          <w:iCs/>
+        </w:rPr>
+        <w:t>preliminary</w:t>
+      </w:r>
+      <w:r>
+        <w:t xml:space="preserve"> validation aimed at refining the planned RCT and identifying design risks before learner-facing deployment, we conducted a single-expert pilot review with one domain reviewer holding more than 15 years of music-education field experience. We report this as a single-expert pilot — not as a generalizable expert panel — and the limitations of an n=1 design are discussed in §6.5.</w:t>
       </w:r>
     </w:p>
     <w:p>
       <w:pPr>
         <w:pStyle w:val="2"/>
       </w:pPr>
-      <w:bookmarkStart w:id="27" w:name="first-hearing-5-minutes"/>
-      <w:r>
-        <w:t>5.1 First Hearing (5 minutes)</w:t>
+      <w:bookmarkStart w:id="28" w:name="method"/>
+      <w:r>
+        <w:t>6.1 Method</w:t>
       </w:r>
     </w:p>
     <w:p>
@@ -5296,333 +5383,26 @@
         <w:pStyle w:val="FirstParagraph"/>
       </w:pPr>
       <w:r>
-        <w:t xml:space="preserve">The teacher opens the tool with the audio loaded and </w:t>
-      </w:r>
-      <w:r>
-        <w:rPr>
-          <w:i/>
-          <w:iCs/>
-        </w:rPr>
-        <w:t>color visualization disabled</w:t>
-      </w:r>
-      <w:r>
-        <w:t xml:space="preserve">. The class hears the entire movement once, including the exposition repeat, while the score scrolls and the red playhead moves along the (still uncolored) timeline. The instruction is simply: “Where do you think the movement is divided?” The preserved exposition repeat surfaces a useful preliminary observation that the music </w:t>
-      </w:r>
-      <w:r>
-        <w:rPr>
-          <w:i/>
-          <w:iCs/>
-        </w:rPr>
-        <w:t>returns to the same material</w:t>
-      </w:r>
-      <w:r>
-        <w:t xml:space="preserve"> approximately one minute in.</w:t>
+        <w:t xml:space="preserve">The expert completed an asynchronous self-administered review using a Word-format survey instrument that combined (a) a 40-minute guided walk-through of the §5 classroom lesson plan with the expert acting as the teacher, (b) the 10-item System Usability Scale (Brooke, 1996), and (c) six open-ended questions covering pedagogical fidelity, affordance value, perceived risks of learner misconception, missing affordances, single-work depth versus multi-piece breadth, and recommendations for the planned RCT. The </w:t>
+      </w:r>
+      <w:r>
+        <w:t>SUS items were administered following Brooke’s (1996) original wording. The survey was self-administered, with the expert working through the live deployment at https://rosyrosys.github.io/sonata-form-viz/ in their own environment. Written responses were analysed by the author following the thematic-analysis approach of Braun and Clarke (2006), and the expert gave written informed consent for anonymous reporting.</w:t>
+      </w:r>
+    </w:p>
+    <w:p>
+      <w:pPr>
+        <w:pStyle w:val="a0"/>
+      </w:pPr>
+      <w:r>
+        <w:t>The study was treated as expert evaluation rather than human- subjects research; consequently no formal IRB approval was required by the host institution.</w:t>
       </w:r>
     </w:p>
     <w:p>
       <w:pPr>
         <w:pStyle w:val="2"/>
       </w:pPr>
-      <w:bookmarkStart w:id="28" w:name="X2ddb6c68b882bbc8848c4c15d8d9979b4cd9ae2"/>
-      <w:bookmarkEnd w:id="27"/>
-      <w:r>
-        <w:t>5.2 Color Reveal and Section Identification (8 minutes)</w:t>
-      </w:r>
-    </w:p>
-    <w:p>
-      <w:pPr>
-        <w:pStyle w:val="FirstParagraph"/>
-      </w:pPr>
-      <w:r>
-        <w:t xml:space="preserve">The teacher toggles section color on. The exposition / development / recapitulation tripartite division is now visible at a glance on the timeline; the same colors are simultaneously painted as measure-level overlays on the score. Students are asked to identify, by clicking the timeline segments, the boundary measures of each section. Because the colored regions are now both </w:t>
-      </w:r>
-      <w:r>
-        <w:rPr>
-          <w:i/>
-          <w:iCs/>
-        </w:rPr>
-        <w:t>temporal</w:t>
-      </w:r>
-      <w:r>
-        <w:t xml:space="preserve"> (timeline) and </w:t>
-      </w:r>
-      <w:r>
-        <w:rPr>
-          <w:i/>
-          <w:iCs/>
-        </w:rPr>
-        <w:t>spatial</w:t>
-      </w:r>
-      <w:r>
-        <w:t xml:space="preserve"> (score), students can verify their guesses on either representation.</w:t>
-      </w:r>
-    </w:p>
-    <w:p>
-      <w:pPr>
-        <w:pStyle w:val="2"/>
-      </w:pPr>
-      <w:bookmarkStart w:id="29" w:name="exposition-p-and-s-5-minutes"/>
+      <w:bookmarkStart w:id="29" w:name="sus-result"/>
       <w:bookmarkEnd w:id="28"/>
-      <w:r>
-        <w:t>5.3 Exposition P and S (5 minutes)</w:t>
-      </w:r>
-    </w:p>
-    <w:p>
-      <w:pPr>
-        <w:pStyle w:val="FirstParagraph"/>
-      </w:pPr>
-      <w:r>
-        <w:t xml:space="preserve">Using the section-jump buttons, the teacher plays just the exposition’s P region (mm. 1–13), then just S (mm. 14–25). The analysis pane displays “C major” then “G major”; the boundary is auditorily </w:t>
-      </w:r>
-      <w:r>
-        <w:rPr>
-          <w:i/>
-          <w:iCs/>
-        </w:rPr>
-        <w:t>and</w:t>
-      </w:r>
-      <w:r>
-        <w:t xml:space="preserve"> visually marked. The teacher asks: “What harmonic move did Mozart just make?” The answer (I → V) is no longer something the teacher tells the class but something the class deduces from the visible key change.</w:t>
-      </w:r>
-    </w:p>
-    <w:p>
-      <w:pPr>
-        <w:pStyle w:val="2"/>
-      </w:pPr>
-      <w:bookmarkStart w:id="30" w:name="X38274047bc23f08e8729b0fdf0da1c2ed7905f1"/>
-      <w:bookmarkEnd w:id="29"/>
-      <w:r>
-        <w:t>5.4 The Critical Moment: Recapitulation P (8 minutes)</w:t>
-      </w:r>
-    </w:p>
-    <w:p>
-      <w:pPr>
-        <w:pStyle w:val="FirstParagraph"/>
-      </w:pPr>
-      <w:r>
-        <w:t>The teacher jumps to recapitulation P (mm. 42–58, audio time around 2:12). The analysis pane displays “</w:t>
-      </w:r>
-      <w:r>
-        <w:rPr>
-          <w:b/>
-          <w:bCs/>
-        </w:rPr>
-        <w:t>F major</w:t>
-      </w:r>
-      <w:r>
-        <w:t>.” This is, in our experience, the moment students lean forward. Two follow-up actions make the pedagogical point:</w:t>
-      </w:r>
-    </w:p>
-    <w:p>
-      <w:pPr>
-        <w:pStyle w:val="Compact"/>
-        <w:numPr>
-          <w:ilvl w:val="0"/>
-          <w:numId w:val="9"/>
-        </w:numPr>
-      </w:pPr>
-      <w:r>
-        <w:rPr>
-          <w:i/>
-          <w:iCs/>
-        </w:rPr>
-        <w:t>Loop on</w:t>
-      </w:r>
-      <w:r>
-        <w:t xml:space="preserve">. The teacher engages section loop and lets the class hear recap P for one full pass. The label “F major” is held in view. The visual and auditory representations of </w:t>
-      </w:r>
-      <w:r>
-        <w:rPr>
-          <w:i/>
-          <w:iCs/>
-        </w:rPr>
-        <w:t>the same primary theme in a different key</w:t>
-      </w:r>
-      <w:r>
-        <w:t xml:space="preserve"> are now jointly available.</w:t>
-      </w:r>
-    </w:p>
-    <w:p>
-      <w:pPr>
-        <w:pStyle w:val="Compact"/>
-        <w:numPr>
-          <w:ilvl w:val="0"/>
-          <w:numId w:val="9"/>
-        </w:numPr>
-      </w:pPr>
-      <w:r>
-        <w:rPr>
-          <w:i/>
-          <w:iCs/>
-        </w:rPr>
-        <w:t>A / B compare</w:t>
-      </w:r>
-      <w:r>
-        <w:t xml:space="preserve">. The teacher then loop-toggles between exposition P and recap P, playing each twice. Most students hear </w:t>
-      </w:r>
-      <w:r>
-        <w:rPr>
-          <w:i/>
-          <w:iCs/>
-        </w:rPr>
-        <w:t>the same tune in two different keys</w:t>
-      </w:r>
-      <w:r>
-        <w:t xml:space="preserve">, and recognize the recap as </w:t>
-      </w:r>
-      <w:r>
-        <w:rPr>
-          <w:i/>
-          <w:iCs/>
-        </w:rPr>
-        <w:t>transposed</w:t>
-      </w:r>
-      <w:r>
-        <w:t>, not “wrong.”</w:t>
-      </w:r>
-    </w:p>
-    <w:p>
-      <w:pPr>
-        <w:pStyle w:val="2"/>
-      </w:pPr>
-      <w:bookmarkStart w:id="31" w:name="synthesis-4-minutes"/>
-      <w:bookmarkEnd w:id="30"/>
-      <w:r>
-        <w:t>5.5 Synthesis (4 minutes)</w:t>
-      </w:r>
-    </w:p>
-    <w:p>
-      <w:pPr>
-        <w:pStyle w:val="FirstParagraph"/>
-      </w:pPr>
-      <w:r>
-        <w:t>The teacher displays the schematic comparison:</w:t>
-      </w:r>
-    </w:p>
-    <w:p>
-      <w:pPr>
-        <w:pStyle w:val="a8"/>
-      </w:pPr>
-      <w:r>
-        <w:t xml:space="preserve">Exposition: P in C → S in G </w:t>
-      </w:r>
-      <w:r>
-        <w:rPr>
-          <w:i/>
-          <w:iCs/>
-        </w:rPr>
-        <w:t>(I → V, motion of a fifth up)</w:t>
-      </w:r>
-      <w:r>
-        <w:t xml:space="preserve"> Recapitulation: P in F → S in C </w:t>
-      </w:r>
-      <w:r>
-        <w:rPr>
-          <w:i/>
-          <w:iCs/>
-        </w:rPr>
-        <w:t>(IV → I, motion of a fifth up)</w:t>
-      </w:r>
-    </w:p>
-    <w:p>
-      <w:pPr>
-        <w:pStyle w:val="FirstParagraph"/>
-      </w:pPr>
-      <w:r>
-        <w:t xml:space="preserve">The schematic is now grounded in what the class has just heard </w:t>
-      </w:r>
-      <w:r>
-        <w:rPr>
-          <w:i/>
-          <w:iCs/>
-        </w:rPr>
-        <w:t>and</w:t>
-      </w:r>
-      <w:r>
-        <w:t xml:space="preserve"> seen. The teacher poses the synthesizing question: “Why did Mozart start the recap in the ‘wrong’ key?”, and the class, having seen S land safely in C, has the materials to answer.</w:t>
-      </w:r>
-    </w:p>
-    <w:p>
-      <w:pPr>
-        <w:pStyle w:val="a0"/>
-      </w:pPr>
-      <w:r>
-        <w:t xml:space="preserve">The walk-through above is not the only possible use of the tool, and not every passage requires color or looping. But it illustrates the basic </w:t>
-      </w:r>
-      <w:r>
-        <w:rPr>
-          <w:i/>
-          <w:iCs/>
-        </w:rPr>
-        <w:t>grammar of teaching with the tool</w:t>
-      </w:r>
-      <w:r>
-        <w:t>: choose a passage, choose the representations to foreground, listen, look, and let students make the analytical observation themselves.</w:t>
-      </w:r>
-    </w:p>
-    <w:p>
-      <w:pPr>
-        <w:pStyle w:val="1"/>
-      </w:pPr>
-      <w:bookmarkStart w:id="32" w:name="preliminary-single-expert-pilot-review"/>
-      <w:bookmarkEnd w:id="26"/>
-      <w:bookmarkEnd w:id="31"/>
-      <w:r>
-        <w:t>6. Preliminary Single-Expert Pilot Review</w:t>
-      </w:r>
-    </w:p>
-    <w:p>
-      <w:pPr>
-        <w:pStyle w:val="FirstParagraph"/>
-      </w:pPr>
-      <w:r>
-        <w:t xml:space="preserve">Empirical validation of the tool’s pedagogical claims through a full randomized controlled trial with undergraduate music-education learners is reserved for follow-up work (§7.3). As a </w:t>
-      </w:r>
-      <w:r>
-        <w:rPr>
-          <w:i/>
-          <w:iCs/>
-        </w:rPr>
-        <w:t>preliminary</w:t>
-      </w:r>
-      <w:r>
-        <w:t xml:space="preserve"> validation aimed at refining the planned RCT and identifying design risks before learner-facing deployment, we conducted a single-expert pilot review with one domain reviewer holding more than 15 years of music-education field experience. We report this as a single-expert pilot — not as a generalizable expert panel — and the limitations of an n=1 design are discussed in §6.5.</w:t>
-      </w:r>
-    </w:p>
-    <w:p>
-      <w:pPr>
-        <w:pStyle w:val="2"/>
-      </w:pPr>
-      <w:bookmarkStart w:id="33" w:name="method"/>
-      <w:r>
-        <w:t>6.1 Method</w:t>
-      </w:r>
-    </w:p>
-    <w:p>
-      <w:pPr>
-        <w:pStyle w:val="FirstParagraph"/>
-      </w:pPr>
-      <w:r>
-        <w:t xml:space="preserve">The expert completed an asynchronous self-administered review using a Word-format survey instrument that combined (a) a 40-minute guided walk-through of the §5 classroom lesson plan with the expert acting as the teacher, (b) the 10-item System Usability Scale (Brooke, 1996), and (c) six open-ended questions covering pedagogical fidelity, affordance value, perceived risks of learner misconception, missing affordances, single-work depth versus multi-piece breadth, and recommendations for the planned RCT. The </w:t>
-      </w:r>
-      <w:r>
-        <w:t>SUS items were administered following Brooke’s (1996) original wording. The survey was self-administered, with the expert working through the live deployment at https://rosyrosys.github.io/sonata-form-viz/ in their own environment. Written responses were analysed by the author following the thematic-analysis approach of Braun and Clarke (2006), and the expert gave written informed consent for anonymous reporting.</w:t>
-      </w:r>
-    </w:p>
-    <w:p>
-      <w:pPr>
-        <w:pStyle w:val="a0"/>
-      </w:pPr>
-      <w:r>
-        <w:t>The study was treated as expert evaluation rather than human- subjects research; consequently no formal IRB approval was required by the host institution.</w:t>
-      </w:r>
-    </w:p>
-    <w:p>
-      <w:pPr>
-        <w:pStyle w:val="2"/>
-      </w:pPr>
-      <w:bookmarkStart w:id="34" w:name="sus-result"/>
-      <w:bookmarkEnd w:id="33"/>
       <w:r>
         <w:t>6.2 SUS result</w:t>
       </w:r>
@@ -5901,7 +5681,10 @@
         <w:pStyle w:val="a0"/>
       </w:pPr>
       <w:r>
-        <w:t xml:space="preserve">The expert returned the maximum SUS score, with all positive items rated 5 and all negatively-worded (reverse-coded) items rated 1. We note two things about this pattern. First, the </w:t>
+        <w:t xml:space="preserve">The expert returned the maximum SUS score, with all positive items </w:t>
+      </w:r>
+      <w:r>
+        <w:t xml:space="preserve">rated 5 and all negatively-worded (reverse-coded) items rated 1. We note two things about this pattern. First, the </w:t>
       </w:r>
       <w:r>
         <w:rPr>
@@ -5911,20 +5694,312 @@
         <w:t>consistency</w:t>
       </w:r>
       <w:r>
-        <w:t xml:space="preserve"> of the response (5 on every positive item, 1 on every negative item) is strong evidence that the expert correctly understood the bipolar scale; random responding would yield occasional 5s on negative items. Second, a single-expert SUS of 100 is informative but should not be over-interpreted: an n=1 sample of an expert evaluator predisposed to engage with classroom-tool design is not equivalent to a sampled learner population, and SUS norms drawn from learner data do not transfer to this case. We</w:t>
-      </w:r>
-      <w:r>
-        <w:t xml:space="preserve"> therefore report the raw score and limit our claims accordingly.</w:t>
+        <w:t xml:space="preserve"> of the response (5 on every positive item, 1 on every negative item) is strong evidence that the expert correctly understood the bipolar scale; random responding would yield occasional 5s on negative items. Second, a single-expert SUS of 100 is informative but should not be over-interpreted: an n=1 sample of an expert evaluator predisposed to engage with classroom-tool design is not</w:t>
+      </w:r>
+      <w:r>
+        <w:t xml:space="preserve"> equivalent to a sampled learner population, and SUS norms drawn from learner data do not transfer to this case. We therefore report the raw score and limit our claims accordingly.</w:t>
       </w:r>
     </w:p>
     <w:p>
       <w:pPr>
         <w:pStyle w:val="2"/>
       </w:pPr>
-      <w:bookmarkStart w:id="35" w:name="themes-from-the-qualitative-responses"/>
+      <w:bookmarkStart w:id="30" w:name="themes-from-the-qualitative-responses"/>
+      <w:bookmarkEnd w:id="29"/>
+      <w:r>
+        <w:t>6.3 Themes from the qualitative responses</w:t>
+      </w:r>
+    </w:p>
+    <w:p>
+      <w:pPr>
+        <w:pStyle w:val="FirstParagraph"/>
+      </w:pPr>
+      <w:r>
+        <w:t>Inductive coding of the six open-ended responses surfaced four themes.</w:t>
+      </w:r>
+    </w:p>
+    <w:p>
+      <w:pPr>
+        <w:pStyle w:val="3"/>
+      </w:pPr>
+      <w:bookmarkStart w:id="31" w:name="X5ff88f55d17f2712fcf3617c81bd35d58ae4440"/>
+      <w:r>
+        <w:t>6.3.1 Three-channel synchronization is the named source of value</w:t>
+      </w:r>
+    </w:p>
+    <w:p>
+      <w:pPr>
+        <w:pStyle w:val="FirstParagraph"/>
+      </w:pPr>
+      <w:r>
+        <w:t xml:space="preserve">Both the </w:t>
+      </w:r>
+      <w:r>
+        <w:rPr>
+          <w:i/>
+          <w:iCs/>
+        </w:rPr>
+        <w:t>pedagogical fidelity</w:t>
+      </w:r>
+      <w:r>
+        <w:t xml:space="preserve"> question (C1) and the </w:t>
+      </w:r>
+      <w:r>
+        <w:rPr>
+          <w:i/>
+          <w:iCs/>
+        </w:rPr>
+        <w:t>most valuable affordance</w:t>
+      </w:r>
+      <w:r>
+        <w:t xml:space="preserve"> question (C2) drew the same answer pattern. To the fidelity question the expert responded “</w:t>
+      </w:r>
+      <w:r>
+        <w:rPr>
+          <w:i/>
+          <w:iCs/>
+        </w:rPr>
+        <w:t>Yes, because color is shown, music is played, and they are displayed together with the score.</w:t>
+      </w:r>
+      <w:r>
+        <w:t>” (C1); to the affordance question, “</w:t>
+      </w:r>
+      <w:r>
+        <w:rPr>
+          <w:i/>
+          <w:iCs/>
+        </w:rPr>
+        <w:t>The function of being able to check sections via the score while hearing color and music in real time.</w:t>
+      </w:r>
+      <w:r>
+        <w:t>” (C2). The expert did not single out any individual affordance from the list provided (color encoding, section jump, loo</w:t>
+      </w:r>
+      <w:r>
+        <w:t xml:space="preserve">p, playback-speed control, keyboard shortcuts, demo mode, analysis pane); the </w:t>
+      </w:r>
+      <w:r>
+        <w:rPr>
+          <w:i/>
+          <w:iCs/>
+        </w:rPr>
+        <w:t>integration</w:t>
+      </w:r>
+      <w:r>
+        <w:t xml:space="preserve"> of color, audio, and score was itself identified as the locus of value. This converges with the design claim of §4.1 that the tool’s principal pedagogical contribution is the </w:t>
+      </w:r>
+      <w:r>
+        <w:rPr>
+          <w:i/>
+          <w:iCs/>
+        </w:rPr>
+        <w:t>coordinated update</w:t>
+      </w:r>
+      <w:r>
+        <w:t xml:space="preserve"> of three representations rather than any single one.</w:t>
+      </w:r>
+    </w:p>
+    <w:p>
+      <w:pPr>
+        <w:pStyle w:val="3"/>
+      </w:pPr>
+      <w:bookmarkStart w:id="32" w:name="X8a9c53c9b4a72d12d6d05550b44e32ff2ca7e79"/>
+      <w:bookmarkEnd w:id="31"/>
+      <w:r>
+        <w:t>6.3.2 No learner-misconception risks identified by the expert</w:t>
+      </w:r>
+    </w:p>
+    <w:p>
+      <w:pPr>
+        <w:pStyle w:val="FirstParagraph"/>
+      </w:pPr>
+      <w:r>
+        <w:t>In response to the misconception-risk question (C3) the expert indicated they did not perceive any (</w:t>
+      </w:r>
+      <w:r>
+        <w:rPr>
+          <w:i/>
+          <w:iCs/>
+        </w:rPr>
+        <w:t>“There seem to be none.”</w:t>
+      </w:r>
+      <w:r>
+        <w:t xml:space="preserve">). We read this both as a positive indication that the expert, with fifteen years of field experience, did not identify any obvious visualization-induced misunderstanding pathway, and as a hypothesis to be tested in the planned RCT rather than a confirmed null. An expert’s </w:t>
+      </w:r>
+      <w:r>
+        <w:rPr>
+          <w:i/>
+          <w:iCs/>
+        </w:rPr>
+        <w:t>prediction</w:t>
+      </w:r>
+      <w:r>
+        <w:t xml:space="preserve"> of no risk is not equivalent to a learner study failing to detect risk.</w:t>
+      </w:r>
+    </w:p>
+    <w:p>
+      <w:pPr>
+        <w:pStyle w:val="3"/>
+      </w:pPr>
+      <w:bookmarkStart w:id="33" w:name="two-concrete-design-recommendations"/>
+      <w:bookmarkEnd w:id="32"/>
+      <w:r>
+        <w:t>6.3.3 Two concrete design recommendations</w:t>
+      </w:r>
+    </w:p>
+    <w:p>
+      <w:pPr>
+        <w:pStyle w:val="FirstParagraph"/>
+      </w:pPr>
+      <w:r>
+        <w:t>The expert proposed two specific extensions:</w:t>
+      </w:r>
+    </w:p>
+    <w:p>
+      <w:pPr>
+        <w:pStyle w:val="Compact"/>
+        <w:numPr>
+          <w:ilvl w:val="0"/>
+          <w:numId w:val="9"/>
+        </w:numPr>
+      </w:pPr>
+      <w:r>
+        <w:rPr>
+          <w:b/>
+          <w:bCs/>
+        </w:rPr>
+        <w:t>Within-section harmonic detail.</w:t>
+      </w:r>
+      <w:r>
+        <w:t xml:space="preserve"> “</w:t>
+      </w:r>
+      <w:r>
+        <w:rPr>
+          <w:i/>
+          <w:iCs/>
+        </w:rPr>
+        <w:t>It would be better if the chord movements were shown in detail.</w:t>
+      </w:r>
+      <w:r>
+        <w:t>” (C4). The current tool displays section- and theme-zone-level key labels (e.g., “C major” / “G major” / “F major”) but does not surface internal chord-by-chord progressions. The expert’s recommendation is that chord-level harmonic motion be added as a finer visualization layer in a future revision.</w:t>
+      </w:r>
+    </w:p>
+    <w:p>
+      <w:pPr>
+        <w:pStyle w:val="Compact"/>
+        <w:numPr>
+          <w:ilvl w:val="0"/>
+          <w:numId w:val="9"/>
+        </w:numPr>
+      </w:pPr>
+      <w:r>
+        <w:rPr>
+          <w:b/>
+          <w:bCs/>
+        </w:rPr>
+        <w:t>Whole-piece interface affordance.</w:t>
+      </w:r>
+      <w:r>
+        <w:t xml:space="preserve"> In response to the RCT-methodology question (C6) the expert returned a design suggestion rather than a methodology suggestion: “</w:t>
+      </w:r>
+      <w:r>
+        <w:rPr>
+          <w:i/>
+          <w:iCs/>
+        </w:rPr>
+        <w:t>It would be good if one piece and the interface screen could be viewed as a whole.</w:t>
+      </w:r>
+      <w:r>
+        <w:t>” We read this as a request for a more whole-piece visual summary affordance — for instance an always-visible mini-map of the form alongside the (currently scrollable) score.</w:t>
+      </w:r>
+    </w:p>
+    <w:p>
+      <w:pPr>
+        <w:pStyle w:val="FirstParagraph"/>
+      </w:pPr>
+      <w:r>
+        <w:t xml:space="preserve">That a methodology question was answered with a design recommendation is itself a finding: an experienced field expert’s instinct, on encountering a teaching tool, is to think about </w:t>
+      </w:r>
+      <w:r>
+        <w:rPr>
+          <w:i/>
+          <w:iCs/>
+        </w:rPr>
+        <w:t>how to extend the tool</w:t>
+      </w:r>
+      <w:r>
+        <w:t xml:space="preserve"> rather than </w:t>
+      </w:r>
+      <w:r>
+        <w:rPr>
+          <w:i/>
+          <w:iCs/>
+        </w:rPr>
+        <w:t>how to instrument a study around it</w:t>
+      </w:r>
+      <w:r>
+        <w:t>.</w:t>
+      </w:r>
+    </w:p>
+    <w:p>
+      <w:pPr>
+        <w:pStyle w:val="3"/>
+      </w:pPr>
+      <w:bookmarkStart w:id="34" w:name="X4b3be466686d378388712ff3ac02bda7cc4d1c3"/>
+      <w:bookmarkEnd w:id="33"/>
+      <w:r>
+        <w:t>6.3.4 Multi-piece extension and real-world deployment endorsed</w:t>
+      </w:r>
+    </w:p>
+    <w:p>
+      <w:pPr>
+        <w:pStyle w:val="FirstParagraph"/>
+      </w:pPr>
+      <w:r>
+        <w:t>To the question of single-work depth versus multi-piece breadth (C5) the expert responded “</w:t>
+      </w:r>
+      <w:r>
+        <w:rPr>
+          <w:i/>
+          <w:iCs/>
+        </w:rPr>
+        <w:t>If there were diverse works, I would actively use them.</w:t>
+      </w:r>
+      <w:r>
+        <w:t>” The verb is significant: not “could use” but “actively use.” In an optional open-comment field at the end of the survey the expert added, unprompted, “</w:t>
+      </w:r>
+      <w:r>
+        <w:rPr>
+          <w:i/>
+          <w:iCs/>
+        </w:rPr>
+        <w:t>Personally, I hope this program is expanded and turned into a real, deployable tool.</w:t>
+      </w:r>
+      <w:r>
+        <w:t xml:space="preserve">” The two statements together signal a single underlying judgement: that the tool’s current single-work form is a </w:t>
+      </w:r>
+      <w:r>
+        <w:rPr>
+          <w:i/>
+          <w:iCs/>
+        </w:rPr>
+        <w:t>demonstration artefact</w:t>
+      </w:r>
+      <w:r>
+        <w:t>, and that the expert’s field practice would benefit from its maturation into a mult</w:t>
+      </w:r>
+      <w:r>
+        <w:t>i-work, deployment-grade resource. This converges with — and elevates the priority of — the multi-piece dataset already listed as future work in §7 (Beethoven Op. 49 No. 2 mvt. I and Clementi Op. 36 No. 1 mvt. I, encoded against the same JSON schema), and motivates a parallel commitment to production-readiness (documentation, classroom packaging, teacher- facing materials) beyond the research prototype reported here.</w:t>
+      </w:r>
+    </w:p>
+    <w:p>
+      <w:pPr>
+        <w:pStyle w:val="2"/>
+      </w:pPr>
+      <w:bookmarkStart w:id="35" w:name="Xa84ed316009f2bbb6f4ec2e84d740889d5d5e81"/>
+      <w:bookmarkEnd w:id="30"/>
       <w:bookmarkEnd w:id="34"/>
       <w:r>
-        <w:t>6.3 Themes from the qualitative responses</w:t>
+        <w:t>6.4 Implications for the planned RCT and the tool roadmap</w:t>
       </w:r>
     </w:p>
     <w:p>
@@ -5932,143 +6007,7 @@
         <w:pStyle w:val="FirstParagraph"/>
       </w:pPr>
       <w:r>
-        <w:t>Inductive coding of the six open-ended responses surfaced four themes.</w:t>
-      </w:r>
-    </w:p>
-    <w:p>
-      <w:pPr>
-        <w:pStyle w:val="3"/>
-      </w:pPr>
-      <w:bookmarkStart w:id="36" w:name="X5ff88f55d17f2712fcf3617c81bd35d58ae4440"/>
-      <w:r>
-        <w:t>6.3.1 Three-channel synchronization is the named source of value</w:t>
-      </w:r>
-    </w:p>
-    <w:p>
-      <w:pPr>
-        <w:pStyle w:val="FirstParagraph"/>
-      </w:pPr>
-      <w:r>
-        <w:t xml:space="preserve">Both the </w:t>
-      </w:r>
-      <w:r>
-        <w:rPr>
-          <w:i/>
-          <w:iCs/>
-        </w:rPr>
-        <w:t>pedagogical fidelity</w:t>
-      </w:r>
-      <w:r>
-        <w:t xml:space="preserve"> question (C1) and the </w:t>
-      </w:r>
-      <w:r>
-        <w:rPr>
-          <w:i/>
-          <w:iCs/>
-        </w:rPr>
-        <w:t>most valuable affordance</w:t>
-      </w:r>
-      <w:r>
-        <w:t xml:space="preserve"> question (C2) drew the same answer pattern. To the fidelity question the expert responded “</w:t>
-      </w:r>
-      <w:r>
-        <w:rPr>
-          <w:i/>
-          <w:iCs/>
-        </w:rPr>
-        <w:t>Yes, because color is shown, music is played, and they are displayed together with the score.</w:t>
-      </w:r>
-      <w:r>
-        <w:t>” (C1); to the affordance question, “</w:t>
-      </w:r>
-      <w:r>
-        <w:rPr>
-          <w:i/>
-          <w:iCs/>
-        </w:rPr>
-        <w:t>The function of being able to check sections via the score while hearing color and music in real time.</w:t>
-      </w:r>
-      <w:r>
-        <w:t xml:space="preserve">” (C2). The expert did not single out any individual </w:t>
-      </w:r>
-      <w:r>
-        <w:t xml:space="preserve">affordance from the list provided (color encoding, section jump, loop, playback-speed control, keyboard shortcuts, demo mode, analysis pane); the </w:t>
-      </w:r>
-      <w:r>
-        <w:rPr>
-          <w:i/>
-          <w:iCs/>
-        </w:rPr>
-        <w:t>integration</w:t>
-      </w:r>
-      <w:r>
-        <w:t xml:space="preserve"> of color, audio, and score was itself identified as the locus of value. This converges with the design claim of §4.1 that the tool’s principal pedagogical contribution is the </w:t>
-      </w:r>
-      <w:r>
-        <w:rPr>
-          <w:i/>
-          <w:iCs/>
-        </w:rPr>
-        <w:t>coordinated update</w:t>
-      </w:r>
-      <w:r>
-        <w:t xml:space="preserve"> of three representations rather than any single one.</w:t>
-      </w:r>
-    </w:p>
-    <w:p>
-      <w:pPr>
-        <w:pStyle w:val="3"/>
-      </w:pPr>
-      <w:bookmarkStart w:id="37" w:name="X8a9c53c9b4a72d12d6d05550b44e32ff2ca7e79"/>
-      <w:bookmarkEnd w:id="36"/>
-      <w:r>
-        <w:t>6.3.2 No learner-misconception risks identified by the expert</w:t>
-      </w:r>
-    </w:p>
-    <w:p>
-      <w:pPr>
-        <w:pStyle w:val="FirstParagraph"/>
-      </w:pPr>
-      <w:r>
-        <w:t>In response to the misconception-risk question (C3) the expert indicated they did not perceive any (</w:t>
-      </w:r>
-      <w:r>
-        <w:rPr>
-          <w:i/>
-          <w:iCs/>
-        </w:rPr>
-        <w:t>“There seem to be none.”</w:t>
-      </w:r>
-      <w:r>
-        <w:t xml:space="preserve">). We read this both as a positive indication that the expert, with fifteen years of field experience, did not identify any obvious visualization-induced misunderstanding pathway, and as a hypothesis to be tested in the planned RCT rather than a confirmed null. An expert’s </w:t>
-      </w:r>
-      <w:r>
-        <w:rPr>
-          <w:i/>
-          <w:iCs/>
-        </w:rPr>
-        <w:t>prediction</w:t>
-      </w:r>
-      <w:r>
-        <w:t xml:space="preserve"> of no risk is not equivalent to a learner study failing to detect risk.</w:t>
-      </w:r>
-    </w:p>
-    <w:p>
-      <w:pPr>
-        <w:pStyle w:val="3"/>
-      </w:pPr>
-      <w:bookmarkStart w:id="38" w:name="two-concrete-design-recommendations"/>
-      <w:bookmarkEnd w:id="37"/>
-      <w:r>
-        <w:t>6.3.3 Two concrete design recommendations</w:t>
-      </w:r>
-    </w:p>
-    <w:p>
-      <w:pPr>
-        <w:pStyle w:val="FirstParagraph"/>
-      </w:pPr>
-      <w:r>
-        <w:t>The expert proposed two specific extensions:</w:t>
+        <w:t>Three concrete revisions follow from the pilot.</w:t>
       </w:r>
     </w:p>
     <w:p>
@@ -6084,20 +6023,23 @@
           <w:b/>
           <w:bCs/>
         </w:rPr>
-        <w:t>Within-section harmonic detail.</w:t>
-      </w:r>
-      <w:r>
-        <w:t xml:space="preserve"> “</w:t>
-      </w:r>
-      <w:r>
-        <w:rPr>
-          <w:i/>
-          <w:iCs/>
-        </w:rPr>
-        <w:t>It would be better if the chord movements were shown in detail.</w:t>
-      </w:r>
-      <w:r>
-        <w:t>” (C4). The current tool displays section- and theme-zone-level key labels (e.g., “C major” / “G major” / “F major”) but does not surface internal chord-by-chord progressions. The expert’s recommendation is that chord-level harmonic motion be added as a finer visualization layer in a future revision.</w:t>
+        <w:t>RCT primary measure to include “perceived integration”</w:t>
+      </w:r>
+      <w:r>
+        <w:t xml:space="preserve"> — a confidence/integration rating in addition to formal-identification accuracy and SUS. The single-expert response suggests that the </w:t>
+      </w:r>
+      <w:r>
+        <w:rPr>
+          <w:i/>
+          <w:iCs/>
+        </w:rPr>
+        <w:t>experience of three-channel synchronization</w:t>
+      </w:r>
+      <w:r>
+        <w:t xml:space="preserve"> </w:t>
+      </w:r>
+      <w:r>
+        <w:t>may be a distinct construct that learners can rate independently of accuracy and usability. This will be added to the RCT protocol.</w:t>
       </w:r>
     </w:p>
     <w:p>
@@ -6113,20 +6055,88 @@
           <w:b/>
           <w:bCs/>
         </w:rPr>
-        <w:t>Whole-piece interface affordance.</w:t>
-      </w:r>
-      <w:r>
-        <w:t xml:space="preserve"> In response to the RCT-methodology question (C6) the expert returned a design suggestion rather than a methodology suggestion: “</w:t>
-      </w:r>
-      <w:r>
-        <w:rPr>
-          <w:i/>
-          <w:iCs/>
-        </w:rPr>
-        <w:t>It would be good if one piece and the interface screen could be viewed as a whole.</w:t>
-      </w:r>
-      <w:r>
-        <w:t>” We read this as a request for a more whole-piece visual summary affordance — for instance an always-visible mini-map of the form alongside the (currently scrollable) score.</w:t>
+        <w:t>Pre-RCT tool extension: chord-level harmonic layer.</w:t>
+      </w:r>
+      <w:r>
+        <w:t xml:space="preserve"> The expert’s C4 recommendation will be incorporated into a v0.2.0 release before the RCT, so that the RCT evaluates the version the expert thought </w:t>
+      </w:r>
+      <w:r>
+        <w:rPr>
+          <w:i/>
+          <w:iCs/>
+        </w:rPr>
+        <w:t>should exist</w:t>
+      </w:r>
+      <w:r>
+        <w:t>, not the more limited v0.1.0.</w:t>
+      </w:r>
+    </w:p>
+    <w:p>
+      <w:pPr>
+        <w:pStyle w:val="Compact"/>
+        <w:numPr>
+          <w:ilvl w:val="0"/>
+          <w:numId w:val="10"/>
+        </w:numPr>
+      </w:pPr>
+      <w:r>
+        <w:rPr>
+          <w:b/>
+          <w:bCs/>
+        </w:rPr>
+        <w:t>Multi-piece corpus prioritised.</w:t>
+      </w:r>
+      <w:r>
+        <w:t xml:space="preserve"> Per the C5 endorsement, Beethoven Op. 49 No. 2 mvt. I and Clementi Op. 36 No. 1 mvt. I will be added to the corpus </w:t>
+      </w:r>
+      <w:r>
+        <w:rPr>
+          <w:i/>
+          <w:iCs/>
+        </w:rPr>
+        <w:t>before</w:t>
+      </w:r>
+      <w:r>
+        <w:t xml:space="preserve"> the RCT rather than as post-RCT future work, so the trial can also assess single-work-deep versus multi-piece-comparative conditions.</w:t>
+      </w:r>
+    </w:p>
+    <w:p>
+      <w:pPr>
+        <w:pStyle w:val="Compact"/>
+        <w:numPr>
+          <w:ilvl w:val="0"/>
+          <w:numId w:val="10"/>
+        </w:numPr>
+      </w:pPr>
+      <w:r>
+        <w:rPr>
+          <w:b/>
+          <w:bCs/>
+        </w:rPr>
+        <w:t>Production-readiness track in parallel.</w:t>
+      </w:r>
+      <w:r>
+        <w:t xml:space="preserve"> The expert’s unprompted comment that the tool should “</w:t>
+      </w:r>
+      <w:r>
+        <w:rPr>
+          <w:i/>
+          <w:iCs/>
+        </w:rPr>
+        <w:t>become a real, deployable tool</w:t>
+      </w:r>
+      <w:r>
+        <w:t>” frames a separate engineering track alongside the research RCT: documentation for non-author teachers, classroom packaging (offline-installable bundle, printable reference card), and a teacher-facing v1.0 release that does not depend on the live deployment URL.</w:t>
+      </w:r>
+    </w:p>
+    <w:p>
+      <w:pPr>
+        <w:pStyle w:val="2"/>
+      </w:pPr>
+      <w:bookmarkStart w:id="36" w:name="limitations-of-this-pilot"/>
+      <w:bookmarkEnd w:id="35"/>
+      <w:r>
+        <w:t>6.5 Limitations of this pilot</w:t>
       </w:r>
     </w:p>
     <w:p>
@@ -6134,97 +6144,20 @@
         <w:pStyle w:val="FirstParagraph"/>
       </w:pPr>
       <w:r>
-        <w:t xml:space="preserve">That a methodology question was answered with a design recommendation is itself a finding: an experienced field expert’s instinct, on encountering a teaching tool, is to think about </w:t>
-      </w:r>
-      <w:r>
-        <w:rPr>
-          <w:i/>
-          <w:iCs/>
-        </w:rPr>
-        <w:t>how to extend the tool</w:t>
-      </w:r>
-      <w:r>
-        <w:t xml:space="preserve"> rather than </w:t>
-      </w:r>
-      <w:r>
-        <w:rPr>
-          <w:i/>
-          <w:iCs/>
-        </w:rPr>
-        <w:t>how to instrument a study around it</w:t>
-      </w:r>
-      <w:r>
-        <w:t>.</w:t>
-      </w:r>
-    </w:p>
-    <w:p>
-      <w:pPr>
-        <w:pStyle w:val="3"/>
-      </w:pPr>
-      <w:bookmarkStart w:id="39" w:name="X4b3be466686d378388712ff3ac02bda7cc4d1c3"/>
-      <w:bookmarkEnd w:id="38"/>
-      <w:r>
-        <w:t>6.3.4 Multi-piece extension and real-world deployment endorsed</w:t>
-      </w:r>
-    </w:p>
-    <w:p>
-      <w:pPr>
-        <w:pStyle w:val="FirstParagraph"/>
-      </w:pPr>
-      <w:r>
-        <w:t>To the question of single-work depth versus multi-piece breadth (C5) the expert responded “</w:t>
-      </w:r>
-      <w:r>
-        <w:rPr>
-          <w:i/>
-          <w:iCs/>
-        </w:rPr>
-        <w:t>If there were diverse works, I would actively use them.</w:t>
-      </w:r>
-      <w:r>
-        <w:t>” The verb is significant: not “could use” but “actively use.” In an optional open-comment field at the end of the survey the expert added, unprompted, “</w:t>
-      </w:r>
-      <w:r>
-        <w:rPr>
-          <w:i/>
-          <w:iCs/>
-        </w:rPr>
-        <w:t>Personally, I hope this program is expanded and turned into a real, deployable tool.</w:t>
-      </w:r>
-      <w:r>
-        <w:t xml:space="preserve">” The two statements together signal a single underlying judgement: that the tool’s current single-work form is a </w:t>
-      </w:r>
-      <w:r>
-        <w:rPr>
-          <w:i/>
-          <w:iCs/>
-        </w:rPr>
-        <w:t>demonstration artefact</w:t>
-      </w:r>
-      <w:r>
-        <w:t>, and that the expert’s field practice would benefit from its maturation into a mult</w:t>
-      </w:r>
-      <w:r>
-        <w:t>i-work, deployment-grade resource. This converges with — and elevates the priority of — the multi-piece dataset already listed as future work in §7 (Beethoven Op. 49 No. 2 mvt. I and Clementi Op. 36 No. 1 mvt. I, encoded against the same JSON schema), and motivates a parallel commitment to production-readiness (documentation, classroom packaging, teacher- facing materials) beyond the research prototype reported here.</w:t>
-      </w:r>
-    </w:p>
-    <w:p>
-      <w:pPr>
-        <w:pStyle w:val="2"/>
-      </w:pPr>
-      <w:bookmarkStart w:id="40" w:name="Xa84ed316009f2bbb6f4ec2e84d740889d5d5e81"/>
-      <w:bookmarkEnd w:id="35"/>
-      <w:bookmarkEnd w:id="39"/>
-      <w:r>
-        <w:t>6.4 Implications for the planned RCT and the tool roadmap</w:t>
-      </w:r>
-    </w:p>
-    <w:p>
-      <w:pPr>
-        <w:pStyle w:val="FirstParagraph"/>
-      </w:pPr>
-      <w:r>
-        <w:t>Three concrete revisions follow from the pilot.</w:t>
+        <w:t xml:space="preserve">This is a single-expert pilot review, not a generalizable empirical study. Its findings function as </w:t>
+      </w:r>
+      <w:r>
+        <w:rPr>
+          <w:i/>
+          <w:iCs/>
+        </w:rPr>
+        <w:t>design-stage validation</w:t>
+      </w:r>
+      <w:r>
+        <w:t xml:space="preserve"> and as </w:t>
+      </w:r>
+      <w:r>
+        <w:t>input to refining the planned RCT, not as evidence of learner outcomes. We list the limitations explicitly:</w:t>
       </w:r>
     </w:p>
     <w:p>
@@ -6240,20 +6173,20 @@
           <w:b/>
           <w:bCs/>
         </w:rPr>
-        <w:t>RCT primary measure to include “perceived integration”</w:t>
-      </w:r>
-      <w:r>
-        <w:t xml:space="preserve"> — a confidence/integration rating in addition to formal-identification accuracy and SUS. The single-expert response suggests that the </w:t>
-      </w:r>
-      <w:r>
-        <w:rPr>
-          <w:i/>
-          <w:iCs/>
-        </w:rPr>
-        <w:t>experience of three-channel synchronization</w:t>
-      </w:r>
-      <w:r>
-        <w:t xml:space="preserve"> may be a distinct construct that learners can rate independently of accuracy and usability. This will be added to the RCT protocol.</w:t>
+        <w:t>n = 1.</w:t>
+      </w:r>
+      <w:r>
+        <w:t xml:space="preserve"> A single expert cannot characterize the distribution of expert opinion on this tool. The four themes reported in §6.3 should be read as </w:t>
+      </w:r>
+      <w:r>
+        <w:rPr>
+          <w:i/>
+          <w:iCs/>
+        </w:rPr>
+        <w:t>hypotheses generated by one informed observer</w:t>
+      </w:r>
+      <w:r>
+        <w:t>, not as patterns across a community of experts.</w:t>
       </w:r>
     </w:p>
     <w:p>
@@ -6269,20 +6202,10 @@
           <w:b/>
           <w:bCs/>
         </w:rPr>
-        <w:t>Pre-RCT tool extension: chord-level harmonic layer.</w:t>
-      </w:r>
-      <w:r>
-        <w:t xml:space="preserve"> The expert’s C4 recommendation will be incorporated into a v0.2.0 release before the RCT, so that the RCT evaluates the version the expert thought </w:t>
-      </w:r>
-      <w:r>
-        <w:rPr>
-          <w:i/>
-          <w:iCs/>
-        </w:rPr>
-        <w:t>should exist</w:t>
-      </w:r>
-      <w:r>
-        <w:t>, not the more limited v0.1.0.</w:t>
+        <w:t>Maximum SUS score.</w:t>
+      </w:r>
+      <w:r>
+        <w:t xml:space="preserve"> The SUS of 100 is consistent across the ten items but indicates that this individual expert was strongly positively disposed toward the tool. We do not claim that learner SUS distributions will resemble this.</w:t>
       </w:r>
     </w:p>
     <w:p>
@@ -6298,20 +6221,10 @@
           <w:b/>
           <w:bCs/>
         </w:rPr>
-        <w:t>Multi-piece corpus prioritised.</w:t>
-      </w:r>
-      <w:r>
-        <w:t xml:space="preserve"> Per the C5 endorsement, Beethoven Op. 49 No. 2 mvt. I and Clementi Op. 36 No. 1 mvt. I will be added to the corpus </w:t>
-      </w:r>
-      <w:r>
-        <w:rPr>
-          <w:i/>
-          <w:iCs/>
-        </w:rPr>
-        <w:t>before</w:t>
-      </w:r>
-      <w:r>
-        <w:t xml:space="preserve"> the RCT rather than as post-RCT future work, so the trial can also assess single-work-deep versus multi-piece-comparative conditions.</w:t>
+        <w:t>Brief responses.</w:t>
+      </w:r>
+      <w:r>
+        <w:t xml:space="preserve"> All six open-ended responses are short. This prevents the deeper thematic-analytic moves (cross-question triangulation, contradiction-spotting) that a richer interview protocol would have enabled. The responses still function as signal, but signal at lower bandwidth than a fully interviewed expert panel would supply.</w:t>
       </w:r>
     </w:p>
     <w:p>
@@ -6327,48 +6240,10 @@
           <w:b/>
           <w:bCs/>
         </w:rPr>
-        <w:t>Production-readiness track in parallel.</w:t>
-      </w:r>
-      <w:r>
-        <w:t xml:space="preserve"> The expert’s unprompted comment that the tool should “</w:t>
-      </w:r>
-      <w:r>
-        <w:rPr>
-          <w:i/>
-          <w:iCs/>
-        </w:rPr>
-        <w:t>become a real, deployable tool</w:t>
-      </w:r>
-      <w:r>
-        <w:t>” frames a separate engineering track alongside the research RCT: documentation for non-author teachers, classroom packaging (offline-installable bundle, printable reference card), and a teacher-facing v1.0 release that does not depend on the live deployment URL.</w:t>
-      </w:r>
-    </w:p>
-    <w:p>
-      <w:pPr>
-        <w:pStyle w:val="2"/>
-      </w:pPr>
-      <w:bookmarkStart w:id="41" w:name="limitations-of-this-pilot"/>
-      <w:bookmarkEnd w:id="40"/>
-      <w:r>
-        <w:t>6.5 Limitations of this pilot</w:t>
-      </w:r>
-    </w:p>
-    <w:p>
-      <w:pPr>
-        <w:pStyle w:val="FirstParagraph"/>
-      </w:pPr>
-      <w:r>
-        <w:t xml:space="preserve">This is a single-expert pilot review, not a generalizable empirical study. Its findings function as </w:t>
-      </w:r>
-      <w:r>
-        <w:rPr>
-          <w:i/>
-          <w:iCs/>
-        </w:rPr>
-        <w:t>design-stage validation</w:t>
-      </w:r>
-      <w:r>
-        <w:t xml:space="preserve"> and as input to refining the planned RCT, not as evidence of learner outcomes. We list the limitations explicitly:</w:t>
+        <w:t>Expert orientation toward design, not methodology.</w:t>
+      </w:r>
+      <w:r>
+        <w:t xml:space="preserve"> As noted in §6.3.3, the methodology question (C6) was answered with a design suggestion. We treat this as data about the expert’s professional orientation rather than as a deficit in the response, but it does mean the pilot yielded fewer methodological refinements for the RCT than initially hoped.</w:t>
       </w:r>
     </w:p>
     <w:p>
@@ -6376,7 +6251,7 @@
         <w:pStyle w:val="Compact"/>
         <w:numPr>
           <w:ilvl w:val="0"/>
-          <w:numId w:val="12"/>
+          <w:numId w:val="11"/>
         </w:numPr>
       </w:pPr>
       <w:r>
@@ -6384,92 +6259,6 @@
           <w:b/>
           <w:bCs/>
         </w:rPr>
-        <w:t>n = 1.</w:t>
-      </w:r>
-      <w:r>
-        <w:t xml:space="preserve"> A single expert cannot characterize the distribution of expert opinion on this tool. The four themes reported in §6.3 should be read as </w:t>
-      </w:r>
-      <w:r>
-        <w:rPr>
-          <w:i/>
-          <w:iCs/>
-        </w:rPr>
-        <w:t>hypotheses generated by one informed observer</w:t>
-      </w:r>
-      <w:r>
-        <w:t>, not as patterns across a community of experts.</w:t>
-      </w:r>
-    </w:p>
-    <w:p>
-      <w:pPr>
-        <w:pStyle w:val="Compact"/>
-        <w:numPr>
-          <w:ilvl w:val="0"/>
-          <w:numId w:val="12"/>
-        </w:numPr>
-      </w:pPr>
-      <w:r>
-        <w:rPr>
-          <w:b/>
-          <w:bCs/>
-        </w:rPr>
-        <w:t>Maximum SUS score.</w:t>
-      </w:r>
-      <w:r>
-        <w:t xml:space="preserve"> The SUS of 100 is consistent across the ten items but indicates that this individual expert was strongly positively disposed toward the tool. We do not claim that learner SUS distributions will resemble this.</w:t>
-      </w:r>
-    </w:p>
-    <w:p>
-      <w:pPr>
-        <w:pStyle w:val="Compact"/>
-        <w:numPr>
-          <w:ilvl w:val="0"/>
-          <w:numId w:val="12"/>
-        </w:numPr>
-      </w:pPr>
-      <w:r>
-        <w:rPr>
-          <w:b/>
-          <w:bCs/>
-        </w:rPr>
-        <w:t>Brief responses.</w:t>
-      </w:r>
-      <w:r>
-        <w:t xml:space="preserve"> All six open-ended responses are short. This prevents the deeper thematic-analytic moves (cross-question triangulation, contradiction-spotting) that a richer interview protocol would have enabled. The responses still function as signal, but signal at lower bandwidth than a fully interviewed expert panel would supply.</w:t>
-      </w:r>
-    </w:p>
-    <w:p>
-      <w:pPr>
-        <w:pStyle w:val="Compact"/>
-        <w:numPr>
-          <w:ilvl w:val="0"/>
-          <w:numId w:val="12"/>
-        </w:numPr>
-      </w:pPr>
-      <w:r>
-        <w:rPr>
-          <w:b/>
-          <w:bCs/>
-        </w:rPr>
-        <w:t>Expert orientation toward design, not methodology.</w:t>
-      </w:r>
-      <w:r>
-        <w:t xml:space="preserve"> As noted in §6.3.3, the methodology question (C6) was answered with a design suggestion. We treat this as data about the expert’s professional orientation rather than as a deficit in the response, but it does mean the pilot yielded fewer methodological refinements for the RCT than initially hoped.</w:t>
-      </w:r>
-    </w:p>
-    <w:p>
-      <w:pPr>
-        <w:pStyle w:val="Compact"/>
-        <w:numPr>
-          <w:ilvl w:val="0"/>
-          <w:numId w:val="12"/>
-        </w:numPr>
-      </w:pPr>
-      <w:r>
-        <w:rPr>
-          <w:b/>
-          <w:bCs/>
-        </w:rPr>
         <w:t>Pilot was self-administered.</w:t>
       </w:r>
       <w:r>
@@ -6491,45 +6280,26 @@
         <w:t>preliminary expert pilot review</w:t>
       </w:r>
       <w:r>
-        <w:t xml:space="preserve"> rather than as expert validation. The RCT planned in §7.3 is the empirical study against which the tool’s pedagogical claims will properly be tested.</w:t>
+        <w:t xml:space="preserve"> rather than as expert validation. The RCT planned in §7 is the empirical study against which the tool’s pedagogical claims will properly be tested.</w:t>
       </w:r>
     </w:p>
     <w:p>
       <w:pPr>
         <w:pStyle w:val="1"/>
       </w:pPr>
-      <w:bookmarkStart w:id="42" w:name="discussion"/>
-      <w:bookmarkEnd w:id="32"/>
-      <w:bookmarkEnd w:id="41"/>
+      <w:bookmarkStart w:id="37" w:name="discussion"/>
+      <w:bookmarkEnd w:id="27"/>
+      <w:bookmarkEnd w:id="36"/>
       <w:r>
         <w:t>7. Discussion</w:t>
       </w:r>
     </w:p>
     <w:p>
       <w:pPr>
-        <w:pStyle w:val="2"/>
-      </w:pPr>
-      <w:bookmarkStart w:id="43" w:name="pedagogical-implications"/>
-      <w:r>
-        <w:t>7.1 Pedagogical Implications</w:t>
-      </w:r>
-    </w:p>
-    <w:p>
-      <w:pPr>
         <w:pStyle w:val="FirstParagraph"/>
       </w:pPr>
       <w:r>
-        <w:t xml:space="preserve">Traditional verbal teaching often presents the recapitulation as “return-in-tonic,” handling deformations as exceptions; K. 545’s subdominant recapitulation makes a stronger pedagogical claim available, that Mozart </w:t>
-      </w:r>
-      <w:r>
-        <w:rPr>
-          <w:i/>
-          <w:iCs/>
-        </w:rPr>
-        <w:t>preserves the exposition’s modulation pattern</w:t>
-      </w:r>
-      <w:r>
-        <w:t xml:space="preserve"> by shifting the starting key down a fifth, so that the secondary theme arrives in the tonic on the second hearing. The synchronized color-coded view makes this </w:t>
+        <w:t xml:space="preserve">The synchronized color-coded view makes K. 545’s subdominant recapitulation visually self-evident as a </w:t>
       </w:r>
       <w:r>
         <w:rPr>
@@ -6539,103 +6309,23 @@
         <w:t>function-preserving</w:t>
       </w:r>
       <w:r>
-        <w:t xml:space="preserve"> character of the deformation visually self-evident, aligning with current form-functional approaches to musical analysis (Caplin, 1998, 2009). The pedagogical move, from rules-and-exceptions to functional flexibility, is the central educational claim of this work.</w:t>
-      </w:r>
-    </w:p>
-    <w:p>
-      <w:pPr>
-        <w:pStyle w:val="2"/>
-      </w:pPr>
-      <w:bookmarkStart w:id="44" w:name="methodological-and-tooling-implications"/>
-      <w:bookmarkEnd w:id="43"/>
-      <w:r>
-        <w:t>7.2 Methodological and Tooling Implications</w:t>
-      </w:r>
-    </w:p>
-    <w:p>
-      <w:pPr>
-        <w:pStyle w:val="Compact"/>
-        <w:numPr>
-          <w:ilvl w:val="0"/>
-          <w:numId w:val="13"/>
-        </w:numPr>
-      </w:pPr>
-      <w:r>
-        <w:rPr>
-          <w:b/>
-          <w:bCs/>
-        </w:rPr>
-        <w:t>First-class status of formal analysis.</w:t>
-      </w:r>
-      <w:r>
-        <w:t xml:space="preserve"> Encoding the analysis as a versioned JSON object, not as ephemeral pedagogical commentary, invites peer review of the analysis itself, machine reuse, and reproducibility.</w:t>
-      </w:r>
-    </w:p>
-    <w:p>
-      <w:pPr>
-        <w:pStyle w:val="Compact"/>
-        <w:numPr>
-          <w:ilvl w:val="0"/>
-          <w:numId w:val="13"/>
-        </w:numPr>
-      </w:pPr>
-      <w:r>
-        <w:rPr>
-          <w:b/>
-          <w:bCs/>
-        </w:rPr>
-        <w:t>Exposition-repeat folding.</w:t>
-      </w:r>
-      <w:r>
-        <w:t xml:space="preserve"> The non-monotonic mapping between audio time and analytical time during performer-elected repeats is a practical solution to a problem common across sonata-form recordings and applicable wherever the form contains an indicated repeat.</w:t>
-      </w:r>
-    </w:p>
-    <w:p>
-      <w:pPr>
-        <w:pStyle w:val="Compact"/>
-        <w:numPr>
-          <w:ilvl w:val="0"/>
-          <w:numId w:val="13"/>
-        </w:numPr>
-      </w:pPr>
-      <w:r>
-        <w:rPr>
-          <w:b/>
-          <w:bCs/>
-        </w:rPr>
-        <w:t>Demo mode as a copyright-pragmatic default.</w:t>
-      </w:r>
-      <w:r>
-        <w:t xml:space="preserve"> The WebAudio metronome allows the form layer to function in environments where no PD/CC audio is at hand, lowering the barrier to classroom adoption.</w:t>
-      </w:r>
-    </w:p>
-    <w:p>
-      <w:pPr>
-        <w:pStyle w:val="Compact"/>
-        <w:numPr>
-          <w:ilvl w:val="0"/>
-          <w:numId w:val="13"/>
-        </w:numPr>
-      </w:pPr>
-      <w:r>
-        <w:rPr>
-          <w:b/>
-          <w:bCs/>
-        </w:rPr>
-        <w:t>Single-dependency architecture.</w:t>
-      </w:r>
-      <w:r>
-        <w:t xml:space="preserve"> Course materials with one external library age more gracefully than those with complex build pipelines, a non-trivial property for syllabi designed to last multiple cohorts.</w:t>
-      </w:r>
-    </w:p>
-    <w:p>
-      <w:pPr>
-        <w:pStyle w:val="2"/>
-      </w:pPr>
-      <w:bookmarkStart w:id="45" w:name="limitations-and-future-work"/>
-      <w:bookmarkEnd w:id="44"/>
-      <w:r>
-        <w:t>7.3 Limitations and Future Work</w:t>
+        <w:t xml:space="preserve"> deformation rather than a rule-breaking exception, the central educational claim of this work and one that aligns with current form-functional approaches to musical analysis (Caplin, 1998, 2009). Methodologically, the contribution rests on three choices: treating formal analysis as a versioned JSON object suitable for peer review and machine reuse rather than ephemeral commentary; folding the exposition repeat so analytical time remains monotonic under performer-elected repeats; and a si</w:t>
+      </w:r>
+      <w:r>
+        <w:t>ngle-dependency architecture that ages gracefully across the lifespan of a syllabus. The paper limits itself to system design, implementation, and pedagogical positioning; empirical validation of learning effects is deferred to a planned randomized controlled trial comparing the synchronized condition against audio + score and audio-only baselines, with subsequent work extending the schema to additional sonata-form works (Beethoven Op. 49 No. 2 mvt. I, Clementi Op. 36 No. 1 mvt. I), to other formal types (r</w:t>
+      </w:r>
+      <w:r>
+        <w:t>ondo, theme-and-variations, fugue), to automatic score-audio alignment (Nakamura et al., 2017), to a learner-driven authoring mode, and to mobile form factors.</w:t>
+      </w:r>
+    </w:p>
+    <w:p>
+      <w:pPr>
+        <w:pStyle w:val="1"/>
+      </w:pPr>
+      <w:bookmarkStart w:id="38" w:name="conclusion"/>
+      <w:bookmarkEnd w:id="37"/>
+      <w:r>
+        <w:t>8. Conclusion</w:t>
       </w:r>
     </w:p>
     <w:p>
@@ -6643,166 +6333,33 @@
         <w:pStyle w:val="FirstParagraph"/>
       </w:pPr>
       <w:r>
-        <w:t>This paper limits itself to system design, implementation, and pedagogical positioning. Empirical validation of learning effects is deferred to subsequent work. Planned next steps:</w:t>
-      </w:r>
-    </w:p>
-    <w:p>
-      <w:pPr>
-        <w:pStyle w:val="Compact"/>
-        <w:numPr>
-          <w:ilvl w:val="0"/>
-          <w:numId w:val="14"/>
-        </w:numPr>
-      </w:pPr>
-      <w:r>
-        <w:rPr>
-          <w:b/>
-          <w:bCs/>
-        </w:rPr>
-        <w:t>Randomized controlled trial</w:t>
-      </w:r>
-      <w:r>
-        <w:t xml:space="preserve"> comparing the synchronized condition to (a) audio + score without synchronization and (b) audio + verbal lecture only, with form-identification accuracy and the System Usability Scale (Brooke, 1996) as primary measures.</w:t>
-      </w:r>
-    </w:p>
-    <w:p>
-      <w:pPr>
-        <w:pStyle w:val="Compact"/>
-        <w:numPr>
-          <w:ilvl w:val="0"/>
-          <w:numId w:val="14"/>
-        </w:numPr>
-      </w:pPr>
-      <w:r>
-        <w:rPr>
-          <w:b/>
-          <w:bCs/>
-        </w:rPr>
-        <w:t>Automatic score-audio alignment</w:t>
-      </w:r>
-      <w:r>
-        <w:t xml:space="preserve"> (Nakamura et al., 2017) to eliminate recording-dependence.</w:t>
-      </w:r>
-    </w:p>
-    <w:p>
-      <w:pPr>
-        <w:pStyle w:val="Compact"/>
-        <w:numPr>
-          <w:ilvl w:val="0"/>
-          <w:numId w:val="14"/>
-        </w:numPr>
-      </w:pPr>
-      <w:r>
-        <w:rPr>
-          <w:b/>
-          <w:bCs/>
-        </w:rPr>
-        <w:t>Multi-piece dataset.</w:t>
-      </w:r>
-      <w:r>
-        <w:t xml:space="preserve"> Beethoven Op. 49 No. 2 mvt. I and Clementi Op. 36 No. 1 mvt. I encoded against the same JSON schema for comparative form study.</w:t>
-      </w:r>
-    </w:p>
-    <w:p>
-      <w:pPr>
-        <w:pStyle w:val="Compact"/>
-        <w:numPr>
-          <w:ilvl w:val="0"/>
-          <w:numId w:val="14"/>
-        </w:numPr>
-      </w:pPr>
-      <w:r>
-        <w:rPr>
-          <w:b/>
-          <w:bCs/>
-        </w:rPr>
-        <w:t>Authoring mode.</w:t>
-      </w:r>
-      <w:r>
-        <w:t xml:space="preserve"> Learners label their own compositions with formal regions, producing reusable analysis artefacts.</w:t>
-      </w:r>
-    </w:p>
-    <w:p>
-      <w:pPr>
-        <w:pStyle w:val="Compact"/>
-        <w:numPr>
-          <w:ilvl w:val="0"/>
-          <w:numId w:val="14"/>
-        </w:numPr>
-      </w:pPr>
-      <w:r>
-        <w:rPr>
-          <w:b/>
-          <w:bCs/>
-        </w:rPr>
-        <w:t>Other formal types.</w:t>
-      </w:r>
-      <w:r>
-        <w:t xml:space="preserve"> Rondo, theme-and-variations, and fugue, each requiring schema extension.</w:t>
-      </w:r>
-    </w:p>
-    <w:p>
-      <w:pPr>
-        <w:pStyle w:val="Compact"/>
-        <w:numPr>
-          <w:ilvl w:val="0"/>
-          <w:numId w:val="14"/>
-        </w:numPr>
-      </w:pPr>
-      <w:r>
-        <w:rPr>
-          <w:b/>
-          <w:bCs/>
-        </w:rPr>
-        <w:t>Mobile responsiveness.</w:t>
-      </w:r>
-      <w:r>
-        <w:t xml:space="preserve"> Extending the desktop-first design to tablet and phone form factors.</w:t>
+        <w:t xml:space="preserve">This paper has presented an open-source, web-based tool that synchronizes score, audio, and a hierarchical formal-analysis layer to teach the structure of sonata form, with Mozart’s K. 545 mvt. I as the case piece. The central pedagogical claim, that synchronized multi-representation makes the </w:t>
+      </w:r>
+      <w:r>
+        <w:rPr>
+          <w:i/>
+          <w:iCs/>
+        </w:rPr>
+        <w:t>function-preserving</w:t>
+      </w:r>
+      <w:r>
+        <w:t xml:space="preserve"> nature of non-tonic recapitulations visually self-evident, is grounded in form-functional theory and instantiated as a runnable, openly licensed system. Empirical validation of the learning gains this design predicts is the subject of a planned randomized controlled trial; the system, schema, and pedagogical framing presented here provide the foundation for that work.</w:t>
+      </w:r>
+    </w:p>
+    <w:p>
+      <w:pPr>
+        <w:pStyle w:val="a0"/>
+      </w:pPr>
+      <w:r>
+        <w:t>The tool is released under the MIT License; the formal-analysis data under CC BY 4.0. Both invite reuse, extension, and peer scrutiny in the spirit of open digital musicology.</w:t>
       </w:r>
     </w:p>
     <w:p>
       <w:pPr>
         <w:pStyle w:val="1"/>
       </w:pPr>
-      <w:bookmarkStart w:id="46" w:name="conclusion"/>
-      <w:bookmarkEnd w:id="42"/>
-      <w:bookmarkEnd w:id="45"/>
-      <w:r>
-        <w:t>8. Conclusion</w:t>
-      </w:r>
-    </w:p>
-    <w:p>
-      <w:pPr>
-        <w:pStyle w:val="FirstParagraph"/>
-      </w:pPr>
-      <w:r>
-        <w:t xml:space="preserve">This paper has presented an open-source, web-based tool that synchronizes score, audio, and a hierarchical formal-analysis layer to teach the structure of sonata form, with Mozart’s K. 545 mvt. I as the case piece. The central pedagogical claim, that synchronized multi-representation makes the </w:t>
-      </w:r>
-      <w:r>
-        <w:rPr>
-          <w:i/>
-          <w:iCs/>
-        </w:rPr>
-        <w:t>function-preserving</w:t>
-      </w:r>
-      <w:r>
-        <w:t xml:space="preserve"> nature of non-tonic recapitulations visually self-evident, is grounded in form-functional theory and instantiated as a runnable, openly licensed system. Empirical validation of the learning gains this design predicts is the subject of a planned randomized controlled trial; the system, schema, and pedagogical framing presented here provide the foundation for that work.</w:t>
-      </w:r>
-    </w:p>
-    <w:p>
-      <w:pPr>
-        <w:pStyle w:val="a0"/>
-      </w:pPr>
-      <w:r>
-        <w:t>The tool is released under the MIT License; the formal-analysis data under CC BY 4.0. Both invite reuse, extension, and peer scrutiny in the spirit of open digital musicology.</w:t>
-      </w:r>
-    </w:p>
-    <w:p>
-      <w:pPr>
-        <w:pStyle w:val="1"/>
-      </w:pPr>
-      <w:bookmarkStart w:id="47" w:name="reproducibility"/>
-      <w:bookmarkEnd w:id="46"/>
+      <w:bookmarkStart w:id="39" w:name="reproducibility"/>
+      <w:bookmarkEnd w:id="38"/>
       <w:r>
         <w:t>9. Reproducibility</w:t>
       </w:r>
@@ -6860,8 +6417,8 @@
       <w:pPr>
         <w:pStyle w:val="1"/>
       </w:pPr>
-      <w:bookmarkStart w:id="48" w:name="acknowledgments"/>
-      <w:bookmarkEnd w:id="47"/>
+      <w:bookmarkStart w:id="40" w:name="acknowledgments"/>
+      <w:bookmarkEnd w:id="39"/>
       <w:r>
         <w:t>Acknowledgments</w:t>
       </w:r>
@@ -6882,8 +6439,8 @@
       <w:pPr>
         <w:pStyle w:val="1"/>
       </w:pPr>
-      <w:bookmarkStart w:id="49" w:name="ethics-and-consent"/>
-      <w:bookmarkEnd w:id="48"/>
+      <w:bookmarkStart w:id="41" w:name="ethics-and-consent"/>
+      <w:bookmarkEnd w:id="40"/>
       <w:r>
         <w:t>Ethics and Consent</w:t>
       </w:r>
@@ -6893,18 +6450,18 @@
         <w:pStyle w:val="FirstParagraph"/>
       </w:pPr>
       <w:r>
-        <w:t>The present manuscript reports the design, implementation, and analytical case study of an open-source software tool, supplemented by a single-expert pilot review (§6) treated under standard expert-evaluation methodology. It does not include learner-subjects evaluation, animal subjects, or human-derived data beyond the single expert pilot reviewer who provided written informed consent for anonymous reporting. The planned randomized controlled trial outlined in §7.3, which will involve undergraduate music-ed</w:t>
-      </w:r>
-      <w:r>
-        <w:t>ucation majors as participants and the System Usability Scale (Brooke, 1996) as a primary measure, will be conducted under the appropriate institutional review board approval and reported in a separate follow-up publication.</w:t>
+        <w:t>The present manuscript reports the design, implementation, and analytical case study of an open-source software tool, supplemented by a single-expert pilot review (§6) treated under standard expert-evaluation methodology. It does not include learner-subjects evaluation, animal subjects, or human-derived data beyond the single expert pilot reviewer who provided written informed consent for anonymous reporting. The planned randomized controlled trial outlined in §7, which will involve undergraduate music-educ</w:t>
+      </w:r>
+      <w:r>
+        <w:t>ation majors as participants and the System Usability Scale (Brooke, 1996) as a primary measure, will be conducted under the appropriate institutional review board approval and reported in a separate follow-up publication.</w:t>
       </w:r>
     </w:p>
     <w:p>
       <w:pPr>
         <w:pStyle w:val="1"/>
       </w:pPr>
-      <w:bookmarkStart w:id="50" w:name="competing-interests"/>
-      <w:bookmarkEnd w:id="49"/>
+      <w:bookmarkStart w:id="42" w:name="competing-interests"/>
+      <w:bookmarkEnd w:id="41"/>
       <w:r>
         <w:t>Competing Interests</w:t>
       </w:r>
@@ -6921,8 +6478,8 @@
       <w:pPr>
         <w:pStyle w:val="1"/>
       </w:pPr>
-      <w:bookmarkStart w:id="51" w:name="funding-information"/>
-      <w:bookmarkEnd w:id="50"/>
+      <w:bookmarkStart w:id="43" w:name="funding-information"/>
+      <w:bookmarkEnd w:id="42"/>
       <w:r>
         <w:t>Funding Information</w:t>
       </w:r>
@@ -6943,8 +6500,8 @@
       <w:pPr>
         <w:pStyle w:val="1"/>
       </w:pPr>
-      <w:bookmarkStart w:id="52" w:name="authors-contributions"/>
-      <w:bookmarkEnd w:id="51"/>
+      <w:bookmarkStart w:id="44" w:name="authors-contributions"/>
+      <w:bookmarkEnd w:id="43"/>
       <w:r>
         <w:t>Authors’ Contributions</w:t>
       </w:r>
@@ -6958,15 +6515,22 @@
           <w:i/>
           <w:iCs/>
         </w:rPr>
-        <w:t>[To be filled at final submission. For single authorship: “The sole author conceived the study, designed and implemented the software, prepared the analysis schema and case study, drafted the manuscript, and approved the final version.” For multi-authored submissions, please supply a CRediT-style contribution statement.]</w:t>
+        <w:t xml:space="preserve">[To be filled at final submission. For single authorship: “The </w:t>
+      </w:r>
+      <w:r>
+        <w:rPr>
+          <w:i/>
+          <w:iCs/>
+        </w:rPr>
+        <w:t>sole author conceived the study, designed and implemented the software, prepared the analysis schema and case study, drafted the manuscript, and approved the final version.” For multi-authored submissions, please supply a CRediT-style contribution statement.]</w:t>
       </w:r>
     </w:p>
     <w:p>
       <w:pPr>
         <w:pStyle w:val="1"/>
       </w:pPr>
-      <w:bookmarkStart w:id="53" w:name="references"/>
-      <w:bookmarkEnd w:id="52"/>
+      <w:bookmarkStart w:id="45" w:name="references"/>
+      <w:bookmarkEnd w:id="44"/>
       <w:r>
         <w:t>References</w:t>
       </w:r>
@@ -6976,7 +6540,7 @@
         <w:pStyle w:val="Compact"/>
         <w:numPr>
           <w:ilvl w:val="0"/>
-          <w:numId w:val="15"/>
+          <w:numId w:val="12"/>
         </w:numPr>
       </w:pPr>
       <w:r>
@@ -6998,11 +6562,14 @@
         <w:pStyle w:val="Compact"/>
         <w:numPr>
           <w:ilvl w:val="0"/>
-          <w:numId w:val="15"/>
+          <w:numId w:val="12"/>
         </w:numPr>
       </w:pPr>
       <w:r>
-        <w:t xml:space="preserve">Ballester, C., Bacot, B., Bigo, L., Borsan, V. N., Couturier, L., Déguernel, K., et al. (2025). Interacting with annotated and synchronized music corpora on the Dezrann web platform. </w:t>
+        <w:t xml:space="preserve">Ballester, C., Bacot, B., Bigo, L., Borsan, V. N., Couturier, L., Déguernel, K., et al. (2025). Interacting with annotated and </w:t>
+      </w:r>
+      <w:r>
+        <w:t xml:space="preserve">synchronized music corpora on the Dezrann web platform. </w:t>
       </w:r>
       <w:r>
         <w:rPr>
@@ -7020,7 +6587,7 @@
         <w:pStyle w:val="Compact"/>
         <w:numPr>
           <w:ilvl w:val="0"/>
-          <w:numId w:val="15"/>
+          <w:numId w:val="12"/>
         </w:numPr>
       </w:pPr>
       <w:r>
@@ -7042,7 +6609,7 @@
         <w:pStyle w:val="Compact"/>
         <w:numPr>
           <w:ilvl w:val="0"/>
-          <w:numId w:val="15"/>
+          <w:numId w:val="12"/>
         </w:numPr>
       </w:pPr>
       <w:r>
@@ -7064,7 +6631,7 @@
         <w:pStyle w:val="Compact"/>
         <w:numPr>
           <w:ilvl w:val="0"/>
-          <w:numId w:val="15"/>
+          <w:numId w:val="12"/>
         </w:numPr>
       </w:pPr>
       <w:r>
@@ -7086,7 +6653,7 @@
         <w:pStyle w:val="Compact"/>
         <w:numPr>
           <w:ilvl w:val="0"/>
-          <w:numId w:val="15"/>
+          <w:numId w:val="12"/>
         </w:numPr>
       </w:pPr>
       <w:r>
@@ -7108,7 +6675,7 @@
         <w:pStyle w:val="Compact"/>
         <w:numPr>
           <w:ilvl w:val="0"/>
-          <w:numId w:val="15"/>
+          <w:numId w:val="12"/>
         </w:numPr>
       </w:pPr>
       <w:r>
@@ -7130,7 +6697,7 @@
         <w:pStyle w:val="Compact"/>
         <w:numPr>
           <w:ilvl w:val="0"/>
-          <w:numId w:val="15"/>
+          <w:numId w:val="12"/>
         </w:numPr>
       </w:pPr>
       <w:r>
@@ -7152,7 +6719,7 @@
         <w:pStyle w:val="Compact"/>
         <w:numPr>
           <w:ilvl w:val="0"/>
-          <w:numId w:val="15"/>
+          <w:numId w:val="12"/>
         </w:numPr>
       </w:pPr>
       <w:r>
@@ -7174,7 +6741,7 @@
         <w:pStyle w:val="Compact"/>
         <w:numPr>
           <w:ilvl w:val="0"/>
-          <w:numId w:val="15"/>
+          <w:numId w:val="12"/>
         </w:numPr>
       </w:pPr>
       <w:r>
@@ -7196,7 +6763,7 @@
         <w:pStyle w:val="Compact"/>
         <w:numPr>
           <w:ilvl w:val="0"/>
-          <w:numId w:val="15"/>
+          <w:numId w:val="12"/>
         </w:numPr>
       </w:pPr>
       <w:r>
@@ -7218,7 +6785,7 @@
         <w:pStyle w:val="Compact"/>
         <w:numPr>
           <w:ilvl w:val="0"/>
-          <w:numId w:val="15"/>
+          <w:numId w:val="12"/>
         </w:numPr>
       </w:pPr>
       <w:r>
@@ -7240,7 +6807,7 @@
         <w:pStyle w:val="Compact"/>
         <w:numPr>
           <w:ilvl w:val="0"/>
-          <w:numId w:val="15"/>
+          <w:numId w:val="12"/>
         </w:numPr>
       </w:pPr>
       <w:r>
@@ -7262,7 +6829,7 @@
         <w:pStyle w:val="Compact"/>
         <w:numPr>
           <w:ilvl w:val="0"/>
-          <w:numId w:val="15"/>
+          <w:numId w:val="12"/>
         </w:numPr>
       </w:pPr>
       <w:r>
@@ -7284,7 +6851,7 @@
         <w:pStyle w:val="Compact"/>
         <w:numPr>
           <w:ilvl w:val="0"/>
-          <w:numId w:val="15"/>
+          <w:numId w:val="12"/>
         </w:numPr>
       </w:pPr>
       <w:r>
@@ -7306,7 +6873,7 @@
         <w:pStyle w:val="Compact"/>
         <w:numPr>
           <w:ilvl w:val="0"/>
-          <w:numId w:val="15"/>
+          <w:numId w:val="12"/>
         </w:numPr>
       </w:pPr>
       <w:r>
@@ -7328,7 +6895,7 @@
         <w:pStyle w:val="Compact"/>
         <w:numPr>
           <w:ilvl w:val="0"/>
-          <w:numId w:val="15"/>
+          <w:numId w:val="12"/>
         </w:numPr>
       </w:pPr>
       <w:r>
@@ -7350,7 +6917,7 @@
         <w:pStyle w:val="Compact"/>
         <w:numPr>
           <w:ilvl w:val="0"/>
-          <w:numId w:val="15"/>
+          <w:numId w:val="12"/>
         </w:numPr>
       </w:pPr>
       <w:r>
@@ -7372,7 +6939,7 @@
         <w:pStyle w:val="Compact"/>
         <w:numPr>
           <w:ilvl w:val="0"/>
-          <w:numId w:val="15"/>
+          <w:numId w:val="12"/>
         </w:numPr>
       </w:pPr>
       <w:r>
@@ -7394,7 +6961,7 @@
         <w:pStyle w:val="Compact"/>
         <w:numPr>
           <w:ilvl w:val="0"/>
-          <w:numId w:val="15"/>
+          <w:numId w:val="12"/>
         </w:numPr>
       </w:pPr>
       <w:r>
@@ -7416,7 +6983,7 @@
         <w:pStyle w:val="Compact"/>
         <w:numPr>
           <w:ilvl w:val="0"/>
-          <w:numId w:val="15"/>
+          <w:numId w:val="12"/>
         </w:numPr>
       </w:pPr>
       <w:r>
@@ -7438,7 +7005,7 @@
         <w:pStyle w:val="Compact"/>
         <w:numPr>
           <w:ilvl w:val="0"/>
-          <w:numId w:val="15"/>
+          <w:numId w:val="12"/>
         </w:numPr>
       </w:pPr>
       <w:r>
@@ -7454,7 +7021,7 @@
       <w:r>
         <w:t>.</w:t>
       </w:r>
-      <w:bookmarkEnd w:id="53"/>
+      <w:bookmarkEnd w:id="45"/>
     </w:p>
     <w:sectPr>
       <w:headerReference w:type="even" r:id="rId11"/>
@@ -7667,7 +7234,7 @@
   <w:abstractNum w:abstractNumId="0" w15:restartNumberingAfterBreak="0">
     <w:nsid w:val="0000A990"/>
     <w:multiLevelType w:val="multilevel"/>
-    <w:tmpl w:val="39F005B8"/>
+    <w:tmpl w:val="87FC43E2"/>
     <w:lvl w:ilvl="0">
       <w:numFmt w:val="bullet"/>
       <w:lvlText w:val=" "/>
@@ -7744,7 +7311,7 @@
   <w:abstractNum w:abstractNumId="1" w15:restartNumberingAfterBreak="0">
     <w:nsid w:val="0000A991"/>
     <w:multiLevelType w:val="multilevel"/>
-    <w:tmpl w:val="17AEBB0E"/>
+    <w:tmpl w:val="46742642"/>
     <w:lvl w:ilvl="0">
       <w:numFmt w:val="bullet"/>
       <w:lvlText w:val=""/>
@@ -7848,7 +7415,7 @@
   <w:abstractNum w:abstractNumId="2" w15:restartNumberingAfterBreak="0">
     <w:nsid w:val="00A99411"/>
     <w:multiLevelType w:val="multilevel"/>
-    <w:tmpl w:val="C70830F4"/>
+    <w:tmpl w:val="D3D899A4"/>
     <w:lvl w:ilvl="0">
       <w:start w:val="1"/>
       <w:numFmt w:val="decimal"/>
@@ -7931,16 +7498,16 @@
       </w:pPr>
     </w:lvl>
   </w:abstractNum>
-  <w:num w:numId="1" w16cid:durableId="38673533">
+  <w:num w:numId="1" w16cid:durableId="1818066855">
     <w:abstractNumId w:val="0"/>
   </w:num>
-  <w:num w:numId="2" w16cid:durableId="2058427077">
+  <w:num w:numId="2" w16cid:durableId="611324371">
     <w:abstractNumId w:val="1"/>
   </w:num>
-  <w:num w:numId="3" w16cid:durableId="1842693666">
+  <w:num w:numId="3" w16cid:durableId="943264072">
     <w:abstractNumId w:val="1"/>
   </w:num>
-  <w:num w:numId="4" w16cid:durableId="945113727">
+  <w:num w:numId="4" w16cid:durableId="1033772220">
     <w:abstractNumId w:val="2"/>
     <w:lvlOverride w:ilvl="0">
       <w:startOverride w:val="1"/>
@@ -7970,7 +7537,7 @@
       <w:startOverride w:val="1"/>
     </w:lvlOverride>
   </w:num>
-  <w:num w:numId="5" w16cid:durableId="1594238463">
+  <w:num w:numId="5" w16cid:durableId="816265097">
     <w:abstractNumId w:val="2"/>
     <w:lvlOverride w:ilvl="0">
       <w:startOverride w:val="1"/>
@@ -8000,7 +7567,7 @@
       <w:startOverride w:val="1"/>
     </w:lvlOverride>
   </w:num>
-  <w:num w:numId="6" w16cid:durableId="1830754747">
+  <w:num w:numId="6" w16cid:durableId="1347436709">
     <w:abstractNumId w:val="2"/>
     <w:lvlOverride w:ilvl="0">
       <w:startOverride w:val="1"/>
@@ -8030,7 +7597,7 @@
       <w:startOverride w:val="1"/>
     </w:lvlOverride>
   </w:num>
-  <w:num w:numId="7" w16cid:durableId="1149251774">
+  <w:num w:numId="7" w16cid:durableId="1640921491">
     <w:abstractNumId w:val="2"/>
     <w:lvlOverride w:ilvl="0">
       <w:startOverride w:val="1"/>
@@ -8060,10 +7627,10 @@
       <w:startOverride w:val="1"/>
     </w:lvlOverride>
   </w:num>
-  <w:num w:numId="8" w16cid:durableId="919951012">
+  <w:num w:numId="8" w16cid:durableId="1802923473">
     <w:abstractNumId w:val="1"/>
   </w:num>
-  <w:num w:numId="9" w16cid:durableId="1633949591">
+  <w:num w:numId="9" w16cid:durableId="939139971">
     <w:abstractNumId w:val="2"/>
     <w:lvlOverride w:ilvl="0">
       <w:startOverride w:val="1"/>
@@ -8093,7 +7660,7 @@
       <w:startOverride w:val="1"/>
     </w:lvlOverride>
   </w:num>
-  <w:num w:numId="10" w16cid:durableId="271859649">
+  <w:num w:numId="10" w16cid:durableId="1224175487">
     <w:abstractNumId w:val="2"/>
     <w:lvlOverride w:ilvl="0">
       <w:startOverride w:val="1"/>
@@ -8123,73 +7690,10 @@
       <w:startOverride w:val="1"/>
     </w:lvlOverride>
   </w:num>
-  <w:num w:numId="11" w16cid:durableId="1481270074">
-    <w:abstractNumId w:val="2"/>
-    <w:lvlOverride w:ilvl="0">
-      <w:startOverride w:val="1"/>
-    </w:lvlOverride>
-    <w:lvlOverride w:ilvl="1">
-      <w:startOverride w:val="1"/>
-    </w:lvlOverride>
-    <w:lvlOverride w:ilvl="2">
-      <w:startOverride w:val="1"/>
-    </w:lvlOverride>
-    <w:lvlOverride w:ilvl="3">
-      <w:startOverride w:val="1"/>
-    </w:lvlOverride>
-    <w:lvlOverride w:ilvl="4">
-      <w:startOverride w:val="1"/>
-    </w:lvlOverride>
-    <w:lvlOverride w:ilvl="5">
-      <w:startOverride w:val="1"/>
-    </w:lvlOverride>
-    <w:lvlOverride w:ilvl="6">
-      <w:startOverride w:val="1"/>
-    </w:lvlOverride>
-    <w:lvlOverride w:ilvl="7">
-      <w:startOverride w:val="1"/>
-    </w:lvlOverride>
-    <w:lvlOverride w:ilvl="8">
-      <w:startOverride w:val="1"/>
-    </w:lvlOverride>
-  </w:num>
-  <w:num w:numId="12" w16cid:durableId="2144156301">
+  <w:num w:numId="11" w16cid:durableId="1500804394">
     <w:abstractNumId w:val="1"/>
   </w:num>
-  <w:num w:numId="13" w16cid:durableId="287009047">
-    <w:abstractNumId w:val="1"/>
-  </w:num>
-  <w:num w:numId="14" w16cid:durableId="444275036">
-    <w:abstractNumId w:val="2"/>
-    <w:lvlOverride w:ilvl="0">
-      <w:startOverride w:val="1"/>
-    </w:lvlOverride>
-    <w:lvlOverride w:ilvl="1">
-      <w:startOverride w:val="1"/>
-    </w:lvlOverride>
-    <w:lvlOverride w:ilvl="2">
-      <w:startOverride w:val="1"/>
-    </w:lvlOverride>
-    <w:lvlOverride w:ilvl="3">
-      <w:startOverride w:val="1"/>
-    </w:lvlOverride>
-    <w:lvlOverride w:ilvl="4">
-      <w:startOverride w:val="1"/>
-    </w:lvlOverride>
-    <w:lvlOverride w:ilvl="5">
-      <w:startOverride w:val="1"/>
-    </w:lvlOverride>
-    <w:lvlOverride w:ilvl="6">
-      <w:startOverride w:val="1"/>
-    </w:lvlOverride>
-    <w:lvlOverride w:ilvl="7">
-      <w:startOverride w:val="1"/>
-    </w:lvlOverride>
-    <w:lvlOverride w:ilvl="8">
-      <w:startOverride w:val="1"/>
-    </w:lvlOverride>
-  </w:num>
-  <w:num w:numId="15" w16cid:durableId="1358770438">
+  <w:num w:numId="12" w16cid:durableId="1218128900">
     <w:abstractNumId w:val="1"/>
   </w:num>
 </w:numbering>
@@ -9081,7 +8585,7 @@
     <w:name w:val="Verbatim Char"/>
     <w:basedOn w:val="Char1"/>
     <w:link w:val="SourceCode"/>
-    <w:rsid w:val="001A7C9E"/>
+    <w:rsid w:val="000A6CB6"/>
     <w:rPr>
       <w:rFonts w:ascii="Consolas" w:hAnsi="Consolas" w:cs="Times New Roman"/>
       <w:sz w:val="20"/>
@@ -9126,7 +8630,7 @@
     <w:name w:val="Source Code"/>
     <w:basedOn w:val="a"/>
     <w:link w:val="VerbatimChar"/>
-    <w:rsid w:val="001A7C9E"/>
+    <w:rsid w:val="000A6CB6"/>
     <w:pPr>
       <w:shd w:val="clear" w:color="auto" w:fill="FFF5F0"/>
       <w:wordWrap w:val="0"/>
@@ -9464,7 +8968,7 @@
     <w:name w:val="header"/>
     <w:basedOn w:val="a"/>
     <w:link w:val="Char2"/>
-    <w:rsid w:val="001A7C9E"/>
+    <w:rsid w:val="000A6CB6"/>
     <w:pPr>
       <w:tabs>
         <w:tab w:val="center" w:pos="4513"/>
@@ -9477,13 +8981,13 @@
     <w:name w:val="머리글 Char"/>
     <w:basedOn w:val="a1"/>
     <w:link w:val="ad"/>
-    <w:rsid w:val="001A7C9E"/>
+    <w:rsid w:val="000A6CB6"/>
   </w:style>
   <w:style w:type="paragraph" w:styleId="ae">
     <w:name w:val="footer"/>
     <w:basedOn w:val="a"/>
     <w:link w:val="Char3"/>
-    <w:rsid w:val="001A7C9E"/>
+    <w:rsid w:val="000A6CB6"/>
     <w:pPr>
       <w:tabs>
         <w:tab w:val="center" w:pos="4513"/>
@@ -9496,17 +9000,17 @@
     <w:name w:val="바닥글 Char"/>
     <w:basedOn w:val="a1"/>
     <w:link w:val="ae"/>
-    <w:rsid w:val="001A7C9E"/>
+    <w:rsid w:val="000A6CB6"/>
   </w:style>
   <w:style w:type="character" w:styleId="af">
     <w:name w:val="page number"/>
     <w:basedOn w:val="a1"/>
-    <w:rsid w:val="001A7C9E"/>
+    <w:rsid w:val="000A6CB6"/>
   </w:style>
   <w:style w:type="character" w:styleId="af0">
     <w:name w:val="line number"/>
     <w:basedOn w:val="a1"/>
-    <w:rsid w:val="001A7C9E"/>
+    <w:rsid w:val="000A6CB6"/>
   </w:style>
 </w:styles>
 </file>

--- a/ko/paper/paper_en.docx
+++ b/ko/paper/paper_en.docx
@@ -71,7 +71,6 @@
           <w:b/>
           <w:bCs/>
         </w:rPr>
-        <w:lastRenderedPageBreak/>
         <w:t>Word Count:</w:t>
       </w:r>
       <w:r>
@@ -124,10 +123,11 @@
         <w:pStyle w:val="FirstParagraph"/>
       </w:pPr>
       <w:r>
-        <w:t>Sonata form is the principal organizational principle of Western instrumental music from the late eighteenth century onwards and remains a central topic in music-theory and music-history curricula at both secondary and tertiary levels (Caplin, 2009; Hepokoski &amp; Darcy, 2006). Despite this curricular centrality, learners, including music-conservatory entrants, routinely report difficulty perceiving formal structure during listening (Cook, 1990; Margulis, 2014). This difficulty arises from at least three repre</w:t>
-      </w:r>
-      <w:r>
-        <w:t>sentational gaps:</w:t>
+        <w:t xml:space="preserve">Sonata form is the principal organizational principle of Western instrumental music from the late eighteenth century onwards and remains a central topic in music-theory and music-history curricula at both secondary and tertiary levels (Caplin, 2009; Hepokoski &amp; Darcy, 2006). Despite this curricular centrality, learners, including music-conservatory </w:t>
+      </w:r>
+      <w:r>
+        <w:lastRenderedPageBreak/>
+        <w:t>entrants, routinely report difficulty perceiving formal structure during listening (Cook, 1990; Margulis, 2014). This difficulty arises from at least three representational gaps:</w:t>
       </w:r>
     </w:p>
     <w:p>
@@ -202,11 +202,7 @@
         <w:t>simultaneous representation</w:t>
       </w:r>
       <w:r>
-        <w:t xml:space="preserve">. Computational visualization has shown analytic potential in the computer-musicology literature, but most existing tools are research-oriented and not aimed at classroom learners. </w:t>
-      </w:r>
-      <w:r>
-        <w:lastRenderedPageBreak/>
-        <w:t xml:space="preserve">Commercial platforms such as Soundslice and MuseScore Web provide score-following synchronized to audio, yet they do not treat </w:t>
+        <w:t xml:space="preserve">. Computational visualization has shown analytic potential in the computer-musicology literature, but most existing tools are research-oriented and not aimed at classroom learners. Commercial platforms such as Soundslice and MuseScore Web provide score-following synchronized to audio, yet they do not treat </w:t>
       </w:r>
       <w:r>
         <w:rPr>
@@ -350,11 +346,7 @@
         <w:t>An open analysis schema and dataset</w:t>
       </w:r>
       <w:r>
-        <w:t xml:space="preserve"> (CC BY 4.0), a machine-readable JSON encoding of two-level sonata-form analysis (sections × theme zones), instantiated for </w:t>
-      </w:r>
-      <w:r>
-        <w:lastRenderedPageBreak/>
-        <w:t xml:space="preserve">Mozart K. 545 mvt. I and </w:t>
+        <w:t xml:space="preserve"> (CC BY 4.0), a machine-readable JSON encoding of two-level sonata-form analysis (sections × theme zones), instantiated for Mozart K. 545 mvt. I and </w:t>
       </w:r>
       <w:r>
         <w:rPr>
@@ -465,7 +457,6 @@
           <w:b/>
           <w:bCs/>
         </w:rPr>
-        <w:lastRenderedPageBreak/>
         <w:t>Theme zones.</w:t>
       </w:r>
       <w:r>
@@ -792,11 +783,7 @@
         <w:pStyle w:val="a0"/>
       </w:pPr>
       <w:r>
-        <w:t xml:space="preserve">Color mapping has been studied as a representational means in music pedagogy. Kuo and Chuang (2013), proposing a color music notation system for beginners, map pitch, duration, </w:t>
-      </w:r>
-      <w:r>
-        <w:lastRenderedPageBreak/>
-        <w:t xml:space="preserve">range, and intensity to colors, lattices, graphs, and shape sizes respectively, drawing on Itten’s color wheel and the Natural Color System to align twelve primary colors with twelve-tone equal temperament. Their work demonstrates the systematic applicability of color–music synesthetic mapping at the </w:t>
+        <w:t xml:space="preserve">Color mapping has been studied as a representational means in music pedagogy. Kuo and Chuang (2013), proposing a color music notation system for beginners, map pitch, duration, range, and intensity to colors, lattices, graphs, and shape sizes respectively, drawing on Itten’s color wheel and the Natural Color System to align twelve primary colors with twelve-tone equal temperament. Their work demonstrates the systematic applicability of color–music synesthetic mapping at the </w:t>
       </w:r>
       <w:r>
         <w:rPr>
@@ -816,10 +803,7 @@
         <w:t>formal hierarchy</w:t>
       </w:r>
       <w:r>
-        <w:t xml:space="preserve"> dime</w:t>
-      </w:r>
-      <w:r>
-        <w:t>nsion rather than the pitch dimension.</w:t>
+        <w:t xml:space="preserve"> dimension rather than the pitch dimension.</w:t>
       </w:r>
     </w:p>
     <w:p>
@@ -906,11 +890,7 @@
         <w:t>sonata_structure.json</w:t>
       </w:r>
       <w:r>
-        <w:t xml:space="preserve">) is not metadata </w:t>
-      </w:r>
-      <w:r>
-        <w:lastRenderedPageBreak/>
-        <w:t>attached to a Dezrann annotation but a stand-alone, peer-reviewable, versioned CC BY 4.0 object directly reusable in MIR pipelines and in derivative analyses of other works, in the same sense that the Allegraud et al. (2019) sonata-form corpus has been reused. And where Allegraud et al. (2019) address the au</w:t>
+        <w:t>) is not metadata attached to a Dezrann annotation but a stand-alone, peer-reviewable, versioned CC BY 4.0 object directly reusable in MIR pipelines and in derivative analyses of other works, in the same sense that the Allegraud et al. (2019) sonata-form corpus has been reused. And where Allegraud et al. (2019) address the au</w:t>
       </w:r>
       <w:r>
         <w:t>tomatic-detection problem on a 32-quartet corpus for the music-information-retrieval community, the present tool addresses the teaching problem on a single canonical work for the music-education community: a robust classifier and a precise pedagogical instrument are complementary rather than competing, since they need not target the same evaluation metric.</w:t>
@@ -921,1309 +901,10 @@
         <w:pStyle w:val="a0"/>
       </w:pPr>
       <w:r>
-        <w:t>Table 2 positions the present work against several adjacent systems.</w:t>
-      </w:r>
-    </w:p>
-    <w:p>
-      <w:pPr>
-        <w:pStyle w:val="a0"/>
-      </w:pPr>
-      <w:r>
-        <w:rPr>
-          <w:b/>
-          <w:bCs/>
-        </w:rPr>
-        <w:t>Table 2.</w:t>
-      </w:r>
-      <w:r>
-        <w:t xml:space="preserve"> Comparison with related visualization, annotation, and score-following tools.</w:t>
-      </w:r>
-    </w:p>
-    <w:tbl>
-      <w:tblPr>
-        <w:tblStyle w:val="Table"/>
-        <w:tblW w:w="0" w:type="auto"/>
-        <w:jc w:val="center"/>
-        <w:tblLook w:val="0020" w:firstRow="1" w:lastRow="0" w:firstColumn="0" w:lastColumn="0" w:noHBand="0" w:noVBand="0"/>
-      </w:tblPr>
-      <w:tblGrid>
-        <w:gridCol w:w="1937"/>
-        <w:gridCol w:w="1697"/>
-        <w:gridCol w:w="1044"/>
-        <w:gridCol w:w="1387"/>
-        <w:gridCol w:w="1029"/>
-        <w:gridCol w:w="958"/>
-        <w:gridCol w:w="1191"/>
-      </w:tblGrid>
-      <w:tr>
-        <w:trPr>
-          <w:cnfStyle w:val="100000000000" w:firstRow="1" w:lastRow="0" w:firstColumn="0" w:lastColumn="0" w:oddVBand="0" w:evenVBand="0" w:oddHBand="0" w:evenHBand="0" w:firstRowFirstColumn="0" w:firstRowLastColumn="0" w:lastRowFirstColumn="0" w:lastRowLastColumn="0"/>
-          <w:tblHeader/>
-          <w:jc w:val="center"/>
-        </w:trPr>
-        <w:tc>
-          <w:tcPr>
-            <w:tcW w:w="0" w:type="auto"/>
-            <w:tcBorders>
-              <w:bottom w:val="single" w:sz="2" w:space="0" w:color="auto"/>
-            </w:tcBorders>
-            <w:shd w:val="clear" w:color="auto" w:fill="EBEBEB"/>
-          </w:tcPr>
-          <w:p>
-            <w:pPr>
-              <w:pStyle w:val="Compact"/>
-              <w:spacing w:line="240" w:lineRule="auto"/>
-              <w:rPr>
-                <w:b/>
-                <w:sz w:val="22"/>
-              </w:rPr>
-            </w:pPr>
-            <w:r>
-              <w:rPr>
-                <w:b/>
-                <w:sz w:val="22"/>
-              </w:rPr>
-              <w:t>Tool</w:t>
-            </w:r>
-          </w:p>
-        </w:tc>
-        <w:tc>
-          <w:tcPr>
-            <w:tcW w:w="0" w:type="auto"/>
-            <w:tcBorders>
-              <w:bottom w:val="single" w:sz="2" w:space="0" w:color="auto"/>
-            </w:tcBorders>
-            <w:shd w:val="clear" w:color="auto" w:fill="EBEBEB"/>
-          </w:tcPr>
-          <w:p>
-            <w:pPr>
-              <w:pStyle w:val="Compact"/>
-              <w:spacing w:line="240" w:lineRule="auto"/>
-              <w:rPr>
-                <w:b/>
-                <w:sz w:val="22"/>
-              </w:rPr>
-            </w:pPr>
-            <w:r>
-              <w:rPr>
-                <w:b/>
-                <w:sz w:val="22"/>
-              </w:rPr>
-              <w:t>Hierarchical formal labels</w:t>
-            </w:r>
-          </w:p>
-        </w:tc>
-        <w:tc>
-          <w:tcPr>
-            <w:tcW w:w="0" w:type="auto"/>
-            <w:tcBorders>
-              <w:bottom w:val="single" w:sz="2" w:space="0" w:color="auto"/>
-            </w:tcBorders>
-            <w:shd w:val="clear" w:color="auto" w:fill="EBEBEB"/>
-          </w:tcPr>
-          <w:p>
-            <w:pPr>
-              <w:pStyle w:val="Compact"/>
-              <w:spacing w:line="240" w:lineRule="auto"/>
-              <w:rPr>
-                <w:b/>
-                <w:sz w:val="22"/>
-              </w:rPr>
-            </w:pPr>
-            <w:r>
-              <w:rPr>
-                <w:b/>
-                <w:sz w:val="22"/>
-              </w:rPr>
-              <w:t>Score-audio sync</w:t>
-            </w:r>
-          </w:p>
-        </w:tc>
-        <w:tc>
-          <w:tcPr>
-            <w:tcW w:w="0" w:type="auto"/>
-            <w:tcBorders>
-              <w:bottom w:val="single" w:sz="2" w:space="0" w:color="auto"/>
-            </w:tcBorders>
-            <w:shd w:val="clear" w:color="auto" w:fill="EBEBEB"/>
-          </w:tcPr>
-          <w:p>
-            <w:pPr>
-              <w:pStyle w:val="Compact"/>
-              <w:spacing w:line="240" w:lineRule="auto"/>
-              <w:rPr>
-                <w:b/>
-                <w:sz w:val="22"/>
-              </w:rPr>
-            </w:pPr>
-            <w:r>
-              <w:rPr>
-                <w:b/>
-                <w:sz w:val="22"/>
-              </w:rPr>
-              <w:t>Color on score itself</w:t>
-            </w:r>
-          </w:p>
-        </w:tc>
-        <w:tc>
-          <w:tcPr>
-            <w:tcW w:w="0" w:type="auto"/>
-            <w:tcBorders>
-              <w:bottom w:val="single" w:sz="2" w:space="0" w:color="auto"/>
-            </w:tcBorders>
-            <w:shd w:val="clear" w:color="auto" w:fill="EBEBEB"/>
-          </w:tcPr>
-          <w:p>
-            <w:pPr>
-              <w:pStyle w:val="Compact"/>
-              <w:spacing w:line="240" w:lineRule="auto"/>
-              <w:rPr>
-                <w:b/>
-                <w:sz w:val="22"/>
-              </w:rPr>
-            </w:pPr>
-            <w:r>
-              <w:rPr>
-                <w:b/>
-                <w:sz w:val="22"/>
-              </w:rPr>
-              <w:t>Section jump</w:t>
-            </w:r>
-          </w:p>
-        </w:tc>
-        <w:tc>
-          <w:tcPr>
-            <w:tcW w:w="0" w:type="auto"/>
-            <w:tcBorders>
-              <w:bottom w:val="single" w:sz="2" w:space="0" w:color="auto"/>
-            </w:tcBorders>
-            <w:shd w:val="clear" w:color="auto" w:fill="EBEBEB"/>
-          </w:tcPr>
-          <w:p>
-            <w:pPr>
-              <w:pStyle w:val="Compact"/>
-              <w:spacing w:line="240" w:lineRule="auto"/>
-              <w:rPr>
-                <w:b/>
-                <w:sz w:val="22"/>
-              </w:rPr>
-            </w:pPr>
-            <w:r>
-              <w:rPr>
-                <w:b/>
-                <w:sz w:val="22"/>
-              </w:rPr>
-              <w:t>Open source</w:t>
-            </w:r>
-          </w:p>
-        </w:tc>
-        <w:tc>
-          <w:tcPr>
-            <w:tcW w:w="0" w:type="auto"/>
-            <w:tcBorders>
-              <w:bottom w:val="single" w:sz="2" w:space="0" w:color="auto"/>
-            </w:tcBorders>
-            <w:shd w:val="clear" w:color="auto" w:fill="EBEBEB"/>
-          </w:tcPr>
-          <w:p>
-            <w:pPr>
-              <w:pStyle w:val="Compact"/>
-              <w:spacing w:line="240" w:lineRule="auto"/>
-              <w:rPr>
-                <w:b/>
-                <w:sz w:val="22"/>
-              </w:rPr>
-            </w:pPr>
-            <w:r>
-              <w:rPr>
-                <w:b/>
-                <w:sz w:val="22"/>
-              </w:rPr>
-              <w:t>Learner-facing</w:t>
-            </w:r>
-          </w:p>
-        </w:tc>
-      </w:tr>
-      <w:tr>
-        <w:trPr>
-          <w:jc w:val="center"/>
-        </w:trPr>
-        <w:tc>
-          <w:tcPr>
-            <w:tcW w:w="0" w:type="auto"/>
-            <w:tcBorders>
-              <w:top w:val="single" w:sz="2" w:space="0" w:color="auto"/>
-            </w:tcBorders>
-          </w:tcPr>
-          <w:p>
-            <w:pPr>
-              <w:pStyle w:val="Compact"/>
-              <w:spacing w:line="240" w:lineRule="auto"/>
-              <w:rPr>
-                <w:sz w:val="22"/>
-              </w:rPr>
-            </w:pPr>
-            <w:r>
-              <w:rPr>
-                <w:sz w:val="22"/>
-              </w:rPr>
-              <w:t>Sonic Visualiser (Cannam et al. 2010)</w:t>
-            </w:r>
-          </w:p>
-        </w:tc>
-        <w:tc>
-          <w:tcPr>
-            <w:tcW w:w="0" w:type="auto"/>
-            <w:tcBorders>
-              <w:top w:val="single" w:sz="2" w:space="0" w:color="auto"/>
-            </w:tcBorders>
-          </w:tcPr>
-          <w:p>
-            <w:pPr>
-              <w:pStyle w:val="Compact"/>
-              <w:spacing w:line="240" w:lineRule="auto"/>
-              <w:rPr>
-                <w:sz w:val="22"/>
-              </w:rPr>
-            </w:pPr>
-            <w:r>
-              <w:rPr>
-                <w:sz w:val="22"/>
-              </w:rPr>
-              <w:t>△ (annotation only)</w:t>
-            </w:r>
-          </w:p>
-        </w:tc>
-        <w:tc>
-          <w:tcPr>
-            <w:tcW w:w="0" w:type="auto"/>
-            <w:tcBorders>
-              <w:top w:val="single" w:sz="2" w:space="0" w:color="auto"/>
-            </w:tcBorders>
-          </w:tcPr>
-          <w:p>
-            <w:pPr>
-              <w:pStyle w:val="Compact"/>
-              <w:spacing w:line="240" w:lineRule="auto"/>
-              <w:rPr>
-                <w:sz w:val="22"/>
-              </w:rPr>
-            </w:pPr>
-            <w:r>
-              <w:rPr>
-                <w:sz w:val="22"/>
-              </w:rPr>
-              <w:t>×</w:t>
-            </w:r>
-          </w:p>
-        </w:tc>
-        <w:tc>
-          <w:tcPr>
-            <w:tcW w:w="0" w:type="auto"/>
-            <w:tcBorders>
-              <w:top w:val="single" w:sz="2" w:space="0" w:color="auto"/>
-            </w:tcBorders>
-          </w:tcPr>
-          <w:p>
-            <w:pPr>
-              <w:pStyle w:val="Compact"/>
-              <w:spacing w:line="240" w:lineRule="auto"/>
-              <w:rPr>
-                <w:sz w:val="22"/>
-              </w:rPr>
-            </w:pPr>
-            <w:r>
-              <w:rPr>
-                <w:sz w:val="22"/>
-              </w:rPr>
-              <w:t>×</w:t>
-            </w:r>
-          </w:p>
-        </w:tc>
-        <w:tc>
-          <w:tcPr>
-            <w:tcW w:w="0" w:type="auto"/>
-            <w:tcBorders>
-              <w:top w:val="single" w:sz="2" w:space="0" w:color="auto"/>
-            </w:tcBorders>
-          </w:tcPr>
-          <w:p>
-            <w:pPr>
-              <w:pStyle w:val="Compact"/>
-              <w:spacing w:line="240" w:lineRule="auto"/>
-              <w:rPr>
-                <w:sz w:val="22"/>
-              </w:rPr>
-            </w:pPr>
-            <w:r>
-              <w:rPr>
-                <w:sz w:val="22"/>
-              </w:rPr>
-              <w:t>△</w:t>
-            </w:r>
-          </w:p>
-        </w:tc>
-        <w:tc>
-          <w:tcPr>
-            <w:tcW w:w="0" w:type="auto"/>
-            <w:tcBorders>
-              <w:top w:val="single" w:sz="2" w:space="0" w:color="auto"/>
-            </w:tcBorders>
-          </w:tcPr>
-          <w:p>
-            <w:pPr>
-              <w:pStyle w:val="Compact"/>
-              <w:spacing w:line="240" w:lineRule="auto"/>
-              <w:rPr>
-                <w:sz w:val="22"/>
-              </w:rPr>
-            </w:pPr>
-            <w:r>
-              <w:rPr>
-                <w:sz w:val="22"/>
-              </w:rPr>
-              <w:t>✓</w:t>
-            </w:r>
-          </w:p>
-        </w:tc>
-        <w:tc>
-          <w:tcPr>
-            <w:tcW w:w="0" w:type="auto"/>
-            <w:tcBorders>
-              <w:top w:val="single" w:sz="2" w:space="0" w:color="auto"/>
-            </w:tcBorders>
-          </w:tcPr>
-          <w:p>
-            <w:pPr>
-              <w:pStyle w:val="Compact"/>
-              <w:spacing w:line="240" w:lineRule="auto"/>
-              <w:rPr>
-                <w:sz w:val="22"/>
-              </w:rPr>
-            </w:pPr>
-            <w:r>
-              <w:rPr>
-                <w:sz w:val="22"/>
-              </w:rPr>
-              <w:t>△</w:t>
-            </w:r>
-          </w:p>
-        </w:tc>
-      </w:tr>
-      <w:tr>
-        <w:trPr>
-          <w:jc w:val="center"/>
-        </w:trPr>
-        <w:tc>
-          <w:tcPr>
-            <w:tcW w:w="0" w:type="auto"/>
-          </w:tcPr>
-          <w:p>
-            <w:pPr>
-              <w:pStyle w:val="Compact"/>
-              <w:spacing w:line="240" w:lineRule="auto"/>
-              <w:rPr>
-                <w:sz w:val="22"/>
-              </w:rPr>
-            </w:pPr>
-            <w:r>
-              <w:rPr>
-                <w:sz w:val="22"/>
-              </w:rPr>
-              <w:t>Soundslice (commercial)</w:t>
-            </w:r>
-          </w:p>
-        </w:tc>
-        <w:tc>
-          <w:tcPr>
-            <w:tcW w:w="0" w:type="auto"/>
-          </w:tcPr>
-          <w:p>
-            <w:pPr>
-              <w:pStyle w:val="Compact"/>
-              <w:spacing w:line="240" w:lineRule="auto"/>
-              <w:rPr>
-                <w:sz w:val="22"/>
-              </w:rPr>
-            </w:pPr>
-            <w:r>
-              <w:rPr>
-                <w:sz w:val="22"/>
-              </w:rPr>
-              <w:t>×</w:t>
-            </w:r>
-          </w:p>
-        </w:tc>
-        <w:tc>
-          <w:tcPr>
-            <w:tcW w:w="0" w:type="auto"/>
-          </w:tcPr>
-          <w:p>
-            <w:pPr>
-              <w:pStyle w:val="Compact"/>
-              <w:spacing w:line="240" w:lineRule="auto"/>
-              <w:rPr>
-                <w:sz w:val="22"/>
-              </w:rPr>
-            </w:pPr>
-            <w:r>
-              <w:rPr>
-                <w:sz w:val="22"/>
-              </w:rPr>
-              <w:t>✓</w:t>
-            </w:r>
-          </w:p>
-        </w:tc>
-        <w:tc>
-          <w:tcPr>
-            <w:tcW w:w="0" w:type="auto"/>
-          </w:tcPr>
-          <w:p>
-            <w:pPr>
-              <w:pStyle w:val="Compact"/>
-              <w:spacing w:line="240" w:lineRule="auto"/>
-              <w:rPr>
-                <w:sz w:val="22"/>
-              </w:rPr>
-            </w:pPr>
-            <w:r>
-              <w:rPr>
-                <w:sz w:val="22"/>
-              </w:rPr>
-              <w:t>×</w:t>
-            </w:r>
-          </w:p>
-        </w:tc>
-        <w:tc>
-          <w:tcPr>
-            <w:tcW w:w="0" w:type="auto"/>
-          </w:tcPr>
-          <w:p>
-            <w:pPr>
-              <w:pStyle w:val="Compact"/>
-              <w:spacing w:line="240" w:lineRule="auto"/>
-              <w:rPr>
-                <w:sz w:val="22"/>
-              </w:rPr>
-            </w:pPr>
-            <w:r>
-              <w:rPr>
-                <w:sz w:val="22"/>
-              </w:rPr>
-              <w:t>△</w:t>
-            </w:r>
-          </w:p>
-        </w:tc>
-        <w:tc>
-          <w:tcPr>
-            <w:tcW w:w="0" w:type="auto"/>
-          </w:tcPr>
-          <w:p>
-            <w:pPr>
-              <w:pStyle w:val="Compact"/>
-              <w:spacing w:line="240" w:lineRule="auto"/>
-              <w:rPr>
-                <w:sz w:val="22"/>
-              </w:rPr>
-            </w:pPr>
-            <w:r>
-              <w:rPr>
-                <w:sz w:val="22"/>
-              </w:rPr>
-              <w:t>×</w:t>
-            </w:r>
-          </w:p>
-        </w:tc>
-        <w:tc>
-          <w:tcPr>
-            <w:tcW w:w="0" w:type="auto"/>
-          </w:tcPr>
-          <w:p>
-            <w:pPr>
-              <w:pStyle w:val="Compact"/>
-              <w:spacing w:line="240" w:lineRule="auto"/>
-              <w:rPr>
-                <w:sz w:val="22"/>
-              </w:rPr>
-            </w:pPr>
-            <w:r>
-              <w:rPr>
-                <w:sz w:val="22"/>
-              </w:rPr>
-              <w:t>✓</w:t>
-            </w:r>
-          </w:p>
-        </w:tc>
-      </w:tr>
-      <w:tr>
-        <w:trPr>
-          <w:jc w:val="center"/>
-        </w:trPr>
-        <w:tc>
-          <w:tcPr>
-            <w:tcW w:w="0" w:type="auto"/>
-          </w:tcPr>
-          <w:p>
-            <w:pPr>
-              <w:pStyle w:val="Compact"/>
-              <w:spacing w:line="240" w:lineRule="auto"/>
-              <w:rPr>
-                <w:sz w:val="22"/>
-              </w:rPr>
-            </w:pPr>
-            <w:r>
-              <w:rPr>
-                <w:sz w:val="22"/>
-              </w:rPr>
-              <w:t>iAnalyse (Couprie 2008)</w:t>
-            </w:r>
-          </w:p>
-        </w:tc>
-        <w:tc>
-          <w:tcPr>
-            <w:tcW w:w="0" w:type="auto"/>
-          </w:tcPr>
-          <w:p>
-            <w:pPr>
-              <w:pStyle w:val="Compact"/>
-              <w:spacing w:line="240" w:lineRule="auto"/>
-              <w:rPr>
-                <w:sz w:val="22"/>
-              </w:rPr>
-            </w:pPr>
-            <w:r>
-              <w:rPr>
-                <w:sz w:val="22"/>
-              </w:rPr>
-              <w:t>✓</w:t>
-            </w:r>
-          </w:p>
-        </w:tc>
-        <w:tc>
-          <w:tcPr>
-            <w:tcW w:w="0" w:type="auto"/>
-          </w:tcPr>
-          <w:p>
-            <w:pPr>
-              <w:pStyle w:val="Compact"/>
-              <w:spacing w:line="240" w:lineRule="auto"/>
-              <w:rPr>
-                <w:sz w:val="22"/>
-              </w:rPr>
-            </w:pPr>
-            <w:r>
-              <w:rPr>
-                <w:sz w:val="22"/>
-              </w:rPr>
-              <w:t>△</w:t>
-            </w:r>
-          </w:p>
-        </w:tc>
-        <w:tc>
-          <w:tcPr>
-            <w:tcW w:w="0" w:type="auto"/>
-          </w:tcPr>
-          <w:p>
-            <w:pPr>
-              <w:pStyle w:val="Compact"/>
-              <w:spacing w:line="240" w:lineRule="auto"/>
-              <w:rPr>
-                <w:sz w:val="22"/>
-              </w:rPr>
-            </w:pPr>
-            <w:r>
-              <w:rPr>
-                <w:sz w:val="22"/>
-              </w:rPr>
-              <w:t>△</w:t>
-            </w:r>
-          </w:p>
-        </w:tc>
-        <w:tc>
-          <w:tcPr>
-            <w:tcW w:w="0" w:type="auto"/>
-          </w:tcPr>
-          <w:p>
-            <w:pPr>
-              <w:pStyle w:val="Compact"/>
-              <w:spacing w:line="240" w:lineRule="auto"/>
-              <w:rPr>
-                <w:sz w:val="22"/>
-              </w:rPr>
-            </w:pPr>
-            <w:r>
-              <w:rPr>
-                <w:sz w:val="22"/>
-              </w:rPr>
-              <w:t>✓</w:t>
-            </w:r>
-          </w:p>
-        </w:tc>
-        <w:tc>
-          <w:tcPr>
-            <w:tcW w:w="0" w:type="auto"/>
-          </w:tcPr>
-          <w:p>
-            <w:pPr>
-              <w:pStyle w:val="Compact"/>
-              <w:spacing w:line="240" w:lineRule="auto"/>
-              <w:rPr>
-                <w:sz w:val="22"/>
-              </w:rPr>
-            </w:pPr>
-            <w:r>
-              <w:rPr>
-                <w:sz w:val="22"/>
-              </w:rPr>
-              <w:t>✓</w:t>
-            </w:r>
-          </w:p>
-        </w:tc>
-        <w:tc>
-          <w:tcPr>
-            <w:tcW w:w="0" w:type="auto"/>
-          </w:tcPr>
-          <w:p>
-            <w:pPr>
-              <w:pStyle w:val="Compact"/>
-              <w:spacing w:line="240" w:lineRule="auto"/>
-              <w:rPr>
-                <w:sz w:val="22"/>
-              </w:rPr>
-            </w:pPr>
-            <w:r>
-              <w:rPr>
-                <w:sz w:val="22"/>
-              </w:rPr>
-              <w:t>△</w:t>
-            </w:r>
-          </w:p>
-        </w:tc>
-      </w:tr>
-      <w:tr>
-        <w:trPr>
-          <w:jc w:val="center"/>
-        </w:trPr>
-        <w:tc>
-          <w:tcPr>
-            <w:tcW w:w="0" w:type="auto"/>
-          </w:tcPr>
-          <w:p>
-            <w:pPr>
-              <w:pStyle w:val="Compact"/>
-              <w:spacing w:line="240" w:lineRule="auto"/>
-              <w:rPr>
-                <w:sz w:val="22"/>
-              </w:rPr>
-            </w:pPr>
-            <w:r>
-              <w:rPr>
-                <w:sz w:val="22"/>
-              </w:rPr>
-              <w:lastRenderedPageBreak/>
-              <w:t>Verovio Humdrum Viewer (Sapp 2017)</w:t>
-            </w:r>
-          </w:p>
-        </w:tc>
-        <w:tc>
-          <w:tcPr>
-            <w:tcW w:w="0" w:type="auto"/>
-          </w:tcPr>
-          <w:p>
-            <w:pPr>
-              <w:pStyle w:val="Compact"/>
-              <w:spacing w:line="240" w:lineRule="auto"/>
-              <w:rPr>
-                <w:sz w:val="22"/>
-              </w:rPr>
-            </w:pPr>
-            <w:r>
-              <w:rPr>
-                <w:sz w:val="22"/>
-              </w:rPr>
-              <w:t>△</w:t>
-            </w:r>
-          </w:p>
-        </w:tc>
-        <w:tc>
-          <w:tcPr>
-            <w:tcW w:w="0" w:type="auto"/>
-          </w:tcPr>
-          <w:p>
-            <w:pPr>
-              <w:pStyle w:val="Compact"/>
-              <w:spacing w:line="240" w:lineRule="auto"/>
-              <w:rPr>
-                <w:sz w:val="22"/>
-              </w:rPr>
-            </w:pPr>
-            <w:r>
-              <w:rPr>
-                <w:sz w:val="22"/>
-              </w:rPr>
-              <w:t>△</w:t>
-            </w:r>
-          </w:p>
-        </w:tc>
-        <w:tc>
-          <w:tcPr>
-            <w:tcW w:w="0" w:type="auto"/>
-          </w:tcPr>
-          <w:p>
-            <w:pPr>
-              <w:pStyle w:val="Compact"/>
-              <w:spacing w:line="240" w:lineRule="auto"/>
-              <w:rPr>
-                <w:sz w:val="22"/>
-              </w:rPr>
-            </w:pPr>
-            <w:r>
-              <w:rPr>
-                <w:sz w:val="22"/>
-              </w:rPr>
-              <w:t>×</w:t>
-            </w:r>
-          </w:p>
-        </w:tc>
-        <w:tc>
-          <w:tcPr>
-            <w:tcW w:w="0" w:type="auto"/>
-          </w:tcPr>
-          <w:p>
-            <w:pPr>
-              <w:pStyle w:val="Compact"/>
-              <w:spacing w:line="240" w:lineRule="auto"/>
-              <w:rPr>
-                <w:sz w:val="22"/>
-              </w:rPr>
-            </w:pPr>
-            <w:r>
-              <w:rPr>
-                <w:sz w:val="22"/>
-              </w:rPr>
-              <w:t>×</w:t>
-            </w:r>
-          </w:p>
-        </w:tc>
-        <w:tc>
-          <w:tcPr>
-            <w:tcW w:w="0" w:type="auto"/>
-          </w:tcPr>
-          <w:p>
-            <w:pPr>
-              <w:pStyle w:val="Compact"/>
-              <w:spacing w:line="240" w:lineRule="auto"/>
-              <w:rPr>
-                <w:sz w:val="22"/>
-              </w:rPr>
-            </w:pPr>
-            <w:r>
-              <w:rPr>
-                <w:sz w:val="22"/>
-              </w:rPr>
-              <w:t>✓</w:t>
-            </w:r>
-          </w:p>
-        </w:tc>
-        <w:tc>
-          <w:tcPr>
-            <w:tcW w:w="0" w:type="auto"/>
-          </w:tcPr>
-          <w:p>
-            <w:pPr>
-              <w:pStyle w:val="Compact"/>
-              <w:spacing w:line="240" w:lineRule="auto"/>
-              <w:rPr>
-                <w:sz w:val="22"/>
-              </w:rPr>
-            </w:pPr>
-            <w:r>
-              <w:rPr>
-                <w:sz w:val="22"/>
-              </w:rPr>
-              <w:t>△</w:t>
-            </w:r>
-          </w:p>
-        </w:tc>
-      </w:tr>
-      <w:tr>
-        <w:trPr>
-          <w:jc w:val="center"/>
-        </w:trPr>
-        <w:tc>
-          <w:tcPr>
-            <w:tcW w:w="0" w:type="auto"/>
-          </w:tcPr>
-          <w:p>
-            <w:pPr>
-              <w:pStyle w:val="Compact"/>
-              <w:spacing w:line="240" w:lineRule="auto"/>
-              <w:rPr>
-                <w:sz w:val="22"/>
-              </w:rPr>
-            </w:pPr>
-            <w:r>
-              <w:rPr>
-                <w:sz w:val="22"/>
-              </w:rPr>
-              <w:t>MuseScore Web (commercial)</w:t>
-            </w:r>
-          </w:p>
-        </w:tc>
-        <w:tc>
-          <w:tcPr>
-            <w:tcW w:w="0" w:type="auto"/>
-          </w:tcPr>
-          <w:p>
-            <w:pPr>
-              <w:pStyle w:val="Compact"/>
-              <w:spacing w:line="240" w:lineRule="auto"/>
-              <w:rPr>
-                <w:sz w:val="22"/>
-              </w:rPr>
-            </w:pPr>
-            <w:r>
-              <w:rPr>
-                <w:sz w:val="22"/>
-              </w:rPr>
-              <w:t>×</w:t>
-            </w:r>
-          </w:p>
-        </w:tc>
-        <w:tc>
-          <w:tcPr>
-            <w:tcW w:w="0" w:type="auto"/>
-          </w:tcPr>
-          <w:p>
-            <w:pPr>
-              <w:pStyle w:val="Compact"/>
-              <w:spacing w:line="240" w:lineRule="auto"/>
-              <w:rPr>
-                <w:sz w:val="22"/>
-              </w:rPr>
-            </w:pPr>
-            <w:r>
-              <w:rPr>
-                <w:sz w:val="22"/>
-              </w:rPr>
-              <w:t>✓</w:t>
-            </w:r>
-          </w:p>
-        </w:tc>
-        <w:tc>
-          <w:tcPr>
-            <w:tcW w:w="0" w:type="auto"/>
-          </w:tcPr>
-          <w:p>
-            <w:pPr>
-              <w:pStyle w:val="Compact"/>
-              <w:spacing w:line="240" w:lineRule="auto"/>
-              <w:rPr>
-                <w:sz w:val="22"/>
-              </w:rPr>
-            </w:pPr>
-            <w:r>
-              <w:rPr>
-                <w:sz w:val="22"/>
-              </w:rPr>
-              <w:t>×</w:t>
-            </w:r>
-          </w:p>
-        </w:tc>
-        <w:tc>
-          <w:tcPr>
-            <w:tcW w:w="0" w:type="auto"/>
-          </w:tcPr>
-          <w:p>
-            <w:pPr>
-              <w:pStyle w:val="Compact"/>
-              <w:spacing w:line="240" w:lineRule="auto"/>
-              <w:rPr>
-                <w:sz w:val="22"/>
-              </w:rPr>
-            </w:pPr>
-            <w:r>
-              <w:rPr>
-                <w:sz w:val="22"/>
-              </w:rPr>
-              <w:t>×</w:t>
-            </w:r>
-          </w:p>
-        </w:tc>
-        <w:tc>
-          <w:tcPr>
-            <w:tcW w:w="0" w:type="auto"/>
-          </w:tcPr>
-          <w:p>
-            <w:pPr>
-              <w:pStyle w:val="Compact"/>
-              <w:spacing w:line="240" w:lineRule="auto"/>
-              <w:rPr>
-                <w:sz w:val="22"/>
-              </w:rPr>
-            </w:pPr>
-            <w:r>
-              <w:rPr>
-                <w:sz w:val="22"/>
-              </w:rPr>
-              <w:t>×</w:t>
-            </w:r>
-          </w:p>
-        </w:tc>
-        <w:tc>
-          <w:tcPr>
-            <w:tcW w:w="0" w:type="auto"/>
-          </w:tcPr>
-          <w:p>
-            <w:pPr>
-              <w:pStyle w:val="Compact"/>
-              <w:spacing w:line="240" w:lineRule="auto"/>
-              <w:rPr>
-                <w:sz w:val="22"/>
-              </w:rPr>
-            </w:pPr>
-            <w:r>
-              <w:rPr>
-                <w:sz w:val="22"/>
-              </w:rPr>
-              <w:t>✓</w:t>
-            </w:r>
-          </w:p>
-        </w:tc>
-      </w:tr>
-      <w:tr>
-        <w:trPr>
-          <w:jc w:val="center"/>
-        </w:trPr>
-        <w:tc>
-          <w:tcPr>
-            <w:tcW w:w="0" w:type="auto"/>
-          </w:tcPr>
-          <w:p>
-            <w:pPr>
-              <w:pStyle w:val="Compact"/>
-              <w:spacing w:line="240" w:lineRule="auto"/>
-              <w:rPr>
-                <w:sz w:val="22"/>
-              </w:rPr>
-            </w:pPr>
-            <w:r>
-              <w:rPr>
-                <w:sz w:val="22"/>
-              </w:rPr>
-              <w:t>Dezrann (Ballester et al. 2025)</w:t>
-            </w:r>
-          </w:p>
-        </w:tc>
-        <w:tc>
-          <w:tcPr>
-            <w:tcW w:w="0" w:type="auto"/>
-          </w:tcPr>
-          <w:p>
-            <w:pPr>
-              <w:pStyle w:val="Compact"/>
-              <w:spacing w:line="240" w:lineRule="auto"/>
-              <w:rPr>
-                <w:sz w:val="22"/>
-              </w:rPr>
-            </w:pPr>
-            <w:r>
-              <w:rPr>
-                <w:sz w:val="22"/>
-              </w:rPr>
-              <w:t>✓</w:t>
-            </w:r>
-            <w:r>
-              <w:rPr>
-                <w:sz w:val="22"/>
-              </w:rPr>
-              <w:t xml:space="preserve"> (label-based)</w:t>
-            </w:r>
-          </w:p>
-        </w:tc>
-        <w:tc>
-          <w:tcPr>
-            <w:tcW w:w="0" w:type="auto"/>
-          </w:tcPr>
-          <w:p>
-            <w:pPr>
-              <w:pStyle w:val="Compact"/>
-              <w:spacing w:line="240" w:lineRule="auto"/>
-              <w:rPr>
-                <w:sz w:val="22"/>
-              </w:rPr>
-            </w:pPr>
-            <w:r>
-              <w:rPr>
-                <w:sz w:val="22"/>
-              </w:rPr>
-              <w:t>✓</w:t>
-            </w:r>
-          </w:p>
-        </w:tc>
-        <w:tc>
-          <w:tcPr>
-            <w:tcW w:w="0" w:type="auto"/>
-          </w:tcPr>
-          <w:p>
-            <w:pPr>
-              <w:pStyle w:val="Compact"/>
-              <w:spacing w:line="240" w:lineRule="auto"/>
-              <w:rPr>
-                <w:sz w:val="22"/>
-              </w:rPr>
-            </w:pPr>
-            <w:r>
-              <w:rPr>
-                <w:sz w:val="22"/>
-              </w:rPr>
-              <w:t>△ (track labels)</w:t>
-            </w:r>
-          </w:p>
-        </w:tc>
-        <w:tc>
-          <w:tcPr>
-            <w:tcW w:w="0" w:type="auto"/>
-          </w:tcPr>
-          <w:p>
-            <w:pPr>
-              <w:pStyle w:val="Compact"/>
-              <w:spacing w:line="240" w:lineRule="auto"/>
-              <w:rPr>
-                <w:sz w:val="22"/>
-              </w:rPr>
-            </w:pPr>
-            <w:r>
-              <w:rPr>
-                <w:sz w:val="22"/>
-              </w:rPr>
-              <w:t>✓</w:t>
-            </w:r>
-          </w:p>
-        </w:tc>
-        <w:tc>
-          <w:tcPr>
-            <w:tcW w:w="0" w:type="auto"/>
-          </w:tcPr>
-          <w:p>
-            <w:pPr>
-              <w:pStyle w:val="Compact"/>
-              <w:spacing w:line="240" w:lineRule="auto"/>
-              <w:rPr>
-                <w:sz w:val="22"/>
-              </w:rPr>
-            </w:pPr>
-            <w:r>
-              <w:rPr>
-                <w:sz w:val="22"/>
-              </w:rPr>
-              <w:t>✓</w:t>
-            </w:r>
-          </w:p>
-        </w:tc>
-        <w:tc>
-          <w:tcPr>
-            <w:tcW w:w="0" w:type="auto"/>
-          </w:tcPr>
-          <w:p>
-            <w:pPr>
-              <w:pStyle w:val="Compact"/>
-              <w:spacing w:line="240" w:lineRule="auto"/>
-              <w:rPr>
-                <w:sz w:val="22"/>
-              </w:rPr>
-            </w:pPr>
-            <w:r>
-              <w:rPr>
-                <w:sz w:val="22"/>
-              </w:rPr>
-              <w:t>✓</w:t>
-            </w:r>
-          </w:p>
-        </w:tc>
-      </w:tr>
-      <w:tr>
-        <w:trPr>
-          <w:jc w:val="center"/>
-        </w:trPr>
-        <w:tc>
-          <w:tcPr>
-            <w:tcW w:w="0" w:type="auto"/>
-          </w:tcPr>
-          <w:p>
-            <w:pPr>
-              <w:pStyle w:val="Compact"/>
-              <w:spacing w:line="240" w:lineRule="auto"/>
-              <w:rPr>
-                <w:sz w:val="22"/>
-              </w:rPr>
-            </w:pPr>
-            <w:r>
-              <w:rPr>
-                <w:b/>
-                <w:bCs/>
-                <w:sz w:val="22"/>
-              </w:rPr>
-              <w:t>This work</w:t>
-            </w:r>
-          </w:p>
-        </w:tc>
-        <w:tc>
-          <w:tcPr>
-            <w:tcW w:w="0" w:type="auto"/>
-          </w:tcPr>
-          <w:p>
-            <w:pPr>
-              <w:pStyle w:val="Compact"/>
-              <w:spacing w:line="240" w:lineRule="auto"/>
-              <w:rPr>
-                <w:sz w:val="22"/>
-              </w:rPr>
-            </w:pPr>
-            <w:r>
-              <w:rPr>
-                <w:b/>
-                <w:bCs/>
-                <w:sz w:val="22"/>
-              </w:rPr>
-              <w:t>✓</w:t>
-            </w:r>
-            <w:r>
-              <w:rPr>
-                <w:b/>
-                <w:bCs/>
-                <w:sz w:val="22"/>
-              </w:rPr>
-              <w:t xml:space="preserve"> (two-level)</w:t>
-            </w:r>
-          </w:p>
-        </w:tc>
-        <w:tc>
-          <w:tcPr>
-            <w:tcW w:w="0" w:type="auto"/>
-          </w:tcPr>
-          <w:p>
-            <w:pPr>
-              <w:pStyle w:val="Compact"/>
-              <w:spacing w:line="240" w:lineRule="auto"/>
-              <w:rPr>
-                <w:sz w:val="22"/>
-              </w:rPr>
-            </w:pPr>
-            <w:r>
-              <w:rPr>
-                <w:b/>
-                <w:bCs/>
-                <w:sz w:val="22"/>
-              </w:rPr>
-              <w:t>✓</w:t>
-            </w:r>
-          </w:p>
-        </w:tc>
-        <w:tc>
-          <w:tcPr>
-            <w:tcW w:w="0" w:type="auto"/>
-          </w:tcPr>
-          <w:p>
-            <w:pPr>
-              <w:pStyle w:val="Compact"/>
-              <w:spacing w:line="240" w:lineRule="auto"/>
-              <w:rPr>
-                <w:sz w:val="22"/>
-              </w:rPr>
-            </w:pPr>
-            <w:r>
-              <w:rPr>
-                <w:b/>
-                <w:bCs/>
-                <w:sz w:val="22"/>
-              </w:rPr>
-              <w:t>✓</w:t>
-            </w:r>
-            <w:r>
-              <w:rPr>
-                <w:b/>
-                <w:bCs/>
-                <w:sz w:val="22"/>
-              </w:rPr>
-              <w:t xml:space="preserve"> (measure-painted)</w:t>
-            </w:r>
-          </w:p>
-        </w:tc>
-        <w:tc>
-          <w:tcPr>
-            <w:tcW w:w="0" w:type="auto"/>
-          </w:tcPr>
-          <w:p>
-            <w:pPr>
-              <w:pStyle w:val="Compact"/>
-              <w:spacing w:line="240" w:lineRule="auto"/>
-              <w:rPr>
-                <w:sz w:val="22"/>
-              </w:rPr>
-            </w:pPr>
-            <w:r>
-              <w:rPr>
-                <w:b/>
-                <w:bCs/>
-                <w:sz w:val="22"/>
-              </w:rPr>
-              <w:t>✓</w:t>
-            </w:r>
-          </w:p>
-        </w:tc>
-        <w:tc>
-          <w:tcPr>
-            <w:tcW w:w="0" w:type="auto"/>
-          </w:tcPr>
-          <w:p>
-            <w:pPr>
-              <w:pStyle w:val="Compact"/>
-              <w:spacing w:line="240" w:lineRule="auto"/>
-              <w:rPr>
-                <w:sz w:val="22"/>
-              </w:rPr>
-            </w:pPr>
-            <w:r>
-              <w:rPr>
-                <w:b/>
-                <w:bCs/>
-                <w:sz w:val="22"/>
-              </w:rPr>
-              <w:t>✓</w:t>
-            </w:r>
-          </w:p>
-        </w:tc>
-        <w:tc>
-          <w:tcPr>
-            <w:tcW w:w="0" w:type="auto"/>
-          </w:tcPr>
-          <w:p>
-            <w:pPr>
-              <w:pStyle w:val="Compact"/>
-              <w:spacing w:line="240" w:lineRule="auto"/>
-              <w:rPr>
-                <w:sz w:val="22"/>
-              </w:rPr>
-            </w:pPr>
-            <w:r>
-              <w:rPr>
-                <w:b/>
-                <w:bCs/>
-                <w:sz w:val="22"/>
-              </w:rPr>
-              <w:t>✓</w:t>
-            </w:r>
-          </w:p>
-        </w:tc>
-      </w:tr>
-    </w:tbl>
-    <w:p>
-      <w:pPr>
-        <w:pStyle w:val="a0"/>
-      </w:pPr>
-      <w:r>
-        <w:t>The novelty claim is therefore narrower than “first open-source sonata-form visualization”: it is “first open-source, learner-facing tool combining measure-painted hierarchical formal color, score-audio synchronization, and a separable analysis-as-data schema.”</w:t>
+        <w:t>Several adjacent systems share individual features with the present work but not the combination. Sonic Visualiser (Cannam et al. 2010) and iAnalyse (Couprie 2008) support free-form annotation but are not learner-facing tools for sonata-form pedagogy; Verovio Humdrum Viewer (Sapp 2017) renders score but does not synchronize it with audio for section navigation; commercial score-followers such as Soundslice and MuseScore Web synchronize audio and score but neither expose hierarchical formal labels nor releas</w:t>
+      </w:r>
+      <w:r>
+        <w:t>e source. The novelty claim is therefore narrower than “first open-source sonata-form visualization”: it is “first open-source, learner-facing tool combining measure-painted hierarchical formal color, score-audio synchronization, and a separable analysis-as-data schema.”</w:t>
       </w:r>
     </w:p>
     <w:p>
@@ -2234,7 +915,6 @@
       <w:bookmarkEnd w:id="6"/>
       <w:bookmarkEnd w:id="10"/>
       <w:r>
-        <w:lastRenderedPageBreak/>
         <w:t>3. Mozart’s K. 545, Movement I: An Analytical Walk-Through</w:t>
       </w:r>
     </w:p>
@@ -2400,7 +1080,7 @@
         <w:pStyle w:val="FirstParagraph"/>
       </w:pPr>
       <w:r>
-        <w:t xml:space="preserve">Table 3 presents the formal analysis encoded in the tool. The two-level grain, large </w:t>
+        <w:t xml:space="preserve">Table 2 presents the formal analysis encoded in the tool. The two-level grain, large </w:t>
       </w:r>
       <w:r>
         <w:rPr>
@@ -2427,15 +1107,7 @@
           <w:i/>
           <w:iCs/>
         </w:rPr>
-        <w:t xml:space="preserve">Sonata </w:t>
-      </w:r>
-      <w:r>
-        <w:rPr>
-          <w:i/>
-          <w:iCs/>
-        </w:rPr>
-        <w:lastRenderedPageBreak/>
-        <w:t>Theory</w:t>
+        <w:t>Sonata Theory</w:t>
       </w:r>
       <w:r>
         <w:t xml:space="preserve"> framework of Hepokoski and Darcy (2006), simplified for pedagogical use by collapsing the transition into the primary-theme zone when the latter is harmonically continuous.</w:t>
@@ -2450,7 +1122,7 @@
           <w:b/>
           <w:bCs/>
         </w:rPr>
-        <w:t>Table 3.</w:t>
+        <w:t>Table 2.</w:t>
       </w:r>
       <w:r>
         <w:t xml:space="preserve"> Two-level formal analysis of K. 545, mvt. I (73 measures). Times are given for a representative recording at ♩ ≈ 132 with the exposition repeat taken.</w:t>
@@ -3474,11 +2146,7 @@
         <w:t>Second</w:t>
       </w:r>
       <w:r>
-        <w:t xml:space="preserve">, the exposition’s tonal motion, C → G, </w:t>
-      </w:r>
-      <w:r>
-        <w:lastRenderedPageBreak/>
-        <w:t xml:space="preserve">typical for a major-mode sonata, is reproduced </w:t>
+        <w:t xml:space="preserve">, the exposition’s tonal motion, C → G, typical for a major-mode sonata, is reproduced </w:t>
       </w:r>
       <w:r>
         <w:rPr>
@@ -3603,10 +2271,7 @@
         <w:t>I → V</w:t>
       </w:r>
       <w:r>
-        <w:t xml:space="preserve"> </w:t>
-      </w:r>
-      <w:r>
-        <w:t>trajectory is the textbook expectation. Now consider what would happen if the recapitulation mechanically reused this trajectory while starting in the tonic:</w:t>
+        <w:t xml:space="preserve"> trajectory is the textbook expectation. Now consider what would happen if the recapitulation mechanically reused this trajectory while starting in the tonic:</w:t>
       </w:r>
     </w:p>
     <w:p>
@@ -3667,7 +2332,6 @@
         <w:pStyle w:val="a0"/>
       </w:pPr>
       <w:r>
-        <w:lastRenderedPageBreak/>
         <w:t xml:space="preserve">Mozart’s solution is brilliantly economical: he transposes the entire recapitulation P down a fifth, into F major, and then lets the same modulating logic carry the music </w:t>
       </w:r>
       <w:r>
@@ -3803,11 +2467,7 @@
         <w:t>The recap is not a literal repetition.</w:t>
       </w:r>
       <w:r>
-        <w:t xml:space="preserve"> Beyond the starting transposition, the recapitulation expands the transition (mm. 50–57) relative to the single-measure </w:t>
-      </w:r>
-      <w:r>
-        <w:lastRenderedPageBreak/>
-        <w:t xml:space="preserve">exposition T at m. 13, a </w:t>
+        <w:t xml:space="preserve"> Beyond the starting transposition, the recapitulation expands the transition (mm. 50–57) relative to the single-measure exposition T at m. 13, a </w:t>
       </w:r>
       <w:r>
         <w:rPr>
@@ -3912,9 +2572,8 @@
         <w:rPr>
           <w:noProof/>
         </w:rPr>
-        <w:lastRenderedPageBreak/>
         <w:drawing>
-          <wp:inline distT="0" distB="0" distL="0" distR="0" wp14:anchorId="5EB878E4" wp14:editId="5EB878E5">
+          <wp:inline distT="0" distB="0" distL="0" distR="0" wp14:anchorId="5505BC1B" wp14:editId="5505BC1C">
             <wp:extent cx="5334000" cy="1834827"/>
             <wp:effectExtent l="0" t="0" r="0" b="0"/>
             <wp:docPr id="26" name="Picture" descr="Figure 1. Recapitulation P region (mm. 42–58) on the score with the section overlay visible at the boundary. The F-major key signature (one flat) is the visible cue that distinguishes the recapitulation P from the C-major exposition P, illustrating K. 545’s subdominant-recapitulation deformation discussed in §3.3."/>
@@ -4085,7 +2744,10 @@
         <w:pStyle w:val="FirstParagraph"/>
       </w:pPr>
       <w:r>
-        <w:t xml:space="preserve">The system is a static, client-side web application with one external dependency (OpenSheetMusicDisplay) and no build step. The source code, analysis data, and audio-policy documentation are available through the project’s GitHub repository and Zenodo archive (§9 </w:t>
+        <w:t xml:space="preserve">The system is a static, client-side web application with one </w:t>
+      </w:r>
+      <w:r>
+        <w:t xml:space="preserve">external dependency (OpenSheetMusicDisplay) and no build step. The source code, analysis data, and audio-policy documentation are available through the project’s GitHub repository and Zenodo archive (§9 </w:t>
       </w:r>
       <w:r>
         <w:rPr>
@@ -4128,7 +2790,7 @@
           <w:noProof/>
         </w:rPr>
         <w:drawing>
-          <wp:inline distT="0" distB="0" distL="0" distR="0" wp14:anchorId="5EB878E6" wp14:editId="5EB878E7">
+          <wp:inline distT="0" distB="0" distL="0" distR="0" wp14:anchorId="5505BC1D" wp14:editId="5505BC1E">
             <wp:extent cx="5334000" cy="2779810"/>
             <wp:effectExtent l="0" t="0" r="0" b="0"/>
             <wp:docPr id="32" name="Picture" descr="Figure 2. System overview at startup, showing the title banner, the section-level timeline (top: pastel-blue exposition, pastel-amber development, pastel-green recapitulation), the now-playing analysis pane (theme zone, key, current measure), and the OSMD-rendered MusicXML score below."/>
@@ -4182,10 +2844,7 @@
         <w:t>Figure 2.</w:t>
       </w:r>
       <w:r>
-        <w:t xml:space="preserve"> </w:t>
-      </w:r>
-      <w:r>
-        <w:t>System overview at startup, showing the title banner, the section-level timeline (top: pastel-blue exposition, pastel-amber development, pastel-green recapitulation), the now-playing analysis pane (theme zone, key, current measure), and the OSMD-rendered MusicXML score below.</w:t>
+        <w:t xml:space="preserve"> System overview at startup, showing the title banner, the section-level timeline (top: pastel-blue exposition, pastel-amber development, pastel-green recapitulation), the now-playing analysis pane (theme zone, key, current measure), and the OSMD-rendered MusicXML score below.</w:t>
       </w:r>
     </w:p>
     <w:p>
@@ -4211,7 +2870,7 @@
         <w:t>timeupdate</w:t>
       </w:r>
       <w:r>
-        <w:t xml:space="preserve"> event are summarized in Table 4.</w:t>
+        <w:t xml:space="preserve"> event are summarized in Table 3.</w:t>
       </w:r>
     </w:p>
     <w:p>
@@ -4223,7 +2882,7 @@
           <w:b/>
           <w:bCs/>
         </w:rPr>
-        <w:t>Table 4.</w:t>
+        <w:t>Table 3.</w:t>
       </w:r>
       <w:r>
         <w:t xml:space="preserve"> The three coordinated representations and their behaviour on each </w:t>
@@ -4569,10 +3228,7 @@
         <w:t>timeupdate</w:t>
       </w:r>
       <w:r>
-        <w:t xml:space="preserve"> event (≈ 250 ms). The current measure is then routed to </w:t>
-      </w:r>
-      <w:r>
-        <w:t xml:space="preserve">all three representations, which update within a single render frame. A linear proportional scaling at </w:t>
+        <w:t xml:space="preserve"> event (≈ 250 ms). The current measure is then routed to all three representations, which update within a single render frame. A linear proportional scaling at </w:t>
       </w:r>
       <w:r>
         <w:rPr>
@@ -4599,7 +3255,7 @@
         <w:pStyle w:val="FirstParagraph"/>
       </w:pPr>
       <w:r>
-        <w:t>Color encoding follows two principles. First, WCAG 2.1 AA compliance: text contrast is maintained at ≥ 4.5:1. Second, color-blind accessibility: no information is conveyed by color alone, theme zones (P / S / codetta) are also distinguished by accent bars and text labels, following the kind of multi-channel encoding practice that Kuo and Chuang (2013) systematize at the pitch level for beginner notation. The mapping is summarized in Table 5.</w:t>
+        <w:t>Color encoding follows two principles. First, WCAG 2.1 AA compliance: text contrast is maintained at ≥ 4.5:1. Second, color-blind accessibility: no information is conveyed by color alone, theme zones (P / S / codetta) are also distinguished by accent bars and text labels, following the kind of multi-channel encoding practice that Kuo and Chuang (2013) systematize at the pitch level for beginner notation. The mapping is summarized in Table 4.</w:t>
       </w:r>
     </w:p>
     <w:p>
@@ -4611,7 +3267,7 @@
           <w:b/>
           <w:bCs/>
         </w:rPr>
-        <w:t>Table 5.</w:t>
+        <w:t>Table 4.</w:t>
       </w:r>
       <w:r>
         <w:t xml:space="preserve"> Color encoding scheme for section-level form labels and the now-position cursor.</w:t>
@@ -5009,10 +3665,7 @@
         <w:t>Example 2</w:t>
       </w:r>
       <w:r>
-        <w:t xml:space="preserve"> </w:t>
-      </w:r>
-      <w:r>
-        <w:t xml:space="preserve">below). Treating the analysis itself as a peer-reviewable, machine- readable artefact, rather than as a hidden pedagogical commentary, opens it to community extension (other works, other forms) and to machine reuse by future MIR pipelines. For the present paper this matters because it lets us release </w:t>
+        <w:t xml:space="preserve"> below). Treating the analysis itself as a peer-reviewable, machine- readable artefact, rather than as a hidden pedagogical commentary, opens it to community extension (other works, other forms) and to machine reuse by future MIR pipelines. For the present paper this matters because it lets us release </w:t>
       </w:r>
       <w:r>
         <w:rPr>
@@ -5140,7 +3793,7 @@
           <w:noProof/>
         </w:rPr>
         <w:drawing>
-          <wp:inline distT="0" distB="0" distL="0" distR="0" wp14:anchorId="5EB878E8" wp14:editId="5EB878E9">
+          <wp:inline distT="0" distB="0" distL="0" distR="0" wp14:anchorId="5505BC1F" wp14:editId="5505BC20">
             <wp:extent cx="5334000" cy="1052419"/>
             <wp:effectExtent l="0" t="0" r="0" b="0"/>
             <wp:docPr id="39" name="Picture" descr="Figure 3. Active-listening control panel and demo-mode fallback. The yellow Demo mode bar is automatically shown when no audio file is available (e.g., when the copyrighted reference recording is not bundled). Below it: section-jump buttons (Exposition / Development / Recapitulation), playback-speed slider, color/cursor/loop toggles, calibration controls, and a keyboard-shortcut legend."/>
@@ -5353,10 +4006,7 @@
         <w:pStyle w:val="FirstParagraph"/>
       </w:pPr>
       <w:r>
-        <w:t xml:space="preserve">Empirical validation of the tool’s pedagogical claims through a full randomized controlled trial with undergraduate music-education </w:t>
-      </w:r>
-      <w:r>
-        <w:t xml:space="preserve">learners is reserved for follow-up work (§7). As a </w:t>
+        <w:t xml:space="preserve">Empirical validation of the tool’s pedagogical claims through a full randomized controlled trial with undergraduate music-education learners is reserved for follow-up work (§7). As a </w:t>
       </w:r>
       <w:r>
         <w:rPr>
@@ -5416,7 +4066,7 @@
           <w:b/>
           <w:bCs/>
         </w:rPr>
-        <w:t>Table 6.</w:t>
+        <w:t>Table 5.</w:t>
       </w:r>
       <w:r>
         <w:t xml:space="preserve"> SUS response from the single-expert reviewer.</w:t>
@@ -6036,10 +4686,7 @@
         <w:t>experience of three-channel synchronization</w:t>
       </w:r>
       <w:r>
-        <w:t xml:space="preserve"> </w:t>
-      </w:r>
-      <w:r>
-        <w:t>may be a distinct construct that learners can rate independently of accuracy and usability. This will be added to the RCT protocol.</w:t>
+        <w:t xml:space="preserve"> may be a distinct construct that learners can rate independently of accuracy and usability. This will be added to the RCT protocol.</w:t>
       </w:r>
     </w:p>
     <w:p>
@@ -6515,14 +5162,7 @@
           <w:i/>
           <w:iCs/>
         </w:rPr>
-        <w:t xml:space="preserve">[To be filled at final submission. For single authorship: “The </w:t>
-      </w:r>
-      <w:r>
-        <w:rPr>
-          <w:i/>
-          <w:iCs/>
-        </w:rPr>
-        <w:t>sole author conceived the study, designed and implemented the software, prepared the analysis schema and case study, drafted the manuscript, and approved the final version.” For multi-authored submissions, please supply a CRediT-style contribution statement.]</w:t>
+        <w:t>[To be filled at final submission. For single authorship: “The sole author conceived the study, designed and implemented the software, prepared the analysis schema and case study, drafted the manuscript, and approved the final version.” For multi-authored submissions, please supply a CRediT-style contribution statement.]</w:t>
       </w:r>
     </w:p>
     <w:p>
@@ -6566,10 +5206,7 @@
         </w:numPr>
       </w:pPr>
       <w:r>
-        <w:t xml:space="preserve">Ballester, C., Bacot, B., Bigo, L., Borsan, V. N., Couturier, L., Déguernel, K., et al. (2025). Interacting with annotated and </w:t>
-      </w:r>
-      <w:r>
-        <w:t xml:space="preserve">synchronized music corpora on the Dezrann web platform. </w:t>
+        <w:t xml:space="preserve">Ballester, C., Bacot, B., Bigo, L., Borsan, V. N., Couturier, L., Déguernel, K., et al. (2025). Interacting with annotated and synchronized music corpora on the Dezrann web platform. </w:t>
       </w:r>
       <w:r>
         <w:rPr>
@@ -6635,7 +5272,10 @@
         </w:numPr>
       </w:pPr>
       <w:r>
-        <w:t xml:space="preserve">Cannam, C., Landone, C., &amp; Sandler, M. (2010). Sonic Visualiser: An open source application for viewing, analysing, and annotating music audio files. In </w:t>
+        <w:t xml:space="preserve">Cannam, C., Landone, C., &amp; Sandler, M. (2010). Sonic Visualiser: An </w:t>
+      </w:r>
+      <w:r>
+        <w:t xml:space="preserve">open source application for viewing, analysing, and annotating music audio files. In </w:t>
       </w:r>
       <w:r>
         <w:rPr>
@@ -7234,7 +5874,7 @@
   <w:abstractNum w:abstractNumId="0" w15:restartNumberingAfterBreak="0">
     <w:nsid w:val="0000A990"/>
     <w:multiLevelType w:val="multilevel"/>
-    <w:tmpl w:val="87FC43E2"/>
+    <w:tmpl w:val="BAD4E7A0"/>
     <w:lvl w:ilvl="0">
       <w:numFmt w:val="bullet"/>
       <w:lvlText w:val=" "/>
@@ -7311,7 +5951,7 @@
   <w:abstractNum w:abstractNumId="1" w15:restartNumberingAfterBreak="0">
     <w:nsid w:val="0000A991"/>
     <w:multiLevelType w:val="multilevel"/>
-    <w:tmpl w:val="46742642"/>
+    <w:tmpl w:val="81622EC6"/>
     <w:lvl w:ilvl="0">
       <w:numFmt w:val="bullet"/>
       <w:lvlText w:val=""/>
@@ -7415,7 +6055,7 @@
   <w:abstractNum w:abstractNumId="2" w15:restartNumberingAfterBreak="0">
     <w:nsid w:val="00A99411"/>
     <w:multiLevelType w:val="multilevel"/>
-    <w:tmpl w:val="D3D899A4"/>
+    <w:tmpl w:val="3CFCF7E6"/>
     <w:lvl w:ilvl="0">
       <w:start w:val="1"/>
       <w:numFmt w:val="decimal"/>
@@ -7498,16 +6138,16 @@
       </w:pPr>
     </w:lvl>
   </w:abstractNum>
-  <w:num w:numId="1" w16cid:durableId="1818066855">
+  <w:num w:numId="1" w16cid:durableId="834536729">
     <w:abstractNumId w:val="0"/>
   </w:num>
-  <w:num w:numId="2" w16cid:durableId="611324371">
+  <w:num w:numId="2" w16cid:durableId="1276133718">
     <w:abstractNumId w:val="1"/>
   </w:num>
-  <w:num w:numId="3" w16cid:durableId="943264072">
+  <w:num w:numId="3" w16cid:durableId="455877988">
     <w:abstractNumId w:val="1"/>
   </w:num>
-  <w:num w:numId="4" w16cid:durableId="1033772220">
+  <w:num w:numId="4" w16cid:durableId="1373962998">
     <w:abstractNumId w:val="2"/>
     <w:lvlOverride w:ilvl="0">
       <w:startOverride w:val="1"/>
@@ -7537,7 +6177,7 @@
       <w:startOverride w:val="1"/>
     </w:lvlOverride>
   </w:num>
-  <w:num w:numId="5" w16cid:durableId="816265097">
+  <w:num w:numId="5" w16cid:durableId="507446648">
     <w:abstractNumId w:val="2"/>
     <w:lvlOverride w:ilvl="0">
       <w:startOverride w:val="1"/>
@@ -7567,7 +6207,7 @@
       <w:startOverride w:val="1"/>
     </w:lvlOverride>
   </w:num>
-  <w:num w:numId="6" w16cid:durableId="1347436709">
+  <w:num w:numId="6" w16cid:durableId="2076587079">
     <w:abstractNumId w:val="2"/>
     <w:lvlOverride w:ilvl="0">
       <w:startOverride w:val="1"/>
@@ -7597,7 +6237,7 @@
       <w:startOverride w:val="1"/>
     </w:lvlOverride>
   </w:num>
-  <w:num w:numId="7" w16cid:durableId="1640921491">
+  <w:num w:numId="7" w16cid:durableId="1006205910">
     <w:abstractNumId w:val="2"/>
     <w:lvlOverride w:ilvl="0">
       <w:startOverride w:val="1"/>
@@ -7627,10 +6267,10 @@
       <w:startOverride w:val="1"/>
     </w:lvlOverride>
   </w:num>
-  <w:num w:numId="8" w16cid:durableId="1802923473">
+  <w:num w:numId="8" w16cid:durableId="1781609502">
     <w:abstractNumId w:val="1"/>
   </w:num>
-  <w:num w:numId="9" w16cid:durableId="939139971">
+  <w:num w:numId="9" w16cid:durableId="801702004">
     <w:abstractNumId w:val="2"/>
     <w:lvlOverride w:ilvl="0">
       <w:startOverride w:val="1"/>
@@ -7660,7 +6300,7 @@
       <w:startOverride w:val="1"/>
     </w:lvlOverride>
   </w:num>
-  <w:num w:numId="10" w16cid:durableId="1224175487">
+  <w:num w:numId="10" w16cid:durableId="1609268445">
     <w:abstractNumId w:val="2"/>
     <w:lvlOverride w:ilvl="0">
       <w:startOverride w:val="1"/>
@@ -7690,10 +6330,10 @@
       <w:startOverride w:val="1"/>
     </w:lvlOverride>
   </w:num>
-  <w:num w:numId="11" w16cid:durableId="1500804394">
+  <w:num w:numId="11" w16cid:durableId="887575195">
     <w:abstractNumId w:val="1"/>
   </w:num>
-  <w:num w:numId="12" w16cid:durableId="1218128900">
+  <w:num w:numId="12" w16cid:durableId="117382450">
     <w:abstractNumId w:val="1"/>
   </w:num>
 </w:numbering>
@@ -8585,7 +7225,7 @@
     <w:name w:val="Verbatim Char"/>
     <w:basedOn w:val="Char1"/>
     <w:link w:val="SourceCode"/>
-    <w:rsid w:val="000A6CB6"/>
+    <w:rsid w:val="00D12670"/>
     <w:rPr>
       <w:rFonts w:ascii="Consolas" w:hAnsi="Consolas" w:cs="Times New Roman"/>
       <w:sz w:val="20"/>
@@ -8630,7 +7270,7 @@
     <w:name w:val="Source Code"/>
     <w:basedOn w:val="a"/>
     <w:link w:val="VerbatimChar"/>
-    <w:rsid w:val="000A6CB6"/>
+    <w:rsid w:val="00D12670"/>
     <w:pPr>
       <w:shd w:val="clear" w:color="auto" w:fill="FFF5F0"/>
       <w:wordWrap w:val="0"/>
@@ -8968,7 +7608,7 @@
     <w:name w:val="header"/>
     <w:basedOn w:val="a"/>
     <w:link w:val="Char2"/>
-    <w:rsid w:val="000A6CB6"/>
+    <w:rsid w:val="00D12670"/>
     <w:pPr>
       <w:tabs>
         <w:tab w:val="center" w:pos="4513"/>
@@ -8981,13 +7621,13 @@
     <w:name w:val="머리글 Char"/>
     <w:basedOn w:val="a1"/>
     <w:link w:val="ad"/>
-    <w:rsid w:val="000A6CB6"/>
+    <w:rsid w:val="00D12670"/>
   </w:style>
   <w:style w:type="paragraph" w:styleId="ae">
     <w:name w:val="footer"/>
     <w:basedOn w:val="a"/>
     <w:link w:val="Char3"/>
-    <w:rsid w:val="000A6CB6"/>
+    <w:rsid w:val="00D12670"/>
     <w:pPr>
       <w:tabs>
         <w:tab w:val="center" w:pos="4513"/>
@@ -9000,17 +7640,17 @@
     <w:name w:val="바닥글 Char"/>
     <w:basedOn w:val="a1"/>
     <w:link w:val="ae"/>
-    <w:rsid w:val="000A6CB6"/>
+    <w:rsid w:val="00D12670"/>
   </w:style>
   <w:style w:type="character" w:styleId="af">
     <w:name w:val="page number"/>
     <w:basedOn w:val="a1"/>
-    <w:rsid w:val="000A6CB6"/>
+    <w:rsid w:val="00D12670"/>
   </w:style>
   <w:style w:type="character" w:styleId="af0">
     <w:name w:val="line number"/>
     <w:basedOn w:val="a1"/>
-    <w:rsid w:val="000A6CB6"/>
+    <w:rsid w:val="00D12670"/>
   </w:style>
 </w:styles>
 </file>
